--- a/english.docx
+++ b/english.docx
@@ -210,7 +210,7 @@
         <w:rPr>
           <w:lang w:val="en-US"/>
         </w:rPr>
-        <w:t>“Since”?</w:t>
+        <w:t>“High Fidelity”?</w:t>
       </w:r>
     </w:p>
     <w:p>
@@ -228,7 +228,13 @@
         <w:rPr>
           <w:lang w:val="en-US"/>
         </w:rPr>
-        <w:t>Bởi vì</w:t>
+        <w:t>Tính chân thực cao</w:t>
+      </w:r>
+      <w:r>
+        <w:rPr>
+          <w:lang w:val="en-US"/>
+        </w:rPr>
+        <w:t xml:space="preserve"> (âm thanh, hình ảnh)</w:t>
       </w:r>
     </w:p>
     <w:p>
@@ -246,7 +252,7 @@
         <w:rPr>
           <w:lang w:val="en-US"/>
         </w:rPr>
-        <w:t>“Rearrange”?</w:t>
+        <w:t>“Emerge Out”?</w:t>
       </w:r>
     </w:p>
     <w:p>
@@ -264,10 +270,360 @@
         <w:rPr>
           <w:lang w:val="en-US"/>
         </w:rPr>
-        <w:t>Sắp xếp lại (1 biểu thức, …)</w:t>
+        <w:t>Nổi lên (1 cái gì đó trong quá trình nghiên cứu)</w:t>
+      </w:r>
+    </w:p>
+    <w:p>
+      <w:pPr>
+        <w:pStyle w:val="ListParagraph"/>
+        <w:numPr>
+          <w:ilvl w:val="0"/>
+          <w:numId w:val="1"/>
+        </w:numPr>
+        <w:rPr>
+          <w:lang w:val="en-US"/>
+        </w:rPr>
+      </w:pPr>
+      <w:r>
+        <w:rPr>
+          <w:lang w:val="en-US"/>
+        </w:rPr>
+        <w:t>“At Each Instant”?</w:t>
+      </w:r>
+    </w:p>
+    <w:p>
+      <w:pPr>
+        <w:pStyle w:val="ListParagraph"/>
+        <w:numPr>
+          <w:ilvl w:val="0"/>
+          <w:numId w:val="2"/>
+        </w:numPr>
+        <w:rPr>
+          <w:lang w:val="en-US"/>
+        </w:rPr>
+      </w:pPr>
+      <w:r>
+        <w:rPr>
+          <w:lang w:val="en-US"/>
+        </w:rPr>
+        <w:t>Tại mỗi thời điểm</w:t>
+      </w:r>
+    </w:p>
+    <w:p>
+      <w:pPr>
+        <w:pStyle w:val="ListParagraph"/>
+        <w:numPr>
+          <w:ilvl w:val="0"/>
+          <w:numId w:val="1"/>
+        </w:numPr>
+        <w:rPr>
+          <w:lang w:val="en-US"/>
+        </w:rPr>
+      </w:pPr>
+      <w:r>
+        <w:rPr>
+          <w:lang w:val="en-US"/>
+        </w:rPr>
+        <w:t>“For ease of”?</w:t>
+      </w:r>
+    </w:p>
+    <w:p>
+      <w:pPr>
+        <w:pStyle w:val="ListParagraph"/>
+        <w:numPr>
+          <w:ilvl w:val="0"/>
+          <w:numId w:val="2"/>
+        </w:numPr>
+        <w:rPr>
+          <w:lang w:val="en-US"/>
+        </w:rPr>
+      </w:pPr>
+      <w:r>
+        <w:rPr>
+          <w:lang w:val="en-US"/>
+        </w:rPr>
+        <w:t>Để cho dễ thực hiện (việc gì đó</w:t>
       </w:r>
       <w:bookmarkStart w:id="0" w:name="_GoBack"/>
       <w:bookmarkEnd w:id="0"/>
+      <w:r>
+        <w:rPr>
+          <w:lang w:val="en-US"/>
+        </w:rPr>
+        <w:t>)</w:t>
+      </w:r>
+    </w:p>
+    <w:p>
+      <w:pPr>
+        <w:rPr>
+          <w:lang w:val="en-US"/>
+        </w:rPr>
+      </w:pPr>
+    </w:p>
+    <w:p>
+      <w:pPr>
+        <w:rPr>
+          <w:lang w:val="en-US"/>
+        </w:rPr>
+      </w:pPr>
+      <w:r>
+        <w:rPr>
+          <w:lang w:val="en-US"/>
+        </w:rPr>
+        <w:t>Word – Từ:</w:t>
+      </w:r>
+    </w:p>
+    <w:p>
+      <w:pPr>
+        <w:pStyle w:val="ListParagraph"/>
+        <w:numPr>
+          <w:ilvl w:val="0"/>
+          <w:numId w:val="5"/>
+        </w:numPr>
+        <w:rPr>
+          <w:lang w:val="en-US"/>
+        </w:rPr>
+      </w:pPr>
+      <w:r>
+        <w:rPr>
+          <w:lang w:val="en-US"/>
+        </w:rPr>
+        <w:t>“Since”?</w:t>
+      </w:r>
+    </w:p>
+    <w:p>
+      <w:pPr>
+        <w:pStyle w:val="ListParagraph"/>
+        <w:numPr>
+          <w:ilvl w:val="0"/>
+          <w:numId w:val="2"/>
+        </w:numPr>
+        <w:rPr>
+          <w:lang w:val="en-US"/>
+        </w:rPr>
+      </w:pPr>
+      <w:r>
+        <w:rPr>
+          <w:lang w:val="en-US"/>
+        </w:rPr>
+        <w:t>Bởi vì</w:t>
+      </w:r>
+    </w:p>
+    <w:p>
+      <w:pPr>
+        <w:pStyle w:val="ListParagraph"/>
+        <w:numPr>
+          <w:ilvl w:val="0"/>
+          <w:numId w:val="5"/>
+        </w:numPr>
+        <w:rPr>
+          <w:lang w:val="en-US"/>
+        </w:rPr>
+      </w:pPr>
+      <w:r>
+        <w:rPr>
+          <w:lang w:val="en-US"/>
+        </w:rPr>
+        <w:t>“Rearrange”?</w:t>
+      </w:r>
+    </w:p>
+    <w:p>
+      <w:pPr>
+        <w:pStyle w:val="ListParagraph"/>
+        <w:numPr>
+          <w:ilvl w:val="0"/>
+          <w:numId w:val="2"/>
+        </w:numPr>
+        <w:rPr>
+          <w:lang w:val="en-US"/>
+        </w:rPr>
+      </w:pPr>
+      <w:r>
+        <w:rPr>
+          <w:lang w:val="en-US"/>
+        </w:rPr>
+        <w:t>Sắp xếp lại (1 biểu thức, …)</w:t>
+      </w:r>
+    </w:p>
+    <w:p>
+      <w:pPr>
+        <w:pStyle w:val="ListParagraph"/>
+        <w:numPr>
+          <w:ilvl w:val="0"/>
+          <w:numId w:val="5"/>
+        </w:numPr>
+        <w:rPr>
+          <w:lang w:val="en-US"/>
+        </w:rPr>
+      </w:pPr>
+      <w:r>
+        <w:rPr>
+          <w:lang w:val="en-US"/>
+        </w:rPr>
+        <w:t>“Ego”?</w:t>
+      </w:r>
+    </w:p>
+    <w:p>
+      <w:pPr>
+        <w:pStyle w:val="ListParagraph"/>
+        <w:numPr>
+          <w:ilvl w:val="0"/>
+          <w:numId w:val="2"/>
+        </w:numPr>
+        <w:rPr>
+          <w:lang w:val="en-US"/>
+        </w:rPr>
+      </w:pPr>
+      <w:r>
+        <w:rPr>
+          <w:lang w:val="en-US"/>
+        </w:rPr>
+        <w:t>Cái tôi</w:t>
+      </w:r>
+    </w:p>
+    <w:p>
+      <w:pPr>
+        <w:pStyle w:val="ListParagraph"/>
+        <w:numPr>
+          <w:ilvl w:val="0"/>
+          <w:numId w:val="5"/>
+        </w:numPr>
+        <w:rPr>
+          <w:lang w:val="en-US"/>
+        </w:rPr>
+      </w:pPr>
+      <w:r>
+        <w:rPr>
+          <w:lang w:val="en-US"/>
+        </w:rPr>
+        <w:t>“Excessively”?</w:t>
+      </w:r>
+    </w:p>
+    <w:p>
+      <w:pPr>
+        <w:pStyle w:val="ListParagraph"/>
+        <w:numPr>
+          <w:ilvl w:val="0"/>
+          <w:numId w:val="2"/>
+        </w:numPr>
+        <w:rPr>
+          <w:lang w:val="en-US"/>
+        </w:rPr>
+      </w:pPr>
+      <w:r>
+        <w:rPr>
+          <w:lang w:val="en-US"/>
+        </w:rPr>
+        <w:t>Một cách quá trớn (1 hành động gì đó)</w:t>
+      </w:r>
+    </w:p>
+    <w:p>
+      <w:pPr>
+        <w:pStyle w:val="ListParagraph"/>
+        <w:numPr>
+          <w:ilvl w:val="0"/>
+          <w:numId w:val="5"/>
+        </w:numPr>
+        <w:rPr>
+          <w:lang w:val="en-US"/>
+        </w:rPr>
+      </w:pPr>
+      <w:r>
+        <w:rPr>
+          <w:lang w:val="en-US"/>
+        </w:rPr>
+        <w:t>“Explicitly”?</w:t>
+      </w:r>
+    </w:p>
+    <w:p>
+      <w:pPr>
+        <w:pStyle w:val="ListParagraph"/>
+        <w:numPr>
+          <w:ilvl w:val="0"/>
+          <w:numId w:val="2"/>
+        </w:numPr>
+        <w:rPr>
+          <w:lang w:val="en-US"/>
+        </w:rPr>
+      </w:pPr>
+      <w:r>
+        <w:rPr>
+          <w:lang w:val="en-US"/>
+        </w:rPr>
+        <w:t>Một cách rõ ràng</w:t>
+      </w:r>
+    </w:p>
+    <w:p>
+      <w:pPr>
+        <w:pStyle w:val="ListParagraph"/>
+        <w:numPr>
+          <w:ilvl w:val="0"/>
+          <w:numId w:val="5"/>
+        </w:numPr>
+        <w:rPr>
+          <w:lang w:val="en-US"/>
+        </w:rPr>
+      </w:pPr>
+      <w:r>
+        <w:rPr>
+          <w:lang w:val="en-US"/>
+        </w:rPr>
+        <w:t>“Utilize”?</w:t>
+      </w:r>
+    </w:p>
+    <w:p>
+      <w:pPr>
+        <w:pStyle w:val="ListParagraph"/>
+        <w:numPr>
+          <w:ilvl w:val="0"/>
+          <w:numId w:val="2"/>
+        </w:numPr>
+        <w:rPr>
+          <w:lang w:val="en-US"/>
+        </w:rPr>
+      </w:pPr>
+      <w:r>
+        <w:rPr>
+          <w:lang w:val="en-US"/>
+        </w:rPr>
+        <w:t>Tận dụng</w:t>
+      </w:r>
+    </w:p>
+    <w:p>
+      <w:pPr>
+        <w:pStyle w:val="ListParagraph"/>
+        <w:numPr>
+          <w:ilvl w:val="0"/>
+          <w:numId w:val="5"/>
+        </w:numPr>
+        <w:rPr>
+          <w:lang w:val="en-US"/>
+        </w:rPr>
+      </w:pPr>
+      <w:r>
+        <w:rPr>
+          <w:lang w:val="en-US"/>
+        </w:rPr>
+        <w:t>“Formulation”?</w:t>
+      </w:r>
+    </w:p>
+    <w:p>
+      <w:pPr>
+        <w:pStyle w:val="ListParagraph"/>
+        <w:numPr>
+          <w:ilvl w:val="0"/>
+          <w:numId w:val="2"/>
+        </w:numPr>
+        <w:rPr>
+          <w:lang w:val="en-US"/>
+        </w:rPr>
+      </w:pPr>
+      <w:r>
+        <w:rPr>
+          <w:lang w:val="en-US"/>
+        </w:rPr>
+        <w:t>Quá trình tạo ra Formular</w:t>
+      </w:r>
     </w:p>
     <w:p>
       <w:pPr>
@@ -375,6 +731,7 @@
         <w:rPr>
           <w:lang w:val="en-US"/>
         </w:rPr>
+        <w:lastRenderedPageBreak/>
         <w:t>“Denominator”?</w:t>
       </w:r>
     </w:p>
@@ -466,6 +823,42 @@
           <w:lang w:val="en-US"/>
         </w:rPr>
         <w:t>Đơn vị giả tưởng (của giá trị nào đó)</w:t>
+      </w:r>
+    </w:p>
+    <w:p>
+      <w:pPr>
+        <w:pStyle w:val="ListParagraph"/>
+        <w:numPr>
+          <w:ilvl w:val="0"/>
+          <w:numId w:val="4"/>
+        </w:numPr>
+        <w:rPr>
+          <w:lang w:val="en-US"/>
+        </w:rPr>
+      </w:pPr>
+      <w:r>
+        <w:rPr>
+          <w:lang w:val="en-US"/>
+        </w:rPr>
+        <w:t>Numerical Solution?</w:t>
+      </w:r>
+    </w:p>
+    <w:p>
+      <w:pPr>
+        <w:pStyle w:val="ListParagraph"/>
+        <w:numPr>
+          <w:ilvl w:val="0"/>
+          <w:numId w:val="2"/>
+        </w:numPr>
+        <w:rPr>
+          <w:lang w:val="en-US"/>
+        </w:rPr>
+      </w:pPr>
+      <w:r>
+        <w:rPr>
+          <w:lang w:val="en-US"/>
+        </w:rPr>
+        <w:t>Nghiệm ước lượng (= số cụ thể, không phải = Term)</w:t>
       </w:r>
     </w:p>
     <w:sectPr>
@@ -683,6 +1076,95 @@
     </w:lvl>
   </w:abstractNum>
   <w:abstractNum w:abstractNumId="2">
+    <w:nsid w:val="62AF2E9F"/>
+    <w:multiLevelType w:val="hybridMultilevel"/>
+    <w:tmpl w:val="12242B98"/>
+    <w:lvl w:ilvl="0" w:tplc="17FEB7DC">
+      <w:start w:val="1"/>
+      <w:numFmt w:val="decimal"/>
+      <w:lvlText w:val="%1."/>
+      <w:lvlJc w:val="left"/>
+      <w:pPr>
+        <w:ind w:left="1080" w:hanging="360"/>
+      </w:pPr>
+      <w:rPr>
+        <w:rFonts w:hint="default"/>
+      </w:rPr>
+    </w:lvl>
+    <w:lvl w:ilvl="1" w:tplc="042A0019" w:tentative="1">
+      <w:start w:val="1"/>
+      <w:numFmt w:val="lowerLetter"/>
+      <w:lvlText w:val="%2."/>
+      <w:lvlJc w:val="left"/>
+      <w:pPr>
+        <w:ind w:left="1800" w:hanging="360"/>
+      </w:pPr>
+    </w:lvl>
+    <w:lvl w:ilvl="2" w:tplc="042A001B" w:tentative="1">
+      <w:start w:val="1"/>
+      <w:numFmt w:val="lowerRoman"/>
+      <w:lvlText w:val="%3."/>
+      <w:lvlJc w:val="right"/>
+      <w:pPr>
+        <w:ind w:left="2520" w:hanging="180"/>
+      </w:pPr>
+    </w:lvl>
+    <w:lvl w:ilvl="3" w:tplc="042A000F" w:tentative="1">
+      <w:start w:val="1"/>
+      <w:numFmt w:val="decimal"/>
+      <w:lvlText w:val="%4."/>
+      <w:lvlJc w:val="left"/>
+      <w:pPr>
+        <w:ind w:left="3240" w:hanging="360"/>
+      </w:pPr>
+    </w:lvl>
+    <w:lvl w:ilvl="4" w:tplc="042A0019" w:tentative="1">
+      <w:start w:val="1"/>
+      <w:numFmt w:val="lowerLetter"/>
+      <w:lvlText w:val="%5."/>
+      <w:lvlJc w:val="left"/>
+      <w:pPr>
+        <w:ind w:left="3960" w:hanging="360"/>
+      </w:pPr>
+    </w:lvl>
+    <w:lvl w:ilvl="5" w:tplc="042A001B" w:tentative="1">
+      <w:start w:val="1"/>
+      <w:numFmt w:val="lowerRoman"/>
+      <w:lvlText w:val="%6."/>
+      <w:lvlJc w:val="right"/>
+      <w:pPr>
+        <w:ind w:left="4680" w:hanging="180"/>
+      </w:pPr>
+    </w:lvl>
+    <w:lvl w:ilvl="6" w:tplc="042A000F" w:tentative="1">
+      <w:start w:val="1"/>
+      <w:numFmt w:val="decimal"/>
+      <w:lvlText w:val="%7."/>
+      <w:lvlJc w:val="left"/>
+      <w:pPr>
+        <w:ind w:left="5400" w:hanging="360"/>
+      </w:pPr>
+    </w:lvl>
+    <w:lvl w:ilvl="7" w:tplc="042A0019" w:tentative="1">
+      <w:start w:val="1"/>
+      <w:numFmt w:val="lowerLetter"/>
+      <w:lvlText w:val="%8."/>
+      <w:lvlJc w:val="left"/>
+      <w:pPr>
+        <w:ind w:left="6120" w:hanging="360"/>
+      </w:pPr>
+    </w:lvl>
+    <w:lvl w:ilvl="8" w:tplc="042A001B" w:tentative="1">
+      <w:start w:val="1"/>
+      <w:numFmt w:val="lowerRoman"/>
+      <w:lvlText w:val="%9."/>
+      <w:lvlJc w:val="right"/>
+      <w:pPr>
+        <w:ind w:left="6840" w:hanging="180"/>
+      </w:pPr>
+    </w:lvl>
+  </w:abstractNum>
+  <w:abstractNum w:abstractNumId="3">
     <w:nsid w:val="68695F0C"/>
     <w:multiLevelType w:val="hybridMultilevel"/>
     <w:tmpl w:val="E0944F3C"/>
@@ -771,7 +1253,7 @@
       </w:pPr>
     </w:lvl>
   </w:abstractNum>
-  <w:abstractNum w:abstractNumId="3">
+  <w:abstractNum w:abstractNumId="4">
     <w:nsid w:val="7EA00B10"/>
     <w:multiLevelType w:val="hybridMultilevel"/>
     <w:tmpl w:val="EACE9F7A"/>
@@ -867,9 +1349,12 @@
     <w:abstractNumId w:val="1"/>
   </w:num>
   <w:num w:numId="3">
+    <w:abstractNumId w:val="4"/>
+  </w:num>
+  <w:num w:numId="4">
     <w:abstractNumId w:val="3"/>
   </w:num>
-  <w:num w:numId="4">
+  <w:num w:numId="5">
     <w:abstractNumId w:val="2"/>
   </w:num>
 </w:numbering>

--- a/english.docx
+++ b/english.docx
@@ -342,7 +342,43 @@
         <w:rPr>
           <w:lang w:val="en-US"/>
         </w:rPr>
-        <w:t>Để cho dễ thực hiện (việc gì đó</w:t>
+        <w:t>Để cho dễ thực hiện (việc gì đó)</w:t>
+      </w:r>
+    </w:p>
+    <w:p>
+      <w:pPr>
+        <w:pStyle w:val="ListParagraph"/>
+        <w:numPr>
+          <w:ilvl w:val="0"/>
+          <w:numId w:val="1"/>
+        </w:numPr>
+        <w:rPr>
+          <w:lang w:val="en-US"/>
+        </w:rPr>
+      </w:pPr>
+      <w:r>
+        <w:rPr>
+          <w:lang w:val="en-US"/>
+        </w:rPr>
+        <w:t>“Is Eligible”?</w:t>
+      </w:r>
+    </w:p>
+    <w:p>
+      <w:pPr>
+        <w:pStyle w:val="ListParagraph"/>
+        <w:numPr>
+          <w:ilvl w:val="0"/>
+          <w:numId w:val="2"/>
+        </w:numPr>
+        <w:rPr>
+          <w:lang w:val="en-US"/>
+        </w:rPr>
+      </w:pPr>
+      <w:r>
+        <w:rPr>
+          <w:lang w:val="en-US"/>
+        </w:rPr>
+        <w:t>Đủ điều kiện (để tham gia cái gì đó</w:t>
       </w:r>
       <w:bookmarkStart w:id="0" w:name="_GoBack"/>
       <w:bookmarkEnd w:id="0"/>
@@ -713,6 +749,7 @@
         <w:rPr>
           <w:lang w:val="en-US"/>
         </w:rPr>
+        <w:lastRenderedPageBreak/>
         <w:t>Math – Toán:</w:t>
       </w:r>
     </w:p>
@@ -731,7 +768,6 @@
         <w:rPr>
           <w:lang w:val="en-US"/>
         </w:rPr>
-        <w:lastRenderedPageBreak/>
         <w:t>“Denominator”?</w:t>
       </w:r>
     </w:p>

--- a/english.docx
+++ b/english.docx
@@ -378,7 +378,551 @@
         <w:rPr>
           <w:lang w:val="en-US"/>
         </w:rPr>
-        <w:t>Đủ điều kiện (để tham gia cái gì đó</w:t>
+        <w:t>Đủ điều kiện (để tham gia cái gì đó)</w:t>
+      </w:r>
+    </w:p>
+    <w:p>
+      <w:pPr>
+        <w:rPr>
+          <w:lang w:val="en-US"/>
+        </w:rPr>
+      </w:pPr>
+    </w:p>
+    <w:p>
+      <w:pPr>
+        <w:rPr>
+          <w:lang w:val="en-US"/>
+        </w:rPr>
+      </w:pPr>
+      <w:r>
+        <w:rPr>
+          <w:lang w:val="en-US"/>
+        </w:rPr>
+        <w:t>Word – Từ:</w:t>
+      </w:r>
+    </w:p>
+    <w:p>
+      <w:pPr>
+        <w:pStyle w:val="ListParagraph"/>
+        <w:numPr>
+          <w:ilvl w:val="0"/>
+          <w:numId w:val="5"/>
+        </w:numPr>
+        <w:rPr>
+          <w:lang w:val="en-US"/>
+        </w:rPr>
+      </w:pPr>
+      <w:r>
+        <w:rPr>
+          <w:lang w:val="en-US"/>
+        </w:rPr>
+        <w:t>“Since”?</w:t>
+      </w:r>
+    </w:p>
+    <w:p>
+      <w:pPr>
+        <w:pStyle w:val="ListParagraph"/>
+        <w:numPr>
+          <w:ilvl w:val="0"/>
+          <w:numId w:val="2"/>
+        </w:numPr>
+        <w:rPr>
+          <w:lang w:val="en-US"/>
+        </w:rPr>
+      </w:pPr>
+      <w:r>
+        <w:rPr>
+          <w:lang w:val="en-US"/>
+        </w:rPr>
+        <w:t>Bởi vì</w:t>
+      </w:r>
+    </w:p>
+    <w:p>
+      <w:pPr>
+        <w:pStyle w:val="ListParagraph"/>
+        <w:numPr>
+          <w:ilvl w:val="0"/>
+          <w:numId w:val="5"/>
+        </w:numPr>
+        <w:rPr>
+          <w:lang w:val="en-US"/>
+        </w:rPr>
+      </w:pPr>
+      <w:r>
+        <w:rPr>
+          <w:lang w:val="en-US"/>
+        </w:rPr>
+        <w:t>“Rearrange”?</w:t>
+      </w:r>
+    </w:p>
+    <w:p>
+      <w:pPr>
+        <w:pStyle w:val="ListParagraph"/>
+        <w:numPr>
+          <w:ilvl w:val="0"/>
+          <w:numId w:val="2"/>
+        </w:numPr>
+        <w:rPr>
+          <w:lang w:val="en-US"/>
+        </w:rPr>
+      </w:pPr>
+      <w:r>
+        <w:rPr>
+          <w:lang w:val="en-US"/>
+        </w:rPr>
+        <w:t>Sắp xếp lại (1 biểu thức, …)</w:t>
+      </w:r>
+    </w:p>
+    <w:p>
+      <w:pPr>
+        <w:pStyle w:val="ListParagraph"/>
+        <w:numPr>
+          <w:ilvl w:val="0"/>
+          <w:numId w:val="5"/>
+        </w:numPr>
+        <w:rPr>
+          <w:lang w:val="en-US"/>
+        </w:rPr>
+      </w:pPr>
+      <w:r>
+        <w:rPr>
+          <w:lang w:val="en-US"/>
+        </w:rPr>
+        <w:t>“Ego”?</w:t>
+      </w:r>
+    </w:p>
+    <w:p>
+      <w:pPr>
+        <w:pStyle w:val="ListParagraph"/>
+        <w:numPr>
+          <w:ilvl w:val="0"/>
+          <w:numId w:val="2"/>
+        </w:numPr>
+        <w:rPr>
+          <w:lang w:val="en-US"/>
+        </w:rPr>
+      </w:pPr>
+      <w:r>
+        <w:rPr>
+          <w:lang w:val="en-US"/>
+        </w:rPr>
+        <w:t>Cái tôi</w:t>
+      </w:r>
+    </w:p>
+    <w:p>
+      <w:pPr>
+        <w:pStyle w:val="ListParagraph"/>
+        <w:numPr>
+          <w:ilvl w:val="0"/>
+          <w:numId w:val="5"/>
+        </w:numPr>
+        <w:rPr>
+          <w:lang w:val="en-US"/>
+        </w:rPr>
+      </w:pPr>
+      <w:r>
+        <w:rPr>
+          <w:lang w:val="en-US"/>
+        </w:rPr>
+        <w:t>“Excessively”?</w:t>
+      </w:r>
+    </w:p>
+    <w:p>
+      <w:pPr>
+        <w:pStyle w:val="ListParagraph"/>
+        <w:numPr>
+          <w:ilvl w:val="0"/>
+          <w:numId w:val="2"/>
+        </w:numPr>
+        <w:rPr>
+          <w:lang w:val="en-US"/>
+        </w:rPr>
+      </w:pPr>
+      <w:r>
+        <w:rPr>
+          <w:lang w:val="en-US"/>
+        </w:rPr>
+        <w:t>Một cách quá trớn (1 hành động gì đó)</w:t>
+      </w:r>
+    </w:p>
+    <w:p>
+      <w:pPr>
+        <w:pStyle w:val="ListParagraph"/>
+        <w:numPr>
+          <w:ilvl w:val="0"/>
+          <w:numId w:val="5"/>
+        </w:numPr>
+        <w:rPr>
+          <w:lang w:val="en-US"/>
+        </w:rPr>
+      </w:pPr>
+      <w:r>
+        <w:rPr>
+          <w:lang w:val="en-US"/>
+        </w:rPr>
+        <w:t>“Explicitly”?</w:t>
+      </w:r>
+    </w:p>
+    <w:p>
+      <w:pPr>
+        <w:pStyle w:val="ListParagraph"/>
+        <w:numPr>
+          <w:ilvl w:val="0"/>
+          <w:numId w:val="2"/>
+        </w:numPr>
+        <w:rPr>
+          <w:lang w:val="en-US"/>
+        </w:rPr>
+      </w:pPr>
+      <w:r>
+        <w:rPr>
+          <w:lang w:val="en-US"/>
+        </w:rPr>
+        <w:t>Một cách rõ ràng</w:t>
+      </w:r>
+    </w:p>
+    <w:p>
+      <w:pPr>
+        <w:pStyle w:val="ListParagraph"/>
+        <w:numPr>
+          <w:ilvl w:val="0"/>
+          <w:numId w:val="5"/>
+        </w:numPr>
+        <w:rPr>
+          <w:lang w:val="en-US"/>
+        </w:rPr>
+      </w:pPr>
+      <w:r>
+        <w:rPr>
+          <w:lang w:val="en-US"/>
+        </w:rPr>
+        <w:t>“Utilize”?</w:t>
+      </w:r>
+    </w:p>
+    <w:p>
+      <w:pPr>
+        <w:pStyle w:val="ListParagraph"/>
+        <w:numPr>
+          <w:ilvl w:val="0"/>
+          <w:numId w:val="2"/>
+        </w:numPr>
+        <w:rPr>
+          <w:lang w:val="en-US"/>
+        </w:rPr>
+      </w:pPr>
+      <w:r>
+        <w:rPr>
+          <w:lang w:val="en-US"/>
+        </w:rPr>
+        <w:t>Tận dụng</w:t>
+      </w:r>
+    </w:p>
+    <w:p>
+      <w:pPr>
+        <w:pStyle w:val="ListParagraph"/>
+        <w:numPr>
+          <w:ilvl w:val="0"/>
+          <w:numId w:val="5"/>
+        </w:numPr>
+        <w:rPr>
+          <w:lang w:val="en-US"/>
+        </w:rPr>
+      </w:pPr>
+      <w:r>
+        <w:rPr>
+          <w:lang w:val="en-US"/>
+        </w:rPr>
+        <w:t>“Formulation”?</w:t>
+      </w:r>
+    </w:p>
+    <w:p>
+      <w:pPr>
+        <w:pStyle w:val="ListParagraph"/>
+        <w:numPr>
+          <w:ilvl w:val="0"/>
+          <w:numId w:val="2"/>
+        </w:numPr>
+        <w:rPr>
+          <w:lang w:val="en-US"/>
+        </w:rPr>
+      </w:pPr>
+      <w:r>
+        <w:rPr>
+          <w:lang w:val="en-US"/>
+        </w:rPr>
+        <w:t>Quá trình tạo ra Formular</w:t>
+      </w:r>
+    </w:p>
+    <w:p>
+      <w:pPr>
+        <w:rPr>
+          <w:lang w:val="en-US"/>
+        </w:rPr>
+      </w:pPr>
+    </w:p>
+    <w:p>
+      <w:pPr>
+        <w:rPr>
+          <w:lang w:val="en-US"/>
+        </w:rPr>
+      </w:pPr>
+      <w:r>
+        <w:rPr>
+          <w:lang w:val="en-US"/>
+        </w:rPr>
+        <w:t>A</w:t>
+      </w:r>
+      <w:r>
+        <w:t>bbreviation</w:t>
+      </w:r>
+      <w:r>
+        <w:rPr>
+          <w:lang w:val="en-US"/>
+        </w:rPr>
+        <w:t xml:space="preserve"> – Từ Viết Tắt:</w:t>
+      </w:r>
+    </w:p>
+    <w:p>
+      <w:pPr>
+        <w:pStyle w:val="ListParagraph"/>
+        <w:numPr>
+          <w:ilvl w:val="0"/>
+          <w:numId w:val="3"/>
+        </w:numPr>
+        <w:rPr>
+          <w:lang w:val="en-US"/>
+        </w:rPr>
+      </w:pPr>
+      <w:r>
+        <w:rPr>
+          <w:lang w:val="en-US"/>
+        </w:rPr>
+        <w:t>“et al.”</w:t>
+      </w:r>
+      <w:r>
+        <w:rPr>
+          <w:lang w:val="en-US"/>
+        </w:rPr>
+        <w:t>?</w:t>
+      </w:r>
+    </w:p>
+    <w:p>
+      <w:pPr>
+        <w:pStyle w:val="ListParagraph"/>
+        <w:numPr>
+          <w:ilvl w:val="0"/>
+          <w:numId w:val="2"/>
+        </w:numPr>
+        <w:rPr>
+          <w:lang w:val="en-US"/>
+        </w:rPr>
+      </w:pPr>
+      <w:r>
+        <w:rPr>
+          <w:lang w:val="en-US"/>
+        </w:rPr>
+        <w:t>Và các đồng tác giả khác</w:t>
+      </w:r>
+    </w:p>
+    <w:p>
+      <w:pPr>
+        <w:rPr>
+          <w:lang w:val="en-US"/>
+        </w:rPr>
+      </w:pPr>
+    </w:p>
+    <w:p>
+      <w:pPr>
+        <w:rPr>
+          <w:lang w:val="en-US"/>
+        </w:rPr>
+      </w:pPr>
+      <w:r>
+        <w:rPr>
+          <w:lang w:val="en-US"/>
+        </w:rPr>
+        <w:lastRenderedPageBreak/>
+        <w:t>Math – Toán:</w:t>
+      </w:r>
+    </w:p>
+    <w:p>
+      <w:pPr>
+        <w:pStyle w:val="ListParagraph"/>
+        <w:numPr>
+          <w:ilvl w:val="0"/>
+          <w:numId w:val="4"/>
+        </w:numPr>
+        <w:rPr>
+          <w:lang w:val="en-US"/>
+        </w:rPr>
+      </w:pPr>
+      <w:r>
+        <w:rPr>
+          <w:lang w:val="en-US"/>
+        </w:rPr>
+        <w:t>“Denominator”?</w:t>
+      </w:r>
+    </w:p>
+    <w:p>
+      <w:pPr>
+        <w:pStyle w:val="ListParagraph"/>
+        <w:numPr>
+          <w:ilvl w:val="0"/>
+          <w:numId w:val="2"/>
+        </w:numPr>
+        <w:rPr>
+          <w:lang w:val="en-US"/>
+        </w:rPr>
+      </w:pPr>
+      <w:r>
+        <w:rPr>
+          <w:lang w:val="en-US"/>
+        </w:rPr>
+        <w:t>Mẫu số</w:t>
+      </w:r>
+    </w:p>
+    <w:p>
+      <w:pPr>
+        <w:pStyle w:val="ListParagraph"/>
+        <w:numPr>
+          <w:ilvl w:val="0"/>
+          <w:numId w:val="4"/>
+        </w:numPr>
+        <w:rPr>
+          <w:lang w:val="en-US"/>
+        </w:rPr>
+      </w:pPr>
+      <w:r>
+        <w:rPr>
+          <w:lang w:val="en-US"/>
+        </w:rPr>
+        <w:t>“Numerator”?</w:t>
+      </w:r>
+    </w:p>
+    <w:p>
+      <w:pPr>
+        <w:pStyle w:val="ListParagraph"/>
+        <w:numPr>
+          <w:ilvl w:val="0"/>
+          <w:numId w:val="2"/>
+        </w:numPr>
+        <w:rPr>
+          <w:lang w:val="en-US"/>
+        </w:rPr>
+      </w:pPr>
+      <w:r>
+        <w:rPr>
+          <w:lang w:val="en-US"/>
+        </w:rPr>
+        <w:t>Tử số</w:t>
+      </w:r>
+    </w:p>
+    <w:p>
+      <w:pPr>
+        <w:pStyle w:val="ListParagraph"/>
+        <w:numPr>
+          <w:ilvl w:val="0"/>
+          <w:numId w:val="4"/>
+        </w:numPr>
+        <w:rPr>
+          <w:lang w:val="en-US"/>
+        </w:rPr>
+      </w:pPr>
+      <w:r>
+        <w:rPr>
+          <w:lang w:val="en-US"/>
+        </w:rPr>
+        <w:t>“Hypothetical Unit”?</w:t>
+      </w:r>
+    </w:p>
+    <w:p>
+      <w:pPr>
+        <w:pStyle w:val="ListParagraph"/>
+        <w:numPr>
+          <w:ilvl w:val="0"/>
+          <w:numId w:val="2"/>
+        </w:numPr>
+        <w:rPr>
+          <w:lang w:val="en-US"/>
+        </w:rPr>
+      </w:pPr>
+      <w:r>
+        <w:rPr>
+          <w:lang w:val="en-US"/>
+        </w:rPr>
+        <w:t>Đơn vị giả tưởng (của giá trị nào đó)</w:t>
+      </w:r>
+    </w:p>
+    <w:p>
+      <w:pPr>
+        <w:pStyle w:val="ListParagraph"/>
+        <w:numPr>
+          <w:ilvl w:val="0"/>
+          <w:numId w:val="4"/>
+        </w:numPr>
+        <w:rPr>
+          <w:lang w:val="en-US"/>
+        </w:rPr>
+      </w:pPr>
+      <w:r>
+        <w:rPr>
+          <w:lang w:val="en-US"/>
+        </w:rPr>
+        <w:t>Numerical Solution?</w:t>
+      </w:r>
+    </w:p>
+    <w:p>
+      <w:pPr>
+        <w:pStyle w:val="ListParagraph"/>
+        <w:numPr>
+          <w:ilvl w:val="0"/>
+          <w:numId w:val="2"/>
+        </w:numPr>
+        <w:rPr>
+          <w:lang w:val="en-US"/>
+        </w:rPr>
+      </w:pPr>
+      <w:r>
+        <w:rPr>
+          <w:lang w:val="en-US"/>
+        </w:rPr>
+        <w:t>Nghiệm ước lượng (= số cụ thể, không phải = Term)</w:t>
+      </w:r>
+    </w:p>
+    <w:p>
+      <w:pPr>
+        <w:pStyle w:val="ListParagraph"/>
+        <w:numPr>
+          <w:ilvl w:val="0"/>
+          <w:numId w:val="4"/>
+        </w:numPr>
+        <w:rPr>
+          <w:lang w:val="en-US"/>
+        </w:rPr>
+      </w:pPr>
+      <w:r>
+        <w:rPr>
+          <w:lang w:val="en-US"/>
+        </w:rPr>
+        <w:t>“Quotient”?</w:t>
+      </w:r>
+    </w:p>
+    <w:p>
+      <w:pPr>
+        <w:pStyle w:val="ListParagraph"/>
+        <w:numPr>
+          <w:ilvl w:val="0"/>
+          <w:numId w:val="2"/>
+        </w:numPr>
+        <w:rPr>
+          <w:lang w:val="en-US"/>
+        </w:rPr>
+      </w:pPr>
+      <w:r>
+        <w:rPr>
+          <w:lang w:val="en-US"/>
+        </w:rPr>
+        <w:t>Thương số (kết quả của phép chia</w:t>
       </w:r>
       <w:bookmarkStart w:id="0" w:name="_GoBack"/>
       <w:bookmarkEnd w:id="0"/>
@@ -387,514 +931,6 @@
           <w:lang w:val="en-US"/>
         </w:rPr>
         <w:t>)</w:t>
-      </w:r>
-    </w:p>
-    <w:p>
-      <w:pPr>
-        <w:rPr>
-          <w:lang w:val="en-US"/>
-        </w:rPr>
-      </w:pPr>
-    </w:p>
-    <w:p>
-      <w:pPr>
-        <w:rPr>
-          <w:lang w:val="en-US"/>
-        </w:rPr>
-      </w:pPr>
-      <w:r>
-        <w:rPr>
-          <w:lang w:val="en-US"/>
-        </w:rPr>
-        <w:t>Word – Từ:</w:t>
-      </w:r>
-    </w:p>
-    <w:p>
-      <w:pPr>
-        <w:pStyle w:val="ListParagraph"/>
-        <w:numPr>
-          <w:ilvl w:val="0"/>
-          <w:numId w:val="5"/>
-        </w:numPr>
-        <w:rPr>
-          <w:lang w:val="en-US"/>
-        </w:rPr>
-      </w:pPr>
-      <w:r>
-        <w:rPr>
-          <w:lang w:val="en-US"/>
-        </w:rPr>
-        <w:t>“Since”?</w:t>
-      </w:r>
-    </w:p>
-    <w:p>
-      <w:pPr>
-        <w:pStyle w:val="ListParagraph"/>
-        <w:numPr>
-          <w:ilvl w:val="0"/>
-          <w:numId w:val="2"/>
-        </w:numPr>
-        <w:rPr>
-          <w:lang w:val="en-US"/>
-        </w:rPr>
-      </w:pPr>
-      <w:r>
-        <w:rPr>
-          <w:lang w:val="en-US"/>
-        </w:rPr>
-        <w:t>Bởi vì</w:t>
-      </w:r>
-    </w:p>
-    <w:p>
-      <w:pPr>
-        <w:pStyle w:val="ListParagraph"/>
-        <w:numPr>
-          <w:ilvl w:val="0"/>
-          <w:numId w:val="5"/>
-        </w:numPr>
-        <w:rPr>
-          <w:lang w:val="en-US"/>
-        </w:rPr>
-      </w:pPr>
-      <w:r>
-        <w:rPr>
-          <w:lang w:val="en-US"/>
-        </w:rPr>
-        <w:t>“Rearrange”?</w:t>
-      </w:r>
-    </w:p>
-    <w:p>
-      <w:pPr>
-        <w:pStyle w:val="ListParagraph"/>
-        <w:numPr>
-          <w:ilvl w:val="0"/>
-          <w:numId w:val="2"/>
-        </w:numPr>
-        <w:rPr>
-          <w:lang w:val="en-US"/>
-        </w:rPr>
-      </w:pPr>
-      <w:r>
-        <w:rPr>
-          <w:lang w:val="en-US"/>
-        </w:rPr>
-        <w:t>Sắp xếp lại (1 biểu thức, …)</w:t>
-      </w:r>
-    </w:p>
-    <w:p>
-      <w:pPr>
-        <w:pStyle w:val="ListParagraph"/>
-        <w:numPr>
-          <w:ilvl w:val="0"/>
-          <w:numId w:val="5"/>
-        </w:numPr>
-        <w:rPr>
-          <w:lang w:val="en-US"/>
-        </w:rPr>
-      </w:pPr>
-      <w:r>
-        <w:rPr>
-          <w:lang w:val="en-US"/>
-        </w:rPr>
-        <w:t>“Ego”?</w:t>
-      </w:r>
-    </w:p>
-    <w:p>
-      <w:pPr>
-        <w:pStyle w:val="ListParagraph"/>
-        <w:numPr>
-          <w:ilvl w:val="0"/>
-          <w:numId w:val="2"/>
-        </w:numPr>
-        <w:rPr>
-          <w:lang w:val="en-US"/>
-        </w:rPr>
-      </w:pPr>
-      <w:r>
-        <w:rPr>
-          <w:lang w:val="en-US"/>
-        </w:rPr>
-        <w:t>Cái tôi</w:t>
-      </w:r>
-    </w:p>
-    <w:p>
-      <w:pPr>
-        <w:pStyle w:val="ListParagraph"/>
-        <w:numPr>
-          <w:ilvl w:val="0"/>
-          <w:numId w:val="5"/>
-        </w:numPr>
-        <w:rPr>
-          <w:lang w:val="en-US"/>
-        </w:rPr>
-      </w:pPr>
-      <w:r>
-        <w:rPr>
-          <w:lang w:val="en-US"/>
-        </w:rPr>
-        <w:t>“Excessively”?</w:t>
-      </w:r>
-    </w:p>
-    <w:p>
-      <w:pPr>
-        <w:pStyle w:val="ListParagraph"/>
-        <w:numPr>
-          <w:ilvl w:val="0"/>
-          <w:numId w:val="2"/>
-        </w:numPr>
-        <w:rPr>
-          <w:lang w:val="en-US"/>
-        </w:rPr>
-      </w:pPr>
-      <w:r>
-        <w:rPr>
-          <w:lang w:val="en-US"/>
-        </w:rPr>
-        <w:t>Một cách quá trớn (1 hành động gì đó)</w:t>
-      </w:r>
-    </w:p>
-    <w:p>
-      <w:pPr>
-        <w:pStyle w:val="ListParagraph"/>
-        <w:numPr>
-          <w:ilvl w:val="0"/>
-          <w:numId w:val="5"/>
-        </w:numPr>
-        <w:rPr>
-          <w:lang w:val="en-US"/>
-        </w:rPr>
-      </w:pPr>
-      <w:r>
-        <w:rPr>
-          <w:lang w:val="en-US"/>
-        </w:rPr>
-        <w:t>“Explicitly”?</w:t>
-      </w:r>
-    </w:p>
-    <w:p>
-      <w:pPr>
-        <w:pStyle w:val="ListParagraph"/>
-        <w:numPr>
-          <w:ilvl w:val="0"/>
-          <w:numId w:val="2"/>
-        </w:numPr>
-        <w:rPr>
-          <w:lang w:val="en-US"/>
-        </w:rPr>
-      </w:pPr>
-      <w:r>
-        <w:rPr>
-          <w:lang w:val="en-US"/>
-        </w:rPr>
-        <w:t>Một cách rõ ràng</w:t>
-      </w:r>
-    </w:p>
-    <w:p>
-      <w:pPr>
-        <w:pStyle w:val="ListParagraph"/>
-        <w:numPr>
-          <w:ilvl w:val="0"/>
-          <w:numId w:val="5"/>
-        </w:numPr>
-        <w:rPr>
-          <w:lang w:val="en-US"/>
-        </w:rPr>
-      </w:pPr>
-      <w:r>
-        <w:rPr>
-          <w:lang w:val="en-US"/>
-        </w:rPr>
-        <w:t>“Utilize”?</w:t>
-      </w:r>
-    </w:p>
-    <w:p>
-      <w:pPr>
-        <w:pStyle w:val="ListParagraph"/>
-        <w:numPr>
-          <w:ilvl w:val="0"/>
-          <w:numId w:val="2"/>
-        </w:numPr>
-        <w:rPr>
-          <w:lang w:val="en-US"/>
-        </w:rPr>
-      </w:pPr>
-      <w:r>
-        <w:rPr>
-          <w:lang w:val="en-US"/>
-        </w:rPr>
-        <w:t>Tận dụng</w:t>
-      </w:r>
-    </w:p>
-    <w:p>
-      <w:pPr>
-        <w:pStyle w:val="ListParagraph"/>
-        <w:numPr>
-          <w:ilvl w:val="0"/>
-          <w:numId w:val="5"/>
-        </w:numPr>
-        <w:rPr>
-          <w:lang w:val="en-US"/>
-        </w:rPr>
-      </w:pPr>
-      <w:r>
-        <w:rPr>
-          <w:lang w:val="en-US"/>
-        </w:rPr>
-        <w:t>“Formulation”?</w:t>
-      </w:r>
-    </w:p>
-    <w:p>
-      <w:pPr>
-        <w:pStyle w:val="ListParagraph"/>
-        <w:numPr>
-          <w:ilvl w:val="0"/>
-          <w:numId w:val="2"/>
-        </w:numPr>
-        <w:rPr>
-          <w:lang w:val="en-US"/>
-        </w:rPr>
-      </w:pPr>
-      <w:r>
-        <w:rPr>
-          <w:lang w:val="en-US"/>
-        </w:rPr>
-        <w:t>Quá trình tạo ra Formular</w:t>
-      </w:r>
-    </w:p>
-    <w:p>
-      <w:pPr>
-        <w:rPr>
-          <w:lang w:val="en-US"/>
-        </w:rPr>
-      </w:pPr>
-    </w:p>
-    <w:p>
-      <w:pPr>
-        <w:rPr>
-          <w:lang w:val="en-US"/>
-        </w:rPr>
-      </w:pPr>
-      <w:r>
-        <w:rPr>
-          <w:lang w:val="en-US"/>
-        </w:rPr>
-        <w:t>A</w:t>
-      </w:r>
-      <w:r>
-        <w:t>bbreviation</w:t>
-      </w:r>
-      <w:r>
-        <w:rPr>
-          <w:lang w:val="en-US"/>
-        </w:rPr>
-        <w:t xml:space="preserve"> – Từ Viết Tắt:</w:t>
-      </w:r>
-    </w:p>
-    <w:p>
-      <w:pPr>
-        <w:pStyle w:val="ListParagraph"/>
-        <w:numPr>
-          <w:ilvl w:val="0"/>
-          <w:numId w:val="3"/>
-        </w:numPr>
-        <w:rPr>
-          <w:lang w:val="en-US"/>
-        </w:rPr>
-      </w:pPr>
-      <w:r>
-        <w:rPr>
-          <w:lang w:val="en-US"/>
-        </w:rPr>
-        <w:t>“et al.”</w:t>
-      </w:r>
-      <w:r>
-        <w:rPr>
-          <w:lang w:val="en-US"/>
-        </w:rPr>
-        <w:t>?</w:t>
-      </w:r>
-    </w:p>
-    <w:p>
-      <w:pPr>
-        <w:pStyle w:val="ListParagraph"/>
-        <w:numPr>
-          <w:ilvl w:val="0"/>
-          <w:numId w:val="2"/>
-        </w:numPr>
-        <w:rPr>
-          <w:lang w:val="en-US"/>
-        </w:rPr>
-      </w:pPr>
-      <w:r>
-        <w:rPr>
-          <w:lang w:val="en-US"/>
-        </w:rPr>
-        <w:t>Và các đồng tác giả khác</w:t>
-      </w:r>
-    </w:p>
-    <w:p>
-      <w:pPr>
-        <w:rPr>
-          <w:lang w:val="en-US"/>
-        </w:rPr>
-      </w:pPr>
-    </w:p>
-    <w:p>
-      <w:pPr>
-        <w:rPr>
-          <w:lang w:val="en-US"/>
-        </w:rPr>
-      </w:pPr>
-      <w:r>
-        <w:rPr>
-          <w:lang w:val="en-US"/>
-        </w:rPr>
-        <w:lastRenderedPageBreak/>
-        <w:t>Math – Toán:</w:t>
-      </w:r>
-    </w:p>
-    <w:p>
-      <w:pPr>
-        <w:pStyle w:val="ListParagraph"/>
-        <w:numPr>
-          <w:ilvl w:val="0"/>
-          <w:numId w:val="4"/>
-        </w:numPr>
-        <w:rPr>
-          <w:lang w:val="en-US"/>
-        </w:rPr>
-      </w:pPr>
-      <w:r>
-        <w:rPr>
-          <w:lang w:val="en-US"/>
-        </w:rPr>
-        <w:t>“Denominator”?</w:t>
-      </w:r>
-    </w:p>
-    <w:p>
-      <w:pPr>
-        <w:pStyle w:val="ListParagraph"/>
-        <w:numPr>
-          <w:ilvl w:val="0"/>
-          <w:numId w:val="2"/>
-        </w:numPr>
-        <w:rPr>
-          <w:lang w:val="en-US"/>
-        </w:rPr>
-      </w:pPr>
-      <w:r>
-        <w:rPr>
-          <w:lang w:val="en-US"/>
-        </w:rPr>
-        <w:t>Mẫu số</w:t>
-      </w:r>
-    </w:p>
-    <w:p>
-      <w:pPr>
-        <w:pStyle w:val="ListParagraph"/>
-        <w:numPr>
-          <w:ilvl w:val="0"/>
-          <w:numId w:val="4"/>
-        </w:numPr>
-        <w:rPr>
-          <w:lang w:val="en-US"/>
-        </w:rPr>
-      </w:pPr>
-      <w:r>
-        <w:rPr>
-          <w:lang w:val="en-US"/>
-        </w:rPr>
-        <w:t>“Numerator”?</w:t>
-      </w:r>
-    </w:p>
-    <w:p>
-      <w:pPr>
-        <w:pStyle w:val="ListParagraph"/>
-        <w:numPr>
-          <w:ilvl w:val="0"/>
-          <w:numId w:val="2"/>
-        </w:numPr>
-        <w:rPr>
-          <w:lang w:val="en-US"/>
-        </w:rPr>
-      </w:pPr>
-      <w:r>
-        <w:rPr>
-          <w:lang w:val="en-US"/>
-        </w:rPr>
-        <w:t>Tử số</w:t>
-      </w:r>
-    </w:p>
-    <w:p>
-      <w:pPr>
-        <w:pStyle w:val="ListParagraph"/>
-        <w:numPr>
-          <w:ilvl w:val="0"/>
-          <w:numId w:val="4"/>
-        </w:numPr>
-        <w:rPr>
-          <w:lang w:val="en-US"/>
-        </w:rPr>
-      </w:pPr>
-      <w:r>
-        <w:rPr>
-          <w:lang w:val="en-US"/>
-        </w:rPr>
-        <w:t>“Hypothetical Unit”?</w:t>
-      </w:r>
-    </w:p>
-    <w:p>
-      <w:pPr>
-        <w:pStyle w:val="ListParagraph"/>
-        <w:numPr>
-          <w:ilvl w:val="0"/>
-          <w:numId w:val="2"/>
-        </w:numPr>
-        <w:rPr>
-          <w:lang w:val="en-US"/>
-        </w:rPr>
-      </w:pPr>
-      <w:r>
-        <w:rPr>
-          <w:lang w:val="en-US"/>
-        </w:rPr>
-        <w:t>Đơn vị giả tưởng (của giá trị nào đó)</w:t>
-      </w:r>
-    </w:p>
-    <w:p>
-      <w:pPr>
-        <w:pStyle w:val="ListParagraph"/>
-        <w:numPr>
-          <w:ilvl w:val="0"/>
-          <w:numId w:val="4"/>
-        </w:numPr>
-        <w:rPr>
-          <w:lang w:val="en-US"/>
-        </w:rPr>
-      </w:pPr>
-      <w:r>
-        <w:rPr>
-          <w:lang w:val="en-US"/>
-        </w:rPr>
-        <w:t>Numerical Solution?</w:t>
-      </w:r>
-    </w:p>
-    <w:p>
-      <w:pPr>
-        <w:pStyle w:val="ListParagraph"/>
-        <w:numPr>
-          <w:ilvl w:val="0"/>
-          <w:numId w:val="2"/>
-        </w:numPr>
-        <w:rPr>
-          <w:lang w:val="en-US"/>
-        </w:rPr>
-      </w:pPr>
-      <w:r>
-        <w:rPr>
-          <w:lang w:val="en-US"/>
-        </w:rPr>
-        <w:t>Nghiệm ước lượng (= số cụ thể, không phải = Term)</w:t>
       </w:r>
     </w:p>
     <w:sectPr>

--- a/english.docx
+++ b/english.docx
@@ -655,73 +655,110 @@
     </w:p>
     <w:p>
       <w:pPr>
-        <w:rPr>
-          <w:lang w:val="en-US"/>
-        </w:rPr>
-      </w:pPr>
-    </w:p>
-    <w:p>
-      <w:pPr>
-        <w:rPr>
-          <w:lang w:val="en-US"/>
-        </w:rPr>
-      </w:pPr>
-      <w:r>
-        <w:rPr>
-          <w:lang w:val="en-US"/>
-        </w:rPr>
-        <w:t>A</w:t>
-      </w:r>
-      <w:r>
-        <w:t>bbreviation</w:t>
-      </w:r>
-      <w:r>
-        <w:rPr>
-          <w:lang w:val="en-US"/>
-        </w:rPr>
-        <w:t xml:space="preserve"> – Từ Viết Tắt:</w:t>
-      </w:r>
-    </w:p>
-    <w:p>
-      <w:pPr>
-        <w:pStyle w:val="ListParagraph"/>
-        <w:numPr>
-          <w:ilvl w:val="0"/>
-          <w:numId w:val="3"/>
-        </w:numPr>
-        <w:rPr>
-          <w:lang w:val="en-US"/>
-        </w:rPr>
-      </w:pPr>
-      <w:r>
-        <w:rPr>
-          <w:lang w:val="en-US"/>
-        </w:rPr>
-        <w:t>“et al.”</w:t>
-      </w:r>
-      <w:r>
-        <w:rPr>
-          <w:lang w:val="en-US"/>
-        </w:rPr>
-        <w:t>?</w:t>
-      </w:r>
-    </w:p>
-    <w:p>
-      <w:pPr>
-        <w:pStyle w:val="ListParagraph"/>
-        <w:numPr>
-          <w:ilvl w:val="0"/>
-          <w:numId w:val="2"/>
-        </w:numPr>
-        <w:rPr>
-          <w:lang w:val="en-US"/>
-        </w:rPr>
-      </w:pPr>
-      <w:r>
-        <w:rPr>
-          <w:lang w:val="en-US"/>
-        </w:rPr>
-        <w:t>Và các đồng tác giả khác</w:t>
+        <w:pStyle w:val="ListParagraph"/>
+        <w:numPr>
+          <w:ilvl w:val="0"/>
+          <w:numId w:val="5"/>
+        </w:numPr>
+        <w:rPr>
+          <w:lang w:val="en-US"/>
+        </w:rPr>
+      </w:pPr>
+      <w:r>
+        <w:rPr>
+          <w:lang w:val="en-US"/>
+        </w:rPr>
+        <w:t>“Versatile”?</w:t>
+      </w:r>
+    </w:p>
+    <w:p>
+      <w:pPr>
+        <w:pStyle w:val="ListParagraph"/>
+        <w:numPr>
+          <w:ilvl w:val="0"/>
+          <w:numId w:val="2"/>
+        </w:numPr>
+        <w:rPr>
+          <w:lang w:val="en-US"/>
+        </w:rPr>
+      </w:pPr>
+      <w:r>
+        <w:rPr>
+          <w:lang w:val="en-US"/>
+        </w:rPr>
+        <w:t>Có khả năng ứng biến linh hoạt (1 người nào đó)</w:t>
+      </w:r>
+    </w:p>
+    <w:p>
+      <w:pPr>
+        <w:pStyle w:val="ListParagraph"/>
+        <w:numPr>
+          <w:ilvl w:val="0"/>
+          <w:numId w:val="5"/>
+        </w:numPr>
+        <w:rPr>
+          <w:lang w:val="en-US"/>
+        </w:rPr>
+      </w:pPr>
+      <w:r>
+        <w:rPr>
+          <w:lang w:val="en-US"/>
+        </w:rPr>
+        <w:t>“Tragedy”?</w:t>
+      </w:r>
+    </w:p>
+    <w:p>
+      <w:pPr>
+        <w:pStyle w:val="ListParagraph"/>
+        <w:numPr>
+          <w:ilvl w:val="0"/>
+          <w:numId w:val="2"/>
+        </w:numPr>
+        <w:rPr>
+          <w:lang w:val="en-US"/>
+        </w:rPr>
+      </w:pPr>
+      <w:r>
+        <w:rPr>
+          <w:lang w:val="en-US"/>
+        </w:rPr>
+        <w:t>Thảm kịch</w:t>
+      </w:r>
+    </w:p>
+    <w:p>
+      <w:pPr>
+        <w:pStyle w:val="ListParagraph"/>
+        <w:numPr>
+          <w:ilvl w:val="0"/>
+          <w:numId w:val="5"/>
+        </w:numPr>
+        <w:rPr>
+          <w:lang w:val="en-US"/>
+        </w:rPr>
+      </w:pPr>
+      <w:r>
+        <w:rPr>
+          <w:lang w:val="en-US"/>
+        </w:rPr>
+        <w:t>“Ravage”?</w:t>
+      </w:r>
+    </w:p>
+    <w:p>
+      <w:pPr>
+        <w:pStyle w:val="ListParagraph"/>
+        <w:numPr>
+          <w:ilvl w:val="0"/>
+          <w:numId w:val="2"/>
+        </w:numPr>
+        <w:rPr>
+          <w:lang w:val="en-US"/>
+        </w:rPr>
+      </w:pPr>
+      <w:r>
+        <w:rPr>
+          <w:lang w:val="en-US"/>
+        </w:rPr>
+        <w:t>Tàn phá</w:t>
       </w:r>
     </w:p>
     <w:p>
@@ -742,195 +779,592 @@
           <w:lang w:val="en-US"/>
         </w:rPr>
         <w:lastRenderedPageBreak/>
-        <w:t>Math – Toán:</w:t>
-      </w:r>
-    </w:p>
-    <w:p>
-      <w:pPr>
-        <w:pStyle w:val="ListParagraph"/>
-        <w:numPr>
-          <w:ilvl w:val="0"/>
-          <w:numId w:val="4"/>
-        </w:numPr>
-        <w:rPr>
-          <w:lang w:val="en-US"/>
-        </w:rPr>
-      </w:pPr>
-      <w:r>
-        <w:rPr>
-          <w:lang w:val="en-US"/>
-        </w:rPr>
-        <w:t>“Denominator”?</w:t>
-      </w:r>
-    </w:p>
-    <w:p>
-      <w:pPr>
-        <w:pStyle w:val="ListParagraph"/>
-        <w:numPr>
-          <w:ilvl w:val="0"/>
-          <w:numId w:val="2"/>
-        </w:numPr>
-        <w:rPr>
-          <w:lang w:val="en-US"/>
-        </w:rPr>
-      </w:pPr>
-      <w:r>
-        <w:rPr>
-          <w:lang w:val="en-US"/>
-        </w:rPr>
-        <w:t>Mẫu số</w:t>
-      </w:r>
-    </w:p>
-    <w:p>
-      <w:pPr>
-        <w:pStyle w:val="ListParagraph"/>
-        <w:numPr>
-          <w:ilvl w:val="0"/>
-          <w:numId w:val="4"/>
-        </w:numPr>
-        <w:rPr>
-          <w:lang w:val="en-US"/>
-        </w:rPr>
-      </w:pPr>
-      <w:r>
-        <w:rPr>
-          <w:lang w:val="en-US"/>
-        </w:rPr>
-        <w:t>“Numerator”?</w:t>
-      </w:r>
-    </w:p>
-    <w:p>
-      <w:pPr>
-        <w:pStyle w:val="ListParagraph"/>
-        <w:numPr>
-          <w:ilvl w:val="0"/>
-          <w:numId w:val="2"/>
-        </w:numPr>
-        <w:rPr>
-          <w:lang w:val="en-US"/>
-        </w:rPr>
-      </w:pPr>
-      <w:r>
-        <w:rPr>
-          <w:lang w:val="en-US"/>
-        </w:rPr>
-        <w:t>Tử số</w:t>
-      </w:r>
-    </w:p>
-    <w:p>
-      <w:pPr>
-        <w:pStyle w:val="ListParagraph"/>
-        <w:numPr>
-          <w:ilvl w:val="0"/>
-          <w:numId w:val="4"/>
-        </w:numPr>
-        <w:rPr>
-          <w:lang w:val="en-US"/>
-        </w:rPr>
-      </w:pPr>
-      <w:r>
-        <w:rPr>
-          <w:lang w:val="en-US"/>
-        </w:rPr>
-        <w:t>“Hypothetical Unit”?</w:t>
-      </w:r>
-    </w:p>
-    <w:p>
-      <w:pPr>
-        <w:pStyle w:val="ListParagraph"/>
-        <w:numPr>
-          <w:ilvl w:val="0"/>
-          <w:numId w:val="2"/>
-        </w:numPr>
-        <w:rPr>
-          <w:lang w:val="en-US"/>
-        </w:rPr>
-      </w:pPr>
-      <w:r>
-        <w:rPr>
-          <w:lang w:val="en-US"/>
-        </w:rPr>
-        <w:t>Đơn vị giả tưởng (của giá trị nào đó)</w:t>
-      </w:r>
-    </w:p>
-    <w:p>
-      <w:pPr>
-        <w:pStyle w:val="ListParagraph"/>
-        <w:numPr>
-          <w:ilvl w:val="0"/>
-          <w:numId w:val="4"/>
-        </w:numPr>
-        <w:rPr>
-          <w:lang w:val="en-US"/>
-        </w:rPr>
-      </w:pPr>
-      <w:r>
-        <w:rPr>
-          <w:lang w:val="en-US"/>
-        </w:rPr>
-        <w:t>Numerical Solution?</w:t>
-      </w:r>
-    </w:p>
-    <w:p>
-      <w:pPr>
-        <w:pStyle w:val="ListParagraph"/>
-        <w:numPr>
-          <w:ilvl w:val="0"/>
-          <w:numId w:val="2"/>
-        </w:numPr>
-        <w:rPr>
-          <w:lang w:val="en-US"/>
-        </w:rPr>
-      </w:pPr>
-      <w:r>
-        <w:rPr>
-          <w:lang w:val="en-US"/>
-        </w:rPr>
-        <w:t>Nghiệm ước lượng (= số cụ thể, không phải = Term)</w:t>
-      </w:r>
-    </w:p>
-    <w:p>
-      <w:pPr>
-        <w:pStyle w:val="ListParagraph"/>
-        <w:numPr>
-          <w:ilvl w:val="0"/>
-          <w:numId w:val="4"/>
-        </w:numPr>
-        <w:rPr>
-          <w:lang w:val="en-US"/>
-        </w:rPr>
-      </w:pPr>
-      <w:r>
-        <w:rPr>
-          <w:lang w:val="en-US"/>
-        </w:rPr>
-        <w:t>“Quotient”?</w:t>
-      </w:r>
-    </w:p>
-    <w:p>
-      <w:pPr>
-        <w:pStyle w:val="ListParagraph"/>
-        <w:numPr>
-          <w:ilvl w:val="0"/>
-          <w:numId w:val="2"/>
-        </w:numPr>
-        <w:rPr>
-          <w:lang w:val="en-US"/>
-        </w:rPr>
-      </w:pPr>
-      <w:r>
-        <w:rPr>
-          <w:lang w:val="en-US"/>
-        </w:rPr>
-        <w:t>Thương số (kết quả của phép chia</w:t>
+        <w:t>Weapon – Vũ Khí:</w:t>
+      </w:r>
+    </w:p>
+    <w:p>
+      <w:pPr>
+        <w:pStyle w:val="ListParagraph"/>
+        <w:numPr>
+          <w:ilvl w:val="0"/>
+          <w:numId w:val="6"/>
+        </w:numPr>
+        <w:rPr>
+          <w:lang w:val="en-US"/>
+        </w:rPr>
+      </w:pPr>
+      <w:r>
+        <w:rPr>
+          <w:lang w:val="en-US"/>
+        </w:rPr>
+        <w:t>“Spare Weapon”?</w:t>
+      </w:r>
+    </w:p>
+    <w:p>
+      <w:pPr>
+        <w:pStyle w:val="ListParagraph"/>
+        <w:numPr>
+          <w:ilvl w:val="0"/>
+          <w:numId w:val="2"/>
+        </w:numPr>
+        <w:rPr>
+          <w:lang w:val="en-US"/>
+        </w:rPr>
+      </w:pPr>
+      <w:r>
+        <w:rPr>
+          <w:lang w:val="en-US"/>
+        </w:rPr>
+        <w:t>Vũ khí dự phòng</w:t>
+      </w:r>
+    </w:p>
+    <w:p>
+      <w:pPr>
+        <w:rPr>
+          <w:lang w:val="en-US"/>
+        </w:rPr>
+      </w:pPr>
+    </w:p>
+    <w:p>
+      <w:pPr>
+        <w:rPr>
+          <w:lang w:val="en-US"/>
+        </w:rPr>
+      </w:pPr>
+      <w:r>
+        <w:rPr>
+          <w:lang w:val="en-US"/>
+        </w:rPr>
+        <w:t>Economics – Kinh Tế:</w:t>
+      </w:r>
+    </w:p>
+    <w:p>
+      <w:pPr>
+        <w:pStyle w:val="ListParagraph"/>
+        <w:numPr>
+          <w:ilvl w:val="0"/>
+          <w:numId w:val="7"/>
+        </w:numPr>
+        <w:rPr>
+          <w:lang w:val="en-US"/>
+        </w:rPr>
+      </w:pPr>
+      <w:r>
+        <w:rPr>
+          <w:lang w:val="en-US"/>
+        </w:rPr>
+        <w:t>“Make A Fortune”?</w:t>
+      </w:r>
+    </w:p>
+    <w:p>
+      <w:pPr>
+        <w:pStyle w:val="ListParagraph"/>
+        <w:numPr>
+          <w:ilvl w:val="0"/>
+          <w:numId w:val="2"/>
+        </w:numPr>
+        <w:rPr>
+          <w:lang w:val="en-US"/>
+        </w:rPr>
+      </w:pPr>
+      <w:r>
+        <w:rPr>
+          <w:lang w:val="en-US"/>
+        </w:rPr>
+        <w:t>Kiếm 1 khoản tiền lớn (= kinh doanh)</w:t>
+      </w:r>
+    </w:p>
+    <w:p>
+      <w:pPr>
+        <w:rPr>
+          <w:lang w:val="en-US"/>
+        </w:rPr>
+      </w:pPr>
+    </w:p>
+    <w:p>
+      <w:pPr>
+        <w:rPr>
+          <w:lang w:val="en-US"/>
+        </w:rPr>
+      </w:pPr>
+      <w:r>
+        <w:rPr>
+          <w:lang w:val="en-US"/>
+        </w:rPr>
+        <w:t>Simple Conversation – Giao Tiếp Đơn Giản:</w:t>
+      </w:r>
+    </w:p>
+    <w:p>
+      <w:pPr>
+        <w:pStyle w:val="ListParagraph"/>
+        <w:numPr>
+          <w:ilvl w:val="0"/>
+          <w:numId w:val="8"/>
+        </w:numPr>
+        <w:rPr>
+          <w:lang w:val="en-US"/>
+        </w:rPr>
+      </w:pPr>
+      <w:r>
+        <w:rPr>
+          <w:lang w:val="en-US"/>
+        </w:rPr>
+        <w:t>“Implore”?</w:t>
+      </w:r>
+    </w:p>
+    <w:p>
+      <w:pPr>
+        <w:pStyle w:val="ListParagraph"/>
+        <w:numPr>
+          <w:ilvl w:val="0"/>
+          <w:numId w:val="2"/>
+        </w:numPr>
+        <w:rPr>
+          <w:lang w:val="en-US"/>
+        </w:rPr>
+      </w:pPr>
+      <w:r>
+        <w:rPr>
+          <w:lang w:val="en-US"/>
+        </w:rPr>
+        <w:t>Van xin (ai đó một cách chân thành)</w:t>
+      </w:r>
+    </w:p>
+    <w:p>
+      <w:pPr>
+        <w:pStyle w:val="ListParagraph"/>
+        <w:numPr>
+          <w:ilvl w:val="0"/>
+          <w:numId w:val="8"/>
+        </w:numPr>
+        <w:rPr>
+          <w:lang w:val="en-US"/>
+        </w:rPr>
+      </w:pPr>
+      <w:r>
+        <w:rPr>
+          <w:lang w:val="en-US"/>
+        </w:rPr>
+        <w:t>“Sincere”?</w:t>
+      </w:r>
+    </w:p>
+    <w:p>
+      <w:pPr>
+        <w:pStyle w:val="ListParagraph"/>
+        <w:numPr>
+          <w:ilvl w:val="0"/>
+          <w:numId w:val="2"/>
+        </w:numPr>
+        <w:rPr>
+          <w:lang w:val="en-US"/>
+        </w:rPr>
+      </w:pPr>
+      <w:r>
+        <w:rPr>
+          <w:lang w:val="en-US"/>
+        </w:rPr>
+        <w:t>Chân thành (không lừa lọc)</w:t>
+      </w:r>
+    </w:p>
+    <w:p>
+      <w:pPr>
+        <w:rPr>
+          <w:lang w:val="en-US"/>
+        </w:rPr>
+      </w:pPr>
+    </w:p>
+    <w:p>
+      <w:pPr>
+        <w:rPr>
+          <w:lang w:val="en-US"/>
+        </w:rPr>
+      </w:pPr>
+      <w:r>
+        <w:rPr>
+          <w:lang w:val="en-US"/>
+        </w:rPr>
+        <w:t>Human – Con Người:</w:t>
+      </w:r>
+    </w:p>
+    <w:p>
+      <w:pPr>
+        <w:pStyle w:val="ListParagraph"/>
+        <w:numPr>
+          <w:ilvl w:val="0"/>
+          <w:numId w:val="9"/>
+        </w:numPr>
+        <w:rPr>
+          <w:lang w:val="en-US"/>
+        </w:rPr>
+      </w:pPr>
+      <w:r>
+        <w:rPr>
+          <w:lang w:val="en-US"/>
+        </w:rPr>
+        <w:t>“Mental”?</w:t>
+      </w:r>
+    </w:p>
+    <w:p>
+      <w:pPr>
+        <w:pStyle w:val="ListParagraph"/>
+        <w:numPr>
+          <w:ilvl w:val="0"/>
+          <w:numId w:val="2"/>
+        </w:numPr>
+        <w:rPr>
+          <w:lang w:val="en-US"/>
+        </w:rPr>
+      </w:pPr>
+      <w:r>
+        <w:rPr>
+          <w:lang w:val="en-US"/>
+        </w:rPr>
+        <w:t>Tinh thần</w:t>
       </w:r>
       <w:bookmarkStart w:id="0" w:name="_GoBack"/>
       <w:bookmarkEnd w:id="0"/>
-      <w:r>
-        <w:rPr>
-          <w:lang w:val="en-US"/>
-        </w:rPr>
-        <w:t>)</w:t>
+    </w:p>
+    <w:p>
+      <w:pPr>
+        <w:rPr>
+          <w:lang w:val="en-US"/>
+        </w:rPr>
+      </w:pPr>
+    </w:p>
+    <w:p>
+      <w:pPr>
+        <w:rPr>
+          <w:lang w:val="en-US"/>
+        </w:rPr>
+      </w:pPr>
+      <w:r>
+        <w:rPr>
+          <w:lang w:val="en-US"/>
+        </w:rPr>
+        <w:t>A</w:t>
+      </w:r>
+      <w:r>
+        <w:t>bbreviation</w:t>
+      </w:r>
+      <w:r>
+        <w:rPr>
+          <w:lang w:val="en-US"/>
+        </w:rPr>
+        <w:t xml:space="preserve"> – Từ Viết Tắt:</w:t>
+      </w:r>
+    </w:p>
+    <w:p>
+      <w:pPr>
+        <w:pStyle w:val="ListParagraph"/>
+        <w:numPr>
+          <w:ilvl w:val="0"/>
+          <w:numId w:val="3"/>
+        </w:numPr>
+        <w:rPr>
+          <w:lang w:val="en-US"/>
+        </w:rPr>
+      </w:pPr>
+      <w:r>
+        <w:rPr>
+          <w:lang w:val="en-US"/>
+        </w:rPr>
+        <w:t>“et al.”</w:t>
+      </w:r>
+      <w:r>
+        <w:rPr>
+          <w:lang w:val="en-US"/>
+        </w:rPr>
+        <w:t>?</w:t>
+      </w:r>
+    </w:p>
+    <w:p>
+      <w:pPr>
+        <w:pStyle w:val="ListParagraph"/>
+        <w:numPr>
+          <w:ilvl w:val="0"/>
+          <w:numId w:val="2"/>
+        </w:numPr>
+        <w:rPr>
+          <w:lang w:val="en-US"/>
+        </w:rPr>
+      </w:pPr>
+      <w:r>
+        <w:rPr>
+          <w:lang w:val="en-US"/>
+        </w:rPr>
+        <w:t>Và các đồng tác giả khác</w:t>
+      </w:r>
+    </w:p>
+    <w:p>
+      <w:pPr>
+        <w:rPr>
+          <w:lang w:val="en-US"/>
+        </w:rPr>
+      </w:pPr>
+    </w:p>
+    <w:p>
+      <w:pPr>
+        <w:rPr>
+          <w:lang w:val="en-US"/>
+        </w:rPr>
+      </w:pPr>
+      <w:r>
+        <w:rPr>
+          <w:lang w:val="en-US"/>
+        </w:rPr>
+        <w:t>Math – Toán:</w:t>
+      </w:r>
+    </w:p>
+    <w:p>
+      <w:pPr>
+        <w:pStyle w:val="ListParagraph"/>
+        <w:numPr>
+          <w:ilvl w:val="0"/>
+          <w:numId w:val="4"/>
+        </w:numPr>
+        <w:rPr>
+          <w:lang w:val="en-US"/>
+        </w:rPr>
+      </w:pPr>
+      <w:r>
+        <w:rPr>
+          <w:lang w:val="en-US"/>
+        </w:rPr>
+        <w:t>“Denominator”?</w:t>
+      </w:r>
+    </w:p>
+    <w:p>
+      <w:pPr>
+        <w:pStyle w:val="ListParagraph"/>
+        <w:numPr>
+          <w:ilvl w:val="0"/>
+          <w:numId w:val="2"/>
+        </w:numPr>
+        <w:rPr>
+          <w:lang w:val="en-US"/>
+        </w:rPr>
+      </w:pPr>
+      <w:r>
+        <w:rPr>
+          <w:lang w:val="en-US"/>
+        </w:rPr>
+        <w:t>Mẫu số</w:t>
+      </w:r>
+    </w:p>
+    <w:p>
+      <w:pPr>
+        <w:pStyle w:val="ListParagraph"/>
+        <w:numPr>
+          <w:ilvl w:val="0"/>
+          <w:numId w:val="4"/>
+        </w:numPr>
+        <w:rPr>
+          <w:lang w:val="en-US"/>
+        </w:rPr>
+      </w:pPr>
+      <w:r>
+        <w:rPr>
+          <w:lang w:val="en-US"/>
+        </w:rPr>
+        <w:t>“Numerator”?</w:t>
+      </w:r>
+    </w:p>
+    <w:p>
+      <w:pPr>
+        <w:pStyle w:val="ListParagraph"/>
+        <w:numPr>
+          <w:ilvl w:val="0"/>
+          <w:numId w:val="2"/>
+        </w:numPr>
+        <w:rPr>
+          <w:lang w:val="en-US"/>
+        </w:rPr>
+      </w:pPr>
+      <w:r>
+        <w:rPr>
+          <w:lang w:val="en-US"/>
+        </w:rPr>
+        <w:t>Tử số</w:t>
+      </w:r>
+    </w:p>
+    <w:p>
+      <w:pPr>
+        <w:pStyle w:val="ListParagraph"/>
+        <w:numPr>
+          <w:ilvl w:val="0"/>
+          <w:numId w:val="4"/>
+        </w:numPr>
+        <w:rPr>
+          <w:lang w:val="en-US"/>
+        </w:rPr>
+      </w:pPr>
+      <w:r>
+        <w:rPr>
+          <w:lang w:val="en-US"/>
+        </w:rPr>
+        <w:t>“Hypothetical Unit”?</w:t>
+      </w:r>
+    </w:p>
+    <w:p>
+      <w:pPr>
+        <w:pStyle w:val="ListParagraph"/>
+        <w:numPr>
+          <w:ilvl w:val="0"/>
+          <w:numId w:val="2"/>
+        </w:numPr>
+        <w:rPr>
+          <w:lang w:val="en-US"/>
+        </w:rPr>
+      </w:pPr>
+      <w:r>
+        <w:rPr>
+          <w:lang w:val="en-US"/>
+        </w:rPr>
+        <w:t>Đơn vị giả tưởng (của giá trị nào đó)</w:t>
+      </w:r>
+    </w:p>
+    <w:p>
+      <w:pPr>
+        <w:pStyle w:val="ListParagraph"/>
+        <w:numPr>
+          <w:ilvl w:val="0"/>
+          <w:numId w:val="4"/>
+        </w:numPr>
+        <w:rPr>
+          <w:lang w:val="en-US"/>
+        </w:rPr>
+      </w:pPr>
+      <w:r>
+        <w:rPr>
+          <w:lang w:val="en-US"/>
+        </w:rPr>
+        <w:t>Numerical Solution?</w:t>
+      </w:r>
+    </w:p>
+    <w:p>
+      <w:pPr>
+        <w:pStyle w:val="ListParagraph"/>
+        <w:numPr>
+          <w:ilvl w:val="0"/>
+          <w:numId w:val="2"/>
+        </w:numPr>
+        <w:rPr>
+          <w:lang w:val="en-US"/>
+        </w:rPr>
+      </w:pPr>
+      <w:r>
+        <w:rPr>
+          <w:lang w:val="en-US"/>
+        </w:rPr>
+        <w:t>Nghiệm ước lượng (= số cụ thể, không phải = Term)</w:t>
+      </w:r>
+    </w:p>
+    <w:p>
+      <w:pPr>
+        <w:pStyle w:val="ListParagraph"/>
+        <w:numPr>
+          <w:ilvl w:val="0"/>
+          <w:numId w:val="4"/>
+        </w:numPr>
+        <w:rPr>
+          <w:lang w:val="en-US"/>
+        </w:rPr>
+      </w:pPr>
+      <w:r>
+        <w:rPr>
+          <w:lang w:val="en-US"/>
+        </w:rPr>
+        <w:t>“Quotient”?</w:t>
+      </w:r>
+    </w:p>
+    <w:p>
+      <w:pPr>
+        <w:pStyle w:val="ListParagraph"/>
+        <w:numPr>
+          <w:ilvl w:val="0"/>
+          <w:numId w:val="2"/>
+        </w:numPr>
+        <w:rPr>
+          <w:lang w:val="en-US"/>
+        </w:rPr>
+      </w:pPr>
+      <w:r>
+        <w:rPr>
+          <w:lang w:val="en-US"/>
+        </w:rPr>
+        <w:t>Thương số (kết quả của phép chia)</w:t>
+      </w:r>
+    </w:p>
+    <w:p>
+      <w:pPr>
+        <w:pStyle w:val="ListParagraph"/>
+        <w:numPr>
+          <w:ilvl w:val="0"/>
+          <w:numId w:val="4"/>
+        </w:numPr>
+        <w:rPr>
+          <w:lang w:val="en-US"/>
+        </w:rPr>
+      </w:pPr>
+      <w:r>
+        <w:rPr>
+          <w:lang w:val="en-US"/>
+        </w:rPr>
+        <w:t>“Critical Point”?</w:t>
+      </w:r>
+    </w:p>
+    <w:p>
+      <w:pPr>
+        <w:pStyle w:val="ListParagraph"/>
+        <w:numPr>
+          <w:ilvl w:val="0"/>
+          <w:numId w:val="2"/>
+        </w:numPr>
+        <w:rPr>
+          <w:lang w:val="en-US"/>
+        </w:rPr>
+      </w:pPr>
+      <w:r>
+        <w:rPr>
+          <w:lang w:val="en-US"/>
+        </w:rPr>
+        <w:t>Điểm cực trị</w:t>
+      </w:r>
+    </w:p>
+    <w:p>
+      <w:pPr>
+        <w:pStyle w:val="ListParagraph"/>
+        <w:numPr>
+          <w:ilvl w:val="0"/>
+          <w:numId w:val="4"/>
+        </w:numPr>
+        <w:rPr>
+          <w:lang w:val="en-US"/>
+        </w:rPr>
+      </w:pPr>
+      <w:r>
+        <w:rPr>
+          <w:lang w:val="en-US"/>
+        </w:rPr>
+        <w:t>“Concave Up And Down”?</w:t>
+      </w:r>
+    </w:p>
+    <w:p>
+      <w:pPr>
+        <w:pStyle w:val="ListParagraph"/>
+        <w:numPr>
+          <w:ilvl w:val="0"/>
+          <w:numId w:val="2"/>
+        </w:numPr>
+        <w:rPr>
+          <w:lang w:val="en-US"/>
+        </w:rPr>
+      </w:pPr>
+      <w:r>
+        <w:rPr>
+          <w:lang w:val="en-US"/>
+        </w:rPr>
+        <w:t>Ngửa và úp (đồ thị)</w:t>
       </w:r>
     </w:p>
     <w:sectPr>
@@ -946,6 +1380,184 @@
 <file path=word/numbering.xml><?xml version="1.0" encoding="utf-8"?>
 <w:numbering xmlns:wpc="http://schemas.microsoft.com/office/word/2010/wordprocessingCanvas" xmlns:mc="http://schemas.openxmlformats.org/markup-compatibility/2006" xmlns:o="urn:schemas-microsoft-com:office:office" xmlns:r="http://schemas.openxmlformats.org/officeDocument/2006/relationships" xmlns:m="http://schemas.openxmlformats.org/officeDocument/2006/math" xmlns:v="urn:schemas-microsoft-com:vml" xmlns:wp14="http://schemas.microsoft.com/office/word/2010/wordprocessingDrawing" xmlns:wp="http://schemas.openxmlformats.org/drawingml/2006/wordprocessingDrawing" xmlns:w10="urn:schemas-microsoft-com:office:word" xmlns:w="http://schemas.openxmlformats.org/wordprocessingml/2006/main" xmlns:w14="http://schemas.microsoft.com/office/word/2010/wordml" xmlns:wpg="http://schemas.microsoft.com/office/word/2010/wordprocessingGroup" xmlns:wpi="http://schemas.microsoft.com/office/word/2010/wordprocessingInk" xmlns:wne="http://schemas.microsoft.com/office/word/2006/wordml" xmlns:wps="http://schemas.microsoft.com/office/word/2010/wordprocessingShape" mc:Ignorable="w14 wp14">
   <w:abstractNum w:abstractNumId="0">
+    <w:nsid w:val="2E0A7B9A"/>
+    <w:multiLevelType w:val="hybridMultilevel"/>
+    <w:tmpl w:val="55F620F4"/>
+    <w:lvl w:ilvl="0" w:tplc="AF806C2C">
+      <w:start w:val="1"/>
+      <w:numFmt w:val="decimal"/>
+      <w:lvlText w:val="%1."/>
+      <w:lvlJc w:val="left"/>
+      <w:pPr>
+        <w:ind w:left="1080" w:hanging="360"/>
+      </w:pPr>
+      <w:rPr>
+        <w:rFonts w:hint="default"/>
+      </w:rPr>
+    </w:lvl>
+    <w:lvl w:ilvl="1" w:tplc="042A0019" w:tentative="1">
+      <w:start w:val="1"/>
+      <w:numFmt w:val="lowerLetter"/>
+      <w:lvlText w:val="%2."/>
+      <w:lvlJc w:val="left"/>
+      <w:pPr>
+        <w:ind w:left="1800" w:hanging="360"/>
+      </w:pPr>
+    </w:lvl>
+    <w:lvl w:ilvl="2" w:tplc="042A001B" w:tentative="1">
+      <w:start w:val="1"/>
+      <w:numFmt w:val="lowerRoman"/>
+      <w:lvlText w:val="%3."/>
+      <w:lvlJc w:val="right"/>
+      <w:pPr>
+        <w:ind w:left="2520" w:hanging="180"/>
+      </w:pPr>
+    </w:lvl>
+    <w:lvl w:ilvl="3" w:tplc="042A000F" w:tentative="1">
+      <w:start w:val="1"/>
+      <w:numFmt w:val="decimal"/>
+      <w:lvlText w:val="%4."/>
+      <w:lvlJc w:val="left"/>
+      <w:pPr>
+        <w:ind w:left="3240" w:hanging="360"/>
+      </w:pPr>
+    </w:lvl>
+    <w:lvl w:ilvl="4" w:tplc="042A0019" w:tentative="1">
+      <w:start w:val="1"/>
+      <w:numFmt w:val="lowerLetter"/>
+      <w:lvlText w:val="%5."/>
+      <w:lvlJc w:val="left"/>
+      <w:pPr>
+        <w:ind w:left="3960" w:hanging="360"/>
+      </w:pPr>
+    </w:lvl>
+    <w:lvl w:ilvl="5" w:tplc="042A001B" w:tentative="1">
+      <w:start w:val="1"/>
+      <w:numFmt w:val="lowerRoman"/>
+      <w:lvlText w:val="%6."/>
+      <w:lvlJc w:val="right"/>
+      <w:pPr>
+        <w:ind w:left="4680" w:hanging="180"/>
+      </w:pPr>
+    </w:lvl>
+    <w:lvl w:ilvl="6" w:tplc="042A000F" w:tentative="1">
+      <w:start w:val="1"/>
+      <w:numFmt w:val="decimal"/>
+      <w:lvlText w:val="%7."/>
+      <w:lvlJc w:val="left"/>
+      <w:pPr>
+        <w:ind w:left="5400" w:hanging="360"/>
+      </w:pPr>
+    </w:lvl>
+    <w:lvl w:ilvl="7" w:tplc="042A0019" w:tentative="1">
+      <w:start w:val="1"/>
+      <w:numFmt w:val="lowerLetter"/>
+      <w:lvlText w:val="%8."/>
+      <w:lvlJc w:val="left"/>
+      <w:pPr>
+        <w:ind w:left="6120" w:hanging="360"/>
+      </w:pPr>
+    </w:lvl>
+    <w:lvl w:ilvl="8" w:tplc="042A001B" w:tentative="1">
+      <w:start w:val="1"/>
+      <w:numFmt w:val="lowerRoman"/>
+      <w:lvlText w:val="%9."/>
+      <w:lvlJc w:val="right"/>
+      <w:pPr>
+        <w:ind w:left="6840" w:hanging="180"/>
+      </w:pPr>
+    </w:lvl>
+  </w:abstractNum>
+  <w:abstractNum w:abstractNumId="1">
+    <w:nsid w:val="33A040A6"/>
+    <w:multiLevelType w:val="hybridMultilevel"/>
+    <w:tmpl w:val="530C4B62"/>
+    <w:lvl w:ilvl="0" w:tplc="109ECE5C">
+      <w:start w:val="1"/>
+      <w:numFmt w:val="decimal"/>
+      <w:lvlText w:val="%1."/>
+      <w:lvlJc w:val="left"/>
+      <w:pPr>
+        <w:ind w:left="1080" w:hanging="360"/>
+      </w:pPr>
+      <w:rPr>
+        <w:rFonts w:hint="default"/>
+      </w:rPr>
+    </w:lvl>
+    <w:lvl w:ilvl="1" w:tplc="042A0019" w:tentative="1">
+      <w:start w:val="1"/>
+      <w:numFmt w:val="lowerLetter"/>
+      <w:lvlText w:val="%2."/>
+      <w:lvlJc w:val="left"/>
+      <w:pPr>
+        <w:ind w:left="1800" w:hanging="360"/>
+      </w:pPr>
+    </w:lvl>
+    <w:lvl w:ilvl="2" w:tplc="042A001B" w:tentative="1">
+      <w:start w:val="1"/>
+      <w:numFmt w:val="lowerRoman"/>
+      <w:lvlText w:val="%3."/>
+      <w:lvlJc w:val="right"/>
+      <w:pPr>
+        <w:ind w:left="2520" w:hanging="180"/>
+      </w:pPr>
+    </w:lvl>
+    <w:lvl w:ilvl="3" w:tplc="042A000F" w:tentative="1">
+      <w:start w:val="1"/>
+      <w:numFmt w:val="decimal"/>
+      <w:lvlText w:val="%4."/>
+      <w:lvlJc w:val="left"/>
+      <w:pPr>
+        <w:ind w:left="3240" w:hanging="360"/>
+      </w:pPr>
+    </w:lvl>
+    <w:lvl w:ilvl="4" w:tplc="042A0019" w:tentative="1">
+      <w:start w:val="1"/>
+      <w:numFmt w:val="lowerLetter"/>
+      <w:lvlText w:val="%5."/>
+      <w:lvlJc w:val="left"/>
+      <w:pPr>
+        <w:ind w:left="3960" w:hanging="360"/>
+      </w:pPr>
+    </w:lvl>
+    <w:lvl w:ilvl="5" w:tplc="042A001B" w:tentative="1">
+      <w:start w:val="1"/>
+      <w:numFmt w:val="lowerRoman"/>
+      <w:lvlText w:val="%6."/>
+      <w:lvlJc w:val="right"/>
+      <w:pPr>
+        <w:ind w:left="4680" w:hanging="180"/>
+      </w:pPr>
+    </w:lvl>
+    <w:lvl w:ilvl="6" w:tplc="042A000F" w:tentative="1">
+      <w:start w:val="1"/>
+      <w:numFmt w:val="decimal"/>
+      <w:lvlText w:val="%7."/>
+      <w:lvlJc w:val="left"/>
+      <w:pPr>
+        <w:ind w:left="5400" w:hanging="360"/>
+      </w:pPr>
+    </w:lvl>
+    <w:lvl w:ilvl="7" w:tplc="042A0019" w:tentative="1">
+      <w:start w:val="1"/>
+      <w:numFmt w:val="lowerLetter"/>
+      <w:lvlText w:val="%8."/>
+      <w:lvlJc w:val="left"/>
+      <w:pPr>
+        <w:ind w:left="6120" w:hanging="360"/>
+      </w:pPr>
+    </w:lvl>
+    <w:lvl w:ilvl="8" w:tplc="042A001B" w:tentative="1">
+      <w:start w:val="1"/>
+      <w:numFmt w:val="lowerRoman"/>
+      <w:lvlText w:val="%9."/>
+      <w:lvlJc w:val="right"/>
+      <w:pPr>
+        <w:ind w:left="6840" w:hanging="180"/>
+      </w:pPr>
+    </w:lvl>
+  </w:abstractNum>
+  <w:abstractNum w:abstractNumId="2">
     <w:nsid w:val="52996CBC"/>
     <w:multiLevelType w:val="hybridMultilevel"/>
     <w:tmpl w:val="670A86DA"/>
@@ -1034,7 +1646,7 @@
       </w:pPr>
     </w:lvl>
   </w:abstractNum>
-  <w:abstractNum w:abstractNumId="1">
+  <w:abstractNum w:abstractNumId="3">
     <w:nsid w:val="56582533"/>
     <w:multiLevelType w:val="hybridMultilevel"/>
     <w:tmpl w:val="D2DE19F2"/>
@@ -1147,7 +1759,96 @@
       </w:rPr>
     </w:lvl>
   </w:abstractNum>
-  <w:abstractNum w:abstractNumId="2">
+  <w:abstractNum w:abstractNumId="4">
+    <w:nsid w:val="575D4638"/>
+    <w:multiLevelType w:val="hybridMultilevel"/>
+    <w:tmpl w:val="0A804172"/>
+    <w:lvl w:ilvl="0" w:tplc="CE94BA28">
+      <w:start w:val="1"/>
+      <w:numFmt w:val="decimal"/>
+      <w:lvlText w:val="%1."/>
+      <w:lvlJc w:val="left"/>
+      <w:pPr>
+        <w:ind w:left="1080" w:hanging="360"/>
+      </w:pPr>
+      <w:rPr>
+        <w:rFonts w:hint="default"/>
+      </w:rPr>
+    </w:lvl>
+    <w:lvl w:ilvl="1" w:tplc="042A0019" w:tentative="1">
+      <w:start w:val="1"/>
+      <w:numFmt w:val="lowerLetter"/>
+      <w:lvlText w:val="%2."/>
+      <w:lvlJc w:val="left"/>
+      <w:pPr>
+        <w:ind w:left="1800" w:hanging="360"/>
+      </w:pPr>
+    </w:lvl>
+    <w:lvl w:ilvl="2" w:tplc="042A001B" w:tentative="1">
+      <w:start w:val="1"/>
+      <w:numFmt w:val="lowerRoman"/>
+      <w:lvlText w:val="%3."/>
+      <w:lvlJc w:val="right"/>
+      <w:pPr>
+        <w:ind w:left="2520" w:hanging="180"/>
+      </w:pPr>
+    </w:lvl>
+    <w:lvl w:ilvl="3" w:tplc="042A000F" w:tentative="1">
+      <w:start w:val="1"/>
+      <w:numFmt w:val="decimal"/>
+      <w:lvlText w:val="%4."/>
+      <w:lvlJc w:val="left"/>
+      <w:pPr>
+        <w:ind w:left="3240" w:hanging="360"/>
+      </w:pPr>
+    </w:lvl>
+    <w:lvl w:ilvl="4" w:tplc="042A0019" w:tentative="1">
+      <w:start w:val="1"/>
+      <w:numFmt w:val="lowerLetter"/>
+      <w:lvlText w:val="%5."/>
+      <w:lvlJc w:val="left"/>
+      <w:pPr>
+        <w:ind w:left="3960" w:hanging="360"/>
+      </w:pPr>
+    </w:lvl>
+    <w:lvl w:ilvl="5" w:tplc="042A001B" w:tentative="1">
+      <w:start w:val="1"/>
+      <w:numFmt w:val="lowerRoman"/>
+      <w:lvlText w:val="%6."/>
+      <w:lvlJc w:val="right"/>
+      <w:pPr>
+        <w:ind w:left="4680" w:hanging="180"/>
+      </w:pPr>
+    </w:lvl>
+    <w:lvl w:ilvl="6" w:tplc="042A000F" w:tentative="1">
+      <w:start w:val="1"/>
+      <w:numFmt w:val="decimal"/>
+      <w:lvlText w:val="%7."/>
+      <w:lvlJc w:val="left"/>
+      <w:pPr>
+        <w:ind w:left="5400" w:hanging="360"/>
+      </w:pPr>
+    </w:lvl>
+    <w:lvl w:ilvl="7" w:tplc="042A0019" w:tentative="1">
+      <w:start w:val="1"/>
+      <w:numFmt w:val="lowerLetter"/>
+      <w:lvlText w:val="%8."/>
+      <w:lvlJc w:val="left"/>
+      <w:pPr>
+        <w:ind w:left="6120" w:hanging="360"/>
+      </w:pPr>
+    </w:lvl>
+    <w:lvl w:ilvl="8" w:tplc="042A001B" w:tentative="1">
+      <w:start w:val="1"/>
+      <w:numFmt w:val="lowerRoman"/>
+      <w:lvlText w:val="%9."/>
+      <w:lvlJc w:val="right"/>
+      <w:pPr>
+        <w:ind w:left="6840" w:hanging="180"/>
+      </w:pPr>
+    </w:lvl>
+  </w:abstractNum>
+  <w:abstractNum w:abstractNumId="5">
     <w:nsid w:val="62AF2E9F"/>
     <w:multiLevelType w:val="hybridMultilevel"/>
     <w:tmpl w:val="12242B98"/>
@@ -1236,7 +1937,7 @@
       </w:pPr>
     </w:lvl>
   </w:abstractNum>
-  <w:abstractNum w:abstractNumId="3">
+  <w:abstractNum w:abstractNumId="6">
     <w:nsid w:val="68695F0C"/>
     <w:multiLevelType w:val="hybridMultilevel"/>
     <w:tmpl w:val="E0944F3C"/>
@@ -1325,7 +2026,96 @@
       </w:pPr>
     </w:lvl>
   </w:abstractNum>
-  <w:abstractNum w:abstractNumId="4">
+  <w:abstractNum w:abstractNumId="7">
+    <w:nsid w:val="74FD50E2"/>
+    <w:multiLevelType w:val="hybridMultilevel"/>
+    <w:tmpl w:val="2F86794C"/>
+    <w:lvl w:ilvl="0" w:tplc="53D0AA8C">
+      <w:start w:val="1"/>
+      <w:numFmt w:val="decimal"/>
+      <w:lvlText w:val="%1."/>
+      <w:lvlJc w:val="left"/>
+      <w:pPr>
+        <w:ind w:left="1080" w:hanging="360"/>
+      </w:pPr>
+      <w:rPr>
+        <w:rFonts w:hint="default"/>
+      </w:rPr>
+    </w:lvl>
+    <w:lvl w:ilvl="1" w:tplc="042A0019" w:tentative="1">
+      <w:start w:val="1"/>
+      <w:numFmt w:val="lowerLetter"/>
+      <w:lvlText w:val="%2."/>
+      <w:lvlJc w:val="left"/>
+      <w:pPr>
+        <w:ind w:left="1800" w:hanging="360"/>
+      </w:pPr>
+    </w:lvl>
+    <w:lvl w:ilvl="2" w:tplc="042A001B" w:tentative="1">
+      <w:start w:val="1"/>
+      <w:numFmt w:val="lowerRoman"/>
+      <w:lvlText w:val="%3."/>
+      <w:lvlJc w:val="right"/>
+      <w:pPr>
+        <w:ind w:left="2520" w:hanging="180"/>
+      </w:pPr>
+    </w:lvl>
+    <w:lvl w:ilvl="3" w:tplc="042A000F" w:tentative="1">
+      <w:start w:val="1"/>
+      <w:numFmt w:val="decimal"/>
+      <w:lvlText w:val="%4."/>
+      <w:lvlJc w:val="left"/>
+      <w:pPr>
+        <w:ind w:left="3240" w:hanging="360"/>
+      </w:pPr>
+    </w:lvl>
+    <w:lvl w:ilvl="4" w:tplc="042A0019" w:tentative="1">
+      <w:start w:val="1"/>
+      <w:numFmt w:val="lowerLetter"/>
+      <w:lvlText w:val="%5."/>
+      <w:lvlJc w:val="left"/>
+      <w:pPr>
+        <w:ind w:left="3960" w:hanging="360"/>
+      </w:pPr>
+    </w:lvl>
+    <w:lvl w:ilvl="5" w:tplc="042A001B" w:tentative="1">
+      <w:start w:val="1"/>
+      <w:numFmt w:val="lowerRoman"/>
+      <w:lvlText w:val="%6."/>
+      <w:lvlJc w:val="right"/>
+      <w:pPr>
+        <w:ind w:left="4680" w:hanging="180"/>
+      </w:pPr>
+    </w:lvl>
+    <w:lvl w:ilvl="6" w:tplc="042A000F" w:tentative="1">
+      <w:start w:val="1"/>
+      <w:numFmt w:val="decimal"/>
+      <w:lvlText w:val="%7."/>
+      <w:lvlJc w:val="left"/>
+      <w:pPr>
+        <w:ind w:left="5400" w:hanging="360"/>
+      </w:pPr>
+    </w:lvl>
+    <w:lvl w:ilvl="7" w:tplc="042A0019" w:tentative="1">
+      <w:start w:val="1"/>
+      <w:numFmt w:val="lowerLetter"/>
+      <w:lvlText w:val="%8."/>
+      <w:lvlJc w:val="left"/>
+      <w:pPr>
+        <w:ind w:left="6120" w:hanging="360"/>
+      </w:pPr>
+    </w:lvl>
+    <w:lvl w:ilvl="8" w:tplc="042A001B" w:tentative="1">
+      <w:start w:val="1"/>
+      <w:numFmt w:val="lowerRoman"/>
+      <w:lvlText w:val="%9."/>
+      <w:lvlJc w:val="right"/>
+      <w:pPr>
+        <w:ind w:left="6840" w:hanging="180"/>
+      </w:pPr>
+    </w:lvl>
+  </w:abstractNum>
+  <w:abstractNum w:abstractNumId="8">
     <w:nsid w:val="7EA00B10"/>
     <w:multiLevelType w:val="hybridMultilevel"/>
     <w:tmpl w:val="EACE9F7A"/>
@@ -1415,19 +2205,31 @@
     </w:lvl>
   </w:abstractNum>
   <w:num w:numId="1">
+    <w:abstractNumId w:val="2"/>
+  </w:num>
+  <w:num w:numId="2">
+    <w:abstractNumId w:val="3"/>
+  </w:num>
+  <w:num w:numId="3">
+    <w:abstractNumId w:val="8"/>
+  </w:num>
+  <w:num w:numId="4">
+    <w:abstractNumId w:val="6"/>
+  </w:num>
+  <w:num w:numId="5">
+    <w:abstractNumId w:val="5"/>
+  </w:num>
+  <w:num w:numId="6">
+    <w:abstractNumId w:val="4"/>
+  </w:num>
+  <w:num w:numId="7">
     <w:abstractNumId w:val="0"/>
   </w:num>
-  <w:num w:numId="2">
+  <w:num w:numId="8">
     <w:abstractNumId w:val="1"/>
   </w:num>
-  <w:num w:numId="3">
-    <w:abstractNumId w:val="4"/>
-  </w:num>
-  <w:num w:numId="4">
-    <w:abstractNumId w:val="3"/>
-  </w:num>
-  <w:num w:numId="5">
-    <w:abstractNumId w:val="2"/>
+  <w:num w:numId="9">
+    <w:abstractNumId w:val="7"/>
   </w:num>
 </w:numbering>
 </file>

--- a/english.docx
+++ b/english.docx
@@ -1021,351 +1021,388 @@
         </w:rPr>
         <w:t>Tinh thần</w:t>
       </w:r>
+    </w:p>
+    <w:p>
+      <w:pPr>
+        <w:rPr>
+          <w:lang w:val="en-US"/>
+        </w:rPr>
+      </w:pPr>
+    </w:p>
+    <w:p>
+      <w:pPr>
+        <w:rPr>
+          <w:lang w:val="en-US"/>
+        </w:rPr>
+      </w:pPr>
+      <w:r>
+        <w:rPr>
+          <w:lang w:val="en-US"/>
+        </w:rPr>
+        <w:t>A</w:t>
+      </w:r>
+      <w:r>
+        <w:t>bbreviation</w:t>
+      </w:r>
+      <w:r>
+        <w:rPr>
+          <w:lang w:val="en-US"/>
+        </w:rPr>
+        <w:t xml:space="preserve"> – Từ Viết Tắt:</w:t>
+      </w:r>
+    </w:p>
+    <w:p>
+      <w:pPr>
+        <w:pStyle w:val="ListParagraph"/>
+        <w:numPr>
+          <w:ilvl w:val="0"/>
+          <w:numId w:val="3"/>
+        </w:numPr>
+        <w:rPr>
+          <w:lang w:val="en-US"/>
+        </w:rPr>
+      </w:pPr>
+      <w:r>
+        <w:rPr>
+          <w:lang w:val="en-US"/>
+        </w:rPr>
+        <w:t>“et al.”</w:t>
+      </w:r>
+      <w:r>
+        <w:rPr>
+          <w:lang w:val="en-US"/>
+        </w:rPr>
+        <w:t>?</w:t>
+      </w:r>
+    </w:p>
+    <w:p>
+      <w:pPr>
+        <w:pStyle w:val="ListParagraph"/>
+        <w:numPr>
+          <w:ilvl w:val="0"/>
+          <w:numId w:val="2"/>
+        </w:numPr>
+        <w:rPr>
+          <w:lang w:val="en-US"/>
+        </w:rPr>
+      </w:pPr>
+      <w:r>
+        <w:rPr>
+          <w:lang w:val="en-US"/>
+        </w:rPr>
+        <w:t>Và các đồng tác giả khác</w:t>
+      </w:r>
+    </w:p>
+    <w:p>
+      <w:pPr>
+        <w:rPr>
+          <w:lang w:val="en-US"/>
+        </w:rPr>
+      </w:pPr>
+    </w:p>
+    <w:p>
+      <w:pPr>
+        <w:rPr>
+          <w:lang w:val="en-US"/>
+        </w:rPr>
+      </w:pPr>
+      <w:r>
+        <w:rPr>
+          <w:lang w:val="en-US"/>
+        </w:rPr>
+        <w:t>Math – Toán:</w:t>
+      </w:r>
+    </w:p>
+    <w:p>
+      <w:pPr>
+        <w:pStyle w:val="ListParagraph"/>
+        <w:numPr>
+          <w:ilvl w:val="0"/>
+          <w:numId w:val="4"/>
+        </w:numPr>
+        <w:rPr>
+          <w:lang w:val="en-US"/>
+        </w:rPr>
+      </w:pPr>
+      <w:r>
+        <w:rPr>
+          <w:lang w:val="en-US"/>
+        </w:rPr>
+        <w:t>“Denominator”?</w:t>
+      </w:r>
+    </w:p>
+    <w:p>
+      <w:pPr>
+        <w:pStyle w:val="ListParagraph"/>
+        <w:numPr>
+          <w:ilvl w:val="0"/>
+          <w:numId w:val="2"/>
+        </w:numPr>
+        <w:rPr>
+          <w:lang w:val="en-US"/>
+        </w:rPr>
+      </w:pPr>
+      <w:r>
+        <w:rPr>
+          <w:lang w:val="en-US"/>
+        </w:rPr>
+        <w:t>Mẫu số</w:t>
+      </w:r>
+    </w:p>
+    <w:p>
+      <w:pPr>
+        <w:pStyle w:val="ListParagraph"/>
+        <w:numPr>
+          <w:ilvl w:val="0"/>
+          <w:numId w:val="4"/>
+        </w:numPr>
+        <w:rPr>
+          <w:lang w:val="en-US"/>
+        </w:rPr>
+      </w:pPr>
+      <w:r>
+        <w:rPr>
+          <w:lang w:val="en-US"/>
+        </w:rPr>
+        <w:t>“Numerator”?</w:t>
+      </w:r>
+    </w:p>
+    <w:p>
+      <w:pPr>
+        <w:pStyle w:val="ListParagraph"/>
+        <w:numPr>
+          <w:ilvl w:val="0"/>
+          <w:numId w:val="2"/>
+        </w:numPr>
+        <w:rPr>
+          <w:lang w:val="en-US"/>
+        </w:rPr>
+      </w:pPr>
+      <w:r>
+        <w:rPr>
+          <w:lang w:val="en-US"/>
+        </w:rPr>
+        <w:t>Tử số</w:t>
+      </w:r>
+    </w:p>
+    <w:p>
+      <w:pPr>
+        <w:pStyle w:val="ListParagraph"/>
+        <w:numPr>
+          <w:ilvl w:val="0"/>
+          <w:numId w:val="4"/>
+        </w:numPr>
+        <w:rPr>
+          <w:lang w:val="en-US"/>
+        </w:rPr>
+      </w:pPr>
+      <w:r>
+        <w:rPr>
+          <w:lang w:val="en-US"/>
+        </w:rPr>
+        <w:t>“Hypothetical Unit”?</w:t>
+      </w:r>
+    </w:p>
+    <w:p>
+      <w:pPr>
+        <w:pStyle w:val="ListParagraph"/>
+        <w:numPr>
+          <w:ilvl w:val="0"/>
+          <w:numId w:val="2"/>
+        </w:numPr>
+        <w:rPr>
+          <w:lang w:val="en-US"/>
+        </w:rPr>
+      </w:pPr>
+      <w:r>
+        <w:rPr>
+          <w:lang w:val="en-US"/>
+        </w:rPr>
+        <w:t>Đơn vị giả tưởng (của giá trị nào đó)</w:t>
+      </w:r>
+    </w:p>
+    <w:p>
+      <w:pPr>
+        <w:pStyle w:val="ListParagraph"/>
+        <w:numPr>
+          <w:ilvl w:val="0"/>
+          <w:numId w:val="4"/>
+        </w:numPr>
+        <w:rPr>
+          <w:lang w:val="en-US"/>
+        </w:rPr>
+      </w:pPr>
+      <w:r>
+        <w:rPr>
+          <w:lang w:val="en-US"/>
+        </w:rPr>
+        <w:t>Numerical Solution?</w:t>
+      </w:r>
+    </w:p>
+    <w:p>
+      <w:pPr>
+        <w:pStyle w:val="ListParagraph"/>
+        <w:numPr>
+          <w:ilvl w:val="0"/>
+          <w:numId w:val="2"/>
+        </w:numPr>
+        <w:rPr>
+          <w:lang w:val="en-US"/>
+        </w:rPr>
+      </w:pPr>
+      <w:r>
+        <w:rPr>
+          <w:lang w:val="en-US"/>
+        </w:rPr>
+        <w:t>Nghiệm ước lượng (= số cụ thể, không phải = Term)</w:t>
+      </w:r>
+    </w:p>
+    <w:p>
+      <w:pPr>
+        <w:pStyle w:val="ListParagraph"/>
+        <w:numPr>
+          <w:ilvl w:val="0"/>
+          <w:numId w:val="4"/>
+        </w:numPr>
+        <w:rPr>
+          <w:lang w:val="en-US"/>
+        </w:rPr>
+      </w:pPr>
+      <w:r>
+        <w:rPr>
+          <w:lang w:val="en-US"/>
+        </w:rPr>
+        <w:t>“Quotient”?</w:t>
+      </w:r>
+    </w:p>
+    <w:p>
+      <w:pPr>
+        <w:pStyle w:val="ListParagraph"/>
+        <w:numPr>
+          <w:ilvl w:val="0"/>
+          <w:numId w:val="2"/>
+        </w:numPr>
+        <w:rPr>
+          <w:lang w:val="en-US"/>
+        </w:rPr>
+      </w:pPr>
+      <w:r>
+        <w:rPr>
+          <w:lang w:val="en-US"/>
+        </w:rPr>
+        <w:t>Thương số (kết quả của phép chia)</w:t>
+      </w:r>
+    </w:p>
+    <w:p>
+      <w:pPr>
+        <w:pStyle w:val="ListParagraph"/>
+        <w:numPr>
+          <w:ilvl w:val="0"/>
+          <w:numId w:val="4"/>
+        </w:numPr>
+        <w:rPr>
+          <w:lang w:val="en-US"/>
+        </w:rPr>
+      </w:pPr>
+      <w:r>
+        <w:rPr>
+          <w:lang w:val="en-US"/>
+        </w:rPr>
+        <w:t>“Critical Point”?</w:t>
+      </w:r>
+    </w:p>
+    <w:p>
+      <w:pPr>
+        <w:pStyle w:val="ListParagraph"/>
+        <w:numPr>
+          <w:ilvl w:val="0"/>
+          <w:numId w:val="2"/>
+        </w:numPr>
+        <w:rPr>
+          <w:lang w:val="en-US"/>
+        </w:rPr>
+      </w:pPr>
+      <w:r>
+        <w:rPr>
+          <w:lang w:val="en-US"/>
+        </w:rPr>
+        <w:t>Điểm cực trị</w:t>
+      </w:r>
+    </w:p>
+    <w:p>
+      <w:pPr>
+        <w:pStyle w:val="ListParagraph"/>
+        <w:numPr>
+          <w:ilvl w:val="0"/>
+          <w:numId w:val="4"/>
+        </w:numPr>
+        <w:rPr>
+          <w:lang w:val="en-US"/>
+        </w:rPr>
+      </w:pPr>
+      <w:r>
+        <w:rPr>
+          <w:lang w:val="en-US"/>
+        </w:rPr>
+        <w:t>“Concave Up And Down”?</w:t>
+      </w:r>
+    </w:p>
+    <w:p>
+      <w:pPr>
+        <w:pStyle w:val="ListParagraph"/>
+        <w:numPr>
+          <w:ilvl w:val="0"/>
+          <w:numId w:val="2"/>
+        </w:numPr>
+        <w:rPr>
+          <w:lang w:val="en-US"/>
+        </w:rPr>
+      </w:pPr>
+      <w:r>
+        <w:rPr>
+          <w:lang w:val="en-US"/>
+        </w:rPr>
+        <w:t>Ngửa và úp (đồ thị)</w:t>
+      </w:r>
+    </w:p>
+    <w:p>
+      <w:pPr>
+        <w:pStyle w:val="ListParagraph"/>
+        <w:numPr>
+          <w:ilvl w:val="0"/>
+          <w:numId w:val="4"/>
+        </w:numPr>
+        <w:rPr>
+          <w:lang w:val="en-US"/>
+        </w:rPr>
+      </w:pPr>
+      <w:r>
+        <w:rPr>
+          <w:lang w:val="en-US"/>
+        </w:rPr>
+        <w:lastRenderedPageBreak/>
+        <w:t>“Quadrant”?</w:t>
+      </w:r>
+    </w:p>
+    <w:p>
+      <w:pPr>
+        <w:pStyle w:val="ListParagraph"/>
+        <w:numPr>
+          <w:ilvl w:val="0"/>
+          <w:numId w:val="2"/>
+        </w:numPr>
+        <w:rPr>
+          <w:lang w:val="en-US"/>
+        </w:rPr>
+      </w:pPr>
+      <w:r>
+        <w:rPr>
+          <w:lang w:val="en-US"/>
+        </w:rPr>
+        <w:t>Góc phần tư</w:t>
+      </w:r>
       <w:bookmarkStart w:id="0" w:name="_GoBack"/>
       <w:bookmarkEnd w:id="0"/>
-    </w:p>
-    <w:p>
-      <w:pPr>
-        <w:rPr>
-          <w:lang w:val="en-US"/>
-        </w:rPr>
-      </w:pPr>
-    </w:p>
-    <w:p>
-      <w:pPr>
-        <w:rPr>
-          <w:lang w:val="en-US"/>
-        </w:rPr>
-      </w:pPr>
-      <w:r>
-        <w:rPr>
-          <w:lang w:val="en-US"/>
-        </w:rPr>
-        <w:t>A</w:t>
-      </w:r>
-      <w:r>
-        <w:t>bbreviation</w:t>
-      </w:r>
-      <w:r>
-        <w:rPr>
-          <w:lang w:val="en-US"/>
-        </w:rPr>
-        <w:t xml:space="preserve"> – Từ Viết Tắt:</w:t>
-      </w:r>
-    </w:p>
-    <w:p>
-      <w:pPr>
-        <w:pStyle w:val="ListParagraph"/>
-        <w:numPr>
-          <w:ilvl w:val="0"/>
-          <w:numId w:val="3"/>
-        </w:numPr>
-        <w:rPr>
-          <w:lang w:val="en-US"/>
-        </w:rPr>
-      </w:pPr>
-      <w:r>
-        <w:rPr>
-          <w:lang w:val="en-US"/>
-        </w:rPr>
-        <w:t>“et al.”</w:t>
-      </w:r>
-      <w:r>
-        <w:rPr>
-          <w:lang w:val="en-US"/>
-        </w:rPr>
-        <w:t>?</w:t>
-      </w:r>
-    </w:p>
-    <w:p>
-      <w:pPr>
-        <w:pStyle w:val="ListParagraph"/>
-        <w:numPr>
-          <w:ilvl w:val="0"/>
-          <w:numId w:val="2"/>
-        </w:numPr>
-        <w:rPr>
-          <w:lang w:val="en-US"/>
-        </w:rPr>
-      </w:pPr>
-      <w:r>
-        <w:rPr>
-          <w:lang w:val="en-US"/>
-        </w:rPr>
-        <w:t>Và các đồng tác giả khác</w:t>
-      </w:r>
-    </w:p>
-    <w:p>
-      <w:pPr>
-        <w:rPr>
-          <w:lang w:val="en-US"/>
-        </w:rPr>
-      </w:pPr>
-    </w:p>
-    <w:p>
-      <w:pPr>
-        <w:rPr>
-          <w:lang w:val="en-US"/>
-        </w:rPr>
-      </w:pPr>
-      <w:r>
-        <w:rPr>
-          <w:lang w:val="en-US"/>
-        </w:rPr>
-        <w:t>Math – Toán:</w:t>
-      </w:r>
-    </w:p>
-    <w:p>
-      <w:pPr>
-        <w:pStyle w:val="ListParagraph"/>
-        <w:numPr>
-          <w:ilvl w:val="0"/>
-          <w:numId w:val="4"/>
-        </w:numPr>
-        <w:rPr>
-          <w:lang w:val="en-US"/>
-        </w:rPr>
-      </w:pPr>
-      <w:r>
-        <w:rPr>
-          <w:lang w:val="en-US"/>
-        </w:rPr>
-        <w:t>“Denominator”?</w:t>
-      </w:r>
-    </w:p>
-    <w:p>
-      <w:pPr>
-        <w:pStyle w:val="ListParagraph"/>
-        <w:numPr>
-          <w:ilvl w:val="0"/>
-          <w:numId w:val="2"/>
-        </w:numPr>
-        <w:rPr>
-          <w:lang w:val="en-US"/>
-        </w:rPr>
-      </w:pPr>
-      <w:r>
-        <w:rPr>
-          <w:lang w:val="en-US"/>
-        </w:rPr>
-        <w:t>Mẫu số</w:t>
-      </w:r>
-    </w:p>
-    <w:p>
-      <w:pPr>
-        <w:pStyle w:val="ListParagraph"/>
-        <w:numPr>
-          <w:ilvl w:val="0"/>
-          <w:numId w:val="4"/>
-        </w:numPr>
-        <w:rPr>
-          <w:lang w:val="en-US"/>
-        </w:rPr>
-      </w:pPr>
-      <w:r>
-        <w:rPr>
-          <w:lang w:val="en-US"/>
-        </w:rPr>
-        <w:t>“Numerator”?</w:t>
-      </w:r>
-    </w:p>
-    <w:p>
-      <w:pPr>
-        <w:pStyle w:val="ListParagraph"/>
-        <w:numPr>
-          <w:ilvl w:val="0"/>
-          <w:numId w:val="2"/>
-        </w:numPr>
-        <w:rPr>
-          <w:lang w:val="en-US"/>
-        </w:rPr>
-      </w:pPr>
-      <w:r>
-        <w:rPr>
-          <w:lang w:val="en-US"/>
-        </w:rPr>
-        <w:t>Tử số</w:t>
-      </w:r>
-    </w:p>
-    <w:p>
-      <w:pPr>
-        <w:pStyle w:val="ListParagraph"/>
-        <w:numPr>
-          <w:ilvl w:val="0"/>
-          <w:numId w:val="4"/>
-        </w:numPr>
-        <w:rPr>
-          <w:lang w:val="en-US"/>
-        </w:rPr>
-      </w:pPr>
-      <w:r>
-        <w:rPr>
-          <w:lang w:val="en-US"/>
-        </w:rPr>
-        <w:t>“Hypothetical Unit”?</w:t>
-      </w:r>
-    </w:p>
-    <w:p>
-      <w:pPr>
-        <w:pStyle w:val="ListParagraph"/>
-        <w:numPr>
-          <w:ilvl w:val="0"/>
-          <w:numId w:val="2"/>
-        </w:numPr>
-        <w:rPr>
-          <w:lang w:val="en-US"/>
-        </w:rPr>
-      </w:pPr>
-      <w:r>
-        <w:rPr>
-          <w:lang w:val="en-US"/>
-        </w:rPr>
-        <w:t>Đơn vị giả tưởng (của giá trị nào đó)</w:t>
-      </w:r>
-    </w:p>
-    <w:p>
-      <w:pPr>
-        <w:pStyle w:val="ListParagraph"/>
-        <w:numPr>
-          <w:ilvl w:val="0"/>
-          <w:numId w:val="4"/>
-        </w:numPr>
-        <w:rPr>
-          <w:lang w:val="en-US"/>
-        </w:rPr>
-      </w:pPr>
-      <w:r>
-        <w:rPr>
-          <w:lang w:val="en-US"/>
-        </w:rPr>
-        <w:t>Numerical Solution?</w:t>
-      </w:r>
-    </w:p>
-    <w:p>
-      <w:pPr>
-        <w:pStyle w:val="ListParagraph"/>
-        <w:numPr>
-          <w:ilvl w:val="0"/>
-          <w:numId w:val="2"/>
-        </w:numPr>
-        <w:rPr>
-          <w:lang w:val="en-US"/>
-        </w:rPr>
-      </w:pPr>
-      <w:r>
-        <w:rPr>
-          <w:lang w:val="en-US"/>
-        </w:rPr>
-        <w:t>Nghiệm ước lượng (= số cụ thể, không phải = Term)</w:t>
-      </w:r>
-    </w:p>
-    <w:p>
-      <w:pPr>
-        <w:pStyle w:val="ListParagraph"/>
-        <w:numPr>
-          <w:ilvl w:val="0"/>
-          <w:numId w:val="4"/>
-        </w:numPr>
-        <w:rPr>
-          <w:lang w:val="en-US"/>
-        </w:rPr>
-      </w:pPr>
-      <w:r>
-        <w:rPr>
-          <w:lang w:val="en-US"/>
-        </w:rPr>
-        <w:t>“Quotient”?</w:t>
-      </w:r>
-    </w:p>
-    <w:p>
-      <w:pPr>
-        <w:pStyle w:val="ListParagraph"/>
-        <w:numPr>
-          <w:ilvl w:val="0"/>
-          <w:numId w:val="2"/>
-        </w:numPr>
-        <w:rPr>
-          <w:lang w:val="en-US"/>
-        </w:rPr>
-      </w:pPr>
-      <w:r>
-        <w:rPr>
-          <w:lang w:val="en-US"/>
-        </w:rPr>
-        <w:t>Thương số (kết quả của phép chia)</w:t>
-      </w:r>
-    </w:p>
-    <w:p>
-      <w:pPr>
-        <w:pStyle w:val="ListParagraph"/>
-        <w:numPr>
-          <w:ilvl w:val="0"/>
-          <w:numId w:val="4"/>
-        </w:numPr>
-        <w:rPr>
-          <w:lang w:val="en-US"/>
-        </w:rPr>
-      </w:pPr>
-      <w:r>
-        <w:rPr>
-          <w:lang w:val="en-US"/>
-        </w:rPr>
-        <w:t>“Critical Point”?</w:t>
-      </w:r>
-    </w:p>
-    <w:p>
-      <w:pPr>
-        <w:pStyle w:val="ListParagraph"/>
-        <w:numPr>
-          <w:ilvl w:val="0"/>
-          <w:numId w:val="2"/>
-        </w:numPr>
-        <w:rPr>
-          <w:lang w:val="en-US"/>
-        </w:rPr>
-      </w:pPr>
-      <w:r>
-        <w:rPr>
-          <w:lang w:val="en-US"/>
-        </w:rPr>
-        <w:t>Điểm cực trị</w:t>
-      </w:r>
-    </w:p>
-    <w:p>
-      <w:pPr>
-        <w:pStyle w:val="ListParagraph"/>
-        <w:numPr>
-          <w:ilvl w:val="0"/>
-          <w:numId w:val="4"/>
-        </w:numPr>
-        <w:rPr>
-          <w:lang w:val="en-US"/>
-        </w:rPr>
-      </w:pPr>
-      <w:r>
-        <w:rPr>
-          <w:lang w:val="en-US"/>
-        </w:rPr>
-        <w:t>“Concave Up And Down”?</w:t>
-      </w:r>
-    </w:p>
-    <w:p>
-      <w:pPr>
-        <w:pStyle w:val="ListParagraph"/>
-        <w:numPr>
-          <w:ilvl w:val="0"/>
-          <w:numId w:val="2"/>
-        </w:numPr>
-        <w:rPr>
-          <w:lang w:val="en-US"/>
-        </w:rPr>
-      </w:pPr>
-      <w:r>
-        <w:rPr>
-          <w:lang w:val="en-US"/>
-        </w:rPr>
-        <w:t>Ngửa và úp (đồ thị)</w:t>
-      </w:r>
     </w:p>
     <w:sectPr>
       <w:pgSz w:w="11906" w:h="16838"/>

--- a/english.docx
+++ b/english.docx
@@ -1403,6 +1403,42 @@
       </w:r>
       <w:bookmarkStart w:id="0" w:name="_GoBack"/>
       <w:bookmarkEnd w:id="0"/>
+    </w:p>
+    <w:p>
+      <w:pPr>
+        <w:pStyle w:val="ListParagraph"/>
+        <w:numPr>
+          <w:ilvl w:val="0"/>
+          <w:numId w:val="4"/>
+        </w:numPr>
+        <w:rPr>
+          <w:lang w:val="en-US"/>
+        </w:rPr>
+      </w:pPr>
+      <w:r>
+        <w:rPr>
+          <w:lang w:val="en-US"/>
+        </w:rPr>
+        <w:t>“Objective Function”?</w:t>
+      </w:r>
+    </w:p>
+    <w:p>
+      <w:pPr>
+        <w:pStyle w:val="ListParagraph"/>
+        <w:numPr>
+          <w:ilvl w:val="0"/>
+          <w:numId w:val="2"/>
+        </w:numPr>
+        <w:rPr>
+          <w:lang w:val="en-US"/>
+        </w:rPr>
+      </w:pPr>
+      <w:r>
+        <w:rPr>
+          <w:lang w:val="en-US"/>
+        </w:rPr>
+        <w:t>Hàm mục tiêu (hàm mà bạn muốn tối ưu hóa)</w:t>
+      </w:r>
     </w:p>
     <w:sectPr>
       <w:pgSz w:w="11906" w:h="16838"/>

--- a/english.docx
+++ b/english.docx
@@ -876,22 +876,76 @@
     </w:p>
     <w:p>
       <w:pPr>
-        <w:rPr>
-          <w:lang w:val="en-US"/>
-        </w:rPr>
-      </w:pPr>
-    </w:p>
-    <w:p>
-      <w:pPr>
-        <w:rPr>
-          <w:lang w:val="en-US"/>
-        </w:rPr>
-      </w:pPr>
-      <w:r>
-        <w:rPr>
-          <w:lang w:val="en-US"/>
-        </w:rPr>
-        <w:t>Simple Conversation – Giao Tiếp Đơn Giản:</w:t>
+        <w:pStyle w:val="ListParagraph"/>
+        <w:numPr>
+          <w:ilvl w:val="0"/>
+          <w:numId w:val="7"/>
+        </w:numPr>
+        <w:rPr>
+          <w:lang w:val="en-US"/>
+        </w:rPr>
+      </w:pPr>
+      <w:r>
+        <w:rPr>
+          <w:lang w:val="en-US"/>
+        </w:rPr>
+        <w:t>“Dire”?</w:t>
+      </w:r>
+    </w:p>
+    <w:p>
+      <w:pPr>
+        <w:pStyle w:val="ListParagraph"/>
+        <w:numPr>
+          <w:ilvl w:val="0"/>
+          <w:numId w:val="2"/>
+        </w:numPr>
+        <w:rPr>
+          <w:lang w:val="en-US"/>
+        </w:rPr>
+      </w:pPr>
+      <w:r>
+        <w:rPr>
+          <w:lang w:val="en-US"/>
+        </w:rPr>
+        <w:t>Khó khăn (tình huống)</w:t>
+      </w:r>
+    </w:p>
+    <w:p>
+      <w:pPr>
+        <w:rPr>
+          <w:lang w:val="en-US"/>
+        </w:rPr>
+      </w:pPr>
+    </w:p>
+    <w:p>
+      <w:pPr>
+        <w:rPr>
+          <w:lang w:val="en-US"/>
+        </w:rPr>
+      </w:pPr>
+      <w:r>
+        <w:rPr>
+          <w:lang w:val="en-US"/>
+        </w:rPr>
+        <w:t>Status</w:t>
+      </w:r>
+      <w:r>
+        <w:rPr>
+          <w:lang w:val="en-US"/>
+        </w:rPr>
+        <w:t xml:space="preserve"> –</w:t>
+      </w:r>
+      <w:r>
+        <w:rPr>
+          <w:lang w:val="en-US"/>
+        </w:rPr>
+        <w:t xml:space="preserve"> Thái Độ</w:t>
+      </w:r>
+      <w:r>
+        <w:rPr>
+          <w:lang w:val="en-US"/>
+        </w:rPr>
+        <w:t>:</w:t>
       </w:r>
     </w:p>
     <w:p>
@@ -983,6 +1037,62 @@
         <w:rPr>
           <w:lang w:val="en-US"/>
         </w:rPr>
+        <w:t>Action – Hành Động:</w:t>
+      </w:r>
+    </w:p>
+    <w:p>
+      <w:pPr>
+        <w:pStyle w:val="ListParagraph"/>
+        <w:numPr>
+          <w:ilvl w:val="0"/>
+          <w:numId w:val="11"/>
+        </w:numPr>
+        <w:rPr>
+          <w:lang w:val="en-US"/>
+        </w:rPr>
+      </w:pPr>
+      <w:r>
+        <w:rPr>
+          <w:lang w:val="en-US"/>
+        </w:rPr>
+        <w:t>“Inflict”?</w:t>
+      </w:r>
+    </w:p>
+    <w:p>
+      <w:pPr>
+        <w:pStyle w:val="ListParagraph"/>
+        <w:numPr>
+          <w:ilvl w:val="0"/>
+          <w:numId w:val="2"/>
+        </w:numPr>
+        <w:rPr>
+          <w:lang w:val="en-US"/>
+        </w:rPr>
+      </w:pPr>
+      <w:r>
+        <w:rPr>
+          <w:lang w:val="en-US"/>
+        </w:rPr>
+        <w:t>Gây ra (thiệt hại)</w:t>
+      </w:r>
+    </w:p>
+    <w:p>
+      <w:pPr>
+        <w:rPr>
+          <w:lang w:val="en-US"/>
+        </w:rPr>
+      </w:pPr>
+    </w:p>
+    <w:p>
+      <w:pPr>
+        <w:rPr>
+          <w:lang w:val="en-US"/>
+        </w:rPr>
+      </w:pPr>
+      <w:r>
+        <w:rPr>
+          <w:lang w:val="en-US"/>
+        </w:rPr>
         <w:t>Human – Con Người:</w:t>
       </w:r>
     </w:p>
@@ -1024,6 +1134,447 @@
     </w:p>
     <w:p>
       <w:pPr>
+        <w:pStyle w:val="ListParagraph"/>
+        <w:numPr>
+          <w:ilvl w:val="0"/>
+          <w:numId w:val="9"/>
+        </w:numPr>
+        <w:rPr>
+          <w:lang w:val="en-US"/>
+        </w:rPr>
+      </w:pPr>
+      <w:r>
+        <w:rPr>
+          <w:lang w:val="en-US"/>
+        </w:rPr>
+        <w:t>“Divine”?</w:t>
+      </w:r>
+    </w:p>
+    <w:p>
+      <w:pPr>
+        <w:pStyle w:val="ListParagraph"/>
+        <w:numPr>
+          <w:ilvl w:val="0"/>
+          <w:numId w:val="2"/>
+        </w:numPr>
+        <w:rPr>
+          <w:lang w:val="en-US"/>
+        </w:rPr>
+      </w:pPr>
+      <w:r>
+        <w:rPr>
+          <w:lang w:val="en-US"/>
+        </w:rPr>
+        <w:t>Thần thánh</w:t>
+      </w:r>
+    </w:p>
+    <w:p>
+      <w:pPr>
+        <w:rPr>
+          <w:lang w:val="en-US"/>
+        </w:rPr>
+      </w:pPr>
+    </w:p>
+    <w:p>
+      <w:pPr>
+        <w:rPr>
+          <w:lang w:val="en-US"/>
+        </w:rPr>
+      </w:pPr>
+      <w:r>
+        <w:rPr>
+          <w:lang w:val="en-US"/>
+        </w:rPr>
+        <w:t>War – Chiến Tranh:</w:t>
+      </w:r>
+    </w:p>
+    <w:p>
+      <w:pPr>
+        <w:pStyle w:val="ListParagraph"/>
+        <w:numPr>
+          <w:ilvl w:val="0"/>
+          <w:numId w:val="10"/>
+        </w:numPr>
+        <w:rPr>
+          <w:lang w:val="en-US"/>
+        </w:rPr>
+      </w:pPr>
+      <w:r>
+        <w:rPr>
+          <w:lang w:val="en-US"/>
+        </w:rPr>
+        <w:t>“Sentinal”?</w:t>
+      </w:r>
+    </w:p>
+    <w:p>
+      <w:pPr>
+        <w:pStyle w:val="ListParagraph"/>
+        <w:numPr>
+          <w:ilvl w:val="0"/>
+          <w:numId w:val="2"/>
+        </w:numPr>
+        <w:rPr>
+          <w:lang w:val="en-US"/>
+        </w:rPr>
+      </w:pPr>
+      <w:r>
+        <w:rPr>
+          <w:lang w:val="en-US"/>
+        </w:rPr>
+        <w:t>Lính gác</w:t>
+      </w:r>
+    </w:p>
+    <w:p>
+      <w:pPr>
+        <w:pStyle w:val="ListParagraph"/>
+        <w:numPr>
+          <w:ilvl w:val="0"/>
+          <w:numId w:val="10"/>
+        </w:numPr>
+        <w:rPr>
+          <w:lang w:val="en-US"/>
+        </w:rPr>
+      </w:pPr>
+      <w:r>
+        <w:rPr>
+          <w:lang w:val="en-US"/>
+        </w:rPr>
+        <w:t>“Sentry”?</w:t>
+      </w:r>
+    </w:p>
+    <w:p>
+      <w:pPr>
+        <w:pStyle w:val="ListParagraph"/>
+        <w:numPr>
+          <w:ilvl w:val="0"/>
+          <w:numId w:val="2"/>
+        </w:numPr>
+        <w:rPr>
+          <w:lang w:val="en-US"/>
+        </w:rPr>
+      </w:pPr>
+      <w:r>
+        <w:rPr>
+          <w:lang w:val="en-US"/>
+        </w:rPr>
+        <w:t>Lính canh</w:t>
+      </w:r>
+    </w:p>
+    <w:p>
+      <w:pPr>
+        <w:pStyle w:val="ListParagraph"/>
+        <w:numPr>
+          <w:ilvl w:val="0"/>
+          <w:numId w:val="10"/>
+        </w:numPr>
+        <w:rPr>
+          <w:lang w:val="en-US"/>
+        </w:rPr>
+      </w:pPr>
+      <w:r>
+        <w:rPr>
+          <w:lang w:val="en-US"/>
+        </w:rPr>
+        <w:t>“Banish”?</w:t>
+      </w:r>
+    </w:p>
+    <w:p>
+      <w:pPr>
+        <w:pStyle w:val="ListParagraph"/>
+        <w:numPr>
+          <w:ilvl w:val="0"/>
+          <w:numId w:val="2"/>
+        </w:numPr>
+        <w:rPr>
+          <w:lang w:val="en-US"/>
+        </w:rPr>
+      </w:pPr>
+      <w:r>
+        <w:rPr>
+          <w:lang w:val="en-US"/>
+        </w:rPr>
+        <w:t>Trục xuất</w:t>
+      </w:r>
+    </w:p>
+    <w:p>
+      <w:pPr>
+        <w:rPr>
+          <w:lang w:val="en-US"/>
+        </w:rPr>
+      </w:pPr>
+    </w:p>
+    <w:p>
+      <w:pPr>
+        <w:rPr>
+          <w:lang w:val="en-US"/>
+        </w:rPr>
+      </w:pPr>
+      <w:r>
+        <w:rPr>
+          <w:lang w:val="en-US"/>
+        </w:rPr>
+        <w:t>Elemental – Nguyên Tố:</w:t>
+      </w:r>
+    </w:p>
+    <w:p>
+      <w:pPr>
+        <w:pStyle w:val="ListParagraph"/>
+        <w:numPr>
+          <w:ilvl w:val="0"/>
+          <w:numId w:val="12"/>
+        </w:numPr>
+        <w:rPr>
+          <w:lang w:val="en-US"/>
+        </w:rPr>
+      </w:pPr>
+      <w:r>
+        <w:rPr>
+          <w:lang w:val="en-US"/>
+        </w:rPr>
+        <w:lastRenderedPageBreak/>
+        <w:t>“Scorch”?</w:t>
+      </w:r>
+    </w:p>
+    <w:p>
+      <w:pPr>
+        <w:pStyle w:val="ListParagraph"/>
+        <w:numPr>
+          <w:ilvl w:val="0"/>
+          <w:numId w:val="2"/>
+        </w:numPr>
+        <w:rPr>
+          <w:lang w:val="en-US"/>
+        </w:rPr>
+      </w:pPr>
+      <w:r>
+        <w:rPr>
+          <w:lang w:val="en-US"/>
+        </w:rPr>
+        <w:t>Thiêu đốt</w:t>
+      </w:r>
+    </w:p>
+    <w:p>
+      <w:pPr>
+        <w:pStyle w:val="ListParagraph"/>
+        <w:numPr>
+          <w:ilvl w:val="0"/>
+          <w:numId w:val="12"/>
+        </w:numPr>
+        <w:rPr>
+          <w:lang w:val="en-US"/>
+        </w:rPr>
+      </w:pPr>
+      <w:r>
+        <w:rPr>
+          <w:lang w:val="en-US"/>
+        </w:rPr>
+        <w:t>“Enchant”?</w:t>
+      </w:r>
+    </w:p>
+    <w:p>
+      <w:pPr>
+        <w:pStyle w:val="ListParagraph"/>
+        <w:numPr>
+          <w:ilvl w:val="0"/>
+          <w:numId w:val="2"/>
+        </w:numPr>
+        <w:rPr>
+          <w:lang w:val="en-US"/>
+        </w:rPr>
+      </w:pPr>
+      <w:r>
+        <w:rPr>
+          <w:lang w:val="en-US"/>
+        </w:rPr>
+        <w:t>Tác động ma thuật (lên 1 món đồ)</w:t>
+      </w:r>
+    </w:p>
+    <w:p>
+      <w:pPr>
+        <w:rPr>
+          <w:lang w:val="en-US"/>
+        </w:rPr>
+      </w:pPr>
+    </w:p>
+    <w:p>
+      <w:pPr>
+        <w:rPr>
+          <w:lang w:val="en-US"/>
+        </w:rPr>
+      </w:pPr>
+      <w:r>
+        <w:rPr>
+          <w:lang w:val="en-US"/>
+        </w:rPr>
+        <w:t>Animal – Động Vật:</w:t>
+      </w:r>
+    </w:p>
+    <w:p>
+      <w:pPr>
+        <w:pStyle w:val="ListParagraph"/>
+        <w:numPr>
+          <w:ilvl w:val="0"/>
+          <w:numId w:val="13"/>
+        </w:numPr>
+        <w:rPr>
+          <w:lang w:val="en-US"/>
+        </w:rPr>
+      </w:pPr>
+      <w:r>
+        <w:rPr>
+          <w:lang w:val="en-US"/>
+        </w:rPr>
+        <w:t>“Peck”?</w:t>
+      </w:r>
+    </w:p>
+    <w:p>
+      <w:pPr>
+        <w:pStyle w:val="ListParagraph"/>
+        <w:numPr>
+          <w:ilvl w:val="0"/>
+          <w:numId w:val="2"/>
+        </w:numPr>
+        <w:rPr>
+          <w:lang w:val="en-US"/>
+        </w:rPr>
+      </w:pPr>
+      <w:r>
+        <w:rPr>
+          <w:lang w:val="en-US"/>
+        </w:rPr>
+        <w:t>Mổ</w:t>
+      </w:r>
+    </w:p>
+    <w:p>
+      <w:pPr>
+        <w:pStyle w:val="ListParagraph"/>
+        <w:numPr>
+          <w:ilvl w:val="0"/>
+          <w:numId w:val="13"/>
+        </w:numPr>
+        <w:rPr>
+          <w:lang w:val="en-US"/>
+        </w:rPr>
+      </w:pPr>
+      <w:r>
+        <w:rPr>
+          <w:lang w:val="en-US"/>
+        </w:rPr>
+        <w:t>“Carrion”?</w:t>
+      </w:r>
+    </w:p>
+    <w:p>
+      <w:pPr>
+        <w:pStyle w:val="ListParagraph"/>
+        <w:numPr>
+          <w:ilvl w:val="0"/>
+          <w:numId w:val="2"/>
+        </w:numPr>
+        <w:rPr>
+          <w:lang w:val="en-US"/>
+        </w:rPr>
+      </w:pPr>
+      <w:r>
+        <w:rPr>
+          <w:lang w:val="en-US"/>
+        </w:rPr>
+        <w:t>Xác thối</w:t>
+      </w:r>
+    </w:p>
+    <w:p>
+      <w:pPr>
+        <w:rPr>
+          <w:lang w:val="en-US"/>
+        </w:rPr>
+      </w:pPr>
+    </w:p>
+    <w:p>
+      <w:pPr>
+        <w:rPr>
+          <w:lang w:val="en-US"/>
+        </w:rPr>
+      </w:pPr>
+      <w:r>
+        <w:rPr>
+          <w:lang w:val="en-US"/>
+        </w:rPr>
+        <w:t>Plant – Thực Vật:</w:t>
+      </w:r>
+    </w:p>
+    <w:p>
+      <w:pPr>
+        <w:pStyle w:val="ListParagraph"/>
+        <w:numPr>
+          <w:ilvl w:val="0"/>
+          <w:numId w:val="14"/>
+        </w:numPr>
+        <w:rPr>
+          <w:lang w:val="en-US"/>
+        </w:rPr>
+      </w:pPr>
+      <w:r>
+        <w:rPr>
+          <w:lang w:val="en-US"/>
+        </w:rPr>
+        <w:t>“Vine”?</w:t>
+      </w:r>
+    </w:p>
+    <w:p>
+      <w:pPr>
+        <w:pStyle w:val="ListParagraph"/>
+        <w:numPr>
+          <w:ilvl w:val="0"/>
+          <w:numId w:val="2"/>
+        </w:numPr>
+        <w:rPr>
+          <w:lang w:val="en-US"/>
+        </w:rPr>
+      </w:pPr>
+      <w:r>
+        <w:rPr>
+          <w:lang w:val="en-US"/>
+        </w:rPr>
+        <w:t>Cây leo</w:t>
+      </w:r>
+    </w:p>
+    <w:p>
+      <w:pPr>
+        <w:pStyle w:val="ListParagraph"/>
+        <w:numPr>
+          <w:ilvl w:val="0"/>
+          <w:numId w:val="14"/>
+        </w:numPr>
+        <w:rPr>
+          <w:lang w:val="en-US"/>
+        </w:rPr>
+      </w:pPr>
+      <w:r>
+        <w:rPr>
+          <w:lang w:val="en-US"/>
+        </w:rPr>
+        <w:t>“Oak”?</w:t>
+      </w:r>
+    </w:p>
+    <w:p>
+      <w:pPr>
+        <w:pStyle w:val="ListParagraph"/>
+        <w:numPr>
+          <w:ilvl w:val="0"/>
+          <w:numId w:val="2"/>
+        </w:numPr>
+        <w:rPr>
+          <w:lang w:val="en-US"/>
+        </w:rPr>
+      </w:pPr>
+      <w:r>
+        <w:rPr>
+          <w:lang w:val="en-US"/>
+        </w:rPr>
+        <w:t>Sồi</w:t>
+      </w:r>
+    </w:p>
+    <w:p>
+      <w:pPr>
         <w:rPr>
           <w:lang w:val="en-US"/>
         </w:rPr>
@@ -1380,7 +1931,6 @@
         <w:rPr>
           <w:lang w:val="en-US"/>
         </w:rPr>
-        <w:lastRenderedPageBreak/>
         <w:t>“Quadrant”?</w:t>
       </w:r>
     </w:p>
@@ -1400,9 +1950,46 @@
           <w:lang w:val="en-US"/>
         </w:rPr>
         <w:t>Góc phần tư</w:t>
+      </w:r>
+    </w:p>
+    <w:p>
+      <w:pPr>
+        <w:pStyle w:val="ListParagraph"/>
+        <w:numPr>
+          <w:ilvl w:val="0"/>
+          <w:numId w:val="4"/>
+        </w:numPr>
+        <w:rPr>
+          <w:lang w:val="en-US"/>
+        </w:rPr>
+      </w:pPr>
+      <w:r>
+        <w:rPr>
+          <w:lang w:val="en-US"/>
+        </w:rPr>
+        <w:t>“Octant”?</w:t>
       </w:r>
       <w:bookmarkStart w:id="0" w:name="_GoBack"/>
       <w:bookmarkEnd w:id="0"/>
+    </w:p>
+    <w:p>
+      <w:pPr>
+        <w:pStyle w:val="ListParagraph"/>
+        <w:numPr>
+          <w:ilvl w:val="0"/>
+          <w:numId w:val="2"/>
+        </w:numPr>
+        <w:rPr>
+          <w:lang w:val="en-US"/>
+        </w:rPr>
+      </w:pPr>
+      <w:r>
+        <w:rPr>
+          <w:lang w:val="en-US"/>
+        </w:rPr>
+        <w:lastRenderedPageBreak/>
+        <w:t>Góc phần tám</w:t>
+      </w:r>
     </w:p>
     <w:p>
       <w:pPr>
@@ -1453,6 +2040,273 @@
 <file path=word/numbering.xml><?xml version="1.0" encoding="utf-8"?>
 <w:numbering xmlns:wpc="http://schemas.microsoft.com/office/word/2010/wordprocessingCanvas" xmlns:mc="http://schemas.openxmlformats.org/markup-compatibility/2006" xmlns:o="urn:schemas-microsoft-com:office:office" xmlns:r="http://schemas.openxmlformats.org/officeDocument/2006/relationships" xmlns:m="http://schemas.openxmlformats.org/officeDocument/2006/math" xmlns:v="urn:schemas-microsoft-com:vml" xmlns:wp14="http://schemas.microsoft.com/office/word/2010/wordprocessingDrawing" xmlns:wp="http://schemas.openxmlformats.org/drawingml/2006/wordprocessingDrawing" xmlns:w10="urn:schemas-microsoft-com:office:word" xmlns:w="http://schemas.openxmlformats.org/wordprocessingml/2006/main" xmlns:w14="http://schemas.microsoft.com/office/word/2010/wordml" xmlns:wpg="http://schemas.microsoft.com/office/word/2010/wordprocessingGroup" xmlns:wpi="http://schemas.microsoft.com/office/word/2010/wordprocessingInk" xmlns:wne="http://schemas.microsoft.com/office/word/2006/wordml" xmlns:wps="http://schemas.microsoft.com/office/word/2010/wordprocessingShape" mc:Ignorable="w14 wp14">
   <w:abstractNum w:abstractNumId="0">
+    <w:nsid w:val="166A1430"/>
+    <w:multiLevelType w:val="hybridMultilevel"/>
+    <w:tmpl w:val="4058F88C"/>
+    <w:lvl w:ilvl="0" w:tplc="0268C208">
+      <w:start w:val="1"/>
+      <w:numFmt w:val="decimal"/>
+      <w:lvlText w:val="%1."/>
+      <w:lvlJc w:val="left"/>
+      <w:pPr>
+        <w:ind w:left="1080" w:hanging="360"/>
+      </w:pPr>
+      <w:rPr>
+        <w:rFonts w:hint="default"/>
+      </w:rPr>
+    </w:lvl>
+    <w:lvl w:ilvl="1" w:tplc="042A0019" w:tentative="1">
+      <w:start w:val="1"/>
+      <w:numFmt w:val="lowerLetter"/>
+      <w:lvlText w:val="%2."/>
+      <w:lvlJc w:val="left"/>
+      <w:pPr>
+        <w:ind w:left="1800" w:hanging="360"/>
+      </w:pPr>
+    </w:lvl>
+    <w:lvl w:ilvl="2" w:tplc="042A001B" w:tentative="1">
+      <w:start w:val="1"/>
+      <w:numFmt w:val="lowerRoman"/>
+      <w:lvlText w:val="%3."/>
+      <w:lvlJc w:val="right"/>
+      <w:pPr>
+        <w:ind w:left="2520" w:hanging="180"/>
+      </w:pPr>
+    </w:lvl>
+    <w:lvl w:ilvl="3" w:tplc="042A000F" w:tentative="1">
+      <w:start w:val="1"/>
+      <w:numFmt w:val="decimal"/>
+      <w:lvlText w:val="%4."/>
+      <w:lvlJc w:val="left"/>
+      <w:pPr>
+        <w:ind w:left="3240" w:hanging="360"/>
+      </w:pPr>
+    </w:lvl>
+    <w:lvl w:ilvl="4" w:tplc="042A0019" w:tentative="1">
+      <w:start w:val="1"/>
+      <w:numFmt w:val="lowerLetter"/>
+      <w:lvlText w:val="%5."/>
+      <w:lvlJc w:val="left"/>
+      <w:pPr>
+        <w:ind w:left="3960" w:hanging="360"/>
+      </w:pPr>
+    </w:lvl>
+    <w:lvl w:ilvl="5" w:tplc="042A001B" w:tentative="1">
+      <w:start w:val="1"/>
+      <w:numFmt w:val="lowerRoman"/>
+      <w:lvlText w:val="%6."/>
+      <w:lvlJc w:val="right"/>
+      <w:pPr>
+        <w:ind w:left="4680" w:hanging="180"/>
+      </w:pPr>
+    </w:lvl>
+    <w:lvl w:ilvl="6" w:tplc="042A000F" w:tentative="1">
+      <w:start w:val="1"/>
+      <w:numFmt w:val="decimal"/>
+      <w:lvlText w:val="%7."/>
+      <w:lvlJc w:val="left"/>
+      <w:pPr>
+        <w:ind w:left="5400" w:hanging="360"/>
+      </w:pPr>
+    </w:lvl>
+    <w:lvl w:ilvl="7" w:tplc="042A0019" w:tentative="1">
+      <w:start w:val="1"/>
+      <w:numFmt w:val="lowerLetter"/>
+      <w:lvlText w:val="%8."/>
+      <w:lvlJc w:val="left"/>
+      <w:pPr>
+        <w:ind w:left="6120" w:hanging="360"/>
+      </w:pPr>
+    </w:lvl>
+    <w:lvl w:ilvl="8" w:tplc="042A001B" w:tentative="1">
+      <w:start w:val="1"/>
+      <w:numFmt w:val="lowerRoman"/>
+      <w:lvlText w:val="%9."/>
+      <w:lvlJc w:val="right"/>
+      <w:pPr>
+        <w:ind w:left="6840" w:hanging="180"/>
+      </w:pPr>
+    </w:lvl>
+  </w:abstractNum>
+  <w:abstractNum w:abstractNumId="1">
+    <w:nsid w:val="18342D87"/>
+    <w:multiLevelType w:val="hybridMultilevel"/>
+    <w:tmpl w:val="0178AE54"/>
+    <w:lvl w:ilvl="0" w:tplc="41A0F552">
+      <w:start w:val="1"/>
+      <w:numFmt w:val="decimal"/>
+      <w:lvlText w:val="%1."/>
+      <w:lvlJc w:val="left"/>
+      <w:pPr>
+        <w:ind w:left="1080" w:hanging="360"/>
+      </w:pPr>
+      <w:rPr>
+        <w:rFonts w:hint="default"/>
+      </w:rPr>
+    </w:lvl>
+    <w:lvl w:ilvl="1" w:tplc="042A0019" w:tentative="1">
+      <w:start w:val="1"/>
+      <w:numFmt w:val="lowerLetter"/>
+      <w:lvlText w:val="%2."/>
+      <w:lvlJc w:val="left"/>
+      <w:pPr>
+        <w:ind w:left="1800" w:hanging="360"/>
+      </w:pPr>
+    </w:lvl>
+    <w:lvl w:ilvl="2" w:tplc="042A001B" w:tentative="1">
+      <w:start w:val="1"/>
+      <w:numFmt w:val="lowerRoman"/>
+      <w:lvlText w:val="%3."/>
+      <w:lvlJc w:val="right"/>
+      <w:pPr>
+        <w:ind w:left="2520" w:hanging="180"/>
+      </w:pPr>
+    </w:lvl>
+    <w:lvl w:ilvl="3" w:tplc="042A000F" w:tentative="1">
+      <w:start w:val="1"/>
+      <w:numFmt w:val="decimal"/>
+      <w:lvlText w:val="%4."/>
+      <w:lvlJc w:val="left"/>
+      <w:pPr>
+        <w:ind w:left="3240" w:hanging="360"/>
+      </w:pPr>
+    </w:lvl>
+    <w:lvl w:ilvl="4" w:tplc="042A0019" w:tentative="1">
+      <w:start w:val="1"/>
+      <w:numFmt w:val="lowerLetter"/>
+      <w:lvlText w:val="%5."/>
+      <w:lvlJc w:val="left"/>
+      <w:pPr>
+        <w:ind w:left="3960" w:hanging="360"/>
+      </w:pPr>
+    </w:lvl>
+    <w:lvl w:ilvl="5" w:tplc="042A001B" w:tentative="1">
+      <w:start w:val="1"/>
+      <w:numFmt w:val="lowerRoman"/>
+      <w:lvlText w:val="%6."/>
+      <w:lvlJc w:val="right"/>
+      <w:pPr>
+        <w:ind w:left="4680" w:hanging="180"/>
+      </w:pPr>
+    </w:lvl>
+    <w:lvl w:ilvl="6" w:tplc="042A000F" w:tentative="1">
+      <w:start w:val="1"/>
+      <w:numFmt w:val="decimal"/>
+      <w:lvlText w:val="%7."/>
+      <w:lvlJc w:val="left"/>
+      <w:pPr>
+        <w:ind w:left="5400" w:hanging="360"/>
+      </w:pPr>
+    </w:lvl>
+    <w:lvl w:ilvl="7" w:tplc="042A0019" w:tentative="1">
+      <w:start w:val="1"/>
+      <w:numFmt w:val="lowerLetter"/>
+      <w:lvlText w:val="%8."/>
+      <w:lvlJc w:val="left"/>
+      <w:pPr>
+        <w:ind w:left="6120" w:hanging="360"/>
+      </w:pPr>
+    </w:lvl>
+    <w:lvl w:ilvl="8" w:tplc="042A001B" w:tentative="1">
+      <w:start w:val="1"/>
+      <w:numFmt w:val="lowerRoman"/>
+      <w:lvlText w:val="%9."/>
+      <w:lvlJc w:val="right"/>
+      <w:pPr>
+        <w:ind w:left="6840" w:hanging="180"/>
+      </w:pPr>
+    </w:lvl>
+  </w:abstractNum>
+  <w:abstractNum w:abstractNumId="2">
+    <w:nsid w:val="1BB53658"/>
+    <w:multiLevelType w:val="hybridMultilevel"/>
+    <w:tmpl w:val="BB02CAB0"/>
+    <w:lvl w:ilvl="0" w:tplc="FACAAD94">
+      <w:start w:val="1"/>
+      <w:numFmt w:val="decimal"/>
+      <w:lvlText w:val="%1."/>
+      <w:lvlJc w:val="left"/>
+      <w:pPr>
+        <w:ind w:left="1080" w:hanging="360"/>
+      </w:pPr>
+      <w:rPr>
+        <w:rFonts w:hint="default"/>
+      </w:rPr>
+    </w:lvl>
+    <w:lvl w:ilvl="1" w:tplc="042A0019" w:tentative="1">
+      <w:start w:val="1"/>
+      <w:numFmt w:val="lowerLetter"/>
+      <w:lvlText w:val="%2."/>
+      <w:lvlJc w:val="left"/>
+      <w:pPr>
+        <w:ind w:left="1800" w:hanging="360"/>
+      </w:pPr>
+    </w:lvl>
+    <w:lvl w:ilvl="2" w:tplc="042A001B" w:tentative="1">
+      <w:start w:val="1"/>
+      <w:numFmt w:val="lowerRoman"/>
+      <w:lvlText w:val="%3."/>
+      <w:lvlJc w:val="right"/>
+      <w:pPr>
+        <w:ind w:left="2520" w:hanging="180"/>
+      </w:pPr>
+    </w:lvl>
+    <w:lvl w:ilvl="3" w:tplc="042A000F" w:tentative="1">
+      <w:start w:val="1"/>
+      <w:numFmt w:val="decimal"/>
+      <w:lvlText w:val="%4."/>
+      <w:lvlJc w:val="left"/>
+      <w:pPr>
+        <w:ind w:left="3240" w:hanging="360"/>
+      </w:pPr>
+    </w:lvl>
+    <w:lvl w:ilvl="4" w:tplc="042A0019" w:tentative="1">
+      <w:start w:val="1"/>
+      <w:numFmt w:val="lowerLetter"/>
+      <w:lvlText w:val="%5."/>
+      <w:lvlJc w:val="left"/>
+      <w:pPr>
+        <w:ind w:left="3960" w:hanging="360"/>
+      </w:pPr>
+    </w:lvl>
+    <w:lvl w:ilvl="5" w:tplc="042A001B" w:tentative="1">
+      <w:start w:val="1"/>
+      <w:numFmt w:val="lowerRoman"/>
+      <w:lvlText w:val="%6."/>
+      <w:lvlJc w:val="right"/>
+      <w:pPr>
+        <w:ind w:left="4680" w:hanging="180"/>
+      </w:pPr>
+    </w:lvl>
+    <w:lvl w:ilvl="6" w:tplc="042A000F" w:tentative="1">
+      <w:start w:val="1"/>
+      <w:numFmt w:val="decimal"/>
+      <w:lvlText w:val="%7."/>
+      <w:lvlJc w:val="left"/>
+      <w:pPr>
+        <w:ind w:left="5400" w:hanging="360"/>
+      </w:pPr>
+    </w:lvl>
+    <w:lvl w:ilvl="7" w:tplc="042A0019" w:tentative="1">
+      <w:start w:val="1"/>
+      <w:numFmt w:val="lowerLetter"/>
+      <w:lvlText w:val="%8."/>
+      <w:lvlJc w:val="left"/>
+      <w:pPr>
+        <w:ind w:left="6120" w:hanging="360"/>
+      </w:pPr>
+    </w:lvl>
+    <w:lvl w:ilvl="8" w:tplc="042A001B" w:tentative="1">
+      <w:start w:val="1"/>
+      <w:numFmt w:val="lowerRoman"/>
+      <w:lvlText w:val="%9."/>
+      <w:lvlJc w:val="right"/>
+      <w:pPr>
+        <w:ind w:left="6840" w:hanging="180"/>
+      </w:pPr>
+    </w:lvl>
+  </w:abstractNum>
+  <w:abstractNum w:abstractNumId="3">
     <w:nsid w:val="2E0A7B9A"/>
     <w:multiLevelType w:val="hybridMultilevel"/>
     <w:tmpl w:val="55F620F4"/>
@@ -1541,7 +2395,7 @@
       </w:pPr>
     </w:lvl>
   </w:abstractNum>
-  <w:abstractNum w:abstractNumId="1">
+  <w:abstractNum w:abstractNumId="4">
     <w:nsid w:val="33A040A6"/>
     <w:multiLevelType w:val="hybridMultilevel"/>
     <w:tmpl w:val="530C4B62"/>
@@ -1630,7 +2484,7 @@
       </w:pPr>
     </w:lvl>
   </w:abstractNum>
-  <w:abstractNum w:abstractNumId="2">
+  <w:abstractNum w:abstractNumId="5">
     <w:nsid w:val="52996CBC"/>
     <w:multiLevelType w:val="hybridMultilevel"/>
     <w:tmpl w:val="670A86DA"/>
@@ -1719,7 +2573,7 @@
       </w:pPr>
     </w:lvl>
   </w:abstractNum>
-  <w:abstractNum w:abstractNumId="3">
+  <w:abstractNum w:abstractNumId="6">
     <w:nsid w:val="56582533"/>
     <w:multiLevelType w:val="hybridMultilevel"/>
     <w:tmpl w:val="D2DE19F2"/>
@@ -1832,7 +2686,7 @@
       </w:rPr>
     </w:lvl>
   </w:abstractNum>
-  <w:abstractNum w:abstractNumId="4">
+  <w:abstractNum w:abstractNumId="7">
     <w:nsid w:val="575D4638"/>
     <w:multiLevelType w:val="hybridMultilevel"/>
     <w:tmpl w:val="0A804172"/>
@@ -1921,7 +2775,96 @@
       </w:pPr>
     </w:lvl>
   </w:abstractNum>
-  <w:abstractNum w:abstractNumId="5">
+  <w:abstractNum w:abstractNumId="8">
+    <w:nsid w:val="5A7D3A48"/>
+    <w:multiLevelType w:val="hybridMultilevel"/>
+    <w:tmpl w:val="37A291C4"/>
+    <w:lvl w:ilvl="0" w:tplc="81B09B24">
+      <w:start w:val="1"/>
+      <w:numFmt w:val="decimal"/>
+      <w:lvlText w:val="%1."/>
+      <w:lvlJc w:val="left"/>
+      <w:pPr>
+        <w:ind w:left="1080" w:hanging="360"/>
+      </w:pPr>
+      <w:rPr>
+        <w:rFonts w:hint="default"/>
+      </w:rPr>
+    </w:lvl>
+    <w:lvl w:ilvl="1" w:tplc="042A0019" w:tentative="1">
+      <w:start w:val="1"/>
+      <w:numFmt w:val="lowerLetter"/>
+      <w:lvlText w:val="%2."/>
+      <w:lvlJc w:val="left"/>
+      <w:pPr>
+        <w:ind w:left="1800" w:hanging="360"/>
+      </w:pPr>
+    </w:lvl>
+    <w:lvl w:ilvl="2" w:tplc="042A001B" w:tentative="1">
+      <w:start w:val="1"/>
+      <w:numFmt w:val="lowerRoman"/>
+      <w:lvlText w:val="%3."/>
+      <w:lvlJc w:val="right"/>
+      <w:pPr>
+        <w:ind w:left="2520" w:hanging="180"/>
+      </w:pPr>
+    </w:lvl>
+    <w:lvl w:ilvl="3" w:tplc="042A000F" w:tentative="1">
+      <w:start w:val="1"/>
+      <w:numFmt w:val="decimal"/>
+      <w:lvlText w:val="%4."/>
+      <w:lvlJc w:val="left"/>
+      <w:pPr>
+        <w:ind w:left="3240" w:hanging="360"/>
+      </w:pPr>
+    </w:lvl>
+    <w:lvl w:ilvl="4" w:tplc="042A0019" w:tentative="1">
+      <w:start w:val="1"/>
+      <w:numFmt w:val="lowerLetter"/>
+      <w:lvlText w:val="%5."/>
+      <w:lvlJc w:val="left"/>
+      <w:pPr>
+        <w:ind w:left="3960" w:hanging="360"/>
+      </w:pPr>
+    </w:lvl>
+    <w:lvl w:ilvl="5" w:tplc="042A001B" w:tentative="1">
+      <w:start w:val="1"/>
+      <w:numFmt w:val="lowerRoman"/>
+      <w:lvlText w:val="%6."/>
+      <w:lvlJc w:val="right"/>
+      <w:pPr>
+        <w:ind w:left="4680" w:hanging="180"/>
+      </w:pPr>
+    </w:lvl>
+    <w:lvl w:ilvl="6" w:tplc="042A000F" w:tentative="1">
+      <w:start w:val="1"/>
+      <w:numFmt w:val="decimal"/>
+      <w:lvlText w:val="%7."/>
+      <w:lvlJc w:val="left"/>
+      <w:pPr>
+        <w:ind w:left="5400" w:hanging="360"/>
+      </w:pPr>
+    </w:lvl>
+    <w:lvl w:ilvl="7" w:tplc="042A0019" w:tentative="1">
+      <w:start w:val="1"/>
+      <w:numFmt w:val="lowerLetter"/>
+      <w:lvlText w:val="%8."/>
+      <w:lvlJc w:val="left"/>
+      <w:pPr>
+        <w:ind w:left="6120" w:hanging="360"/>
+      </w:pPr>
+    </w:lvl>
+    <w:lvl w:ilvl="8" w:tplc="042A001B" w:tentative="1">
+      <w:start w:val="1"/>
+      <w:numFmt w:val="lowerRoman"/>
+      <w:lvlText w:val="%9."/>
+      <w:lvlJc w:val="right"/>
+      <w:pPr>
+        <w:ind w:left="6840" w:hanging="180"/>
+      </w:pPr>
+    </w:lvl>
+  </w:abstractNum>
+  <w:abstractNum w:abstractNumId="9">
     <w:nsid w:val="62AF2E9F"/>
     <w:multiLevelType w:val="hybridMultilevel"/>
     <w:tmpl w:val="12242B98"/>
@@ -2010,7 +2953,7 @@
       </w:pPr>
     </w:lvl>
   </w:abstractNum>
-  <w:abstractNum w:abstractNumId="6">
+  <w:abstractNum w:abstractNumId="10">
     <w:nsid w:val="68695F0C"/>
     <w:multiLevelType w:val="hybridMultilevel"/>
     <w:tmpl w:val="E0944F3C"/>
@@ -2099,7 +3042,7 @@
       </w:pPr>
     </w:lvl>
   </w:abstractNum>
-  <w:abstractNum w:abstractNumId="7">
+  <w:abstractNum w:abstractNumId="11">
     <w:nsid w:val="74FD50E2"/>
     <w:multiLevelType w:val="hybridMultilevel"/>
     <w:tmpl w:val="2F86794C"/>
@@ -2188,7 +3131,96 @@
       </w:pPr>
     </w:lvl>
   </w:abstractNum>
-  <w:abstractNum w:abstractNumId="8">
+  <w:abstractNum w:abstractNumId="12">
+    <w:nsid w:val="796C6536"/>
+    <w:multiLevelType w:val="hybridMultilevel"/>
+    <w:tmpl w:val="B7BAE2D8"/>
+    <w:lvl w:ilvl="0" w:tplc="03927736">
+      <w:start w:val="1"/>
+      <w:numFmt w:val="decimal"/>
+      <w:lvlText w:val="%1."/>
+      <w:lvlJc w:val="left"/>
+      <w:pPr>
+        <w:ind w:left="1080" w:hanging="360"/>
+      </w:pPr>
+      <w:rPr>
+        <w:rFonts w:hint="default"/>
+      </w:rPr>
+    </w:lvl>
+    <w:lvl w:ilvl="1" w:tplc="042A0019" w:tentative="1">
+      <w:start w:val="1"/>
+      <w:numFmt w:val="lowerLetter"/>
+      <w:lvlText w:val="%2."/>
+      <w:lvlJc w:val="left"/>
+      <w:pPr>
+        <w:ind w:left="1800" w:hanging="360"/>
+      </w:pPr>
+    </w:lvl>
+    <w:lvl w:ilvl="2" w:tplc="042A001B" w:tentative="1">
+      <w:start w:val="1"/>
+      <w:numFmt w:val="lowerRoman"/>
+      <w:lvlText w:val="%3."/>
+      <w:lvlJc w:val="right"/>
+      <w:pPr>
+        <w:ind w:left="2520" w:hanging="180"/>
+      </w:pPr>
+    </w:lvl>
+    <w:lvl w:ilvl="3" w:tplc="042A000F" w:tentative="1">
+      <w:start w:val="1"/>
+      <w:numFmt w:val="decimal"/>
+      <w:lvlText w:val="%4."/>
+      <w:lvlJc w:val="left"/>
+      <w:pPr>
+        <w:ind w:left="3240" w:hanging="360"/>
+      </w:pPr>
+    </w:lvl>
+    <w:lvl w:ilvl="4" w:tplc="042A0019" w:tentative="1">
+      <w:start w:val="1"/>
+      <w:numFmt w:val="lowerLetter"/>
+      <w:lvlText w:val="%5."/>
+      <w:lvlJc w:val="left"/>
+      <w:pPr>
+        <w:ind w:left="3960" w:hanging="360"/>
+      </w:pPr>
+    </w:lvl>
+    <w:lvl w:ilvl="5" w:tplc="042A001B" w:tentative="1">
+      <w:start w:val="1"/>
+      <w:numFmt w:val="lowerRoman"/>
+      <w:lvlText w:val="%6."/>
+      <w:lvlJc w:val="right"/>
+      <w:pPr>
+        <w:ind w:left="4680" w:hanging="180"/>
+      </w:pPr>
+    </w:lvl>
+    <w:lvl w:ilvl="6" w:tplc="042A000F" w:tentative="1">
+      <w:start w:val="1"/>
+      <w:numFmt w:val="decimal"/>
+      <w:lvlText w:val="%7."/>
+      <w:lvlJc w:val="left"/>
+      <w:pPr>
+        <w:ind w:left="5400" w:hanging="360"/>
+      </w:pPr>
+    </w:lvl>
+    <w:lvl w:ilvl="7" w:tplc="042A0019" w:tentative="1">
+      <w:start w:val="1"/>
+      <w:numFmt w:val="lowerLetter"/>
+      <w:lvlText w:val="%8."/>
+      <w:lvlJc w:val="left"/>
+      <w:pPr>
+        <w:ind w:left="6120" w:hanging="360"/>
+      </w:pPr>
+    </w:lvl>
+    <w:lvl w:ilvl="8" w:tplc="042A001B" w:tentative="1">
+      <w:start w:val="1"/>
+      <w:numFmt w:val="lowerRoman"/>
+      <w:lvlText w:val="%9."/>
+      <w:lvlJc w:val="right"/>
+      <w:pPr>
+        <w:ind w:left="6840" w:hanging="180"/>
+      </w:pPr>
+    </w:lvl>
+  </w:abstractNum>
+  <w:abstractNum w:abstractNumId="13">
     <w:nsid w:val="7EA00B10"/>
     <w:multiLevelType w:val="hybridMultilevel"/>
     <w:tmpl w:val="EACE9F7A"/>
@@ -2278,31 +3310,46 @@
     </w:lvl>
   </w:abstractNum>
   <w:num w:numId="1">
+    <w:abstractNumId w:val="5"/>
+  </w:num>
+  <w:num w:numId="2">
+    <w:abstractNumId w:val="6"/>
+  </w:num>
+  <w:num w:numId="3">
+    <w:abstractNumId w:val="13"/>
+  </w:num>
+  <w:num w:numId="4">
+    <w:abstractNumId w:val="10"/>
+  </w:num>
+  <w:num w:numId="5">
+    <w:abstractNumId w:val="9"/>
+  </w:num>
+  <w:num w:numId="6">
+    <w:abstractNumId w:val="7"/>
+  </w:num>
+  <w:num w:numId="7">
+    <w:abstractNumId w:val="3"/>
+  </w:num>
+  <w:num w:numId="8">
+    <w:abstractNumId w:val="4"/>
+  </w:num>
+  <w:num w:numId="9">
+    <w:abstractNumId w:val="11"/>
+  </w:num>
+  <w:num w:numId="10">
+    <w:abstractNumId w:val="1"/>
+  </w:num>
+  <w:num w:numId="11">
+    <w:abstractNumId w:val="8"/>
+  </w:num>
+  <w:num w:numId="12">
+    <w:abstractNumId w:val="0"/>
+  </w:num>
+  <w:num w:numId="13">
     <w:abstractNumId w:val="2"/>
   </w:num>
-  <w:num w:numId="2">
-    <w:abstractNumId w:val="3"/>
-  </w:num>
-  <w:num w:numId="3">
-    <w:abstractNumId w:val="8"/>
-  </w:num>
-  <w:num w:numId="4">
-    <w:abstractNumId w:val="6"/>
-  </w:num>
-  <w:num w:numId="5">
-    <w:abstractNumId w:val="5"/>
-  </w:num>
-  <w:num w:numId="6">
-    <w:abstractNumId w:val="4"/>
-  </w:num>
-  <w:num w:numId="7">
-    <w:abstractNumId w:val="0"/>
-  </w:num>
-  <w:num w:numId="8">
-    <w:abstractNumId w:val="1"/>
-  </w:num>
-  <w:num w:numId="9">
-    <w:abstractNumId w:val="7"/>
+  <w:num w:numId="14">
+    <w:abstractNumId w:val="12"/>
   </w:num>
 </w:numbering>
 </file>

--- a/english.docx
+++ b/english.docx
@@ -1022,6 +1022,42 @@
     </w:p>
     <w:p>
       <w:pPr>
+        <w:pStyle w:val="ListParagraph"/>
+        <w:numPr>
+          <w:ilvl w:val="0"/>
+          <w:numId w:val="8"/>
+        </w:numPr>
+        <w:rPr>
+          <w:lang w:val="en-US"/>
+        </w:rPr>
+      </w:pPr>
+      <w:r>
+        <w:rPr>
+          <w:lang w:val="en-US"/>
+        </w:rPr>
+        <w:t>“Allegiance”?</w:t>
+      </w:r>
+    </w:p>
+    <w:p>
+      <w:pPr>
+        <w:pStyle w:val="ListParagraph"/>
+        <w:numPr>
+          <w:ilvl w:val="0"/>
+          <w:numId w:val="2"/>
+        </w:numPr>
+        <w:rPr>
+          <w:lang w:val="en-US"/>
+        </w:rPr>
+      </w:pPr>
+      <w:r>
+        <w:rPr>
+          <w:lang w:val="en-US"/>
+        </w:rPr>
+        <w:t>Lòng trung thành (với cấp trên)</w:t>
+      </w:r>
+    </w:p>
+    <w:p>
+      <w:pPr>
         <w:rPr>
           <w:lang w:val="en-US"/>
         </w:rPr>
@@ -1078,907 +1114,293 @@
     </w:p>
     <w:p>
       <w:pPr>
-        <w:rPr>
-          <w:lang w:val="en-US"/>
-        </w:rPr>
-      </w:pPr>
-    </w:p>
-    <w:p>
-      <w:pPr>
-        <w:rPr>
-          <w:lang w:val="en-US"/>
-        </w:rPr>
-      </w:pPr>
-      <w:r>
-        <w:rPr>
-          <w:lang w:val="en-US"/>
-        </w:rPr>
-        <w:t>Human – Con Người:</w:t>
-      </w:r>
-    </w:p>
-    <w:p>
-      <w:pPr>
-        <w:pStyle w:val="ListParagraph"/>
-        <w:numPr>
-          <w:ilvl w:val="0"/>
-          <w:numId w:val="9"/>
-        </w:numPr>
-        <w:rPr>
-          <w:lang w:val="en-US"/>
-        </w:rPr>
-      </w:pPr>
-      <w:r>
-        <w:rPr>
-          <w:lang w:val="en-US"/>
-        </w:rPr>
-        <w:t>“Mental”?</w:t>
-      </w:r>
-    </w:p>
-    <w:p>
-      <w:pPr>
-        <w:pStyle w:val="ListParagraph"/>
-        <w:numPr>
-          <w:ilvl w:val="0"/>
-          <w:numId w:val="2"/>
-        </w:numPr>
-        <w:rPr>
-          <w:lang w:val="en-US"/>
-        </w:rPr>
-      </w:pPr>
-      <w:r>
-        <w:rPr>
-          <w:lang w:val="en-US"/>
-        </w:rPr>
-        <w:t>Tinh thần</w:t>
-      </w:r>
-    </w:p>
-    <w:p>
-      <w:pPr>
-        <w:pStyle w:val="ListParagraph"/>
-        <w:numPr>
-          <w:ilvl w:val="0"/>
-          <w:numId w:val="9"/>
-        </w:numPr>
-        <w:rPr>
-          <w:lang w:val="en-US"/>
-        </w:rPr>
-      </w:pPr>
-      <w:r>
-        <w:rPr>
-          <w:lang w:val="en-US"/>
-        </w:rPr>
-        <w:t>“Divine”?</w:t>
-      </w:r>
-    </w:p>
-    <w:p>
-      <w:pPr>
-        <w:pStyle w:val="ListParagraph"/>
-        <w:numPr>
-          <w:ilvl w:val="0"/>
-          <w:numId w:val="2"/>
-        </w:numPr>
-        <w:rPr>
-          <w:lang w:val="en-US"/>
-        </w:rPr>
-      </w:pPr>
-      <w:r>
-        <w:rPr>
-          <w:lang w:val="en-US"/>
-        </w:rPr>
-        <w:t>Thần thánh</w:t>
-      </w:r>
-    </w:p>
-    <w:p>
-      <w:pPr>
-        <w:rPr>
-          <w:lang w:val="en-US"/>
-        </w:rPr>
-      </w:pPr>
-    </w:p>
-    <w:p>
-      <w:pPr>
-        <w:rPr>
-          <w:lang w:val="en-US"/>
-        </w:rPr>
-      </w:pPr>
-      <w:r>
-        <w:rPr>
-          <w:lang w:val="en-US"/>
-        </w:rPr>
-        <w:t>War – Chiến Tranh:</w:t>
-      </w:r>
-    </w:p>
-    <w:p>
-      <w:pPr>
-        <w:pStyle w:val="ListParagraph"/>
-        <w:numPr>
-          <w:ilvl w:val="0"/>
-          <w:numId w:val="10"/>
-        </w:numPr>
-        <w:rPr>
-          <w:lang w:val="en-US"/>
-        </w:rPr>
-      </w:pPr>
-      <w:r>
-        <w:rPr>
-          <w:lang w:val="en-US"/>
-        </w:rPr>
-        <w:t>“Sentinal”?</w:t>
-      </w:r>
-    </w:p>
-    <w:p>
-      <w:pPr>
-        <w:pStyle w:val="ListParagraph"/>
-        <w:numPr>
-          <w:ilvl w:val="0"/>
-          <w:numId w:val="2"/>
-        </w:numPr>
-        <w:rPr>
-          <w:lang w:val="en-US"/>
-        </w:rPr>
-      </w:pPr>
-      <w:r>
-        <w:rPr>
-          <w:lang w:val="en-US"/>
-        </w:rPr>
-        <w:t>Lính gác</w:t>
-      </w:r>
-    </w:p>
-    <w:p>
-      <w:pPr>
-        <w:pStyle w:val="ListParagraph"/>
-        <w:numPr>
-          <w:ilvl w:val="0"/>
-          <w:numId w:val="10"/>
-        </w:numPr>
-        <w:rPr>
-          <w:lang w:val="en-US"/>
-        </w:rPr>
-      </w:pPr>
-      <w:r>
-        <w:rPr>
-          <w:lang w:val="en-US"/>
-        </w:rPr>
-        <w:t>“Sentry”?</w:t>
-      </w:r>
-    </w:p>
-    <w:p>
-      <w:pPr>
-        <w:pStyle w:val="ListParagraph"/>
-        <w:numPr>
-          <w:ilvl w:val="0"/>
-          <w:numId w:val="2"/>
-        </w:numPr>
-        <w:rPr>
-          <w:lang w:val="en-US"/>
-        </w:rPr>
-      </w:pPr>
-      <w:r>
-        <w:rPr>
-          <w:lang w:val="en-US"/>
-        </w:rPr>
-        <w:t>Lính canh</w:t>
-      </w:r>
-    </w:p>
-    <w:p>
-      <w:pPr>
-        <w:pStyle w:val="ListParagraph"/>
-        <w:numPr>
-          <w:ilvl w:val="0"/>
-          <w:numId w:val="10"/>
-        </w:numPr>
-        <w:rPr>
-          <w:lang w:val="en-US"/>
-        </w:rPr>
-      </w:pPr>
-      <w:r>
-        <w:rPr>
-          <w:lang w:val="en-US"/>
-        </w:rPr>
-        <w:t>“Banish”?</w:t>
-      </w:r>
-    </w:p>
-    <w:p>
-      <w:pPr>
-        <w:pStyle w:val="ListParagraph"/>
-        <w:numPr>
-          <w:ilvl w:val="0"/>
-          <w:numId w:val="2"/>
-        </w:numPr>
-        <w:rPr>
-          <w:lang w:val="en-US"/>
-        </w:rPr>
-      </w:pPr>
-      <w:r>
-        <w:rPr>
-          <w:lang w:val="en-US"/>
-        </w:rPr>
-        <w:t>Trục xuất</w:t>
-      </w:r>
-    </w:p>
-    <w:p>
-      <w:pPr>
-        <w:rPr>
-          <w:lang w:val="en-US"/>
-        </w:rPr>
-      </w:pPr>
-    </w:p>
-    <w:p>
-      <w:pPr>
-        <w:rPr>
-          <w:lang w:val="en-US"/>
-        </w:rPr>
-      </w:pPr>
-      <w:r>
-        <w:rPr>
-          <w:lang w:val="en-US"/>
-        </w:rPr>
-        <w:t>Elemental – Nguyên Tố:</w:t>
-      </w:r>
-    </w:p>
-    <w:p>
-      <w:pPr>
-        <w:pStyle w:val="ListParagraph"/>
-        <w:numPr>
-          <w:ilvl w:val="0"/>
-          <w:numId w:val="12"/>
-        </w:numPr>
-        <w:rPr>
-          <w:lang w:val="en-US"/>
-        </w:rPr>
-      </w:pPr>
-      <w:r>
-        <w:rPr>
-          <w:lang w:val="en-US"/>
-        </w:rPr>
-        <w:lastRenderedPageBreak/>
-        <w:t>“Scorch”?</w:t>
-      </w:r>
-    </w:p>
-    <w:p>
-      <w:pPr>
-        <w:pStyle w:val="ListParagraph"/>
-        <w:numPr>
-          <w:ilvl w:val="0"/>
-          <w:numId w:val="2"/>
-        </w:numPr>
-        <w:rPr>
-          <w:lang w:val="en-US"/>
-        </w:rPr>
-      </w:pPr>
-      <w:r>
-        <w:rPr>
-          <w:lang w:val="en-US"/>
-        </w:rPr>
-        <w:t>Thiêu đốt</w:t>
-      </w:r>
-    </w:p>
-    <w:p>
-      <w:pPr>
-        <w:pStyle w:val="ListParagraph"/>
-        <w:numPr>
-          <w:ilvl w:val="0"/>
-          <w:numId w:val="12"/>
-        </w:numPr>
-        <w:rPr>
-          <w:lang w:val="en-US"/>
-        </w:rPr>
-      </w:pPr>
-      <w:r>
-        <w:rPr>
-          <w:lang w:val="en-US"/>
-        </w:rPr>
-        <w:t>“Enchant”?</w:t>
-      </w:r>
-    </w:p>
-    <w:p>
-      <w:pPr>
-        <w:pStyle w:val="ListParagraph"/>
-        <w:numPr>
-          <w:ilvl w:val="0"/>
-          <w:numId w:val="2"/>
-        </w:numPr>
-        <w:rPr>
-          <w:lang w:val="en-US"/>
-        </w:rPr>
-      </w:pPr>
-      <w:r>
-        <w:rPr>
-          <w:lang w:val="en-US"/>
-        </w:rPr>
-        <w:t>Tác động ma thuật (lên 1 món đồ)</w:t>
-      </w:r>
-    </w:p>
-    <w:p>
-      <w:pPr>
-        <w:rPr>
-          <w:lang w:val="en-US"/>
-        </w:rPr>
-      </w:pPr>
-    </w:p>
-    <w:p>
-      <w:pPr>
-        <w:rPr>
-          <w:lang w:val="en-US"/>
-        </w:rPr>
-      </w:pPr>
-      <w:r>
-        <w:rPr>
-          <w:lang w:val="en-US"/>
-        </w:rPr>
-        <w:t>Animal – Động Vật:</w:t>
-      </w:r>
-    </w:p>
-    <w:p>
-      <w:pPr>
-        <w:pStyle w:val="ListParagraph"/>
-        <w:numPr>
-          <w:ilvl w:val="0"/>
-          <w:numId w:val="13"/>
-        </w:numPr>
-        <w:rPr>
-          <w:lang w:val="en-US"/>
-        </w:rPr>
-      </w:pPr>
-      <w:r>
-        <w:rPr>
-          <w:lang w:val="en-US"/>
-        </w:rPr>
-        <w:t>“Peck”?</w:t>
-      </w:r>
-    </w:p>
-    <w:p>
-      <w:pPr>
-        <w:pStyle w:val="ListParagraph"/>
-        <w:numPr>
-          <w:ilvl w:val="0"/>
-          <w:numId w:val="2"/>
-        </w:numPr>
-        <w:rPr>
-          <w:lang w:val="en-US"/>
-        </w:rPr>
-      </w:pPr>
-      <w:r>
-        <w:rPr>
-          <w:lang w:val="en-US"/>
-        </w:rPr>
-        <w:t>Mổ</w:t>
-      </w:r>
-    </w:p>
-    <w:p>
-      <w:pPr>
-        <w:pStyle w:val="ListParagraph"/>
-        <w:numPr>
-          <w:ilvl w:val="0"/>
-          <w:numId w:val="13"/>
-        </w:numPr>
-        <w:rPr>
-          <w:lang w:val="en-US"/>
-        </w:rPr>
-      </w:pPr>
-      <w:r>
-        <w:rPr>
-          <w:lang w:val="en-US"/>
-        </w:rPr>
-        <w:t>“Carrion”?</w:t>
-      </w:r>
-    </w:p>
-    <w:p>
-      <w:pPr>
-        <w:pStyle w:val="ListParagraph"/>
-        <w:numPr>
-          <w:ilvl w:val="0"/>
-          <w:numId w:val="2"/>
-        </w:numPr>
-        <w:rPr>
-          <w:lang w:val="en-US"/>
-        </w:rPr>
-      </w:pPr>
-      <w:r>
-        <w:rPr>
-          <w:lang w:val="en-US"/>
-        </w:rPr>
-        <w:t>Xác thối</w:t>
-      </w:r>
-    </w:p>
-    <w:p>
-      <w:pPr>
-        <w:rPr>
-          <w:lang w:val="en-US"/>
-        </w:rPr>
-      </w:pPr>
-    </w:p>
-    <w:p>
-      <w:pPr>
-        <w:rPr>
-          <w:lang w:val="en-US"/>
-        </w:rPr>
-      </w:pPr>
-      <w:r>
-        <w:rPr>
-          <w:lang w:val="en-US"/>
-        </w:rPr>
-        <w:t>Plant – Thực Vật:</w:t>
-      </w:r>
-    </w:p>
-    <w:p>
-      <w:pPr>
-        <w:pStyle w:val="ListParagraph"/>
-        <w:numPr>
-          <w:ilvl w:val="0"/>
-          <w:numId w:val="14"/>
-        </w:numPr>
-        <w:rPr>
-          <w:lang w:val="en-US"/>
-        </w:rPr>
-      </w:pPr>
-      <w:r>
-        <w:rPr>
-          <w:lang w:val="en-US"/>
-        </w:rPr>
-        <w:t>“Vine”?</w:t>
-      </w:r>
-    </w:p>
-    <w:p>
-      <w:pPr>
-        <w:pStyle w:val="ListParagraph"/>
-        <w:numPr>
-          <w:ilvl w:val="0"/>
-          <w:numId w:val="2"/>
-        </w:numPr>
-        <w:rPr>
-          <w:lang w:val="en-US"/>
-        </w:rPr>
-      </w:pPr>
-      <w:r>
-        <w:rPr>
-          <w:lang w:val="en-US"/>
-        </w:rPr>
-        <w:t>Cây leo</w:t>
-      </w:r>
-    </w:p>
-    <w:p>
-      <w:pPr>
-        <w:pStyle w:val="ListParagraph"/>
-        <w:numPr>
-          <w:ilvl w:val="0"/>
-          <w:numId w:val="14"/>
-        </w:numPr>
-        <w:rPr>
-          <w:lang w:val="en-US"/>
-        </w:rPr>
-      </w:pPr>
-      <w:r>
-        <w:rPr>
-          <w:lang w:val="en-US"/>
-        </w:rPr>
-        <w:t>“Oak”?</w:t>
-      </w:r>
-    </w:p>
-    <w:p>
-      <w:pPr>
-        <w:pStyle w:val="ListParagraph"/>
-        <w:numPr>
-          <w:ilvl w:val="0"/>
-          <w:numId w:val="2"/>
-        </w:numPr>
-        <w:rPr>
-          <w:lang w:val="en-US"/>
-        </w:rPr>
-      </w:pPr>
-      <w:r>
-        <w:rPr>
-          <w:lang w:val="en-US"/>
-        </w:rPr>
-        <w:t>Sồi</w:t>
-      </w:r>
-    </w:p>
-    <w:p>
-      <w:pPr>
-        <w:rPr>
-          <w:lang w:val="en-US"/>
-        </w:rPr>
-      </w:pPr>
-    </w:p>
-    <w:p>
-      <w:pPr>
-        <w:rPr>
-          <w:lang w:val="en-US"/>
-        </w:rPr>
-      </w:pPr>
-      <w:r>
-        <w:rPr>
-          <w:lang w:val="en-US"/>
-        </w:rPr>
-        <w:t>A</w:t>
-      </w:r>
-      <w:r>
-        <w:t>bbreviation</w:t>
-      </w:r>
-      <w:r>
-        <w:rPr>
-          <w:lang w:val="en-US"/>
-        </w:rPr>
-        <w:t xml:space="preserve"> – Từ Viết Tắt:</w:t>
-      </w:r>
-    </w:p>
-    <w:p>
-      <w:pPr>
-        <w:pStyle w:val="ListParagraph"/>
-        <w:numPr>
-          <w:ilvl w:val="0"/>
-          <w:numId w:val="3"/>
-        </w:numPr>
-        <w:rPr>
-          <w:lang w:val="en-US"/>
-        </w:rPr>
-      </w:pPr>
-      <w:r>
-        <w:rPr>
-          <w:lang w:val="en-US"/>
-        </w:rPr>
-        <w:t>“et al.”</w:t>
-      </w:r>
-      <w:r>
-        <w:rPr>
-          <w:lang w:val="en-US"/>
-        </w:rPr>
-        <w:t>?</w:t>
-      </w:r>
-    </w:p>
-    <w:p>
-      <w:pPr>
-        <w:pStyle w:val="ListParagraph"/>
-        <w:numPr>
-          <w:ilvl w:val="0"/>
-          <w:numId w:val="2"/>
-        </w:numPr>
-        <w:rPr>
-          <w:lang w:val="en-US"/>
-        </w:rPr>
-      </w:pPr>
-      <w:r>
-        <w:rPr>
-          <w:lang w:val="en-US"/>
-        </w:rPr>
-        <w:t>Và các đồng tác giả khác</w:t>
-      </w:r>
-    </w:p>
-    <w:p>
-      <w:pPr>
-        <w:rPr>
-          <w:lang w:val="en-US"/>
-        </w:rPr>
-      </w:pPr>
-    </w:p>
-    <w:p>
-      <w:pPr>
-        <w:rPr>
-          <w:lang w:val="en-US"/>
-        </w:rPr>
-      </w:pPr>
-      <w:r>
-        <w:rPr>
-          <w:lang w:val="en-US"/>
-        </w:rPr>
-        <w:t>Math – Toán:</w:t>
-      </w:r>
-    </w:p>
-    <w:p>
-      <w:pPr>
-        <w:pStyle w:val="ListParagraph"/>
-        <w:numPr>
-          <w:ilvl w:val="0"/>
-          <w:numId w:val="4"/>
-        </w:numPr>
-        <w:rPr>
-          <w:lang w:val="en-US"/>
-        </w:rPr>
-      </w:pPr>
-      <w:r>
-        <w:rPr>
-          <w:lang w:val="en-US"/>
-        </w:rPr>
-        <w:t>“Denominator”?</w:t>
-      </w:r>
-    </w:p>
-    <w:p>
-      <w:pPr>
-        <w:pStyle w:val="ListParagraph"/>
-        <w:numPr>
-          <w:ilvl w:val="0"/>
-          <w:numId w:val="2"/>
-        </w:numPr>
-        <w:rPr>
-          <w:lang w:val="en-US"/>
-        </w:rPr>
-      </w:pPr>
-      <w:r>
-        <w:rPr>
-          <w:lang w:val="en-US"/>
-        </w:rPr>
-        <w:t>Mẫu số</w:t>
-      </w:r>
-    </w:p>
-    <w:p>
-      <w:pPr>
-        <w:pStyle w:val="ListParagraph"/>
-        <w:numPr>
-          <w:ilvl w:val="0"/>
-          <w:numId w:val="4"/>
-        </w:numPr>
-        <w:rPr>
-          <w:lang w:val="en-US"/>
-        </w:rPr>
-      </w:pPr>
-      <w:r>
-        <w:rPr>
-          <w:lang w:val="en-US"/>
-        </w:rPr>
-        <w:t>“Numerator”?</w:t>
-      </w:r>
-    </w:p>
-    <w:p>
-      <w:pPr>
-        <w:pStyle w:val="ListParagraph"/>
-        <w:numPr>
-          <w:ilvl w:val="0"/>
-          <w:numId w:val="2"/>
-        </w:numPr>
-        <w:rPr>
-          <w:lang w:val="en-US"/>
-        </w:rPr>
-      </w:pPr>
-      <w:r>
-        <w:rPr>
-          <w:lang w:val="en-US"/>
-        </w:rPr>
-        <w:t>Tử số</w:t>
-      </w:r>
-    </w:p>
-    <w:p>
-      <w:pPr>
-        <w:pStyle w:val="ListParagraph"/>
-        <w:numPr>
-          <w:ilvl w:val="0"/>
-          <w:numId w:val="4"/>
-        </w:numPr>
-        <w:rPr>
-          <w:lang w:val="en-US"/>
-        </w:rPr>
-      </w:pPr>
-      <w:r>
-        <w:rPr>
-          <w:lang w:val="en-US"/>
-        </w:rPr>
-        <w:t>“Hypothetical Unit”?</w:t>
-      </w:r>
-    </w:p>
-    <w:p>
-      <w:pPr>
-        <w:pStyle w:val="ListParagraph"/>
-        <w:numPr>
-          <w:ilvl w:val="0"/>
-          <w:numId w:val="2"/>
-        </w:numPr>
-        <w:rPr>
-          <w:lang w:val="en-US"/>
-        </w:rPr>
-      </w:pPr>
-      <w:r>
-        <w:rPr>
-          <w:lang w:val="en-US"/>
-        </w:rPr>
-        <w:t>Đơn vị giả tưởng (của giá trị nào đó)</w:t>
-      </w:r>
-    </w:p>
-    <w:p>
-      <w:pPr>
-        <w:pStyle w:val="ListParagraph"/>
-        <w:numPr>
-          <w:ilvl w:val="0"/>
-          <w:numId w:val="4"/>
-        </w:numPr>
-        <w:rPr>
-          <w:lang w:val="en-US"/>
-        </w:rPr>
-      </w:pPr>
-      <w:r>
-        <w:rPr>
-          <w:lang w:val="en-US"/>
-        </w:rPr>
-        <w:t>Numerical Solution?</w:t>
-      </w:r>
-    </w:p>
-    <w:p>
-      <w:pPr>
-        <w:pStyle w:val="ListParagraph"/>
-        <w:numPr>
-          <w:ilvl w:val="0"/>
-          <w:numId w:val="2"/>
-        </w:numPr>
-        <w:rPr>
-          <w:lang w:val="en-US"/>
-        </w:rPr>
-      </w:pPr>
-      <w:r>
-        <w:rPr>
-          <w:lang w:val="en-US"/>
-        </w:rPr>
-        <w:t>Nghiệm ước lượng (= số cụ thể, không phải = Term)</w:t>
-      </w:r>
-    </w:p>
-    <w:p>
-      <w:pPr>
-        <w:pStyle w:val="ListParagraph"/>
-        <w:numPr>
-          <w:ilvl w:val="0"/>
-          <w:numId w:val="4"/>
-        </w:numPr>
-        <w:rPr>
-          <w:lang w:val="en-US"/>
-        </w:rPr>
-      </w:pPr>
-      <w:r>
-        <w:rPr>
-          <w:lang w:val="en-US"/>
-        </w:rPr>
-        <w:t>“Quotient”?</w:t>
-      </w:r>
-    </w:p>
-    <w:p>
-      <w:pPr>
-        <w:pStyle w:val="ListParagraph"/>
-        <w:numPr>
-          <w:ilvl w:val="0"/>
-          <w:numId w:val="2"/>
-        </w:numPr>
-        <w:rPr>
-          <w:lang w:val="en-US"/>
-        </w:rPr>
-      </w:pPr>
-      <w:r>
-        <w:rPr>
-          <w:lang w:val="en-US"/>
-        </w:rPr>
-        <w:t>Thương số (kết quả của phép chia)</w:t>
-      </w:r>
-    </w:p>
-    <w:p>
-      <w:pPr>
-        <w:pStyle w:val="ListParagraph"/>
-        <w:numPr>
-          <w:ilvl w:val="0"/>
-          <w:numId w:val="4"/>
-        </w:numPr>
-        <w:rPr>
-          <w:lang w:val="en-US"/>
-        </w:rPr>
-      </w:pPr>
-      <w:r>
-        <w:rPr>
-          <w:lang w:val="en-US"/>
-        </w:rPr>
-        <w:t>“Critical Point”?</w:t>
-      </w:r>
-    </w:p>
-    <w:p>
-      <w:pPr>
-        <w:pStyle w:val="ListParagraph"/>
-        <w:numPr>
-          <w:ilvl w:val="0"/>
-          <w:numId w:val="2"/>
-        </w:numPr>
-        <w:rPr>
-          <w:lang w:val="en-US"/>
-        </w:rPr>
-      </w:pPr>
-      <w:r>
-        <w:rPr>
-          <w:lang w:val="en-US"/>
-        </w:rPr>
-        <w:t>Điểm cực trị</w:t>
-      </w:r>
-    </w:p>
-    <w:p>
-      <w:pPr>
-        <w:pStyle w:val="ListParagraph"/>
-        <w:numPr>
-          <w:ilvl w:val="0"/>
-          <w:numId w:val="4"/>
-        </w:numPr>
-        <w:rPr>
-          <w:lang w:val="en-US"/>
-        </w:rPr>
-      </w:pPr>
-      <w:r>
-        <w:rPr>
-          <w:lang w:val="en-US"/>
-        </w:rPr>
-        <w:t>“Concave Up And Down”?</w:t>
-      </w:r>
-    </w:p>
-    <w:p>
-      <w:pPr>
-        <w:pStyle w:val="ListParagraph"/>
-        <w:numPr>
-          <w:ilvl w:val="0"/>
-          <w:numId w:val="2"/>
-        </w:numPr>
-        <w:rPr>
-          <w:lang w:val="en-US"/>
-        </w:rPr>
-      </w:pPr>
-      <w:r>
-        <w:rPr>
-          <w:lang w:val="en-US"/>
-        </w:rPr>
-        <w:t>Ngửa và úp (đồ thị)</w:t>
-      </w:r>
-    </w:p>
-    <w:p>
-      <w:pPr>
-        <w:pStyle w:val="ListParagraph"/>
-        <w:numPr>
-          <w:ilvl w:val="0"/>
-          <w:numId w:val="4"/>
-        </w:numPr>
-        <w:rPr>
-          <w:lang w:val="en-US"/>
-        </w:rPr>
-      </w:pPr>
-      <w:r>
-        <w:rPr>
-          <w:lang w:val="en-US"/>
-        </w:rPr>
-        <w:t>“Quadrant”?</w:t>
-      </w:r>
-    </w:p>
-    <w:p>
-      <w:pPr>
-        <w:pStyle w:val="ListParagraph"/>
-        <w:numPr>
-          <w:ilvl w:val="0"/>
-          <w:numId w:val="2"/>
-        </w:numPr>
-        <w:rPr>
-          <w:lang w:val="en-US"/>
-        </w:rPr>
-      </w:pPr>
-      <w:r>
-        <w:rPr>
-          <w:lang w:val="en-US"/>
-        </w:rPr>
-        <w:t>Góc phần tư</w:t>
-      </w:r>
-    </w:p>
-    <w:p>
-      <w:pPr>
-        <w:pStyle w:val="ListParagraph"/>
-        <w:numPr>
-          <w:ilvl w:val="0"/>
-          <w:numId w:val="4"/>
-        </w:numPr>
-        <w:rPr>
-          <w:lang w:val="en-US"/>
-        </w:rPr>
-      </w:pPr>
-      <w:r>
-        <w:rPr>
-          <w:lang w:val="en-US"/>
-        </w:rPr>
-        <w:t>“Octant”?</w:t>
+        <w:pStyle w:val="ListParagraph"/>
+        <w:numPr>
+          <w:ilvl w:val="0"/>
+          <w:numId w:val="11"/>
+        </w:numPr>
+        <w:rPr>
+          <w:lang w:val="en-US"/>
+        </w:rPr>
+      </w:pPr>
+      <w:r>
+        <w:rPr>
+          <w:lang w:val="en-US"/>
+        </w:rPr>
+        <w:t>“Rejuvenate”?</w:t>
+      </w:r>
+    </w:p>
+    <w:p>
+      <w:pPr>
+        <w:pStyle w:val="ListParagraph"/>
+        <w:numPr>
+          <w:ilvl w:val="0"/>
+          <w:numId w:val="2"/>
+        </w:numPr>
+        <w:rPr>
+          <w:lang w:val="en-US"/>
+        </w:rPr>
+      </w:pPr>
+      <w:r>
+        <w:rPr>
+          <w:lang w:val="en-US"/>
+        </w:rPr>
+        <w:t>Làm trẻ lại (1 cái gì đó)</w:t>
+      </w:r>
+    </w:p>
+    <w:p>
+      <w:pPr>
+        <w:pStyle w:val="ListParagraph"/>
+        <w:numPr>
+          <w:ilvl w:val="0"/>
+          <w:numId w:val="11"/>
+        </w:numPr>
+        <w:rPr>
+          <w:lang w:val="en-US"/>
+        </w:rPr>
+      </w:pPr>
+      <w:r>
+        <w:rPr>
+          <w:lang w:val="en-US"/>
+        </w:rPr>
+        <w:t>“Deed”?</w:t>
+      </w:r>
+    </w:p>
+    <w:p>
+      <w:pPr>
+        <w:pStyle w:val="ListParagraph"/>
+        <w:numPr>
+          <w:ilvl w:val="0"/>
+          <w:numId w:val="2"/>
+        </w:numPr>
+        <w:rPr>
+          <w:lang w:val="en-US"/>
+        </w:rPr>
+      </w:pPr>
+      <w:r>
+        <w:rPr>
+          <w:lang w:val="en-US"/>
+        </w:rPr>
+        <w:t>Hành động (tốt xấu)</w:t>
+      </w:r>
+    </w:p>
+    <w:p>
+      <w:pPr>
+        <w:pStyle w:val="ListParagraph"/>
+        <w:numPr>
+          <w:ilvl w:val="0"/>
+          <w:numId w:val="11"/>
+        </w:numPr>
+        <w:rPr>
+          <w:lang w:val="en-US"/>
+        </w:rPr>
+      </w:pPr>
+      <w:r>
+        <w:rPr>
+          <w:lang w:val="en-US"/>
+        </w:rPr>
+        <w:t>“Hypnotize”?</w:t>
+      </w:r>
+    </w:p>
+    <w:p>
+      <w:pPr>
+        <w:pStyle w:val="ListParagraph"/>
+        <w:numPr>
+          <w:ilvl w:val="0"/>
+          <w:numId w:val="2"/>
+        </w:numPr>
+        <w:rPr>
+          <w:lang w:val="en-US"/>
+        </w:rPr>
+      </w:pPr>
+      <w:r>
+        <w:rPr>
+          <w:lang w:val="en-US"/>
+        </w:rPr>
+        <w:t>Thôi miên (ai đó</w:t>
       </w:r>
       <w:bookmarkStart w:id="0" w:name="_GoBack"/>
       <w:bookmarkEnd w:id="0"/>
-    </w:p>
-    <w:p>
-      <w:pPr>
-        <w:pStyle w:val="ListParagraph"/>
-        <w:numPr>
-          <w:ilvl w:val="0"/>
-          <w:numId w:val="2"/>
-        </w:numPr>
+      <w:r>
+        <w:rPr>
+          <w:lang w:val="en-US"/>
+        </w:rPr>
+        <w:t>)</w:t>
+      </w:r>
+    </w:p>
+    <w:p>
+      <w:pPr>
+        <w:rPr>
+          <w:lang w:val="en-US"/>
+        </w:rPr>
+      </w:pPr>
+    </w:p>
+    <w:p>
+      <w:pPr>
+        <w:rPr>
+          <w:lang w:val="en-US"/>
+        </w:rPr>
+      </w:pPr>
+      <w:r>
+        <w:rPr>
+          <w:lang w:val="en-US"/>
+        </w:rPr>
+        <w:t>Human – Con Người:</w:t>
+      </w:r>
+    </w:p>
+    <w:p>
+      <w:pPr>
+        <w:pStyle w:val="ListParagraph"/>
+        <w:numPr>
+          <w:ilvl w:val="0"/>
+          <w:numId w:val="9"/>
+        </w:numPr>
+        <w:rPr>
+          <w:lang w:val="en-US"/>
+        </w:rPr>
+      </w:pPr>
+      <w:r>
+        <w:rPr>
+          <w:lang w:val="en-US"/>
+        </w:rPr>
+        <w:t>“Mental”?</w:t>
+      </w:r>
+    </w:p>
+    <w:p>
+      <w:pPr>
+        <w:pStyle w:val="ListParagraph"/>
+        <w:numPr>
+          <w:ilvl w:val="0"/>
+          <w:numId w:val="2"/>
+        </w:numPr>
+        <w:rPr>
+          <w:lang w:val="en-US"/>
+        </w:rPr>
+      </w:pPr>
+      <w:r>
+        <w:rPr>
+          <w:lang w:val="en-US"/>
+        </w:rPr>
+        <w:t>Tinh thần</w:t>
+      </w:r>
+    </w:p>
+    <w:p>
+      <w:pPr>
+        <w:pStyle w:val="ListParagraph"/>
+        <w:numPr>
+          <w:ilvl w:val="0"/>
+          <w:numId w:val="9"/>
+        </w:numPr>
+        <w:rPr>
+          <w:lang w:val="en-US"/>
+        </w:rPr>
+      </w:pPr>
+      <w:r>
+        <w:rPr>
+          <w:lang w:val="en-US"/>
+        </w:rPr>
+        <w:t>“Divine”?</w:t>
+      </w:r>
+    </w:p>
+    <w:p>
+      <w:pPr>
+        <w:pStyle w:val="ListParagraph"/>
+        <w:numPr>
+          <w:ilvl w:val="0"/>
+          <w:numId w:val="2"/>
+        </w:numPr>
+        <w:rPr>
+          <w:lang w:val="en-US"/>
+        </w:rPr>
+      </w:pPr>
+      <w:r>
+        <w:rPr>
+          <w:lang w:val="en-US"/>
+        </w:rPr>
+        <w:t>Thần thánh</w:t>
+      </w:r>
+    </w:p>
+    <w:p>
+      <w:pPr>
+        <w:pStyle w:val="ListParagraph"/>
+        <w:numPr>
+          <w:ilvl w:val="0"/>
+          <w:numId w:val="9"/>
+        </w:numPr>
+        <w:rPr>
+          <w:lang w:val="en-US"/>
+        </w:rPr>
+      </w:pPr>
+      <w:r>
+        <w:rPr>
+          <w:lang w:val="en-US"/>
+        </w:rPr>
+        <w:t>“Solitary”?</w:t>
+      </w:r>
+    </w:p>
+    <w:p>
+      <w:pPr>
+        <w:pStyle w:val="ListParagraph"/>
+        <w:numPr>
+          <w:ilvl w:val="0"/>
+          <w:numId w:val="2"/>
+        </w:numPr>
+        <w:rPr>
+          <w:lang w:val="en-US"/>
+        </w:rPr>
+      </w:pPr>
+      <w:r>
+        <w:rPr>
+          <w:lang w:val="en-US"/>
+        </w:rPr>
+        <w:t>Đơn độc</w:t>
+      </w:r>
+    </w:p>
+    <w:p>
+      <w:pPr>
+        <w:pStyle w:val="ListParagraph"/>
+        <w:numPr>
+          <w:ilvl w:val="0"/>
+          <w:numId w:val="9"/>
+        </w:numPr>
+        <w:rPr>
+          <w:lang w:val="en-US"/>
+        </w:rPr>
+      </w:pPr>
+      <w:r>
+        <w:rPr>
+          <w:lang w:val="en-US"/>
+        </w:rPr>
+        <w:t>“Fortune”?</w:t>
+      </w:r>
+    </w:p>
+    <w:p>
+      <w:pPr>
+        <w:pStyle w:val="ListParagraph"/>
+        <w:numPr>
+          <w:ilvl w:val="0"/>
+          <w:numId w:val="2"/>
+        </w:numPr>
+        <w:rPr>
+          <w:lang w:val="en-US"/>
+        </w:rPr>
+      </w:pPr>
+      <w:r>
+        <w:rPr>
+          <w:lang w:val="en-US"/>
+        </w:rPr>
+        <w:t>Vận mệnh</w:t>
+      </w:r>
+    </w:p>
+    <w:p>
+      <w:pPr>
+        <w:rPr>
+          <w:lang w:val="en-US"/>
+        </w:rPr>
+      </w:pPr>
+    </w:p>
+    <w:p>
+      <w:pPr>
         <w:rPr>
           <w:lang w:val="en-US"/>
         </w:rPr>
@@ -1988,6 +1410,933 @@
           <w:lang w:val="en-US"/>
         </w:rPr>
         <w:lastRenderedPageBreak/>
+        <w:t>Religion – Tôn Giáo:</w:t>
+      </w:r>
+    </w:p>
+    <w:p>
+      <w:pPr>
+        <w:pStyle w:val="ListParagraph"/>
+        <w:numPr>
+          <w:ilvl w:val="0"/>
+          <w:numId w:val="15"/>
+        </w:numPr>
+        <w:rPr>
+          <w:lang w:val="en-US"/>
+        </w:rPr>
+      </w:pPr>
+      <w:r>
+        <w:rPr>
+          <w:lang w:val="en-US"/>
+        </w:rPr>
+        <w:t>“Clergy”?</w:t>
+      </w:r>
+    </w:p>
+    <w:p>
+      <w:pPr>
+        <w:pStyle w:val="ListParagraph"/>
+        <w:numPr>
+          <w:ilvl w:val="0"/>
+          <w:numId w:val="2"/>
+        </w:numPr>
+        <w:rPr>
+          <w:lang w:val="en-US"/>
+        </w:rPr>
+      </w:pPr>
+      <w:r>
+        <w:rPr>
+          <w:lang w:val="en-US"/>
+        </w:rPr>
+        <w:t>Tu sĩ</w:t>
+      </w:r>
+    </w:p>
+    <w:p>
+      <w:pPr>
+        <w:pStyle w:val="ListParagraph"/>
+        <w:numPr>
+          <w:ilvl w:val="0"/>
+          <w:numId w:val="15"/>
+        </w:numPr>
+        <w:rPr>
+          <w:lang w:val="en-US"/>
+        </w:rPr>
+      </w:pPr>
+      <w:r>
+        <w:rPr>
+          <w:lang w:val="en-US"/>
+        </w:rPr>
+        <w:t>“Come To Pass”?</w:t>
+      </w:r>
+    </w:p>
+    <w:p>
+      <w:pPr>
+        <w:pStyle w:val="ListParagraph"/>
+        <w:numPr>
+          <w:ilvl w:val="0"/>
+          <w:numId w:val="2"/>
+        </w:numPr>
+        <w:rPr>
+          <w:lang w:val="en-US"/>
+        </w:rPr>
+      </w:pPr>
+      <w:r>
+        <w:rPr>
+          <w:lang w:val="en-US"/>
+        </w:rPr>
+        <w:t>Xảy ra (1 sự việc trong kinh thánh)</w:t>
+      </w:r>
+    </w:p>
+    <w:p>
+      <w:pPr>
+        <w:rPr>
+          <w:lang w:val="en-US"/>
+        </w:rPr>
+      </w:pPr>
+    </w:p>
+    <w:p>
+      <w:pPr>
+        <w:rPr>
+          <w:lang w:val="en-US"/>
+        </w:rPr>
+      </w:pPr>
+      <w:r>
+        <w:rPr>
+          <w:lang w:val="en-US"/>
+        </w:rPr>
+        <w:t>War – Chiến Tranh:</w:t>
+      </w:r>
+    </w:p>
+    <w:p>
+      <w:pPr>
+        <w:pStyle w:val="ListParagraph"/>
+        <w:numPr>
+          <w:ilvl w:val="0"/>
+          <w:numId w:val="10"/>
+        </w:numPr>
+        <w:rPr>
+          <w:lang w:val="en-US"/>
+        </w:rPr>
+      </w:pPr>
+      <w:r>
+        <w:rPr>
+          <w:lang w:val="en-US"/>
+        </w:rPr>
+        <w:t>“Sentinal”?</w:t>
+      </w:r>
+    </w:p>
+    <w:p>
+      <w:pPr>
+        <w:pStyle w:val="ListParagraph"/>
+        <w:numPr>
+          <w:ilvl w:val="0"/>
+          <w:numId w:val="2"/>
+        </w:numPr>
+        <w:rPr>
+          <w:lang w:val="en-US"/>
+        </w:rPr>
+      </w:pPr>
+      <w:r>
+        <w:rPr>
+          <w:lang w:val="en-US"/>
+        </w:rPr>
+        <w:t>Lính gác</w:t>
+      </w:r>
+    </w:p>
+    <w:p>
+      <w:pPr>
+        <w:pStyle w:val="ListParagraph"/>
+        <w:numPr>
+          <w:ilvl w:val="0"/>
+          <w:numId w:val="10"/>
+        </w:numPr>
+        <w:rPr>
+          <w:lang w:val="en-US"/>
+        </w:rPr>
+      </w:pPr>
+      <w:r>
+        <w:rPr>
+          <w:lang w:val="en-US"/>
+        </w:rPr>
+        <w:t>“Sentry”?</w:t>
+      </w:r>
+    </w:p>
+    <w:p>
+      <w:pPr>
+        <w:pStyle w:val="ListParagraph"/>
+        <w:numPr>
+          <w:ilvl w:val="0"/>
+          <w:numId w:val="2"/>
+        </w:numPr>
+        <w:rPr>
+          <w:lang w:val="en-US"/>
+        </w:rPr>
+      </w:pPr>
+      <w:r>
+        <w:rPr>
+          <w:lang w:val="en-US"/>
+        </w:rPr>
+        <w:t>Lính canh</w:t>
+      </w:r>
+    </w:p>
+    <w:p>
+      <w:pPr>
+        <w:pStyle w:val="ListParagraph"/>
+        <w:numPr>
+          <w:ilvl w:val="0"/>
+          <w:numId w:val="10"/>
+        </w:numPr>
+        <w:rPr>
+          <w:lang w:val="en-US"/>
+        </w:rPr>
+      </w:pPr>
+      <w:r>
+        <w:rPr>
+          <w:lang w:val="en-US"/>
+        </w:rPr>
+        <w:t>“Banish”?</w:t>
+      </w:r>
+    </w:p>
+    <w:p>
+      <w:pPr>
+        <w:pStyle w:val="ListParagraph"/>
+        <w:numPr>
+          <w:ilvl w:val="0"/>
+          <w:numId w:val="2"/>
+        </w:numPr>
+        <w:rPr>
+          <w:lang w:val="en-US"/>
+        </w:rPr>
+      </w:pPr>
+      <w:r>
+        <w:rPr>
+          <w:lang w:val="en-US"/>
+        </w:rPr>
+        <w:t>Trục xuất</w:t>
+      </w:r>
+    </w:p>
+    <w:p>
+      <w:pPr>
+        <w:pStyle w:val="ListParagraph"/>
+        <w:numPr>
+          <w:ilvl w:val="0"/>
+          <w:numId w:val="10"/>
+        </w:numPr>
+        <w:rPr>
+          <w:lang w:val="en-US"/>
+        </w:rPr>
+      </w:pPr>
+      <w:r>
+        <w:rPr>
+          <w:lang w:val="en-US"/>
+        </w:rPr>
+        <w:t>“Triumphant”?</w:t>
+      </w:r>
+    </w:p>
+    <w:p>
+      <w:pPr>
+        <w:pStyle w:val="ListParagraph"/>
+        <w:numPr>
+          <w:ilvl w:val="0"/>
+          <w:numId w:val="2"/>
+        </w:numPr>
+        <w:rPr>
+          <w:lang w:val="en-US"/>
+        </w:rPr>
+      </w:pPr>
+      <w:r>
+        <w:rPr>
+          <w:lang w:val="en-US"/>
+        </w:rPr>
+        <w:t>Cảm giác chiến thắng</w:t>
+      </w:r>
+    </w:p>
+    <w:p>
+      <w:pPr>
+        <w:rPr>
+          <w:lang w:val="en-US"/>
+        </w:rPr>
+      </w:pPr>
+    </w:p>
+    <w:p>
+      <w:pPr>
+        <w:rPr>
+          <w:lang w:val="en-US"/>
+        </w:rPr>
+      </w:pPr>
+      <w:r>
+        <w:rPr>
+          <w:lang w:val="en-US"/>
+        </w:rPr>
+        <w:t>Elemental – Nguyên Tố:</w:t>
+      </w:r>
+    </w:p>
+    <w:p>
+      <w:pPr>
+        <w:pStyle w:val="ListParagraph"/>
+        <w:numPr>
+          <w:ilvl w:val="0"/>
+          <w:numId w:val="12"/>
+        </w:numPr>
+        <w:rPr>
+          <w:lang w:val="en-US"/>
+        </w:rPr>
+      </w:pPr>
+      <w:r>
+        <w:rPr>
+          <w:lang w:val="en-US"/>
+        </w:rPr>
+        <w:t>“Scorch”?</w:t>
+      </w:r>
+    </w:p>
+    <w:p>
+      <w:pPr>
+        <w:pStyle w:val="ListParagraph"/>
+        <w:numPr>
+          <w:ilvl w:val="0"/>
+          <w:numId w:val="2"/>
+        </w:numPr>
+        <w:rPr>
+          <w:lang w:val="en-US"/>
+        </w:rPr>
+      </w:pPr>
+      <w:r>
+        <w:rPr>
+          <w:lang w:val="en-US"/>
+        </w:rPr>
+        <w:t>Thiêu đốt</w:t>
+      </w:r>
+    </w:p>
+    <w:p>
+      <w:pPr>
+        <w:pStyle w:val="ListParagraph"/>
+        <w:numPr>
+          <w:ilvl w:val="0"/>
+          <w:numId w:val="12"/>
+        </w:numPr>
+        <w:rPr>
+          <w:lang w:val="en-US"/>
+        </w:rPr>
+      </w:pPr>
+      <w:r>
+        <w:rPr>
+          <w:lang w:val="en-US"/>
+        </w:rPr>
+        <w:t>“Enchant”?</w:t>
+      </w:r>
+    </w:p>
+    <w:p>
+      <w:pPr>
+        <w:pStyle w:val="ListParagraph"/>
+        <w:numPr>
+          <w:ilvl w:val="0"/>
+          <w:numId w:val="2"/>
+        </w:numPr>
+        <w:rPr>
+          <w:lang w:val="en-US"/>
+        </w:rPr>
+      </w:pPr>
+      <w:r>
+        <w:rPr>
+          <w:lang w:val="en-US"/>
+        </w:rPr>
+        <w:t>Tác động ma thuật (lên 1 món đồ)</w:t>
+      </w:r>
+    </w:p>
+    <w:p>
+      <w:pPr>
+        <w:rPr>
+          <w:lang w:val="en-US"/>
+        </w:rPr>
+      </w:pPr>
+    </w:p>
+    <w:p>
+      <w:pPr>
+        <w:rPr>
+          <w:lang w:val="en-US"/>
+        </w:rPr>
+      </w:pPr>
+      <w:r>
+        <w:rPr>
+          <w:lang w:val="en-US"/>
+        </w:rPr>
+        <w:t>Animal – Động Vật:</w:t>
+      </w:r>
+    </w:p>
+    <w:p>
+      <w:pPr>
+        <w:pStyle w:val="ListParagraph"/>
+        <w:numPr>
+          <w:ilvl w:val="0"/>
+          <w:numId w:val="13"/>
+        </w:numPr>
+        <w:rPr>
+          <w:lang w:val="en-US"/>
+        </w:rPr>
+      </w:pPr>
+      <w:r>
+        <w:rPr>
+          <w:lang w:val="en-US"/>
+        </w:rPr>
+        <w:t>“Peck”?</w:t>
+      </w:r>
+    </w:p>
+    <w:p>
+      <w:pPr>
+        <w:pStyle w:val="ListParagraph"/>
+        <w:numPr>
+          <w:ilvl w:val="0"/>
+          <w:numId w:val="2"/>
+        </w:numPr>
+        <w:rPr>
+          <w:lang w:val="en-US"/>
+        </w:rPr>
+      </w:pPr>
+      <w:r>
+        <w:rPr>
+          <w:lang w:val="en-US"/>
+        </w:rPr>
+        <w:t>Mổ</w:t>
+      </w:r>
+    </w:p>
+    <w:p>
+      <w:pPr>
+        <w:pStyle w:val="ListParagraph"/>
+        <w:numPr>
+          <w:ilvl w:val="0"/>
+          <w:numId w:val="13"/>
+        </w:numPr>
+        <w:rPr>
+          <w:lang w:val="en-US"/>
+        </w:rPr>
+      </w:pPr>
+      <w:r>
+        <w:rPr>
+          <w:lang w:val="en-US"/>
+        </w:rPr>
+        <w:t>“Carrion”?</w:t>
+      </w:r>
+    </w:p>
+    <w:p>
+      <w:pPr>
+        <w:pStyle w:val="ListParagraph"/>
+        <w:numPr>
+          <w:ilvl w:val="0"/>
+          <w:numId w:val="2"/>
+        </w:numPr>
+        <w:rPr>
+          <w:lang w:val="en-US"/>
+        </w:rPr>
+      </w:pPr>
+      <w:r>
+        <w:rPr>
+          <w:lang w:val="en-US"/>
+        </w:rPr>
+        <w:t>Xác thối</w:t>
+      </w:r>
+    </w:p>
+    <w:p>
+      <w:pPr>
+        <w:rPr>
+          <w:lang w:val="en-US"/>
+        </w:rPr>
+      </w:pPr>
+    </w:p>
+    <w:p>
+      <w:pPr>
+        <w:rPr>
+          <w:lang w:val="en-US"/>
+        </w:rPr>
+      </w:pPr>
+      <w:r>
+        <w:rPr>
+          <w:lang w:val="en-US"/>
+        </w:rPr>
+        <w:t>Plant – Thực Vật:</w:t>
+      </w:r>
+    </w:p>
+    <w:p>
+      <w:pPr>
+        <w:pStyle w:val="ListParagraph"/>
+        <w:numPr>
+          <w:ilvl w:val="0"/>
+          <w:numId w:val="14"/>
+        </w:numPr>
+        <w:rPr>
+          <w:lang w:val="en-US"/>
+        </w:rPr>
+      </w:pPr>
+      <w:r>
+        <w:rPr>
+          <w:lang w:val="en-US"/>
+        </w:rPr>
+        <w:t>“Vine”?</w:t>
+      </w:r>
+    </w:p>
+    <w:p>
+      <w:pPr>
+        <w:pStyle w:val="ListParagraph"/>
+        <w:numPr>
+          <w:ilvl w:val="0"/>
+          <w:numId w:val="2"/>
+        </w:numPr>
+        <w:rPr>
+          <w:lang w:val="en-US"/>
+        </w:rPr>
+      </w:pPr>
+      <w:r>
+        <w:rPr>
+          <w:lang w:val="en-US"/>
+        </w:rPr>
+        <w:t>Cây leo</w:t>
+      </w:r>
+    </w:p>
+    <w:p>
+      <w:pPr>
+        <w:pStyle w:val="ListParagraph"/>
+        <w:numPr>
+          <w:ilvl w:val="0"/>
+          <w:numId w:val="14"/>
+        </w:numPr>
+        <w:rPr>
+          <w:lang w:val="en-US"/>
+        </w:rPr>
+      </w:pPr>
+      <w:r>
+        <w:rPr>
+          <w:lang w:val="en-US"/>
+        </w:rPr>
+        <w:t>“Oak”?</w:t>
+      </w:r>
+    </w:p>
+    <w:p>
+      <w:pPr>
+        <w:pStyle w:val="ListParagraph"/>
+        <w:numPr>
+          <w:ilvl w:val="0"/>
+          <w:numId w:val="2"/>
+        </w:numPr>
+        <w:rPr>
+          <w:lang w:val="en-US"/>
+        </w:rPr>
+      </w:pPr>
+      <w:r>
+        <w:rPr>
+          <w:lang w:val="en-US"/>
+        </w:rPr>
+        <w:t>Sồi</w:t>
+      </w:r>
+    </w:p>
+    <w:p>
+      <w:pPr>
+        <w:rPr>
+          <w:lang w:val="en-US"/>
+        </w:rPr>
+      </w:pPr>
+    </w:p>
+    <w:p>
+      <w:pPr>
+        <w:rPr>
+          <w:lang w:val="en-US"/>
+        </w:rPr>
+      </w:pPr>
+      <w:r>
+        <w:rPr>
+          <w:lang w:val="en-US"/>
+        </w:rPr>
+        <w:t>A</w:t>
+      </w:r>
+      <w:r>
+        <w:t>bbreviation</w:t>
+      </w:r>
+      <w:r>
+        <w:rPr>
+          <w:lang w:val="en-US"/>
+        </w:rPr>
+        <w:t xml:space="preserve"> – Từ Viết Tắt:</w:t>
+      </w:r>
+    </w:p>
+    <w:p>
+      <w:pPr>
+        <w:pStyle w:val="ListParagraph"/>
+        <w:numPr>
+          <w:ilvl w:val="0"/>
+          <w:numId w:val="3"/>
+        </w:numPr>
+        <w:rPr>
+          <w:lang w:val="en-US"/>
+        </w:rPr>
+      </w:pPr>
+      <w:r>
+        <w:rPr>
+          <w:lang w:val="en-US"/>
+        </w:rPr>
+        <w:t>“et al.”</w:t>
+      </w:r>
+      <w:r>
+        <w:rPr>
+          <w:lang w:val="en-US"/>
+        </w:rPr>
+        <w:t>?</w:t>
+      </w:r>
+    </w:p>
+    <w:p>
+      <w:pPr>
+        <w:pStyle w:val="ListParagraph"/>
+        <w:numPr>
+          <w:ilvl w:val="0"/>
+          <w:numId w:val="2"/>
+        </w:numPr>
+        <w:rPr>
+          <w:lang w:val="en-US"/>
+        </w:rPr>
+      </w:pPr>
+      <w:r>
+        <w:rPr>
+          <w:lang w:val="en-US"/>
+        </w:rPr>
+        <w:t>Và các đồng tác giả khác</w:t>
+      </w:r>
+    </w:p>
+    <w:p>
+      <w:pPr>
+        <w:rPr>
+          <w:lang w:val="en-US"/>
+        </w:rPr>
+      </w:pPr>
+    </w:p>
+    <w:p>
+      <w:pPr>
+        <w:rPr>
+          <w:lang w:val="en-US"/>
+        </w:rPr>
+      </w:pPr>
+      <w:r>
+        <w:rPr>
+          <w:lang w:val="en-US"/>
+        </w:rPr>
+        <w:t>Math – Toán:</w:t>
+      </w:r>
+    </w:p>
+    <w:p>
+      <w:pPr>
+        <w:pStyle w:val="ListParagraph"/>
+        <w:numPr>
+          <w:ilvl w:val="0"/>
+          <w:numId w:val="4"/>
+        </w:numPr>
+        <w:rPr>
+          <w:lang w:val="en-US"/>
+        </w:rPr>
+      </w:pPr>
+      <w:r>
+        <w:rPr>
+          <w:lang w:val="en-US"/>
+        </w:rPr>
+        <w:t>“Denominator”?</w:t>
+      </w:r>
+    </w:p>
+    <w:p>
+      <w:pPr>
+        <w:pStyle w:val="ListParagraph"/>
+        <w:numPr>
+          <w:ilvl w:val="0"/>
+          <w:numId w:val="2"/>
+        </w:numPr>
+        <w:rPr>
+          <w:lang w:val="en-US"/>
+        </w:rPr>
+      </w:pPr>
+      <w:r>
+        <w:rPr>
+          <w:lang w:val="en-US"/>
+        </w:rPr>
+        <w:t>Mẫu số</w:t>
+      </w:r>
+    </w:p>
+    <w:p>
+      <w:pPr>
+        <w:pStyle w:val="ListParagraph"/>
+        <w:numPr>
+          <w:ilvl w:val="0"/>
+          <w:numId w:val="4"/>
+        </w:numPr>
+        <w:rPr>
+          <w:lang w:val="en-US"/>
+        </w:rPr>
+      </w:pPr>
+      <w:r>
+        <w:rPr>
+          <w:lang w:val="en-US"/>
+        </w:rPr>
+        <w:t>“Numerator”?</w:t>
+      </w:r>
+    </w:p>
+    <w:p>
+      <w:pPr>
+        <w:pStyle w:val="ListParagraph"/>
+        <w:numPr>
+          <w:ilvl w:val="0"/>
+          <w:numId w:val="2"/>
+        </w:numPr>
+        <w:rPr>
+          <w:lang w:val="en-US"/>
+        </w:rPr>
+      </w:pPr>
+      <w:r>
+        <w:rPr>
+          <w:lang w:val="en-US"/>
+        </w:rPr>
+        <w:t>Tử số</w:t>
+      </w:r>
+    </w:p>
+    <w:p>
+      <w:pPr>
+        <w:pStyle w:val="ListParagraph"/>
+        <w:numPr>
+          <w:ilvl w:val="0"/>
+          <w:numId w:val="4"/>
+        </w:numPr>
+        <w:rPr>
+          <w:lang w:val="en-US"/>
+        </w:rPr>
+      </w:pPr>
+      <w:r>
+        <w:rPr>
+          <w:lang w:val="en-US"/>
+        </w:rPr>
+        <w:t>“Hypothetical Unit”?</w:t>
+      </w:r>
+    </w:p>
+    <w:p>
+      <w:pPr>
+        <w:pStyle w:val="ListParagraph"/>
+        <w:numPr>
+          <w:ilvl w:val="0"/>
+          <w:numId w:val="2"/>
+        </w:numPr>
+        <w:rPr>
+          <w:lang w:val="en-US"/>
+        </w:rPr>
+      </w:pPr>
+      <w:r>
+        <w:rPr>
+          <w:lang w:val="en-US"/>
+        </w:rPr>
+        <w:t>Đơn vị giả tưởng (của giá trị nào đó)</w:t>
+      </w:r>
+    </w:p>
+    <w:p>
+      <w:pPr>
+        <w:pStyle w:val="ListParagraph"/>
+        <w:numPr>
+          <w:ilvl w:val="0"/>
+          <w:numId w:val="4"/>
+        </w:numPr>
+        <w:rPr>
+          <w:lang w:val="en-US"/>
+        </w:rPr>
+      </w:pPr>
+      <w:r>
+        <w:rPr>
+          <w:lang w:val="en-US"/>
+        </w:rPr>
+        <w:t>Numerical Solution?</w:t>
+      </w:r>
+    </w:p>
+    <w:p>
+      <w:pPr>
+        <w:pStyle w:val="ListParagraph"/>
+        <w:numPr>
+          <w:ilvl w:val="0"/>
+          <w:numId w:val="2"/>
+        </w:numPr>
+        <w:rPr>
+          <w:lang w:val="en-US"/>
+        </w:rPr>
+      </w:pPr>
+      <w:r>
+        <w:rPr>
+          <w:lang w:val="en-US"/>
+        </w:rPr>
+        <w:t>Nghiệm ước lượng (= số cụ thể, không phải = Term)</w:t>
+      </w:r>
+    </w:p>
+    <w:p>
+      <w:pPr>
+        <w:pStyle w:val="ListParagraph"/>
+        <w:numPr>
+          <w:ilvl w:val="0"/>
+          <w:numId w:val="4"/>
+        </w:numPr>
+        <w:rPr>
+          <w:lang w:val="en-US"/>
+        </w:rPr>
+      </w:pPr>
+      <w:r>
+        <w:rPr>
+          <w:lang w:val="en-US"/>
+        </w:rPr>
+        <w:t>“Quotient”?</w:t>
+      </w:r>
+    </w:p>
+    <w:p>
+      <w:pPr>
+        <w:pStyle w:val="ListParagraph"/>
+        <w:numPr>
+          <w:ilvl w:val="0"/>
+          <w:numId w:val="2"/>
+        </w:numPr>
+        <w:rPr>
+          <w:lang w:val="en-US"/>
+        </w:rPr>
+      </w:pPr>
+      <w:r>
+        <w:rPr>
+          <w:lang w:val="en-US"/>
+        </w:rPr>
+        <w:t>Thương số (kết quả của phép chia)</w:t>
+      </w:r>
+    </w:p>
+    <w:p>
+      <w:pPr>
+        <w:pStyle w:val="ListParagraph"/>
+        <w:numPr>
+          <w:ilvl w:val="0"/>
+          <w:numId w:val="4"/>
+        </w:numPr>
+        <w:rPr>
+          <w:lang w:val="en-US"/>
+        </w:rPr>
+      </w:pPr>
+      <w:r>
+        <w:rPr>
+          <w:lang w:val="en-US"/>
+        </w:rPr>
+        <w:t>“Critical Point”?</w:t>
+      </w:r>
+    </w:p>
+    <w:p>
+      <w:pPr>
+        <w:pStyle w:val="ListParagraph"/>
+        <w:numPr>
+          <w:ilvl w:val="0"/>
+          <w:numId w:val="2"/>
+        </w:numPr>
+        <w:rPr>
+          <w:lang w:val="en-US"/>
+        </w:rPr>
+      </w:pPr>
+      <w:r>
+        <w:rPr>
+          <w:lang w:val="en-US"/>
+        </w:rPr>
+        <w:t>Điểm cực trị</w:t>
+      </w:r>
+    </w:p>
+    <w:p>
+      <w:pPr>
+        <w:pStyle w:val="ListParagraph"/>
+        <w:numPr>
+          <w:ilvl w:val="0"/>
+          <w:numId w:val="4"/>
+        </w:numPr>
+        <w:rPr>
+          <w:lang w:val="en-US"/>
+        </w:rPr>
+      </w:pPr>
+      <w:r>
+        <w:rPr>
+          <w:lang w:val="en-US"/>
+        </w:rPr>
+        <w:t>“Concave Up And Down”?</w:t>
+      </w:r>
+    </w:p>
+    <w:p>
+      <w:pPr>
+        <w:pStyle w:val="ListParagraph"/>
+        <w:numPr>
+          <w:ilvl w:val="0"/>
+          <w:numId w:val="2"/>
+        </w:numPr>
+        <w:rPr>
+          <w:lang w:val="en-US"/>
+        </w:rPr>
+      </w:pPr>
+      <w:r>
+        <w:rPr>
+          <w:lang w:val="en-US"/>
+        </w:rPr>
+        <w:t>Ngửa và úp (đồ thị)</w:t>
+      </w:r>
+    </w:p>
+    <w:p>
+      <w:pPr>
+        <w:pStyle w:val="ListParagraph"/>
+        <w:numPr>
+          <w:ilvl w:val="0"/>
+          <w:numId w:val="4"/>
+        </w:numPr>
+        <w:rPr>
+          <w:lang w:val="en-US"/>
+        </w:rPr>
+      </w:pPr>
+      <w:r>
+        <w:rPr>
+          <w:lang w:val="en-US"/>
+        </w:rPr>
+        <w:t>“Quadrant”?</w:t>
+      </w:r>
+    </w:p>
+    <w:p>
+      <w:pPr>
+        <w:pStyle w:val="ListParagraph"/>
+        <w:numPr>
+          <w:ilvl w:val="0"/>
+          <w:numId w:val="2"/>
+        </w:numPr>
+        <w:rPr>
+          <w:lang w:val="en-US"/>
+        </w:rPr>
+      </w:pPr>
+      <w:r>
+        <w:rPr>
+          <w:lang w:val="en-US"/>
+        </w:rPr>
+        <w:t>Góc phần tư</w:t>
+      </w:r>
+    </w:p>
+    <w:p>
+      <w:pPr>
+        <w:pStyle w:val="ListParagraph"/>
+        <w:numPr>
+          <w:ilvl w:val="0"/>
+          <w:numId w:val="4"/>
+        </w:numPr>
+        <w:rPr>
+          <w:lang w:val="en-US"/>
+        </w:rPr>
+      </w:pPr>
+      <w:r>
+        <w:rPr>
+          <w:lang w:val="en-US"/>
+        </w:rPr>
+        <w:t>“Octant”?</w:t>
+      </w:r>
+    </w:p>
+    <w:p>
+      <w:pPr>
+        <w:pStyle w:val="ListParagraph"/>
+        <w:numPr>
+          <w:ilvl w:val="0"/>
+          <w:numId w:val="2"/>
+        </w:numPr>
+        <w:rPr>
+          <w:lang w:val="en-US"/>
+        </w:rPr>
+      </w:pPr>
+      <w:r>
+        <w:rPr>
+          <w:lang w:val="en-US"/>
+        </w:rPr>
         <w:t>Góc phần tám</w:t>
       </w:r>
     </w:p>
@@ -2485,6 +2834,95 @@
     </w:lvl>
   </w:abstractNum>
   <w:abstractNum w:abstractNumId="5">
+    <w:nsid w:val="50AD5632"/>
+    <w:multiLevelType w:val="hybridMultilevel"/>
+    <w:tmpl w:val="51DCF262"/>
+    <w:lvl w:ilvl="0" w:tplc="754EA2E8">
+      <w:start w:val="1"/>
+      <w:numFmt w:val="decimal"/>
+      <w:lvlText w:val="%1."/>
+      <w:lvlJc w:val="left"/>
+      <w:pPr>
+        <w:ind w:left="1080" w:hanging="360"/>
+      </w:pPr>
+      <w:rPr>
+        <w:rFonts w:hint="default"/>
+      </w:rPr>
+    </w:lvl>
+    <w:lvl w:ilvl="1" w:tplc="042A0019" w:tentative="1">
+      <w:start w:val="1"/>
+      <w:numFmt w:val="lowerLetter"/>
+      <w:lvlText w:val="%2."/>
+      <w:lvlJc w:val="left"/>
+      <w:pPr>
+        <w:ind w:left="1800" w:hanging="360"/>
+      </w:pPr>
+    </w:lvl>
+    <w:lvl w:ilvl="2" w:tplc="042A001B" w:tentative="1">
+      <w:start w:val="1"/>
+      <w:numFmt w:val="lowerRoman"/>
+      <w:lvlText w:val="%3."/>
+      <w:lvlJc w:val="right"/>
+      <w:pPr>
+        <w:ind w:left="2520" w:hanging="180"/>
+      </w:pPr>
+    </w:lvl>
+    <w:lvl w:ilvl="3" w:tplc="042A000F" w:tentative="1">
+      <w:start w:val="1"/>
+      <w:numFmt w:val="decimal"/>
+      <w:lvlText w:val="%4."/>
+      <w:lvlJc w:val="left"/>
+      <w:pPr>
+        <w:ind w:left="3240" w:hanging="360"/>
+      </w:pPr>
+    </w:lvl>
+    <w:lvl w:ilvl="4" w:tplc="042A0019" w:tentative="1">
+      <w:start w:val="1"/>
+      <w:numFmt w:val="lowerLetter"/>
+      <w:lvlText w:val="%5."/>
+      <w:lvlJc w:val="left"/>
+      <w:pPr>
+        <w:ind w:left="3960" w:hanging="360"/>
+      </w:pPr>
+    </w:lvl>
+    <w:lvl w:ilvl="5" w:tplc="042A001B" w:tentative="1">
+      <w:start w:val="1"/>
+      <w:numFmt w:val="lowerRoman"/>
+      <w:lvlText w:val="%6."/>
+      <w:lvlJc w:val="right"/>
+      <w:pPr>
+        <w:ind w:left="4680" w:hanging="180"/>
+      </w:pPr>
+    </w:lvl>
+    <w:lvl w:ilvl="6" w:tplc="042A000F" w:tentative="1">
+      <w:start w:val="1"/>
+      <w:numFmt w:val="decimal"/>
+      <w:lvlText w:val="%7."/>
+      <w:lvlJc w:val="left"/>
+      <w:pPr>
+        <w:ind w:left="5400" w:hanging="360"/>
+      </w:pPr>
+    </w:lvl>
+    <w:lvl w:ilvl="7" w:tplc="042A0019" w:tentative="1">
+      <w:start w:val="1"/>
+      <w:numFmt w:val="lowerLetter"/>
+      <w:lvlText w:val="%8."/>
+      <w:lvlJc w:val="left"/>
+      <w:pPr>
+        <w:ind w:left="6120" w:hanging="360"/>
+      </w:pPr>
+    </w:lvl>
+    <w:lvl w:ilvl="8" w:tplc="042A001B" w:tentative="1">
+      <w:start w:val="1"/>
+      <w:numFmt w:val="lowerRoman"/>
+      <w:lvlText w:val="%9."/>
+      <w:lvlJc w:val="right"/>
+      <w:pPr>
+        <w:ind w:left="6840" w:hanging="180"/>
+      </w:pPr>
+    </w:lvl>
+  </w:abstractNum>
+  <w:abstractNum w:abstractNumId="6">
     <w:nsid w:val="52996CBC"/>
     <w:multiLevelType w:val="hybridMultilevel"/>
     <w:tmpl w:val="670A86DA"/>
@@ -2573,7 +3011,7 @@
       </w:pPr>
     </w:lvl>
   </w:abstractNum>
-  <w:abstractNum w:abstractNumId="6">
+  <w:abstractNum w:abstractNumId="7">
     <w:nsid w:val="56582533"/>
     <w:multiLevelType w:val="hybridMultilevel"/>
     <w:tmpl w:val="D2DE19F2"/>
@@ -2686,7 +3124,7 @@
       </w:rPr>
     </w:lvl>
   </w:abstractNum>
-  <w:abstractNum w:abstractNumId="7">
+  <w:abstractNum w:abstractNumId="8">
     <w:nsid w:val="575D4638"/>
     <w:multiLevelType w:val="hybridMultilevel"/>
     <w:tmpl w:val="0A804172"/>
@@ -2775,7 +3213,7 @@
       </w:pPr>
     </w:lvl>
   </w:abstractNum>
-  <w:abstractNum w:abstractNumId="8">
+  <w:abstractNum w:abstractNumId="9">
     <w:nsid w:val="5A7D3A48"/>
     <w:multiLevelType w:val="hybridMultilevel"/>
     <w:tmpl w:val="37A291C4"/>
@@ -2864,7 +3302,7 @@
       </w:pPr>
     </w:lvl>
   </w:abstractNum>
-  <w:abstractNum w:abstractNumId="9">
+  <w:abstractNum w:abstractNumId="10">
     <w:nsid w:val="62AF2E9F"/>
     <w:multiLevelType w:val="hybridMultilevel"/>
     <w:tmpl w:val="12242B98"/>
@@ -2953,7 +3391,7 @@
       </w:pPr>
     </w:lvl>
   </w:abstractNum>
-  <w:abstractNum w:abstractNumId="10">
+  <w:abstractNum w:abstractNumId="11">
     <w:nsid w:val="68695F0C"/>
     <w:multiLevelType w:val="hybridMultilevel"/>
     <w:tmpl w:val="E0944F3C"/>
@@ -3042,7 +3480,7 @@
       </w:pPr>
     </w:lvl>
   </w:abstractNum>
-  <w:abstractNum w:abstractNumId="11">
+  <w:abstractNum w:abstractNumId="12">
     <w:nsid w:val="74FD50E2"/>
     <w:multiLevelType w:val="hybridMultilevel"/>
     <w:tmpl w:val="2F86794C"/>
@@ -3131,7 +3569,7 @@
       </w:pPr>
     </w:lvl>
   </w:abstractNum>
-  <w:abstractNum w:abstractNumId="12">
+  <w:abstractNum w:abstractNumId="13">
     <w:nsid w:val="796C6536"/>
     <w:multiLevelType w:val="hybridMultilevel"/>
     <w:tmpl w:val="B7BAE2D8"/>
@@ -3220,7 +3658,7 @@
       </w:pPr>
     </w:lvl>
   </w:abstractNum>
-  <w:abstractNum w:abstractNumId="13">
+  <w:abstractNum w:abstractNumId="14">
     <w:nsid w:val="7EA00B10"/>
     <w:multiLevelType w:val="hybridMultilevel"/>
     <w:tmpl w:val="EACE9F7A"/>
@@ -3310,22 +3748,22 @@
     </w:lvl>
   </w:abstractNum>
   <w:num w:numId="1">
-    <w:abstractNumId w:val="5"/>
+    <w:abstractNumId w:val="6"/>
   </w:num>
   <w:num w:numId="2">
-    <w:abstractNumId w:val="6"/>
+    <w:abstractNumId w:val="7"/>
   </w:num>
   <w:num w:numId="3">
-    <w:abstractNumId w:val="13"/>
+    <w:abstractNumId w:val="14"/>
   </w:num>
   <w:num w:numId="4">
+    <w:abstractNumId w:val="11"/>
+  </w:num>
+  <w:num w:numId="5">
     <w:abstractNumId w:val="10"/>
   </w:num>
-  <w:num w:numId="5">
-    <w:abstractNumId w:val="9"/>
-  </w:num>
   <w:num w:numId="6">
-    <w:abstractNumId w:val="7"/>
+    <w:abstractNumId w:val="8"/>
   </w:num>
   <w:num w:numId="7">
     <w:abstractNumId w:val="3"/>
@@ -3334,13 +3772,13 @@
     <w:abstractNumId w:val="4"/>
   </w:num>
   <w:num w:numId="9">
-    <w:abstractNumId w:val="11"/>
+    <w:abstractNumId w:val="12"/>
   </w:num>
   <w:num w:numId="10">
     <w:abstractNumId w:val="1"/>
   </w:num>
   <w:num w:numId="11">
-    <w:abstractNumId w:val="8"/>
+    <w:abstractNumId w:val="9"/>
   </w:num>
   <w:num w:numId="12">
     <w:abstractNumId w:val="0"/>
@@ -3349,7 +3787,10 @@
     <w:abstractNumId w:val="2"/>
   </w:num>
   <w:num w:numId="14">
-    <w:abstractNumId w:val="12"/>
+    <w:abstractNumId w:val="13"/>
+  </w:num>
+  <w:num w:numId="15">
+    <w:abstractNumId w:val="5"/>
   </w:num>
 </w:numbering>
 </file>

--- a/english.docx
+++ b/english.docx
@@ -1217,1164 +1217,1322 @@
         <w:rPr>
           <w:lang w:val="en-US"/>
         </w:rPr>
-        <w:t>Thôi miên (ai đó</w:t>
+        <w:t>Thôi miên (ai đó)</w:t>
+      </w:r>
+    </w:p>
+    <w:p>
+      <w:pPr>
+        <w:pStyle w:val="ListParagraph"/>
+        <w:numPr>
+          <w:ilvl w:val="0"/>
+          <w:numId w:val="11"/>
+        </w:numPr>
+        <w:rPr>
+          <w:lang w:val="en-US"/>
+        </w:rPr>
+      </w:pPr>
+      <w:r>
+        <w:rPr>
+          <w:lang w:val="en-US"/>
+        </w:rPr>
+        <w:t>“Retain”?</w:t>
+      </w:r>
+    </w:p>
+    <w:p>
+      <w:pPr>
+        <w:pStyle w:val="ListParagraph"/>
+        <w:numPr>
+          <w:ilvl w:val="0"/>
+          <w:numId w:val="2"/>
+        </w:numPr>
+        <w:rPr>
+          <w:lang w:val="en-US"/>
+        </w:rPr>
+      </w:pPr>
+      <w:r>
+        <w:rPr>
+          <w:lang w:val="en-US"/>
+        </w:rPr>
+        <w:t>Níu giữ (1 cái gì đó để nó không mất đi)</w:t>
+      </w:r>
+    </w:p>
+    <w:p>
+      <w:pPr>
+        <w:rPr>
+          <w:lang w:val="en-US"/>
+        </w:rPr>
+      </w:pPr>
+    </w:p>
+    <w:p>
+      <w:pPr>
+        <w:rPr>
+          <w:lang w:val="en-US"/>
+        </w:rPr>
+      </w:pPr>
+      <w:r>
+        <w:rPr>
+          <w:lang w:val="en-US"/>
+        </w:rPr>
+        <w:t>Human – Con Người:</w:t>
+      </w:r>
+    </w:p>
+    <w:p>
+      <w:pPr>
+        <w:pStyle w:val="ListParagraph"/>
+        <w:numPr>
+          <w:ilvl w:val="0"/>
+          <w:numId w:val="9"/>
+        </w:numPr>
+        <w:rPr>
+          <w:lang w:val="en-US"/>
+        </w:rPr>
+      </w:pPr>
+      <w:r>
+        <w:rPr>
+          <w:lang w:val="en-US"/>
+        </w:rPr>
+        <w:t>“Mental”?</w:t>
+      </w:r>
+    </w:p>
+    <w:p>
+      <w:pPr>
+        <w:pStyle w:val="ListParagraph"/>
+        <w:numPr>
+          <w:ilvl w:val="0"/>
+          <w:numId w:val="2"/>
+        </w:numPr>
+        <w:rPr>
+          <w:lang w:val="en-US"/>
+        </w:rPr>
+      </w:pPr>
+      <w:r>
+        <w:rPr>
+          <w:lang w:val="en-US"/>
+        </w:rPr>
+        <w:t>Tinh thần</w:t>
+      </w:r>
+    </w:p>
+    <w:p>
+      <w:pPr>
+        <w:pStyle w:val="ListParagraph"/>
+        <w:numPr>
+          <w:ilvl w:val="0"/>
+          <w:numId w:val="9"/>
+        </w:numPr>
+        <w:rPr>
+          <w:lang w:val="en-US"/>
+        </w:rPr>
+      </w:pPr>
+      <w:r>
+        <w:rPr>
+          <w:lang w:val="en-US"/>
+        </w:rPr>
+        <w:t>“Divine”?</w:t>
+      </w:r>
+    </w:p>
+    <w:p>
+      <w:pPr>
+        <w:pStyle w:val="ListParagraph"/>
+        <w:numPr>
+          <w:ilvl w:val="0"/>
+          <w:numId w:val="2"/>
+        </w:numPr>
+        <w:rPr>
+          <w:lang w:val="en-US"/>
+        </w:rPr>
+      </w:pPr>
+      <w:r>
+        <w:rPr>
+          <w:lang w:val="en-US"/>
+        </w:rPr>
+        <w:t>Thần thánh</w:t>
+      </w:r>
+    </w:p>
+    <w:p>
+      <w:pPr>
+        <w:pStyle w:val="ListParagraph"/>
+        <w:numPr>
+          <w:ilvl w:val="0"/>
+          <w:numId w:val="9"/>
+        </w:numPr>
+        <w:rPr>
+          <w:lang w:val="en-US"/>
+        </w:rPr>
+      </w:pPr>
+      <w:r>
+        <w:rPr>
+          <w:lang w:val="en-US"/>
+        </w:rPr>
+        <w:t>“Solitary”?</w:t>
+      </w:r>
+    </w:p>
+    <w:p>
+      <w:pPr>
+        <w:pStyle w:val="ListParagraph"/>
+        <w:numPr>
+          <w:ilvl w:val="0"/>
+          <w:numId w:val="2"/>
+        </w:numPr>
+        <w:rPr>
+          <w:lang w:val="en-US"/>
+        </w:rPr>
+      </w:pPr>
+      <w:r>
+        <w:rPr>
+          <w:lang w:val="en-US"/>
+        </w:rPr>
+        <w:t>Đơn độc</w:t>
+      </w:r>
+    </w:p>
+    <w:p>
+      <w:pPr>
+        <w:pStyle w:val="ListParagraph"/>
+        <w:numPr>
+          <w:ilvl w:val="0"/>
+          <w:numId w:val="9"/>
+        </w:numPr>
+        <w:rPr>
+          <w:lang w:val="en-US"/>
+        </w:rPr>
+      </w:pPr>
+      <w:r>
+        <w:rPr>
+          <w:lang w:val="en-US"/>
+        </w:rPr>
+        <w:t>“Fortune”?</w:t>
+      </w:r>
+    </w:p>
+    <w:p>
+      <w:pPr>
+        <w:pStyle w:val="ListParagraph"/>
+        <w:numPr>
+          <w:ilvl w:val="0"/>
+          <w:numId w:val="2"/>
+        </w:numPr>
+        <w:rPr>
+          <w:lang w:val="en-US"/>
+        </w:rPr>
+      </w:pPr>
+      <w:r>
+        <w:rPr>
+          <w:lang w:val="en-US"/>
+        </w:rPr>
+        <w:t>Vận mệnh</w:t>
+      </w:r>
+    </w:p>
+    <w:p>
+      <w:pPr>
+        <w:rPr>
+          <w:lang w:val="en-US"/>
+        </w:rPr>
+      </w:pPr>
+    </w:p>
+    <w:p>
+      <w:pPr>
+        <w:rPr>
+          <w:lang w:val="en-US"/>
+        </w:rPr>
+      </w:pPr>
+      <w:r>
+        <w:rPr>
+          <w:lang w:val="en-US"/>
+        </w:rPr>
+        <w:t>Religion – Tôn Giáo:</w:t>
+      </w:r>
+    </w:p>
+    <w:p>
+      <w:pPr>
+        <w:pStyle w:val="ListParagraph"/>
+        <w:numPr>
+          <w:ilvl w:val="0"/>
+          <w:numId w:val="15"/>
+        </w:numPr>
+        <w:rPr>
+          <w:lang w:val="en-US"/>
+        </w:rPr>
+      </w:pPr>
+      <w:r>
+        <w:rPr>
+          <w:lang w:val="en-US"/>
+        </w:rPr>
+        <w:t>“Clergy”?</w:t>
+      </w:r>
+    </w:p>
+    <w:p>
+      <w:pPr>
+        <w:pStyle w:val="ListParagraph"/>
+        <w:numPr>
+          <w:ilvl w:val="0"/>
+          <w:numId w:val="2"/>
+        </w:numPr>
+        <w:rPr>
+          <w:lang w:val="en-US"/>
+        </w:rPr>
+      </w:pPr>
+      <w:r>
+        <w:rPr>
+          <w:lang w:val="en-US"/>
+        </w:rPr>
+        <w:t>Tu sĩ</w:t>
+      </w:r>
+    </w:p>
+    <w:p>
+      <w:pPr>
+        <w:pStyle w:val="ListParagraph"/>
+        <w:numPr>
+          <w:ilvl w:val="0"/>
+          <w:numId w:val="15"/>
+        </w:numPr>
+        <w:rPr>
+          <w:lang w:val="en-US"/>
+        </w:rPr>
+      </w:pPr>
+      <w:r>
+        <w:rPr>
+          <w:lang w:val="en-US"/>
+        </w:rPr>
+        <w:t>“Come To Pass”?</w:t>
+      </w:r>
+    </w:p>
+    <w:p>
+      <w:pPr>
+        <w:pStyle w:val="ListParagraph"/>
+        <w:numPr>
+          <w:ilvl w:val="0"/>
+          <w:numId w:val="2"/>
+        </w:numPr>
+        <w:rPr>
+          <w:lang w:val="en-US"/>
+        </w:rPr>
+      </w:pPr>
+      <w:r>
+        <w:rPr>
+          <w:lang w:val="en-US"/>
+        </w:rPr>
+        <w:t>Xảy ra (1 sự việc trong kinh thánh)</w:t>
+      </w:r>
+    </w:p>
+    <w:p>
+      <w:pPr>
+        <w:rPr>
+          <w:lang w:val="en-US"/>
+        </w:rPr>
+      </w:pPr>
+    </w:p>
+    <w:p>
+      <w:pPr>
+        <w:rPr>
+          <w:lang w:val="en-US"/>
+        </w:rPr>
+      </w:pPr>
+      <w:r>
+        <w:rPr>
+          <w:lang w:val="en-US"/>
+        </w:rPr>
+        <w:t>War – Chiến Tranh:</w:t>
+      </w:r>
+    </w:p>
+    <w:p>
+      <w:pPr>
+        <w:pStyle w:val="ListParagraph"/>
+        <w:numPr>
+          <w:ilvl w:val="0"/>
+          <w:numId w:val="10"/>
+        </w:numPr>
+        <w:rPr>
+          <w:lang w:val="en-US"/>
+        </w:rPr>
+      </w:pPr>
+      <w:r>
+        <w:rPr>
+          <w:lang w:val="en-US"/>
+        </w:rPr>
+        <w:t>“Sentinal”?</w:t>
+      </w:r>
+    </w:p>
+    <w:p>
+      <w:pPr>
+        <w:pStyle w:val="ListParagraph"/>
+        <w:numPr>
+          <w:ilvl w:val="0"/>
+          <w:numId w:val="2"/>
+        </w:numPr>
+        <w:rPr>
+          <w:lang w:val="en-US"/>
+        </w:rPr>
+      </w:pPr>
+      <w:r>
+        <w:rPr>
+          <w:lang w:val="en-US"/>
+        </w:rPr>
+        <w:t>Lính gác</w:t>
+      </w:r>
+    </w:p>
+    <w:p>
+      <w:pPr>
+        <w:pStyle w:val="ListParagraph"/>
+        <w:numPr>
+          <w:ilvl w:val="0"/>
+          <w:numId w:val="10"/>
+        </w:numPr>
+        <w:rPr>
+          <w:lang w:val="en-US"/>
+        </w:rPr>
+      </w:pPr>
+      <w:r>
+        <w:rPr>
+          <w:lang w:val="en-US"/>
+        </w:rPr>
+        <w:t>“Sentry”?</w:t>
+      </w:r>
+    </w:p>
+    <w:p>
+      <w:pPr>
+        <w:pStyle w:val="ListParagraph"/>
+        <w:numPr>
+          <w:ilvl w:val="0"/>
+          <w:numId w:val="2"/>
+        </w:numPr>
+        <w:rPr>
+          <w:lang w:val="en-US"/>
+        </w:rPr>
+      </w:pPr>
+      <w:r>
+        <w:rPr>
+          <w:lang w:val="en-US"/>
+        </w:rPr>
+        <w:t>Lính canh</w:t>
+      </w:r>
+    </w:p>
+    <w:p>
+      <w:pPr>
+        <w:pStyle w:val="ListParagraph"/>
+        <w:numPr>
+          <w:ilvl w:val="0"/>
+          <w:numId w:val="10"/>
+        </w:numPr>
+        <w:rPr>
+          <w:lang w:val="en-US"/>
+        </w:rPr>
+      </w:pPr>
+      <w:r>
+        <w:rPr>
+          <w:lang w:val="en-US"/>
+        </w:rPr>
+        <w:t>“Banish”?</w:t>
+      </w:r>
+    </w:p>
+    <w:p>
+      <w:pPr>
+        <w:pStyle w:val="ListParagraph"/>
+        <w:numPr>
+          <w:ilvl w:val="0"/>
+          <w:numId w:val="2"/>
+        </w:numPr>
+        <w:rPr>
+          <w:lang w:val="en-US"/>
+        </w:rPr>
+      </w:pPr>
+      <w:r>
+        <w:rPr>
+          <w:lang w:val="en-US"/>
+        </w:rPr>
+        <w:t>Trục xuất</w:t>
+      </w:r>
+    </w:p>
+    <w:p>
+      <w:pPr>
+        <w:pStyle w:val="ListParagraph"/>
+        <w:numPr>
+          <w:ilvl w:val="0"/>
+          <w:numId w:val="10"/>
+        </w:numPr>
+        <w:rPr>
+          <w:lang w:val="en-US"/>
+        </w:rPr>
+      </w:pPr>
+      <w:r>
+        <w:rPr>
+          <w:lang w:val="en-US"/>
+        </w:rPr>
+        <w:t>“Triumphant”?</w:t>
+      </w:r>
+    </w:p>
+    <w:p>
+      <w:pPr>
+        <w:pStyle w:val="ListParagraph"/>
+        <w:numPr>
+          <w:ilvl w:val="0"/>
+          <w:numId w:val="2"/>
+        </w:numPr>
+        <w:rPr>
+          <w:lang w:val="en-US"/>
+        </w:rPr>
+      </w:pPr>
+      <w:r>
+        <w:rPr>
+          <w:lang w:val="en-US"/>
+        </w:rPr>
+        <w:t>Cảm giác chiến thắng</w:t>
+      </w:r>
+    </w:p>
+    <w:p>
+      <w:pPr>
+        <w:rPr>
+          <w:lang w:val="en-US"/>
+        </w:rPr>
+      </w:pPr>
+    </w:p>
+    <w:p>
+      <w:pPr>
+        <w:rPr>
+          <w:lang w:val="en-US"/>
+        </w:rPr>
+      </w:pPr>
+      <w:r>
+        <w:rPr>
+          <w:lang w:val="en-US"/>
+        </w:rPr>
+        <w:t>Elemental – Nguyên Tố:</w:t>
+      </w:r>
+    </w:p>
+    <w:p>
+      <w:pPr>
+        <w:pStyle w:val="ListParagraph"/>
+        <w:numPr>
+          <w:ilvl w:val="0"/>
+          <w:numId w:val="12"/>
+        </w:numPr>
+        <w:rPr>
+          <w:lang w:val="en-US"/>
+        </w:rPr>
+      </w:pPr>
+      <w:r>
+        <w:rPr>
+          <w:lang w:val="en-US"/>
+        </w:rPr>
+        <w:t>“Scorch”?</w:t>
+      </w:r>
+    </w:p>
+    <w:p>
+      <w:pPr>
+        <w:pStyle w:val="ListParagraph"/>
+        <w:numPr>
+          <w:ilvl w:val="0"/>
+          <w:numId w:val="2"/>
+        </w:numPr>
+        <w:rPr>
+          <w:lang w:val="en-US"/>
+        </w:rPr>
+      </w:pPr>
+      <w:r>
+        <w:rPr>
+          <w:lang w:val="en-US"/>
+        </w:rPr>
+        <w:t>Thiêu đốt</w:t>
+      </w:r>
+    </w:p>
+    <w:p>
+      <w:pPr>
+        <w:pStyle w:val="ListParagraph"/>
+        <w:numPr>
+          <w:ilvl w:val="0"/>
+          <w:numId w:val="12"/>
+        </w:numPr>
+        <w:rPr>
+          <w:lang w:val="en-US"/>
+        </w:rPr>
+      </w:pPr>
+      <w:r>
+        <w:rPr>
+          <w:lang w:val="en-US"/>
+        </w:rPr>
+        <w:t>“Enchant”?</w:t>
+      </w:r>
+    </w:p>
+    <w:p>
+      <w:pPr>
+        <w:pStyle w:val="ListParagraph"/>
+        <w:numPr>
+          <w:ilvl w:val="0"/>
+          <w:numId w:val="2"/>
+        </w:numPr>
+        <w:rPr>
+          <w:lang w:val="en-US"/>
+        </w:rPr>
+      </w:pPr>
+      <w:r>
+        <w:rPr>
+          <w:lang w:val="en-US"/>
+        </w:rPr>
+        <w:t>Tác động ma thuật (lên 1 món đồ)</w:t>
+      </w:r>
+    </w:p>
+    <w:p>
+      <w:pPr>
+        <w:rPr>
+          <w:lang w:val="en-US"/>
+        </w:rPr>
+      </w:pPr>
+    </w:p>
+    <w:p>
+      <w:pPr>
+        <w:rPr>
+          <w:lang w:val="en-US"/>
+        </w:rPr>
+      </w:pPr>
+      <w:r>
+        <w:rPr>
+          <w:lang w:val="en-US"/>
+        </w:rPr>
+        <w:t>Animal – Động Vật:</w:t>
+      </w:r>
+    </w:p>
+    <w:p>
+      <w:pPr>
+        <w:pStyle w:val="ListParagraph"/>
+        <w:numPr>
+          <w:ilvl w:val="0"/>
+          <w:numId w:val="13"/>
+        </w:numPr>
+        <w:rPr>
+          <w:lang w:val="en-US"/>
+        </w:rPr>
+      </w:pPr>
+      <w:r>
+        <w:rPr>
+          <w:lang w:val="en-US"/>
+        </w:rPr>
+        <w:t>“Peck”?</w:t>
+      </w:r>
+    </w:p>
+    <w:p>
+      <w:pPr>
+        <w:pStyle w:val="ListParagraph"/>
+        <w:numPr>
+          <w:ilvl w:val="0"/>
+          <w:numId w:val="2"/>
+        </w:numPr>
+        <w:rPr>
+          <w:lang w:val="en-US"/>
+        </w:rPr>
+      </w:pPr>
+      <w:r>
+        <w:rPr>
+          <w:lang w:val="en-US"/>
+        </w:rPr>
+        <w:t>Mổ</w:t>
+      </w:r>
+    </w:p>
+    <w:p>
+      <w:pPr>
+        <w:pStyle w:val="ListParagraph"/>
+        <w:numPr>
+          <w:ilvl w:val="0"/>
+          <w:numId w:val="13"/>
+        </w:numPr>
+        <w:rPr>
+          <w:lang w:val="en-US"/>
+        </w:rPr>
+      </w:pPr>
+      <w:r>
+        <w:rPr>
+          <w:lang w:val="en-US"/>
+        </w:rPr>
+        <w:t>“Carrion”?</w:t>
+      </w:r>
+    </w:p>
+    <w:p>
+      <w:pPr>
+        <w:pStyle w:val="ListParagraph"/>
+        <w:numPr>
+          <w:ilvl w:val="0"/>
+          <w:numId w:val="2"/>
+        </w:numPr>
+        <w:rPr>
+          <w:lang w:val="en-US"/>
+        </w:rPr>
+      </w:pPr>
+      <w:r>
+        <w:rPr>
+          <w:lang w:val="en-US"/>
+        </w:rPr>
+        <w:t>Xác thối</w:t>
+      </w:r>
+    </w:p>
+    <w:p>
+      <w:pPr>
+        <w:rPr>
+          <w:lang w:val="en-US"/>
+        </w:rPr>
+      </w:pPr>
+    </w:p>
+    <w:p>
+      <w:pPr>
+        <w:rPr>
+          <w:lang w:val="en-US"/>
+        </w:rPr>
+      </w:pPr>
+      <w:r>
+        <w:rPr>
+          <w:lang w:val="en-US"/>
+        </w:rPr>
+        <w:t>Plant – Thực Vật:</w:t>
+      </w:r>
+    </w:p>
+    <w:p>
+      <w:pPr>
+        <w:pStyle w:val="ListParagraph"/>
+        <w:numPr>
+          <w:ilvl w:val="0"/>
+          <w:numId w:val="14"/>
+        </w:numPr>
+        <w:rPr>
+          <w:lang w:val="en-US"/>
+        </w:rPr>
+      </w:pPr>
+      <w:r>
+        <w:rPr>
+          <w:lang w:val="en-US"/>
+        </w:rPr>
+        <w:t>“Vine”?</w:t>
+      </w:r>
+    </w:p>
+    <w:p>
+      <w:pPr>
+        <w:pStyle w:val="ListParagraph"/>
+        <w:numPr>
+          <w:ilvl w:val="0"/>
+          <w:numId w:val="2"/>
+        </w:numPr>
+        <w:rPr>
+          <w:lang w:val="en-US"/>
+        </w:rPr>
+      </w:pPr>
+      <w:r>
+        <w:rPr>
+          <w:lang w:val="en-US"/>
+        </w:rPr>
+        <w:t>Cây leo</w:t>
+      </w:r>
+    </w:p>
+    <w:p>
+      <w:pPr>
+        <w:pStyle w:val="ListParagraph"/>
+        <w:numPr>
+          <w:ilvl w:val="0"/>
+          <w:numId w:val="14"/>
+        </w:numPr>
+        <w:rPr>
+          <w:lang w:val="en-US"/>
+        </w:rPr>
+      </w:pPr>
+      <w:r>
+        <w:rPr>
+          <w:lang w:val="en-US"/>
+        </w:rPr>
+        <w:t>“Oak”?</w:t>
+      </w:r>
+    </w:p>
+    <w:p>
+      <w:pPr>
+        <w:pStyle w:val="ListParagraph"/>
+        <w:numPr>
+          <w:ilvl w:val="0"/>
+          <w:numId w:val="2"/>
+        </w:numPr>
+        <w:rPr>
+          <w:lang w:val="en-US"/>
+        </w:rPr>
+      </w:pPr>
+      <w:r>
+        <w:rPr>
+          <w:lang w:val="en-US"/>
+        </w:rPr>
+        <w:t>Sồi</w:t>
+      </w:r>
+    </w:p>
+    <w:p>
+      <w:pPr>
+        <w:rPr>
+          <w:lang w:val="en-US"/>
+        </w:rPr>
+      </w:pPr>
+    </w:p>
+    <w:p>
+      <w:pPr>
+        <w:rPr>
+          <w:lang w:val="en-US"/>
+        </w:rPr>
+      </w:pPr>
+      <w:r>
+        <w:rPr>
+          <w:lang w:val="en-US"/>
+        </w:rPr>
+        <w:t>A</w:t>
+      </w:r>
+      <w:r>
+        <w:t>bbreviation</w:t>
+      </w:r>
+      <w:r>
+        <w:rPr>
+          <w:lang w:val="en-US"/>
+        </w:rPr>
+        <w:t xml:space="preserve"> – Từ Viết Tắt:</w:t>
+      </w:r>
+    </w:p>
+    <w:p>
+      <w:pPr>
+        <w:pStyle w:val="ListParagraph"/>
+        <w:numPr>
+          <w:ilvl w:val="0"/>
+          <w:numId w:val="3"/>
+        </w:numPr>
+        <w:rPr>
+          <w:lang w:val="en-US"/>
+        </w:rPr>
+      </w:pPr>
+      <w:r>
+        <w:rPr>
+          <w:lang w:val="en-US"/>
+        </w:rPr>
+        <w:lastRenderedPageBreak/>
+        <w:t>“et al.”</w:t>
+      </w:r>
+      <w:r>
+        <w:rPr>
+          <w:lang w:val="en-US"/>
+        </w:rPr>
+        <w:t>?</w:t>
+      </w:r>
+    </w:p>
+    <w:p>
+      <w:pPr>
+        <w:pStyle w:val="ListParagraph"/>
+        <w:numPr>
+          <w:ilvl w:val="0"/>
+          <w:numId w:val="2"/>
+        </w:numPr>
+        <w:rPr>
+          <w:lang w:val="en-US"/>
+        </w:rPr>
+      </w:pPr>
+      <w:r>
+        <w:rPr>
+          <w:lang w:val="en-US"/>
+        </w:rPr>
+        <w:t>Và các đồng tác giả khác</w:t>
+      </w:r>
+    </w:p>
+    <w:p>
+      <w:pPr>
+        <w:rPr>
+          <w:lang w:val="en-US"/>
+        </w:rPr>
+      </w:pPr>
+    </w:p>
+    <w:p>
+      <w:pPr>
+        <w:rPr>
+          <w:lang w:val="en-US"/>
+        </w:rPr>
+      </w:pPr>
+      <w:r>
+        <w:rPr>
+          <w:lang w:val="en-US"/>
+        </w:rPr>
+        <w:t>Math – Toán:</w:t>
+      </w:r>
+    </w:p>
+    <w:p>
+      <w:pPr>
+        <w:pStyle w:val="ListParagraph"/>
+        <w:numPr>
+          <w:ilvl w:val="0"/>
+          <w:numId w:val="4"/>
+        </w:numPr>
+        <w:rPr>
+          <w:lang w:val="en-US"/>
+        </w:rPr>
+      </w:pPr>
+      <w:r>
+        <w:rPr>
+          <w:lang w:val="en-US"/>
+        </w:rPr>
+        <w:t>“Denominator”?</w:t>
+      </w:r>
+    </w:p>
+    <w:p>
+      <w:pPr>
+        <w:pStyle w:val="ListParagraph"/>
+        <w:numPr>
+          <w:ilvl w:val="0"/>
+          <w:numId w:val="2"/>
+        </w:numPr>
+        <w:rPr>
+          <w:lang w:val="en-US"/>
+        </w:rPr>
+      </w:pPr>
+      <w:r>
+        <w:rPr>
+          <w:lang w:val="en-US"/>
+        </w:rPr>
+        <w:t>Mẫu số</w:t>
+      </w:r>
+    </w:p>
+    <w:p>
+      <w:pPr>
+        <w:pStyle w:val="ListParagraph"/>
+        <w:numPr>
+          <w:ilvl w:val="0"/>
+          <w:numId w:val="4"/>
+        </w:numPr>
+        <w:rPr>
+          <w:lang w:val="en-US"/>
+        </w:rPr>
+      </w:pPr>
+      <w:r>
+        <w:rPr>
+          <w:lang w:val="en-US"/>
+        </w:rPr>
+        <w:t>“Numerator”?</w:t>
+      </w:r>
+    </w:p>
+    <w:p>
+      <w:pPr>
+        <w:pStyle w:val="ListParagraph"/>
+        <w:numPr>
+          <w:ilvl w:val="0"/>
+          <w:numId w:val="2"/>
+        </w:numPr>
+        <w:rPr>
+          <w:lang w:val="en-US"/>
+        </w:rPr>
+      </w:pPr>
+      <w:r>
+        <w:rPr>
+          <w:lang w:val="en-US"/>
+        </w:rPr>
+        <w:t>Tử số</w:t>
+      </w:r>
+    </w:p>
+    <w:p>
+      <w:pPr>
+        <w:pStyle w:val="ListParagraph"/>
+        <w:numPr>
+          <w:ilvl w:val="0"/>
+          <w:numId w:val="4"/>
+        </w:numPr>
+        <w:rPr>
+          <w:lang w:val="en-US"/>
+        </w:rPr>
+      </w:pPr>
+      <w:r>
+        <w:rPr>
+          <w:lang w:val="en-US"/>
+        </w:rPr>
+        <w:t>“Hypothetical Unit”?</w:t>
+      </w:r>
+    </w:p>
+    <w:p>
+      <w:pPr>
+        <w:pStyle w:val="ListParagraph"/>
+        <w:numPr>
+          <w:ilvl w:val="0"/>
+          <w:numId w:val="2"/>
+        </w:numPr>
+        <w:rPr>
+          <w:lang w:val="en-US"/>
+        </w:rPr>
+      </w:pPr>
+      <w:r>
+        <w:rPr>
+          <w:lang w:val="en-US"/>
+        </w:rPr>
+        <w:t>Đơn vị giả tưởng (của giá trị nào đó)</w:t>
+      </w:r>
+    </w:p>
+    <w:p>
+      <w:pPr>
+        <w:pStyle w:val="ListParagraph"/>
+        <w:numPr>
+          <w:ilvl w:val="0"/>
+          <w:numId w:val="4"/>
+        </w:numPr>
+        <w:rPr>
+          <w:lang w:val="en-US"/>
+        </w:rPr>
+      </w:pPr>
+      <w:r>
+        <w:rPr>
+          <w:lang w:val="en-US"/>
+        </w:rPr>
+        <w:t>Numerical Solution?</w:t>
+      </w:r>
+    </w:p>
+    <w:p>
+      <w:pPr>
+        <w:pStyle w:val="ListParagraph"/>
+        <w:numPr>
+          <w:ilvl w:val="0"/>
+          <w:numId w:val="2"/>
+        </w:numPr>
+        <w:rPr>
+          <w:lang w:val="en-US"/>
+        </w:rPr>
+      </w:pPr>
+      <w:r>
+        <w:rPr>
+          <w:lang w:val="en-US"/>
+        </w:rPr>
+        <w:t>Nghiệm ước lượng (= số cụ thể, không phải = Term)</w:t>
+      </w:r>
+    </w:p>
+    <w:p>
+      <w:pPr>
+        <w:pStyle w:val="ListParagraph"/>
+        <w:numPr>
+          <w:ilvl w:val="0"/>
+          <w:numId w:val="4"/>
+        </w:numPr>
+        <w:rPr>
+          <w:lang w:val="en-US"/>
+        </w:rPr>
+      </w:pPr>
+      <w:r>
+        <w:rPr>
+          <w:lang w:val="en-US"/>
+        </w:rPr>
+        <w:t>“Quotient”?</w:t>
+      </w:r>
+    </w:p>
+    <w:p>
+      <w:pPr>
+        <w:pStyle w:val="ListParagraph"/>
+        <w:numPr>
+          <w:ilvl w:val="0"/>
+          <w:numId w:val="2"/>
+        </w:numPr>
+        <w:rPr>
+          <w:lang w:val="en-US"/>
+        </w:rPr>
+      </w:pPr>
+      <w:r>
+        <w:rPr>
+          <w:lang w:val="en-US"/>
+        </w:rPr>
+        <w:t>Thương số (kết quả của phép chia)</w:t>
+      </w:r>
+    </w:p>
+    <w:p>
+      <w:pPr>
+        <w:pStyle w:val="ListParagraph"/>
+        <w:numPr>
+          <w:ilvl w:val="0"/>
+          <w:numId w:val="4"/>
+        </w:numPr>
+        <w:rPr>
+          <w:lang w:val="en-US"/>
+        </w:rPr>
+      </w:pPr>
+      <w:r>
+        <w:rPr>
+          <w:lang w:val="en-US"/>
+        </w:rPr>
+        <w:t>“Critical Point”?</w:t>
+      </w:r>
+    </w:p>
+    <w:p>
+      <w:pPr>
+        <w:pStyle w:val="ListParagraph"/>
+        <w:numPr>
+          <w:ilvl w:val="0"/>
+          <w:numId w:val="2"/>
+        </w:numPr>
+        <w:rPr>
+          <w:lang w:val="en-US"/>
+        </w:rPr>
+      </w:pPr>
+      <w:r>
+        <w:rPr>
+          <w:lang w:val="en-US"/>
+        </w:rPr>
+        <w:t>Điểm cực trị</w:t>
+      </w:r>
+    </w:p>
+    <w:p>
+      <w:pPr>
+        <w:pStyle w:val="ListParagraph"/>
+        <w:numPr>
+          <w:ilvl w:val="0"/>
+          <w:numId w:val="4"/>
+        </w:numPr>
+        <w:rPr>
+          <w:lang w:val="en-US"/>
+        </w:rPr>
+      </w:pPr>
+      <w:r>
+        <w:rPr>
+          <w:lang w:val="en-US"/>
+        </w:rPr>
+        <w:t>“Concave Up And Down”?</w:t>
+      </w:r>
+    </w:p>
+    <w:p>
+      <w:pPr>
+        <w:pStyle w:val="ListParagraph"/>
+        <w:numPr>
+          <w:ilvl w:val="0"/>
+          <w:numId w:val="2"/>
+        </w:numPr>
+        <w:rPr>
+          <w:lang w:val="en-US"/>
+        </w:rPr>
+      </w:pPr>
+      <w:r>
+        <w:rPr>
+          <w:lang w:val="en-US"/>
+        </w:rPr>
+        <w:t>Ngửa và úp (đồ thị)</w:t>
+      </w:r>
+    </w:p>
+    <w:p>
+      <w:pPr>
+        <w:pStyle w:val="ListParagraph"/>
+        <w:numPr>
+          <w:ilvl w:val="0"/>
+          <w:numId w:val="4"/>
+        </w:numPr>
+        <w:rPr>
+          <w:lang w:val="en-US"/>
+        </w:rPr>
+      </w:pPr>
+      <w:r>
+        <w:rPr>
+          <w:lang w:val="en-US"/>
+        </w:rPr>
+        <w:t>“Quadrant”?</w:t>
+      </w:r>
+    </w:p>
+    <w:p>
+      <w:pPr>
+        <w:pStyle w:val="ListParagraph"/>
+        <w:numPr>
+          <w:ilvl w:val="0"/>
+          <w:numId w:val="2"/>
+        </w:numPr>
+        <w:rPr>
+          <w:lang w:val="en-US"/>
+        </w:rPr>
+      </w:pPr>
+      <w:r>
+        <w:rPr>
+          <w:lang w:val="en-US"/>
+        </w:rPr>
+        <w:t>Góc phần tư</w:t>
+      </w:r>
+    </w:p>
+    <w:p>
+      <w:pPr>
+        <w:pStyle w:val="ListParagraph"/>
+        <w:numPr>
+          <w:ilvl w:val="0"/>
+          <w:numId w:val="4"/>
+        </w:numPr>
+        <w:rPr>
+          <w:lang w:val="en-US"/>
+        </w:rPr>
+      </w:pPr>
+      <w:r>
+        <w:rPr>
+          <w:lang w:val="en-US"/>
+        </w:rPr>
+        <w:t>“Octant”?</w:t>
+      </w:r>
+    </w:p>
+    <w:p>
+      <w:pPr>
+        <w:pStyle w:val="ListParagraph"/>
+        <w:numPr>
+          <w:ilvl w:val="0"/>
+          <w:numId w:val="2"/>
+        </w:numPr>
+        <w:rPr>
+          <w:lang w:val="en-US"/>
+        </w:rPr>
+      </w:pPr>
+      <w:r>
+        <w:rPr>
+          <w:lang w:val="en-US"/>
+        </w:rPr>
+        <w:t>Góc phần tám</w:t>
+      </w:r>
+    </w:p>
+    <w:p>
+      <w:pPr>
+        <w:pStyle w:val="ListParagraph"/>
+        <w:numPr>
+          <w:ilvl w:val="0"/>
+          <w:numId w:val="4"/>
+        </w:numPr>
+        <w:rPr>
+          <w:lang w:val="en-US"/>
+        </w:rPr>
+      </w:pPr>
+      <w:r>
+        <w:rPr>
+          <w:lang w:val="en-US"/>
+        </w:rPr>
+        <w:t>“Objective Function”?</w:t>
+      </w:r>
+    </w:p>
+    <w:p>
+      <w:pPr>
+        <w:pStyle w:val="ListParagraph"/>
+        <w:numPr>
+          <w:ilvl w:val="0"/>
+          <w:numId w:val="2"/>
+        </w:numPr>
+        <w:rPr>
+          <w:lang w:val="en-US"/>
+        </w:rPr>
+      </w:pPr>
+      <w:r>
+        <w:rPr>
+          <w:lang w:val="en-US"/>
+        </w:rPr>
+        <w:t>Hàm mục tiêu (hàm mà bạn muốn tối ưu hóa)</w:t>
+      </w:r>
+    </w:p>
+    <w:p>
+      <w:pPr>
+        <w:pStyle w:val="ListParagraph"/>
+        <w:numPr>
+          <w:ilvl w:val="0"/>
+          <w:numId w:val="4"/>
+        </w:numPr>
+        <w:rPr>
+          <w:lang w:val="en-US"/>
+        </w:rPr>
+      </w:pPr>
+      <w:r>
+        <w:rPr>
+          <w:lang w:val="en-US"/>
+        </w:rPr>
+        <w:t>“Legend”?</w:t>
+      </w:r>
+    </w:p>
+    <w:p>
+      <w:pPr>
+        <w:pStyle w:val="ListParagraph"/>
+        <w:numPr>
+          <w:ilvl w:val="0"/>
+          <w:numId w:val="2"/>
+        </w:numPr>
+        <w:rPr>
+          <w:lang w:val="en-US"/>
+        </w:rPr>
+      </w:pPr>
+      <w:r>
+        <w:rPr>
+          <w:lang w:val="en-US"/>
+        </w:rPr>
+        <w:t>Chú giải (biểu đồ)</w:t>
+      </w:r>
+    </w:p>
+    <w:p>
+      <w:pPr>
+        <w:pStyle w:val="ListParagraph"/>
+        <w:numPr>
+          <w:ilvl w:val="0"/>
+          <w:numId w:val="4"/>
+        </w:numPr>
+        <w:rPr>
+          <w:lang w:val="en-US"/>
+        </w:rPr>
+      </w:pPr>
+      <w:r>
+        <w:rPr>
+          <w:lang w:val="en-US"/>
+        </w:rPr>
+        <w:t>“Pointwise Operation”?</w:t>
+      </w:r>
+    </w:p>
+    <w:p>
+      <w:pPr>
+        <w:pStyle w:val="ListParagraph"/>
+        <w:numPr>
+          <w:ilvl w:val="0"/>
+          <w:numId w:val="2"/>
+        </w:numPr>
+        <w:rPr>
+          <w:lang w:val="en-US"/>
+        </w:rPr>
+      </w:pPr>
+      <w:r>
+        <w:rPr>
+          <w:lang w:val="en-US"/>
+        </w:rPr>
+        <w:t>Toán tử từng điểm (ví dụ [1, 2, 3] * [4, 5, 6] = [4, 10, 18])</w:t>
+      </w:r>
+    </w:p>
+    <w:p>
+      <w:pPr>
+        <w:rPr>
+          <w:lang w:val="en-US"/>
+        </w:rPr>
+      </w:pPr>
+    </w:p>
+    <w:p>
+      <w:pPr>
+        <w:rPr>
+          <w:lang w:val="en-US"/>
+        </w:rPr>
+      </w:pPr>
+      <w:r>
+        <w:rPr>
+          <w:lang w:val="en-US"/>
+        </w:rPr>
+        <w:t>Web:</w:t>
+      </w:r>
+    </w:p>
+    <w:p>
+      <w:pPr>
+        <w:pStyle w:val="ListParagraph"/>
+        <w:numPr>
+          <w:ilvl w:val="0"/>
+          <w:numId w:val="16"/>
+        </w:numPr>
+        <w:rPr>
+          <w:lang w:val="en-US"/>
+        </w:rPr>
+      </w:pPr>
+      <w:r>
+        <w:rPr>
+          <w:lang w:val="en-US"/>
+        </w:rPr>
+        <w:t>“Incognito Mode”?</w:t>
+      </w:r>
+    </w:p>
+    <w:p>
+      <w:pPr>
+        <w:pStyle w:val="ListParagraph"/>
+        <w:numPr>
+          <w:ilvl w:val="0"/>
+          <w:numId w:val="2"/>
+        </w:numPr>
+        <w:rPr>
+          <w:lang w:val="en-US"/>
+        </w:rPr>
+      </w:pPr>
+      <w:r>
+        <w:rPr>
+          <w:lang w:val="en-US"/>
+        </w:rPr>
+        <w:t>Chế độ ẩn danh</w:t>
       </w:r>
       <w:bookmarkStart w:id="0" w:name="_GoBack"/>
       <w:bookmarkEnd w:id="0"/>
-      <w:r>
-        <w:rPr>
-          <w:lang w:val="en-US"/>
-        </w:rPr>
-        <w:t>)</w:t>
-      </w:r>
-    </w:p>
-    <w:p>
-      <w:pPr>
-        <w:rPr>
-          <w:lang w:val="en-US"/>
-        </w:rPr>
-      </w:pPr>
-    </w:p>
-    <w:p>
-      <w:pPr>
-        <w:rPr>
-          <w:lang w:val="en-US"/>
-        </w:rPr>
-      </w:pPr>
-      <w:r>
-        <w:rPr>
-          <w:lang w:val="en-US"/>
-        </w:rPr>
-        <w:t>Human – Con Người:</w:t>
-      </w:r>
-    </w:p>
-    <w:p>
-      <w:pPr>
-        <w:pStyle w:val="ListParagraph"/>
-        <w:numPr>
-          <w:ilvl w:val="0"/>
-          <w:numId w:val="9"/>
-        </w:numPr>
-        <w:rPr>
-          <w:lang w:val="en-US"/>
-        </w:rPr>
-      </w:pPr>
-      <w:r>
-        <w:rPr>
-          <w:lang w:val="en-US"/>
-        </w:rPr>
-        <w:t>“Mental”?</w:t>
-      </w:r>
-    </w:p>
-    <w:p>
-      <w:pPr>
-        <w:pStyle w:val="ListParagraph"/>
-        <w:numPr>
-          <w:ilvl w:val="0"/>
-          <w:numId w:val="2"/>
-        </w:numPr>
-        <w:rPr>
-          <w:lang w:val="en-US"/>
-        </w:rPr>
-      </w:pPr>
-      <w:r>
-        <w:rPr>
-          <w:lang w:val="en-US"/>
-        </w:rPr>
-        <w:t>Tinh thần</w:t>
-      </w:r>
-    </w:p>
-    <w:p>
-      <w:pPr>
-        <w:pStyle w:val="ListParagraph"/>
-        <w:numPr>
-          <w:ilvl w:val="0"/>
-          <w:numId w:val="9"/>
-        </w:numPr>
-        <w:rPr>
-          <w:lang w:val="en-US"/>
-        </w:rPr>
-      </w:pPr>
-      <w:r>
-        <w:rPr>
-          <w:lang w:val="en-US"/>
-        </w:rPr>
-        <w:t>“Divine”?</w:t>
-      </w:r>
-    </w:p>
-    <w:p>
-      <w:pPr>
-        <w:pStyle w:val="ListParagraph"/>
-        <w:numPr>
-          <w:ilvl w:val="0"/>
-          <w:numId w:val="2"/>
-        </w:numPr>
-        <w:rPr>
-          <w:lang w:val="en-US"/>
-        </w:rPr>
-      </w:pPr>
-      <w:r>
-        <w:rPr>
-          <w:lang w:val="en-US"/>
-        </w:rPr>
-        <w:t>Thần thánh</w:t>
-      </w:r>
-    </w:p>
-    <w:p>
-      <w:pPr>
-        <w:pStyle w:val="ListParagraph"/>
-        <w:numPr>
-          <w:ilvl w:val="0"/>
-          <w:numId w:val="9"/>
-        </w:numPr>
-        <w:rPr>
-          <w:lang w:val="en-US"/>
-        </w:rPr>
-      </w:pPr>
-      <w:r>
-        <w:rPr>
-          <w:lang w:val="en-US"/>
-        </w:rPr>
-        <w:t>“Solitary”?</w:t>
-      </w:r>
-    </w:p>
-    <w:p>
-      <w:pPr>
-        <w:pStyle w:val="ListParagraph"/>
-        <w:numPr>
-          <w:ilvl w:val="0"/>
-          <w:numId w:val="2"/>
-        </w:numPr>
-        <w:rPr>
-          <w:lang w:val="en-US"/>
-        </w:rPr>
-      </w:pPr>
-      <w:r>
-        <w:rPr>
-          <w:lang w:val="en-US"/>
-        </w:rPr>
-        <w:t>Đơn độc</w:t>
-      </w:r>
-    </w:p>
-    <w:p>
-      <w:pPr>
-        <w:pStyle w:val="ListParagraph"/>
-        <w:numPr>
-          <w:ilvl w:val="0"/>
-          <w:numId w:val="9"/>
-        </w:numPr>
-        <w:rPr>
-          <w:lang w:val="en-US"/>
-        </w:rPr>
-      </w:pPr>
-      <w:r>
-        <w:rPr>
-          <w:lang w:val="en-US"/>
-        </w:rPr>
-        <w:t>“Fortune”?</w:t>
-      </w:r>
-    </w:p>
-    <w:p>
-      <w:pPr>
-        <w:pStyle w:val="ListParagraph"/>
-        <w:numPr>
-          <w:ilvl w:val="0"/>
-          <w:numId w:val="2"/>
-        </w:numPr>
-        <w:rPr>
-          <w:lang w:val="en-US"/>
-        </w:rPr>
-      </w:pPr>
-      <w:r>
-        <w:rPr>
-          <w:lang w:val="en-US"/>
-        </w:rPr>
-        <w:t>Vận mệnh</w:t>
-      </w:r>
-    </w:p>
-    <w:p>
-      <w:pPr>
-        <w:rPr>
-          <w:lang w:val="en-US"/>
-        </w:rPr>
-      </w:pPr>
-    </w:p>
-    <w:p>
-      <w:pPr>
-        <w:rPr>
-          <w:lang w:val="en-US"/>
-        </w:rPr>
-      </w:pPr>
-      <w:r>
-        <w:rPr>
-          <w:lang w:val="en-US"/>
-        </w:rPr>
-        <w:lastRenderedPageBreak/>
-        <w:t>Religion – Tôn Giáo:</w:t>
-      </w:r>
-    </w:p>
-    <w:p>
-      <w:pPr>
-        <w:pStyle w:val="ListParagraph"/>
-        <w:numPr>
-          <w:ilvl w:val="0"/>
-          <w:numId w:val="15"/>
-        </w:numPr>
-        <w:rPr>
-          <w:lang w:val="en-US"/>
-        </w:rPr>
-      </w:pPr>
-      <w:r>
-        <w:rPr>
-          <w:lang w:val="en-US"/>
-        </w:rPr>
-        <w:t>“Clergy”?</w:t>
-      </w:r>
-    </w:p>
-    <w:p>
-      <w:pPr>
-        <w:pStyle w:val="ListParagraph"/>
-        <w:numPr>
-          <w:ilvl w:val="0"/>
-          <w:numId w:val="2"/>
-        </w:numPr>
-        <w:rPr>
-          <w:lang w:val="en-US"/>
-        </w:rPr>
-      </w:pPr>
-      <w:r>
-        <w:rPr>
-          <w:lang w:val="en-US"/>
-        </w:rPr>
-        <w:t>Tu sĩ</w:t>
-      </w:r>
-    </w:p>
-    <w:p>
-      <w:pPr>
-        <w:pStyle w:val="ListParagraph"/>
-        <w:numPr>
-          <w:ilvl w:val="0"/>
-          <w:numId w:val="15"/>
-        </w:numPr>
-        <w:rPr>
-          <w:lang w:val="en-US"/>
-        </w:rPr>
-      </w:pPr>
-      <w:r>
-        <w:rPr>
-          <w:lang w:val="en-US"/>
-        </w:rPr>
-        <w:t>“Come To Pass”?</w:t>
-      </w:r>
-    </w:p>
-    <w:p>
-      <w:pPr>
-        <w:pStyle w:val="ListParagraph"/>
-        <w:numPr>
-          <w:ilvl w:val="0"/>
-          <w:numId w:val="2"/>
-        </w:numPr>
-        <w:rPr>
-          <w:lang w:val="en-US"/>
-        </w:rPr>
-      </w:pPr>
-      <w:r>
-        <w:rPr>
-          <w:lang w:val="en-US"/>
-        </w:rPr>
-        <w:t>Xảy ra (1 sự việc trong kinh thánh)</w:t>
-      </w:r>
-    </w:p>
-    <w:p>
-      <w:pPr>
-        <w:rPr>
-          <w:lang w:val="en-US"/>
-        </w:rPr>
-      </w:pPr>
-    </w:p>
-    <w:p>
-      <w:pPr>
-        <w:rPr>
-          <w:lang w:val="en-US"/>
-        </w:rPr>
-      </w:pPr>
-      <w:r>
-        <w:rPr>
-          <w:lang w:val="en-US"/>
-        </w:rPr>
-        <w:t>War – Chiến Tranh:</w:t>
-      </w:r>
-    </w:p>
-    <w:p>
-      <w:pPr>
-        <w:pStyle w:val="ListParagraph"/>
-        <w:numPr>
-          <w:ilvl w:val="0"/>
-          <w:numId w:val="10"/>
-        </w:numPr>
-        <w:rPr>
-          <w:lang w:val="en-US"/>
-        </w:rPr>
-      </w:pPr>
-      <w:r>
-        <w:rPr>
-          <w:lang w:val="en-US"/>
-        </w:rPr>
-        <w:t>“Sentinal”?</w:t>
-      </w:r>
-    </w:p>
-    <w:p>
-      <w:pPr>
-        <w:pStyle w:val="ListParagraph"/>
-        <w:numPr>
-          <w:ilvl w:val="0"/>
-          <w:numId w:val="2"/>
-        </w:numPr>
-        <w:rPr>
-          <w:lang w:val="en-US"/>
-        </w:rPr>
-      </w:pPr>
-      <w:r>
-        <w:rPr>
-          <w:lang w:val="en-US"/>
-        </w:rPr>
-        <w:t>Lính gác</w:t>
-      </w:r>
-    </w:p>
-    <w:p>
-      <w:pPr>
-        <w:pStyle w:val="ListParagraph"/>
-        <w:numPr>
-          <w:ilvl w:val="0"/>
-          <w:numId w:val="10"/>
-        </w:numPr>
-        <w:rPr>
-          <w:lang w:val="en-US"/>
-        </w:rPr>
-      </w:pPr>
-      <w:r>
-        <w:rPr>
-          <w:lang w:val="en-US"/>
-        </w:rPr>
-        <w:t>“Sentry”?</w:t>
-      </w:r>
-    </w:p>
-    <w:p>
-      <w:pPr>
-        <w:pStyle w:val="ListParagraph"/>
-        <w:numPr>
-          <w:ilvl w:val="0"/>
-          <w:numId w:val="2"/>
-        </w:numPr>
-        <w:rPr>
-          <w:lang w:val="en-US"/>
-        </w:rPr>
-      </w:pPr>
-      <w:r>
-        <w:rPr>
-          <w:lang w:val="en-US"/>
-        </w:rPr>
-        <w:t>Lính canh</w:t>
-      </w:r>
-    </w:p>
-    <w:p>
-      <w:pPr>
-        <w:pStyle w:val="ListParagraph"/>
-        <w:numPr>
-          <w:ilvl w:val="0"/>
-          <w:numId w:val="10"/>
-        </w:numPr>
-        <w:rPr>
-          <w:lang w:val="en-US"/>
-        </w:rPr>
-      </w:pPr>
-      <w:r>
-        <w:rPr>
-          <w:lang w:val="en-US"/>
-        </w:rPr>
-        <w:t>“Banish”?</w:t>
-      </w:r>
-    </w:p>
-    <w:p>
-      <w:pPr>
-        <w:pStyle w:val="ListParagraph"/>
-        <w:numPr>
-          <w:ilvl w:val="0"/>
-          <w:numId w:val="2"/>
-        </w:numPr>
-        <w:rPr>
-          <w:lang w:val="en-US"/>
-        </w:rPr>
-      </w:pPr>
-      <w:r>
-        <w:rPr>
-          <w:lang w:val="en-US"/>
-        </w:rPr>
-        <w:t>Trục xuất</w:t>
-      </w:r>
-    </w:p>
-    <w:p>
-      <w:pPr>
-        <w:pStyle w:val="ListParagraph"/>
-        <w:numPr>
-          <w:ilvl w:val="0"/>
-          <w:numId w:val="10"/>
-        </w:numPr>
-        <w:rPr>
-          <w:lang w:val="en-US"/>
-        </w:rPr>
-      </w:pPr>
-      <w:r>
-        <w:rPr>
-          <w:lang w:val="en-US"/>
-        </w:rPr>
-        <w:t>“Triumphant”?</w:t>
-      </w:r>
-    </w:p>
-    <w:p>
-      <w:pPr>
-        <w:pStyle w:val="ListParagraph"/>
-        <w:numPr>
-          <w:ilvl w:val="0"/>
-          <w:numId w:val="2"/>
-        </w:numPr>
-        <w:rPr>
-          <w:lang w:val="en-US"/>
-        </w:rPr>
-      </w:pPr>
-      <w:r>
-        <w:rPr>
-          <w:lang w:val="en-US"/>
-        </w:rPr>
-        <w:t>Cảm giác chiến thắng</w:t>
-      </w:r>
-    </w:p>
-    <w:p>
-      <w:pPr>
-        <w:rPr>
-          <w:lang w:val="en-US"/>
-        </w:rPr>
-      </w:pPr>
-    </w:p>
-    <w:p>
-      <w:pPr>
-        <w:rPr>
-          <w:lang w:val="en-US"/>
-        </w:rPr>
-      </w:pPr>
-      <w:r>
-        <w:rPr>
-          <w:lang w:val="en-US"/>
-        </w:rPr>
-        <w:t>Elemental – Nguyên Tố:</w:t>
-      </w:r>
-    </w:p>
-    <w:p>
-      <w:pPr>
-        <w:pStyle w:val="ListParagraph"/>
-        <w:numPr>
-          <w:ilvl w:val="0"/>
-          <w:numId w:val="12"/>
-        </w:numPr>
-        <w:rPr>
-          <w:lang w:val="en-US"/>
-        </w:rPr>
-      </w:pPr>
-      <w:r>
-        <w:rPr>
-          <w:lang w:val="en-US"/>
-        </w:rPr>
-        <w:t>“Scorch”?</w:t>
-      </w:r>
-    </w:p>
-    <w:p>
-      <w:pPr>
-        <w:pStyle w:val="ListParagraph"/>
-        <w:numPr>
-          <w:ilvl w:val="0"/>
-          <w:numId w:val="2"/>
-        </w:numPr>
-        <w:rPr>
-          <w:lang w:val="en-US"/>
-        </w:rPr>
-      </w:pPr>
-      <w:r>
-        <w:rPr>
-          <w:lang w:val="en-US"/>
-        </w:rPr>
-        <w:t>Thiêu đốt</w:t>
-      </w:r>
-    </w:p>
-    <w:p>
-      <w:pPr>
-        <w:pStyle w:val="ListParagraph"/>
-        <w:numPr>
-          <w:ilvl w:val="0"/>
-          <w:numId w:val="12"/>
-        </w:numPr>
-        <w:rPr>
-          <w:lang w:val="en-US"/>
-        </w:rPr>
-      </w:pPr>
-      <w:r>
-        <w:rPr>
-          <w:lang w:val="en-US"/>
-        </w:rPr>
-        <w:t>“Enchant”?</w:t>
-      </w:r>
-    </w:p>
-    <w:p>
-      <w:pPr>
-        <w:pStyle w:val="ListParagraph"/>
-        <w:numPr>
-          <w:ilvl w:val="0"/>
-          <w:numId w:val="2"/>
-        </w:numPr>
-        <w:rPr>
-          <w:lang w:val="en-US"/>
-        </w:rPr>
-      </w:pPr>
-      <w:r>
-        <w:rPr>
-          <w:lang w:val="en-US"/>
-        </w:rPr>
-        <w:t>Tác động ma thuật (lên 1 món đồ)</w:t>
-      </w:r>
-    </w:p>
-    <w:p>
-      <w:pPr>
-        <w:rPr>
-          <w:lang w:val="en-US"/>
-        </w:rPr>
-      </w:pPr>
-    </w:p>
-    <w:p>
-      <w:pPr>
-        <w:rPr>
-          <w:lang w:val="en-US"/>
-        </w:rPr>
-      </w:pPr>
-      <w:r>
-        <w:rPr>
-          <w:lang w:val="en-US"/>
-        </w:rPr>
-        <w:t>Animal – Động Vật:</w:t>
-      </w:r>
-    </w:p>
-    <w:p>
-      <w:pPr>
-        <w:pStyle w:val="ListParagraph"/>
-        <w:numPr>
-          <w:ilvl w:val="0"/>
-          <w:numId w:val="13"/>
-        </w:numPr>
-        <w:rPr>
-          <w:lang w:val="en-US"/>
-        </w:rPr>
-      </w:pPr>
-      <w:r>
-        <w:rPr>
-          <w:lang w:val="en-US"/>
-        </w:rPr>
-        <w:t>“Peck”?</w:t>
-      </w:r>
-    </w:p>
-    <w:p>
-      <w:pPr>
-        <w:pStyle w:val="ListParagraph"/>
-        <w:numPr>
-          <w:ilvl w:val="0"/>
-          <w:numId w:val="2"/>
-        </w:numPr>
-        <w:rPr>
-          <w:lang w:val="en-US"/>
-        </w:rPr>
-      </w:pPr>
-      <w:r>
-        <w:rPr>
-          <w:lang w:val="en-US"/>
-        </w:rPr>
-        <w:t>Mổ</w:t>
-      </w:r>
-    </w:p>
-    <w:p>
-      <w:pPr>
-        <w:pStyle w:val="ListParagraph"/>
-        <w:numPr>
-          <w:ilvl w:val="0"/>
-          <w:numId w:val="13"/>
-        </w:numPr>
-        <w:rPr>
-          <w:lang w:val="en-US"/>
-        </w:rPr>
-      </w:pPr>
-      <w:r>
-        <w:rPr>
-          <w:lang w:val="en-US"/>
-        </w:rPr>
-        <w:t>“Carrion”?</w:t>
-      </w:r>
-    </w:p>
-    <w:p>
-      <w:pPr>
-        <w:pStyle w:val="ListParagraph"/>
-        <w:numPr>
-          <w:ilvl w:val="0"/>
-          <w:numId w:val="2"/>
-        </w:numPr>
-        <w:rPr>
-          <w:lang w:val="en-US"/>
-        </w:rPr>
-      </w:pPr>
-      <w:r>
-        <w:rPr>
-          <w:lang w:val="en-US"/>
-        </w:rPr>
-        <w:t>Xác thối</w:t>
-      </w:r>
-    </w:p>
-    <w:p>
-      <w:pPr>
-        <w:rPr>
-          <w:lang w:val="en-US"/>
-        </w:rPr>
-      </w:pPr>
-    </w:p>
-    <w:p>
-      <w:pPr>
-        <w:rPr>
-          <w:lang w:val="en-US"/>
-        </w:rPr>
-      </w:pPr>
-      <w:r>
-        <w:rPr>
-          <w:lang w:val="en-US"/>
-        </w:rPr>
-        <w:t>Plant – Thực Vật:</w:t>
-      </w:r>
-    </w:p>
-    <w:p>
-      <w:pPr>
-        <w:pStyle w:val="ListParagraph"/>
-        <w:numPr>
-          <w:ilvl w:val="0"/>
-          <w:numId w:val="14"/>
-        </w:numPr>
-        <w:rPr>
-          <w:lang w:val="en-US"/>
-        </w:rPr>
-      </w:pPr>
-      <w:r>
-        <w:rPr>
-          <w:lang w:val="en-US"/>
-        </w:rPr>
-        <w:t>“Vine”?</w:t>
-      </w:r>
-    </w:p>
-    <w:p>
-      <w:pPr>
-        <w:pStyle w:val="ListParagraph"/>
-        <w:numPr>
-          <w:ilvl w:val="0"/>
-          <w:numId w:val="2"/>
-        </w:numPr>
-        <w:rPr>
-          <w:lang w:val="en-US"/>
-        </w:rPr>
-      </w:pPr>
-      <w:r>
-        <w:rPr>
-          <w:lang w:val="en-US"/>
-        </w:rPr>
-        <w:t>Cây leo</w:t>
-      </w:r>
-    </w:p>
-    <w:p>
-      <w:pPr>
-        <w:pStyle w:val="ListParagraph"/>
-        <w:numPr>
-          <w:ilvl w:val="0"/>
-          <w:numId w:val="14"/>
-        </w:numPr>
-        <w:rPr>
-          <w:lang w:val="en-US"/>
-        </w:rPr>
-      </w:pPr>
-      <w:r>
-        <w:rPr>
-          <w:lang w:val="en-US"/>
-        </w:rPr>
-        <w:t>“Oak”?</w:t>
-      </w:r>
-    </w:p>
-    <w:p>
-      <w:pPr>
-        <w:pStyle w:val="ListParagraph"/>
-        <w:numPr>
-          <w:ilvl w:val="0"/>
-          <w:numId w:val="2"/>
-        </w:numPr>
-        <w:rPr>
-          <w:lang w:val="en-US"/>
-        </w:rPr>
-      </w:pPr>
-      <w:r>
-        <w:rPr>
-          <w:lang w:val="en-US"/>
-        </w:rPr>
-        <w:t>Sồi</w:t>
-      </w:r>
-    </w:p>
-    <w:p>
-      <w:pPr>
-        <w:rPr>
-          <w:lang w:val="en-US"/>
-        </w:rPr>
-      </w:pPr>
-    </w:p>
-    <w:p>
-      <w:pPr>
-        <w:rPr>
-          <w:lang w:val="en-US"/>
-        </w:rPr>
-      </w:pPr>
-      <w:r>
-        <w:rPr>
-          <w:lang w:val="en-US"/>
-        </w:rPr>
-        <w:t>A</w:t>
-      </w:r>
-      <w:r>
-        <w:t>bbreviation</w:t>
-      </w:r>
-      <w:r>
-        <w:rPr>
-          <w:lang w:val="en-US"/>
-        </w:rPr>
-        <w:t xml:space="preserve"> – Từ Viết Tắt:</w:t>
-      </w:r>
-    </w:p>
-    <w:p>
-      <w:pPr>
-        <w:pStyle w:val="ListParagraph"/>
-        <w:numPr>
-          <w:ilvl w:val="0"/>
-          <w:numId w:val="3"/>
-        </w:numPr>
-        <w:rPr>
-          <w:lang w:val="en-US"/>
-        </w:rPr>
-      </w:pPr>
-      <w:r>
-        <w:rPr>
-          <w:lang w:val="en-US"/>
-        </w:rPr>
-        <w:t>“et al.”</w:t>
-      </w:r>
-      <w:r>
-        <w:rPr>
-          <w:lang w:val="en-US"/>
-        </w:rPr>
-        <w:t>?</w:t>
-      </w:r>
-    </w:p>
-    <w:p>
-      <w:pPr>
-        <w:pStyle w:val="ListParagraph"/>
-        <w:numPr>
-          <w:ilvl w:val="0"/>
-          <w:numId w:val="2"/>
-        </w:numPr>
-        <w:rPr>
-          <w:lang w:val="en-US"/>
-        </w:rPr>
-      </w:pPr>
-      <w:r>
-        <w:rPr>
-          <w:lang w:val="en-US"/>
-        </w:rPr>
-        <w:t>Và các đồng tác giả khác</w:t>
-      </w:r>
-    </w:p>
-    <w:p>
-      <w:pPr>
-        <w:rPr>
-          <w:lang w:val="en-US"/>
-        </w:rPr>
-      </w:pPr>
-    </w:p>
-    <w:p>
-      <w:pPr>
-        <w:rPr>
-          <w:lang w:val="en-US"/>
-        </w:rPr>
-      </w:pPr>
-      <w:r>
-        <w:rPr>
-          <w:lang w:val="en-US"/>
-        </w:rPr>
-        <w:t>Math – Toán:</w:t>
-      </w:r>
-    </w:p>
-    <w:p>
-      <w:pPr>
-        <w:pStyle w:val="ListParagraph"/>
-        <w:numPr>
-          <w:ilvl w:val="0"/>
-          <w:numId w:val="4"/>
-        </w:numPr>
-        <w:rPr>
-          <w:lang w:val="en-US"/>
-        </w:rPr>
-      </w:pPr>
-      <w:r>
-        <w:rPr>
-          <w:lang w:val="en-US"/>
-        </w:rPr>
-        <w:t>“Denominator”?</w:t>
-      </w:r>
-    </w:p>
-    <w:p>
-      <w:pPr>
-        <w:pStyle w:val="ListParagraph"/>
-        <w:numPr>
-          <w:ilvl w:val="0"/>
-          <w:numId w:val="2"/>
-        </w:numPr>
-        <w:rPr>
-          <w:lang w:val="en-US"/>
-        </w:rPr>
-      </w:pPr>
-      <w:r>
-        <w:rPr>
-          <w:lang w:val="en-US"/>
-        </w:rPr>
-        <w:t>Mẫu số</w:t>
-      </w:r>
-    </w:p>
-    <w:p>
-      <w:pPr>
-        <w:pStyle w:val="ListParagraph"/>
-        <w:numPr>
-          <w:ilvl w:val="0"/>
-          <w:numId w:val="4"/>
-        </w:numPr>
-        <w:rPr>
-          <w:lang w:val="en-US"/>
-        </w:rPr>
-      </w:pPr>
-      <w:r>
-        <w:rPr>
-          <w:lang w:val="en-US"/>
-        </w:rPr>
-        <w:t>“Numerator”?</w:t>
-      </w:r>
-    </w:p>
-    <w:p>
-      <w:pPr>
-        <w:pStyle w:val="ListParagraph"/>
-        <w:numPr>
-          <w:ilvl w:val="0"/>
-          <w:numId w:val="2"/>
-        </w:numPr>
-        <w:rPr>
-          <w:lang w:val="en-US"/>
-        </w:rPr>
-      </w:pPr>
-      <w:r>
-        <w:rPr>
-          <w:lang w:val="en-US"/>
-        </w:rPr>
-        <w:t>Tử số</w:t>
-      </w:r>
-    </w:p>
-    <w:p>
-      <w:pPr>
-        <w:pStyle w:val="ListParagraph"/>
-        <w:numPr>
-          <w:ilvl w:val="0"/>
-          <w:numId w:val="4"/>
-        </w:numPr>
-        <w:rPr>
-          <w:lang w:val="en-US"/>
-        </w:rPr>
-      </w:pPr>
-      <w:r>
-        <w:rPr>
-          <w:lang w:val="en-US"/>
-        </w:rPr>
-        <w:t>“Hypothetical Unit”?</w:t>
-      </w:r>
-    </w:p>
-    <w:p>
-      <w:pPr>
-        <w:pStyle w:val="ListParagraph"/>
-        <w:numPr>
-          <w:ilvl w:val="0"/>
-          <w:numId w:val="2"/>
-        </w:numPr>
-        <w:rPr>
-          <w:lang w:val="en-US"/>
-        </w:rPr>
-      </w:pPr>
-      <w:r>
-        <w:rPr>
-          <w:lang w:val="en-US"/>
-        </w:rPr>
-        <w:t>Đơn vị giả tưởng (của giá trị nào đó)</w:t>
-      </w:r>
-    </w:p>
-    <w:p>
-      <w:pPr>
-        <w:pStyle w:val="ListParagraph"/>
-        <w:numPr>
-          <w:ilvl w:val="0"/>
-          <w:numId w:val="4"/>
-        </w:numPr>
-        <w:rPr>
-          <w:lang w:val="en-US"/>
-        </w:rPr>
-      </w:pPr>
-      <w:r>
-        <w:rPr>
-          <w:lang w:val="en-US"/>
-        </w:rPr>
-        <w:t>Numerical Solution?</w:t>
-      </w:r>
-    </w:p>
-    <w:p>
-      <w:pPr>
-        <w:pStyle w:val="ListParagraph"/>
-        <w:numPr>
-          <w:ilvl w:val="0"/>
-          <w:numId w:val="2"/>
-        </w:numPr>
-        <w:rPr>
-          <w:lang w:val="en-US"/>
-        </w:rPr>
-      </w:pPr>
-      <w:r>
-        <w:rPr>
-          <w:lang w:val="en-US"/>
-        </w:rPr>
-        <w:t>Nghiệm ước lượng (= số cụ thể, không phải = Term)</w:t>
-      </w:r>
-    </w:p>
-    <w:p>
-      <w:pPr>
-        <w:pStyle w:val="ListParagraph"/>
-        <w:numPr>
-          <w:ilvl w:val="0"/>
-          <w:numId w:val="4"/>
-        </w:numPr>
-        <w:rPr>
-          <w:lang w:val="en-US"/>
-        </w:rPr>
-      </w:pPr>
-      <w:r>
-        <w:rPr>
-          <w:lang w:val="en-US"/>
-        </w:rPr>
-        <w:t>“Quotient”?</w:t>
-      </w:r>
-    </w:p>
-    <w:p>
-      <w:pPr>
-        <w:pStyle w:val="ListParagraph"/>
-        <w:numPr>
-          <w:ilvl w:val="0"/>
-          <w:numId w:val="2"/>
-        </w:numPr>
-        <w:rPr>
-          <w:lang w:val="en-US"/>
-        </w:rPr>
-      </w:pPr>
-      <w:r>
-        <w:rPr>
-          <w:lang w:val="en-US"/>
-        </w:rPr>
-        <w:t>Thương số (kết quả của phép chia)</w:t>
-      </w:r>
-    </w:p>
-    <w:p>
-      <w:pPr>
-        <w:pStyle w:val="ListParagraph"/>
-        <w:numPr>
-          <w:ilvl w:val="0"/>
-          <w:numId w:val="4"/>
-        </w:numPr>
-        <w:rPr>
-          <w:lang w:val="en-US"/>
-        </w:rPr>
-      </w:pPr>
-      <w:r>
-        <w:rPr>
-          <w:lang w:val="en-US"/>
-        </w:rPr>
-        <w:t>“Critical Point”?</w:t>
-      </w:r>
-    </w:p>
-    <w:p>
-      <w:pPr>
-        <w:pStyle w:val="ListParagraph"/>
-        <w:numPr>
-          <w:ilvl w:val="0"/>
-          <w:numId w:val="2"/>
-        </w:numPr>
-        <w:rPr>
-          <w:lang w:val="en-US"/>
-        </w:rPr>
-      </w:pPr>
-      <w:r>
-        <w:rPr>
-          <w:lang w:val="en-US"/>
-        </w:rPr>
-        <w:t>Điểm cực trị</w:t>
-      </w:r>
-    </w:p>
-    <w:p>
-      <w:pPr>
-        <w:pStyle w:val="ListParagraph"/>
-        <w:numPr>
-          <w:ilvl w:val="0"/>
-          <w:numId w:val="4"/>
-        </w:numPr>
-        <w:rPr>
-          <w:lang w:val="en-US"/>
-        </w:rPr>
-      </w:pPr>
-      <w:r>
-        <w:rPr>
-          <w:lang w:val="en-US"/>
-        </w:rPr>
-        <w:t>“Concave Up And Down”?</w:t>
-      </w:r>
-    </w:p>
-    <w:p>
-      <w:pPr>
-        <w:pStyle w:val="ListParagraph"/>
-        <w:numPr>
-          <w:ilvl w:val="0"/>
-          <w:numId w:val="2"/>
-        </w:numPr>
-        <w:rPr>
-          <w:lang w:val="en-US"/>
-        </w:rPr>
-      </w:pPr>
-      <w:r>
-        <w:rPr>
-          <w:lang w:val="en-US"/>
-        </w:rPr>
-        <w:t>Ngửa và úp (đồ thị)</w:t>
-      </w:r>
-    </w:p>
-    <w:p>
-      <w:pPr>
-        <w:pStyle w:val="ListParagraph"/>
-        <w:numPr>
-          <w:ilvl w:val="0"/>
-          <w:numId w:val="4"/>
-        </w:numPr>
-        <w:rPr>
-          <w:lang w:val="en-US"/>
-        </w:rPr>
-      </w:pPr>
-      <w:r>
-        <w:rPr>
-          <w:lang w:val="en-US"/>
-        </w:rPr>
-        <w:t>“Quadrant”?</w:t>
-      </w:r>
-    </w:p>
-    <w:p>
-      <w:pPr>
-        <w:pStyle w:val="ListParagraph"/>
-        <w:numPr>
-          <w:ilvl w:val="0"/>
-          <w:numId w:val="2"/>
-        </w:numPr>
-        <w:rPr>
-          <w:lang w:val="en-US"/>
-        </w:rPr>
-      </w:pPr>
-      <w:r>
-        <w:rPr>
-          <w:lang w:val="en-US"/>
-        </w:rPr>
-        <w:t>Góc phần tư</w:t>
-      </w:r>
-    </w:p>
-    <w:p>
-      <w:pPr>
-        <w:pStyle w:val="ListParagraph"/>
-        <w:numPr>
-          <w:ilvl w:val="0"/>
-          <w:numId w:val="4"/>
-        </w:numPr>
-        <w:rPr>
-          <w:lang w:val="en-US"/>
-        </w:rPr>
-      </w:pPr>
-      <w:r>
-        <w:rPr>
-          <w:lang w:val="en-US"/>
-        </w:rPr>
-        <w:t>“Octant”?</w:t>
-      </w:r>
-    </w:p>
-    <w:p>
-      <w:pPr>
-        <w:pStyle w:val="ListParagraph"/>
-        <w:numPr>
-          <w:ilvl w:val="0"/>
-          <w:numId w:val="2"/>
-        </w:numPr>
-        <w:rPr>
-          <w:lang w:val="en-US"/>
-        </w:rPr>
-      </w:pPr>
-      <w:r>
-        <w:rPr>
-          <w:lang w:val="en-US"/>
-        </w:rPr>
-        <w:t>Góc phần tám</w:t>
-      </w:r>
-    </w:p>
-    <w:p>
-      <w:pPr>
-        <w:pStyle w:val="ListParagraph"/>
-        <w:numPr>
-          <w:ilvl w:val="0"/>
-          <w:numId w:val="4"/>
-        </w:numPr>
-        <w:rPr>
-          <w:lang w:val="en-US"/>
-        </w:rPr>
-      </w:pPr>
-      <w:r>
-        <w:rPr>
-          <w:lang w:val="en-US"/>
-        </w:rPr>
-        <w:t>“Objective Function”?</w:t>
-      </w:r>
-    </w:p>
-    <w:p>
-      <w:pPr>
-        <w:pStyle w:val="ListParagraph"/>
-        <w:numPr>
-          <w:ilvl w:val="0"/>
-          <w:numId w:val="2"/>
-        </w:numPr>
-        <w:rPr>
-          <w:lang w:val="en-US"/>
-        </w:rPr>
-      </w:pPr>
-      <w:r>
-        <w:rPr>
-          <w:lang w:val="en-US"/>
-        </w:rPr>
-        <w:t>Hàm mục tiêu (hàm mà bạn muốn tối ưu hóa)</w:t>
-      </w:r>
     </w:p>
     <w:sectPr>
       <w:pgSz w:w="11906" w:h="16838"/>
@@ -2834,6 +2992,95 @@
     </w:lvl>
   </w:abstractNum>
   <w:abstractNum w:abstractNumId="5">
+    <w:nsid w:val="4645092C"/>
+    <w:multiLevelType w:val="hybridMultilevel"/>
+    <w:tmpl w:val="2EAE2C52"/>
+    <w:lvl w:ilvl="0" w:tplc="6986B6B8">
+      <w:start w:val="1"/>
+      <w:numFmt w:val="decimal"/>
+      <w:lvlText w:val="%1."/>
+      <w:lvlJc w:val="left"/>
+      <w:pPr>
+        <w:ind w:left="1080" w:hanging="360"/>
+      </w:pPr>
+      <w:rPr>
+        <w:rFonts w:hint="default"/>
+      </w:rPr>
+    </w:lvl>
+    <w:lvl w:ilvl="1" w:tplc="042A0019" w:tentative="1">
+      <w:start w:val="1"/>
+      <w:numFmt w:val="lowerLetter"/>
+      <w:lvlText w:val="%2."/>
+      <w:lvlJc w:val="left"/>
+      <w:pPr>
+        <w:ind w:left="1800" w:hanging="360"/>
+      </w:pPr>
+    </w:lvl>
+    <w:lvl w:ilvl="2" w:tplc="042A001B" w:tentative="1">
+      <w:start w:val="1"/>
+      <w:numFmt w:val="lowerRoman"/>
+      <w:lvlText w:val="%3."/>
+      <w:lvlJc w:val="right"/>
+      <w:pPr>
+        <w:ind w:left="2520" w:hanging="180"/>
+      </w:pPr>
+    </w:lvl>
+    <w:lvl w:ilvl="3" w:tplc="042A000F" w:tentative="1">
+      <w:start w:val="1"/>
+      <w:numFmt w:val="decimal"/>
+      <w:lvlText w:val="%4."/>
+      <w:lvlJc w:val="left"/>
+      <w:pPr>
+        <w:ind w:left="3240" w:hanging="360"/>
+      </w:pPr>
+    </w:lvl>
+    <w:lvl w:ilvl="4" w:tplc="042A0019" w:tentative="1">
+      <w:start w:val="1"/>
+      <w:numFmt w:val="lowerLetter"/>
+      <w:lvlText w:val="%5."/>
+      <w:lvlJc w:val="left"/>
+      <w:pPr>
+        <w:ind w:left="3960" w:hanging="360"/>
+      </w:pPr>
+    </w:lvl>
+    <w:lvl w:ilvl="5" w:tplc="042A001B" w:tentative="1">
+      <w:start w:val="1"/>
+      <w:numFmt w:val="lowerRoman"/>
+      <w:lvlText w:val="%6."/>
+      <w:lvlJc w:val="right"/>
+      <w:pPr>
+        <w:ind w:left="4680" w:hanging="180"/>
+      </w:pPr>
+    </w:lvl>
+    <w:lvl w:ilvl="6" w:tplc="042A000F" w:tentative="1">
+      <w:start w:val="1"/>
+      <w:numFmt w:val="decimal"/>
+      <w:lvlText w:val="%7."/>
+      <w:lvlJc w:val="left"/>
+      <w:pPr>
+        <w:ind w:left="5400" w:hanging="360"/>
+      </w:pPr>
+    </w:lvl>
+    <w:lvl w:ilvl="7" w:tplc="042A0019" w:tentative="1">
+      <w:start w:val="1"/>
+      <w:numFmt w:val="lowerLetter"/>
+      <w:lvlText w:val="%8."/>
+      <w:lvlJc w:val="left"/>
+      <w:pPr>
+        <w:ind w:left="6120" w:hanging="360"/>
+      </w:pPr>
+    </w:lvl>
+    <w:lvl w:ilvl="8" w:tplc="042A001B" w:tentative="1">
+      <w:start w:val="1"/>
+      <w:numFmt w:val="lowerRoman"/>
+      <w:lvlText w:val="%9."/>
+      <w:lvlJc w:val="right"/>
+      <w:pPr>
+        <w:ind w:left="6840" w:hanging="180"/>
+      </w:pPr>
+    </w:lvl>
+  </w:abstractNum>
+  <w:abstractNum w:abstractNumId="6">
     <w:nsid w:val="50AD5632"/>
     <w:multiLevelType w:val="hybridMultilevel"/>
     <w:tmpl w:val="51DCF262"/>
@@ -2922,7 +3169,7 @@
       </w:pPr>
     </w:lvl>
   </w:abstractNum>
-  <w:abstractNum w:abstractNumId="6">
+  <w:abstractNum w:abstractNumId="7">
     <w:nsid w:val="52996CBC"/>
     <w:multiLevelType w:val="hybridMultilevel"/>
     <w:tmpl w:val="670A86DA"/>
@@ -3011,7 +3258,7 @@
       </w:pPr>
     </w:lvl>
   </w:abstractNum>
-  <w:abstractNum w:abstractNumId="7">
+  <w:abstractNum w:abstractNumId="8">
     <w:nsid w:val="56582533"/>
     <w:multiLevelType w:val="hybridMultilevel"/>
     <w:tmpl w:val="D2DE19F2"/>
@@ -3124,7 +3371,7 @@
       </w:rPr>
     </w:lvl>
   </w:abstractNum>
-  <w:abstractNum w:abstractNumId="8">
+  <w:abstractNum w:abstractNumId="9">
     <w:nsid w:val="575D4638"/>
     <w:multiLevelType w:val="hybridMultilevel"/>
     <w:tmpl w:val="0A804172"/>
@@ -3213,7 +3460,7 @@
       </w:pPr>
     </w:lvl>
   </w:abstractNum>
-  <w:abstractNum w:abstractNumId="9">
+  <w:abstractNum w:abstractNumId="10">
     <w:nsid w:val="5A7D3A48"/>
     <w:multiLevelType w:val="hybridMultilevel"/>
     <w:tmpl w:val="37A291C4"/>
@@ -3302,7 +3549,7 @@
       </w:pPr>
     </w:lvl>
   </w:abstractNum>
-  <w:abstractNum w:abstractNumId="10">
+  <w:abstractNum w:abstractNumId="11">
     <w:nsid w:val="62AF2E9F"/>
     <w:multiLevelType w:val="hybridMultilevel"/>
     <w:tmpl w:val="12242B98"/>
@@ -3391,7 +3638,7 @@
       </w:pPr>
     </w:lvl>
   </w:abstractNum>
-  <w:abstractNum w:abstractNumId="11">
+  <w:abstractNum w:abstractNumId="12">
     <w:nsid w:val="68695F0C"/>
     <w:multiLevelType w:val="hybridMultilevel"/>
     <w:tmpl w:val="E0944F3C"/>
@@ -3480,7 +3727,7 @@
       </w:pPr>
     </w:lvl>
   </w:abstractNum>
-  <w:abstractNum w:abstractNumId="12">
+  <w:abstractNum w:abstractNumId="13">
     <w:nsid w:val="74FD50E2"/>
     <w:multiLevelType w:val="hybridMultilevel"/>
     <w:tmpl w:val="2F86794C"/>
@@ -3569,7 +3816,7 @@
       </w:pPr>
     </w:lvl>
   </w:abstractNum>
-  <w:abstractNum w:abstractNumId="13">
+  <w:abstractNum w:abstractNumId="14">
     <w:nsid w:val="796C6536"/>
     <w:multiLevelType w:val="hybridMultilevel"/>
     <w:tmpl w:val="B7BAE2D8"/>
@@ -3658,7 +3905,7 @@
       </w:pPr>
     </w:lvl>
   </w:abstractNum>
-  <w:abstractNum w:abstractNumId="14">
+  <w:abstractNum w:abstractNumId="15">
     <w:nsid w:val="7EA00B10"/>
     <w:multiLevelType w:val="hybridMultilevel"/>
     <w:tmpl w:val="EACE9F7A"/>
@@ -3748,22 +3995,22 @@
     </w:lvl>
   </w:abstractNum>
   <w:num w:numId="1">
-    <w:abstractNumId w:val="6"/>
+    <w:abstractNumId w:val="7"/>
   </w:num>
   <w:num w:numId="2">
-    <w:abstractNumId w:val="7"/>
+    <w:abstractNumId w:val="8"/>
   </w:num>
   <w:num w:numId="3">
-    <w:abstractNumId w:val="14"/>
+    <w:abstractNumId w:val="15"/>
   </w:num>
   <w:num w:numId="4">
+    <w:abstractNumId w:val="12"/>
+  </w:num>
+  <w:num w:numId="5">
     <w:abstractNumId w:val="11"/>
   </w:num>
-  <w:num w:numId="5">
-    <w:abstractNumId w:val="10"/>
-  </w:num>
   <w:num w:numId="6">
-    <w:abstractNumId w:val="8"/>
+    <w:abstractNumId w:val="9"/>
   </w:num>
   <w:num w:numId="7">
     <w:abstractNumId w:val="3"/>
@@ -3772,13 +4019,13 @@
     <w:abstractNumId w:val="4"/>
   </w:num>
   <w:num w:numId="9">
-    <w:abstractNumId w:val="12"/>
+    <w:abstractNumId w:val="13"/>
   </w:num>
   <w:num w:numId="10">
     <w:abstractNumId w:val="1"/>
   </w:num>
   <w:num w:numId="11">
-    <w:abstractNumId w:val="9"/>
+    <w:abstractNumId w:val="10"/>
   </w:num>
   <w:num w:numId="12">
     <w:abstractNumId w:val="0"/>
@@ -3787,9 +4034,12 @@
     <w:abstractNumId w:val="2"/>
   </w:num>
   <w:num w:numId="14">
-    <w:abstractNumId w:val="13"/>
+    <w:abstractNumId w:val="14"/>
   </w:num>
   <w:num w:numId="15">
+    <w:abstractNumId w:val="6"/>
+  </w:num>
+  <w:num w:numId="16">
     <w:abstractNumId w:val="5"/>
   </w:num>
 </w:numbering>

--- a/english.docx
+++ b/english.docx
@@ -2457,82 +2457,94 @@
         </w:rPr>
         <w:t>“Pointwise Operation”?</w:t>
       </w:r>
-    </w:p>
-    <w:p>
-      <w:pPr>
-        <w:pStyle w:val="ListParagraph"/>
-        <w:numPr>
-          <w:ilvl w:val="0"/>
-          <w:numId w:val="2"/>
-        </w:numPr>
-        <w:rPr>
-          <w:lang w:val="en-US"/>
-        </w:rPr>
-      </w:pPr>
-      <w:r>
-        <w:rPr>
-          <w:lang w:val="en-US"/>
-        </w:rPr>
-        <w:t>Toán tử từng điểm (ví dụ [1, 2, 3] * [4, 5, 6] = [4, 10, 18])</w:t>
-      </w:r>
-    </w:p>
-    <w:p>
-      <w:pPr>
-        <w:rPr>
-          <w:lang w:val="en-US"/>
-        </w:rPr>
-      </w:pPr>
-    </w:p>
-    <w:p>
-      <w:pPr>
-        <w:rPr>
-          <w:lang w:val="en-US"/>
-        </w:rPr>
-      </w:pPr>
-      <w:r>
-        <w:rPr>
-          <w:lang w:val="en-US"/>
-        </w:rPr>
-        <w:t>Web:</w:t>
-      </w:r>
-    </w:p>
-    <w:p>
-      <w:pPr>
-        <w:pStyle w:val="ListParagraph"/>
-        <w:numPr>
-          <w:ilvl w:val="0"/>
-          <w:numId w:val="16"/>
-        </w:numPr>
-        <w:rPr>
-          <w:lang w:val="en-US"/>
-        </w:rPr>
-      </w:pPr>
-      <w:r>
-        <w:rPr>
-          <w:lang w:val="en-US"/>
-        </w:rPr>
-        <w:t>“Incognito Mode”?</w:t>
-      </w:r>
-    </w:p>
-    <w:p>
-      <w:pPr>
-        <w:pStyle w:val="ListParagraph"/>
-        <w:numPr>
-          <w:ilvl w:val="0"/>
-          <w:numId w:val="2"/>
-        </w:numPr>
-        <w:rPr>
-          <w:lang w:val="en-US"/>
-        </w:rPr>
-      </w:pPr>
-      <w:r>
-        <w:rPr>
-          <w:lang w:val="en-US"/>
-        </w:rPr>
-        <w:t>Chế độ ẩn danh</w:t>
-      </w:r>
       <w:bookmarkStart w:id="0" w:name="_GoBack"/>
       <w:bookmarkEnd w:id="0"/>
+    </w:p>
+    <w:p>
+      <w:pPr>
+        <w:pStyle w:val="ListParagraph"/>
+        <w:numPr>
+          <w:ilvl w:val="0"/>
+          <w:numId w:val="2"/>
+        </w:numPr>
+        <w:rPr>
+          <w:lang w:val="en-US"/>
+        </w:rPr>
+      </w:pPr>
+      <w:r>
+        <w:rPr>
+          <w:lang w:val="en-US"/>
+        </w:rPr>
+        <w:t>Toán tử từng điểm (ví dụ</w:t>
+      </w:r>
+      <w:r>
+        <w:rPr>
+          <w:lang w:val="en-US"/>
+        </w:rPr>
+        <w:t xml:space="preserve"> tích Hadamard</w:t>
+      </w:r>
+      <w:r>
+        <w:rPr>
+          <w:lang w:val="en-US"/>
+        </w:rPr>
+        <w:t>)</w:t>
+      </w:r>
+    </w:p>
+    <w:p>
+      <w:pPr>
+        <w:rPr>
+          <w:lang w:val="en-US"/>
+        </w:rPr>
+      </w:pPr>
+    </w:p>
+    <w:p>
+      <w:pPr>
+        <w:rPr>
+          <w:lang w:val="en-US"/>
+        </w:rPr>
+      </w:pPr>
+      <w:r>
+        <w:rPr>
+          <w:lang w:val="en-US"/>
+        </w:rPr>
+        <w:t>Web:</w:t>
+      </w:r>
+    </w:p>
+    <w:p>
+      <w:pPr>
+        <w:pStyle w:val="ListParagraph"/>
+        <w:numPr>
+          <w:ilvl w:val="0"/>
+          <w:numId w:val="16"/>
+        </w:numPr>
+        <w:rPr>
+          <w:lang w:val="en-US"/>
+        </w:rPr>
+      </w:pPr>
+      <w:r>
+        <w:rPr>
+          <w:lang w:val="en-US"/>
+        </w:rPr>
+        <w:t>“Incognito Mode”?</w:t>
+      </w:r>
+    </w:p>
+    <w:p>
+      <w:pPr>
+        <w:pStyle w:val="ListParagraph"/>
+        <w:numPr>
+          <w:ilvl w:val="0"/>
+          <w:numId w:val="2"/>
+        </w:numPr>
+        <w:rPr>
+          <w:lang w:val="en-US"/>
+        </w:rPr>
+      </w:pPr>
+      <w:r>
+        <w:rPr>
+          <w:lang w:val="en-US"/>
+        </w:rPr>
+        <w:t>Chế độ ẩn danh</w:t>
+      </w:r>
     </w:p>
     <w:sectPr>
       <w:pgSz w:w="11906" w:h="16838"/>

--- a/english.docx
+++ b/english.docx
@@ -912,6 +912,42 @@
     </w:p>
     <w:p>
       <w:pPr>
+        <w:pStyle w:val="ListParagraph"/>
+        <w:numPr>
+          <w:ilvl w:val="0"/>
+          <w:numId w:val="7"/>
+        </w:numPr>
+        <w:rPr>
+          <w:lang w:val="en-US"/>
+        </w:rPr>
+      </w:pPr>
+      <w:r>
+        <w:rPr>
+          <w:lang w:val="en-US"/>
+        </w:rPr>
+        <w:t>“Valid”?</w:t>
+      </w:r>
+    </w:p>
+    <w:p>
+      <w:pPr>
+        <w:pStyle w:val="ListParagraph"/>
+        <w:numPr>
+          <w:ilvl w:val="0"/>
+          <w:numId w:val="2"/>
+        </w:numPr>
+        <w:rPr>
+          <w:lang w:val="en-US"/>
+        </w:rPr>
+      </w:pPr>
+      <w:r>
+        <w:rPr>
+          <w:lang w:val="en-US"/>
+        </w:rPr>
+        <w:t>Hợp lệ</w:t>
+      </w:r>
+    </w:p>
+    <w:p>
+      <w:pPr>
         <w:rPr>
           <w:lang w:val="en-US"/>
         </w:rPr>
@@ -1399,6 +1435,7 @@
         <w:rPr>
           <w:lang w:val="en-US"/>
         </w:rPr>
+        <w:lastRenderedPageBreak/>
         <w:t>“Fortune”?</w:t>
       </w:r>
     </w:p>
@@ -1969,6 +2006,7 @@
         <w:rPr>
           <w:lang w:val="en-US"/>
         </w:rPr>
+        <w:lastRenderedPageBreak/>
         <w:t>A</w:t>
       </w:r>
       <w:r>
@@ -1996,7 +2034,6 @@
         <w:rPr>
           <w:lang w:val="en-US"/>
         </w:rPr>
-        <w:lastRenderedPageBreak/>
         <w:t>“et al.”</w:t>
       </w:r>
       <w:r>
@@ -2456,39 +2493,75 @@
           <w:lang w:val="en-US"/>
         </w:rPr>
         <w:t>“Pointwise Operation”?</w:t>
+      </w:r>
+    </w:p>
+    <w:p>
+      <w:pPr>
+        <w:pStyle w:val="ListParagraph"/>
+        <w:numPr>
+          <w:ilvl w:val="0"/>
+          <w:numId w:val="2"/>
+        </w:numPr>
+        <w:rPr>
+          <w:lang w:val="en-US"/>
+        </w:rPr>
+      </w:pPr>
+      <w:r>
+        <w:rPr>
+          <w:lang w:val="en-US"/>
+        </w:rPr>
+        <w:t>Toán tử từng điểm (ví dụ</w:t>
+      </w:r>
+      <w:r>
+        <w:rPr>
+          <w:lang w:val="en-US"/>
+        </w:rPr>
+        <w:t xml:space="preserve"> tích Hadamard</w:t>
+      </w:r>
+      <w:r>
+        <w:rPr>
+          <w:lang w:val="en-US"/>
+        </w:rPr>
+        <w:t>)</w:t>
+      </w:r>
+    </w:p>
+    <w:p>
+      <w:pPr>
+        <w:pStyle w:val="ListParagraph"/>
+        <w:numPr>
+          <w:ilvl w:val="0"/>
+          <w:numId w:val="4"/>
+        </w:numPr>
+        <w:rPr>
+          <w:lang w:val="en-US"/>
+        </w:rPr>
+      </w:pPr>
+      <w:r>
+        <w:rPr>
+          <w:lang w:val="en-US"/>
+        </w:rPr>
+        <w:t>“Rectangular”?</w:t>
+      </w:r>
+    </w:p>
+    <w:p>
+      <w:pPr>
+        <w:pStyle w:val="ListParagraph"/>
+        <w:numPr>
+          <w:ilvl w:val="0"/>
+          <w:numId w:val="2"/>
+        </w:numPr>
+        <w:rPr>
+          <w:lang w:val="en-US"/>
+        </w:rPr>
+      </w:pPr>
+      <w:r>
+        <w:rPr>
+          <w:lang w:val="en-US"/>
+        </w:rPr>
+        <w:t>Hình hộp chữ nhật</w:t>
       </w:r>
       <w:bookmarkStart w:id="0" w:name="_GoBack"/>
       <w:bookmarkEnd w:id="0"/>
-    </w:p>
-    <w:p>
-      <w:pPr>
-        <w:pStyle w:val="ListParagraph"/>
-        <w:numPr>
-          <w:ilvl w:val="0"/>
-          <w:numId w:val="2"/>
-        </w:numPr>
-        <w:rPr>
-          <w:lang w:val="en-US"/>
-        </w:rPr>
-      </w:pPr>
-      <w:r>
-        <w:rPr>
-          <w:lang w:val="en-US"/>
-        </w:rPr>
-        <w:t>Toán tử từng điểm (ví dụ</w:t>
-      </w:r>
-      <w:r>
-        <w:rPr>
-          <w:lang w:val="en-US"/>
-        </w:rPr>
-        <w:t xml:space="preserve"> tích Hadamard</w:t>
-      </w:r>
-      <w:r>
-        <w:rPr>
-          <w:lang w:val="en-US"/>
-        </w:rPr>
-        <w:t>)</w:t>
-      </w:r>
     </w:p>
     <w:p>
       <w:pPr>

--- a/english.docx
+++ b/english.docx
@@ -948,1620 +948,1656 @@
     </w:p>
     <w:p>
       <w:pPr>
-        <w:rPr>
-          <w:lang w:val="en-US"/>
-        </w:rPr>
-      </w:pPr>
-    </w:p>
-    <w:p>
-      <w:pPr>
-        <w:rPr>
-          <w:lang w:val="en-US"/>
-        </w:rPr>
-      </w:pPr>
-      <w:r>
-        <w:rPr>
-          <w:lang w:val="en-US"/>
-        </w:rPr>
-        <w:t>Status</w:t>
-      </w:r>
-      <w:r>
-        <w:rPr>
-          <w:lang w:val="en-US"/>
-        </w:rPr>
-        <w:t xml:space="preserve"> –</w:t>
-      </w:r>
-      <w:r>
-        <w:rPr>
-          <w:lang w:val="en-US"/>
-        </w:rPr>
-        <w:t xml:space="preserve"> Thái Độ</w:t>
-      </w:r>
-      <w:r>
-        <w:rPr>
-          <w:lang w:val="en-US"/>
-        </w:rPr>
-        <w:t>:</w:t>
-      </w:r>
-    </w:p>
-    <w:p>
-      <w:pPr>
-        <w:pStyle w:val="ListParagraph"/>
-        <w:numPr>
-          <w:ilvl w:val="0"/>
-          <w:numId w:val="8"/>
-        </w:numPr>
-        <w:rPr>
-          <w:lang w:val="en-US"/>
-        </w:rPr>
-      </w:pPr>
-      <w:r>
-        <w:rPr>
-          <w:lang w:val="en-US"/>
-        </w:rPr>
-        <w:t>“Implore”?</w:t>
-      </w:r>
-    </w:p>
-    <w:p>
-      <w:pPr>
-        <w:pStyle w:val="ListParagraph"/>
-        <w:numPr>
-          <w:ilvl w:val="0"/>
-          <w:numId w:val="2"/>
-        </w:numPr>
-        <w:rPr>
-          <w:lang w:val="en-US"/>
-        </w:rPr>
-      </w:pPr>
-      <w:r>
-        <w:rPr>
-          <w:lang w:val="en-US"/>
-        </w:rPr>
-        <w:t>Van xin (ai đó một cách chân thành)</w:t>
-      </w:r>
-    </w:p>
-    <w:p>
-      <w:pPr>
-        <w:pStyle w:val="ListParagraph"/>
-        <w:numPr>
-          <w:ilvl w:val="0"/>
-          <w:numId w:val="8"/>
-        </w:numPr>
-        <w:rPr>
-          <w:lang w:val="en-US"/>
-        </w:rPr>
-      </w:pPr>
-      <w:r>
-        <w:rPr>
-          <w:lang w:val="en-US"/>
-        </w:rPr>
-        <w:t>“Sincere”?</w:t>
-      </w:r>
-    </w:p>
-    <w:p>
-      <w:pPr>
-        <w:pStyle w:val="ListParagraph"/>
-        <w:numPr>
-          <w:ilvl w:val="0"/>
-          <w:numId w:val="2"/>
-        </w:numPr>
-        <w:rPr>
-          <w:lang w:val="en-US"/>
-        </w:rPr>
-      </w:pPr>
-      <w:r>
-        <w:rPr>
-          <w:lang w:val="en-US"/>
-        </w:rPr>
-        <w:t>Chân thành (không lừa lọc)</w:t>
-      </w:r>
-    </w:p>
-    <w:p>
-      <w:pPr>
-        <w:pStyle w:val="ListParagraph"/>
-        <w:numPr>
-          <w:ilvl w:val="0"/>
-          <w:numId w:val="8"/>
-        </w:numPr>
-        <w:rPr>
-          <w:lang w:val="en-US"/>
-        </w:rPr>
-      </w:pPr>
-      <w:r>
-        <w:rPr>
-          <w:lang w:val="en-US"/>
-        </w:rPr>
-        <w:t>“Allegiance”?</w:t>
-      </w:r>
-    </w:p>
-    <w:p>
-      <w:pPr>
-        <w:pStyle w:val="ListParagraph"/>
-        <w:numPr>
-          <w:ilvl w:val="0"/>
-          <w:numId w:val="2"/>
-        </w:numPr>
-        <w:rPr>
-          <w:lang w:val="en-US"/>
-        </w:rPr>
-      </w:pPr>
-      <w:r>
-        <w:rPr>
-          <w:lang w:val="en-US"/>
-        </w:rPr>
-        <w:t>Lòng trung thành (với cấp trên)</w:t>
-      </w:r>
-    </w:p>
-    <w:p>
-      <w:pPr>
-        <w:rPr>
-          <w:lang w:val="en-US"/>
-        </w:rPr>
-      </w:pPr>
-    </w:p>
-    <w:p>
-      <w:pPr>
-        <w:rPr>
-          <w:lang w:val="en-US"/>
-        </w:rPr>
-      </w:pPr>
-      <w:r>
-        <w:rPr>
-          <w:lang w:val="en-US"/>
-        </w:rPr>
-        <w:t>Action – Hành Động:</w:t>
-      </w:r>
-    </w:p>
-    <w:p>
-      <w:pPr>
-        <w:pStyle w:val="ListParagraph"/>
-        <w:numPr>
-          <w:ilvl w:val="0"/>
-          <w:numId w:val="11"/>
-        </w:numPr>
-        <w:rPr>
-          <w:lang w:val="en-US"/>
-        </w:rPr>
-      </w:pPr>
-      <w:r>
-        <w:rPr>
-          <w:lang w:val="en-US"/>
-        </w:rPr>
-        <w:t>“Inflict”?</w:t>
-      </w:r>
-    </w:p>
-    <w:p>
-      <w:pPr>
-        <w:pStyle w:val="ListParagraph"/>
-        <w:numPr>
-          <w:ilvl w:val="0"/>
-          <w:numId w:val="2"/>
-        </w:numPr>
-        <w:rPr>
-          <w:lang w:val="en-US"/>
-        </w:rPr>
-      </w:pPr>
-      <w:r>
-        <w:rPr>
-          <w:lang w:val="en-US"/>
-        </w:rPr>
-        <w:t>Gây ra (thiệt hại)</w:t>
-      </w:r>
-    </w:p>
-    <w:p>
-      <w:pPr>
-        <w:pStyle w:val="ListParagraph"/>
-        <w:numPr>
-          <w:ilvl w:val="0"/>
-          <w:numId w:val="11"/>
-        </w:numPr>
-        <w:rPr>
-          <w:lang w:val="en-US"/>
-        </w:rPr>
-      </w:pPr>
-      <w:r>
-        <w:rPr>
-          <w:lang w:val="en-US"/>
-        </w:rPr>
-        <w:t>“Rejuvenate”?</w:t>
-      </w:r>
-    </w:p>
-    <w:p>
-      <w:pPr>
-        <w:pStyle w:val="ListParagraph"/>
-        <w:numPr>
-          <w:ilvl w:val="0"/>
-          <w:numId w:val="2"/>
-        </w:numPr>
-        <w:rPr>
-          <w:lang w:val="en-US"/>
-        </w:rPr>
-      </w:pPr>
-      <w:r>
-        <w:rPr>
-          <w:lang w:val="en-US"/>
-        </w:rPr>
-        <w:t>Làm trẻ lại (1 cái gì đó)</w:t>
-      </w:r>
-    </w:p>
-    <w:p>
-      <w:pPr>
-        <w:pStyle w:val="ListParagraph"/>
-        <w:numPr>
-          <w:ilvl w:val="0"/>
-          <w:numId w:val="11"/>
-        </w:numPr>
-        <w:rPr>
-          <w:lang w:val="en-US"/>
-        </w:rPr>
-      </w:pPr>
-      <w:r>
-        <w:rPr>
-          <w:lang w:val="en-US"/>
-        </w:rPr>
-        <w:t>“Deed”?</w:t>
-      </w:r>
-    </w:p>
-    <w:p>
-      <w:pPr>
-        <w:pStyle w:val="ListParagraph"/>
-        <w:numPr>
-          <w:ilvl w:val="0"/>
-          <w:numId w:val="2"/>
-        </w:numPr>
-        <w:rPr>
-          <w:lang w:val="en-US"/>
-        </w:rPr>
-      </w:pPr>
-      <w:r>
-        <w:rPr>
-          <w:lang w:val="en-US"/>
-        </w:rPr>
-        <w:t>Hành động (tốt xấu)</w:t>
-      </w:r>
-    </w:p>
-    <w:p>
-      <w:pPr>
-        <w:pStyle w:val="ListParagraph"/>
-        <w:numPr>
-          <w:ilvl w:val="0"/>
-          <w:numId w:val="11"/>
-        </w:numPr>
-        <w:rPr>
-          <w:lang w:val="en-US"/>
-        </w:rPr>
-      </w:pPr>
-      <w:r>
-        <w:rPr>
-          <w:lang w:val="en-US"/>
-        </w:rPr>
-        <w:t>“Hypnotize”?</w:t>
-      </w:r>
-    </w:p>
-    <w:p>
-      <w:pPr>
-        <w:pStyle w:val="ListParagraph"/>
-        <w:numPr>
-          <w:ilvl w:val="0"/>
-          <w:numId w:val="2"/>
-        </w:numPr>
-        <w:rPr>
-          <w:lang w:val="en-US"/>
-        </w:rPr>
-      </w:pPr>
-      <w:r>
-        <w:rPr>
-          <w:lang w:val="en-US"/>
-        </w:rPr>
-        <w:t>Thôi miên (ai đó)</w:t>
-      </w:r>
-    </w:p>
-    <w:p>
-      <w:pPr>
-        <w:pStyle w:val="ListParagraph"/>
-        <w:numPr>
-          <w:ilvl w:val="0"/>
-          <w:numId w:val="11"/>
-        </w:numPr>
-        <w:rPr>
-          <w:lang w:val="en-US"/>
-        </w:rPr>
-      </w:pPr>
-      <w:r>
-        <w:rPr>
-          <w:lang w:val="en-US"/>
-        </w:rPr>
-        <w:t>“Retain”?</w:t>
-      </w:r>
-    </w:p>
-    <w:p>
-      <w:pPr>
-        <w:pStyle w:val="ListParagraph"/>
-        <w:numPr>
-          <w:ilvl w:val="0"/>
-          <w:numId w:val="2"/>
-        </w:numPr>
-        <w:rPr>
-          <w:lang w:val="en-US"/>
-        </w:rPr>
-      </w:pPr>
-      <w:r>
-        <w:rPr>
-          <w:lang w:val="en-US"/>
-        </w:rPr>
-        <w:t>Níu giữ (1 cái gì đó để nó không mất đi)</w:t>
-      </w:r>
-    </w:p>
-    <w:p>
-      <w:pPr>
-        <w:rPr>
-          <w:lang w:val="en-US"/>
-        </w:rPr>
-      </w:pPr>
-    </w:p>
-    <w:p>
-      <w:pPr>
-        <w:rPr>
-          <w:lang w:val="en-US"/>
-        </w:rPr>
-      </w:pPr>
-      <w:r>
-        <w:rPr>
-          <w:lang w:val="en-US"/>
-        </w:rPr>
-        <w:t>Human – Con Người:</w:t>
-      </w:r>
-    </w:p>
-    <w:p>
-      <w:pPr>
-        <w:pStyle w:val="ListParagraph"/>
-        <w:numPr>
-          <w:ilvl w:val="0"/>
-          <w:numId w:val="9"/>
-        </w:numPr>
-        <w:rPr>
-          <w:lang w:val="en-US"/>
-        </w:rPr>
-      </w:pPr>
-      <w:r>
-        <w:rPr>
-          <w:lang w:val="en-US"/>
-        </w:rPr>
-        <w:t>“Mental”?</w:t>
-      </w:r>
-    </w:p>
-    <w:p>
-      <w:pPr>
-        <w:pStyle w:val="ListParagraph"/>
-        <w:numPr>
-          <w:ilvl w:val="0"/>
-          <w:numId w:val="2"/>
-        </w:numPr>
-        <w:rPr>
-          <w:lang w:val="en-US"/>
-        </w:rPr>
-      </w:pPr>
-      <w:r>
-        <w:rPr>
-          <w:lang w:val="en-US"/>
-        </w:rPr>
-        <w:t>Tinh thần</w:t>
-      </w:r>
-    </w:p>
-    <w:p>
-      <w:pPr>
-        <w:pStyle w:val="ListParagraph"/>
-        <w:numPr>
-          <w:ilvl w:val="0"/>
-          <w:numId w:val="9"/>
-        </w:numPr>
-        <w:rPr>
-          <w:lang w:val="en-US"/>
-        </w:rPr>
-      </w:pPr>
-      <w:r>
-        <w:rPr>
-          <w:lang w:val="en-US"/>
-        </w:rPr>
-        <w:t>“Divine”?</w:t>
-      </w:r>
-    </w:p>
-    <w:p>
-      <w:pPr>
-        <w:pStyle w:val="ListParagraph"/>
-        <w:numPr>
-          <w:ilvl w:val="0"/>
-          <w:numId w:val="2"/>
-        </w:numPr>
-        <w:rPr>
-          <w:lang w:val="en-US"/>
-        </w:rPr>
-      </w:pPr>
-      <w:r>
-        <w:rPr>
-          <w:lang w:val="en-US"/>
-        </w:rPr>
-        <w:t>Thần thánh</w:t>
-      </w:r>
-    </w:p>
-    <w:p>
-      <w:pPr>
-        <w:pStyle w:val="ListParagraph"/>
-        <w:numPr>
-          <w:ilvl w:val="0"/>
-          <w:numId w:val="9"/>
-        </w:numPr>
-        <w:rPr>
-          <w:lang w:val="en-US"/>
-        </w:rPr>
-      </w:pPr>
-      <w:r>
-        <w:rPr>
-          <w:lang w:val="en-US"/>
-        </w:rPr>
-        <w:t>“Solitary”?</w:t>
-      </w:r>
-    </w:p>
-    <w:p>
-      <w:pPr>
-        <w:pStyle w:val="ListParagraph"/>
-        <w:numPr>
-          <w:ilvl w:val="0"/>
-          <w:numId w:val="2"/>
-        </w:numPr>
-        <w:rPr>
-          <w:lang w:val="en-US"/>
-        </w:rPr>
-      </w:pPr>
-      <w:r>
-        <w:rPr>
-          <w:lang w:val="en-US"/>
-        </w:rPr>
-        <w:t>Đơn độc</w:t>
-      </w:r>
-    </w:p>
-    <w:p>
-      <w:pPr>
-        <w:pStyle w:val="ListParagraph"/>
-        <w:numPr>
-          <w:ilvl w:val="0"/>
-          <w:numId w:val="9"/>
-        </w:numPr>
-        <w:rPr>
-          <w:lang w:val="en-US"/>
-        </w:rPr>
-      </w:pPr>
-      <w:r>
-        <w:rPr>
-          <w:lang w:val="en-US"/>
-        </w:rPr>
-        <w:lastRenderedPageBreak/>
-        <w:t>“Fortune”?</w:t>
-      </w:r>
-    </w:p>
-    <w:p>
-      <w:pPr>
-        <w:pStyle w:val="ListParagraph"/>
-        <w:numPr>
-          <w:ilvl w:val="0"/>
-          <w:numId w:val="2"/>
-        </w:numPr>
-        <w:rPr>
-          <w:lang w:val="en-US"/>
-        </w:rPr>
-      </w:pPr>
-      <w:r>
-        <w:rPr>
-          <w:lang w:val="en-US"/>
-        </w:rPr>
-        <w:t>Vận mệnh</w:t>
-      </w:r>
-    </w:p>
-    <w:p>
-      <w:pPr>
-        <w:rPr>
-          <w:lang w:val="en-US"/>
-        </w:rPr>
-      </w:pPr>
-    </w:p>
-    <w:p>
-      <w:pPr>
-        <w:rPr>
-          <w:lang w:val="en-US"/>
-        </w:rPr>
-      </w:pPr>
-      <w:r>
-        <w:rPr>
-          <w:lang w:val="en-US"/>
-        </w:rPr>
-        <w:t>Religion – Tôn Giáo:</w:t>
-      </w:r>
-    </w:p>
-    <w:p>
-      <w:pPr>
-        <w:pStyle w:val="ListParagraph"/>
-        <w:numPr>
-          <w:ilvl w:val="0"/>
-          <w:numId w:val="15"/>
-        </w:numPr>
-        <w:rPr>
-          <w:lang w:val="en-US"/>
-        </w:rPr>
-      </w:pPr>
-      <w:r>
-        <w:rPr>
-          <w:lang w:val="en-US"/>
-        </w:rPr>
-        <w:t>“Clergy”?</w:t>
-      </w:r>
-    </w:p>
-    <w:p>
-      <w:pPr>
-        <w:pStyle w:val="ListParagraph"/>
-        <w:numPr>
-          <w:ilvl w:val="0"/>
-          <w:numId w:val="2"/>
-        </w:numPr>
-        <w:rPr>
-          <w:lang w:val="en-US"/>
-        </w:rPr>
-      </w:pPr>
-      <w:r>
-        <w:rPr>
-          <w:lang w:val="en-US"/>
-        </w:rPr>
-        <w:t>Tu sĩ</w:t>
-      </w:r>
-    </w:p>
-    <w:p>
-      <w:pPr>
-        <w:pStyle w:val="ListParagraph"/>
-        <w:numPr>
-          <w:ilvl w:val="0"/>
-          <w:numId w:val="15"/>
-        </w:numPr>
-        <w:rPr>
-          <w:lang w:val="en-US"/>
-        </w:rPr>
-      </w:pPr>
-      <w:r>
-        <w:rPr>
-          <w:lang w:val="en-US"/>
-        </w:rPr>
-        <w:t>“Come To Pass”?</w:t>
-      </w:r>
-    </w:p>
-    <w:p>
-      <w:pPr>
-        <w:pStyle w:val="ListParagraph"/>
-        <w:numPr>
-          <w:ilvl w:val="0"/>
-          <w:numId w:val="2"/>
-        </w:numPr>
-        <w:rPr>
-          <w:lang w:val="en-US"/>
-        </w:rPr>
-      </w:pPr>
-      <w:r>
-        <w:rPr>
-          <w:lang w:val="en-US"/>
-        </w:rPr>
-        <w:t>Xảy ra (1 sự việc trong kinh thánh)</w:t>
-      </w:r>
-    </w:p>
-    <w:p>
-      <w:pPr>
-        <w:rPr>
-          <w:lang w:val="en-US"/>
-        </w:rPr>
-      </w:pPr>
-    </w:p>
-    <w:p>
-      <w:pPr>
-        <w:rPr>
-          <w:lang w:val="en-US"/>
-        </w:rPr>
-      </w:pPr>
-      <w:r>
-        <w:rPr>
-          <w:lang w:val="en-US"/>
-        </w:rPr>
-        <w:t>War – Chiến Tranh:</w:t>
-      </w:r>
-    </w:p>
-    <w:p>
-      <w:pPr>
-        <w:pStyle w:val="ListParagraph"/>
-        <w:numPr>
-          <w:ilvl w:val="0"/>
-          <w:numId w:val="10"/>
-        </w:numPr>
-        <w:rPr>
-          <w:lang w:val="en-US"/>
-        </w:rPr>
-      </w:pPr>
-      <w:r>
-        <w:rPr>
-          <w:lang w:val="en-US"/>
-        </w:rPr>
-        <w:t>“Sentinal”?</w:t>
-      </w:r>
-    </w:p>
-    <w:p>
-      <w:pPr>
-        <w:pStyle w:val="ListParagraph"/>
-        <w:numPr>
-          <w:ilvl w:val="0"/>
-          <w:numId w:val="2"/>
-        </w:numPr>
-        <w:rPr>
-          <w:lang w:val="en-US"/>
-        </w:rPr>
-      </w:pPr>
-      <w:r>
-        <w:rPr>
-          <w:lang w:val="en-US"/>
-        </w:rPr>
-        <w:t>Lính gác</w:t>
-      </w:r>
-    </w:p>
-    <w:p>
-      <w:pPr>
-        <w:pStyle w:val="ListParagraph"/>
-        <w:numPr>
-          <w:ilvl w:val="0"/>
-          <w:numId w:val="10"/>
-        </w:numPr>
-        <w:rPr>
-          <w:lang w:val="en-US"/>
-        </w:rPr>
-      </w:pPr>
-      <w:r>
-        <w:rPr>
-          <w:lang w:val="en-US"/>
-        </w:rPr>
-        <w:t>“Sentry”?</w:t>
-      </w:r>
-    </w:p>
-    <w:p>
-      <w:pPr>
-        <w:pStyle w:val="ListParagraph"/>
-        <w:numPr>
-          <w:ilvl w:val="0"/>
-          <w:numId w:val="2"/>
-        </w:numPr>
-        <w:rPr>
-          <w:lang w:val="en-US"/>
-        </w:rPr>
-      </w:pPr>
-      <w:r>
-        <w:rPr>
-          <w:lang w:val="en-US"/>
-        </w:rPr>
-        <w:t>Lính canh</w:t>
-      </w:r>
-    </w:p>
-    <w:p>
-      <w:pPr>
-        <w:pStyle w:val="ListParagraph"/>
-        <w:numPr>
-          <w:ilvl w:val="0"/>
-          <w:numId w:val="10"/>
-        </w:numPr>
-        <w:rPr>
-          <w:lang w:val="en-US"/>
-        </w:rPr>
-      </w:pPr>
-      <w:r>
-        <w:rPr>
-          <w:lang w:val="en-US"/>
-        </w:rPr>
-        <w:t>“Banish”?</w:t>
-      </w:r>
-    </w:p>
-    <w:p>
-      <w:pPr>
-        <w:pStyle w:val="ListParagraph"/>
-        <w:numPr>
-          <w:ilvl w:val="0"/>
-          <w:numId w:val="2"/>
-        </w:numPr>
-        <w:rPr>
-          <w:lang w:val="en-US"/>
-        </w:rPr>
-      </w:pPr>
-      <w:r>
-        <w:rPr>
-          <w:lang w:val="en-US"/>
-        </w:rPr>
-        <w:t>Trục xuất</w:t>
-      </w:r>
-    </w:p>
-    <w:p>
-      <w:pPr>
-        <w:pStyle w:val="ListParagraph"/>
-        <w:numPr>
-          <w:ilvl w:val="0"/>
-          <w:numId w:val="10"/>
-        </w:numPr>
-        <w:rPr>
-          <w:lang w:val="en-US"/>
-        </w:rPr>
-      </w:pPr>
-      <w:r>
-        <w:rPr>
-          <w:lang w:val="en-US"/>
-        </w:rPr>
-        <w:t>“Triumphant”?</w:t>
-      </w:r>
-    </w:p>
-    <w:p>
-      <w:pPr>
-        <w:pStyle w:val="ListParagraph"/>
-        <w:numPr>
-          <w:ilvl w:val="0"/>
-          <w:numId w:val="2"/>
-        </w:numPr>
-        <w:rPr>
-          <w:lang w:val="en-US"/>
-        </w:rPr>
-      </w:pPr>
-      <w:r>
-        <w:rPr>
-          <w:lang w:val="en-US"/>
-        </w:rPr>
-        <w:t>Cảm giác chiến thắng</w:t>
-      </w:r>
-    </w:p>
-    <w:p>
-      <w:pPr>
-        <w:rPr>
-          <w:lang w:val="en-US"/>
-        </w:rPr>
-      </w:pPr>
-    </w:p>
-    <w:p>
-      <w:pPr>
-        <w:rPr>
-          <w:lang w:val="en-US"/>
-        </w:rPr>
-      </w:pPr>
-      <w:r>
-        <w:rPr>
-          <w:lang w:val="en-US"/>
-        </w:rPr>
-        <w:t>Elemental – Nguyên Tố:</w:t>
-      </w:r>
-    </w:p>
-    <w:p>
-      <w:pPr>
-        <w:pStyle w:val="ListParagraph"/>
-        <w:numPr>
-          <w:ilvl w:val="0"/>
-          <w:numId w:val="12"/>
-        </w:numPr>
-        <w:rPr>
-          <w:lang w:val="en-US"/>
-        </w:rPr>
-      </w:pPr>
-      <w:r>
-        <w:rPr>
-          <w:lang w:val="en-US"/>
-        </w:rPr>
-        <w:t>“Scorch”?</w:t>
-      </w:r>
-    </w:p>
-    <w:p>
-      <w:pPr>
-        <w:pStyle w:val="ListParagraph"/>
-        <w:numPr>
-          <w:ilvl w:val="0"/>
-          <w:numId w:val="2"/>
-        </w:numPr>
-        <w:rPr>
-          <w:lang w:val="en-US"/>
-        </w:rPr>
-      </w:pPr>
-      <w:r>
-        <w:rPr>
-          <w:lang w:val="en-US"/>
-        </w:rPr>
-        <w:t>Thiêu đốt</w:t>
-      </w:r>
-    </w:p>
-    <w:p>
-      <w:pPr>
-        <w:pStyle w:val="ListParagraph"/>
-        <w:numPr>
-          <w:ilvl w:val="0"/>
-          <w:numId w:val="12"/>
-        </w:numPr>
-        <w:rPr>
-          <w:lang w:val="en-US"/>
-        </w:rPr>
-      </w:pPr>
-      <w:r>
-        <w:rPr>
-          <w:lang w:val="en-US"/>
-        </w:rPr>
-        <w:t>“Enchant”?</w:t>
-      </w:r>
-    </w:p>
-    <w:p>
-      <w:pPr>
-        <w:pStyle w:val="ListParagraph"/>
-        <w:numPr>
-          <w:ilvl w:val="0"/>
-          <w:numId w:val="2"/>
-        </w:numPr>
-        <w:rPr>
-          <w:lang w:val="en-US"/>
-        </w:rPr>
-      </w:pPr>
-      <w:r>
-        <w:rPr>
-          <w:lang w:val="en-US"/>
-        </w:rPr>
-        <w:t>Tác động ma thuật (lên 1 món đồ)</w:t>
-      </w:r>
-    </w:p>
-    <w:p>
-      <w:pPr>
-        <w:rPr>
-          <w:lang w:val="en-US"/>
-        </w:rPr>
-      </w:pPr>
-    </w:p>
-    <w:p>
-      <w:pPr>
-        <w:rPr>
-          <w:lang w:val="en-US"/>
-        </w:rPr>
-      </w:pPr>
-      <w:r>
-        <w:rPr>
-          <w:lang w:val="en-US"/>
-        </w:rPr>
-        <w:t>Animal – Động Vật:</w:t>
-      </w:r>
-    </w:p>
-    <w:p>
-      <w:pPr>
-        <w:pStyle w:val="ListParagraph"/>
-        <w:numPr>
-          <w:ilvl w:val="0"/>
-          <w:numId w:val="13"/>
-        </w:numPr>
-        <w:rPr>
-          <w:lang w:val="en-US"/>
-        </w:rPr>
-      </w:pPr>
-      <w:r>
-        <w:rPr>
-          <w:lang w:val="en-US"/>
-        </w:rPr>
-        <w:t>“Peck”?</w:t>
-      </w:r>
-    </w:p>
-    <w:p>
-      <w:pPr>
-        <w:pStyle w:val="ListParagraph"/>
-        <w:numPr>
-          <w:ilvl w:val="0"/>
-          <w:numId w:val="2"/>
-        </w:numPr>
-        <w:rPr>
-          <w:lang w:val="en-US"/>
-        </w:rPr>
-      </w:pPr>
-      <w:r>
-        <w:rPr>
-          <w:lang w:val="en-US"/>
-        </w:rPr>
-        <w:t>Mổ</w:t>
-      </w:r>
-    </w:p>
-    <w:p>
-      <w:pPr>
-        <w:pStyle w:val="ListParagraph"/>
-        <w:numPr>
-          <w:ilvl w:val="0"/>
-          <w:numId w:val="13"/>
-        </w:numPr>
-        <w:rPr>
-          <w:lang w:val="en-US"/>
-        </w:rPr>
-      </w:pPr>
-      <w:r>
-        <w:rPr>
-          <w:lang w:val="en-US"/>
-        </w:rPr>
-        <w:t>“Carrion”?</w:t>
-      </w:r>
-    </w:p>
-    <w:p>
-      <w:pPr>
-        <w:pStyle w:val="ListParagraph"/>
-        <w:numPr>
-          <w:ilvl w:val="0"/>
-          <w:numId w:val="2"/>
-        </w:numPr>
-        <w:rPr>
-          <w:lang w:val="en-US"/>
-        </w:rPr>
-      </w:pPr>
-      <w:r>
-        <w:rPr>
-          <w:lang w:val="en-US"/>
-        </w:rPr>
-        <w:t>Xác thối</w:t>
-      </w:r>
-    </w:p>
-    <w:p>
-      <w:pPr>
-        <w:rPr>
-          <w:lang w:val="en-US"/>
-        </w:rPr>
-      </w:pPr>
-    </w:p>
-    <w:p>
-      <w:pPr>
-        <w:rPr>
-          <w:lang w:val="en-US"/>
-        </w:rPr>
-      </w:pPr>
-      <w:r>
-        <w:rPr>
-          <w:lang w:val="en-US"/>
-        </w:rPr>
-        <w:t>Plant – Thực Vật:</w:t>
-      </w:r>
-    </w:p>
-    <w:p>
-      <w:pPr>
-        <w:pStyle w:val="ListParagraph"/>
-        <w:numPr>
-          <w:ilvl w:val="0"/>
-          <w:numId w:val="14"/>
-        </w:numPr>
-        <w:rPr>
-          <w:lang w:val="en-US"/>
-        </w:rPr>
-      </w:pPr>
-      <w:r>
-        <w:rPr>
-          <w:lang w:val="en-US"/>
-        </w:rPr>
-        <w:t>“Vine”?</w:t>
-      </w:r>
-    </w:p>
-    <w:p>
-      <w:pPr>
-        <w:pStyle w:val="ListParagraph"/>
-        <w:numPr>
-          <w:ilvl w:val="0"/>
-          <w:numId w:val="2"/>
-        </w:numPr>
-        <w:rPr>
-          <w:lang w:val="en-US"/>
-        </w:rPr>
-      </w:pPr>
-      <w:r>
-        <w:rPr>
-          <w:lang w:val="en-US"/>
-        </w:rPr>
-        <w:t>Cây leo</w:t>
-      </w:r>
-    </w:p>
-    <w:p>
-      <w:pPr>
-        <w:pStyle w:val="ListParagraph"/>
-        <w:numPr>
-          <w:ilvl w:val="0"/>
-          <w:numId w:val="14"/>
-        </w:numPr>
-        <w:rPr>
-          <w:lang w:val="en-US"/>
-        </w:rPr>
-      </w:pPr>
-      <w:r>
-        <w:rPr>
-          <w:lang w:val="en-US"/>
-        </w:rPr>
-        <w:t>“Oak”?</w:t>
-      </w:r>
-    </w:p>
-    <w:p>
-      <w:pPr>
-        <w:pStyle w:val="ListParagraph"/>
-        <w:numPr>
-          <w:ilvl w:val="0"/>
-          <w:numId w:val="2"/>
-        </w:numPr>
-        <w:rPr>
-          <w:lang w:val="en-US"/>
-        </w:rPr>
-      </w:pPr>
-      <w:r>
-        <w:rPr>
-          <w:lang w:val="en-US"/>
-        </w:rPr>
-        <w:t>Sồi</w:t>
-      </w:r>
-    </w:p>
-    <w:p>
-      <w:pPr>
-        <w:rPr>
-          <w:lang w:val="en-US"/>
-        </w:rPr>
-      </w:pPr>
-    </w:p>
-    <w:p>
-      <w:pPr>
-        <w:rPr>
-          <w:lang w:val="en-US"/>
-        </w:rPr>
-      </w:pPr>
-      <w:r>
-        <w:rPr>
-          <w:lang w:val="en-US"/>
-        </w:rPr>
-        <w:lastRenderedPageBreak/>
-        <w:t>A</w:t>
-      </w:r>
-      <w:r>
-        <w:t>bbreviation</w:t>
-      </w:r>
-      <w:r>
-        <w:rPr>
-          <w:lang w:val="en-US"/>
-        </w:rPr>
-        <w:t xml:space="preserve"> – Từ Viết Tắt:</w:t>
-      </w:r>
-    </w:p>
-    <w:p>
-      <w:pPr>
-        <w:pStyle w:val="ListParagraph"/>
-        <w:numPr>
-          <w:ilvl w:val="0"/>
-          <w:numId w:val="3"/>
-        </w:numPr>
-        <w:rPr>
-          <w:lang w:val="en-US"/>
-        </w:rPr>
-      </w:pPr>
-      <w:r>
-        <w:rPr>
-          <w:lang w:val="en-US"/>
-        </w:rPr>
-        <w:t>“et al.”</w:t>
-      </w:r>
-      <w:r>
-        <w:rPr>
-          <w:lang w:val="en-US"/>
-        </w:rPr>
-        <w:t>?</w:t>
-      </w:r>
-    </w:p>
-    <w:p>
-      <w:pPr>
-        <w:pStyle w:val="ListParagraph"/>
-        <w:numPr>
-          <w:ilvl w:val="0"/>
-          <w:numId w:val="2"/>
-        </w:numPr>
-        <w:rPr>
-          <w:lang w:val="en-US"/>
-        </w:rPr>
-      </w:pPr>
-      <w:r>
-        <w:rPr>
-          <w:lang w:val="en-US"/>
-        </w:rPr>
-        <w:t>Và các đồng tác giả khác</w:t>
-      </w:r>
-    </w:p>
-    <w:p>
-      <w:pPr>
-        <w:rPr>
-          <w:lang w:val="en-US"/>
-        </w:rPr>
-      </w:pPr>
-    </w:p>
-    <w:p>
-      <w:pPr>
-        <w:rPr>
-          <w:lang w:val="en-US"/>
-        </w:rPr>
-      </w:pPr>
-      <w:r>
-        <w:rPr>
-          <w:lang w:val="en-US"/>
-        </w:rPr>
-        <w:t>Math – Toán:</w:t>
-      </w:r>
-    </w:p>
-    <w:p>
-      <w:pPr>
-        <w:pStyle w:val="ListParagraph"/>
-        <w:numPr>
-          <w:ilvl w:val="0"/>
-          <w:numId w:val="4"/>
-        </w:numPr>
-        <w:rPr>
-          <w:lang w:val="en-US"/>
-        </w:rPr>
-      </w:pPr>
-      <w:r>
-        <w:rPr>
-          <w:lang w:val="en-US"/>
-        </w:rPr>
-        <w:t>“Denominator”?</w:t>
-      </w:r>
-    </w:p>
-    <w:p>
-      <w:pPr>
-        <w:pStyle w:val="ListParagraph"/>
-        <w:numPr>
-          <w:ilvl w:val="0"/>
-          <w:numId w:val="2"/>
-        </w:numPr>
-        <w:rPr>
-          <w:lang w:val="en-US"/>
-        </w:rPr>
-      </w:pPr>
-      <w:r>
-        <w:rPr>
-          <w:lang w:val="en-US"/>
-        </w:rPr>
-        <w:t>Mẫu số</w:t>
-      </w:r>
-    </w:p>
-    <w:p>
-      <w:pPr>
-        <w:pStyle w:val="ListParagraph"/>
-        <w:numPr>
-          <w:ilvl w:val="0"/>
-          <w:numId w:val="4"/>
-        </w:numPr>
-        <w:rPr>
-          <w:lang w:val="en-US"/>
-        </w:rPr>
-      </w:pPr>
-      <w:r>
-        <w:rPr>
-          <w:lang w:val="en-US"/>
-        </w:rPr>
-        <w:t>“Numerator”?</w:t>
-      </w:r>
-    </w:p>
-    <w:p>
-      <w:pPr>
-        <w:pStyle w:val="ListParagraph"/>
-        <w:numPr>
-          <w:ilvl w:val="0"/>
-          <w:numId w:val="2"/>
-        </w:numPr>
-        <w:rPr>
-          <w:lang w:val="en-US"/>
-        </w:rPr>
-      </w:pPr>
-      <w:r>
-        <w:rPr>
-          <w:lang w:val="en-US"/>
-        </w:rPr>
-        <w:t>Tử số</w:t>
-      </w:r>
-    </w:p>
-    <w:p>
-      <w:pPr>
-        <w:pStyle w:val="ListParagraph"/>
-        <w:numPr>
-          <w:ilvl w:val="0"/>
-          <w:numId w:val="4"/>
-        </w:numPr>
-        <w:rPr>
-          <w:lang w:val="en-US"/>
-        </w:rPr>
-      </w:pPr>
-      <w:r>
-        <w:rPr>
-          <w:lang w:val="en-US"/>
-        </w:rPr>
-        <w:t>“Hypothetical Unit”?</w:t>
-      </w:r>
-    </w:p>
-    <w:p>
-      <w:pPr>
-        <w:pStyle w:val="ListParagraph"/>
-        <w:numPr>
-          <w:ilvl w:val="0"/>
-          <w:numId w:val="2"/>
-        </w:numPr>
-        <w:rPr>
-          <w:lang w:val="en-US"/>
-        </w:rPr>
-      </w:pPr>
-      <w:r>
-        <w:rPr>
-          <w:lang w:val="en-US"/>
-        </w:rPr>
-        <w:t>Đơn vị giả tưởng (của giá trị nào đó)</w:t>
-      </w:r>
-    </w:p>
-    <w:p>
-      <w:pPr>
-        <w:pStyle w:val="ListParagraph"/>
-        <w:numPr>
-          <w:ilvl w:val="0"/>
-          <w:numId w:val="4"/>
-        </w:numPr>
-        <w:rPr>
-          <w:lang w:val="en-US"/>
-        </w:rPr>
-      </w:pPr>
-      <w:r>
-        <w:rPr>
-          <w:lang w:val="en-US"/>
-        </w:rPr>
-        <w:t>Numerical Solution?</w:t>
-      </w:r>
-    </w:p>
-    <w:p>
-      <w:pPr>
-        <w:pStyle w:val="ListParagraph"/>
-        <w:numPr>
-          <w:ilvl w:val="0"/>
-          <w:numId w:val="2"/>
-        </w:numPr>
-        <w:rPr>
-          <w:lang w:val="en-US"/>
-        </w:rPr>
-      </w:pPr>
-      <w:r>
-        <w:rPr>
-          <w:lang w:val="en-US"/>
-        </w:rPr>
-        <w:t>Nghiệm ước lượng (= số cụ thể, không phải = Term)</w:t>
-      </w:r>
-    </w:p>
-    <w:p>
-      <w:pPr>
-        <w:pStyle w:val="ListParagraph"/>
-        <w:numPr>
-          <w:ilvl w:val="0"/>
-          <w:numId w:val="4"/>
-        </w:numPr>
-        <w:rPr>
-          <w:lang w:val="en-US"/>
-        </w:rPr>
-      </w:pPr>
-      <w:r>
-        <w:rPr>
-          <w:lang w:val="en-US"/>
-        </w:rPr>
-        <w:t>“Quotient”?</w:t>
-      </w:r>
-    </w:p>
-    <w:p>
-      <w:pPr>
-        <w:pStyle w:val="ListParagraph"/>
-        <w:numPr>
-          <w:ilvl w:val="0"/>
-          <w:numId w:val="2"/>
-        </w:numPr>
-        <w:rPr>
-          <w:lang w:val="en-US"/>
-        </w:rPr>
-      </w:pPr>
-      <w:r>
-        <w:rPr>
-          <w:lang w:val="en-US"/>
-        </w:rPr>
-        <w:t>Thương số (kết quả của phép chia)</w:t>
-      </w:r>
-    </w:p>
-    <w:p>
-      <w:pPr>
-        <w:pStyle w:val="ListParagraph"/>
-        <w:numPr>
-          <w:ilvl w:val="0"/>
-          <w:numId w:val="4"/>
-        </w:numPr>
-        <w:rPr>
-          <w:lang w:val="en-US"/>
-        </w:rPr>
-      </w:pPr>
-      <w:r>
-        <w:rPr>
-          <w:lang w:val="en-US"/>
-        </w:rPr>
-        <w:t>“Critical Point”?</w:t>
-      </w:r>
-    </w:p>
-    <w:p>
-      <w:pPr>
-        <w:pStyle w:val="ListParagraph"/>
-        <w:numPr>
-          <w:ilvl w:val="0"/>
-          <w:numId w:val="2"/>
-        </w:numPr>
-        <w:rPr>
-          <w:lang w:val="en-US"/>
-        </w:rPr>
-      </w:pPr>
-      <w:r>
-        <w:rPr>
-          <w:lang w:val="en-US"/>
-        </w:rPr>
-        <w:t>Điểm cực trị</w:t>
-      </w:r>
-    </w:p>
-    <w:p>
-      <w:pPr>
-        <w:pStyle w:val="ListParagraph"/>
-        <w:numPr>
-          <w:ilvl w:val="0"/>
-          <w:numId w:val="4"/>
-        </w:numPr>
-        <w:rPr>
-          <w:lang w:val="en-US"/>
-        </w:rPr>
-      </w:pPr>
-      <w:r>
-        <w:rPr>
-          <w:lang w:val="en-US"/>
-        </w:rPr>
-        <w:t>“Concave Up And Down”?</w:t>
-      </w:r>
-    </w:p>
-    <w:p>
-      <w:pPr>
-        <w:pStyle w:val="ListParagraph"/>
-        <w:numPr>
-          <w:ilvl w:val="0"/>
-          <w:numId w:val="2"/>
-        </w:numPr>
-        <w:rPr>
-          <w:lang w:val="en-US"/>
-        </w:rPr>
-      </w:pPr>
-      <w:r>
-        <w:rPr>
-          <w:lang w:val="en-US"/>
-        </w:rPr>
-        <w:t>Ngửa và úp (đồ thị)</w:t>
-      </w:r>
-    </w:p>
-    <w:p>
-      <w:pPr>
-        <w:pStyle w:val="ListParagraph"/>
-        <w:numPr>
-          <w:ilvl w:val="0"/>
-          <w:numId w:val="4"/>
-        </w:numPr>
-        <w:rPr>
-          <w:lang w:val="en-US"/>
-        </w:rPr>
-      </w:pPr>
-      <w:r>
-        <w:rPr>
-          <w:lang w:val="en-US"/>
-        </w:rPr>
-        <w:t>“Quadrant”?</w:t>
-      </w:r>
-    </w:p>
-    <w:p>
-      <w:pPr>
-        <w:pStyle w:val="ListParagraph"/>
-        <w:numPr>
-          <w:ilvl w:val="0"/>
-          <w:numId w:val="2"/>
-        </w:numPr>
-        <w:rPr>
-          <w:lang w:val="en-US"/>
-        </w:rPr>
-      </w:pPr>
-      <w:r>
-        <w:rPr>
-          <w:lang w:val="en-US"/>
-        </w:rPr>
-        <w:t>Góc phần tư</w:t>
-      </w:r>
-    </w:p>
-    <w:p>
-      <w:pPr>
-        <w:pStyle w:val="ListParagraph"/>
-        <w:numPr>
-          <w:ilvl w:val="0"/>
-          <w:numId w:val="4"/>
-        </w:numPr>
-        <w:rPr>
-          <w:lang w:val="en-US"/>
-        </w:rPr>
-      </w:pPr>
-      <w:r>
-        <w:rPr>
-          <w:lang w:val="en-US"/>
-        </w:rPr>
-        <w:t>“Octant”?</w:t>
-      </w:r>
-    </w:p>
-    <w:p>
-      <w:pPr>
-        <w:pStyle w:val="ListParagraph"/>
-        <w:numPr>
-          <w:ilvl w:val="0"/>
-          <w:numId w:val="2"/>
-        </w:numPr>
-        <w:rPr>
-          <w:lang w:val="en-US"/>
-        </w:rPr>
-      </w:pPr>
-      <w:r>
-        <w:rPr>
-          <w:lang w:val="en-US"/>
-        </w:rPr>
-        <w:t>Góc phần tám</w:t>
-      </w:r>
-    </w:p>
-    <w:p>
-      <w:pPr>
-        <w:pStyle w:val="ListParagraph"/>
-        <w:numPr>
-          <w:ilvl w:val="0"/>
-          <w:numId w:val="4"/>
-        </w:numPr>
-        <w:rPr>
-          <w:lang w:val="en-US"/>
-        </w:rPr>
-      </w:pPr>
-      <w:r>
-        <w:rPr>
-          <w:lang w:val="en-US"/>
-        </w:rPr>
-        <w:t>“Objective Function”?</w:t>
-      </w:r>
-    </w:p>
-    <w:p>
-      <w:pPr>
-        <w:pStyle w:val="ListParagraph"/>
-        <w:numPr>
-          <w:ilvl w:val="0"/>
-          <w:numId w:val="2"/>
-        </w:numPr>
-        <w:rPr>
-          <w:lang w:val="en-US"/>
-        </w:rPr>
-      </w:pPr>
-      <w:r>
-        <w:rPr>
-          <w:lang w:val="en-US"/>
-        </w:rPr>
-        <w:t>Hàm mục tiêu (hàm mà bạn muốn tối ưu hóa)</w:t>
-      </w:r>
-    </w:p>
-    <w:p>
-      <w:pPr>
-        <w:pStyle w:val="ListParagraph"/>
-        <w:numPr>
-          <w:ilvl w:val="0"/>
-          <w:numId w:val="4"/>
-        </w:numPr>
-        <w:rPr>
-          <w:lang w:val="en-US"/>
-        </w:rPr>
-      </w:pPr>
-      <w:r>
-        <w:rPr>
-          <w:lang w:val="en-US"/>
-        </w:rPr>
-        <w:t>“Legend”?</w:t>
-      </w:r>
-    </w:p>
-    <w:p>
-      <w:pPr>
-        <w:pStyle w:val="ListParagraph"/>
-        <w:numPr>
-          <w:ilvl w:val="0"/>
-          <w:numId w:val="2"/>
-        </w:numPr>
-        <w:rPr>
-          <w:lang w:val="en-US"/>
-        </w:rPr>
-      </w:pPr>
-      <w:r>
-        <w:rPr>
-          <w:lang w:val="en-US"/>
-        </w:rPr>
-        <w:t>Chú giải (biểu đồ)</w:t>
-      </w:r>
-    </w:p>
-    <w:p>
-      <w:pPr>
-        <w:pStyle w:val="ListParagraph"/>
-        <w:numPr>
-          <w:ilvl w:val="0"/>
-          <w:numId w:val="4"/>
-        </w:numPr>
-        <w:rPr>
-          <w:lang w:val="en-US"/>
-        </w:rPr>
-      </w:pPr>
-      <w:r>
-        <w:rPr>
-          <w:lang w:val="en-US"/>
-        </w:rPr>
-        <w:t>“Pointwise Operation”?</w:t>
-      </w:r>
-    </w:p>
-    <w:p>
-      <w:pPr>
-        <w:pStyle w:val="ListParagraph"/>
-        <w:numPr>
-          <w:ilvl w:val="0"/>
-          <w:numId w:val="2"/>
-        </w:numPr>
-        <w:rPr>
-          <w:lang w:val="en-US"/>
-        </w:rPr>
-      </w:pPr>
-      <w:r>
-        <w:rPr>
-          <w:lang w:val="en-US"/>
-        </w:rPr>
-        <w:t>Toán tử từng điểm (ví dụ</w:t>
-      </w:r>
-      <w:r>
-        <w:rPr>
-          <w:lang w:val="en-US"/>
-        </w:rPr>
-        <w:t xml:space="preserve"> tích Hadamard</w:t>
-      </w:r>
-      <w:r>
-        <w:rPr>
-          <w:lang w:val="en-US"/>
-        </w:rPr>
-        <w:t>)</w:t>
-      </w:r>
-    </w:p>
-    <w:p>
-      <w:pPr>
-        <w:pStyle w:val="ListParagraph"/>
-        <w:numPr>
-          <w:ilvl w:val="0"/>
-          <w:numId w:val="4"/>
-        </w:numPr>
-        <w:rPr>
-          <w:lang w:val="en-US"/>
-        </w:rPr>
-      </w:pPr>
-      <w:r>
-        <w:rPr>
-          <w:lang w:val="en-US"/>
-        </w:rPr>
-        <w:t>“Rectangular”?</w:t>
-      </w:r>
-    </w:p>
-    <w:p>
-      <w:pPr>
-        <w:pStyle w:val="ListParagraph"/>
-        <w:numPr>
-          <w:ilvl w:val="0"/>
-          <w:numId w:val="2"/>
-        </w:numPr>
-        <w:rPr>
-          <w:lang w:val="en-US"/>
-        </w:rPr>
-      </w:pPr>
-      <w:r>
-        <w:rPr>
-          <w:lang w:val="en-US"/>
-        </w:rPr>
-        <w:t>Hình hộp chữ nhật</w:t>
+        <w:pStyle w:val="ListParagraph"/>
+        <w:numPr>
+          <w:ilvl w:val="0"/>
+          <w:numId w:val="7"/>
+        </w:numPr>
+        <w:rPr>
+          <w:lang w:val="en-US"/>
+        </w:rPr>
+      </w:pPr>
+      <w:r>
+        <w:rPr>
+          <w:lang w:val="en-US"/>
+        </w:rPr>
+        <w:t>“Work Around”?</w:t>
+      </w:r>
+    </w:p>
+    <w:p>
+      <w:pPr>
+        <w:pStyle w:val="ListParagraph"/>
+        <w:numPr>
+          <w:ilvl w:val="0"/>
+          <w:numId w:val="2"/>
+        </w:numPr>
+        <w:rPr>
+          <w:lang w:val="en-US"/>
+        </w:rPr>
+      </w:pPr>
+      <w:r>
+        <w:rPr>
+          <w:lang w:val="en-US"/>
+        </w:rPr>
+        <w:t>Giải pháp tạm thời</w:t>
       </w:r>
       <w:bookmarkStart w:id="0" w:name="_GoBack"/>
       <w:bookmarkEnd w:id="0"/>
+    </w:p>
+    <w:p>
+      <w:pPr>
+        <w:rPr>
+          <w:lang w:val="en-US"/>
+        </w:rPr>
+      </w:pPr>
+    </w:p>
+    <w:p>
+      <w:pPr>
+        <w:rPr>
+          <w:lang w:val="en-US"/>
+        </w:rPr>
+      </w:pPr>
+      <w:r>
+        <w:rPr>
+          <w:lang w:val="en-US"/>
+        </w:rPr>
+        <w:t>Status</w:t>
+      </w:r>
+      <w:r>
+        <w:rPr>
+          <w:lang w:val="en-US"/>
+        </w:rPr>
+        <w:t xml:space="preserve"> –</w:t>
+      </w:r>
+      <w:r>
+        <w:rPr>
+          <w:lang w:val="en-US"/>
+        </w:rPr>
+        <w:t xml:space="preserve"> Thái Độ</w:t>
+      </w:r>
+      <w:r>
+        <w:rPr>
+          <w:lang w:val="en-US"/>
+        </w:rPr>
+        <w:t>:</w:t>
+      </w:r>
+    </w:p>
+    <w:p>
+      <w:pPr>
+        <w:pStyle w:val="ListParagraph"/>
+        <w:numPr>
+          <w:ilvl w:val="0"/>
+          <w:numId w:val="8"/>
+        </w:numPr>
+        <w:rPr>
+          <w:lang w:val="en-US"/>
+        </w:rPr>
+      </w:pPr>
+      <w:r>
+        <w:rPr>
+          <w:lang w:val="en-US"/>
+        </w:rPr>
+        <w:t>“Implore”?</w:t>
+      </w:r>
+    </w:p>
+    <w:p>
+      <w:pPr>
+        <w:pStyle w:val="ListParagraph"/>
+        <w:numPr>
+          <w:ilvl w:val="0"/>
+          <w:numId w:val="2"/>
+        </w:numPr>
+        <w:rPr>
+          <w:lang w:val="en-US"/>
+        </w:rPr>
+      </w:pPr>
+      <w:r>
+        <w:rPr>
+          <w:lang w:val="en-US"/>
+        </w:rPr>
+        <w:t>Van xin (ai đó một cách chân thành)</w:t>
+      </w:r>
+    </w:p>
+    <w:p>
+      <w:pPr>
+        <w:pStyle w:val="ListParagraph"/>
+        <w:numPr>
+          <w:ilvl w:val="0"/>
+          <w:numId w:val="8"/>
+        </w:numPr>
+        <w:rPr>
+          <w:lang w:val="en-US"/>
+        </w:rPr>
+      </w:pPr>
+      <w:r>
+        <w:rPr>
+          <w:lang w:val="en-US"/>
+        </w:rPr>
+        <w:t>“Sincere”?</w:t>
+      </w:r>
+    </w:p>
+    <w:p>
+      <w:pPr>
+        <w:pStyle w:val="ListParagraph"/>
+        <w:numPr>
+          <w:ilvl w:val="0"/>
+          <w:numId w:val="2"/>
+        </w:numPr>
+        <w:rPr>
+          <w:lang w:val="en-US"/>
+        </w:rPr>
+      </w:pPr>
+      <w:r>
+        <w:rPr>
+          <w:lang w:val="en-US"/>
+        </w:rPr>
+        <w:t>Chân thành (không lừa lọc)</w:t>
+      </w:r>
+    </w:p>
+    <w:p>
+      <w:pPr>
+        <w:pStyle w:val="ListParagraph"/>
+        <w:numPr>
+          <w:ilvl w:val="0"/>
+          <w:numId w:val="8"/>
+        </w:numPr>
+        <w:rPr>
+          <w:lang w:val="en-US"/>
+        </w:rPr>
+      </w:pPr>
+      <w:r>
+        <w:rPr>
+          <w:lang w:val="en-US"/>
+        </w:rPr>
+        <w:t>“Allegiance”?</w:t>
+      </w:r>
+    </w:p>
+    <w:p>
+      <w:pPr>
+        <w:pStyle w:val="ListParagraph"/>
+        <w:numPr>
+          <w:ilvl w:val="0"/>
+          <w:numId w:val="2"/>
+        </w:numPr>
+        <w:rPr>
+          <w:lang w:val="en-US"/>
+        </w:rPr>
+      </w:pPr>
+      <w:r>
+        <w:rPr>
+          <w:lang w:val="en-US"/>
+        </w:rPr>
+        <w:t>Lòng trung thành (với cấp trên)</w:t>
+      </w:r>
+    </w:p>
+    <w:p>
+      <w:pPr>
+        <w:rPr>
+          <w:lang w:val="en-US"/>
+        </w:rPr>
+      </w:pPr>
+    </w:p>
+    <w:p>
+      <w:pPr>
+        <w:rPr>
+          <w:lang w:val="en-US"/>
+        </w:rPr>
+      </w:pPr>
+      <w:r>
+        <w:rPr>
+          <w:lang w:val="en-US"/>
+        </w:rPr>
+        <w:t>Action – Hành Động:</w:t>
+      </w:r>
+    </w:p>
+    <w:p>
+      <w:pPr>
+        <w:pStyle w:val="ListParagraph"/>
+        <w:numPr>
+          <w:ilvl w:val="0"/>
+          <w:numId w:val="11"/>
+        </w:numPr>
+        <w:rPr>
+          <w:lang w:val="en-US"/>
+        </w:rPr>
+      </w:pPr>
+      <w:r>
+        <w:rPr>
+          <w:lang w:val="en-US"/>
+        </w:rPr>
+        <w:t>“Inflict”?</w:t>
+      </w:r>
+    </w:p>
+    <w:p>
+      <w:pPr>
+        <w:pStyle w:val="ListParagraph"/>
+        <w:numPr>
+          <w:ilvl w:val="0"/>
+          <w:numId w:val="2"/>
+        </w:numPr>
+        <w:rPr>
+          <w:lang w:val="en-US"/>
+        </w:rPr>
+      </w:pPr>
+      <w:r>
+        <w:rPr>
+          <w:lang w:val="en-US"/>
+        </w:rPr>
+        <w:t>Gây ra (thiệt hại)</w:t>
+      </w:r>
+    </w:p>
+    <w:p>
+      <w:pPr>
+        <w:pStyle w:val="ListParagraph"/>
+        <w:numPr>
+          <w:ilvl w:val="0"/>
+          <w:numId w:val="11"/>
+        </w:numPr>
+        <w:rPr>
+          <w:lang w:val="en-US"/>
+        </w:rPr>
+      </w:pPr>
+      <w:r>
+        <w:rPr>
+          <w:lang w:val="en-US"/>
+        </w:rPr>
+        <w:t>“Rejuvenate”?</w:t>
+      </w:r>
+    </w:p>
+    <w:p>
+      <w:pPr>
+        <w:pStyle w:val="ListParagraph"/>
+        <w:numPr>
+          <w:ilvl w:val="0"/>
+          <w:numId w:val="2"/>
+        </w:numPr>
+        <w:rPr>
+          <w:lang w:val="en-US"/>
+        </w:rPr>
+      </w:pPr>
+      <w:r>
+        <w:rPr>
+          <w:lang w:val="en-US"/>
+        </w:rPr>
+        <w:t>Làm trẻ lại (1 cái gì đó)</w:t>
+      </w:r>
+    </w:p>
+    <w:p>
+      <w:pPr>
+        <w:pStyle w:val="ListParagraph"/>
+        <w:numPr>
+          <w:ilvl w:val="0"/>
+          <w:numId w:val="11"/>
+        </w:numPr>
+        <w:rPr>
+          <w:lang w:val="en-US"/>
+        </w:rPr>
+      </w:pPr>
+      <w:r>
+        <w:rPr>
+          <w:lang w:val="en-US"/>
+        </w:rPr>
+        <w:t>“Deed”?</w:t>
+      </w:r>
+    </w:p>
+    <w:p>
+      <w:pPr>
+        <w:pStyle w:val="ListParagraph"/>
+        <w:numPr>
+          <w:ilvl w:val="0"/>
+          <w:numId w:val="2"/>
+        </w:numPr>
+        <w:rPr>
+          <w:lang w:val="en-US"/>
+        </w:rPr>
+      </w:pPr>
+      <w:r>
+        <w:rPr>
+          <w:lang w:val="en-US"/>
+        </w:rPr>
+        <w:t>Hành động (tốt xấu)</w:t>
+      </w:r>
+    </w:p>
+    <w:p>
+      <w:pPr>
+        <w:pStyle w:val="ListParagraph"/>
+        <w:numPr>
+          <w:ilvl w:val="0"/>
+          <w:numId w:val="11"/>
+        </w:numPr>
+        <w:rPr>
+          <w:lang w:val="en-US"/>
+        </w:rPr>
+      </w:pPr>
+      <w:r>
+        <w:rPr>
+          <w:lang w:val="en-US"/>
+        </w:rPr>
+        <w:t>“Hypnotize”?</w:t>
+      </w:r>
+    </w:p>
+    <w:p>
+      <w:pPr>
+        <w:pStyle w:val="ListParagraph"/>
+        <w:numPr>
+          <w:ilvl w:val="0"/>
+          <w:numId w:val="2"/>
+        </w:numPr>
+        <w:rPr>
+          <w:lang w:val="en-US"/>
+        </w:rPr>
+      </w:pPr>
+      <w:r>
+        <w:rPr>
+          <w:lang w:val="en-US"/>
+        </w:rPr>
+        <w:t>Thôi miên (ai đó)</w:t>
+      </w:r>
+    </w:p>
+    <w:p>
+      <w:pPr>
+        <w:pStyle w:val="ListParagraph"/>
+        <w:numPr>
+          <w:ilvl w:val="0"/>
+          <w:numId w:val="11"/>
+        </w:numPr>
+        <w:rPr>
+          <w:lang w:val="en-US"/>
+        </w:rPr>
+      </w:pPr>
+      <w:r>
+        <w:rPr>
+          <w:lang w:val="en-US"/>
+        </w:rPr>
+        <w:t>“Retain”?</w:t>
+      </w:r>
+    </w:p>
+    <w:p>
+      <w:pPr>
+        <w:pStyle w:val="ListParagraph"/>
+        <w:numPr>
+          <w:ilvl w:val="0"/>
+          <w:numId w:val="2"/>
+        </w:numPr>
+        <w:rPr>
+          <w:lang w:val="en-US"/>
+        </w:rPr>
+      </w:pPr>
+      <w:r>
+        <w:rPr>
+          <w:lang w:val="en-US"/>
+        </w:rPr>
+        <w:t>Níu giữ (1 cái gì đó để nó không mất đi)</w:t>
+      </w:r>
+    </w:p>
+    <w:p>
+      <w:pPr>
+        <w:rPr>
+          <w:lang w:val="en-US"/>
+        </w:rPr>
+      </w:pPr>
+    </w:p>
+    <w:p>
+      <w:pPr>
+        <w:rPr>
+          <w:lang w:val="en-US"/>
+        </w:rPr>
+      </w:pPr>
+      <w:r>
+        <w:rPr>
+          <w:lang w:val="en-US"/>
+        </w:rPr>
+        <w:t>Human – Con Người:</w:t>
+      </w:r>
+    </w:p>
+    <w:p>
+      <w:pPr>
+        <w:pStyle w:val="ListParagraph"/>
+        <w:numPr>
+          <w:ilvl w:val="0"/>
+          <w:numId w:val="9"/>
+        </w:numPr>
+        <w:rPr>
+          <w:lang w:val="en-US"/>
+        </w:rPr>
+      </w:pPr>
+      <w:r>
+        <w:rPr>
+          <w:lang w:val="en-US"/>
+        </w:rPr>
+        <w:t>“Mental”?</w:t>
+      </w:r>
+    </w:p>
+    <w:p>
+      <w:pPr>
+        <w:pStyle w:val="ListParagraph"/>
+        <w:numPr>
+          <w:ilvl w:val="0"/>
+          <w:numId w:val="2"/>
+        </w:numPr>
+        <w:rPr>
+          <w:lang w:val="en-US"/>
+        </w:rPr>
+      </w:pPr>
+      <w:r>
+        <w:rPr>
+          <w:lang w:val="en-US"/>
+        </w:rPr>
+        <w:t>Tinh thần</w:t>
+      </w:r>
+    </w:p>
+    <w:p>
+      <w:pPr>
+        <w:pStyle w:val="ListParagraph"/>
+        <w:numPr>
+          <w:ilvl w:val="0"/>
+          <w:numId w:val="9"/>
+        </w:numPr>
+        <w:rPr>
+          <w:lang w:val="en-US"/>
+        </w:rPr>
+      </w:pPr>
+      <w:r>
+        <w:rPr>
+          <w:lang w:val="en-US"/>
+        </w:rPr>
+        <w:t>“Divine”?</w:t>
+      </w:r>
+    </w:p>
+    <w:p>
+      <w:pPr>
+        <w:pStyle w:val="ListParagraph"/>
+        <w:numPr>
+          <w:ilvl w:val="0"/>
+          <w:numId w:val="2"/>
+        </w:numPr>
+        <w:rPr>
+          <w:lang w:val="en-US"/>
+        </w:rPr>
+      </w:pPr>
+      <w:r>
+        <w:rPr>
+          <w:lang w:val="en-US"/>
+        </w:rPr>
+        <w:t>Thần thánh</w:t>
+      </w:r>
+    </w:p>
+    <w:p>
+      <w:pPr>
+        <w:pStyle w:val="ListParagraph"/>
+        <w:numPr>
+          <w:ilvl w:val="0"/>
+          <w:numId w:val="9"/>
+        </w:numPr>
+        <w:rPr>
+          <w:lang w:val="en-US"/>
+        </w:rPr>
+      </w:pPr>
+      <w:r>
+        <w:rPr>
+          <w:lang w:val="en-US"/>
+        </w:rPr>
+        <w:lastRenderedPageBreak/>
+        <w:t>“Solitary”?</w:t>
+      </w:r>
+    </w:p>
+    <w:p>
+      <w:pPr>
+        <w:pStyle w:val="ListParagraph"/>
+        <w:numPr>
+          <w:ilvl w:val="0"/>
+          <w:numId w:val="2"/>
+        </w:numPr>
+        <w:rPr>
+          <w:lang w:val="en-US"/>
+        </w:rPr>
+      </w:pPr>
+      <w:r>
+        <w:rPr>
+          <w:lang w:val="en-US"/>
+        </w:rPr>
+        <w:t>Đơn độc</w:t>
+      </w:r>
+    </w:p>
+    <w:p>
+      <w:pPr>
+        <w:pStyle w:val="ListParagraph"/>
+        <w:numPr>
+          <w:ilvl w:val="0"/>
+          <w:numId w:val="9"/>
+        </w:numPr>
+        <w:rPr>
+          <w:lang w:val="en-US"/>
+        </w:rPr>
+      </w:pPr>
+      <w:r>
+        <w:rPr>
+          <w:lang w:val="en-US"/>
+        </w:rPr>
+        <w:t>“Fortune”?</w:t>
+      </w:r>
+    </w:p>
+    <w:p>
+      <w:pPr>
+        <w:pStyle w:val="ListParagraph"/>
+        <w:numPr>
+          <w:ilvl w:val="0"/>
+          <w:numId w:val="2"/>
+        </w:numPr>
+        <w:rPr>
+          <w:lang w:val="en-US"/>
+        </w:rPr>
+      </w:pPr>
+      <w:r>
+        <w:rPr>
+          <w:lang w:val="en-US"/>
+        </w:rPr>
+        <w:t>Vận mệnh</w:t>
+      </w:r>
+    </w:p>
+    <w:p>
+      <w:pPr>
+        <w:rPr>
+          <w:lang w:val="en-US"/>
+        </w:rPr>
+      </w:pPr>
+    </w:p>
+    <w:p>
+      <w:pPr>
+        <w:rPr>
+          <w:lang w:val="en-US"/>
+        </w:rPr>
+      </w:pPr>
+      <w:r>
+        <w:rPr>
+          <w:lang w:val="en-US"/>
+        </w:rPr>
+        <w:t>Religion – Tôn Giáo:</w:t>
+      </w:r>
+    </w:p>
+    <w:p>
+      <w:pPr>
+        <w:pStyle w:val="ListParagraph"/>
+        <w:numPr>
+          <w:ilvl w:val="0"/>
+          <w:numId w:val="15"/>
+        </w:numPr>
+        <w:rPr>
+          <w:lang w:val="en-US"/>
+        </w:rPr>
+      </w:pPr>
+      <w:r>
+        <w:rPr>
+          <w:lang w:val="en-US"/>
+        </w:rPr>
+        <w:t>“Clergy”?</w:t>
+      </w:r>
+    </w:p>
+    <w:p>
+      <w:pPr>
+        <w:pStyle w:val="ListParagraph"/>
+        <w:numPr>
+          <w:ilvl w:val="0"/>
+          <w:numId w:val="2"/>
+        </w:numPr>
+        <w:rPr>
+          <w:lang w:val="en-US"/>
+        </w:rPr>
+      </w:pPr>
+      <w:r>
+        <w:rPr>
+          <w:lang w:val="en-US"/>
+        </w:rPr>
+        <w:t>Tu sĩ</w:t>
+      </w:r>
+    </w:p>
+    <w:p>
+      <w:pPr>
+        <w:pStyle w:val="ListParagraph"/>
+        <w:numPr>
+          <w:ilvl w:val="0"/>
+          <w:numId w:val="15"/>
+        </w:numPr>
+        <w:rPr>
+          <w:lang w:val="en-US"/>
+        </w:rPr>
+      </w:pPr>
+      <w:r>
+        <w:rPr>
+          <w:lang w:val="en-US"/>
+        </w:rPr>
+        <w:t>“Come To Pass”?</w:t>
+      </w:r>
+    </w:p>
+    <w:p>
+      <w:pPr>
+        <w:pStyle w:val="ListParagraph"/>
+        <w:numPr>
+          <w:ilvl w:val="0"/>
+          <w:numId w:val="2"/>
+        </w:numPr>
+        <w:rPr>
+          <w:lang w:val="en-US"/>
+        </w:rPr>
+      </w:pPr>
+      <w:r>
+        <w:rPr>
+          <w:lang w:val="en-US"/>
+        </w:rPr>
+        <w:t>Xảy ra (1 sự việc trong kinh thánh)</w:t>
+      </w:r>
+    </w:p>
+    <w:p>
+      <w:pPr>
+        <w:rPr>
+          <w:lang w:val="en-US"/>
+        </w:rPr>
+      </w:pPr>
+    </w:p>
+    <w:p>
+      <w:pPr>
+        <w:rPr>
+          <w:lang w:val="en-US"/>
+        </w:rPr>
+      </w:pPr>
+      <w:r>
+        <w:rPr>
+          <w:lang w:val="en-US"/>
+        </w:rPr>
+        <w:t>War – Chiến Tranh:</w:t>
+      </w:r>
+    </w:p>
+    <w:p>
+      <w:pPr>
+        <w:pStyle w:val="ListParagraph"/>
+        <w:numPr>
+          <w:ilvl w:val="0"/>
+          <w:numId w:val="10"/>
+        </w:numPr>
+        <w:rPr>
+          <w:lang w:val="en-US"/>
+        </w:rPr>
+      </w:pPr>
+      <w:r>
+        <w:rPr>
+          <w:lang w:val="en-US"/>
+        </w:rPr>
+        <w:t>“Sentinal”?</w:t>
+      </w:r>
+    </w:p>
+    <w:p>
+      <w:pPr>
+        <w:pStyle w:val="ListParagraph"/>
+        <w:numPr>
+          <w:ilvl w:val="0"/>
+          <w:numId w:val="2"/>
+        </w:numPr>
+        <w:rPr>
+          <w:lang w:val="en-US"/>
+        </w:rPr>
+      </w:pPr>
+      <w:r>
+        <w:rPr>
+          <w:lang w:val="en-US"/>
+        </w:rPr>
+        <w:t>Lính gác</w:t>
+      </w:r>
+    </w:p>
+    <w:p>
+      <w:pPr>
+        <w:pStyle w:val="ListParagraph"/>
+        <w:numPr>
+          <w:ilvl w:val="0"/>
+          <w:numId w:val="10"/>
+        </w:numPr>
+        <w:rPr>
+          <w:lang w:val="en-US"/>
+        </w:rPr>
+      </w:pPr>
+      <w:r>
+        <w:rPr>
+          <w:lang w:val="en-US"/>
+        </w:rPr>
+        <w:t>“Sentry”?</w:t>
+      </w:r>
+    </w:p>
+    <w:p>
+      <w:pPr>
+        <w:pStyle w:val="ListParagraph"/>
+        <w:numPr>
+          <w:ilvl w:val="0"/>
+          <w:numId w:val="2"/>
+        </w:numPr>
+        <w:rPr>
+          <w:lang w:val="en-US"/>
+        </w:rPr>
+      </w:pPr>
+      <w:r>
+        <w:rPr>
+          <w:lang w:val="en-US"/>
+        </w:rPr>
+        <w:t>Lính canh</w:t>
+      </w:r>
+    </w:p>
+    <w:p>
+      <w:pPr>
+        <w:pStyle w:val="ListParagraph"/>
+        <w:numPr>
+          <w:ilvl w:val="0"/>
+          <w:numId w:val="10"/>
+        </w:numPr>
+        <w:rPr>
+          <w:lang w:val="en-US"/>
+        </w:rPr>
+      </w:pPr>
+      <w:r>
+        <w:rPr>
+          <w:lang w:val="en-US"/>
+        </w:rPr>
+        <w:t>“Banish”?</w:t>
+      </w:r>
+    </w:p>
+    <w:p>
+      <w:pPr>
+        <w:pStyle w:val="ListParagraph"/>
+        <w:numPr>
+          <w:ilvl w:val="0"/>
+          <w:numId w:val="2"/>
+        </w:numPr>
+        <w:rPr>
+          <w:lang w:val="en-US"/>
+        </w:rPr>
+      </w:pPr>
+      <w:r>
+        <w:rPr>
+          <w:lang w:val="en-US"/>
+        </w:rPr>
+        <w:t>Trục xuất</w:t>
+      </w:r>
+    </w:p>
+    <w:p>
+      <w:pPr>
+        <w:pStyle w:val="ListParagraph"/>
+        <w:numPr>
+          <w:ilvl w:val="0"/>
+          <w:numId w:val="10"/>
+        </w:numPr>
+        <w:rPr>
+          <w:lang w:val="en-US"/>
+        </w:rPr>
+      </w:pPr>
+      <w:r>
+        <w:rPr>
+          <w:lang w:val="en-US"/>
+        </w:rPr>
+        <w:t>“Triumphant”?</w:t>
+      </w:r>
+    </w:p>
+    <w:p>
+      <w:pPr>
+        <w:pStyle w:val="ListParagraph"/>
+        <w:numPr>
+          <w:ilvl w:val="0"/>
+          <w:numId w:val="2"/>
+        </w:numPr>
+        <w:rPr>
+          <w:lang w:val="en-US"/>
+        </w:rPr>
+      </w:pPr>
+      <w:r>
+        <w:rPr>
+          <w:lang w:val="en-US"/>
+        </w:rPr>
+        <w:t>Cảm giác chiến thắng</w:t>
+      </w:r>
+    </w:p>
+    <w:p>
+      <w:pPr>
+        <w:rPr>
+          <w:lang w:val="en-US"/>
+        </w:rPr>
+      </w:pPr>
+    </w:p>
+    <w:p>
+      <w:pPr>
+        <w:rPr>
+          <w:lang w:val="en-US"/>
+        </w:rPr>
+      </w:pPr>
+      <w:r>
+        <w:rPr>
+          <w:lang w:val="en-US"/>
+        </w:rPr>
+        <w:t>Elemental – Nguyên Tố:</w:t>
+      </w:r>
+    </w:p>
+    <w:p>
+      <w:pPr>
+        <w:pStyle w:val="ListParagraph"/>
+        <w:numPr>
+          <w:ilvl w:val="0"/>
+          <w:numId w:val="12"/>
+        </w:numPr>
+        <w:rPr>
+          <w:lang w:val="en-US"/>
+        </w:rPr>
+      </w:pPr>
+      <w:r>
+        <w:rPr>
+          <w:lang w:val="en-US"/>
+        </w:rPr>
+        <w:t>“Scorch”?</w:t>
+      </w:r>
+    </w:p>
+    <w:p>
+      <w:pPr>
+        <w:pStyle w:val="ListParagraph"/>
+        <w:numPr>
+          <w:ilvl w:val="0"/>
+          <w:numId w:val="2"/>
+        </w:numPr>
+        <w:rPr>
+          <w:lang w:val="en-US"/>
+        </w:rPr>
+      </w:pPr>
+      <w:r>
+        <w:rPr>
+          <w:lang w:val="en-US"/>
+        </w:rPr>
+        <w:t>Thiêu đốt</w:t>
+      </w:r>
+    </w:p>
+    <w:p>
+      <w:pPr>
+        <w:pStyle w:val="ListParagraph"/>
+        <w:numPr>
+          <w:ilvl w:val="0"/>
+          <w:numId w:val="12"/>
+        </w:numPr>
+        <w:rPr>
+          <w:lang w:val="en-US"/>
+        </w:rPr>
+      </w:pPr>
+      <w:r>
+        <w:rPr>
+          <w:lang w:val="en-US"/>
+        </w:rPr>
+        <w:t>“Enchant”?</w:t>
+      </w:r>
+    </w:p>
+    <w:p>
+      <w:pPr>
+        <w:pStyle w:val="ListParagraph"/>
+        <w:numPr>
+          <w:ilvl w:val="0"/>
+          <w:numId w:val="2"/>
+        </w:numPr>
+        <w:rPr>
+          <w:lang w:val="en-US"/>
+        </w:rPr>
+      </w:pPr>
+      <w:r>
+        <w:rPr>
+          <w:lang w:val="en-US"/>
+        </w:rPr>
+        <w:t>Tác động ma thuật (lên 1 món đồ)</w:t>
+      </w:r>
+    </w:p>
+    <w:p>
+      <w:pPr>
+        <w:rPr>
+          <w:lang w:val="en-US"/>
+        </w:rPr>
+      </w:pPr>
+    </w:p>
+    <w:p>
+      <w:pPr>
+        <w:rPr>
+          <w:lang w:val="en-US"/>
+        </w:rPr>
+      </w:pPr>
+      <w:r>
+        <w:rPr>
+          <w:lang w:val="en-US"/>
+        </w:rPr>
+        <w:t>Animal – Động Vật:</w:t>
+      </w:r>
+    </w:p>
+    <w:p>
+      <w:pPr>
+        <w:pStyle w:val="ListParagraph"/>
+        <w:numPr>
+          <w:ilvl w:val="0"/>
+          <w:numId w:val="13"/>
+        </w:numPr>
+        <w:rPr>
+          <w:lang w:val="en-US"/>
+        </w:rPr>
+      </w:pPr>
+      <w:r>
+        <w:rPr>
+          <w:lang w:val="en-US"/>
+        </w:rPr>
+        <w:t>“Peck”?</w:t>
+      </w:r>
+    </w:p>
+    <w:p>
+      <w:pPr>
+        <w:pStyle w:val="ListParagraph"/>
+        <w:numPr>
+          <w:ilvl w:val="0"/>
+          <w:numId w:val="2"/>
+        </w:numPr>
+        <w:rPr>
+          <w:lang w:val="en-US"/>
+        </w:rPr>
+      </w:pPr>
+      <w:r>
+        <w:rPr>
+          <w:lang w:val="en-US"/>
+        </w:rPr>
+        <w:t>Mổ</w:t>
+      </w:r>
+    </w:p>
+    <w:p>
+      <w:pPr>
+        <w:pStyle w:val="ListParagraph"/>
+        <w:numPr>
+          <w:ilvl w:val="0"/>
+          <w:numId w:val="13"/>
+        </w:numPr>
+        <w:rPr>
+          <w:lang w:val="en-US"/>
+        </w:rPr>
+      </w:pPr>
+      <w:r>
+        <w:rPr>
+          <w:lang w:val="en-US"/>
+        </w:rPr>
+        <w:t>“Carrion”?</w:t>
+      </w:r>
+    </w:p>
+    <w:p>
+      <w:pPr>
+        <w:pStyle w:val="ListParagraph"/>
+        <w:numPr>
+          <w:ilvl w:val="0"/>
+          <w:numId w:val="2"/>
+        </w:numPr>
+        <w:rPr>
+          <w:lang w:val="en-US"/>
+        </w:rPr>
+      </w:pPr>
+      <w:r>
+        <w:rPr>
+          <w:lang w:val="en-US"/>
+        </w:rPr>
+        <w:t>Xác thối</w:t>
+      </w:r>
+    </w:p>
+    <w:p>
+      <w:pPr>
+        <w:rPr>
+          <w:lang w:val="en-US"/>
+        </w:rPr>
+      </w:pPr>
+    </w:p>
+    <w:p>
+      <w:pPr>
+        <w:rPr>
+          <w:lang w:val="en-US"/>
+        </w:rPr>
+      </w:pPr>
+      <w:r>
+        <w:rPr>
+          <w:lang w:val="en-US"/>
+        </w:rPr>
+        <w:t>Plant – Thực Vật:</w:t>
+      </w:r>
+    </w:p>
+    <w:p>
+      <w:pPr>
+        <w:pStyle w:val="ListParagraph"/>
+        <w:numPr>
+          <w:ilvl w:val="0"/>
+          <w:numId w:val="14"/>
+        </w:numPr>
+        <w:rPr>
+          <w:lang w:val="en-US"/>
+        </w:rPr>
+      </w:pPr>
+      <w:r>
+        <w:rPr>
+          <w:lang w:val="en-US"/>
+        </w:rPr>
+        <w:t>“Vine”?</w:t>
+      </w:r>
+    </w:p>
+    <w:p>
+      <w:pPr>
+        <w:pStyle w:val="ListParagraph"/>
+        <w:numPr>
+          <w:ilvl w:val="0"/>
+          <w:numId w:val="2"/>
+        </w:numPr>
+        <w:rPr>
+          <w:lang w:val="en-US"/>
+        </w:rPr>
+      </w:pPr>
+      <w:r>
+        <w:rPr>
+          <w:lang w:val="en-US"/>
+        </w:rPr>
+        <w:t>Cây leo</w:t>
+      </w:r>
+    </w:p>
+    <w:p>
+      <w:pPr>
+        <w:pStyle w:val="ListParagraph"/>
+        <w:numPr>
+          <w:ilvl w:val="0"/>
+          <w:numId w:val="14"/>
+        </w:numPr>
+        <w:rPr>
+          <w:lang w:val="en-US"/>
+        </w:rPr>
+      </w:pPr>
+      <w:r>
+        <w:rPr>
+          <w:lang w:val="en-US"/>
+        </w:rPr>
+        <w:t>“Oak”?</w:t>
+      </w:r>
+    </w:p>
+    <w:p>
+      <w:pPr>
+        <w:pStyle w:val="ListParagraph"/>
+        <w:numPr>
+          <w:ilvl w:val="0"/>
+          <w:numId w:val="2"/>
+        </w:numPr>
+        <w:rPr>
+          <w:lang w:val="en-US"/>
+        </w:rPr>
+      </w:pPr>
+      <w:r>
+        <w:rPr>
+          <w:lang w:val="en-US"/>
+        </w:rPr>
+        <w:lastRenderedPageBreak/>
+        <w:t>Sồi</w:t>
+      </w:r>
+    </w:p>
+    <w:p>
+      <w:pPr>
+        <w:rPr>
+          <w:lang w:val="en-US"/>
+        </w:rPr>
+      </w:pPr>
+    </w:p>
+    <w:p>
+      <w:pPr>
+        <w:rPr>
+          <w:lang w:val="en-US"/>
+        </w:rPr>
+      </w:pPr>
+      <w:r>
+        <w:rPr>
+          <w:lang w:val="en-US"/>
+        </w:rPr>
+        <w:t>A</w:t>
+      </w:r>
+      <w:r>
+        <w:t>bbreviation</w:t>
+      </w:r>
+      <w:r>
+        <w:rPr>
+          <w:lang w:val="en-US"/>
+        </w:rPr>
+        <w:t xml:space="preserve"> – Từ Viết Tắt:</w:t>
+      </w:r>
+    </w:p>
+    <w:p>
+      <w:pPr>
+        <w:pStyle w:val="ListParagraph"/>
+        <w:numPr>
+          <w:ilvl w:val="0"/>
+          <w:numId w:val="3"/>
+        </w:numPr>
+        <w:rPr>
+          <w:lang w:val="en-US"/>
+        </w:rPr>
+      </w:pPr>
+      <w:r>
+        <w:rPr>
+          <w:lang w:val="en-US"/>
+        </w:rPr>
+        <w:t>“et al.”</w:t>
+      </w:r>
+      <w:r>
+        <w:rPr>
+          <w:lang w:val="en-US"/>
+        </w:rPr>
+        <w:t>?</w:t>
+      </w:r>
+    </w:p>
+    <w:p>
+      <w:pPr>
+        <w:pStyle w:val="ListParagraph"/>
+        <w:numPr>
+          <w:ilvl w:val="0"/>
+          <w:numId w:val="2"/>
+        </w:numPr>
+        <w:rPr>
+          <w:lang w:val="en-US"/>
+        </w:rPr>
+      </w:pPr>
+      <w:r>
+        <w:rPr>
+          <w:lang w:val="en-US"/>
+        </w:rPr>
+        <w:t>Và các đồng tác giả khác</w:t>
+      </w:r>
+    </w:p>
+    <w:p>
+      <w:pPr>
+        <w:rPr>
+          <w:lang w:val="en-US"/>
+        </w:rPr>
+      </w:pPr>
+    </w:p>
+    <w:p>
+      <w:pPr>
+        <w:rPr>
+          <w:lang w:val="en-US"/>
+        </w:rPr>
+      </w:pPr>
+      <w:r>
+        <w:rPr>
+          <w:lang w:val="en-US"/>
+        </w:rPr>
+        <w:t>Math – Toán:</w:t>
+      </w:r>
+    </w:p>
+    <w:p>
+      <w:pPr>
+        <w:pStyle w:val="ListParagraph"/>
+        <w:numPr>
+          <w:ilvl w:val="0"/>
+          <w:numId w:val="4"/>
+        </w:numPr>
+        <w:rPr>
+          <w:lang w:val="en-US"/>
+        </w:rPr>
+      </w:pPr>
+      <w:r>
+        <w:rPr>
+          <w:lang w:val="en-US"/>
+        </w:rPr>
+        <w:t>“Denominator”?</w:t>
+      </w:r>
+    </w:p>
+    <w:p>
+      <w:pPr>
+        <w:pStyle w:val="ListParagraph"/>
+        <w:numPr>
+          <w:ilvl w:val="0"/>
+          <w:numId w:val="2"/>
+        </w:numPr>
+        <w:rPr>
+          <w:lang w:val="en-US"/>
+        </w:rPr>
+      </w:pPr>
+      <w:r>
+        <w:rPr>
+          <w:lang w:val="en-US"/>
+        </w:rPr>
+        <w:t>Mẫu số</w:t>
+      </w:r>
+    </w:p>
+    <w:p>
+      <w:pPr>
+        <w:pStyle w:val="ListParagraph"/>
+        <w:numPr>
+          <w:ilvl w:val="0"/>
+          <w:numId w:val="4"/>
+        </w:numPr>
+        <w:rPr>
+          <w:lang w:val="en-US"/>
+        </w:rPr>
+      </w:pPr>
+      <w:r>
+        <w:rPr>
+          <w:lang w:val="en-US"/>
+        </w:rPr>
+        <w:t>“Numerator”?</w:t>
+      </w:r>
+    </w:p>
+    <w:p>
+      <w:pPr>
+        <w:pStyle w:val="ListParagraph"/>
+        <w:numPr>
+          <w:ilvl w:val="0"/>
+          <w:numId w:val="2"/>
+        </w:numPr>
+        <w:rPr>
+          <w:lang w:val="en-US"/>
+        </w:rPr>
+      </w:pPr>
+      <w:r>
+        <w:rPr>
+          <w:lang w:val="en-US"/>
+        </w:rPr>
+        <w:t>Tử số</w:t>
+      </w:r>
+    </w:p>
+    <w:p>
+      <w:pPr>
+        <w:pStyle w:val="ListParagraph"/>
+        <w:numPr>
+          <w:ilvl w:val="0"/>
+          <w:numId w:val="4"/>
+        </w:numPr>
+        <w:rPr>
+          <w:lang w:val="en-US"/>
+        </w:rPr>
+      </w:pPr>
+      <w:r>
+        <w:rPr>
+          <w:lang w:val="en-US"/>
+        </w:rPr>
+        <w:t>“Hypothetical Unit”?</w:t>
+      </w:r>
+    </w:p>
+    <w:p>
+      <w:pPr>
+        <w:pStyle w:val="ListParagraph"/>
+        <w:numPr>
+          <w:ilvl w:val="0"/>
+          <w:numId w:val="2"/>
+        </w:numPr>
+        <w:rPr>
+          <w:lang w:val="en-US"/>
+        </w:rPr>
+      </w:pPr>
+      <w:r>
+        <w:rPr>
+          <w:lang w:val="en-US"/>
+        </w:rPr>
+        <w:t>Đơn vị giả tưởng (của giá trị nào đó)</w:t>
+      </w:r>
+    </w:p>
+    <w:p>
+      <w:pPr>
+        <w:pStyle w:val="ListParagraph"/>
+        <w:numPr>
+          <w:ilvl w:val="0"/>
+          <w:numId w:val="4"/>
+        </w:numPr>
+        <w:rPr>
+          <w:lang w:val="en-US"/>
+        </w:rPr>
+      </w:pPr>
+      <w:r>
+        <w:rPr>
+          <w:lang w:val="en-US"/>
+        </w:rPr>
+        <w:t>Numerical Solution?</w:t>
+      </w:r>
+    </w:p>
+    <w:p>
+      <w:pPr>
+        <w:pStyle w:val="ListParagraph"/>
+        <w:numPr>
+          <w:ilvl w:val="0"/>
+          <w:numId w:val="2"/>
+        </w:numPr>
+        <w:rPr>
+          <w:lang w:val="en-US"/>
+        </w:rPr>
+      </w:pPr>
+      <w:r>
+        <w:rPr>
+          <w:lang w:val="en-US"/>
+        </w:rPr>
+        <w:t>Nghiệm ước lượng (= số cụ thể, không phải = Term)</w:t>
+      </w:r>
+    </w:p>
+    <w:p>
+      <w:pPr>
+        <w:pStyle w:val="ListParagraph"/>
+        <w:numPr>
+          <w:ilvl w:val="0"/>
+          <w:numId w:val="4"/>
+        </w:numPr>
+        <w:rPr>
+          <w:lang w:val="en-US"/>
+        </w:rPr>
+      </w:pPr>
+      <w:r>
+        <w:rPr>
+          <w:lang w:val="en-US"/>
+        </w:rPr>
+        <w:t>“Quotient”?</w:t>
+      </w:r>
+    </w:p>
+    <w:p>
+      <w:pPr>
+        <w:pStyle w:val="ListParagraph"/>
+        <w:numPr>
+          <w:ilvl w:val="0"/>
+          <w:numId w:val="2"/>
+        </w:numPr>
+        <w:rPr>
+          <w:lang w:val="en-US"/>
+        </w:rPr>
+      </w:pPr>
+      <w:r>
+        <w:rPr>
+          <w:lang w:val="en-US"/>
+        </w:rPr>
+        <w:t>Thương số (kết quả của phép chia)</w:t>
+      </w:r>
+    </w:p>
+    <w:p>
+      <w:pPr>
+        <w:pStyle w:val="ListParagraph"/>
+        <w:numPr>
+          <w:ilvl w:val="0"/>
+          <w:numId w:val="4"/>
+        </w:numPr>
+        <w:rPr>
+          <w:lang w:val="en-US"/>
+        </w:rPr>
+      </w:pPr>
+      <w:r>
+        <w:rPr>
+          <w:lang w:val="en-US"/>
+        </w:rPr>
+        <w:t>“Critical Point”?</w:t>
+      </w:r>
+    </w:p>
+    <w:p>
+      <w:pPr>
+        <w:pStyle w:val="ListParagraph"/>
+        <w:numPr>
+          <w:ilvl w:val="0"/>
+          <w:numId w:val="2"/>
+        </w:numPr>
+        <w:rPr>
+          <w:lang w:val="en-US"/>
+        </w:rPr>
+      </w:pPr>
+      <w:r>
+        <w:rPr>
+          <w:lang w:val="en-US"/>
+        </w:rPr>
+        <w:t>Điểm cực trị</w:t>
+      </w:r>
+    </w:p>
+    <w:p>
+      <w:pPr>
+        <w:pStyle w:val="ListParagraph"/>
+        <w:numPr>
+          <w:ilvl w:val="0"/>
+          <w:numId w:val="4"/>
+        </w:numPr>
+        <w:rPr>
+          <w:lang w:val="en-US"/>
+        </w:rPr>
+      </w:pPr>
+      <w:r>
+        <w:rPr>
+          <w:lang w:val="en-US"/>
+        </w:rPr>
+        <w:t>“Concave Up And Down”?</w:t>
+      </w:r>
+    </w:p>
+    <w:p>
+      <w:pPr>
+        <w:pStyle w:val="ListParagraph"/>
+        <w:numPr>
+          <w:ilvl w:val="0"/>
+          <w:numId w:val="2"/>
+        </w:numPr>
+        <w:rPr>
+          <w:lang w:val="en-US"/>
+        </w:rPr>
+      </w:pPr>
+      <w:r>
+        <w:rPr>
+          <w:lang w:val="en-US"/>
+        </w:rPr>
+        <w:t>Ngửa và úp (đồ thị)</w:t>
+      </w:r>
+    </w:p>
+    <w:p>
+      <w:pPr>
+        <w:pStyle w:val="ListParagraph"/>
+        <w:numPr>
+          <w:ilvl w:val="0"/>
+          <w:numId w:val="4"/>
+        </w:numPr>
+        <w:rPr>
+          <w:lang w:val="en-US"/>
+        </w:rPr>
+      </w:pPr>
+      <w:r>
+        <w:rPr>
+          <w:lang w:val="en-US"/>
+        </w:rPr>
+        <w:t>“Quadrant”?</w:t>
+      </w:r>
+    </w:p>
+    <w:p>
+      <w:pPr>
+        <w:pStyle w:val="ListParagraph"/>
+        <w:numPr>
+          <w:ilvl w:val="0"/>
+          <w:numId w:val="2"/>
+        </w:numPr>
+        <w:rPr>
+          <w:lang w:val="en-US"/>
+        </w:rPr>
+      </w:pPr>
+      <w:r>
+        <w:rPr>
+          <w:lang w:val="en-US"/>
+        </w:rPr>
+        <w:t>Góc phần tư</w:t>
+      </w:r>
+    </w:p>
+    <w:p>
+      <w:pPr>
+        <w:pStyle w:val="ListParagraph"/>
+        <w:numPr>
+          <w:ilvl w:val="0"/>
+          <w:numId w:val="4"/>
+        </w:numPr>
+        <w:rPr>
+          <w:lang w:val="en-US"/>
+        </w:rPr>
+      </w:pPr>
+      <w:r>
+        <w:rPr>
+          <w:lang w:val="en-US"/>
+        </w:rPr>
+        <w:t>“Octant”?</w:t>
+      </w:r>
+    </w:p>
+    <w:p>
+      <w:pPr>
+        <w:pStyle w:val="ListParagraph"/>
+        <w:numPr>
+          <w:ilvl w:val="0"/>
+          <w:numId w:val="2"/>
+        </w:numPr>
+        <w:rPr>
+          <w:lang w:val="en-US"/>
+        </w:rPr>
+      </w:pPr>
+      <w:r>
+        <w:rPr>
+          <w:lang w:val="en-US"/>
+        </w:rPr>
+        <w:t>Góc phần tám</w:t>
+      </w:r>
+    </w:p>
+    <w:p>
+      <w:pPr>
+        <w:pStyle w:val="ListParagraph"/>
+        <w:numPr>
+          <w:ilvl w:val="0"/>
+          <w:numId w:val="4"/>
+        </w:numPr>
+        <w:rPr>
+          <w:lang w:val="en-US"/>
+        </w:rPr>
+      </w:pPr>
+      <w:r>
+        <w:rPr>
+          <w:lang w:val="en-US"/>
+        </w:rPr>
+        <w:t>“Objective Function”?</w:t>
+      </w:r>
+    </w:p>
+    <w:p>
+      <w:pPr>
+        <w:pStyle w:val="ListParagraph"/>
+        <w:numPr>
+          <w:ilvl w:val="0"/>
+          <w:numId w:val="2"/>
+        </w:numPr>
+        <w:rPr>
+          <w:lang w:val="en-US"/>
+        </w:rPr>
+      </w:pPr>
+      <w:r>
+        <w:rPr>
+          <w:lang w:val="en-US"/>
+        </w:rPr>
+        <w:t>Hàm mục tiêu (hàm mà bạn muốn tối ưu hóa)</w:t>
+      </w:r>
+    </w:p>
+    <w:p>
+      <w:pPr>
+        <w:pStyle w:val="ListParagraph"/>
+        <w:numPr>
+          <w:ilvl w:val="0"/>
+          <w:numId w:val="4"/>
+        </w:numPr>
+        <w:rPr>
+          <w:lang w:val="en-US"/>
+        </w:rPr>
+      </w:pPr>
+      <w:r>
+        <w:rPr>
+          <w:lang w:val="en-US"/>
+        </w:rPr>
+        <w:t>“Legend”?</w:t>
+      </w:r>
+    </w:p>
+    <w:p>
+      <w:pPr>
+        <w:pStyle w:val="ListParagraph"/>
+        <w:numPr>
+          <w:ilvl w:val="0"/>
+          <w:numId w:val="2"/>
+        </w:numPr>
+        <w:rPr>
+          <w:lang w:val="en-US"/>
+        </w:rPr>
+      </w:pPr>
+      <w:r>
+        <w:rPr>
+          <w:lang w:val="en-US"/>
+        </w:rPr>
+        <w:t>Chú giải (biểu đồ)</w:t>
+      </w:r>
+    </w:p>
+    <w:p>
+      <w:pPr>
+        <w:pStyle w:val="ListParagraph"/>
+        <w:numPr>
+          <w:ilvl w:val="0"/>
+          <w:numId w:val="4"/>
+        </w:numPr>
+        <w:rPr>
+          <w:lang w:val="en-US"/>
+        </w:rPr>
+      </w:pPr>
+      <w:r>
+        <w:rPr>
+          <w:lang w:val="en-US"/>
+        </w:rPr>
+        <w:t>“Pointwise Operation”?</w:t>
+      </w:r>
+    </w:p>
+    <w:p>
+      <w:pPr>
+        <w:pStyle w:val="ListParagraph"/>
+        <w:numPr>
+          <w:ilvl w:val="0"/>
+          <w:numId w:val="2"/>
+        </w:numPr>
+        <w:rPr>
+          <w:lang w:val="en-US"/>
+        </w:rPr>
+      </w:pPr>
+      <w:r>
+        <w:rPr>
+          <w:lang w:val="en-US"/>
+        </w:rPr>
+        <w:t>Toán tử từng điểm (ví dụ</w:t>
+      </w:r>
+      <w:r>
+        <w:rPr>
+          <w:lang w:val="en-US"/>
+        </w:rPr>
+        <w:t xml:space="preserve"> tích Hadamard</w:t>
+      </w:r>
+      <w:r>
+        <w:rPr>
+          <w:lang w:val="en-US"/>
+        </w:rPr>
+        <w:t>)</w:t>
+      </w:r>
+    </w:p>
+    <w:p>
+      <w:pPr>
+        <w:pStyle w:val="ListParagraph"/>
+        <w:numPr>
+          <w:ilvl w:val="0"/>
+          <w:numId w:val="4"/>
+        </w:numPr>
+        <w:rPr>
+          <w:lang w:val="en-US"/>
+        </w:rPr>
+      </w:pPr>
+      <w:r>
+        <w:rPr>
+          <w:lang w:val="en-US"/>
+        </w:rPr>
+        <w:t>“Rectangular”?</w:t>
+      </w:r>
+    </w:p>
+    <w:p>
+      <w:pPr>
+        <w:pStyle w:val="ListParagraph"/>
+        <w:numPr>
+          <w:ilvl w:val="0"/>
+          <w:numId w:val="2"/>
+        </w:numPr>
+        <w:rPr>
+          <w:lang w:val="en-US"/>
+        </w:rPr>
+      </w:pPr>
+      <w:r>
+        <w:rPr>
+          <w:lang w:val="en-US"/>
+        </w:rPr>
+        <w:t>Hình hộp chữ nhật</w:t>
+      </w:r>
     </w:p>
     <w:p>
       <w:pPr>

--- a/english.docx
+++ b/english.docx
@@ -981,6 +981,553 @@
         </w:rPr>
         <w:t>Giải pháp tạm thời</w:t>
       </w:r>
+    </w:p>
+    <w:p>
+      <w:pPr>
+        <w:rPr>
+          <w:lang w:val="en-US"/>
+        </w:rPr>
+      </w:pPr>
+    </w:p>
+    <w:p>
+      <w:pPr>
+        <w:rPr>
+          <w:lang w:val="en-US"/>
+        </w:rPr>
+      </w:pPr>
+      <w:r>
+        <w:rPr>
+          <w:lang w:val="en-US"/>
+        </w:rPr>
+        <w:t>Status</w:t>
+      </w:r>
+      <w:r>
+        <w:rPr>
+          <w:lang w:val="en-US"/>
+        </w:rPr>
+        <w:t xml:space="preserve"> –</w:t>
+      </w:r>
+      <w:r>
+        <w:rPr>
+          <w:lang w:val="en-US"/>
+        </w:rPr>
+        <w:t xml:space="preserve"> Thái Độ</w:t>
+      </w:r>
+      <w:r>
+        <w:rPr>
+          <w:lang w:val="en-US"/>
+        </w:rPr>
+        <w:t>:</w:t>
+      </w:r>
+    </w:p>
+    <w:p>
+      <w:pPr>
+        <w:pStyle w:val="ListParagraph"/>
+        <w:numPr>
+          <w:ilvl w:val="0"/>
+          <w:numId w:val="8"/>
+        </w:numPr>
+        <w:rPr>
+          <w:lang w:val="en-US"/>
+        </w:rPr>
+      </w:pPr>
+      <w:r>
+        <w:rPr>
+          <w:lang w:val="en-US"/>
+        </w:rPr>
+        <w:t>“Implore”?</w:t>
+      </w:r>
+    </w:p>
+    <w:p>
+      <w:pPr>
+        <w:pStyle w:val="ListParagraph"/>
+        <w:numPr>
+          <w:ilvl w:val="0"/>
+          <w:numId w:val="2"/>
+        </w:numPr>
+        <w:rPr>
+          <w:lang w:val="en-US"/>
+        </w:rPr>
+      </w:pPr>
+      <w:r>
+        <w:rPr>
+          <w:lang w:val="en-US"/>
+        </w:rPr>
+        <w:t>Van xin (ai đó một cách chân thành)</w:t>
+      </w:r>
+    </w:p>
+    <w:p>
+      <w:pPr>
+        <w:pStyle w:val="ListParagraph"/>
+        <w:numPr>
+          <w:ilvl w:val="0"/>
+          <w:numId w:val="8"/>
+        </w:numPr>
+        <w:rPr>
+          <w:lang w:val="en-US"/>
+        </w:rPr>
+      </w:pPr>
+      <w:r>
+        <w:rPr>
+          <w:lang w:val="en-US"/>
+        </w:rPr>
+        <w:t>“Sincere”?</w:t>
+      </w:r>
+    </w:p>
+    <w:p>
+      <w:pPr>
+        <w:pStyle w:val="ListParagraph"/>
+        <w:numPr>
+          <w:ilvl w:val="0"/>
+          <w:numId w:val="2"/>
+        </w:numPr>
+        <w:rPr>
+          <w:lang w:val="en-US"/>
+        </w:rPr>
+      </w:pPr>
+      <w:r>
+        <w:rPr>
+          <w:lang w:val="en-US"/>
+        </w:rPr>
+        <w:t>Chân thành (không lừa lọc)</w:t>
+      </w:r>
+    </w:p>
+    <w:p>
+      <w:pPr>
+        <w:pStyle w:val="ListParagraph"/>
+        <w:numPr>
+          <w:ilvl w:val="0"/>
+          <w:numId w:val="8"/>
+        </w:numPr>
+        <w:rPr>
+          <w:lang w:val="en-US"/>
+        </w:rPr>
+      </w:pPr>
+      <w:r>
+        <w:rPr>
+          <w:lang w:val="en-US"/>
+        </w:rPr>
+        <w:t>“Allegiance”?</w:t>
+      </w:r>
+    </w:p>
+    <w:p>
+      <w:pPr>
+        <w:pStyle w:val="ListParagraph"/>
+        <w:numPr>
+          <w:ilvl w:val="0"/>
+          <w:numId w:val="2"/>
+        </w:numPr>
+        <w:rPr>
+          <w:lang w:val="en-US"/>
+        </w:rPr>
+      </w:pPr>
+      <w:r>
+        <w:rPr>
+          <w:lang w:val="en-US"/>
+        </w:rPr>
+        <w:t>Lòng trung thành (với cấp trên)</w:t>
+      </w:r>
+    </w:p>
+    <w:p>
+      <w:pPr>
+        <w:rPr>
+          <w:lang w:val="en-US"/>
+        </w:rPr>
+      </w:pPr>
+    </w:p>
+    <w:p>
+      <w:pPr>
+        <w:rPr>
+          <w:lang w:val="en-US"/>
+        </w:rPr>
+      </w:pPr>
+      <w:r>
+        <w:rPr>
+          <w:lang w:val="en-US"/>
+        </w:rPr>
+        <w:t>Action – Hành Động:</w:t>
+      </w:r>
+    </w:p>
+    <w:p>
+      <w:pPr>
+        <w:pStyle w:val="ListParagraph"/>
+        <w:numPr>
+          <w:ilvl w:val="0"/>
+          <w:numId w:val="11"/>
+        </w:numPr>
+        <w:rPr>
+          <w:lang w:val="en-US"/>
+        </w:rPr>
+      </w:pPr>
+      <w:r>
+        <w:rPr>
+          <w:lang w:val="en-US"/>
+        </w:rPr>
+        <w:t>“Inflict”?</w:t>
+      </w:r>
+    </w:p>
+    <w:p>
+      <w:pPr>
+        <w:pStyle w:val="ListParagraph"/>
+        <w:numPr>
+          <w:ilvl w:val="0"/>
+          <w:numId w:val="2"/>
+        </w:numPr>
+        <w:rPr>
+          <w:lang w:val="en-US"/>
+        </w:rPr>
+      </w:pPr>
+      <w:r>
+        <w:rPr>
+          <w:lang w:val="en-US"/>
+        </w:rPr>
+        <w:t>Gây ra (thiệt hại)</w:t>
+      </w:r>
+    </w:p>
+    <w:p>
+      <w:pPr>
+        <w:pStyle w:val="ListParagraph"/>
+        <w:numPr>
+          <w:ilvl w:val="0"/>
+          <w:numId w:val="11"/>
+        </w:numPr>
+        <w:rPr>
+          <w:lang w:val="en-US"/>
+        </w:rPr>
+      </w:pPr>
+      <w:r>
+        <w:rPr>
+          <w:lang w:val="en-US"/>
+        </w:rPr>
+        <w:t>“Rejuvenate”?</w:t>
+      </w:r>
+    </w:p>
+    <w:p>
+      <w:pPr>
+        <w:pStyle w:val="ListParagraph"/>
+        <w:numPr>
+          <w:ilvl w:val="0"/>
+          <w:numId w:val="2"/>
+        </w:numPr>
+        <w:rPr>
+          <w:lang w:val="en-US"/>
+        </w:rPr>
+      </w:pPr>
+      <w:r>
+        <w:rPr>
+          <w:lang w:val="en-US"/>
+        </w:rPr>
+        <w:t>Làm trẻ lại (1 cái gì đó)</w:t>
+      </w:r>
+    </w:p>
+    <w:p>
+      <w:pPr>
+        <w:pStyle w:val="ListParagraph"/>
+        <w:numPr>
+          <w:ilvl w:val="0"/>
+          <w:numId w:val="11"/>
+        </w:numPr>
+        <w:rPr>
+          <w:lang w:val="en-US"/>
+        </w:rPr>
+      </w:pPr>
+      <w:r>
+        <w:rPr>
+          <w:lang w:val="en-US"/>
+        </w:rPr>
+        <w:t>“Deed”?</w:t>
+      </w:r>
+    </w:p>
+    <w:p>
+      <w:pPr>
+        <w:pStyle w:val="ListParagraph"/>
+        <w:numPr>
+          <w:ilvl w:val="0"/>
+          <w:numId w:val="2"/>
+        </w:numPr>
+        <w:rPr>
+          <w:lang w:val="en-US"/>
+        </w:rPr>
+      </w:pPr>
+      <w:r>
+        <w:rPr>
+          <w:lang w:val="en-US"/>
+        </w:rPr>
+        <w:t>Hành động (tốt xấu)</w:t>
+      </w:r>
+    </w:p>
+    <w:p>
+      <w:pPr>
+        <w:pStyle w:val="ListParagraph"/>
+        <w:numPr>
+          <w:ilvl w:val="0"/>
+          <w:numId w:val="11"/>
+        </w:numPr>
+        <w:rPr>
+          <w:lang w:val="en-US"/>
+        </w:rPr>
+      </w:pPr>
+      <w:r>
+        <w:rPr>
+          <w:lang w:val="en-US"/>
+        </w:rPr>
+        <w:t>“Hypnotize”?</w:t>
+      </w:r>
+    </w:p>
+    <w:p>
+      <w:pPr>
+        <w:pStyle w:val="ListParagraph"/>
+        <w:numPr>
+          <w:ilvl w:val="0"/>
+          <w:numId w:val="2"/>
+        </w:numPr>
+        <w:rPr>
+          <w:lang w:val="en-US"/>
+        </w:rPr>
+      </w:pPr>
+      <w:r>
+        <w:rPr>
+          <w:lang w:val="en-US"/>
+        </w:rPr>
+        <w:t>Thôi miên (ai đó)</w:t>
+      </w:r>
+    </w:p>
+    <w:p>
+      <w:pPr>
+        <w:pStyle w:val="ListParagraph"/>
+        <w:numPr>
+          <w:ilvl w:val="0"/>
+          <w:numId w:val="11"/>
+        </w:numPr>
+        <w:rPr>
+          <w:lang w:val="en-US"/>
+        </w:rPr>
+      </w:pPr>
+      <w:r>
+        <w:rPr>
+          <w:lang w:val="en-US"/>
+        </w:rPr>
+        <w:t>“Retain”?</w:t>
+      </w:r>
+    </w:p>
+    <w:p>
+      <w:pPr>
+        <w:pStyle w:val="ListParagraph"/>
+        <w:numPr>
+          <w:ilvl w:val="0"/>
+          <w:numId w:val="2"/>
+        </w:numPr>
+        <w:rPr>
+          <w:lang w:val="en-US"/>
+        </w:rPr>
+      </w:pPr>
+      <w:r>
+        <w:rPr>
+          <w:lang w:val="en-US"/>
+        </w:rPr>
+        <w:t>Níu giữ (1 cái gì đó để nó không mất đi)</w:t>
+      </w:r>
+    </w:p>
+    <w:p>
+      <w:pPr>
+        <w:rPr>
+          <w:lang w:val="en-US"/>
+        </w:rPr>
+      </w:pPr>
+    </w:p>
+    <w:p>
+      <w:pPr>
+        <w:rPr>
+          <w:lang w:val="en-US"/>
+        </w:rPr>
+      </w:pPr>
+      <w:r>
+        <w:rPr>
+          <w:lang w:val="en-US"/>
+        </w:rPr>
+        <w:t>Human – Con Người:</w:t>
+      </w:r>
+    </w:p>
+    <w:p>
+      <w:pPr>
+        <w:pStyle w:val="ListParagraph"/>
+        <w:numPr>
+          <w:ilvl w:val="0"/>
+          <w:numId w:val="9"/>
+        </w:numPr>
+        <w:rPr>
+          <w:lang w:val="en-US"/>
+        </w:rPr>
+      </w:pPr>
+      <w:r>
+        <w:rPr>
+          <w:lang w:val="en-US"/>
+        </w:rPr>
+        <w:t>“Mental”?</w:t>
+      </w:r>
+    </w:p>
+    <w:p>
+      <w:pPr>
+        <w:pStyle w:val="ListParagraph"/>
+        <w:numPr>
+          <w:ilvl w:val="0"/>
+          <w:numId w:val="2"/>
+        </w:numPr>
+        <w:rPr>
+          <w:lang w:val="en-US"/>
+        </w:rPr>
+      </w:pPr>
+      <w:r>
+        <w:rPr>
+          <w:lang w:val="en-US"/>
+        </w:rPr>
+        <w:t>Tinh thần</w:t>
+      </w:r>
+    </w:p>
+    <w:p>
+      <w:pPr>
+        <w:pStyle w:val="ListParagraph"/>
+        <w:numPr>
+          <w:ilvl w:val="0"/>
+          <w:numId w:val="9"/>
+        </w:numPr>
+        <w:rPr>
+          <w:lang w:val="en-US"/>
+        </w:rPr>
+      </w:pPr>
+      <w:r>
+        <w:rPr>
+          <w:lang w:val="en-US"/>
+        </w:rPr>
+        <w:t>“Divine”?</w:t>
+      </w:r>
+    </w:p>
+    <w:p>
+      <w:pPr>
+        <w:pStyle w:val="ListParagraph"/>
+        <w:numPr>
+          <w:ilvl w:val="0"/>
+          <w:numId w:val="2"/>
+        </w:numPr>
+        <w:rPr>
+          <w:lang w:val="en-US"/>
+        </w:rPr>
+      </w:pPr>
+      <w:r>
+        <w:rPr>
+          <w:lang w:val="en-US"/>
+        </w:rPr>
+        <w:t>Thần thánh</w:t>
+      </w:r>
+    </w:p>
+    <w:p>
+      <w:pPr>
+        <w:pStyle w:val="ListParagraph"/>
+        <w:numPr>
+          <w:ilvl w:val="0"/>
+          <w:numId w:val="9"/>
+        </w:numPr>
+        <w:rPr>
+          <w:lang w:val="en-US"/>
+        </w:rPr>
+      </w:pPr>
+      <w:r>
+        <w:rPr>
+          <w:lang w:val="en-US"/>
+        </w:rPr>
+        <w:lastRenderedPageBreak/>
+        <w:t>“Solitary”?</w:t>
+      </w:r>
+    </w:p>
+    <w:p>
+      <w:pPr>
+        <w:pStyle w:val="ListParagraph"/>
+        <w:numPr>
+          <w:ilvl w:val="0"/>
+          <w:numId w:val="2"/>
+        </w:numPr>
+        <w:rPr>
+          <w:lang w:val="en-US"/>
+        </w:rPr>
+      </w:pPr>
+      <w:r>
+        <w:rPr>
+          <w:lang w:val="en-US"/>
+        </w:rPr>
+        <w:t>Đơn độc</w:t>
+      </w:r>
+    </w:p>
+    <w:p>
+      <w:pPr>
+        <w:pStyle w:val="ListParagraph"/>
+        <w:numPr>
+          <w:ilvl w:val="0"/>
+          <w:numId w:val="9"/>
+        </w:numPr>
+        <w:rPr>
+          <w:lang w:val="en-US"/>
+        </w:rPr>
+      </w:pPr>
+      <w:r>
+        <w:rPr>
+          <w:lang w:val="en-US"/>
+        </w:rPr>
+        <w:t>“Fortune”?</w:t>
+      </w:r>
+    </w:p>
+    <w:p>
+      <w:pPr>
+        <w:pStyle w:val="ListParagraph"/>
+        <w:numPr>
+          <w:ilvl w:val="0"/>
+          <w:numId w:val="2"/>
+        </w:numPr>
+        <w:rPr>
+          <w:lang w:val="en-US"/>
+        </w:rPr>
+      </w:pPr>
+      <w:r>
+        <w:rPr>
+          <w:lang w:val="en-US"/>
+        </w:rPr>
+        <w:t>Vận mệnh</w:t>
+      </w:r>
+    </w:p>
+    <w:p>
+      <w:pPr>
+        <w:pStyle w:val="ListParagraph"/>
+        <w:numPr>
+          <w:ilvl w:val="0"/>
+          <w:numId w:val="9"/>
+        </w:numPr>
+        <w:rPr>
+          <w:lang w:val="en-US"/>
+        </w:rPr>
+      </w:pPr>
+      <w:r>
+        <w:rPr>
+          <w:lang w:val="en-US"/>
+        </w:rPr>
+        <w:t>“Awareness”?</w:t>
+      </w:r>
+    </w:p>
+    <w:p>
+      <w:pPr>
+        <w:pStyle w:val="ListParagraph"/>
+        <w:numPr>
+          <w:ilvl w:val="0"/>
+          <w:numId w:val="2"/>
+        </w:numPr>
+        <w:rPr>
+          <w:lang w:val="en-US"/>
+        </w:rPr>
+      </w:pPr>
+      <w:r>
+        <w:rPr>
+          <w:lang w:val="en-US"/>
+        </w:rPr>
+        <w:t>Nhận thức</w:t>
+      </w:r>
       <w:bookmarkStart w:id="0" w:name="_GoBack"/>
       <w:bookmarkEnd w:id="0"/>
     </w:p>
@@ -1001,433 +1548,473 @@
         <w:rPr>
           <w:lang w:val="en-US"/>
         </w:rPr>
-        <w:t>Status</w:t>
-      </w:r>
-      <w:r>
-        <w:rPr>
-          <w:lang w:val="en-US"/>
-        </w:rPr>
-        <w:t xml:space="preserve"> –</w:t>
-      </w:r>
-      <w:r>
-        <w:rPr>
-          <w:lang w:val="en-US"/>
-        </w:rPr>
-        <w:t xml:space="preserve"> Thái Độ</w:t>
-      </w:r>
-      <w:r>
-        <w:rPr>
-          <w:lang w:val="en-US"/>
-        </w:rPr>
-        <w:t>:</w:t>
-      </w:r>
-    </w:p>
-    <w:p>
-      <w:pPr>
-        <w:pStyle w:val="ListParagraph"/>
-        <w:numPr>
-          <w:ilvl w:val="0"/>
-          <w:numId w:val="8"/>
-        </w:numPr>
-        <w:rPr>
-          <w:lang w:val="en-US"/>
-        </w:rPr>
-      </w:pPr>
-      <w:r>
-        <w:rPr>
-          <w:lang w:val="en-US"/>
-        </w:rPr>
-        <w:t>“Implore”?</w:t>
-      </w:r>
-    </w:p>
-    <w:p>
-      <w:pPr>
-        <w:pStyle w:val="ListParagraph"/>
-        <w:numPr>
-          <w:ilvl w:val="0"/>
-          <w:numId w:val="2"/>
-        </w:numPr>
-        <w:rPr>
-          <w:lang w:val="en-US"/>
-        </w:rPr>
-      </w:pPr>
-      <w:r>
-        <w:rPr>
-          <w:lang w:val="en-US"/>
-        </w:rPr>
-        <w:t>Van xin (ai đó một cách chân thành)</w:t>
-      </w:r>
-    </w:p>
-    <w:p>
-      <w:pPr>
-        <w:pStyle w:val="ListParagraph"/>
-        <w:numPr>
-          <w:ilvl w:val="0"/>
-          <w:numId w:val="8"/>
-        </w:numPr>
-        <w:rPr>
-          <w:lang w:val="en-US"/>
-        </w:rPr>
-      </w:pPr>
-      <w:r>
-        <w:rPr>
-          <w:lang w:val="en-US"/>
-        </w:rPr>
-        <w:t>“Sincere”?</w:t>
-      </w:r>
-    </w:p>
-    <w:p>
-      <w:pPr>
-        <w:pStyle w:val="ListParagraph"/>
-        <w:numPr>
-          <w:ilvl w:val="0"/>
-          <w:numId w:val="2"/>
-        </w:numPr>
-        <w:rPr>
-          <w:lang w:val="en-US"/>
-        </w:rPr>
-      </w:pPr>
-      <w:r>
-        <w:rPr>
-          <w:lang w:val="en-US"/>
-        </w:rPr>
-        <w:t>Chân thành (không lừa lọc)</w:t>
-      </w:r>
-    </w:p>
-    <w:p>
-      <w:pPr>
-        <w:pStyle w:val="ListParagraph"/>
-        <w:numPr>
-          <w:ilvl w:val="0"/>
-          <w:numId w:val="8"/>
-        </w:numPr>
-        <w:rPr>
-          <w:lang w:val="en-US"/>
-        </w:rPr>
-      </w:pPr>
-      <w:r>
-        <w:rPr>
-          <w:lang w:val="en-US"/>
-        </w:rPr>
-        <w:t>“Allegiance”?</w:t>
-      </w:r>
-    </w:p>
-    <w:p>
-      <w:pPr>
-        <w:pStyle w:val="ListParagraph"/>
-        <w:numPr>
-          <w:ilvl w:val="0"/>
-          <w:numId w:val="2"/>
-        </w:numPr>
-        <w:rPr>
-          <w:lang w:val="en-US"/>
-        </w:rPr>
-      </w:pPr>
-      <w:r>
-        <w:rPr>
-          <w:lang w:val="en-US"/>
-        </w:rPr>
-        <w:t>Lòng trung thành (với cấp trên)</w:t>
-      </w:r>
-    </w:p>
-    <w:p>
-      <w:pPr>
-        <w:rPr>
-          <w:lang w:val="en-US"/>
-        </w:rPr>
-      </w:pPr>
-    </w:p>
-    <w:p>
-      <w:pPr>
-        <w:rPr>
-          <w:lang w:val="en-US"/>
-        </w:rPr>
-      </w:pPr>
-      <w:r>
-        <w:rPr>
-          <w:lang w:val="en-US"/>
-        </w:rPr>
-        <w:t>Action – Hành Động:</w:t>
-      </w:r>
-    </w:p>
-    <w:p>
-      <w:pPr>
-        <w:pStyle w:val="ListParagraph"/>
-        <w:numPr>
-          <w:ilvl w:val="0"/>
-          <w:numId w:val="11"/>
-        </w:numPr>
-        <w:rPr>
-          <w:lang w:val="en-US"/>
-        </w:rPr>
-      </w:pPr>
-      <w:r>
-        <w:rPr>
-          <w:lang w:val="en-US"/>
-        </w:rPr>
-        <w:t>“Inflict”?</w:t>
-      </w:r>
-    </w:p>
-    <w:p>
-      <w:pPr>
-        <w:pStyle w:val="ListParagraph"/>
-        <w:numPr>
-          <w:ilvl w:val="0"/>
-          <w:numId w:val="2"/>
-        </w:numPr>
-        <w:rPr>
-          <w:lang w:val="en-US"/>
-        </w:rPr>
-      </w:pPr>
-      <w:r>
-        <w:rPr>
-          <w:lang w:val="en-US"/>
-        </w:rPr>
-        <w:t>Gây ra (thiệt hại)</w:t>
-      </w:r>
-    </w:p>
-    <w:p>
-      <w:pPr>
-        <w:pStyle w:val="ListParagraph"/>
-        <w:numPr>
-          <w:ilvl w:val="0"/>
-          <w:numId w:val="11"/>
-        </w:numPr>
-        <w:rPr>
-          <w:lang w:val="en-US"/>
-        </w:rPr>
-      </w:pPr>
-      <w:r>
-        <w:rPr>
-          <w:lang w:val="en-US"/>
-        </w:rPr>
-        <w:t>“Rejuvenate”?</w:t>
-      </w:r>
-    </w:p>
-    <w:p>
-      <w:pPr>
-        <w:pStyle w:val="ListParagraph"/>
-        <w:numPr>
-          <w:ilvl w:val="0"/>
-          <w:numId w:val="2"/>
-        </w:numPr>
-        <w:rPr>
-          <w:lang w:val="en-US"/>
-        </w:rPr>
-      </w:pPr>
-      <w:r>
-        <w:rPr>
-          <w:lang w:val="en-US"/>
-        </w:rPr>
-        <w:t>Làm trẻ lại (1 cái gì đó)</w:t>
-      </w:r>
-    </w:p>
-    <w:p>
-      <w:pPr>
-        <w:pStyle w:val="ListParagraph"/>
-        <w:numPr>
-          <w:ilvl w:val="0"/>
-          <w:numId w:val="11"/>
-        </w:numPr>
-        <w:rPr>
-          <w:lang w:val="en-US"/>
-        </w:rPr>
-      </w:pPr>
-      <w:r>
-        <w:rPr>
-          <w:lang w:val="en-US"/>
-        </w:rPr>
-        <w:t>“Deed”?</w:t>
-      </w:r>
-    </w:p>
-    <w:p>
-      <w:pPr>
-        <w:pStyle w:val="ListParagraph"/>
-        <w:numPr>
-          <w:ilvl w:val="0"/>
-          <w:numId w:val="2"/>
-        </w:numPr>
-        <w:rPr>
-          <w:lang w:val="en-US"/>
-        </w:rPr>
-      </w:pPr>
-      <w:r>
-        <w:rPr>
-          <w:lang w:val="en-US"/>
-        </w:rPr>
-        <w:t>Hành động (tốt xấu)</w:t>
-      </w:r>
-    </w:p>
-    <w:p>
-      <w:pPr>
-        <w:pStyle w:val="ListParagraph"/>
-        <w:numPr>
-          <w:ilvl w:val="0"/>
-          <w:numId w:val="11"/>
-        </w:numPr>
-        <w:rPr>
-          <w:lang w:val="en-US"/>
-        </w:rPr>
-      </w:pPr>
-      <w:r>
-        <w:rPr>
-          <w:lang w:val="en-US"/>
-        </w:rPr>
-        <w:t>“Hypnotize”?</w:t>
-      </w:r>
-    </w:p>
-    <w:p>
-      <w:pPr>
-        <w:pStyle w:val="ListParagraph"/>
-        <w:numPr>
-          <w:ilvl w:val="0"/>
-          <w:numId w:val="2"/>
-        </w:numPr>
-        <w:rPr>
-          <w:lang w:val="en-US"/>
-        </w:rPr>
-      </w:pPr>
-      <w:r>
-        <w:rPr>
-          <w:lang w:val="en-US"/>
-        </w:rPr>
-        <w:t>Thôi miên (ai đó)</w:t>
-      </w:r>
-    </w:p>
-    <w:p>
-      <w:pPr>
-        <w:pStyle w:val="ListParagraph"/>
-        <w:numPr>
-          <w:ilvl w:val="0"/>
-          <w:numId w:val="11"/>
-        </w:numPr>
-        <w:rPr>
-          <w:lang w:val="en-US"/>
-        </w:rPr>
-      </w:pPr>
-      <w:r>
-        <w:rPr>
-          <w:lang w:val="en-US"/>
-        </w:rPr>
-        <w:t>“Retain”?</w:t>
-      </w:r>
-    </w:p>
-    <w:p>
-      <w:pPr>
-        <w:pStyle w:val="ListParagraph"/>
-        <w:numPr>
-          <w:ilvl w:val="0"/>
-          <w:numId w:val="2"/>
-        </w:numPr>
-        <w:rPr>
-          <w:lang w:val="en-US"/>
-        </w:rPr>
-      </w:pPr>
-      <w:r>
-        <w:rPr>
-          <w:lang w:val="en-US"/>
-        </w:rPr>
-        <w:t>Níu giữ (1 cái gì đó để nó không mất đi)</w:t>
-      </w:r>
-    </w:p>
-    <w:p>
-      <w:pPr>
-        <w:rPr>
-          <w:lang w:val="en-US"/>
-        </w:rPr>
-      </w:pPr>
-    </w:p>
-    <w:p>
-      <w:pPr>
-        <w:rPr>
-          <w:lang w:val="en-US"/>
-        </w:rPr>
-      </w:pPr>
-      <w:r>
-        <w:rPr>
-          <w:lang w:val="en-US"/>
-        </w:rPr>
-        <w:t>Human – Con Người:</w:t>
-      </w:r>
-    </w:p>
-    <w:p>
-      <w:pPr>
-        <w:pStyle w:val="ListParagraph"/>
-        <w:numPr>
-          <w:ilvl w:val="0"/>
-          <w:numId w:val="9"/>
-        </w:numPr>
-        <w:rPr>
-          <w:lang w:val="en-US"/>
-        </w:rPr>
-      </w:pPr>
-      <w:r>
-        <w:rPr>
-          <w:lang w:val="en-US"/>
-        </w:rPr>
-        <w:t>“Mental”?</w:t>
-      </w:r>
-    </w:p>
-    <w:p>
-      <w:pPr>
-        <w:pStyle w:val="ListParagraph"/>
-        <w:numPr>
-          <w:ilvl w:val="0"/>
-          <w:numId w:val="2"/>
-        </w:numPr>
-        <w:rPr>
-          <w:lang w:val="en-US"/>
-        </w:rPr>
-      </w:pPr>
-      <w:r>
-        <w:rPr>
-          <w:lang w:val="en-US"/>
-        </w:rPr>
-        <w:t>Tinh thần</w:t>
-      </w:r>
-    </w:p>
-    <w:p>
-      <w:pPr>
-        <w:pStyle w:val="ListParagraph"/>
-        <w:numPr>
-          <w:ilvl w:val="0"/>
-          <w:numId w:val="9"/>
-        </w:numPr>
-        <w:rPr>
-          <w:lang w:val="en-US"/>
-        </w:rPr>
-      </w:pPr>
-      <w:r>
-        <w:rPr>
-          <w:lang w:val="en-US"/>
-        </w:rPr>
-        <w:t>“Divine”?</w:t>
-      </w:r>
-    </w:p>
-    <w:p>
-      <w:pPr>
-        <w:pStyle w:val="ListParagraph"/>
-        <w:numPr>
-          <w:ilvl w:val="0"/>
-          <w:numId w:val="2"/>
-        </w:numPr>
-        <w:rPr>
-          <w:lang w:val="en-US"/>
-        </w:rPr>
-      </w:pPr>
-      <w:r>
-        <w:rPr>
-          <w:lang w:val="en-US"/>
-        </w:rPr>
-        <w:t>Thần thánh</w:t>
-      </w:r>
-    </w:p>
-    <w:p>
-      <w:pPr>
-        <w:pStyle w:val="ListParagraph"/>
-        <w:numPr>
-          <w:ilvl w:val="0"/>
-          <w:numId w:val="9"/>
+        <w:t>Religion – Tôn Giáo:</w:t>
+      </w:r>
+    </w:p>
+    <w:p>
+      <w:pPr>
+        <w:pStyle w:val="ListParagraph"/>
+        <w:numPr>
+          <w:ilvl w:val="0"/>
+          <w:numId w:val="15"/>
+        </w:numPr>
+        <w:rPr>
+          <w:lang w:val="en-US"/>
+        </w:rPr>
+      </w:pPr>
+      <w:r>
+        <w:rPr>
+          <w:lang w:val="en-US"/>
+        </w:rPr>
+        <w:t>“Clergy”?</w:t>
+      </w:r>
+    </w:p>
+    <w:p>
+      <w:pPr>
+        <w:pStyle w:val="ListParagraph"/>
+        <w:numPr>
+          <w:ilvl w:val="0"/>
+          <w:numId w:val="2"/>
+        </w:numPr>
+        <w:rPr>
+          <w:lang w:val="en-US"/>
+        </w:rPr>
+      </w:pPr>
+      <w:r>
+        <w:rPr>
+          <w:lang w:val="en-US"/>
+        </w:rPr>
+        <w:t>Tu sĩ</w:t>
+      </w:r>
+    </w:p>
+    <w:p>
+      <w:pPr>
+        <w:pStyle w:val="ListParagraph"/>
+        <w:numPr>
+          <w:ilvl w:val="0"/>
+          <w:numId w:val="15"/>
+        </w:numPr>
+        <w:rPr>
+          <w:lang w:val="en-US"/>
+        </w:rPr>
+      </w:pPr>
+      <w:r>
+        <w:rPr>
+          <w:lang w:val="en-US"/>
+        </w:rPr>
+        <w:t>“Come To Pass”?</w:t>
+      </w:r>
+    </w:p>
+    <w:p>
+      <w:pPr>
+        <w:pStyle w:val="ListParagraph"/>
+        <w:numPr>
+          <w:ilvl w:val="0"/>
+          <w:numId w:val="2"/>
+        </w:numPr>
+        <w:rPr>
+          <w:lang w:val="en-US"/>
+        </w:rPr>
+      </w:pPr>
+      <w:r>
+        <w:rPr>
+          <w:lang w:val="en-US"/>
+        </w:rPr>
+        <w:t>Xảy ra (1 sự việc trong kinh thánh)</w:t>
+      </w:r>
+    </w:p>
+    <w:p>
+      <w:pPr>
+        <w:rPr>
+          <w:lang w:val="en-US"/>
+        </w:rPr>
+      </w:pPr>
+    </w:p>
+    <w:p>
+      <w:pPr>
+        <w:rPr>
+          <w:lang w:val="en-US"/>
+        </w:rPr>
+      </w:pPr>
+      <w:r>
+        <w:rPr>
+          <w:lang w:val="en-US"/>
+        </w:rPr>
+        <w:t>War – Chiến Tranh:</w:t>
+      </w:r>
+    </w:p>
+    <w:p>
+      <w:pPr>
+        <w:pStyle w:val="ListParagraph"/>
+        <w:numPr>
+          <w:ilvl w:val="0"/>
+          <w:numId w:val="10"/>
+        </w:numPr>
+        <w:rPr>
+          <w:lang w:val="en-US"/>
+        </w:rPr>
+      </w:pPr>
+      <w:r>
+        <w:rPr>
+          <w:lang w:val="en-US"/>
+        </w:rPr>
+        <w:t>“Sentinal”?</w:t>
+      </w:r>
+    </w:p>
+    <w:p>
+      <w:pPr>
+        <w:pStyle w:val="ListParagraph"/>
+        <w:numPr>
+          <w:ilvl w:val="0"/>
+          <w:numId w:val="2"/>
+        </w:numPr>
+        <w:rPr>
+          <w:lang w:val="en-US"/>
+        </w:rPr>
+      </w:pPr>
+      <w:r>
+        <w:rPr>
+          <w:lang w:val="en-US"/>
+        </w:rPr>
+        <w:t>Lính gác</w:t>
+      </w:r>
+    </w:p>
+    <w:p>
+      <w:pPr>
+        <w:pStyle w:val="ListParagraph"/>
+        <w:numPr>
+          <w:ilvl w:val="0"/>
+          <w:numId w:val="10"/>
+        </w:numPr>
+        <w:rPr>
+          <w:lang w:val="en-US"/>
+        </w:rPr>
+      </w:pPr>
+      <w:r>
+        <w:rPr>
+          <w:lang w:val="en-US"/>
+        </w:rPr>
+        <w:t>“Sentry”?</w:t>
+      </w:r>
+    </w:p>
+    <w:p>
+      <w:pPr>
+        <w:pStyle w:val="ListParagraph"/>
+        <w:numPr>
+          <w:ilvl w:val="0"/>
+          <w:numId w:val="2"/>
+        </w:numPr>
+        <w:rPr>
+          <w:lang w:val="en-US"/>
+        </w:rPr>
+      </w:pPr>
+      <w:r>
+        <w:rPr>
+          <w:lang w:val="en-US"/>
+        </w:rPr>
+        <w:t>Lính canh</w:t>
+      </w:r>
+    </w:p>
+    <w:p>
+      <w:pPr>
+        <w:pStyle w:val="ListParagraph"/>
+        <w:numPr>
+          <w:ilvl w:val="0"/>
+          <w:numId w:val="10"/>
+        </w:numPr>
+        <w:rPr>
+          <w:lang w:val="en-US"/>
+        </w:rPr>
+      </w:pPr>
+      <w:r>
+        <w:rPr>
+          <w:lang w:val="en-US"/>
+        </w:rPr>
+        <w:t>“Banish”?</w:t>
+      </w:r>
+    </w:p>
+    <w:p>
+      <w:pPr>
+        <w:pStyle w:val="ListParagraph"/>
+        <w:numPr>
+          <w:ilvl w:val="0"/>
+          <w:numId w:val="2"/>
+        </w:numPr>
+        <w:rPr>
+          <w:lang w:val="en-US"/>
+        </w:rPr>
+      </w:pPr>
+      <w:r>
+        <w:rPr>
+          <w:lang w:val="en-US"/>
+        </w:rPr>
+        <w:t>Trục xuất</w:t>
+      </w:r>
+    </w:p>
+    <w:p>
+      <w:pPr>
+        <w:pStyle w:val="ListParagraph"/>
+        <w:numPr>
+          <w:ilvl w:val="0"/>
+          <w:numId w:val="10"/>
+        </w:numPr>
+        <w:rPr>
+          <w:lang w:val="en-US"/>
+        </w:rPr>
+      </w:pPr>
+      <w:r>
+        <w:rPr>
+          <w:lang w:val="en-US"/>
+        </w:rPr>
+        <w:t>“Triumphant”?</w:t>
+      </w:r>
+    </w:p>
+    <w:p>
+      <w:pPr>
+        <w:pStyle w:val="ListParagraph"/>
+        <w:numPr>
+          <w:ilvl w:val="0"/>
+          <w:numId w:val="2"/>
+        </w:numPr>
+        <w:rPr>
+          <w:lang w:val="en-US"/>
+        </w:rPr>
+      </w:pPr>
+      <w:r>
+        <w:rPr>
+          <w:lang w:val="en-US"/>
+        </w:rPr>
+        <w:t>Cảm giác chiến thắng</w:t>
+      </w:r>
+    </w:p>
+    <w:p>
+      <w:pPr>
+        <w:rPr>
+          <w:lang w:val="en-US"/>
+        </w:rPr>
+      </w:pPr>
+    </w:p>
+    <w:p>
+      <w:pPr>
+        <w:rPr>
+          <w:lang w:val="en-US"/>
+        </w:rPr>
+      </w:pPr>
+      <w:r>
+        <w:rPr>
+          <w:lang w:val="en-US"/>
+        </w:rPr>
+        <w:t>Elemental – Nguyên Tố:</w:t>
+      </w:r>
+    </w:p>
+    <w:p>
+      <w:pPr>
+        <w:pStyle w:val="ListParagraph"/>
+        <w:numPr>
+          <w:ilvl w:val="0"/>
+          <w:numId w:val="12"/>
+        </w:numPr>
+        <w:rPr>
+          <w:lang w:val="en-US"/>
+        </w:rPr>
+      </w:pPr>
+      <w:r>
+        <w:rPr>
+          <w:lang w:val="en-US"/>
+        </w:rPr>
+        <w:t>“Scorch”?</w:t>
+      </w:r>
+    </w:p>
+    <w:p>
+      <w:pPr>
+        <w:pStyle w:val="ListParagraph"/>
+        <w:numPr>
+          <w:ilvl w:val="0"/>
+          <w:numId w:val="2"/>
+        </w:numPr>
+        <w:rPr>
+          <w:lang w:val="en-US"/>
+        </w:rPr>
+      </w:pPr>
+      <w:r>
+        <w:rPr>
+          <w:lang w:val="en-US"/>
+        </w:rPr>
+        <w:t>Thiêu đốt</w:t>
+      </w:r>
+    </w:p>
+    <w:p>
+      <w:pPr>
+        <w:pStyle w:val="ListParagraph"/>
+        <w:numPr>
+          <w:ilvl w:val="0"/>
+          <w:numId w:val="12"/>
+        </w:numPr>
+        <w:rPr>
+          <w:lang w:val="en-US"/>
+        </w:rPr>
+      </w:pPr>
+      <w:r>
+        <w:rPr>
+          <w:lang w:val="en-US"/>
+        </w:rPr>
+        <w:t>“Enchant”?</w:t>
+      </w:r>
+    </w:p>
+    <w:p>
+      <w:pPr>
+        <w:pStyle w:val="ListParagraph"/>
+        <w:numPr>
+          <w:ilvl w:val="0"/>
+          <w:numId w:val="2"/>
+        </w:numPr>
+        <w:rPr>
+          <w:lang w:val="en-US"/>
+        </w:rPr>
+      </w:pPr>
+      <w:r>
+        <w:rPr>
+          <w:lang w:val="en-US"/>
+        </w:rPr>
+        <w:t>Tác động ma thuật (lên 1 món đồ)</w:t>
+      </w:r>
+    </w:p>
+    <w:p>
+      <w:pPr>
+        <w:rPr>
+          <w:lang w:val="en-US"/>
+        </w:rPr>
+      </w:pPr>
+    </w:p>
+    <w:p>
+      <w:pPr>
+        <w:rPr>
+          <w:lang w:val="en-US"/>
+        </w:rPr>
+      </w:pPr>
+      <w:r>
+        <w:rPr>
+          <w:lang w:val="en-US"/>
+        </w:rPr>
+        <w:t>Animal – Động Vật:</w:t>
+      </w:r>
+    </w:p>
+    <w:p>
+      <w:pPr>
+        <w:pStyle w:val="ListParagraph"/>
+        <w:numPr>
+          <w:ilvl w:val="0"/>
+          <w:numId w:val="13"/>
+        </w:numPr>
+        <w:rPr>
+          <w:lang w:val="en-US"/>
+        </w:rPr>
+      </w:pPr>
+      <w:r>
+        <w:rPr>
+          <w:lang w:val="en-US"/>
+        </w:rPr>
+        <w:t>“Peck”?</w:t>
+      </w:r>
+    </w:p>
+    <w:p>
+      <w:pPr>
+        <w:pStyle w:val="ListParagraph"/>
+        <w:numPr>
+          <w:ilvl w:val="0"/>
+          <w:numId w:val="2"/>
+        </w:numPr>
+        <w:rPr>
+          <w:lang w:val="en-US"/>
+        </w:rPr>
+      </w:pPr>
+      <w:r>
+        <w:rPr>
+          <w:lang w:val="en-US"/>
+        </w:rPr>
+        <w:t>Mổ</w:t>
+      </w:r>
+    </w:p>
+    <w:p>
+      <w:pPr>
+        <w:pStyle w:val="ListParagraph"/>
+        <w:numPr>
+          <w:ilvl w:val="0"/>
+          <w:numId w:val="13"/>
+        </w:numPr>
+        <w:rPr>
+          <w:lang w:val="en-US"/>
+        </w:rPr>
+      </w:pPr>
+      <w:r>
+        <w:rPr>
+          <w:lang w:val="en-US"/>
+        </w:rPr>
+        <w:t>“Carrion”?</w:t>
+      </w:r>
+    </w:p>
+    <w:p>
+      <w:pPr>
+        <w:pStyle w:val="ListParagraph"/>
+        <w:numPr>
+          <w:ilvl w:val="0"/>
+          <w:numId w:val="2"/>
+        </w:numPr>
+        <w:rPr>
+          <w:lang w:val="en-US"/>
+        </w:rPr>
+      </w:pPr>
+      <w:r>
+        <w:rPr>
+          <w:lang w:val="en-US"/>
+        </w:rPr>
+        <w:t>Xác thối</w:t>
+      </w:r>
+    </w:p>
+    <w:p>
+      <w:pPr>
+        <w:rPr>
+          <w:lang w:val="en-US"/>
+        </w:rPr>
+      </w:pPr>
+    </w:p>
+    <w:p>
+      <w:pPr>
+        <w:rPr>
+          <w:lang w:val="en-US"/>
+        </w:rPr>
+      </w:pPr>
+      <w:r>
+        <w:rPr>
+          <w:lang w:val="en-US"/>
+        </w:rPr>
+        <w:t>Plant – Thực Vật:</w:t>
+      </w:r>
+    </w:p>
+    <w:p>
+      <w:pPr>
+        <w:pStyle w:val="ListParagraph"/>
+        <w:numPr>
+          <w:ilvl w:val="0"/>
+          <w:numId w:val="14"/>
+        </w:numPr>
+        <w:rPr>
+          <w:lang w:val="en-US"/>
+        </w:rPr>
+      </w:pPr>
+      <w:r>
+        <w:rPr>
+          <w:lang w:val="en-US"/>
+        </w:rPr>
+        <w:t>“Vine”?</w:t>
+      </w:r>
+    </w:p>
+    <w:p>
+      <w:pPr>
+        <w:pStyle w:val="ListParagraph"/>
+        <w:numPr>
+          <w:ilvl w:val="0"/>
+          <w:numId w:val="2"/>
         </w:numPr>
         <w:rPr>
           <w:lang w:val="en-US"/>
@@ -1438,521 +2025,7 @@
           <w:lang w:val="en-US"/>
         </w:rPr>
         <w:lastRenderedPageBreak/>
-        <w:t>“Solitary”?</w:t>
-      </w:r>
-    </w:p>
-    <w:p>
-      <w:pPr>
-        <w:pStyle w:val="ListParagraph"/>
-        <w:numPr>
-          <w:ilvl w:val="0"/>
-          <w:numId w:val="2"/>
-        </w:numPr>
-        <w:rPr>
-          <w:lang w:val="en-US"/>
-        </w:rPr>
-      </w:pPr>
-      <w:r>
-        <w:rPr>
-          <w:lang w:val="en-US"/>
-        </w:rPr>
-        <w:t>Đơn độc</w:t>
-      </w:r>
-    </w:p>
-    <w:p>
-      <w:pPr>
-        <w:pStyle w:val="ListParagraph"/>
-        <w:numPr>
-          <w:ilvl w:val="0"/>
-          <w:numId w:val="9"/>
-        </w:numPr>
-        <w:rPr>
-          <w:lang w:val="en-US"/>
-        </w:rPr>
-      </w:pPr>
-      <w:r>
-        <w:rPr>
-          <w:lang w:val="en-US"/>
-        </w:rPr>
-        <w:t>“Fortune”?</w:t>
-      </w:r>
-    </w:p>
-    <w:p>
-      <w:pPr>
-        <w:pStyle w:val="ListParagraph"/>
-        <w:numPr>
-          <w:ilvl w:val="0"/>
-          <w:numId w:val="2"/>
-        </w:numPr>
-        <w:rPr>
-          <w:lang w:val="en-US"/>
-        </w:rPr>
-      </w:pPr>
-      <w:r>
-        <w:rPr>
-          <w:lang w:val="en-US"/>
-        </w:rPr>
-        <w:t>Vận mệnh</w:t>
-      </w:r>
-    </w:p>
-    <w:p>
-      <w:pPr>
-        <w:rPr>
-          <w:lang w:val="en-US"/>
-        </w:rPr>
-      </w:pPr>
-    </w:p>
-    <w:p>
-      <w:pPr>
-        <w:rPr>
-          <w:lang w:val="en-US"/>
-        </w:rPr>
-      </w:pPr>
-      <w:r>
-        <w:rPr>
-          <w:lang w:val="en-US"/>
-        </w:rPr>
-        <w:t>Religion – Tôn Giáo:</w:t>
-      </w:r>
-    </w:p>
-    <w:p>
-      <w:pPr>
-        <w:pStyle w:val="ListParagraph"/>
-        <w:numPr>
-          <w:ilvl w:val="0"/>
-          <w:numId w:val="15"/>
-        </w:numPr>
-        <w:rPr>
-          <w:lang w:val="en-US"/>
-        </w:rPr>
-      </w:pPr>
-      <w:r>
-        <w:rPr>
-          <w:lang w:val="en-US"/>
-        </w:rPr>
-        <w:t>“Clergy”?</w:t>
-      </w:r>
-    </w:p>
-    <w:p>
-      <w:pPr>
-        <w:pStyle w:val="ListParagraph"/>
-        <w:numPr>
-          <w:ilvl w:val="0"/>
-          <w:numId w:val="2"/>
-        </w:numPr>
-        <w:rPr>
-          <w:lang w:val="en-US"/>
-        </w:rPr>
-      </w:pPr>
-      <w:r>
-        <w:rPr>
-          <w:lang w:val="en-US"/>
-        </w:rPr>
-        <w:t>Tu sĩ</w:t>
-      </w:r>
-    </w:p>
-    <w:p>
-      <w:pPr>
-        <w:pStyle w:val="ListParagraph"/>
-        <w:numPr>
-          <w:ilvl w:val="0"/>
-          <w:numId w:val="15"/>
-        </w:numPr>
-        <w:rPr>
-          <w:lang w:val="en-US"/>
-        </w:rPr>
-      </w:pPr>
-      <w:r>
-        <w:rPr>
-          <w:lang w:val="en-US"/>
-        </w:rPr>
-        <w:t>“Come To Pass”?</w:t>
-      </w:r>
-    </w:p>
-    <w:p>
-      <w:pPr>
-        <w:pStyle w:val="ListParagraph"/>
-        <w:numPr>
-          <w:ilvl w:val="0"/>
-          <w:numId w:val="2"/>
-        </w:numPr>
-        <w:rPr>
-          <w:lang w:val="en-US"/>
-        </w:rPr>
-      </w:pPr>
-      <w:r>
-        <w:rPr>
-          <w:lang w:val="en-US"/>
-        </w:rPr>
-        <w:t>Xảy ra (1 sự việc trong kinh thánh)</w:t>
-      </w:r>
-    </w:p>
-    <w:p>
-      <w:pPr>
-        <w:rPr>
-          <w:lang w:val="en-US"/>
-        </w:rPr>
-      </w:pPr>
-    </w:p>
-    <w:p>
-      <w:pPr>
-        <w:rPr>
-          <w:lang w:val="en-US"/>
-        </w:rPr>
-      </w:pPr>
-      <w:r>
-        <w:rPr>
-          <w:lang w:val="en-US"/>
-        </w:rPr>
-        <w:t>War – Chiến Tranh:</w:t>
-      </w:r>
-    </w:p>
-    <w:p>
-      <w:pPr>
-        <w:pStyle w:val="ListParagraph"/>
-        <w:numPr>
-          <w:ilvl w:val="0"/>
-          <w:numId w:val="10"/>
-        </w:numPr>
-        <w:rPr>
-          <w:lang w:val="en-US"/>
-        </w:rPr>
-      </w:pPr>
-      <w:r>
-        <w:rPr>
-          <w:lang w:val="en-US"/>
-        </w:rPr>
-        <w:t>“Sentinal”?</w:t>
-      </w:r>
-    </w:p>
-    <w:p>
-      <w:pPr>
-        <w:pStyle w:val="ListParagraph"/>
-        <w:numPr>
-          <w:ilvl w:val="0"/>
-          <w:numId w:val="2"/>
-        </w:numPr>
-        <w:rPr>
-          <w:lang w:val="en-US"/>
-        </w:rPr>
-      </w:pPr>
-      <w:r>
-        <w:rPr>
-          <w:lang w:val="en-US"/>
-        </w:rPr>
-        <w:t>Lính gác</w:t>
-      </w:r>
-    </w:p>
-    <w:p>
-      <w:pPr>
-        <w:pStyle w:val="ListParagraph"/>
-        <w:numPr>
-          <w:ilvl w:val="0"/>
-          <w:numId w:val="10"/>
-        </w:numPr>
-        <w:rPr>
-          <w:lang w:val="en-US"/>
-        </w:rPr>
-      </w:pPr>
-      <w:r>
-        <w:rPr>
-          <w:lang w:val="en-US"/>
-        </w:rPr>
-        <w:t>“Sentry”?</w:t>
-      </w:r>
-    </w:p>
-    <w:p>
-      <w:pPr>
-        <w:pStyle w:val="ListParagraph"/>
-        <w:numPr>
-          <w:ilvl w:val="0"/>
-          <w:numId w:val="2"/>
-        </w:numPr>
-        <w:rPr>
-          <w:lang w:val="en-US"/>
-        </w:rPr>
-      </w:pPr>
-      <w:r>
-        <w:rPr>
-          <w:lang w:val="en-US"/>
-        </w:rPr>
-        <w:t>Lính canh</w:t>
-      </w:r>
-    </w:p>
-    <w:p>
-      <w:pPr>
-        <w:pStyle w:val="ListParagraph"/>
-        <w:numPr>
-          <w:ilvl w:val="0"/>
-          <w:numId w:val="10"/>
-        </w:numPr>
-        <w:rPr>
-          <w:lang w:val="en-US"/>
-        </w:rPr>
-      </w:pPr>
-      <w:r>
-        <w:rPr>
-          <w:lang w:val="en-US"/>
-        </w:rPr>
-        <w:t>“Banish”?</w:t>
-      </w:r>
-    </w:p>
-    <w:p>
-      <w:pPr>
-        <w:pStyle w:val="ListParagraph"/>
-        <w:numPr>
-          <w:ilvl w:val="0"/>
-          <w:numId w:val="2"/>
-        </w:numPr>
-        <w:rPr>
-          <w:lang w:val="en-US"/>
-        </w:rPr>
-      </w:pPr>
-      <w:r>
-        <w:rPr>
-          <w:lang w:val="en-US"/>
-        </w:rPr>
-        <w:t>Trục xuất</w:t>
-      </w:r>
-    </w:p>
-    <w:p>
-      <w:pPr>
-        <w:pStyle w:val="ListParagraph"/>
-        <w:numPr>
-          <w:ilvl w:val="0"/>
-          <w:numId w:val="10"/>
-        </w:numPr>
-        <w:rPr>
-          <w:lang w:val="en-US"/>
-        </w:rPr>
-      </w:pPr>
-      <w:r>
-        <w:rPr>
-          <w:lang w:val="en-US"/>
-        </w:rPr>
-        <w:t>“Triumphant”?</w:t>
-      </w:r>
-    </w:p>
-    <w:p>
-      <w:pPr>
-        <w:pStyle w:val="ListParagraph"/>
-        <w:numPr>
-          <w:ilvl w:val="0"/>
-          <w:numId w:val="2"/>
-        </w:numPr>
-        <w:rPr>
-          <w:lang w:val="en-US"/>
-        </w:rPr>
-      </w:pPr>
-      <w:r>
-        <w:rPr>
-          <w:lang w:val="en-US"/>
-        </w:rPr>
-        <w:t>Cảm giác chiến thắng</w:t>
-      </w:r>
-    </w:p>
-    <w:p>
-      <w:pPr>
-        <w:rPr>
-          <w:lang w:val="en-US"/>
-        </w:rPr>
-      </w:pPr>
-    </w:p>
-    <w:p>
-      <w:pPr>
-        <w:rPr>
-          <w:lang w:val="en-US"/>
-        </w:rPr>
-      </w:pPr>
-      <w:r>
-        <w:rPr>
-          <w:lang w:val="en-US"/>
-        </w:rPr>
-        <w:t>Elemental – Nguyên Tố:</w:t>
-      </w:r>
-    </w:p>
-    <w:p>
-      <w:pPr>
-        <w:pStyle w:val="ListParagraph"/>
-        <w:numPr>
-          <w:ilvl w:val="0"/>
-          <w:numId w:val="12"/>
-        </w:numPr>
-        <w:rPr>
-          <w:lang w:val="en-US"/>
-        </w:rPr>
-      </w:pPr>
-      <w:r>
-        <w:rPr>
-          <w:lang w:val="en-US"/>
-        </w:rPr>
-        <w:t>“Scorch”?</w:t>
-      </w:r>
-    </w:p>
-    <w:p>
-      <w:pPr>
-        <w:pStyle w:val="ListParagraph"/>
-        <w:numPr>
-          <w:ilvl w:val="0"/>
-          <w:numId w:val="2"/>
-        </w:numPr>
-        <w:rPr>
-          <w:lang w:val="en-US"/>
-        </w:rPr>
-      </w:pPr>
-      <w:r>
-        <w:rPr>
-          <w:lang w:val="en-US"/>
-        </w:rPr>
-        <w:t>Thiêu đốt</w:t>
-      </w:r>
-    </w:p>
-    <w:p>
-      <w:pPr>
-        <w:pStyle w:val="ListParagraph"/>
-        <w:numPr>
-          <w:ilvl w:val="0"/>
-          <w:numId w:val="12"/>
-        </w:numPr>
-        <w:rPr>
-          <w:lang w:val="en-US"/>
-        </w:rPr>
-      </w:pPr>
-      <w:r>
-        <w:rPr>
-          <w:lang w:val="en-US"/>
-        </w:rPr>
-        <w:t>“Enchant”?</w:t>
-      </w:r>
-    </w:p>
-    <w:p>
-      <w:pPr>
-        <w:pStyle w:val="ListParagraph"/>
-        <w:numPr>
-          <w:ilvl w:val="0"/>
-          <w:numId w:val="2"/>
-        </w:numPr>
-        <w:rPr>
-          <w:lang w:val="en-US"/>
-        </w:rPr>
-      </w:pPr>
-      <w:r>
-        <w:rPr>
-          <w:lang w:val="en-US"/>
-        </w:rPr>
-        <w:t>Tác động ma thuật (lên 1 món đồ)</w:t>
-      </w:r>
-    </w:p>
-    <w:p>
-      <w:pPr>
-        <w:rPr>
-          <w:lang w:val="en-US"/>
-        </w:rPr>
-      </w:pPr>
-    </w:p>
-    <w:p>
-      <w:pPr>
-        <w:rPr>
-          <w:lang w:val="en-US"/>
-        </w:rPr>
-      </w:pPr>
-      <w:r>
-        <w:rPr>
-          <w:lang w:val="en-US"/>
-        </w:rPr>
-        <w:t>Animal – Động Vật:</w:t>
-      </w:r>
-    </w:p>
-    <w:p>
-      <w:pPr>
-        <w:pStyle w:val="ListParagraph"/>
-        <w:numPr>
-          <w:ilvl w:val="0"/>
-          <w:numId w:val="13"/>
-        </w:numPr>
-        <w:rPr>
-          <w:lang w:val="en-US"/>
-        </w:rPr>
-      </w:pPr>
-      <w:r>
-        <w:rPr>
-          <w:lang w:val="en-US"/>
-        </w:rPr>
-        <w:t>“Peck”?</w:t>
-      </w:r>
-    </w:p>
-    <w:p>
-      <w:pPr>
-        <w:pStyle w:val="ListParagraph"/>
-        <w:numPr>
-          <w:ilvl w:val="0"/>
-          <w:numId w:val="2"/>
-        </w:numPr>
-        <w:rPr>
-          <w:lang w:val="en-US"/>
-        </w:rPr>
-      </w:pPr>
-      <w:r>
-        <w:rPr>
-          <w:lang w:val="en-US"/>
-        </w:rPr>
-        <w:t>Mổ</w:t>
-      </w:r>
-    </w:p>
-    <w:p>
-      <w:pPr>
-        <w:pStyle w:val="ListParagraph"/>
-        <w:numPr>
-          <w:ilvl w:val="0"/>
-          <w:numId w:val="13"/>
-        </w:numPr>
-        <w:rPr>
-          <w:lang w:val="en-US"/>
-        </w:rPr>
-      </w:pPr>
-      <w:r>
-        <w:rPr>
-          <w:lang w:val="en-US"/>
-        </w:rPr>
-        <w:t>“Carrion”?</w:t>
-      </w:r>
-    </w:p>
-    <w:p>
-      <w:pPr>
-        <w:pStyle w:val="ListParagraph"/>
-        <w:numPr>
-          <w:ilvl w:val="0"/>
-          <w:numId w:val="2"/>
-        </w:numPr>
-        <w:rPr>
-          <w:lang w:val="en-US"/>
-        </w:rPr>
-      </w:pPr>
-      <w:r>
-        <w:rPr>
-          <w:lang w:val="en-US"/>
-        </w:rPr>
-        <w:t>Xác thối</w:t>
-      </w:r>
-    </w:p>
-    <w:p>
-      <w:pPr>
-        <w:rPr>
-          <w:lang w:val="en-US"/>
-        </w:rPr>
-      </w:pPr>
-    </w:p>
-    <w:p>
-      <w:pPr>
-        <w:rPr>
-          <w:lang w:val="en-US"/>
-        </w:rPr>
-      </w:pPr>
-      <w:r>
-        <w:rPr>
-          <w:lang w:val="en-US"/>
-        </w:rPr>
-        <w:t>Plant – Thực Vật:</w:t>
+        <w:t>Cây leo</w:t>
       </w:r>
     </w:p>
     <w:p>
@@ -1970,42 +2043,6 @@
         <w:rPr>
           <w:lang w:val="en-US"/>
         </w:rPr>
-        <w:t>“Vine”?</w:t>
-      </w:r>
-    </w:p>
-    <w:p>
-      <w:pPr>
-        <w:pStyle w:val="ListParagraph"/>
-        <w:numPr>
-          <w:ilvl w:val="0"/>
-          <w:numId w:val="2"/>
-        </w:numPr>
-        <w:rPr>
-          <w:lang w:val="en-US"/>
-        </w:rPr>
-      </w:pPr>
-      <w:r>
-        <w:rPr>
-          <w:lang w:val="en-US"/>
-        </w:rPr>
-        <w:t>Cây leo</w:t>
-      </w:r>
-    </w:p>
-    <w:p>
-      <w:pPr>
-        <w:pStyle w:val="ListParagraph"/>
-        <w:numPr>
-          <w:ilvl w:val="0"/>
-          <w:numId w:val="14"/>
-        </w:numPr>
-        <w:rPr>
-          <w:lang w:val="en-US"/>
-        </w:rPr>
-      </w:pPr>
-      <w:r>
-        <w:rPr>
-          <w:lang w:val="en-US"/>
-        </w:rPr>
         <w:t>“Oak”?</w:t>
       </w:r>
     </w:p>
@@ -2024,7 +2061,6 @@
         <w:rPr>
           <w:lang w:val="en-US"/>
         </w:rPr>
-        <w:lastRenderedPageBreak/>
         <w:t>Sồi</w:t>
       </w:r>
     </w:p>

--- a/english.docx
+++ b/english.docx
@@ -1528,6 +1528,595 @@
         </w:rPr>
         <w:t>Nhận thức</w:t>
       </w:r>
+    </w:p>
+    <w:p>
+      <w:pPr>
+        <w:rPr>
+          <w:lang w:val="en-US"/>
+        </w:rPr>
+      </w:pPr>
+    </w:p>
+    <w:p>
+      <w:pPr>
+        <w:rPr>
+          <w:lang w:val="en-US"/>
+        </w:rPr>
+      </w:pPr>
+      <w:r>
+        <w:rPr>
+          <w:lang w:val="en-US"/>
+        </w:rPr>
+        <w:t>Religion – Tôn Giáo:</w:t>
+      </w:r>
+    </w:p>
+    <w:p>
+      <w:pPr>
+        <w:pStyle w:val="ListParagraph"/>
+        <w:numPr>
+          <w:ilvl w:val="0"/>
+          <w:numId w:val="15"/>
+        </w:numPr>
+        <w:rPr>
+          <w:lang w:val="en-US"/>
+        </w:rPr>
+      </w:pPr>
+      <w:r>
+        <w:rPr>
+          <w:lang w:val="en-US"/>
+        </w:rPr>
+        <w:t>“Clergy”?</w:t>
+      </w:r>
+    </w:p>
+    <w:p>
+      <w:pPr>
+        <w:pStyle w:val="ListParagraph"/>
+        <w:numPr>
+          <w:ilvl w:val="0"/>
+          <w:numId w:val="2"/>
+        </w:numPr>
+        <w:rPr>
+          <w:lang w:val="en-US"/>
+        </w:rPr>
+      </w:pPr>
+      <w:r>
+        <w:rPr>
+          <w:lang w:val="en-US"/>
+        </w:rPr>
+        <w:t>Tu sĩ</w:t>
+      </w:r>
+    </w:p>
+    <w:p>
+      <w:pPr>
+        <w:pStyle w:val="ListParagraph"/>
+        <w:numPr>
+          <w:ilvl w:val="0"/>
+          <w:numId w:val="15"/>
+        </w:numPr>
+        <w:rPr>
+          <w:lang w:val="en-US"/>
+        </w:rPr>
+      </w:pPr>
+      <w:r>
+        <w:rPr>
+          <w:lang w:val="en-US"/>
+        </w:rPr>
+        <w:t>“Come To Pass”?</w:t>
+      </w:r>
+    </w:p>
+    <w:p>
+      <w:pPr>
+        <w:pStyle w:val="ListParagraph"/>
+        <w:numPr>
+          <w:ilvl w:val="0"/>
+          <w:numId w:val="2"/>
+        </w:numPr>
+        <w:rPr>
+          <w:lang w:val="en-US"/>
+        </w:rPr>
+      </w:pPr>
+      <w:r>
+        <w:rPr>
+          <w:lang w:val="en-US"/>
+        </w:rPr>
+        <w:t>Xảy ra (1 sự việc trong kinh thánh)</w:t>
+      </w:r>
+    </w:p>
+    <w:p>
+      <w:pPr>
+        <w:rPr>
+          <w:lang w:val="en-US"/>
+        </w:rPr>
+      </w:pPr>
+    </w:p>
+    <w:p>
+      <w:pPr>
+        <w:rPr>
+          <w:lang w:val="en-US"/>
+        </w:rPr>
+      </w:pPr>
+      <w:r>
+        <w:rPr>
+          <w:lang w:val="en-US"/>
+        </w:rPr>
+        <w:t>War – Chiến Tranh:</w:t>
+      </w:r>
+    </w:p>
+    <w:p>
+      <w:pPr>
+        <w:pStyle w:val="ListParagraph"/>
+        <w:numPr>
+          <w:ilvl w:val="0"/>
+          <w:numId w:val="10"/>
+        </w:numPr>
+        <w:rPr>
+          <w:lang w:val="en-US"/>
+        </w:rPr>
+      </w:pPr>
+      <w:r>
+        <w:rPr>
+          <w:lang w:val="en-US"/>
+        </w:rPr>
+        <w:t>“Sentinal”?</w:t>
+      </w:r>
+    </w:p>
+    <w:p>
+      <w:pPr>
+        <w:pStyle w:val="ListParagraph"/>
+        <w:numPr>
+          <w:ilvl w:val="0"/>
+          <w:numId w:val="2"/>
+        </w:numPr>
+        <w:rPr>
+          <w:lang w:val="en-US"/>
+        </w:rPr>
+      </w:pPr>
+      <w:r>
+        <w:rPr>
+          <w:lang w:val="en-US"/>
+        </w:rPr>
+        <w:t>Lính gác</w:t>
+      </w:r>
+    </w:p>
+    <w:p>
+      <w:pPr>
+        <w:pStyle w:val="ListParagraph"/>
+        <w:numPr>
+          <w:ilvl w:val="0"/>
+          <w:numId w:val="10"/>
+        </w:numPr>
+        <w:rPr>
+          <w:lang w:val="en-US"/>
+        </w:rPr>
+      </w:pPr>
+      <w:r>
+        <w:rPr>
+          <w:lang w:val="en-US"/>
+        </w:rPr>
+        <w:t>“Sentry”?</w:t>
+      </w:r>
+    </w:p>
+    <w:p>
+      <w:pPr>
+        <w:pStyle w:val="ListParagraph"/>
+        <w:numPr>
+          <w:ilvl w:val="0"/>
+          <w:numId w:val="2"/>
+        </w:numPr>
+        <w:rPr>
+          <w:lang w:val="en-US"/>
+        </w:rPr>
+      </w:pPr>
+      <w:r>
+        <w:rPr>
+          <w:lang w:val="en-US"/>
+        </w:rPr>
+        <w:t>Lính canh</w:t>
+      </w:r>
+    </w:p>
+    <w:p>
+      <w:pPr>
+        <w:pStyle w:val="ListParagraph"/>
+        <w:numPr>
+          <w:ilvl w:val="0"/>
+          <w:numId w:val="10"/>
+        </w:numPr>
+        <w:rPr>
+          <w:lang w:val="en-US"/>
+        </w:rPr>
+      </w:pPr>
+      <w:r>
+        <w:rPr>
+          <w:lang w:val="en-US"/>
+        </w:rPr>
+        <w:t>“Banish”?</w:t>
+      </w:r>
+    </w:p>
+    <w:p>
+      <w:pPr>
+        <w:pStyle w:val="ListParagraph"/>
+        <w:numPr>
+          <w:ilvl w:val="0"/>
+          <w:numId w:val="2"/>
+        </w:numPr>
+        <w:rPr>
+          <w:lang w:val="en-US"/>
+        </w:rPr>
+      </w:pPr>
+      <w:r>
+        <w:rPr>
+          <w:lang w:val="en-US"/>
+        </w:rPr>
+        <w:t>Trục xuất</w:t>
+      </w:r>
+    </w:p>
+    <w:p>
+      <w:pPr>
+        <w:pStyle w:val="ListParagraph"/>
+        <w:numPr>
+          <w:ilvl w:val="0"/>
+          <w:numId w:val="10"/>
+        </w:numPr>
+        <w:rPr>
+          <w:lang w:val="en-US"/>
+        </w:rPr>
+      </w:pPr>
+      <w:r>
+        <w:rPr>
+          <w:lang w:val="en-US"/>
+        </w:rPr>
+        <w:t>“Triumphant”?</w:t>
+      </w:r>
+    </w:p>
+    <w:p>
+      <w:pPr>
+        <w:pStyle w:val="ListParagraph"/>
+        <w:numPr>
+          <w:ilvl w:val="0"/>
+          <w:numId w:val="2"/>
+        </w:numPr>
+        <w:rPr>
+          <w:lang w:val="en-US"/>
+        </w:rPr>
+      </w:pPr>
+      <w:r>
+        <w:rPr>
+          <w:lang w:val="en-US"/>
+        </w:rPr>
+        <w:t>Cảm giác chiến thắng</w:t>
+      </w:r>
+    </w:p>
+    <w:p>
+      <w:pPr>
+        <w:rPr>
+          <w:lang w:val="en-US"/>
+        </w:rPr>
+      </w:pPr>
+    </w:p>
+    <w:p>
+      <w:pPr>
+        <w:rPr>
+          <w:lang w:val="en-US"/>
+        </w:rPr>
+      </w:pPr>
+      <w:r>
+        <w:rPr>
+          <w:lang w:val="en-US"/>
+        </w:rPr>
+        <w:t>Elemental – Nguyên Tố:</w:t>
+      </w:r>
+    </w:p>
+    <w:p>
+      <w:pPr>
+        <w:pStyle w:val="ListParagraph"/>
+        <w:numPr>
+          <w:ilvl w:val="0"/>
+          <w:numId w:val="12"/>
+        </w:numPr>
+        <w:rPr>
+          <w:lang w:val="en-US"/>
+        </w:rPr>
+      </w:pPr>
+      <w:r>
+        <w:rPr>
+          <w:lang w:val="en-US"/>
+        </w:rPr>
+        <w:t>“Scorch”?</w:t>
+      </w:r>
+    </w:p>
+    <w:p>
+      <w:pPr>
+        <w:pStyle w:val="ListParagraph"/>
+        <w:numPr>
+          <w:ilvl w:val="0"/>
+          <w:numId w:val="2"/>
+        </w:numPr>
+        <w:rPr>
+          <w:lang w:val="en-US"/>
+        </w:rPr>
+      </w:pPr>
+      <w:r>
+        <w:rPr>
+          <w:lang w:val="en-US"/>
+        </w:rPr>
+        <w:t>Thiêu đốt</w:t>
+      </w:r>
+    </w:p>
+    <w:p>
+      <w:pPr>
+        <w:pStyle w:val="ListParagraph"/>
+        <w:numPr>
+          <w:ilvl w:val="0"/>
+          <w:numId w:val="12"/>
+        </w:numPr>
+        <w:rPr>
+          <w:lang w:val="en-US"/>
+        </w:rPr>
+      </w:pPr>
+      <w:r>
+        <w:rPr>
+          <w:lang w:val="en-US"/>
+        </w:rPr>
+        <w:t>“Enchant”?</w:t>
+      </w:r>
+    </w:p>
+    <w:p>
+      <w:pPr>
+        <w:pStyle w:val="ListParagraph"/>
+        <w:numPr>
+          <w:ilvl w:val="0"/>
+          <w:numId w:val="2"/>
+        </w:numPr>
+        <w:rPr>
+          <w:lang w:val="en-US"/>
+        </w:rPr>
+      </w:pPr>
+      <w:r>
+        <w:rPr>
+          <w:lang w:val="en-US"/>
+        </w:rPr>
+        <w:t>Tác động ma thuật (lên 1 món đồ)</w:t>
+      </w:r>
+    </w:p>
+    <w:p>
+      <w:pPr>
+        <w:rPr>
+          <w:lang w:val="en-US"/>
+        </w:rPr>
+      </w:pPr>
+    </w:p>
+    <w:p>
+      <w:pPr>
+        <w:rPr>
+          <w:lang w:val="en-US"/>
+        </w:rPr>
+      </w:pPr>
+      <w:r>
+        <w:rPr>
+          <w:lang w:val="en-US"/>
+        </w:rPr>
+        <w:t>Animal – Động Vật:</w:t>
+      </w:r>
+    </w:p>
+    <w:p>
+      <w:pPr>
+        <w:pStyle w:val="ListParagraph"/>
+        <w:numPr>
+          <w:ilvl w:val="0"/>
+          <w:numId w:val="13"/>
+        </w:numPr>
+        <w:rPr>
+          <w:lang w:val="en-US"/>
+        </w:rPr>
+      </w:pPr>
+      <w:r>
+        <w:rPr>
+          <w:lang w:val="en-US"/>
+        </w:rPr>
+        <w:t>“Peck”?</w:t>
+      </w:r>
+    </w:p>
+    <w:p>
+      <w:pPr>
+        <w:pStyle w:val="ListParagraph"/>
+        <w:numPr>
+          <w:ilvl w:val="0"/>
+          <w:numId w:val="2"/>
+        </w:numPr>
+        <w:rPr>
+          <w:lang w:val="en-US"/>
+        </w:rPr>
+      </w:pPr>
+      <w:r>
+        <w:rPr>
+          <w:lang w:val="en-US"/>
+        </w:rPr>
+        <w:t>Mổ</w:t>
+      </w:r>
+    </w:p>
+    <w:p>
+      <w:pPr>
+        <w:pStyle w:val="ListParagraph"/>
+        <w:numPr>
+          <w:ilvl w:val="0"/>
+          <w:numId w:val="13"/>
+        </w:numPr>
+        <w:rPr>
+          <w:lang w:val="en-US"/>
+        </w:rPr>
+      </w:pPr>
+      <w:r>
+        <w:rPr>
+          <w:lang w:val="en-US"/>
+        </w:rPr>
+        <w:t>“Carrion”?</w:t>
+      </w:r>
+    </w:p>
+    <w:p>
+      <w:pPr>
+        <w:pStyle w:val="ListParagraph"/>
+        <w:numPr>
+          <w:ilvl w:val="0"/>
+          <w:numId w:val="2"/>
+        </w:numPr>
+        <w:rPr>
+          <w:lang w:val="en-US"/>
+        </w:rPr>
+      </w:pPr>
+      <w:r>
+        <w:rPr>
+          <w:lang w:val="en-US"/>
+        </w:rPr>
+        <w:t>Xác thối</w:t>
+      </w:r>
+    </w:p>
+    <w:p>
+      <w:pPr>
+        <w:rPr>
+          <w:lang w:val="en-US"/>
+        </w:rPr>
+      </w:pPr>
+    </w:p>
+    <w:p>
+      <w:pPr>
+        <w:rPr>
+          <w:lang w:val="en-US"/>
+        </w:rPr>
+      </w:pPr>
+      <w:r>
+        <w:rPr>
+          <w:lang w:val="en-US"/>
+        </w:rPr>
+        <w:t>Plant – Thực Vật:</w:t>
+      </w:r>
+    </w:p>
+    <w:p>
+      <w:pPr>
+        <w:pStyle w:val="ListParagraph"/>
+        <w:numPr>
+          <w:ilvl w:val="0"/>
+          <w:numId w:val="14"/>
+        </w:numPr>
+        <w:rPr>
+          <w:lang w:val="en-US"/>
+        </w:rPr>
+      </w:pPr>
+      <w:r>
+        <w:rPr>
+          <w:lang w:val="en-US"/>
+        </w:rPr>
+        <w:t>“Vine”?</w:t>
+      </w:r>
+    </w:p>
+    <w:p>
+      <w:pPr>
+        <w:pStyle w:val="ListParagraph"/>
+        <w:numPr>
+          <w:ilvl w:val="0"/>
+          <w:numId w:val="2"/>
+        </w:numPr>
+        <w:rPr>
+          <w:lang w:val="en-US"/>
+        </w:rPr>
+      </w:pPr>
+      <w:r>
+        <w:rPr>
+          <w:lang w:val="en-US"/>
+        </w:rPr>
+        <w:lastRenderedPageBreak/>
+        <w:t>Cây leo</w:t>
+      </w:r>
+    </w:p>
+    <w:p>
+      <w:pPr>
+        <w:pStyle w:val="ListParagraph"/>
+        <w:numPr>
+          <w:ilvl w:val="0"/>
+          <w:numId w:val="14"/>
+        </w:numPr>
+        <w:rPr>
+          <w:lang w:val="en-US"/>
+        </w:rPr>
+      </w:pPr>
+      <w:r>
+        <w:rPr>
+          <w:lang w:val="en-US"/>
+        </w:rPr>
+        <w:t>“Oak”?</w:t>
+      </w:r>
+    </w:p>
+    <w:p>
+      <w:pPr>
+        <w:pStyle w:val="ListParagraph"/>
+        <w:numPr>
+          <w:ilvl w:val="0"/>
+          <w:numId w:val="2"/>
+        </w:numPr>
+        <w:rPr>
+          <w:lang w:val="en-US"/>
+        </w:rPr>
+      </w:pPr>
+      <w:r>
+        <w:rPr>
+          <w:lang w:val="en-US"/>
+        </w:rPr>
+        <w:t>Sồi</w:t>
+      </w:r>
+    </w:p>
+    <w:p>
+      <w:pPr>
+        <w:rPr>
+          <w:lang w:val="en-US"/>
+        </w:rPr>
+      </w:pPr>
+    </w:p>
+    <w:p>
+      <w:pPr>
+        <w:rPr>
+          <w:lang w:val="en-US"/>
+        </w:rPr>
+      </w:pPr>
+      <w:r>
+        <w:rPr>
+          <w:lang w:val="en-US"/>
+        </w:rPr>
+        <w:t>Code – Mã:</w:t>
+      </w:r>
+    </w:p>
+    <w:p>
+      <w:pPr>
+        <w:pStyle w:val="ListParagraph"/>
+        <w:numPr>
+          <w:ilvl w:val="0"/>
+          <w:numId w:val="17"/>
+        </w:numPr>
+        <w:rPr>
+          <w:lang w:val="en-US"/>
+        </w:rPr>
+      </w:pPr>
+      <w:r>
+        <w:rPr>
+          <w:lang w:val="en-US"/>
+        </w:rPr>
+        <w:t>“Boilerplate”?</w:t>
+      </w:r>
+    </w:p>
+    <w:p>
+      <w:pPr>
+        <w:pStyle w:val="ListParagraph"/>
+        <w:numPr>
+          <w:ilvl w:val="0"/>
+          <w:numId w:val="2"/>
+        </w:numPr>
+        <w:rPr>
+          <w:lang w:val="en-US"/>
+        </w:rPr>
+      </w:pPr>
+      <w:r>
+        <w:rPr>
+          <w:lang w:val="en-US"/>
+        </w:rPr>
+        <w:t>Soạn sẵn</w:t>
+      </w:r>
       <w:bookmarkStart w:id="0" w:name="_GoBack"/>
       <w:bookmarkEnd w:id="0"/>
     </w:p>
@@ -1548,474 +2137,569 @@
         <w:rPr>
           <w:lang w:val="en-US"/>
         </w:rPr>
-        <w:t>Religion – Tôn Giáo:</w:t>
-      </w:r>
-    </w:p>
-    <w:p>
-      <w:pPr>
-        <w:pStyle w:val="ListParagraph"/>
-        <w:numPr>
-          <w:ilvl w:val="0"/>
-          <w:numId w:val="15"/>
-        </w:numPr>
-        <w:rPr>
-          <w:lang w:val="en-US"/>
-        </w:rPr>
-      </w:pPr>
-      <w:r>
-        <w:rPr>
-          <w:lang w:val="en-US"/>
-        </w:rPr>
-        <w:t>“Clergy”?</w:t>
-      </w:r>
-    </w:p>
-    <w:p>
-      <w:pPr>
-        <w:pStyle w:val="ListParagraph"/>
-        <w:numPr>
-          <w:ilvl w:val="0"/>
-          <w:numId w:val="2"/>
-        </w:numPr>
-        <w:rPr>
-          <w:lang w:val="en-US"/>
-        </w:rPr>
-      </w:pPr>
-      <w:r>
-        <w:rPr>
-          <w:lang w:val="en-US"/>
-        </w:rPr>
-        <w:t>Tu sĩ</w:t>
-      </w:r>
-    </w:p>
-    <w:p>
-      <w:pPr>
-        <w:pStyle w:val="ListParagraph"/>
-        <w:numPr>
-          <w:ilvl w:val="0"/>
-          <w:numId w:val="15"/>
-        </w:numPr>
-        <w:rPr>
-          <w:lang w:val="en-US"/>
-        </w:rPr>
-      </w:pPr>
-      <w:r>
-        <w:rPr>
-          <w:lang w:val="en-US"/>
-        </w:rPr>
-        <w:t>“Come To Pass”?</w:t>
-      </w:r>
-    </w:p>
-    <w:p>
-      <w:pPr>
-        <w:pStyle w:val="ListParagraph"/>
-        <w:numPr>
-          <w:ilvl w:val="0"/>
-          <w:numId w:val="2"/>
-        </w:numPr>
-        <w:rPr>
-          <w:lang w:val="en-US"/>
-        </w:rPr>
-      </w:pPr>
-      <w:r>
-        <w:rPr>
-          <w:lang w:val="en-US"/>
-        </w:rPr>
-        <w:t>Xảy ra (1 sự việc trong kinh thánh)</w:t>
-      </w:r>
-    </w:p>
-    <w:p>
-      <w:pPr>
-        <w:rPr>
-          <w:lang w:val="en-US"/>
-        </w:rPr>
-      </w:pPr>
-    </w:p>
-    <w:p>
-      <w:pPr>
-        <w:rPr>
-          <w:lang w:val="en-US"/>
-        </w:rPr>
-      </w:pPr>
-      <w:r>
-        <w:rPr>
-          <w:lang w:val="en-US"/>
-        </w:rPr>
-        <w:t>War – Chiến Tranh:</w:t>
-      </w:r>
-    </w:p>
-    <w:p>
-      <w:pPr>
-        <w:pStyle w:val="ListParagraph"/>
-        <w:numPr>
-          <w:ilvl w:val="0"/>
-          <w:numId w:val="10"/>
-        </w:numPr>
-        <w:rPr>
-          <w:lang w:val="en-US"/>
-        </w:rPr>
-      </w:pPr>
-      <w:r>
-        <w:rPr>
-          <w:lang w:val="en-US"/>
-        </w:rPr>
-        <w:t>“Sentinal”?</w:t>
-      </w:r>
-    </w:p>
-    <w:p>
-      <w:pPr>
-        <w:pStyle w:val="ListParagraph"/>
-        <w:numPr>
-          <w:ilvl w:val="0"/>
-          <w:numId w:val="2"/>
-        </w:numPr>
-        <w:rPr>
-          <w:lang w:val="en-US"/>
-        </w:rPr>
-      </w:pPr>
-      <w:r>
-        <w:rPr>
-          <w:lang w:val="en-US"/>
-        </w:rPr>
-        <w:t>Lính gác</w:t>
-      </w:r>
-    </w:p>
-    <w:p>
-      <w:pPr>
-        <w:pStyle w:val="ListParagraph"/>
-        <w:numPr>
-          <w:ilvl w:val="0"/>
-          <w:numId w:val="10"/>
-        </w:numPr>
-        <w:rPr>
-          <w:lang w:val="en-US"/>
-        </w:rPr>
-      </w:pPr>
-      <w:r>
-        <w:rPr>
-          <w:lang w:val="en-US"/>
-        </w:rPr>
-        <w:t>“Sentry”?</w:t>
-      </w:r>
-    </w:p>
-    <w:p>
-      <w:pPr>
-        <w:pStyle w:val="ListParagraph"/>
-        <w:numPr>
-          <w:ilvl w:val="0"/>
-          <w:numId w:val="2"/>
-        </w:numPr>
-        <w:rPr>
-          <w:lang w:val="en-US"/>
-        </w:rPr>
-      </w:pPr>
-      <w:r>
-        <w:rPr>
-          <w:lang w:val="en-US"/>
-        </w:rPr>
-        <w:t>Lính canh</w:t>
-      </w:r>
-    </w:p>
-    <w:p>
-      <w:pPr>
-        <w:pStyle w:val="ListParagraph"/>
-        <w:numPr>
-          <w:ilvl w:val="0"/>
-          <w:numId w:val="10"/>
-        </w:numPr>
-        <w:rPr>
-          <w:lang w:val="en-US"/>
-        </w:rPr>
-      </w:pPr>
-      <w:r>
-        <w:rPr>
-          <w:lang w:val="en-US"/>
-        </w:rPr>
-        <w:t>“Banish”?</w:t>
-      </w:r>
-    </w:p>
-    <w:p>
-      <w:pPr>
-        <w:pStyle w:val="ListParagraph"/>
-        <w:numPr>
-          <w:ilvl w:val="0"/>
-          <w:numId w:val="2"/>
-        </w:numPr>
-        <w:rPr>
-          <w:lang w:val="en-US"/>
-        </w:rPr>
-      </w:pPr>
-      <w:r>
-        <w:rPr>
-          <w:lang w:val="en-US"/>
-        </w:rPr>
-        <w:t>Trục xuất</w:t>
-      </w:r>
-    </w:p>
-    <w:p>
-      <w:pPr>
-        <w:pStyle w:val="ListParagraph"/>
-        <w:numPr>
-          <w:ilvl w:val="0"/>
-          <w:numId w:val="10"/>
-        </w:numPr>
-        <w:rPr>
-          <w:lang w:val="en-US"/>
-        </w:rPr>
-      </w:pPr>
-      <w:r>
-        <w:rPr>
-          <w:lang w:val="en-US"/>
-        </w:rPr>
-        <w:t>“Triumphant”?</w:t>
-      </w:r>
-    </w:p>
-    <w:p>
-      <w:pPr>
-        <w:pStyle w:val="ListParagraph"/>
-        <w:numPr>
-          <w:ilvl w:val="0"/>
-          <w:numId w:val="2"/>
-        </w:numPr>
-        <w:rPr>
-          <w:lang w:val="en-US"/>
-        </w:rPr>
-      </w:pPr>
-      <w:r>
-        <w:rPr>
-          <w:lang w:val="en-US"/>
-        </w:rPr>
-        <w:t>Cảm giác chiến thắng</w:t>
-      </w:r>
-    </w:p>
-    <w:p>
-      <w:pPr>
-        <w:rPr>
-          <w:lang w:val="en-US"/>
-        </w:rPr>
-      </w:pPr>
-    </w:p>
-    <w:p>
-      <w:pPr>
-        <w:rPr>
-          <w:lang w:val="en-US"/>
-        </w:rPr>
-      </w:pPr>
-      <w:r>
-        <w:rPr>
-          <w:lang w:val="en-US"/>
-        </w:rPr>
-        <w:t>Elemental – Nguyên Tố:</w:t>
-      </w:r>
-    </w:p>
-    <w:p>
-      <w:pPr>
-        <w:pStyle w:val="ListParagraph"/>
-        <w:numPr>
-          <w:ilvl w:val="0"/>
-          <w:numId w:val="12"/>
-        </w:numPr>
-        <w:rPr>
-          <w:lang w:val="en-US"/>
-        </w:rPr>
-      </w:pPr>
-      <w:r>
-        <w:rPr>
-          <w:lang w:val="en-US"/>
-        </w:rPr>
-        <w:t>“Scorch”?</w:t>
-      </w:r>
-    </w:p>
-    <w:p>
-      <w:pPr>
-        <w:pStyle w:val="ListParagraph"/>
-        <w:numPr>
-          <w:ilvl w:val="0"/>
-          <w:numId w:val="2"/>
-        </w:numPr>
-        <w:rPr>
-          <w:lang w:val="en-US"/>
-        </w:rPr>
-      </w:pPr>
-      <w:r>
-        <w:rPr>
-          <w:lang w:val="en-US"/>
-        </w:rPr>
-        <w:t>Thiêu đốt</w:t>
-      </w:r>
-    </w:p>
-    <w:p>
-      <w:pPr>
-        <w:pStyle w:val="ListParagraph"/>
-        <w:numPr>
-          <w:ilvl w:val="0"/>
-          <w:numId w:val="12"/>
-        </w:numPr>
-        <w:rPr>
-          <w:lang w:val="en-US"/>
-        </w:rPr>
-      </w:pPr>
-      <w:r>
-        <w:rPr>
-          <w:lang w:val="en-US"/>
-        </w:rPr>
-        <w:t>“Enchant”?</w:t>
-      </w:r>
-    </w:p>
-    <w:p>
-      <w:pPr>
-        <w:pStyle w:val="ListParagraph"/>
-        <w:numPr>
-          <w:ilvl w:val="0"/>
-          <w:numId w:val="2"/>
-        </w:numPr>
-        <w:rPr>
-          <w:lang w:val="en-US"/>
-        </w:rPr>
-      </w:pPr>
-      <w:r>
-        <w:rPr>
-          <w:lang w:val="en-US"/>
-        </w:rPr>
-        <w:t>Tác động ma thuật (lên 1 món đồ)</w:t>
-      </w:r>
-    </w:p>
-    <w:p>
-      <w:pPr>
-        <w:rPr>
-          <w:lang w:val="en-US"/>
-        </w:rPr>
-      </w:pPr>
-    </w:p>
-    <w:p>
-      <w:pPr>
-        <w:rPr>
-          <w:lang w:val="en-US"/>
-        </w:rPr>
-      </w:pPr>
-      <w:r>
-        <w:rPr>
-          <w:lang w:val="en-US"/>
-        </w:rPr>
-        <w:t>Animal – Động Vật:</w:t>
-      </w:r>
-    </w:p>
-    <w:p>
-      <w:pPr>
-        <w:pStyle w:val="ListParagraph"/>
-        <w:numPr>
-          <w:ilvl w:val="0"/>
-          <w:numId w:val="13"/>
-        </w:numPr>
-        <w:rPr>
-          <w:lang w:val="en-US"/>
-        </w:rPr>
-      </w:pPr>
-      <w:r>
-        <w:rPr>
-          <w:lang w:val="en-US"/>
-        </w:rPr>
-        <w:t>“Peck”?</w:t>
-      </w:r>
-    </w:p>
-    <w:p>
-      <w:pPr>
-        <w:pStyle w:val="ListParagraph"/>
-        <w:numPr>
-          <w:ilvl w:val="0"/>
-          <w:numId w:val="2"/>
-        </w:numPr>
-        <w:rPr>
-          <w:lang w:val="en-US"/>
-        </w:rPr>
-      </w:pPr>
-      <w:r>
-        <w:rPr>
-          <w:lang w:val="en-US"/>
-        </w:rPr>
-        <w:t>Mổ</w:t>
-      </w:r>
-    </w:p>
-    <w:p>
-      <w:pPr>
-        <w:pStyle w:val="ListParagraph"/>
-        <w:numPr>
-          <w:ilvl w:val="0"/>
-          <w:numId w:val="13"/>
-        </w:numPr>
-        <w:rPr>
-          <w:lang w:val="en-US"/>
-        </w:rPr>
-      </w:pPr>
-      <w:r>
-        <w:rPr>
-          <w:lang w:val="en-US"/>
-        </w:rPr>
-        <w:t>“Carrion”?</w:t>
-      </w:r>
-    </w:p>
-    <w:p>
-      <w:pPr>
-        <w:pStyle w:val="ListParagraph"/>
-        <w:numPr>
-          <w:ilvl w:val="0"/>
-          <w:numId w:val="2"/>
-        </w:numPr>
-        <w:rPr>
-          <w:lang w:val="en-US"/>
-        </w:rPr>
-      </w:pPr>
-      <w:r>
-        <w:rPr>
-          <w:lang w:val="en-US"/>
-        </w:rPr>
-        <w:t>Xác thối</w:t>
-      </w:r>
-    </w:p>
-    <w:p>
-      <w:pPr>
-        <w:rPr>
-          <w:lang w:val="en-US"/>
-        </w:rPr>
-      </w:pPr>
-    </w:p>
-    <w:p>
-      <w:pPr>
-        <w:rPr>
-          <w:lang w:val="en-US"/>
-        </w:rPr>
-      </w:pPr>
-      <w:r>
-        <w:rPr>
-          <w:lang w:val="en-US"/>
-        </w:rPr>
-        <w:t>Plant – Thực Vật:</w:t>
-      </w:r>
-    </w:p>
-    <w:p>
-      <w:pPr>
-        <w:pStyle w:val="ListParagraph"/>
-        <w:numPr>
-          <w:ilvl w:val="0"/>
-          <w:numId w:val="14"/>
-        </w:numPr>
-        <w:rPr>
-          <w:lang w:val="en-US"/>
-        </w:rPr>
-      </w:pPr>
-      <w:r>
-        <w:rPr>
-          <w:lang w:val="en-US"/>
-        </w:rPr>
-        <w:t>“Vine”?</w:t>
-      </w:r>
-    </w:p>
-    <w:p>
-      <w:pPr>
-        <w:pStyle w:val="ListParagraph"/>
-        <w:numPr>
-          <w:ilvl w:val="0"/>
-          <w:numId w:val="2"/>
-        </w:numPr>
+        <w:t>A</w:t>
+      </w:r>
+      <w:r>
+        <w:t>bbreviation</w:t>
+      </w:r>
+      <w:r>
+        <w:rPr>
+          <w:lang w:val="en-US"/>
+        </w:rPr>
+        <w:t xml:space="preserve"> – Từ Viết Tắt:</w:t>
+      </w:r>
+    </w:p>
+    <w:p>
+      <w:pPr>
+        <w:pStyle w:val="ListParagraph"/>
+        <w:numPr>
+          <w:ilvl w:val="0"/>
+          <w:numId w:val="3"/>
+        </w:numPr>
+        <w:rPr>
+          <w:lang w:val="en-US"/>
+        </w:rPr>
+      </w:pPr>
+      <w:r>
+        <w:rPr>
+          <w:lang w:val="en-US"/>
+        </w:rPr>
+        <w:t>“et al.”</w:t>
+      </w:r>
+      <w:r>
+        <w:rPr>
+          <w:lang w:val="en-US"/>
+        </w:rPr>
+        <w:t>?</w:t>
+      </w:r>
+    </w:p>
+    <w:p>
+      <w:pPr>
+        <w:pStyle w:val="ListParagraph"/>
+        <w:numPr>
+          <w:ilvl w:val="0"/>
+          <w:numId w:val="2"/>
+        </w:numPr>
+        <w:rPr>
+          <w:lang w:val="en-US"/>
+        </w:rPr>
+      </w:pPr>
+      <w:r>
+        <w:rPr>
+          <w:lang w:val="en-US"/>
+        </w:rPr>
+        <w:t>Và các đồng tác giả khác</w:t>
+      </w:r>
+    </w:p>
+    <w:p>
+      <w:pPr>
+        <w:rPr>
+          <w:lang w:val="en-US"/>
+        </w:rPr>
+      </w:pPr>
+    </w:p>
+    <w:p>
+      <w:pPr>
+        <w:rPr>
+          <w:lang w:val="en-US"/>
+        </w:rPr>
+      </w:pPr>
+      <w:r>
+        <w:rPr>
+          <w:lang w:val="en-US"/>
+        </w:rPr>
+        <w:t>Math – Toán:</w:t>
+      </w:r>
+    </w:p>
+    <w:p>
+      <w:pPr>
+        <w:pStyle w:val="ListParagraph"/>
+        <w:numPr>
+          <w:ilvl w:val="0"/>
+          <w:numId w:val="4"/>
+        </w:numPr>
+        <w:rPr>
+          <w:lang w:val="en-US"/>
+        </w:rPr>
+      </w:pPr>
+      <w:r>
+        <w:rPr>
+          <w:lang w:val="en-US"/>
+        </w:rPr>
+        <w:t>“Denominator”?</w:t>
+      </w:r>
+    </w:p>
+    <w:p>
+      <w:pPr>
+        <w:pStyle w:val="ListParagraph"/>
+        <w:numPr>
+          <w:ilvl w:val="0"/>
+          <w:numId w:val="2"/>
+        </w:numPr>
+        <w:rPr>
+          <w:lang w:val="en-US"/>
+        </w:rPr>
+      </w:pPr>
+      <w:r>
+        <w:rPr>
+          <w:lang w:val="en-US"/>
+        </w:rPr>
+        <w:t>Mẫu số</w:t>
+      </w:r>
+    </w:p>
+    <w:p>
+      <w:pPr>
+        <w:pStyle w:val="ListParagraph"/>
+        <w:numPr>
+          <w:ilvl w:val="0"/>
+          <w:numId w:val="4"/>
+        </w:numPr>
+        <w:rPr>
+          <w:lang w:val="en-US"/>
+        </w:rPr>
+      </w:pPr>
+      <w:r>
+        <w:rPr>
+          <w:lang w:val="en-US"/>
+        </w:rPr>
+        <w:t>“Numerator”?</w:t>
+      </w:r>
+    </w:p>
+    <w:p>
+      <w:pPr>
+        <w:pStyle w:val="ListParagraph"/>
+        <w:numPr>
+          <w:ilvl w:val="0"/>
+          <w:numId w:val="2"/>
+        </w:numPr>
+        <w:rPr>
+          <w:lang w:val="en-US"/>
+        </w:rPr>
+      </w:pPr>
+      <w:r>
+        <w:rPr>
+          <w:lang w:val="en-US"/>
+        </w:rPr>
+        <w:t>Tử số</w:t>
+      </w:r>
+    </w:p>
+    <w:p>
+      <w:pPr>
+        <w:pStyle w:val="ListParagraph"/>
+        <w:numPr>
+          <w:ilvl w:val="0"/>
+          <w:numId w:val="4"/>
+        </w:numPr>
+        <w:rPr>
+          <w:lang w:val="en-US"/>
+        </w:rPr>
+      </w:pPr>
+      <w:r>
+        <w:rPr>
+          <w:lang w:val="en-US"/>
+        </w:rPr>
+        <w:t>“Hypothetical Unit”?</w:t>
+      </w:r>
+    </w:p>
+    <w:p>
+      <w:pPr>
+        <w:pStyle w:val="ListParagraph"/>
+        <w:numPr>
+          <w:ilvl w:val="0"/>
+          <w:numId w:val="2"/>
+        </w:numPr>
+        <w:rPr>
+          <w:lang w:val="en-US"/>
+        </w:rPr>
+      </w:pPr>
+      <w:r>
+        <w:rPr>
+          <w:lang w:val="en-US"/>
+        </w:rPr>
+        <w:t>Đơn vị giả tưởng (của giá trị nào đó)</w:t>
+      </w:r>
+    </w:p>
+    <w:p>
+      <w:pPr>
+        <w:pStyle w:val="ListParagraph"/>
+        <w:numPr>
+          <w:ilvl w:val="0"/>
+          <w:numId w:val="4"/>
+        </w:numPr>
+        <w:rPr>
+          <w:lang w:val="en-US"/>
+        </w:rPr>
+      </w:pPr>
+      <w:r>
+        <w:rPr>
+          <w:lang w:val="en-US"/>
+        </w:rPr>
+        <w:t>Numerical Solution?</w:t>
+      </w:r>
+    </w:p>
+    <w:p>
+      <w:pPr>
+        <w:pStyle w:val="ListParagraph"/>
+        <w:numPr>
+          <w:ilvl w:val="0"/>
+          <w:numId w:val="2"/>
+        </w:numPr>
+        <w:rPr>
+          <w:lang w:val="en-US"/>
+        </w:rPr>
+      </w:pPr>
+      <w:r>
+        <w:rPr>
+          <w:lang w:val="en-US"/>
+        </w:rPr>
+        <w:t>Nghiệm ước lượng (= số cụ thể, không phải = Term)</w:t>
+      </w:r>
+    </w:p>
+    <w:p>
+      <w:pPr>
+        <w:pStyle w:val="ListParagraph"/>
+        <w:numPr>
+          <w:ilvl w:val="0"/>
+          <w:numId w:val="4"/>
+        </w:numPr>
+        <w:rPr>
+          <w:lang w:val="en-US"/>
+        </w:rPr>
+      </w:pPr>
+      <w:r>
+        <w:rPr>
+          <w:lang w:val="en-US"/>
+        </w:rPr>
+        <w:t>“Quotient”?</w:t>
+      </w:r>
+    </w:p>
+    <w:p>
+      <w:pPr>
+        <w:pStyle w:val="ListParagraph"/>
+        <w:numPr>
+          <w:ilvl w:val="0"/>
+          <w:numId w:val="2"/>
+        </w:numPr>
+        <w:rPr>
+          <w:lang w:val="en-US"/>
+        </w:rPr>
+      </w:pPr>
+      <w:r>
+        <w:rPr>
+          <w:lang w:val="en-US"/>
+        </w:rPr>
+        <w:t>Thương số (kết quả của phép chia)</w:t>
+      </w:r>
+    </w:p>
+    <w:p>
+      <w:pPr>
+        <w:pStyle w:val="ListParagraph"/>
+        <w:numPr>
+          <w:ilvl w:val="0"/>
+          <w:numId w:val="4"/>
+        </w:numPr>
+        <w:rPr>
+          <w:lang w:val="en-US"/>
+        </w:rPr>
+      </w:pPr>
+      <w:r>
+        <w:rPr>
+          <w:lang w:val="en-US"/>
+        </w:rPr>
+        <w:t>“Critical Point”?</w:t>
+      </w:r>
+    </w:p>
+    <w:p>
+      <w:pPr>
+        <w:pStyle w:val="ListParagraph"/>
+        <w:numPr>
+          <w:ilvl w:val="0"/>
+          <w:numId w:val="2"/>
+        </w:numPr>
+        <w:rPr>
+          <w:lang w:val="en-US"/>
+        </w:rPr>
+      </w:pPr>
+      <w:r>
+        <w:rPr>
+          <w:lang w:val="en-US"/>
+        </w:rPr>
+        <w:t>Điểm cực trị</w:t>
+      </w:r>
+    </w:p>
+    <w:p>
+      <w:pPr>
+        <w:pStyle w:val="ListParagraph"/>
+        <w:numPr>
+          <w:ilvl w:val="0"/>
+          <w:numId w:val="4"/>
+        </w:numPr>
+        <w:rPr>
+          <w:lang w:val="en-US"/>
+        </w:rPr>
+      </w:pPr>
+      <w:r>
+        <w:rPr>
+          <w:lang w:val="en-US"/>
+        </w:rPr>
+        <w:t>“Concave Up And Down”?</w:t>
+      </w:r>
+    </w:p>
+    <w:p>
+      <w:pPr>
+        <w:pStyle w:val="ListParagraph"/>
+        <w:numPr>
+          <w:ilvl w:val="0"/>
+          <w:numId w:val="2"/>
+        </w:numPr>
+        <w:rPr>
+          <w:lang w:val="en-US"/>
+        </w:rPr>
+      </w:pPr>
+      <w:r>
+        <w:rPr>
+          <w:lang w:val="en-US"/>
+        </w:rPr>
+        <w:t>Ngửa và úp (đồ thị)</w:t>
+      </w:r>
+    </w:p>
+    <w:p>
+      <w:pPr>
+        <w:pStyle w:val="ListParagraph"/>
+        <w:numPr>
+          <w:ilvl w:val="0"/>
+          <w:numId w:val="4"/>
+        </w:numPr>
+        <w:rPr>
+          <w:lang w:val="en-US"/>
+        </w:rPr>
+      </w:pPr>
+      <w:r>
+        <w:rPr>
+          <w:lang w:val="en-US"/>
+        </w:rPr>
+        <w:t>“Quadrant”?</w:t>
+      </w:r>
+    </w:p>
+    <w:p>
+      <w:pPr>
+        <w:pStyle w:val="ListParagraph"/>
+        <w:numPr>
+          <w:ilvl w:val="0"/>
+          <w:numId w:val="2"/>
+        </w:numPr>
+        <w:rPr>
+          <w:lang w:val="en-US"/>
+        </w:rPr>
+      </w:pPr>
+      <w:r>
+        <w:rPr>
+          <w:lang w:val="en-US"/>
+        </w:rPr>
+        <w:t>Góc phần tư</w:t>
+      </w:r>
+    </w:p>
+    <w:p>
+      <w:pPr>
+        <w:pStyle w:val="ListParagraph"/>
+        <w:numPr>
+          <w:ilvl w:val="0"/>
+          <w:numId w:val="4"/>
+        </w:numPr>
+        <w:rPr>
+          <w:lang w:val="en-US"/>
+        </w:rPr>
+      </w:pPr>
+      <w:r>
+        <w:rPr>
+          <w:lang w:val="en-US"/>
+        </w:rPr>
+        <w:t>“Octant”?</w:t>
+      </w:r>
+    </w:p>
+    <w:p>
+      <w:pPr>
+        <w:pStyle w:val="ListParagraph"/>
+        <w:numPr>
+          <w:ilvl w:val="0"/>
+          <w:numId w:val="2"/>
+        </w:numPr>
+        <w:rPr>
+          <w:lang w:val="en-US"/>
+        </w:rPr>
+      </w:pPr>
+      <w:r>
+        <w:rPr>
+          <w:lang w:val="en-US"/>
+        </w:rPr>
+        <w:t>Góc phần tám</w:t>
+      </w:r>
+    </w:p>
+    <w:p>
+      <w:pPr>
+        <w:pStyle w:val="ListParagraph"/>
+        <w:numPr>
+          <w:ilvl w:val="0"/>
+          <w:numId w:val="4"/>
+        </w:numPr>
+        <w:rPr>
+          <w:lang w:val="en-US"/>
+        </w:rPr>
+      </w:pPr>
+      <w:r>
+        <w:rPr>
+          <w:lang w:val="en-US"/>
+        </w:rPr>
+        <w:t>“Objective Function”?</w:t>
+      </w:r>
+    </w:p>
+    <w:p>
+      <w:pPr>
+        <w:pStyle w:val="ListParagraph"/>
+        <w:numPr>
+          <w:ilvl w:val="0"/>
+          <w:numId w:val="2"/>
+        </w:numPr>
+        <w:rPr>
+          <w:lang w:val="en-US"/>
+        </w:rPr>
+      </w:pPr>
+      <w:r>
+        <w:rPr>
+          <w:lang w:val="en-US"/>
+        </w:rPr>
+        <w:t>Hàm mục tiêu (hàm mà bạn muốn tối ưu hóa)</w:t>
+      </w:r>
+    </w:p>
+    <w:p>
+      <w:pPr>
+        <w:pStyle w:val="ListParagraph"/>
+        <w:numPr>
+          <w:ilvl w:val="0"/>
+          <w:numId w:val="4"/>
+        </w:numPr>
+        <w:rPr>
+          <w:lang w:val="en-US"/>
+        </w:rPr>
+      </w:pPr>
+      <w:r>
+        <w:rPr>
+          <w:lang w:val="en-US"/>
+        </w:rPr>
+        <w:t>“Legend”?</w:t>
+      </w:r>
+    </w:p>
+    <w:p>
+      <w:pPr>
+        <w:pStyle w:val="ListParagraph"/>
+        <w:numPr>
+          <w:ilvl w:val="0"/>
+          <w:numId w:val="2"/>
+        </w:numPr>
+        <w:rPr>
+          <w:lang w:val="en-US"/>
+        </w:rPr>
+      </w:pPr>
+      <w:r>
+        <w:rPr>
+          <w:lang w:val="en-US"/>
+        </w:rPr>
+        <w:t>Chú giải (biểu đồ)</w:t>
+      </w:r>
+    </w:p>
+    <w:p>
+      <w:pPr>
+        <w:pStyle w:val="ListParagraph"/>
+        <w:numPr>
+          <w:ilvl w:val="0"/>
+          <w:numId w:val="4"/>
+        </w:numPr>
+        <w:rPr>
+          <w:lang w:val="en-US"/>
+        </w:rPr>
+      </w:pPr>
+      <w:r>
+        <w:rPr>
+          <w:lang w:val="en-US"/>
+        </w:rPr>
+        <w:t>“Pointwise Operation”?</w:t>
+      </w:r>
+    </w:p>
+    <w:p>
+      <w:pPr>
+        <w:pStyle w:val="ListParagraph"/>
+        <w:numPr>
+          <w:ilvl w:val="0"/>
+          <w:numId w:val="2"/>
+        </w:numPr>
+        <w:rPr>
+          <w:lang w:val="en-US"/>
+        </w:rPr>
+      </w:pPr>
+      <w:r>
+        <w:rPr>
+          <w:lang w:val="en-US"/>
+        </w:rPr>
+        <w:t>Toán tử từng điểm (ví dụ</w:t>
+      </w:r>
+      <w:r>
+        <w:rPr>
+          <w:lang w:val="en-US"/>
+        </w:rPr>
+        <w:t xml:space="preserve"> tích Hadamard</w:t>
+      </w:r>
+      <w:r>
+        <w:rPr>
+          <w:lang w:val="en-US"/>
+        </w:rPr>
+        <w:t>)</w:t>
+      </w:r>
+    </w:p>
+    <w:p>
+      <w:pPr>
+        <w:pStyle w:val="ListParagraph"/>
+        <w:numPr>
+          <w:ilvl w:val="0"/>
+          <w:numId w:val="4"/>
+        </w:numPr>
+        <w:rPr>
+          <w:lang w:val="en-US"/>
+        </w:rPr>
+      </w:pPr>
+      <w:r>
+        <w:rPr>
+          <w:lang w:val="en-US"/>
+        </w:rPr>
+        <w:t>“Rectangular”?</w:t>
+      </w:r>
+    </w:p>
+    <w:p>
+      <w:pPr>
+        <w:pStyle w:val="ListParagraph"/>
+        <w:numPr>
+          <w:ilvl w:val="0"/>
+          <w:numId w:val="2"/>
+        </w:numPr>
+        <w:rPr>
+          <w:lang w:val="en-US"/>
+        </w:rPr>
+      </w:pPr>
+      <w:r>
+        <w:rPr>
+          <w:lang w:val="en-US"/>
+        </w:rPr>
+        <w:t>Hình hộp chữ nhật</w:t>
+      </w:r>
+    </w:p>
+    <w:p>
+      <w:pPr>
+        <w:rPr>
+          <w:lang w:val="en-US"/>
+        </w:rPr>
+      </w:pPr>
+    </w:p>
+    <w:p>
+      <w:pPr>
         <w:rPr>
           <w:lang w:val="en-US"/>
         </w:rPr>
@@ -2025,633 +2709,6 @@
           <w:lang w:val="en-US"/>
         </w:rPr>
         <w:lastRenderedPageBreak/>
-        <w:t>Cây leo</w:t>
-      </w:r>
-    </w:p>
-    <w:p>
-      <w:pPr>
-        <w:pStyle w:val="ListParagraph"/>
-        <w:numPr>
-          <w:ilvl w:val="0"/>
-          <w:numId w:val="14"/>
-        </w:numPr>
-        <w:rPr>
-          <w:lang w:val="en-US"/>
-        </w:rPr>
-      </w:pPr>
-      <w:r>
-        <w:rPr>
-          <w:lang w:val="en-US"/>
-        </w:rPr>
-        <w:t>“Oak”?</w:t>
-      </w:r>
-    </w:p>
-    <w:p>
-      <w:pPr>
-        <w:pStyle w:val="ListParagraph"/>
-        <w:numPr>
-          <w:ilvl w:val="0"/>
-          <w:numId w:val="2"/>
-        </w:numPr>
-        <w:rPr>
-          <w:lang w:val="en-US"/>
-        </w:rPr>
-      </w:pPr>
-      <w:r>
-        <w:rPr>
-          <w:lang w:val="en-US"/>
-        </w:rPr>
-        <w:t>Sồi</w:t>
-      </w:r>
-    </w:p>
-    <w:p>
-      <w:pPr>
-        <w:rPr>
-          <w:lang w:val="en-US"/>
-        </w:rPr>
-      </w:pPr>
-    </w:p>
-    <w:p>
-      <w:pPr>
-        <w:rPr>
-          <w:lang w:val="en-US"/>
-        </w:rPr>
-      </w:pPr>
-      <w:r>
-        <w:rPr>
-          <w:lang w:val="en-US"/>
-        </w:rPr>
-        <w:t>A</w:t>
-      </w:r>
-      <w:r>
-        <w:t>bbreviation</w:t>
-      </w:r>
-      <w:r>
-        <w:rPr>
-          <w:lang w:val="en-US"/>
-        </w:rPr>
-        <w:t xml:space="preserve"> – Từ Viết Tắt:</w:t>
-      </w:r>
-    </w:p>
-    <w:p>
-      <w:pPr>
-        <w:pStyle w:val="ListParagraph"/>
-        <w:numPr>
-          <w:ilvl w:val="0"/>
-          <w:numId w:val="3"/>
-        </w:numPr>
-        <w:rPr>
-          <w:lang w:val="en-US"/>
-        </w:rPr>
-      </w:pPr>
-      <w:r>
-        <w:rPr>
-          <w:lang w:val="en-US"/>
-        </w:rPr>
-        <w:t>“et al.”</w:t>
-      </w:r>
-      <w:r>
-        <w:rPr>
-          <w:lang w:val="en-US"/>
-        </w:rPr>
-        <w:t>?</w:t>
-      </w:r>
-    </w:p>
-    <w:p>
-      <w:pPr>
-        <w:pStyle w:val="ListParagraph"/>
-        <w:numPr>
-          <w:ilvl w:val="0"/>
-          <w:numId w:val="2"/>
-        </w:numPr>
-        <w:rPr>
-          <w:lang w:val="en-US"/>
-        </w:rPr>
-      </w:pPr>
-      <w:r>
-        <w:rPr>
-          <w:lang w:val="en-US"/>
-        </w:rPr>
-        <w:t>Và các đồng tác giả khác</w:t>
-      </w:r>
-    </w:p>
-    <w:p>
-      <w:pPr>
-        <w:rPr>
-          <w:lang w:val="en-US"/>
-        </w:rPr>
-      </w:pPr>
-    </w:p>
-    <w:p>
-      <w:pPr>
-        <w:rPr>
-          <w:lang w:val="en-US"/>
-        </w:rPr>
-      </w:pPr>
-      <w:r>
-        <w:rPr>
-          <w:lang w:val="en-US"/>
-        </w:rPr>
-        <w:t>Math – Toán:</w:t>
-      </w:r>
-    </w:p>
-    <w:p>
-      <w:pPr>
-        <w:pStyle w:val="ListParagraph"/>
-        <w:numPr>
-          <w:ilvl w:val="0"/>
-          <w:numId w:val="4"/>
-        </w:numPr>
-        <w:rPr>
-          <w:lang w:val="en-US"/>
-        </w:rPr>
-      </w:pPr>
-      <w:r>
-        <w:rPr>
-          <w:lang w:val="en-US"/>
-        </w:rPr>
-        <w:t>“Denominator”?</w:t>
-      </w:r>
-    </w:p>
-    <w:p>
-      <w:pPr>
-        <w:pStyle w:val="ListParagraph"/>
-        <w:numPr>
-          <w:ilvl w:val="0"/>
-          <w:numId w:val="2"/>
-        </w:numPr>
-        <w:rPr>
-          <w:lang w:val="en-US"/>
-        </w:rPr>
-      </w:pPr>
-      <w:r>
-        <w:rPr>
-          <w:lang w:val="en-US"/>
-        </w:rPr>
-        <w:t>Mẫu số</w:t>
-      </w:r>
-    </w:p>
-    <w:p>
-      <w:pPr>
-        <w:pStyle w:val="ListParagraph"/>
-        <w:numPr>
-          <w:ilvl w:val="0"/>
-          <w:numId w:val="4"/>
-        </w:numPr>
-        <w:rPr>
-          <w:lang w:val="en-US"/>
-        </w:rPr>
-      </w:pPr>
-      <w:r>
-        <w:rPr>
-          <w:lang w:val="en-US"/>
-        </w:rPr>
-        <w:t>“Numerator”?</w:t>
-      </w:r>
-    </w:p>
-    <w:p>
-      <w:pPr>
-        <w:pStyle w:val="ListParagraph"/>
-        <w:numPr>
-          <w:ilvl w:val="0"/>
-          <w:numId w:val="2"/>
-        </w:numPr>
-        <w:rPr>
-          <w:lang w:val="en-US"/>
-        </w:rPr>
-      </w:pPr>
-      <w:r>
-        <w:rPr>
-          <w:lang w:val="en-US"/>
-        </w:rPr>
-        <w:t>Tử số</w:t>
-      </w:r>
-    </w:p>
-    <w:p>
-      <w:pPr>
-        <w:pStyle w:val="ListParagraph"/>
-        <w:numPr>
-          <w:ilvl w:val="0"/>
-          <w:numId w:val="4"/>
-        </w:numPr>
-        <w:rPr>
-          <w:lang w:val="en-US"/>
-        </w:rPr>
-      </w:pPr>
-      <w:r>
-        <w:rPr>
-          <w:lang w:val="en-US"/>
-        </w:rPr>
-        <w:t>“Hypothetical Unit”?</w:t>
-      </w:r>
-    </w:p>
-    <w:p>
-      <w:pPr>
-        <w:pStyle w:val="ListParagraph"/>
-        <w:numPr>
-          <w:ilvl w:val="0"/>
-          <w:numId w:val="2"/>
-        </w:numPr>
-        <w:rPr>
-          <w:lang w:val="en-US"/>
-        </w:rPr>
-      </w:pPr>
-      <w:r>
-        <w:rPr>
-          <w:lang w:val="en-US"/>
-        </w:rPr>
-        <w:t>Đơn vị giả tưởng (của giá trị nào đó)</w:t>
-      </w:r>
-    </w:p>
-    <w:p>
-      <w:pPr>
-        <w:pStyle w:val="ListParagraph"/>
-        <w:numPr>
-          <w:ilvl w:val="0"/>
-          <w:numId w:val="4"/>
-        </w:numPr>
-        <w:rPr>
-          <w:lang w:val="en-US"/>
-        </w:rPr>
-      </w:pPr>
-      <w:r>
-        <w:rPr>
-          <w:lang w:val="en-US"/>
-        </w:rPr>
-        <w:t>Numerical Solution?</w:t>
-      </w:r>
-    </w:p>
-    <w:p>
-      <w:pPr>
-        <w:pStyle w:val="ListParagraph"/>
-        <w:numPr>
-          <w:ilvl w:val="0"/>
-          <w:numId w:val="2"/>
-        </w:numPr>
-        <w:rPr>
-          <w:lang w:val="en-US"/>
-        </w:rPr>
-      </w:pPr>
-      <w:r>
-        <w:rPr>
-          <w:lang w:val="en-US"/>
-        </w:rPr>
-        <w:t>Nghiệm ước lượng (= số cụ thể, không phải = Term)</w:t>
-      </w:r>
-    </w:p>
-    <w:p>
-      <w:pPr>
-        <w:pStyle w:val="ListParagraph"/>
-        <w:numPr>
-          <w:ilvl w:val="0"/>
-          <w:numId w:val="4"/>
-        </w:numPr>
-        <w:rPr>
-          <w:lang w:val="en-US"/>
-        </w:rPr>
-      </w:pPr>
-      <w:r>
-        <w:rPr>
-          <w:lang w:val="en-US"/>
-        </w:rPr>
-        <w:t>“Quotient”?</w:t>
-      </w:r>
-    </w:p>
-    <w:p>
-      <w:pPr>
-        <w:pStyle w:val="ListParagraph"/>
-        <w:numPr>
-          <w:ilvl w:val="0"/>
-          <w:numId w:val="2"/>
-        </w:numPr>
-        <w:rPr>
-          <w:lang w:val="en-US"/>
-        </w:rPr>
-      </w:pPr>
-      <w:r>
-        <w:rPr>
-          <w:lang w:val="en-US"/>
-        </w:rPr>
-        <w:t>Thương số (kết quả của phép chia)</w:t>
-      </w:r>
-    </w:p>
-    <w:p>
-      <w:pPr>
-        <w:pStyle w:val="ListParagraph"/>
-        <w:numPr>
-          <w:ilvl w:val="0"/>
-          <w:numId w:val="4"/>
-        </w:numPr>
-        <w:rPr>
-          <w:lang w:val="en-US"/>
-        </w:rPr>
-      </w:pPr>
-      <w:r>
-        <w:rPr>
-          <w:lang w:val="en-US"/>
-        </w:rPr>
-        <w:t>“Critical Point”?</w:t>
-      </w:r>
-    </w:p>
-    <w:p>
-      <w:pPr>
-        <w:pStyle w:val="ListParagraph"/>
-        <w:numPr>
-          <w:ilvl w:val="0"/>
-          <w:numId w:val="2"/>
-        </w:numPr>
-        <w:rPr>
-          <w:lang w:val="en-US"/>
-        </w:rPr>
-      </w:pPr>
-      <w:r>
-        <w:rPr>
-          <w:lang w:val="en-US"/>
-        </w:rPr>
-        <w:t>Điểm cực trị</w:t>
-      </w:r>
-    </w:p>
-    <w:p>
-      <w:pPr>
-        <w:pStyle w:val="ListParagraph"/>
-        <w:numPr>
-          <w:ilvl w:val="0"/>
-          <w:numId w:val="4"/>
-        </w:numPr>
-        <w:rPr>
-          <w:lang w:val="en-US"/>
-        </w:rPr>
-      </w:pPr>
-      <w:r>
-        <w:rPr>
-          <w:lang w:val="en-US"/>
-        </w:rPr>
-        <w:t>“Concave Up And Down”?</w:t>
-      </w:r>
-    </w:p>
-    <w:p>
-      <w:pPr>
-        <w:pStyle w:val="ListParagraph"/>
-        <w:numPr>
-          <w:ilvl w:val="0"/>
-          <w:numId w:val="2"/>
-        </w:numPr>
-        <w:rPr>
-          <w:lang w:val="en-US"/>
-        </w:rPr>
-      </w:pPr>
-      <w:r>
-        <w:rPr>
-          <w:lang w:val="en-US"/>
-        </w:rPr>
-        <w:t>Ngửa và úp (đồ thị)</w:t>
-      </w:r>
-    </w:p>
-    <w:p>
-      <w:pPr>
-        <w:pStyle w:val="ListParagraph"/>
-        <w:numPr>
-          <w:ilvl w:val="0"/>
-          <w:numId w:val="4"/>
-        </w:numPr>
-        <w:rPr>
-          <w:lang w:val="en-US"/>
-        </w:rPr>
-      </w:pPr>
-      <w:r>
-        <w:rPr>
-          <w:lang w:val="en-US"/>
-        </w:rPr>
-        <w:t>“Quadrant”?</w:t>
-      </w:r>
-    </w:p>
-    <w:p>
-      <w:pPr>
-        <w:pStyle w:val="ListParagraph"/>
-        <w:numPr>
-          <w:ilvl w:val="0"/>
-          <w:numId w:val="2"/>
-        </w:numPr>
-        <w:rPr>
-          <w:lang w:val="en-US"/>
-        </w:rPr>
-      </w:pPr>
-      <w:r>
-        <w:rPr>
-          <w:lang w:val="en-US"/>
-        </w:rPr>
-        <w:t>Góc phần tư</w:t>
-      </w:r>
-    </w:p>
-    <w:p>
-      <w:pPr>
-        <w:pStyle w:val="ListParagraph"/>
-        <w:numPr>
-          <w:ilvl w:val="0"/>
-          <w:numId w:val="4"/>
-        </w:numPr>
-        <w:rPr>
-          <w:lang w:val="en-US"/>
-        </w:rPr>
-      </w:pPr>
-      <w:r>
-        <w:rPr>
-          <w:lang w:val="en-US"/>
-        </w:rPr>
-        <w:t>“Octant”?</w:t>
-      </w:r>
-    </w:p>
-    <w:p>
-      <w:pPr>
-        <w:pStyle w:val="ListParagraph"/>
-        <w:numPr>
-          <w:ilvl w:val="0"/>
-          <w:numId w:val="2"/>
-        </w:numPr>
-        <w:rPr>
-          <w:lang w:val="en-US"/>
-        </w:rPr>
-      </w:pPr>
-      <w:r>
-        <w:rPr>
-          <w:lang w:val="en-US"/>
-        </w:rPr>
-        <w:t>Góc phần tám</w:t>
-      </w:r>
-    </w:p>
-    <w:p>
-      <w:pPr>
-        <w:pStyle w:val="ListParagraph"/>
-        <w:numPr>
-          <w:ilvl w:val="0"/>
-          <w:numId w:val="4"/>
-        </w:numPr>
-        <w:rPr>
-          <w:lang w:val="en-US"/>
-        </w:rPr>
-      </w:pPr>
-      <w:r>
-        <w:rPr>
-          <w:lang w:val="en-US"/>
-        </w:rPr>
-        <w:t>“Objective Function”?</w:t>
-      </w:r>
-    </w:p>
-    <w:p>
-      <w:pPr>
-        <w:pStyle w:val="ListParagraph"/>
-        <w:numPr>
-          <w:ilvl w:val="0"/>
-          <w:numId w:val="2"/>
-        </w:numPr>
-        <w:rPr>
-          <w:lang w:val="en-US"/>
-        </w:rPr>
-      </w:pPr>
-      <w:r>
-        <w:rPr>
-          <w:lang w:val="en-US"/>
-        </w:rPr>
-        <w:t>Hàm mục tiêu (hàm mà bạn muốn tối ưu hóa)</w:t>
-      </w:r>
-    </w:p>
-    <w:p>
-      <w:pPr>
-        <w:pStyle w:val="ListParagraph"/>
-        <w:numPr>
-          <w:ilvl w:val="0"/>
-          <w:numId w:val="4"/>
-        </w:numPr>
-        <w:rPr>
-          <w:lang w:val="en-US"/>
-        </w:rPr>
-      </w:pPr>
-      <w:r>
-        <w:rPr>
-          <w:lang w:val="en-US"/>
-        </w:rPr>
-        <w:t>“Legend”?</w:t>
-      </w:r>
-    </w:p>
-    <w:p>
-      <w:pPr>
-        <w:pStyle w:val="ListParagraph"/>
-        <w:numPr>
-          <w:ilvl w:val="0"/>
-          <w:numId w:val="2"/>
-        </w:numPr>
-        <w:rPr>
-          <w:lang w:val="en-US"/>
-        </w:rPr>
-      </w:pPr>
-      <w:r>
-        <w:rPr>
-          <w:lang w:val="en-US"/>
-        </w:rPr>
-        <w:t>Chú giải (biểu đồ)</w:t>
-      </w:r>
-    </w:p>
-    <w:p>
-      <w:pPr>
-        <w:pStyle w:val="ListParagraph"/>
-        <w:numPr>
-          <w:ilvl w:val="0"/>
-          <w:numId w:val="4"/>
-        </w:numPr>
-        <w:rPr>
-          <w:lang w:val="en-US"/>
-        </w:rPr>
-      </w:pPr>
-      <w:r>
-        <w:rPr>
-          <w:lang w:val="en-US"/>
-        </w:rPr>
-        <w:t>“Pointwise Operation”?</w:t>
-      </w:r>
-    </w:p>
-    <w:p>
-      <w:pPr>
-        <w:pStyle w:val="ListParagraph"/>
-        <w:numPr>
-          <w:ilvl w:val="0"/>
-          <w:numId w:val="2"/>
-        </w:numPr>
-        <w:rPr>
-          <w:lang w:val="en-US"/>
-        </w:rPr>
-      </w:pPr>
-      <w:r>
-        <w:rPr>
-          <w:lang w:val="en-US"/>
-        </w:rPr>
-        <w:t>Toán tử từng điểm (ví dụ</w:t>
-      </w:r>
-      <w:r>
-        <w:rPr>
-          <w:lang w:val="en-US"/>
-        </w:rPr>
-        <w:t xml:space="preserve"> tích Hadamard</w:t>
-      </w:r>
-      <w:r>
-        <w:rPr>
-          <w:lang w:val="en-US"/>
-        </w:rPr>
-        <w:t>)</w:t>
-      </w:r>
-    </w:p>
-    <w:p>
-      <w:pPr>
-        <w:pStyle w:val="ListParagraph"/>
-        <w:numPr>
-          <w:ilvl w:val="0"/>
-          <w:numId w:val="4"/>
-        </w:numPr>
-        <w:rPr>
-          <w:lang w:val="en-US"/>
-        </w:rPr>
-      </w:pPr>
-      <w:r>
-        <w:rPr>
-          <w:lang w:val="en-US"/>
-        </w:rPr>
-        <w:t>“Rectangular”?</w:t>
-      </w:r>
-    </w:p>
-    <w:p>
-      <w:pPr>
-        <w:pStyle w:val="ListParagraph"/>
-        <w:numPr>
-          <w:ilvl w:val="0"/>
-          <w:numId w:val="2"/>
-        </w:numPr>
-        <w:rPr>
-          <w:lang w:val="en-US"/>
-        </w:rPr>
-      </w:pPr>
-      <w:r>
-        <w:rPr>
-          <w:lang w:val="en-US"/>
-        </w:rPr>
-        <w:t>Hình hộp chữ nhật</w:t>
-      </w:r>
-    </w:p>
-    <w:p>
-      <w:pPr>
-        <w:rPr>
-          <w:lang w:val="en-US"/>
-        </w:rPr>
-      </w:pPr>
-    </w:p>
-    <w:p>
-      <w:pPr>
-        <w:rPr>
-          <w:lang w:val="en-US"/>
-        </w:rPr>
-      </w:pPr>
-      <w:r>
-        <w:rPr>
-          <w:lang w:val="en-US"/>
-        </w:rPr>
         <w:t>Web:</w:t>
       </w:r>
     </w:p>
@@ -2971,6 +3028,95 @@
     </w:lvl>
   </w:abstractNum>
   <w:abstractNum w:abstractNumId="3">
+    <w:nsid w:val="228345C0"/>
+    <w:multiLevelType w:val="hybridMultilevel"/>
+    <w:tmpl w:val="D05CCFC4"/>
+    <w:lvl w:ilvl="0" w:tplc="7444F0F0">
+      <w:start w:val="1"/>
+      <w:numFmt w:val="decimal"/>
+      <w:lvlText w:val="%1."/>
+      <w:lvlJc w:val="left"/>
+      <w:pPr>
+        <w:ind w:left="1080" w:hanging="360"/>
+      </w:pPr>
+      <w:rPr>
+        <w:rFonts w:hint="default"/>
+      </w:rPr>
+    </w:lvl>
+    <w:lvl w:ilvl="1" w:tplc="042A0019" w:tentative="1">
+      <w:start w:val="1"/>
+      <w:numFmt w:val="lowerLetter"/>
+      <w:lvlText w:val="%2."/>
+      <w:lvlJc w:val="left"/>
+      <w:pPr>
+        <w:ind w:left="1800" w:hanging="360"/>
+      </w:pPr>
+    </w:lvl>
+    <w:lvl w:ilvl="2" w:tplc="042A001B" w:tentative="1">
+      <w:start w:val="1"/>
+      <w:numFmt w:val="lowerRoman"/>
+      <w:lvlText w:val="%3."/>
+      <w:lvlJc w:val="right"/>
+      <w:pPr>
+        <w:ind w:left="2520" w:hanging="180"/>
+      </w:pPr>
+    </w:lvl>
+    <w:lvl w:ilvl="3" w:tplc="042A000F" w:tentative="1">
+      <w:start w:val="1"/>
+      <w:numFmt w:val="decimal"/>
+      <w:lvlText w:val="%4."/>
+      <w:lvlJc w:val="left"/>
+      <w:pPr>
+        <w:ind w:left="3240" w:hanging="360"/>
+      </w:pPr>
+    </w:lvl>
+    <w:lvl w:ilvl="4" w:tplc="042A0019" w:tentative="1">
+      <w:start w:val="1"/>
+      <w:numFmt w:val="lowerLetter"/>
+      <w:lvlText w:val="%5."/>
+      <w:lvlJc w:val="left"/>
+      <w:pPr>
+        <w:ind w:left="3960" w:hanging="360"/>
+      </w:pPr>
+    </w:lvl>
+    <w:lvl w:ilvl="5" w:tplc="042A001B" w:tentative="1">
+      <w:start w:val="1"/>
+      <w:numFmt w:val="lowerRoman"/>
+      <w:lvlText w:val="%6."/>
+      <w:lvlJc w:val="right"/>
+      <w:pPr>
+        <w:ind w:left="4680" w:hanging="180"/>
+      </w:pPr>
+    </w:lvl>
+    <w:lvl w:ilvl="6" w:tplc="042A000F" w:tentative="1">
+      <w:start w:val="1"/>
+      <w:numFmt w:val="decimal"/>
+      <w:lvlText w:val="%7."/>
+      <w:lvlJc w:val="left"/>
+      <w:pPr>
+        <w:ind w:left="5400" w:hanging="360"/>
+      </w:pPr>
+    </w:lvl>
+    <w:lvl w:ilvl="7" w:tplc="042A0019" w:tentative="1">
+      <w:start w:val="1"/>
+      <w:numFmt w:val="lowerLetter"/>
+      <w:lvlText w:val="%8."/>
+      <w:lvlJc w:val="left"/>
+      <w:pPr>
+        <w:ind w:left="6120" w:hanging="360"/>
+      </w:pPr>
+    </w:lvl>
+    <w:lvl w:ilvl="8" w:tplc="042A001B" w:tentative="1">
+      <w:start w:val="1"/>
+      <w:numFmt w:val="lowerRoman"/>
+      <w:lvlText w:val="%9."/>
+      <w:lvlJc w:val="right"/>
+      <w:pPr>
+        <w:ind w:left="6840" w:hanging="180"/>
+      </w:pPr>
+    </w:lvl>
+  </w:abstractNum>
+  <w:abstractNum w:abstractNumId="4">
     <w:nsid w:val="2E0A7B9A"/>
     <w:multiLevelType w:val="hybridMultilevel"/>
     <w:tmpl w:val="55F620F4"/>
@@ -3059,7 +3205,7 @@
       </w:pPr>
     </w:lvl>
   </w:abstractNum>
-  <w:abstractNum w:abstractNumId="4">
+  <w:abstractNum w:abstractNumId="5">
     <w:nsid w:val="33A040A6"/>
     <w:multiLevelType w:val="hybridMultilevel"/>
     <w:tmpl w:val="530C4B62"/>
@@ -3148,7 +3294,7 @@
       </w:pPr>
     </w:lvl>
   </w:abstractNum>
-  <w:abstractNum w:abstractNumId="5">
+  <w:abstractNum w:abstractNumId="6">
     <w:nsid w:val="4645092C"/>
     <w:multiLevelType w:val="hybridMultilevel"/>
     <w:tmpl w:val="2EAE2C52"/>
@@ -3237,7 +3383,7 @@
       </w:pPr>
     </w:lvl>
   </w:abstractNum>
-  <w:abstractNum w:abstractNumId="6">
+  <w:abstractNum w:abstractNumId="7">
     <w:nsid w:val="50AD5632"/>
     <w:multiLevelType w:val="hybridMultilevel"/>
     <w:tmpl w:val="51DCF262"/>
@@ -3326,7 +3472,7 @@
       </w:pPr>
     </w:lvl>
   </w:abstractNum>
-  <w:abstractNum w:abstractNumId="7">
+  <w:abstractNum w:abstractNumId="8">
     <w:nsid w:val="52996CBC"/>
     <w:multiLevelType w:val="hybridMultilevel"/>
     <w:tmpl w:val="670A86DA"/>
@@ -3415,7 +3561,7 @@
       </w:pPr>
     </w:lvl>
   </w:abstractNum>
-  <w:abstractNum w:abstractNumId="8">
+  <w:abstractNum w:abstractNumId="9">
     <w:nsid w:val="56582533"/>
     <w:multiLevelType w:val="hybridMultilevel"/>
     <w:tmpl w:val="D2DE19F2"/>
@@ -3528,7 +3674,7 @@
       </w:rPr>
     </w:lvl>
   </w:abstractNum>
-  <w:abstractNum w:abstractNumId="9">
+  <w:abstractNum w:abstractNumId="10">
     <w:nsid w:val="575D4638"/>
     <w:multiLevelType w:val="hybridMultilevel"/>
     <w:tmpl w:val="0A804172"/>
@@ -3617,7 +3763,7 @@
       </w:pPr>
     </w:lvl>
   </w:abstractNum>
-  <w:abstractNum w:abstractNumId="10">
+  <w:abstractNum w:abstractNumId="11">
     <w:nsid w:val="5A7D3A48"/>
     <w:multiLevelType w:val="hybridMultilevel"/>
     <w:tmpl w:val="37A291C4"/>
@@ -3706,7 +3852,7 @@
       </w:pPr>
     </w:lvl>
   </w:abstractNum>
-  <w:abstractNum w:abstractNumId="11">
+  <w:abstractNum w:abstractNumId="12">
     <w:nsid w:val="62AF2E9F"/>
     <w:multiLevelType w:val="hybridMultilevel"/>
     <w:tmpl w:val="12242B98"/>
@@ -3795,7 +3941,7 @@
       </w:pPr>
     </w:lvl>
   </w:abstractNum>
-  <w:abstractNum w:abstractNumId="12">
+  <w:abstractNum w:abstractNumId="13">
     <w:nsid w:val="68695F0C"/>
     <w:multiLevelType w:val="hybridMultilevel"/>
     <w:tmpl w:val="E0944F3C"/>
@@ -3884,7 +4030,7 @@
       </w:pPr>
     </w:lvl>
   </w:abstractNum>
-  <w:abstractNum w:abstractNumId="13">
+  <w:abstractNum w:abstractNumId="14">
     <w:nsid w:val="74FD50E2"/>
     <w:multiLevelType w:val="hybridMultilevel"/>
     <w:tmpl w:val="2F86794C"/>
@@ -3973,7 +4119,7 @@
       </w:pPr>
     </w:lvl>
   </w:abstractNum>
-  <w:abstractNum w:abstractNumId="14">
+  <w:abstractNum w:abstractNumId="15">
     <w:nsid w:val="796C6536"/>
     <w:multiLevelType w:val="hybridMultilevel"/>
     <w:tmpl w:val="B7BAE2D8"/>
@@ -4062,7 +4208,7 @@
       </w:pPr>
     </w:lvl>
   </w:abstractNum>
-  <w:abstractNum w:abstractNumId="15">
+  <w:abstractNum w:abstractNumId="16">
     <w:nsid w:val="7EA00B10"/>
     <w:multiLevelType w:val="hybridMultilevel"/>
     <w:tmpl w:val="EACE9F7A"/>
@@ -4152,37 +4298,37 @@
     </w:lvl>
   </w:abstractNum>
   <w:num w:numId="1">
-    <w:abstractNumId w:val="7"/>
+    <w:abstractNumId w:val="8"/>
   </w:num>
   <w:num w:numId="2">
-    <w:abstractNumId w:val="8"/>
+    <w:abstractNumId w:val="9"/>
   </w:num>
   <w:num w:numId="3">
-    <w:abstractNumId w:val="15"/>
+    <w:abstractNumId w:val="16"/>
   </w:num>
   <w:num w:numId="4">
+    <w:abstractNumId w:val="13"/>
+  </w:num>
+  <w:num w:numId="5">
     <w:abstractNumId w:val="12"/>
   </w:num>
-  <w:num w:numId="5">
-    <w:abstractNumId w:val="11"/>
-  </w:num>
   <w:num w:numId="6">
-    <w:abstractNumId w:val="9"/>
+    <w:abstractNumId w:val="10"/>
   </w:num>
   <w:num w:numId="7">
-    <w:abstractNumId w:val="3"/>
+    <w:abstractNumId w:val="4"/>
   </w:num>
   <w:num w:numId="8">
-    <w:abstractNumId w:val="4"/>
+    <w:abstractNumId w:val="5"/>
   </w:num>
   <w:num w:numId="9">
-    <w:abstractNumId w:val="13"/>
+    <w:abstractNumId w:val="14"/>
   </w:num>
   <w:num w:numId="10">
     <w:abstractNumId w:val="1"/>
   </w:num>
   <w:num w:numId="11">
-    <w:abstractNumId w:val="10"/>
+    <w:abstractNumId w:val="11"/>
   </w:num>
   <w:num w:numId="12">
     <w:abstractNumId w:val="0"/>
@@ -4191,13 +4337,16 @@
     <w:abstractNumId w:val="2"/>
   </w:num>
   <w:num w:numId="14">
-    <w:abstractNumId w:val="14"/>
+    <w:abstractNumId w:val="15"/>
   </w:num>
   <w:num w:numId="15">
+    <w:abstractNumId w:val="7"/>
+  </w:num>
+  <w:num w:numId="16">
     <w:abstractNumId w:val="6"/>
   </w:num>
-  <w:num w:numId="16">
-    <w:abstractNumId w:val="5"/>
+  <w:num w:numId="17">
+    <w:abstractNumId w:val="3"/>
   </w:num>
 </w:numbering>
 </file>

--- a/english.docx
+++ b/english.docx
@@ -1345,777 +1345,43 @@
         <w:rPr>
           <w:lang w:val="en-US"/>
         </w:rPr>
-        <w:t>Human – Con Người:</w:t>
-      </w:r>
-    </w:p>
-    <w:p>
-      <w:pPr>
-        <w:pStyle w:val="ListParagraph"/>
-        <w:numPr>
-          <w:ilvl w:val="0"/>
-          <w:numId w:val="9"/>
-        </w:numPr>
-        <w:rPr>
-          <w:lang w:val="en-US"/>
-        </w:rPr>
-      </w:pPr>
-      <w:r>
-        <w:rPr>
-          <w:lang w:val="en-US"/>
-        </w:rPr>
-        <w:t>“Mental”?</w:t>
-      </w:r>
-    </w:p>
-    <w:p>
-      <w:pPr>
-        <w:pStyle w:val="ListParagraph"/>
-        <w:numPr>
-          <w:ilvl w:val="0"/>
-          <w:numId w:val="2"/>
-        </w:numPr>
-        <w:rPr>
-          <w:lang w:val="en-US"/>
-        </w:rPr>
-      </w:pPr>
-      <w:r>
-        <w:rPr>
-          <w:lang w:val="en-US"/>
-        </w:rPr>
-        <w:t>Tinh thần</w:t>
-      </w:r>
-    </w:p>
-    <w:p>
-      <w:pPr>
-        <w:pStyle w:val="ListParagraph"/>
-        <w:numPr>
-          <w:ilvl w:val="0"/>
-          <w:numId w:val="9"/>
-        </w:numPr>
-        <w:rPr>
-          <w:lang w:val="en-US"/>
-        </w:rPr>
-      </w:pPr>
-      <w:r>
-        <w:rPr>
-          <w:lang w:val="en-US"/>
-        </w:rPr>
-        <w:t>“Divine”?</w:t>
-      </w:r>
-    </w:p>
-    <w:p>
-      <w:pPr>
-        <w:pStyle w:val="ListParagraph"/>
-        <w:numPr>
-          <w:ilvl w:val="0"/>
-          <w:numId w:val="2"/>
-        </w:numPr>
-        <w:rPr>
-          <w:lang w:val="en-US"/>
-        </w:rPr>
-      </w:pPr>
-      <w:r>
-        <w:rPr>
-          <w:lang w:val="en-US"/>
-        </w:rPr>
-        <w:t>Thần thánh</w:t>
-      </w:r>
-    </w:p>
-    <w:p>
-      <w:pPr>
-        <w:pStyle w:val="ListParagraph"/>
-        <w:numPr>
-          <w:ilvl w:val="0"/>
-          <w:numId w:val="9"/>
-        </w:numPr>
-        <w:rPr>
-          <w:lang w:val="en-US"/>
-        </w:rPr>
-      </w:pPr>
-      <w:r>
-        <w:rPr>
-          <w:lang w:val="en-US"/>
-        </w:rPr>
-        <w:lastRenderedPageBreak/>
-        <w:t>“Solitary”?</w:t>
-      </w:r>
-    </w:p>
-    <w:p>
-      <w:pPr>
-        <w:pStyle w:val="ListParagraph"/>
-        <w:numPr>
-          <w:ilvl w:val="0"/>
-          <w:numId w:val="2"/>
-        </w:numPr>
-        <w:rPr>
-          <w:lang w:val="en-US"/>
-        </w:rPr>
-      </w:pPr>
-      <w:r>
-        <w:rPr>
-          <w:lang w:val="en-US"/>
-        </w:rPr>
-        <w:t>Đơn độc</w:t>
-      </w:r>
-    </w:p>
-    <w:p>
-      <w:pPr>
-        <w:pStyle w:val="ListParagraph"/>
-        <w:numPr>
-          <w:ilvl w:val="0"/>
-          <w:numId w:val="9"/>
-        </w:numPr>
-        <w:rPr>
-          <w:lang w:val="en-US"/>
-        </w:rPr>
-      </w:pPr>
-      <w:r>
-        <w:rPr>
-          <w:lang w:val="en-US"/>
-        </w:rPr>
-        <w:t>“Fortune”?</w:t>
-      </w:r>
-    </w:p>
-    <w:p>
-      <w:pPr>
-        <w:pStyle w:val="ListParagraph"/>
-        <w:numPr>
-          <w:ilvl w:val="0"/>
-          <w:numId w:val="2"/>
-        </w:numPr>
-        <w:rPr>
-          <w:lang w:val="en-US"/>
-        </w:rPr>
-      </w:pPr>
-      <w:r>
-        <w:rPr>
-          <w:lang w:val="en-US"/>
-        </w:rPr>
-        <w:t>Vận mệnh</w:t>
-      </w:r>
-    </w:p>
-    <w:p>
-      <w:pPr>
-        <w:pStyle w:val="ListParagraph"/>
-        <w:numPr>
-          <w:ilvl w:val="0"/>
-          <w:numId w:val="9"/>
-        </w:numPr>
-        <w:rPr>
-          <w:lang w:val="en-US"/>
-        </w:rPr>
-      </w:pPr>
-      <w:r>
-        <w:rPr>
-          <w:lang w:val="en-US"/>
-        </w:rPr>
-        <w:t>“Awareness”?</w:t>
-      </w:r>
-    </w:p>
-    <w:p>
-      <w:pPr>
-        <w:pStyle w:val="ListParagraph"/>
-        <w:numPr>
-          <w:ilvl w:val="0"/>
-          <w:numId w:val="2"/>
-        </w:numPr>
-        <w:rPr>
-          <w:lang w:val="en-US"/>
-        </w:rPr>
-      </w:pPr>
-      <w:r>
-        <w:rPr>
-          <w:lang w:val="en-US"/>
-        </w:rPr>
-        <w:t>Nhận thức</w:t>
-      </w:r>
-    </w:p>
-    <w:p>
-      <w:pPr>
-        <w:rPr>
-          <w:lang w:val="en-US"/>
-        </w:rPr>
-      </w:pPr>
-    </w:p>
-    <w:p>
-      <w:pPr>
-        <w:rPr>
-          <w:lang w:val="en-US"/>
-        </w:rPr>
-      </w:pPr>
-      <w:r>
-        <w:rPr>
-          <w:lang w:val="en-US"/>
-        </w:rPr>
-        <w:t>Religion – Tôn Giáo:</w:t>
-      </w:r>
-    </w:p>
-    <w:p>
-      <w:pPr>
-        <w:pStyle w:val="ListParagraph"/>
-        <w:numPr>
-          <w:ilvl w:val="0"/>
-          <w:numId w:val="15"/>
-        </w:numPr>
-        <w:rPr>
-          <w:lang w:val="en-US"/>
-        </w:rPr>
-      </w:pPr>
-      <w:r>
-        <w:rPr>
-          <w:lang w:val="en-US"/>
-        </w:rPr>
-        <w:t>“Clergy”?</w:t>
-      </w:r>
-    </w:p>
-    <w:p>
-      <w:pPr>
-        <w:pStyle w:val="ListParagraph"/>
-        <w:numPr>
-          <w:ilvl w:val="0"/>
-          <w:numId w:val="2"/>
-        </w:numPr>
-        <w:rPr>
-          <w:lang w:val="en-US"/>
-        </w:rPr>
-      </w:pPr>
-      <w:r>
-        <w:rPr>
-          <w:lang w:val="en-US"/>
-        </w:rPr>
-        <w:t>Tu sĩ</w:t>
-      </w:r>
-    </w:p>
-    <w:p>
-      <w:pPr>
-        <w:pStyle w:val="ListParagraph"/>
-        <w:numPr>
-          <w:ilvl w:val="0"/>
-          <w:numId w:val="15"/>
-        </w:numPr>
-        <w:rPr>
-          <w:lang w:val="en-US"/>
-        </w:rPr>
-      </w:pPr>
-      <w:r>
-        <w:rPr>
-          <w:lang w:val="en-US"/>
-        </w:rPr>
-        <w:t>“Come To Pass”?</w:t>
-      </w:r>
-    </w:p>
-    <w:p>
-      <w:pPr>
-        <w:pStyle w:val="ListParagraph"/>
-        <w:numPr>
-          <w:ilvl w:val="0"/>
-          <w:numId w:val="2"/>
-        </w:numPr>
-        <w:rPr>
-          <w:lang w:val="en-US"/>
-        </w:rPr>
-      </w:pPr>
-      <w:r>
-        <w:rPr>
-          <w:lang w:val="en-US"/>
-        </w:rPr>
-        <w:t>Xảy ra (1 sự việc trong kinh thánh)</w:t>
-      </w:r>
-    </w:p>
-    <w:p>
-      <w:pPr>
-        <w:rPr>
-          <w:lang w:val="en-US"/>
-        </w:rPr>
-      </w:pPr>
-    </w:p>
-    <w:p>
-      <w:pPr>
-        <w:rPr>
-          <w:lang w:val="en-US"/>
-        </w:rPr>
-      </w:pPr>
-      <w:r>
-        <w:rPr>
-          <w:lang w:val="en-US"/>
-        </w:rPr>
-        <w:t>War – Chiến Tranh:</w:t>
-      </w:r>
-    </w:p>
-    <w:p>
-      <w:pPr>
-        <w:pStyle w:val="ListParagraph"/>
-        <w:numPr>
-          <w:ilvl w:val="0"/>
-          <w:numId w:val="10"/>
-        </w:numPr>
-        <w:rPr>
-          <w:lang w:val="en-US"/>
-        </w:rPr>
-      </w:pPr>
-      <w:r>
-        <w:rPr>
-          <w:lang w:val="en-US"/>
-        </w:rPr>
-        <w:t>“Sentinal”?</w:t>
-      </w:r>
-    </w:p>
-    <w:p>
-      <w:pPr>
-        <w:pStyle w:val="ListParagraph"/>
-        <w:numPr>
-          <w:ilvl w:val="0"/>
-          <w:numId w:val="2"/>
-        </w:numPr>
-        <w:rPr>
-          <w:lang w:val="en-US"/>
-        </w:rPr>
-      </w:pPr>
-      <w:r>
-        <w:rPr>
-          <w:lang w:val="en-US"/>
-        </w:rPr>
-        <w:t>Lính gác</w:t>
-      </w:r>
-    </w:p>
-    <w:p>
-      <w:pPr>
-        <w:pStyle w:val="ListParagraph"/>
-        <w:numPr>
-          <w:ilvl w:val="0"/>
-          <w:numId w:val="10"/>
-        </w:numPr>
-        <w:rPr>
-          <w:lang w:val="en-US"/>
-        </w:rPr>
-      </w:pPr>
-      <w:r>
-        <w:rPr>
-          <w:lang w:val="en-US"/>
-        </w:rPr>
-        <w:t>“Sentry”?</w:t>
-      </w:r>
-    </w:p>
-    <w:p>
-      <w:pPr>
-        <w:pStyle w:val="ListParagraph"/>
-        <w:numPr>
-          <w:ilvl w:val="0"/>
-          <w:numId w:val="2"/>
-        </w:numPr>
-        <w:rPr>
-          <w:lang w:val="en-US"/>
-        </w:rPr>
-      </w:pPr>
-      <w:r>
-        <w:rPr>
-          <w:lang w:val="en-US"/>
-        </w:rPr>
-        <w:t>Lính canh</w:t>
-      </w:r>
-    </w:p>
-    <w:p>
-      <w:pPr>
-        <w:pStyle w:val="ListParagraph"/>
-        <w:numPr>
-          <w:ilvl w:val="0"/>
-          <w:numId w:val="10"/>
-        </w:numPr>
-        <w:rPr>
-          <w:lang w:val="en-US"/>
-        </w:rPr>
-      </w:pPr>
-      <w:r>
-        <w:rPr>
-          <w:lang w:val="en-US"/>
-        </w:rPr>
-        <w:t>“Banish”?</w:t>
-      </w:r>
-    </w:p>
-    <w:p>
-      <w:pPr>
-        <w:pStyle w:val="ListParagraph"/>
-        <w:numPr>
-          <w:ilvl w:val="0"/>
-          <w:numId w:val="2"/>
-        </w:numPr>
-        <w:rPr>
-          <w:lang w:val="en-US"/>
-        </w:rPr>
-      </w:pPr>
-      <w:r>
-        <w:rPr>
-          <w:lang w:val="en-US"/>
-        </w:rPr>
-        <w:t>Trục xuất</w:t>
-      </w:r>
-    </w:p>
-    <w:p>
-      <w:pPr>
-        <w:pStyle w:val="ListParagraph"/>
-        <w:numPr>
-          <w:ilvl w:val="0"/>
-          <w:numId w:val="10"/>
-        </w:numPr>
-        <w:rPr>
-          <w:lang w:val="en-US"/>
-        </w:rPr>
-      </w:pPr>
-      <w:r>
-        <w:rPr>
-          <w:lang w:val="en-US"/>
-        </w:rPr>
-        <w:t>“Triumphant”?</w:t>
-      </w:r>
-    </w:p>
-    <w:p>
-      <w:pPr>
-        <w:pStyle w:val="ListParagraph"/>
-        <w:numPr>
-          <w:ilvl w:val="0"/>
-          <w:numId w:val="2"/>
-        </w:numPr>
-        <w:rPr>
-          <w:lang w:val="en-US"/>
-        </w:rPr>
-      </w:pPr>
-      <w:r>
-        <w:rPr>
-          <w:lang w:val="en-US"/>
-        </w:rPr>
-        <w:t>Cảm giác chiến thắng</w:t>
-      </w:r>
-    </w:p>
-    <w:p>
-      <w:pPr>
-        <w:rPr>
-          <w:lang w:val="en-US"/>
-        </w:rPr>
-      </w:pPr>
-    </w:p>
-    <w:p>
-      <w:pPr>
-        <w:rPr>
-          <w:lang w:val="en-US"/>
-        </w:rPr>
-      </w:pPr>
-      <w:r>
-        <w:rPr>
-          <w:lang w:val="en-US"/>
-        </w:rPr>
-        <w:t>Elemental – Nguyên Tố:</w:t>
-      </w:r>
-    </w:p>
-    <w:p>
-      <w:pPr>
-        <w:pStyle w:val="ListParagraph"/>
-        <w:numPr>
-          <w:ilvl w:val="0"/>
-          <w:numId w:val="12"/>
-        </w:numPr>
-        <w:rPr>
-          <w:lang w:val="en-US"/>
-        </w:rPr>
-      </w:pPr>
-      <w:r>
-        <w:rPr>
-          <w:lang w:val="en-US"/>
-        </w:rPr>
-        <w:t>“Scorch”?</w:t>
-      </w:r>
-    </w:p>
-    <w:p>
-      <w:pPr>
-        <w:pStyle w:val="ListParagraph"/>
-        <w:numPr>
-          <w:ilvl w:val="0"/>
-          <w:numId w:val="2"/>
-        </w:numPr>
-        <w:rPr>
-          <w:lang w:val="en-US"/>
-        </w:rPr>
-      </w:pPr>
-      <w:r>
-        <w:rPr>
-          <w:lang w:val="en-US"/>
-        </w:rPr>
-        <w:t>Thiêu đốt</w:t>
-      </w:r>
-    </w:p>
-    <w:p>
-      <w:pPr>
-        <w:pStyle w:val="ListParagraph"/>
-        <w:numPr>
-          <w:ilvl w:val="0"/>
-          <w:numId w:val="12"/>
-        </w:numPr>
-        <w:rPr>
-          <w:lang w:val="en-US"/>
-        </w:rPr>
-      </w:pPr>
-      <w:r>
-        <w:rPr>
-          <w:lang w:val="en-US"/>
-        </w:rPr>
-        <w:t>“Enchant”?</w:t>
-      </w:r>
-    </w:p>
-    <w:p>
-      <w:pPr>
-        <w:pStyle w:val="ListParagraph"/>
-        <w:numPr>
-          <w:ilvl w:val="0"/>
-          <w:numId w:val="2"/>
-        </w:numPr>
-        <w:rPr>
-          <w:lang w:val="en-US"/>
-        </w:rPr>
-      </w:pPr>
-      <w:r>
-        <w:rPr>
-          <w:lang w:val="en-US"/>
-        </w:rPr>
-        <w:t>Tác động ma thuật (lên 1 món đồ)</w:t>
-      </w:r>
-    </w:p>
-    <w:p>
-      <w:pPr>
-        <w:rPr>
-          <w:lang w:val="en-US"/>
-        </w:rPr>
-      </w:pPr>
-    </w:p>
-    <w:p>
-      <w:pPr>
-        <w:rPr>
-          <w:lang w:val="en-US"/>
-        </w:rPr>
-      </w:pPr>
-      <w:r>
-        <w:rPr>
-          <w:lang w:val="en-US"/>
-        </w:rPr>
-        <w:t>Animal – Động Vật:</w:t>
-      </w:r>
-    </w:p>
-    <w:p>
-      <w:pPr>
-        <w:pStyle w:val="ListParagraph"/>
-        <w:numPr>
-          <w:ilvl w:val="0"/>
-          <w:numId w:val="13"/>
-        </w:numPr>
-        <w:rPr>
-          <w:lang w:val="en-US"/>
-        </w:rPr>
-      </w:pPr>
-      <w:r>
-        <w:rPr>
-          <w:lang w:val="en-US"/>
-        </w:rPr>
-        <w:t>“Peck”?</w:t>
-      </w:r>
-    </w:p>
-    <w:p>
-      <w:pPr>
-        <w:pStyle w:val="ListParagraph"/>
-        <w:numPr>
-          <w:ilvl w:val="0"/>
-          <w:numId w:val="2"/>
-        </w:numPr>
-        <w:rPr>
-          <w:lang w:val="en-US"/>
-        </w:rPr>
-      </w:pPr>
-      <w:r>
-        <w:rPr>
-          <w:lang w:val="en-US"/>
-        </w:rPr>
-        <w:t>Mổ</w:t>
-      </w:r>
-    </w:p>
-    <w:p>
-      <w:pPr>
-        <w:pStyle w:val="ListParagraph"/>
-        <w:numPr>
-          <w:ilvl w:val="0"/>
-          <w:numId w:val="13"/>
-        </w:numPr>
-        <w:rPr>
-          <w:lang w:val="en-US"/>
-        </w:rPr>
-      </w:pPr>
-      <w:r>
-        <w:rPr>
-          <w:lang w:val="en-US"/>
-        </w:rPr>
-        <w:t>“Carrion”?</w:t>
-      </w:r>
-    </w:p>
-    <w:p>
-      <w:pPr>
-        <w:pStyle w:val="ListParagraph"/>
-        <w:numPr>
-          <w:ilvl w:val="0"/>
-          <w:numId w:val="2"/>
-        </w:numPr>
-        <w:rPr>
-          <w:lang w:val="en-US"/>
-        </w:rPr>
-      </w:pPr>
-      <w:r>
-        <w:rPr>
-          <w:lang w:val="en-US"/>
-        </w:rPr>
-        <w:t>Xác thối</w:t>
-      </w:r>
-    </w:p>
-    <w:p>
-      <w:pPr>
-        <w:rPr>
-          <w:lang w:val="en-US"/>
-        </w:rPr>
-      </w:pPr>
-    </w:p>
-    <w:p>
-      <w:pPr>
-        <w:rPr>
-          <w:lang w:val="en-US"/>
-        </w:rPr>
-      </w:pPr>
-      <w:r>
-        <w:rPr>
-          <w:lang w:val="en-US"/>
-        </w:rPr>
-        <w:t>Plant – Thực Vật:</w:t>
-      </w:r>
-    </w:p>
-    <w:p>
-      <w:pPr>
-        <w:pStyle w:val="ListParagraph"/>
-        <w:numPr>
-          <w:ilvl w:val="0"/>
-          <w:numId w:val="14"/>
-        </w:numPr>
-        <w:rPr>
-          <w:lang w:val="en-US"/>
-        </w:rPr>
-      </w:pPr>
-      <w:r>
-        <w:rPr>
-          <w:lang w:val="en-US"/>
-        </w:rPr>
-        <w:t>“Vine”?</w:t>
-      </w:r>
-    </w:p>
-    <w:p>
-      <w:pPr>
-        <w:pStyle w:val="ListParagraph"/>
-        <w:numPr>
-          <w:ilvl w:val="0"/>
-          <w:numId w:val="2"/>
-        </w:numPr>
-        <w:rPr>
-          <w:lang w:val="en-US"/>
-        </w:rPr>
-      </w:pPr>
-      <w:r>
-        <w:rPr>
-          <w:lang w:val="en-US"/>
-        </w:rPr>
-        <w:lastRenderedPageBreak/>
-        <w:t>Cây leo</w:t>
-      </w:r>
-    </w:p>
-    <w:p>
-      <w:pPr>
-        <w:pStyle w:val="ListParagraph"/>
-        <w:numPr>
-          <w:ilvl w:val="0"/>
-          <w:numId w:val="14"/>
-        </w:numPr>
-        <w:rPr>
-          <w:lang w:val="en-US"/>
-        </w:rPr>
-      </w:pPr>
-      <w:r>
-        <w:rPr>
-          <w:lang w:val="en-US"/>
-        </w:rPr>
-        <w:t>“Oak”?</w:t>
-      </w:r>
-    </w:p>
-    <w:p>
-      <w:pPr>
-        <w:pStyle w:val="ListParagraph"/>
-        <w:numPr>
-          <w:ilvl w:val="0"/>
-          <w:numId w:val="2"/>
-        </w:numPr>
-        <w:rPr>
-          <w:lang w:val="en-US"/>
-        </w:rPr>
-      </w:pPr>
-      <w:r>
-        <w:rPr>
-          <w:lang w:val="en-US"/>
-        </w:rPr>
-        <w:t>Sồi</w:t>
-      </w:r>
-    </w:p>
-    <w:p>
-      <w:pPr>
-        <w:rPr>
-          <w:lang w:val="en-US"/>
-        </w:rPr>
-      </w:pPr>
-    </w:p>
-    <w:p>
-      <w:pPr>
-        <w:rPr>
-          <w:lang w:val="en-US"/>
-        </w:rPr>
-      </w:pPr>
-      <w:r>
-        <w:rPr>
-          <w:lang w:val="en-US"/>
-        </w:rPr>
-        <w:t>Code – Mã:</w:t>
-      </w:r>
-    </w:p>
-    <w:p>
-      <w:pPr>
-        <w:pStyle w:val="ListParagraph"/>
-        <w:numPr>
-          <w:ilvl w:val="0"/>
-          <w:numId w:val="17"/>
-        </w:numPr>
-        <w:rPr>
-          <w:lang w:val="en-US"/>
-        </w:rPr>
-      </w:pPr>
-      <w:r>
-        <w:rPr>
-          <w:lang w:val="en-US"/>
-        </w:rPr>
-        <w:t>“Boilerplate”?</w:t>
-      </w:r>
-    </w:p>
-    <w:p>
-      <w:pPr>
-        <w:pStyle w:val="ListParagraph"/>
-        <w:numPr>
-          <w:ilvl w:val="0"/>
-          <w:numId w:val="2"/>
-        </w:numPr>
-        <w:rPr>
-          <w:lang w:val="en-US"/>
-        </w:rPr>
-      </w:pPr>
-      <w:r>
-        <w:rPr>
-          <w:lang w:val="en-US"/>
-        </w:rPr>
-        <w:t>Soạn sẵn</w:t>
+        <w:t>Position – Vị Trí:</w:t>
+      </w:r>
+    </w:p>
+    <w:p>
+      <w:pPr>
+        <w:pStyle w:val="ListParagraph"/>
+        <w:numPr>
+          <w:ilvl w:val="0"/>
+          <w:numId w:val="18"/>
+        </w:numPr>
+        <w:rPr>
+          <w:lang w:val="en-US"/>
+        </w:rPr>
+      </w:pPr>
+      <w:r>
+        <w:rPr>
+          <w:lang w:val="en-US"/>
+        </w:rPr>
+        <w:t>“Precede”?</w:t>
+      </w:r>
+    </w:p>
+    <w:p>
+      <w:pPr>
+        <w:pStyle w:val="ListParagraph"/>
+        <w:numPr>
+          <w:ilvl w:val="0"/>
+          <w:numId w:val="2"/>
+        </w:numPr>
+        <w:rPr>
+          <w:lang w:val="en-US"/>
+        </w:rPr>
+      </w:pPr>
+      <w:r>
+        <w:rPr>
+          <w:lang w:val="en-US"/>
+        </w:rPr>
+        <w:t>Đứng trước</w:t>
       </w:r>
       <w:bookmarkStart w:id="0" w:name="_GoBack"/>
       <w:bookmarkEnd w:id="0"/>
@@ -2137,6 +1403,795 @@
         <w:rPr>
           <w:lang w:val="en-US"/>
         </w:rPr>
+        <w:lastRenderedPageBreak/>
+        <w:t>Human – Con Người:</w:t>
+      </w:r>
+    </w:p>
+    <w:p>
+      <w:pPr>
+        <w:pStyle w:val="ListParagraph"/>
+        <w:numPr>
+          <w:ilvl w:val="0"/>
+          <w:numId w:val="9"/>
+        </w:numPr>
+        <w:rPr>
+          <w:lang w:val="en-US"/>
+        </w:rPr>
+      </w:pPr>
+      <w:r>
+        <w:rPr>
+          <w:lang w:val="en-US"/>
+        </w:rPr>
+        <w:t>“Mental”?</w:t>
+      </w:r>
+    </w:p>
+    <w:p>
+      <w:pPr>
+        <w:pStyle w:val="ListParagraph"/>
+        <w:numPr>
+          <w:ilvl w:val="0"/>
+          <w:numId w:val="2"/>
+        </w:numPr>
+        <w:rPr>
+          <w:lang w:val="en-US"/>
+        </w:rPr>
+      </w:pPr>
+      <w:r>
+        <w:rPr>
+          <w:lang w:val="en-US"/>
+        </w:rPr>
+        <w:t>Tinh thần</w:t>
+      </w:r>
+    </w:p>
+    <w:p>
+      <w:pPr>
+        <w:pStyle w:val="ListParagraph"/>
+        <w:numPr>
+          <w:ilvl w:val="0"/>
+          <w:numId w:val="9"/>
+        </w:numPr>
+        <w:rPr>
+          <w:lang w:val="en-US"/>
+        </w:rPr>
+      </w:pPr>
+      <w:r>
+        <w:rPr>
+          <w:lang w:val="en-US"/>
+        </w:rPr>
+        <w:t>“Divine”?</w:t>
+      </w:r>
+    </w:p>
+    <w:p>
+      <w:pPr>
+        <w:pStyle w:val="ListParagraph"/>
+        <w:numPr>
+          <w:ilvl w:val="0"/>
+          <w:numId w:val="2"/>
+        </w:numPr>
+        <w:rPr>
+          <w:lang w:val="en-US"/>
+        </w:rPr>
+      </w:pPr>
+      <w:r>
+        <w:rPr>
+          <w:lang w:val="en-US"/>
+        </w:rPr>
+        <w:t>Thần thánh</w:t>
+      </w:r>
+    </w:p>
+    <w:p>
+      <w:pPr>
+        <w:pStyle w:val="ListParagraph"/>
+        <w:numPr>
+          <w:ilvl w:val="0"/>
+          <w:numId w:val="9"/>
+        </w:numPr>
+        <w:rPr>
+          <w:lang w:val="en-US"/>
+        </w:rPr>
+      </w:pPr>
+      <w:r>
+        <w:rPr>
+          <w:lang w:val="en-US"/>
+        </w:rPr>
+        <w:t>“Solitary”?</w:t>
+      </w:r>
+    </w:p>
+    <w:p>
+      <w:pPr>
+        <w:pStyle w:val="ListParagraph"/>
+        <w:numPr>
+          <w:ilvl w:val="0"/>
+          <w:numId w:val="2"/>
+        </w:numPr>
+        <w:rPr>
+          <w:lang w:val="en-US"/>
+        </w:rPr>
+      </w:pPr>
+      <w:r>
+        <w:rPr>
+          <w:lang w:val="en-US"/>
+        </w:rPr>
+        <w:t>Đơn độc</w:t>
+      </w:r>
+    </w:p>
+    <w:p>
+      <w:pPr>
+        <w:pStyle w:val="ListParagraph"/>
+        <w:numPr>
+          <w:ilvl w:val="0"/>
+          <w:numId w:val="9"/>
+        </w:numPr>
+        <w:rPr>
+          <w:lang w:val="en-US"/>
+        </w:rPr>
+      </w:pPr>
+      <w:r>
+        <w:rPr>
+          <w:lang w:val="en-US"/>
+        </w:rPr>
+        <w:t>“Fortune”?</w:t>
+      </w:r>
+    </w:p>
+    <w:p>
+      <w:pPr>
+        <w:pStyle w:val="ListParagraph"/>
+        <w:numPr>
+          <w:ilvl w:val="0"/>
+          <w:numId w:val="2"/>
+        </w:numPr>
+        <w:rPr>
+          <w:lang w:val="en-US"/>
+        </w:rPr>
+      </w:pPr>
+      <w:r>
+        <w:rPr>
+          <w:lang w:val="en-US"/>
+        </w:rPr>
+        <w:t>Vận mệnh</w:t>
+      </w:r>
+    </w:p>
+    <w:p>
+      <w:pPr>
+        <w:pStyle w:val="ListParagraph"/>
+        <w:numPr>
+          <w:ilvl w:val="0"/>
+          <w:numId w:val="9"/>
+        </w:numPr>
+        <w:rPr>
+          <w:lang w:val="en-US"/>
+        </w:rPr>
+      </w:pPr>
+      <w:r>
+        <w:rPr>
+          <w:lang w:val="en-US"/>
+        </w:rPr>
+        <w:t>“Awareness”?</w:t>
+      </w:r>
+    </w:p>
+    <w:p>
+      <w:pPr>
+        <w:pStyle w:val="ListParagraph"/>
+        <w:numPr>
+          <w:ilvl w:val="0"/>
+          <w:numId w:val="2"/>
+        </w:numPr>
+        <w:rPr>
+          <w:lang w:val="en-US"/>
+        </w:rPr>
+      </w:pPr>
+      <w:r>
+        <w:rPr>
+          <w:lang w:val="en-US"/>
+        </w:rPr>
+        <w:t>Nhận thức</w:t>
+      </w:r>
+    </w:p>
+    <w:p>
+      <w:pPr>
+        <w:rPr>
+          <w:lang w:val="en-US"/>
+        </w:rPr>
+      </w:pPr>
+    </w:p>
+    <w:p>
+      <w:pPr>
+        <w:rPr>
+          <w:lang w:val="en-US"/>
+        </w:rPr>
+      </w:pPr>
+      <w:r>
+        <w:rPr>
+          <w:lang w:val="en-US"/>
+        </w:rPr>
+        <w:t>Religion – Tôn Giáo:</w:t>
+      </w:r>
+    </w:p>
+    <w:p>
+      <w:pPr>
+        <w:pStyle w:val="ListParagraph"/>
+        <w:numPr>
+          <w:ilvl w:val="0"/>
+          <w:numId w:val="15"/>
+        </w:numPr>
+        <w:rPr>
+          <w:lang w:val="en-US"/>
+        </w:rPr>
+      </w:pPr>
+      <w:r>
+        <w:rPr>
+          <w:lang w:val="en-US"/>
+        </w:rPr>
+        <w:t>“Clergy”?</w:t>
+      </w:r>
+    </w:p>
+    <w:p>
+      <w:pPr>
+        <w:pStyle w:val="ListParagraph"/>
+        <w:numPr>
+          <w:ilvl w:val="0"/>
+          <w:numId w:val="2"/>
+        </w:numPr>
+        <w:rPr>
+          <w:lang w:val="en-US"/>
+        </w:rPr>
+      </w:pPr>
+      <w:r>
+        <w:rPr>
+          <w:lang w:val="en-US"/>
+        </w:rPr>
+        <w:t>Tu sĩ</w:t>
+      </w:r>
+    </w:p>
+    <w:p>
+      <w:pPr>
+        <w:pStyle w:val="ListParagraph"/>
+        <w:numPr>
+          <w:ilvl w:val="0"/>
+          <w:numId w:val="15"/>
+        </w:numPr>
+        <w:rPr>
+          <w:lang w:val="en-US"/>
+        </w:rPr>
+      </w:pPr>
+      <w:r>
+        <w:rPr>
+          <w:lang w:val="en-US"/>
+        </w:rPr>
+        <w:t>“Come To Pass”?</w:t>
+      </w:r>
+    </w:p>
+    <w:p>
+      <w:pPr>
+        <w:pStyle w:val="ListParagraph"/>
+        <w:numPr>
+          <w:ilvl w:val="0"/>
+          <w:numId w:val="2"/>
+        </w:numPr>
+        <w:rPr>
+          <w:lang w:val="en-US"/>
+        </w:rPr>
+      </w:pPr>
+      <w:r>
+        <w:rPr>
+          <w:lang w:val="en-US"/>
+        </w:rPr>
+        <w:t>Xảy ra (1 sự việc trong kinh thánh)</w:t>
+      </w:r>
+    </w:p>
+    <w:p>
+      <w:pPr>
+        <w:rPr>
+          <w:lang w:val="en-US"/>
+        </w:rPr>
+      </w:pPr>
+    </w:p>
+    <w:p>
+      <w:pPr>
+        <w:rPr>
+          <w:lang w:val="en-US"/>
+        </w:rPr>
+      </w:pPr>
+      <w:r>
+        <w:rPr>
+          <w:lang w:val="en-US"/>
+        </w:rPr>
+        <w:t>War – Chiến Tranh:</w:t>
+      </w:r>
+    </w:p>
+    <w:p>
+      <w:pPr>
+        <w:pStyle w:val="ListParagraph"/>
+        <w:numPr>
+          <w:ilvl w:val="0"/>
+          <w:numId w:val="10"/>
+        </w:numPr>
+        <w:rPr>
+          <w:lang w:val="en-US"/>
+        </w:rPr>
+      </w:pPr>
+      <w:r>
+        <w:rPr>
+          <w:lang w:val="en-US"/>
+        </w:rPr>
+        <w:t>“Sentinal”?</w:t>
+      </w:r>
+    </w:p>
+    <w:p>
+      <w:pPr>
+        <w:pStyle w:val="ListParagraph"/>
+        <w:numPr>
+          <w:ilvl w:val="0"/>
+          <w:numId w:val="2"/>
+        </w:numPr>
+        <w:rPr>
+          <w:lang w:val="en-US"/>
+        </w:rPr>
+      </w:pPr>
+      <w:r>
+        <w:rPr>
+          <w:lang w:val="en-US"/>
+        </w:rPr>
+        <w:t>Lính gác</w:t>
+      </w:r>
+    </w:p>
+    <w:p>
+      <w:pPr>
+        <w:pStyle w:val="ListParagraph"/>
+        <w:numPr>
+          <w:ilvl w:val="0"/>
+          <w:numId w:val="10"/>
+        </w:numPr>
+        <w:rPr>
+          <w:lang w:val="en-US"/>
+        </w:rPr>
+      </w:pPr>
+      <w:r>
+        <w:rPr>
+          <w:lang w:val="en-US"/>
+        </w:rPr>
+        <w:t>“Sentry”?</w:t>
+      </w:r>
+    </w:p>
+    <w:p>
+      <w:pPr>
+        <w:pStyle w:val="ListParagraph"/>
+        <w:numPr>
+          <w:ilvl w:val="0"/>
+          <w:numId w:val="2"/>
+        </w:numPr>
+        <w:rPr>
+          <w:lang w:val="en-US"/>
+        </w:rPr>
+      </w:pPr>
+      <w:r>
+        <w:rPr>
+          <w:lang w:val="en-US"/>
+        </w:rPr>
+        <w:t>Lính canh</w:t>
+      </w:r>
+    </w:p>
+    <w:p>
+      <w:pPr>
+        <w:pStyle w:val="ListParagraph"/>
+        <w:numPr>
+          <w:ilvl w:val="0"/>
+          <w:numId w:val="10"/>
+        </w:numPr>
+        <w:rPr>
+          <w:lang w:val="en-US"/>
+        </w:rPr>
+      </w:pPr>
+      <w:r>
+        <w:rPr>
+          <w:lang w:val="en-US"/>
+        </w:rPr>
+        <w:t>“Banish”?</w:t>
+      </w:r>
+    </w:p>
+    <w:p>
+      <w:pPr>
+        <w:pStyle w:val="ListParagraph"/>
+        <w:numPr>
+          <w:ilvl w:val="0"/>
+          <w:numId w:val="2"/>
+        </w:numPr>
+        <w:rPr>
+          <w:lang w:val="en-US"/>
+        </w:rPr>
+      </w:pPr>
+      <w:r>
+        <w:rPr>
+          <w:lang w:val="en-US"/>
+        </w:rPr>
+        <w:t>Trục xuất</w:t>
+      </w:r>
+    </w:p>
+    <w:p>
+      <w:pPr>
+        <w:pStyle w:val="ListParagraph"/>
+        <w:numPr>
+          <w:ilvl w:val="0"/>
+          <w:numId w:val="10"/>
+        </w:numPr>
+        <w:rPr>
+          <w:lang w:val="en-US"/>
+        </w:rPr>
+      </w:pPr>
+      <w:r>
+        <w:rPr>
+          <w:lang w:val="en-US"/>
+        </w:rPr>
+        <w:t>“Triumphant”?</w:t>
+      </w:r>
+    </w:p>
+    <w:p>
+      <w:pPr>
+        <w:pStyle w:val="ListParagraph"/>
+        <w:numPr>
+          <w:ilvl w:val="0"/>
+          <w:numId w:val="2"/>
+        </w:numPr>
+        <w:rPr>
+          <w:lang w:val="en-US"/>
+        </w:rPr>
+      </w:pPr>
+      <w:r>
+        <w:rPr>
+          <w:lang w:val="en-US"/>
+        </w:rPr>
+        <w:t>Cảm giác chiến thắng</w:t>
+      </w:r>
+    </w:p>
+    <w:p>
+      <w:pPr>
+        <w:rPr>
+          <w:lang w:val="en-US"/>
+        </w:rPr>
+      </w:pPr>
+    </w:p>
+    <w:p>
+      <w:pPr>
+        <w:rPr>
+          <w:lang w:val="en-US"/>
+        </w:rPr>
+      </w:pPr>
+      <w:r>
+        <w:rPr>
+          <w:lang w:val="en-US"/>
+        </w:rPr>
+        <w:t>Elemental – Nguyên Tố:</w:t>
+      </w:r>
+    </w:p>
+    <w:p>
+      <w:pPr>
+        <w:pStyle w:val="ListParagraph"/>
+        <w:numPr>
+          <w:ilvl w:val="0"/>
+          <w:numId w:val="12"/>
+        </w:numPr>
+        <w:rPr>
+          <w:lang w:val="en-US"/>
+        </w:rPr>
+      </w:pPr>
+      <w:r>
+        <w:rPr>
+          <w:lang w:val="en-US"/>
+        </w:rPr>
+        <w:t>“Scorch”?</w:t>
+      </w:r>
+    </w:p>
+    <w:p>
+      <w:pPr>
+        <w:pStyle w:val="ListParagraph"/>
+        <w:numPr>
+          <w:ilvl w:val="0"/>
+          <w:numId w:val="2"/>
+        </w:numPr>
+        <w:rPr>
+          <w:lang w:val="en-US"/>
+        </w:rPr>
+      </w:pPr>
+      <w:r>
+        <w:rPr>
+          <w:lang w:val="en-US"/>
+        </w:rPr>
+        <w:t>Thiêu đốt</w:t>
+      </w:r>
+    </w:p>
+    <w:p>
+      <w:pPr>
+        <w:pStyle w:val="ListParagraph"/>
+        <w:numPr>
+          <w:ilvl w:val="0"/>
+          <w:numId w:val="12"/>
+        </w:numPr>
+        <w:rPr>
+          <w:lang w:val="en-US"/>
+        </w:rPr>
+      </w:pPr>
+      <w:r>
+        <w:rPr>
+          <w:lang w:val="en-US"/>
+        </w:rPr>
+        <w:t>“Enchant”?</w:t>
+      </w:r>
+    </w:p>
+    <w:p>
+      <w:pPr>
+        <w:pStyle w:val="ListParagraph"/>
+        <w:numPr>
+          <w:ilvl w:val="0"/>
+          <w:numId w:val="2"/>
+        </w:numPr>
+        <w:rPr>
+          <w:lang w:val="en-US"/>
+        </w:rPr>
+      </w:pPr>
+      <w:r>
+        <w:rPr>
+          <w:lang w:val="en-US"/>
+        </w:rPr>
+        <w:t>Tác động ma thuật (lên 1 món đồ)</w:t>
+      </w:r>
+    </w:p>
+    <w:p>
+      <w:pPr>
+        <w:rPr>
+          <w:lang w:val="en-US"/>
+        </w:rPr>
+      </w:pPr>
+    </w:p>
+    <w:p>
+      <w:pPr>
+        <w:rPr>
+          <w:lang w:val="en-US"/>
+        </w:rPr>
+      </w:pPr>
+      <w:r>
+        <w:rPr>
+          <w:lang w:val="en-US"/>
+        </w:rPr>
+        <w:t>Animal – Động Vật:</w:t>
+      </w:r>
+    </w:p>
+    <w:p>
+      <w:pPr>
+        <w:pStyle w:val="ListParagraph"/>
+        <w:numPr>
+          <w:ilvl w:val="0"/>
+          <w:numId w:val="13"/>
+        </w:numPr>
+        <w:rPr>
+          <w:lang w:val="en-US"/>
+        </w:rPr>
+      </w:pPr>
+      <w:r>
+        <w:rPr>
+          <w:lang w:val="en-US"/>
+        </w:rPr>
+        <w:t>“Peck”?</w:t>
+      </w:r>
+    </w:p>
+    <w:p>
+      <w:pPr>
+        <w:pStyle w:val="ListParagraph"/>
+        <w:numPr>
+          <w:ilvl w:val="0"/>
+          <w:numId w:val="2"/>
+        </w:numPr>
+        <w:rPr>
+          <w:lang w:val="en-US"/>
+        </w:rPr>
+      </w:pPr>
+      <w:r>
+        <w:rPr>
+          <w:lang w:val="en-US"/>
+        </w:rPr>
+        <w:t>Mổ</w:t>
+      </w:r>
+    </w:p>
+    <w:p>
+      <w:pPr>
+        <w:pStyle w:val="ListParagraph"/>
+        <w:numPr>
+          <w:ilvl w:val="0"/>
+          <w:numId w:val="13"/>
+        </w:numPr>
+        <w:rPr>
+          <w:lang w:val="en-US"/>
+        </w:rPr>
+      </w:pPr>
+      <w:r>
+        <w:rPr>
+          <w:lang w:val="en-US"/>
+        </w:rPr>
+        <w:t>“Carrion”?</w:t>
+      </w:r>
+    </w:p>
+    <w:p>
+      <w:pPr>
+        <w:pStyle w:val="ListParagraph"/>
+        <w:numPr>
+          <w:ilvl w:val="0"/>
+          <w:numId w:val="2"/>
+        </w:numPr>
+        <w:rPr>
+          <w:lang w:val="en-US"/>
+        </w:rPr>
+      </w:pPr>
+      <w:r>
+        <w:rPr>
+          <w:lang w:val="en-US"/>
+        </w:rPr>
+        <w:t>Xác thối</w:t>
+      </w:r>
+    </w:p>
+    <w:p>
+      <w:pPr>
+        <w:rPr>
+          <w:lang w:val="en-US"/>
+        </w:rPr>
+      </w:pPr>
+    </w:p>
+    <w:p>
+      <w:pPr>
+        <w:rPr>
+          <w:lang w:val="en-US"/>
+        </w:rPr>
+      </w:pPr>
+      <w:r>
+        <w:rPr>
+          <w:lang w:val="en-US"/>
+        </w:rPr>
+        <w:t>Plant – Thực Vật:</w:t>
+      </w:r>
+    </w:p>
+    <w:p>
+      <w:pPr>
+        <w:pStyle w:val="ListParagraph"/>
+        <w:numPr>
+          <w:ilvl w:val="0"/>
+          <w:numId w:val="14"/>
+        </w:numPr>
+        <w:rPr>
+          <w:lang w:val="en-US"/>
+        </w:rPr>
+      </w:pPr>
+      <w:r>
+        <w:rPr>
+          <w:lang w:val="en-US"/>
+        </w:rPr>
+        <w:t>“Vine”?</w:t>
+      </w:r>
+    </w:p>
+    <w:p>
+      <w:pPr>
+        <w:pStyle w:val="ListParagraph"/>
+        <w:numPr>
+          <w:ilvl w:val="0"/>
+          <w:numId w:val="2"/>
+        </w:numPr>
+        <w:rPr>
+          <w:lang w:val="en-US"/>
+        </w:rPr>
+      </w:pPr>
+      <w:r>
+        <w:rPr>
+          <w:lang w:val="en-US"/>
+        </w:rPr>
+        <w:t>Cây leo</w:t>
+      </w:r>
+    </w:p>
+    <w:p>
+      <w:pPr>
+        <w:pStyle w:val="ListParagraph"/>
+        <w:numPr>
+          <w:ilvl w:val="0"/>
+          <w:numId w:val="14"/>
+        </w:numPr>
+        <w:rPr>
+          <w:lang w:val="en-US"/>
+        </w:rPr>
+      </w:pPr>
+      <w:r>
+        <w:rPr>
+          <w:lang w:val="en-US"/>
+        </w:rPr>
+        <w:t>“Oak”?</w:t>
+      </w:r>
+    </w:p>
+    <w:p>
+      <w:pPr>
+        <w:pStyle w:val="ListParagraph"/>
+        <w:numPr>
+          <w:ilvl w:val="0"/>
+          <w:numId w:val="2"/>
+        </w:numPr>
+        <w:rPr>
+          <w:lang w:val="en-US"/>
+        </w:rPr>
+      </w:pPr>
+      <w:r>
+        <w:rPr>
+          <w:lang w:val="en-US"/>
+        </w:rPr>
+        <w:t>Sồi</w:t>
+      </w:r>
+    </w:p>
+    <w:p>
+      <w:pPr>
+        <w:rPr>
+          <w:lang w:val="en-US"/>
+        </w:rPr>
+      </w:pPr>
+    </w:p>
+    <w:p>
+      <w:pPr>
+        <w:rPr>
+          <w:lang w:val="en-US"/>
+        </w:rPr>
+      </w:pPr>
+      <w:r>
+        <w:rPr>
+          <w:lang w:val="en-US"/>
+        </w:rPr>
+        <w:t>Code – Mã:</w:t>
+      </w:r>
+    </w:p>
+    <w:p>
+      <w:pPr>
+        <w:pStyle w:val="ListParagraph"/>
+        <w:numPr>
+          <w:ilvl w:val="0"/>
+          <w:numId w:val="17"/>
+        </w:numPr>
+        <w:rPr>
+          <w:lang w:val="en-US"/>
+        </w:rPr>
+      </w:pPr>
+      <w:r>
+        <w:rPr>
+          <w:lang w:val="en-US"/>
+        </w:rPr>
+        <w:t>“Boilerplate”?</w:t>
+      </w:r>
+    </w:p>
+    <w:p>
+      <w:pPr>
+        <w:pStyle w:val="ListParagraph"/>
+        <w:numPr>
+          <w:ilvl w:val="0"/>
+          <w:numId w:val="2"/>
+        </w:numPr>
+        <w:rPr>
+          <w:lang w:val="en-US"/>
+        </w:rPr>
+      </w:pPr>
+      <w:r>
+        <w:rPr>
+          <w:lang w:val="en-US"/>
+        </w:rPr>
+        <w:t>Soạn sẵn</w:t>
+      </w:r>
+    </w:p>
+    <w:p>
+      <w:pPr>
+        <w:rPr>
+          <w:lang w:val="en-US"/>
+        </w:rPr>
+      </w:pPr>
+    </w:p>
+    <w:p>
+      <w:pPr>
+        <w:rPr>
+          <w:lang w:val="en-US"/>
+        </w:rPr>
+      </w:pPr>
+      <w:r>
+        <w:rPr>
+          <w:lang w:val="en-US"/>
+        </w:rPr>
         <w:t>A</w:t>
       </w:r>
       <w:r>
@@ -2670,6 +2725,7 @@
         <w:rPr>
           <w:lang w:val="en-US"/>
         </w:rPr>
+        <w:lastRenderedPageBreak/>
         <w:t>“Rectangular”?</w:t>
       </w:r>
     </w:p>
@@ -2708,7 +2764,6 @@
         <w:rPr>
           <w:lang w:val="en-US"/>
         </w:rPr>
-        <w:lastRenderedPageBreak/>
         <w:t>Web:</w:t>
       </w:r>
     </w:p>
@@ -4031,6 +4086,95 @@
     </w:lvl>
   </w:abstractNum>
   <w:abstractNum w:abstractNumId="14">
+    <w:nsid w:val="6C62378D"/>
+    <w:multiLevelType w:val="hybridMultilevel"/>
+    <w:tmpl w:val="6B0C3F86"/>
+    <w:lvl w:ilvl="0" w:tplc="F8D0DE44">
+      <w:start w:val="1"/>
+      <w:numFmt w:val="decimal"/>
+      <w:lvlText w:val="%1."/>
+      <w:lvlJc w:val="left"/>
+      <w:pPr>
+        <w:ind w:left="1080" w:hanging="360"/>
+      </w:pPr>
+      <w:rPr>
+        <w:rFonts w:hint="default"/>
+      </w:rPr>
+    </w:lvl>
+    <w:lvl w:ilvl="1" w:tplc="042A0019" w:tentative="1">
+      <w:start w:val="1"/>
+      <w:numFmt w:val="lowerLetter"/>
+      <w:lvlText w:val="%2."/>
+      <w:lvlJc w:val="left"/>
+      <w:pPr>
+        <w:ind w:left="1800" w:hanging="360"/>
+      </w:pPr>
+    </w:lvl>
+    <w:lvl w:ilvl="2" w:tplc="042A001B" w:tentative="1">
+      <w:start w:val="1"/>
+      <w:numFmt w:val="lowerRoman"/>
+      <w:lvlText w:val="%3."/>
+      <w:lvlJc w:val="right"/>
+      <w:pPr>
+        <w:ind w:left="2520" w:hanging="180"/>
+      </w:pPr>
+    </w:lvl>
+    <w:lvl w:ilvl="3" w:tplc="042A000F" w:tentative="1">
+      <w:start w:val="1"/>
+      <w:numFmt w:val="decimal"/>
+      <w:lvlText w:val="%4."/>
+      <w:lvlJc w:val="left"/>
+      <w:pPr>
+        <w:ind w:left="3240" w:hanging="360"/>
+      </w:pPr>
+    </w:lvl>
+    <w:lvl w:ilvl="4" w:tplc="042A0019" w:tentative="1">
+      <w:start w:val="1"/>
+      <w:numFmt w:val="lowerLetter"/>
+      <w:lvlText w:val="%5."/>
+      <w:lvlJc w:val="left"/>
+      <w:pPr>
+        <w:ind w:left="3960" w:hanging="360"/>
+      </w:pPr>
+    </w:lvl>
+    <w:lvl w:ilvl="5" w:tplc="042A001B" w:tentative="1">
+      <w:start w:val="1"/>
+      <w:numFmt w:val="lowerRoman"/>
+      <w:lvlText w:val="%6."/>
+      <w:lvlJc w:val="right"/>
+      <w:pPr>
+        <w:ind w:left="4680" w:hanging="180"/>
+      </w:pPr>
+    </w:lvl>
+    <w:lvl w:ilvl="6" w:tplc="042A000F" w:tentative="1">
+      <w:start w:val="1"/>
+      <w:numFmt w:val="decimal"/>
+      <w:lvlText w:val="%7."/>
+      <w:lvlJc w:val="left"/>
+      <w:pPr>
+        <w:ind w:left="5400" w:hanging="360"/>
+      </w:pPr>
+    </w:lvl>
+    <w:lvl w:ilvl="7" w:tplc="042A0019" w:tentative="1">
+      <w:start w:val="1"/>
+      <w:numFmt w:val="lowerLetter"/>
+      <w:lvlText w:val="%8."/>
+      <w:lvlJc w:val="left"/>
+      <w:pPr>
+        <w:ind w:left="6120" w:hanging="360"/>
+      </w:pPr>
+    </w:lvl>
+    <w:lvl w:ilvl="8" w:tplc="042A001B" w:tentative="1">
+      <w:start w:val="1"/>
+      <w:numFmt w:val="lowerRoman"/>
+      <w:lvlText w:val="%9."/>
+      <w:lvlJc w:val="right"/>
+      <w:pPr>
+        <w:ind w:left="6840" w:hanging="180"/>
+      </w:pPr>
+    </w:lvl>
+  </w:abstractNum>
+  <w:abstractNum w:abstractNumId="15">
     <w:nsid w:val="74FD50E2"/>
     <w:multiLevelType w:val="hybridMultilevel"/>
     <w:tmpl w:val="2F86794C"/>
@@ -4119,7 +4263,7 @@
       </w:pPr>
     </w:lvl>
   </w:abstractNum>
-  <w:abstractNum w:abstractNumId="15">
+  <w:abstractNum w:abstractNumId="16">
     <w:nsid w:val="796C6536"/>
     <w:multiLevelType w:val="hybridMultilevel"/>
     <w:tmpl w:val="B7BAE2D8"/>
@@ -4208,7 +4352,7 @@
       </w:pPr>
     </w:lvl>
   </w:abstractNum>
-  <w:abstractNum w:abstractNumId="16">
+  <w:abstractNum w:abstractNumId="17">
     <w:nsid w:val="7EA00B10"/>
     <w:multiLevelType w:val="hybridMultilevel"/>
     <w:tmpl w:val="EACE9F7A"/>
@@ -4304,7 +4448,7 @@
     <w:abstractNumId w:val="9"/>
   </w:num>
   <w:num w:numId="3">
-    <w:abstractNumId w:val="16"/>
+    <w:abstractNumId w:val="17"/>
   </w:num>
   <w:num w:numId="4">
     <w:abstractNumId w:val="13"/>
@@ -4322,7 +4466,7 @@
     <w:abstractNumId w:val="5"/>
   </w:num>
   <w:num w:numId="9">
-    <w:abstractNumId w:val="14"/>
+    <w:abstractNumId w:val="15"/>
   </w:num>
   <w:num w:numId="10">
     <w:abstractNumId w:val="1"/>
@@ -4337,7 +4481,7 @@
     <w:abstractNumId w:val="2"/>
   </w:num>
   <w:num w:numId="14">
-    <w:abstractNumId w:val="15"/>
+    <w:abstractNumId w:val="16"/>
   </w:num>
   <w:num w:numId="15">
     <w:abstractNumId w:val="7"/>
@@ -4347,6 +4491,9 @@
   </w:num>
   <w:num w:numId="17">
     <w:abstractNumId w:val="3"/>
+  </w:num>
+  <w:num w:numId="18">
+    <w:abstractNumId w:val="14"/>
   </w:num>
 </w:numbering>
 </file>

--- a/english.docx
+++ b/english.docx
@@ -1130,6 +1130,42 @@
     </w:p>
     <w:p>
       <w:pPr>
+        <w:pStyle w:val="ListParagraph"/>
+        <w:numPr>
+          <w:ilvl w:val="0"/>
+          <w:numId w:val="8"/>
+        </w:numPr>
+        <w:rPr>
+          <w:lang w:val="en-US"/>
+        </w:rPr>
+      </w:pPr>
+      <w:r>
+        <w:rPr>
+          <w:lang w:val="en-US"/>
+        </w:rPr>
+        <w:t>“Consent”?</w:t>
+      </w:r>
+    </w:p>
+    <w:p>
+      <w:pPr>
+        <w:pStyle w:val="ListParagraph"/>
+        <w:numPr>
+          <w:ilvl w:val="0"/>
+          <w:numId w:val="2"/>
+        </w:numPr>
+        <w:rPr>
+          <w:lang w:val="en-US"/>
+        </w:rPr>
+      </w:pPr>
+      <w:r>
+        <w:rPr>
+          <w:lang w:val="en-US"/>
+        </w:rPr>
+        <w:t>Sự đồng ý</w:t>
+      </w:r>
+    </w:p>
+    <w:p>
+      <w:pPr>
         <w:rPr>
           <w:lang w:val="en-US"/>
         </w:rPr>
@@ -1330,6 +1366,42 @@
     </w:p>
     <w:p>
       <w:pPr>
+        <w:pStyle w:val="ListParagraph"/>
+        <w:numPr>
+          <w:ilvl w:val="0"/>
+          <w:numId w:val="11"/>
+        </w:numPr>
+        <w:rPr>
+          <w:lang w:val="en-US"/>
+        </w:rPr>
+      </w:pPr>
+      <w:r>
+        <w:rPr>
+          <w:lang w:val="en-US"/>
+        </w:rPr>
+        <w:t>“Annotate”?</w:t>
+      </w:r>
+    </w:p>
+    <w:p>
+      <w:pPr>
+        <w:pStyle w:val="ListParagraph"/>
+        <w:numPr>
+          <w:ilvl w:val="0"/>
+          <w:numId w:val="2"/>
+        </w:numPr>
+        <w:rPr>
+          <w:lang w:val="en-US"/>
+        </w:rPr>
+      </w:pPr>
+      <w:r>
+        <w:rPr>
+          <w:lang w:val="en-US"/>
+        </w:rPr>
+        <w:t>Ghi chú</w:t>
+      </w:r>
+    </w:p>
+    <w:p>
+      <w:pPr>
         <w:rPr>
           <w:lang w:val="en-US"/>
         </w:rPr>
@@ -1363,6 +1435,7 @@
         <w:rPr>
           <w:lang w:val="en-US"/>
         </w:rPr>
+        <w:lastRenderedPageBreak/>
         <w:t>“Precede”?</w:t>
       </w:r>
     </w:p>
@@ -1382,6 +1455,1047 @@
           <w:lang w:val="en-US"/>
         </w:rPr>
         <w:t>Đứng trước</w:t>
+      </w:r>
+    </w:p>
+    <w:p>
+      <w:pPr>
+        <w:rPr>
+          <w:lang w:val="en-US"/>
+        </w:rPr>
+      </w:pPr>
+    </w:p>
+    <w:p>
+      <w:pPr>
+        <w:rPr>
+          <w:lang w:val="en-US"/>
+        </w:rPr>
+      </w:pPr>
+      <w:r>
+        <w:rPr>
+          <w:lang w:val="en-US"/>
+        </w:rPr>
+        <w:t>Human – Con Người:</w:t>
+      </w:r>
+    </w:p>
+    <w:p>
+      <w:pPr>
+        <w:pStyle w:val="ListParagraph"/>
+        <w:numPr>
+          <w:ilvl w:val="0"/>
+          <w:numId w:val="9"/>
+        </w:numPr>
+        <w:rPr>
+          <w:lang w:val="en-US"/>
+        </w:rPr>
+      </w:pPr>
+      <w:r>
+        <w:rPr>
+          <w:lang w:val="en-US"/>
+        </w:rPr>
+        <w:t>“Mental”?</w:t>
+      </w:r>
+    </w:p>
+    <w:p>
+      <w:pPr>
+        <w:pStyle w:val="ListParagraph"/>
+        <w:numPr>
+          <w:ilvl w:val="0"/>
+          <w:numId w:val="2"/>
+        </w:numPr>
+        <w:rPr>
+          <w:lang w:val="en-US"/>
+        </w:rPr>
+      </w:pPr>
+      <w:r>
+        <w:rPr>
+          <w:lang w:val="en-US"/>
+        </w:rPr>
+        <w:t>Tinh thần</w:t>
+      </w:r>
+    </w:p>
+    <w:p>
+      <w:pPr>
+        <w:pStyle w:val="ListParagraph"/>
+        <w:numPr>
+          <w:ilvl w:val="0"/>
+          <w:numId w:val="9"/>
+        </w:numPr>
+        <w:rPr>
+          <w:lang w:val="en-US"/>
+        </w:rPr>
+      </w:pPr>
+      <w:r>
+        <w:rPr>
+          <w:lang w:val="en-US"/>
+        </w:rPr>
+        <w:t>“Divine”?</w:t>
+      </w:r>
+    </w:p>
+    <w:p>
+      <w:pPr>
+        <w:pStyle w:val="ListParagraph"/>
+        <w:numPr>
+          <w:ilvl w:val="0"/>
+          <w:numId w:val="2"/>
+        </w:numPr>
+        <w:rPr>
+          <w:lang w:val="en-US"/>
+        </w:rPr>
+      </w:pPr>
+      <w:r>
+        <w:rPr>
+          <w:lang w:val="en-US"/>
+        </w:rPr>
+        <w:t>Thần thánh</w:t>
+      </w:r>
+    </w:p>
+    <w:p>
+      <w:pPr>
+        <w:pStyle w:val="ListParagraph"/>
+        <w:numPr>
+          <w:ilvl w:val="0"/>
+          <w:numId w:val="9"/>
+        </w:numPr>
+        <w:rPr>
+          <w:lang w:val="en-US"/>
+        </w:rPr>
+      </w:pPr>
+      <w:r>
+        <w:rPr>
+          <w:lang w:val="en-US"/>
+        </w:rPr>
+        <w:t>“Solitary”?</w:t>
+      </w:r>
+    </w:p>
+    <w:p>
+      <w:pPr>
+        <w:pStyle w:val="ListParagraph"/>
+        <w:numPr>
+          <w:ilvl w:val="0"/>
+          <w:numId w:val="2"/>
+        </w:numPr>
+        <w:rPr>
+          <w:lang w:val="en-US"/>
+        </w:rPr>
+      </w:pPr>
+      <w:r>
+        <w:rPr>
+          <w:lang w:val="en-US"/>
+        </w:rPr>
+        <w:t>Đơn độc</w:t>
+      </w:r>
+    </w:p>
+    <w:p>
+      <w:pPr>
+        <w:pStyle w:val="ListParagraph"/>
+        <w:numPr>
+          <w:ilvl w:val="0"/>
+          <w:numId w:val="9"/>
+        </w:numPr>
+        <w:rPr>
+          <w:lang w:val="en-US"/>
+        </w:rPr>
+      </w:pPr>
+      <w:r>
+        <w:rPr>
+          <w:lang w:val="en-US"/>
+        </w:rPr>
+        <w:t>“Fortune”?</w:t>
+      </w:r>
+    </w:p>
+    <w:p>
+      <w:pPr>
+        <w:pStyle w:val="ListParagraph"/>
+        <w:numPr>
+          <w:ilvl w:val="0"/>
+          <w:numId w:val="2"/>
+        </w:numPr>
+        <w:rPr>
+          <w:lang w:val="en-US"/>
+        </w:rPr>
+      </w:pPr>
+      <w:r>
+        <w:rPr>
+          <w:lang w:val="en-US"/>
+        </w:rPr>
+        <w:t>Vận mệnh</w:t>
+      </w:r>
+    </w:p>
+    <w:p>
+      <w:pPr>
+        <w:pStyle w:val="ListParagraph"/>
+        <w:numPr>
+          <w:ilvl w:val="0"/>
+          <w:numId w:val="9"/>
+        </w:numPr>
+        <w:rPr>
+          <w:lang w:val="en-US"/>
+        </w:rPr>
+      </w:pPr>
+      <w:r>
+        <w:rPr>
+          <w:lang w:val="en-US"/>
+        </w:rPr>
+        <w:t>“Awareness”?</w:t>
+      </w:r>
+    </w:p>
+    <w:p>
+      <w:pPr>
+        <w:pStyle w:val="ListParagraph"/>
+        <w:numPr>
+          <w:ilvl w:val="0"/>
+          <w:numId w:val="2"/>
+        </w:numPr>
+        <w:rPr>
+          <w:lang w:val="en-US"/>
+        </w:rPr>
+      </w:pPr>
+      <w:r>
+        <w:rPr>
+          <w:lang w:val="en-US"/>
+        </w:rPr>
+        <w:t>Nhận thức</w:t>
+      </w:r>
+    </w:p>
+    <w:p>
+      <w:pPr>
+        <w:rPr>
+          <w:lang w:val="en-US"/>
+        </w:rPr>
+      </w:pPr>
+    </w:p>
+    <w:p>
+      <w:pPr>
+        <w:rPr>
+          <w:lang w:val="en-US"/>
+        </w:rPr>
+      </w:pPr>
+      <w:r>
+        <w:rPr>
+          <w:lang w:val="en-US"/>
+        </w:rPr>
+        <w:t>Religion – Tôn Giáo:</w:t>
+      </w:r>
+    </w:p>
+    <w:p>
+      <w:pPr>
+        <w:pStyle w:val="ListParagraph"/>
+        <w:numPr>
+          <w:ilvl w:val="0"/>
+          <w:numId w:val="15"/>
+        </w:numPr>
+        <w:rPr>
+          <w:lang w:val="en-US"/>
+        </w:rPr>
+      </w:pPr>
+      <w:r>
+        <w:rPr>
+          <w:lang w:val="en-US"/>
+        </w:rPr>
+        <w:t>“Clergy”?</w:t>
+      </w:r>
+    </w:p>
+    <w:p>
+      <w:pPr>
+        <w:pStyle w:val="ListParagraph"/>
+        <w:numPr>
+          <w:ilvl w:val="0"/>
+          <w:numId w:val="2"/>
+        </w:numPr>
+        <w:rPr>
+          <w:lang w:val="en-US"/>
+        </w:rPr>
+      </w:pPr>
+      <w:r>
+        <w:rPr>
+          <w:lang w:val="en-US"/>
+        </w:rPr>
+        <w:t>Tu sĩ</w:t>
+      </w:r>
+    </w:p>
+    <w:p>
+      <w:pPr>
+        <w:pStyle w:val="ListParagraph"/>
+        <w:numPr>
+          <w:ilvl w:val="0"/>
+          <w:numId w:val="15"/>
+        </w:numPr>
+        <w:rPr>
+          <w:lang w:val="en-US"/>
+        </w:rPr>
+      </w:pPr>
+      <w:r>
+        <w:rPr>
+          <w:lang w:val="en-US"/>
+        </w:rPr>
+        <w:t>“Come To Pass”?</w:t>
+      </w:r>
+    </w:p>
+    <w:p>
+      <w:pPr>
+        <w:pStyle w:val="ListParagraph"/>
+        <w:numPr>
+          <w:ilvl w:val="0"/>
+          <w:numId w:val="2"/>
+        </w:numPr>
+        <w:rPr>
+          <w:lang w:val="en-US"/>
+        </w:rPr>
+      </w:pPr>
+      <w:r>
+        <w:rPr>
+          <w:lang w:val="en-US"/>
+        </w:rPr>
+        <w:t>Xảy ra (1 sự việc trong kinh thánh)</w:t>
+      </w:r>
+    </w:p>
+    <w:p>
+      <w:pPr>
+        <w:rPr>
+          <w:lang w:val="en-US"/>
+        </w:rPr>
+      </w:pPr>
+    </w:p>
+    <w:p>
+      <w:pPr>
+        <w:rPr>
+          <w:lang w:val="en-US"/>
+        </w:rPr>
+      </w:pPr>
+      <w:r>
+        <w:rPr>
+          <w:lang w:val="en-US"/>
+        </w:rPr>
+        <w:t>War – Chiến Tranh:</w:t>
+      </w:r>
+    </w:p>
+    <w:p>
+      <w:pPr>
+        <w:pStyle w:val="ListParagraph"/>
+        <w:numPr>
+          <w:ilvl w:val="0"/>
+          <w:numId w:val="10"/>
+        </w:numPr>
+        <w:rPr>
+          <w:lang w:val="en-US"/>
+        </w:rPr>
+      </w:pPr>
+      <w:r>
+        <w:rPr>
+          <w:lang w:val="en-US"/>
+        </w:rPr>
+        <w:t>“Sentinal”?</w:t>
+      </w:r>
+    </w:p>
+    <w:p>
+      <w:pPr>
+        <w:pStyle w:val="ListParagraph"/>
+        <w:numPr>
+          <w:ilvl w:val="0"/>
+          <w:numId w:val="2"/>
+        </w:numPr>
+        <w:rPr>
+          <w:lang w:val="en-US"/>
+        </w:rPr>
+      </w:pPr>
+      <w:r>
+        <w:rPr>
+          <w:lang w:val="en-US"/>
+        </w:rPr>
+        <w:t>Lính gác</w:t>
+      </w:r>
+    </w:p>
+    <w:p>
+      <w:pPr>
+        <w:pStyle w:val="ListParagraph"/>
+        <w:numPr>
+          <w:ilvl w:val="0"/>
+          <w:numId w:val="10"/>
+        </w:numPr>
+        <w:rPr>
+          <w:lang w:val="en-US"/>
+        </w:rPr>
+      </w:pPr>
+      <w:r>
+        <w:rPr>
+          <w:lang w:val="en-US"/>
+        </w:rPr>
+        <w:t>“Sentry”?</w:t>
+      </w:r>
+    </w:p>
+    <w:p>
+      <w:pPr>
+        <w:pStyle w:val="ListParagraph"/>
+        <w:numPr>
+          <w:ilvl w:val="0"/>
+          <w:numId w:val="2"/>
+        </w:numPr>
+        <w:rPr>
+          <w:lang w:val="en-US"/>
+        </w:rPr>
+      </w:pPr>
+      <w:r>
+        <w:rPr>
+          <w:lang w:val="en-US"/>
+        </w:rPr>
+        <w:t>Lính canh</w:t>
+      </w:r>
+    </w:p>
+    <w:p>
+      <w:pPr>
+        <w:pStyle w:val="ListParagraph"/>
+        <w:numPr>
+          <w:ilvl w:val="0"/>
+          <w:numId w:val="10"/>
+        </w:numPr>
+        <w:rPr>
+          <w:lang w:val="en-US"/>
+        </w:rPr>
+      </w:pPr>
+      <w:r>
+        <w:rPr>
+          <w:lang w:val="en-US"/>
+        </w:rPr>
+        <w:t>“Banish”?</w:t>
+      </w:r>
+    </w:p>
+    <w:p>
+      <w:pPr>
+        <w:pStyle w:val="ListParagraph"/>
+        <w:numPr>
+          <w:ilvl w:val="0"/>
+          <w:numId w:val="2"/>
+        </w:numPr>
+        <w:rPr>
+          <w:lang w:val="en-US"/>
+        </w:rPr>
+      </w:pPr>
+      <w:r>
+        <w:rPr>
+          <w:lang w:val="en-US"/>
+        </w:rPr>
+        <w:t>Trục xuất</w:t>
+      </w:r>
+    </w:p>
+    <w:p>
+      <w:pPr>
+        <w:pStyle w:val="ListParagraph"/>
+        <w:numPr>
+          <w:ilvl w:val="0"/>
+          <w:numId w:val="10"/>
+        </w:numPr>
+        <w:rPr>
+          <w:lang w:val="en-US"/>
+        </w:rPr>
+      </w:pPr>
+      <w:r>
+        <w:rPr>
+          <w:lang w:val="en-US"/>
+        </w:rPr>
+        <w:t>“Triumphant”?</w:t>
+      </w:r>
+    </w:p>
+    <w:p>
+      <w:pPr>
+        <w:pStyle w:val="ListParagraph"/>
+        <w:numPr>
+          <w:ilvl w:val="0"/>
+          <w:numId w:val="2"/>
+        </w:numPr>
+        <w:rPr>
+          <w:lang w:val="en-US"/>
+        </w:rPr>
+      </w:pPr>
+      <w:r>
+        <w:rPr>
+          <w:lang w:val="en-US"/>
+        </w:rPr>
+        <w:t>Cảm giác chiến thắng</w:t>
+      </w:r>
+    </w:p>
+    <w:p>
+      <w:pPr>
+        <w:rPr>
+          <w:lang w:val="en-US"/>
+        </w:rPr>
+      </w:pPr>
+    </w:p>
+    <w:p>
+      <w:pPr>
+        <w:rPr>
+          <w:lang w:val="en-US"/>
+        </w:rPr>
+      </w:pPr>
+      <w:r>
+        <w:rPr>
+          <w:lang w:val="en-US"/>
+        </w:rPr>
+        <w:t>Elemental – Nguyên Tố:</w:t>
+      </w:r>
+    </w:p>
+    <w:p>
+      <w:pPr>
+        <w:pStyle w:val="ListParagraph"/>
+        <w:numPr>
+          <w:ilvl w:val="0"/>
+          <w:numId w:val="12"/>
+        </w:numPr>
+        <w:rPr>
+          <w:lang w:val="en-US"/>
+        </w:rPr>
+      </w:pPr>
+      <w:r>
+        <w:rPr>
+          <w:lang w:val="en-US"/>
+        </w:rPr>
+        <w:t>“Scorch”?</w:t>
+      </w:r>
+    </w:p>
+    <w:p>
+      <w:pPr>
+        <w:pStyle w:val="ListParagraph"/>
+        <w:numPr>
+          <w:ilvl w:val="0"/>
+          <w:numId w:val="2"/>
+        </w:numPr>
+        <w:rPr>
+          <w:lang w:val="en-US"/>
+        </w:rPr>
+      </w:pPr>
+      <w:r>
+        <w:rPr>
+          <w:lang w:val="en-US"/>
+        </w:rPr>
+        <w:t>Thiêu đốt</w:t>
+      </w:r>
+    </w:p>
+    <w:p>
+      <w:pPr>
+        <w:pStyle w:val="ListParagraph"/>
+        <w:numPr>
+          <w:ilvl w:val="0"/>
+          <w:numId w:val="12"/>
+        </w:numPr>
+        <w:rPr>
+          <w:lang w:val="en-US"/>
+        </w:rPr>
+      </w:pPr>
+      <w:r>
+        <w:rPr>
+          <w:lang w:val="en-US"/>
+        </w:rPr>
+        <w:t>“Enchant”?</w:t>
+      </w:r>
+    </w:p>
+    <w:p>
+      <w:pPr>
+        <w:pStyle w:val="ListParagraph"/>
+        <w:numPr>
+          <w:ilvl w:val="0"/>
+          <w:numId w:val="2"/>
+        </w:numPr>
+        <w:rPr>
+          <w:lang w:val="en-US"/>
+        </w:rPr>
+      </w:pPr>
+      <w:r>
+        <w:rPr>
+          <w:lang w:val="en-US"/>
+        </w:rPr>
+        <w:t>Tác động ma thuật (lên 1 món đồ)</w:t>
+      </w:r>
+    </w:p>
+    <w:p>
+      <w:pPr>
+        <w:rPr>
+          <w:lang w:val="en-US"/>
+        </w:rPr>
+      </w:pPr>
+    </w:p>
+    <w:p>
+      <w:pPr>
+        <w:rPr>
+          <w:lang w:val="en-US"/>
+        </w:rPr>
+      </w:pPr>
+      <w:r>
+        <w:rPr>
+          <w:lang w:val="en-US"/>
+        </w:rPr>
+        <w:t>Animal – Động Vật:</w:t>
+      </w:r>
+    </w:p>
+    <w:p>
+      <w:pPr>
+        <w:pStyle w:val="ListParagraph"/>
+        <w:numPr>
+          <w:ilvl w:val="0"/>
+          <w:numId w:val="13"/>
+        </w:numPr>
+        <w:rPr>
+          <w:lang w:val="en-US"/>
+        </w:rPr>
+      </w:pPr>
+      <w:r>
+        <w:rPr>
+          <w:lang w:val="en-US"/>
+        </w:rPr>
+        <w:lastRenderedPageBreak/>
+        <w:t>“Peck”?</w:t>
+      </w:r>
+    </w:p>
+    <w:p>
+      <w:pPr>
+        <w:pStyle w:val="ListParagraph"/>
+        <w:numPr>
+          <w:ilvl w:val="0"/>
+          <w:numId w:val="2"/>
+        </w:numPr>
+        <w:rPr>
+          <w:lang w:val="en-US"/>
+        </w:rPr>
+      </w:pPr>
+      <w:r>
+        <w:rPr>
+          <w:lang w:val="en-US"/>
+        </w:rPr>
+        <w:t>Mổ</w:t>
+      </w:r>
+    </w:p>
+    <w:p>
+      <w:pPr>
+        <w:pStyle w:val="ListParagraph"/>
+        <w:numPr>
+          <w:ilvl w:val="0"/>
+          <w:numId w:val="13"/>
+        </w:numPr>
+        <w:rPr>
+          <w:lang w:val="en-US"/>
+        </w:rPr>
+      </w:pPr>
+      <w:r>
+        <w:rPr>
+          <w:lang w:val="en-US"/>
+        </w:rPr>
+        <w:t>“Carrion”?</w:t>
+      </w:r>
+    </w:p>
+    <w:p>
+      <w:pPr>
+        <w:pStyle w:val="ListParagraph"/>
+        <w:numPr>
+          <w:ilvl w:val="0"/>
+          <w:numId w:val="2"/>
+        </w:numPr>
+        <w:rPr>
+          <w:lang w:val="en-US"/>
+        </w:rPr>
+      </w:pPr>
+      <w:r>
+        <w:rPr>
+          <w:lang w:val="en-US"/>
+        </w:rPr>
+        <w:t>Xác thối</w:t>
+      </w:r>
+    </w:p>
+    <w:p>
+      <w:pPr>
+        <w:rPr>
+          <w:lang w:val="en-US"/>
+        </w:rPr>
+      </w:pPr>
+    </w:p>
+    <w:p>
+      <w:pPr>
+        <w:rPr>
+          <w:lang w:val="en-US"/>
+        </w:rPr>
+      </w:pPr>
+      <w:r>
+        <w:rPr>
+          <w:lang w:val="en-US"/>
+        </w:rPr>
+        <w:t>Plant – Thực Vật:</w:t>
+      </w:r>
+    </w:p>
+    <w:p>
+      <w:pPr>
+        <w:pStyle w:val="ListParagraph"/>
+        <w:numPr>
+          <w:ilvl w:val="0"/>
+          <w:numId w:val="14"/>
+        </w:numPr>
+        <w:rPr>
+          <w:lang w:val="en-US"/>
+        </w:rPr>
+      </w:pPr>
+      <w:r>
+        <w:rPr>
+          <w:lang w:val="en-US"/>
+        </w:rPr>
+        <w:t>“Vine”?</w:t>
+      </w:r>
+    </w:p>
+    <w:p>
+      <w:pPr>
+        <w:pStyle w:val="ListParagraph"/>
+        <w:numPr>
+          <w:ilvl w:val="0"/>
+          <w:numId w:val="2"/>
+        </w:numPr>
+        <w:rPr>
+          <w:lang w:val="en-US"/>
+        </w:rPr>
+      </w:pPr>
+      <w:r>
+        <w:rPr>
+          <w:lang w:val="en-US"/>
+        </w:rPr>
+        <w:t>Cây leo</w:t>
+      </w:r>
+    </w:p>
+    <w:p>
+      <w:pPr>
+        <w:pStyle w:val="ListParagraph"/>
+        <w:numPr>
+          <w:ilvl w:val="0"/>
+          <w:numId w:val="14"/>
+        </w:numPr>
+        <w:rPr>
+          <w:lang w:val="en-US"/>
+        </w:rPr>
+      </w:pPr>
+      <w:r>
+        <w:rPr>
+          <w:lang w:val="en-US"/>
+        </w:rPr>
+        <w:t>“Oak”?</w:t>
+      </w:r>
+    </w:p>
+    <w:p>
+      <w:pPr>
+        <w:pStyle w:val="ListParagraph"/>
+        <w:numPr>
+          <w:ilvl w:val="0"/>
+          <w:numId w:val="2"/>
+        </w:numPr>
+        <w:rPr>
+          <w:lang w:val="en-US"/>
+        </w:rPr>
+      </w:pPr>
+      <w:r>
+        <w:rPr>
+          <w:lang w:val="en-US"/>
+        </w:rPr>
+        <w:t>Sồi</w:t>
+      </w:r>
+    </w:p>
+    <w:p>
+      <w:pPr>
+        <w:rPr>
+          <w:lang w:val="en-US"/>
+        </w:rPr>
+      </w:pPr>
+    </w:p>
+    <w:p>
+      <w:pPr>
+        <w:rPr>
+          <w:lang w:val="en-US"/>
+        </w:rPr>
+      </w:pPr>
+      <w:r>
+        <w:rPr>
+          <w:lang w:val="en-US"/>
+        </w:rPr>
+        <w:t>Code – Mã:</w:t>
+      </w:r>
+    </w:p>
+    <w:p>
+      <w:pPr>
+        <w:pStyle w:val="ListParagraph"/>
+        <w:numPr>
+          <w:ilvl w:val="0"/>
+          <w:numId w:val="17"/>
+        </w:numPr>
+        <w:rPr>
+          <w:lang w:val="en-US"/>
+        </w:rPr>
+      </w:pPr>
+      <w:r>
+        <w:rPr>
+          <w:lang w:val="en-US"/>
+        </w:rPr>
+        <w:t>“Boilerplate”?</w:t>
+      </w:r>
+    </w:p>
+    <w:p>
+      <w:pPr>
+        <w:pStyle w:val="ListParagraph"/>
+        <w:numPr>
+          <w:ilvl w:val="0"/>
+          <w:numId w:val="2"/>
+        </w:numPr>
+        <w:rPr>
+          <w:lang w:val="en-US"/>
+        </w:rPr>
+      </w:pPr>
+      <w:r>
+        <w:rPr>
+          <w:lang w:val="en-US"/>
+        </w:rPr>
+        <w:t>Soạn sẵn</w:t>
+      </w:r>
+    </w:p>
+    <w:p>
+      <w:pPr>
+        <w:pStyle w:val="ListParagraph"/>
+        <w:numPr>
+          <w:ilvl w:val="0"/>
+          <w:numId w:val="17"/>
+        </w:numPr>
+        <w:rPr>
+          <w:lang w:val="en-US"/>
+        </w:rPr>
+      </w:pPr>
+      <w:r>
+        <w:rPr>
+          <w:lang w:val="en-US"/>
+        </w:rPr>
+        <w:t>“Data Augmentation”?</w:t>
+      </w:r>
+    </w:p>
+    <w:p>
+      <w:pPr>
+        <w:pStyle w:val="ListParagraph"/>
+        <w:numPr>
+          <w:ilvl w:val="0"/>
+          <w:numId w:val="2"/>
+        </w:numPr>
+        <w:rPr>
+          <w:lang w:val="en-US"/>
+        </w:rPr>
+      </w:pPr>
+      <w:r>
+        <w:rPr>
+          <w:lang w:val="en-US"/>
+        </w:rPr>
+        <w:t>Việc tăng lượng dữ liệu</w:t>
+      </w:r>
+    </w:p>
+    <w:p>
+      <w:pPr>
+        <w:pStyle w:val="ListParagraph"/>
+        <w:numPr>
+          <w:ilvl w:val="0"/>
+          <w:numId w:val="17"/>
+        </w:numPr>
+        <w:rPr>
+          <w:lang w:val="en-US"/>
+        </w:rPr>
+      </w:pPr>
+      <w:r>
+        <w:rPr>
+          <w:lang w:val="en-US"/>
+        </w:rPr>
+        <w:t>“Localization”?</w:t>
+      </w:r>
+    </w:p>
+    <w:p>
+      <w:pPr>
+        <w:pStyle w:val="ListParagraph"/>
+        <w:numPr>
+          <w:ilvl w:val="0"/>
+          <w:numId w:val="2"/>
+        </w:numPr>
+        <w:rPr>
+          <w:lang w:val="en-US"/>
+        </w:rPr>
+      </w:pPr>
+      <w:r>
+        <w:rPr>
+          <w:lang w:val="en-US"/>
+        </w:rPr>
+        <w:t>Việc khoan</w:t>
+      </w:r>
+      <w:r>
+        <w:rPr>
+          <w:lang w:val="en-US"/>
+        </w:rPr>
+        <w:t>h</w:t>
+      </w:r>
+      <w:r>
+        <w:rPr>
+          <w:lang w:val="en-US"/>
+        </w:rPr>
+        <w:t xml:space="preserve"> vùng</w:t>
+      </w:r>
+    </w:p>
+    <w:p>
+      <w:pPr>
+        <w:pStyle w:val="ListParagraph"/>
+        <w:numPr>
+          <w:ilvl w:val="0"/>
+          <w:numId w:val="17"/>
+        </w:numPr>
+        <w:rPr>
+          <w:lang w:val="en-US"/>
+        </w:rPr>
+      </w:pPr>
+      <w:r>
+        <w:rPr>
+          <w:lang w:val="en-US"/>
+        </w:rPr>
+        <w:t>“End To End Training”?</w:t>
+      </w:r>
+    </w:p>
+    <w:p>
+      <w:pPr>
+        <w:pStyle w:val="ListParagraph"/>
+        <w:numPr>
+          <w:ilvl w:val="0"/>
+          <w:numId w:val="2"/>
+        </w:numPr>
+        <w:rPr>
+          <w:lang w:val="en-US"/>
+        </w:rPr>
+      </w:pPr>
+      <w:r>
+        <w:rPr>
+          <w:lang w:val="en-US"/>
+        </w:rPr>
+        <w:t>Train một mạch</w:t>
+      </w:r>
+      <w:r>
+        <w:rPr>
+          <w:lang w:val="en-US"/>
+        </w:rPr>
+        <w:t>, không cần xử lí trước dữ liệu</w:t>
+      </w:r>
+    </w:p>
+    <w:p>
+      <w:pPr>
+        <w:pStyle w:val="ListParagraph"/>
+        <w:numPr>
+          <w:ilvl w:val="0"/>
+          <w:numId w:val="17"/>
+        </w:numPr>
+        <w:rPr>
+          <w:lang w:val="en-US"/>
+        </w:rPr>
+      </w:pPr>
+      <w:r>
+        <w:rPr>
+          <w:lang w:val="en-US"/>
+        </w:rPr>
+        <w:t>“Energy Function”?</w:t>
+      </w:r>
+    </w:p>
+    <w:p>
+      <w:pPr>
+        <w:pStyle w:val="ListParagraph"/>
+        <w:numPr>
+          <w:ilvl w:val="0"/>
+          <w:numId w:val="2"/>
+        </w:numPr>
+        <w:rPr>
+          <w:lang w:val="en-US"/>
+        </w:rPr>
+      </w:pPr>
+      <w:r>
+        <w:rPr>
+          <w:lang w:val="en-US"/>
+        </w:rPr>
+        <w:t>Hàm cần tối ưu hóa</w:t>
+      </w:r>
+    </w:p>
+    <w:p>
+      <w:pPr>
+        <w:pStyle w:val="ListParagraph"/>
+        <w:numPr>
+          <w:ilvl w:val="0"/>
+          <w:numId w:val="17"/>
+        </w:numPr>
+        <w:rPr>
+          <w:lang w:val="en-US"/>
+        </w:rPr>
+      </w:pPr>
+      <w:r>
+        <w:rPr>
+          <w:lang w:val="en-US"/>
+        </w:rPr>
+        <w:t>“Is Deprecated”?</w:t>
+      </w:r>
+    </w:p>
+    <w:p>
+      <w:pPr>
+        <w:pStyle w:val="ListParagraph"/>
+        <w:numPr>
+          <w:ilvl w:val="0"/>
+          <w:numId w:val="2"/>
+        </w:numPr>
+        <w:rPr>
+          <w:lang w:val="en-US"/>
+        </w:rPr>
+      </w:pPr>
+      <w:r>
+        <w:rPr>
+          <w:lang w:val="en-US"/>
+        </w:rPr>
+        <w:t>Sắp không được dùng nữa</w:t>
+      </w:r>
+      <w:r>
+        <w:rPr>
+          <w:lang w:val="en-US"/>
+        </w:rPr>
+        <w:t xml:space="preserve"> (</w:t>
+      </w:r>
+      <w:r>
+        <w:rPr>
+          <w:lang w:val="en-US"/>
+        </w:rPr>
+        <w:t>1 phần mềm</w:t>
+      </w:r>
+      <w:r>
+        <w:rPr>
+          <w:lang w:val="en-US"/>
+        </w:rPr>
+        <w:t>)</w:t>
+      </w:r>
+    </w:p>
+    <w:p>
+      <w:pPr>
+        <w:pStyle w:val="ListParagraph"/>
+        <w:numPr>
+          <w:ilvl w:val="0"/>
+          <w:numId w:val="17"/>
+        </w:numPr>
+        <w:rPr>
+          <w:lang w:val="en-US"/>
+        </w:rPr>
+      </w:pPr>
+      <w:r>
+        <w:rPr>
+          <w:lang w:val="en-US"/>
+        </w:rPr>
+        <w:t>“Ground Truth”?</w:t>
+      </w:r>
+    </w:p>
+    <w:p>
+      <w:pPr>
+        <w:pStyle w:val="ListParagraph"/>
+        <w:numPr>
+          <w:ilvl w:val="0"/>
+          <w:numId w:val="2"/>
+        </w:numPr>
+        <w:rPr>
+          <w:lang w:val="en-US"/>
+        </w:rPr>
+      </w:pPr>
+      <w:r>
+        <w:rPr>
+          <w:lang w:val="en-US"/>
+        </w:rPr>
+        <w:t>Target trong Machine Learning</w:t>
       </w:r>
       <w:bookmarkStart w:id="0" w:name="_GoBack"/>
       <w:bookmarkEnd w:id="0"/>
@@ -1403,867 +2517,223 @@
         <w:rPr>
           <w:lang w:val="en-US"/>
         </w:rPr>
+        <w:t>A</w:t>
+      </w:r>
+      <w:r>
+        <w:t>bbreviation</w:t>
+      </w:r>
+      <w:r>
+        <w:rPr>
+          <w:lang w:val="en-US"/>
+        </w:rPr>
+        <w:t xml:space="preserve"> – Từ Viết Tắt:</w:t>
+      </w:r>
+    </w:p>
+    <w:p>
+      <w:pPr>
+        <w:pStyle w:val="ListParagraph"/>
+        <w:numPr>
+          <w:ilvl w:val="0"/>
+          <w:numId w:val="3"/>
+        </w:numPr>
+        <w:rPr>
+          <w:lang w:val="en-US"/>
+        </w:rPr>
+      </w:pPr>
+      <w:r>
+        <w:rPr>
+          <w:lang w:val="en-US"/>
+        </w:rPr>
+        <w:t>“et al.”</w:t>
+      </w:r>
+      <w:r>
+        <w:rPr>
+          <w:lang w:val="en-US"/>
+        </w:rPr>
+        <w:t>?</w:t>
+      </w:r>
+    </w:p>
+    <w:p>
+      <w:pPr>
+        <w:pStyle w:val="ListParagraph"/>
+        <w:numPr>
+          <w:ilvl w:val="0"/>
+          <w:numId w:val="2"/>
+        </w:numPr>
+        <w:rPr>
+          <w:lang w:val="en-US"/>
+        </w:rPr>
+      </w:pPr>
+      <w:r>
+        <w:rPr>
+          <w:lang w:val="en-US"/>
+        </w:rPr>
+        <w:t>Và các đồng tác giả khác</w:t>
+      </w:r>
+    </w:p>
+    <w:p>
+      <w:pPr>
+        <w:rPr>
+          <w:lang w:val="en-US"/>
+        </w:rPr>
+      </w:pPr>
+    </w:p>
+    <w:p>
+      <w:pPr>
+        <w:rPr>
+          <w:lang w:val="en-US"/>
+        </w:rPr>
+      </w:pPr>
+      <w:r>
+        <w:rPr>
+          <w:lang w:val="en-US"/>
+        </w:rPr>
+        <w:t>Math – Toán:</w:t>
+      </w:r>
+    </w:p>
+    <w:p>
+      <w:pPr>
+        <w:pStyle w:val="ListParagraph"/>
+        <w:numPr>
+          <w:ilvl w:val="0"/>
+          <w:numId w:val="4"/>
+        </w:numPr>
+        <w:rPr>
+          <w:lang w:val="en-US"/>
+        </w:rPr>
+      </w:pPr>
+      <w:r>
+        <w:rPr>
+          <w:lang w:val="en-US"/>
+        </w:rPr>
+        <w:t>“Denominator”?</w:t>
+      </w:r>
+    </w:p>
+    <w:p>
+      <w:pPr>
+        <w:pStyle w:val="ListParagraph"/>
+        <w:numPr>
+          <w:ilvl w:val="0"/>
+          <w:numId w:val="2"/>
+        </w:numPr>
+        <w:rPr>
+          <w:lang w:val="en-US"/>
+        </w:rPr>
+      </w:pPr>
+      <w:r>
+        <w:rPr>
+          <w:lang w:val="en-US"/>
+        </w:rPr>
+        <w:t>Mẫu số</w:t>
+      </w:r>
+    </w:p>
+    <w:p>
+      <w:pPr>
+        <w:pStyle w:val="ListParagraph"/>
+        <w:numPr>
+          <w:ilvl w:val="0"/>
+          <w:numId w:val="4"/>
+        </w:numPr>
+        <w:rPr>
+          <w:lang w:val="en-US"/>
+        </w:rPr>
+      </w:pPr>
+      <w:r>
+        <w:rPr>
+          <w:lang w:val="en-US"/>
+        </w:rPr>
+        <w:t>“Numerator”?</w:t>
+      </w:r>
+    </w:p>
+    <w:p>
+      <w:pPr>
+        <w:pStyle w:val="ListParagraph"/>
+        <w:numPr>
+          <w:ilvl w:val="0"/>
+          <w:numId w:val="2"/>
+        </w:numPr>
+        <w:rPr>
+          <w:lang w:val="en-US"/>
+        </w:rPr>
+      </w:pPr>
+      <w:r>
+        <w:rPr>
+          <w:lang w:val="en-US"/>
+        </w:rPr>
+        <w:t>Tử số</w:t>
+      </w:r>
+    </w:p>
+    <w:p>
+      <w:pPr>
+        <w:pStyle w:val="ListParagraph"/>
+        <w:numPr>
+          <w:ilvl w:val="0"/>
+          <w:numId w:val="4"/>
+        </w:numPr>
+        <w:rPr>
+          <w:lang w:val="en-US"/>
+        </w:rPr>
+      </w:pPr>
+      <w:r>
+        <w:rPr>
+          <w:lang w:val="en-US"/>
+        </w:rPr>
+        <w:t>“Hypothetical Unit”?</w:t>
+      </w:r>
+    </w:p>
+    <w:p>
+      <w:pPr>
+        <w:pStyle w:val="ListParagraph"/>
+        <w:numPr>
+          <w:ilvl w:val="0"/>
+          <w:numId w:val="2"/>
+        </w:numPr>
+        <w:rPr>
+          <w:lang w:val="en-US"/>
+        </w:rPr>
+      </w:pPr>
+      <w:r>
+        <w:rPr>
+          <w:lang w:val="en-US"/>
+        </w:rPr>
+        <w:t>Đơn vị giả tưởng (của giá trị nào đó)</w:t>
+      </w:r>
+    </w:p>
+    <w:p>
+      <w:pPr>
+        <w:pStyle w:val="ListParagraph"/>
+        <w:numPr>
+          <w:ilvl w:val="0"/>
+          <w:numId w:val="4"/>
+        </w:numPr>
+        <w:rPr>
+          <w:lang w:val="en-US"/>
+        </w:rPr>
+      </w:pPr>
+      <w:r>
+        <w:rPr>
+          <w:lang w:val="en-US"/>
+        </w:rPr>
+        <w:t>Numerical Solution?</w:t>
+      </w:r>
+    </w:p>
+    <w:p>
+      <w:pPr>
+        <w:pStyle w:val="ListParagraph"/>
+        <w:numPr>
+          <w:ilvl w:val="0"/>
+          <w:numId w:val="2"/>
+        </w:numPr>
+        <w:rPr>
+          <w:lang w:val="en-US"/>
+        </w:rPr>
+      </w:pPr>
+      <w:r>
+        <w:rPr>
+          <w:lang w:val="en-US"/>
+        </w:rPr>
         <w:lastRenderedPageBreak/>
-        <w:t>Human – Con Người:</w:t>
-      </w:r>
-    </w:p>
-    <w:p>
-      <w:pPr>
-        <w:pStyle w:val="ListParagraph"/>
-        <w:numPr>
-          <w:ilvl w:val="0"/>
-          <w:numId w:val="9"/>
-        </w:numPr>
-        <w:rPr>
-          <w:lang w:val="en-US"/>
-        </w:rPr>
-      </w:pPr>
-      <w:r>
-        <w:rPr>
-          <w:lang w:val="en-US"/>
-        </w:rPr>
-        <w:t>“Mental”?</w:t>
-      </w:r>
-    </w:p>
-    <w:p>
-      <w:pPr>
-        <w:pStyle w:val="ListParagraph"/>
-        <w:numPr>
-          <w:ilvl w:val="0"/>
-          <w:numId w:val="2"/>
-        </w:numPr>
-        <w:rPr>
-          <w:lang w:val="en-US"/>
-        </w:rPr>
-      </w:pPr>
-      <w:r>
-        <w:rPr>
-          <w:lang w:val="en-US"/>
-        </w:rPr>
-        <w:t>Tinh thần</w:t>
-      </w:r>
-    </w:p>
-    <w:p>
-      <w:pPr>
-        <w:pStyle w:val="ListParagraph"/>
-        <w:numPr>
-          <w:ilvl w:val="0"/>
-          <w:numId w:val="9"/>
-        </w:numPr>
-        <w:rPr>
-          <w:lang w:val="en-US"/>
-        </w:rPr>
-      </w:pPr>
-      <w:r>
-        <w:rPr>
-          <w:lang w:val="en-US"/>
-        </w:rPr>
-        <w:t>“Divine”?</w:t>
-      </w:r>
-    </w:p>
-    <w:p>
-      <w:pPr>
-        <w:pStyle w:val="ListParagraph"/>
-        <w:numPr>
-          <w:ilvl w:val="0"/>
-          <w:numId w:val="2"/>
-        </w:numPr>
-        <w:rPr>
-          <w:lang w:val="en-US"/>
-        </w:rPr>
-      </w:pPr>
-      <w:r>
-        <w:rPr>
-          <w:lang w:val="en-US"/>
-        </w:rPr>
-        <w:t>Thần thánh</w:t>
-      </w:r>
-    </w:p>
-    <w:p>
-      <w:pPr>
-        <w:pStyle w:val="ListParagraph"/>
-        <w:numPr>
-          <w:ilvl w:val="0"/>
-          <w:numId w:val="9"/>
-        </w:numPr>
-        <w:rPr>
-          <w:lang w:val="en-US"/>
-        </w:rPr>
-      </w:pPr>
-      <w:r>
-        <w:rPr>
-          <w:lang w:val="en-US"/>
-        </w:rPr>
-        <w:t>“Solitary”?</w:t>
-      </w:r>
-    </w:p>
-    <w:p>
-      <w:pPr>
-        <w:pStyle w:val="ListParagraph"/>
-        <w:numPr>
-          <w:ilvl w:val="0"/>
-          <w:numId w:val="2"/>
-        </w:numPr>
-        <w:rPr>
-          <w:lang w:val="en-US"/>
-        </w:rPr>
-      </w:pPr>
-      <w:r>
-        <w:rPr>
-          <w:lang w:val="en-US"/>
-        </w:rPr>
-        <w:t>Đơn độc</w:t>
-      </w:r>
-    </w:p>
-    <w:p>
-      <w:pPr>
-        <w:pStyle w:val="ListParagraph"/>
-        <w:numPr>
-          <w:ilvl w:val="0"/>
-          <w:numId w:val="9"/>
-        </w:numPr>
-        <w:rPr>
-          <w:lang w:val="en-US"/>
-        </w:rPr>
-      </w:pPr>
-      <w:r>
-        <w:rPr>
-          <w:lang w:val="en-US"/>
-        </w:rPr>
-        <w:t>“Fortune”?</w:t>
-      </w:r>
-    </w:p>
-    <w:p>
-      <w:pPr>
-        <w:pStyle w:val="ListParagraph"/>
-        <w:numPr>
-          <w:ilvl w:val="0"/>
-          <w:numId w:val="2"/>
-        </w:numPr>
-        <w:rPr>
-          <w:lang w:val="en-US"/>
-        </w:rPr>
-      </w:pPr>
-      <w:r>
-        <w:rPr>
-          <w:lang w:val="en-US"/>
-        </w:rPr>
-        <w:t>Vận mệnh</w:t>
-      </w:r>
-    </w:p>
-    <w:p>
-      <w:pPr>
-        <w:pStyle w:val="ListParagraph"/>
-        <w:numPr>
-          <w:ilvl w:val="0"/>
-          <w:numId w:val="9"/>
-        </w:numPr>
-        <w:rPr>
-          <w:lang w:val="en-US"/>
-        </w:rPr>
-      </w:pPr>
-      <w:r>
-        <w:rPr>
-          <w:lang w:val="en-US"/>
-        </w:rPr>
-        <w:t>“Awareness”?</w:t>
-      </w:r>
-    </w:p>
-    <w:p>
-      <w:pPr>
-        <w:pStyle w:val="ListParagraph"/>
-        <w:numPr>
-          <w:ilvl w:val="0"/>
-          <w:numId w:val="2"/>
-        </w:numPr>
-        <w:rPr>
-          <w:lang w:val="en-US"/>
-        </w:rPr>
-      </w:pPr>
-      <w:r>
-        <w:rPr>
-          <w:lang w:val="en-US"/>
-        </w:rPr>
-        <w:t>Nhận thức</w:t>
-      </w:r>
-    </w:p>
-    <w:p>
-      <w:pPr>
-        <w:rPr>
-          <w:lang w:val="en-US"/>
-        </w:rPr>
-      </w:pPr>
-    </w:p>
-    <w:p>
-      <w:pPr>
-        <w:rPr>
-          <w:lang w:val="en-US"/>
-        </w:rPr>
-      </w:pPr>
-      <w:r>
-        <w:rPr>
-          <w:lang w:val="en-US"/>
-        </w:rPr>
-        <w:t>Religion – Tôn Giáo:</w:t>
-      </w:r>
-    </w:p>
-    <w:p>
-      <w:pPr>
-        <w:pStyle w:val="ListParagraph"/>
-        <w:numPr>
-          <w:ilvl w:val="0"/>
-          <w:numId w:val="15"/>
-        </w:numPr>
-        <w:rPr>
-          <w:lang w:val="en-US"/>
-        </w:rPr>
-      </w:pPr>
-      <w:r>
-        <w:rPr>
-          <w:lang w:val="en-US"/>
-        </w:rPr>
-        <w:t>“Clergy”?</w:t>
-      </w:r>
-    </w:p>
-    <w:p>
-      <w:pPr>
-        <w:pStyle w:val="ListParagraph"/>
-        <w:numPr>
-          <w:ilvl w:val="0"/>
-          <w:numId w:val="2"/>
-        </w:numPr>
-        <w:rPr>
-          <w:lang w:val="en-US"/>
-        </w:rPr>
-      </w:pPr>
-      <w:r>
-        <w:rPr>
-          <w:lang w:val="en-US"/>
-        </w:rPr>
-        <w:t>Tu sĩ</w:t>
-      </w:r>
-    </w:p>
-    <w:p>
-      <w:pPr>
-        <w:pStyle w:val="ListParagraph"/>
-        <w:numPr>
-          <w:ilvl w:val="0"/>
-          <w:numId w:val="15"/>
-        </w:numPr>
-        <w:rPr>
-          <w:lang w:val="en-US"/>
-        </w:rPr>
-      </w:pPr>
-      <w:r>
-        <w:rPr>
-          <w:lang w:val="en-US"/>
-        </w:rPr>
-        <w:t>“Come To Pass”?</w:t>
-      </w:r>
-    </w:p>
-    <w:p>
-      <w:pPr>
-        <w:pStyle w:val="ListParagraph"/>
-        <w:numPr>
-          <w:ilvl w:val="0"/>
-          <w:numId w:val="2"/>
-        </w:numPr>
-        <w:rPr>
-          <w:lang w:val="en-US"/>
-        </w:rPr>
-      </w:pPr>
-      <w:r>
-        <w:rPr>
-          <w:lang w:val="en-US"/>
-        </w:rPr>
-        <w:t>Xảy ra (1 sự việc trong kinh thánh)</w:t>
-      </w:r>
-    </w:p>
-    <w:p>
-      <w:pPr>
-        <w:rPr>
-          <w:lang w:val="en-US"/>
-        </w:rPr>
-      </w:pPr>
-    </w:p>
-    <w:p>
-      <w:pPr>
-        <w:rPr>
-          <w:lang w:val="en-US"/>
-        </w:rPr>
-      </w:pPr>
-      <w:r>
-        <w:rPr>
-          <w:lang w:val="en-US"/>
-        </w:rPr>
-        <w:t>War – Chiến Tranh:</w:t>
-      </w:r>
-    </w:p>
-    <w:p>
-      <w:pPr>
-        <w:pStyle w:val="ListParagraph"/>
-        <w:numPr>
-          <w:ilvl w:val="0"/>
-          <w:numId w:val="10"/>
-        </w:numPr>
-        <w:rPr>
-          <w:lang w:val="en-US"/>
-        </w:rPr>
-      </w:pPr>
-      <w:r>
-        <w:rPr>
-          <w:lang w:val="en-US"/>
-        </w:rPr>
-        <w:t>“Sentinal”?</w:t>
-      </w:r>
-    </w:p>
-    <w:p>
-      <w:pPr>
-        <w:pStyle w:val="ListParagraph"/>
-        <w:numPr>
-          <w:ilvl w:val="0"/>
-          <w:numId w:val="2"/>
-        </w:numPr>
-        <w:rPr>
-          <w:lang w:val="en-US"/>
-        </w:rPr>
-      </w:pPr>
-      <w:r>
-        <w:rPr>
-          <w:lang w:val="en-US"/>
-        </w:rPr>
-        <w:t>Lính gác</w:t>
-      </w:r>
-    </w:p>
-    <w:p>
-      <w:pPr>
-        <w:pStyle w:val="ListParagraph"/>
-        <w:numPr>
-          <w:ilvl w:val="0"/>
-          <w:numId w:val="10"/>
-        </w:numPr>
-        <w:rPr>
-          <w:lang w:val="en-US"/>
-        </w:rPr>
-      </w:pPr>
-      <w:r>
-        <w:rPr>
-          <w:lang w:val="en-US"/>
-        </w:rPr>
-        <w:t>“Sentry”?</w:t>
-      </w:r>
-    </w:p>
-    <w:p>
-      <w:pPr>
-        <w:pStyle w:val="ListParagraph"/>
-        <w:numPr>
-          <w:ilvl w:val="0"/>
-          <w:numId w:val="2"/>
-        </w:numPr>
-        <w:rPr>
-          <w:lang w:val="en-US"/>
-        </w:rPr>
-      </w:pPr>
-      <w:r>
-        <w:rPr>
-          <w:lang w:val="en-US"/>
-        </w:rPr>
-        <w:t>Lính canh</w:t>
-      </w:r>
-    </w:p>
-    <w:p>
-      <w:pPr>
-        <w:pStyle w:val="ListParagraph"/>
-        <w:numPr>
-          <w:ilvl w:val="0"/>
-          <w:numId w:val="10"/>
-        </w:numPr>
-        <w:rPr>
-          <w:lang w:val="en-US"/>
-        </w:rPr>
-      </w:pPr>
-      <w:r>
-        <w:rPr>
-          <w:lang w:val="en-US"/>
-        </w:rPr>
-        <w:t>“Banish”?</w:t>
-      </w:r>
-    </w:p>
-    <w:p>
-      <w:pPr>
-        <w:pStyle w:val="ListParagraph"/>
-        <w:numPr>
-          <w:ilvl w:val="0"/>
-          <w:numId w:val="2"/>
-        </w:numPr>
-        <w:rPr>
-          <w:lang w:val="en-US"/>
-        </w:rPr>
-      </w:pPr>
-      <w:r>
-        <w:rPr>
-          <w:lang w:val="en-US"/>
-        </w:rPr>
-        <w:t>Trục xuất</w:t>
-      </w:r>
-    </w:p>
-    <w:p>
-      <w:pPr>
-        <w:pStyle w:val="ListParagraph"/>
-        <w:numPr>
-          <w:ilvl w:val="0"/>
-          <w:numId w:val="10"/>
-        </w:numPr>
-        <w:rPr>
-          <w:lang w:val="en-US"/>
-        </w:rPr>
-      </w:pPr>
-      <w:r>
-        <w:rPr>
-          <w:lang w:val="en-US"/>
-        </w:rPr>
-        <w:t>“Triumphant”?</w:t>
-      </w:r>
-    </w:p>
-    <w:p>
-      <w:pPr>
-        <w:pStyle w:val="ListParagraph"/>
-        <w:numPr>
-          <w:ilvl w:val="0"/>
-          <w:numId w:val="2"/>
-        </w:numPr>
-        <w:rPr>
-          <w:lang w:val="en-US"/>
-        </w:rPr>
-      </w:pPr>
-      <w:r>
-        <w:rPr>
-          <w:lang w:val="en-US"/>
-        </w:rPr>
-        <w:t>Cảm giác chiến thắng</w:t>
-      </w:r>
-    </w:p>
-    <w:p>
-      <w:pPr>
-        <w:rPr>
-          <w:lang w:val="en-US"/>
-        </w:rPr>
-      </w:pPr>
-    </w:p>
-    <w:p>
-      <w:pPr>
-        <w:rPr>
-          <w:lang w:val="en-US"/>
-        </w:rPr>
-      </w:pPr>
-      <w:r>
-        <w:rPr>
-          <w:lang w:val="en-US"/>
-        </w:rPr>
-        <w:t>Elemental – Nguyên Tố:</w:t>
-      </w:r>
-    </w:p>
-    <w:p>
-      <w:pPr>
-        <w:pStyle w:val="ListParagraph"/>
-        <w:numPr>
-          <w:ilvl w:val="0"/>
-          <w:numId w:val="12"/>
-        </w:numPr>
-        <w:rPr>
-          <w:lang w:val="en-US"/>
-        </w:rPr>
-      </w:pPr>
-      <w:r>
-        <w:rPr>
-          <w:lang w:val="en-US"/>
-        </w:rPr>
-        <w:t>“Scorch”?</w:t>
-      </w:r>
-    </w:p>
-    <w:p>
-      <w:pPr>
-        <w:pStyle w:val="ListParagraph"/>
-        <w:numPr>
-          <w:ilvl w:val="0"/>
-          <w:numId w:val="2"/>
-        </w:numPr>
-        <w:rPr>
-          <w:lang w:val="en-US"/>
-        </w:rPr>
-      </w:pPr>
-      <w:r>
-        <w:rPr>
-          <w:lang w:val="en-US"/>
-        </w:rPr>
-        <w:t>Thiêu đốt</w:t>
-      </w:r>
-    </w:p>
-    <w:p>
-      <w:pPr>
-        <w:pStyle w:val="ListParagraph"/>
-        <w:numPr>
-          <w:ilvl w:val="0"/>
-          <w:numId w:val="12"/>
-        </w:numPr>
-        <w:rPr>
-          <w:lang w:val="en-US"/>
-        </w:rPr>
-      </w:pPr>
-      <w:r>
-        <w:rPr>
-          <w:lang w:val="en-US"/>
-        </w:rPr>
-        <w:t>“Enchant”?</w:t>
-      </w:r>
-    </w:p>
-    <w:p>
-      <w:pPr>
-        <w:pStyle w:val="ListParagraph"/>
-        <w:numPr>
-          <w:ilvl w:val="0"/>
-          <w:numId w:val="2"/>
-        </w:numPr>
-        <w:rPr>
-          <w:lang w:val="en-US"/>
-        </w:rPr>
-      </w:pPr>
-      <w:r>
-        <w:rPr>
-          <w:lang w:val="en-US"/>
-        </w:rPr>
-        <w:t>Tác động ma thuật (lên 1 món đồ)</w:t>
-      </w:r>
-    </w:p>
-    <w:p>
-      <w:pPr>
-        <w:rPr>
-          <w:lang w:val="en-US"/>
-        </w:rPr>
-      </w:pPr>
-    </w:p>
-    <w:p>
-      <w:pPr>
-        <w:rPr>
-          <w:lang w:val="en-US"/>
-        </w:rPr>
-      </w:pPr>
-      <w:r>
-        <w:rPr>
-          <w:lang w:val="en-US"/>
-        </w:rPr>
-        <w:t>Animal – Động Vật:</w:t>
-      </w:r>
-    </w:p>
-    <w:p>
-      <w:pPr>
-        <w:pStyle w:val="ListParagraph"/>
-        <w:numPr>
-          <w:ilvl w:val="0"/>
-          <w:numId w:val="13"/>
-        </w:numPr>
-        <w:rPr>
-          <w:lang w:val="en-US"/>
-        </w:rPr>
-      </w:pPr>
-      <w:r>
-        <w:rPr>
-          <w:lang w:val="en-US"/>
-        </w:rPr>
-        <w:t>“Peck”?</w:t>
-      </w:r>
-    </w:p>
-    <w:p>
-      <w:pPr>
-        <w:pStyle w:val="ListParagraph"/>
-        <w:numPr>
-          <w:ilvl w:val="0"/>
-          <w:numId w:val="2"/>
-        </w:numPr>
-        <w:rPr>
-          <w:lang w:val="en-US"/>
-        </w:rPr>
-      </w:pPr>
-      <w:r>
-        <w:rPr>
-          <w:lang w:val="en-US"/>
-        </w:rPr>
-        <w:t>Mổ</w:t>
-      </w:r>
-    </w:p>
-    <w:p>
-      <w:pPr>
-        <w:pStyle w:val="ListParagraph"/>
-        <w:numPr>
-          <w:ilvl w:val="0"/>
-          <w:numId w:val="13"/>
-        </w:numPr>
-        <w:rPr>
-          <w:lang w:val="en-US"/>
-        </w:rPr>
-      </w:pPr>
-      <w:r>
-        <w:rPr>
-          <w:lang w:val="en-US"/>
-        </w:rPr>
-        <w:t>“Carrion”?</w:t>
-      </w:r>
-    </w:p>
-    <w:p>
-      <w:pPr>
-        <w:pStyle w:val="ListParagraph"/>
-        <w:numPr>
-          <w:ilvl w:val="0"/>
-          <w:numId w:val="2"/>
-        </w:numPr>
-        <w:rPr>
-          <w:lang w:val="en-US"/>
-        </w:rPr>
-      </w:pPr>
-      <w:r>
-        <w:rPr>
-          <w:lang w:val="en-US"/>
-        </w:rPr>
-        <w:t>Xác thối</w:t>
-      </w:r>
-    </w:p>
-    <w:p>
-      <w:pPr>
-        <w:rPr>
-          <w:lang w:val="en-US"/>
-        </w:rPr>
-      </w:pPr>
-    </w:p>
-    <w:p>
-      <w:pPr>
-        <w:rPr>
-          <w:lang w:val="en-US"/>
-        </w:rPr>
-      </w:pPr>
-      <w:r>
-        <w:rPr>
-          <w:lang w:val="en-US"/>
-        </w:rPr>
-        <w:t>Plant – Thực Vật:</w:t>
-      </w:r>
-    </w:p>
-    <w:p>
-      <w:pPr>
-        <w:pStyle w:val="ListParagraph"/>
-        <w:numPr>
-          <w:ilvl w:val="0"/>
-          <w:numId w:val="14"/>
-        </w:numPr>
-        <w:rPr>
-          <w:lang w:val="en-US"/>
-        </w:rPr>
-      </w:pPr>
-      <w:r>
-        <w:rPr>
-          <w:lang w:val="en-US"/>
-        </w:rPr>
-        <w:t>“Vine”?</w:t>
-      </w:r>
-    </w:p>
-    <w:p>
-      <w:pPr>
-        <w:pStyle w:val="ListParagraph"/>
-        <w:numPr>
-          <w:ilvl w:val="0"/>
-          <w:numId w:val="2"/>
-        </w:numPr>
-        <w:rPr>
-          <w:lang w:val="en-US"/>
-        </w:rPr>
-      </w:pPr>
-      <w:r>
-        <w:rPr>
-          <w:lang w:val="en-US"/>
-        </w:rPr>
-        <w:t>Cây leo</w:t>
-      </w:r>
-    </w:p>
-    <w:p>
-      <w:pPr>
-        <w:pStyle w:val="ListParagraph"/>
-        <w:numPr>
-          <w:ilvl w:val="0"/>
-          <w:numId w:val="14"/>
-        </w:numPr>
-        <w:rPr>
-          <w:lang w:val="en-US"/>
-        </w:rPr>
-      </w:pPr>
-      <w:r>
-        <w:rPr>
-          <w:lang w:val="en-US"/>
-        </w:rPr>
-        <w:t>“Oak”?</w:t>
-      </w:r>
-    </w:p>
-    <w:p>
-      <w:pPr>
-        <w:pStyle w:val="ListParagraph"/>
-        <w:numPr>
-          <w:ilvl w:val="0"/>
-          <w:numId w:val="2"/>
-        </w:numPr>
-        <w:rPr>
-          <w:lang w:val="en-US"/>
-        </w:rPr>
-      </w:pPr>
-      <w:r>
-        <w:rPr>
-          <w:lang w:val="en-US"/>
-        </w:rPr>
-        <w:t>Sồi</w:t>
-      </w:r>
-    </w:p>
-    <w:p>
-      <w:pPr>
-        <w:rPr>
-          <w:lang w:val="en-US"/>
-        </w:rPr>
-      </w:pPr>
-    </w:p>
-    <w:p>
-      <w:pPr>
-        <w:rPr>
-          <w:lang w:val="en-US"/>
-        </w:rPr>
-      </w:pPr>
-      <w:r>
-        <w:rPr>
-          <w:lang w:val="en-US"/>
-        </w:rPr>
-        <w:t>Code – Mã:</w:t>
-      </w:r>
-    </w:p>
-    <w:p>
-      <w:pPr>
-        <w:pStyle w:val="ListParagraph"/>
-        <w:numPr>
-          <w:ilvl w:val="0"/>
-          <w:numId w:val="17"/>
-        </w:numPr>
-        <w:rPr>
-          <w:lang w:val="en-US"/>
-        </w:rPr>
-      </w:pPr>
-      <w:r>
-        <w:rPr>
-          <w:lang w:val="en-US"/>
-        </w:rPr>
-        <w:t>“Boilerplate”?</w:t>
-      </w:r>
-    </w:p>
-    <w:p>
-      <w:pPr>
-        <w:pStyle w:val="ListParagraph"/>
-        <w:numPr>
-          <w:ilvl w:val="0"/>
-          <w:numId w:val="2"/>
-        </w:numPr>
-        <w:rPr>
-          <w:lang w:val="en-US"/>
-        </w:rPr>
-      </w:pPr>
-      <w:r>
-        <w:rPr>
-          <w:lang w:val="en-US"/>
-        </w:rPr>
-        <w:t>Soạn sẵn</w:t>
-      </w:r>
-    </w:p>
-    <w:p>
-      <w:pPr>
-        <w:rPr>
-          <w:lang w:val="en-US"/>
-        </w:rPr>
-      </w:pPr>
-    </w:p>
-    <w:p>
-      <w:pPr>
-        <w:rPr>
-          <w:lang w:val="en-US"/>
-        </w:rPr>
-      </w:pPr>
-      <w:r>
-        <w:rPr>
-          <w:lang w:val="en-US"/>
-        </w:rPr>
-        <w:t>A</w:t>
-      </w:r>
-      <w:r>
-        <w:t>bbreviation</w:t>
-      </w:r>
-      <w:r>
-        <w:rPr>
-          <w:lang w:val="en-US"/>
-        </w:rPr>
-        <w:t xml:space="preserve"> – Từ Viết Tắt:</w:t>
-      </w:r>
-    </w:p>
-    <w:p>
-      <w:pPr>
-        <w:pStyle w:val="ListParagraph"/>
-        <w:numPr>
-          <w:ilvl w:val="0"/>
-          <w:numId w:val="3"/>
-        </w:numPr>
-        <w:rPr>
-          <w:lang w:val="en-US"/>
-        </w:rPr>
-      </w:pPr>
-      <w:r>
-        <w:rPr>
-          <w:lang w:val="en-US"/>
-        </w:rPr>
-        <w:t>“et al.”</w:t>
-      </w:r>
-      <w:r>
-        <w:rPr>
-          <w:lang w:val="en-US"/>
-        </w:rPr>
-        <w:t>?</w:t>
-      </w:r>
-    </w:p>
-    <w:p>
-      <w:pPr>
-        <w:pStyle w:val="ListParagraph"/>
-        <w:numPr>
-          <w:ilvl w:val="0"/>
-          <w:numId w:val="2"/>
-        </w:numPr>
-        <w:rPr>
-          <w:lang w:val="en-US"/>
-        </w:rPr>
-      </w:pPr>
-      <w:r>
-        <w:rPr>
-          <w:lang w:val="en-US"/>
-        </w:rPr>
-        <w:t>Và các đồng tác giả khác</w:t>
-      </w:r>
-    </w:p>
-    <w:p>
-      <w:pPr>
-        <w:rPr>
-          <w:lang w:val="en-US"/>
-        </w:rPr>
-      </w:pPr>
-    </w:p>
-    <w:p>
-      <w:pPr>
-        <w:rPr>
-          <w:lang w:val="en-US"/>
-        </w:rPr>
-      </w:pPr>
-      <w:r>
-        <w:rPr>
-          <w:lang w:val="en-US"/>
-        </w:rPr>
-        <w:t>Math – Toán:</w:t>
+        <w:t>Nghiệm ước lượng (= số cụ thể, không phải = Term)</w:t>
       </w:r>
     </w:p>
     <w:p>
@@ -2281,25 +2751,25 @@
         <w:rPr>
           <w:lang w:val="en-US"/>
         </w:rPr>
-        <w:t>“Denominator”?</w:t>
-      </w:r>
-    </w:p>
-    <w:p>
-      <w:pPr>
-        <w:pStyle w:val="ListParagraph"/>
-        <w:numPr>
-          <w:ilvl w:val="0"/>
-          <w:numId w:val="2"/>
-        </w:numPr>
-        <w:rPr>
-          <w:lang w:val="en-US"/>
-        </w:rPr>
-      </w:pPr>
-      <w:r>
-        <w:rPr>
-          <w:lang w:val="en-US"/>
-        </w:rPr>
-        <w:t>Mẫu số</w:t>
+        <w:t>“Quotient”?</w:t>
+      </w:r>
+    </w:p>
+    <w:p>
+      <w:pPr>
+        <w:pStyle w:val="ListParagraph"/>
+        <w:numPr>
+          <w:ilvl w:val="0"/>
+          <w:numId w:val="2"/>
+        </w:numPr>
+        <w:rPr>
+          <w:lang w:val="en-US"/>
+        </w:rPr>
+      </w:pPr>
+      <w:r>
+        <w:rPr>
+          <w:lang w:val="en-US"/>
+        </w:rPr>
+        <w:t>Thương số (kết quả của phép chia)</w:t>
       </w:r>
     </w:p>
     <w:p>
@@ -2317,25 +2787,25 @@
         <w:rPr>
           <w:lang w:val="en-US"/>
         </w:rPr>
-        <w:t>“Numerator”?</w:t>
-      </w:r>
-    </w:p>
-    <w:p>
-      <w:pPr>
-        <w:pStyle w:val="ListParagraph"/>
-        <w:numPr>
-          <w:ilvl w:val="0"/>
-          <w:numId w:val="2"/>
-        </w:numPr>
-        <w:rPr>
-          <w:lang w:val="en-US"/>
-        </w:rPr>
-      </w:pPr>
-      <w:r>
-        <w:rPr>
-          <w:lang w:val="en-US"/>
-        </w:rPr>
-        <w:t>Tử số</w:t>
+        <w:t>“Critical Point”?</w:t>
+      </w:r>
+    </w:p>
+    <w:p>
+      <w:pPr>
+        <w:pStyle w:val="ListParagraph"/>
+        <w:numPr>
+          <w:ilvl w:val="0"/>
+          <w:numId w:val="2"/>
+        </w:numPr>
+        <w:rPr>
+          <w:lang w:val="en-US"/>
+        </w:rPr>
+      </w:pPr>
+      <w:r>
+        <w:rPr>
+          <w:lang w:val="en-US"/>
+        </w:rPr>
+        <w:t>Điểm cực trị</w:t>
       </w:r>
     </w:p>
     <w:p>
@@ -2353,25 +2823,25 @@
         <w:rPr>
           <w:lang w:val="en-US"/>
         </w:rPr>
-        <w:t>“Hypothetical Unit”?</w:t>
-      </w:r>
-    </w:p>
-    <w:p>
-      <w:pPr>
-        <w:pStyle w:val="ListParagraph"/>
-        <w:numPr>
-          <w:ilvl w:val="0"/>
-          <w:numId w:val="2"/>
-        </w:numPr>
-        <w:rPr>
-          <w:lang w:val="en-US"/>
-        </w:rPr>
-      </w:pPr>
-      <w:r>
-        <w:rPr>
-          <w:lang w:val="en-US"/>
-        </w:rPr>
-        <w:t>Đơn vị giả tưởng (của giá trị nào đó)</w:t>
+        <w:t>“Concave Up And Down”?</w:t>
+      </w:r>
+    </w:p>
+    <w:p>
+      <w:pPr>
+        <w:pStyle w:val="ListParagraph"/>
+        <w:numPr>
+          <w:ilvl w:val="0"/>
+          <w:numId w:val="2"/>
+        </w:numPr>
+        <w:rPr>
+          <w:lang w:val="en-US"/>
+        </w:rPr>
+      </w:pPr>
+      <w:r>
+        <w:rPr>
+          <w:lang w:val="en-US"/>
+        </w:rPr>
+        <w:t>Ngửa và úp (đồ thị)</w:t>
       </w:r>
     </w:p>
     <w:p>
@@ -2389,25 +2859,25 @@
         <w:rPr>
           <w:lang w:val="en-US"/>
         </w:rPr>
-        <w:t>Numerical Solution?</w:t>
-      </w:r>
-    </w:p>
-    <w:p>
-      <w:pPr>
-        <w:pStyle w:val="ListParagraph"/>
-        <w:numPr>
-          <w:ilvl w:val="0"/>
-          <w:numId w:val="2"/>
-        </w:numPr>
-        <w:rPr>
-          <w:lang w:val="en-US"/>
-        </w:rPr>
-      </w:pPr>
-      <w:r>
-        <w:rPr>
-          <w:lang w:val="en-US"/>
-        </w:rPr>
-        <w:t>Nghiệm ước lượng (= số cụ thể, không phải = Term)</w:t>
+        <w:t>“Quadrant”?</w:t>
+      </w:r>
+    </w:p>
+    <w:p>
+      <w:pPr>
+        <w:pStyle w:val="ListParagraph"/>
+        <w:numPr>
+          <w:ilvl w:val="0"/>
+          <w:numId w:val="2"/>
+        </w:numPr>
+        <w:rPr>
+          <w:lang w:val="en-US"/>
+        </w:rPr>
+      </w:pPr>
+      <w:r>
+        <w:rPr>
+          <w:lang w:val="en-US"/>
+        </w:rPr>
+        <w:t>Góc phần tư</w:t>
       </w:r>
     </w:p>
     <w:p>
@@ -2425,25 +2895,25 @@
         <w:rPr>
           <w:lang w:val="en-US"/>
         </w:rPr>
-        <w:t>“Quotient”?</w:t>
-      </w:r>
-    </w:p>
-    <w:p>
-      <w:pPr>
-        <w:pStyle w:val="ListParagraph"/>
-        <w:numPr>
-          <w:ilvl w:val="0"/>
-          <w:numId w:val="2"/>
-        </w:numPr>
-        <w:rPr>
-          <w:lang w:val="en-US"/>
-        </w:rPr>
-      </w:pPr>
-      <w:r>
-        <w:rPr>
-          <w:lang w:val="en-US"/>
-        </w:rPr>
-        <w:t>Thương số (kết quả của phép chia)</w:t>
+        <w:t>“Octant”?</w:t>
+      </w:r>
+    </w:p>
+    <w:p>
+      <w:pPr>
+        <w:pStyle w:val="ListParagraph"/>
+        <w:numPr>
+          <w:ilvl w:val="0"/>
+          <w:numId w:val="2"/>
+        </w:numPr>
+        <w:rPr>
+          <w:lang w:val="en-US"/>
+        </w:rPr>
+      </w:pPr>
+      <w:r>
+        <w:rPr>
+          <w:lang w:val="en-US"/>
+        </w:rPr>
+        <w:t>Góc phần tám</w:t>
       </w:r>
     </w:p>
     <w:p>
@@ -2461,25 +2931,25 @@
         <w:rPr>
           <w:lang w:val="en-US"/>
         </w:rPr>
-        <w:t>“Critical Point”?</w:t>
-      </w:r>
-    </w:p>
-    <w:p>
-      <w:pPr>
-        <w:pStyle w:val="ListParagraph"/>
-        <w:numPr>
-          <w:ilvl w:val="0"/>
-          <w:numId w:val="2"/>
-        </w:numPr>
-        <w:rPr>
-          <w:lang w:val="en-US"/>
-        </w:rPr>
-      </w:pPr>
-      <w:r>
-        <w:rPr>
-          <w:lang w:val="en-US"/>
-        </w:rPr>
-        <w:t>Điểm cực trị</w:t>
+        <w:t>“Objective Function”?</w:t>
+      </w:r>
+    </w:p>
+    <w:p>
+      <w:pPr>
+        <w:pStyle w:val="ListParagraph"/>
+        <w:numPr>
+          <w:ilvl w:val="0"/>
+          <w:numId w:val="2"/>
+        </w:numPr>
+        <w:rPr>
+          <w:lang w:val="en-US"/>
+        </w:rPr>
+      </w:pPr>
+      <w:r>
+        <w:rPr>
+          <w:lang w:val="en-US"/>
+        </w:rPr>
+        <w:t>Hàm mục tiêu (hàm mà bạn muốn tối ưu hóa)</w:t>
       </w:r>
     </w:p>
     <w:p>
@@ -2497,25 +2967,25 @@
         <w:rPr>
           <w:lang w:val="en-US"/>
         </w:rPr>
-        <w:t>“Concave Up And Down”?</w:t>
-      </w:r>
-    </w:p>
-    <w:p>
-      <w:pPr>
-        <w:pStyle w:val="ListParagraph"/>
-        <w:numPr>
-          <w:ilvl w:val="0"/>
-          <w:numId w:val="2"/>
-        </w:numPr>
-        <w:rPr>
-          <w:lang w:val="en-US"/>
-        </w:rPr>
-      </w:pPr>
-      <w:r>
-        <w:rPr>
-          <w:lang w:val="en-US"/>
-        </w:rPr>
-        <w:t>Ngửa và úp (đồ thị)</w:t>
+        <w:t>“Legend”?</w:t>
+      </w:r>
+    </w:p>
+    <w:p>
+      <w:pPr>
+        <w:pStyle w:val="ListParagraph"/>
+        <w:numPr>
+          <w:ilvl w:val="0"/>
+          <w:numId w:val="2"/>
+        </w:numPr>
+        <w:rPr>
+          <w:lang w:val="en-US"/>
+        </w:rPr>
+      </w:pPr>
+      <w:r>
+        <w:rPr>
+          <w:lang w:val="en-US"/>
+        </w:rPr>
+        <w:t>Chú giải (biểu đồ)</w:t>
       </w:r>
     </w:p>
     <w:p>
@@ -2533,25 +3003,37 @@
         <w:rPr>
           <w:lang w:val="en-US"/>
         </w:rPr>
-        <w:t>“Quadrant”?</w:t>
-      </w:r>
-    </w:p>
-    <w:p>
-      <w:pPr>
-        <w:pStyle w:val="ListParagraph"/>
-        <w:numPr>
-          <w:ilvl w:val="0"/>
-          <w:numId w:val="2"/>
-        </w:numPr>
-        <w:rPr>
-          <w:lang w:val="en-US"/>
-        </w:rPr>
-      </w:pPr>
-      <w:r>
-        <w:rPr>
-          <w:lang w:val="en-US"/>
-        </w:rPr>
-        <w:t>Góc phần tư</w:t>
+        <w:t>“Pointwise Operation”?</w:t>
+      </w:r>
+    </w:p>
+    <w:p>
+      <w:pPr>
+        <w:pStyle w:val="ListParagraph"/>
+        <w:numPr>
+          <w:ilvl w:val="0"/>
+          <w:numId w:val="2"/>
+        </w:numPr>
+        <w:rPr>
+          <w:lang w:val="en-US"/>
+        </w:rPr>
+      </w:pPr>
+      <w:r>
+        <w:rPr>
+          <w:lang w:val="en-US"/>
+        </w:rPr>
+        <w:t>Toán tử từng điểm (ví dụ</w:t>
+      </w:r>
+      <w:r>
+        <w:rPr>
+          <w:lang w:val="en-US"/>
+        </w:rPr>
+        <w:t xml:space="preserve"> tích Hadamard</w:t>
+      </w:r>
+      <w:r>
+        <w:rPr>
+          <w:lang w:val="en-US"/>
+        </w:rPr>
+        <w:t>)</w:t>
       </w:r>
     </w:p>
     <w:p>
@@ -2569,163 +3051,6 @@
         <w:rPr>
           <w:lang w:val="en-US"/>
         </w:rPr>
-        <w:t>“Octant”?</w:t>
-      </w:r>
-    </w:p>
-    <w:p>
-      <w:pPr>
-        <w:pStyle w:val="ListParagraph"/>
-        <w:numPr>
-          <w:ilvl w:val="0"/>
-          <w:numId w:val="2"/>
-        </w:numPr>
-        <w:rPr>
-          <w:lang w:val="en-US"/>
-        </w:rPr>
-      </w:pPr>
-      <w:r>
-        <w:rPr>
-          <w:lang w:val="en-US"/>
-        </w:rPr>
-        <w:t>Góc phần tám</w:t>
-      </w:r>
-    </w:p>
-    <w:p>
-      <w:pPr>
-        <w:pStyle w:val="ListParagraph"/>
-        <w:numPr>
-          <w:ilvl w:val="0"/>
-          <w:numId w:val="4"/>
-        </w:numPr>
-        <w:rPr>
-          <w:lang w:val="en-US"/>
-        </w:rPr>
-      </w:pPr>
-      <w:r>
-        <w:rPr>
-          <w:lang w:val="en-US"/>
-        </w:rPr>
-        <w:t>“Objective Function”?</w:t>
-      </w:r>
-    </w:p>
-    <w:p>
-      <w:pPr>
-        <w:pStyle w:val="ListParagraph"/>
-        <w:numPr>
-          <w:ilvl w:val="0"/>
-          <w:numId w:val="2"/>
-        </w:numPr>
-        <w:rPr>
-          <w:lang w:val="en-US"/>
-        </w:rPr>
-      </w:pPr>
-      <w:r>
-        <w:rPr>
-          <w:lang w:val="en-US"/>
-        </w:rPr>
-        <w:t>Hàm mục tiêu (hàm mà bạn muốn tối ưu hóa)</w:t>
-      </w:r>
-    </w:p>
-    <w:p>
-      <w:pPr>
-        <w:pStyle w:val="ListParagraph"/>
-        <w:numPr>
-          <w:ilvl w:val="0"/>
-          <w:numId w:val="4"/>
-        </w:numPr>
-        <w:rPr>
-          <w:lang w:val="en-US"/>
-        </w:rPr>
-      </w:pPr>
-      <w:r>
-        <w:rPr>
-          <w:lang w:val="en-US"/>
-        </w:rPr>
-        <w:t>“Legend”?</w:t>
-      </w:r>
-    </w:p>
-    <w:p>
-      <w:pPr>
-        <w:pStyle w:val="ListParagraph"/>
-        <w:numPr>
-          <w:ilvl w:val="0"/>
-          <w:numId w:val="2"/>
-        </w:numPr>
-        <w:rPr>
-          <w:lang w:val="en-US"/>
-        </w:rPr>
-      </w:pPr>
-      <w:r>
-        <w:rPr>
-          <w:lang w:val="en-US"/>
-        </w:rPr>
-        <w:t>Chú giải (biểu đồ)</w:t>
-      </w:r>
-    </w:p>
-    <w:p>
-      <w:pPr>
-        <w:pStyle w:val="ListParagraph"/>
-        <w:numPr>
-          <w:ilvl w:val="0"/>
-          <w:numId w:val="4"/>
-        </w:numPr>
-        <w:rPr>
-          <w:lang w:val="en-US"/>
-        </w:rPr>
-      </w:pPr>
-      <w:r>
-        <w:rPr>
-          <w:lang w:val="en-US"/>
-        </w:rPr>
-        <w:t>“Pointwise Operation”?</w:t>
-      </w:r>
-    </w:p>
-    <w:p>
-      <w:pPr>
-        <w:pStyle w:val="ListParagraph"/>
-        <w:numPr>
-          <w:ilvl w:val="0"/>
-          <w:numId w:val="2"/>
-        </w:numPr>
-        <w:rPr>
-          <w:lang w:val="en-US"/>
-        </w:rPr>
-      </w:pPr>
-      <w:r>
-        <w:rPr>
-          <w:lang w:val="en-US"/>
-        </w:rPr>
-        <w:t>Toán tử từng điểm (ví dụ</w:t>
-      </w:r>
-      <w:r>
-        <w:rPr>
-          <w:lang w:val="en-US"/>
-        </w:rPr>
-        <w:t xml:space="preserve"> tích Hadamard</w:t>
-      </w:r>
-      <w:r>
-        <w:rPr>
-          <w:lang w:val="en-US"/>
-        </w:rPr>
-        <w:t>)</w:t>
-      </w:r>
-    </w:p>
-    <w:p>
-      <w:pPr>
-        <w:pStyle w:val="ListParagraph"/>
-        <w:numPr>
-          <w:ilvl w:val="0"/>
-          <w:numId w:val="4"/>
-        </w:numPr>
-        <w:rPr>
-          <w:lang w:val="en-US"/>
-        </w:rPr>
-      </w:pPr>
-      <w:r>
-        <w:rPr>
-          <w:lang w:val="en-US"/>
-        </w:rPr>
-        <w:lastRenderedPageBreak/>
         <w:t>“Rectangular”?</w:t>
       </w:r>
     </w:p>

--- a/english.docx
+++ b/english.docx
@@ -1166,1336 +1166,38 @@
     </w:p>
     <w:p>
       <w:pPr>
-        <w:rPr>
-          <w:lang w:val="en-US"/>
-        </w:rPr>
-      </w:pPr>
-    </w:p>
-    <w:p>
-      <w:pPr>
-        <w:rPr>
-          <w:lang w:val="en-US"/>
-        </w:rPr>
-      </w:pPr>
-      <w:r>
-        <w:rPr>
-          <w:lang w:val="en-US"/>
-        </w:rPr>
-        <w:t>Action – Hành Động:</w:t>
-      </w:r>
-    </w:p>
-    <w:p>
-      <w:pPr>
-        <w:pStyle w:val="ListParagraph"/>
-        <w:numPr>
-          <w:ilvl w:val="0"/>
-          <w:numId w:val="11"/>
-        </w:numPr>
-        <w:rPr>
-          <w:lang w:val="en-US"/>
-        </w:rPr>
-      </w:pPr>
-      <w:r>
-        <w:rPr>
-          <w:lang w:val="en-US"/>
-        </w:rPr>
-        <w:t>“Inflict”?</w:t>
-      </w:r>
-    </w:p>
-    <w:p>
-      <w:pPr>
-        <w:pStyle w:val="ListParagraph"/>
-        <w:numPr>
-          <w:ilvl w:val="0"/>
-          <w:numId w:val="2"/>
-        </w:numPr>
-        <w:rPr>
-          <w:lang w:val="en-US"/>
-        </w:rPr>
-      </w:pPr>
-      <w:r>
-        <w:rPr>
-          <w:lang w:val="en-US"/>
-        </w:rPr>
-        <w:t>Gây ra (thiệt hại)</w:t>
-      </w:r>
-    </w:p>
-    <w:p>
-      <w:pPr>
-        <w:pStyle w:val="ListParagraph"/>
-        <w:numPr>
-          <w:ilvl w:val="0"/>
-          <w:numId w:val="11"/>
-        </w:numPr>
-        <w:rPr>
-          <w:lang w:val="en-US"/>
-        </w:rPr>
-      </w:pPr>
-      <w:r>
-        <w:rPr>
-          <w:lang w:val="en-US"/>
-        </w:rPr>
-        <w:t>“Rejuvenate”?</w:t>
-      </w:r>
-    </w:p>
-    <w:p>
-      <w:pPr>
-        <w:pStyle w:val="ListParagraph"/>
-        <w:numPr>
-          <w:ilvl w:val="0"/>
-          <w:numId w:val="2"/>
-        </w:numPr>
-        <w:rPr>
-          <w:lang w:val="en-US"/>
-        </w:rPr>
-      </w:pPr>
-      <w:r>
-        <w:rPr>
-          <w:lang w:val="en-US"/>
-        </w:rPr>
-        <w:t>Làm trẻ lại (1 cái gì đó)</w:t>
-      </w:r>
-    </w:p>
-    <w:p>
-      <w:pPr>
-        <w:pStyle w:val="ListParagraph"/>
-        <w:numPr>
-          <w:ilvl w:val="0"/>
-          <w:numId w:val="11"/>
-        </w:numPr>
-        <w:rPr>
-          <w:lang w:val="en-US"/>
-        </w:rPr>
-      </w:pPr>
-      <w:r>
-        <w:rPr>
-          <w:lang w:val="en-US"/>
-        </w:rPr>
-        <w:t>“Deed”?</w:t>
-      </w:r>
-    </w:p>
-    <w:p>
-      <w:pPr>
-        <w:pStyle w:val="ListParagraph"/>
-        <w:numPr>
-          <w:ilvl w:val="0"/>
-          <w:numId w:val="2"/>
-        </w:numPr>
-        <w:rPr>
-          <w:lang w:val="en-US"/>
-        </w:rPr>
-      </w:pPr>
-      <w:r>
-        <w:rPr>
-          <w:lang w:val="en-US"/>
-        </w:rPr>
-        <w:t>Hành động (tốt xấu)</w:t>
-      </w:r>
-    </w:p>
-    <w:p>
-      <w:pPr>
-        <w:pStyle w:val="ListParagraph"/>
-        <w:numPr>
-          <w:ilvl w:val="0"/>
-          <w:numId w:val="11"/>
-        </w:numPr>
-        <w:rPr>
-          <w:lang w:val="en-US"/>
-        </w:rPr>
-      </w:pPr>
-      <w:r>
-        <w:rPr>
-          <w:lang w:val="en-US"/>
-        </w:rPr>
-        <w:t>“Hypnotize”?</w:t>
-      </w:r>
-    </w:p>
-    <w:p>
-      <w:pPr>
-        <w:pStyle w:val="ListParagraph"/>
-        <w:numPr>
-          <w:ilvl w:val="0"/>
-          <w:numId w:val="2"/>
-        </w:numPr>
-        <w:rPr>
-          <w:lang w:val="en-US"/>
-        </w:rPr>
-      </w:pPr>
-      <w:r>
-        <w:rPr>
-          <w:lang w:val="en-US"/>
-        </w:rPr>
-        <w:t>Thôi miên (ai đó)</w:t>
-      </w:r>
-    </w:p>
-    <w:p>
-      <w:pPr>
-        <w:pStyle w:val="ListParagraph"/>
-        <w:numPr>
-          <w:ilvl w:val="0"/>
-          <w:numId w:val="11"/>
-        </w:numPr>
-        <w:rPr>
-          <w:lang w:val="en-US"/>
-        </w:rPr>
-      </w:pPr>
-      <w:r>
-        <w:rPr>
-          <w:lang w:val="en-US"/>
-        </w:rPr>
-        <w:t>“Retain”?</w:t>
-      </w:r>
-    </w:p>
-    <w:p>
-      <w:pPr>
-        <w:pStyle w:val="ListParagraph"/>
-        <w:numPr>
-          <w:ilvl w:val="0"/>
-          <w:numId w:val="2"/>
-        </w:numPr>
-        <w:rPr>
-          <w:lang w:val="en-US"/>
-        </w:rPr>
-      </w:pPr>
-      <w:r>
-        <w:rPr>
-          <w:lang w:val="en-US"/>
-        </w:rPr>
-        <w:t>Níu giữ (1 cái gì đó để nó không mất đi)</w:t>
-      </w:r>
-    </w:p>
-    <w:p>
-      <w:pPr>
-        <w:pStyle w:val="ListParagraph"/>
-        <w:numPr>
-          <w:ilvl w:val="0"/>
-          <w:numId w:val="11"/>
-        </w:numPr>
-        <w:rPr>
-          <w:lang w:val="en-US"/>
-        </w:rPr>
-      </w:pPr>
-      <w:r>
-        <w:rPr>
-          <w:lang w:val="en-US"/>
-        </w:rPr>
-        <w:t>“Annotate”?</w:t>
-      </w:r>
-    </w:p>
-    <w:p>
-      <w:pPr>
-        <w:pStyle w:val="ListParagraph"/>
-        <w:numPr>
-          <w:ilvl w:val="0"/>
-          <w:numId w:val="2"/>
-        </w:numPr>
-        <w:rPr>
-          <w:lang w:val="en-US"/>
-        </w:rPr>
-      </w:pPr>
-      <w:r>
-        <w:rPr>
-          <w:lang w:val="en-US"/>
-        </w:rPr>
-        <w:t>Ghi chú</w:t>
-      </w:r>
-    </w:p>
-    <w:p>
-      <w:pPr>
-        <w:rPr>
-          <w:lang w:val="en-US"/>
-        </w:rPr>
-      </w:pPr>
-    </w:p>
-    <w:p>
-      <w:pPr>
-        <w:rPr>
-          <w:lang w:val="en-US"/>
-        </w:rPr>
-      </w:pPr>
-      <w:r>
-        <w:rPr>
-          <w:lang w:val="en-US"/>
-        </w:rPr>
-        <w:t>Position – Vị Trí:</w:t>
-      </w:r>
-    </w:p>
-    <w:p>
-      <w:pPr>
-        <w:pStyle w:val="ListParagraph"/>
-        <w:numPr>
-          <w:ilvl w:val="0"/>
-          <w:numId w:val="18"/>
-        </w:numPr>
-        <w:rPr>
-          <w:lang w:val="en-US"/>
-        </w:rPr>
-      </w:pPr>
-      <w:r>
-        <w:rPr>
-          <w:lang w:val="en-US"/>
-        </w:rPr>
-        <w:lastRenderedPageBreak/>
-        <w:t>“Precede”?</w:t>
-      </w:r>
-    </w:p>
-    <w:p>
-      <w:pPr>
-        <w:pStyle w:val="ListParagraph"/>
-        <w:numPr>
-          <w:ilvl w:val="0"/>
-          <w:numId w:val="2"/>
-        </w:numPr>
-        <w:rPr>
-          <w:lang w:val="en-US"/>
-        </w:rPr>
-      </w:pPr>
-      <w:r>
-        <w:rPr>
-          <w:lang w:val="en-US"/>
-        </w:rPr>
-        <w:t>Đứng trước</w:t>
-      </w:r>
-    </w:p>
-    <w:p>
-      <w:pPr>
-        <w:rPr>
-          <w:lang w:val="en-US"/>
-        </w:rPr>
-      </w:pPr>
-    </w:p>
-    <w:p>
-      <w:pPr>
-        <w:rPr>
-          <w:lang w:val="en-US"/>
-        </w:rPr>
-      </w:pPr>
-      <w:r>
-        <w:rPr>
-          <w:lang w:val="en-US"/>
-        </w:rPr>
-        <w:t>Human – Con Người:</w:t>
-      </w:r>
-    </w:p>
-    <w:p>
-      <w:pPr>
-        <w:pStyle w:val="ListParagraph"/>
-        <w:numPr>
-          <w:ilvl w:val="0"/>
-          <w:numId w:val="9"/>
-        </w:numPr>
-        <w:rPr>
-          <w:lang w:val="en-US"/>
-        </w:rPr>
-      </w:pPr>
-      <w:r>
-        <w:rPr>
-          <w:lang w:val="en-US"/>
-        </w:rPr>
-        <w:t>“Mental”?</w:t>
-      </w:r>
-    </w:p>
-    <w:p>
-      <w:pPr>
-        <w:pStyle w:val="ListParagraph"/>
-        <w:numPr>
-          <w:ilvl w:val="0"/>
-          <w:numId w:val="2"/>
-        </w:numPr>
-        <w:rPr>
-          <w:lang w:val="en-US"/>
-        </w:rPr>
-      </w:pPr>
-      <w:r>
-        <w:rPr>
-          <w:lang w:val="en-US"/>
-        </w:rPr>
-        <w:t>Tinh thần</w:t>
-      </w:r>
-    </w:p>
-    <w:p>
-      <w:pPr>
-        <w:pStyle w:val="ListParagraph"/>
-        <w:numPr>
-          <w:ilvl w:val="0"/>
-          <w:numId w:val="9"/>
-        </w:numPr>
-        <w:rPr>
-          <w:lang w:val="en-US"/>
-        </w:rPr>
-      </w:pPr>
-      <w:r>
-        <w:rPr>
-          <w:lang w:val="en-US"/>
-        </w:rPr>
-        <w:t>“Divine”?</w:t>
-      </w:r>
-    </w:p>
-    <w:p>
-      <w:pPr>
-        <w:pStyle w:val="ListParagraph"/>
-        <w:numPr>
-          <w:ilvl w:val="0"/>
-          <w:numId w:val="2"/>
-        </w:numPr>
-        <w:rPr>
-          <w:lang w:val="en-US"/>
-        </w:rPr>
-      </w:pPr>
-      <w:r>
-        <w:rPr>
-          <w:lang w:val="en-US"/>
-        </w:rPr>
-        <w:t>Thần thánh</w:t>
-      </w:r>
-    </w:p>
-    <w:p>
-      <w:pPr>
-        <w:pStyle w:val="ListParagraph"/>
-        <w:numPr>
-          <w:ilvl w:val="0"/>
-          <w:numId w:val="9"/>
-        </w:numPr>
-        <w:rPr>
-          <w:lang w:val="en-US"/>
-        </w:rPr>
-      </w:pPr>
-      <w:r>
-        <w:rPr>
-          <w:lang w:val="en-US"/>
-        </w:rPr>
-        <w:t>“Solitary”?</w:t>
-      </w:r>
-    </w:p>
-    <w:p>
-      <w:pPr>
-        <w:pStyle w:val="ListParagraph"/>
-        <w:numPr>
-          <w:ilvl w:val="0"/>
-          <w:numId w:val="2"/>
-        </w:numPr>
-        <w:rPr>
-          <w:lang w:val="en-US"/>
-        </w:rPr>
-      </w:pPr>
-      <w:r>
-        <w:rPr>
-          <w:lang w:val="en-US"/>
-        </w:rPr>
-        <w:t>Đơn độc</w:t>
-      </w:r>
-    </w:p>
-    <w:p>
-      <w:pPr>
-        <w:pStyle w:val="ListParagraph"/>
-        <w:numPr>
-          <w:ilvl w:val="0"/>
-          <w:numId w:val="9"/>
-        </w:numPr>
-        <w:rPr>
-          <w:lang w:val="en-US"/>
-        </w:rPr>
-      </w:pPr>
-      <w:r>
-        <w:rPr>
-          <w:lang w:val="en-US"/>
-        </w:rPr>
-        <w:t>“Fortune”?</w:t>
-      </w:r>
-    </w:p>
-    <w:p>
-      <w:pPr>
-        <w:pStyle w:val="ListParagraph"/>
-        <w:numPr>
-          <w:ilvl w:val="0"/>
-          <w:numId w:val="2"/>
-        </w:numPr>
-        <w:rPr>
-          <w:lang w:val="en-US"/>
-        </w:rPr>
-      </w:pPr>
-      <w:r>
-        <w:rPr>
-          <w:lang w:val="en-US"/>
-        </w:rPr>
-        <w:t>Vận mệnh</w:t>
-      </w:r>
-    </w:p>
-    <w:p>
-      <w:pPr>
-        <w:pStyle w:val="ListParagraph"/>
-        <w:numPr>
-          <w:ilvl w:val="0"/>
-          <w:numId w:val="9"/>
-        </w:numPr>
-        <w:rPr>
-          <w:lang w:val="en-US"/>
-        </w:rPr>
-      </w:pPr>
-      <w:r>
-        <w:rPr>
-          <w:lang w:val="en-US"/>
-        </w:rPr>
-        <w:t>“Awareness”?</w:t>
-      </w:r>
-    </w:p>
-    <w:p>
-      <w:pPr>
-        <w:pStyle w:val="ListParagraph"/>
-        <w:numPr>
-          <w:ilvl w:val="0"/>
-          <w:numId w:val="2"/>
-        </w:numPr>
-        <w:rPr>
-          <w:lang w:val="en-US"/>
-        </w:rPr>
-      </w:pPr>
-      <w:r>
-        <w:rPr>
-          <w:lang w:val="en-US"/>
-        </w:rPr>
-        <w:t>Nhận thức</w:t>
-      </w:r>
-    </w:p>
-    <w:p>
-      <w:pPr>
-        <w:rPr>
-          <w:lang w:val="en-US"/>
-        </w:rPr>
-      </w:pPr>
-    </w:p>
-    <w:p>
-      <w:pPr>
-        <w:rPr>
-          <w:lang w:val="en-US"/>
-        </w:rPr>
-      </w:pPr>
-      <w:r>
-        <w:rPr>
-          <w:lang w:val="en-US"/>
-        </w:rPr>
-        <w:t>Religion – Tôn Giáo:</w:t>
-      </w:r>
-    </w:p>
-    <w:p>
-      <w:pPr>
-        <w:pStyle w:val="ListParagraph"/>
-        <w:numPr>
-          <w:ilvl w:val="0"/>
-          <w:numId w:val="15"/>
-        </w:numPr>
-        <w:rPr>
-          <w:lang w:val="en-US"/>
-        </w:rPr>
-      </w:pPr>
-      <w:r>
-        <w:rPr>
-          <w:lang w:val="en-US"/>
-        </w:rPr>
-        <w:t>“Clergy”?</w:t>
-      </w:r>
-    </w:p>
-    <w:p>
-      <w:pPr>
-        <w:pStyle w:val="ListParagraph"/>
-        <w:numPr>
-          <w:ilvl w:val="0"/>
-          <w:numId w:val="2"/>
-        </w:numPr>
-        <w:rPr>
-          <w:lang w:val="en-US"/>
-        </w:rPr>
-      </w:pPr>
-      <w:r>
-        <w:rPr>
-          <w:lang w:val="en-US"/>
-        </w:rPr>
-        <w:t>Tu sĩ</w:t>
-      </w:r>
-    </w:p>
-    <w:p>
-      <w:pPr>
-        <w:pStyle w:val="ListParagraph"/>
-        <w:numPr>
-          <w:ilvl w:val="0"/>
-          <w:numId w:val="15"/>
-        </w:numPr>
-        <w:rPr>
-          <w:lang w:val="en-US"/>
-        </w:rPr>
-      </w:pPr>
-      <w:r>
-        <w:rPr>
-          <w:lang w:val="en-US"/>
-        </w:rPr>
-        <w:t>“Come To Pass”?</w:t>
-      </w:r>
-    </w:p>
-    <w:p>
-      <w:pPr>
-        <w:pStyle w:val="ListParagraph"/>
-        <w:numPr>
-          <w:ilvl w:val="0"/>
-          <w:numId w:val="2"/>
-        </w:numPr>
-        <w:rPr>
-          <w:lang w:val="en-US"/>
-        </w:rPr>
-      </w:pPr>
-      <w:r>
-        <w:rPr>
-          <w:lang w:val="en-US"/>
-        </w:rPr>
-        <w:t>Xảy ra (1 sự việc trong kinh thánh)</w:t>
-      </w:r>
-    </w:p>
-    <w:p>
-      <w:pPr>
-        <w:rPr>
-          <w:lang w:val="en-US"/>
-        </w:rPr>
-      </w:pPr>
-    </w:p>
-    <w:p>
-      <w:pPr>
-        <w:rPr>
-          <w:lang w:val="en-US"/>
-        </w:rPr>
-      </w:pPr>
-      <w:r>
-        <w:rPr>
-          <w:lang w:val="en-US"/>
-        </w:rPr>
-        <w:t>War – Chiến Tranh:</w:t>
-      </w:r>
-    </w:p>
-    <w:p>
-      <w:pPr>
-        <w:pStyle w:val="ListParagraph"/>
-        <w:numPr>
-          <w:ilvl w:val="0"/>
-          <w:numId w:val="10"/>
-        </w:numPr>
-        <w:rPr>
-          <w:lang w:val="en-US"/>
-        </w:rPr>
-      </w:pPr>
-      <w:r>
-        <w:rPr>
-          <w:lang w:val="en-US"/>
-        </w:rPr>
-        <w:t>“Sentinal”?</w:t>
-      </w:r>
-    </w:p>
-    <w:p>
-      <w:pPr>
-        <w:pStyle w:val="ListParagraph"/>
-        <w:numPr>
-          <w:ilvl w:val="0"/>
-          <w:numId w:val="2"/>
-        </w:numPr>
-        <w:rPr>
-          <w:lang w:val="en-US"/>
-        </w:rPr>
-      </w:pPr>
-      <w:r>
-        <w:rPr>
-          <w:lang w:val="en-US"/>
-        </w:rPr>
-        <w:t>Lính gác</w:t>
-      </w:r>
-    </w:p>
-    <w:p>
-      <w:pPr>
-        <w:pStyle w:val="ListParagraph"/>
-        <w:numPr>
-          <w:ilvl w:val="0"/>
-          <w:numId w:val="10"/>
-        </w:numPr>
-        <w:rPr>
-          <w:lang w:val="en-US"/>
-        </w:rPr>
-      </w:pPr>
-      <w:r>
-        <w:rPr>
-          <w:lang w:val="en-US"/>
-        </w:rPr>
-        <w:t>“Sentry”?</w:t>
-      </w:r>
-    </w:p>
-    <w:p>
-      <w:pPr>
-        <w:pStyle w:val="ListParagraph"/>
-        <w:numPr>
-          <w:ilvl w:val="0"/>
-          <w:numId w:val="2"/>
-        </w:numPr>
-        <w:rPr>
-          <w:lang w:val="en-US"/>
-        </w:rPr>
-      </w:pPr>
-      <w:r>
-        <w:rPr>
-          <w:lang w:val="en-US"/>
-        </w:rPr>
-        <w:t>Lính canh</w:t>
-      </w:r>
-    </w:p>
-    <w:p>
-      <w:pPr>
-        <w:pStyle w:val="ListParagraph"/>
-        <w:numPr>
-          <w:ilvl w:val="0"/>
-          <w:numId w:val="10"/>
-        </w:numPr>
-        <w:rPr>
-          <w:lang w:val="en-US"/>
-        </w:rPr>
-      </w:pPr>
-      <w:r>
-        <w:rPr>
-          <w:lang w:val="en-US"/>
-        </w:rPr>
-        <w:t>“Banish”?</w:t>
-      </w:r>
-    </w:p>
-    <w:p>
-      <w:pPr>
-        <w:pStyle w:val="ListParagraph"/>
-        <w:numPr>
-          <w:ilvl w:val="0"/>
-          <w:numId w:val="2"/>
-        </w:numPr>
-        <w:rPr>
-          <w:lang w:val="en-US"/>
-        </w:rPr>
-      </w:pPr>
-      <w:r>
-        <w:rPr>
-          <w:lang w:val="en-US"/>
-        </w:rPr>
-        <w:t>Trục xuất</w:t>
-      </w:r>
-    </w:p>
-    <w:p>
-      <w:pPr>
-        <w:pStyle w:val="ListParagraph"/>
-        <w:numPr>
-          <w:ilvl w:val="0"/>
-          <w:numId w:val="10"/>
-        </w:numPr>
-        <w:rPr>
-          <w:lang w:val="en-US"/>
-        </w:rPr>
-      </w:pPr>
-      <w:r>
-        <w:rPr>
-          <w:lang w:val="en-US"/>
-        </w:rPr>
-        <w:t>“Triumphant”?</w:t>
-      </w:r>
-    </w:p>
-    <w:p>
-      <w:pPr>
-        <w:pStyle w:val="ListParagraph"/>
-        <w:numPr>
-          <w:ilvl w:val="0"/>
-          <w:numId w:val="2"/>
-        </w:numPr>
-        <w:rPr>
-          <w:lang w:val="en-US"/>
-        </w:rPr>
-      </w:pPr>
-      <w:r>
-        <w:rPr>
-          <w:lang w:val="en-US"/>
-        </w:rPr>
-        <w:t>Cảm giác chiến thắng</w:t>
-      </w:r>
-    </w:p>
-    <w:p>
-      <w:pPr>
-        <w:rPr>
-          <w:lang w:val="en-US"/>
-        </w:rPr>
-      </w:pPr>
-    </w:p>
-    <w:p>
-      <w:pPr>
-        <w:rPr>
-          <w:lang w:val="en-US"/>
-        </w:rPr>
-      </w:pPr>
-      <w:r>
-        <w:rPr>
-          <w:lang w:val="en-US"/>
-        </w:rPr>
-        <w:t>Elemental – Nguyên Tố:</w:t>
-      </w:r>
-    </w:p>
-    <w:p>
-      <w:pPr>
-        <w:pStyle w:val="ListParagraph"/>
-        <w:numPr>
-          <w:ilvl w:val="0"/>
-          <w:numId w:val="12"/>
-        </w:numPr>
-        <w:rPr>
-          <w:lang w:val="en-US"/>
-        </w:rPr>
-      </w:pPr>
-      <w:r>
-        <w:rPr>
-          <w:lang w:val="en-US"/>
-        </w:rPr>
-        <w:t>“Scorch”?</w:t>
-      </w:r>
-    </w:p>
-    <w:p>
-      <w:pPr>
-        <w:pStyle w:val="ListParagraph"/>
-        <w:numPr>
-          <w:ilvl w:val="0"/>
-          <w:numId w:val="2"/>
-        </w:numPr>
-        <w:rPr>
-          <w:lang w:val="en-US"/>
-        </w:rPr>
-      </w:pPr>
-      <w:r>
-        <w:rPr>
-          <w:lang w:val="en-US"/>
-        </w:rPr>
-        <w:t>Thiêu đốt</w:t>
-      </w:r>
-    </w:p>
-    <w:p>
-      <w:pPr>
-        <w:pStyle w:val="ListParagraph"/>
-        <w:numPr>
-          <w:ilvl w:val="0"/>
-          <w:numId w:val="12"/>
-        </w:numPr>
-        <w:rPr>
-          <w:lang w:val="en-US"/>
-        </w:rPr>
-      </w:pPr>
-      <w:r>
-        <w:rPr>
-          <w:lang w:val="en-US"/>
-        </w:rPr>
-        <w:t>“Enchant”?</w:t>
-      </w:r>
-    </w:p>
-    <w:p>
-      <w:pPr>
-        <w:pStyle w:val="ListParagraph"/>
-        <w:numPr>
-          <w:ilvl w:val="0"/>
-          <w:numId w:val="2"/>
-        </w:numPr>
-        <w:rPr>
-          <w:lang w:val="en-US"/>
-        </w:rPr>
-      </w:pPr>
-      <w:r>
-        <w:rPr>
-          <w:lang w:val="en-US"/>
-        </w:rPr>
-        <w:t>Tác động ma thuật (lên 1 món đồ)</w:t>
-      </w:r>
-    </w:p>
-    <w:p>
-      <w:pPr>
-        <w:rPr>
-          <w:lang w:val="en-US"/>
-        </w:rPr>
-      </w:pPr>
-    </w:p>
-    <w:p>
-      <w:pPr>
-        <w:rPr>
-          <w:lang w:val="en-US"/>
-        </w:rPr>
-      </w:pPr>
-      <w:r>
-        <w:rPr>
-          <w:lang w:val="en-US"/>
-        </w:rPr>
-        <w:t>Animal – Động Vật:</w:t>
-      </w:r>
-    </w:p>
-    <w:p>
-      <w:pPr>
-        <w:pStyle w:val="ListParagraph"/>
-        <w:numPr>
-          <w:ilvl w:val="0"/>
-          <w:numId w:val="13"/>
-        </w:numPr>
-        <w:rPr>
-          <w:lang w:val="en-US"/>
-        </w:rPr>
-      </w:pPr>
-      <w:r>
-        <w:rPr>
-          <w:lang w:val="en-US"/>
-        </w:rPr>
-        <w:lastRenderedPageBreak/>
-        <w:t>“Peck”?</w:t>
-      </w:r>
-    </w:p>
-    <w:p>
-      <w:pPr>
-        <w:pStyle w:val="ListParagraph"/>
-        <w:numPr>
-          <w:ilvl w:val="0"/>
-          <w:numId w:val="2"/>
-        </w:numPr>
-        <w:rPr>
-          <w:lang w:val="en-US"/>
-        </w:rPr>
-      </w:pPr>
-      <w:r>
-        <w:rPr>
-          <w:lang w:val="en-US"/>
-        </w:rPr>
-        <w:t>Mổ</w:t>
-      </w:r>
-    </w:p>
-    <w:p>
-      <w:pPr>
-        <w:pStyle w:val="ListParagraph"/>
-        <w:numPr>
-          <w:ilvl w:val="0"/>
-          <w:numId w:val="13"/>
-        </w:numPr>
-        <w:rPr>
-          <w:lang w:val="en-US"/>
-        </w:rPr>
-      </w:pPr>
-      <w:r>
-        <w:rPr>
-          <w:lang w:val="en-US"/>
-        </w:rPr>
-        <w:t>“Carrion”?</w:t>
-      </w:r>
-    </w:p>
-    <w:p>
-      <w:pPr>
-        <w:pStyle w:val="ListParagraph"/>
-        <w:numPr>
-          <w:ilvl w:val="0"/>
-          <w:numId w:val="2"/>
-        </w:numPr>
-        <w:rPr>
-          <w:lang w:val="en-US"/>
-        </w:rPr>
-      </w:pPr>
-      <w:r>
-        <w:rPr>
-          <w:lang w:val="en-US"/>
-        </w:rPr>
-        <w:t>Xác thối</w:t>
-      </w:r>
-    </w:p>
-    <w:p>
-      <w:pPr>
-        <w:rPr>
-          <w:lang w:val="en-US"/>
-        </w:rPr>
-      </w:pPr>
-    </w:p>
-    <w:p>
-      <w:pPr>
-        <w:rPr>
-          <w:lang w:val="en-US"/>
-        </w:rPr>
-      </w:pPr>
-      <w:r>
-        <w:rPr>
-          <w:lang w:val="en-US"/>
-        </w:rPr>
-        <w:t>Plant – Thực Vật:</w:t>
-      </w:r>
-    </w:p>
-    <w:p>
-      <w:pPr>
-        <w:pStyle w:val="ListParagraph"/>
-        <w:numPr>
-          <w:ilvl w:val="0"/>
-          <w:numId w:val="14"/>
-        </w:numPr>
-        <w:rPr>
-          <w:lang w:val="en-US"/>
-        </w:rPr>
-      </w:pPr>
-      <w:r>
-        <w:rPr>
-          <w:lang w:val="en-US"/>
-        </w:rPr>
-        <w:t>“Vine”?</w:t>
-      </w:r>
-    </w:p>
-    <w:p>
-      <w:pPr>
-        <w:pStyle w:val="ListParagraph"/>
-        <w:numPr>
-          <w:ilvl w:val="0"/>
-          <w:numId w:val="2"/>
-        </w:numPr>
-        <w:rPr>
-          <w:lang w:val="en-US"/>
-        </w:rPr>
-      </w:pPr>
-      <w:r>
-        <w:rPr>
-          <w:lang w:val="en-US"/>
-        </w:rPr>
-        <w:t>Cây leo</w:t>
-      </w:r>
-    </w:p>
-    <w:p>
-      <w:pPr>
-        <w:pStyle w:val="ListParagraph"/>
-        <w:numPr>
-          <w:ilvl w:val="0"/>
-          <w:numId w:val="14"/>
-        </w:numPr>
-        <w:rPr>
-          <w:lang w:val="en-US"/>
-        </w:rPr>
-      </w:pPr>
-      <w:r>
-        <w:rPr>
-          <w:lang w:val="en-US"/>
-        </w:rPr>
-        <w:t>“Oak”?</w:t>
-      </w:r>
-    </w:p>
-    <w:p>
-      <w:pPr>
-        <w:pStyle w:val="ListParagraph"/>
-        <w:numPr>
-          <w:ilvl w:val="0"/>
-          <w:numId w:val="2"/>
-        </w:numPr>
-        <w:rPr>
-          <w:lang w:val="en-US"/>
-        </w:rPr>
-      </w:pPr>
-      <w:r>
-        <w:rPr>
-          <w:lang w:val="en-US"/>
-        </w:rPr>
-        <w:t>Sồi</w:t>
-      </w:r>
-    </w:p>
-    <w:p>
-      <w:pPr>
-        <w:rPr>
-          <w:lang w:val="en-US"/>
-        </w:rPr>
-      </w:pPr>
-    </w:p>
-    <w:p>
-      <w:pPr>
-        <w:rPr>
-          <w:lang w:val="en-US"/>
-        </w:rPr>
-      </w:pPr>
-      <w:r>
-        <w:rPr>
-          <w:lang w:val="en-US"/>
-        </w:rPr>
-        <w:t>Code – Mã:</w:t>
-      </w:r>
-    </w:p>
-    <w:p>
-      <w:pPr>
-        <w:pStyle w:val="ListParagraph"/>
-        <w:numPr>
-          <w:ilvl w:val="0"/>
-          <w:numId w:val="17"/>
-        </w:numPr>
-        <w:rPr>
-          <w:lang w:val="en-US"/>
-        </w:rPr>
-      </w:pPr>
-      <w:r>
-        <w:rPr>
-          <w:lang w:val="en-US"/>
-        </w:rPr>
-        <w:t>“Boilerplate”?</w:t>
-      </w:r>
-    </w:p>
-    <w:p>
-      <w:pPr>
-        <w:pStyle w:val="ListParagraph"/>
-        <w:numPr>
-          <w:ilvl w:val="0"/>
-          <w:numId w:val="2"/>
-        </w:numPr>
-        <w:rPr>
-          <w:lang w:val="en-US"/>
-        </w:rPr>
-      </w:pPr>
-      <w:r>
-        <w:rPr>
-          <w:lang w:val="en-US"/>
-        </w:rPr>
-        <w:t>Soạn sẵn</w:t>
-      </w:r>
-    </w:p>
-    <w:p>
-      <w:pPr>
-        <w:pStyle w:val="ListParagraph"/>
-        <w:numPr>
-          <w:ilvl w:val="0"/>
-          <w:numId w:val="17"/>
-        </w:numPr>
-        <w:rPr>
-          <w:lang w:val="en-US"/>
-        </w:rPr>
-      </w:pPr>
-      <w:r>
-        <w:rPr>
-          <w:lang w:val="en-US"/>
-        </w:rPr>
-        <w:t>“Data Augmentation”?</w:t>
-      </w:r>
-    </w:p>
-    <w:p>
-      <w:pPr>
-        <w:pStyle w:val="ListParagraph"/>
-        <w:numPr>
-          <w:ilvl w:val="0"/>
-          <w:numId w:val="2"/>
-        </w:numPr>
-        <w:rPr>
-          <w:lang w:val="en-US"/>
-        </w:rPr>
-      </w:pPr>
-      <w:r>
-        <w:rPr>
-          <w:lang w:val="en-US"/>
-        </w:rPr>
-        <w:t>Việc tăng lượng dữ liệu</w:t>
-      </w:r>
-    </w:p>
-    <w:p>
-      <w:pPr>
-        <w:pStyle w:val="ListParagraph"/>
-        <w:numPr>
-          <w:ilvl w:val="0"/>
-          <w:numId w:val="17"/>
-        </w:numPr>
-        <w:rPr>
-          <w:lang w:val="en-US"/>
-        </w:rPr>
-      </w:pPr>
-      <w:r>
-        <w:rPr>
-          <w:lang w:val="en-US"/>
-        </w:rPr>
-        <w:t>“Localization”?</w:t>
-      </w:r>
-    </w:p>
-    <w:p>
-      <w:pPr>
-        <w:pStyle w:val="ListParagraph"/>
-        <w:numPr>
-          <w:ilvl w:val="0"/>
-          <w:numId w:val="2"/>
-        </w:numPr>
-        <w:rPr>
-          <w:lang w:val="en-US"/>
-        </w:rPr>
-      </w:pPr>
-      <w:r>
-        <w:rPr>
-          <w:lang w:val="en-US"/>
-        </w:rPr>
-        <w:t>Việc khoan</w:t>
-      </w:r>
-      <w:r>
-        <w:rPr>
-          <w:lang w:val="en-US"/>
-        </w:rPr>
-        <w:t>h</w:t>
-      </w:r>
-      <w:r>
-        <w:rPr>
-          <w:lang w:val="en-US"/>
-        </w:rPr>
-        <w:t xml:space="preserve"> vùng</w:t>
-      </w:r>
-    </w:p>
-    <w:p>
-      <w:pPr>
-        <w:pStyle w:val="ListParagraph"/>
-        <w:numPr>
-          <w:ilvl w:val="0"/>
-          <w:numId w:val="17"/>
-        </w:numPr>
-        <w:rPr>
-          <w:lang w:val="en-US"/>
-        </w:rPr>
-      </w:pPr>
-      <w:r>
-        <w:rPr>
-          <w:lang w:val="en-US"/>
-        </w:rPr>
-        <w:t>“End To End Training”?</w:t>
-      </w:r>
-    </w:p>
-    <w:p>
-      <w:pPr>
-        <w:pStyle w:val="ListParagraph"/>
-        <w:numPr>
-          <w:ilvl w:val="0"/>
-          <w:numId w:val="2"/>
-        </w:numPr>
-        <w:rPr>
-          <w:lang w:val="en-US"/>
-        </w:rPr>
-      </w:pPr>
-      <w:r>
-        <w:rPr>
-          <w:lang w:val="en-US"/>
-        </w:rPr>
-        <w:t>Train một mạch</w:t>
-      </w:r>
-      <w:r>
-        <w:rPr>
-          <w:lang w:val="en-US"/>
-        </w:rPr>
-        <w:t>, không cần xử lí trước dữ liệu</w:t>
-      </w:r>
-    </w:p>
-    <w:p>
-      <w:pPr>
-        <w:pStyle w:val="ListParagraph"/>
-        <w:numPr>
-          <w:ilvl w:val="0"/>
-          <w:numId w:val="17"/>
-        </w:numPr>
-        <w:rPr>
-          <w:lang w:val="en-US"/>
-        </w:rPr>
-      </w:pPr>
-      <w:r>
-        <w:rPr>
-          <w:lang w:val="en-US"/>
-        </w:rPr>
-        <w:t>“Energy Function”?</w:t>
-      </w:r>
-    </w:p>
-    <w:p>
-      <w:pPr>
-        <w:pStyle w:val="ListParagraph"/>
-        <w:numPr>
-          <w:ilvl w:val="0"/>
-          <w:numId w:val="2"/>
-        </w:numPr>
-        <w:rPr>
-          <w:lang w:val="en-US"/>
-        </w:rPr>
-      </w:pPr>
-      <w:r>
-        <w:rPr>
-          <w:lang w:val="en-US"/>
-        </w:rPr>
-        <w:t>Hàm cần tối ưu hóa</w:t>
-      </w:r>
-    </w:p>
-    <w:p>
-      <w:pPr>
-        <w:pStyle w:val="ListParagraph"/>
-        <w:numPr>
-          <w:ilvl w:val="0"/>
-          <w:numId w:val="17"/>
-        </w:numPr>
-        <w:rPr>
-          <w:lang w:val="en-US"/>
-        </w:rPr>
-      </w:pPr>
-      <w:r>
-        <w:rPr>
-          <w:lang w:val="en-US"/>
-        </w:rPr>
-        <w:t>“Is Deprecated”?</w:t>
-      </w:r>
-    </w:p>
-    <w:p>
-      <w:pPr>
-        <w:pStyle w:val="ListParagraph"/>
-        <w:numPr>
-          <w:ilvl w:val="0"/>
-          <w:numId w:val="2"/>
-        </w:numPr>
-        <w:rPr>
-          <w:lang w:val="en-US"/>
-        </w:rPr>
-      </w:pPr>
-      <w:r>
-        <w:rPr>
-          <w:lang w:val="en-US"/>
-        </w:rPr>
-        <w:t>Sắp không được dùng nữa</w:t>
-      </w:r>
-      <w:r>
-        <w:rPr>
-          <w:lang w:val="en-US"/>
-        </w:rPr>
-        <w:t xml:space="preserve"> (</w:t>
-      </w:r>
-      <w:r>
-        <w:rPr>
-          <w:lang w:val="en-US"/>
-        </w:rPr>
-        <w:t>1 phần mềm</w:t>
-      </w:r>
-      <w:r>
-        <w:rPr>
-          <w:lang w:val="en-US"/>
-        </w:rPr>
-        <w:t>)</w:t>
-      </w:r>
-    </w:p>
-    <w:p>
-      <w:pPr>
-        <w:pStyle w:val="ListParagraph"/>
-        <w:numPr>
-          <w:ilvl w:val="0"/>
-          <w:numId w:val="17"/>
-        </w:numPr>
-        <w:rPr>
-          <w:lang w:val="en-US"/>
-        </w:rPr>
-      </w:pPr>
-      <w:r>
-        <w:rPr>
-          <w:lang w:val="en-US"/>
-        </w:rPr>
-        <w:t>“Ground Truth”?</w:t>
-      </w:r>
-    </w:p>
-    <w:p>
-      <w:pPr>
-        <w:pStyle w:val="ListParagraph"/>
-        <w:numPr>
-          <w:ilvl w:val="0"/>
-          <w:numId w:val="2"/>
-        </w:numPr>
-        <w:rPr>
-          <w:lang w:val="en-US"/>
-        </w:rPr>
-      </w:pPr>
-      <w:r>
-        <w:rPr>
-          <w:lang w:val="en-US"/>
-        </w:rPr>
-        <w:t>Target trong Machine Learning</w:t>
+        <w:pStyle w:val="ListParagraph"/>
+        <w:numPr>
+          <w:ilvl w:val="0"/>
+          <w:numId w:val="8"/>
+        </w:numPr>
+        <w:rPr>
+          <w:lang w:val="en-US"/>
+        </w:rPr>
+      </w:pPr>
+      <w:r>
+        <w:rPr>
+          <w:lang w:val="en-US"/>
+        </w:rPr>
+        <w:t>“Ruthless”?</w:t>
+      </w:r>
+    </w:p>
+    <w:p>
+      <w:pPr>
+        <w:pStyle w:val="ListParagraph"/>
+        <w:numPr>
+          <w:ilvl w:val="0"/>
+          <w:numId w:val="2"/>
+        </w:numPr>
+        <w:rPr>
+          <w:lang w:val="en-US"/>
+        </w:rPr>
+      </w:pPr>
+      <w:r>
+        <w:rPr>
+          <w:lang w:val="en-US"/>
+        </w:rPr>
+        <w:t>Tàn nhẫn</w:t>
       </w:r>
       <w:bookmarkStart w:id="0" w:name="_GoBack"/>
       <w:bookmarkEnd w:id="0"/>
@@ -2517,6 +1219,1340 @@
         <w:rPr>
           <w:lang w:val="en-US"/>
         </w:rPr>
+        <w:t>Action – Hành Động:</w:t>
+      </w:r>
+    </w:p>
+    <w:p>
+      <w:pPr>
+        <w:pStyle w:val="ListParagraph"/>
+        <w:numPr>
+          <w:ilvl w:val="0"/>
+          <w:numId w:val="11"/>
+        </w:numPr>
+        <w:rPr>
+          <w:lang w:val="en-US"/>
+        </w:rPr>
+      </w:pPr>
+      <w:r>
+        <w:rPr>
+          <w:lang w:val="en-US"/>
+        </w:rPr>
+        <w:t>“Inflict”?</w:t>
+      </w:r>
+    </w:p>
+    <w:p>
+      <w:pPr>
+        <w:pStyle w:val="ListParagraph"/>
+        <w:numPr>
+          <w:ilvl w:val="0"/>
+          <w:numId w:val="2"/>
+        </w:numPr>
+        <w:rPr>
+          <w:lang w:val="en-US"/>
+        </w:rPr>
+      </w:pPr>
+      <w:r>
+        <w:rPr>
+          <w:lang w:val="en-US"/>
+        </w:rPr>
+        <w:t>Gây ra (thiệt hại)</w:t>
+      </w:r>
+    </w:p>
+    <w:p>
+      <w:pPr>
+        <w:pStyle w:val="ListParagraph"/>
+        <w:numPr>
+          <w:ilvl w:val="0"/>
+          <w:numId w:val="11"/>
+        </w:numPr>
+        <w:rPr>
+          <w:lang w:val="en-US"/>
+        </w:rPr>
+      </w:pPr>
+      <w:r>
+        <w:rPr>
+          <w:lang w:val="en-US"/>
+        </w:rPr>
+        <w:t>“Rejuvenate”?</w:t>
+      </w:r>
+    </w:p>
+    <w:p>
+      <w:pPr>
+        <w:pStyle w:val="ListParagraph"/>
+        <w:numPr>
+          <w:ilvl w:val="0"/>
+          <w:numId w:val="2"/>
+        </w:numPr>
+        <w:rPr>
+          <w:lang w:val="en-US"/>
+        </w:rPr>
+      </w:pPr>
+      <w:r>
+        <w:rPr>
+          <w:lang w:val="en-US"/>
+        </w:rPr>
+        <w:t>Làm trẻ lại (1 cái gì đó)</w:t>
+      </w:r>
+    </w:p>
+    <w:p>
+      <w:pPr>
+        <w:pStyle w:val="ListParagraph"/>
+        <w:numPr>
+          <w:ilvl w:val="0"/>
+          <w:numId w:val="11"/>
+        </w:numPr>
+        <w:rPr>
+          <w:lang w:val="en-US"/>
+        </w:rPr>
+      </w:pPr>
+      <w:r>
+        <w:rPr>
+          <w:lang w:val="en-US"/>
+        </w:rPr>
+        <w:t>“Deed”?</w:t>
+      </w:r>
+    </w:p>
+    <w:p>
+      <w:pPr>
+        <w:pStyle w:val="ListParagraph"/>
+        <w:numPr>
+          <w:ilvl w:val="0"/>
+          <w:numId w:val="2"/>
+        </w:numPr>
+        <w:rPr>
+          <w:lang w:val="en-US"/>
+        </w:rPr>
+      </w:pPr>
+      <w:r>
+        <w:rPr>
+          <w:lang w:val="en-US"/>
+        </w:rPr>
+        <w:t>Hành động (tốt xấu)</w:t>
+      </w:r>
+    </w:p>
+    <w:p>
+      <w:pPr>
+        <w:pStyle w:val="ListParagraph"/>
+        <w:numPr>
+          <w:ilvl w:val="0"/>
+          <w:numId w:val="11"/>
+        </w:numPr>
+        <w:rPr>
+          <w:lang w:val="en-US"/>
+        </w:rPr>
+      </w:pPr>
+      <w:r>
+        <w:rPr>
+          <w:lang w:val="en-US"/>
+        </w:rPr>
+        <w:t>“Hypnotize”?</w:t>
+      </w:r>
+    </w:p>
+    <w:p>
+      <w:pPr>
+        <w:pStyle w:val="ListParagraph"/>
+        <w:numPr>
+          <w:ilvl w:val="0"/>
+          <w:numId w:val="2"/>
+        </w:numPr>
+        <w:rPr>
+          <w:lang w:val="en-US"/>
+        </w:rPr>
+      </w:pPr>
+      <w:r>
+        <w:rPr>
+          <w:lang w:val="en-US"/>
+        </w:rPr>
+        <w:t>Thôi miên (ai đó)</w:t>
+      </w:r>
+    </w:p>
+    <w:p>
+      <w:pPr>
+        <w:pStyle w:val="ListParagraph"/>
+        <w:numPr>
+          <w:ilvl w:val="0"/>
+          <w:numId w:val="11"/>
+        </w:numPr>
+        <w:rPr>
+          <w:lang w:val="en-US"/>
+        </w:rPr>
+      </w:pPr>
+      <w:r>
+        <w:rPr>
+          <w:lang w:val="en-US"/>
+        </w:rPr>
+        <w:t>“Retain”?</w:t>
+      </w:r>
+    </w:p>
+    <w:p>
+      <w:pPr>
+        <w:pStyle w:val="ListParagraph"/>
+        <w:numPr>
+          <w:ilvl w:val="0"/>
+          <w:numId w:val="2"/>
+        </w:numPr>
+        <w:rPr>
+          <w:lang w:val="en-US"/>
+        </w:rPr>
+      </w:pPr>
+      <w:r>
+        <w:rPr>
+          <w:lang w:val="en-US"/>
+        </w:rPr>
+        <w:t>Níu giữ (1 cái gì đó để nó không mất đi)</w:t>
+      </w:r>
+    </w:p>
+    <w:p>
+      <w:pPr>
+        <w:pStyle w:val="ListParagraph"/>
+        <w:numPr>
+          <w:ilvl w:val="0"/>
+          <w:numId w:val="11"/>
+        </w:numPr>
+        <w:rPr>
+          <w:lang w:val="en-US"/>
+        </w:rPr>
+      </w:pPr>
+      <w:r>
+        <w:rPr>
+          <w:lang w:val="en-US"/>
+        </w:rPr>
+        <w:t>“Annotate”?</w:t>
+      </w:r>
+    </w:p>
+    <w:p>
+      <w:pPr>
+        <w:pStyle w:val="ListParagraph"/>
+        <w:numPr>
+          <w:ilvl w:val="0"/>
+          <w:numId w:val="2"/>
+        </w:numPr>
+        <w:rPr>
+          <w:lang w:val="en-US"/>
+        </w:rPr>
+      </w:pPr>
+      <w:r>
+        <w:rPr>
+          <w:lang w:val="en-US"/>
+        </w:rPr>
+        <w:t>Ghi chú</w:t>
+      </w:r>
+    </w:p>
+    <w:p>
+      <w:pPr>
+        <w:rPr>
+          <w:lang w:val="en-US"/>
+        </w:rPr>
+      </w:pPr>
+    </w:p>
+    <w:p>
+      <w:pPr>
+        <w:rPr>
+          <w:lang w:val="en-US"/>
+        </w:rPr>
+      </w:pPr>
+      <w:r>
+        <w:rPr>
+          <w:lang w:val="en-US"/>
+        </w:rPr>
+        <w:lastRenderedPageBreak/>
+        <w:t>Position – Vị Trí:</w:t>
+      </w:r>
+    </w:p>
+    <w:p>
+      <w:pPr>
+        <w:pStyle w:val="ListParagraph"/>
+        <w:numPr>
+          <w:ilvl w:val="0"/>
+          <w:numId w:val="18"/>
+        </w:numPr>
+        <w:rPr>
+          <w:lang w:val="en-US"/>
+        </w:rPr>
+      </w:pPr>
+      <w:r>
+        <w:rPr>
+          <w:lang w:val="en-US"/>
+        </w:rPr>
+        <w:t>“Precede”?</w:t>
+      </w:r>
+    </w:p>
+    <w:p>
+      <w:pPr>
+        <w:pStyle w:val="ListParagraph"/>
+        <w:numPr>
+          <w:ilvl w:val="0"/>
+          <w:numId w:val="2"/>
+        </w:numPr>
+        <w:rPr>
+          <w:lang w:val="en-US"/>
+        </w:rPr>
+      </w:pPr>
+      <w:r>
+        <w:rPr>
+          <w:lang w:val="en-US"/>
+        </w:rPr>
+        <w:t>Đứng trước</w:t>
+      </w:r>
+    </w:p>
+    <w:p>
+      <w:pPr>
+        <w:rPr>
+          <w:lang w:val="en-US"/>
+        </w:rPr>
+      </w:pPr>
+    </w:p>
+    <w:p>
+      <w:pPr>
+        <w:rPr>
+          <w:lang w:val="en-US"/>
+        </w:rPr>
+      </w:pPr>
+      <w:r>
+        <w:rPr>
+          <w:lang w:val="en-US"/>
+        </w:rPr>
+        <w:t>Human – Con Người:</w:t>
+      </w:r>
+    </w:p>
+    <w:p>
+      <w:pPr>
+        <w:pStyle w:val="ListParagraph"/>
+        <w:numPr>
+          <w:ilvl w:val="0"/>
+          <w:numId w:val="9"/>
+        </w:numPr>
+        <w:rPr>
+          <w:lang w:val="en-US"/>
+        </w:rPr>
+      </w:pPr>
+      <w:r>
+        <w:rPr>
+          <w:lang w:val="en-US"/>
+        </w:rPr>
+        <w:t>“Mental”?</w:t>
+      </w:r>
+    </w:p>
+    <w:p>
+      <w:pPr>
+        <w:pStyle w:val="ListParagraph"/>
+        <w:numPr>
+          <w:ilvl w:val="0"/>
+          <w:numId w:val="2"/>
+        </w:numPr>
+        <w:rPr>
+          <w:lang w:val="en-US"/>
+        </w:rPr>
+      </w:pPr>
+      <w:r>
+        <w:rPr>
+          <w:lang w:val="en-US"/>
+        </w:rPr>
+        <w:t>Tinh thần</w:t>
+      </w:r>
+    </w:p>
+    <w:p>
+      <w:pPr>
+        <w:pStyle w:val="ListParagraph"/>
+        <w:numPr>
+          <w:ilvl w:val="0"/>
+          <w:numId w:val="9"/>
+        </w:numPr>
+        <w:rPr>
+          <w:lang w:val="en-US"/>
+        </w:rPr>
+      </w:pPr>
+      <w:r>
+        <w:rPr>
+          <w:lang w:val="en-US"/>
+        </w:rPr>
+        <w:t>“Divine”?</w:t>
+      </w:r>
+    </w:p>
+    <w:p>
+      <w:pPr>
+        <w:pStyle w:val="ListParagraph"/>
+        <w:numPr>
+          <w:ilvl w:val="0"/>
+          <w:numId w:val="2"/>
+        </w:numPr>
+        <w:rPr>
+          <w:lang w:val="en-US"/>
+        </w:rPr>
+      </w:pPr>
+      <w:r>
+        <w:rPr>
+          <w:lang w:val="en-US"/>
+        </w:rPr>
+        <w:t>Thần thánh</w:t>
+      </w:r>
+    </w:p>
+    <w:p>
+      <w:pPr>
+        <w:pStyle w:val="ListParagraph"/>
+        <w:numPr>
+          <w:ilvl w:val="0"/>
+          <w:numId w:val="9"/>
+        </w:numPr>
+        <w:rPr>
+          <w:lang w:val="en-US"/>
+        </w:rPr>
+      </w:pPr>
+      <w:r>
+        <w:rPr>
+          <w:lang w:val="en-US"/>
+        </w:rPr>
+        <w:t>“Solitary”?</w:t>
+      </w:r>
+    </w:p>
+    <w:p>
+      <w:pPr>
+        <w:pStyle w:val="ListParagraph"/>
+        <w:numPr>
+          <w:ilvl w:val="0"/>
+          <w:numId w:val="2"/>
+        </w:numPr>
+        <w:rPr>
+          <w:lang w:val="en-US"/>
+        </w:rPr>
+      </w:pPr>
+      <w:r>
+        <w:rPr>
+          <w:lang w:val="en-US"/>
+        </w:rPr>
+        <w:t>Đơn độc</w:t>
+      </w:r>
+    </w:p>
+    <w:p>
+      <w:pPr>
+        <w:pStyle w:val="ListParagraph"/>
+        <w:numPr>
+          <w:ilvl w:val="0"/>
+          <w:numId w:val="9"/>
+        </w:numPr>
+        <w:rPr>
+          <w:lang w:val="en-US"/>
+        </w:rPr>
+      </w:pPr>
+      <w:r>
+        <w:rPr>
+          <w:lang w:val="en-US"/>
+        </w:rPr>
+        <w:t>“Fortune”?</w:t>
+      </w:r>
+    </w:p>
+    <w:p>
+      <w:pPr>
+        <w:pStyle w:val="ListParagraph"/>
+        <w:numPr>
+          <w:ilvl w:val="0"/>
+          <w:numId w:val="2"/>
+        </w:numPr>
+        <w:rPr>
+          <w:lang w:val="en-US"/>
+        </w:rPr>
+      </w:pPr>
+      <w:r>
+        <w:rPr>
+          <w:lang w:val="en-US"/>
+        </w:rPr>
+        <w:t>Vận mệnh</w:t>
+      </w:r>
+    </w:p>
+    <w:p>
+      <w:pPr>
+        <w:pStyle w:val="ListParagraph"/>
+        <w:numPr>
+          <w:ilvl w:val="0"/>
+          <w:numId w:val="9"/>
+        </w:numPr>
+        <w:rPr>
+          <w:lang w:val="en-US"/>
+        </w:rPr>
+      </w:pPr>
+      <w:r>
+        <w:rPr>
+          <w:lang w:val="en-US"/>
+        </w:rPr>
+        <w:t>“Awareness”?</w:t>
+      </w:r>
+    </w:p>
+    <w:p>
+      <w:pPr>
+        <w:pStyle w:val="ListParagraph"/>
+        <w:numPr>
+          <w:ilvl w:val="0"/>
+          <w:numId w:val="2"/>
+        </w:numPr>
+        <w:rPr>
+          <w:lang w:val="en-US"/>
+        </w:rPr>
+      </w:pPr>
+      <w:r>
+        <w:rPr>
+          <w:lang w:val="en-US"/>
+        </w:rPr>
+        <w:t>Nhận thức</w:t>
+      </w:r>
+    </w:p>
+    <w:p>
+      <w:pPr>
+        <w:rPr>
+          <w:lang w:val="en-US"/>
+        </w:rPr>
+      </w:pPr>
+    </w:p>
+    <w:p>
+      <w:pPr>
+        <w:rPr>
+          <w:lang w:val="en-US"/>
+        </w:rPr>
+      </w:pPr>
+      <w:r>
+        <w:rPr>
+          <w:lang w:val="en-US"/>
+        </w:rPr>
+        <w:t>Religion – Tôn Giáo:</w:t>
+      </w:r>
+    </w:p>
+    <w:p>
+      <w:pPr>
+        <w:pStyle w:val="ListParagraph"/>
+        <w:numPr>
+          <w:ilvl w:val="0"/>
+          <w:numId w:val="15"/>
+        </w:numPr>
+        <w:rPr>
+          <w:lang w:val="en-US"/>
+        </w:rPr>
+      </w:pPr>
+      <w:r>
+        <w:rPr>
+          <w:lang w:val="en-US"/>
+        </w:rPr>
+        <w:t>“Clergy”?</w:t>
+      </w:r>
+    </w:p>
+    <w:p>
+      <w:pPr>
+        <w:pStyle w:val="ListParagraph"/>
+        <w:numPr>
+          <w:ilvl w:val="0"/>
+          <w:numId w:val="2"/>
+        </w:numPr>
+        <w:rPr>
+          <w:lang w:val="en-US"/>
+        </w:rPr>
+      </w:pPr>
+      <w:r>
+        <w:rPr>
+          <w:lang w:val="en-US"/>
+        </w:rPr>
+        <w:t>Tu sĩ</w:t>
+      </w:r>
+    </w:p>
+    <w:p>
+      <w:pPr>
+        <w:pStyle w:val="ListParagraph"/>
+        <w:numPr>
+          <w:ilvl w:val="0"/>
+          <w:numId w:val="15"/>
+        </w:numPr>
+        <w:rPr>
+          <w:lang w:val="en-US"/>
+        </w:rPr>
+      </w:pPr>
+      <w:r>
+        <w:rPr>
+          <w:lang w:val="en-US"/>
+        </w:rPr>
+        <w:t>“Come To Pass”?</w:t>
+      </w:r>
+    </w:p>
+    <w:p>
+      <w:pPr>
+        <w:pStyle w:val="ListParagraph"/>
+        <w:numPr>
+          <w:ilvl w:val="0"/>
+          <w:numId w:val="2"/>
+        </w:numPr>
+        <w:rPr>
+          <w:lang w:val="en-US"/>
+        </w:rPr>
+      </w:pPr>
+      <w:r>
+        <w:rPr>
+          <w:lang w:val="en-US"/>
+        </w:rPr>
+        <w:t>Xảy ra (1 sự việc trong kinh thánh)</w:t>
+      </w:r>
+    </w:p>
+    <w:p>
+      <w:pPr>
+        <w:rPr>
+          <w:lang w:val="en-US"/>
+        </w:rPr>
+      </w:pPr>
+    </w:p>
+    <w:p>
+      <w:pPr>
+        <w:rPr>
+          <w:lang w:val="en-US"/>
+        </w:rPr>
+      </w:pPr>
+      <w:r>
+        <w:rPr>
+          <w:lang w:val="en-US"/>
+        </w:rPr>
+        <w:t>War – Chiến Tranh:</w:t>
+      </w:r>
+    </w:p>
+    <w:p>
+      <w:pPr>
+        <w:pStyle w:val="ListParagraph"/>
+        <w:numPr>
+          <w:ilvl w:val="0"/>
+          <w:numId w:val="10"/>
+        </w:numPr>
+        <w:rPr>
+          <w:lang w:val="en-US"/>
+        </w:rPr>
+      </w:pPr>
+      <w:r>
+        <w:rPr>
+          <w:lang w:val="en-US"/>
+        </w:rPr>
+        <w:t>“Sentinal”?</w:t>
+      </w:r>
+    </w:p>
+    <w:p>
+      <w:pPr>
+        <w:pStyle w:val="ListParagraph"/>
+        <w:numPr>
+          <w:ilvl w:val="0"/>
+          <w:numId w:val="2"/>
+        </w:numPr>
+        <w:rPr>
+          <w:lang w:val="en-US"/>
+        </w:rPr>
+      </w:pPr>
+      <w:r>
+        <w:rPr>
+          <w:lang w:val="en-US"/>
+        </w:rPr>
+        <w:t>Lính gác</w:t>
+      </w:r>
+    </w:p>
+    <w:p>
+      <w:pPr>
+        <w:pStyle w:val="ListParagraph"/>
+        <w:numPr>
+          <w:ilvl w:val="0"/>
+          <w:numId w:val="10"/>
+        </w:numPr>
+        <w:rPr>
+          <w:lang w:val="en-US"/>
+        </w:rPr>
+      </w:pPr>
+      <w:r>
+        <w:rPr>
+          <w:lang w:val="en-US"/>
+        </w:rPr>
+        <w:t>“Sentry”?</w:t>
+      </w:r>
+    </w:p>
+    <w:p>
+      <w:pPr>
+        <w:pStyle w:val="ListParagraph"/>
+        <w:numPr>
+          <w:ilvl w:val="0"/>
+          <w:numId w:val="2"/>
+        </w:numPr>
+        <w:rPr>
+          <w:lang w:val="en-US"/>
+        </w:rPr>
+      </w:pPr>
+      <w:r>
+        <w:rPr>
+          <w:lang w:val="en-US"/>
+        </w:rPr>
+        <w:t>Lính canh</w:t>
+      </w:r>
+    </w:p>
+    <w:p>
+      <w:pPr>
+        <w:pStyle w:val="ListParagraph"/>
+        <w:numPr>
+          <w:ilvl w:val="0"/>
+          <w:numId w:val="10"/>
+        </w:numPr>
+        <w:rPr>
+          <w:lang w:val="en-US"/>
+        </w:rPr>
+      </w:pPr>
+      <w:r>
+        <w:rPr>
+          <w:lang w:val="en-US"/>
+        </w:rPr>
+        <w:t>“Banish”?</w:t>
+      </w:r>
+    </w:p>
+    <w:p>
+      <w:pPr>
+        <w:pStyle w:val="ListParagraph"/>
+        <w:numPr>
+          <w:ilvl w:val="0"/>
+          <w:numId w:val="2"/>
+        </w:numPr>
+        <w:rPr>
+          <w:lang w:val="en-US"/>
+        </w:rPr>
+      </w:pPr>
+      <w:r>
+        <w:rPr>
+          <w:lang w:val="en-US"/>
+        </w:rPr>
+        <w:t>Trục xuất</w:t>
+      </w:r>
+    </w:p>
+    <w:p>
+      <w:pPr>
+        <w:pStyle w:val="ListParagraph"/>
+        <w:numPr>
+          <w:ilvl w:val="0"/>
+          <w:numId w:val="10"/>
+        </w:numPr>
+        <w:rPr>
+          <w:lang w:val="en-US"/>
+        </w:rPr>
+      </w:pPr>
+      <w:r>
+        <w:rPr>
+          <w:lang w:val="en-US"/>
+        </w:rPr>
+        <w:t>“Triumphant”?</w:t>
+      </w:r>
+    </w:p>
+    <w:p>
+      <w:pPr>
+        <w:pStyle w:val="ListParagraph"/>
+        <w:numPr>
+          <w:ilvl w:val="0"/>
+          <w:numId w:val="2"/>
+        </w:numPr>
+        <w:rPr>
+          <w:lang w:val="en-US"/>
+        </w:rPr>
+      </w:pPr>
+      <w:r>
+        <w:rPr>
+          <w:lang w:val="en-US"/>
+        </w:rPr>
+        <w:t>Cảm giác chiến thắng</w:t>
+      </w:r>
+    </w:p>
+    <w:p>
+      <w:pPr>
+        <w:rPr>
+          <w:lang w:val="en-US"/>
+        </w:rPr>
+      </w:pPr>
+    </w:p>
+    <w:p>
+      <w:pPr>
+        <w:rPr>
+          <w:lang w:val="en-US"/>
+        </w:rPr>
+      </w:pPr>
+      <w:r>
+        <w:rPr>
+          <w:lang w:val="en-US"/>
+        </w:rPr>
+        <w:t>Elemental – Nguyên Tố:</w:t>
+      </w:r>
+    </w:p>
+    <w:p>
+      <w:pPr>
+        <w:pStyle w:val="ListParagraph"/>
+        <w:numPr>
+          <w:ilvl w:val="0"/>
+          <w:numId w:val="12"/>
+        </w:numPr>
+        <w:rPr>
+          <w:lang w:val="en-US"/>
+        </w:rPr>
+      </w:pPr>
+      <w:r>
+        <w:rPr>
+          <w:lang w:val="en-US"/>
+        </w:rPr>
+        <w:t>“Scorch”?</w:t>
+      </w:r>
+    </w:p>
+    <w:p>
+      <w:pPr>
+        <w:pStyle w:val="ListParagraph"/>
+        <w:numPr>
+          <w:ilvl w:val="0"/>
+          <w:numId w:val="2"/>
+        </w:numPr>
+        <w:rPr>
+          <w:lang w:val="en-US"/>
+        </w:rPr>
+      </w:pPr>
+      <w:r>
+        <w:rPr>
+          <w:lang w:val="en-US"/>
+        </w:rPr>
+        <w:t>Thiêu đốt</w:t>
+      </w:r>
+    </w:p>
+    <w:p>
+      <w:pPr>
+        <w:pStyle w:val="ListParagraph"/>
+        <w:numPr>
+          <w:ilvl w:val="0"/>
+          <w:numId w:val="12"/>
+        </w:numPr>
+        <w:rPr>
+          <w:lang w:val="en-US"/>
+        </w:rPr>
+      </w:pPr>
+      <w:r>
+        <w:rPr>
+          <w:lang w:val="en-US"/>
+        </w:rPr>
+        <w:t>“Enchant”?</w:t>
+      </w:r>
+    </w:p>
+    <w:p>
+      <w:pPr>
+        <w:pStyle w:val="ListParagraph"/>
+        <w:numPr>
+          <w:ilvl w:val="0"/>
+          <w:numId w:val="2"/>
+        </w:numPr>
+        <w:rPr>
+          <w:lang w:val="en-US"/>
+        </w:rPr>
+      </w:pPr>
+      <w:r>
+        <w:rPr>
+          <w:lang w:val="en-US"/>
+        </w:rPr>
+        <w:t>Tác động ma thuật (lên 1 món đồ)</w:t>
+      </w:r>
+    </w:p>
+    <w:p>
+      <w:pPr>
+        <w:rPr>
+          <w:lang w:val="en-US"/>
+        </w:rPr>
+      </w:pPr>
+    </w:p>
+    <w:p>
+      <w:pPr>
+        <w:rPr>
+          <w:lang w:val="en-US"/>
+        </w:rPr>
+      </w:pPr>
+      <w:r>
+        <w:rPr>
+          <w:lang w:val="en-US"/>
+        </w:rPr>
+        <w:lastRenderedPageBreak/>
+        <w:t>Animal – Động Vật:</w:t>
+      </w:r>
+    </w:p>
+    <w:p>
+      <w:pPr>
+        <w:pStyle w:val="ListParagraph"/>
+        <w:numPr>
+          <w:ilvl w:val="0"/>
+          <w:numId w:val="13"/>
+        </w:numPr>
+        <w:rPr>
+          <w:lang w:val="en-US"/>
+        </w:rPr>
+      </w:pPr>
+      <w:r>
+        <w:rPr>
+          <w:lang w:val="en-US"/>
+        </w:rPr>
+        <w:t>“Peck”?</w:t>
+      </w:r>
+    </w:p>
+    <w:p>
+      <w:pPr>
+        <w:pStyle w:val="ListParagraph"/>
+        <w:numPr>
+          <w:ilvl w:val="0"/>
+          <w:numId w:val="2"/>
+        </w:numPr>
+        <w:rPr>
+          <w:lang w:val="en-US"/>
+        </w:rPr>
+      </w:pPr>
+      <w:r>
+        <w:rPr>
+          <w:lang w:val="en-US"/>
+        </w:rPr>
+        <w:t>Mổ</w:t>
+      </w:r>
+    </w:p>
+    <w:p>
+      <w:pPr>
+        <w:pStyle w:val="ListParagraph"/>
+        <w:numPr>
+          <w:ilvl w:val="0"/>
+          <w:numId w:val="13"/>
+        </w:numPr>
+        <w:rPr>
+          <w:lang w:val="en-US"/>
+        </w:rPr>
+      </w:pPr>
+      <w:r>
+        <w:rPr>
+          <w:lang w:val="en-US"/>
+        </w:rPr>
+        <w:t>“Carrion”?</w:t>
+      </w:r>
+    </w:p>
+    <w:p>
+      <w:pPr>
+        <w:pStyle w:val="ListParagraph"/>
+        <w:numPr>
+          <w:ilvl w:val="0"/>
+          <w:numId w:val="2"/>
+        </w:numPr>
+        <w:rPr>
+          <w:lang w:val="en-US"/>
+        </w:rPr>
+      </w:pPr>
+      <w:r>
+        <w:rPr>
+          <w:lang w:val="en-US"/>
+        </w:rPr>
+        <w:t>Xác thối</w:t>
+      </w:r>
+    </w:p>
+    <w:p>
+      <w:pPr>
+        <w:rPr>
+          <w:lang w:val="en-US"/>
+        </w:rPr>
+      </w:pPr>
+    </w:p>
+    <w:p>
+      <w:pPr>
+        <w:rPr>
+          <w:lang w:val="en-US"/>
+        </w:rPr>
+      </w:pPr>
+      <w:r>
+        <w:rPr>
+          <w:lang w:val="en-US"/>
+        </w:rPr>
+        <w:t>Plant – Thực Vật:</w:t>
+      </w:r>
+    </w:p>
+    <w:p>
+      <w:pPr>
+        <w:pStyle w:val="ListParagraph"/>
+        <w:numPr>
+          <w:ilvl w:val="0"/>
+          <w:numId w:val="14"/>
+        </w:numPr>
+        <w:rPr>
+          <w:lang w:val="en-US"/>
+        </w:rPr>
+      </w:pPr>
+      <w:r>
+        <w:rPr>
+          <w:lang w:val="en-US"/>
+        </w:rPr>
+        <w:t>“Vine”?</w:t>
+      </w:r>
+    </w:p>
+    <w:p>
+      <w:pPr>
+        <w:pStyle w:val="ListParagraph"/>
+        <w:numPr>
+          <w:ilvl w:val="0"/>
+          <w:numId w:val="2"/>
+        </w:numPr>
+        <w:rPr>
+          <w:lang w:val="en-US"/>
+        </w:rPr>
+      </w:pPr>
+      <w:r>
+        <w:rPr>
+          <w:lang w:val="en-US"/>
+        </w:rPr>
+        <w:t>Cây leo</w:t>
+      </w:r>
+    </w:p>
+    <w:p>
+      <w:pPr>
+        <w:pStyle w:val="ListParagraph"/>
+        <w:numPr>
+          <w:ilvl w:val="0"/>
+          <w:numId w:val="14"/>
+        </w:numPr>
+        <w:rPr>
+          <w:lang w:val="en-US"/>
+        </w:rPr>
+      </w:pPr>
+      <w:r>
+        <w:rPr>
+          <w:lang w:val="en-US"/>
+        </w:rPr>
+        <w:t>“Oak”?</w:t>
+      </w:r>
+    </w:p>
+    <w:p>
+      <w:pPr>
+        <w:pStyle w:val="ListParagraph"/>
+        <w:numPr>
+          <w:ilvl w:val="0"/>
+          <w:numId w:val="2"/>
+        </w:numPr>
+        <w:rPr>
+          <w:lang w:val="en-US"/>
+        </w:rPr>
+      </w:pPr>
+      <w:r>
+        <w:rPr>
+          <w:lang w:val="en-US"/>
+        </w:rPr>
+        <w:t>Sồi</w:t>
+      </w:r>
+    </w:p>
+    <w:p>
+      <w:pPr>
+        <w:rPr>
+          <w:lang w:val="en-US"/>
+        </w:rPr>
+      </w:pPr>
+    </w:p>
+    <w:p>
+      <w:pPr>
+        <w:rPr>
+          <w:lang w:val="en-US"/>
+        </w:rPr>
+      </w:pPr>
+      <w:r>
+        <w:rPr>
+          <w:lang w:val="en-US"/>
+        </w:rPr>
+        <w:t>Code – Mã:</w:t>
+      </w:r>
+    </w:p>
+    <w:p>
+      <w:pPr>
+        <w:pStyle w:val="ListParagraph"/>
+        <w:numPr>
+          <w:ilvl w:val="0"/>
+          <w:numId w:val="17"/>
+        </w:numPr>
+        <w:rPr>
+          <w:lang w:val="en-US"/>
+        </w:rPr>
+      </w:pPr>
+      <w:r>
+        <w:rPr>
+          <w:lang w:val="en-US"/>
+        </w:rPr>
+        <w:t>“Boilerplate”?</w:t>
+      </w:r>
+    </w:p>
+    <w:p>
+      <w:pPr>
+        <w:pStyle w:val="ListParagraph"/>
+        <w:numPr>
+          <w:ilvl w:val="0"/>
+          <w:numId w:val="2"/>
+        </w:numPr>
+        <w:rPr>
+          <w:lang w:val="en-US"/>
+        </w:rPr>
+      </w:pPr>
+      <w:r>
+        <w:rPr>
+          <w:lang w:val="en-US"/>
+        </w:rPr>
+        <w:t>Soạn sẵn</w:t>
+      </w:r>
+    </w:p>
+    <w:p>
+      <w:pPr>
+        <w:pStyle w:val="ListParagraph"/>
+        <w:numPr>
+          <w:ilvl w:val="0"/>
+          <w:numId w:val="17"/>
+        </w:numPr>
+        <w:rPr>
+          <w:lang w:val="en-US"/>
+        </w:rPr>
+      </w:pPr>
+      <w:r>
+        <w:rPr>
+          <w:lang w:val="en-US"/>
+        </w:rPr>
+        <w:t>“Data Augmentation”?</w:t>
+      </w:r>
+    </w:p>
+    <w:p>
+      <w:pPr>
+        <w:pStyle w:val="ListParagraph"/>
+        <w:numPr>
+          <w:ilvl w:val="0"/>
+          <w:numId w:val="2"/>
+        </w:numPr>
+        <w:rPr>
+          <w:lang w:val="en-US"/>
+        </w:rPr>
+      </w:pPr>
+      <w:r>
+        <w:rPr>
+          <w:lang w:val="en-US"/>
+        </w:rPr>
+        <w:t>Việc tăng lượng dữ liệu</w:t>
+      </w:r>
+    </w:p>
+    <w:p>
+      <w:pPr>
+        <w:pStyle w:val="ListParagraph"/>
+        <w:numPr>
+          <w:ilvl w:val="0"/>
+          <w:numId w:val="17"/>
+        </w:numPr>
+        <w:rPr>
+          <w:lang w:val="en-US"/>
+        </w:rPr>
+      </w:pPr>
+      <w:r>
+        <w:rPr>
+          <w:lang w:val="en-US"/>
+        </w:rPr>
+        <w:t>“Localization”?</w:t>
+      </w:r>
+    </w:p>
+    <w:p>
+      <w:pPr>
+        <w:pStyle w:val="ListParagraph"/>
+        <w:numPr>
+          <w:ilvl w:val="0"/>
+          <w:numId w:val="2"/>
+        </w:numPr>
+        <w:rPr>
+          <w:lang w:val="en-US"/>
+        </w:rPr>
+      </w:pPr>
+      <w:r>
+        <w:rPr>
+          <w:lang w:val="en-US"/>
+        </w:rPr>
+        <w:t>Việc khoan</w:t>
+      </w:r>
+      <w:r>
+        <w:rPr>
+          <w:lang w:val="en-US"/>
+        </w:rPr>
+        <w:t>h</w:t>
+      </w:r>
+      <w:r>
+        <w:rPr>
+          <w:lang w:val="en-US"/>
+        </w:rPr>
+        <w:t xml:space="preserve"> vùng</w:t>
+      </w:r>
+    </w:p>
+    <w:p>
+      <w:pPr>
+        <w:pStyle w:val="ListParagraph"/>
+        <w:numPr>
+          <w:ilvl w:val="0"/>
+          <w:numId w:val="17"/>
+        </w:numPr>
+        <w:rPr>
+          <w:lang w:val="en-US"/>
+        </w:rPr>
+      </w:pPr>
+      <w:r>
+        <w:rPr>
+          <w:lang w:val="en-US"/>
+        </w:rPr>
+        <w:t>“End To End Training”?</w:t>
+      </w:r>
+    </w:p>
+    <w:p>
+      <w:pPr>
+        <w:pStyle w:val="ListParagraph"/>
+        <w:numPr>
+          <w:ilvl w:val="0"/>
+          <w:numId w:val="2"/>
+        </w:numPr>
+        <w:rPr>
+          <w:lang w:val="en-US"/>
+        </w:rPr>
+      </w:pPr>
+      <w:r>
+        <w:rPr>
+          <w:lang w:val="en-US"/>
+        </w:rPr>
+        <w:t>Train một mạch</w:t>
+      </w:r>
+      <w:r>
+        <w:rPr>
+          <w:lang w:val="en-US"/>
+        </w:rPr>
+        <w:t>, không cần xử lí trước dữ liệu</w:t>
+      </w:r>
+    </w:p>
+    <w:p>
+      <w:pPr>
+        <w:pStyle w:val="ListParagraph"/>
+        <w:numPr>
+          <w:ilvl w:val="0"/>
+          <w:numId w:val="17"/>
+        </w:numPr>
+        <w:rPr>
+          <w:lang w:val="en-US"/>
+        </w:rPr>
+      </w:pPr>
+      <w:r>
+        <w:rPr>
+          <w:lang w:val="en-US"/>
+        </w:rPr>
+        <w:t>“Energy Function”?</w:t>
+      </w:r>
+    </w:p>
+    <w:p>
+      <w:pPr>
+        <w:pStyle w:val="ListParagraph"/>
+        <w:numPr>
+          <w:ilvl w:val="0"/>
+          <w:numId w:val="2"/>
+        </w:numPr>
+        <w:rPr>
+          <w:lang w:val="en-US"/>
+        </w:rPr>
+      </w:pPr>
+      <w:r>
+        <w:rPr>
+          <w:lang w:val="en-US"/>
+        </w:rPr>
+        <w:t>Hàm cần tối ưu hóa</w:t>
+      </w:r>
+    </w:p>
+    <w:p>
+      <w:pPr>
+        <w:pStyle w:val="ListParagraph"/>
+        <w:numPr>
+          <w:ilvl w:val="0"/>
+          <w:numId w:val="17"/>
+        </w:numPr>
+        <w:rPr>
+          <w:lang w:val="en-US"/>
+        </w:rPr>
+      </w:pPr>
+      <w:r>
+        <w:rPr>
+          <w:lang w:val="en-US"/>
+        </w:rPr>
+        <w:t>“Is Deprecated”?</w:t>
+      </w:r>
+    </w:p>
+    <w:p>
+      <w:pPr>
+        <w:pStyle w:val="ListParagraph"/>
+        <w:numPr>
+          <w:ilvl w:val="0"/>
+          <w:numId w:val="2"/>
+        </w:numPr>
+        <w:rPr>
+          <w:lang w:val="en-US"/>
+        </w:rPr>
+      </w:pPr>
+      <w:r>
+        <w:rPr>
+          <w:lang w:val="en-US"/>
+        </w:rPr>
+        <w:t>Sắp không được dùng nữa</w:t>
+      </w:r>
+      <w:r>
+        <w:rPr>
+          <w:lang w:val="en-US"/>
+        </w:rPr>
+        <w:t xml:space="preserve"> (</w:t>
+      </w:r>
+      <w:r>
+        <w:rPr>
+          <w:lang w:val="en-US"/>
+        </w:rPr>
+        <w:t>1 phần mềm</w:t>
+      </w:r>
+      <w:r>
+        <w:rPr>
+          <w:lang w:val="en-US"/>
+        </w:rPr>
+        <w:t>)</w:t>
+      </w:r>
+    </w:p>
+    <w:p>
+      <w:pPr>
+        <w:pStyle w:val="ListParagraph"/>
+        <w:numPr>
+          <w:ilvl w:val="0"/>
+          <w:numId w:val="17"/>
+        </w:numPr>
+        <w:rPr>
+          <w:lang w:val="en-US"/>
+        </w:rPr>
+      </w:pPr>
+      <w:r>
+        <w:rPr>
+          <w:lang w:val="en-US"/>
+        </w:rPr>
+        <w:t>“Ground Truth”?</w:t>
+      </w:r>
+    </w:p>
+    <w:p>
+      <w:pPr>
+        <w:pStyle w:val="ListParagraph"/>
+        <w:numPr>
+          <w:ilvl w:val="0"/>
+          <w:numId w:val="2"/>
+        </w:numPr>
+        <w:rPr>
+          <w:lang w:val="en-US"/>
+        </w:rPr>
+      </w:pPr>
+      <w:r>
+        <w:rPr>
+          <w:lang w:val="en-US"/>
+        </w:rPr>
+        <w:t>Target trong Machine Learning</w:t>
+      </w:r>
+    </w:p>
+    <w:p>
+      <w:pPr>
+        <w:rPr>
+          <w:lang w:val="en-US"/>
+        </w:rPr>
+      </w:pPr>
+    </w:p>
+    <w:p>
+      <w:pPr>
+        <w:rPr>
+          <w:lang w:val="en-US"/>
+        </w:rPr>
+      </w:pPr>
+      <w:r>
+        <w:rPr>
+          <w:lang w:val="en-US"/>
+        </w:rPr>
         <w:t>A</w:t>
       </w:r>
       <w:r>
@@ -2714,6 +2750,7 @@
         <w:rPr>
           <w:lang w:val="en-US"/>
         </w:rPr>
+        <w:lastRenderedPageBreak/>
         <w:t>Numerical Solution?</w:t>
       </w:r>
     </w:p>
@@ -2732,7 +2769,6 @@
         <w:rPr>
           <w:lang w:val="en-US"/>
         </w:rPr>
-        <w:lastRenderedPageBreak/>
         <w:t>Nghiệm ước lượng (= số cụ thể, không phải = Term)</w:t>
       </w:r>
     </w:p>

--- a/english.docx
+++ b/english.docx
@@ -1199,6 +1199,1447 @@
         </w:rPr>
         <w:t>Tàn nhẫn</w:t>
       </w:r>
+    </w:p>
+    <w:p>
+      <w:pPr>
+        <w:rPr>
+          <w:lang w:val="en-US"/>
+        </w:rPr>
+      </w:pPr>
+    </w:p>
+    <w:p>
+      <w:pPr>
+        <w:rPr>
+          <w:lang w:val="en-US"/>
+        </w:rPr>
+      </w:pPr>
+      <w:r>
+        <w:rPr>
+          <w:lang w:val="en-US"/>
+        </w:rPr>
+        <w:t>Action – Hành Động:</w:t>
+      </w:r>
+    </w:p>
+    <w:p>
+      <w:pPr>
+        <w:pStyle w:val="ListParagraph"/>
+        <w:numPr>
+          <w:ilvl w:val="0"/>
+          <w:numId w:val="11"/>
+        </w:numPr>
+        <w:rPr>
+          <w:lang w:val="en-US"/>
+        </w:rPr>
+      </w:pPr>
+      <w:r>
+        <w:rPr>
+          <w:lang w:val="en-US"/>
+        </w:rPr>
+        <w:t>“Inflict”?</w:t>
+      </w:r>
+    </w:p>
+    <w:p>
+      <w:pPr>
+        <w:pStyle w:val="ListParagraph"/>
+        <w:numPr>
+          <w:ilvl w:val="0"/>
+          <w:numId w:val="2"/>
+        </w:numPr>
+        <w:rPr>
+          <w:lang w:val="en-US"/>
+        </w:rPr>
+      </w:pPr>
+      <w:r>
+        <w:rPr>
+          <w:lang w:val="en-US"/>
+        </w:rPr>
+        <w:t>Gây ra (thiệt hại)</w:t>
+      </w:r>
+    </w:p>
+    <w:p>
+      <w:pPr>
+        <w:pStyle w:val="ListParagraph"/>
+        <w:numPr>
+          <w:ilvl w:val="0"/>
+          <w:numId w:val="11"/>
+        </w:numPr>
+        <w:rPr>
+          <w:lang w:val="en-US"/>
+        </w:rPr>
+      </w:pPr>
+      <w:r>
+        <w:rPr>
+          <w:lang w:val="en-US"/>
+        </w:rPr>
+        <w:t>“Rejuvenate”?</w:t>
+      </w:r>
+    </w:p>
+    <w:p>
+      <w:pPr>
+        <w:pStyle w:val="ListParagraph"/>
+        <w:numPr>
+          <w:ilvl w:val="0"/>
+          <w:numId w:val="2"/>
+        </w:numPr>
+        <w:rPr>
+          <w:lang w:val="en-US"/>
+        </w:rPr>
+      </w:pPr>
+      <w:r>
+        <w:rPr>
+          <w:lang w:val="en-US"/>
+        </w:rPr>
+        <w:t>Làm trẻ lại (1 cái gì đó)</w:t>
+      </w:r>
+    </w:p>
+    <w:p>
+      <w:pPr>
+        <w:pStyle w:val="ListParagraph"/>
+        <w:numPr>
+          <w:ilvl w:val="0"/>
+          <w:numId w:val="11"/>
+        </w:numPr>
+        <w:rPr>
+          <w:lang w:val="en-US"/>
+        </w:rPr>
+      </w:pPr>
+      <w:r>
+        <w:rPr>
+          <w:lang w:val="en-US"/>
+        </w:rPr>
+        <w:t>“Deed”?</w:t>
+      </w:r>
+    </w:p>
+    <w:p>
+      <w:pPr>
+        <w:pStyle w:val="ListParagraph"/>
+        <w:numPr>
+          <w:ilvl w:val="0"/>
+          <w:numId w:val="2"/>
+        </w:numPr>
+        <w:rPr>
+          <w:lang w:val="en-US"/>
+        </w:rPr>
+      </w:pPr>
+      <w:r>
+        <w:rPr>
+          <w:lang w:val="en-US"/>
+        </w:rPr>
+        <w:t>Hành động (tốt xấu)</w:t>
+      </w:r>
+    </w:p>
+    <w:p>
+      <w:pPr>
+        <w:pStyle w:val="ListParagraph"/>
+        <w:numPr>
+          <w:ilvl w:val="0"/>
+          <w:numId w:val="11"/>
+        </w:numPr>
+        <w:rPr>
+          <w:lang w:val="en-US"/>
+        </w:rPr>
+      </w:pPr>
+      <w:r>
+        <w:rPr>
+          <w:lang w:val="en-US"/>
+        </w:rPr>
+        <w:t>“Hypnotize”?</w:t>
+      </w:r>
+    </w:p>
+    <w:p>
+      <w:pPr>
+        <w:pStyle w:val="ListParagraph"/>
+        <w:numPr>
+          <w:ilvl w:val="0"/>
+          <w:numId w:val="2"/>
+        </w:numPr>
+        <w:rPr>
+          <w:lang w:val="en-US"/>
+        </w:rPr>
+      </w:pPr>
+      <w:r>
+        <w:rPr>
+          <w:lang w:val="en-US"/>
+        </w:rPr>
+        <w:t>Thôi miên (ai đó)</w:t>
+      </w:r>
+    </w:p>
+    <w:p>
+      <w:pPr>
+        <w:pStyle w:val="ListParagraph"/>
+        <w:numPr>
+          <w:ilvl w:val="0"/>
+          <w:numId w:val="11"/>
+        </w:numPr>
+        <w:rPr>
+          <w:lang w:val="en-US"/>
+        </w:rPr>
+      </w:pPr>
+      <w:r>
+        <w:rPr>
+          <w:lang w:val="en-US"/>
+        </w:rPr>
+        <w:t>“Retain”?</w:t>
+      </w:r>
+    </w:p>
+    <w:p>
+      <w:pPr>
+        <w:pStyle w:val="ListParagraph"/>
+        <w:numPr>
+          <w:ilvl w:val="0"/>
+          <w:numId w:val="2"/>
+        </w:numPr>
+        <w:rPr>
+          <w:lang w:val="en-US"/>
+        </w:rPr>
+      </w:pPr>
+      <w:r>
+        <w:rPr>
+          <w:lang w:val="en-US"/>
+        </w:rPr>
+        <w:t>Níu giữ (1 cái gì đó để nó không mất đi)</w:t>
+      </w:r>
+    </w:p>
+    <w:p>
+      <w:pPr>
+        <w:pStyle w:val="ListParagraph"/>
+        <w:numPr>
+          <w:ilvl w:val="0"/>
+          <w:numId w:val="11"/>
+        </w:numPr>
+        <w:rPr>
+          <w:lang w:val="en-US"/>
+        </w:rPr>
+      </w:pPr>
+      <w:r>
+        <w:rPr>
+          <w:lang w:val="en-US"/>
+        </w:rPr>
+        <w:t>“Annotate”?</w:t>
+      </w:r>
+    </w:p>
+    <w:p>
+      <w:pPr>
+        <w:pStyle w:val="ListParagraph"/>
+        <w:numPr>
+          <w:ilvl w:val="0"/>
+          <w:numId w:val="2"/>
+        </w:numPr>
+        <w:rPr>
+          <w:lang w:val="en-US"/>
+        </w:rPr>
+      </w:pPr>
+      <w:r>
+        <w:rPr>
+          <w:lang w:val="en-US"/>
+        </w:rPr>
+        <w:t>Ghi chú</w:t>
+      </w:r>
+    </w:p>
+    <w:p>
+      <w:pPr>
+        <w:pStyle w:val="ListParagraph"/>
+        <w:numPr>
+          <w:ilvl w:val="0"/>
+          <w:numId w:val="11"/>
+        </w:numPr>
+        <w:rPr>
+          <w:lang w:val="en-US"/>
+        </w:rPr>
+      </w:pPr>
+      <w:r>
+        <w:rPr>
+          <w:lang w:val="en-US"/>
+        </w:rPr>
+        <w:t>“Facilitate”?</w:t>
+      </w:r>
+    </w:p>
+    <w:p>
+      <w:pPr>
+        <w:pStyle w:val="ListParagraph"/>
+        <w:numPr>
+          <w:ilvl w:val="0"/>
+          <w:numId w:val="2"/>
+        </w:numPr>
+        <w:rPr>
+          <w:lang w:val="en-US"/>
+        </w:rPr>
+      </w:pPr>
+      <w:r>
+        <w:rPr>
+          <w:lang w:val="en-US"/>
+        </w:rPr>
+        <w:t>Làm cho dễ thở hơn (1 việc gì đó)</w:t>
+      </w:r>
+    </w:p>
+    <w:p>
+      <w:pPr>
+        <w:rPr>
+          <w:lang w:val="en-US"/>
+        </w:rPr>
+      </w:pPr>
+    </w:p>
+    <w:p>
+      <w:pPr>
+        <w:rPr>
+          <w:lang w:val="en-US"/>
+        </w:rPr>
+      </w:pPr>
+      <w:r>
+        <w:rPr>
+          <w:lang w:val="en-US"/>
+        </w:rPr>
+        <w:t>Position – Vị Trí:</w:t>
+      </w:r>
+    </w:p>
+    <w:p>
+      <w:pPr>
+        <w:pStyle w:val="ListParagraph"/>
+        <w:numPr>
+          <w:ilvl w:val="0"/>
+          <w:numId w:val="18"/>
+        </w:numPr>
+        <w:rPr>
+          <w:lang w:val="en-US"/>
+        </w:rPr>
+      </w:pPr>
+      <w:r>
+        <w:rPr>
+          <w:lang w:val="en-US"/>
+        </w:rPr>
+        <w:t>“Precede”?</w:t>
+      </w:r>
+    </w:p>
+    <w:p>
+      <w:pPr>
+        <w:pStyle w:val="ListParagraph"/>
+        <w:numPr>
+          <w:ilvl w:val="0"/>
+          <w:numId w:val="2"/>
+        </w:numPr>
+        <w:rPr>
+          <w:lang w:val="en-US"/>
+        </w:rPr>
+      </w:pPr>
+      <w:r>
+        <w:rPr>
+          <w:lang w:val="en-US"/>
+        </w:rPr>
+        <w:t>Đứng trước</w:t>
+      </w:r>
+    </w:p>
+    <w:p>
+      <w:pPr>
+        <w:pStyle w:val="ListParagraph"/>
+        <w:numPr>
+          <w:ilvl w:val="0"/>
+          <w:numId w:val="18"/>
+        </w:numPr>
+        <w:rPr>
+          <w:lang w:val="en-US"/>
+        </w:rPr>
+      </w:pPr>
+      <w:r>
+        <w:rPr>
+          <w:lang w:val="en-US"/>
+        </w:rPr>
+        <w:t>“Resident”?</w:t>
+      </w:r>
+    </w:p>
+    <w:p>
+      <w:pPr>
+        <w:pStyle w:val="ListParagraph"/>
+        <w:numPr>
+          <w:ilvl w:val="0"/>
+          <w:numId w:val="2"/>
+        </w:numPr>
+        <w:rPr>
+          <w:lang w:val="en-US"/>
+        </w:rPr>
+      </w:pPr>
+      <w:r>
+        <w:rPr>
+          <w:lang w:val="en-US"/>
+        </w:rPr>
+        <w:t>Ở lâu dài (đâu đó)</w:t>
+      </w:r>
+    </w:p>
+    <w:p>
+      <w:pPr>
+        <w:rPr>
+          <w:lang w:val="en-US"/>
+        </w:rPr>
+      </w:pPr>
+    </w:p>
+    <w:p>
+      <w:pPr>
+        <w:rPr>
+          <w:lang w:val="en-US"/>
+        </w:rPr>
+      </w:pPr>
+      <w:r>
+        <w:rPr>
+          <w:lang w:val="en-US"/>
+        </w:rPr>
+        <w:t>Human – Con Người:</w:t>
+      </w:r>
+    </w:p>
+    <w:p>
+      <w:pPr>
+        <w:pStyle w:val="ListParagraph"/>
+        <w:numPr>
+          <w:ilvl w:val="0"/>
+          <w:numId w:val="9"/>
+        </w:numPr>
+        <w:rPr>
+          <w:lang w:val="en-US"/>
+        </w:rPr>
+      </w:pPr>
+      <w:r>
+        <w:rPr>
+          <w:lang w:val="en-US"/>
+        </w:rPr>
+        <w:t>“Mental”?</w:t>
+      </w:r>
+    </w:p>
+    <w:p>
+      <w:pPr>
+        <w:pStyle w:val="ListParagraph"/>
+        <w:numPr>
+          <w:ilvl w:val="0"/>
+          <w:numId w:val="2"/>
+        </w:numPr>
+        <w:rPr>
+          <w:lang w:val="en-US"/>
+        </w:rPr>
+      </w:pPr>
+      <w:r>
+        <w:rPr>
+          <w:lang w:val="en-US"/>
+        </w:rPr>
+        <w:t>Tinh thần</w:t>
+      </w:r>
+    </w:p>
+    <w:p>
+      <w:pPr>
+        <w:pStyle w:val="ListParagraph"/>
+        <w:numPr>
+          <w:ilvl w:val="0"/>
+          <w:numId w:val="9"/>
+        </w:numPr>
+        <w:rPr>
+          <w:lang w:val="en-US"/>
+        </w:rPr>
+      </w:pPr>
+      <w:r>
+        <w:rPr>
+          <w:lang w:val="en-US"/>
+        </w:rPr>
+        <w:t>“Divine”?</w:t>
+      </w:r>
+    </w:p>
+    <w:p>
+      <w:pPr>
+        <w:pStyle w:val="ListParagraph"/>
+        <w:numPr>
+          <w:ilvl w:val="0"/>
+          <w:numId w:val="2"/>
+        </w:numPr>
+        <w:rPr>
+          <w:lang w:val="en-US"/>
+        </w:rPr>
+      </w:pPr>
+      <w:r>
+        <w:rPr>
+          <w:lang w:val="en-US"/>
+        </w:rPr>
+        <w:t>Thần thánh</w:t>
+      </w:r>
+    </w:p>
+    <w:p>
+      <w:pPr>
+        <w:pStyle w:val="ListParagraph"/>
+        <w:numPr>
+          <w:ilvl w:val="0"/>
+          <w:numId w:val="9"/>
+        </w:numPr>
+        <w:rPr>
+          <w:lang w:val="en-US"/>
+        </w:rPr>
+      </w:pPr>
+      <w:r>
+        <w:rPr>
+          <w:lang w:val="en-US"/>
+        </w:rPr>
+        <w:t>“Solitary”?</w:t>
+      </w:r>
+    </w:p>
+    <w:p>
+      <w:pPr>
+        <w:pStyle w:val="ListParagraph"/>
+        <w:numPr>
+          <w:ilvl w:val="0"/>
+          <w:numId w:val="2"/>
+        </w:numPr>
+        <w:rPr>
+          <w:lang w:val="en-US"/>
+        </w:rPr>
+      </w:pPr>
+      <w:r>
+        <w:rPr>
+          <w:lang w:val="en-US"/>
+        </w:rPr>
+        <w:t>Đơn độc</w:t>
+      </w:r>
+    </w:p>
+    <w:p>
+      <w:pPr>
+        <w:pStyle w:val="ListParagraph"/>
+        <w:numPr>
+          <w:ilvl w:val="0"/>
+          <w:numId w:val="9"/>
+        </w:numPr>
+        <w:rPr>
+          <w:lang w:val="en-US"/>
+        </w:rPr>
+      </w:pPr>
+      <w:r>
+        <w:rPr>
+          <w:lang w:val="en-US"/>
+        </w:rPr>
+        <w:t>“Fortune”?</w:t>
+      </w:r>
+    </w:p>
+    <w:p>
+      <w:pPr>
+        <w:pStyle w:val="ListParagraph"/>
+        <w:numPr>
+          <w:ilvl w:val="0"/>
+          <w:numId w:val="2"/>
+        </w:numPr>
+        <w:rPr>
+          <w:lang w:val="en-US"/>
+        </w:rPr>
+      </w:pPr>
+      <w:r>
+        <w:rPr>
+          <w:lang w:val="en-US"/>
+        </w:rPr>
+        <w:t>Vận mệnh</w:t>
+      </w:r>
+    </w:p>
+    <w:p>
+      <w:pPr>
+        <w:pStyle w:val="ListParagraph"/>
+        <w:numPr>
+          <w:ilvl w:val="0"/>
+          <w:numId w:val="9"/>
+        </w:numPr>
+        <w:rPr>
+          <w:lang w:val="en-US"/>
+        </w:rPr>
+      </w:pPr>
+      <w:r>
+        <w:rPr>
+          <w:lang w:val="en-US"/>
+        </w:rPr>
+        <w:t>“Awareness”?</w:t>
+      </w:r>
+    </w:p>
+    <w:p>
+      <w:pPr>
+        <w:pStyle w:val="ListParagraph"/>
+        <w:numPr>
+          <w:ilvl w:val="0"/>
+          <w:numId w:val="2"/>
+        </w:numPr>
+        <w:rPr>
+          <w:lang w:val="en-US"/>
+        </w:rPr>
+      </w:pPr>
+      <w:r>
+        <w:rPr>
+          <w:lang w:val="en-US"/>
+        </w:rPr>
+        <w:t>Nhận thức</w:t>
+      </w:r>
+    </w:p>
+    <w:p>
+      <w:pPr>
+        <w:rPr>
+          <w:lang w:val="en-US"/>
+        </w:rPr>
+      </w:pPr>
+    </w:p>
+    <w:p>
+      <w:pPr>
+        <w:rPr>
+          <w:lang w:val="en-US"/>
+        </w:rPr>
+      </w:pPr>
+      <w:r>
+        <w:rPr>
+          <w:lang w:val="en-US"/>
+        </w:rPr>
+        <w:t>Religion – Tôn Giáo:</w:t>
+      </w:r>
+    </w:p>
+    <w:p>
+      <w:pPr>
+        <w:pStyle w:val="ListParagraph"/>
+        <w:numPr>
+          <w:ilvl w:val="0"/>
+          <w:numId w:val="15"/>
+        </w:numPr>
+        <w:rPr>
+          <w:lang w:val="en-US"/>
+        </w:rPr>
+      </w:pPr>
+      <w:r>
+        <w:rPr>
+          <w:lang w:val="en-US"/>
+        </w:rPr>
+        <w:t>“Clergy”?</w:t>
+      </w:r>
+    </w:p>
+    <w:p>
+      <w:pPr>
+        <w:pStyle w:val="ListParagraph"/>
+        <w:numPr>
+          <w:ilvl w:val="0"/>
+          <w:numId w:val="2"/>
+        </w:numPr>
+        <w:rPr>
+          <w:lang w:val="en-US"/>
+        </w:rPr>
+      </w:pPr>
+      <w:r>
+        <w:rPr>
+          <w:lang w:val="en-US"/>
+        </w:rPr>
+        <w:t>Tu sĩ</w:t>
+      </w:r>
+    </w:p>
+    <w:p>
+      <w:pPr>
+        <w:pStyle w:val="ListParagraph"/>
+        <w:numPr>
+          <w:ilvl w:val="0"/>
+          <w:numId w:val="15"/>
+        </w:numPr>
+        <w:rPr>
+          <w:lang w:val="en-US"/>
+        </w:rPr>
+      </w:pPr>
+      <w:r>
+        <w:rPr>
+          <w:lang w:val="en-US"/>
+        </w:rPr>
+        <w:t>“Come To Pass”?</w:t>
+      </w:r>
+    </w:p>
+    <w:p>
+      <w:pPr>
+        <w:pStyle w:val="ListParagraph"/>
+        <w:numPr>
+          <w:ilvl w:val="0"/>
+          <w:numId w:val="2"/>
+        </w:numPr>
+        <w:rPr>
+          <w:lang w:val="en-US"/>
+        </w:rPr>
+      </w:pPr>
+      <w:r>
+        <w:rPr>
+          <w:lang w:val="en-US"/>
+        </w:rPr>
+        <w:t>Xảy ra (1 sự việc trong kinh thánh)</w:t>
+      </w:r>
+    </w:p>
+    <w:p>
+      <w:pPr>
+        <w:rPr>
+          <w:lang w:val="en-US"/>
+        </w:rPr>
+      </w:pPr>
+    </w:p>
+    <w:p>
+      <w:pPr>
+        <w:rPr>
+          <w:lang w:val="en-US"/>
+        </w:rPr>
+      </w:pPr>
+      <w:r>
+        <w:rPr>
+          <w:lang w:val="en-US"/>
+        </w:rPr>
+        <w:t>War – Chiến Tranh:</w:t>
+      </w:r>
+    </w:p>
+    <w:p>
+      <w:pPr>
+        <w:pStyle w:val="ListParagraph"/>
+        <w:numPr>
+          <w:ilvl w:val="0"/>
+          <w:numId w:val="10"/>
+        </w:numPr>
+        <w:rPr>
+          <w:lang w:val="en-US"/>
+        </w:rPr>
+      </w:pPr>
+      <w:r>
+        <w:rPr>
+          <w:lang w:val="en-US"/>
+        </w:rPr>
+        <w:t>“Sentinal”?</w:t>
+      </w:r>
+    </w:p>
+    <w:p>
+      <w:pPr>
+        <w:pStyle w:val="ListParagraph"/>
+        <w:numPr>
+          <w:ilvl w:val="0"/>
+          <w:numId w:val="2"/>
+        </w:numPr>
+        <w:rPr>
+          <w:lang w:val="en-US"/>
+        </w:rPr>
+      </w:pPr>
+      <w:r>
+        <w:rPr>
+          <w:lang w:val="en-US"/>
+        </w:rPr>
+        <w:t>Lính gác</w:t>
+      </w:r>
+    </w:p>
+    <w:p>
+      <w:pPr>
+        <w:pStyle w:val="ListParagraph"/>
+        <w:numPr>
+          <w:ilvl w:val="0"/>
+          <w:numId w:val="10"/>
+        </w:numPr>
+        <w:rPr>
+          <w:lang w:val="en-US"/>
+        </w:rPr>
+      </w:pPr>
+      <w:r>
+        <w:rPr>
+          <w:lang w:val="en-US"/>
+        </w:rPr>
+        <w:t>“Sentry”?</w:t>
+      </w:r>
+    </w:p>
+    <w:p>
+      <w:pPr>
+        <w:pStyle w:val="ListParagraph"/>
+        <w:numPr>
+          <w:ilvl w:val="0"/>
+          <w:numId w:val="2"/>
+        </w:numPr>
+        <w:rPr>
+          <w:lang w:val="en-US"/>
+        </w:rPr>
+      </w:pPr>
+      <w:r>
+        <w:rPr>
+          <w:lang w:val="en-US"/>
+        </w:rPr>
+        <w:t>Lính canh</w:t>
+      </w:r>
+    </w:p>
+    <w:p>
+      <w:pPr>
+        <w:pStyle w:val="ListParagraph"/>
+        <w:numPr>
+          <w:ilvl w:val="0"/>
+          <w:numId w:val="10"/>
+        </w:numPr>
+        <w:rPr>
+          <w:lang w:val="en-US"/>
+        </w:rPr>
+      </w:pPr>
+      <w:r>
+        <w:rPr>
+          <w:lang w:val="en-US"/>
+        </w:rPr>
+        <w:t>“Banish”?</w:t>
+      </w:r>
+    </w:p>
+    <w:p>
+      <w:pPr>
+        <w:pStyle w:val="ListParagraph"/>
+        <w:numPr>
+          <w:ilvl w:val="0"/>
+          <w:numId w:val="2"/>
+        </w:numPr>
+        <w:rPr>
+          <w:lang w:val="en-US"/>
+        </w:rPr>
+      </w:pPr>
+      <w:r>
+        <w:rPr>
+          <w:lang w:val="en-US"/>
+        </w:rPr>
+        <w:t>Trục xuất</w:t>
+      </w:r>
+    </w:p>
+    <w:p>
+      <w:pPr>
+        <w:pStyle w:val="ListParagraph"/>
+        <w:numPr>
+          <w:ilvl w:val="0"/>
+          <w:numId w:val="10"/>
+        </w:numPr>
+        <w:rPr>
+          <w:lang w:val="en-US"/>
+        </w:rPr>
+      </w:pPr>
+      <w:r>
+        <w:rPr>
+          <w:lang w:val="en-US"/>
+        </w:rPr>
+        <w:t>“Triumphant”?</w:t>
+      </w:r>
+    </w:p>
+    <w:p>
+      <w:pPr>
+        <w:pStyle w:val="ListParagraph"/>
+        <w:numPr>
+          <w:ilvl w:val="0"/>
+          <w:numId w:val="2"/>
+        </w:numPr>
+        <w:rPr>
+          <w:lang w:val="en-US"/>
+        </w:rPr>
+      </w:pPr>
+      <w:r>
+        <w:rPr>
+          <w:lang w:val="en-US"/>
+        </w:rPr>
+        <w:t>Cảm giác chiến thắng</w:t>
+      </w:r>
+    </w:p>
+    <w:p>
+      <w:pPr>
+        <w:rPr>
+          <w:lang w:val="en-US"/>
+        </w:rPr>
+      </w:pPr>
+    </w:p>
+    <w:p>
+      <w:pPr>
+        <w:rPr>
+          <w:lang w:val="en-US"/>
+        </w:rPr>
+      </w:pPr>
+      <w:r>
+        <w:rPr>
+          <w:lang w:val="en-US"/>
+        </w:rPr>
+        <w:t>Elemental – Nguyên Tố:</w:t>
+      </w:r>
+    </w:p>
+    <w:p>
+      <w:pPr>
+        <w:pStyle w:val="ListParagraph"/>
+        <w:numPr>
+          <w:ilvl w:val="0"/>
+          <w:numId w:val="12"/>
+        </w:numPr>
+        <w:rPr>
+          <w:lang w:val="en-US"/>
+        </w:rPr>
+      </w:pPr>
+      <w:r>
+        <w:rPr>
+          <w:lang w:val="en-US"/>
+        </w:rPr>
+        <w:t>“Scorch”?</w:t>
+      </w:r>
+    </w:p>
+    <w:p>
+      <w:pPr>
+        <w:pStyle w:val="ListParagraph"/>
+        <w:numPr>
+          <w:ilvl w:val="0"/>
+          <w:numId w:val="2"/>
+        </w:numPr>
+        <w:rPr>
+          <w:lang w:val="en-US"/>
+        </w:rPr>
+      </w:pPr>
+      <w:r>
+        <w:rPr>
+          <w:lang w:val="en-US"/>
+        </w:rPr>
+        <w:t>Thiêu đốt</w:t>
+      </w:r>
+    </w:p>
+    <w:p>
+      <w:pPr>
+        <w:pStyle w:val="ListParagraph"/>
+        <w:numPr>
+          <w:ilvl w:val="0"/>
+          <w:numId w:val="12"/>
+        </w:numPr>
+        <w:rPr>
+          <w:lang w:val="en-US"/>
+        </w:rPr>
+      </w:pPr>
+      <w:r>
+        <w:rPr>
+          <w:lang w:val="en-US"/>
+        </w:rPr>
+        <w:lastRenderedPageBreak/>
+        <w:t>“Enchant”?</w:t>
+      </w:r>
+    </w:p>
+    <w:p>
+      <w:pPr>
+        <w:pStyle w:val="ListParagraph"/>
+        <w:numPr>
+          <w:ilvl w:val="0"/>
+          <w:numId w:val="2"/>
+        </w:numPr>
+        <w:rPr>
+          <w:lang w:val="en-US"/>
+        </w:rPr>
+      </w:pPr>
+      <w:r>
+        <w:rPr>
+          <w:lang w:val="en-US"/>
+        </w:rPr>
+        <w:t>Tác động ma thuật (lên 1 món đồ)</w:t>
+      </w:r>
+    </w:p>
+    <w:p>
+      <w:pPr>
+        <w:rPr>
+          <w:lang w:val="en-US"/>
+        </w:rPr>
+      </w:pPr>
+    </w:p>
+    <w:p>
+      <w:pPr>
+        <w:rPr>
+          <w:lang w:val="en-US"/>
+        </w:rPr>
+      </w:pPr>
+      <w:r>
+        <w:rPr>
+          <w:lang w:val="en-US"/>
+        </w:rPr>
+        <w:t>Animal – Động Vật:</w:t>
+      </w:r>
+    </w:p>
+    <w:p>
+      <w:pPr>
+        <w:pStyle w:val="ListParagraph"/>
+        <w:numPr>
+          <w:ilvl w:val="0"/>
+          <w:numId w:val="13"/>
+        </w:numPr>
+        <w:rPr>
+          <w:lang w:val="en-US"/>
+        </w:rPr>
+      </w:pPr>
+      <w:r>
+        <w:rPr>
+          <w:lang w:val="en-US"/>
+        </w:rPr>
+        <w:t>“Peck”?</w:t>
+      </w:r>
+    </w:p>
+    <w:p>
+      <w:pPr>
+        <w:pStyle w:val="ListParagraph"/>
+        <w:numPr>
+          <w:ilvl w:val="0"/>
+          <w:numId w:val="2"/>
+        </w:numPr>
+        <w:rPr>
+          <w:lang w:val="en-US"/>
+        </w:rPr>
+      </w:pPr>
+      <w:r>
+        <w:rPr>
+          <w:lang w:val="en-US"/>
+        </w:rPr>
+        <w:t>Mổ</w:t>
+      </w:r>
+    </w:p>
+    <w:p>
+      <w:pPr>
+        <w:pStyle w:val="ListParagraph"/>
+        <w:numPr>
+          <w:ilvl w:val="0"/>
+          <w:numId w:val="13"/>
+        </w:numPr>
+        <w:rPr>
+          <w:lang w:val="en-US"/>
+        </w:rPr>
+      </w:pPr>
+      <w:r>
+        <w:rPr>
+          <w:lang w:val="en-US"/>
+        </w:rPr>
+        <w:t>“Carrion”?</w:t>
+      </w:r>
+    </w:p>
+    <w:p>
+      <w:pPr>
+        <w:pStyle w:val="ListParagraph"/>
+        <w:numPr>
+          <w:ilvl w:val="0"/>
+          <w:numId w:val="2"/>
+        </w:numPr>
+        <w:rPr>
+          <w:lang w:val="en-US"/>
+        </w:rPr>
+      </w:pPr>
+      <w:r>
+        <w:rPr>
+          <w:lang w:val="en-US"/>
+        </w:rPr>
+        <w:t>Xác thối</w:t>
+      </w:r>
+    </w:p>
+    <w:p>
+      <w:pPr>
+        <w:rPr>
+          <w:lang w:val="en-US"/>
+        </w:rPr>
+      </w:pPr>
+    </w:p>
+    <w:p>
+      <w:pPr>
+        <w:rPr>
+          <w:lang w:val="en-US"/>
+        </w:rPr>
+      </w:pPr>
+      <w:r>
+        <w:rPr>
+          <w:lang w:val="en-US"/>
+        </w:rPr>
+        <w:t>Plant – Thực Vật:</w:t>
+      </w:r>
+    </w:p>
+    <w:p>
+      <w:pPr>
+        <w:pStyle w:val="ListParagraph"/>
+        <w:numPr>
+          <w:ilvl w:val="0"/>
+          <w:numId w:val="14"/>
+        </w:numPr>
+        <w:rPr>
+          <w:lang w:val="en-US"/>
+        </w:rPr>
+      </w:pPr>
+      <w:r>
+        <w:rPr>
+          <w:lang w:val="en-US"/>
+        </w:rPr>
+        <w:t>“Vine”?</w:t>
+      </w:r>
+    </w:p>
+    <w:p>
+      <w:pPr>
+        <w:pStyle w:val="ListParagraph"/>
+        <w:numPr>
+          <w:ilvl w:val="0"/>
+          <w:numId w:val="2"/>
+        </w:numPr>
+        <w:rPr>
+          <w:lang w:val="en-US"/>
+        </w:rPr>
+      </w:pPr>
+      <w:r>
+        <w:rPr>
+          <w:lang w:val="en-US"/>
+        </w:rPr>
+        <w:t>Cây leo</w:t>
+      </w:r>
+    </w:p>
+    <w:p>
+      <w:pPr>
+        <w:pStyle w:val="ListParagraph"/>
+        <w:numPr>
+          <w:ilvl w:val="0"/>
+          <w:numId w:val="14"/>
+        </w:numPr>
+        <w:rPr>
+          <w:lang w:val="en-US"/>
+        </w:rPr>
+      </w:pPr>
+      <w:r>
+        <w:rPr>
+          <w:lang w:val="en-US"/>
+        </w:rPr>
+        <w:t>“Oak”?</w:t>
+      </w:r>
+    </w:p>
+    <w:p>
+      <w:pPr>
+        <w:pStyle w:val="ListParagraph"/>
+        <w:numPr>
+          <w:ilvl w:val="0"/>
+          <w:numId w:val="2"/>
+        </w:numPr>
+        <w:rPr>
+          <w:lang w:val="en-US"/>
+        </w:rPr>
+      </w:pPr>
+      <w:r>
+        <w:rPr>
+          <w:lang w:val="en-US"/>
+        </w:rPr>
+        <w:t>Sồi</w:t>
+      </w:r>
+    </w:p>
+    <w:p>
+      <w:pPr>
+        <w:rPr>
+          <w:lang w:val="en-US"/>
+        </w:rPr>
+      </w:pPr>
+    </w:p>
+    <w:p>
+      <w:pPr>
+        <w:rPr>
+          <w:lang w:val="en-US"/>
+        </w:rPr>
+      </w:pPr>
+      <w:r>
+        <w:rPr>
+          <w:lang w:val="en-US"/>
+        </w:rPr>
+        <w:t>Code – Mã:</w:t>
+      </w:r>
+    </w:p>
+    <w:p>
+      <w:pPr>
+        <w:pStyle w:val="ListParagraph"/>
+        <w:numPr>
+          <w:ilvl w:val="0"/>
+          <w:numId w:val="17"/>
+        </w:numPr>
+        <w:rPr>
+          <w:lang w:val="en-US"/>
+        </w:rPr>
+      </w:pPr>
+      <w:r>
+        <w:rPr>
+          <w:lang w:val="en-US"/>
+        </w:rPr>
+        <w:t>“Boilerplate”?</w:t>
+      </w:r>
+    </w:p>
+    <w:p>
+      <w:pPr>
+        <w:pStyle w:val="ListParagraph"/>
+        <w:numPr>
+          <w:ilvl w:val="0"/>
+          <w:numId w:val="2"/>
+        </w:numPr>
+        <w:rPr>
+          <w:lang w:val="en-US"/>
+        </w:rPr>
+      </w:pPr>
+      <w:r>
+        <w:rPr>
+          <w:lang w:val="en-US"/>
+        </w:rPr>
+        <w:t>Soạn sẵn</w:t>
+      </w:r>
+    </w:p>
+    <w:p>
+      <w:pPr>
+        <w:pStyle w:val="ListParagraph"/>
+        <w:numPr>
+          <w:ilvl w:val="0"/>
+          <w:numId w:val="17"/>
+        </w:numPr>
+        <w:rPr>
+          <w:lang w:val="en-US"/>
+        </w:rPr>
+      </w:pPr>
+      <w:r>
+        <w:rPr>
+          <w:lang w:val="en-US"/>
+        </w:rPr>
+        <w:t>“Data Augmentation”?</w:t>
+      </w:r>
+    </w:p>
+    <w:p>
+      <w:pPr>
+        <w:pStyle w:val="ListParagraph"/>
+        <w:numPr>
+          <w:ilvl w:val="0"/>
+          <w:numId w:val="2"/>
+        </w:numPr>
+        <w:rPr>
+          <w:lang w:val="en-US"/>
+        </w:rPr>
+      </w:pPr>
+      <w:r>
+        <w:rPr>
+          <w:lang w:val="en-US"/>
+        </w:rPr>
+        <w:t>Việc tăng lượng dữ liệu</w:t>
+      </w:r>
+    </w:p>
+    <w:p>
+      <w:pPr>
+        <w:pStyle w:val="ListParagraph"/>
+        <w:numPr>
+          <w:ilvl w:val="0"/>
+          <w:numId w:val="17"/>
+        </w:numPr>
+        <w:rPr>
+          <w:lang w:val="en-US"/>
+        </w:rPr>
+      </w:pPr>
+      <w:r>
+        <w:rPr>
+          <w:lang w:val="en-US"/>
+        </w:rPr>
+        <w:t>“Localization”?</w:t>
+      </w:r>
+    </w:p>
+    <w:p>
+      <w:pPr>
+        <w:pStyle w:val="ListParagraph"/>
+        <w:numPr>
+          <w:ilvl w:val="0"/>
+          <w:numId w:val="2"/>
+        </w:numPr>
+        <w:rPr>
+          <w:lang w:val="en-US"/>
+        </w:rPr>
+      </w:pPr>
+      <w:r>
+        <w:rPr>
+          <w:lang w:val="en-US"/>
+        </w:rPr>
+        <w:t>Việc khoan</w:t>
+      </w:r>
+      <w:r>
+        <w:rPr>
+          <w:lang w:val="en-US"/>
+        </w:rPr>
+        <w:t>h</w:t>
+      </w:r>
+      <w:r>
+        <w:rPr>
+          <w:lang w:val="en-US"/>
+        </w:rPr>
+        <w:t xml:space="preserve"> vùng</w:t>
+      </w:r>
+    </w:p>
+    <w:p>
+      <w:pPr>
+        <w:pStyle w:val="ListParagraph"/>
+        <w:numPr>
+          <w:ilvl w:val="0"/>
+          <w:numId w:val="17"/>
+        </w:numPr>
+        <w:rPr>
+          <w:lang w:val="en-US"/>
+        </w:rPr>
+      </w:pPr>
+      <w:r>
+        <w:rPr>
+          <w:lang w:val="en-US"/>
+        </w:rPr>
+        <w:t>“End To End Training”?</w:t>
+      </w:r>
+    </w:p>
+    <w:p>
+      <w:pPr>
+        <w:pStyle w:val="ListParagraph"/>
+        <w:numPr>
+          <w:ilvl w:val="0"/>
+          <w:numId w:val="2"/>
+        </w:numPr>
+        <w:rPr>
+          <w:lang w:val="en-US"/>
+        </w:rPr>
+      </w:pPr>
+      <w:r>
+        <w:rPr>
+          <w:lang w:val="en-US"/>
+        </w:rPr>
+        <w:t>Train một mạch</w:t>
+      </w:r>
+      <w:r>
+        <w:rPr>
+          <w:lang w:val="en-US"/>
+        </w:rPr>
+        <w:t>, không cần xử lí trước dữ liệu</w:t>
+      </w:r>
+    </w:p>
+    <w:p>
+      <w:pPr>
+        <w:pStyle w:val="ListParagraph"/>
+        <w:numPr>
+          <w:ilvl w:val="0"/>
+          <w:numId w:val="17"/>
+        </w:numPr>
+        <w:rPr>
+          <w:lang w:val="en-US"/>
+        </w:rPr>
+      </w:pPr>
+      <w:r>
+        <w:rPr>
+          <w:lang w:val="en-US"/>
+        </w:rPr>
+        <w:t>“Energy Function”?</w:t>
+      </w:r>
+    </w:p>
+    <w:p>
+      <w:pPr>
+        <w:pStyle w:val="ListParagraph"/>
+        <w:numPr>
+          <w:ilvl w:val="0"/>
+          <w:numId w:val="2"/>
+        </w:numPr>
+        <w:rPr>
+          <w:lang w:val="en-US"/>
+        </w:rPr>
+      </w:pPr>
+      <w:r>
+        <w:rPr>
+          <w:lang w:val="en-US"/>
+        </w:rPr>
+        <w:t>Hàm cần tối ưu hóa</w:t>
+      </w:r>
+    </w:p>
+    <w:p>
+      <w:pPr>
+        <w:pStyle w:val="ListParagraph"/>
+        <w:numPr>
+          <w:ilvl w:val="0"/>
+          <w:numId w:val="17"/>
+        </w:numPr>
+        <w:rPr>
+          <w:lang w:val="en-US"/>
+        </w:rPr>
+      </w:pPr>
+      <w:r>
+        <w:rPr>
+          <w:lang w:val="en-US"/>
+        </w:rPr>
+        <w:t>“Is Deprecated”?</w:t>
+      </w:r>
+    </w:p>
+    <w:p>
+      <w:pPr>
+        <w:pStyle w:val="ListParagraph"/>
+        <w:numPr>
+          <w:ilvl w:val="0"/>
+          <w:numId w:val="2"/>
+        </w:numPr>
+        <w:rPr>
+          <w:lang w:val="en-US"/>
+        </w:rPr>
+      </w:pPr>
+      <w:r>
+        <w:rPr>
+          <w:lang w:val="en-US"/>
+        </w:rPr>
+        <w:t>Sắp không được dùng nữa</w:t>
+      </w:r>
+      <w:r>
+        <w:rPr>
+          <w:lang w:val="en-US"/>
+        </w:rPr>
+        <w:t xml:space="preserve"> (</w:t>
+      </w:r>
+      <w:r>
+        <w:rPr>
+          <w:lang w:val="en-US"/>
+        </w:rPr>
+        <w:t>1 phần mềm</w:t>
+      </w:r>
+      <w:r>
+        <w:rPr>
+          <w:lang w:val="en-US"/>
+        </w:rPr>
+        <w:t>)</w:t>
+      </w:r>
+    </w:p>
+    <w:p>
+      <w:pPr>
+        <w:pStyle w:val="ListParagraph"/>
+        <w:numPr>
+          <w:ilvl w:val="0"/>
+          <w:numId w:val="17"/>
+        </w:numPr>
+        <w:rPr>
+          <w:lang w:val="en-US"/>
+        </w:rPr>
+      </w:pPr>
+      <w:r>
+        <w:rPr>
+          <w:lang w:val="en-US"/>
+        </w:rPr>
+        <w:t>“Ground Truth”?</w:t>
+      </w:r>
+    </w:p>
+    <w:p>
+      <w:pPr>
+        <w:pStyle w:val="ListParagraph"/>
+        <w:numPr>
+          <w:ilvl w:val="0"/>
+          <w:numId w:val="2"/>
+        </w:numPr>
+        <w:rPr>
+          <w:lang w:val="en-US"/>
+        </w:rPr>
+      </w:pPr>
+      <w:r>
+        <w:rPr>
+          <w:lang w:val="en-US"/>
+        </w:rPr>
+        <w:t>Target trong Machine Learning</w:t>
+      </w:r>
+    </w:p>
+    <w:p>
+      <w:pPr>
+        <w:pStyle w:val="ListParagraph"/>
+        <w:numPr>
+          <w:ilvl w:val="0"/>
+          <w:numId w:val="17"/>
+        </w:numPr>
+        <w:rPr>
+          <w:lang w:val="en-US"/>
+        </w:rPr>
+      </w:pPr>
+      <w:r>
+        <w:rPr>
+          <w:lang w:val="en-US"/>
+        </w:rPr>
+        <w:t>“Profiling”?</w:t>
+      </w:r>
+    </w:p>
+    <w:p>
+      <w:pPr>
+        <w:pStyle w:val="ListParagraph"/>
+        <w:numPr>
+          <w:ilvl w:val="0"/>
+          <w:numId w:val="2"/>
+        </w:numPr>
+        <w:rPr>
+          <w:lang w:val="en-US"/>
+        </w:rPr>
+      </w:pPr>
+      <w:r>
+        <w:rPr>
+          <w:lang w:val="en-US"/>
+        </w:rPr>
+        <w:t>Quá trình phân tích và tối ưu hóa hiệu suất</w:t>
+      </w:r>
       <w:bookmarkStart w:id="0" w:name="_GoBack"/>
       <w:bookmarkEnd w:id="0"/>
     </w:p>
@@ -1219,234 +2660,87 @@
         <w:rPr>
           <w:lang w:val="en-US"/>
         </w:rPr>
-        <w:t>Action – Hành Động:</w:t>
-      </w:r>
-    </w:p>
-    <w:p>
-      <w:pPr>
-        <w:pStyle w:val="ListParagraph"/>
-        <w:numPr>
-          <w:ilvl w:val="0"/>
-          <w:numId w:val="11"/>
-        </w:numPr>
-        <w:rPr>
-          <w:lang w:val="en-US"/>
-        </w:rPr>
-      </w:pPr>
-      <w:r>
-        <w:rPr>
-          <w:lang w:val="en-US"/>
-        </w:rPr>
-        <w:t>“Inflict”?</w:t>
-      </w:r>
-    </w:p>
-    <w:p>
-      <w:pPr>
-        <w:pStyle w:val="ListParagraph"/>
-        <w:numPr>
-          <w:ilvl w:val="0"/>
-          <w:numId w:val="2"/>
-        </w:numPr>
-        <w:rPr>
-          <w:lang w:val="en-US"/>
-        </w:rPr>
-      </w:pPr>
-      <w:r>
-        <w:rPr>
-          <w:lang w:val="en-US"/>
-        </w:rPr>
-        <w:t>Gây ra (thiệt hại)</w:t>
-      </w:r>
-    </w:p>
-    <w:p>
-      <w:pPr>
-        <w:pStyle w:val="ListParagraph"/>
-        <w:numPr>
-          <w:ilvl w:val="0"/>
-          <w:numId w:val="11"/>
-        </w:numPr>
-        <w:rPr>
-          <w:lang w:val="en-US"/>
-        </w:rPr>
-      </w:pPr>
-      <w:r>
-        <w:rPr>
-          <w:lang w:val="en-US"/>
-        </w:rPr>
-        <w:t>“Rejuvenate”?</w:t>
-      </w:r>
-    </w:p>
-    <w:p>
-      <w:pPr>
-        <w:pStyle w:val="ListParagraph"/>
-        <w:numPr>
-          <w:ilvl w:val="0"/>
-          <w:numId w:val="2"/>
-        </w:numPr>
-        <w:rPr>
-          <w:lang w:val="en-US"/>
-        </w:rPr>
-      </w:pPr>
-      <w:r>
-        <w:rPr>
-          <w:lang w:val="en-US"/>
-        </w:rPr>
-        <w:t>Làm trẻ lại (1 cái gì đó)</w:t>
-      </w:r>
-    </w:p>
-    <w:p>
-      <w:pPr>
-        <w:pStyle w:val="ListParagraph"/>
-        <w:numPr>
-          <w:ilvl w:val="0"/>
-          <w:numId w:val="11"/>
-        </w:numPr>
-        <w:rPr>
-          <w:lang w:val="en-US"/>
-        </w:rPr>
-      </w:pPr>
-      <w:r>
-        <w:rPr>
-          <w:lang w:val="en-US"/>
-        </w:rPr>
-        <w:t>“Deed”?</w:t>
-      </w:r>
-    </w:p>
-    <w:p>
-      <w:pPr>
-        <w:pStyle w:val="ListParagraph"/>
-        <w:numPr>
-          <w:ilvl w:val="0"/>
-          <w:numId w:val="2"/>
-        </w:numPr>
-        <w:rPr>
-          <w:lang w:val="en-US"/>
-        </w:rPr>
-      </w:pPr>
-      <w:r>
-        <w:rPr>
-          <w:lang w:val="en-US"/>
-        </w:rPr>
-        <w:t>Hành động (tốt xấu)</w:t>
-      </w:r>
-    </w:p>
-    <w:p>
-      <w:pPr>
-        <w:pStyle w:val="ListParagraph"/>
-        <w:numPr>
-          <w:ilvl w:val="0"/>
-          <w:numId w:val="11"/>
-        </w:numPr>
-        <w:rPr>
-          <w:lang w:val="en-US"/>
-        </w:rPr>
-      </w:pPr>
-      <w:r>
-        <w:rPr>
-          <w:lang w:val="en-US"/>
-        </w:rPr>
-        <w:t>“Hypnotize”?</w:t>
-      </w:r>
-    </w:p>
-    <w:p>
-      <w:pPr>
-        <w:pStyle w:val="ListParagraph"/>
-        <w:numPr>
-          <w:ilvl w:val="0"/>
-          <w:numId w:val="2"/>
-        </w:numPr>
-        <w:rPr>
-          <w:lang w:val="en-US"/>
-        </w:rPr>
-      </w:pPr>
-      <w:r>
-        <w:rPr>
-          <w:lang w:val="en-US"/>
-        </w:rPr>
-        <w:t>Thôi miên (ai đó)</w:t>
-      </w:r>
-    </w:p>
-    <w:p>
-      <w:pPr>
-        <w:pStyle w:val="ListParagraph"/>
-        <w:numPr>
-          <w:ilvl w:val="0"/>
-          <w:numId w:val="11"/>
-        </w:numPr>
-        <w:rPr>
-          <w:lang w:val="en-US"/>
-        </w:rPr>
-      </w:pPr>
-      <w:r>
-        <w:rPr>
-          <w:lang w:val="en-US"/>
-        </w:rPr>
-        <w:t>“Retain”?</w:t>
-      </w:r>
-    </w:p>
-    <w:p>
-      <w:pPr>
-        <w:pStyle w:val="ListParagraph"/>
-        <w:numPr>
-          <w:ilvl w:val="0"/>
-          <w:numId w:val="2"/>
-        </w:numPr>
-        <w:rPr>
-          <w:lang w:val="en-US"/>
-        </w:rPr>
-      </w:pPr>
-      <w:r>
-        <w:rPr>
-          <w:lang w:val="en-US"/>
-        </w:rPr>
-        <w:t>Níu giữ (1 cái gì đó để nó không mất đi)</w:t>
-      </w:r>
-    </w:p>
-    <w:p>
-      <w:pPr>
-        <w:pStyle w:val="ListParagraph"/>
-        <w:numPr>
-          <w:ilvl w:val="0"/>
-          <w:numId w:val="11"/>
-        </w:numPr>
-        <w:rPr>
-          <w:lang w:val="en-US"/>
-        </w:rPr>
-      </w:pPr>
-      <w:r>
-        <w:rPr>
-          <w:lang w:val="en-US"/>
-        </w:rPr>
-        <w:t>“Annotate”?</w:t>
-      </w:r>
-    </w:p>
-    <w:p>
-      <w:pPr>
-        <w:pStyle w:val="ListParagraph"/>
-        <w:numPr>
-          <w:ilvl w:val="0"/>
-          <w:numId w:val="2"/>
-        </w:numPr>
-        <w:rPr>
-          <w:lang w:val="en-US"/>
-        </w:rPr>
-      </w:pPr>
-      <w:r>
-        <w:rPr>
-          <w:lang w:val="en-US"/>
-        </w:rPr>
-        <w:t>Ghi chú</w:t>
-      </w:r>
-    </w:p>
-    <w:p>
-      <w:pPr>
-        <w:rPr>
-          <w:lang w:val="en-US"/>
-        </w:rPr>
-      </w:pPr>
-    </w:p>
-    <w:p>
-      <w:pPr>
+        <w:t>A</w:t>
+      </w:r>
+      <w:r>
+        <w:t>bbreviation</w:t>
+      </w:r>
+      <w:r>
+        <w:rPr>
+          <w:lang w:val="en-US"/>
+        </w:rPr>
+        <w:t xml:space="preserve"> – Từ Viết Tắt:</w:t>
+      </w:r>
+    </w:p>
+    <w:p>
+      <w:pPr>
+        <w:pStyle w:val="ListParagraph"/>
+        <w:numPr>
+          <w:ilvl w:val="0"/>
+          <w:numId w:val="3"/>
+        </w:numPr>
+        <w:rPr>
+          <w:lang w:val="en-US"/>
+        </w:rPr>
+      </w:pPr>
+      <w:r>
+        <w:rPr>
+          <w:lang w:val="en-US"/>
+        </w:rPr>
+        <w:t>“et al.”</w:t>
+      </w:r>
+      <w:r>
+        <w:rPr>
+          <w:lang w:val="en-US"/>
+        </w:rPr>
+        <w:t>?</w:t>
+      </w:r>
+    </w:p>
+    <w:p>
+      <w:pPr>
+        <w:pStyle w:val="ListParagraph"/>
+        <w:numPr>
+          <w:ilvl w:val="0"/>
+          <w:numId w:val="2"/>
+        </w:numPr>
+        <w:rPr>
+          <w:lang w:val="en-US"/>
+        </w:rPr>
+      </w:pPr>
+      <w:r>
+        <w:rPr>
+          <w:lang w:val="en-US"/>
+        </w:rPr>
+        <w:t>Và các đồng tác giả khác</w:t>
+      </w:r>
+    </w:p>
+    <w:p>
+      <w:pPr>
+        <w:rPr>
+          <w:lang w:val="en-US"/>
+        </w:rPr>
+      </w:pPr>
+    </w:p>
+    <w:p>
+      <w:pPr>
+        <w:rPr>
+          <w:lang w:val="en-US"/>
+        </w:rPr>
+      </w:pPr>
+      <w:r>
+        <w:rPr>
+          <w:lang w:val="en-US"/>
+        </w:rPr>
+        <w:t>Math – Toán:</w:t>
+      </w:r>
+    </w:p>
+    <w:p>
+      <w:pPr>
+        <w:pStyle w:val="ListParagraph"/>
+        <w:numPr>
+          <w:ilvl w:val="0"/>
+          <w:numId w:val="4"/>
+        </w:numPr>
         <w:rPr>
           <w:lang w:val="en-US"/>
         </w:rPr>
@@ -1456,1175 +2750,25 @@
           <w:lang w:val="en-US"/>
         </w:rPr>
         <w:lastRenderedPageBreak/>
-        <w:t>Position – Vị Trí:</w:t>
-      </w:r>
-    </w:p>
-    <w:p>
-      <w:pPr>
-        <w:pStyle w:val="ListParagraph"/>
-        <w:numPr>
-          <w:ilvl w:val="0"/>
-          <w:numId w:val="18"/>
-        </w:numPr>
-        <w:rPr>
-          <w:lang w:val="en-US"/>
-        </w:rPr>
-      </w:pPr>
-      <w:r>
-        <w:rPr>
-          <w:lang w:val="en-US"/>
-        </w:rPr>
-        <w:t>“Precede”?</w:t>
-      </w:r>
-    </w:p>
-    <w:p>
-      <w:pPr>
-        <w:pStyle w:val="ListParagraph"/>
-        <w:numPr>
-          <w:ilvl w:val="0"/>
-          <w:numId w:val="2"/>
-        </w:numPr>
-        <w:rPr>
-          <w:lang w:val="en-US"/>
-        </w:rPr>
-      </w:pPr>
-      <w:r>
-        <w:rPr>
-          <w:lang w:val="en-US"/>
-        </w:rPr>
-        <w:t>Đứng trước</w:t>
-      </w:r>
-    </w:p>
-    <w:p>
-      <w:pPr>
-        <w:rPr>
-          <w:lang w:val="en-US"/>
-        </w:rPr>
-      </w:pPr>
-    </w:p>
-    <w:p>
-      <w:pPr>
-        <w:rPr>
-          <w:lang w:val="en-US"/>
-        </w:rPr>
-      </w:pPr>
-      <w:r>
-        <w:rPr>
-          <w:lang w:val="en-US"/>
-        </w:rPr>
-        <w:t>Human – Con Người:</w:t>
-      </w:r>
-    </w:p>
-    <w:p>
-      <w:pPr>
-        <w:pStyle w:val="ListParagraph"/>
-        <w:numPr>
-          <w:ilvl w:val="0"/>
-          <w:numId w:val="9"/>
-        </w:numPr>
-        <w:rPr>
-          <w:lang w:val="en-US"/>
-        </w:rPr>
-      </w:pPr>
-      <w:r>
-        <w:rPr>
-          <w:lang w:val="en-US"/>
-        </w:rPr>
-        <w:t>“Mental”?</w:t>
-      </w:r>
-    </w:p>
-    <w:p>
-      <w:pPr>
-        <w:pStyle w:val="ListParagraph"/>
-        <w:numPr>
-          <w:ilvl w:val="0"/>
-          <w:numId w:val="2"/>
-        </w:numPr>
-        <w:rPr>
-          <w:lang w:val="en-US"/>
-        </w:rPr>
-      </w:pPr>
-      <w:r>
-        <w:rPr>
-          <w:lang w:val="en-US"/>
-        </w:rPr>
-        <w:t>Tinh thần</w:t>
-      </w:r>
-    </w:p>
-    <w:p>
-      <w:pPr>
-        <w:pStyle w:val="ListParagraph"/>
-        <w:numPr>
-          <w:ilvl w:val="0"/>
-          <w:numId w:val="9"/>
-        </w:numPr>
-        <w:rPr>
-          <w:lang w:val="en-US"/>
-        </w:rPr>
-      </w:pPr>
-      <w:r>
-        <w:rPr>
-          <w:lang w:val="en-US"/>
-        </w:rPr>
-        <w:t>“Divine”?</w:t>
-      </w:r>
-    </w:p>
-    <w:p>
-      <w:pPr>
-        <w:pStyle w:val="ListParagraph"/>
-        <w:numPr>
-          <w:ilvl w:val="0"/>
-          <w:numId w:val="2"/>
-        </w:numPr>
-        <w:rPr>
-          <w:lang w:val="en-US"/>
-        </w:rPr>
-      </w:pPr>
-      <w:r>
-        <w:rPr>
-          <w:lang w:val="en-US"/>
-        </w:rPr>
-        <w:t>Thần thánh</w:t>
-      </w:r>
-    </w:p>
-    <w:p>
-      <w:pPr>
-        <w:pStyle w:val="ListParagraph"/>
-        <w:numPr>
-          <w:ilvl w:val="0"/>
-          <w:numId w:val="9"/>
-        </w:numPr>
-        <w:rPr>
-          <w:lang w:val="en-US"/>
-        </w:rPr>
-      </w:pPr>
-      <w:r>
-        <w:rPr>
-          <w:lang w:val="en-US"/>
-        </w:rPr>
-        <w:t>“Solitary”?</w:t>
-      </w:r>
-    </w:p>
-    <w:p>
-      <w:pPr>
-        <w:pStyle w:val="ListParagraph"/>
-        <w:numPr>
-          <w:ilvl w:val="0"/>
-          <w:numId w:val="2"/>
-        </w:numPr>
-        <w:rPr>
-          <w:lang w:val="en-US"/>
-        </w:rPr>
-      </w:pPr>
-      <w:r>
-        <w:rPr>
-          <w:lang w:val="en-US"/>
-        </w:rPr>
-        <w:t>Đơn độc</w:t>
-      </w:r>
-    </w:p>
-    <w:p>
-      <w:pPr>
-        <w:pStyle w:val="ListParagraph"/>
-        <w:numPr>
-          <w:ilvl w:val="0"/>
-          <w:numId w:val="9"/>
-        </w:numPr>
-        <w:rPr>
-          <w:lang w:val="en-US"/>
-        </w:rPr>
-      </w:pPr>
-      <w:r>
-        <w:rPr>
-          <w:lang w:val="en-US"/>
-        </w:rPr>
-        <w:t>“Fortune”?</w:t>
-      </w:r>
-    </w:p>
-    <w:p>
-      <w:pPr>
-        <w:pStyle w:val="ListParagraph"/>
-        <w:numPr>
-          <w:ilvl w:val="0"/>
-          <w:numId w:val="2"/>
-        </w:numPr>
-        <w:rPr>
-          <w:lang w:val="en-US"/>
-        </w:rPr>
-      </w:pPr>
-      <w:r>
-        <w:rPr>
-          <w:lang w:val="en-US"/>
-        </w:rPr>
-        <w:t>Vận mệnh</w:t>
-      </w:r>
-    </w:p>
-    <w:p>
-      <w:pPr>
-        <w:pStyle w:val="ListParagraph"/>
-        <w:numPr>
-          <w:ilvl w:val="0"/>
-          <w:numId w:val="9"/>
-        </w:numPr>
-        <w:rPr>
-          <w:lang w:val="en-US"/>
-        </w:rPr>
-      </w:pPr>
-      <w:r>
-        <w:rPr>
-          <w:lang w:val="en-US"/>
-        </w:rPr>
-        <w:t>“Awareness”?</w:t>
-      </w:r>
-    </w:p>
-    <w:p>
-      <w:pPr>
-        <w:pStyle w:val="ListParagraph"/>
-        <w:numPr>
-          <w:ilvl w:val="0"/>
-          <w:numId w:val="2"/>
-        </w:numPr>
-        <w:rPr>
-          <w:lang w:val="en-US"/>
-        </w:rPr>
-      </w:pPr>
-      <w:r>
-        <w:rPr>
-          <w:lang w:val="en-US"/>
-        </w:rPr>
-        <w:t>Nhận thức</w:t>
-      </w:r>
-    </w:p>
-    <w:p>
-      <w:pPr>
-        <w:rPr>
-          <w:lang w:val="en-US"/>
-        </w:rPr>
-      </w:pPr>
-    </w:p>
-    <w:p>
-      <w:pPr>
-        <w:rPr>
-          <w:lang w:val="en-US"/>
-        </w:rPr>
-      </w:pPr>
-      <w:r>
-        <w:rPr>
-          <w:lang w:val="en-US"/>
-        </w:rPr>
-        <w:t>Religion – Tôn Giáo:</w:t>
-      </w:r>
-    </w:p>
-    <w:p>
-      <w:pPr>
-        <w:pStyle w:val="ListParagraph"/>
-        <w:numPr>
-          <w:ilvl w:val="0"/>
-          <w:numId w:val="15"/>
-        </w:numPr>
-        <w:rPr>
-          <w:lang w:val="en-US"/>
-        </w:rPr>
-      </w:pPr>
-      <w:r>
-        <w:rPr>
-          <w:lang w:val="en-US"/>
-        </w:rPr>
-        <w:t>“Clergy”?</w:t>
-      </w:r>
-    </w:p>
-    <w:p>
-      <w:pPr>
-        <w:pStyle w:val="ListParagraph"/>
-        <w:numPr>
-          <w:ilvl w:val="0"/>
-          <w:numId w:val="2"/>
-        </w:numPr>
-        <w:rPr>
-          <w:lang w:val="en-US"/>
-        </w:rPr>
-      </w:pPr>
-      <w:r>
-        <w:rPr>
-          <w:lang w:val="en-US"/>
-        </w:rPr>
-        <w:t>Tu sĩ</w:t>
-      </w:r>
-    </w:p>
-    <w:p>
-      <w:pPr>
-        <w:pStyle w:val="ListParagraph"/>
-        <w:numPr>
-          <w:ilvl w:val="0"/>
-          <w:numId w:val="15"/>
-        </w:numPr>
-        <w:rPr>
-          <w:lang w:val="en-US"/>
-        </w:rPr>
-      </w:pPr>
-      <w:r>
-        <w:rPr>
-          <w:lang w:val="en-US"/>
-        </w:rPr>
-        <w:t>“Come To Pass”?</w:t>
-      </w:r>
-    </w:p>
-    <w:p>
-      <w:pPr>
-        <w:pStyle w:val="ListParagraph"/>
-        <w:numPr>
-          <w:ilvl w:val="0"/>
-          <w:numId w:val="2"/>
-        </w:numPr>
-        <w:rPr>
-          <w:lang w:val="en-US"/>
-        </w:rPr>
-      </w:pPr>
-      <w:r>
-        <w:rPr>
-          <w:lang w:val="en-US"/>
-        </w:rPr>
-        <w:t>Xảy ra (1 sự việc trong kinh thánh)</w:t>
-      </w:r>
-    </w:p>
-    <w:p>
-      <w:pPr>
-        <w:rPr>
-          <w:lang w:val="en-US"/>
-        </w:rPr>
-      </w:pPr>
-    </w:p>
-    <w:p>
-      <w:pPr>
-        <w:rPr>
-          <w:lang w:val="en-US"/>
-        </w:rPr>
-      </w:pPr>
-      <w:r>
-        <w:rPr>
-          <w:lang w:val="en-US"/>
-        </w:rPr>
-        <w:t>War – Chiến Tranh:</w:t>
-      </w:r>
-    </w:p>
-    <w:p>
-      <w:pPr>
-        <w:pStyle w:val="ListParagraph"/>
-        <w:numPr>
-          <w:ilvl w:val="0"/>
-          <w:numId w:val="10"/>
-        </w:numPr>
-        <w:rPr>
-          <w:lang w:val="en-US"/>
-        </w:rPr>
-      </w:pPr>
-      <w:r>
-        <w:rPr>
-          <w:lang w:val="en-US"/>
-        </w:rPr>
-        <w:t>“Sentinal”?</w:t>
-      </w:r>
-    </w:p>
-    <w:p>
-      <w:pPr>
-        <w:pStyle w:val="ListParagraph"/>
-        <w:numPr>
-          <w:ilvl w:val="0"/>
-          <w:numId w:val="2"/>
-        </w:numPr>
-        <w:rPr>
-          <w:lang w:val="en-US"/>
-        </w:rPr>
-      </w:pPr>
-      <w:r>
-        <w:rPr>
-          <w:lang w:val="en-US"/>
-        </w:rPr>
-        <w:t>Lính gác</w:t>
-      </w:r>
-    </w:p>
-    <w:p>
-      <w:pPr>
-        <w:pStyle w:val="ListParagraph"/>
-        <w:numPr>
-          <w:ilvl w:val="0"/>
-          <w:numId w:val="10"/>
-        </w:numPr>
-        <w:rPr>
-          <w:lang w:val="en-US"/>
-        </w:rPr>
-      </w:pPr>
-      <w:r>
-        <w:rPr>
-          <w:lang w:val="en-US"/>
-        </w:rPr>
-        <w:t>“Sentry”?</w:t>
-      </w:r>
-    </w:p>
-    <w:p>
-      <w:pPr>
-        <w:pStyle w:val="ListParagraph"/>
-        <w:numPr>
-          <w:ilvl w:val="0"/>
-          <w:numId w:val="2"/>
-        </w:numPr>
-        <w:rPr>
-          <w:lang w:val="en-US"/>
-        </w:rPr>
-      </w:pPr>
-      <w:r>
-        <w:rPr>
-          <w:lang w:val="en-US"/>
-        </w:rPr>
-        <w:t>Lính canh</w:t>
-      </w:r>
-    </w:p>
-    <w:p>
-      <w:pPr>
-        <w:pStyle w:val="ListParagraph"/>
-        <w:numPr>
-          <w:ilvl w:val="0"/>
-          <w:numId w:val="10"/>
-        </w:numPr>
-        <w:rPr>
-          <w:lang w:val="en-US"/>
-        </w:rPr>
-      </w:pPr>
-      <w:r>
-        <w:rPr>
-          <w:lang w:val="en-US"/>
-        </w:rPr>
-        <w:t>“Banish”?</w:t>
-      </w:r>
-    </w:p>
-    <w:p>
-      <w:pPr>
-        <w:pStyle w:val="ListParagraph"/>
-        <w:numPr>
-          <w:ilvl w:val="0"/>
-          <w:numId w:val="2"/>
-        </w:numPr>
-        <w:rPr>
-          <w:lang w:val="en-US"/>
-        </w:rPr>
-      </w:pPr>
-      <w:r>
-        <w:rPr>
-          <w:lang w:val="en-US"/>
-        </w:rPr>
-        <w:t>Trục xuất</w:t>
-      </w:r>
-    </w:p>
-    <w:p>
-      <w:pPr>
-        <w:pStyle w:val="ListParagraph"/>
-        <w:numPr>
-          <w:ilvl w:val="0"/>
-          <w:numId w:val="10"/>
-        </w:numPr>
-        <w:rPr>
-          <w:lang w:val="en-US"/>
-        </w:rPr>
-      </w:pPr>
-      <w:r>
-        <w:rPr>
-          <w:lang w:val="en-US"/>
-        </w:rPr>
-        <w:t>“Triumphant”?</w:t>
-      </w:r>
-    </w:p>
-    <w:p>
-      <w:pPr>
-        <w:pStyle w:val="ListParagraph"/>
-        <w:numPr>
-          <w:ilvl w:val="0"/>
-          <w:numId w:val="2"/>
-        </w:numPr>
-        <w:rPr>
-          <w:lang w:val="en-US"/>
-        </w:rPr>
-      </w:pPr>
-      <w:r>
-        <w:rPr>
-          <w:lang w:val="en-US"/>
-        </w:rPr>
-        <w:t>Cảm giác chiến thắng</w:t>
-      </w:r>
-    </w:p>
-    <w:p>
-      <w:pPr>
-        <w:rPr>
-          <w:lang w:val="en-US"/>
-        </w:rPr>
-      </w:pPr>
-    </w:p>
-    <w:p>
-      <w:pPr>
-        <w:rPr>
-          <w:lang w:val="en-US"/>
-        </w:rPr>
-      </w:pPr>
-      <w:r>
-        <w:rPr>
-          <w:lang w:val="en-US"/>
-        </w:rPr>
-        <w:t>Elemental – Nguyên Tố:</w:t>
-      </w:r>
-    </w:p>
-    <w:p>
-      <w:pPr>
-        <w:pStyle w:val="ListParagraph"/>
-        <w:numPr>
-          <w:ilvl w:val="0"/>
-          <w:numId w:val="12"/>
-        </w:numPr>
-        <w:rPr>
-          <w:lang w:val="en-US"/>
-        </w:rPr>
-      </w:pPr>
-      <w:r>
-        <w:rPr>
-          <w:lang w:val="en-US"/>
-        </w:rPr>
-        <w:t>“Scorch”?</w:t>
-      </w:r>
-    </w:p>
-    <w:p>
-      <w:pPr>
-        <w:pStyle w:val="ListParagraph"/>
-        <w:numPr>
-          <w:ilvl w:val="0"/>
-          <w:numId w:val="2"/>
-        </w:numPr>
-        <w:rPr>
-          <w:lang w:val="en-US"/>
-        </w:rPr>
-      </w:pPr>
-      <w:r>
-        <w:rPr>
-          <w:lang w:val="en-US"/>
-        </w:rPr>
-        <w:t>Thiêu đốt</w:t>
-      </w:r>
-    </w:p>
-    <w:p>
-      <w:pPr>
-        <w:pStyle w:val="ListParagraph"/>
-        <w:numPr>
-          <w:ilvl w:val="0"/>
-          <w:numId w:val="12"/>
-        </w:numPr>
-        <w:rPr>
-          <w:lang w:val="en-US"/>
-        </w:rPr>
-      </w:pPr>
-      <w:r>
-        <w:rPr>
-          <w:lang w:val="en-US"/>
-        </w:rPr>
-        <w:t>“Enchant”?</w:t>
-      </w:r>
-    </w:p>
-    <w:p>
-      <w:pPr>
-        <w:pStyle w:val="ListParagraph"/>
-        <w:numPr>
-          <w:ilvl w:val="0"/>
-          <w:numId w:val="2"/>
-        </w:numPr>
-        <w:rPr>
-          <w:lang w:val="en-US"/>
-        </w:rPr>
-      </w:pPr>
-      <w:r>
-        <w:rPr>
-          <w:lang w:val="en-US"/>
-        </w:rPr>
-        <w:t>Tác động ma thuật (lên 1 món đồ)</w:t>
-      </w:r>
-    </w:p>
-    <w:p>
-      <w:pPr>
-        <w:rPr>
-          <w:lang w:val="en-US"/>
-        </w:rPr>
-      </w:pPr>
-    </w:p>
-    <w:p>
-      <w:pPr>
-        <w:rPr>
-          <w:lang w:val="en-US"/>
-        </w:rPr>
-      </w:pPr>
-      <w:r>
-        <w:rPr>
-          <w:lang w:val="en-US"/>
-        </w:rPr>
-        <w:lastRenderedPageBreak/>
-        <w:t>Animal – Động Vật:</w:t>
-      </w:r>
-    </w:p>
-    <w:p>
-      <w:pPr>
-        <w:pStyle w:val="ListParagraph"/>
-        <w:numPr>
-          <w:ilvl w:val="0"/>
-          <w:numId w:val="13"/>
-        </w:numPr>
-        <w:rPr>
-          <w:lang w:val="en-US"/>
-        </w:rPr>
-      </w:pPr>
-      <w:r>
-        <w:rPr>
-          <w:lang w:val="en-US"/>
-        </w:rPr>
-        <w:t>“Peck”?</w:t>
-      </w:r>
-    </w:p>
-    <w:p>
-      <w:pPr>
-        <w:pStyle w:val="ListParagraph"/>
-        <w:numPr>
-          <w:ilvl w:val="0"/>
-          <w:numId w:val="2"/>
-        </w:numPr>
-        <w:rPr>
-          <w:lang w:val="en-US"/>
-        </w:rPr>
-      </w:pPr>
-      <w:r>
-        <w:rPr>
-          <w:lang w:val="en-US"/>
-        </w:rPr>
-        <w:t>Mổ</w:t>
-      </w:r>
-    </w:p>
-    <w:p>
-      <w:pPr>
-        <w:pStyle w:val="ListParagraph"/>
-        <w:numPr>
-          <w:ilvl w:val="0"/>
-          <w:numId w:val="13"/>
-        </w:numPr>
-        <w:rPr>
-          <w:lang w:val="en-US"/>
-        </w:rPr>
-      </w:pPr>
-      <w:r>
-        <w:rPr>
-          <w:lang w:val="en-US"/>
-        </w:rPr>
-        <w:t>“Carrion”?</w:t>
-      </w:r>
-    </w:p>
-    <w:p>
-      <w:pPr>
-        <w:pStyle w:val="ListParagraph"/>
-        <w:numPr>
-          <w:ilvl w:val="0"/>
-          <w:numId w:val="2"/>
-        </w:numPr>
-        <w:rPr>
-          <w:lang w:val="en-US"/>
-        </w:rPr>
-      </w:pPr>
-      <w:r>
-        <w:rPr>
-          <w:lang w:val="en-US"/>
-        </w:rPr>
-        <w:t>Xác thối</w:t>
-      </w:r>
-    </w:p>
-    <w:p>
-      <w:pPr>
-        <w:rPr>
-          <w:lang w:val="en-US"/>
-        </w:rPr>
-      </w:pPr>
-    </w:p>
-    <w:p>
-      <w:pPr>
-        <w:rPr>
-          <w:lang w:val="en-US"/>
-        </w:rPr>
-      </w:pPr>
-      <w:r>
-        <w:rPr>
-          <w:lang w:val="en-US"/>
-        </w:rPr>
-        <w:t>Plant – Thực Vật:</w:t>
-      </w:r>
-    </w:p>
-    <w:p>
-      <w:pPr>
-        <w:pStyle w:val="ListParagraph"/>
-        <w:numPr>
-          <w:ilvl w:val="0"/>
-          <w:numId w:val="14"/>
-        </w:numPr>
-        <w:rPr>
-          <w:lang w:val="en-US"/>
-        </w:rPr>
-      </w:pPr>
-      <w:r>
-        <w:rPr>
-          <w:lang w:val="en-US"/>
-        </w:rPr>
-        <w:t>“Vine”?</w:t>
-      </w:r>
-    </w:p>
-    <w:p>
-      <w:pPr>
-        <w:pStyle w:val="ListParagraph"/>
-        <w:numPr>
-          <w:ilvl w:val="0"/>
-          <w:numId w:val="2"/>
-        </w:numPr>
-        <w:rPr>
-          <w:lang w:val="en-US"/>
-        </w:rPr>
-      </w:pPr>
-      <w:r>
-        <w:rPr>
-          <w:lang w:val="en-US"/>
-        </w:rPr>
-        <w:t>Cây leo</w:t>
-      </w:r>
-    </w:p>
-    <w:p>
-      <w:pPr>
-        <w:pStyle w:val="ListParagraph"/>
-        <w:numPr>
-          <w:ilvl w:val="0"/>
-          <w:numId w:val="14"/>
-        </w:numPr>
-        <w:rPr>
-          <w:lang w:val="en-US"/>
-        </w:rPr>
-      </w:pPr>
-      <w:r>
-        <w:rPr>
-          <w:lang w:val="en-US"/>
-        </w:rPr>
-        <w:t>“Oak”?</w:t>
-      </w:r>
-    </w:p>
-    <w:p>
-      <w:pPr>
-        <w:pStyle w:val="ListParagraph"/>
-        <w:numPr>
-          <w:ilvl w:val="0"/>
-          <w:numId w:val="2"/>
-        </w:numPr>
-        <w:rPr>
-          <w:lang w:val="en-US"/>
-        </w:rPr>
-      </w:pPr>
-      <w:r>
-        <w:rPr>
-          <w:lang w:val="en-US"/>
-        </w:rPr>
-        <w:t>Sồi</w:t>
-      </w:r>
-    </w:p>
-    <w:p>
-      <w:pPr>
-        <w:rPr>
-          <w:lang w:val="en-US"/>
-        </w:rPr>
-      </w:pPr>
-    </w:p>
-    <w:p>
-      <w:pPr>
-        <w:rPr>
-          <w:lang w:val="en-US"/>
-        </w:rPr>
-      </w:pPr>
-      <w:r>
-        <w:rPr>
-          <w:lang w:val="en-US"/>
-        </w:rPr>
-        <w:t>Code – Mã:</w:t>
-      </w:r>
-    </w:p>
-    <w:p>
-      <w:pPr>
-        <w:pStyle w:val="ListParagraph"/>
-        <w:numPr>
-          <w:ilvl w:val="0"/>
-          <w:numId w:val="17"/>
-        </w:numPr>
-        <w:rPr>
-          <w:lang w:val="en-US"/>
-        </w:rPr>
-      </w:pPr>
-      <w:r>
-        <w:rPr>
-          <w:lang w:val="en-US"/>
-        </w:rPr>
-        <w:t>“Boilerplate”?</w:t>
-      </w:r>
-    </w:p>
-    <w:p>
-      <w:pPr>
-        <w:pStyle w:val="ListParagraph"/>
-        <w:numPr>
-          <w:ilvl w:val="0"/>
-          <w:numId w:val="2"/>
-        </w:numPr>
-        <w:rPr>
-          <w:lang w:val="en-US"/>
-        </w:rPr>
-      </w:pPr>
-      <w:r>
-        <w:rPr>
-          <w:lang w:val="en-US"/>
-        </w:rPr>
-        <w:t>Soạn sẵn</w:t>
-      </w:r>
-    </w:p>
-    <w:p>
-      <w:pPr>
-        <w:pStyle w:val="ListParagraph"/>
-        <w:numPr>
-          <w:ilvl w:val="0"/>
-          <w:numId w:val="17"/>
-        </w:numPr>
-        <w:rPr>
-          <w:lang w:val="en-US"/>
-        </w:rPr>
-      </w:pPr>
-      <w:r>
-        <w:rPr>
-          <w:lang w:val="en-US"/>
-        </w:rPr>
-        <w:t>“Data Augmentation”?</w:t>
-      </w:r>
-    </w:p>
-    <w:p>
-      <w:pPr>
-        <w:pStyle w:val="ListParagraph"/>
-        <w:numPr>
-          <w:ilvl w:val="0"/>
-          <w:numId w:val="2"/>
-        </w:numPr>
-        <w:rPr>
-          <w:lang w:val="en-US"/>
-        </w:rPr>
-      </w:pPr>
-      <w:r>
-        <w:rPr>
-          <w:lang w:val="en-US"/>
-        </w:rPr>
-        <w:t>Việc tăng lượng dữ liệu</w:t>
-      </w:r>
-    </w:p>
-    <w:p>
-      <w:pPr>
-        <w:pStyle w:val="ListParagraph"/>
-        <w:numPr>
-          <w:ilvl w:val="0"/>
-          <w:numId w:val="17"/>
-        </w:numPr>
-        <w:rPr>
-          <w:lang w:val="en-US"/>
-        </w:rPr>
-      </w:pPr>
-      <w:r>
-        <w:rPr>
-          <w:lang w:val="en-US"/>
-        </w:rPr>
-        <w:t>“Localization”?</w:t>
-      </w:r>
-    </w:p>
-    <w:p>
-      <w:pPr>
-        <w:pStyle w:val="ListParagraph"/>
-        <w:numPr>
-          <w:ilvl w:val="0"/>
-          <w:numId w:val="2"/>
-        </w:numPr>
-        <w:rPr>
-          <w:lang w:val="en-US"/>
-        </w:rPr>
-      </w:pPr>
-      <w:r>
-        <w:rPr>
-          <w:lang w:val="en-US"/>
-        </w:rPr>
-        <w:t>Việc khoan</w:t>
-      </w:r>
-      <w:r>
-        <w:rPr>
-          <w:lang w:val="en-US"/>
-        </w:rPr>
-        <w:t>h</w:t>
-      </w:r>
-      <w:r>
-        <w:rPr>
-          <w:lang w:val="en-US"/>
-        </w:rPr>
-        <w:t xml:space="preserve"> vùng</w:t>
-      </w:r>
-    </w:p>
-    <w:p>
-      <w:pPr>
-        <w:pStyle w:val="ListParagraph"/>
-        <w:numPr>
-          <w:ilvl w:val="0"/>
-          <w:numId w:val="17"/>
-        </w:numPr>
-        <w:rPr>
-          <w:lang w:val="en-US"/>
-        </w:rPr>
-      </w:pPr>
-      <w:r>
-        <w:rPr>
-          <w:lang w:val="en-US"/>
-        </w:rPr>
-        <w:t>“End To End Training”?</w:t>
-      </w:r>
-    </w:p>
-    <w:p>
-      <w:pPr>
-        <w:pStyle w:val="ListParagraph"/>
-        <w:numPr>
-          <w:ilvl w:val="0"/>
-          <w:numId w:val="2"/>
-        </w:numPr>
-        <w:rPr>
-          <w:lang w:val="en-US"/>
-        </w:rPr>
-      </w:pPr>
-      <w:r>
-        <w:rPr>
-          <w:lang w:val="en-US"/>
-        </w:rPr>
-        <w:t>Train một mạch</w:t>
-      </w:r>
-      <w:r>
-        <w:rPr>
-          <w:lang w:val="en-US"/>
-        </w:rPr>
-        <w:t>, không cần xử lí trước dữ liệu</w:t>
-      </w:r>
-    </w:p>
-    <w:p>
-      <w:pPr>
-        <w:pStyle w:val="ListParagraph"/>
-        <w:numPr>
-          <w:ilvl w:val="0"/>
-          <w:numId w:val="17"/>
-        </w:numPr>
-        <w:rPr>
-          <w:lang w:val="en-US"/>
-        </w:rPr>
-      </w:pPr>
-      <w:r>
-        <w:rPr>
-          <w:lang w:val="en-US"/>
-        </w:rPr>
-        <w:t>“Energy Function”?</w:t>
-      </w:r>
-    </w:p>
-    <w:p>
-      <w:pPr>
-        <w:pStyle w:val="ListParagraph"/>
-        <w:numPr>
-          <w:ilvl w:val="0"/>
-          <w:numId w:val="2"/>
-        </w:numPr>
-        <w:rPr>
-          <w:lang w:val="en-US"/>
-        </w:rPr>
-      </w:pPr>
-      <w:r>
-        <w:rPr>
-          <w:lang w:val="en-US"/>
-        </w:rPr>
-        <w:t>Hàm cần tối ưu hóa</w:t>
-      </w:r>
-    </w:p>
-    <w:p>
-      <w:pPr>
-        <w:pStyle w:val="ListParagraph"/>
-        <w:numPr>
-          <w:ilvl w:val="0"/>
-          <w:numId w:val="17"/>
-        </w:numPr>
-        <w:rPr>
-          <w:lang w:val="en-US"/>
-        </w:rPr>
-      </w:pPr>
-      <w:r>
-        <w:rPr>
-          <w:lang w:val="en-US"/>
-        </w:rPr>
-        <w:t>“Is Deprecated”?</w:t>
-      </w:r>
-    </w:p>
-    <w:p>
-      <w:pPr>
-        <w:pStyle w:val="ListParagraph"/>
-        <w:numPr>
-          <w:ilvl w:val="0"/>
-          <w:numId w:val="2"/>
-        </w:numPr>
-        <w:rPr>
-          <w:lang w:val="en-US"/>
-        </w:rPr>
-      </w:pPr>
-      <w:r>
-        <w:rPr>
-          <w:lang w:val="en-US"/>
-        </w:rPr>
-        <w:t>Sắp không được dùng nữa</w:t>
-      </w:r>
-      <w:r>
-        <w:rPr>
-          <w:lang w:val="en-US"/>
-        </w:rPr>
-        <w:t xml:space="preserve"> (</w:t>
-      </w:r>
-      <w:r>
-        <w:rPr>
-          <w:lang w:val="en-US"/>
-        </w:rPr>
-        <w:t>1 phần mềm</w:t>
-      </w:r>
-      <w:r>
-        <w:rPr>
-          <w:lang w:val="en-US"/>
-        </w:rPr>
-        <w:t>)</w:t>
-      </w:r>
-    </w:p>
-    <w:p>
-      <w:pPr>
-        <w:pStyle w:val="ListParagraph"/>
-        <w:numPr>
-          <w:ilvl w:val="0"/>
-          <w:numId w:val="17"/>
-        </w:numPr>
-        <w:rPr>
-          <w:lang w:val="en-US"/>
-        </w:rPr>
-      </w:pPr>
-      <w:r>
-        <w:rPr>
-          <w:lang w:val="en-US"/>
-        </w:rPr>
-        <w:t>“Ground Truth”?</w:t>
-      </w:r>
-    </w:p>
-    <w:p>
-      <w:pPr>
-        <w:pStyle w:val="ListParagraph"/>
-        <w:numPr>
-          <w:ilvl w:val="0"/>
-          <w:numId w:val="2"/>
-        </w:numPr>
-        <w:rPr>
-          <w:lang w:val="en-US"/>
-        </w:rPr>
-      </w:pPr>
-      <w:r>
-        <w:rPr>
-          <w:lang w:val="en-US"/>
-        </w:rPr>
-        <w:t>Target trong Machine Learning</w:t>
-      </w:r>
-    </w:p>
-    <w:p>
-      <w:pPr>
-        <w:rPr>
-          <w:lang w:val="en-US"/>
-        </w:rPr>
-      </w:pPr>
-    </w:p>
-    <w:p>
-      <w:pPr>
-        <w:rPr>
-          <w:lang w:val="en-US"/>
-        </w:rPr>
-      </w:pPr>
-      <w:r>
-        <w:rPr>
-          <w:lang w:val="en-US"/>
-        </w:rPr>
-        <w:t>A</w:t>
-      </w:r>
-      <w:r>
-        <w:t>bbreviation</w:t>
-      </w:r>
-      <w:r>
-        <w:rPr>
-          <w:lang w:val="en-US"/>
-        </w:rPr>
-        <w:t xml:space="preserve"> – Từ Viết Tắt:</w:t>
-      </w:r>
-    </w:p>
-    <w:p>
-      <w:pPr>
-        <w:pStyle w:val="ListParagraph"/>
-        <w:numPr>
-          <w:ilvl w:val="0"/>
-          <w:numId w:val="3"/>
-        </w:numPr>
-        <w:rPr>
-          <w:lang w:val="en-US"/>
-        </w:rPr>
-      </w:pPr>
-      <w:r>
-        <w:rPr>
-          <w:lang w:val="en-US"/>
-        </w:rPr>
-        <w:t>“et al.”</w:t>
-      </w:r>
-      <w:r>
-        <w:rPr>
-          <w:lang w:val="en-US"/>
-        </w:rPr>
-        <w:t>?</w:t>
-      </w:r>
-    </w:p>
-    <w:p>
-      <w:pPr>
-        <w:pStyle w:val="ListParagraph"/>
-        <w:numPr>
-          <w:ilvl w:val="0"/>
-          <w:numId w:val="2"/>
-        </w:numPr>
-        <w:rPr>
-          <w:lang w:val="en-US"/>
-        </w:rPr>
-      </w:pPr>
-      <w:r>
-        <w:rPr>
-          <w:lang w:val="en-US"/>
-        </w:rPr>
-        <w:t>Và các đồng tác giả khác</w:t>
-      </w:r>
-    </w:p>
-    <w:p>
-      <w:pPr>
-        <w:rPr>
-          <w:lang w:val="en-US"/>
-        </w:rPr>
-      </w:pPr>
-    </w:p>
-    <w:p>
-      <w:pPr>
-        <w:rPr>
-          <w:lang w:val="en-US"/>
-        </w:rPr>
-      </w:pPr>
-      <w:r>
-        <w:rPr>
-          <w:lang w:val="en-US"/>
-        </w:rPr>
-        <w:t>Math – Toán:</w:t>
+        <w:t>“Denominator”?</w:t>
+      </w:r>
+    </w:p>
+    <w:p>
+      <w:pPr>
+        <w:pStyle w:val="ListParagraph"/>
+        <w:numPr>
+          <w:ilvl w:val="0"/>
+          <w:numId w:val="2"/>
+        </w:numPr>
+        <w:rPr>
+          <w:lang w:val="en-US"/>
+        </w:rPr>
+      </w:pPr>
+      <w:r>
+        <w:rPr>
+          <w:lang w:val="en-US"/>
+        </w:rPr>
+        <w:t>Mẫu số</w:t>
       </w:r>
     </w:p>
     <w:p>
@@ -2642,25 +2786,25 @@
         <w:rPr>
           <w:lang w:val="en-US"/>
         </w:rPr>
-        <w:t>“Denominator”?</w:t>
-      </w:r>
-    </w:p>
-    <w:p>
-      <w:pPr>
-        <w:pStyle w:val="ListParagraph"/>
-        <w:numPr>
-          <w:ilvl w:val="0"/>
-          <w:numId w:val="2"/>
-        </w:numPr>
-        <w:rPr>
-          <w:lang w:val="en-US"/>
-        </w:rPr>
-      </w:pPr>
-      <w:r>
-        <w:rPr>
-          <w:lang w:val="en-US"/>
-        </w:rPr>
-        <w:t>Mẫu số</w:t>
+        <w:t>“Numerator”?</w:t>
+      </w:r>
+    </w:p>
+    <w:p>
+      <w:pPr>
+        <w:pStyle w:val="ListParagraph"/>
+        <w:numPr>
+          <w:ilvl w:val="0"/>
+          <w:numId w:val="2"/>
+        </w:numPr>
+        <w:rPr>
+          <w:lang w:val="en-US"/>
+        </w:rPr>
+      </w:pPr>
+      <w:r>
+        <w:rPr>
+          <w:lang w:val="en-US"/>
+        </w:rPr>
+        <w:t>Tử số</w:t>
       </w:r>
     </w:p>
     <w:p>
@@ -2678,25 +2822,25 @@
         <w:rPr>
           <w:lang w:val="en-US"/>
         </w:rPr>
-        <w:t>“Numerator”?</w:t>
-      </w:r>
-    </w:p>
-    <w:p>
-      <w:pPr>
-        <w:pStyle w:val="ListParagraph"/>
-        <w:numPr>
-          <w:ilvl w:val="0"/>
-          <w:numId w:val="2"/>
-        </w:numPr>
-        <w:rPr>
-          <w:lang w:val="en-US"/>
-        </w:rPr>
-      </w:pPr>
-      <w:r>
-        <w:rPr>
-          <w:lang w:val="en-US"/>
-        </w:rPr>
-        <w:t>Tử số</w:t>
+        <w:t>“Hypothetical Unit”?</w:t>
+      </w:r>
+    </w:p>
+    <w:p>
+      <w:pPr>
+        <w:pStyle w:val="ListParagraph"/>
+        <w:numPr>
+          <w:ilvl w:val="0"/>
+          <w:numId w:val="2"/>
+        </w:numPr>
+        <w:rPr>
+          <w:lang w:val="en-US"/>
+        </w:rPr>
+      </w:pPr>
+      <w:r>
+        <w:rPr>
+          <w:lang w:val="en-US"/>
+        </w:rPr>
+        <w:t>Đơn vị giả tưởng (của giá trị nào đó)</w:t>
       </w:r>
     </w:p>
     <w:p>
@@ -2714,43 +2858,6 @@
         <w:rPr>
           <w:lang w:val="en-US"/>
         </w:rPr>
-        <w:t>“Hypothetical Unit”?</w:t>
-      </w:r>
-    </w:p>
-    <w:p>
-      <w:pPr>
-        <w:pStyle w:val="ListParagraph"/>
-        <w:numPr>
-          <w:ilvl w:val="0"/>
-          <w:numId w:val="2"/>
-        </w:numPr>
-        <w:rPr>
-          <w:lang w:val="en-US"/>
-        </w:rPr>
-      </w:pPr>
-      <w:r>
-        <w:rPr>
-          <w:lang w:val="en-US"/>
-        </w:rPr>
-        <w:t>Đơn vị giả tưởng (của giá trị nào đó)</w:t>
-      </w:r>
-    </w:p>
-    <w:p>
-      <w:pPr>
-        <w:pStyle w:val="ListParagraph"/>
-        <w:numPr>
-          <w:ilvl w:val="0"/>
-          <w:numId w:val="4"/>
-        </w:numPr>
-        <w:rPr>
-          <w:lang w:val="en-US"/>
-        </w:rPr>
-      </w:pPr>
-      <w:r>
-        <w:rPr>
-          <w:lang w:val="en-US"/>
-        </w:rPr>
-        <w:lastRenderedPageBreak/>
         <w:t>Numerical Solution?</w:t>
       </w:r>
     </w:p>

--- a/english.docx
+++ b/english.docx
@@ -1474,6 +1474,43 @@
     </w:p>
     <w:p>
       <w:pPr>
+        <w:pStyle w:val="ListParagraph"/>
+        <w:numPr>
+          <w:ilvl w:val="0"/>
+          <w:numId w:val="11"/>
+        </w:numPr>
+        <w:rPr>
+          <w:lang w:val="en-US"/>
+        </w:rPr>
+      </w:pPr>
+      <w:r>
+        <w:rPr>
+          <w:lang w:val="en-US"/>
+        </w:rPr>
+        <w:lastRenderedPageBreak/>
+        <w:t>“Grasp”?</w:t>
+      </w:r>
+    </w:p>
+    <w:p>
+      <w:pPr>
+        <w:pStyle w:val="ListParagraph"/>
+        <w:numPr>
+          <w:ilvl w:val="0"/>
+          <w:numId w:val="2"/>
+        </w:numPr>
+        <w:rPr>
+          <w:lang w:val="en-US"/>
+        </w:rPr>
+      </w:pPr>
+      <w:r>
+        <w:rPr>
+          <w:lang w:val="en-US"/>
+        </w:rPr>
+        <w:t>Nắm chặt</w:t>
+      </w:r>
+    </w:p>
+    <w:p>
+      <w:pPr>
         <w:rPr>
           <w:lang w:val="en-US"/>
         </w:rPr>
@@ -2055,6 +2092,7 @@
         <w:rPr>
           <w:lang w:val="en-US"/>
         </w:rPr>
+        <w:lastRenderedPageBreak/>
         <w:t>“Scorch”?</w:t>
       </w:r>
     </w:p>
@@ -2091,7 +2129,6 @@
         <w:rPr>
           <w:lang w:val="en-US"/>
         </w:rPr>
-        <w:lastRenderedPageBreak/>
         <w:t>“Enchant”?</w:t>
       </w:r>
     </w:p>
@@ -2639,6 +2676,78 @@
           <w:lang w:val="en-US"/>
         </w:rPr>
         <w:t>Quá trình phân tích và tối ưu hóa hiệu suất</w:t>
+      </w:r>
+    </w:p>
+    <w:p>
+      <w:pPr>
+        <w:pStyle w:val="ListParagraph"/>
+        <w:numPr>
+          <w:ilvl w:val="0"/>
+          <w:numId w:val="17"/>
+        </w:numPr>
+        <w:rPr>
+          <w:lang w:val="en-US"/>
+        </w:rPr>
+      </w:pPr>
+      <w:r>
+        <w:rPr>
+          <w:lang w:val="en-US"/>
+        </w:rPr>
+        <w:t>“Prototype”?</w:t>
+      </w:r>
+    </w:p>
+    <w:p>
+      <w:pPr>
+        <w:pStyle w:val="ListParagraph"/>
+        <w:numPr>
+          <w:ilvl w:val="0"/>
+          <w:numId w:val="2"/>
+        </w:numPr>
+        <w:rPr>
+          <w:lang w:val="en-US"/>
+        </w:rPr>
+      </w:pPr>
+      <w:r>
+        <w:rPr>
+          <w:lang w:val="en-US"/>
+        </w:rPr>
+        <w:t>Tạo bản đầu tiên</w:t>
+      </w:r>
+    </w:p>
+    <w:p>
+      <w:pPr>
+        <w:pStyle w:val="ListParagraph"/>
+        <w:numPr>
+          <w:ilvl w:val="0"/>
+          <w:numId w:val="17"/>
+        </w:numPr>
+        <w:rPr>
+          <w:lang w:val="en-US"/>
+        </w:rPr>
+      </w:pPr>
+      <w:r>
+        <w:rPr>
+          <w:lang w:val="en-US"/>
+        </w:rPr>
+        <w:t>“Benchmark”?</w:t>
+      </w:r>
+    </w:p>
+    <w:p>
+      <w:pPr>
+        <w:pStyle w:val="ListParagraph"/>
+        <w:numPr>
+          <w:ilvl w:val="0"/>
+          <w:numId w:val="2"/>
+        </w:numPr>
+        <w:rPr>
+          <w:lang w:val="en-US"/>
+        </w:rPr>
+      </w:pPr>
+      <w:r>
+        <w:rPr>
+          <w:lang w:val="en-US"/>
+        </w:rPr>
+        <w:t>Đánh giá hiệu suất của 1 mô hình (so với 1 tiêu chuẩn nào đó)</w:t>
       </w:r>
       <w:bookmarkStart w:id="0" w:name="_GoBack"/>
       <w:bookmarkEnd w:id="0"/>
@@ -2687,6 +2796,7 @@
         <w:rPr>
           <w:lang w:val="en-US"/>
         </w:rPr>
+        <w:lastRenderedPageBreak/>
         <w:t>“et al.”</w:t>
       </w:r>
       <w:r>
@@ -2749,7 +2859,6 @@
         <w:rPr>
           <w:lang w:val="en-US"/>
         </w:rPr>
-        <w:lastRenderedPageBreak/>
         <w:t>“Denominator”?</w:t>
       </w:r>
     </w:p>

--- a/english.docx
+++ b/english.docx
@@ -2074,15 +2074,15 @@
         <w:rPr>
           <w:lang w:val="en-US"/>
         </w:rPr>
-        <w:t>Elemental – Nguyên Tố:</w:t>
-      </w:r>
-    </w:p>
-    <w:p>
-      <w:pPr>
-        <w:pStyle w:val="ListParagraph"/>
-        <w:numPr>
-          <w:ilvl w:val="0"/>
-          <w:numId w:val="12"/>
+        <w:t>Time – Thời Gian:</w:t>
+      </w:r>
+    </w:p>
+    <w:p>
+      <w:pPr>
+        <w:pStyle w:val="ListParagraph"/>
+        <w:numPr>
+          <w:ilvl w:val="0"/>
+          <w:numId w:val="19"/>
         </w:numPr>
         <w:rPr>
           <w:lang w:val="en-US"/>
@@ -2093,661 +2093,25 @@
           <w:lang w:val="en-US"/>
         </w:rPr>
         <w:lastRenderedPageBreak/>
-        <w:t>“Scorch”?</w:t>
-      </w:r>
-    </w:p>
-    <w:p>
-      <w:pPr>
-        <w:pStyle w:val="ListParagraph"/>
-        <w:numPr>
-          <w:ilvl w:val="0"/>
-          <w:numId w:val="2"/>
-        </w:numPr>
-        <w:rPr>
-          <w:lang w:val="en-US"/>
-        </w:rPr>
-      </w:pPr>
-      <w:r>
-        <w:rPr>
-          <w:lang w:val="en-US"/>
-        </w:rPr>
-        <w:t>Thiêu đốt</w:t>
-      </w:r>
-    </w:p>
-    <w:p>
-      <w:pPr>
-        <w:pStyle w:val="ListParagraph"/>
-        <w:numPr>
-          <w:ilvl w:val="0"/>
-          <w:numId w:val="12"/>
-        </w:numPr>
-        <w:rPr>
-          <w:lang w:val="en-US"/>
-        </w:rPr>
-      </w:pPr>
-      <w:r>
-        <w:rPr>
-          <w:lang w:val="en-US"/>
-        </w:rPr>
-        <w:t>“Enchant”?</w:t>
-      </w:r>
-    </w:p>
-    <w:p>
-      <w:pPr>
-        <w:pStyle w:val="ListParagraph"/>
-        <w:numPr>
-          <w:ilvl w:val="0"/>
-          <w:numId w:val="2"/>
-        </w:numPr>
-        <w:rPr>
-          <w:lang w:val="en-US"/>
-        </w:rPr>
-      </w:pPr>
-      <w:r>
-        <w:rPr>
-          <w:lang w:val="en-US"/>
-        </w:rPr>
-        <w:t>Tác động ma thuật (lên 1 món đồ)</w:t>
-      </w:r>
-    </w:p>
-    <w:p>
-      <w:pPr>
-        <w:rPr>
-          <w:lang w:val="en-US"/>
-        </w:rPr>
-      </w:pPr>
-    </w:p>
-    <w:p>
-      <w:pPr>
-        <w:rPr>
-          <w:lang w:val="en-US"/>
-        </w:rPr>
-      </w:pPr>
-      <w:r>
-        <w:rPr>
-          <w:lang w:val="en-US"/>
-        </w:rPr>
-        <w:t>Animal – Động Vật:</w:t>
-      </w:r>
-    </w:p>
-    <w:p>
-      <w:pPr>
-        <w:pStyle w:val="ListParagraph"/>
-        <w:numPr>
-          <w:ilvl w:val="0"/>
-          <w:numId w:val="13"/>
-        </w:numPr>
-        <w:rPr>
-          <w:lang w:val="en-US"/>
-        </w:rPr>
-      </w:pPr>
-      <w:r>
-        <w:rPr>
-          <w:lang w:val="en-US"/>
-        </w:rPr>
-        <w:t>“Peck”?</w:t>
-      </w:r>
-    </w:p>
-    <w:p>
-      <w:pPr>
-        <w:pStyle w:val="ListParagraph"/>
-        <w:numPr>
-          <w:ilvl w:val="0"/>
-          <w:numId w:val="2"/>
-        </w:numPr>
-        <w:rPr>
-          <w:lang w:val="en-US"/>
-        </w:rPr>
-      </w:pPr>
-      <w:r>
-        <w:rPr>
-          <w:lang w:val="en-US"/>
-        </w:rPr>
-        <w:t>Mổ</w:t>
-      </w:r>
-    </w:p>
-    <w:p>
-      <w:pPr>
-        <w:pStyle w:val="ListParagraph"/>
-        <w:numPr>
-          <w:ilvl w:val="0"/>
-          <w:numId w:val="13"/>
-        </w:numPr>
-        <w:rPr>
-          <w:lang w:val="en-US"/>
-        </w:rPr>
-      </w:pPr>
-      <w:r>
-        <w:rPr>
-          <w:lang w:val="en-US"/>
-        </w:rPr>
-        <w:t>“Carrion”?</w:t>
-      </w:r>
-    </w:p>
-    <w:p>
-      <w:pPr>
-        <w:pStyle w:val="ListParagraph"/>
-        <w:numPr>
-          <w:ilvl w:val="0"/>
-          <w:numId w:val="2"/>
-        </w:numPr>
-        <w:rPr>
-          <w:lang w:val="en-US"/>
-        </w:rPr>
-      </w:pPr>
-      <w:r>
-        <w:rPr>
-          <w:lang w:val="en-US"/>
-        </w:rPr>
-        <w:t>Xác thối</w:t>
-      </w:r>
-    </w:p>
-    <w:p>
-      <w:pPr>
-        <w:rPr>
-          <w:lang w:val="en-US"/>
-        </w:rPr>
-      </w:pPr>
-    </w:p>
-    <w:p>
-      <w:pPr>
-        <w:rPr>
-          <w:lang w:val="en-US"/>
-        </w:rPr>
-      </w:pPr>
-      <w:r>
-        <w:rPr>
-          <w:lang w:val="en-US"/>
-        </w:rPr>
-        <w:t>Plant – Thực Vật:</w:t>
-      </w:r>
-    </w:p>
-    <w:p>
-      <w:pPr>
-        <w:pStyle w:val="ListParagraph"/>
-        <w:numPr>
-          <w:ilvl w:val="0"/>
-          <w:numId w:val="14"/>
-        </w:numPr>
-        <w:rPr>
-          <w:lang w:val="en-US"/>
-        </w:rPr>
-      </w:pPr>
-      <w:r>
-        <w:rPr>
-          <w:lang w:val="en-US"/>
-        </w:rPr>
-        <w:t>“Vine”?</w:t>
-      </w:r>
-    </w:p>
-    <w:p>
-      <w:pPr>
-        <w:pStyle w:val="ListParagraph"/>
-        <w:numPr>
-          <w:ilvl w:val="0"/>
-          <w:numId w:val="2"/>
-        </w:numPr>
-        <w:rPr>
-          <w:lang w:val="en-US"/>
-        </w:rPr>
-      </w:pPr>
-      <w:r>
-        <w:rPr>
-          <w:lang w:val="en-US"/>
-        </w:rPr>
-        <w:t>Cây leo</w:t>
-      </w:r>
-    </w:p>
-    <w:p>
-      <w:pPr>
-        <w:pStyle w:val="ListParagraph"/>
-        <w:numPr>
-          <w:ilvl w:val="0"/>
-          <w:numId w:val="14"/>
-        </w:numPr>
-        <w:rPr>
-          <w:lang w:val="en-US"/>
-        </w:rPr>
-      </w:pPr>
-      <w:r>
-        <w:rPr>
-          <w:lang w:val="en-US"/>
-        </w:rPr>
-        <w:t>“Oak”?</w:t>
-      </w:r>
-    </w:p>
-    <w:p>
-      <w:pPr>
-        <w:pStyle w:val="ListParagraph"/>
-        <w:numPr>
-          <w:ilvl w:val="0"/>
-          <w:numId w:val="2"/>
-        </w:numPr>
-        <w:rPr>
-          <w:lang w:val="en-US"/>
-        </w:rPr>
-      </w:pPr>
-      <w:r>
-        <w:rPr>
-          <w:lang w:val="en-US"/>
-        </w:rPr>
-        <w:t>Sồi</w:t>
-      </w:r>
-    </w:p>
-    <w:p>
-      <w:pPr>
-        <w:rPr>
-          <w:lang w:val="en-US"/>
-        </w:rPr>
-      </w:pPr>
-    </w:p>
-    <w:p>
-      <w:pPr>
-        <w:rPr>
-          <w:lang w:val="en-US"/>
-        </w:rPr>
-      </w:pPr>
-      <w:r>
-        <w:rPr>
-          <w:lang w:val="en-US"/>
-        </w:rPr>
-        <w:t>Code – Mã:</w:t>
-      </w:r>
-    </w:p>
-    <w:p>
-      <w:pPr>
-        <w:pStyle w:val="ListParagraph"/>
-        <w:numPr>
-          <w:ilvl w:val="0"/>
-          <w:numId w:val="17"/>
-        </w:numPr>
-        <w:rPr>
-          <w:lang w:val="en-US"/>
-        </w:rPr>
-      </w:pPr>
-      <w:r>
-        <w:rPr>
-          <w:lang w:val="en-US"/>
-        </w:rPr>
-        <w:t>“Boilerplate”?</w:t>
-      </w:r>
-    </w:p>
-    <w:p>
-      <w:pPr>
-        <w:pStyle w:val="ListParagraph"/>
-        <w:numPr>
-          <w:ilvl w:val="0"/>
-          <w:numId w:val="2"/>
-        </w:numPr>
-        <w:rPr>
-          <w:lang w:val="en-US"/>
-        </w:rPr>
-      </w:pPr>
-      <w:r>
-        <w:rPr>
-          <w:lang w:val="en-US"/>
-        </w:rPr>
-        <w:t>Soạn sẵn</w:t>
-      </w:r>
-    </w:p>
-    <w:p>
-      <w:pPr>
-        <w:pStyle w:val="ListParagraph"/>
-        <w:numPr>
-          <w:ilvl w:val="0"/>
-          <w:numId w:val="17"/>
-        </w:numPr>
-        <w:rPr>
-          <w:lang w:val="en-US"/>
-        </w:rPr>
-      </w:pPr>
-      <w:r>
-        <w:rPr>
-          <w:lang w:val="en-US"/>
-        </w:rPr>
-        <w:t>“Data Augmentation”?</w:t>
-      </w:r>
-    </w:p>
-    <w:p>
-      <w:pPr>
-        <w:pStyle w:val="ListParagraph"/>
-        <w:numPr>
-          <w:ilvl w:val="0"/>
-          <w:numId w:val="2"/>
-        </w:numPr>
-        <w:rPr>
-          <w:lang w:val="en-US"/>
-        </w:rPr>
-      </w:pPr>
-      <w:r>
-        <w:rPr>
-          <w:lang w:val="en-US"/>
-        </w:rPr>
-        <w:t>Việc tăng lượng dữ liệu</w:t>
-      </w:r>
-    </w:p>
-    <w:p>
-      <w:pPr>
-        <w:pStyle w:val="ListParagraph"/>
-        <w:numPr>
-          <w:ilvl w:val="0"/>
-          <w:numId w:val="17"/>
-        </w:numPr>
-        <w:rPr>
-          <w:lang w:val="en-US"/>
-        </w:rPr>
-      </w:pPr>
-      <w:r>
-        <w:rPr>
-          <w:lang w:val="en-US"/>
-        </w:rPr>
-        <w:t>“Localization”?</w:t>
-      </w:r>
-    </w:p>
-    <w:p>
-      <w:pPr>
-        <w:pStyle w:val="ListParagraph"/>
-        <w:numPr>
-          <w:ilvl w:val="0"/>
-          <w:numId w:val="2"/>
-        </w:numPr>
-        <w:rPr>
-          <w:lang w:val="en-US"/>
-        </w:rPr>
-      </w:pPr>
-      <w:r>
-        <w:rPr>
-          <w:lang w:val="en-US"/>
-        </w:rPr>
-        <w:t>Việc khoan</w:t>
-      </w:r>
-      <w:r>
-        <w:rPr>
-          <w:lang w:val="en-US"/>
-        </w:rPr>
-        <w:t>h</w:t>
-      </w:r>
-      <w:r>
-        <w:rPr>
-          <w:lang w:val="en-US"/>
-        </w:rPr>
-        <w:t xml:space="preserve"> vùng</w:t>
-      </w:r>
-    </w:p>
-    <w:p>
-      <w:pPr>
-        <w:pStyle w:val="ListParagraph"/>
-        <w:numPr>
-          <w:ilvl w:val="0"/>
-          <w:numId w:val="17"/>
-        </w:numPr>
-        <w:rPr>
-          <w:lang w:val="en-US"/>
-        </w:rPr>
-      </w:pPr>
-      <w:r>
-        <w:rPr>
-          <w:lang w:val="en-US"/>
-        </w:rPr>
-        <w:t>“End To End Training”?</w:t>
-      </w:r>
-    </w:p>
-    <w:p>
-      <w:pPr>
-        <w:pStyle w:val="ListParagraph"/>
-        <w:numPr>
-          <w:ilvl w:val="0"/>
-          <w:numId w:val="2"/>
-        </w:numPr>
-        <w:rPr>
-          <w:lang w:val="en-US"/>
-        </w:rPr>
-      </w:pPr>
-      <w:r>
-        <w:rPr>
-          <w:lang w:val="en-US"/>
-        </w:rPr>
-        <w:t>Train một mạch</w:t>
-      </w:r>
-      <w:r>
-        <w:rPr>
-          <w:lang w:val="en-US"/>
-        </w:rPr>
-        <w:t>, không cần xử lí trước dữ liệu</w:t>
-      </w:r>
-    </w:p>
-    <w:p>
-      <w:pPr>
-        <w:pStyle w:val="ListParagraph"/>
-        <w:numPr>
-          <w:ilvl w:val="0"/>
-          <w:numId w:val="17"/>
-        </w:numPr>
-        <w:rPr>
-          <w:lang w:val="en-US"/>
-        </w:rPr>
-      </w:pPr>
-      <w:r>
-        <w:rPr>
-          <w:lang w:val="en-US"/>
-        </w:rPr>
-        <w:t>“Energy Function”?</w:t>
-      </w:r>
-    </w:p>
-    <w:p>
-      <w:pPr>
-        <w:pStyle w:val="ListParagraph"/>
-        <w:numPr>
-          <w:ilvl w:val="0"/>
-          <w:numId w:val="2"/>
-        </w:numPr>
-        <w:rPr>
-          <w:lang w:val="en-US"/>
-        </w:rPr>
-      </w:pPr>
-      <w:r>
-        <w:rPr>
-          <w:lang w:val="en-US"/>
-        </w:rPr>
-        <w:t>Hàm cần tối ưu hóa</w:t>
-      </w:r>
-    </w:p>
-    <w:p>
-      <w:pPr>
-        <w:pStyle w:val="ListParagraph"/>
-        <w:numPr>
-          <w:ilvl w:val="0"/>
-          <w:numId w:val="17"/>
-        </w:numPr>
-        <w:rPr>
-          <w:lang w:val="en-US"/>
-        </w:rPr>
-      </w:pPr>
-      <w:r>
-        <w:rPr>
-          <w:lang w:val="en-US"/>
-        </w:rPr>
-        <w:t>“Is Deprecated”?</w:t>
-      </w:r>
-    </w:p>
-    <w:p>
-      <w:pPr>
-        <w:pStyle w:val="ListParagraph"/>
-        <w:numPr>
-          <w:ilvl w:val="0"/>
-          <w:numId w:val="2"/>
-        </w:numPr>
-        <w:rPr>
-          <w:lang w:val="en-US"/>
-        </w:rPr>
-      </w:pPr>
-      <w:r>
-        <w:rPr>
-          <w:lang w:val="en-US"/>
-        </w:rPr>
-        <w:t>Sắp không được dùng nữa</w:t>
-      </w:r>
-      <w:r>
-        <w:rPr>
-          <w:lang w:val="en-US"/>
-        </w:rPr>
-        <w:t xml:space="preserve"> (</w:t>
-      </w:r>
-      <w:r>
-        <w:rPr>
-          <w:lang w:val="en-US"/>
-        </w:rPr>
-        <w:t>1 phần mềm</w:t>
-      </w:r>
-      <w:r>
-        <w:rPr>
-          <w:lang w:val="en-US"/>
-        </w:rPr>
-        <w:t>)</w:t>
-      </w:r>
-    </w:p>
-    <w:p>
-      <w:pPr>
-        <w:pStyle w:val="ListParagraph"/>
-        <w:numPr>
-          <w:ilvl w:val="0"/>
-          <w:numId w:val="17"/>
-        </w:numPr>
-        <w:rPr>
-          <w:lang w:val="en-US"/>
-        </w:rPr>
-      </w:pPr>
-      <w:r>
-        <w:rPr>
-          <w:lang w:val="en-US"/>
-        </w:rPr>
-        <w:t>“Ground Truth”?</w:t>
-      </w:r>
-    </w:p>
-    <w:p>
-      <w:pPr>
-        <w:pStyle w:val="ListParagraph"/>
-        <w:numPr>
-          <w:ilvl w:val="0"/>
-          <w:numId w:val="2"/>
-        </w:numPr>
-        <w:rPr>
-          <w:lang w:val="en-US"/>
-        </w:rPr>
-      </w:pPr>
-      <w:r>
-        <w:rPr>
-          <w:lang w:val="en-US"/>
-        </w:rPr>
-        <w:t>Target trong Machine Learning</w:t>
-      </w:r>
-    </w:p>
-    <w:p>
-      <w:pPr>
-        <w:pStyle w:val="ListParagraph"/>
-        <w:numPr>
-          <w:ilvl w:val="0"/>
-          <w:numId w:val="17"/>
-        </w:numPr>
-        <w:rPr>
-          <w:lang w:val="en-US"/>
-        </w:rPr>
-      </w:pPr>
-      <w:r>
-        <w:rPr>
-          <w:lang w:val="en-US"/>
-        </w:rPr>
-        <w:t>“Profiling”?</w:t>
-      </w:r>
-    </w:p>
-    <w:p>
-      <w:pPr>
-        <w:pStyle w:val="ListParagraph"/>
-        <w:numPr>
-          <w:ilvl w:val="0"/>
-          <w:numId w:val="2"/>
-        </w:numPr>
-        <w:rPr>
-          <w:lang w:val="en-US"/>
-        </w:rPr>
-      </w:pPr>
-      <w:r>
-        <w:rPr>
-          <w:lang w:val="en-US"/>
-        </w:rPr>
-        <w:t>Quá trình phân tích và tối ưu hóa hiệu suất</w:t>
-      </w:r>
-    </w:p>
-    <w:p>
-      <w:pPr>
-        <w:pStyle w:val="ListParagraph"/>
-        <w:numPr>
-          <w:ilvl w:val="0"/>
-          <w:numId w:val="17"/>
-        </w:numPr>
-        <w:rPr>
-          <w:lang w:val="en-US"/>
-        </w:rPr>
-      </w:pPr>
-      <w:r>
-        <w:rPr>
-          <w:lang w:val="en-US"/>
-        </w:rPr>
-        <w:t>“Prototype”?</w:t>
-      </w:r>
-    </w:p>
-    <w:p>
-      <w:pPr>
-        <w:pStyle w:val="ListParagraph"/>
-        <w:numPr>
-          <w:ilvl w:val="0"/>
-          <w:numId w:val="2"/>
-        </w:numPr>
-        <w:rPr>
-          <w:lang w:val="en-US"/>
-        </w:rPr>
-      </w:pPr>
-      <w:r>
-        <w:rPr>
-          <w:lang w:val="en-US"/>
-        </w:rPr>
-        <w:t>Tạo bản đầu tiên</w:t>
-      </w:r>
-    </w:p>
-    <w:p>
-      <w:pPr>
-        <w:pStyle w:val="ListParagraph"/>
-        <w:numPr>
-          <w:ilvl w:val="0"/>
-          <w:numId w:val="17"/>
-        </w:numPr>
-        <w:rPr>
-          <w:lang w:val="en-US"/>
-        </w:rPr>
-      </w:pPr>
-      <w:r>
-        <w:rPr>
-          <w:lang w:val="en-US"/>
-        </w:rPr>
-        <w:t>“Benchmark”?</w:t>
-      </w:r>
-    </w:p>
-    <w:p>
-      <w:pPr>
-        <w:pStyle w:val="ListParagraph"/>
-        <w:numPr>
-          <w:ilvl w:val="0"/>
-          <w:numId w:val="2"/>
-        </w:numPr>
-        <w:rPr>
-          <w:lang w:val="en-US"/>
-        </w:rPr>
-      </w:pPr>
-      <w:r>
-        <w:rPr>
-          <w:lang w:val="en-US"/>
-        </w:rPr>
-        <w:t>Đánh giá hiệu suất của 1 mô hình (so với 1 tiêu chuẩn nào đó)</w:t>
+        <w:t>“Elapse”?</w:t>
+      </w:r>
+    </w:p>
+    <w:p>
+      <w:pPr>
+        <w:pStyle w:val="ListParagraph"/>
+        <w:numPr>
+          <w:ilvl w:val="0"/>
+          <w:numId w:val="2"/>
+        </w:numPr>
+        <w:rPr>
+          <w:lang w:val="en-US"/>
+        </w:rPr>
+      </w:pPr>
+      <w:r>
+        <w:rPr>
+          <w:lang w:val="en-US"/>
+        </w:rPr>
+        <w:t>Trôi qua</w:t>
       </w:r>
       <w:bookmarkStart w:id="0" w:name="_GoBack"/>
       <w:bookmarkEnd w:id="0"/>
@@ -2769,6 +2133,735 @@
         <w:rPr>
           <w:lang w:val="en-US"/>
         </w:rPr>
+        <w:t>Elemental – Nguyên Tố:</w:t>
+      </w:r>
+    </w:p>
+    <w:p>
+      <w:pPr>
+        <w:pStyle w:val="ListParagraph"/>
+        <w:numPr>
+          <w:ilvl w:val="0"/>
+          <w:numId w:val="12"/>
+        </w:numPr>
+        <w:rPr>
+          <w:lang w:val="en-US"/>
+        </w:rPr>
+      </w:pPr>
+      <w:r>
+        <w:rPr>
+          <w:lang w:val="en-US"/>
+        </w:rPr>
+        <w:t>“Scorch”?</w:t>
+      </w:r>
+    </w:p>
+    <w:p>
+      <w:pPr>
+        <w:pStyle w:val="ListParagraph"/>
+        <w:numPr>
+          <w:ilvl w:val="0"/>
+          <w:numId w:val="2"/>
+        </w:numPr>
+        <w:rPr>
+          <w:lang w:val="en-US"/>
+        </w:rPr>
+      </w:pPr>
+      <w:r>
+        <w:rPr>
+          <w:lang w:val="en-US"/>
+        </w:rPr>
+        <w:t>Thiêu đốt</w:t>
+      </w:r>
+    </w:p>
+    <w:p>
+      <w:pPr>
+        <w:pStyle w:val="ListParagraph"/>
+        <w:numPr>
+          <w:ilvl w:val="0"/>
+          <w:numId w:val="12"/>
+        </w:numPr>
+        <w:rPr>
+          <w:lang w:val="en-US"/>
+        </w:rPr>
+      </w:pPr>
+      <w:r>
+        <w:rPr>
+          <w:lang w:val="en-US"/>
+        </w:rPr>
+        <w:t>“Enchant”?</w:t>
+      </w:r>
+    </w:p>
+    <w:p>
+      <w:pPr>
+        <w:pStyle w:val="ListParagraph"/>
+        <w:numPr>
+          <w:ilvl w:val="0"/>
+          <w:numId w:val="2"/>
+        </w:numPr>
+        <w:rPr>
+          <w:lang w:val="en-US"/>
+        </w:rPr>
+      </w:pPr>
+      <w:r>
+        <w:rPr>
+          <w:lang w:val="en-US"/>
+        </w:rPr>
+        <w:t>Tác động ma thuật (lên 1 món đồ)</w:t>
+      </w:r>
+    </w:p>
+    <w:p>
+      <w:pPr>
+        <w:rPr>
+          <w:lang w:val="en-US"/>
+        </w:rPr>
+      </w:pPr>
+    </w:p>
+    <w:p>
+      <w:pPr>
+        <w:rPr>
+          <w:lang w:val="en-US"/>
+        </w:rPr>
+      </w:pPr>
+      <w:r>
+        <w:rPr>
+          <w:lang w:val="en-US"/>
+        </w:rPr>
+        <w:t>Animal – Động Vật:</w:t>
+      </w:r>
+    </w:p>
+    <w:p>
+      <w:pPr>
+        <w:pStyle w:val="ListParagraph"/>
+        <w:numPr>
+          <w:ilvl w:val="0"/>
+          <w:numId w:val="13"/>
+        </w:numPr>
+        <w:rPr>
+          <w:lang w:val="en-US"/>
+        </w:rPr>
+      </w:pPr>
+      <w:r>
+        <w:rPr>
+          <w:lang w:val="en-US"/>
+        </w:rPr>
+        <w:t>“Peck”?</w:t>
+      </w:r>
+    </w:p>
+    <w:p>
+      <w:pPr>
+        <w:pStyle w:val="ListParagraph"/>
+        <w:numPr>
+          <w:ilvl w:val="0"/>
+          <w:numId w:val="2"/>
+        </w:numPr>
+        <w:rPr>
+          <w:lang w:val="en-US"/>
+        </w:rPr>
+      </w:pPr>
+      <w:r>
+        <w:rPr>
+          <w:lang w:val="en-US"/>
+        </w:rPr>
+        <w:t>Mổ</w:t>
+      </w:r>
+    </w:p>
+    <w:p>
+      <w:pPr>
+        <w:pStyle w:val="ListParagraph"/>
+        <w:numPr>
+          <w:ilvl w:val="0"/>
+          <w:numId w:val="13"/>
+        </w:numPr>
+        <w:rPr>
+          <w:lang w:val="en-US"/>
+        </w:rPr>
+      </w:pPr>
+      <w:r>
+        <w:rPr>
+          <w:lang w:val="en-US"/>
+        </w:rPr>
+        <w:t>“Carrion”?</w:t>
+      </w:r>
+    </w:p>
+    <w:p>
+      <w:pPr>
+        <w:pStyle w:val="ListParagraph"/>
+        <w:numPr>
+          <w:ilvl w:val="0"/>
+          <w:numId w:val="2"/>
+        </w:numPr>
+        <w:rPr>
+          <w:lang w:val="en-US"/>
+        </w:rPr>
+      </w:pPr>
+      <w:r>
+        <w:rPr>
+          <w:lang w:val="en-US"/>
+        </w:rPr>
+        <w:t>Xác thối</w:t>
+      </w:r>
+    </w:p>
+    <w:p>
+      <w:pPr>
+        <w:rPr>
+          <w:lang w:val="en-US"/>
+        </w:rPr>
+      </w:pPr>
+    </w:p>
+    <w:p>
+      <w:pPr>
+        <w:rPr>
+          <w:lang w:val="en-US"/>
+        </w:rPr>
+      </w:pPr>
+      <w:r>
+        <w:rPr>
+          <w:lang w:val="en-US"/>
+        </w:rPr>
+        <w:t>Plant – Thực Vật:</w:t>
+      </w:r>
+    </w:p>
+    <w:p>
+      <w:pPr>
+        <w:pStyle w:val="ListParagraph"/>
+        <w:numPr>
+          <w:ilvl w:val="0"/>
+          <w:numId w:val="14"/>
+        </w:numPr>
+        <w:rPr>
+          <w:lang w:val="en-US"/>
+        </w:rPr>
+      </w:pPr>
+      <w:r>
+        <w:rPr>
+          <w:lang w:val="en-US"/>
+        </w:rPr>
+        <w:t>“Vine”?</w:t>
+      </w:r>
+    </w:p>
+    <w:p>
+      <w:pPr>
+        <w:pStyle w:val="ListParagraph"/>
+        <w:numPr>
+          <w:ilvl w:val="0"/>
+          <w:numId w:val="2"/>
+        </w:numPr>
+        <w:rPr>
+          <w:lang w:val="en-US"/>
+        </w:rPr>
+      </w:pPr>
+      <w:r>
+        <w:rPr>
+          <w:lang w:val="en-US"/>
+        </w:rPr>
+        <w:t>Cây leo</w:t>
+      </w:r>
+    </w:p>
+    <w:p>
+      <w:pPr>
+        <w:pStyle w:val="ListParagraph"/>
+        <w:numPr>
+          <w:ilvl w:val="0"/>
+          <w:numId w:val="14"/>
+        </w:numPr>
+        <w:rPr>
+          <w:lang w:val="en-US"/>
+        </w:rPr>
+      </w:pPr>
+      <w:r>
+        <w:rPr>
+          <w:lang w:val="en-US"/>
+        </w:rPr>
+        <w:t>“Oak”?</w:t>
+      </w:r>
+    </w:p>
+    <w:p>
+      <w:pPr>
+        <w:pStyle w:val="ListParagraph"/>
+        <w:numPr>
+          <w:ilvl w:val="0"/>
+          <w:numId w:val="2"/>
+        </w:numPr>
+        <w:rPr>
+          <w:lang w:val="en-US"/>
+        </w:rPr>
+      </w:pPr>
+      <w:r>
+        <w:rPr>
+          <w:lang w:val="en-US"/>
+        </w:rPr>
+        <w:t>Sồi</w:t>
+      </w:r>
+    </w:p>
+    <w:p>
+      <w:pPr>
+        <w:rPr>
+          <w:lang w:val="en-US"/>
+        </w:rPr>
+      </w:pPr>
+    </w:p>
+    <w:p>
+      <w:pPr>
+        <w:rPr>
+          <w:lang w:val="en-US"/>
+        </w:rPr>
+      </w:pPr>
+      <w:r>
+        <w:rPr>
+          <w:lang w:val="en-US"/>
+        </w:rPr>
+        <w:t>Code – Mã:</w:t>
+      </w:r>
+    </w:p>
+    <w:p>
+      <w:pPr>
+        <w:pStyle w:val="ListParagraph"/>
+        <w:numPr>
+          <w:ilvl w:val="0"/>
+          <w:numId w:val="17"/>
+        </w:numPr>
+        <w:rPr>
+          <w:lang w:val="en-US"/>
+        </w:rPr>
+      </w:pPr>
+      <w:r>
+        <w:rPr>
+          <w:lang w:val="en-US"/>
+        </w:rPr>
+        <w:t>“Boilerplate”?</w:t>
+      </w:r>
+    </w:p>
+    <w:p>
+      <w:pPr>
+        <w:pStyle w:val="ListParagraph"/>
+        <w:numPr>
+          <w:ilvl w:val="0"/>
+          <w:numId w:val="2"/>
+        </w:numPr>
+        <w:rPr>
+          <w:lang w:val="en-US"/>
+        </w:rPr>
+      </w:pPr>
+      <w:r>
+        <w:rPr>
+          <w:lang w:val="en-US"/>
+        </w:rPr>
+        <w:t>Soạn sẵn</w:t>
+      </w:r>
+    </w:p>
+    <w:p>
+      <w:pPr>
+        <w:pStyle w:val="ListParagraph"/>
+        <w:numPr>
+          <w:ilvl w:val="0"/>
+          <w:numId w:val="17"/>
+        </w:numPr>
+        <w:rPr>
+          <w:lang w:val="en-US"/>
+        </w:rPr>
+      </w:pPr>
+      <w:r>
+        <w:rPr>
+          <w:lang w:val="en-US"/>
+        </w:rPr>
+        <w:t>“Data Augmentation”?</w:t>
+      </w:r>
+    </w:p>
+    <w:p>
+      <w:pPr>
+        <w:pStyle w:val="ListParagraph"/>
+        <w:numPr>
+          <w:ilvl w:val="0"/>
+          <w:numId w:val="2"/>
+        </w:numPr>
+        <w:rPr>
+          <w:lang w:val="en-US"/>
+        </w:rPr>
+      </w:pPr>
+      <w:r>
+        <w:rPr>
+          <w:lang w:val="en-US"/>
+        </w:rPr>
+        <w:t>Việc tăng lượng dữ liệu</w:t>
+      </w:r>
+    </w:p>
+    <w:p>
+      <w:pPr>
+        <w:pStyle w:val="ListParagraph"/>
+        <w:numPr>
+          <w:ilvl w:val="0"/>
+          <w:numId w:val="17"/>
+        </w:numPr>
+        <w:rPr>
+          <w:lang w:val="en-US"/>
+        </w:rPr>
+      </w:pPr>
+      <w:r>
+        <w:rPr>
+          <w:lang w:val="en-US"/>
+        </w:rPr>
+        <w:t>“Localization”?</w:t>
+      </w:r>
+    </w:p>
+    <w:p>
+      <w:pPr>
+        <w:pStyle w:val="ListParagraph"/>
+        <w:numPr>
+          <w:ilvl w:val="0"/>
+          <w:numId w:val="2"/>
+        </w:numPr>
+        <w:rPr>
+          <w:lang w:val="en-US"/>
+        </w:rPr>
+      </w:pPr>
+      <w:r>
+        <w:rPr>
+          <w:lang w:val="en-US"/>
+        </w:rPr>
+        <w:t>Việc khoan</w:t>
+      </w:r>
+      <w:r>
+        <w:rPr>
+          <w:lang w:val="en-US"/>
+        </w:rPr>
+        <w:t>h</w:t>
+      </w:r>
+      <w:r>
+        <w:rPr>
+          <w:lang w:val="en-US"/>
+        </w:rPr>
+        <w:t xml:space="preserve"> vùng</w:t>
+      </w:r>
+    </w:p>
+    <w:p>
+      <w:pPr>
+        <w:pStyle w:val="ListParagraph"/>
+        <w:numPr>
+          <w:ilvl w:val="0"/>
+          <w:numId w:val="17"/>
+        </w:numPr>
+        <w:rPr>
+          <w:lang w:val="en-US"/>
+        </w:rPr>
+      </w:pPr>
+      <w:r>
+        <w:rPr>
+          <w:lang w:val="en-US"/>
+        </w:rPr>
+        <w:t>“End To End Training”?</w:t>
+      </w:r>
+    </w:p>
+    <w:p>
+      <w:pPr>
+        <w:pStyle w:val="ListParagraph"/>
+        <w:numPr>
+          <w:ilvl w:val="0"/>
+          <w:numId w:val="2"/>
+        </w:numPr>
+        <w:rPr>
+          <w:lang w:val="en-US"/>
+        </w:rPr>
+      </w:pPr>
+      <w:r>
+        <w:rPr>
+          <w:lang w:val="en-US"/>
+        </w:rPr>
+        <w:t>Train một mạch</w:t>
+      </w:r>
+      <w:r>
+        <w:rPr>
+          <w:lang w:val="en-US"/>
+        </w:rPr>
+        <w:t>, không cần xử lí trước dữ liệu</w:t>
+      </w:r>
+    </w:p>
+    <w:p>
+      <w:pPr>
+        <w:pStyle w:val="ListParagraph"/>
+        <w:numPr>
+          <w:ilvl w:val="0"/>
+          <w:numId w:val="17"/>
+        </w:numPr>
+        <w:rPr>
+          <w:lang w:val="en-US"/>
+        </w:rPr>
+      </w:pPr>
+      <w:r>
+        <w:rPr>
+          <w:lang w:val="en-US"/>
+        </w:rPr>
+        <w:t>“Energy Function”?</w:t>
+      </w:r>
+    </w:p>
+    <w:p>
+      <w:pPr>
+        <w:pStyle w:val="ListParagraph"/>
+        <w:numPr>
+          <w:ilvl w:val="0"/>
+          <w:numId w:val="2"/>
+        </w:numPr>
+        <w:rPr>
+          <w:lang w:val="en-US"/>
+        </w:rPr>
+      </w:pPr>
+      <w:r>
+        <w:rPr>
+          <w:lang w:val="en-US"/>
+        </w:rPr>
+        <w:t>Hàm cần tối ưu hóa</w:t>
+      </w:r>
+    </w:p>
+    <w:p>
+      <w:pPr>
+        <w:pStyle w:val="ListParagraph"/>
+        <w:numPr>
+          <w:ilvl w:val="0"/>
+          <w:numId w:val="17"/>
+        </w:numPr>
+        <w:rPr>
+          <w:lang w:val="en-US"/>
+        </w:rPr>
+      </w:pPr>
+      <w:r>
+        <w:rPr>
+          <w:lang w:val="en-US"/>
+        </w:rPr>
+        <w:t>“Is Deprecated”?</w:t>
+      </w:r>
+    </w:p>
+    <w:p>
+      <w:pPr>
+        <w:pStyle w:val="ListParagraph"/>
+        <w:numPr>
+          <w:ilvl w:val="0"/>
+          <w:numId w:val="2"/>
+        </w:numPr>
+        <w:rPr>
+          <w:lang w:val="en-US"/>
+        </w:rPr>
+      </w:pPr>
+      <w:r>
+        <w:rPr>
+          <w:lang w:val="en-US"/>
+        </w:rPr>
+        <w:t>Sắp không được dùng nữa</w:t>
+      </w:r>
+      <w:r>
+        <w:rPr>
+          <w:lang w:val="en-US"/>
+        </w:rPr>
+        <w:t xml:space="preserve"> (</w:t>
+      </w:r>
+      <w:r>
+        <w:rPr>
+          <w:lang w:val="en-US"/>
+        </w:rPr>
+        <w:t>1 phần mềm</w:t>
+      </w:r>
+      <w:r>
+        <w:rPr>
+          <w:lang w:val="en-US"/>
+        </w:rPr>
+        <w:t>)</w:t>
+      </w:r>
+    </w:p>
+    <w:p>
+      <w:pPr>
+        <w:pStyle w:val="ListParagraph"/>
+        <w:numPr>
+          <w:ilvl w:val="0"/>
+          <w:numId w:val="17"/>
+        </w:numPr>
+        <w:rPr>
+          <w:lang w:val="en-US"/>
+        </w:rPr>
+      </w:pPr>
+      <w:r>
+        <w:rPr>
+          <w:lang w:val="en-US"/>
+        </w:rPr>
+        <w:t>“Ground Truth”?</w:t>
+      </w:r>
+    </w:p>
+    <w:p>
+      <w:pPr>
+        <w:pStyle w:val="ListParagraph"/>
+        <w:numPr>
+          <w:ilvl w:val="0"/>
+          <w:numId w:val="2"/>
+        </w:numPr>
+        <w:rPr>
+          <w:lang w:val="en-US"/>
+        </w:rPr>
+      </w:pPr>
+      <w:r>
+        <w:rPr>
+          <w:lang w:val="en-US"/>
+        </w:rPr>
+        <w:t>Target trong Machine Learning</w:t>
+      </w:r>
+    </w:p>
+    <w:p>
+      <w:pPr>
+        <w:pStyle w:val="ListParagraph"/>
+        <w:numPr>
+          <w:ilvl w:val="0"/>
+          <w:numId w:val="17"/>
+        </w:numPr>
+        <w:rPr>
+          <w:lang w:val="en-US"/>
+        </w:rPr>
+      </w:pPr>
+      <w:r>
+        <w:rPr>
+          <w:lang w:val="en-US"/>
+        </w:rPr>
+        <w:t>“Profiling”?</w:t>
+      </w:r>
+    </w:p>
+    <w:p>
+      <w:pPr>
+        <w:pStyle w:val="ListParagraph"/>
+        <w:numPr>
+          <w:ilvl w:val="0"/>
+          <w:numId w:val="2"/>
+        </w:numPr>
+        <w:rPr>
+          <w:lang w:val="en-US"/>
+        </w:rPr>
+      </w:pPr>
+      <w:r>
+        <w:rPr>
+          <w:lang w:val="en-US"/>
+        </w:rPr>
+        <w:t>Quá trình phân tích và tối ưu hóa hiệu suất</w:t>
+      </w:r>
+    </w:p>
+    <w:p>
+      <w:pPr>
+        <w:pStyle w:val="ListParagraph"/>
+        <w:numPr>
+          <w:ilvl w:val="0"/>
+          <w:numId w:val="17"/>
+        </w:numPr>
+        <w:rPr>
+          <w:lang w:val="en-US"/>
+        </w:rPr>
+      </w:pPr>
+      <w:r>
+        <w:rPr>
+          <w:lang w:val="en-US"/>
+        </w:rPr>
+        <w:t>“Prototype”?</w:t>
+      </w:r>
+    </w:p>
+    <w:p>
+      <w:pPr>
+        <w:pStyle w:val="ListParagraph"/>
+        <w:numPr>
+          <w:ilvl w:val="0"/>
+          <w:numId w:val="2"/>
+        </w:numPr>
+        <w:rPr>
+          <w:lang w:val="en-US"/>
+        </w:rPr>
+      </w:pPr>
+      <w:r>
+        <w:rPr>
+          <w:lang w:val="en-US"/>
+        </w:rPr>
+        <w:lastRenderedPageBreak/>
+        <w:t>Tạo bản đầu tiên</w:t>
+      </w:r>
+    </w:p>
+    <w:p>
+      <w:pPr>
+        <w:pStyle w:val="ListParagraph"/>
+        <w:numPr>
+          <w:ilvl w:val="0"/>
+          <w:numId w:val="17"/>
+        </w:numPr>
+        <w:rPr>
+          <w:lang w:val="en-US"/>
+        </w:rPr>
+      </w:pPr>
+      <w:r>
+        <w:rPr>
+          <w:lang w:val="en-US"/>
+        </w:rPr>
+        <w:t>“Benchmark”?</w:t>
+      </w:r>
+    </w:p>
+    <w:p>
+      <w:pPr>
+        <w:pStyle w:val="ListParagraph"/>
+        <w:numPr>
+          <w:ilvl w:val="0"/>
+          <w:numId w:val="2"/>
+        </w:numPr>
+        <w:rPr>
+          <w:lang w:val="en-US"/>
+        </w:rPr>
+      </w:pPr>
+      <w:r>
+        <w:rPr>
+          <w:lang w:val="en-US"/>
+        </w:rPr>
+        <w:t>Đánh giá hiệu suất của 1 mô hình (so với 1 tiêu chuẩn nào đó)</w:t>
+      </w:r>
+    </w:p>
+    <w:p>
+      <w:pPr>
+        <w:pStyle w:val="ListParagraph"/>
+        <w:numPr>
+          <w:ilvl w:val="0"/>
+          <w:numId w:val="17"/>
+        </w:numPr>
+        <w:rPr>
+          <w:lang w:val="en-US"/>
+        </w:rPr>
+      </w:pPr>
+      <w:r>
+        <w:rPr>
+          <w:lang w:val="en-US"/>
+        </w:rPr>
+        <w:t>“Cumbersome”?</w:t>
+      </w:r>
+    </w:p>
+    <w:p>
+      <w:pPr>
+        <w:pStyle w:val="ListParagraph"/>
+        <w:numPr>
+          <w:ilvl w:val="0"/>
+          <w:numId w:val="2"/>
+        </w:numPr>
+        <w:rPr>
+          <w:lang w:val="en-US"/>
+        </w:rPr>
+      </w:pPr>
+      <w:r>
+        <w:rPr>
+          <w:lang w:val="en-US"/>
+        </w:rPr>
+        <w:t>Cồng kềnh</w:t>
+      </w:r>
+    </w:p>
+    <w:p>
+      <w:pPr>
+        <w:rPr>
+          <w:lang w:val="en-US"/>
+        </w:rPr>
+      </w:pPr>
+    </w:p>
+    <w:p>
+      <w:pPr>
+        <w:rPr>
+          <w:lang w:val="en-US"/>
+        </w:rPr>
+      </w:pPr>
+      <w:r>
+        <w:rPr>
+          <w:lang w:val="en-US"/>
+        </w:rPr>
         <w:t>A</w:t>
       </w:r>
       <w:r>
@@ -2796,7 +2889,6 @@
         <w:rPr>
           <w:lang w:val="en-US"/>
         </w:rPr>
-        <w:lastRenderedPageBreak/>
         <w:t>“et al.”</w:t>
       </w:r>
       <w:r>
@@ -3838,6 +3930,95 @@
     </w:lvl>
   </w:abstractNum>
   <w:abstractNum w:abstractNumId="5">
+    <w:nsid w:val="2F4645EB"/>
+    <w:multiLevelType w:val="hybridMultilevel"/>
+    <w:tmpl w:val="D48EFB8E"/>
+    <w:lvl w:ilvl="0" w:tplc="DCE86D12">
+      <w:start w:val="1"/>
+      <w:numFmt w:val="decimal"/>
+      <w:lvlText w:val="%1."/>
+      <w:lvlJc w:val="left"/>
+      <w:pPr>
+        <w:ind w:left="1080" w:hanging="360"/>
+      </w:pPr>
+      <w:rPr>
+        <w:rFonts w:hint="default"/>
+      </w:rPr>
+    </w:lvl>
+    <w:lvl w:ilvl="1" w:tplc="042A0019" w:tentative="1">
+      <w:start w:val="1"/>
+      <w:numFmt w:val="lowerLetter"/>
+      <w:lvlText w:val="%2."/>
+      <w:lvlJc w:val="left"/>
+      <w:pPr>
+        <w:ind w:left="1800" w:hanging="360"/>
+      </w:pPr>
+    </w:lvl>
+    <w:lvl w:ilvl="2" w:tplc="042A001B" w:tentative="1">
+      <w:start w:val="1"/>
+      <w:numFmt w:val="lowerRoman"/>
+      <w:lvlText w:val="%3."/>
+      <w:lvlJc w:val="right"/>
+      <w:pPr>
+        <w:ind w:left="2520" w:hanging="180"/>
+      </w:pPr>
+    </w:lvl>
+    <w:lvl w:ilvl="3" w:tplc="042A000F" w:tentative="1">
+      <w:start w:val="1"/>
+      <w:numFmt w:val="decimal"/>
+      <w:lvlText w:val="%4."/>
+      <w:lvlJc w:val="left"/>
+      <w:pPr>
+        <w:ind w:left="3240" w:hanging="360"/>
+      </w:pPr>
+    </w:lvl>
+    <w:lvl w:ilvl="4" w:tplc="042A0019" w:tentative="1">
+      <w:start w:val="1"/>
+      <w:numFmt w:val="lowerLetter"/>
+      <w:lvlText w:val="%5."/>
+      <w:lvlJc w:val="left"/>
+      <w:pPr>
+        <w:ind w:left="3960" w:hanging="360"/>
+      </w:pPr>
+    </w:lvl>
+    <w:lvl w:ilvl="5" w:tplc="042A001B" w:tentative="1">
+      <w:start w:val="1"/>
+      <w:numFmt w:val="lowerRoman"/>
+      <w:lvlText w:val="%6."/>
+      <w:lvlJc w:val="right"/>
+      <w:pPr>
+        <w:ind w:left="4680" w:hanging="180"/>
+      </w:pPr>
+    </w:lvl>
+    <w:lvl w:ilvl="6" w:tplc="042A000F" w:tentative="1">
+      <w:start w:val="1"/>
+      <w:numFmt w:val="decimal"/>
+      <w:lvlText w:val="%7."/>
+      <w:lvlJc w:val="left"/>
+      <w:pPr>
+        <w:ind w:left="5400" w:hanging="360"/>
+      </w:pPr>
+    </w:lvl>
+    <w:lvl w:ilvl="7" w:tplc="042A0019" w:tentative="1">
+      <w:start w:val="1"/>
+      <w:numFmt w:val="lowerLetter"/>
+      <w:lvlText w:val="%8."/>
+      <w:lvlJc w:val="left"/>
+      <w:pPr>
+        <w:ind w:left="6120" w:hanging="360"/>
+      </w:pPr>
+    </w:lvl>
+    <w:lvl w:ilvl="8" w:tplc="042A001B" w:tentative="1">
+      <w:start w:val="1"/>
+      <w:numFmt w:val="lowerRoman"/>
+      <w:lvlText w:val="%9."/>
+      <w:lvlJc w:val="right"/>
+      <w:pPr>
+        <w:ind w:left="6840" w:hanging="180"/>
+      </w:pPr>
+    </w:lvl>
+  </w:abstractNum>
+  <w:abstractNum w:abstractNumId="6">
     <w:nsid w:val="33A040A6"/>
     <w:multiLevelType w:val="hybridMultilevel"/>
     <w:tmpl w:val="530C4B62"/>
@@ -3926,7 +4107,7 @@
       </w:pPr>
     </w:lvl>
   </w:abstractNum>
-  <w:abstractNum w:abstractNumId="6">
+  <w:abstractNum w:abstractNumId="7">
     <w:nsid w:val="4645092C"/>
     <w:multiLevelType w:val="hybridMultilevel"/>
     <w:tmpl w:val="2EAE2C52"/>
@@ -4015,7 +4196,7 @@
       </w:pPr>
     </w:lvl>
   </w:abstractNum>
-  <w:abstractNum w:abstractNumId="7">
+  <w:abstractNum w:abstractNumId="8">
     <w:nsid w:val="50AD5632"/>
     <w:multiLevelType w:val="hybridMultilevel"/>
     <w:tmpl w:val="51DCF262"/>
@@ -4104,7 +4285,7 @@
       </w:pPr>
     </w:lvl>
   </w:abstractNum>
-  <w:abstractNum w:abstractNumId="8">
+  <w:abstractNum w:abstractNumId="9">
     <w:nsid w:val="52996CBC"/>
     <w:multiLevelType w:val="hybridMultilevel"/>
     <w:tmpl w:val="670A86DA"/>
@@ -4193,7 +4374,7 @@
       </w:pPr>
     </w:lvl>
   </w:abstractNum>
-  <w:abstractNum w:abstractNumId="9">
+  <w:abstractNum w:abstractNumId="10">
     <w:nsid w:val="56582533"/>
     <w:multiLevelType w:val="hybridMultilevel"/>
     <w:tmpl w:val="D2DE19F2"/>
@@ -4306,7 +4487,7 @@
       </w:rPr>
     </w:lvl>
   </w:abstractNum>
-  <w:abstractNum w:abstractNumId="10">
+  <w:abstractNum w:abstractNumId="11">
     <w:nsid w:val="575D4638"/>
     <w:multiLevelType w:val="hybridMultilevel"/>
     <w:tmpl w:val="0A804172"/>
@@ -4395,7 +4576,7 @@
       </w:pPr>
     </w:lvl>
   </w:abstractNum>
-  <w:abstractNum w:abstractNumId="11">
+  <w:abstractNum w:abstractNumId="12">
     <w:nsid w:val="5A7D3A48"/>
     <w:multiLevelType w:val="hybridMultilevel"/>
     <w:tmpl w:val="37A291C4"/>
@@ -4484,7 +4665,7 @@
       </w:pPr>
     </w:lvl>
   </w:abstractNum>
-  <w:abstractNum w:abstractNumId="12">
+  <w:abstractNum w:abstractNumId="13">
     <w:nsid w:val="62AF2E9F"/>
     <w:multiLevelType w:val="hybridMultilevel"/>
     <w:tmpl w:val="12242B98"/>
@@ -4573,7 +4754,7 @@
       </w:pPr>
     </w:lvl>
   </w:abstractNum>
-  <w:abstractNum w:abstractNumId="13">
+  <w:abstractNum w:abstractNumId="14">
     <w:nsid w:val="68695F0C"/>
     <w:multiLevelType w:val="hybridMultilevel"/>
     <w:tmpl w:val="E0944F3C"/>
@@ -4662,7 +4843,7 @@
       </w:pPr>
     </w:lvl>
   </w:abstractNum>
-  <w:abstractNum w:abstractNumId="14">
+  <w:abstractNum w:abstractNumId="15">
     <w:nsid w:val="6C62378D"/>
     <w:multiLevelType w:val="hybridMultilevel"/>
     <w:tmpl w:val="6B0C3F86"/>
@@ -4751,7 +4932,7 @@
       </w:pPr>
     </w:lvl>
   </w:abstractNum>
-  <w:abstractNum w:abstractNumId="15">
+  <w:abstractNum w:abstractNumId="16">
     <w:nsid w:val="74FD50E2"/>
     <w:multiLevelType w:val="hybridMultilevel"/>
     <w:tmpl w:val="2F86794C"/>
@@ -4840,7 +5021,7 @@
       </w:pPr>
     </w:lvl>
   </w:abstractNum>
-  <w:abstractNum w:abstractNumId="16">
+  <w:abstractNum w:abstractNumId="17">
     <w:nsid w:val="796C6536"/>
     <w:multiLevelType w:val="hybridMultilevel"/>
     <w:tmpl w:val="B7BAE2D8"/>
@@ -4929,7 +5110,7 @@
       </w:pPr>
     </w:lvl>
   </w:abstractNum>
-  <w:abstractNum w:abstractNumId="17">
+  <w:abstractNum w:abstractNumId="18">
     <w:nsid w:val="7EA00B10"/>
     <w:multiLevelType w:val="hybridMultilevel"/>
     <w:tmpl w:val="EACE9F7A"/>
@@ -5019,37 +5200,37 @@
     </w:lvl>
   </w:abstractNum>
   <w:num w:numId="1">
-    <w:abstractNumId w:val="8"/>
+    <w:abstractNumId w:val="9"/>
   </w:num>
   <w:num w:numId="2">
-    <w:abstractNumId w:val="9"/>
+    <w:abstractNumId w:val="10"/>
   </w:num>
   <w:num w:numId="3">
-    <w:abstractNumId w:val="17"/>
+    <w:abstractNumId w:val="18"/>
   </w:num>
   <w:num w:numId="4">
+    <w:abstractNumId w:val="14"/>
+  </w:num>
+  <w:num w:numId="5">
     <w:abstractNumId w:val="13"/>
   </w:num>
-  <w:num w:numId="5">
-    <w:abstractNumId w:val="12"/>
-  </w:num>
   <w:num w:numId="6">
-    <w:abstractNumId w:val="10"/>
+    <w:abstractNumId w:val="11"/>
   </w:num>
   <w:num w:numId="7">
     <w:abstractNumId w:val="4"/>
   </w:num>
   <w:num w:numId="8">
-    <w:abstractNumId w:val="5"/>
+    <w:abstractNumId w:val="6"/>
   </w:num>
   <w:num w:numId="9">
-    <w:abstractNumId w:val="15"/>
+    <w:abstractNumId w:val="16"/>
   </w:num>
   <w:num w:numId="10">
     <w:abstractNumId w:val="1"/>
   </w:num>
   <w:num w:numId="11">
-    <w:abstractNumId w:val="11"/>
+    <w:abstractNumId w:val="12"/>
   </w:num>
   <w:num w:numId="12">
     <w:abstractNumId w:val="0"/>
@@ -5058,19 +5239,22 @@
     <w:abstractNumId w:val="2"/>
   </w:num>
   <w:num w:numId="14">
-    <w:abstractNumId w:val="16"/>
+    <w:abstractNumId w:val="17"/>
   </w:num>
   <w:num w:numId="15">
-    <w:abstractNumId w:val="7"/>
+    <w:abstractNumId w:val="8"/>
   </w:num>
   <w:num w:numId="16">
-    <w:abstractNumId w:val="6"/>
+    <w:abstractNumId w:val="7"/>
   </w:num>
   <w:num w:numId="17">
     <w:abstractNumId w:val="3"/>
   </w:num>
   <w:num w:numId="18">
-    <w:abstractNumId w:val="14"/>
+    <w:abstractNumId w:val="15"/>
+  </w:num>
+  <w:num w:numId="19">
+    <w:abstractNumId w:val="5"/>
   </w:num>
 </w:numbering>
 </file>

--- a/english.docx
+++ b/english.docx
@@ -2113,6 +2113,1342 @@
         </w:rPr>
         <w:t>Trôi qua</w:t>
       </w:r>
+    </w:p>
+    <w:p>
+      <w:pPr>
+        <w:rPr>
+          <w:lang w:val="en-US"/>
+        </w:rPr>
+      </w:pPr>
+    </w:p>
+    <w:p>
+      <w:pPr>
+        <w:rPr>
+          <w:lang w:val="en-US"/>
+        </w:rPr>
+      </w:pPr>
+      <w:r>
+        <w:rPr>
+          <w:lang w:val="en-US"/>
+        </w:rPr>
+        <w:t>Elemental – Nguyên Tố:</w:t>
+      </w:r>
+    </w:p>
+    <w:p>
+      <w:pPr>
+        <w:pStyle w:val="ListParagraph"/>
+        <w:numPr>
+          <w:ilvl w:val="0"/>
+          <w:numId w:val="12"/>
+        </w:numPr>
+        <w:rPr>
+          <w:lang w:val="en-US"/>
+        </w:rPr>
+      </w:pPr>
+      <w:r>
+        <w:rPr>
+          <w:lang w:val="en-US"/>
+        </w:rPr>
+        <w:t>“Scorch”?</w:t>
+      </w:r>
+    </w:p>
+    <w:p>
+      <w:pPr>
+        <w:pStyle w:val="ListParagraph"/>
+        <w:numPr>
+          <w:ilvl w:val="0"/>
+          <w:numId w:val="2"/>
+        </w:numPr>
+        <w:rPr>
+          <w:lang w:val="en-US"/>
+        </w:rPr>
+      </w:pPr>
+      <w:r>
+        <w:rPr>
+          <w:lang w:val="en-US"/>
+        </w:rPr>
+        <w:t>Thiêu đốt</w:t>
+      </w:r>
+    </w:p>
+    <w:p>
+      <w:pPr>
+        <w:pStyle w:val="ListParagraph"/>
+        <w:numPr>
+          <w:ilvl w:val="0"/>
+          <w:numId w:val="12"/>
+        </w:numPr>
+        <w:rPr>
+          <w:lang w:val="en-US"/>
+        </w:rPr>
+      </w:pPr>
+      <w:r>
+        <w:rPr>
+          <w:lang w:val="en-US"/>
+        </w:rPr>
+        <w:t>“Enchant”?</w:t>
+      </w:r>
+    </w:p>
+    <w:p>
+      <w:pPr>
+        <w:pStyle w:val="ListParagraph"/>
+        <w:numPr>
+          <w:ilvl w:val="0"/>
+          <w:numId w:val="2"/>
+        </w:numPr>
+        <w:rPr>
+          <w:lang w:val="en-US"/>
+        </w:rPr>
+      </w:pPr>
+      <w:r>
+        <w:rPr>
+          <w:lang w:val="en-US"/>
+        </w:rPr>
+        <w:t>Tác động ma thuật (lên 1 món đồ)</w:t>
+      </w:r>
+    </w:p>
+    <w:p>
+      <w:pPr>
+        <w:rPr>
+          <w:lang w:val="en-US"/>
+        </w:rPr>
+      </w:pPr>
+    </w:p>
+    <w:p>
+      <w:pPr>
+        <w:rPr>
+          <w:lang w:val="en-US"/>
+        </w:rPr>
+      </w:pPr>
+      <w:r>
+        <w:rPr>
+          <w:lang w:val="en-US"/>
+        </w:rPr>
+        <w:t>Animal – Động Vật:</w:t>
+      </w:r>
+    </w:p>
+    <w:p>
+      <w:pPr>
+        <w:pStyle w:val="ListParagraph"/>
+        <w:numPr>
+          <w:ilvl w:val="0"/>
+          <w:numId w:val="13"/>
+        </w:numPr>
+        <w:rPr>
+          <w:lang w:val="en-US"/>
+        </w:rPr>
+      </w:pPr>
+      <w:r>
+        <w:rPr>
+          <w:lang w:val="en-US"/>
+        </w:rPr>
+        <w:t>“Peck”?</w:t>
+      </w:r>
+    </w:p>
+    <w:p>
+      <w:pPr>
+        <w:pStyle w:val="ListParagraph"/>
+        <w:numPr>
+          <w:ilvl w:val="0"/>
+          <w:numId w:val="2"/>
+        </w:numPr>
+        <w:rPr>
+          <w:lang w:val="en-US"/>
+        </w:rPr>
+      </w:pPr>
+      <w:r>
+        <w:rPr>
+          <w:lang w:val="en-US"/>
+        </w:rPr>
+        <w:t>Mổ</w:t>
+      </w:r>
+    </w:p>
+    <w:p>
+      <w:pPr>
+        <w:pStyle w:val="ListParagraph"/>
+        <w:numPr>
+          <w:ilvl w:val="0"/>
+          <w:numId w:val="13"/>
+        </w:numPr>
+        <w:rPr>
+          <w:lang w:val="en-US"/>
+        </w:rPr>
+      </w:pPr>
+      <w:r>
+        <w:rPr>
+          <w:lang w:val="en-US"/>
+        </w:rPr>
+        <w:t>“Carrion”?</w:t>
+      </w:r>
+    </w:p>
+    <w:p>
+      <w:pPr>
+        <w:pStyle w:val="ListParagraph"/>
+        <w:numPr>
+          <w:ilvl w:val="0"/>
+          <w:numId w:val="2"/>
+        </w:numPr>
+        <w:rPr>
+          <w:lang w:val="en-US"/>
+        </w:rPr>
+      </w:pPr>
+      <w:r>
+        <w:rPr>
+          <w:lang w:val="en-US"/>
+        </w:rPr>
+        <w:t>Xác thối</w:t>
+      </w:r>
+    </w:p>
+    <w:p>
+      <w:pPr>
+        <w:rPr>
+          <w:lang w:val="en-US"/>
+        </w:rPr>
+      </w:pPr>
+    </w:p>
+    <w:p>
+      <w:pPr>
+        <w:rPr>
+          <w:lang w:val="en-US"/>
+        </w:rPr>
+      </w:pPr>
+      <w:r>
+        <w:rPr>
+          <w:lang w:val="en-US"/>
+        </w:rPr>
+        <w:t>Plant – Thực Vật:</w:t>
+      </w:r>
+    </w:p>
+    <w:p>
+      <w:pPr>
+        <w:pStyle w:val="ListParagraph"/>
+        <w:numPr>
+          <w:ilvl w:val="0"/>
+          <w:numId w:val="14"/>
+        </w:numPr>
+        <w:rPr>
+          <w:lang w:val="en-US"/>
+        </w:rPr>
+      </w:pPr>
+      <w:r>
+        <w:rPr>
+          <w:lang w:val="en-US"/>
+        </w:rPr>
+        <w:t>“Vine”?</w:t>
+      </w:r>
+    </w:p>
+    <w:p>
+      <w:pPr>
+        <w:pStyle w:val="ListParagraph"/>
+        <w:numPr>
+          <w:ilvl w:val="0"/>
+          <w:numId w:val="2"/>
+        </w:numPr>
+        <w:rPr>
+          <w:lang w:val="en-US"/>
+        </w:rPr>
+      </w:pPr>
+      <w:r>
+        <w:rPr>
+          <w:lang w:val="en-US"/>
+        </w:rPr>
+        <w:t>Cây leo</w:t>
+      </w:r>
+    </w:p>
+    <w:p>
+      <w:pPr>
+        <w:pStyle w:val="ListParagraph"/>
+        <w:numPr>
+          <w:ilvl w:val="0"/>
+          <w:numId w:val="14"/>
+        </w:numPr>
+        <w:rPr>
+          <w:lang w:val="en-US"/>
+        </w:rPr>
+      </w:pPr>
+      <w:r>
+        <w:rPr>
+          <w:lang w:val="en-US"/>
+        </w:rPr>
+        <w:t>“Oak”?</w:t>
+      </w:r>
+    </w:p>
+    <w:p>
+      <w:pPr>
+        <w:pStyle w:val="ListParagraph"/>
+        <w:numPr>
+          <w:ilvl w:val="0"/>
+          <w:numId w:val="2"/>
+        </w:numPr>
+        <w:rPr>
+          <w:lang w:val="en-US"/>
+        </w:rPr>
+      </w:pPr>
+      <w:r>
+        <w:rPr>
+          <w:lang w:val="en-US"/>
+        </w:rPr>
+        <w:t>Sồi</w:t>
+      </w:r>
+    </w:p>
+    <w:p>
+      <w:pPr>
+        <w:rPr>
+          <w:lang w:val="en-US"/>
+        </w:rPr>
+      </w:pPr>
+    </w:p>
+    <w:p>
+      <w:pPr>
+        <w:rPr>
+          <w:lang w:val="en-US"/>
+        </w:rPr>
+      </w:pPr>
+      <w:r>
+        <w:rPr>
+          <w:lang w:val="en-US"/>
+        </w:rPr>
+        <w:t>Code – Mã:</w:t>
+      </w:r>
+    </w:p>
+    <w:p>
+      <w:pPr>
+        <w:pStyle w:val="ListParagraph"/>
+        <w:numPr>
+          <w:ilvl w:val="0"/>
+          <w:numId w:val="17"/>
+        </w:numPr>
+        <w:rPr>
+          <w:lang w:val="en-US"/>
+        </w:rPr>
+      </w:pPr>
+      <w:r>
+        <w:rPr>
+          <w:lang w:val="en-US"/>
+        </w:rPr>
+        <w:t>“Boilerplate”?</w:t>
+      </w:r>
+    </w:p>
+    <w:p>
+      <w:pPr>
+        <w:pStyle w:val="ListParagraph"/>
+        <w:numPr>
+          <w:ilvl w:val="0"/>
+          <w:numId w:val="2"/>
+        </w:numPr>
+        <w:rPr>
+          <w:lang w:val="en-US"/>
+        </w:rPr>
+      </w:pPr>
+      <w:r>
+        <w:rPr>
+          <w:lang w:val="en-US"/>
+        </w:rPr>
+        <w:t>Soạn sẵn</w:t>
+      </w:r>
+    </w:p>
+    <w:p>
+      <w:pPr>
+        <w:pStyle w:val="ListParagraph"/>
+        <w:numPr>
+          <w:ilvl w:val="0"/>
+          <w:numId w:val="17"/>
+        </w:numPr>
+        <w:rPr>
+          <w:lang w:val="en-US"/>
+        </w:rPr>
+      </w:pPr>
+      <w:r>
+        <w:rPr>
+          <w:lang w:val="en-US"/>
+        </w:rPr>
+        <w:t>“Data Augmentation”?</w:t>
+      </w:r>
+    </w:p>
+    <w:p>
+      <w:pPr>
+        <w:pStyle w:val="ListParagraph"/>
+        <w:numPr>
+          <w:ilvl w:val="0"/>
+          <w:numId w:val="2"/>
+        </w:numPr>
+        <w:rPr>
+          <w:lang w:val="en-US"/>
+        </w:rPr>
+      </w:pPr>
+      <w:r>
+        <w:rPr>
+          <w:lang w:val="en-US"/>
+        </w:rPr>
+        <w:t>Việc tăng lượng dữ liệu</w:t>
+      </w:r>
+    </w:p>
+    <w:p>
+      <w:pPr>
+        <w:pStyle w:val="ListParagraph"/>
+        <w:numPr>
+          <w:ilvl w:val="0"/>
+          <w:numId w:val="17"/>
+        </w:numPr>
+        <w:rPr>
+          <w:lang w:val="en-US"/>
+        </w:rPr>
+      </w:pPr>
+      <w:r>
+        <w:rPr>
+          <w:lang w:val="en-US"/>
+        </w:rPr>
+        <w:t>“Localization”?</w:t>
+      </w:r>
+    </w:p>
+    <w:p>
+      <w:pPr>
+        <w:pStyle w:val="ListParagraph"/>
+        <w:numPr>
+          <w:ilvl w:val="0"/>
+          <w:numId w:val="2"/>
+        </w:numPr>
+        <w:rPr>
+          <w:lang w:val="en-US"/>
+        </w:rPr>
+      </w:pPr>
+      <w:r>
+        <w:rPr>
+          <w:lang w:val="en-US"/>
+        </w:rPr>
+        <w:t>Việc khoan</w:t>
+      </w:r>
+      <w:r>
+        <w:rPr>
+          <w:lang w:val="en-US"/>
+        </w:rPr>
+        <w:t>h</w:t>
+      </w:r>
+      <w:r>
+        <w:rPr>
+          <w:lang w:val="en-US"/>
+        </w:rPr>
+        <w:t xml:space="preserve"> vùng</w:t>
+      </w:r>
+    </w:p>
+    <w:p>
+      <w:pPr>
+        <w:pStyle w:val="ListParagraph"/>
+        <w:numPr>
+          <w:ilvl w:val="0"/>
+          <w:numId w:val="17"/>
+        </w:numPr>
+        <w:rPr>
+          <w:lang w:val="en-US"/>
+        </w:rPr>
+      </w:pPr>
+      <w:r>
+        <w:rPr>
+          <w:lang w:val="en-US"/>
+        </w:rPr>
+        <w:t>“End To End Training”?</w:t>
+      </w:r>
+    </w:p>
+    <w:p>
+      <w:pPr>
+        <w:pStyle w:val="ListParagraph"/>
+        <w:numPr>
+          <w:ilvl w:val="0"/>
+          <w:numId w:val="2"/>
+        </w:numPr>
+        <w:rPr>
+          <w:lang w:val="en-US"/>
+        </w:rPr>
+      </w:pPr>
+      <w:r>
+        <w:rPr>
+          <w:lang w:val="en-US"/>
+        </w:rPr>
+        <w:t>Train một mạch</w:t>
+      </w:r>
+      <w:r>
+        <w:rPr>
+          <w:lang w:val="en-US"/>
+        </w:rPr>
+        <w:t>, không cần xử lí trước dữ liệu</w:t>
+      </w:r>
+    </w:p>
+    <w:p>
+      <w:pPr>
+        <w:pStyle w:val="ListParagraph"/>
+        <w:numPr>
+          <w:ilvl w:val="0"/>
+          <w:numId w:val="17"/>
+        </w:numPr>
+        <w:rPr>
+          <w:lang w:val="en-US"/>
+        </w:rPr>
+      </w:pPr>
+      <w:r>
+        <w:rPr>
+          <w:lang w:val="en-US"/>
+        </w:rPr>
+        <w:t>“Energy Function”?</w:t>
+      </w:r>
+    </w:p>
+    <w:p>
+      <w:pPr>
+        <w:pStyle w:val="ListParagraph"/>
+        <w:numPr>
+          <w:ilvl w:val="0"/>
+          <w:numId w:val="2"/>
+        </w:numPr>
+        <w:rPr>
+          <w:lang w:val="en-US"/>
+        </w:rPr>
+      </w:pPr>
+      <w:r>
+        <w:rPr>
+          <w:lang w:val="en-US"/>
+        </w:rPr>
+        <w:t>Hàm cần tối ưu hóa</w:t>
+      </w:r>
+    </w:p>
+    <w:p>
+      <w:pPr>
+        <w:pStyle w:val="ListParagraph"/>
+        <w:numPr>
+          <w:ilvl w:val="0"/>
+          <w:numId w:val="17"/>
+        </w:numPr>
+        <w:rPr>
+          <w:lang w:val="en-US"/>
+        </w:rPr>
+      </w:pPr>
+      <w:r>
+        <w:rPr>
+          <w:lang w:val="en-US"/>
+        </w:rPr>
+        <w:t>“Is Deprecated”?</w:t>
+      </w:r>
+    </w:p>
+    <w:p>
+      <w:pPr>
+        <w:pStyle w:val="ListParagraph"/>
+        <w:numPr>
+          <w:ilvl w:val="0"/>
+          <w:numId w:val="2"/>
+        </w:numPr>
+        <w:rPr>
+          <w:lang w:val="en-US"/>
+        </w:rPr>
+      </w:pPr>
+      <w:r>
+        <w:rPr>
+          <w:lang w:val="en-US"/>
+        </w:rPr>
+        <w:t>Sắp không được dùng nữa</w:t>
+      </w:r>
+      <w:r>
+        <w:rPr>
+          <w:lang w:val="en-US"/>
+        </w:rPr>
+        <w:t xml:space="preserve"> (</w:t>
+      </w:r>
+      <w:r>
+        <w:rPr>
+          <w:lang w:val="en-US"/>
+        </w:rPr>
+        <w:t>1 phần mềm</w:t>
+      </w:r>
+      <w:r>
+        <w:rPr>
+          <w:lang w:val="en-US"/>
+        </w:rPr>
+        <w:t>)</w:t>
+      </w:r>
+    </w:p>
+    <w:p>
+      <w:pPr>
+        <w:pStyle w:val="ListParagraph"/>
+        <w:numPr>
+          <w:ilvl w:val="0"/>
+          <w:numId w:val="17"/>
+        </w:numPr>
+        <w:rPr>
+          <w:lang w:val="en-US"/>
+        </w:rPr>
+      </w:pPr>
+      <w:r>
+        <w:rPr>
+          <w:lang w:val="en-US"/>
+        </w:rPr>
+        <w:t>“Ground Truth”?</w:t>
+      </w:r>
+    </w:p>
+    <w:p>
+      <w:pPr>
+        <w:pStyle w:val="ListParagraph"/>
+        <w:numPr>
+          <w:ilvl w:val="0"/>
+          <w:numId w:val="2"/>
+        </w:numPr>
+        <w:rPr>
+          <w:lang w:val="en-US"/>
+        </w:rPr>
+      </w:pPr>
+      <w:r>
+        <w:rPr>
+          <w:lang w:val="en-US"/>
+        </w:rPr>
+        <w:t>Target trong Machine Learning</w:t>
+      </w:r>
+    </w:p>
+    <w:p>
+      <w:pPr>
+        <w:pStyle w:val="ListParagraph"/>
+        <w:numPr>
+          <w:ilvl w:val="0"/>
+          <w:numId w:val="17"/>
+        </w:numPr>
+        <w:rPr>
+          <w:lang w:val="en-US"/>
+        </w:rPr>
+      </w:pPr>
+      <w:r>
+        <w:rPr>
+          <w:lang w:val="en-US"/>
+        </w:rPr>
+        <w:t>“Profiling”?</w:t>
+      </w:r>
+    </w:p>
+    <w:p>
+      <w:pPr>
+        <w:pStyle w:val="ListParagraph"/>
+        <w:numPr>
+          <w:ilvl w:val="0"/>
+          <w:numId w:val="2"/>
+        </w:numPr>
+        <w:rPr>
+          <w:lang w:val="en-US"/>
+        </w:rPr>
+      </w:pPr>
+      <w:r>
+        <w:rPr>
+          <w:lang w:val="en-US"/>
+        </w:rPr>
+        <w:t>Quá trình phân tích và tối ưu hóa hiệu suất</w:t>
+      </w:r>
+    </w:p>
+    <w:p>
+      <w:pPr>
+        <w:pStyle w:val="ListParagraph"/>
+        <w:numPr>
+          <w:ilvl w:val="0"/>
+          <w:numId w:val="17"/>
+        </w:numPr>
+        <w:rPr>
+          <w:lang w:val="en-US"/>
+        </w:rPr>
+      </w:pPr>
+      <w:r>
+        <w:rPr>
+          <w:lang w:val="en-US"/>
+        </w:rPr>
+        <w:t>“Prototype”?</w:t>
+      </w:r>
+    </w:p>
+    <w:p>
+      <w:pPr>
+        <w:pStyle w:val="ListParagraph"/>
+        <w:numPr>
+          <w:ilvl w:val="0"/>
+          <w:numId w:val="2"/>
+        </w:numPr>
+        <w:rPr>
+          <w:lang w:val="en-US"/>
+        </w:rPr>
+      </w:pPr>
+      <w:r>
+        <w:rPr>
+          <w:lang w:val="en-US"/>
+        </w:rPr>
+        <w:lastRenderedPageBreak/>
+        <w:t>Tạo bản đầu tiên</w:t>
+      </w:r>
+    </w:p>
+    <w:p>
+      <w:pPr>
+        <w:pStyle w:val="ListParagraph"/>
+        <w:numPr>
+          <w:ilvl w:val="0"/>
+          <w:numId w:val="17"/>
+        </w:numPr>
+        <w:rPr>
+          <w:lang w:val="en-US"/>
+        </w:rPr>
+      </w:pPr>
+      <w:r>
+        <w:rPr>
+          <w:lang w:val="en-US"/>
+        </w:rPr>
+        <w:t>“Benchmark”?</w:t>
+      </w:r>
+    </w:p>
+    <w:p>
+      <w:pPr>
+        <w:pStyle w:val="ListParagraph"/>
+        <w:numPr>
+          <w:ilvl w:val="0"/>
+          <w:numId w:val="2"/>
+        </w:numPr>
+        <w:rPr>
+          <w:lang w:val="en-US"/>
+        </w:rPr>
+      </w:pPr>
+      <w:r>
+        <w:rPr>
+          <w:lang w:val="en-US"/>
+        </w:rPr>
+        <w:t>Đánh giá hiệu suất của 1 mô hình (so với 1 tiêu chuẩn nào đó)</w:t>
+      </w:r>
+    </w:p>
+    <w:p>
+      <w:pPr>
+        <w:pStyle w:val="ListParagraph"/>
+        <w:numPr>
+          <w:ilvl w:val="0"/>
+          <w:numId w:val="17"/>
+        </w:numPr>
+        <w:rPr>
+          <w:lang w:val="en-US"/>
+        </w:rPr>
+      </w:pPr>
+      <w:r>
+        <w:rPr>
+          <w:lang w:val="en-US"/>
+        </w:rPr>
+        <w:t>“Cumbersome”?</w:t>
+      </w:r>
+    </w:p>
+    <w:p>
+      <w:pPr>
+        <w:pStyle w:val="ListParagraph"/>
+        <w:numPr>
+          <w:ilvl w:val="0"/>
+          <w:numId w:val="2"/>
+        </w:numPr>
+        <w:rPr>
+          <w:lang w:val="en-US"/>
+        </w:rPr>
+      </w:pPr>
+      <w:r>
+        <w:rPr>
+          <w:lang w:val="en-US"/>
+        </w:rPr>
+        <w:t>Cồng kềnh</w:t>
+      </w:r>
+    </w:p>
+    <w:p>
+      <w:pPr>
+        <w:rPr>
+          <w:lang w:val="en-US"/>
+        </w:rPr>
+      </w:pPr>
+    </w:p>
+    <w:p>
+      <w:pPr>
+        <w:rPr>
+          <w:lang w:val="en-US"/>
+        </w:rPr>
+      </w:pPr>
+      <w:r>
+        <w:rPr>
+          <w:lang w:val="en-US"/>
+        </w:rPr>
+        <w:t>A</w:t>
+      </w:r>
+      <w:r>
+        <w:t>bbreviation</w:t>
+      </w:r>
+      <w:r>
+        <w:rPr>
+          <w:lang w:val="en-US"/>
+        </w:rPr>
+        <w:t xml:space="preserve"> – Từ Viết Tắt:</w:t>
+      </w:r>
+    </w:p>
+    <w:p>
+      <w:pPr>
+        <w:pStyle w:val="ListParagraph"/>
+        <w:numPr>
+          <w:ilvl w:val="0"/>
+          <w:numId w:val="3"/>
+        </w:numPr>
+        <w:rPr>
+          <w:lang w:val="en-US"/>
+        </w:rPr>
+      </w:pPr>
+      <w:r>
+        <w:rPr>
+          <w:lang w:val="en-US"/>
+        </w:rPr>
+        <w:t>“et al.”</w:t>
+      </w:r>
+      <w:r>
+        <w:rPr>
+          <w:lang w:val="en-US"/>
+        </w:rPr>
+        <w:t>?</w:t>
+      </w:r>
+    </w:p>
+    <w:p>
+      <w:pPr>
+        <w:pStyle w:val="ListParagraph"/>
+        <w:numPr>
+          <w:ilvl w:val="0"/>
+          <w:numId w:val="2"/>
+        </w:numPr>
+        <w:rPr>
+          <w:lang w:val="en-US"/>
+        </w:rPr>
+      </w:pPr>
+      <w:r>
+        <w:rPr>
+          <w:lang w:val="en-US"/>
+        </w:rPr>
+        <w:t>Và các đồng tác giả khác</w:t>
+      </w:r>
+    </w:p>
+    <w:p>
+      <w:pPr>
+        <w:rPr>
+          <w:lang w:val="en-US"/>
+        </w:rPr>
+      </w:pPr>
+    </w:p>
+    <w:p>
+      <w:pPr>
+        <w:rPr>
+          <w:lang w:val="en-US"/>
+        </w:rPr>
+      </w:pPr>
+      <w:r>
+        <w:rPr>
+          <w:lang w:val="en-US"/>
+        </w:rPr>
+        <w:t>Math – Toán:</w:t>
+      </w:r>
+    </w:p>
+    <w:p>
+      <w:pPr>
+        <w:pStyle w:val="ListParagraph"/>
+        <w:numPr>
+          <w:ilvl w:val="0"/>
+          <w:numId w:val="4"/>
+        </w:numPr>
+        <w:rPr>
+          <w:lang w:val="en-US"/>
+        </w:rPr>
+      </w:pPr>
+      <w:r>
+        <w:rPr>
+          <w:lang w:val="en-US"/>
+        </w:rPr>
+        <w:t>“Denominator”?</w:t>
+      </w:r>
+    </w:p>
+    <w:p>
+      <w:pPr>
+        <w:pStyle w:val="ListParagraph"/>
+        <w:numPr>
+          <w:ilvl w:val="0"/>
+          <w:numId w:val="2"/>
+        </w:numPr>
+        <w:rPr>
+          <w:lang w:val="en-US"/>
+        </w:rPr>
+      </w:pPr>
+      <w:r>
+        <w:rPr>
+          <w:lang w:val="en-US"/>
+        </w:rPr>
+        <w:t>Mẫu số</w:t>
+      </w:r>
+    </w:p>
+    <w:p>
+      <w:pPr>
+        <w:pStyle w:val="ListParagraph"/>
+        <w:numPr>
+          <w:ilvl w:val="0"/>
+          <w:numId w:val="4"/>
+        </w:numPr>
+        <w:rPr>
+          <w:lang w:val="en-US"/>
+        </w:rPr>
+      </w:pPr>
+      <w:r>
+        <w:rPr>
+          <w:lang w:val="en-US"/>
+        </w:rPr>
+        <w:t>“Numerator”?</w:t>
+      </w:r>
+    </w:p>
+    <w:p>
+      <w:pPr>
+        <w:pStyle w:val="ListParagraph"/>
+        <w:numPr>
+          <w:ilvl w:val="0"/>
+          <w:numId w:val="2"/>
+        </w:numPr>
+        <w:rPr>
+          <w:lang w:val="en-US"/>
+        </w:rPr>
+      </w:pPr>
+      <w:r>
+        <w:rPr>
+          <w:lang w:val="en-US"/>
+        </w:rPr>
+        <w:t>Tử số</w:t>
+      </w:r>
+    </w:p>
+    <w:p>
+      <w:pPr>
+        <w:pStyle w:val="ListParagraph"/>
+        <w:numPr>
+          <w:ilvl w:val="0"/>
+          <w:numId w:val="4"/>
+        </w:numPr>
+        <w:rPr>
+          <w:lang w:val="en-US"/>
+        </w:rPr>
+      </w:pPr>
+      <w:r>
+        <w:rPr>
+          <w:lang w:val="en-US"/>
+        </w:rPr>
+        <w:t>“Hypothetical Unit”?</w:t>
+      </w:r>
+    </w:p>
+    <w:p>
+      <w:pPr>
+        <w:pStyle w:val="ListParagraph"/>
+        <w:numPr>
+          <w:ilvl w:val="0"/>
+          <w:numId w:val="2"/>
+        </w:numPr>
+        <w:rPr>
+          <w:lang w:val="en-US"/>
+        </w:rPr>
+      </w:pPr>
+      <w:r>
+        <w:rPr>
+          <w:lang w:val="en-US"/>
+        </w:rPr>
+        <w:t>Đơn vị giả tưởng (của giá trị nào đó)</w:t>
+      </w:r>
+    </w:p>
+    <w:p>
+      <w:pPr>
+        <w:pStyle w:val="ListParagraph"/>
+        <w:numPr>
+          <w:ilvl w:val="0"/>
+          <w:numId w:val="4"/>
+        </w:numPr>
+        <w:rPr>
+          <w:lang w:val="en-US"/>
+        </w:rPr>
+      </w:pPr>
+      <w:r>
+        <w:rPr>
+          <w:lang w:val="en-US"/>
+        </w:rPr>
+        <w:t>Numerical Solution?</w:t>
+      </w:r>
+    </w:p>
+    <w:p>
+      <w:pPr>
+        <w:pStyle w:val="ListParagraph"/>
+        <w:numPr>
+          <w:ilvl w:val="0"/>
+          <w:numId w:val="2"/>
+        </w:numPr>
+        <w:rPr>
+          <w:lang w:val="en-US"/>
+        </w:rPr>
+      </w:pPr>
+      <w:r>
+        <w:rPr>
+          <w:lang w:val="en-US"/>
+        </w:rPr>
+        <w:t>Nghiệm ước lượng (= số cụ thể, không phải = Term)</w:t>
+      </w:r>
+    </w:p>
+    <w:p>
+      <w:pPr>
+        <w:pStyle w:val="ListParagraph"/>
+        <w:numPr>
+          <w:ilvl w:val="0"/>
+          <w:numId w:val="4"/>
+        </w:numPr>
+        <w:rPr>
+          <w:lang w:val="en-US"/>
+        </w:rPr>
+      </w:pPr>
+      <w:r>
+        <w:rPr>
+          <w:lang w:val="en-US"/>
+        </w:rPr>
+        <w:t>“Quotient”?</w:t>
+      </w:r>
+    </w:p>
+    <w:p>
+      <w:pPr>
+        <w:pStyle w:val="ListParagraph"/>
+        <w:numPr>
+          <w:ilvl w:val="0"/>
+          <w:numId w:val="2"/>
+        </w:numPr>
+        <w:rPr>
+          <w:lang w:val="en-US"/>
+        </w:rPr>
+      </w:pPr>
+      <w:r>
+        <w:rPr>
+          <w:lang w:val="en-US"/>
+        </w:rPr>
+        <w:t>Thương số (kết quả của phép chia)</w:t>
+      </w:r>
+    </w:p>
+    <w:p>
+      <w:pPr>
+        <w:pStyle w:val="ListParagraph"/>
+        <w:numPr>
+          <w:ilvl w:val="0"/>
+          <w:numId w:val="4"/>
+        </w:numPr>
+        <w:rPr>
+          <w:lang w:val="en-US"/>
+        </w:rPr>
+      </w:pPr>
+      <w:r>
+        <w:rPr>
+          <w:lang w:val="en-US"/>
+        </w:rPr>
+        <w:t>“Critical Point”?</w:t>
+      </w:r>
+    </w:p>
+    <w:p>
+      <w:pPr>
+        <w:pStyle w:val="ListParagraph"/>
+        <w:numPr>
+          <w:ilvl w:val="0"/>
+          <w:numId w:val="2"/>
+        </w:numPr>
+        <w:rPr>
+          <w:lang w:val="en-US"/>
+        </w:rPr>
+      </w:pPr>
+      <w:r>
+        <w:rPr>
+          <w:lang w:val="en-US"/>
+        </w:rPr>
+        <w:t>Điểm cực trị</w:t>
+      </w:r>
+    </w:p>
+    <w:p>
+      <w:pPr>
+        <w:pStyle w:val="ListParagraph"/>
+        <w:numPr>
+          <w:ilvl w:val="0"/>
+          <w:numId w:val="4"/>
+        </w:numPr>
+        <w:rPr>
+          <w:lang w:val="en-US"/>
+        </w:rPr>
+      </w:pPr>
+      <w:r>
+        <w:rPr>
+          <w:lang w:val="en-US"/>
+        </w:rPr>
+        <w:t>“Concave Up And Down”?</w:t>
+      </w:r>
+    </w:p>
+    <w:p>
+      <w:pPr>
+        <w:pStyle w:val="ListParagraph"/>
+        <w:numPr>
+          <w:ilvl w:val="0"/>
+          <w:numId w:val="2"/>
+        </w:numPr>
+        <w:rPr>
+          <w:lang w:val="en-US"/>
+        </w:rPr>
+      </w:pPr>
+      <w:r>
+        <w:rPr>
+          <w:lang w:val="en-US"/>
+        </w:rPr>
+        <w:t>Ngửa và úp (đồ thị)</w:t>
+      </w:r>
+    </w:p>
+    <w:p>
+      <w:pPr>
+        <w:pStyle w:val="ListParagraph"/>
+        <w:numPr>
+          <w:ilvl w:val="0"/>
+          <w:numId w:val="4"/>
+        </w:numPr>
+        <w:rPr>
+          <w:lang w:val="en-US"/>
+        </w:rPr>
+      </w:pPr>
+      <w:r>
+        <w:rPr>
+          <w:lang w:val="en-US"/>
+        </w:rPr>
+        <w:t>“Quadrant”?</w:t>
+      </w:r>
+    </w:p>
+    <w:p>
+      <w:pPr>
+        <w:pStyle w:val="ListParagraph"/>
+        <w:numPr>
+          <w:ilvl w:val="0"/>
+          <w:numId w:val="2"/>
+        </w:numPr>
+        <w:rPr>
+          <w:lang w:val="en-US"/>
+        </w:rPr>
+      </w:pPr>
+      <w:r>
+        <w:rPr>
+          <w:lang w:val="en-US"/>
+        </w:rPr>
+        <w:t>Góc phần tư</w:t>
+      </w:r>
+    </w:p>
+    <w:p>
+      <w:pPr>
+        <w:pStyle w:val="ListParagraph"/>
+        <w:numPr>
+          <w:ilvl w:val="0"/>
+          <w:numId w:val="4"/>
+        </w:numPr>
+        <w:rPr>
+          <w:lang w:val="en-US"/>
+        </w:rPr>
+      </w:pPr>
+      <w:r>
+        <w:rPr>
+          <w:lang w:val="en-US"/>
+        </w:rPr>
+        <w:t>“Octant”?</w:t>
+      </w:r>
+    </w:p>
+    <w:p>
+      <w:pPr>
+        <w:pStyle w:val="ListParagraph"/>
+        <w:numPr>
+          <w:ilvl w:val="0"/>
+          <w:numId w:val="2"/>
+        </w:numPr>
+        <w:rPr>
+          <w:lang w:val="en-US"/>
+        </w:rPr>
+      </w:pPr>
+      <w:r>
+        <w:rPr>
+          <w:lang w:val="en-US"/>
+        </w:rPr>
+        <w:t>Góc phần tám</w:t>
+      </w:r>
+    </w:p>
+    <w:p>
+      <w:pPr>
+        <w:pStyle w:val="ListParagraph"/>
+        <w:numPr>
+          <w:ilvl w:val="0"/>
+          <w:numId w:val="4"/>
+        </w:numPr>
+        <w:rPr>
+          <w:lang w:val="en-US"/>
+        </w:rPr>
+      </w:pPr>
+      <w:r>
+        <w:rPr>
+          <w:lang w:val="en-US"/>
+        </w:rPr>
+        <w:t>“Objective Function”?</w:t>
+      </w:r>
+    </w:p>
+    <w:p>
+      <w:pPr>
+        <w:pStyle w:val="ListParagraph"/>
+        <w:numPr>
+          <w:ilvl w:val="0"/>
+          <w:numId w:val="2"/>
+        </w:numPr>
+        <w:rPr>
+          <w:lang w:val="en-US"/>
+        </w:rPr>
+      </w:pPr>
+      <w:r>
+        <w:rPr>
+          <w:lang w:val="en-US"/>
+        </w:rPr>
+        <w:t>Hàm mục tiêu (hàm mà bạn muốn tối ưu hóa)</w:t>
+      </w:r>
+    </w:p>
+    <w:p>
+      <w:pPr>
+        <w:pStyle w:val="ListParagraph"/>
+        <w:numPr>
+          <w:ilvl w:val="0"/>
+          <w:numId w:val="4"/>
+        </w:numPr>
+        <w:rPr>
+          <w:lang w:val="en-US"/>
+        </w:rPr>
+      </w:pPr>
+      <w:r>
+        <w:rPr>
+          <w:lang w:val="en-US"/>
+        </w:rPr>
+        <w:t>“Legend”?</w:t>
+      </w:r>
+    </w:p>
+    <w:p>
+      <w:pPr>
+        <w:pStyle w:val="ListParagraph"/>
+        <w:numPr>
+          <w:ilvl w:val="0"/>
+          <w:numId w:val="2"/>
+        </w:numPr>
+        <w:rPr>
+          <w:lang w:val="en-US"/>
+        </w:rPr>
+      </w:pPr>
+      <w:r>
+        <w:rPr>
+          <w:lang w:val="en-US"/>
+        </w:rPr>
+        <w:t>Chú giải (biểu đồ)</w:t>
+      </w:r>
+    </w:p>
+    <w:p>
+      <w:pPr>
+        <w:pStyle w:val="ListParagraph"/>
+        <w:numPr>
+          <w:ilvl w:val="0"/>
+          <w:numId w:val="4"/>
+        </w:numPr>
+        <w:rPr>
+          <w:lang w:val="en-US"/>
+        </w:rPr>
+      </w:pPr>
+      <w:r>
+        <w:rPr>
+          <w:lang w:val="en-US"/>
+        </w:rPr>
+        <w:t>“Pointwise Operation”?</w:t>
+      </w:r>
+    </w:p>
+    <w:p>
+      <w:pPr>
+        <w:pStyle w:val="ListParagraph"/>
+        <w:numPr>
+          <w:ilvl w:val="0"/>
+          <w:numId w:val="2"/>
+        </w:numPr>
+        <w:rPr>
+          <w:lang w:val="en-US"/>
+        </w:rPr>
+      </w:pPr>
+      <w:r>
+        <w:rPr>
+          <w:lang w:val="en-US"/>
+        </w:rPr>
+        <w:t>Toán tử từng điểm (ví dụ</w:t>
+      </w:r>
+      <w:r>
+        <w:rPr>
+          <w:lang w:val="en-US"/>
+        </w:rPr>
+        <w:t xml:space="preserve"> tích Hadamard</w:t>
+      </w:r>
+      <w:r>
+        <w:rPr>
+          <w:lang w:val="en-US"/>
+        </w:rPr>
+        <w:t>)</w:t>
+      </w:r>
+    </w:p>
+    <w:p>
+      <w:pPr>
+        <w:pStyle w:val="ListParagraph"/>
+        <w:numPr>
+          <w:ilvl w:val="0"/>
+          <w:numId w:val="4"/>
+        </w:numPr>
+        <w:rPr>
+          <w:lang w:val="en-US"/>
+        </w:rPr>
+      </w:pPr>
+      <w:r>
+        <w:rPr>
+          <w:lang w:val="en-US"/>
+        </w:rPr>
+        <w:t>“Rectangular”?</w:t>
+      </w:r>
+    </w:p>
+    <w:p>
+      <w:pPr>
+        <w:pStyle w:val="ListParagraph"/>
+        <w:numPr>
+          <w:ilvl w:val="0"/>
+          <w:numId w:val="2"/>
+        </w:numPr>
+        <w:rPr>
+          <w:lang w:val="en-US"/>
+        </w:rPr>
+      </w:pPr>
+      <w:r>
+        <w:rPr>
+          <w:lang w:val="en-US"/>
+        </w:rPr>
+        <w:t>Hình hộp chữ nhật</w:t>
+      </w:r>
+    </w:p>
+    <w:p>
+      <w:pPr>
+        <w:pStyle w:val="ListParagraph"/>
+        <w:numPr>
+          <w:ilvl w:val="0"/>
+          <w:numId w:val="4"/>
+        </w:numPr>
+        <w:rPr>
+          <w:lang w:val="en-US"/>
+        </w:rPr>
+      </w:pPr>
+      <w:r>
+        <w:rPr>
+          <w:lang w:val="en-US"/>
+        </w:rPr>
+        <w:t>“Operand”?</w:t>
+      </w:r>
+    </w:p>
+    <w:p>
+      <w:pPr>
+        <w:pStyle w:val="ListParagraph"/>
+        <w:numPr>
+          <w:ilvl w:val="0"/>
+          <w:numId w:val="2"/>
+        </w:numPr>
+        <w:rPr>
+          <w:lang w:val="en-US"/>
+        </w:rPr>
+      </w:pPr>
+      <w:r>
+        <w:rPr>
+          <w:lang w:val="en-US"/>
+        </w:rPr>
+        <w:t>Toán hạng</w:t>
+      </w:r>
       <w:bookmarkStart w:id="0" w:name="_GoBack"/>
       <w:bookmarkEnd w:id="0"/>
     </w:p>
@@ -2133,633 +3469,15 @@
         <w:rPr>
           <w:lang w:val="en-US"/>
         </w:rPr>
-        <w:t>Elemental – Nguyên Tố:</w:t>
-      </w:r>
-    </w:p>
-    <w:p>
-      <w:pPr>
-        <w:pStyle w:val="ListParagraph"/>
-        <w:numPr>
-          <w:ilvl w:val="0"/>
-          <w:numId w:val="12"/>
-        </w:numPr>
-        <w:rPr>
-          <w:lang w:val="en-US"/>
-        </w:rPr>
-      </w:pPr>
-      <w:r>
-        <w:rPr>
-          <w:lang w:val="en-US"/>
-        </w:rPr>
-        <w:t>“Scorch”?</w:t>
-      </w:r>
-    </w:p>
-    <w:p>
-      <w:pPr>
-        <w:pStyle w:val="ListParagraph"/>
-        <w:numPr>
-          <w:ilvl w:val="0"/>
-          <w:numId w:val="2"/>
-        </w:numPr>
-        <w:rPr>
-          <w:lang w:val="en-US"/>
-        </w:rPr>
-      </w:pPr>
-      <w:r>
-        <w:rPr>
-          <w:lang w:val="en-US"/>
-        </w:rPr>
-        <w:t>Thiêu đốt</w:t>
-      </w:r>
-    </w:p>
-    <w:p>
-      <w:pPr>
-        <w:pStyle w:val="ListParagraph"/>
-        <w:numPr>
-          <w:ilvl w:val="0"/>
-          <w:numId w:val="12"/>
-        </w:numPr>
-        <w:rPr>
-          <w:lang w:val="en-US"/>
-        </w:rPr>
-      </w:pPr>
-      <w:r>
-        <w:rPr>
-          <w:lang w:val="en-US"/>
-        </w:rPr>
-        <w:t>“Enchant”?</w:t>
-      </w:r>
-    </w:p>
-    <w:p>
-      <w:pPr>
-        <w:pStyle w:val="ListParagraph"/>
-        <w:numPr>
-          <w:ilvl w:val="0"/>
-          <w:numId w:val="2"/>
-        </w:numPr>
-        <w:rPr>
-          <w:lang w:val="en-US"/>
-        </w:rPr>
-      </w:pPr>
-      <w:r>
-        <w:rPr>
-          <w:lang w:val="en-US"/>
-        </w:rPr>
-        <w:t>Tác động ma thuật (lên 1 món đồ)</w:t>
-      </w:r>
-    </w:p>
-    <w:p>
-      <w:pPr>
-        <w:rPr>
-          <w:lang w:val="en-US"/>
-        </w:rPr>
-      </w:pPr>
-    </w:p>
-    <w:p>
-      <w:pPr>
-        <w:rPr>
-          <w:lang w:val="en-US"/>
-        </w:rPr>
-      </w:pPr>
-      <w:r>
-        <w:rPr>
-          <w:lang w:val="en-US"/>
-        </w:rPr>
-        <w:t>Animal – Động Vật:</w:t>
-      </w:r>
-    </w:p>
-    <w:p>
-      <w:pPr>
-        <w:pStyle w:val="ListParagraph"/>
-        <w:numPr>
-          <w:ilvl w:val="0"/>
-          <w:numId w:val="13"/>
-        </w:numPr>
-        <w:rPr>
-          <w:lang w:val="en-US"/>
-        </w:rPr>
-      </w:pPr>
-      <w:r>
-        <w:rPr>
-          <w:lang w:val="en-US"/>
-        </w:rPr>
-        <w:t>“Peck”?</w:t>
-      </w:r>
-    </w:p>
-    <w:p>
-      <w:pPr>
-        <w:pStyle w:val="ListParagraph"/>
-        <w:numPr>
-          <w:ilvl w:val="0"/>
-          <w:numId w:val="2"/>
-        </w:numPr>
-        <w:rPr>
-          <w:lang w:val="en-US"/>
-        </w:rPr>
-      </w:pPr>
-      <w:r>
-        <w:rPr>
-          <w:lang w:val="en-US"/>
-        </w:rPr>
-        <w:t>Mổ</w:t>
-      </w:r>
-    </w:p>
-    <w:p>
-      <w:pPr>
-        <w:pStyle w:val="ListParagraph"/>
-        <w:numPr>
-          <w:ilvl w:val="0"/>
-          <w:numId w:val="13"/>
-        </w:numPr>
-        <w:rPr>
-          <w:lang w:val="en-US"/>
-        </w:rPr>
-      </w:pPr>
-      <w:r>
-        <w:rPr>
-          <w:lang w:val="en-US"/>
-        </w:rPr>
-        <w:t>“Carrion”?</w:t>
-      </w:r>
-    </w:p>
-    <w:p>
-      <w:pPr>
-        <w:pStyle w:val="ListParagraph"/>
-        <w:numPr>
-          <w:ilvl w:val="0"/>
-          <w:numId w:val="2"/>
-        </w:numPr>
-        <w:rPr>
-          <w:lang w:val="en-US"/>
-        </w:rPr>
-      </w:pPr>
-      <w:r>
-        <w:rPr>
-          <w:lang w:val="en-US"/>
-        </w:rPr>
-        <w:t>Xác thối</w:t>
-      </w:r>
-    </w:p>
-    <w:p>
-      <w:pPr>
-        <w:rPr>
-          <w:lang w:val="en-US"/>
-        </w:rPr>
-      </w:pPr>
-    </w:p>
-    <w:p>
-      <w:pPr>
-        <w:rPr>
-          <w:lang w:val="en-US"/>
-        </w:rPr>
-      </w:pPr>
-      <w:r>
-        <w:rPr>
-          <w:lang w:val="en-US"/>
-        </w:rPr>
-        <w:t>Plant – Thực Vật:</w:t>
-      </w:r>
-    </w:p>
-    <w:p>
-      <w:pPr>
-        <w:pStyle w:val="ListParagraph"/>
-        <w:numPr>
-          <w:ilvl w:val="0"/>
-          <w:numId w:val="14"/>
-        </w:numPr>
-        <w:rPr>
-          <w:lang w:val="en-US"/>
-        </w:rPr>
-      </w:pPr>
-      <w:r>
-        <w:rPr>
-          <w:lang w:val="en-US"/>
-        </w:rPr>
-        <w:t>“Vine”?</w:t>
-      </w:r>
-    </w:p>
-    <w:p>
-      <w:pPr>
-        <w:pStyle w:val="ListParagraph"/>
-        <w:numPr>
-          <w:ilvl w:val="0"/>
-          <w:numId w:val="2"/>
-        </w:numPr>
-        <w:rPr>
-          <w:lang w:val="en-US"/>
-        </w:rPr>
-      </w:pPr>
-      <w:r>
-        <w:rPr>
-          <w:lang w:val="en-US"/>
-        </w:rPr>
-        <w:t>Cây leo</w:t>
-      </w:r>
-    </w:p>
-    <w:p>
-      <w:pPr>
-        <w:pStyle w:val="ListParagraph"/>
-        <w:numPr>
-          <w:ilvl w:val="0"/>
-          <w:numId w:val="14"/>
-        </w:numPr>
-        <w:rPr>
-          <w:lang w:val="en-US"/>
-        </w:rPr>
-      </w:pPr>
-      <w:r>
-        <w:rPr>
-          <w:lang w:val="en-US"/>
-        </w:rPr>
-        <w:t>“Oak”?</w:t>
-      </w:r>
-    </w:p>
-    <w:p>
-      <w:pPr>
-        <w:pStyle w:val="ListParagraph"/>
-        <w:numPr>
-          <w:ilvl w:val="0"/>
-          <w:numId w:val="2"/>
-        </w:numPr>
-        <w:rPr>
-          <w:lang w:val="en-US"/>
-        </w:rPr>
-      </w:pPr>
-      <w:r>
-        <w:rPr>
-          <w:lang w:val="en-US"/>
-        </w:rPr>
-        <w:t>Sồi</w:t>
-      </w:r>
-    </w:p>
-    <w:p>
-      <w:pPr>
-        <w:rPr>
-          <w:lang w:val="en-US"/>
-        </w:rPr>
-      </w:pPr>
-    </w:p>
-    <w:p>
-      <w:pPr>
-        <w:rPr>
-          <w:lang w:val="en-US"/>
-        </w:rPr>
-      </w:pPr>
-      <w:r>
-        <w:rPr>
-          <w:lang w:val="en-US"/>
-        </w:rPr>
-        <w:t>Code – Mã:</w:t>
-      </w:r>
-    </w:p>
-    <w:p>
-      <w:pPr>
-        <w:pStyle w:val="ListParagraph"/>
-        <w:numPr>
-          <w:ilvl w:val="0"/>
-          <w:numId w:val="17"/>
-        </w:numPr>
-        <w:rPr>
-          <w:lang w:val="en-US"/>
-        </w:rPr>
-      </w:pPr>
-      <w:r>
-        <w:rPr>
-          <w:lang w:val="en-US"/>
-        </w:rPr>
-        <w:t>“Boilerplate”?</w:t>
-      </w:r>
-    </w:p>
-    <w:p>
-      <w:pPr>
-        <w:pStyle w:val="ListParagraph"/>
-        <w:numPr>
-          <w:ilvl w:val="0"/>
-          <w:numId w:val="2"/>
-        </w:numPr>
-        <w:rPr>
-          <w:lang w:val="en-US"/>
-        </w:rPr>
-      </w:pPr>
-      <w:r>
-        <w:rPr>
-          <w:lang w:val="en-US"/>
-        </w:rPr>
-        <w:t>Soạn sẵn</w:t>
-      </w:r>
-    </w:p>
-    <w:p>
-      <w:pPr>
-        <w:pStyle w:val="ListParagraph"/>
-        <w:numPr>
-          <w:ilvl w:val="0"/>
-          <w:numId w:val="17"/>
-        </w:numPr>
-        <w:rPr>
-          <w:lang w:val="en-US"/>
-        </w:rPr>
-      </w:pPr>
-      <w:r>
-        <w:rPr>
-          <w:lang w:val="en-US"/>
-        </w:rPr>
-        <w:t>“Data Augmentation”?</w:t>
-      </w:r>
-    </w:p>
-    <w:p>
-      <w:pPr>
-        <w:pStyle w:val="ListParagraph"/>
-        <w:numPr>
-          <w:ilvl w:val="0"/>
-          <w:numId w:val="2"/>
-        </w:numPr>
-        <w:rPr>
-          <w:lang w:val="en-US"/>
-        </w:rPr>
-      </w:pPr>
-      <w:r>
-        <w:rPr>
-          <w:lang w:val="en-US"/>
-        </w:rPr>
-        <w:t>Việc tăng lượng dữ liệu</w:t>
-      </w:r>
-    </w:p>
-    <w:p>
-      <w:pPr>
-        <w:pStyle w:val="ListParagraph"/>
-        <w:numPr>
-          <w:ilvl w:val="0"/>
-          <w:numId w:val="17"/>
-        </w:numPr>
-        <w:rPr>
-          <w:lang w:val="en-US"/>
-        </w:rPr>
-      </w:pPr>
-      <w:r>
-        <w:rPr>
-          <w:lang w:val="en-US"/>
-        </w:rPr>
-        <w:t>“Localization”?</w:t>
-      </w:r>
-    </w:p>
-    <w:p>
-      <w:pPr>
-        <w:pStyle w:val="ListParagraph"/>
-        <w:numPr>
-          <w:ilvl w:val="0"/>
-          <w:numId w:val="2"/>
-        </w:numPr>
-        <w:rPr>
-          <w:lang w:val="en-US"/>
-        </w:rPr>
-      </w:pPr>
-      <w:r>
-        <w:rPr>
-          <w:lang w:val="en-US"/>
-        </w:rPr>
-        <w:t>Việc khoan</w:t>
-      </w:r>
-      <w:r>
-        <w:rPr>
-          <w:lang w:val="en-US"/>
-        </w:rPr>
-        <w:t>h</w:t>
-      </w:r>
-      <w:r>
-        <w:rPr>
-          <w:lang w:val="en-US"/>
-        </w:rPr>
-        <w:t xml:space="preserve"> vùng</w:t>
-      </w:r>
-    </w:p>
-    <w:p>
-      <w:pPr>
-        <w:pStyle w:val="ListParagraph"/>
-        <w:numPr>
-          <w:ilvl w:val="0"/>
-          <w:numId w:val="17"/>
-        </w:numPr>
-        <w:rPr>
-          <w:lang w:val="en-US"/>
-        </w:rPr>
-      </w:pPr>
-      <w:r>
-        <w:rPr>
-          <w:lang w:val="en-US"/>
-        </w:rPr>
-        <w:t>“End To End Training”?</w:t>
-      </w:r>
-    </w:p>
-    <w:p>
-      <w:pPr>
-        <w:pStyle w:val="ListParagraph"/>
-        <w:numPr>
-          <w:ilvl w:val="0"/>
-          <w:numId w:val="2"/>
-        </w:numPr>
-        <w:rPr>
-          <w:lang w:val="en-US"/>
-        </w:rPr>
-      </w:pPr>
-      <w:r>
-        <w:rPr>
-          <w:lang w:val="en-US"/>
-        </w:rPr>
-        <w:t>Train một mạch</w:t>
-      </w:r>
-      <w:r>
-        <w:rPr>
-          <w:lang w:val="en-US"/>
-        </w:rPr>
-        <w:t>, không cần xử lí trước dữ liệu</w:t>
-      </w:r>
-    </w:p>
-    <w:p>
-      <w:pPr>
-        <w:pStyle w:val="ListParagraph"/>
-        <w:numPr>
-          <w:ilvl w:val="0"/>
-          <w:numId w:val="17"/>
-        </w:numPr>
-        <w:rPr>
-          <w:lang w:val="en-US"/>
-        </w:rPr>
-      </w:pPr>
-      <w:r>
-        <w:rPr>
-          <w:lang w:val="en-US"/>
-        </w:rPr>
-        <w:t>“Energy Function”?</w:t>
-      </w:r>
-    </w:p>
-    <w:p>
-      <w:pPr>
-        <w:pStyle w:val="ListParagraph"/>
-        <w:numPr>
-          <w:ilvl w:val="0"/>
-          <w:numId w:val="2"/>
-        </w:numPr>
-        <w:rPr>
-          <w:lang w:val="en-US"/>
-        </w:rPr>
-      </w:pPr>
-      <w:r>
-        <w:rPr>
-          <w:lang w:val="en-US"/>
-        </w:rPr>
-        <w:t>Hàm cần tối ưu hóa</w:t>
-      </w:r>
-    </w:p>
-    <w:p>
-      <w:pPr>
-        <w:pStyle w:val="ListParagraph"/>
-        <w:numPr>
-          <w:ilvl w:val="0"/>
-          <w:numId w:val="17"/>
-        </w:numPr>
-        <w:rPr>
-          <w:lang w:val="en-US"/>
-        </w:rPr>
-      </w:pPr>
-      <w:r>
-        <w:rPr>
-          <w:lang w:val="en-US"/>
-        </w:rPr>
-        <w:t>“Is Deprecated”?</w:t>
-      </w:r>
-    </w:p>
-    <w:p>
-      <w:pPr>
-        <w:pStyle w:val="ListParagraph"/>
-        <w:numPr>
-          <w:ilvl w:val="0"/>
-          <w:numId w:val="2"/>
-        </w:numPr>
-        <w:rPr>
-          <w:lang w:val="en-US"/>
-        </w:rPr>
-      </w:pPr>
-      <w:r>
-        <w:rPr>
-          <w:lang w:val="en-US"/>
-        </w:rPr>
-        <w:t>Sắp không được dùng nữa</w:t>
-      </w:r>
-      <w:r>
-        <w:rPr>
-          <w:lang w:val="en-US"/>
-        </w:rPr>
-        <w:t xml:space="preserve"> (</w:t>
-      </w:r>
-      <w:r>
-        <w:rPr>
-          <w:lang w:val="en-US"/>
-        </w:rPr>
-        <w:t>1 phần mềm</w:t>
-      </w:r>
-      <w:r>
-        <w:rPr>
-          <w:lang w:val="en-US"/>
-        </w:rPr>
-        <w:t>)</w:t>
-      </w:r>
-    </w:p>
-    <w:p>
-      <w:pPr>
-        <w:pStyle w:val="ListParagraph"/>
-        <w:numPr>
-          <w:ilvl w:val="0"/>
-          <w:numId w:val="17"/>
-        </w:numPr>
-        <w:rPr>
-          <w:lang w:val="en-US"/>
-        </w:rPr>
-      </w:pPr>
-      <w:r>
-        <w:rPr>
-          <w:lang w:val="en-US"/>
-        </w:rPr>
-        <w:t>“Ground Truth”?</w:t>
-      </w:r>
-    </w:p>
-    <w:p>
-      <w:pPr>
-        <w:pStyle w:val="ListParagraph"/>
-        <w:numPr>
-          <w:ilvl w:val="0"/>
-          <w:numId w:val="2"/>
-        </w:numPr>
-        <w:rPr>
-          <w:lang w:val="en-US"/>
-        </w:rPr>
-      </w:pPr>
-      <w:r>
-        <w:rPr>
-          <w:lang w:val="en-US"/>
-        </w:rPr>
-        <w:t>Target trong Machine Learning</w:t>
-      </w:r>
-    </w:p>
-    <w:p>
-      <w:pPr>
-        <w:pStyle w:val="ListParagraph"/>
-        <w:numPr>
-          <w:ilvl w:val="0"/>
-          <w:numId w:val="17"/>
-        </w:numPr>
-        <w:rPr>
-          <w:lang w:val="en-US"/>
-        </w:rPr>
-      </w:pPr>
-      <w:r>
-        <w:rPr>
-          <w:lang w:val="en-US"/>
-        </w:rPr>
-        <w:t>“Profiling”?</w:t>
-      </w:r>
-    </w:p>
-    <w:p>
-      <w:pPr>
-        <w:pStyle w:val="ListParagraph"/>
-        <w:numPr>
-          <w:ilvl w:val="0"/>
-          <w:numId w:val="2"/>
-        </w:numPr>
-        <w:rPr>
-          <w:lang w:val="en-US"/>
-        </w:rPr>
-      </w:pPr>
-      <w:r>
-        <w:rPr>
-          <w:lang w:val="en-US"/>
-        </w:rPr>
-        <w:t>Quá trình phân tích và tối ưu hóa hiệu suất</w:t>
-      </w:r>
-    </w:p>
-    <w:p>
-      <w:pPr>
-        <w:pStyle w:val="ListParagraph"/>
-        <w:numPr>
-          <w:ilvl w:val="0"/>
-          <w:numId w:val="17"/>
-        </w:numPr>
-        <w:rPr>
-          <w:lang w:val="en-US"/>
-        </w:rPr>
-      </w:pPr>
-      <w:r>
-        <w:rPr>
-          <w:lang w:val="en-US"/>
-        </w:rPr>
-        <w:t>“Prototype”?</w:t>
-      </w:r>
-    </w:p>
-    <w:p>
-      <w:pPr>
-        <w:pStyle w:val="ListParagraph"/>
-        <w:numPr>
-          <w:ilvl w:val="0"/>
-          <w:numId w:val="2"/>
+        <w:t>Web:</w:t>
+      </w:r>
+    </w:p>
+    <w:p>
+      <w:pPr>
+        <w:pStyle w:val="ListParagraph"/>
+        <w:numPr>
+          <w:ilvl w:val="0"/>
+          <w:numId w:val="16"/>
         </w:numPr>
         <w:rPr>
           <w:lang w:val="en-US"/>
@@ -2770,687 +3488,6 @@
           <w:lang w:val="en-US"/>
         </w:rPr>
         <w:lastRenderedPageBreak/>
-        <w:t>Tạo bản đầu tiên</w:t>
-      </w:r>
-    </w:p>
-    <w:p>
-      <w:pPr>
-        <w:pStyle w:val="ListParagraph"/>
-        <w:numPr>
-          <w:ilvl w:val="0"/>
-          <w:numId w:val="17"/>
-        </w:numPr>
-        <w:rPr>
-          <w:lang w:val="en-US"/>
-        </w:rPr>
-      </w:pPr>
-      <w:r>
-        <w:rPr>
-          <w:lang w:val="en-US"/>
-        </w:rPr>
-        <w:t>“Benchmark”?</w:t>
-      </w:r>
-    </w:p>
-    <w:p>
-      <w:pPr>
-        <w:pStyle w:val="ListParagraph"/>
-        <w:numPr>
-          <w:ilvl w:val="0"/>
-          <w:numId w:val="2"/>
-        </w:numPr>
-        <w:rPr>
-          <w:lang w:val="en-US"/>
-        </w:rPr>
-      </w:pPr>
-      <w:r>
-        <w:rPr>
-          <w:lang w:val="en-US"/>
-        </w:rPr>
-        <w:t>Đánh giá hiệu suất của 1 mô hình (so với 1 tiêu chuẩn nào đó)</w:t>
-      </w:r>
-    </w:p>
-    <w:p>
-      <w:pPr>
-        <w:pStyle w:val="ListParagraph"/>
-        <w:numPr>
-          <w:ilvl w:val="0"/>
-          <w:numId w:val="17"/>
-        </w:numPr>
-        <w:rPr>
-          <w:lang w:val="en-US"/>
-        </w:rPr>
-      </w:pPr>
-      <w:r>
-        <w:rPr>
-          <w:lang w:val="en-US"/>
-        </w:rPr>
-        <w:t>“Cumbersome”?</w:t>
-      </w:r>
-    </w:p>
-    <w:p>
-      <w:pPr>
-        <w:pStyle w:val="ListParagraph"/>
-        <w:numPr>
-          <w:ilvl w:val="0"/>
-          <w:numId w:val="2"/>
-        </w:numPr>
-        <w:rPr>
-          <w:lang w:val="en-US"/>
-        </w:rPr>
-      </w:pPr>
-      <w:r>
-        <w:rPr>
-          <w:lang w:val="en-US"/>
-        </w:rPr>
-        <w:t>Cồng kềnh</w:t>
-      </w:r>
-    </w:p>
-    <w:p>
-      <w:pPr>
-        <w:rPr>
-          <w:lang w:val="en-US"/>
-        </w:rPr>
-      </w:pPr>
-    </w:p>
-    <w:p>
-      <w:pPr>
-        <w:rPr>
-          <w:lang w:val="en-US"/>
-        </w:rPr>
-      </w:pPr>
-      <w:r>
-        <w:rPr>
-          <w:lang w:val="en-US"/>
-        </w:rPr>
-        <w:t>A</w:t>
-      </w:r>
-      <w:r>
-        <w:t>bbreviation</w:t>
-      </w:r>
-      <w:r>
-        <w:rPr>
-          <w:lang w:val="en-US"/>
-        </w:rPr>
-        <w:t xml:space="preserve"> – Từ Viết Tắt:</w:t>
-      </w:r>
-    </w:p>
-    <w:p>
-      <w:pPr>
-        <w:pStyle w:val="ListParagraph"/>
-        <w:numPr>
-          <w:ilvl w:val="0"/>
-          <w:numId w:val="3"/>
-        </w:numPr>
-        <w:rPr>
-          <w:lang w:val="en-US"/>
-        </w:rPr>
-      </w:pPr>
-      <w:r>
-        <w:rPr>
-          <w:lang w:val="en-US"/>
-        </w:rPr>
-        <w:t>“et al.”</w:t>
-      </w:r>
-      <w:r>
-        <w:rPr>
-          <w:lang w:val="en-US"/>
-        </w:rPr>
-        <w:t>?</w:t>
-      </w:r>
-    </w:p>
-    <w:p>
-      <w:pPr>
-        <w:pStyle w:val="ListParagraph"/>
-        <w:numPr>
-          <w:ilvl w:val="0"/>
-          <w:numId w:val="2"/>
-        </w:numPr>
-        <w:rPr>
-          <w:lang w:val="en-US"/>
-        </w:rPr>
-      </w:pPr>
-      <w:r>
-        <w:rPr>
-          <w:lang w:val="en-US"/>
-        </w:rPr>
-        <w:t>Và các đồng tác giả khác</w:t>
-      </w:r>
-    </w:p>
-    <w:p>
-      <w:pPr>
-        <w:rPr>
-          <w:lang w:val="en-US"/>
-        </w:rPr>
-      </w:pPr>
-    </w:p>
-    <w:p>
-      <w:pPr>
-        <w:rPr>
-          <w:lang w:val="en-US"/>
-        </w:rPr>
-      </w:pPr>
-      <w:r>
-        <w:rPr>
-          <w:lang w:val="en-US"/>
-        </w:rPr>
-        <w:t>Math – Toán:</w:t>
-      </w:r>
-    </w:p>
-    <w:p>
-      <w:pPr>
-        <w:pStyle w:val="ListParagraph"/>
-        <w:numPr>
-          <w:ilvl w:val="0"/>
-          <w:numId w:val="4"/>
-        </w:numPr>
-        <w:rPr>
-          <w:lang w:val="en-US"/>
-        </w:rPr>
-      </w:pPr>
-      <w:r>
-        <w:rPr>
-          <w:lang w:val="en-US"/>
-        </w:rPr>
-        <w:t>“Denominator”?</w:t>
-      </w:r>
-    </w:p>
-    <w:p>
-      <w:pPr>
-        <w:pStyle w:val="ListParagraph"/>
-        <w:numPr>
-          <w:ilvl w:val="0"/>
-          <w:numId w:val="2"/>
-        </w:numPr>
-        <w:rPr>
-          <w:lang w:val="en-US"/>
-        </w:rPr>
-      </w:pPr>
-      <w:r>
-        <w:rPr>
-          <w:lang w:val="en-US"/>
-        </w:rPr>
-        <w:t>Mẫu số</w:t>
-      </w:r>
-    </w:p>
-    <w:p>
-      <w:pPr>
-        <w:pStyle w:val="ListParagraph"/>
-        <w:numPr>
-          <w:ilvl w:val="0"/>
-          <w:numId w:val="4"/>
-        </w:numPr>
-        <w:rPr>
-          <w:lang w:val="en-US"/>
-        </w:rPr>
-      </w:pPr>
-      <w:r>
-        <w:rPr>
-          <w:lang w:val="en-US"/>
-        </w:rPr>
-        <w:t>“Numerator”?</w:t>
-      </w:r>
-    </w:p>
-    <w:p>
-      <w:pPr>
-        <w:pStyle w:val="ListParagraph"/>
-        <w:numPr>
-          <w:ilvl w:val="0"/>
-          <w:numId w:val="2"/>
-        </w:numPr>
-        <w:rPr>
-          <w:lang w:val="en-US"/>
-        </w:rPr>
-      </w:pPr>
-      <w:r>
-        <w:rPr>
-          <w:lang w:val="en-US"/>
-        </w:rPr>
-        <w:t>Tử số</w:t>
-      </w:r>
-    </w:p>
-    <w:p>
-      <w:pPr>
-        <w:pStyle w:val="ListParagraph"/>
-        <w:numPr>
-          <w:ilvl w:val="0"/>
-          <w:numId w:val="4"/>
-        </w:numPr>
-        <w:rPr>
-          <w:lang w:val="en-US"/>
-        </w:rPr>
-      </w:pPr>
-      <w:r>
-        <w:rPr>
-          <w:lang w:val="en-US"/>
-        </w:rPr>
-        <w:t>“Hypothetical Unit”?</w:t>
-      </w:r>
-    </w:p>
-    <w:p>
-      <w:pPr>
-        <w:pStyle w:val="ListParagraph"/>
-        <w:numPr>
-          <w:ilvl w:val="0"/>
-          <w:numId w:val="2"/>
-        </w:numPr>
-        <w:rPr>
-          <w:lang w:val="en-US"/>
-        </w:rPr>
-      </w:pPr>
-      <w:r>
-        <w:rPr>
-          <w:lang w:val="en-US"/>
-        </w:rPr>
-        <w:t>Đơn vị giả tưởng (của giá trị nào đó)</w:t>
-      </w:r>
-    </w:p>
-    <w:p>
-      <w:pPr>
-        <w:pStyle w:val="ListParagraph"/>
-        <w:numPr>
-          <w:ilvl w:val="0"/>
-          <w:numId w:val="4"/>
-        </w:numPr>
-        <w:rPr>
-          <w:lang w:val="en-US"/>
-        </w:rPr>
-      </w:pPr>
-      <w:r>
-        <w:rPr>
-          <w:lang w:val="en-US"/>
-        </w:rPr>
-        <w:t>Numerical Solution?</w:t>
-      </w:r>
-    </w:p>
-    <w:p>
-      <w:pPr>
-        <w:pStyle w:val="ListParagraph"/>
-        <w:numPr>
-          <w:ilvl w:val="0"/>
-          <w:numId w:val="2"/>
-        </w:numPr>
-        <w:rPr>
-          <w:lang w:val="en-US"/>
-        </w:rPr>
-      </w:pPr>
-      <w:r>
-        <w:rPr>
-          <w:lang w:val="en-US"/>
-        </w:rPr>
-        <w:t>Nghiệm ước lượng (= số cụ thể, không phải = Term)</w:t>
-      </w:r>
-    </w:p>
-    <w:p>
-      <w:pPr>
-        <w:pStyle w:val="ListParagraph"/>
-        <w:numPr>
-          <w:ilvl w:val="0"/>
-          <w:numId w:val="4"/>
-        </w:numPr>
-        <w:rPr>
-          <w:lang w:val="en-US"/>
-        </w:rPr>
-      </w:pPr>
-      <w:r>
-        <w:rPr>
-          <w:lang w:val="en-US"/>
-        </w:rPr>
-        <w:t>“Quotient”?</w:t>
-      </w:r>
-    </w:p>
-    <w:p>
-      <w:pPr>
-        <w:pStyle w:val="ListParagraph"/>
-        <w:numPr>
-          <w:ilvl w:val="0"/>
-          <w:numId w:val="2"/>
-        </w:numPr>
-        <w:rPr>
-          <w:lang w:val="en-US"/>
-        </w:rPr>
-      </w:pPr>
-      <w:r>
-        <w:rPr>
-          <w:lang w:val="en-US"/>
-        </w:rPr>
-        <w:t>Thương số (kết quả của phép chia)</w:t>
-      </w:r>
-    </w:p>
-    <w:p>
-      <w:pPr>
-        <w:pStyle w:val="ListParagraph"/>
-        <w:numPr>
-          <w:ilvl w:val="0"/>
-          <w:numId w:val="4"/>
-        </w:numPr>
-        <w:rPr>
-          <w:lang w:val="en-US"/>
-        </w:rPr>
-      </w:pPr>
-      <w:r>
-        <w:rPr>
-          <w:lang w:val="en-US"/>
-        </w:rPr>
-        <w:t>“Critical Point”?</w:t>
-      </w:r>
-    </w:p>
-    <w:p>
-      <w:pPr>
-        <w:pStyle w:val="ListParagraph"/>
-        <w:numPr>
-          <w:ilvl w:val="0"/>
-          <w:numId w:val="2"/>
-        </w:numPr>
-        <w:rPr>
-          <w:lang w:val="en-US"/>
-        </w:rPr>
-      </w:pPr>
-      <w:r>
-        <w:rPr>
-          <w:lang w:val="en-US"/>
-        </w:rPr>
-        <w:t>Điểm cực trị</w:t>
-      </w:r>
-    </w:p>
-    <w:p>
-      <w:pPr>
-        <w:pStyle w:val="ListParagraph"/>
-        <w:numPr>
-          <w:ilvl w:val="0"/>
-          <w:numId w:val="4"/>
-        </w:numPr>
-        <w:rPr>
-          <w:lang w:val="en-US"/>
-        </w:rPr>
-      </w:pPr>
-      <w:r>
-        <w:rPr>
-          <w:lang w:val="en-US"/>
-        </w:rPr>
-        <w:t>“Concave Up And Down”?</w:t>
-      </w:r>
-    </w:p>
-    <w:p>
-      <w:pPr>
-        <w:pStyle w:val="ListParagraph"/>
-        <w:numPr>
-          <w:ilvl w:val="0"/>
-          <w:numId w:val="2"/>
-        </w:numPr>
-        <w:rPr>
-          <w:lang w:val="en-US"/>
-        </w:rPr>
-      </w:pPr>
-      <w:r>
-        <w:rPr>
-          <w:lang w:val="en-US"/>
-        </w:rPr>
-        <w:t>Ngửa và úp (đồ thị)</w:t>
-      </w:r>
-    </w:p>
-    <w:p>
-      <w:pPr>
-        <w:pStyle w:val="ListParagraph"/>
-        <w:numPr>
-          <w:ilvl w:val="0"/>
-          <w:numId w:val="4"/>
-        </w:numPr>
-        <w:rPr>
-          <w:lang w:val="en-US"/>
-        </w:rPr>
-      </w:pPr>
-      <w:r>
-        <w:rPr>
-          <w:lang w:val="en-US"/>
-        </w:rPr>
-        <w:t>“Quadrant”?</w:t>
-      </w:r>
-    </w:p>
-    <w:p>
-      <w:pPr>
-        <w:pStyle w:val="ListParagraph"/>
-        <w:numPr>
-          <w:ilvl w:val="0"/>
-          <w:numId w:val="2"/>
-        </w:numPr>
-        <w:rPr>
-          <w:lang w:val="en-US"/>
-        </w:rPr>
-      </w:pPr>
-      <w:r>
-        <w:rPr>
-          <w:lang w:val="en-US"/>
-        </w:rPr>
-        <w:t>Góc phần tư</w:t>
-      </w:r>
-    </w:p>
-    <w:p>
-      <w:pPr>
-        <w:pStyle w:val="ListParagraph"/>
-        <w:numPr>
-          <w:ilvl w:val="0"/>
-          <w:numId w:val="4"/>
-        </w:numPr>
-        <w:rPr>
-          <w:lang w:val="en-US"/>
-        </w:rPr>
-      </w:pPr>
-      <w:r>
-        <w:rPr>
-          <w:lang w:val="en-US"/>
-        </w:rPr>
-        <w:t>“Octant”?</w:t>
-      </w:r>
-    </w:p>
-    <w:p>
-      <w:pPr>
-        <w:pStyle w:val="ListParagraph"/>
-        <w:numPr>
-          <w:ilvl w:val="0"/>
-          <w:numId w:val="2"/>
-        </w:numPr>
-        <w:rPr>
-          <w:lang w:val="en-US"/>
-        </w:rPr>
-      </w:pPr>
-      <w:r>
-        <w:rPr>
-          <w:lang w:val="en-US"/>
-        </w:rPr>
-        <w:t>Góc phần tám</w:t>
-      </w:r>
-    </w:p>
-    <w:p>
-      <w:pPr>
-        <w:pStyle w:val="ListParagraph"/>
-        <w:numPr>
-          <w:ilvl w:val="0"/>
-          <w:numId w:val="4"/>
-        </w:numPr>
-        <w:rPr>
-          <w:lang w:val="en-US"/>
-        </w:rPr>
-      </w:pPr>
-      <w:r>
-        <w:rPr>
-          <w:lang w:val="en-US"/>
-        </w:rPr>
-        <w:t>“Objective Function”?</w:t>
-      </w:r>
-    </w:p>
-    <w:p>
-      <w:pPr>
-        <w:pStyle w:val="ListParagraph"/>
-        <w:numPr>
-          <w:ilvl w:val="0"/>
-          <w:numId w:val="2"/>
-        </w:numPr>
-        <w:rPr>
-          <w:lang w:val="en-US"/>
-        </w:rPr>
-      </w:pPr>
-      <w:r>
-        <w:rPr>
-          <w:lang w:val="en-US"/>
-        </w:rPr>
-        <w:t>Hàm mục tiêu (hàm mà bạn muốn tối ưu hóa)</w:t>
-      </w:r>
-    </w:p>
-    <w:p>
-      <w:pPr>
-        <w:pStyle w:val="ListParagraph"/>
-        <w:numPr>
-          <w:ilvl w:val="0"/>
-          <w:numId w:val="4"/>
-        </w:numPr>
-        <w:rPr>
-          <w:lang w:val="en-US"/>
-        </w:rPr>
-      </w:pPr>
-      <w:r>
-        <w:rPr>
-          <w:lang w:val="en-US"/>
-        </w:rPr>
-        <w:t>“Legend”?</w:t>
-      </w:r>
-    </w:p>
-    <w:p>
-      <w:pPr>
-        <w:pStyle w:val="ListParagraph"/>
-        <w:numPr>
-          <w:ilvl w:val="0"/>
-          <w:numId w:val="2"/>
-        </w:numPr>
-        <w:rPr>
-          <w:lang w:val="en-US"/>
-        </w:rPr>
-      </w:pPr>
-      <w:r>
-        <w:rPr>
-          <w:lang w:val="en-US"/>
-        </w:rPr>
-        <w:t>Chú giải (biểu đồ)</w:t>
-      </w:r>
-    </w:p>
-    <w:p>
-      <w:pPr>
-        <w:pStyle w:val="ListParagraph"/>
-        <w:numPr>
-          <w:ilvl w:val="0"/>
-          <w:numId w:val="4"/>
-        </w:numPr>
-        <w:rPr>
-          <w:lang w:val="en-US"/>
-        </w:rPr>
-      </w:pPr>
-      <w:r>
-        <w:rPr>
-          <w:lang w:val="en-US"/>
-        </w:rPr>
-        <w:t>“Pointwise Operation”?</w:t>
-      </w:r>
-    </w:p>
-    <w:p>
-      <w:pPr>
-        <w:pStyle w:val="ListParagraph"/>
-        <w:numPr>
-          <w:ilvl w:val="0"/>
-          <w:numId w:val="2"/>
-        </w:numPr>
-        <w:rPr>
-          <w:lang w:val="en-US"/>
-        </w:rPr>
-      </w:pPr>
-      <w:r>
-        <w:rPr>
-          <w:lang w:val="en-US"/>
-        </w:rPr>
-        <w:t>Toán tử từng điểm (ví dụ</w:t>
-      </w:r>
-      <w:r>
-        <w:rPr>
-          <w:lang w:val="en-US"/>
-        </w:rPr>
-        <w:t xml:space="preserve"> tích Hadamard</w:t>
-      </w:r>
-      <w:r>
-        <w:rPr>
-          <w:lang w:val="en-US"/>
-        </w:rPr>
-        <w:t>)</w:t>
-      </w:r>
-    </w:p>
-    <w:p>
-      <w:pPr>
-        <w:pStyle w:val="ListParagraph"/>
-        <w:numPr>
-          <w:ilvl w:val="0"/>
-          <w:numId w:val="4"/>
-        </w:numPr>
-        <w:rPr>
-          <w:lang w:val="en-US"/>
-        </w:rPr>
-      </w:pPr>
-      <w:r>
-        <w:rPr>
-          <w:lang w:val="en-US"/>
-        </w:rPr>
-        <w:t>“Rectangular”?</w:t>
-      </w:r>
-    </w:p>
-    <w:p>
-      <w:pPr>
-        <w:pStyle w:val="ListParagraph"/>
-        <w:numPr>
-          <w:ilvl w:val="0"/>
-          <w:numId w:val="2"/>
-        </w:numPr>
-        <w:rPr>
-          <w:lang w:val="en-US"/>
-        </w:rPr>
-      </w:pPr>
-      <w:r>
-        <w:rPr>
-          <w:lang w:val="en-US"/>
-        </w:rPr>
-        <w:t>Hình hộp chữ nhật</w:t>
-      </w:r>
-    </w:p>
-    <w:p>
-      <w:pPr>
-        <w:rPr>
-          <w:lang w:val="en-US"/>
-        </w:rPr>
-      </w:pPr>
-    </w:p>
-    <w:p>
-      <w:pPr>
-        <w:rPr>
-          <w:lang w:val="en-US"/>
-        </w:rPr>
-      </w:pPr>
-      <w:r>
-        <w:rPr>
-          <w:lang w:val="en-US"/>
-        </w:rPr>
-        <w:t>Web:</w:t>
-      </w:r>
-    </w:p>
-    <w:p>
-      <w:pPr>
-        <w:pStyle w:val="ListParagraph"/>
-        <w:numPr>
-          <w:ilvl w:val="0"/>
-          <w:numId w:val="16"/>
-        </w:numPr>
-        <w:rPr>
-          <w:lang w:val="en-US"/>
-        </w:rPr>
-      </w:pPr>
-      <w:r>
-        <w:rPr>
-          <w:lang w:val="en-US"/>
-        </w:rPr>
         <w:t>“Incognito Mode”?</w:t>
       </w:r>
     </w:p>

--- a/english.docx
+++ b/english.docx
@@ -1511,6 +1511,84 @@
     </w:p>
     <w:p>
       <w:pPr>
+        <w:pStyle w:val="ListParagraph"/>
+        <w:numPr>
+          <w:ilvl w:val="0"/>
+          <w:numId w:val="11"/>
+        </w:numPr>
+        <w:rPr>
+          <w:lang w:val="en-US"/>
+        </w:rPr>
+      </w:pPr>
+      <w:r>
+        <w:rPr>
+          <w:lang w:val="en-US"/>
+        </w:rPr>
+        <w:t>“Plague”?</w:t>
+      </w:r>
+    </w:p>
+    <w:p>
+      <w:pPr>
+        <w:pStyle w:val="ListParagraph"/>
+        <w:numPr>
+          <w:ilvl w:val="0"/>
+          <w:numId w:val="2"/>
+        </w:numPr>
+        <w:rPr>
+          <w:lang w:val="en-US"/>
+        </w:rPr>
+      </w:pPr>
+      <w:r>
+        <w:rPr>
+          <w:lang w:val="en-US"/>
+        </w:rPr>
+        <w:t>Gây đau khổ (cho ai đó)</w:t>
+      </w:r>
+    </w:p>
+    <w:p>
+      <w:pPr>
+        <w:pStyle w:val="ListParagraph"/>
+        <w:numPr>
+          <w:ilvl w:val="0"/>
+          <w:numId w:val="11"/>
+        </w:numPr>
+        <w:rPr>
+          <w:lang w:val="en-US"/>
+        </w:rPr>
+      </w:pPr>
+      <w:r>
+        <w:rPr>
+          <w:lang w:val="en-US"/>
+        </w:rPr>
+        <w:t>“Dictate”?</w:t>
+      </w:r>
+    </w:p>
+    <w:p>
+      <w:pPr>
+        <w:pStyle w:val="ListParagraph"/>
+        <w:numPr>
+          <w:ilvl w:val="0"/>
+          <w:numId w:val="2"/>
+        </w:numPr>
+        <w:rPr>
+          <w:lang w:val="en-US"/>
+        </w:rPr>
+      </w:pPr>
+      <w:r>
+        <w:rPr>
+          <w:lang w:val="en-US"/>
+        </w:rPr>
+        <w:t>Quyết định</w:t>
+      </w:r>
+      <w:r>
+        <w:rPr>
+          <w:lang w:val="en-US"/>
+        </w:rPr>
+        <w:t xml:space="preserve"> (tương lai hay gì đó)</w:t>
+      </w:r>
+    </w:p>
+    <w:p>
+      <w:pPr>
         <w:rPr>
           <w:lang w:val="en-US"/>
         </w:rPr>
@@ -1803,6 +1881,78 @@
     </w:p>
     <w:p>
       <w:pPr>
+        <w:pStyle w:val="ListParagraph"/>
+        <w:numPr>
+          <w:ilvl w:val="0"/>
+          <w:numId w:val="9"/>
+        </w:numPr>
+        <w:rPr>
+          <w:lang w:val="en-US"/>
+        </w:rPr>
+      </w:pPr>
+      <w:r>
+        <w:rPr>
+          <w:lang w:val="en-US"/>
+        </w:rPr>
+        <w:t>“Thug”?</w:t>
+      </w:r>
+    </w:p>
+    <w:p>
+      <w:pPr>
+        <w:pStyle w:val="ListParagraph"/>
+        <w:numPr>
+          <w:ilvl w:val="0"/>
+          <w:numId w:val="2"/>
+        </w:numPr>
+        <w:rPr>
+          <w:lang w:val="en-US"/>
+        </w:rPr>
+      </w:pPr>
+      <w:r>
+        <w:rPr>
+          <w:lang w:val="en-US"/>
+        </w:rPr>
+        <w:t>Đầu gấu</w:t>
+      </w:r>
+    </w:p>
+    <w:p>
+      <w:pPr>
+        <w:pStyle w:val="ListParagraph"/>
+        <w:numPr>
+          <w:ilvl w:val="0"/>
+          <w:numId w:val="9"/>
+        </w:numPr>
+        <w:rPr>
+          <w:lang w:val="en-US"/>
+        </w:rPr>
+      </w:pPr>
+      <w:r>
+        <w:rPr>
+          <w:lang w:val="en-US"/>
+        </w:rPr>
+        <w:t>“Heir”?</w:t>
+      </w:r>
+    </w:p>
+    <w:p>
+      <w:pPr>
+        <w:pStyle w:val="ListParagraph"/>
+        <w:numPr>
+          <w:ilvl w:val="0"/>
+          <w:numId w:val="2"/>
+        </w:numPr>
+        <w:rPr>
+          <w:lang w:val="en-US"/>
+        </w:rPr>
+      </w:pPr>
+      <w:r>
+        <w:rPr>
+          <w:lang w:val="en-US"/>
+        </w:rPr>
+        <w:t>Người được thừa kế (tài sản)</w:t>
+      </w:r>
+    </w:p>
+    <w:p>
+      <w:pPr>
         <w:rPr>
           <w:lang w:val="en-US"/>
         </w:rPr>
@@ -1982,6 +2132,7 @@
         <w:rPr>
           <w:lang w:val="en-US"/>
         </w:rPr>
+        <w:lastRenderedPageBreak/>
         <w:t>Lính canh</w:t>
       </w:r>
     </w:p>
@@ -2059,1398 +2210,1512 @@
     </w:p>
     <w:p>
       <w:pPr>
-        <w:rPr>
-          <w:lang w:val="en-US"/>
-        </w:rPr>
-      </w:pPr>
-    </w:p>
-    <w:p>
-      <w:pPr>
-        <w:rPr>
-          <w:lang w:val="en-US"/>
-        </w:rPr>
-      </w:pPr>
-      <w:r>
-        <w:rPr>
-          <w:lang w:val="en-US"/>
-        </w:rPr>
-        <w:t>Time – Thời Gian:</w:t>
-      </w:r>
-    </w:p>
-    <w:p>
-      <w:pPr>
-        <w:pStyle w:val="ListParagraph"/>
-        <w:numPr>
-          <w:ilvl w:val="0"/>
-          <w:numId w:val="19"/>
-        </w:numPr>
-        <w:rPr>
-          <w:lang w:val="en-US"/>
-        </w:rPr>
-      </w:pPr>
-      <w:r>
-        <w:rPr>
-          <w:lang w:val="en-US"/>
-        </w:rPr>
-        <w:lastRenderedPageBreak/>
-        <w:t>“Elapse”?</w:t>
-      </w:r>
-    </w:p>
-    <w:p>
-      <w:pPr>
-        <w:pStyle w:val="ListParagraph"/>
-        <w:numPr>
-          <w:ilvl w:val="0"/>
-          <w:numId w:val="2"/>
-        </w:numPr>
-        <w:rPr>
-          <w:lang w:val="en-US"/>
-        </w:rPr>
-      </w:pPr>
-      <w:r>
-        <w:rPr>
-          <w:lang w:val="en-US"/>
-        </w:rPr>
-        <w:t>Trôi qua</w:t>
-      </w:r>
-    </w:p>
-    <w:p>
-      <w:pPr>
-        <w:rPr>
-          <w:lang w:val="en-US"/>
-        </w:rPr>
-      </w:pPr>
-    </w:p>
-    <w:p>
-      <w:pPr>
-        <w:rPr>
-          <w:lang w:val="en-US"/>
-        </w:rPr>
-      </w:pPr>
-      <w:r>
-        <w:rPr>
-          <w:lang w:val="en-US"/>
-        </w:rPr>
-        <w:t>Elemental – Nguyên Tố:</w:t>
-      </w:r>
-    </w:p>
-    <w:p>
-      <w:pPr>
-        <w:pStyle w:val="ListParagraph"/>
-        <w:numPr>
-          <w:ilvl w:val="0"/>
-          <w:numId w:val="12"/>
-        </w:numPr>
-        <w:rPr>
-          <w:lang w:val="en-US"/>
-        </w:rPr>
-      </w:pPr>
-      <w:r>
-        <w:rPr>
-          <w:lang w:val="en-US"/>
-        </w:rPr>
-        <w:t>“Scorch”?</w:t>
-      </w:r>
-    </w:p>
-    <w:p>
-      <w:pPr>
-        <w:pStyle w:val="ListParagraph"/>
-        <w:numPr>
-          <w:ilvl w:val="0"/>
-          <w:numId w:val="2"/>
-        </w:numPr>
-        <w:rPr>
-          <w:lang w:val="en-US"/>
-        </w:rPr>
-      </w:pPr>
-      <w:r>
-        <w:rPr>
-          <w:lang w:val="en-US"/>
-        </w:rPr>
-        <w:t>Thiêu đốt</w:t>
-      </w:r>
-    </w:p>
-    <w:p>
-      <w:pPr>
-        <w:pStyle w:val="ListParagraph"/>
-        <w:numPr>
-          <w:ilvl w:val="0"/>
-          <w:numId w:val="12"/>
-        </w:numPr>
-        <w:rPr>
-          <w:lang w:val="en-US"/>
-        </w:rPr>
-      </w:pPr>
-      <w:r>
-        <w:rPr>
-          <w:lang w:val="en-US"/>
-        </w:rPr>
-        <w:t>“Enchant”?</w:t>
-      </w:r>
-    </w:p>
-    <w:p>
-      <w:pPr>
-        <w:pStyle w:val="ListParagraph"/>
-        <w:numPr>
-          <w:ilvl w:val="0"/>
-          <w:numId w:val="2"/>
-        </w:numPr>
-        <w:rPr>
-          <w:lang w:val="en-US"/>
-        </w:rPr>
-      </w:pPr>
-      <w:r>
-        <w:rPr>
-          <w:lang w:val="en-US"/>
-        </w:rPr>
-        <w:t>Tác động ma thuật (lên 1 món đồ)</w:t>
-      </w:r>
-    </w:p>
-    <w:p>
-      <w:pPr>
-        <w:rPr>
-          <w:lang w:val="en-US"/>
-        </w:rPr>
-      </w:pPr>
-    </w:p>
-    <w:p>
-      <w:pPr>
-        <w:rPr>
-          <w:lang w:val="en-US"/>
-        </w:rPr>
-      </w:pPr>
-      <w:r>
-        <w:rPr>
-          <w:lang w:val="en-US"/>
-        </w:rPr>
-        <w:t>Animal – Động Vật:</w:t>
-      </w:r>
-    </w:p>
-    <w:p>
-      <w:pPr>
-        <w:pStyle w:val="ListParagraph"/>
-        <w:numPr>
-          <w:ilvl w:val="0"/>
-          <w:numId w:val="13"/>
-        </w:numPr>
-        <w:rPr>
-          <w:lang w:val="en-US"/>
-        </w:rPr>
-      </w:pPr>
-      <w:r>
-        <w:rPr>
-          <w:lang w:val="en-US"/>
-        </w:rPr>
-        <w:t>“Peck”?</w:t>
-      </w:r>
-    </w:p>
-    <w:p>
-      <w:pPr>
-        <w:pStyle w:val="ListParagraph"/>
-        <w:numPr>
-          <w:ilvl w:val="0"/>
-          <w:numId w:val="2"/>
-        </w:numPr>
-        <w:rPr>
-          <w:lang w:val="en-US"/>
-        </w:rPr>
-      </w:pPr>
-      <w:r>
-        <w:rPr>
-          <w:lang w:val="en-US"/>
-        </w:rPr>
-        <w:t>Mổ</w:t>
-      </w:r>
-    </w:p>
-    <w:p>
-      <w:pPr>
-        <w:pStyle w:val="ListParagraph"/>
-        <w:numPr>
-          <w:ilvl w:val="0"/>
-          <w:numId w:val="13"/>
-        </w:numPr>
-        <w:rPr>
-          <w:lang w:val="en-US"/>
-        </w:rPr>
-      </w:pPr>
-      <w:r>
-        <w:rPr>
-          <w:lang w:val="en-US"/>
-        </w:rPr>
-        <w:t>“Carrion”?</w:t>
-      </w:r>
-    </w:p>
-    <w:p>
-      <w:pPr>
-        <w:pStyle w:val="ListParagraph"/>
-        <w:numPr>
-          <w:ilvl w:val="0"/>
-          <w:numId w:val="2"/>
-        </w:numPr>
-        <w:rPr>
-          <w:lang w:val="en-US"/>
-        </w:rPr>
-      </w:pPr>
-      <w:r>
-        <w:rPr>
-          <w:lang w:val="en-US"/>
-        </w:rPr>
-        <w:t>Xác thối</w:t>
-      </w:r>
-    </w:p>
-    <w:p>
-      <w:pPr>
-        <w:rPr>
-          <w:lang w:val="en-US"/>
-        </w:rPr>
-      </w:pPr>
-    </w:p>
-    <w:p>
-      <w:pPr>
-        <w:rPr>
-          <w:lang w:val="en-US"/>
-        </w:rPr>
-      </w:pPr>
-      <w:r>
-        <w:rPr>
-          <w:lang w:val="en-US"/>
-        </w:rPr>
-        <w:t>Plant – Thực Vật:</w:t>
-      </w:r>
-    </w:p>
-    <w:p>
-      <w:pPr>
-        <w:pStyle w:val="ListParagraph"/>
-        <w:numPr>
-          <w:ilvl w:val="0"/>
-          <w:numId w:val="14"/>
-        </w:numPr>
-        <w:rPr>
-          <w:lang w:val="en-US"/>
-        </w:rPr>
-      </w:pPr>
-      <w:r>
-        <w:rPr>
-          <w:lang w:val="en-US"/>
-        </w:rPr>
-        <w:t>“Vine”?</w:t>
-      </w:r>
-    </w:p>
-    <w:p>
-      <w:pPr>
-        <w:pStyle w:val="ListParagraph"/>
-        <w:numPr>
-          <w:ilvl w:val="0"/>
-          <w:numId w:val="2"/>
-        </w:numPr>
-        <w:rPr>
-          <w:lang w:val="en-US"/>
-        </w:rPr>
-      </w:pPr>
-      <w:r>
-        <w:rPr>
-          <w:lang w:val="en-US"/>
-        </w:rPr>
-        <w:t>Cây leo</w:t>
-      </w:r>
-    </w:p>
-    <w:p>
-      <w:pPr>
-        <w:pStyle w:val="ListParagraph"/>
-        <w:numPr>
-          <w:ilvl w:val="0"/>
-          <w:numId w:val="14"/>
-        </w:numPr>
-        <w:rPr>
-          <w:lang w:val="en-US"/>
-        </w:rPr>
-      </w:pPr>
-      <w:r>
-        <w:rPr>
-          <w:lang w:val="en-US"/>
-        </w:rPr>
-        <w:t>“Oak”?</w:t>
-      </w:r>
-    </w:p>
-    <w:p>
-      <w:pPr>
-        <w:pStyle w:val="ListParagraph"/>
-        <w:numPr>
-          <w:ilvl w:val="0"/>
-          <w:numId w:val="2"/>
-        </w:numPr>
-        <w:rPr>
-          <w:lang w:val="en-US"/>
-        </w:rPr>
-      </w:pPr>
-      <w:r>
-        <w:rPr>
-          <w:lang w:val="en-US"/>
-        </w:rPr>
-        <w:t>Sồi</w:t>
-      </w:r>
-    </w:p>
-    <w:p>
-      <w:pPr>
-        <w:rPr>
-          <w:lang w:val="en-US"/>
-        </w:rPr>
-      </w:pPr>
-    </w:p>
-    <w:p>
-      <w:pPr>
-        <w:rPr>
-          <w:lang w:val="en-US"/>
-        </w:rPr>
-      </w:pPr>
-      <w:r>
-        <w:rPr>
-          <w:lang w:val="en-US"/>
-        </w:rPr>
-        <w:t>Code – Mã:</w:t>
-      </w:r>
-    </w:p>
-    <w:p>
-      <w:pPr>
-        <w:pStyle w:val="ListParagraph"/>
-        <w:numPr>
-          <w:ilvl w:val="0"/>
-          <w:numId w:val="17"/>
-        </w:numPr>
-        <w:rPr>
-          <w:lang w:val="en-US"/>
-        </w:rPr>
-      </w:pPr>
-      <w:r>
-        <w:rPr>
-          <w:lang w:val="en-US"/>
-        </w:rPr>
-        <w:t>“Boilerplate”?</w:t>
-      </w:r>
-    </w:p>
-    <w:p>
-      <w:pPr>
-        <w:pStyle w:val="ListParagraph"/>
-        <w:numPr>
-          <w:ilvl w:val="0"/>
-          <w:numId w:val="2"/>
-        </w:numPr>
-        <w:rPr>
-          <w:lang w:val="en-US"/>
-        </w:rPr>
-      </w:pPr>
-      <w:r>
-        <w:rPr>
-          <w:lang w:val="en-US"/>
-        </w:rPr>
-        <w:t>Soạn sẵn</w:t>
-      </w:r>
-    </w:p>
-    <w:p>
-      <w:pPr>
-        <w:pStyle w:val="ListParagraph"/>
-        <w:numPr>
-          <w:ilvl w:val="0"/>
-          <w:numId w:val="17"/>
-        </w:numPr>
-        <w:rPr>
-          <w:lang w:val="en-US"/>
-        </w:rPr>
-      </w:pPr>
-      <w:r>
-        <w:rPr>
-          <w:lang w:val="en-US"/>
-        </w:rPr>
-        <w:t>“Data Augmentation”?</w:t>
-      </w:r>
-    </w:p>
-    <w:p>
-      <w:pPr>
-        <w:pStyle w:val="ListParagraph"/>
-        <w:numPr>
-          <w:ilvl w:val="0"/>
-          <w:numId w:val="2"/>
-        </w:numPr>
-        <w:rPr>
-          <w:lang w:val="en-US"/>
-        </w:rPr>
-      </w:pPr>
-      <w:r>
-        <w:rPr>
-          <w:lang w:val="en-US"/>
-        </w:rPr>
-        <w:t>Việc tăng lượng dữ liệu</w:t>
-      </w:r>
-    </w:p>
-    <w:p>
-      <w:pPr>
-        <w:pStyle w:val="ListParagraph"/>
-        <w:numPr>
-          <w:ilvl w:val="0"/>
-          <w:numId w:val="17"/>
-        </w:numPr>
-        <w:rPr>
-          <w:lang w:val="en-US"/>
-        </w:rPr>
-      </w:pPr>
-      <w:r>
-        <w:rPr>
-          <w:lang w:val="en-US"/>
-        </w:rPr>
-        <w:t>“Localization”?</w:t>
-      </w:r>
-    </w:p>
-    <w:p>
-      <w:pPr>
-        <w:pStyle w:val="ListParagraph"/>
-        <w:numPr>
-          <w:ilvl w:val="0"/>
-          <w:numId w:val="2"/>
-        </w:numPr>
-        <w:rPr>
-          <w:lang w:val="en-US"/>
-        </w:rPr>
-      </w:pPr>
-      <w:r>
-        <w:rPr>
-          <w:lang w:val="en-US"/>
-        </w:rPr>
-        <w:t>Việc khoan</w:t>
-      </w:r>
-      <w:r>
-        <w:rPr>
-          <w:lang w:val="en-US"/>
-        </w:rPr>
-        <w:t>h</w:t>
-      </w:r>
-      <w:r>
-        <w:rPr>
-          <w:lang w:val="en-US"/>
-        </w:rPr>
-        <w:t xml:space="preserve"> vùng</w:t>
-      </w:r>
-    </w:p>
-    <w:p>
-      <w:pPr>
-        <w:pStyle w:val="ListParagraph"/>
-        <w:numPr>
-          <w:ilvl w:val="0"/>
-          <w:numId w:val="17"/>
-        </w:numPr>
-        <w:rPr>
-          <w:lang w:val="en-US"/>
-        </w:rPr>
-      </w:pPr>
-      <w:r>
-        <w:rPr>
-          <w:lang w:val="en-US"/>
-        </w:rPr>
-        <w:t>“End To End Training”?</w:t>
-      </w:r>
-    </w:p>
-    <w:p>
-      <w:pPr>
-        <w:pStyle w:val="ListParagraph"/>
-        <w:numPr>
-          <w:ilvl w:val="0"/>
-          <w:numId w:val="2"/>
-        </w:numPr>
-        <w:rPr>
-          <w:lang w:val="en-US"/>
-        </w:rPr>
-      </w:pPr>
-      <w:r>
-        <w:rPr>
-          <w:lang w:val="en-US"/>
-        </w:rPr>
-        <w:t>Train một mạch</w:t>
-      </w:r>
-      <w:r>
-        <w:rPr>
-          <w:lang w:val="en-US"/>
-        </w:rPr>
-        <w:t>, không cần xử lí trước dữ liệu</w:t>
-      </w:r>
-    </w:p>
-    <w:p>
-      <w:pPr>
-        <w:pStyle w:val="ListParagraph"/>
-        <w:numPr>
-          <w:ilvl w:val="0"/>
-          <w:numId w:val="17"/>
-        </w:numPr>
-        <w:rPr>
-          <w:lang w:val="en-US"/>
-        </w:rPr>
-      </w:pPr>
-      <w:r>
-        <w:rPr>
-          <w:lang w:val="en-US"/>
-        </w:rPr>
-        <w:t>“Energy Function”?</w:t>
-      </w:r>
-    </w:p>
-    <w:p>
-      <w:pPr>
-        <w:pStyle w:val="ListParagraph"/>
-        <w:numPr>
-          <w:ilvl w:val="0"/>
-          <w:numId w:val="2"/>
-        </w:numPr>
-        <w:rPr>
-          <w:lang w:val="en-US"/>
-        </w:rPr>
-      </w:pPr>
-      <w:r>
-        <w:rPr>
-          <w:lang w:val="en-US"/>
-        </w:rPr>
-        <w:t>Hàm cần tối ưu hóa</w:t>
-      </w:r>
-    </w:p>
-    <w:p>
-      <w:pPr>
-        <w:pStyle w:val="ListParagraph"/>
-        <w:numPr>
-          <w:ilvl w:val="0"/>
-          <w:numId w:val="17"/>
-        </w:numPr>
-        <w:rPr>
-          <w:lang w:val="en-US"/>
-        </w:rPr>
-      </w:pPr>
-      <w:r>
-        <w:rPr>
-          <w:lang w:val="en-US"/>
-        </w:rPr>
-        <w:t>“Is Deprecated”?</w:t>
-      </w:r>
-    </w:p>
-    <w:p>
-      <w:pPr>
-        <w:pStyle w:val="ListParagraph"/>
-        <w:numPr>
-          <w:ilvl w:val="0"/>
-          <w:numId w:val="2"/>
-        </w:numPr>
-        <w:rPr>
-          <w:lang w:val="en-US"/>
-        </w:rPr>
-      </w:pPr>
-      <w:r>
-        <w:rPr>
-          <w:lang w:val="en-US"/>
-        </w:rPr>
-        <w:t>Sắp không được dùng nữa</w:t>
-      </w:r>
-      <w:r>
-        <w:rPr>
-          <w:lang w:val="en-US"/>
-        </w:rPr>
-        <w:t xml:space="preserve"> (</w:t>
-      </w:r>
-      <w:r>
-        <w:rPr>
-          <w:lang w:val="en-US"/>
-        </w:rPr>
-        <w:t>1 phần mềm</w:t>
-      </w:r>
-      <w:r>
-        <w:rPr>
-          <w:lang w:val="en-US"/>
-        </w:rPr>
-        <w:t>)</w:t>
-      </w:r>
-    </w:p>
-    <w:p>
-      <w:pPr>
-        <w:pStyle w:val="ListParagraph"/>
-        <w:numPr>
-          <w:ilvl w:val="0"/>
-          <w:numId w:val="17"/>
-        </w:numPr>
-        <w:rPr>
-          <w:lang w:val="en-US"/>
-        </w:rPr>
-      </w:pPr>
-      <w:r>
-        <w:rPr>
-          <w:lang w:val="en-US"/>
-        </w:rPr>
-        <w:t>“Ground Truth”?</w:t>
-      </w:r>
-    </w:p>
-    <w:p>
-      <w:pPr>
-        <w:pStyle w:val="ListParagraph"/>
-        <w:numPr>
-          <w:ilvl w:val="0"/>
-          <w:numId w:val="2"/>
-        </w:numPr>
-        <w:rPr>
-          <w:lang w:val="en-US"/>
-        </w:rPr>
-      </w:pPr>
-      <w:r>
-        <w:rPr>
-          <w:lang w:val="en-US"/>
-        </w:rPr>
-        <w:t>Target trong Machine Learning</w:t>
-      </w:r>
-    </w:p>
-    <w:p>
-      <w:pPr>
-        <w:pStyle w:val="ListParagraph"/>
-        <w:numPr>
-          <w:ilvl w:val="0"/>
-          <w:numId w:val="17"/>
-        </w:numPr>
-        <w:rPr>
-          <w:lang w:val="en-US"/>
-        </w:rPr>
-      </w:pPr>
-      <w:r>
-        <w:rPr>
-          <w:lang w:val="en-US"/>
-        </w:rPr>
-        <w:t>“Profiling”?</w:t>
-      </w:r>
-    </w:p>
-    <w:p>
-      <w:pPr>
-        <w:pStyle w:val="ListParagraph"/>
-        <w:numPr>
-          <w:ilvl w:val="0"/>
-          <w:numId w:val="2"/>
-        </w:numPr>
-        <w:rPr>
-          <w:lang w:val="en-US"/>
-        </w:rPr>
-      </w:pPr>
-      <w:r>
-        <w:rPr>
-          <w:lang w:val="en-US"/>
-        </w:rPr>
-        <w:t>Quá trình phân tích và tối ưu hóa hiệu suất</w:t>
-      </w:r>
-    </w:p>
-    <w:p>
-      <w:pPr>
-        <w:pStyle w:val="ListParagraph"/>
-        <w:numPr>
-          <w:ilvl w:val="0"/>
-          <w:numId w:val="17"/>
-        </w:numPr>
-        <w:rPr>
-          <w:lang w:val="en-US"/>
-        </w:rPr>
-      </w:pPr>
-      <w:r>
-        <w:rPr>
-          <w:lang w:val="en-US"/>
-        </w:rPr>
-        <w:t>“Prototype”?</w:t>
-      </w:r>
-    </w:p>
-    <w:p>
-      <w:pPr>
-        <w:pStyle w:val="ListParagraph"/>
-        <w:numPr>
-          <w:ilvl w:val="0"/>
-          <w:numId w:val="2"/>
-        </w:numPr>
-        <w:rPr>
-          <w:lang w:val="en-US"/>
-        </w:rPr>
-      </w:pPr>
-      <w:r>
-        <w:rPr>
-          <w:lang w:val="en-US"/>
-        </w:rPr>
-        <w:lastRenderedPageBreak/>
-        <w:t>Tạo bản đầu tiên</w:t>
-      </w:r>
-    </w:p>
-    <w:p>
-      <w:pPr>
-        <w:pStyle w:val="ListParagraph"/>
-        <w:numPr>
-          <w:ilvl w:val="0"/>
-          <w:numId w:val="17"/>
-        </w:numPr>
-        <w:rPr>
-          <w:lang w:val="en-US"/>
-        </w:rPr>
-      </w:pPr>
-      <w:r>
-        <w:rPr>
-          <w:lang w:val="en-US"/>
-        </w:rPr>
-        <w:t>“Benchmark”?</w:t>
-      </w:r>
-    </w:p>
-    <w:p>
-      <w:pPr>
-        <w:pStyle w:val="ListParagraph"/>
-        <w:numPr>
-          <w:ilvl w:val="0"/>
-          <w:numId w:val="2"/>
-        </w:numPr>
-        <w:rPr>
-          <w:lang w:val="en-US"/>
-        </w:rPr>
-      </w:pPr>
-      <w:r>
-        <w:rPr>
-          <w:lang w:val="en-US"/>
-        </w:rPr>
-        <w:t>Đánh giá hiệu suất của 1 mô hình (so với 1 tiêu chuẩn nào đó)</w:t>
-      </w:r>
-    </w:p>
-    <w:p>
-      <w:pPr>
-        <w:pStyle w:val="ListParagraph"/>
-        <w:numPr>
-          <w:ilvl w:val="0"/>
-          <w:numId w:val="17"/>
-        </w:numPr>
-        <w:rPr>
-          <w:lang w:val="en-US"/>
-        </w:rPr>
-      </w:pPr>
-      <w:r>
-        <w:rPr>
-          <w:lang w:val="en-US"/>
-        </w:rPr>
-        <w:t>“Cumbersome”?</w:t>
-      </w:r>
-    </w:p>
-    <w:p>
-      <w:pPr>
-        <w:pStyle w:val="ListParagraph"/>
-        <w:numPr>
-          <w:ilvl w:val="0"/>
-          <w:numId w:val="2"/>
-        </w:numPr>
-        <w:rPr>
-          <w:lang w:val="en-US"/>
-        </w:rPr>
-      </w:pPr>
-      <w:r>
-        <w:rPr>
-          <w:lang w:val="en-US"/>
-        </w:rPr>
-        <w:t>Cồng kềnh</w:t>
-      </w:r>
-    </w:p>
-    <w:p>
-      <w:pPr>
-        <w:rPr>
-          <w:lang w:val="en-US"/>
-        </w:rPr>
-      </w:pPr>
-    </w:p>
-    <w:p>
-      <w:pPr>
-        <w:rPr>
-          <w:lang w:val="en-US"/>
-        </w:rPr>
-      </w:pPr>
-      <w:r>
-        <w:rPr>
-          <w:lang w:val="en-US"/>
-        </w:rPr>
-        <w:t>A</w:t>
-      </w:r>
-      <w:r>
-        <w:t>bbreviation</w:t>
-      </w:r>
-      <w:r>
-        <w:rPr>
-          <w:lang w:val="en-US"/>
-        </w:rPr>
-        <w:t xml:space="preserve"> – Từ Viết Tắt:</w:t>
-      </w:r>
-    </w:p>
-    <w:p>
-      <w:pPr>
-        <w:pStyle w:val="ListParagraph"/>
-        <w:numPr>
-          <w:ilvl w:val="0"/>
-          <w:numId w:val="3"/>
-        </w:numPr>
-        <w:rPr>
-          <w:lang w:val="en-US"/>
-        </w:rPr>
-      </w:pPr>
-      <w:r>
-        <w:rPr>
-          <w:lang w:val="en-US"/>
-        </w:rPr>
-        <w:t>“et al.”</w:t>
-      </w:r>
-      <w:r>
-        <w:rPr>
-          <w:lang w:val="en-US"/>
-        </w:rPr>
-        <w:t>?</w:t>
-      </w:r>
-    </w:p>
-    <w:p>
-      <w:pPr>
-        <w:pStyle w:val="ListParagraph"/>
-        <w:numPr>
-          <w:ilvl w:val="0"/>
-          <w:numId w:val="2"/>
-        </w:numPr>
-        <w:rPr>
-          <w:lang w:val="en-US"/>
-        </w:rPr>
-      </w:pPr>
-      <w:r>
-        <w:rPr>
-          <w:lang w:val="en-US"/>
-        </w:rPr>
-        <w:t>Và các đồng tác giả khác</w:t>
-      </w:r>
-    </w:p>
-    <w:p>
-      <w:pPr>
-        <w:rPr>
-          <w:lang w:val="en-US"/>
-        </w:rPr>
-      </w:pPr>
-    </w:p>
-    <w:p>
-      <w:pPr>
-        <w:rPr>
-          <w:lang w:val="en-US"/>
-        </w:rPr>
-      </w:pPr>
-      <w:r>
-        <w:rPr>
-          <w:lang w:val="en-US"/>
-        </w:rPr>
-        <w:t>Math – Toán:</w:t>
-      </w:r>
-    </w:p>
-    <w:p>
-      <w:pPr>
-        <w:pStyle w:val="ListParagraph"/>
-        <w:numPr>
-          <w:ilvl w:val="0"/>
-          <w:numId w:val="4"/>
-        </w:numPr>
-        <w:rPr>
-          <w:lang w:val="en-US"/>
-        </w:rPr>
-      </w:pPr>
-      <w:r>
-        <w:rPr>
-          <w:lang w:val="en-US"/>
-        </w:rPr>
-        <w:t>“Denominator”?</w:t>
-      </w:r>
-    </w:p>
-    <w:p>
-      <w:pPr>
-        <w:pStyle w:val="ListParagraph"/>
-        <w:numPr>
-          <w:ilvl w:val="0"/>
-          <w:numId w:val="2"/>
-        </w:numPr>
-        <w:rPr>
-          <w:lang w:val="en-US"/>
-        </w:rPr>
-      </w:pPr>
-      <w:r>
-        <w:rPr>
-          <w:lang w:val="en-US"/>
-        </w:rPr>
-        <w:t>Mẫu số</w:t>
-      </w:r>
-    </w:p>
-    <w:p>
-      <w:pPr>
-        <w:pStyle w:val="ListParagraph"/>
-        <w:numPr>
-          <w:ilvl w:val="0"/>
-          <w:numId w:val="4"/>
-        </w:numPr>
-        <w:rPr>
-          <w:lang w:val="en-US"/>
-        </w:rPr>
-      </w:pPr>
-      <w:r>
-        <w:rPr>
-          <w:lang w:val="en-US"/>
-        </w:rPr>
-        <w:t>“Numerator”?</w:t>
-      </w:r>
-    </w:p>
-    <w:p>
-      <w:pPr>
-        <w:pStyle w:val="ListParagraph"/>
-        <w:numPr>
-          <w:ilvl w:val="0"/>
-          <w:numId w:val="2"/>
-        </w:numPr>
-        <w:rPr>
-          <w:lang w:val="en-US"/>
-        </w:rPr>
-      </w:pPr>
-      <w:r>
-        <w:rPr>
-          <w:lang w:val="en-US"/>
-        </w:rPr>
-        <w:t>Tử số</w:t>
-      </w:r>
-    </w:p>
-    <w:p>
-      <w:pPr>
-        <w:pStyle w:val="ListParagraph"/>
-        <w:numPr>
-          <w:ilvl w:val="0"/>
-          <w:numId w:val="4"/>
-        </w:numPr>
-        <w:rPr>
-          <w:lang w:val="en-US"/>
-        </w:rPr>
-      </w:pPr>
-      <w:r>
-        <w:rPr>
-          <w:lang w:val="en-US"/>
-        </w:rPr>
-        <w:t>“Hypothetical Unit”?</w:t>
-      </w:r>
-    </w:p>
-    <w:p>
-      <w:pPr>
-        <w:pStyle w:val="ListParagraph"/>
-        <w:numPr>
-          <w:ilvl w:val="0"/>
-          <w:numId w:val="2"/>
-        </w:numPr>
-        <w:rPr>
-          <w:lang w:val="en-US"/>
-        </w:rPr>
-      </w:pPr>
-      <w:r>
-        <w:rPr>
-          <w:lang w:val="en-US"/>
-        </w:rPr>
-        <w:t>Đơn vị giả tưởng (của giá trị nào đó)</w:t>
-      </w:r>
-    </w:p>
-    <w:p>
-      <w:pPr>
-        <w:pStyle w:val="ListParagraph"/>
-        <w:numPr>
-          <w:ilvl w:val="0"/>
-          <w:numId w:val="4"/>
-        </w:numPr>
-        <w:rPr>
-          <w:lang w:val="en-US"/>
-        </w:rPr>
-      </w:pPr>
-      <w:r>
-        <w:rPr>
-          <w:lang w:val="en-US"/>
-        </w:rPr>
-        <w:t>Numerical Solution?</w:t>
-      </w:r>
-    </w:p>
-    <w:p>
-      <w:pPr>
-        <w:pStyle w:val="ListParagraph"/>
-        <w:numPr>
-          <w:ilvl w:val="0"/>
-          <w:numId w:val="2"/>
-        </w:numPr>
-        <w:rPr>
-          <w:lang w:val="en-US"/>
-        </w:rPr>
-      </w:pPr>
-      <w:r>
-        <w:rPr>
-          <w:lang w:val="en-US"/>
-        </w:rPr>
-        <w:t>Nghiệm ước lượng (= số cụ thể, không phải = Term)</w:t>
-      </w:r>
-    </w:p>
-    <w:p>
-      <w:pPr>
-        <w:pStyle w:val="ListParagraph"/>
-        <w:numPr>
-          <w:ilvl w:val="0"/>
-          <w:numId w:val="4"/>
-        </w:numPr>
-        <w:rPr>
-          <w:lang w:val="en-US"/>
-        </w:rPr>
-      </w:pPr>
-      <w:r>
-        <w:rPr>
-          <w:lang w:val="en-US"/>
-        </w:rPr>
-        <w:t>“Quotient”?</w:t>
-      </w:r>
-    </w:p>
-    <w:p>
-      <w:pPr>
-        <w:pStyle w:val="ListParagraph"/>
-        <w:numPr>
-          <w:ilvl w:val="0"/>
-          <w:numId w:val="2"/>
-        </w:numPr>
-        <w:rPr>
-          <w:lang w:val="en-US"/>
-        </w:rPr>
-      </w:pPr>
-      <w:r>
-        <w:rPr>
-          <w:lang w:val="en-US"/>
-        </w:rPr>
-        <w:t>Thương số (kết quả của phép chia)</w:t>
-      </w:r>
-    </w:p>
-    <w:p>
-      <w:pPr>
-        <w:pStyle w:val="ListParagraph"/>
-        <w:numPr>
-          <w:ilvl w:val="0"/>
-          <w:numId w:val="4"/>
-        </w:numPr>
-        <w:rPr>
-          <w:lang w:val="en-US"/>
-        </w:rPr>
-      </w:pPr>
-      <w:r>
-        <w:rPr>
-          <w:lang w:val="en-US"/>
-        </w:rPr>
-        <w:t>“Critical Point”?</w:t>
-      </w:r>
-    </w:p>
-    <w:p>
-      <w:pPr>
-        <w:pStyle w:val="ListParagraph"/>
-        <w:numPr>
-          <w:ilvl w:val="0"/>
-          <w:numId w:val="2"/>
-        </w:numPr>
-        <w:rPr>
-          <w:lang w:val="en-US"/>
-        </w:rPr>
-      </w:pPr>
-      <w:r>
-        <w:rPr>
-          <w:lang w:val="en-US"/>
-        </w:rPr>
-        <w:t>Điểm cực trị</w:t>
-      </w:r>
-    </w:p>
-    <w:p>
-      <w:pPr>
-        <w:pStyle w:val="ListParagraph"/>
-        <w:numPr>
-          <w:ilvl w:val="0"/>
-          <w:numId w:val="4"/>
-        </w:numPr>
-        <w:rPr>
-          <w:lang w:val="en-US"/>
-        </w:rPr>
-      </w:pPr>
-      <w:r>
-        <w:rPr>
-          <w:lang w:val="en-US"/>
-        </w:rPr>
-        <w:t>“Concave Up And Down”?</w:t>
-      </w:r>
-    </w:p>
-    <w:p>
-      <w:pPr>
-        <w:pStyle w:val="ListParagraph"/>
-        <w:numPr>
-          <w:ilvl w:val="0"/>
-          <w:numId w:val="2"/>
-        </w:numPr>
-        <w:rPr>
-          <w:lang w:val="en-US"/>
-        </w:rPr>
-      </w:pPr>
-      <w:r>
-        <w:rPr>
-          <w:lang w:val="en-US"/>
-        </w:rPr>
-        <w:t>Ngửa và úp (đồ thị)</w:t>
-      </w:r>
-    </w:p>
-    <w:p>
-      <w:pPr>
-        <w:pStyle w:val="ListParagraph"/>
-        <w:numPr>
-          <w:ilvl w:val="0"/>
-          <w:numId w:val="4"/>
-        </w:numPr>
-        <w:rPr>
-          <w:lang w:val="en-US"/>
-        </w:rPr>
-      </w:pPr>
-      <w:r>
-        <w:rPr>
-          <w:lang w:val="en-US"/>
-        </w:rPr>
-        <w:t>“Quadrant”?</w:t>
-      </w:r>
-    </w:p>
-    <w:p>
-      <w:pPr>
-        <w:pStyle w:val="ListParagraph"/>
-        <w:numPr>
-          <w:ilvl w:val="0"/>
-          <w:numId w:val="2"/>
-        </w:numPr>
-        <w:rPr>
-          <w:lang w:val="en-US"/>
-        </w:rPr>
-      </w:pPr>
-      <w:r>
-        <w:rPr>
-          <w:lang w:val="en-US"/>
-        </w:rPr>
-        <w:t>Góc phần tư</w:t>
-      </w:r>
-    </w:p>
-    <w:p>
-      <w:pPr>
-        <w:pStyle w:val="ListParagraph"/>
-        <w:numPr>
-          <w:ilvl w:val="0"/>
-          <w:numId w:val="4"/>
-        </w:numPr>
-        <w:rPr>
-          <w:lang w:val="en-US"/>
-        </w:rPr>
-      </w:pPr>
-      <w:r>
-        <w:rPr>
-          <w:lang w:val="en-US"/>
-        </w:rPr>
-        <w:t>“Octant”?</w:t>
-      </w:r>
-    </w:p>
-    <w:p>
-      <w:pPr>
-        <w:pStyle w:val="ListParagraph"/>
-        <w:numPr>
-          <w:ilvl w:val="0"/>
-          <w:numId w:val="2"/>
-        </w:numPr>
-        <w:rPr>
-          <w:lang w:val="en-US"/>
-        </w:rPr>
-      </w:pPr>
-      <w:r>
-        <w:rPr>
-          <w:lang w:val="en-US"/>
-        </w:rPr>
-        <w:t>Góc phần tám</w:t>
-      </w:r>
-    </w:p>
-    <w:p>
-      <w:pPr>
-        <w:pStyle w:val="ListParagraph"/>
-        <w:numPr>
-          <w:ilvl w:val="0"/>
-          <w:numId w:val="4"/>
-        </w:numPr>
-        <w:rPr>
-          <w:lang w:val="en-US"/>
-        </w:rPr>
-      </w:pPr>
-      <w:r>
-        <w:rPr>
-          <w:lang w:val="en-US"/>
-        </w:rPr>
-        <w:t>“Objective Function”?</w:t>
-      </w:r>
-    </w:p>
-    <w:p>
-      <w:pPr>
-        <w:pStyle w:val="ListParagraph"/>
-        <w:numPr>
-          <w:ilvl w:val="0"/>
-          <w:numId w:val="2"/>
-        </w:numPr>
-        <w:rPr>
-          <w:lang w:val="en-US"/>
-        </w:rPr>
-      </w:pPr>
-      <w:r>
-        <w:rPr>
-          <w:lang w:val="en-US"/>
-        </w:rPr>
-        <w:t>Hàm mục tiêu (hàm mà bạn muốn tối ưu hóa)</w:t>
-      </w:r>
-    </w:p>
-    <w:p>
-      <w:pPr>
-        <w:pStyle w:val="ListParagraph"/>
-        <w:numPr>
-          <w:ilvl w:val="0"/>
-          <w:numId w:val="4"/>
-        </w:numPr>
-        <w:rPr>
-          <w:lang w:val="en-US"/>
-        </w:rPr>
-      </w:pPr>
-      <w:r>
-        <w:rPr>
-          <w:lang w:val="en-US"/>
-        </w:rPr>
-        <w:t>“Legend”?</w:t>
-      </w:r>
-    </w:p>
-    <w:p>
-      <w:pPr>
-        <w:pStyle w:val="ListParagraph"/>
-        <w:numPr>
-          <w:ilvl w:val="0"/>
-          <w:numId w:val="2"/>
-        </w:numPr>
-        <w:rPr>
-          <w:lang w:val="en-US"/>
-        </w:rPr>
-      </w:pPr>
-      <w:r>
-        <w:rPr>
-          <w:lang w:val="en-US"/>
-        </w:rPr>
-        <w:t>Chú giải (biểu đồ)</w:t>
-      </w:r>
-    </w:p>
-    <w:p>
-      <w:pPr>
-        <w:pStyle w:val="ListParagraph"/>
-        <w:numPr>
-          <w:ilvl w:val="0"/>
-          <w:numId w:val="4"/>
-        </w:numPr>
-        <w:rPr>
-          <w:lang w:val="en-US"/>
-        </w:rPr>
-      </w:pPr>
-      <w:r>
-        <w:rPr>
-          <w:lang w:val="en-US"/>
-        </w:rPr>
-        <w:t>“Pointwise Operation”?</w:t>
-      </w:r>
-    </w:p>
-    <w:p>
-      <w:pPr>
-        <w:pStyle w:val="ListParagraph"/>
-        <w:numPr>
-          <w:ilvl w:val="0"/>
-          <w:numId w:val="2"/>
-        </w:numPr>
-        <w:rPr>
-          <w:lang w:val="en-US"/>
-        </w:rPr>
-      </w:pPr>
-      <w:r>
-        <w:rPr>
-          <w:lang w:val="en-US"/>
-        </w:rPr>
-        <w:t>Toán tử từng điểm (ví dụ</w:t>
-      </w:r>
-      <w:r>
-        <w:rPr>
-          <w:lang w:val="en-US"/>
-        </w:rPr>
-        <w:t xml:space="preserve"> tích Hadamard</w:t>
-      </w:r>
-      <w:r>
-        <w:rPr>
-          <w:lang w:val="en-US"/>
-        </w:rPr>
-        <w:t>)</w:t>
-      </w:r>
-    </w:p>
-    <w:p>
-      <w:pPr>
-        <w:pStyle w:val="ListParagraph"/>
-        <w:numPr>
-          <w:ilvl w:val="0"/>
-          <w:numId w:val="4"/>
-        </w:numPr>
-        <w:rPr>
-          <w:lang w:val="en-US"/>
-        </w:rPr>
-      </w:pPr>
-      <w:r>
-        <w:rPr>
-          <w:lang w:val="en-US"/>
-        </w:rPr>
-        <w:t>“Rectangular”?</w:t>
-      </w:r>
-    </w:p>
-    <w:p>
-      <w:pPr>
-        <w:pStyle w:val="ListParagraph"/>
-        <w:numPr>
-          <w:ilvl w:val="0"/>
-          <w:numId w:val="2"/>
-        </w:numPr>
-        <w:rPr>
-          <w:lang w:val="en-US"/>
-        </w:rPr>
-      </w:pPr>
-      <w:r>
-        <w:rPr>
-          <w:lang w:val="en-US"/>
-        </w:rPr>
-        <w:t>Hình hộp chữ nhật</w:t>
-      </w:r>
-    </w:p>
-    <w:p>
-      <w:pPr>
-        <w:pStyle w:val="ListParagraph"/>
-        <w:numPr>
-          <w:ilvl w:val="0"/>
-          <w:numId w:val="4"/>
-        </w:numPr>
-        <w:rPr>
-          <w:lang w:val="en-US"/>
-        </w:rPr>
-      </w:pPr>
-      <w:r>
-        <w:rPr>
-          <w:lang w:val="en-US"/>
-        </w:rPr>
-        <w:t>“Operand”?</w:t>
-      </w:r>
-    </w:p>
-    <w:p>
-      <w:pPr>
-        <w:pStyle w:val="ListParagraph"/>
-        <w:numPr>
-          <w:ilvl w:val="0"/>
-          <w:numId w:val="2"/>
-        </w:numPr>
-        <w:rPr>
-          <w:lang w:val="en-US"/>
-        </w:rPr>
-      </w:pPr>
-      <w:r>
-        <w:rPr>
-          <w:lang w:val="en-US"/>
-        </w:rPr>
-        <w:t>Toán hạng</w:t>
+        <w:pStyle w:val="ListParagraph"/>
+        <w:numPr>
+          <w:ilvl w:val="0"/>
+          <w:numId w:val="10"/>
+        </w:numPr>
+        <w:rPr>
+          <w:lang w:val="en-US"/>
+        </w:rPr>
+      </w:pPr>
+      <w:r>
+        <w:rPr>
+          <w:lang w:val="en-US"/>
+        </w:rPr>
+        <w:t>“Mercenary”?</w:t>
+      </w:r>
+    </w:p>
+    <w:p>
+      <w:pPr>
+        <w:pStyle w:val="ListParagraph"/>
+        <w:numPr>
+          <w:ilvl w:val="0"/>
+          <w:numId w:val="2"/>
+        </w:numPr>
+        <w:rPr>
+          <w:lang w:val="en-US"/>
+        </w:rPr>
+      </w:pPr>
+      <w:r>
+        <w:rPr>
+          <w:lang w:val="en-US"/>
+        </w:rPr>
+        <w:t>Lính đánh thuê</w:t>
+      </w:r>
+    </w:p>
+    <w:p>
+      <w:pPr>
+        <w:pStyle w:val="ListParagraph"/>
+        <w:numPr>
+          <w:ilvl w:val="0"/>
+          <w:numId w:val="10"/>
+        </w:numPr>
+        <w:rPr>
+          <w:lang w:val="en-US"/>
+        </w:rPr>
+      </w:pPr>
+      <w:r>
+        <w:rPr>
+          <w:lang w:val="en-US"/>
+        </w:rPr>
+        <w:t>“Enlist”?</w:t>
+      </w:r>
+    </w:p>
+    <w:p>
+      <w:pPr>
+        <w:pStyle w:val="ListParagraph"/>
+        <w:numPr>
+          <w:ilvl w:val="0"/>
+          <w:numId w:val="2"/>
+        </w:numPr>
+        <w:rPr>
+          <w:lang w:val="en-US"/>
+        </w:rPr>
+      </w:pPr>
+      <w:r>
+        <w:rPr>
+          <w:lang w:val="en-US"/>
+        </w:rPr>
+        <w:t>Nhập ngũ</w:t>
+      </w:r>
+    </w:p>
+    <w:p>
+      <w:pPr>
+        <w:pStyle w:val="ListParagraph"/>
+        <w:numPr>
+          <w:ilvl w:val="0"/>
+          <w:numId w:val="10"/>
+        </w:numPr>
+        <w:rPr>
+          <w:lang w:val="en-US"/>
+        </w:rPr>
+      </w:pPr>
+      <w:r>
+        <w:rPr>
+          <w:lang w:val="en-US"/>
+        </w:rPr>
+        <w:t>“Crumble”?</w:t>
+      </w:r>
+    </w:p>
+    <w:p>
+      <w:pPr>
+        <w:pStyle w:val="ListParagraph"/>
+        <w:numPr>
+          <w:ilvl w:val="0"/>
+          <w:numId w:val="2"/>
+        </w:numPr>
+        <w:rPr>
+          <w:lang w:val="en-US"/>
+        </w:rPr>
+      </w:pPr>
+      <w:r>
+        <w:rPr>
+          <w:lang w:val="en-US"/>
+        </w:rPr>
+        <w:t>Tan rã (nhóm người</w:t>
       </w:r>
       <w:bookmarkStart w:id="0" w:name="_GoBack"/>
       <w:bookmarkEnd w:id="0"/>
+      <w:r>
+        <w:rPr>
+          <w:lang w:val="en-US"/>
+        </w:rPr>
+        <w:t>)</w:t>
+      </w:r>
+    </w:p>
+    <w:p>
+      <w:pPr>
+        <w:rPr>
+          <w:lang w:val="en-US"/>
+        </w:rPr>
+      </w:pPr>
+    </w:p>
+    <w:p>
+      <w:pPr>
+        <w:rPr>
+          <w:lang w:val="en-US"/>
+        </w:rPr>
+      </w:pPr>
+      <w:r>
+        <w:rPr>
+          <w:lang w:val="en-US"/>
+        </w:rPr>
+        <w:t>Time – Thời Gian:</w:t>
+      </w:r>
+    </w:p>
+    <w:p>
+      <w:pPr>
+        <w:pStyle w:val="ListParagraph"/>
+        <w:numPr>
+          <w:ilvl w:val="0"/>
+          <w:numId w:val="19"/>
+        </w:numPr>
+        <w:rPr>
+          <w:lang w:val="en-US"/>
+        </w:rPr>
+      </w:pPr>
+      <w:r>
+        <w:rPr>
+          <w:lang w:val="en-US"/>
+        </w:rPr>
+        <w:t>“Elapse”?</w:t>
+      </w:r>
+    </w:p>
+    <w:p>
+      <w:pPr>
+        <w:pStyle w:val="ListParagraph"/>
+        <w:numPr>
+          <w:ilvl w:val="0"/>
+          <w:numId w:val="2"/>
+        </w:numPr>
+        <w:rPr>
+          <w:lang w:val="en-US"/>
+        </w:rPr>
+      </w:pPr>
+      <w:r>
+        <w:rPr>
+          <w:lang w:val="en-US"/>
+        </w:rPr>
+        <w:t>Trôi qua</w:t>
+      </w:r>
+    </w:p>
+    <w:p>
+      <w:pPr>
+        <w:rPr>
+          <w:lang w:val="en-US"/>
+        </w:rPr>
+      </w:pPr>
+    </w:p>
+    <w:p>
+      <w:pPr>
+        <w:rPr>
+          <w:lang w:val="en-US"/>
+        </w:rPr>
+      </w:pPr>
+      <w:r>
+        <w:rPr>
+          <w:lang w:val="en-US"/>
+        </w:rPr>
+        <w:t>Elemental – Nguyên Tố:</w:t>
+      </w:r>
+    </w:p>
+    <w:p>
+      <w:pPr>
+        <w:pStyle w:val="ListParagraph"/>
+        <w:numPr>
+          <w:ilvl w:val="0"/>
+          <w:numId w:val="12"/>
+        </w:numPr>
+        <w:rPr>
+          <w:lang w:val="en-US"/>
+        </w:rPr>
+      </w:pPr>
+      <w:r>
+        <w:rPr>
+          <w:lang w:val="en-US"/>
+        </w:rPr>
+        <w:t>“Scorch”?</w:t>
+      </w:r>
+    </w:p>
+    <w:p>
+      <w:pPr>
+        <w:pStyle w:val="ListParagraph"/>
+        <w:numPr>
+          <w:ilvl w:val="0"/>
+          <w:numId w:val="2"/>
+        </w:numPr>
+        <w:rPr>
+          <w:lang w:val="en-US"/>
+        </w:rPr>
+      </w:pPr>
+      <w:r>
+        <w:rPr>
+          <w:lang w:val="en-US"/>
+        </w:rPr>
+        <w:t>Thiêu đốt</w:t>
+      </w:r>
+    </w:p>
+    <w:p>
+      <w:pPr>
+        <w:pStyle w:val="ListParagraph"/>
+        <w:numPr>
+          <w:ilvl w:val="0"/>
+          <w:numId w:val="12"/>
+        </w:numPr>
+        <w:rPr>
+          <w:lang w:val="en-US"/>
+        </w:rPr>
+      </w:pPr>
+      <w:r>
+        <w:rPr>
+          <w:lang w:val="en-US"/>
+        </w:rPr>
+        <w:t>“Enchant”?</w:t>
+      </w:r>
+    </w:p>
+    <w:p>
+      <w:pPr>
+        <w:pStyle w:val="ListParagraph"/>
+        <w:numPr>
+          <w:ilvl w:val="0"/>
+          <w:numId w:val="2"/>
+        </w:numPr>
+        <w:rPr>
+          <w:lang w:val="en-US"/>
+        </w:rPr>
+      </w:pPr>
+      <w:r>
+        <w:rPr>
+          <w:lang w:val="en-US"/>
+        </w:rPr>
+        <w:t>Tác động ma thuật (lên 1 món đồ)</w:t>
+      </w:r>
+    </w:p>
+    <w:p>
+      <w:pPr>
+        <w:rPr>
+          <w:lang w:val="en-US"/>
+        </w:rPr>
+      </w:pPr>
+    </w:p>
+    <w:p>
+      <w:pPr>
+        <w:rPr>
+          <w:lang w:val="en-US"/>
+        </w:rPr>
+      </w:pPr>
+      <w:r>
+        <w:rPr>
+          <w:lang w:val="en-US"/>
+        </w:rPr>
+        <w:t>Animal – Động Vật:</w:t>
+      </w:r>
+    </w:p>
+    <w:p>
+      <w:pPr>
+        <w:pStyle w:val="ListParagraph"/>
+        <w:numPr>
+          <w:ilvl w:val="0"/>
+          <w:numId w:val="13"/>
+        </w:numPr>
+        <w:rPr>
+          <w:lang w:val="en-US"/>
+        </w:rPr>
+      </w:pPr>
+      <w:r>
+        <w:rPr>
+          <w:lang w:val="en-US"/>
+        </w:rPr>
+        <w:t>“Peck”?</w:t>
+      </w:r>
+    </w:p>
+    <w:p>
+      <w:pPr>
+        <w:pStyle w:val="ListParagraph"/>
+        <w:numPr>
+          <w:ilvl w:val="0"/>
+          <w:numId w:val="2"/>
+        </w:numPr>
+        <w:rPr>
+          <w:lang w:val="en-US"/>
+        </w:rPr>
+      </w:pPr>
+      <w:r>
+        <w:rPr>
+          <w:lang w:val="en-US"/>
+        </w:rPr>
+        <w:t>Mổ</w:t>
+      </w:r>
+    </w:p>
+    <w:p>
+      <w:pPr>
+        <w:pStyle w:val="ListParagraph"/>
+        <w:numPr>
+          <w:ilvl w:val="0"/>
+          <w:numId w:val="13"/>
+        </w:numPr>
+        <w:rPr>
+          <w:lang w:val="en-US"/>
+        </w:rPr>
+      </w:pPr>
+      <w:r>
+        <w:rPr>
+          <w:lang w:val="en-US"/>
+        </w:rPr>
+        <w:t>“Carrion”?</w:t>
+      </w:r>
+    </w:p>
+    <w:p>
+      <w:pPr>
+        <w:pStyle w:val="ListParagraph"/>
+        <w:numPr>
+          <w:ilvl w:val="0"/>
+          <w:numId w:val="2"/>
+        </w:numPr>
+        <w:rPr>
+          <w:lang w:val="en-US"/>
+        </w:rPr>
+      </w:pPr>
+      <w:r>
+        <w:rPr>
+          <w:lang w:val="en-US"/>
+        </w:rPr>
+        <w:t>Xác thối</w:t>
+      </w:r>
+    </w:p>
+    <w:p>
+      <w:pPr>
+        <w:rPr>
+          <w:lang w:val="en-US"/>
+        </w:rPr>
+      </w:pPr>
+    </w:p>
+    <w:p>
+      <w:pPr>
+        <w:rPr>
+          <w:lang w:val="en-US"/>
+        </w:rPr>
+      </w:pPr>
+      <w:r>
+        <w:rPr>
+          <w:lang w:val="en-US"/>
+        </w:rPr>
+        <w:t>Plant – Thực Vật:</w:t>
+      </w:r>
+    </w:p>
+    <w:p>
+      <w:pPr>
+        <w:pStyle w:val="ListParagraph"/>
+        <w:numPr>
+          <w:ilvl w:val="0"/>
+          <w:numId w:val="14"/>
+        </w:numPr>
+        <w:rPr>
+          <w:lang w:val="en-US"/>
+        </w:rPr>
+      </w:pPr>
+      <w:r>
+        <w:rPr>
+          <w:lang w:val="en-US"/>
+        </w:rPr>
+        <w:t>“Vine”?</w:t>
+      </w:r>
+    </w:p>
+    <w:p>
+      <w:pPr>
+        <w:pStyle w:val="ListParagraph"/>
+        <w:numPr>
+          <w:ilvl w:val="0"/>
+          <w:numId w:val="2"/>
+        </w:numPr>
+        <w:rPr>
+          <w:lang w:val="en-US"/>
+        </w:rPr>
+      </w:pPr>
+      <w:r>
+        <w:rPr>
+          <w:lang w:val="en-US"/>
+        </w:rPr>
+        <w:t>Cây leo</w:t>
+      </w:r>
+    </w:p>
+    <w:p>
+      <w:pPr>
+        <w:pStyle w:val="ListParagraph"/>
+        <w:numPr>
+          <w:ilvl w:val="0"/>
+          <w:numId w:val="14"/>
+        </w:numPr>
+        <w:rPr>
+          <w:lang w:val="en-US"/>
+        </w:rPr>
+      </w:pPr>
+      <w:r>
+        <w:rPr>
+          <w:lang w:val="en-US"/>
+        </w:rPr>
+        <w:t>“Oak”?</w:t>
+      </w:r>
+    </w:p>
+    <w:p>
+      <w:pPr>
+        <w:pStyle w:val="ListParagraph"/>
+        <w:numPr>
+          <w:ilvl w:val="0"/>
+          <w:numId w:val="2"/>
+        </w:numPr>
+        <w:rPr>
+          <w:lang w:val="en-US"/>
+        </w:rPr>
+      </w:pPr>
+      <w:r>
+        <w:rPr>
+          <w:lang w:val="en-US"/>
+        </w:rPr>
+        <w:t>Sồi</w:t>
+      </w:r>
+    </w:p>
+    <w:p>
+      <w:pPr>
+        <w:rPr>
+          <w:lang w:val="en-US"/>
+        </w:rPr>
+      </w:pPr>
+    </w:p>
+    <w:p>
+      <w:pPr>
+        <w:rPr>
+          <w:lang w:val="en-US"/>
+        </w:rPr>
+      </w:pPr>
+      <w:r>
+        <w:rPr>
+          <w:lang w:val="en-US"/>
+        </w:rPr>
+        <w:t>Code – Mã:</w:t>
+      </w:r>
+    </w:p>
+    <w:p>
+      <w:pPr>
+        <w:pStyle w:val="ListParagraph"/>
+        <w:numPr>
+          <w:ilvl w:val="0"/>
+          <w:numId w:val="17"/>
+        </w:numPr>
+        <w:rPr>
+          <w:lang w:val="en-US"/>
+        </w:rPr>
+      </w:pPr>
+      <w:r>
+        <w:rPr>
+          <w:lang w:val="en-US"/>
+        </w:rPr>
+        <w:t>“Boilerplate”?</w:t>
+      </w:r>
+    </w:p>
+    <w:p>
+      <w:pPr>
+        <w:pStyle w:val="ListParagraph"/>
+        <w:numPr>
+          <w:ilvl w:val="0"/>
+          <w:numId w:val="2"/>
+        </w:numPr>
+        <w:rPr>
+          <w:lang w:val="en-US"/>
+        </w:rPr>
+      </w:pPr>
+      <w:r>
+        <w:rPr>
+          <w:lang w:val="en-US"/>
+        </w:rPr>
+        <w:t>Soạn sẵn</w:t>
+      </w:r>
+    </w:p>
+    <w:p>
+      <w:pPr>
+        <w:pStyle w:val="ListParagraph"/>
+        <w:numPr>
+          <w:ilvl w:val="0"/>
+          <w:numId w:val="17"/>
+        </w:numPr>
+        <w:rPr>
+          <w:lang w:val="en-US"/>
+        </w:rPr>
+      </w:pPr>
+      <w:r>
+        <w:rPr>
+          <w:lang w:val="en-US"/>
+        </w:rPr>
+        <w:lastRenderedPageBreak/>
+        <w:t>“Data Augmentation”?</w:t>
+      </w:r>
+    </w:p>
+    <w:p>
+      <w:pPr>
+        <w:pStyle w:val="ListParagraph"/>
+        <w:numPr>
+          <w:ilvl w:val="0"/>
+          <w:numId w:val="2"/>
+        </w:numPr>
+        <w:rPr>
+          <w:lang w:val="en-US"/>
+        </w:rPr>
+      </w:pPr>
+      <w:r>
+        <w:rPr>
+          <w:lang w:val="en-US"/>
+        </w:rPr>
+        <w:t>Việc tăng lượng dữ liệu</w:t>
+      </w:r>
+    </w:p>
+    <w:p>
+      <w:pPr>
+        <w:pStyle w:val="ListParagraph"/>
+        <w:numPr>
+          <w:ilvl w:val="0"/>
+          <w:numId w:val="17"/>
+        </w:numPr>
+        <w:rPr>
+          <w:lang w:val="en-US"/>
+        </w:rPr>
+      </w:pPr>
+      <w:r>
+        <w:rPr>
+          <w:lang w:val="en-US"/>
+        </w:rPr>
+        <w:t>“Localization”?</w:t>
+      </w:r>
+    </w:p>
+    <w:p>
+      <w:pPr>
+        <w:pStyle w:val="ListParagraph"/>
+        <w:numPr>
+          <w:ilvl w:val="0"/>
+          <w:numId w:val="2"/>
+        </w:numPr>
+        <w:rPr>
+          <w:lang w:val="en-US"/>
+        </w:rPr>
+      </w:pPr>
+      <w:r>
+        <w:rPr>
+          <w:lang w:val="en-US"/>
+        </w:rPr>
+        <w:t>Việc khoan</w:t>
+      </w:r>
+      <w:r>
+        <w:rPr>
+          <w:lang w:val="en-US"/>
+        </w:rPr>
+        <w:t>h</w:t>
+      </w:r>
+      <w:r>
+        <w:rPr>
+          <w:lang w:val="en-US"/>
+        </w:rPr>
+        <w:t xml:space="preserve"> vùng</w:t>
+      </w:r>
+    </w:p>
+    <w:p>
+      <w:pPr>
+        <w:pStyle w:val="ListParagraph"/>
+        <w:numPr>
+          <w:ilvl w:val="0"/>
+          <w:numId w:val="17"/>
+        </w:numPr>
+        <w:rPr>
+          <w:lang w:val="en-US"/>
+        </w:rPr>
+      </w:pPr>
+      <w:r>
+        <w:rPr>
+          <w:lang w:val="en-US"/>
+        </w:rPr>
+        <w:t>“End To End Training”?</w:t>
+      </w:r>
+    </w:p>
+    <w:p>
+      <w:pPr>
+        <w:pStyle w:val="ListParagraph"/>
+        <w:numPr>
+          <w:ilvl w:val="0"/>
+          <w:numId w:val="2"/>
+        </w:numPr>
+        <w:rPr>
+          <w:lang w:val="en-US"/>
+        </w:rPr>
+      </w:pPr>
+      <w:r>
+        <w:rPr>
+          <w:lang w:val="en-US"/>
+        </w:rPr>
+        <w:t>Train một mạch</w:t>
+      </w:r>
+      <w:r>
+        <w:rPr>
+          <w:lang w:val="en-US"/>
+        </w:rPr>
+        <w:t>, không cần xử lí trước dữ liệu</w:t>
+      </w:r>
+    </w:p>
+    <w:p>
+      <w:pPr>
+        <w:pStyle w:val="ListParagraph"/>
+        <w:numPr>
+          <w:ilvl w:val="0"/>
+          <w:numId w:val="17"/>
+        </w:numPr>
+        <w:rPr>
+          <w:lang w:val="en-US"/>
+        </w:rPr>
+      </w:pPr>
+      <w:r>
+        <w:rPr>
+          <w:lang w:val="en-US"/>
+        </w:rPr>
+        <w:t>“Energy Function”?</w:t>
+      </w:r>
+    </w:p>
+    <w:p>
+      <w:pPr>
+        <w:pStyle w:val="ListParagraph"/>
+        <w:numPr>
+          <w:ilvl w:val="0"/>
+          <w:numId w:val="2"/>
+        </w:numPr>
+        <w:rPr>
+          <w:lang w:val="en-US"/>
+        </w:rPr>
+      </w:pPr>
+      <w:r>
+        <w:rPr>
+          <w:lang w:val="en-US"/>
+        </w:rPr>
+        <w:t>Hàm cần tối ưu hóa</w:t>
+      </w:r>
+    </w:p>
+    <w:p>
+      <w:pPr>
+        <w:pStyle w:val="ListParagraph"/>
+        <w:numPr>
+          <w:ilvl w:val="0"/>
+          <w:numId w:val="17"/>
+        </w:numPr>
+        <w:rPr>
+          <w:lang w:val="en-US"/>
+        </w:rPr>
+      </w:pPr>
+      <w:r>
+        <w:rPr>
+          <w:lang w:val="en-US"/>
+        </w:rPr>
+        <w:t>“Is Deprecated”?</w:t>
+      </w:r>
+    </w:p>
+    <w:p>
+      <w:pPr>
+        <w:pStyle w:val="ListParagraph"/>
+        <w:numPr>
+          <w:ilvl w:val="0"/>
+          <w:numId w:val="2"/>
+        </w:numPr>
+        <w:rPr>
+          <w:lang w:val="en-US"/>
+        </w:rPr>
+      </w:pPr>
+      <w:r>
+        <w:rPr>
+          <w:lang w:val="en-US"/>
+        </w:rPr>
+        <w:t>Sắp không được dùng nữa</w:t>
+      </w:r>
+      <w:r>
+        <w:rPr>
+          <w:lang w:val="en-US"/>
+        </w:rPr>
+        <w:t xml:space="preserve"> (</w:t>
+      </w:r>
+      <w:r>
+        <w:rPr>
+          <w:lang w:val="en-US"/>
+        </w:rPr>
+        <w:t>1 phần mềm</w:t>
+      </w:r>
+      <w:r>
+        <w:rPr>
+          <w:lang w:val="en-US"/>
+        </w:rPr>
+        <w:t>)</w:t>
+      </w:r>
+    </w:p>
+    <w:p>
+      <w:pPr>
+        <w:pStyle w:val="ListParagraph"/>
+        <w:numPr>
+          <w:ilvl w:val="0"/>
+          <w:numId w:val="17"/>
+        </w:numPr>
+        <w:rPr>
+          <w:lang w:val="en-US"/>
+        </w:rPr>
+      </w:pPr>
+      <w:r>
+        <w:rPr>
+          <w:lang w:val="en-US"/>
+        </w:rPr>
+        <w:t>“Ground Truth”?</w:t>
+      </w:r>
+    </w:p>
+    <w:p>
+      <w:pPr>
+        <w:pStyle w:val="ListParagraph"/>
+        <w:numPr>
+          <w:ilvl w:val="0"/>
+          <w:numId w:val="2"/>
+        </w:numPr>
+        <w:rPr>
+          <w:lang w:val="en-US"/>
+        </w:rPr>
+      </w:pPr>
+      <w:r>
+        <w:rPr>
+          <w:lang w:val="en-US"/>
+        </w:rPr>
+        <w:t>Target trong Machine Learning</w:t>
+      </w:r>
+    </w:p>
+    <w:p>
+      <w:pPr>
+        <w:pStyle w:val="ListParagraph"/>
+        <w:numPr>
+          <w:ilvl w:val="0"/>
+          <w:numId w:val="17"/>
+        </w:numPr>
+        <w:rPr>
+          <w:lang w:val="en-US"/>
+        </w:rPr>
+      </w:pPr>
+      <w:r>
+        <w:rPr>
+          <w:lang w:val="en-US"/>
+        </w:rPr>
+        <w:t>“Profiling”?</w:t>
+      </w:r>
+    </w:p>
+    <w:p>
+      <w:pPr>
+        <w:pStyle w:val="ListParagraph"/>
+        <w:numPr>
+          <w:ilvl w:val="0"/>
+          <w:numId w:val="2"/>
+        </w:numPr>
+        <w:rPr>
+          <w:lang w:val="en-US"/>
+        </w:rPr>
+      </w:pPr>
+      <w:r>
+        <w:rPr>
+          <w:lang w:val="en-US"/>
+        </w:rPr>
+        <w:t>Quá trình phân tích và tối ưu hóa hiệu suất</w:t>
+      </w:r>
+    </w:p>
+    <w:p>
+      <w:pPr>
+        <w:pStyle w:val="ListParagraph"/>
+        <w:numPr>
+          <w:ilvl w:val="0"/>
+          <w:numId w:val="17"/>
+        </w:numPr>
+        <w:rPr>
+          <w:lang w:val="en-US"/>
+        </w:rPr>
+      </w:pPr>
+      <w:r>
+        <w:rPr>
+          <w:lang w:val="en-US"/>
+        </w:rPr>
+        <w:t>“Prototype”?</w:t>
+      </w:r>
+    </w:p>
+    <w:p>
+      <w:pPr>
+        <w:pStyle w:val="ListParagraph"/>
+        <w:numPr>
+          <w:ilvl w:val="0"/>
+          <w:numId w:val="2"/>
+        </w:numPr>
+        <w:rPr>
+          <w:lang w:val="en-US"/>
+        </w:rPr>
+      </w:pPr>
+      <w:r>
+        <w:rPr>
+          <w:lang w:val="en-US"/>
+        </w:rPr>
+        <w:t>Tạo bản đầu tiên</w:t>
+      </w:r>
+    </w:p>
+    <w:p>
+      <w:pPr>
+        <w:pStyle w:val="ListParagraph"/>
+        <w:numPr>
+          <w:ilvl w:val="0"/>
+          <w:numId w:val="17"/>
+        </w:numPr>
+        <w:rPr>
+          <w:lang w:val="en-US"/>
+        </w:rPr>
+      </w:pPr>
+      <w:r>
+        <w:rPr>
+          <w:lang w:val="en-US"/>
+        </w:rPr>
+        <w:t>“Benchmark”?</w:t>
+      </w:r>
+    </w:p>
+    <w:p>
+      <w:pPr>
+        <w:pStyle w:val="ListParagraph"/>
+        <w:numPr>
+          <w:ilvl w:val="0"/>
+          <w:numId w:val="2"/>
+        </w:numPr>
+        <w:rPr>
+          <w:lang w:val="en-US"/>
+        </w:rPr>
+      </w:pPr>
+      <w:r>
+        <w:rPr>
+          <w:lang w:val="en-US"/>
+        </w:rPr>
+        <w:t>Đánh giá hiệu suất của 1 mô hình (so với 1 tiêu chuẩn nào đó)</w:t>
+      </w:r>
+    </w:p>
+    <w:p>
+      <w:pPr>
+        <w:pStyle w:val="ListParagraph"/>
+        <w:numPr>
+          <w:ilvl w:val="0"/>
+          <w:numId w:val="17"/>
+        </w:numPr>
+        <w:rPr>
+          <w:lang w:val="en-US"/>
+        </w:rPr>
+      </w:pPr>
+      <w:r>
+        <w:rPr>
+          <w:lang w:val="en-US"/>
+        </w:rPr>
+        <w:t>“Cumbersome”?</w:t>
+      </w:r>
+    </w:p>
+    <w:p>
+      <w:pPr>
+        <w:pStyle w:val="ListParagraph"/>
+        <w:numPr>
+          <w:ilvl w:val="0"/>
+          <w:numId w:val="2"/>
+        </w:numPr>
+        <w:rPr>
+          <w:lang w:val="en-US"/>
+        </w:rPr>
+      </w:pPr>
+      <w:r>
+        <w:rPr>
+          <w:lang w:val="en-US"/>
+        </w:rPr>
+        <w:t>Cồng kềnh</w:t>
+      </w:r>
+    </w:p>
+    <w:p>
+      <w:pPr>
+        <w:rPr>
+          <w:lang w:val="en-US"/>
+        </w:rPr>
+      </w:pPr>
+    </w:p>
+    <w:p>
+      <w:pPr>
+        <w:rPr>
+          <w:lang w:val="en-US"/>
+        </w:rPr>
+      </w:pPr>
+      <w:r>
+        <w:rPr>
+          <w:lang w:val="en-US"/>
+        </w:rPr>
+        <w:t>A</w:t>
+      </w:r>
+      <w:r>
+        <w:t>bbreviation</w:t>
+      </w:r>
+      <w:r>
+        <w:rPr>
+          <w:lang w:val="en-US"/>
+        </w:rPr>
+        <w:t xml:space="preserve"> – Từ Viết Tắt:</w:t>
+      </w:r>
+    </w:p>
+    <w:p>
+      <w:pPr>
+        <w:pStyle w:val="ListParagraph"/>
+        <w:numPr>
+          <w:ilvl w:val="0"/>
+          <w:numId w:val="3"/>
+        </w:numPr>
+        <w:rPr>
+          <w:lang w:val="en-US"/>
+        </w:rPr>
+      </w:pPr>
+      <w:r>
+        <w:rPr>
+          <w:lang w:val="en-US"/>
+        </w:rPr>
+        <w:t>“et al.”</w:t>
+      </w:r>
+      <w:r>
+        <w:rPr>
+          <w:lang w:val="en-US"/>
+        </w:rPr>
+        <w:t>?</w:t>
+      </w:r>
+    </w:p>
+    <w:p>
+      <w:pPr>
+        <w:pStyle w:val="ListParagraph"/>
+        <w:numPr>
+          <w:ilvl w:val="0"/>
+          <w:numId w:val="2"/>
+        </w:numPr>
+        <w:rPr>
+          <w:lang w:val="en-US"/>
+        </w:rPr>
+      </w:pPr>
+      <w:r>
+        <w:rPr>
+          <w:lang w:val="en-US"/>
+        </w:rPr>
+        <w:t>Và các đồng tác giả khác</w:t>
+      </w:r>
+    </w:p>
+    <w:p>
+      <w:pPr>
+        <w:rPr>
+          <w:lang w:val="en-US"/>
+        </w:rPr>
+      </w:pPr>
+    </w:p>
+    <w:p>
+      <w:pPr>
+        <w:rPr>
+          <w:lang w:val="en-US"/>
+        </w:rPr>
+      </w:pPr>
+      <w:r>
+        <w:rPr>
+          <w:lang w:val="en-US"/>
+        </w:rPr>
+        <w:t>Math – Toán:</w:t>
+      </w:r>
+    </w:p>
+    <w:p>
+      <w:pPr>
+        <w:pStyle w:val="ListParagraph"/>
+        <w:numPr>
+          <w:ilvl w:val="0"/>
+          <w:numId w:val="4"/>
+        </w:numPr>
+        <w:rPr>
+          <w:lang w:val="en-US"/>
+        </w:rPr>
+      </w:pPr>
+      <w:r>
+        <w:rPr>
+          <w:lang w:val="en-US"/>
+        </w:rPr>
+        <w:t>“Denominator”?</w:t>
+      </w:r>
+    </w:p>
+    <w:p>
+      <w:pPr>
+        <w:pStyle w:val="ListParagraph"/>
+        <w:numPr>
+          <w:ilvl w:val="0"/>
+          <w:numId w:val="2"/>
+        </w:numPr>
+        <w:rPr>
+          <w:lang w:val="en-US"/>
+        </w:rPr>
+      </w:pPr>
+      <w:r>
+        <w:rPr>
+          <w:lang w:val="en-US"/>
+        </w:rPr>
+        <w:t>Mẫu số</w:t>
+      </w:r>
+    </w:p>
+    <w:p>
+      <w:pPr>
+        <w:pStyle w:val="ListParagraph"/>
+        <w:numPr>
+          <w:ilvl w:val="0"/>
+          <w:numId w:val="4"/>
+        </w:numPr>
+        <w:rPr>
+          <w:lang w:val="en-US"/>
+        </w:rPr>
+      </w:pPr>
+      <w:r>
+        <w:rPr>
+          <w:lang w:val="en-US"/>
+        </w:rPr>
+        <w:t>“Numerator”?</w:t>
+      </w:r>
+    </w:p>
+    <w:p>
+      <w:pPr>
+        <w:pStyle w:val="ListParagraph"/>
+        <w:numPr>
+          <w:ilvl w:val="0"/>
+          <w:numId w:val="2"/>
+        </w:numPr>
+        <w:rPr>
+          <w:lang w:val="en-US"/>
+        </w:rPr>
+      </w:pPr>
+      <w:r>
+        <w:rPr>
+          <w:lang w:val="en-US"/>
+        </w:rPr>
+        <w:t>Tử số</w:t>
+      </w:r>
+    </w:p>
+    <w:p>
+      <w:pPr>
+        <w:pStyle w:val="ListParagraph"/>
+        <w:numPr>
+          <w:ilvl w:val="0"/>
+          <w:numId w:val="4"/>
+        </w:numPr>
+        <w:rPr>
+          <w:lang w:val="en-US"/>
+        </w:rPr>
+      </w:pPr>
+      <w:r>
+        <w:rPr>
+          <w:lang w:val="en-US"/>
+        </w:rPr>
+        <w:t>“Hypothetical Unit”?</w:t>
+      </w:r>
+    </w:p>
+    <w:p>
+      <w:pPr>
+        <w:pStyle w:val="ListParagraph"/>
+        <w:numPr>
+          <w:ilvl w:val="0"/>
+          <w:numId w:val="2"/>
+        </w:numPr>
+        <w:rPr>
+          <w:lang w:val="en-US"/>
+        </w:rPr>
+      </w:pPr>
+      <w:r>
+        <w:rPr>
+          <w:lang w:val="en-US"/>
+        </w:rPr>
+        <w:t>Đơn vị giả tưởng (của giá trị nào đó)</w:t>
+      </w:r>
+    </w:p>
+    <w:p>
+      <w:pPr>
+        <w:pStyle w:val="ListParagraph"/>
+        <w:numPr>
+          <w:ilvl w:val="0"/>
+          <w:numId w:val="4"/>
+        </w:numPr>
+        <w:rPr>
+          <w:lang w:val="en-US"/>
+        </w:rPr>
+      </w:pPr>
+      <w:r>
+        <w:rPr>
+          <w:lang w:val="en-US"/>
+        </w:rPr>
+        <w:t>Numerical Solution?</w:t>
+      </w:r>
+    </w:p>
+    <w:p>
+      <w:pPr>
+        <w:pStyle w:val="ListParagraph"/>
+        <w:numPr>
+          <w:ilvl w:val="0"/>
+          <w:numId w:val="2"/>
+        </w:numPr>
+        <w:rPr>
+          <w:lang w:val="en-US"/>
+        </w:rPr>
+      </w:pPr>
+      <w:r>
+        <w:rPr>
+          <w:lang w:val="en-US"/>
+        </w:rPr>
+        <w:t>Nghiệm ước lượng (= số cụ thể, không phải = Term)</w:t>
+      </w:r>
+    </w:p>
+    <w:p>
+      <w:pPr>
+        <w:pStyle w:val="ListParagraph"/>
+        <w:numPr>
+          <w:ilvl w:val="0"/>
+          <w:numId w:val="4"/>
+        </w:numPr>
+        <w:rPr>
+          <w:lang w:val="en-US"/>
+        </w:rPr>
+      </w:pPr>
+      <w:r>
+        <w:rPr>
+          <w:lang w:val="en-US"/>
+        </w:rPr>
+        <w:t>“Quotient”?</w:t>
+      </w:r>
+    </w:p>
+    <w:p>
+      <w:pPr>
+        <w:pStyle w:val="ListParagraph"/>
+        <w:numPr>
+          <w:ilvl w:val="0"/>
+          <w:numId w:val="2"/>
+        </w:numPr>
+        <w:rPr>
+          <w:lang w:val="en-US"/>
+        </w:rPr>
+      </w:pPr>
+      <w:r>
+        <w:rPr>
+          <w:lang w:val="en-US"/>
+        </w:rPr>
+        <w:t>Thương số (kết quả của phép chia)</w:t>
+      </w:r>
+    </w:p>
+    <w:p>
+      <w:pPr>
+        <w:pStyle w:val="ListParagraph"/>
+        <w:numPr>
+          <w:ilvl w:val="0"/>
+          <w:numId w:val="4"/>
+        </w:numPr>
+        <w:rPr>
+          <w:lang w:val="en-US"/>
+        </w:rPr>
+      </w:pPr>
+      <w:r>
+        <w:rPr>
+          <w:lang w:val="en-US"/>
+        </w:rPr>
+        <w:t>“Critical Point”?</w:t>
+      </w:r>
+    </w:p>
+    <w:p>
+      <w:pPr>
+        <w:pStyle w:val="ListParagraph"/>
+        <w:numPr>
+          <w:ilvl w:val="0"/>
+          <w:numId w:val="2"/>
+        </w:numPr>
+        <w:rPr>
+          <w:lang w:val="en-US"/>
+        </w:rPr>
+      </w:pPr>
+      <w:r>
+        <w:rPr>
+          <w:lang w:val="en-US"/>
+        </w:rPr>
+        <w:t>Điểm cực trị</w:t>
+      </w:r>
+    </w:p>
+    <w:p>
+      <w:pPr>
+        <w:pStyle w:val="ListParagraph"/>
+        <w:numPr>
+          <w:ilvl w:val="0"/>
+          <w:numId w:val="4"/>
+        </w:numPr>
+        <w:rPr>
+          <w:lang w:val="en-US"/>
+        </w:rPr>
+      </w:pPr>
+      <w:r>
+        <w:rPr>
+          <w:lang w:val="en-US"/>
+        </w:rPr>
+        <w:t>“Concave Up And Down”?</w:t>
+      </w:r>
+    </w:p>
+    <w:p>
+      <w:pPr>
+        <w:pStyle w:val="ListParagraph"/>
+        <w:numPr>
+          <w:ilvl w:val="0"/>
+          <w:numId w:val="2"/>
+        </w:numPr>
+        <w:rPr>
+          <w:lang w:val="en-US"/>
+        </w:rPr>
+      </w:pPr>
+      <w:r>
+        <w:rPr>
+          <w:lang w:val="en-US"/>
+        </w:rPr>
+        <w:t>Ngửa và úp (đồ thị)</w:t>
+      </w:r>
+    </w:p>
+    <w:p>
+      <w:pPr>
+        <w:pStyle w:val="ListParagraph"/>
+        <w:numPr>
+          <w:ilvl w:val="0"/>
+          <w:numId w:val="4"/>
+        </w:numPr>
+        <w:rPr>
+          <w:lang w:val="en-US"/>
+        </w:rPr>
+      </w:pPr>
+      <w:r>
+        <w:rPr>
+          <w:lang w:val="en-US"/>
+        </w:rPr>
+        <w:t>“Quadrant”?</w:t>
+      </w:r>
+    </w:p>
+    <w:p>
+      <w:pPr>
+        <w:pStyle w:val="ListParagraph"/>
+        <w:numPr>
+          <w:ilvl w:val="0"/>
+          <w:numId w:val="2"/>
+        </w:numPr>
+        <w:rPr>
+          <w:lang w:val="en-US"/>
+        </w:rPr>
+      </w:pPr>
+      <w:r>
+        <w:rPr>
+          <w:lang w:val="en-US"/>
+        </w:rPr>
+        <w:t>Góc phần tư</w:t>
+      </w:r>
+    </w:p>
+    <w:p>
+      <w:pPr>
+        <w:pStyle w:val="ListParagraph"/>
+        <w:numPr>
+          <w:ilvl w:val="0"/>
+          <w:numId w:val="4"/>
+        </w:numPr>
+        <w:rPr>
+          <w:lang w:val="en-US"/>
+        </w:rPr>
+      </w:pPr>
+      <w:r>
+        <w:rPr>
+          <w:lang w:val="en-US"/>
+        </w:rPr>
+        <w:t>“Octant”?</w:t>
+      </w:r>
+    </w:p>
+    <w:p>
+      <w:pPr>
+        <w:pStyle w:val="ListParagraph"/>
+        <w:numPr>
+          <w:ilvl w:val="0"/>
+          <w:numId w:val="2"/>
+        </w:numPr>
+        <w:rPr>
+          <w:lang w:val="en-US"/>
+        </w:rPr>
+      </w:pPr>
+      <w:r>
+        <w:rPr>
+          <w:lang w:val="en-US"/>
+        </w:rPr>
+        <w:lastRenderedPageBreak/>
+        <w:t>Góc phần tám</w:t>
+      </w:r>
+    </w:p>
+    <w:p>
+      <w:pPr>
+        <w:pStyle w:val="ListParagraph"/>
+        <w:numPr>
+          <w:ilvl w:val="0"/>
+          <w:numId w:val="4"/>
+        </w:numPr>
+        <w:rPr>
+          <w:lang w:val="en-US"/>
+        </w:rPr>
+      </w:pPr>
+      <w:r>
+        <w:rPr>
+          <w:lang w:val="en-US"/>
+        </w:rPr>
+        <w:t>“Objective Function”?</w:t>
+      </w:r>
+    </w:p>
+    <w:p>
+      <w:pPr>
+        <w:pStyle w:val="ListParagraph"/>
+        <w:numPr>
+          <w:ilvl w:val="0"/>
+          <w:numId w:val="2"/>
+        </w:numPr>
+        <w:rPr>
+          <w:lang w:val="en-US"/>
+        </w:rPr>
+      </w:pPr>
+      <w:r>
+        <w:rPr>
+          <w:lang w:val="en-US"/>
+        </w:rPr>
+        <w:t>Hàm mục tiêu (hàm mà bạn muốn tối ưu hóa)</w:t>
+      </w:r>
+    </w:p>
+    <w:p>
+      <w:pPr>
+        <w:pStyle w:val="ListParagraph"/>
+        <w:numPr>
+          <w:ilvl w:val="0"/>
+          <w:numId w:val="4"/>
+        </w:numPr>
+        <w:rPr>
+          <w:lang w:val="en-US"/>
+        </w:rPr>
+      </w:pPr>
+      <w:r>
+        <w:rPr>
+          <w:lang w:val="en-US"/>
+        </w:rPr>
+        <w:t>“Legend”?</w:t>
+      </w:r>
+    </w:p>
+    <w:p>
+      <w:pPr>
+        <w:pStyle w:val="ListParagraph"/>
+        <w:numPr>
+          <w:ilvl w:val="0"/>
+          <w:numId w:val="2"/>
+        </w:numPr>
+        <w:rPr>
+          <w:lang w:val="en-US"/>
+        </w:rPr>
+      </w:pPr>
+      <w:r>
+        <w:rPr>
+          <w:lang w:val="en-US"/>
+        </w:rPr>
+        <w:t>Chú giải (biểu đồ)</w:t>
+      </w:r>
+    </w:p>
+    <w:p>
+      <w:pPr>
+        <w:pStyle w:val="ListParagraph"/>
+        <w:numPr>
+          <w:ilvl w:val="0"/>
+          <w:numId w:val="4"/>
+        </w:numPr>
+        <w:rPr>
+          <w:lang w:val="en-US"/>
+        </w:rPr>
+      </w:pPr>
+      <w:r>
+        <w:rPr>
+          <w:lang w:val="en-US"/>
+        </w:rPr>
+        <w:t>“Pointwise Operation”?</w:t>
+      </w:r>
+    </w:p>
+    <w:p>
+      <w:pPr>
+        <w:pStyle w:val="ListParagraph"/>
+        <w:numPr>
+          <w:ilvl w:val="0"/>
+          <w:numId w:val="2"/>
+        </w:numPr>
+        <w:rPr>
+          <w:lang w:val="en-US"/>
+        </w:rPr>
+      </w:pPr>
+      <w:r>
+        <w:rPr>
+          <w:lang w:val="en-US"/>
+        </w:rPr>
+        <w:t>Toán tử từng điểm (ví dụ</w:t>
+      </w:r>
+      <w:r>
+        <w:rPr>
+          <w:lang w:val="en-US"/>
+        </w:rPr>
+        <w:t xml:space="preserve"> tích Hadamard</w:t>
+      </w:r>
+      <w:r>
+        <w:rPr>
+          <w:lang w:val="en-US"/>
+        </w:rPr>
+        <w:t>)</w:t>
+      </w:r>
+    </w:p>
+    <w:p>
+      <w:pPr>
+        <w:pStyle w:val="ListParagraph"/>
+        <w:numPr>
+          <w:ilvl w:val="0"/>
+          <w:numId w:val="4"/>
+        </w:numPr>
+        <w:rPr>
+          <w:lang w:val="en-US"/>
+        </w:rPr>
+      </w:pPr>
+      <w:r>
+        <w:rPr>
+          <w:lang w:val="en-US"/>
+        </w:rPr>
+        <w:t>“Rectangular”?</w:t>
+      </w:r>
+    </w:p>
+    <w:p>
+      <w:pPr>
+        <w:pStyle w:val="ListParagraph"/>
+        <w:numPr>
+          <w:ilvl w:val="0"/>
+          <w:numId w:val="2"/>
+        </w:numPr>
+        <w:rPr>
+          <w:lang w:val="en-US"/>
+        </w:rPr>
+      </w:pPr>
+      <w:r>
+        <w:rPr>
+          <w:lang w:val="en-US"/>
+        </w:rPr>
+        <w:t>Hình hộp chữ nhật</w:t>
+      </w:r>
+    </w:p>
+    <w:p>
+      <w:pPr>
+        <w:pStyle w:val="ListParagraph"/>
+        <w:numPr>
+          <w:ilvl w:val="0"/>
+          <w:numId w:val="4"/>
+        </w:numPr>
+        <w:rPr>
+          <w:lang w:val="en-US"/>
+        </w:rPr>
+      </w:pPr>
+      <w:r>
+        <w:rPr>
+          <w:lang w:val="en-US"/>
+        </w:rPr>
+        <w:t>“Operand”?</w:t>
+      </w:r>
+    </w:p>
+    <w:p>
+      <w:pPr>
+        <w:pStyle w:val="ListParagraph"/>
+        <w:numPr>
+          <w:ilvl w:val="0"/>
+          <w:numId w:val="2"/>
+        </w:numPr>
+        <w:rPr>
+          <w:lang w:val="en-US"/>
+        </w:rPr>
+      </w:pPr>
+      <w:r>
+        <w:rPr>
+          <w:lang w:val="en-US"/>
+        </w:rPr>
+        <w:t>Toán hạng</w:t>
+      </w:r>
     </w:p>
     <w:p>
       <w:pPr>
@@ -3487,7 +3752,6 @@
         <w:rPr>
           <w:lang w:val="en-US"/>
         </w:rPr>
-        <w:lastRenderedPageBreak/>
         <w:t>“Incognito Mode”?</w:t>
       </w:r>
     </w:p>

--- a/english.docx
+++ b/english.docx
@@ -1202,6 +1202,78 @@
     </w:p>
     <w:p>
       <w:pPr>
+        <w:pStyle w:val="ListParagraph"/>
+        <w:numPr>
+          <w:ilvl w:val="0"/>
+          <w:numId w:val="8"/>
+        </w:numPr>
+        <w:rPr>
+          <w:lang w:val="en-US"/>
+        </w:rPr>
+      </w:pPr>
+      <w:r>
+        <w:rPr>
+          <w:lang w:val="en-US"/>
+        </w:rPr>
+        <w:t>“Woefully”?</w:t>
+      </w:r>
+    </w:p>
+    <w:p>
+      <w:pPr>
+        <w:pStyle w:val="ListParagraph"/>
+        <w:numPr>
+          <w:ilvl w:val="0"/>
+          <w:numId w:val="2"/>
+        </w:numPr>
+        <w:rPr>
+          <w:lang w:val="en-US"/>
+        </w:rPr>
+      </w:pPr>
+      <w:r>
+        <w:rPr>
+          <w:lang w:val="en-US"/>
+        </w:rPr>
+        <w:t>Một cách tệ hại</w:t>
+      </w:r>
+    </w:p>
+    <w:p>
+      <w:pPr>
+        <w:pStyle w:val="ListParagraph"/>
+        <w:numPr>
+          <w:ilvl w:val="0"/>
+          <w:numId w:val="8"/>
+        </w:numPr>
+        <w:rPr>
+          <w:lang w:val="en-US"/>
+        </w:rPr>
+      </w:pPr>
+      <w:r>
+        <w:rPr>
+          <w:lang w:val="en-US"/>
+        </w:rPr>
+        <w:t>“Underprepared”?</w:t>
+      </w:r>
+    </w:p>
+    <w:p>
+      <w:pPr>
+        <w:pStyle w:val="ListParagraph"/>
+        <w:numPr>
+          <w:ilvl w:val="0"/>
+          <w:numId w:val="2"/>
+        </w:numPr>
+        <w:rPr>
+          <w:lang w:val="en-US"/>
+        </w:rPr>
+      </w:pPr>
+      <w:r>
+        <w:rPr>
+          <w:lang w:val="en-US"/>
+        </w:rPr>
+        <w:t>Chưa chuẩn bị trước</w:t>
+      </w:r>
+    </w:p>
+    <w:p>
+      <w:pPr>
         <w:rPr>
           <w:lang w:val="en-US"/>
         </w:rPr>
@@ -1415,6 +1487,7 @@
         <w:rPr>
           <w:lang w:val="en-US"/>
         </w:rPr>
+        <w:lastRenderedPageBreak/>
         <w:t>“Annotate”?</w:t>
       </w:r>
     </w:p>
@@ -1487,7 +1560,6 @@
         <w:rPr>
           <w:lang w:val="en-US"/>
         </w:rPr>
-        <w:lastRenderedPageBreak/>
         <w:t>“Grasp”?</w:t>
       </w:r>
     </w:p>
@@ -1953,370 +2025,1040 @@
     </w:p>
     <w:p>
       <w:pPr>
-        <w:rPr>
-          <w:lang w:val="en-US"/>
-        </w:rPr>
-      </w:pPr>
-    </w:p>
-    <w:p>
-      <w:pPr>
-        <w:rPr>
-          <w:lang w:val="en-US"/>
-        </w:rPr>
-      </w:pPr>
-      <w:r>
-        <w:rPr>
-          <w:lang w:val="en-US"/>
-        </w:rPr>
-        <w:t>Religion – Tôn Giáo:</w:t>
-      </w:r>
-    </w:p>
-    <w:p>
-      <w:pPr>
-        <w:pStyle w:val="ListParagraph"/>
-        <w:numPr>
-          <w:ilvl w:val="0"/>
-          <w:numId w:val="15"/>
-        </w:numPr>
-        <w:rPr>
-          <w:lang w:val="en-US"/>
-        </w:rPr>
-      </w:pPr>
-      <w:r>
-        <w:rPr>
-          <w:lang w:val="en-US"/>
-        </w:rPr>
-        <w:t>“Clergy”?</w:t>
-      </w:r>
-    </w:p>
-    <w:p>
-      <w:pPr>
-        <w:pStyle w:val="ListParagraph"/>
-        <w:numPr>
-          <w:ilvl w:val="0"/>
-          <w:numId w:val="2"/>
-        </w:numPr>
-        <w:rPr>
-          <w:lang w:val="en-US"/>
-        </w:rPr>
-      </w:pPr>
-      <w:r>
-        <w:rPr>
-          <w:lang w:val="en-US"/>
-        </w:rPr>
-        <w:t>Tu sĩ</w:t>
-      </w:r>
-    </w:p>
-    <w:p>
-      <w:pPr>
-        <w:pStyle w:val="ListParagraph"/>
-        <w:numPr>
-          <w:ilvl w:val="0"/>
-          <w:numId w:val="15"/>
-        </w:numPr>
-        <w:rPr>
-          <w:lang w:val="en-US"/>
-        </w:rPr>
-      </w:pPr>
-      <w:r>
-        <w:rPr>
-          <w:lang w:val="en-US"/>
-        </w:rPr>
-        <w:t>“Come To Pass”?</w:t>
-      </w:r>
-    </w:p>
-    <w:p>
-      <w:pPr>
-        <w:pStyle w:val="ListParagraph"/>
-        <w:numPr>
-          <w:ilvl w:val="0"/>
-          <w:numId w:val="2"/>
-        </w:numPr>
-        <w:rPr>
-          <w:lang w:val="en-US"/>
-        </w:rPr>
-      </w:pPr>
-      <w:r>
-        <w:rPr>
-          <w:lang w:val="en-US"/>
-        </w:rPr>
-        <w:t>Xảy ra (1 sự việc trong kinh thánh)</w:t>
-      </w:r>
-    </w:p>
-    <w:p>
-      <w:pPr>
-        <w:rPr>
-          <w:lang w:val="en-US"/>
-        </w:rPr>
-      </w:pPr>
-    </w:p>
-    <w:p>
-      <w:pPr>
-        <w:rPr>
-          <w:lang w:val="en-US"/>
-        </w:rPr>
-      </w:pPr>
-      <w:r>
-        <w:rPr>
-          <w:lang w:val="en-US"/>
-        </w:rPr>
-        <w:t>War – Chiến Tranh:</w:t>
-      </w:r>
-    </w:p>
-    <w:p>
-      <w:pPr>
-        <w:pStyle w:val="ListParagraph"/>
-        <w:numPr>
-          <w:ilvl w:val="0"/>
-          <w:numId w:val="10"/>
-        </w:numPr>
-        <w:rPr>
-          <w:lang w:val="en-US"/>
-        </w:rPr>
-      </w:pPr>
-      <w:r>
-        <w:rPr>
-          <w:lang w:val="en-US"/>
-        </w:rPr>
-        <w:t>“Sentinal”?</w:t>
-      </w:r>
-    </w:p>
-    <w:p>
-      <w:pPr>
-        <w:pStyle w:val="ListParagraph"/>
-        <w:numPr>
-          <w:ilvl w:val="0"/>
-          <w:numId w:val="2"/>
-        </w:numPr>
-        <w:rPr>
-          <w:lang w:val="en-US"/>
-        </w:rPr>
-      </w:pPr>
-      <w:r>
-        <w:rPr>
-          <w:lang w:val="en-US"/>
-        </w:rPr>
-        <w:t>Lính gác</w:t>
-      </w:r>
-    </w:p>
-    <w:p>
-      <w:pPr>
-        <w:pStyle w:val="ListParagraph"/>
-        <w:numPr>
-          <w:ilvl w:val="0"/>
-          <w:numId w:val="10"/>
-        </w:numPr>
-        <w:rPr>
-          <w:lang w:val="en-US"/>
-        </w:rPr>
-      </w:pPr>
-      <w:r>
-        <w:rPr>
-          <w:lang w:val="en-US"/>
-        </w:rPr>
-        <w:t>“Sentry”?</w:t>
-      </w:r>
-    </w:p>
-    <w:p>
-      <w:pPr>
-        <w:pStyle w:val="ListParagraph"/>
-        <w:numPr>
-          <w:ilvl w:val="0"/>
-          <w:numId w:val="2"/>
-        </w:numPr>
-        <w:rPr>
-          <w:lang w:val="en-US"/>
-        </w:rPr>
-      </w:pPr>
-      <w:r>
-        <w:rPr>
-          <w:lang w:val="en-US"/>
-        </w:rPr>
-        <w:lastRenderedPageBreak/>
-        <w:t>Lính canh</w:t>
-      </w:r>
-    </w:p>
-    <w:p>
-      <w:pPr>
-        <w:pStyle w:val="ListParagraph"/>
-        <w:numPr>
-          <w:ilvl w:val="0"/>
-          <w:numId w:val="10"/>
-        </w:numPr>
-        <w:rPr>
-          <w:lang w:val="en-US"/>
-        </w:rPr>
-      </w:pPr>
-      <w:r>
-        <w:rPr>
-          <w:lang w:val="en-US"/>
-        </w:rPr>
-        <w:t>“Banish”?</w:t>
-      </w:r>
-    </w:p>
-    <w:p>
-      <w:pPr>
-        <w:pStyle w:val="ListParagraph"/>
-        <w:numPr>
-          <w:ilvl w:val="0"/>
-          <w:numId w:val="2"/>
-        </w:numPr>
-        <w:rPr>
-          <w:lang w:val="en-US"/>
-        </w:rPr>
-      </w:pPr>
-      <w:r>
-        <w:rPr>
-          <w:lang w:val="en-US"/>
-        </w:rPr>
-        <w:t>Trục xuất</w:t>
-      </w:r>
-    </w:p>
-    <w:p>
-      <w:pPr>
-        <w:pStyle w:val="ListParagraph"/>
-        <w:numPr>
-          <w:ilvl w:val="0"/>
-          <w:numId w:val="10"/>
-        </w:numPr>
-        <w:rPr>
-          <w:lang w:val="en-US"/>
-        </w:rPr>
-      </w:pPr>
-      <w:r>
-        <w:rPr>
-          <w:lang w:val="en-US"/>
-        </w:rPr>
-        <w:t>“Triumphant”?</w:t>
-      </w:r>
-    </w:p>
-    <w:p>
-      <w:pPr>
-        <w:pStyle w:val="ListParagraph"/>
-        <w:numPr>
-          <w:ilvl w:val="0"/>
-          <w:numId w:val="2"/>
-        </w:numPr>
-        <w:rPr>
-          <w:lang w:val="en-US"/>
-        </w:rPr>
-      </w:pPr>
-      <w:r>
-        <w:rPr>
-          <w:lang w:val="en-US"/>
-        </w:rPr>
-        <w:t>Cảm giác chiến thắng</w:t>
-      </w:r>
-    </w:p>
-    <w:p>
-      <w:pPr>
-        <w:pStyle w:val="ListParagraph"/>
-        <w:numPr>
-          <w:ilvl w:val="0"/>
-          <w:numId w:val="10"/>
-        </w:numPr>
-        <w:rPr>
-          <w:lang w:val="en-US"/>
-        </w:rPr>
-      </w:pPr>
-      <w:r>
-        <w:rPr>
-          <w:lang w:val="en-US"/>
-        </w:rPr>
-        <w:t>“Mercenary”?</w:t>
-      </w:r>
-    </w:p>
-    <w:p>
-      <w:pPr>
-        <w:pStyle w:val="ListParagraph"/>
-        <w:numPr>
-          <w:ilvl w:val="0"/>
-          <w:numId w:val="2"/>
-        </w:numPr>
-        <w:rPr>
-          <w:lang w:val="en-US"/>
-        </w:rPr>
-      </w:pPr>
-      <w:r>
-        <w:rPr>
-          <w:lang w:val="en-US"/>
-        </w:rPr>
-        <w:t>Lính đánh thuê</w:t>
-      </w:r>
-    </w:p>
-    <w:p>
-      <w:pPr>
-        <w:pStyle w:val="ListParagraph"/>
-        <w:numPr>
-          <w:ilvl w:val="0"/>
-          <w:numId w:val="10"/>
-        </w:numPr>
-        <w:rPr>
-          <w:lang w:val="en-US"/>
-        </w:rPr>
-      </w:pPr>
-      <w:r>
-        <w:rPr>
-          <w:lang w:val="en-US"/>
-        </w:rPr>
-        <w:t>“Enlist”?</w:t>
-      </w:r>
-    </w:p>
-    <w:p>
-      <w:pPr>
-        <w:pStyle w:val="ListParagraph"/>
-        <w:numPr>
-          <w:ilvl w:val="0"/>
-          <w:numId w:val="2"/>
-        </w:numPr>
-        <w:rPr>
-          <w:lang w:val="en-US"/>
-        </w:rPr>
-      </w:pPr>
-      <w:r>
-        <w:rPr>
-          <w:lang w:val="en-US"/>
-        </w:rPr>
-        <w:t>Nhập ngũ</w:t>
-      </w:r>
-    </w:p>
-    <w:p>
-      <w:pPr>
-        <w:pStyle w:val="ListParagraph"/>
-        <w:numPr>
-          <w:ilvl w:val="0"/>
-          <w:numId w:val="10"/>
-        </w:numPr>
-        <w:rPr>
-          <w:lang w:val="en-US"/>
-        </w:rPr>
-      </w:pPr>
-      <w:r>
-        <w:rPr>
-          <w:lang w:val="en-US"/>
-        </w:rPr>
-        <w:t>“Crumble”?</w:t>
-      </w:r>
-    </w:p>
-    <w:p>
-      <w:pPr>
-        <w:pStyle w:val="ListParagraph"/>
-        <w:numPr>
-          <w:ilvl w:val="0"/>
-          <w:numId w:val="2"/>
-        </w:numPr>
-        <w:rPr>
-          <w:lang w:val="en-US"/>
-        </w:rPr>
-      </w:pPr>
-      <w:r>
-        <w:rPr>
-          <w:lang w:val="en-US"/>
-        </w:rPr>
-        <w:t>Tan rã (nhóm người</w:t>
+        <w:pStyle w:val="ListParagraph"/>
+        <w:numPr>
+          <w:ilvl w:val="0"/>
+          <w:numId w:val="9"/>
+        </w:numPr>
+        <w:rPr>
+          <w:lang w:val="en-US"/>
+        </w:rPr>
+      </w:pPr>
+      <w:r>
+        <w:rPr>
+          <w:lang w:val="en-US"/>
+        </w:rPr>
+        <w:t>“Burden”?</w:t>
+      </w:r>
+    </w:p>
+    <w:p>
+      <w:pPr>
+        <w:pStyle w:val="ListParagraph"/>
+        <w:numPr>
+          <w:ilvl w:val="0"/>
+          <w:numId w:val="2"/>
+        </w:numPr>
+        <w:rPr>
+          <w:lang w:val="en-US"/>
+        </w:rPr>
+      </w:pPr>
+      <w:r>
+        <w:rPr>
+          <w:lang w:val="en-US"/>
+        </w:rPr>
+        <w:t>Gánh nặng</w:t>
       </w:r>
       <w:bookmarkStart w:id="0" w:name="_GoBack"/>
       <w:bookmarkEnd w:id="0"/>
+    </w:p>
+    <w:p>
+      <w:pPr>
+        <w:rPr>
+          <w:lang w:val="en-US"/>
+        </w:rPr>
+      </w:pPr>
+    </w:p>
+    <w:p>
+      <w:pPr>
+        <w:rPr>
+          <w:lang w:val="en-US"/>
+        </w:rPr>
+      </w:pPr>
+      <w:r>
+        <w:rPr>
+          <w:lang w:val="en-US"/>
+        </w:rPr>
+        <w:t>Religion – Tôn Giáo:</w:t>
+      </w:r>
+    </w:p>
+    <w:p>
+      <w:pPr>
+        <w:pStyle w:val="ListParagraph"/>
+        <w:numPr>
+          <w:ilvl w:val="0"/>
+          <w:numId w:val="15"/>
+        </w:numPr>
+        <w:rPr>
+          <w:lang w:val="en-US"/>
+        </w:rPr>
+      </w:pPr>
+      <w:r>
+        <w:rPr>
+          <w:lang w:val="en-US"/>
+        </w:rPr>
+        <w:t>“Clergy”?</w:t>
+      </w:r>
+    </w:p>
+    <w:p>
+      <w:pPr>
+        <w:pStyle w:val="ListParagraph"/>
+        <w:numPr>
+          <w:ilvl w:val="0"/>
+          <w:numId w:val="2"/>
+        </w:numPr>
+        <w:rPr>
+          <w:lang w:val="en-US"/>
+        </w:rPr>
+      </w:pPr>
+      <w:r>
+        <w:rPr>
+          <w:lang w:val="en-US"/>
+        </w:rPr>
+        <w:t>Tu sĩ</w:t>
+      </w:r>
+    </w:p>
+    <w:p>
+      <w:pPr>
+        <w:pStyle w:val="ListParagraph"/>
+        <w:numPr>
+          <w:ilvl w:val="0"/>
+          <w:numId w:val="15"/>
+        </w:numPr>
+        <w:rPr>
+          <w:lang w:val="en-US"/>
+        </w:rPr>
+      </w:pPr>
+      <w:r>
+        <w:rPr>
+          <w:lang w:val="en-US"/>
+        </w:rPr>
+        <w:t>“Come To Pass”?</w:t>
+      </w:r>
+    </w:p>
+    <w:p>
+      <w:pPr>
+        <w:pStyle w:val="ListParagraph"/>
+        <w:numPr>
+          <w:ilvl w:val="0"/>
+          <w:numId w:val="2"/>
+        </w:numPr>
+        <w:rPr>
+          <w:lang w:val="en-US"/>
+        </w:rPr>
+      </w:pPr>
+      <w:r>
+        <w:rPr>
+          <w:lang w:val="en-US"/>
+        </w:rPr>
+        <w:t>Xảy ra (1 sự việc trong kinh thánh)</w:t>
+      </w:r>
+    </w:p>
+    <w:p>
+      <w:pPr>
+        <w:rPr>
+          <w:lang w:val="en-US"/>
+        </w:rPr>
+      </w:pPr>
+    </w:p>
+    <w:p>
+      <w:pPr>
+        <w:rPr>
+          <w:lang w:val="en-US"/>
+        </w:rPr>
+      </w:pPr>
+      <w:r>
+        <w:rPr>
+          <w:lang w:val="en-US"/>
+        </w:rPr>
+        <w:lastRenderedPageBreak/>
+        <w:t>War – Chiến Tranh:</w:t>
+      </w:r>
+    </w:p>
+    <w:p>
+      <w:pPr>
+        <w:pStyle w:val="ListParagraph"/>
+        <w:numPr>
+          <w:ilvl w:val="0"/>
+          <w:numId w:val="10"/>
+        </w:numPr>
+        <w:rPr>
+          <w:lang w:val="en-US"/>
+        </w:rPr>
+      </w:pPr>
+      <w:r>
+        <w:rPr>
+          <w:lang w:val="en-US"/>
+        </w:rPr>
+        <w:t>“Sentinal”?</w:t>
+      </w:r>
+    </w:p>
+    <w:p>
+      <w:pPr>
+        <w:pStyle w:val="ListParagraph"/>
+        <w:numPr>
+          <w:ilvl w:val="0"/>
+          <w:numId w:val="2"/>
+        </w:numPr>
+        <w:rPr>
+          <w:lang w:val="en-US"/>
+        </w:rPr>
+      </w:pPr>
+      <w:r>
+        <w:rPr>
+          <w:lang w:val="en-US"/>
+        </w:rPr>
+        <w:t>Lính gác</w:t>
+      </w:r>
+    </w:p>
+    <w:p>
+      <w:pPr>
+        <w:pStyle w:val="ListParagraph"/>
+        <w:numPr>
+          <w:ilvl w:val="0"/>
+          <w:numId w:val="10"/>
+        </w:numPr>
+        <w:rPr>
+          <w:lang w:val="en-US"/>
+        </w:rPr>
+      </w:pPr>
+      <w:r>
+        <w:rPr>
+          <w:lang w:val="en-US"/>
+        </w:rPr>
+        <w:t>“Sentry”?</w:t>
+      </w:r>
+    </w:p>
+    <w:p>
+      <w:pPr>
+        <w:pStyle w:val="ListParagraph"/>
+        <w:numPr>
+          <w:ilvl w:val="0"/>
+          <w:numId w:val="2"/>
+        </w:numPr>
+        <w:rPr>
+          <w:lang w:val="en-US"/>
+        </w:rPr>
+      </w:pPr>
+      <w:r>
+        <w:rPr>
+          <w:lang w:val="en-US"/>
+        </w:rPr>
+        <w:t>Lính canh</w:t>
+      </w:r>
+    </w:p>
+    <w:p>
+      <w:pPr>
+        <w:pStyle w:val="ListParagraph"/>
+        <w:numPr>
+          <w:ilvl w:val="0"/>
+          <w:numId w:val="10"/>
+        </w:numPr>
+        <w:rPr>
+          <w:lang w:val="en-US"/>
+        </w:rPr>
+      </w:pPr>
+      <w:r>
+        <w:rPr>
+          <w:lang w:val="en-US"/>
+        </w:rPr>
+        <w:t>“Banish”?</w:t>
+      </w:r>
+    </w:p>
+    <w:p>
+      <w:pPr>
+        <w:pStyle w:val="ListParagraph"/>
+        <w:numPr>
+          <w:ilvl w:val="0"/>
+          <w:numId w:val="2"/>
+        </w:numPr>
+        <w:rPr>
+          <w:lang w:val="en-US"/>
+        </w:rPr>
+      </w:pPr>
+      <w:r>
+        <w:rPr>
+          <w:lang w:val="en-US"/>
+        </w:rPr>
+        <w:t>Trục xuất</w:t>
+      </w:r>
+    </w:p>
+    <w:p>
+      <w:pPr>
+        <w:pStyle w:val="ListParagraph"/>
+        <w:numPr>
+          <w:ilvl w:val="0"/>
+          <w:numId w:val="10"/>
+        </w:numPr>
+        <w:rPr>
+          <w:lang w:val="en-US"/>
+        </w:rPr>
+      </w:pPr>
+      <w:r>
+        <w:rPr>
+          <w:lang w:val="en-US"/>
+        </w:rPr>
+        <w:t>“Triumphant”?</w:t>
+      </w:r>
+    </w:p>
+    <w:p>
+      <w:pPr>
+        <w:pStyle w:val="ListParagraph"/>
+        <w:numPr>
+          <w:ilvl w:val="0"/>
+          <w:numId w:val="2"/>
+        </w:numPr>
+        <w:rPr>
+          <w:lang w:val="en-US"/>
+        </w:rPr>
+      </w:pPr>
+      <w:r>
+        <w:rPr>
+          <w:lang w:val="en-US"/>
+        </w:rPr>
+        <w:t>Cảm giác chiến thắng</w:t>
+      </w:r>
+    </w:p>
+    <w:p>
+      <w:pPr>
+        <w:pStyle w:val="ListParagraph"/>
+        <w:numPr>
+          <w:ilvl w:val="0"/>
+          <w:numId w:val="10"/>
+        </w:numPr>
+        <w:rPr>
+          <w:lang w:val="en-US"/>
+        </w:rPr>
+      </w:pPr>
+      <w:r>
+        <w:rPr>
+          <w:lang w:val="en-US"/>
+        </w:rPr>
+        <w:t>“Mercenary”?</w:t>
+      </w:r>
+    </w:p>
+    <w:p>
+      <w:pPr>
+        <w:pStyle w:val="ListParagraph"/>
+        <w:numPr>
+          <w:ilvl w:val="0"/>
+          <w:numId w:val="2"/>
+        </w:numPr>
+        <w:rPr>
+          <w:lang w:val="en-US"/>
+        </w:rPr>
+      </w:pPr>
+      <w:r>
+        <w:rPr>
+          <w:lang w:val="en-US"/>
+        </w:rPr>
+        <w:t>Lính đánh thuê</w:t>
+      </w:r>
+    </w:p>
+    <w:p>
+      <w:pPr>
+        <w:pStyle w:val="ListParagraph"/>
+        <w:numPr>
+          <w:ilvl w:val="0"/>
+          <w:numId w:val="10"/>
+        </w:numPr>
+        <w:rPr>
+          <w:lang w:val="en-US"/>
+        </w:rPr>
+      </w:pPr>
+      <w:r>
+        <w:rPr>
+          <w:lang w:val="en-US"/>
+        </w:rPr>
+        <w:t>“Enlist”?</w:t>
+      </w:r>
+    </w:p>
+    <w:p>
+      <w:pPr>
+        <w:pStyle w:val="ListParagraph"/>
+        <w:numPr>
+          <w:ilvl w:val="0"/>
+          <w:numId w:val="2"/>
+        </w:numPr>
+        <w:rPr>
+          <w:lang w:val="en-US"/>
+        </w:rPr>
+      </w:pPr>
+      <w:r>
+        <w:rPr>
+          <w:lang w:val="en-US"/>
+        </w:rPr>
+        <w:t>Nhập ngũ</w:t>
+      </w:r>
+    </w:p>
+    <w:p>
+      <w:pPr>
+        <w:pStyle w:val="ListParagraph"/>
+        <w:numPr>
+          <w:ilvl w:val="0"/>
+          <w:numId w:val="10"/>
+        </w:numPr>
+        <w:rPr>
+          <w:lang w:val="en-US"/>
+        </w:rPr>
+      </w:pPr>
+      <w:r>
+        <w:rPr>
+          <w:lang w:val="en-US"/>
+        </w:rPr>
+        <w:t>“Crumble”?</w:t>
+      </w:r>
+    </w:p>
+    <w:p>
+      <w:pPr>
+        <w:pStyle w:val="ListParagraph"/>
+        <w:numPr>
+          <w:ilvl w:val="0"/>
+          <w:numId w:val="2"/>
+        </w:numPr>
+        <w:rPr>
+          <w:lang w:val="en-US"/>
+        </w:rPr>
+      </w:pPr>
+      <w:r>
+        <w:rPr>
+          <w:lang w:val="en-US"/>
+        </w:rPr>
+        <w:t>Tan rã (nhóm người)</w:t>
+      </w:r>
+    </w:p>
+    <w:p>
+      <w:pPr>
+        <w:pStyle w:val="ListParagraph"/>
+        <w:numPr>
+          <w:ilvl w:val="0"/>
+          <w:numId w:val="10"/>
+        </w:numPr>
+        <w:rPr>
+          <w:lang w:val="en-US"/>
+        </w:rPr>
+      </w:pPr>
+      <w:r>
+        <w:rPr>
+          <w:lang w:val="en-US"/>
+        </w:rPr>
+        <w:t>“Outpost”?</w:t>
+      </w:r>
+    </w:p>
+    <w:p>
+      <w:pPr>
+        <w:pStyle w:val="ListParagraph"/>
+        <w:numPr>
+          <w:ilvl w:val="0"/>
+          <w:numId w:val="2"/>
+        </w:numPr>
+        <w:rPr>
+          <w:lang w:val="en-US"/>
+        </w:rPr>
+      </w:pPr>
+      <w:r>
+        <w:rPr>
+          <w:lang w:val="en-US"/>
+        </w:rPr>
+        <w:t>Trại quân sự</w:t>
+      </w:r>
+    </w:p>
+    <w:p>
+      <w:pPr>
+        <w:rPr>
+          <w:lang w:val="en-US"/>
+        </w:rPr>
+      </w:pPr>
+    </w:p>
+    <w:p>
+      <w:pPr>
+        <w:rPr>
+          <w:lang w:val="en-US"/>
+        </w:rPr>
+      </w:pPr>
+      <w:r>
+        <w:rPr>
+          <w:lang w:val="en-US"/>
+        </w:rPr>
+        <w:t>Time – Thời Gian:</w:t>
+      </w:r>
+    </w:p>
+    <w:p>
+      <w:pPr>
+        <w:pStyle w:val="ListParagraph"/>
+        <w:numPr>
+          <w:ilvl w:val="0"/>
+          <w:numId w:val="19"/>
+        </w:numPr>
+        <w:rPr>
+          <w:lang w:val="en-US"/>
+        </w:rPr>
+      </w:pPr>
+      <w:r>
+        <w:rPr>
+          <w:lang w:val="en-US"/>
+        </w:rPr>
+        <w:t>“Elapse”?</w:t>
+      </w:r>
+    </w:p>
+    <w:p>
+      <w:pPr>
+        <w:pStyle w:val="ListParagraph"/>
+        <w:numPr>
+          <w:ilvl w:val="0"/>
+          <w:numId w:val="2"/>
+        </w:numPr>
+        <w:rPr>
+          <w:lang w:val="en-US"/>
+        </w:rPr>
+      </w:pPr>
+      <w:r>
+        <w:rPr>
+          <w:lang w:val="en-US"/>
+        </w:rPr>
+        <w:t>Trôi qua</w:t>
+      </w:r>
+    </w:p>
+    <w:p>
+      <w:pPr>
+        <w:rPr>
+          <w:lang w:val="en-US"/>
+        </w:rPr>
+      </w:pPr>
+    </w:p>
+    <w:p>
+      <w:pPr>
+        <w:rPr>
+          <w:lang w:val="en-US"/>
+        </w:rPr>
+      </w:pPr>
+      <w:r>
+        <w:rPr>
+          <w:lang w:val="en-US"/>
+        </w:rPr>
+        <w:t>Elemental – Nguyên Tố:</w:t>
+      </w:r>
+    </w:p>
+    <w:p>
+      <w:pPr>
+        <w:pStyle w:val="ListParagraph"/>
+        <w:numPr>
+          <w:ilvl w:val="0"/>
+          <w:numId w:val="12"/>
+        </w:numPr>
+        <w:rPr>
+          <w:lang w:val="en-US"/>
+        </w:rPr>
+      </w:pPr>
+      <w:r>
+        <w:rPr>
+          <w:lang w:val="en-US"/>
+        </w:rPr>
+        <w:t>“Scorch”?</w:t>
+      </w:r>
+    </w:p>
+    <w:p>
+      <w:pPr>
+        <w:pStyle w:val="ListParagraph"/>
+        <w:numPr>
+          <w:ilvl w:val="0"/>
+          <w:numId w:val="2"/>
+        </w:numPr>
+        <w:rPr>
+          <w:lang w:val="en-US"/>
+        </w:rPr>
+      </w:pPr>
+      <w:r>
+        <w:rPr>
+          <w:lang w:val="en-US"/>
+        </w:rPr>
+        <w:t>Thiêu đốt</w:t>
+      </w:r>
+    </w:p>
+    <w:p>
+      <w:pPr>
+        <w:pStyle w:val="ListParagraph"/>
+        <w:numPr>
+          <w:ilvl w:val="0"/>
+          <w:numId w:val="12"/>
+        </w:numPr>
+        <w:rPr>
+          <w:lang w:val="en-US"/>
+        </w:rPr>
+      </w:pPr>
+      <w:r>
+        <w:rPr>
+          <w:lang w:val="en-US"/>
+        </w:rPr>
+        <w:t>“Enchant”?</w:t>
+      </w:r>
+    </w:p>
+    <w:p>
+      <w:pPr>
+        <w:pStyle w:val="ListParagraph"/>
+        <w:numPr>
+          <w:ilvl w:val="0"/>
+          <w:numId w:val="2"/>
+        </w:numPr>
+        <w:rPr>
+          <w:lang w:val="en-US"/>
+        </w:rPr>
+      </w:pPr>
+      <w:r>
+        <w:rPr>
+          <w:lang w:val="en-US"/>
+        </w:rPr>
+        <w:t>Tác động ma thuật (lên 1 món đồ)</w:t>
+      </w:r>
+    </w:p>
+    <w:p>
+      <w:pPr>
+        <w:rPr>
+          <w:lang w:val="en-US"/>
+        </w:rPr>
+      </w:pPr>
+    </w:p>
+    <w:p>
+      <w:pPr>
+        <w:rPr>
+          <w:lang w:val="en-US"/>
+        </w:rPr>
+      </w:pPr>
+      <w:r>
+        <w:rPr>
+          <w:lang w:val="en-US"/>
+        </w:rPr>
+        <w:t>Animal – Động Vật:</w:t>
+      </w:r>
+    </w:p>
+    <w:p>
+      <w:pPr>
+        <w:pStyle w:val="ListParagraph"/>
+        <w:numPr>
+          <w:ilvl w:val="0"/>
+          <w:numId w:val="13"/>
+        </w:numPr>
+        <w:rPr>
+          <w:lang w:val="en-US"/>
+        </w:rPr>
+      </w:pPr>
+      <w:r>
+        <w:rPr>
+          <w:lang w:val="en-US"/>
+        </w:rPr>
+        <w:t>“Peck”?</w:t>
+      </w:r>
+    </w:p>
+    <w:p>
+      <w:pPr>
+        <w:pStyle w:val="ListParagraph"/>
+        <w:numPr>
+          <w:ilvl w:val="0"/>
+          <w:numId w:val="2"/>
+        </w:numPr>
+        <w:rPr>
+          <w:lang w:val="en-US"/>
+        </w:rPr>
+      </w:pPr>
+      <w:r>
+        <w:rPr>
+          <w:lang w:val="en-US"/>
+        </w:rPr>
+        <w:t>Mổ</w:t>
+      </w:r>
+    </w:p>
+    <w:p>
+      <w:pPr>
+        <w:pStyle w:val="ListParagraph"/>
+        <w:numPr>
+          <w:ilvl w:val="0"/>
+          <w:numId w:val="13"/>
+        </w:numPr>
+        <w:rPr>
+          <w:lang w:val="en-US"/>
+        </w:rPr>
+      </w:pPr>
+      <w:r>
+        <w:rPr>
+          <w:lang w:val="en-US"/>
+        </w:rPr>
+        <w:t>“Carrion”?</w:t>
+      </w:r>
+    </w:p>
+    <w:p>
+      <w:pPr>
+        <w:pStyle w:val="ListParagraph"/>
+        <w:numPr>
+          <w:ilvl w:val="0"/>
+          <w:numId w:val="2"/>
+        </w:numPr>
+        <w:rPr>
+          <w:lang w:val="en-US"/>
+        </w:rPr>
+      </w:pPr>
+      <w:r>
+        <w:rPr>
+          <w:lang w:val="en-US"/>
+        </w:rPr>
+        <w:t>Xác thối</w:t>
+      </w:r>
+    </w:p>
+    <w:p>
+      <w:pPr>
+        <w:rPr>
+          <w:lang w:val="en-US"/>
+        </w:rPr>
+      </w:pPr>
+    </w:p>
+    <w:p>
+      <w:pPr>
+        <w:rPr>
+          <w:lang w:val="en-US"/>
+        </w:rPr>
+      </w:pPr>
+      <w:r>
+        <w:rPr>
+          <w:lang w:val="en-US"/>
+        </w:rPr>
+        <w:t>Plant – Thực Vật:</w:t>
+      </w:r>
+    </w:p>
+    <w:p>
+      <w:pPr>
+        <w:pStyle w:val="ListParagraph"/>
+        <w:numPr>
+          <w:ilvl w:val="0"/>
+          <w:numId w:val="14"/>
+        </w:numPr>
+        <w:rPr>
+          <w:lang w:val="en-US"/>
+        </w:rPr>
+      </w:pPr>
+      <w:r>
+        <w:rPr>
+          <w:lang w:val="en-US"/>
+        </w:rPr>
+        <w:t>“Vine”?</w:t>
+      </w:r>
+    </w:p>
+    <w:p>
+      <w:pPr>
+        <w:pStyle w:val="ListParagraph"/>
+        <w:numPr>
+          <w:ilvl w:val="0"/>
+          <w:numId w:val="2"/>
+        </w:numPr>
+        <w:rPr>
+          <w:lang w:val="en-US"/>
+        </w:rPr>
+      </w:pPr>
+      <w:r>
+        <w:rPr>
+          <w:lang w:val="en-US"/>
+        </w:rPr>
+        <w:t>Cây leo</w:t>
+      </w:r>
+    </w:p>
+    <w:p>
+      <w:pPr>
+        <w:pStyle w:val="ListParagraph"/>
+        <w:numPr>
+          <w:ilvl w:val="0"/>
+          <w:numId w:val="14"/>
+        </w:numPr>
+        <w:rPr>
+          <w:lang w:val="en-US"/>
+        </w:rPr>
+      </w:pPr>
+      <w:r>
+        <w:rPr>
+          <w:lang w:val="en-US"/>
+        </w:rPr>
+        <w:t>“Oak”?</w:t>
+      </w:r>
+    </w:p>
+    <w:p>
+      <w:pPr>
+        <w:pStyle w:val="ListParagraph"/>
+        <w:numPr>
+          <w:ilvl w:val="0"/>
+          <w:numId w:val="2"/>
+        </w:numPr>
+        <w:rPr>
+          <w:lang w:val="en-US"/>
+        </w:rPr>
+      </w:pPr>
+      <w:r>
+        <w:rPr>
+          <w:lang w:val="en-US"/>
+        </w:rPr>
+        <w:t>Sồi</w:t>
+      </w:r>
+    </w:p>
+    <w:p>
+      <w:pPr>
+        <w:rPr>
+          <w:lang w:val="en-US"/>
+        </w:rPr>
+      </w:pPr>
+    </w:p>
+    <w:p>
+      <w:pPr>
+        <w:rPr>
+          <w:lang w:val="en-US"/>
+        </w:rPr>
+      </w:pPr>
+      <w:r>
+        <w:rPr>
+          <w:lang w:val="en-US"/>
+        </w:rPr>
+        <w:t>Code – Mã:</w:t>
+      </w:r>
+    </w:p>
+    <w:p>
+      <w:pPr>
+        <w:pStyle w:val="ListParagraph"/>
+        <w:numPr>
+          <w:ilvl w:val="0"/>
+          <w:numId w:val="17"/>
+        </w:numPr>
+        <w:rPr>
+          <w:lang w:val="en-US"/>
+        </w:rPr>
+      </w:pPr>
+      <w:r>
+        <w:rPr>
+          <w:lang w:val="en-US"/>
+        </w:rPr>
+        <w:t>“Boilerplate”?</w:t>
+      </w:r>
+    </w:p>
+    <w:p>
+      <w:pPr>
+        <w:pStyle w:val="ListParagraph"/>
+        <w:numPr>
+          <w:ilvl w:val="0"/>
+          <w:numId w:val="2"/>
+        </w:numPr>
+        <w:rPr>
+          <w:lang w:val="en-US"/>
+        </w:rPr>
+      </w:pPr>
+      <w:r>
+        <w:rPr>
+          <w:lang w:val="en-US"/>
+        </w:rPr>
+        <w:t>Soạn sẵn</w:t>
+      </w:r>
+    </w:p>
+    <w:p>
+      <w:pPr>
+        <w:pStyle w:val="ListParagraph"/>
+        <w:numPr>
+          <w:ilvl w:val="0"/>
+          <w:numId w:val="17"/>
+        </w:numPr>
+        <w:rPr>
+          <w:lang w:val="en-US"/>
+        </w:rPr>
+      </w:pPr>
+      <w:r>
+        <w:rPr>
+          <w:lang w:val="en-US"/>
+        </w:rPr>
+        <w:t>“Data Augmentation”?</w:t>
+      </w:r>
+    </w:p>
+    <w:p>
+      <w:pPr>
+        <w:pStyle w:val="ListParagraph"/>
+        <w:numPr>
+          <w:ilvl w:val="0"/>
+          <w:numId w:val="2"/>
+        </w:numPr>
+        <w:rPr>
+          <w:lang w:val="en-US"/>
+        </w:rPr>
+      </w:pPr>
+      <w:r>
+        <w:rPr>
+          <w:lang w:val="en-US"/>
+        </w:rPr>
+        <w:t>Việc tăng lượng dữ liệu</w:t>
+      </w:r>
+    </w:p>
+    <w:p>
+      <w:pPr>
+        <w:pStyle w:val="ListParagraph"/>
+        <w:numPr>
+          <w:ilvl w:val="0"/>
+          <w:numId w:val="17"/>
+        </w:numPr>
+        <w:rPr>
+          <w:lang w:val="en-US"/>
+        </w:rPr>
+      </w:pPr>
+      <w:r>
+        <w:rPr>
+          <w:lang w:val="en-US"/>
+        </w:rPr>
+        <w:t>“Localization”?</w:t>
+      </w:r>
+    </w:p>
+    <w:p>
+      <w:pPr>
+        <w:pStyle w:val="ListParagraph"/>
+        <w:numPr>
+          <w:ilvl w:val="0"/>
+          <w:numId w:val="2"/>
+        </w:numPr>
+        <w:rPr>
+          <w:lang w:val="en-US"/>
+        </w:rPr>
+      </w:pPr>
+      <w:r>
+        <w:rPr>
+          <w:lang w:val="en-US"/>
+        </w:rPr>
+        <w:t>Việc khoan</w:t>
+      </w:r>
+      <w:r>
+        <w:rPr>
+          <w:lang w:val="en-US"/>
+        </w:rPr>
+        <w:t>h</w:t>
+      </w:r>
+      <w:r>
+        <w:rPr>
+          <w:lang w:val="en-US"/>
+        </w:rPr>
+        <w:t xml:space="preserve"> vùng</w:t>
+      </w:r>
+    </w:p>
+    <w:p>
+      <w:pPr>
+        <w:pStyle w:val="ListParagraph"/>
+        <w:numPr>
+          <w:ilvl w:val="0"/>
+          <w:numId w:val="17"/>
+        </w:numPr>
+        <w:rPr>
+          <w:lang w:val="en-US"/>
+        </w:rPr>
+      </w:pPr>
+      <w:r>
+        <w:rPr>
+          <w:lang w:val="en-US"/>
+        </w:rPr>
+        <w:t>“End To End Training”?</w:t>
+      </w:r>
+    </w:p>
+    <w:p>
+      <w:pPr>
+        <w:pStyle w:val="ListParagraph"/>
+        <w:numPr>
+          <w:ilvl w:val="0"/>
+          <w:numId w:val="2"/>
+        </w:numPr>
+        <w:rPr>
+          <w:lang w:val="en-US"/>
+        </w:rPr>
+      </w:pPr>
+      <w:r>
+        <w:rPr>
+          <w:lang w:val="en-US"/>
+        </w:rPr>
+        <w:t>Train một mạch</w:t>
+      </w:r>
+      <w:r>
+        <w:rPr>
+          <w:lang w:val="en-US"/>
+        </w:rPr>
+        <w:t>, không cần xử lí trước dữ liệu</w:t>
+      </w:r>
+    </w:p>
+    <w:p>
+      <w:pPr>
+        <w:pStyle w:val="ListParagraph"/>
+        <w:numPr>
+          <w:ilvl w:val="0"/>
+          <w:numId w:val="17"/>
+        </w:numPr>
+        <w:rPr>
+          <w:lang w:val="en-US"/>
+        </w:rPr>
+      </w:pPr>
+      <w:r>
+        <w:rPr>
+          <w:lang w:val="en-US"/>
+        </w:rPr>
+        <w:t>“Energy Function”?</w:t>
+      </w:r>
+    </w:p>
+    <w:p>
+      <w:pPr>
+        <w:pStyle w:val="ListParagraph"/>
+        <w:numPr>
+          <w:ilvl w:val="0"/>
+          <w:numId w:val="2"/>
+        </w:numPr>
+        <w:rPr>
+          <w:lang w:val="en-US"/>
+        </w:rPr>
+      </w:pPr>
+      <w:r>
+        <w:rPr>
+          <w:lang w:val="en-US"/>
+        </w:rPr>
+        <w:t>Hàm cần tối ưu hóa</w:t>
+      </w:r>
+    </w:p>
+    <w:p>
+      <w:pPr>
+        <w:pStyle w:val="ListParagraph"/>
+        <w:numPr>
+          <w:ilvl w:val="0"/>
+          <w:numId w:val="17"/>
+        </w:numPr>
+        <w:rPr>
+          <w:lang w:val="en-US"/>
+        </w:rPr>
+      </w:pPr>
+      <w:r>
+        <w:rPr>
+          <w:lang w:val="en-US"/>
+        </w:rPr>
+        <w:t>“Is Deprecated”?</w:t>
+      </w:r>
+    </w:p>
+    <w:p>
+      <w:pPr>
+        <w:pStyle w:val="ListParagraph"/>
+        <w:numPr>
+          <w:ilvl w:val="0"/>
+          <w:numId w:val="2"/>
+        </w:numPr>
+        <w:rPr>
+          <w:lang w:val="en-US"/>
+        </w:rPr>
+      </w:pPr>
+      <w:r>
+        <w:rPr>
+          <w:lang w:val="en-US"/>
+        </w:rPr>
+        <w:t>Sắp không được dùng nữa</w:t>
+      </w:r>
+      <w:r>
+        <w:rPr>
+          <w:lang w:val="en-US"/>
+        </w:rPr>
+        <w:t xml:space="preserve"> (</w:t>
+      </w:r>
+      <w:r>
+        <w:rPr>
+          <w:lang w:val="en-US"/>
+        </w:rPr>
+        <w:t>1 phần mềm</w:t>
+      </w:r>
       <w:r>
         <w:rPr>
           <w:lang w:val="en-US"/>
@@ -2326,358 +3068,6 @@
     </w:p>
     <w:p>
       <w:pPr>
-        <w:rPr>
-          <w:lang w:val="en-US"/>
-        </w:rPr>
-      </w:pPr>
-    </w:p>
-    <w:p>
-      <w:pPr>
-        <w:rPr>
-          <w:lang w:val="en-US"/>
-        </w:rPr>
-      </w:pPr>
-      <w:r>
-        <w:rPr>
-          <w:lang w:val="en-US"/>
-        </w:rPr>
-        <w:t>Time – Thời Gian:</w:t>
-      </w:r>
-    </w:p>
-    <w:p>
-      <w:pPr>
-        <w:pStyle w:val="ListParagraph"/>
-        <w:numPr>
-          <w:ilvl w:val="0"/>
-          <w:numId w:val="19"/>
-        </w:numPr>
-        <w:rPr>
-          <w:lang w:val="en-US"/>
-        </w:rPr>
-      </w:pPr>
-      <w:r>
-        <w:rPr>
-          <w:lang w:val="en-US"/>
-        </w:rPr>
-        <w:t>“Elapse”?</w:t>
-      </w:r>
-    </w:p>
-    <w:p>
-      <w:pPr>
-        <w:pStyle w:val="ListParagraph"/>
-        <w:numPr>
-          <w:ilvl w:val="0"/>
-          <w:numId w:val="2"/>
-        </w:numPr>
-        <w:rPr>
-          <w:lang w:val="en-US"/>
-        </w:rPr>
-      </w:pPr>
-      <w:r>
-        <w:rPr>
-          <w:lang w:val="en-US"/>
-        </w:rPr>
-        <w:t>Trôi qua</w:t>
-      </w:r>
-    </w:p>
-    <w:p>
-      <w:pPr>
-        <w:rPr>
-          <w:lang w:val="en-US"/>
-        </w:rPr>
-      </w:pPr>
-    </w:p>
-    <w:p>
-      <w:pPr>
-        <w:rPr>
-          <w:lang w:val="en-US"/>
-        </w:rPr>
-      </w:pPr>
-      <w:r>
-        <w:rPr>
-          <w:lang w:val="en-US"/>
-        </w:rPr>
-        <w:t>Elemental – Nguyên Tố:</w:t>
-      </w:r>
-    </w:p>
-    <w:p>
-      <w:pPr>
-        <w:pStyle w:val="ListParagraph"/>
-        <w:numPr>
-          <w:ilvl w:val="0"/>
-          <w:numId w:val="12"/>
-        </w:numPr>
-        <w:rPr>
-          <w:lang w:val="en-US"/>
-        </w:rPr>
-      </w:pPr>
-      <w:r>
-        <w:rPr>
-          <w:lang w:val="en-US"/>
-        </w:rPr>
-        <w:t>“Scorch”?</w:t>
-      </w:r>
-    </w:p>
-    <w:p>
-      <w:pPr>
-        <w:pStyle w:val="ListParagraph"/>
-        <w:numPr>
-          <w:ilvl w:val="0"/>
-          <w:numId w:val="2"/>
-        </w:numPr>
-        <w:rPr>
-          <w:lang w:val="en-US"/>
-        </w:rPr>
-      </w:pPr>
-      <w:r>
-        <w:rPr>
-          <w:lang w:val="en-US"/>
-        </w:rPr>
-        <w:t>Thiêu đốt</w:t>
-      </w:r>
-    </w:p>
-    <w:p>
-      <w:pPr>
-        <w:pStyle w:val="ListParagraph"/>
-        <w:numPr>
-          <w:ilvl w:val="0"/>
-          <w:numId w:val="12"/>
-        </w:numPr>
-        <w:rPr>
-          <w:lang w:val="en-US"/>
-        </w:rPr>
-      </w:pPr>
-      <w:r>
-        <w:rPr>
-          <w:lang w:val="en-US"/>
-        </w:rPr>
-        <w:t>“Enchant”?</w:t>
-      </w:r>
-    </w:p>
-    <w:p>
-      <w:pPr>
-        <w:pStyle w:val="ListParagraph"/>
-        <w:numPr>
-          <w:ilvl w:val="0"/>
-          <w:numId w:val="2"/>
-        </w:numPr>
-        <w:rPr>
-          <w:lang w:val="en-US"/>
-        </w:rPr>
-      </w:pPr>
-      <w:r>
-        <w:rPr>
-          <w:lang w:val="en-US"/>
-        </w:rPr>
-        <w:t>Tác động ma thuật (lên 1 món đồ)</w:t>
-      </w:r>
-    </w:p>
-    <w:p>
-      <w:pPr>
-        <w:rPr>
-          <w:lang w:val="en-US"/>
-        </w:rPr>
-      </w:pPr>
-    </w:p>
-    <w:p>
-      <w:pPr>
-        <w:rPr>
-          <w:lang w:val="en-US"/>
-        </w:rPr>
-      </w:pPr>
-      <w:r>
-        <w:rPr>
-          <w:lang w:val="en-US"/>
-        </w:rPr>
-        <w:t>Animal – Động Vật:</w:t>
-      </w:r>
-    </w:p>
-    <w:p>
-      <w:pPr>
-        <w:pStyle w:val="ListParagraph"/>
-        <w:numPr>
-          <w:ilvl w:val="0"/>
-          <w:numId w:val="13"/>
-        </w:numPr>
-        <w:rPr>
-          <w:lang w:val="en-US"/>
-        </w:rPr>
-      </w:pPr>
-      <w:r>
-        <w:rPr>
-          <w:lang w:val="en-US"/>
-        </w:rPr>
-        <w:t>“Peck”?</w:t>
-      </w:r>
-    </w:p>
-    <w:p>
-      <w:pPr>
-        <w:pStyle w:val="ListParagraph"/>
-        <w:numPr>
-          <w:ilvl w:val="0"/>
-          <w:numId w:val="2"/>
-        </w:numPr>
-        <w:rPr>
-          <w:lang w:val="en-US"/>
-        </w:rPr>
-      </w:pPr>
-      <w:r>
-        <w:rPr>
-          <w:lang w:val="en-US"/>
-        </w:rPr>
-        <w:t>Mổ</w:t>
-      </w:r>
-    </w:p>
-    <w:p>
-      <w:pPr>
-        <w:pStyle w:val="ListParagraph"/>
-        <w:numPr>
-          <w:ilvl w:val="0"/>
-          <w:numId w:val="13"/>
-        </w:numPr>
-        <w:rPr>
-          <w:lang w:val="en-US"/>
-        </w:rPr>
-      </w:pPr>
-      <w:r>
-        <w:rPr>
-          <w:lang w:val="en-US"/>
-        </w:rPr>
-        <w:t>“Carrion”?</w:t>
-      </w:r>
-    </w:p>
-    <w:p>
-      <w:pPr>
-        <w:pStyle w:val="ListParagraph"/>
-        <w:numPr>
-          <w:ilvl w:val="0"/>
-          <w:numId w:val="2"/>
-        </w:numPr>
-        <w:rPr>
-          <w:lang w:val="en-US"/>
-        </w:rPr>
-      </w:pPr>
-      <w:r>
-        <w:rPr>
-          <w:lang w:val="en-US"/>
-        </w:rPr>
-        <w:t>Xác thối</w:t>
-      </w:r>
-    </w:p>
-    <w:p>
-      <w:pPr>
-        <w:rPr>
-          <w:lang w:val="en-US"/>
-        </w:rPr>
-      </w:pPr>
-    </w:p>
-    <w:p>
-      <w:pPr>
-        <w:rPr>
-          <w:lang w:val="en-US"/>
-        </w:rPr>
-      </w:pPr>
-      <w:r>
-        <w:rPr>
-          <w:lang w:val="en-US"/>
-        </w:rPr>
-        <w:t>Plant – Thực Vật:</w:t>
-      </w:r>
-    </w:p>
-    <w:p>
-      <w:pPr>
-        <w:pStyle w:val="ListParagraph"/>
-        <w:numPr>
-          <w:ilvl w:val="0"/>
-          <w:numId w:val="14"/>
-        </w:numPr>
-        <w:rPr>
-          <w:lang w:val="en-US"/>
-        </w:rPr>
-      </w:pPr>
-      <w:r>
-        <w:rPr>
-          <w:lang w:val="en-US"/>
-        </w:rPr>
-        <w:t>“Vine”?</w:t>
-      </w:r>
-    </w:p>
-    <w:p>
-      <w:pPr>
-        <w:pStyle w:val="ListParagraph"/>
-        <w:numPr>
-          <w:ilvl w:val="0"/>
-          <w:numId w:val="2"/>
-        </w:numPr>
-        <w:rPr>
-          <w:lang w:val="en-US"/>
-        </w:rPr>
-      </w:pPr>
-      <w:r>
-        <w:rPr>
-          <w:lang w:val="en-US"/>
-        </w:rPr>
-        <w:t>Cây leo</w:t>
-      </w:r>
-    </w:p>
-    <w:p>
-      <w:pPr>
-        <w:pStyle w:val="ListParagraph"/>
-        <w:numPr>
-          <w:ilvl w:val="0"/>
-          <w:numId w:val="14"/>
-        </w:numPr>
-        <w:rPr>
-          <w:lang w:val="en-US"/>
-        </w:rPr>
-      </w:pPr>
-      <w:r>
-        <w:rPr>
-          <w:lang w:val="en-US"/>
-        </w:rPr>
-        <w:t>“Oak”?</w:t>
-      </w:r>
-    </w:p>
-    <w:p>
-      <w:pPr>
-        <w:pStyle w:val="ListParagraph"/>
-        <w:numPr>
-          <w:ilvl w:val="0"/>
-          <w:numId w:val="2"/>
-        </w:numPr>
-        <w:rPr>
-          <w:lang w:val="en-US"/>
-        </w:rPr>
-      </w:pPr>
-      <w:r>
-        <w:rPr>
-          <w:lang w:val="en-US"/>
-        </w:rPr>
-        <w:t>Sồi</w:t>
-      </w:r>
-    </w:p>
-    <w:p>
-      <w:pPr>
-        <w:rPr>
-          <w:lang w:val="en-US"/>
-        </w:rPr>
-      </w:pPr>
-    </w:p>
-    <w:p>
-      <w:pPr>
-        <w:rPr>
-          <w:lang w:val="en-US"/>
-        </w:rPr>
-      </w:pPr>
-      <w:r>
-        <w:rPr>
-          <w:lang w:val="en-US"/>
-        </w:rPr>
-        <w:t>Code – Mã:</w:t>
-      </w:r>
-    </w:p>
-    <w:p>
-      <w:pPr>
         <w:pStyle w:val="ListParagraph"/>
         <w:numPr>
           <w:ilvl w:val="0"/>
@@ -2691,25 +3081,25 @@
         <w:rPr>
           <w:lang w:val="en-US"/>
         </w:rPr>
-        <w:t>“Boilerplate”?</w:t>
-      </w:r>
-    </w:p>
-    <w:p>
-      <w:pPr>
-        <w:pStyle w:val="ListParagraph"/>
-        <w:numPr>
-          <w:ilvl w:val="0"/>
-          <w:numId w:val="2"/>
-        </w:numPr>
-        <w:rPr>
-          <w:lang w:val="en-US"/>
-        </w:rPr>
-      </w:pPr>
-      <w:r>
-        <w:rPr>
-          <w:lang w:val="en-US"/>
-        </w:rPr>
-        <w:t>Soạn sẵn</w:t>
+        <w:t>“Ground Truth”?</w:t>
+      </w:r>
+    </w:p>
+    <w:p>
+      <w:pPr>
+        <w:pStyle w:val="ListParagraph"/>
+        <w:numPr>
+          <w:ilvl w:val="0"/>
+          <w:numId w:val="2"/>
+        </w:numPr>
+        <w:rPr>
+          <w:lang w:val="en-US"/>
+        </w:rPr>
+      </w:pPr>
+      <w:r>
+        <w:rPr>
+          <w:lang w:val="en-US"/>
+        </w:rPr>
+        <w:t>Target trong Machine Learning</w:t>
       </w:r>
     </w:p>
     <w:p>
@@ -2727,477 +3117,477 @@
         <w:rPr>
           <w:lang w:val="en-US"/>
         </w:rPr>
+        <w:t>“Profiling”?</w:t>
+      </w:r>
+    </w:p>
+    <w:p>
+      <w:pPr>
+        <w:pStyle w:val="ListParagraph"/>
+        <w:numPr>
+          <w:ilvl w:val="0"/>
+          <w:numId w:val="2"/>
+        </w:numPr>
+        <w:rPr>
+          <w:lang w:val="en-US"/>
+        </w:rPr>
+      </w:pPr>
+      <w:r>
+        <w:rPr>
+          <w:lang w:val="en-US"/>
+        </w:rPr>
+        <w:t>Quá trình phân tích và tối ưu hóa hiệu suất</w:t>
+      </w:r>
+    </w:p>
+    <w:p>
+      <w:pPr>
+        <w:pStyle w:val="ListParagraph"/>
+        <w:numPr>
+          <w:ilvl w:val="0"/>
+          <w:numId w:val="17"/>
+        </w:numPr>
+        <w:rPr>
+          <w:lang w:val="en-US"/>
+        </w:rPr>
+      </w:pPr>
+      <w:r>
+        <w:rPr>
+          <w:lang w:val="en-US"/>
+        </w:rPr>
+        <w:t>“Prototype”?</w:t>
+      </w:r>
+    </w:p>
+    <w:p>
+      <w:pPr>
+        <w:pStyle w:val="ListParagraph"/>
+        <w:numPr>
+          <w:ilvl w:val="0"/>
+          <w:numId w:val="2"/>
+        </w:numPr>
+        <w:rPr>
+          <w:lang w:val="en-US"/>
+        </w:rPr>
+      </w:pPr>
+      <w:r>
+        <w:rPr>
+          <w:lang w:val="en-US"/>
+        </w:rPr>
+        <w:t>Tạo bản đầu tiên</w:t>
+      </w:r>
+    </w:p>
+    <w:p>
+      <w:pPr>
+        <w:pStyle w:val="ListParagraph"/>
+        <w:numPr>
+          <w:ilvl w:val="0"/>
+          <w:numId w:val="17"/>
+        </w:numPr>
+        <w:rPr>
+          <w:lang w:val="en-US"/>
+        </w:rPr>
+      </w:pPr>
+      <w:r>
+        <w:rPr>
+          <w:lang w:val="en-US"/>
+        </w:rPr>
+        <w:t>“Benchmark”?</w:t>
+      </w:r>
+    </w:p>
+    <w:p>
+      <w:pPr>
+        <w:pStyle w:val="ListParagraph"/>
+        <w:numPr>
+          <w:ilvl w:val="0"/>
+          <w:numId w:val="2"/>
+        </w:numPr>
+        <w:rPr>
+          <w:lang w:val="en-US"/>
+        </w:rPr>
+      </w:pPr>
+      <w:r>
+        <w:rPr>
+          <w:lang w:val="en-US"/>
+        </w:rPr>
+        <w:t>Đánh giá hiệu suất của 1 mô hình (so với 1 tiêu chuẩn nào đó)</w:t>
+      </w:r>
+    </w:p>
+    <w:p>
+      <w:pPr>
+        <w:pStyle w:val="ListParagraph"/>
+        <w:numPr>
+          <w:ilvl w:val="0"/>
+          <w:numId w:val="17"/>
+        </w:numPr>
+        <w:rPr>
+          <w:lang w:val="en-US"/>
+        </w:rPr>
+      </w:pPr>
+      <w:r>
+        <w:rPr>
+          <w:lang w:val="en-US"/>
+        </w:rPr>
+        <w:t>“Cumbersome”?</w:t>
+      </w:r>
+    </w:p>
+    <w:p>
+      <w:pPr>
+        <w:pStyle w:val="ListParagraph"/>
+        <w:numPr>
+          <w:ilvl w:val="0"/>
+          <w:numId w:val="2"/>
+        </w:numPr>
+        <w:rPr>
+          <w:lang w:val="en-US"/>
+        </w:rPr>
+      </w:pPr>
+      <w:r>
+        <w:rPr>
+          <w:lang w:val="en-US"/>
+        </w:rPr>
+        <w:t>Cồng kềnh</w:t>
+      </w:r>
+    </w:p>
+    <w:p>
+      <w:pPr>
+        <w:rPr>
+          <w:lang w:val="en-US"/>
+        </w:rPr>
+      </w:pPr>
+    </w:p>
+    <w:p>
+      <w:pPr>
+        <w:rPr>
+          <w:lang w:val="en-US"/>
+        </w:rPr>
+      </w:pPr>
+      <w:r>
+        <w:rPr>
+          <w:lang w:val="en-US"/>
+        </w:rPr>
+        <w:t>A</w:t>
+      </w:r>
+      <w:r>
+        <w:t>bbreviation</w:t>
+      </w:r>
+      <w:r>
+        <w:rPr>
+          <w:lang w:val="en-US"/>
+        </w:rPr>
+        <w:t xml:space="preserve"> – Từ Viết Tắt:</w:t>
+      </w:r>
+    </w:p>
+    <w:p>
+      <w:pPr>
+        <w:pStyle w:val="ListParagraph"/>
+        <w:numPr>
+          <w:ilvl w:val="0"/>
+          <w:numId w:val="3"/>
+        </w:numPr>
+        <w:rPr>
+          <w:lang w:val="en-US"/>
+        </w:rPr>
+      </w:pPr>
+      <w:r>
+        <w:rPr>
+          <w:lang w:val="en-US"/>
+        </w:rPr>
+        <w:t>“et al.”</w:t>
+      </w:r>
+      <w:r>
+        <w:rPr>
+          <w:lang w:val="en-US"/>
+        </w:rPr>
+        <w:t>?</w:t>
+      </w:r>
+    </w:p>
+    <w:p>
+      <w:pPr>
+        <w:pStyle w:val="ListParagraph"/>
+        <w:numPr>
+          <w:ilvl w:val="0"/>
+          <w:numId w:val="2"/>
+        </w:numPr>
+        <w:rPr>
+          <w:lang w:val="en-US"/>
+        </w:rPr>
+      </w:pPr>
+      <w:r>
+        <w:rPr>
+          <w:lang w:val="en-US"/>
+        </w:rPr>
+        <w:t>Và các đồng tác giả khác</w:t>
+      </w:r>
+    </w:p>
+    <w:p>
+      <w:pPr>
+        <w:rPr>
+          <w:lang w:val="en-US"/>
+        </w:rPr>
+      </w:pPr>
+    </w:p>
+    <w:p>
+      <w:pPr>
+        <w:rPr>
+          <w:lang w:val="en-US"/>
+        </w:rPr>
+      </w:pPr>
+      <w:r>
+        <w:rPr>
+          <w:lang w:val="en-US"/>
+        </w:rPr>
+        <w:t>Math – Toán:</w:t>
+      </w:r>
+    </w:p>
+    <w:p>
+      <w:pPr>
+        <w:pStyle w:val="ListParagraph"/>
+        <w:numPr>
+          <w:ilvl w:val="0"/>
+          <w:numId w:val="4"/>
+        </w:numPr>
+        <w:rPr>
+          <w:lang w:val="en-US"/>
+        </w:rPr>
+      </w:pPr>
+      <w:r>
+        <w:rPr>
+          <w:lang w:val="en-US"/>
+        </w:rPr>
+        <w:t>“Denominator”?</w:t>
+      </w:r>
+    </w:p>
+    <w:p>
+      <w:pPr>
+        <w:pStyle w:val="ListParagraph"/>
+        <w:numPr>
+          <w:ilvl w:val="0"/>
+          <w:numId w:val="2"/>
+        </w:numPr>
+        <w:rPr>
+          <w:lang w:val="en-US"/>
+        </w:rPr>
+      </w:pPr>
+      <w:r>
+        <w:rPr>
+          <w:lang w:val="en-US"/>
+        </w:rPr>
+        <w:t>Mẫu số</w:t>
+      </w:r>
+    </w:p>
+    <w:p>
+      <w:pPr>
+        <w:pStyle w:val="ListParagraph"/>
+        <w:numPr>
+          <w:ilvl w:val="0"/>
+          <w:numId w:val="4"/>
+        </w:numPr>
+        <w:rPr>
+          <w:lang w:val="en-US"/>
+        </w:rPr>
+      </w:pPr>
+      <w:r>
+        <w:rPr>
+          <w:lang w:val="en-US"/>
+        </w:rPr>
+        <w:t>“Numerator”?</w:t>
+      </w:r>
+    </w:p>
+    <w:p>
+      <w:pPr>
+        <w:pStyle w:val="ListParagraph"/>
+        <w:numPr>
+          <w:ilvl w:val="0"/>
+          <w:numId w:val="2"/>
+        </w:numPr>
+        <w:rPr>
+          <w:lang w:val="en-US"/>
+        </w:rPr>
+      </w:pPr>
+      <w:r>
+        <w:rPr>
+          <w:lang w:val="en-US"/>
+        </w:rPr>
+        <w:t>Tử số</w:t>
+      </w:r>
+    </w:p>
+    <w:p>
+      <w:pPr>
+        <w:pStyle w:val="ListParagraph"/>
+        <w:numPr>
+          <w:ilvl w:val="0"/>
+          <w:numId w:val="4"/>
+        </w:numPr>
+        <w:rPr>
+          <w:lang w:val="en-US"/>
+        </w:rPr>
+      </w:pPr>
+      <w:r>
+        <w:rPr>
+          <w:lang w:val="en-US"/>
+        </w:rPr>
+        <w:t>“Hypothetical Unit”?</w:t>
+      </w:r>
+    </w:p>
+    <w:p>
+      <w:pPr>
+        <w:pStyle w:val="ListParagraph"/>
+        <w:numPr>
+          <w:ilvl w:val="0"/>
+          <w:numId w:val="2"/>
+        </w:numPr>
+        <w:rPr>
+          <w:lang w:val="en-US"/>
+        </w:rPr>
+      </w:pPr>
+      <w:r>
+        <w:rPr>
+          <w:lang w:val="en-US"/>
+        </w:rPr>
+        <w:t>Đơn vị giả tưởng (của giá trị nào đó)</w:t>
+      </w:r>
+    </w:p>
+    <w:p>
+      <w:pPr>
+        <w:pStyle w:val="ListParagraph"/>
+        <w:numPr>
+          <w:ilvl w:val="0"/>
+          <w:numId w:val="4"/>
+        </w:numPr>
+        <w:rPr>
+          <w:lang w:val="en-US"/>
+        </w:rPr>
+      </w:pPr>
+      <w:r>
+        <w:rPr>
+          <w:lang w:val="en-US"/>
+        </w:rPr>
+        <w:t>Numerical Solution?</w:t>
+      </w:r>
+    </w:p>
+    <w:p>
+      <w:pPr>
+        <w:pStyle w:val="ListParagraph"/>
+        <w:numPr>
+          <w:ilvl w:val="0"/>
+          <w:numId w:val="2"/>
+        </w:numPr>
+        <w:rPr>
+          <w:lang w:val="en-US"/>
+        </w:rPr>
+      </w:pPr>
+      <w:r>
+        <w:rPr>
+          <w:lang w:val="en-US"/>
+        </w:rPr>
+        <w:t>Nghiệm ước lượng (= số cụ thể, không phải = Term)</w:t>
+      </w:r>
+    </w:p>
+    <w:p>
+      <w:pPr>
+        <w:pStyle w:val="ListParagraph"/>
+        <w:numPr>
+          <w:ilvl w:val="0"/>
+          <w:numId w:val="4"/>
+        </w:numPr>
+        <w:rPr>
+          <w:lang w:val="en-US"/>
+        </w:rPr>
+      </w:pPr>
+      <w:r>
+        <w:rPr>
+          <w:lang w:val="en-US"/>
+        </w:rPr>
+        <w:t>“Quotient”?</w:t>
+      </w:r>
+    </w:p>
+    <w:p>
+      <w:pPr>
+        <w:pStyle w:val="ListParagraph"/>
+        <w:numPr>
+          <w:ilvl w:val="0"/>
+          <w:numId w:val="2"/>
+        </w:numPr>
+        <w:rPr>
+          <w:lang w:val="en-US"/>
+        </w:rPr>
+      </w:pPr>
+      <w:r>
+        <w:rPr>
+          <w:lang w:val="en-US"/>
+        </w:rPr>
+        <w:t>Thương số (kết quả của phép chia)</w:t>
+      </w:r>
+    </w:p>
+    <w:p>
+      <w:pPr>
+        <w:pStyle w:val="ListParagraph"/>
+        <w:numPr>
+          <w:ilvl w:val="0"/>
+          <w:numId w:val="4"/>
+        </w:numPr>
+        <w:rPr>
+          <w:lang w:val="en-US"/>
+        </w:rPr>
+      </w:pPr>
+      <w:r>
+        <w:rPr>
+          <w:lang w:val="en-US"/>
+        </w:rPr>
+        <w:t>“Critical Point”?</w:t>
+      </w:r>
+    </w:p>
+    <w:p>
+      <w:pPr>
+        <w:pStyle w:val="ListParagraph"/>
+        <w:numPr>
+          <w:ilvl w:val="0"/>
+          <w:numId w:val="2"/>
+        </w:numPr>
+        <w:rPr>
+          <w:lang w:val="en-US"/>
+        </w:rPr>
+      </w:pPr>
+      <w:r>
+        <w:rPr>
+          <w:lang w:val="en-US"/>
+        </w:rPr>
+        <w:t>Điểm cực trị</w:t>
+      </w:r>
+    </w:p>
+    <w:p>
+      <w:pPr>
+        <w:pStyle w:val="ListParagraph"/>
+        <w:numPr>
+          <w:ilvl w:val="0"/>
+          <w:numId w:val="4"/>
+        </w:numPr>
+        <w:rPr>
+          <w:lang w:val="en-US"/>
+        </w:rPr>
+      </w:pPr>
+      <w:r>
+        <w:rPr>
+          <w:lang w:val="en-US"/>
+        </w:rPr>
         <w:lastRenderedPageBreak/>
-        <w:t>“Data Augmentation”?</w:t>
-      </w:r>
-    </w:p>
-    <w:p>
-      <w:pPr>
-        <w:pStyle w:val="ListParagraph"/>
-        <w:numPr>
-          <w:ilvl w:val="0"/>
-          <w:numId w:val="2"/>
-        </w:numPr>
-        <w:rPr>
-          <w:lang w:val="en-US"/>
-        </w:rPr>
-      </w:pPr>
-      <w:r>
-        <w:rPr>
-          <w:lang w:val="en-US"/>
-        </w:rPr>
-        <w:t>Việc tăng lượng dữ liệu</w:t>
-      </w:r>
-    </w:p>
-    <w:p>
-      <w:pPr>
-        <w:pStyle w:val="ListParagraph"/>
-        <w:numPr>
-          <w:ilvl w:val="0"/>
-          <w:numId w:val="17"/>
-        </w:numPr>
-        <w:rPr>
-          <w:lang w:val="en-US"/>
-        </w:rPr>
-      </w:pPr>
-      <w:r>
-        <w:rPr>
-          <w:lang w:val="en-US"/>
-        </w:rPr>
-        <w:t>“Localization”?</w:t>
-      </w:r>
-    </w:p>
-    <w:p>
-      <w:pPr>
-        <w:pStyle w:val="ListParagraph"/>
-        <w:numPr>
-          <w:ilvl w:val="0"/>
-          <w:numId w:val="2"/>
-        </w:numPr>
-        <w:rPr>
-          <w:lang w:val="en-US"/>
-        </w:rPr>
-      </w:pPr>
-      <w:r>
-        <w:rPr>
-          <w:lang w:val="en-US"/>
-        </w:rPr>
-        <w:t>Việc khoan</w:t>
-      </w:r>
-      <w:r>
-        <w:rPr>
-          <w:lang w:val="en-US"/>
-        </w:rPr>
-        <w:t>h</w:t>
-      </w:r>
-      <w:r>
-        <w:rPr>
-          <w:lang w:val="en-US"/>
-        </w:rPr>
-        <w:t xml:space="preserve"> vùng</w:t>
-      </w:r>
-    </w:p>
-    <w:p>
-      <w:pPr>
-        <w:pStyle w:val="ListParagraph"/>
-        <w:numPr>
-          <w:ilvl w:val="0"/>
-          <w:numId w:val="17"/>
-        </w:numPr>
-        <w:rPr>
-          <w:lang w:val="en-US"/>
-        </w:rPr>
-      </w:pPr>
-      <w:r>
-        <w:rPr>
-          <w:lang w:val="en-US"/>
-        </w:rPr>
-        <w:t>“End To End Training”?</w:t>
-      </w:r>
-    </w:p>
-    <w:p>
-      <w:pPr>
-        <w:pStyle w:val="ListParagraph"/>
-        <w:numPr>
-          <w:ilvl w:val="0"/>
-          <w:numId w:val="2"/>
-        </w:numPr>
-        <w:rPr>
-          <w:lang w:val="en-US"/>
-        </w:rPr>
-      </w:pPr>
-      <w:r>
-        <w:rPr>
-          <w:lang w:val="en-US"/>
-        </w:rPr>
-        <w:t>Train một mạch</w:t>
-      </w:r>
-      <w:r>
-        <w:rPr>
-          <w:lang w:val="en-US"/>
-        </w:rPr>
-        <w:t>, không cần xử lí trước dữ liệu</w:t>
-      </w:r>
-    </w:p>
-    <w:p>
-      <w:pPr>
-        <w:pStyle w:val="ListParagraph"/>
-        <w:numPr>
-          <w:ilvl w:val="0"/>
-          <w:numId w:val="17"/>
-        </w:numPr>
-        <w:rPr>
-          <w:lang w:val="en-US"/>
-        </w:rPr>
-      </w:pPr>
-      <w:r>
-        <w:rPr>
-          <w:lang w:val="en-US"/>
-        </w:rPr>
-        <w:t>“Energy Function”?</w:t>
-      </w:r>
-    </w:p>
-    <w:p>
-      <w:pPr>
-        <w:pStyle w:val="ListParagraph"/>
-        <w:numPr>
-          <w:ilvl w:val="0"/>
-          <w:numId w:val="2"/>
-        </w:numPr>
-        <w:rPr>
-          <w:lang w:val="en-US"/>
-        </w:rPr>
-      </w:pPr>
-      <w:r>
-        <w:rPr>
-          <w:lang w:val="en-US"/>
-        </w:rPr>
-        <w:t>Hàm cần tối ưu hóa</w:t>
-      </w:r>
-    </w:p>
-    <w:p>
-      <w:pPr>
-        <w:pStyle w:val="ListParagraph"/>
-        <w:numPr>
-          <w:ilvl w:val="0"/>
-          <w:numId w:val="17"/>
-        </w:numPr>
-        <w:rPr>
-          <w:lang w:val="en-US"/>
-        </w:rPr>
-      </w:pPr>
-      <w:r>
-        <w:rPr>
-          <w:lang w:val="en-US"/>
-        </w:rPr>
-        <w:t>“Is Deprecated”?</w:t>
-      </w:r>
-    </w:p>
-    <w:p>
-      <w:pPr>
-        <w:pStyle w:val="ListParagraph"/>
-        <w:numPr>
-          <w:ilvl w:val="0"/>
-          <w:numId w:val="2"/>
-        </w:numPr>
-        <w:rPr>
-          <w:lang w:val="en-US"/>
-        </w:rPr>
-      </w:pPr>
-      <w:r>
-        <w:rPr>
-          <w:lang w:val="en-US"/>
-        </w:rPr>
-        <w:t>Sắp không được dùng nữa</w:t>
-      </w:r>
-      <w:r>
-        <w:rPr>
-          <w:lang w:val="en-US"/>
-        </w:rPr>
-        <w:t xml:space="preserve"> (</w:t>
-      </w:r>
-      <w:r>
-        <w:rPr>
-          <w:lang w:val="en-US"/>
-        </w:rPr>
-        <w:t>1 phần mềm</w:t>
-      </w:r>
-      <w:r>
-        <w:rPr>
-          <w:lang w:val="en-US"/>
-        </w:rPr>
-        <w:t>)</w:t>
-      </w:r>
-    </w:p>
-    <w:p>
-      <w:pPr>
-        <w:pStyle w:val="ListParagraph"/>
-        <w:numPr>
-          <w:ilvl w:val="0"/>
-          <w:numId w:val="17"/>
-        </w:numPr>
-        <w:rPr>
-          <w:lang w:val="en-US"/>
-        </w:rPr>
-      </w:pPr>
-      <w:r>
-        <w:rPr>
-          <w:lang w:val="en-US"/>
-        </w:rPr>
-        <w:t>“Ground Truth”?</w:t>
-      </w:r>
-    </w:p>
-    <w:p>
-      <w:pPr>
-        <w:pStyle w:val="ListParagraph"/>
-        <w:numPr>
-          <w:ilvl w:val="0"/>
-          <w:numId w:val="2"/>
-        </w:numPr>
-        <w:rPr>
-          <w:lang w:val="en-US"/>
-        </w:rPr>
-      </w:pPr>
-      <w:r>
-        <w:rPr>
-          <w:lang w:val="en-US"/>
-        </w:rPr>
-        <w:t>Target trong Machine Learning</w:t>
-      </w:r>
-    </w:p>
-    <w:p>
-      <w:pPr>
-        <w:pStyle w:val="ListParagraph"/>
-        <w:numPr>
-          <w:ilvl w:val="0"/>
-          <w:numId w:val="17"/>
-        </w:numPr>
-        <w:rPr>
-          <w:lang w:val="en-US"/>
-        </w:rPr>
-      </w:pPr>
-      <w:r>
-        <w:rPr>
-          <w:lang w:val="en-US"/>
-        </w:rPr>
-        <w:t>“Profiling”?</w:t>
-      </w:r>
-    </w:p>
-    <w:p>
-      <w:pPr>
-        <w:pStyle w:val="ListParagraph"/>
-        <w:numPr>
-          <w:ilvl w:val="0"/>
-          <w:numId w:val="2"/>
-        </w:numPr>
-        <w:rPr>
-          <w:lang w:val="en-US"/>
-        </w:rPr>
-      </w:pPr>
-      <w:r>
-        <w:rPr>
-          <w:lang w:val="en-US"/>
-        </w:rPr>
-        <w:t>Quá trình phân tích và tối ưu hóa hiệu suất</w:t>
-      </w:r>
-    </w:p>
-    <w:p>
-      <w:pPr>
-        <w:pStyle w:val="ListParagraph"/>
-        <w:numPr>
-          <w:ilvl w:val="0"/>
-          <w:numId w:val="17"/>
-        </w:numPr>
-        <w:rPr>
-          <w:lang w:val="en-US"/>
-        </w:rPr>
-      </w:pPr>
-      <w:r>
-        <w:rPr>
-          <w:lang w:val="en-US"/>
-        </w:rPr>
-        <w:t>“Prototype”?</w:t>
-      </w:r>
-    </w:p>
-    <w:p>
-      <w:pPr>
-        <w:pStyle w:val="ListParagraph"/>
-        <w:numPr>
-          <w:ilvl w:val="0"/>
-          <w:numId w:val="2"/>
-        </w:numPr>
-        <w:rPr>
-          <w:lang w:val="en-US"/>
-        </w:rPr>
-      </w:pPr>
-      <w:r>
-        <w:rPr>
-          <w:lang w:val="en-US"/>
-        </w:rPr>
-        <w:t>Tạo bản đầu tiên</w:t>
-      </w:r>
-    </w:p>
-    <w:p>
-      <w:pPr>
-        <w:pStyle w:val="ListParagraph"/>
-        <w:numPr>
-          <w:ilvl w:val="0"/>
-          <w:numId w:val="17"/>
-        </w:numPr>
-        <w:rPr>
-          <w:lang w:val="en-US"/>
-        </w:rPr>
-      </w:pPr>
-      <w:r>
-        <w:rPr>
-          <w:lang w:val="en-US"/>
-        </w:rPr>
-        <w:t>“Benchmark”?</w:t>
-      </w:r>
-    </w:p>
-    <w:p>
-      <w:pPr>
-        <w:pStyle w:val="ListParagraph"/>
-        <w:numPr>
-          <w:ilvl w:val="0"/>
-          <w:numId w:val="2"/>
-        </w:numPr>
-        <w:rPr>
-          <w:lang w:val="en-US"/>
-        </w:rPr>
-      </w:pPr>
-      <w:r>
-        <w:rPr>
-          <w:lang w:val="en-US"/>
-        </w:rPr>
-        <w:t>Đánh giá hiệu suất của 1 mô hình (so với 1 tiêu chuẩn nào đó)</w:t>
-      </w:r>
-    </w:p>
-    <w:p>
-      <w:pPr>
-        <w:pStyle w:val="ListParagraph"/>
-        <w:numPr>
-          <w:ilvl w:val="0"/>
-          <w:numId w:val="17"/>
-        </w:numPr>
-        <w:rPr>
-          <w:lang w:val="en-US"/>
-        </w:rPr>
-      </w:pPr>
-      <w:r>
-        <w:rPr>
-          <w:lang w:val="en-US"/>
-        </w:rPr>
-        <w:t>“Cumbersome”?</w:t>
-      </w:r>
-    </w:p>
-    <w:p>
-      <w:pPr>
-        <w:pStyle w:val="ListParagraph"/>
-        <w:numPr>
-          <w:ilvl w:val="0"/>
-          <w:numId w:val="2"/>
-        </w:numPr>
-        <w:rPr>
-          <w:lang w:val="en-US"/>
-        </w:rPr>
-      </w:pPr>
-      <w:r>
-        <w:rPr>
-          <w:lang w:val="en-US"/>
-        </w:rPr>
-        <w:t>Cồng kềnh</w:t>
-      </w:r>
-    </w:p>
-    <w:p>
-      <w:pPr>
-        <w:rPr>
-          <w:lang w:val="en-US"/>
-        </w:rPr>
-      </w:pPr>
-    </w:p>
-    <w:p>
-      <w:pPr>
-        <w:rPr>
-          <w:lang w:val="en-US"/>
-        </w:rPr>
-      </w:pPr>
-      <w:r>
-        <w:rPr>
-          <w:lang w:val="en-US"/>
-        </w:rPr>
-        <w:t>A</w:t>
-      </w:r>
-      <w:r>
-        <w:t>bbreviation</w:t>
-      </w:r>
-      <w:r>
-        <w:rPr>
-          <w:lang w:val="en-US"/>
-        </w:rPr>
-        <w:t xml:space="preserve"> – Từ Viết Tắt:</w:t>
-      </w:r>
-    </w:p>
-    <w:p>
-      <w:pPr>
-        <w:pStyle w:val="ListParagraph"/>
-        <w:numPr>
-          <w:ilvl w:val="0"/>
-          <w:numId w:val="3"/>
-        </w:numPr>
-        <w:rPr>
-          <w:lang w:val="en-US"/>
-        </w:rPr>
-      </w:pPr>
-      <w:r>
-        <w:rPr>
-          <w:lang w:val="en-US"/>
-        </w:rPr>
-        <w:t>“et al.”</w:t>
-      </w:r>
-      <w:r>
-        <w:rPr>
-          <w:lang w:val="en-US"/>
-        </w:rPr>
-        <w:t>?</w:t>
-      </w:r>
-    </w:p>
-    <w:p>
-      <w:pPr>
-        <w:pStyle w:val="ListParagraph"/>
-        <w:numPr>
-          <w:ilvl w:val="0"/>
-          <w:numId w:val="2"/>
-        </w:numPr>
-        <w:rPr>
-          <w:lang w:val="en-US"/>
-        </w:rPr>
-      </w:pPr>
-      <w:r>
-        <w:rPr>
-          <w:lang w:val="en-US"/>
-        </w:rPr>
-        <w:t>Và các đồng tác giả khác</w:t>
-      </w:r>
-    </w:p>
-    <w:p>
-      <w:pPr>
-        <w:rPr>
-          <w:lang w:val="en-US"/>
-        </w:rPr>
-      </w:pPr>
-    </w:p>
-    <w:p>
-      <w:pPr>
-        <w:rPr>
-          <w:lang w:val="en-US"/>
-        </w:rPr>
-      </w:pPr>
-      <w:r>
-        <w:rPr>
-          <w:lang w:val="en-US"/>
-        </w:rPr>
-        <w:t>Math – Toán:</w:t>
+        <w:t>“Concave Up And Down”?</w:t>
+      </w:r>
+    </w:p>
+    <w:p>
+      <w:pPr>
+        <w:pStyle w:val="ListParagraph"/>
+        <w:numPr>
+          <w:ilvl w:val="0"/>
+          <w:numId w:val="2"/>
+        </w:numPr>
+        <w:rPr>
+          <w:lang w:val="en-US"/>
+        </w:rPr>
+      </w:pPr>
+      <w:r>
+        <w:rPr>
+          <w:lang w:val="en-US"/>
+        </w:rPr>
+        <w:t>Ngửa và úp (đồ thị)</w:t>
       </w:r>
     </w:p>
     <w:p>
@@ -3215,25 +3605,25 @@
         <w:rPr>
           <w:lang w:val="en-US"/>
         </w:rPr>
-        <w:t>“Denominator”?</w:t>
-      </w:r>
-    </w:p>
-    <w:p>
-      <w:pPr>
-        <w:pStyle w:val="ListParagraph"/>
-        <w:numPr>
-          <w:ilvl w:val="0"/>
-          <w:numId w:val="2"/>
-        </w:numPr>
-        <w:rPr>
-          <w:lang w:val="en-US"/>
-        </w:rPr>
-      </w:pPr>
-      <w:r>
-        <w:rPr>
-          <w:lang w:val="en-US"/>
-        </w:rPr>
-        <w:t>Mẫu số</w:t>
+        <w:t>“Quadrant”?</w:t>
+      </w:r>
+    </w:p>
+    <w:p>
+      <w:pPr>
+        <w:pStyle w:val="ListParagraph"/>
+        <w:numPr>
+          <w:ilvl w:val="0"/>
+          <w:numId w:val="2"/>
+        </w:numPr>
+        <w:rPr>
+          <w:lang w:val="en-US"/>
+        </w:rPr>
+      </w:pPr>
+      <w:r>
+        <w:rPr>
+          <w:lang w:val="en-US"/>
+        </w:rPr>
+        <w:t>Góc phần tư</w:t>
       </w:r>
     </w:p>
     <w:p>
@@ -3251,258 +3641,6 @@
         <w:rPr>
           <w:lang w:val="en-US"/>
         </w:rPr>
-        <w:t>“Numerator”?</w:t>
-      </w:r>
-    </w:p>
-    <w:p>
-      <w:pPr>
-        <w:pStyle w:val="ListParagraph"/>
-        <w:numPr>
-          <w:ilvl w:val="0"/>
-          <w:numId w:val="2"/>
-        </w:numPr>
-        <w:rPr>
-          <w:lang w:val="en-US"/>
-        </w:rPr>
-      </w:pPr>
-      <w:r>
-        <w:rPr>
-          <w:lang w:val="en-US"/>
-        </w:rPr>
-        <w:t>Tử số</w:t>
-      </w:r>
-    </w:p>
-    <w:p>
-      <w:pPr>
-        <w:pStyle w:val="ListParagraph"/>
-        <w:numPr>
-          <w:ilvl w:val="0"/>
-          <w:numId w:val="4"/>
-        </w:numPr>
-        <w:rPr>
-          <w:lang w:val="en-US"/>
-        </w:rPr>
-      </w:pPr>
-      <w:r>
-        <w:rPr>
-          <w:lang w:val="en-US"/>
-        </w:rPr>
-        <w:t>“Hypothetical Unit”?</w:t>
-      </w:r>
-    </w:p>
-    <w:p>
-      <w:pPr>
-        <w:pStyle w:val="ListParagraph"/>
-        <w:numPr>
-          <w:ilvl w:val="0"/>
-          <w:numId w:val="2"/>
-        </w:numPr>
-        <w:rPr>
-          <w:lang w:val="en-US"/>
-        </w:rPr>
-      </w:pPr>
-      <w:r>
-        <w:rPr>
-          <w:lang w:val="en-US"/>
-        </w:rPr>
-        <w:t>Đơn vị giả tưởng (của giá trị nào đó)</w:t>
-      </w:r>
-    </w:p>
-    <w:p>
-      <w:pPr>
-        <w:pStyle w:val="ListParagraph"/>
-        <w:numPr>
-          <w:ilvl w:val="0"/>
-          <w:numId w:val="4"/>
-        </w:numPr>
-        <w:rPr>
-          <w:lang w:val="en-US"/>
-        </w:rPr>
-      </w:pPr>
-      <w:r>
-        <w:rPr>
-          <w:lang w:val="en-US"/>
-        </w:rPr>
-        <w:t>Numerical Solution?</w:t>
-      </w:r>
-    </w:p>
-    <w:p>
-      <w:pPr>
-        <w:pStyle w:val="ListParagraph"/>
-        <w:numPr>
-          <w:ilvl w:val="0"/>
-          <w:numId w:val="2"/>
-        </w:numPr>
-        <w:rPr>
-          <w:lang w:val="en-US"/>
-        </w:rPr>
-      </w:pPr>
-      <w:r>
-        <w:rPr>
-          <w:lang w:val="en-US"/>
-        </w:rPr>
-        <w:t>Nghiệm ước lượng (= số cụ thể, không phải = Term)</w:t>
-      </w:r>
-    </w:p>
-    <w:p>
-      <w:pPr>
-        <w:pStyle w:val="ListParagraph"/>
-        <w:numPr>
-          <w:ilvl w:val="0"/>
-          <w:numId w:val="4"/>
-        </w:numPr>
-        <w:rPr>
-          <w:lang w:val="en-US"/>
-        </w:rPr>
-      </w:pPr>
-      <w:r>
-        <w:rPr>
-          <w:lang w:val="en-US"/>
-        </w:rPr>
-        <w:t>“Quotient”?</w:t>
-      </w:r>
-    </w:p>
-    <w:p>
-      <w:pPr>
-        <w:pStyle w:val="ListParagraph"/>
-        <w:numPr>
-          <w:ilvl w:val="0"/>
-          <w:numId w:val="2"/>
-        </w:numPr>
-        <w:rPr>
-          <w:lang w:val="en-US"/>
-        </w:rPr>
-      </w:pPr>
-      <w:r>
-        <w:rPr>
-          <w:lang w:val="en-US"/>
-        </w:rPr>
-        <w:t>Thương số (kết quả của phép chia)</w:t>
-      </w:r>
-    </w:p>
-    <w:p>
-      <w:pPr>
-        <w:pStyle w:val="ListParagraph"/>
-        <w:numPr>
-          <w:ilvl w:val="0"/>
-          <w:numId w:val="4"/>
-        </w:numPr>
-        <w:rPr>
-          <w:lang w:val="en-US"/>
-        </w:rPr>
-      </w:pPr>
-      <w:r>
-        <w:rPr>
-          <w:lang w:val="en-US"/>
-        </w:rPr>
-        <w:t>“Critical Point”?</w:t>
-      </w:r>
-    </w:p>
-    <w:p>
-      <w:pPr>
-        <w:pStyle w:val="ListParagraph"/>
-        <w:numPr>
-          <w:ilvl w:val="0"/>
-          <w:numId w:val="2"/>
-        </w:numPr>
-        <w:rPr>
-          <w:lang w:val="en-US"/>
-        </w:rPr>
-      </w:pPr>
-      <w:r>
-        <w:rPr>
-          <w:lang w:val="en-US"/>
-        </w:rPr>
-        <w:t>Điểm cực trị</w:t>
-      </w:r>
-    </w:p>
-    <w:p>
-      <w:pPr>
-        <w:pStyle w:val="ListParagraph"/>
-        <w:numPr>
-          <w:ilvl w:val="0"/>
-          <w:numId w:val="4"/>
-        </w:numPr>
-        <w:rPr>
-          <w:lang w:val="en-US"/>
-        </w:rPr>
-      </w:pPr>
-      <w:r>
-        <w:rPr>
-          <w:lang w:val="en-US"/>
-        </w:rPr>
-        <w:t>“Concave Up And Down”?</w:t>
-      </w:r>
-    </w:p>
-    <w:p>
-      <w:pPr>
-        <w:pStyle w:val="ListParagraph"/>
-        <w:numPr>
-          <w:ilvl w:val="0"/>
-          <w:numId w:val="2"/>
-        </w:numPr>
-        <w:rPr>
-          <w:lang w:val="en-US"/>
-        </w:rPr>
-      </w:pPr>
-      <w:r>
-        <w:rPr>
-          <w:lang w:val="en-US"/>
-        </w:rPr>
-        <w:t>Ngửa và úp (đồ thị)</w:t>
-      </w:r>
-    </w:p>
-    <w:p>
-      <w:pPr>
-        <w:pStyle w:val="ListParagraph"/>
-        <w:numPr>
-          <w:ilvl w:val="0"/>
-          <w:numId w:val="4"/>
-        </w:numPr>
-        <w:rPr>
-          <w:lang w:val="en-US"/>
-        </w:rPr>
-      </w:pPr>
-      <w:r>
-        <w:rPr>
-          <w:lang w:val="en-US"/>
-        </w:rPr>
-        <w:t>“Quadrant”?</w:t>
-      </w:r>
-    </w:p>
-    <w:p>
-      <w:pPr>
-        <w:pStyle w:val="ListParagraph"/>
-        <w:numPr>
-          <w:ilvl w:val="0"/>
-          <w:numId w:val="2"/>
-        </w:numPr>
-        <w:rPr>
-          <w:lang w:val="en-US"/>
-        </w:rPr>
-      </w:pPr>
-      <w:r>
-        <w:rPr>
-          <w:lang w:val="en-US"/>
-        </w:rPr>
-        <w:t>Góc phần tư</w:t>
-      </w:r>
-    </w:p>
-    <w:p>
-      <w:pPr>
-        <w:pStyle w:val="ListParagraph"/>
-        <w:numPr>
-          <w:ilvl w:val="0"/>
-          <w:numId w:val="4"/>
-        </w:numPr>
-        <w:rPr>
-          <w:lang w:val="en-US"/>
-        </w:rPr>
-      </w:pPr>
-      <w:r>
-        <w:rPr>
-          <w:lang w:val="en-US"/>
-        </w:rPr>
         <w:t>“Octant”?</w:t>
       </w:r>
     </w:p>
@@ -3521,7 +3659,6 @@
         <w:rPr>
           <w:lang w:val="en-US"/>
         </w:rPr>
-        <w:lastRenderedPageBreak/>
         <w:t>Góc phần tám</w:t>
       </w:r>
     </w:p>

--- a/english.docx
+++ b/english.docx
@@ -2058,6 +2058,1227 @@
         </w:rPr>
         <w:t>Gánh nặng</w:t>
       </w:r>
+    </w:p>
+    <w:p>
+      <w:pPr>
+        <w:rPr>
+          <w:lang w:val="en-US"/>
+        </w:rPr>
+      </w:pPr>
+    </w:p>
+    <w:p>
+      <w:pPr>
+        <w:rPr>
+          <w:lang w:val="en-US"/>
+        </w:rPr>
+      </w:pPr>
+      <w:r>
+        <w:rPr>
+          <w:lang w:val="en-US"/>
+        </w:rPr>
+        <w:t>Religion – Tôn Giáo:</w:t>
+      </w:r>
+    </w:p>
+    <w:p>
+      <w:pPr>
+        <w:pStyle w:val="ListParagraph"/>
+        <w:numPr>
+          <w:ilvl w:val="0"/>
+          <w:numId w:val="15"/>
+        </w:numPr>
+        <w:rPr>
+          <w:lang w:val="en-US"/>
+        </w:rPr>
+      </w:pPr>
+      <w:r>
+        <w:rPr>
+          <w:lang w:val="en-US"/>
+        </w:rPr>
+        <w:t>“Clergy”?</w:t>
+      </w:r>
+    </w:p>
+    <w:p>
+      <w:pPr>
+        <w:pStyle w:val="ListParagraph"/>
+        <w:numPr>
+          <w:ilvl w:val="0"/>
+          <w:numId w:val="2"/>
+        </w:numPr>
+        <w:rPr>
+          <w:lang w:val="en-US"/>
+        </w:rPr>
+      </w:pPr>
+      <w:r>
+        <w:rPr>
+          <w:lang w:val="en-US"/>
+        </w:rPr>
+        <w:t>Tu sĩ</w:t>
+      </w:r>
+    </w:p>
+    <w:p>
+      <w:pPr>
+        <w:pStyle w:val="ListParagraph"/>
+        <w:numPr>
+          <w:ilvl w:val="0"/>
+          <w:numId w:val="15"/>
+        </w:numPr>
+        <w:rPr>
+          <w:lang w:val="en-US"/>
+        </w:rPr>
+      </w:pPr>
+      <w:r>
+        <w:rPr>
+          <w:lang w:val="en-US"/>
+        </w:rPr>
+        <w:t>“Come To Pass”?</w:t>
+      </w:r>
+    </w:p>
+    <w:p>
+      <w:pPr>
+        <w:pStyle w:val="ListParagraph"/>
+        <w:numPr>
+          <w:ilvl w:val="0"/>
+          <w:numId w:val="2"/>
+        </w:numPr>
+        <w:rPr>
+          <w:lang w:val="en-US"/>
+        </w:rPr>
+      </w:pPr>
+      <w:r>
+        <w:rPr>
+          <w:lang w:val="en-US"/>
+        </w:rPr>
+        <w:t>Xảy ra (1 sự việc trong kinh thánh)</w:t>
+      </w:r>
+    </w:p>
+    <w:p>
+      <w:pPr>
+        <w:rPr>
+          <w:lang w:val="en-US"/>
+        </w:rPr>
+      </w:pPr>
+    </w:p>
+    <w:p>
+      <w:pPr>
+        <w:rPr>
+          <w:lang w:val="en-US"/>
+        </w:rPr>
+      </w:pPr>
+      <w:r>
+        <w:rPr>
+          <w:lang w:val="en-US"/>
+        </w:rPr>
+        <w:lastRenderedPageBreak/>
+        <w:t>War – Chiến Tranh:</w:t>
+      </w:r>
+    </w:p>
+    <w:p>
+      <w:pPr>
+        <w:pStyle w:val="ListParagraph"/>
+        <w:numPr>
+          <w:ilvl w:val="0"/>
+          <w:numId w:val="10"/>
+        </w:numPr>
+        <w:rPr>
+          <w:lang w:val="en-US"/>
+        </w:rPr>
+      </w:pPr>
+      <w:r>
+        <w:rPr>
+          <w:lang w:val="en-US"/>
+        </w:rPr>
+        <w:t>“Sentinal”?</w:t>
+      </w:r>
+    </w:p>
+    <w:p>
+      <w:pPr>
+        <w:pStyle w:val="ListParagraph"/>
+        <w:numPr>
+          <w:ilvl w:val="0"/>
+          <w:numId w:val="2"/>
+        </w:numPr>
+        <w:rPr>
+          <w:lang w:val="en-US"/>
+        </w:rPr>
+      </w:pPr>
+      <w:r>
+        <w:rPr>
+          <w:lang w:val="en-US"/>
+        </w:rPr>
+        <w:t>Lính gác</w:t>
+      </w:r>
+    </w:p>
+    <w:p>
+      <w:pPr>
+        <w:pStyle w:val="ListParagraph"/>
+        <w:numPr>
+          <w:ilvl w:val="0"/>
+          <w:numId w:val="10"/>
+        </w:numPr>
+        <w:rPr>
+          <w:lang w:val="en-US"/>
+        </w:rPr>
+      </w:pPr>
+      <w:r>
+        <w:rPr>
+          <w:lang w:val="en-US"/>
+        </w:rPr>
+        <w:t>“Sentry”?</w:t>
+      </w:r>
+    </w:p>
+    <w:p>
+      <w:pPr>
+        <w:pStyle w:val="ListParagraph"/>
+        <w:numPr>
+          <w:ilvl w:val="0"/>
+          <w:numId w:val="2"/>
+        </w:numPr>
+        <w:rPr>
+          <w:lang w:val="en-US"/>
+        </w:rPr>
+      </w:pPr>
+      <w:r>
+        <w:rPr>
+          <w:lang w:val="en-US"/>
+        </w:rPr>
+        <w:t>Lính canh</w:t>
+      </w:r>
+    </w:p>
+    <w:p>
+      <w:pPr>
+        <w:pStyle w:val="ListParagraph"/>
+        <w:numPr>
+          <w:ilvl w:val="0"/>
+          <w:numId w:val="10"/>
+        </w:numPr>
+        <w:rPr>
+          <w:lang w:val="en-US"/>
+        </w:rPr>
+      </w:pPr>
+      <w:r>
+        <w:rPr>
+          <w:lang w:val="en-US"/>
+        </w:rPr>
+        <w:t>“Banish”?</w:t>
+      </w:r>
+    </w:p>
+    <w:p>
+      <w:pPr>
+        <w:pStyle w:val="ListParagraph"/>
+        <w:numPr>
+          <w:ilvl w:val="0"/>
+          <w:numId w:val="2"/>
+        </w:numPr>
+        <w:rPr>
+          <w:lang w:val="en-US"/>
+        </w:rPr>
+      </w:pPr>
+      <w:r>
+        <w:rPr>
+          <w:lang w:val="en-US"/>
+        </w:rPr>
+        <w:t>Trục xuất</w:t>
+      </w:r>
+    </w:p>
+    <w:p>
+      <w:pPr>
+        <w:pStyle w:val="ListParagraph"/>
+        <w:numPr>
+          <w:ilvl w:val="0"/>
+          <w:numId w:val="10"/>
+        </w:numPr>
+        <w:rPr>
+          <w:lang w:val="en-US"/>
+        </w:rPr>
+      </w:pPr>
+      <w:r>
+        <w:rPr>
+          <w:lang w:val="en-US"/>
+        </w:rPr>
+        <w:t>“Triumphant”?</w:t>
+      </w:r>
+    </w:p>
+    <w:p>
+      <w:pPr>
+        <w:pStyle w:val="ListParagraph"/>
+        <w:numPr>
+          <w:ilvl w:val="0"/>
+          <w:numId w:val="2"/>
+        </w:numPr>
+        <w:rPr>
+          <w:lang w:val="en-US"/>
+        </w:rPr>
+      </w:pPr>
+      <w:r>
+        <w:rPr>
+          <w:lang w:val="en-US"/>
+        </w:rPr>
+        <w:t>Cảm giác chiến thắng</w:t>
+      </w:r>
+    </w:p>
+    <w:p>
+      <w:pPr>
+        <w:pStyle w:val="ListParagraph"/>
+        <w:numPr>
+          <w:ilvl w:val="0"/>
+          <w:numId w:val="10"/>
+        </w:numPr>
+        <w:rPr>
+          <w:lang w:val="en-US"/>
+        </w:rPr>
+      </w:pPr>
+      <w:r>
+        <w:rPr>
+          <w:lang w:val="en-US"/>
+        </w:rPr>
+        <w:t>“Mercenary”?</w:t>
+      </w:r>
+    </w:p>
+    <w:p>
+      <w:pPr>
+        <w:pStyle w:val="ListParagraph"/>
+        <w:numPr>
+          <w:ilvl w:val="0"/>
+          <w:numId w:val="2"/>
+        </w:numPr>
+        <w:rPr>
+          <w:lang w:val="en-US"/>
+        </w:rPr>
+      </w:pPr>
+      <w:r>
+        <w:rPr>
+          <w:lang w:val="en-US"/>
+        </w:rPr>
+        <w:t>Lính đánh thuê</w:t>
+      </w:r>
+    </w:p>
+    <w:p>
+      <w:pPr>
+        <w:pStyle w:val="ListParagraph"/>
+        <w:numPr>
+          <w:ilvl w:val="0"/>
+          <w:numId w:val="10"/>
+        </w:numPr>
+        <w:rPr>
+          <w:lang w:val="en-US"/>
+        </w:rPr>
+      </w:pPr>
+      <w:r>
+        <w:rPr>
+          <w:lang w:val="en-US"/>
+        </w:rPr>
+        <w:t>“Enlist”?</w:t>
+      </w:r>
+    </w:p>
+    <w:p>
+      <w:pPr>
+        <w:pStyle w:val="ListParagraph"/>
+        <w:numPr>
+          <w:ilvl w:val="0"/>
+          <w:numId w:val="2"/>
+        </w:numPr>
+        <w:rPr>
+          <w:lang w:val="en-US"/>
+        </w:rPr>
+      </w:pPr>
+      <w:r>
+        <w:rPr>
+          <w:lang w:val="en-US"/>
+        </w:rPr>
+        <w:t>Nhập ngũ</w:t>
+      </w:r>
+    </w:p>
+    <w:p>
+      <w:pPr>
+        <w:pStyle w:val="ListParagraph"/>
+        <w:numPr>
+          <w:ilvl w:val="0"/>
+          <w:numId w:val="10"/>
+        </w:numPr>
+        <w:rPr>
+          <w:lang w:val="en-US"/>
+        </w:rPr>
+      </w:pPr>
+      <w:r>
+        <w:rPr>
+          <w:lang w:val="en-US"/>
+        </w:rPr>
+        <w:t>“Crumble”?</w:t>
+      </w:r>
+    </w:p>
+    <w:p>
+      <w:pPr>
+        <w:pStyle w:val="ListParagraph"/>
+        <w:numPr>
+          <w:ilvl w:val="0"/>
+          <w:numId w:val="2"/>
+        </w:numPr>
+        <w:rPr>
+          <w:lang w:val="en-US"/>
+        </w:rPr>
+      </w:pPr>
+      <w:r>
+        <w:rPr>
+          <w:lang w:val="en-US"/>
+        </w:rPr>
+        <w:t>Tan rã (nhóm người)</w:t>
+      </w:r>
+    </w:p>
+    <w:p>
+      <w:pPr>
+        <w:pStyle w:val="ListParagraph"/>
+        <w:numPr>
+          <w:ilvl w:val="0"/>
+          <w:numId w:val="10"/>
+        </w:numPr>
+        <w:rPr>
+          <w:lang w:val="en-US"/>
+        </w:rPr>
+      </w:pPr>
+      <w:r>
+        <w:rPr>
+          <w:lang w:val="en-US"/>
+        </w:rPr>
+        <w:t>“Outpost”?</w:t>
+      </w:r>
+    </w:p>
+    <w:p>
+      <w:pPr>
+        <w:pStyle w:val="ListParagraph"/>
+        <w:numPr>
+          <w:ilvl w:val="0"/>
+          <w:numId w:val="2"/>
+        </w:numPr>
+        <w:rPr>
+          <w:lang w:val="en-US"/>
+        </w:rPr>
+      </w:pPr>
+      <w:r>
+        <w:rPr>
+          <w:lang w:val="en-US"/>
+        </w:rPr>
+        <w:t>Trại quân sự</w:t>
+      </w:r>
+    </w:p>
+    <w:p>
+      <w:pPr>
+        <w:rPr>
+          <w:lang w:val="en-US"/>
+        </w:rPr>
+      </w:pPr>
+    </w:p>
+    <w:p>
+      <w:pPr>
+        <w:rPr>
+          <w:lang w:val="en-US"/>
+        </w:rPr>
+      </w:pPr>
+      <w:r>
+        <w:rPr>
+          <w:lang w:val="en-US"/>
+        </w:rPr>
+        <w:t>Time – Thời Gian:</w:t>
+      </w:r>
+    </w:p>
+    <w:p>
+      <w:pPr>
+        <w:pStyle w:val="ListParagraph"/>
+        <w:numPr>
+          <w:ilvl w:val="0"/>
+          <w:numId w:val="19"/>
+        </w:numPr>
+        <w:rPr>
+          <w:lang w:val="en-US"/>
+        </w:rPr>
+      </w:pPr>
+      <w:r>
+        <w:rPr>
+          <w:lang w:val="en-US"/>
+        </w:rPr>
+        <w:t>“Elapse”?</w:t>
+      </w:r>
+    </w:p>
+    <w:p>
+      <w:pPr>
+        <w:pStyle w:val="ListParagraph"/>
+        <w:numPr>
+          <w:ilvl w:val="0"/>
+          <w:numId w:val="2"/>
+        </w:numPr>
+        <w:rPr>
+          <w:lang w:val="en-US"/>
+        </w:rPr>
+      </w:pPr>
+      <w:r>
+        <w:rPr>
+          <w:lang w:val="en-US"/>
+        </w:rPr>
+        <w:t>Trôi qua</w:t>
+      </w:r>
+    </w:p>
+    <w:p>
+      <w:pPr>
+        <w:rPr>
+          <w:lang w:val="en-US"/>
+        </w:rPr>
+      </w:pPr>
+    </w:p>
+    <w:p>
+      <w:pPr>
+        <w:rPr>
+          <w:lang w:val="en-US"/>
+        </w:rPr>
+      </w:pPr>
+      <w:r>
+        <w:rPr>
+          <w:lang w:val="en-US"/>
+        </w:rPr>
+        <w:t>Elemental – Nguyên Tố:</w:t>
+      </w:r>
+    </w:p>
+    <w:p>
+      <w:pPr>
+        <w:pStyle w:val="ListParagraph"/>
+        <w:numPr>
+          <w:ilvl w:val="0"/>
+          <w:numId w:val="12"/>
+        </w:numPr>
+        <w:rPr>
+          <w:lang w:val="en-US"/>
+        </w:rPr>
+      </w:pPr>
+      <w:r>
+        <w:rPr>
+          <w:lang w:val="en-US"/>
+        </w:rPr>
+        <w:t>“Scorch”?</w:t>
+      </w:r>
+    </w:p>
+    <w:p>
+      <w:pPr>
+        <w:pStyle w:val="ListParagraph"/>
+        <w:numPr>
+          <w:ilvl w:val="0"/>
+          <w:numId w:val="2"/>
+        </w:numPr>
+        <w:rPr>
+          <w:lang w:val="en-US"/>
+        </w:rPr>
+      </w:pPr>
+      <w:r>
+        <w:rPr>
+          <w:lang w:val="en-US"/>
+        </w:rPr>
+        <w:t>Thiêu đốt</w:t>
+      </w:r>
+    </w:p>
+    <w:p>
+      <w:pPr>
+        <w:pStyle w:val="ListParagraph"/>
+        <w:numPr>
+          <w:ilvl w:val="0"/>
+          <w:numId w:val="12"/>
+        </w:numPr>
+        <w:rPr>
+          <w:lang w:val="en-US"/>
+        </w:rPr>
+      </w:pPr>
+      <w:r>
+        <w:rPr>
+          <w:lang w:val="en-US"/>
+        </w:rPr>
+        <w:t>“Enchant”?</w:t>
+      </w:r>
+    </w:p>
+    <w:p>
+      <w:pPr>
+        <w:pStyle w:val="ListParagraph"/>
+        <w:numPr>
+          <w:ilvl w:val="0"/>
+          <w:numId w:val="2"/>
+        </w:numPr>
+        <w:rPr>
+          <w:lang w:val="en-US"/>
+        </w:rPr>
+      </w:pPr>
+      <w:r>
+        <w:rPr>
+          <w:lang w:val="en-US"/>
+        </w:rPr>
+        <w:t>Tác động ma thuật (lên 1 món đồ)</w:t>
+      </w:r>
+    </w:p>
+    <w:p>
+      <w:pPr>
+        <w:rPr>
+          <w:lang w:val="en-US"/>
+        </w:rPr>
+      </w:pPr>
+    </w:p>
+    <w:p>
+      <w:pPr>
+        <w:rPr>
+          <w:lang w:val="en-US"/>
+        </w:rPr>
+      </w:pPr>
+      <w:r>
+        <w:rPr>
+          <w:lang w:val="en-US"/>
+        </w:rPr>
+        <w:t>Animal – Động Vật:</w:t>
+      </w:r>
+    </w:p>
+    <w:p>
+      <w:pPr>
+        <w:pStyle w:val="ListParagraph"/>
+        <w:numPr>
+          <w:ilvl w:val="0"/>
+          <w:numId w:val="13"/>
+        </w:numPr>
+        <w:rPr>
+          <w:lang w:val="en-US"/>
+        </w:rPr>
+      </w:pPr>
+      <w:r>
+        <w:rPr>
+          <w:lang w:val="en-US"/>
+        </w:rPr>
+        <w:t>“Peck”?</w:t>
+      </w:r>
+    </w:p>
+    <w:p>
+      <w:pPr>
+        <w:pStyle w:val="ListParagraph"/>
+        <w:numPr>
+          <w:ilvl w:val="0"/>
+          <w:numId w:val="2"/>
+        </w:numPr>
+        <w:rPr>
+          <w:lang w:val="en-US"/>
+        </w:rPr>
+      </w:pPr>
+      <w:r>
+        <w:rPr>
+          <w:lang w:val="en-US"/>
+        </w:rPr>
+        <w:t>Mổ</w:t>
+      </w:r>
+    </w:p>
+    <w:p>
+      <w:pPr>
+        <w:pStyle w:val="ListParagraph"/>
+        <w:numPr>
+          <w:ilvl w:val="0"/>
+          <w:numId w:val="13"/>
+        </w:numPr>
+        <w:rPr>
+          <w:lang w:val="en-US"/>
+        </w:rPr>
+      </w:pPr>
+      <w:r>
+        <w:rPr>
+          <w:lang w:val="en-US"/>
+        </w:rPr>
+        <w:t>“Carrion”?</w:t>
+      </w:r>
+    </w:p>
+    <w:p>
+      <w:pPr>
+        <w:pStyle w:val="ListParagraph"/>
+        <w:numPr>
+          <w:ilvl w:val="0"/>
+          <w:numId w:val="2"/>
+        </w:numPr>
+        <w:rPr>
+          <w:lang w:val="en-US"/>
+        </w:rPr>
+      </w:pPr>
+      <w:r>
+        <w:rPr>
+          <w:lang w:val="en-US"/>
+        </w:rPr>
+        <w:t>Xác thối</w:t>
+      </w:r>
+    </w:p>
+    <w:p>
+      <w:pPr>
+        <w:rPr>
+          <w:lang w:val="en-US"/>
+        </w:rPr>
+      </w:pPr>
+    </w:p>
+    <w:p>
+      <w:pPr>
+        <w:rPr>
+          <w:lang w:val="en-US"/>
+        </w:rPr>
+      </w:pPr>
+      <w:r>
+        <w:rPr>
+          <w:lang w:val="en-US"/>
+        </w:rPr>
+        <w:t>Plant – Thực Vật:</w:t>
+      </w:r>
+    </w:p>
+    <w:p>
+      <w:pPr>
+        <w:pStyle w:val="ListParagraph"/>
+        <w:numPr>
+          <w:ilvl w:val="0"/>
+          <w:numId w:val="14"/>
+        </w:numPr>
+        <w:rPr>
+          <w:lang w:val="en-US"/>
+        </w:rPr>
+      </w:pPr>
+      <w:r>
+        <w:rPr>
+          <w:lang w:val="en-US"/>
+        </w:rPr>
+        <w:t>“Vine”?</w:t>
+      </w:r>
+    </w:p>
+    <w:p>
+      <w:pPr>
+        <w:pStyle w:val="ListParagraph"/>
+        <w:numPr>
+          <w:ilvl w:val="0"/>
+          <w:numId w:val="2"/>
+        </w:numPr>
+        <w:rPr>
+          <w:lang w:val="en-US"/>
+        </w:rPr>
+      </w:pPr>
+      <w:r>
+        <w:rPr>
+          <w:lang w:val="en-US"/>
+        </w:rPr>
+        <w:t>Cây leo</w:t>
+      </w:r>
+    </w:p>
+    <w:p>
+      <w:pPr>
+        <w:pStyle w:val="ListParagraph"/>
+        <w:numPr>
+          <w:ilvl w:val="0"/>
+          <w:numId w:val="14"/>
+        </w:numPr>
+        <w:rPr>
+          <w:lang w:val="en-US"/>
+        </w:rPr>
+      </w:pPr>
+      <w:r>
+        <w:rPr>
+          <w:lang w:val="en-US"/>
+        </w:rPr>
+        <w:t>“Oak”?</w:t>
+      </w:r>
+    </w:p>
+    <w:p>
+      <w:pPr>
+        <w:pStyle w:val="ListParagraph"/>
+        <w:numPr>
+          <w:ilvl w:val="0"/>
+          <w:numId w:val="2"/>
+        </w:numPr>
+        <w:rPr>
+          <w:lang w:val="en-US"/>
+        </w:rPr>
+      </w:pPr>
+      <w:r>
+        <w:rPr>
+          <w:lang w:val="en-US"/>
+        </w:rPr>
+        <w:t>Sồi</w:t>
+      </w:r>
+    </w:p>
+    <w:p>
+      <w:pPr>
+        <w:rPr>
+          <w:lang w:val="en-US"/>
+        </w:rPr>
+      </w:pPr>
+    </w:p>
+    <w:p>
+      <w:pPr>
+        <w:rPr>
+          <w:lang w:val="en-US"/>
+        </w:rPr>
+      </w:pPr>
+      <w:r>
+        <w:rPr>
+          <w:lang w:val="en-US"/>
+        </w:rPr>
+        <w:t>Code – Mã:</w:t>
+      </w:r>
+    </w:p>
+    <w:p>
+      <w:pPr>
+        <w:pStyle w:val="ListParagraph"/>
+        <w:numPr>
+          <w:ilvl w:val="0"/>
+          <w:numId w:val="17"/>
+        </w:numPr>
+        <w:rPr>
+          <w:lang w:val="en-US"/>
+        </w:rPr>
+      </w:pPr>
+      <w:r>
+        <w:rPr>
+          <w:lang w:val="en-US"/>
+        </w:rPr>
+        <w:t>“Boilerplate”?</w:t>
+      </w:r>
+    </w:p>
+    <w:p>
+      <w:pPr>
+        <w:pStyle w:val="ListParagraph"/>
+        <w:numPr>
+          <w:ilvl w:val="0"/>
+          <w:numId w:val="2"/>
+        </w:numPr>
+        <w:rPr>
+          <w:lang w:val="en-US"/>
+        </w:rPr>
+      </w:pPr>
+      <w:r>
+        <w:rPr>
+          <w:lang w:val="en-US"/>
+        </w:rPr>
+        <w:t>Soạn sẵn</w:t>
+      </w:r>
+    </w:p>
+    <w:p>
+      <w:pPr>
+        <w:pStyle w:val="ListParagraph"/>
+        <w:numPr>
+          <w:ilvl w:val="0"/>
+          <w:numId w:val="17"/>
+        </w:numPr>
+        <w:rPr>
+          <w:lang w:val="en-US"/>
+        </w:rPr>
+      </w:pPr>
+      <w:r>
+        <w:rPr>
+          <w:lang w:val="en-US"/>
+        </w:rPr>
+        <w:t>“Data Augmentation”?</w:t>
+      </w:r>
+    </w:p>
+    <w:p>
+      <w:pPr>
+        <w:pStyle w:val="ListParagraph"/>
+        <w:numPr>
+          <w:ilvl w:val="0"/>
+          <w:numId w:val="2"/>
+        </w:numPr>
+        <w:rPr>
+          <w:lang w:val="en-US"/>
+        </w:rPr>
+      </w:pPr>
+      <w:r>
+        <w:rPr>
+          <w:lang w:val="en-US"/>
+        </w:rPr>
+        <w:t>Việc tăng lượng dữ liệu</w:t>
+      </w:r>
+    </w:p>
+    <w:p>
+      <w:pPr>
+        <w:pStyle w:val="ListParagraph"/>
+        <w:numPr>
+          <w:ilvl w:val="0"/>
+          <w:numId w:val="17"/>
+        </w:numPr>
+        <w:rPr>
+          <w:lang w:val="en-US"/>
+        </w:rPr>
+      </w:pPr>
+      <w:r>
+        <w:rPr>
+          <w:lang w:val="en-US"/>
+        </w:rPr>
+        <w:t>“Localization”?</w:t>
+      </w:r>
+    </w:p>
+    <w:p>
+      <w:pPr>
+        <w:pStyle w:val="ListParagraph"/>
+        <w:numPr>
+          <w:ilvl w:val="0"/>
+          <w:numId w:val="2"/>
+        </w:numPr>
+        <w:rPr>
+          <w:lang w:val="en-US"/>
+        </w:rPr>
+      </w:pPr>
+      <w:r>
+        <w:rPr>
+          <w:lang w:val="en-US"/>
+        </w:rPr>
+        <w:t>Việc khoan</w:t>
+      </w:r>
+      <w:r>
+        <w:rPr>
+          <w:lang w:val="en-US"/>
+        </w:rPr>
+        <w:t>h</w:t>
+      </w:r>
+      <w:r>
+        <w:rPr>
+          <w:lang w:val="en-US"/>
+        </w:rPr>
+        <w:t xml:space="preserve"> vùng</w:t>
+      </w:r>
+    </w:p>
+    <w:p>
+      <w:pPr>
+        <w:pStyle w:val="ListParagraph"/>
+        <w:numPr>
+          <w:ilvl w:val="0"/>
+          <w:numId w:val="17"/>
+        </w:numPr>
+        <w:rPr>
+          <w:lang w:val="en-US"/>
+        </w:rPr>
+      </w:pPr>
+      <w:r>
+        <w:rPr>
+          <w:lang w:val="en-US"/>
+        </w:rPr>
+        <w:t>“End To End Training”?</w:t>
+      </w:r>
+    </w:p>
+    <w:p>
+      <w:pPr>
+        <w:pStyle w:val="ListParagraph"/>
+        <w:numPr>
+          <w:ilvl w:val="0"/>
+          <w:numId w:val="2"/>
+        </w:numPr>
+        <w:rPr>
+          <w:lang w:val="en-US"/>
+        </w:rPr>
+      </w:pPr>
+      <w:r>
+        <w:rPr>
+          <w:lang w:val="en-US"/>
+        </w:rPr>
+        <w:t>Train một mạch</w:t>
+      </w:r>
+      <w:r>
+        <w:rPr>
+          <w:lang w:val="en-US"/>
+        </w:rPr>
+        <w:t>, không cần xử lí trước dữ liệu</w:t>
+      </w:r>
+    </w:p>
+    <w:p>
+      <w:pPr>
+        <w:pStyle w:val="ListParagraph"/>
+        <w:numPr>
+          <w:ilvl w:val="0"/>
+          <w:numId w:val="17"/>
+        </w:numPr>
+        <w:rPr>
+          <w:lang w:val="en-US"/>
+        </w:rPr>
+      </w:pPr>
+      <w:r>
+        <w:rPr>
+          <w:lang w:val="en-US"/>
+        </w:rPr>
+        <w:t>“Energy Function”?</w:t>
+      </w:r>
+    </w:p>
+    <w:p>
+      <w:pPr>
+        <w:pStyle w:val="ListParagraph"/>
+        <w:numPr>
+          <w:ilvl w:val="0"/>
+          <w:numId w:val="2"/>
+        </w:numPr>
+        <w:rPr>
+          <w:lang w:val="en-US"/>
+        </w:rPr>
+      </w:pPr>
+      <w:r>
+        <w:rPr>
+          <w:lang w:val="en-US"/>
+        </w:rPr>
+        <w:t>Hàm cần tối ưu hóa</w:t>
+      </w:r>
+    </w:p>
+    <w:p>
+      <w:pPr>
+        <w:pStyle w:val="ListParagraph"/>
+        <w:numPr>
+          <w:ilvl w:val="0"/>
+          <w:numId w:val="17"/>
+        </w:numPr>
+        <w:rPr>
+          <w:lang w:val="en-US"/>
+        </w:rPr>
+      </w:pPr>
+      <w:r>
+        <w:rPr>
+          <w:lang w:val="en-US"/>
+        </w:rPr>
+        <w:t>“Is Deprecated”?</w:t>
+      </w:r>
+    </w:p>
+    <w:p>
+      <w:pPr>
+        <w:pStyle w:val="ListParagraph"/>
+        <w:numPr>
+          <w:ilvl w:val="0"/>
+          <w:numId w:val="2"/>
+        </w:numPr>
+        <w:rPr>
+          <w:lang w:val="en-US"/>
+        </w:rPr>
+      </w:pPr>
+      <w:r>
+        <w:rPr>
+          <w:lang w:val="en-US"/>
+        </w:rPr>
+        <w:t>Sắp không được dùng nữa</w:t>
+      </w:r>
+      <w:r>
+        <w:rPr>
+          <w:lang w:val="en-US"/>
+        </w:rPr>
+        <w:t xml:space="preserve"> (</w:t>
+      </w:r>
+      <w:r>
+        <w:rPr>
+          <w:lang w:val="en-US"/>
+        </w:rPr>
+        <w:t>1 phần mềm</w:t>
+      </w:r>
+      <w:r>
+        <w:rPr>
+          <w:lang w:val="en-US"/>
+        </w:rPr>
+        <w:t>)</w:t>
+      </w:r>
+    </w:p>
+    <w:p>
+      <w:pPr>
+        <w:pStyle w:val="ListParagraph"/>
+        <w:numPr>
+          <w:ilvl w:val="0"/>
+          <w:numId w:val="17"/>
+        </w:numPr>
+        <w:rPr>
+          <w:lang w:val="en-US"/>
+        </w:rPr>
+      </w:pPr>
+      <w:r>
+        <w:rPr>
+          <w:lang w:val="en-US"/>
+        </w:rPr>
+        <w:t>“Ground Truth”?</w:t>
+      </w:r>
+    </w:p>
+    <w:p>
+      <w:pPr>
+        <w:pStyle w:val="ListParagraph"/>
+        <w:numPr>
+          <w:ilvl w:val="0"/>
+          <w:numId w:val="2"/>
+        </w:numPr>
+        <w:rPr>
+          <w:lang w:val="en-US"/>
+        </w:rPr>
+      </w:pPr>
+      <w:r>
+        <w:rPr>
+          <w:lang w:val="en-US"/>
+        </w:rPr>
+        <w:t>Target trong Machine Learning</w:t>
+      </w:r>
+    </w:p>
+    <w:p>
+      <w:pPr>
+        <w:pStyle w:val="ListParagraph"/>
+        <w:numPr>
+          <w:ilvl w:val="0"/>
+          <w:numId w:val="17"/>
+        </w:numPr>
+        <w:rPr>
+          <w:lang w:val="en-US"/>
+        </w:rPr>
+      </w:pPr>
+      <w:r>
+        <w:rPr>
+          <w:lang w:val="en-US"/>
+        </w:rPr>
+        <w:t>“Profiling”?</w:t>
+      </w:r>
+    </w:p>
+    <w:p>
+      <w:pPr>
+        <w:pStyle w:val="ListParagraph"/>
+        <w:numPr>
+          <w:ilvl w:val="0"/>
+          <w:numId w:val="2"/>
+        </w:numPr>
+        <w:rPr>
+          <w:lang w:val="en-US"/>
+        </w:rPr>
+      </w:pPr>
+      <w:r>
+        <w:rPr>
+          <w:lang w:val="en-US"/>
+        </w:rPr>
+        <w:t>Quá trình phân tích và tối ưu hóa hiệu suất</w:t>
+      </w:r>
+    </w:p>
+    <w:p>
+      <w:pPr>
+        <w:pStyle w:val="ListParagraph"/>
+        <w:numPr>
+          <w:ilvl w:val="0"/>
+          <w:numId w:val="17"/>
+        </w:numPr>
+        <w:rPr>
+          <w:lang w:val="en-US"/>
+        </w:rPr>
+      </w:pPr>
+      <w:r>
+        <w:rPr>
+          <w:lang w:val="en-US"/>
+        </w:rPr>
+        <w:t>“Prototype”?</w:t>
+      </w:r>
+    </w:p>
+    <w:p>
+      <w:pPr>
+        <w:pStyle w:val="ListParagraph"/>
+        <w:numPr>
+          <w:ilvl w:val="0"/>
+          <w:numId w:val="2"/>
+        </w:numPr>
+        <w:rPr>
+          <w:lang w:val="en-US"/>
+        </w:rPr>
+      </w:pPr>
+      <w:r>
+        <w:rPr>
+          <w:lang w:val="en-US"/>
+        </w:rPr>
+        <w:t>Tạo bản đầu tiên</w:t>
+      </w:r>
+    </w:p>
+    <w:p>
+      <w:pPr>
+        <w:pStyle w:val="ListParagraph"/>
+        <w:numPr>
+          <w:ilvl w:val="0"/>
+          <w:numId w:val="17"/>
+        </w:numPr>
+        <w:rPr>
+          <w:lang w:val="en-US"/>
+        </w:rPr>
+      </w:pPr>
+      <w:r>
+        <w:rPr>
+          <w:lang w:val="en-US"/>
+        </w:rPr>
+        <w:t>“Benchmark”?</w:t>
+      </w:r>
+    </w:p>
+    <w:p>
+      <w:pPr>
+        <w:pStyle w:val="ListParagraph"/>
+        <w:numPr>
+          <w:ilvl w:val="0"/>
+          <w:numId w:val="2"/>
+        </w:numPr>
+        <w:rPr>
+          <w:lang w:val="en-US"/>
+        </w:rPr>
+      </w:pPr>
+      <w:r>
+        <w:rPr>
+          <w:lang w:val="en-US"/>
+        </w:rPr>
+        <w:t>Đánh giá hiệu suất của 1 mô hình (so với 1 tiêu chuẩn nào đó)</w:t>
+      </w:r>
+    </w:p>
+    <w:p>
+      <w:pPr>
+        <w:pStyle w:val="ListParagraph"/>
+        <w:numPr>
+          <w:ilvl w:val="0"/>
+          <w:numId w:val="17"/>
+        </w:numPr>
+        <w:rPr>
+          <w:lang w:val="en-US"/>
+        </w:rPr>
+      </w:pPr>
+      <w:r>
+        <w:rPr>
+          <w:lang w:val="en-US"/>
+        </w:rPr>
+        <w:t>“Cumbersome”?</w:t>
+      </w:r>
+    </w:p>
+    <w:p>
+      <w:pPr>
+        <w:pStyle w:val="ListParagraph"/>
+        <w:numPr>
+          <w:ilvl w:val="0"/>
+          <w:numId w:val="2"/>
+        </w:numPr>
+        <w:rPr>
+          <w:lang w:val="en-US"/>
+        </w:rPr>
+      </w:pPr>
+      <w:r>
+        <w:rPr>
+          <w:lang w:val="en-US"/>
+        </w:rPr>
+        <w:t>Cồng kềnh</w:t>
+      </w:r>
+    </w:p>
+    <w:p>
+      <w:pPr>
+        <w:pStyle w:val="ListParagraph"/>
+        <w:numPr>
+          <w:ilvl w:val="0"/>
+          <w:numId w:val="17"/>
+        </w:numPr>
+        <w:rPr>
+          <w:lang w:val="en-US"/>
+        </w:rPr>
+      </w:pPr>
+      <w:r>
+        <w:rPr>
+          <w:lang w:val="en-US"/>
+        </w:rPr>
+        <w:t>“Admissible”?</w:t>
+      </w:r>
+    </w:p>
+    <w:p>
+      <w:pPr>
+        <w:pStyle w:val="ListParagraph"/>
+        <w:numPr>
+          <w:ilvl w:val="0"/>
+          <w:numId w:val="2"/>
+        </w:numPr>
+        <w:rPr>
+          <w:lang w:val="en-US"/>
+        </w:rPr>
+      </w:pPr>
+      <w:r>
+        <w:rPr>
+          <w:lang w:val="en-US"/>
+        </w:rPr>
+        <w:t>Chấp nhận được</w:t>
+      </w:r>
       <w:bookmarkStart w:id="0" w:name="_GoBack"/>
       <w:bookmarkEnd w:id="0"/>
     </w:p>
@@ -2078,90 +3299,267 @@
         <w:rPr>
           <w:lang w:val="en-US"/>
         </w:rPr>
-        <w:t>Religion – Tôn Giáo:</w:t>
-      </w:r>
-    </w:p>
-    <w:p>
-      <w:pPr>
-        <w:pStyle w:val="ListParagraph"/>
-        <w:numPr>
-          <w:ilvl w:val="0"/>
-          <w:numId w:val="15"/>
-        </w:numPr>
-        <w:rPr>
-          <w:lang w:val="en-US"/>
-        </w:rPr>
-      </w:pPr>
-      <w:r>
-        <w:rPr>
-          <w:lang w:val="en-US"/>
-        </w:rPr>
-        <w:t>“Clergy”?</w:t>
-      </w:r>
-    </w:p>
-    <w:p>
-      <w:pPr>
-        <w:pStyle w:val="ListParagraph"/>
-        <w:numPr>
-          <w:ilvl w:val="0"/>
-          <w:numId w:val="2"/>
-        </w:numPr>
-        <w:rPr>
-          <w:lang w:val="en-US"/>
-        </w:rPr>
-      </w:pPr>
-      <w:r>
-        <w:rPr>
-          <w:lang w:val="en-US"/>
-        </w:rPr>
-        <w:t>Tu sĩ</w:t>
-      </w:r>
-    </w:p>
-    <w:p>
-      <w:pPr>
-        <w:pStyle w:val="ListParagraph"/>
-        <w:numPr>
-          <w:ilvl w:val="0"/>
-          <w:numId w:val="15"/>
-        </w:numPr>
-        <w:rPr>
-          <w:lang w:val="en-US"/>
-        </w:rPr>
-      </w:pPr>
-      <w:r>
-        <w:rPr>
-          <w:lang w:val="en-US"/>
-        </w:rPr>
-        <w:t>“Come To Pass”?</w:t>
-      </w:r>
-    </w:p>
-    <w:p>
-      <w:pPr>
-        <w:pStyle w:val="ListParagraph"/>
-        <w:numPr>
-          <w:ilvl w:val="0"/>
-          <w:numId w:val="2"/>
-        </w:numPr>
-        <w:rPr>
-          <w:lang w:val="en-US"/>
-        </w:rPr>
-      </w:pPr>
-      <w:r>
-        <w:rPr>
-          <w:lang w:val="en-US"/>
-        </w:rPr>
-        <w:t>Xảy ra (1 sự việc trong kinh thánh)</w:t>
-      </w:r>
-    </w:p>
-    <w:p>
-      <w:pPr>
-        <w:rPr>
-          <w:lang w:val="en-US"/>
-        </w:rPr>
-      </w:pPr>
-    </w:p>
-    <w:p>
-      <w:pPr>
+        <w:t>A</w:t>
+      </w:r>
+      <w:r>
+        <w:t>bbreviation</w:t>
+      </w:r>
+      <w:r>
+        <w:rPr>
+          <w:lang w:val="en-US"/>
+        </w:rPr>
+        <w:t xml:space="preserve"> – Từ Viết Tắt:</w:t>
+      </w:r>
+    </w:p>
+    <w:p>
+      <w:pPr>
+        <w:pStyle w:val="ListParagraph"/>
+        <w:numPr>
+          <w:ilvl w:val="0"/>
+          <w:numId w:val="3"/>
+        </w:numPr>
+        <w:rPr>
+          <w:lang w:val="en-US"/>
+        </w:rPr>
+      </w:pPr>
+      <w:r>
+        <w:rPr>
+          <w:lang w:val="en-US"/>
+        </w:rPr>
+        <w:t>“et al.”</w:t>
+      </w:r>
+      <w:r>
+        <w:rPr>
+          <w:lang w:val="en-US"/>
+        </w:rPr>
+        <w:t>?</w:t>
+      </w:r>
+    </w:p>
+    <w:p>
+      <w:pPr>
+        <w:pStyle w:val="ListParagraph"/>
+        <w:numPr>
+          <w:ilvl w:val="0"/>
+          <w:numId w:val="2"/>
+        </w:numPr>
+        <w:rPr>
+          <w:lang w:val="en-US"/>
+        </w:rPr>
+      </w:pPr>
+      <w:r>
+        <w:rPr>
+          <w:lang w:val="en-US"/>
+        </w:rPr>
+        <w:t>Và các đồng tác giả khác</w:t>
+      </w:r>
+    </w:p>
+    <w:p>
+      <w:pPr>
+        <w:rPr>
+          <w:lang w:val="en-US"/>
+        </w:rPr>
+      </w:pPr>
+    </w:p>
+    <w:p>
+      <w:pPr>
+        <w:rPr>
+          <w:lang w:val="en-US"/>
+        </w:rPr>
+      </w:pPr>
+      <w:r>
+        <w:rPr>
+          <w:lang w:val="en-US"/>
+        </w:rPr>
+        <w:t>Math – Toán:</w:t>
+      </w:r>
+    </w:p>
+    <w:p>
+      <w:pPr>
+        <w:pStyle w:val="ListParagraph"/>
+        <w:numPr>
+          <w:ilvl w:val="0"/>
+          <w:numId w:val="4"/>
+        </w:numPr>
+        <w:rPr>
+          <w:lang w:val="en-US"/>
+        </w:rPr>
+      </w:pPr>
+      <w:r>
+        <w:rPr>
+          <w:lang w:val="en-US"/>
+        </w:rPr>
+        <w:t>“Denominator”?</w:t>
+      </w:r>
+    </w:p>
+    <w:p>
+      <w:pPr>
+        <w:pStyle w:val="ListParagraph"/>
+        <w:numPr>
+          <w:ilvl w:val="0"/>
+          <w:numId w:val="2"/>
+        </w:numPr>
+        <w:rPr>
+          <w:lang w:val="en-US"/>
+        </w:rPr>
+      </w:pPr>
+      <w:r>
+        <w:rPr>
+          <w:lang w:val="en-US"/>
+        </w:rPr>
+        <w:t>Mẫu số</w:t>
+      </w:r>
+    </w:p>
+    <w:p>
+      <w:pPr>
+        <w:pStyle w:val="ListParagraph"/>
+        <w:numPr>
+          <w:ilvl w:val="0"/>
+          <w:numId w:val="4"/>
+        </w:numPr>
+        <w:rPr>
+          <w:lang w:val="en-US"/>
+        </w:rPr>
+      </w:pPr>
+      <w:r>
+        <w:rPr>
+          <w:lang w:val="en-US"/>
+        </w:rPr>
+        <w:t>“Numerator”?</w:t>
+      </w:r>
+    </w:p>
+    <w:p>
+      <w:pPr>
+        <w:pStyle w:val="ListParagraph"/>
+        <w:numPr>
+          <w:ilvl w:val="0"/>
+          <w:numId w:val="2"/>
+        </w:numPr>
+        <w:rPr>
+          <w:lang w:val="en-US"/>
+        </w:rPr>
+      </w:pPr>
+      <w:r>
+        <w:rPr>
+          <w:lang w:val="en-US"/>
+        </w:rPr>
+        <w:t>Tử số</w:t>
+      </w:r>
+    </w:p>
+    <w:p>
+      <w:pPr>
+        <w:pStyle w:val="ListParagraph"/>
+        <w:numPr>
+          <w:ilvl w:val="0"/>
+          <w:numId w:val="4"/>
+        </w:numPr>
+        <w:rPr>
+          <w:lang w:val="en-US"/>
+        </w:rPr>
+      </w:pPr>
+      <w:r>
+        <w:rPr>
+          <w:lang w:val="en-US"/>
+        </w:rPr>
+        <w:t>“Hypothetical Unit”?</w:t>
+      </w:r>
+    </w:p>
+    <w:p>
+      <w:pPr>
+        <w:pStyle w:val="ListParagraph"/>
+        <w:numPr>
+          <w:ilvl w:val="0"/>
+          <w:numId w:val="2"/>
+        </w:numPr>
+        <w:rPr>
+          <w:lang w:val="en-US"/>
+        </w:rPr>
+      </w:pPr>
+      <w:r>
+        <w:rPr>
+          <w:lang w:val="en-US"/>
+        </w:rPr>
+        <w:t>Đơn vị giả tưởng (của giá trị nào đó)</w:t>
+      </w:r>
+    </w:p>
+    <w:p>
+      <w:pPr>
+        <w:pStyle w:val="ListParagraph"/>
+        <w:numPr>
+          <w:ilvl w:val="0"/>
+          <w:numId w:val="4"/>
+        </w:numPr>
+        <w:rPr>
+          <w:lang w:val="en-US"/>
+        </w:rPr>
+      </w:pPr>
+      <w:r>
+        <w:rPr>
+          <w:lang w:val="en-US"/>
+        </w:rPr>
+        <w:t>Numerical Solution?</w:t>
+      </w:r>
+    </w:p>
+    <w:p>
+      <w:pPr>
+        <w:pStyle w:val="ListParagraph"/>
+        <w:numPr>
+          <w:ilvl w:val="0"/>
+          <w:numId w:val="2"/>
+        </w:numPr>
+        <w:rPr>
+          <w:lang w:val="en-US"/>
+        </w:rPr>
+      </w:pPr>
+      <w:r>
+        <w:rPr>
+          <w:lang w:val="en-US"/>
+        </w:rPr>
+        <w:t>Nghiệm ước lượng (= số cụ thể, không phải = Term)</w:t>
+      </w:r>
+    </w:p>
+    <w:p>
+      <w:pPr>
+        <w:pStyle w:val="ListParagraph"/>
+        <w:numPr>
+          <w:ilvl w:val="0"/>
+          <w:numId w:val="4"/>
+        </w:numPr>
+        <w:rPr>
+          <w:lang w:val="en-US"/>
+        </w:rPr>
+      </w:pPr>
+      <w:r>
+        <w:rPr>
+          <w:lang w:val="en-US"/>
+        </w:rPr>
+        <w:t>“Quotient”?</w:t>
+      </w:r>
+    </w:p>
+    <w:p>
+      <w:pPr>
+        <w:pStyle w:val="ListParagraph"/>
+        <w:numPr>
+          <w:ilvl w:val="0"/>
+          <w:numId w:val="2"/>
+        </w:numPr>
+        <w:rPr>
+          <w:lang w:val="en-US"/>
+        </w:rPr>
+      </w:pPr>
+      <w:r>
+        <w:rPr>
+          <w:lang w:val="en-US"/>
+        </w:rPr>
+        <w:t>Thương số (kết quả của phép chia)</w:t>
+      </w:r>
+    </w:p>
+    <w:p>
+      <w:pPr>
+        <w:pStyle w:val="ListParagraph"/>
+        <w:numPr>
+          <w:ilvl w:val="0"/>
+          <w:numId w:val="4"/>
+        </w:numPr>
         <w:rPr>
           <w:lang w:val="en-US"/>
         </w:rPr>
@@ -2171,1170 +3569,25 @@
           <w:lang w:val="en-US"/>
         </w:rPr>
         <w:lastRenderedPageBreak/>
-        <w:t>War – Chiến Tranh:</w:t>
-      </w:r>
-    </w:p>
-    <w:p>
-      <w:pPr>
-        <w:pStyle w:val="ListParagraph"/>
-        <w:numPr>
-          <w:ilvl w:val="0"/>
-          <w:numId w:val="10"/>
-        </w:numPr>
-        <w:rPr>
-          <w:lang w:val="en-US"/>
-        </w:rPr>
-      </w:pPr>
-      <w:r>
-        <w:rPr>
-          <w:lang w:val="en-US"/>
-        </w:rPr>
-        <w:t>“Sentinal”?</w:t>
-      </w:r>
-    </w:p>
-    <w:p>
-      <w:pPr>
-        <w:pStyle w:val="ListParagraph"/>
-        <w:numPr>
-          <w:ilvl w:val="0"/>
-          <w:numId w:val="2"/>
-        </w:numPr>
-        <w:rPr>
-          <w:lang w:val="en-US"/>
-        </w:rPr>
-      </w:pPr>
-      <w:r>
-        <w:rPr>
-          <w:lang w:val="en-US"/>
-        </w:rPr>
-        <w:t>Lính gác</w:t>
-      </w:r>
-    </w:p>
-    <w:p>
-      <w:pPr>
-        <w:pStyle w:val="ListParagraph"/>
-        <w:numPr>
-          <w:ilvl w:val="0"/>
-          <w:numId w:val="10"/>
-        </w:numPr>
-        <w:rPr>
-          <w:lang w:val="en-US"/>
-        </w:rPr>
-      </w:pPr>
-      <w:r>
-        <w:rPr>
-          <w:lang w:val="en-US"/>
-        </w:rPr>
-        <w:t>“Sentry”?</w:t>
-      </w:r>
-    </w:p>
-    <w:p>
-      <w:pPr>
-        <w:pStyle w:val="ListParagraph"/>
-        <w:numPr>
-          <w:ilvl w:val="0"/>
-          <w:numId w:val="2"/>
-        </w:numPr>
-        <w:rPr>
-          <w:lang w:val="en-US"/>
-        </w:rPr>
-      </w:pPr>
-      <w:r>
-        <w:rPr>
-          <w:lang w:val="en-US"/>
-        </w:rPr>
-        <w:t>Lính canh</w:t>
-      </w:r>
-    </w:p>
-    <w:p>
-      <w:pPr>
-        <w:pStyle w:val="ListParagraph"/>
-        <w:numPr>
-          <w:ilvl w:val="0"/>
-          <w:numId w:val="10"/>
-        </w:numPr>
-        <w:rPr>
-          <w:lang w:val="en-US"/>
-        </w:rPr>
-      </w:pPr>
-      <w:r>
-        <w:rPr>
-          <w:lang w:val="en-US"/>
-        </w:rPr>
-        <w:t>“Banish”?</w:t>
-      </w:r>
-    </w:p>
-    <w:p>
-      <w:pPr>
-        <w:pStyle w:val="ListParagraph"/>
-        <w:numPr>
-          <w:ilvl w:val="0"/>
-          <w:numId w:val="2"/>
-        </w:numPr>
-        <w:rPr>
-          <w:lang w:val="en-US"/>
-        </w:rPr>
-      </w:pPr>
-      <w:r>
-        <w:rPr>
-          <w:lang w:val="en-US"/>
-        </w:rPr>
-        <w:t>Trục xuất</w:t>
-      </w:r>
-    </w:p>
-    <w:p>
-      <w:pPr>
-        <w:pStyle w:val="ListParagraph"/>
-        <w:numPr>
-          <w:ilvl w:val="0"/>
-          <w:numId w:val="10"/>
-        </w:numPr>
-        <w:rPr>
-          <w:lang w:val="en-US"/>
-        </w:rPr>
-      </w:pPr>
-      <w:r>
-        <w:rPr>
-          <w:lang w:val="en-US"/>
-        </w:rPr>
-        <w:t>“Triumphant”?</w:t>
-      </w:r>
-    </w:p>
-    <w:p>
-      <w:pPr>
-        <w:pStyle w:val="ListParagraph"/>
-        <w:numPr>
-          <w:ilvl w:val="0"/>
-          <w:numId w:val="2"/>
-        </w:numPr>
-        <w:rPr>
-          <w:lang w:val="en-US"/>
-        </w:rPr>
-      </w:pPr>
-      <w:r>
-        <w:rPr>
-          <w:lang w:val="en-US"/>
-        </w:rPr>
-        <w:t>Cảm giác chiến thắng</w:t>
-      </w:r>
-    </w:p>
-    <w:p>
-      <w:pPr>
-        <w:pStyle w:val="ListParagraph"/>
-        <w:numPr>
-          <w:ilvl w:val="0"/>
-          <w:numId w:val="10"/>
-        </w:numPr>
-        <w:rPr>
-          <w:lang w:val="en-US"/>
-        </w:rPr>
-      </w:pPr>
-      <w:r>
-        <w:rPr>
-          <w:lang w:val="en-US"/>
-        </w:rPr>
-        <w:t>“Mercenary”?</w:t>
-      </w:r>
-    </w:p>
-    <w:p>
-      <w:pPr>
-        <w:pStyle w:val="ListParagraph"/>
-        <w:numPr>
-          <w:ilvl w:val="0"/>
-          <w:numId w:val="2"/>
-        </w:numPr>
-        <w:rPr>
-          <w:lang w:val="en-US"/>
-        </w:rPr>
-      </w:pPr>
-      <w:r>
-        <w:rPr>
-          <w:lang w:val="en-US"/>
-        </w:rPr>
-        <w:t>Lính đánh thuê</w:t>
-      </w:r>
-    </w:p>
-    <w:p>
-      <w:pPr>
-        <w:pStyle w:val="ListParagraph"/>
-        <w:numPr>
-          <w:ilvl w:val="0"/>
-          <w:numId w:val="10"/>
-        </w:numPr>
-        <w:rPr>
-          <w:lang w:val="en-US"/>
-        </w:rPr>
-      </w:pPr>
-      <w:r>
-        <w:rPr>
-          <w:lang w:val="en-US"/>
-        </w:rPr>
-        <w:t>“Enlist”?</w:t>
-      </w:r>
-    </w:p>
-    <w:p>
-      <w:pPr>
-        <w:pStyle w:val="ListParagraph"/>
-        <w:numPr>
-          <w:ilvl w:val="0"/>
-          <w:numId w:val="2"/>
-        </w:numPr>
-        <w:rPr>
-          <w:lang w:val="en-US"/>
-        </w:rPr>
-      </w:pPr>
-      <w:r>
-        <w:rPr>
-          <w:lang w:val="en-US"/>
-        </w:rPr>
-        <w:t>Nhập ngũ</w:t>
-      </w:r>
-    </w:p>
-    <w:p>
-      <w:pPr>
-        <w:pStyle w:val="ListParagraph"/>
-        <w:numPr>
-          <w:ilvl w:val="0"/>
-          <w:numId w:val="10"/>
-        </w:numPr>
-        <w:rPr>
-          <w:lang w:val="en-US"/>
-        </w:rPr>
-      </w:pPr>
-      <w:r>
-        <w:rPr>
-          <w:lang w:val="en-US"/>
-        </w:rPr>
-        <w:t>“Crumble”?</w:t>
-      </w:r>
-    </w:p>
-    <w:p>
-      <w:pPr>
-        <w:pStyle w:val="ListParagraph"/>
-        <w:numPr>
-          <w:ilvl w:val="0"/>
-          <w:numId w:val="2"/>
-        </w:numPr>
-        <w:rPr>
-          <w:lang w:val="en-US"/>
-        </w:rPr>
-      </w:pPr>
-      <w:r>
-        <w:rPr>
-          <w:lang w:val="en-US"/>
-        </w:rPr>
-        <w:t>Tan rã (nhóm người)</w:t>
-      </w:r>
-    </w:p>
-    <w:p>
-      <w:pPr>
-        <w:pStyle w:val="ListParagraph"/>
-        <w:numPr>
-          <w:ilvl w:val="0"/>
-          <w:numId w:val="10"/>
-        </w:numPr>
-        <w:rPr>
-          <w:lang w:val="en-US"/>
-        </w:rPr>
-      </w:pPr>
-      <w:r>
-        <w:rPr>
-          <w:lang w:val="en-US"/>
-        </w:rPr>
-        <w:t>“Outpost”?</w:t>
-      </w:r>
-    </w:p>
-    <w:p>
-      <w:pPr>
-        <w:pStyle w:val="ListParagraph"/>
-        <w:numPr>
-          <w:ilvl w:val="0"/>
-          <w:numId w:val="2"/>
-        </w:numPr>
-        <w:rPr>
-          <w:lang w:val="en-US"/>
-        </w:rPr>
-      </w:pPr>
-      <w:r>
-        <w:rPr>
-          <w:lang w:val="en-US"/>
-        </w:rPr>
-        <w:t>Trại quân sự</w:t>
-      </w:r>
-    </w:p>
-    <w:p>
-      <w:pPr>
-        <w:rPr>
-          <w:lang w:val="en-US"/>
-        </w:rPr>
-      </w:pPr>
-    </w:p>
-    <w:p>
-      <w:pPr>
-        <w:rPr>
-          <w:lang w:val="en-US"/>
-        </w:rPr>
-      </w:pPr>
-      <w:r>
-        <w:rPr>
-          <w:lang w:val="en-US"/>
-        </w:rPr>
-        <w:t>Time – Thời Gian:</w:t>
-      </w:r>
-    </w:p>
-    <w:p>
-      <w:pPr>
-        <w:pStyle w:val="ListParagraph"/>
-        <w:numPr>
-          <w:ilvl w:val="0"/>
-          <w:numId w:val="19"/>
-        </w:numPr>
-        <w:rPr>
-          <w:lang w:val="en-US"/>
-        </w:rPr>
-      </w:pPr>
-      <w:r>
-        <w:rPr>
-          <w:lang w:val="en-US"/>
-        </w:rPr>
-        <w:t>“Elapse”?</w:t>
-      </w:r>
-    </w:p>
-    <w:p>
-      <w:pPr>
-        <w:pStyle w:val="ListParagraph"/>
-        <w:numPr>
-          <w:ilvl w:val="0"/>
-          <w:numId w:val="2"/>
-        </w:numPr>
-        <w:rPr>
-          <w:lang w:val="en-US"/>
-        </w:rPr>
-      </w:pPr>
-      <w:r>
-        <w:rPr>
-          <w:lang w:val="en-US"/>
-        </w:rPr>
-        <w:t>Trôi qua</w:t>
-      </w:r>
-    </w:p>
-    <w:p>
-      <w:pPr>
-        <w:rPr>
-          <w:lang w:val="en-US"/>
-        </w:rPr>
-      </w:pPr>
-    </w:p>
-    <w:p>
-      <w:pPr>
-        <w:rPr>
-          <w:lang w:val="en-US"/>
-        </w:rPr>
-      </w:pPr>
-      <w:r>
-        <w:rPr>
-          <w:lang w:val="en-US"/>
-        </w:rPr>
-        <w:t>Elemental – Nguyên Tố:</w:t>
-      </w:r>
-    </w:p>
-    <w:p>
-      <w:pPr>
-        <w:pStyle w:val="ListParagraph"/>
-        <w:numPr>
-          <w:ilvl w:val="0"/>
-          <w:numId w:val="12"/>
-        </w:numPr>
-        <w:rPr>
-          <w:lang w:val="en-US"/>
-        </w:rPr>
-      </w:pPr>
-      <w:r>
-        <w:rPr>
-          <w:lang w:val="en-US"/>
-        </w:rPr>
-        <w:t>“Scorch”?</w:t>
-      </w:r>
-    </w:p>
-    <w:p>
-      <w:pPr>
-        <w:pStyle w:val="ListParagraph"/>
-        <w:numPr>
-          <w:ilvl w:val="0"/>
-          <w:numId w:val="2"/>
-        </w:numPr>
-        <w:rPr>
-          <w:lang w:val="en-US"/>
-        </w:rPr>
-      </w:pPr>
-      <w:r>
-        <w:rPr>
-          <w:lang w:val="en-US"/>
-        </w:rPr>
-        <w:t>Thiêu đốt</w:t>
-      </w:r>
-    </w:p>
-    <w:p>
-      <w:pPr>
-        <w:pStyle w:val="ListParagraph"/>
-        <w:numPr>
-          <w:ilvl w:val="0"/>
-          <w:numId w:val="12"/>
-        </w:numPr>
-        <w:rPr>
-          <w:lang w:val="en-US"/>
-        </w:rPr>
-      </w:pPr>
-      <w:r>
-        <w:rPr>
-          <w:lang w:val="en-US"/>
-        </w:rPr>
-        <w:t>“Enchant”?</w:t>
-      </w:r>
-    </w:p>
-    <w:p>
-      <w:pPr>
-        <w:pStyle w:val="ListParagraph"/>
-        <w:numPr>
-          <w:ilvl w:val="0"/>
-          <w:numId w:val="2"/>
-        </w:numPr>
-        <w:rPr>
-          <w:lang w:val="en-US"/>
-        </w:rPr>
-      </w:pPr>
-      <w:r>
-        <w:rPr>
-          <w:lang w:val="en-US"/>
-        </w:rPr>
-        <w:t>Tác động ma thuật (lên 1 món đồ)</w:t>
-      </w:r>
-    </w:p>
-    <w:p>
-      <w:pPr>
-        <w:rPr>
-          <w:lang w:val="en-US"/>
-        </w:rPr>
-      </w:pPr>
-    </w:p>
-    <w:p>
-      <w:pPr>
-        <w:rPr>
-          <w:lang w:val="en-US"/>
-        </w:rPr>
-      </w:pPr>
-      <w:r>
-        <w:rPr>
-          <w:lang w:val="en-US"/>
-        </w:rPr>
-        <w:t>Animal – Động Vật:</w:t>
-      </w:r>
-    </w:p>
-    <w:p>
-      <w:pPr>
-        <w:pStyle w:val="ListParagraph"/>
-        <w:numPr>
-          <w:ilvl w:val="0"/>
-          <w:numId w:val="13"/>
-        </w:numPr>
-        <w:rPr>
-          <w:lang w:val="en-US"/>
-        </w:rPr>
-      </w:pPr>
-      <w:r>
-        <w:rPr>
-          <w:lang w:val="en-US"/>
-        </w:rPr>
-        <w:t>“Peck”?</w:t>
-      </w:r>
-    </w:p>
-    <w:p>
-      <w:pPr>
-        <w:pStyle w:val="ListParagraph"/>
-        <w:numPr>
-          <w:ilvl w:val="0"/>
-          <w:numId w:val="2"/>
-        </w:numPr>
-        <w:rPr>
-          <w:lang w:val="en-US"/>
-        </w:rPr>
-      </w:pPr>
-      <w:r>
-        <w:rPr>
-          <w:lang w:val="en-US"/>
-        </w:rPr>
-        <w:t>Mổ</w:t>
-      </w:r>
-    </w:p>
-    <w:p>
-      <w:pPr>
-        <w:pStyle w:val="ListParagraph"/>
-        <w:numPr>
-          <w:ilvl w:val="0"/>
-          <w:numId w:val="13"/>
-        </w:numPr>
-        <w:rPr>
-          <w:lang w:val="en-US"/>
-        </w:rPr>
-      </w:pPr>
-      <w:r>
-        <w:rPr>
-          <w:lang w:val="en-US"/>
-        </w:rPr>
-        <w:t>“Carrion”?</w:t>
-      </w:r>
-    </w:p>
-    <w:p>
-      <w:pPr>
-        <w:pStyle w:val="ListParagraph"/>
-        <w:numPr>
-          <w:ilvl w:val="0"/>
-          <w:numId w:val="2"/>
-        </w:numPr>
-        <w:rPr>
-          <w:lang w:val="en-US"/>
-        </w:rPr>
-      </w:pPr>
-      <w:r>
-        <w:rPr>
-          <w:lang w:val="en-US"/>
-        </w:rPr>
-        <w:t>Xác thối</w:t>
-      </w:r>
-    </w:p>
-    <w:p>
-      <w:pPr>
-        <w:rPr>
-          <w:lang w:val="en-US"/>
-        </w:rPr>
-      </w:pPr>
-    </w:p>
-    <w:p>
-      <w:pPr>
-        <w:rPr>
-          <w:lang w:val="en-US"/>
-        </w:rPr>
-      </w:pPr>
-      <w:r>
-        <w:rPr>
-          <w:lang w:val="en-US"/>
-        </w:rPr>
-        <w:t>Plant – Thực Vật:</w:t>
-      </w:r>
-    </w:p>
-    <w:p>
-      <w:pPr>
-        <w:pStyle w:val="ListParagraph"/>
-        <w:numPr>
-          <w:ilvl w:val="0"/>
-          <w:numId w:val="14"/>
-        </w:numPr>
-        <w:rPr>
-          <w:lang w:val="en-US"/>
-        </w:rPr>
-      </w:pPr>
-      <w:r>
-        <w:rPr>
-          <w:lang w:val="en-US"/>
-        </w:rPr>
-        <w:t>“Vine”?</w:t>
-      </w:r>
-    </w:p>
-    <w:p>
-      <w:pPr>
-        <w:pStyle w:val="ListParagraph"/>
-        <w:numPr>
-          <w:ilvl w:val="0"/>
-          <w:numId w:val="2"/>
-        </w:numPr>
-        <w:rPr>
-          <w:lang w:val="en-US"/>
-        </w:rPr>
-      </w:pPr>
-      <w:r>
-        <w:rPr>
-          <w:lang w:val="en-US"/>
-        </w:rPr>
-        <w:t>Cây leo</w:t>
-      </w:r>
-    </w:p>
-    <w:p>
-      <w:pPr>
-        <w:pStyle w:val="ListParagraph"/>
-        <w:numPr>
-          <w:ilvl w:val="0"/>
-          <w:numId w:val="14"/>
-        </w:numPr>
-        <w:rPr>
-          <w:lang w:val="en-US"/>
-        </w:rPr>
-      </w:pPr>
-      <w:r>
-        <w:rPr>
-          <w:lang w:val="en-US"/>
-        </w:rPr>
-        <w:t>“Oak”?</w:t>
-      </w:r>
-    </w:p>
-    <w:p>
-      <w:pPr>
-        <w:pStyle w:val="ListParagraph"/>
-        <w:numPr>
-          <w:ilvl w:val="0"/>
-          <w:numId w:val="2"/>
-        </w:numPr>
-        <w:rPr>
-          <w:lang w:val="en-US"/>
-        </w:rPr>
-      </w:pPr>
-      <w:r>
-        <w:rPr>
-          <w:lang w:val="en-US"/>
-        </w:rPr>
-        <w:t>Sồi</w:t>
-      </w:r>
-    </w:p>
-    <w:p>
-      <w:pPr>
-        <w:rPr>
-          <w:lang w:val="en-US"/>
-        </w:rPr>
-      </w:pPr>
-    </w:p>
-    <w:p>
-      <w:pPr>
-        <w:rPr>
-          <w:lang w:val="en-US"/>
-        </w:rPr>
-      </w:pPr>
-      <w:r>
-        <w:rPr>
-          <w:lang w:val="en-US"/>
-        </w:rPr>
-        <w:t>Code – Mã:</w:t>
-      </w:r>
-    </w:p>
-    <w:p>
-      <w:pPr>
-        <w:pStyle w:val="ListParagraph"/>
-        <w:numPr>
-          <w:ilvl w:val="0"/>
-          <w:numId w:val="17"/>
-        </w:numPr>
-        <w:rPr>
-          <w:lang w:val="en-US"/>
-        </w:rPr>
-      </w:pPr>
-      <w:r>
-        <w:rPr>
-          <w:lang w:val="en-US"/>
-        </w:rPr>
-        <w:t>“Boilerplate”?</w:t>
-      </w:r>
-    </w:p>
-    <w:p>
-      <w:pPr>
-        <w:pStyle w:val="ListParagraph"/>
-        <w:numPr>
-          <w:ilvl w:val="0"/>
-          <w:numId w:val="2"/>
-        </w:numPr>
-        <w:rPr>
-          <w:lang w:val="en-US"/>
-        </w:rPr>
-      </w:pPr>
-      <w:r>
-        <w:rPr>
-          <w:lang w:val="en-US"/>
-        </w:rPr>
-        <w:t>Soạn sẵn</w:t>
-      </w:r>
-    </w:p>
-    <w:p>
-      <w:pPr>
-        <w:pStyle w:val="ListParagraph"/>
-        <w:numPr>
-          <w:ilvl w:val="0"/>
-          <w:numId w:val="17"/>
-        </w:numPr>
-        <w:rPr>
-          <w:lang w:val="en-US"/>
-        </w:rPr>
-      </w:pPr>
-      <w:r>
-        <w:rPr>
-          <w:lang w:val="en-US"/>
-        </w:rPr>
-        <w:t>“Data Augmentation”?</w:t>
-      </w:r>
-    </w:p>
-    <w:p>
-      <w:pPr>
-        <w:pStyle w:val="ListParagraph"/>
-        <w:numPr>
-          <w:ilvl w:val="0"/>
-          <w:numId w:val="2"/>
-        </w:numPr>
-        <w:rPr>
-          <w:lang w:val="en-US"/>
-        </w:rPr>
-      </w:pPr>
-      <w:r>
-        <w:rPr>
-          <w:lang w:val="en-US"/>
-        </w:rPr>
-        <w:t>Việc tăng lượng dữ liệu</w:t>
-      </w:r>
-    </w:p>
-    <w:p>
-      <w:pPr>
-        <w:pStyle w:val="ListParagraph"/>
-        <w:numPr>
-          <w:ilvl w:val="0"/>
-          <w:numId w:val="17"/>
-        </w:numPr>
-        <w:rPr>
-          <w:lang w:val="en-US"/>
-        </w:rPr>
-      </w:pPr>
-      <w:r>
-        <w:rPr>
-          <w:lang w:val="en-US"/>
-        </w:rPr>
-        <w:t>“Localization”?</w:t>
-      </w:r>
-    </w:p>
-    <w:p>
-      <w:pPr>
-        <w:pStyle w:val="ListParagraph"/>
-        <w:numPr>
-          <w:ilvl w:val="0"/>
-          <w:numId w:val="2"/>
-        </w:numPr>
-        <w:rPr>
-          <w:lang w:val="en-US"/>
-        </w:rPr>
-      </w:pPr>
-      <w:r>
-        <w:rPr>
-          <w:lang w:val="en-US"/>
-        </w:rPr>
-        <w:t>Việc khoan</w:t>
-      </w:r>
-      <w:r>
-        <w:rPr>
-          <w:lang w:val="en-US"/>
-        </w:rPr>
-        <w:t>h</w:t>
-      </w:r>
-      <w:r>
-        <w:rPr>
-          <w:lang w:val="en-US"/>
-        </w:rPr>
-        <w:t xml:space="preserve"> vùng</w:t>
-      </w:r>
-    </w:p>
-    <w:p>
-      <w:pPr>
-        <w:pStyle w:val="ListParagraph"/>
-        <w:numPr>
-          <w:ilvl w:val="0"/>
-          <w:numId w:val="17"/>
-        </w:numPr>
-        <w:rPr>
-          <w:lang w:val="en-US"/>
-        </w:rPr>
-      </w:pPr>
-      <w:r>
-        <w:rPr>
-          <w:lang w:val="en-US"/>
-        </w:rPr>
-        <w:t>“End To End Training”?</w:t>
-      </w:r>
-    </w:p>
-    <w:p>
-      <w:pPr>
-        <w:pStyle w:val="ListParagraph"/>
-        <w:numPr>
-          <w:ilvl w:val="0"/>
-          <w:numId w:val="2"/>
-        </w:numPr>
-        <w:rPr>
-          <w:lang w:val="en-US"/>
-        </w:rPr>
-      </w:pPr>
-      <w:r>
-        <w:rPr>
-          <w:lang w:val="en-US"/>
-        </w:rPr>
-        <w:t>Train một mạch</w:t>
-      </w:r>
-      <w:r>
-        <w:rPr>
-          <w:lang w:val="en-US"/>
-        </w:rPr>
-        <w:t>, không cần xử lí trước dữ liệu</w:t>
-      </w:r>
-    </w:p>
-    <w:p>
-      <w:pPr>
-        <w:pStyle w:val="ListParagraph"/>
-        <w:numPr>
-          <w:ilvl w:val="0"/>
-          <w:numId w:val="17"/>
-        </w:numPr>
-        <w:rPr>
-          <w:lang w:val="en-US"/>
-        </w:rPr>
-      </w:pPr>
-      <w:r>
-        <w:rPr>
-          <w:lang w:val="en-US"/>
-        </w:rPr>
-        <w:t>“Energy Function”?</w:t>
-      </w:r>
-    </w:p>
-    <w:p>
-      <w:pPr>
-        <w:pStyle w:val="ListParagraph"/>
-        <w:numPr>
-          <w:ilvl w:val="0"/>
-          <w:numId w:val="2"/>
-        </w:numPr>
-        <w:rPr>
-          <w:lang w:val="en-US"/>
-        </w:rPr>
-      </w:pPr>
-      <w:r>
-        <w:rPr>
-          <w:lang w:val="en-US"/>
-        </w:rPr>
-        <w:t>Hàm cần tối ưu hóa</w:t>
-      </w:r>
-    </w:p>
-    <w:p>
-      <w:pPr>
-        <w:pStyle w:val="ListParagraph"/>
-        <w:numPr>
-          <w:ilvl w:val="0"/>
-          <w:numId w:val="17"/>
-        </w:numPr>
-        <w:rPr>
-          <w:lang w:val="en-US"/>
-        </w:rPr>
-      </w:pPr>
-      <w:r>
-        <w:rPr>
-          <w:lang w:val="en-US"/>
-        </w:rPr>
-        <w:t>“Is Deprecated”?</w:t>
-      </w:r>
-    </w:p>
-    <w:p>
-      <w:pPr>
-        <w:pStyle w:val="ListParagraph"/>
-        <w:numPr>
-          <w:ilvl w:val="0"/>
-          <w:numId w:val="2"/>
-        </w:numPr>
-        <w:rPr>
-          <w:lang w:val="en-US"/>
-        </w:rPr>
-      </w:pPr>
-      <w:r>
-        <w:rPr>
-          <w:lang w:val="en-US"/>
-        </w:rPr>
-        <w:t>Sắp không được dùng nữa</w:t>
-      </w:r>
-      <w:r>
-        <w:rPr>
-          <w:lang w:val="en-US"/>
-        </w:rPr>
-        <w:t xml:space="preserve"> (</w:t>
-      </w:r>
-      <w:r>
-        <w:rPr>
-          <w:lang w:val="en-US"/>
-        </w:rPr>
-        <w:t>1 phần mềm</w:t>
-      </w:r>
-      <w:r>
-        <w:rPr>
-          <w:lang w:val="en-US"/>
-        </w:rPr>
-        <w:t>)</w:t>
-      </w:r>
-    </w:p>
-    <w:p>
-      <w:pPr>
-        <w:pStyle w:val="ListParagraph"/>
-        <w:numPr>
-          <w:ilvl w:val="0"/>
-          <w:numId w:val="17"/>
-        </w:numPr>
-        <w:rPr>
-          <w:lang w:val="en-US"/>
-        </w:rPr>
-      </w:pPr>
-      <w:r>
-        <w:rPr>
-          <w:lang w:val="en-US"/>
-        </w:rPr>
-        <w:t>“Ground Truth”?</w:t>
-      </w:r>
-    </w:p>
-    <w:p>
-      <w:pPr>
-        <w:pStyle w:val="ListParagraph"/>
-        <w:numPr>
-          <w:ilvl w:val="0"/>
-          <w:numId w:val="2"/>
-        </w:numPr>
-        <w:rPr>
-          <w:lang w:val="en-US"/>
-        </w:rPr>
-      </w:pPr>
-      <w:r>
-        <w:rPr>
-          <w:lang w:val="en-US"/>
-        </w:rPr>
-        <w:t>Target trong Machine Learning</w:t>
-      </w:r>
-    </w:p>
-    <w:p>
-      <w:pPr>
-        <w:pStyle w:val="ListParagraph"/>
-        <w:numPr>
-          <w:ilvl w:val="0"/>
-          <w:numId w:val="17"/>
-        </w:numPr>
-        <w:rPr>
-          <w:lang w:val="en-US"/>
-        </w:rPr>
-      </w:pPr>
-      <w:r>
-        <w:rPr>
-          <w:lang w:val="en-US"/>
-        </w:rPr>
-        <w:t>“Profiling”?</w:t>
-      </w:r>
-    </w:p>
-    <w:p>
-      <w:pPr>
-        <w:pStyle w:val="ListParagraph"/>
-        <w:numPr>
-          <w:ilvl w:val="0"/>
-          <w:numId w:val="2"/>
-        </w:numPr>
-        <w:rPr>
-          <w:lang w:val="en-US"/>
-        </w:rPr>
-      </w:pPr>
-      <w:r>
-        <w:rPr>
-          <w:lang w:val="en-US"/>
-        </w:rPr>
-        <w:t>Quá trình phân tích và tối ưu hóa hiệu suất</w:t>
-      </w:r>
-    </w:p>
-    <w:p>
-      <w:pPr>
-        <w:pStyle w:val="ListParagraph"/>
-        <w:numPr>
-          <w:ilvl w:val="0"/>
-          <w:numId w:val="17"/>
-        </w:numPr>
-        <w:rPr>
-          <w:lang w:val="en-US"/>
-        </w:rPr>
-      </w:pPr>
-      <w:r>
-        <w:rPr>
-          <w:lang w:val="en-US"/>
-        </w:rPr>
-        <w:t>“Prototype”?</w:t>
-      </w:r>
-    </w:p>
-    <w:p>
-      <w:pPr>
-        <w:pStyle w:val="ListParagraph"/>
-        <w:numPr>
-          <w:ilvl w:val="0"/>
-          <w:numId w:val="2"/>
-        </w:numPr>
-        <w:rPr>
-          <w:lang w:val="en-US"/>
-        </w:rPr>
-      </w:pPr>
-      <w:r>
-        <w:rPr>
-          <w:lang w:val="en-US"/>
-        </w:rPr>
-        <w:t>Tạo bản đầu tiên</w:t>
-      </w:r>
-    </w:p>
-    <w:p>
-      <w:pPr>
-        <w:pStyle w:val="ListParagraph"/>
-        <w:numPr>
-          <w:ilvl w:val="0"/>
-          <w:numId w:val="17"/>
-        </w:numPr>
-        <w:rPr>
-          <w:lang w:val="en-US"/>
-        </w:rPr>
-      </w:pPr>
-      <w:r>
-        <w:rPr>
-          <w:lang w:val="en-US"/>
-        </w:rPr>
-        <w:t>“Benchmark”?</w:t>
-      </w:r>
-    </w:p>
-    <w:p>
-      <w:pPr>
-        <w:pStyle w:val="ListParagraph"/>
-        <w:numPr>
-          <w:ilvl w:val="0"/>
-          <w:numId w:val="2"/>
-        </w:numPr>
-        <w:rPr>
-          <w:lang w:val="en-US"/>
-        </w:rPr>
-      </w:pPr>
-      <w:r>
-        <w:rPr>
-          <w:lang w:val="en-US"/>
-        </w:rPr>
-        <w:t>Đánh giá hiệu suất của 1 mô hình (so với 1 tiêu chuẩn nào đó)</w:t>
-      </w:r>
-    </w:p>
-    <w:p>
-      <w:pPr>
-        <w:pStyle w:val="ListParagraph"/>
-        <w:numPr>
-          <w:ilvl w:val="0"/>
-          <w:numId w:val="17"/>
-        </w:numPr>
-        <w:rPr>
-          <w:lang w:val="en-US"/>
-        </w:rPr>
-      </w:pPr>
-      <w:r>
-        <w:rPr>
-          <w:lang w:val="en-US"/>
-        </w:rPr>
-        <w:t>“Cumbersome”?</w:t>
-      </w:r>
-    </w:p>
-    <w:p>
-      <w:pPr>
-        <w:pStyle w:val="ListParagraph"/>
-        <w:numPr>
-          <w:ilvl w:val="0"/>
-          <w:numId w:val="2"/>
-        </w:numPr>
-        <w:rPr>
-          <w:lang w:val="en-US"/>
-        </w:rPr>
-      </w:pPr>
-      <w:r>
-        <w:rPr>
-          <w:lang w:val="en-US"/>
-        </w:rPr>
-        <w:t>Cồng kềnh</w:t>
-      </w:r>
-    </w:p>
-    <w:p>
-      <w:pPr>
-        <w:rPr>
-          <w:lang w:val="en-US"/>
-        </w:rPr>
-      </w:pPr>
-    </w:p>
-    <w:p>
-      <w:pPr>
-        <w:rPr>
-          <w:lang w:val="en-US"/>
-        </w:rPr>
-      </w:pPr>
-      <w:r>
-        <w:rPr>
-          <w:lang w:val="en-US"/>
-        </w:rPr>
-        <w:t>A</w:t>
-      </w:r>
-      <w:r>
-        <w:t>bbreviation</w:t>
-      </w:r>
-      <w:r>
-        <w:rPr>
-          <w:lang w:val="en-US"/>
-        </w:rPr>
-        <w:t xml:space="preserve"> – Từ Viết Tắt:</w:t>
-      </w:r>
-    </w:p>
-    <w:p>
-      <w:pPr>
-        <w:pStyle w:val="ListParagraph"/>
-        <w:numPr>
-          <w:ilvl w:val="0"/>
-          <w:numId w:val="3"/>
-        </w:numPr>
-        <w:rPr>
-          <w:lang w:val="en-US"/>
-        </w:rPr>
-      </w:pPr>
-      <w:r>
-        <w:rPr>
-          <w:lang w:val="en-US"/>
-        </w:rPr>
-        <w:t>“et al.”</w:t>
-      </w:r>
-      <w:r>
-        <w:rPr>
-          <w:lang w:val="en-US"/>
-        </w:rPr>
-        <w:t>?</w:t>
-      </w:r>
-    </w:p>
-    <w:p>
-      <w:pPr>
-        <w:pStyle w:val="ListParagraph"/>
-        <w:numPr>
-          <w:ilvl w:val="0"/>
-          <w:numId w:val="2"/>
-        </w:numPr>
-        <w:rPr>
-          <w:lang w:val="en-US"/>
-        </w:rPr>
-      </w:pPr>
-      <w:r>
-        <w:rPr>
-          <w:lang w:val="en-US"/>
-        </w:rPr>
-        <w:t>Và các đồng tác giả khác</w:t>
-      </w:r>
-    </w:p>
-    <w:p>
-      <w:pPr>
-        <w:rPr>
-          <w:lang w:val="en-US"/>
-        </w:rPr>
-      </w:pPr>
-    </w:p>
-    <w:p>
-      <w:pPr>
-        <w:rPr>
-          <w:lang w:val="en-US"/>
-        </w:rPr>
-      </w:pPr>
-      <w:r>
-        <w:rPr>
-          <w:lang w:val="en-US"/>
-        </w:rPr>
-        <w:t>Math – Toán:</w:t>
+        <w:t>“Critical Point”?</w:t>
+      </w:r>
+    </w:p>
+    <w:p>
+      <w:pPr>
+        <w:pStyle w:val="ListParagraph"/>
+        <w:numPr>
+          <w:ilvl w:val="0"/>
+          <w:numId w:val="2"/>
+        </w:numPr>
+        <w:rPr>
+          <w:lang w:val="en-US"/>
+        </w:rPr>
+      </w:pPr>
+      <w:r>
+        <w:rPr>
+          <w:lang w:val="en-US"/>
+        </w:rPr>
+        <w:t>Điểm cực trị</w:t>
       </w:r>
     </w:p>
     <w:p>
@@ -3352,223 +3605,6 @@
         <w:rPr>
           <w:lang w:val="en-US"/>
         </w:rPr>
-        <w:t>“Denominator”?</w:t>
-      </w:r>
-    </w:p>
-    <w:p>
-      <w:pPr>
-        <w:pStyle w:val="ListParagraph"/>
-        <w:numPr>
-          <w:ilvl w:val="0"/>
-          <w:numId w:val="2"/>
-        </w:numPr>
-        <w:rPr>
-          <w:lang w:val="en-US"/>
-        </w:rPr>
-      </w:pPr>
-      <w:r>
-        <w:rPr>
-          <w:lang w:val="en-US"/>
-        </w:rPr>
-        <w:t>Mẫu số</w:t>
-      </w:r>
-    </w:p>
-    <w:p>
-      <w:pPr>
-        <w:pStyle w:val="ListParagraph"/>
-        <w:numPr>
-          <w:ilvl w:val="0"/>
-          <w:numId w:val="4"/>
-        </w:numPr>
-        <w:rPr>
-          <w:lang w:val="en-US"/>
-        </w:rPr>
-      </w:pPr>
-      <w:r>
-        <w:rPr>
-          <w:lang w:val="en-US"/>
-        </w:rPr>
-        <w:t>“Numerator”?</w:t>
-      </w:r>
-    </w:p>
-    <w:p>
-      <w:pPr>
-        <w:pStyle w:val="ListParagraph"/>
-        <w:numPr>
-          <w:ilvl w:val="0"/>
-          <w:numId w:val="2"/>
-        </w:numPr>
-        <w:rPr>
-          <w:lang w:val="en-US"/>
-        </w:rPr>
-      </w:pPr>
-      <w:r>
-        <w:rPr>
-          <w:lang w:val="en-US"/>
-        </w:rPr>
-        <w:t>Tử số</w:t>
-      </w:r>
-    </w:p>
-    <w:p>
-      <w:pPr>
-        <w:pStyle w:val="ListParagraph"/>
-        <w:numPr>
-          <w:ilvl w:val="0"/>
-          <w:numId w:val="4"/>
-        </w:numPr>
-        <w:rPr>
-          <w:lang w:val="en-US"/>
-        </w:rPr>
-      </w:pPr>
-      <w:r>
-        <w:rPr>
-          <w:lang w:val="en-US"/>
-        </w:rPr>
-        <w:t>“Hypothetical Unit”?</w:t>
-      </w:r>
-    </w:p>
-    <w:p>
-      <w:pPr>
-        <w:pStyle w:val="ListParagraph"/>
-        <w:numPr>
-          <w:ilvl w:val="0"/>
-          <w:numId w:val="2"/>
-        </w:numPr>
-        <w:rPr>
-          <w:lang w:val="en-US"/>
-        </w:rPr>
-      </w:pPr>
-      <w:r>
-        <w:rPr>
-          <w:lang w:val="en-US"/>
-        </w:rPr>
-        <w:t>Đơn vị giả tưởng (của giá trị nào đó)</w:t>
-      </w:r>
-    </w:p>
-    <w:p>
-      <w:pPr>
-        <w:pStyle w:val="ListParagraph"/>
-        <w:numPr>
-          <w:ilvl w:val="0"/>
-          <w:numId w:val="4"/>
-        </w:numPr>
-        <w:rPr>
-          <w:lang w:val="en-US"/>
-        </w:rPr>
-      </w:pPr>
-      <w:r>
-        <w:rPr>
-          <w:lang w:val="en-US"/>
-        </w:rPr>
-        <w:t>Numerical Solution?</w:t>
-      </w:r>
-    </w:p>
-    <w:p>
-      <w:pPr>
-        <w:pStyle w:val="ListParagraph"/>
-        <w:numPr>
-          <w:ilvl w:val="0"/>
-          <w:numId w:val="2"/>
-        </w:numPr>
-        <w:rPr>
-          <w:lang w:val="en-US"/>
-        </w:rPr>
-      </w:pPr>
-      <w:r>
-        <w:rPr>
-          <w:lang w:val="en-US"/>
-        </w:rPr>
-        <w:t>Nghiệm ước lượng (= số cụ thể, không phải = Term)</w:t>
-      </w:r>
-    </w:p>
-    <w:p>
-      <w:pPr>
-        <w:pStyle w:val="ListParagraph"/>
-        <w:numPr>
-          <w:ilvl w:val="0"/>
-          <w:numId w:val="4"/>
-        </w:numPr>
-        <w:rPr>
-          <w:lang w:val="en-US"/>
-        </w:rPr>
-      </w:pPr>
-      <w:r>
-        <w:rPr>
-          <w:lang w:val="en-US"/>
-        </w:rPr>
-        <w:t>“Quotient”?</w:t>
-      </w:r>
-    </w:p>
-    <w:p>
-      <w:pPr>
-        <w:pStyle w:val="ListParagraph"/>
-        <w:numPr>
-          <w:ilvl w:val="0"/>
-          <w:numId w:val="2"/>
-        </w:numPr>
-        <w:rPr>
-          <w:lang w:val="en-US"/>
-        </w:rPr>
-      </w:pPr>
-      <w:r>
-        <w:rPr>
-          <w:lang w:val="en-US"/>
-        </w:rPr>
-        <w:t>Thương số (kết quả của phép chia)</w:t>
-      </w:r>
-    </w:p>
-    <w:p>
-      <w:pPr>
-        <w:pStyle w:val="ListParagraph"/>
-        <w:numPr>
-          <w:ilvl w:val="0"/>
-          <w:numId w:val="4"/>
-        </w:numPr>
-        <w:rPr>
-          <w:lang w:val="en-US"/>
-        </w:rPr>
-      </w:pPr>
-      <w:r>
-        <w:rPr>
-          <w:lang w:val="en-US"/>
-        </w:rPr>
-        <w:t>“Critical Point”?</w:t>
-      </w:r>
-    </w:p>
-    <w:p>
-      <w:pPr>
-        <w:pStyle w:val="ListParagraph"/>
-        <w:numPr>
-          <w:ilvl w:val="0"/>
-          <w:numId w:val="2"/>
-        </w:numPr>
-        <w:rPr>
-          <w:lang w:val="en-US"/>
-        </w:rPr>
-      </w:pPr>
-      <w:r>
-        <w:rPr>
-          <w:lang w:val="en-US"/>
-        </w:rPr>
-        <w:t>Điểm cực trị</w:t>
-      </w:r>
-    </w:p>
-    <w:p>
-      <w:pPr>
-        <w:pStyle w:val="ListParagraph"/>
-        <w:numPr>
-          <w:ilvl w:val="0"/>
-          <w:numId w:val="4"/>
-        </w:numPr>
-        <w:rPr>
-          <w:lang w:val="en-US"/>
-        </w:rPr>
-      </w:pPr>
-      <w:r>
-        <w:rPr>
-          <w:lang w:val="en-US"/>
-        </w:rPr>
-        <w:lastRenderedPageBreak/>
         <w:t>“Concave Up And Down”?</w:t>
       </w:r>
     </w:p>

--- a/english.docx
+++ b/english.docx
@@ -3279,616 +3279,652 @@
         </w:rPr>
         <w:t>Chấp nhận được</w:t>
       </w:r>
+    </w:p>
+    <w:p>
+      <w:pPr>
+        <w:rPr>
+          <w:lang w:val="en-US"/>
+        </w:rPr>
+      </w:pPr>
+    </w:p>
+    <w:p>
+      <w:pPr>
+        <w:rPr>
+          <w:lang w:val="en-US"/>
+        </w:rPr>
+      </w:pPr>
+      <w:r>
+        <w:rPr>
+          <w:lang w:val="en-US"/>
+        </w:rPr>
+        <w:t>A</w:t>
+      </w:r>
+      <w:r>
+        <w:t>bbreviation</w:t>
+      </w:r>
+      <w:r>
+        <w:rPr>
+          <w:lang w:val="en-US"/>
+        </w:rPr>
+        <w:t xml:space="preserve"> – Từ Viết Tắt:</w:t>
+      </w:r>
+    </w:p>
+    <w:p>
+      <w:pPr>
+        <w:pStyle w:val="ListParagraph"/>
+        <w:numPr>
+          <w:ilvl w:val="0"/>
+          <w:numId w:val="3"/>
+        </w:numPr>
+        <w:rPr>
+          <w:lang w:val="en-US"/>
+        </w:rPr>
+      </w:pPr>
+      <w:r>
+        <w:rPr>
+          <w:lang w:val="en-US"/>
+        </w:rPr>
+        <w:t>“et al.”</w:t>
+      </w:r>
+      <w:r>
+        <w:rPr>
+          <w:lang w:val="en-US"/>
+        </w:rPr>
+        <w:t>?</w:t>
+      </w:r>
+    </w:p>
+    <w:p>
+      <w:pPr>
+        <w:pStyle w:val="ListParagraph"/>
+        <w:numPr>
+          <w:ilvl w:val="0"/>
+          <w:numId w:val="2"/>
+        </w:numPr>
+        <w:rPr>
+          <w:lang w:val="en-US"/>
+        </w:rPr>
+      </w:pPr>
+      <w:r>
+        <w:rPr>
+          <w:lang w:val="en-US"/>
+        </w:rPr>
+        <w:t>Và các đồng tác giả khác</w:t>
+      </w:r>
+    </w:p>
+    <w:p>
+      <w:pPr>
+        <w:rPr>
+          <w:lang w:val="en-US"/>
+        </w:rPr>
+      </w:pPr>
+    </w:p>
+    <w:p>
+      <w:pPr>
+        <w:rPr>
+          <w:lang w:val="en-US"/>
+        </w:rPr>
+      </w:pPr>
+      <w:r>
+        <w:rPr>
+          <w:lang w:val="en-US"/>
+        </w:rPr>
+        <w:t>Math – Toán:</w:t>
+      </w:r>
+    </w:p>
+    <w:p>
+      <w:pPr>
+        <w:pStyle w:val="ListParagraph"/>
+        <w:numPr>
+          <w:ilvl w:val="0"/>
+          <w:numId w:val="4"/>
+        </w:numPr>
+        <w:rPr>
+          <w:lang w:val="en-US"/>
+        </w:rPr>
+      </w:pPr>
+      <w:r>
+        <w:rPr>
+          <w:lang w:val="en-US"/>
+        </w:rPr>
+        <w:t>“Denominator”?</w:t>
+      </w:r>
+    </w:p>
+    <w:p>
+      <w:pPr>
+        <w:pStyle w:val="ListParagraph"/>
+        <w:numPr>
+          <w:ilvl w:val="0"/>
+          <w:numId w:val="2"/>
+        </w:numPr>
+        <w:rPr>
+          <w:lang w:val="en-US"/>
+        </w:rPr>
+      </w:pPr>
+      <w:r>
+        <w:rPr>
+          <w:lang w:val="en-US"/>
+        </w:rPr>
+        <w:t>Mẫu số</w:t>
+      </w:r>
+    </w:p>
+    <w:p>
+      <w:pPr>
+        <w:pStyle w:val="ListParagraph"/>
+        <w:numPr>
+          <w:ilvl w:val="0"/>
+          <w:numId w:val="4"/>
+        </w:numPr>
+        <w:rPr>
+          <w:lang w:val="en-US"/>
+        </w:rPr>
+      </w:pPr>
+      <w:r>
+        <w:rPr>
+          <w:lang w:val="en-US"/>
+        </w:rPr>
+        <w:t>“Numerator”?</w:t>
+      </w:r>
+    </w:p>
+    <w:p>
+      <w:pPr>
+        <w:pStyle w:val="ListParagraph"/>
+        <w:numPr>
+          <w:ilvl w:val="0"/>
+          <w:numId w:val="2"/>
+        </w:numPr>
+        <w:rPr>
+          <w:lang w:val="en-US"/>
+        </w:rPr>
+      </w:pPr>
+      <w:r>
+        <w:rPr>
+          <w:lang w:val="en-US"/>
+        </w:rPr>
+        <w:t>Tử số</w:t>
+      </w:r>
+    </w:p>
+    <w:p>
+      <w:pPr>
+        <w:pStyle w:val="ListParagraph"/>
+        <w:numPr>
+          <w:ilvl w:val="0"/>
+          <w:numId w:val="4"/>
+        </w:numPr>
+        <w:rPr>
+          <w:lang w:val="en-US"/>
+        </w:rPr>
+      </w:pPr>
+      <w:r>
+        <w:rPr>
+          <w:lang w:val="en-US"/>
+        </w:rPr>
+        <w:t>“Hypothetical Unit”?</w:t>
+      </w:r>
+    </w:p>
+    <w:p>
+      <w:pPr>
+        <w:pStyle w:val="ListParagraph"/>
+        <w:numPr>
+          <w:ilvl w:val="0"/>
+          <w:numId w:val="2"/>
+        </w:numPr>
+        <w:rPr>
+          <w:lang w:val="en-US"/>
+        </w:rPr>
+      </w:pPr>
+      <w:r>
+        <w:rPr>
+          <w:lang w:val="en-US"/>
+        </w:rPr>
+        <w:t>Đơn vị giả tưởng (của giá trị nào đó)</w:t>
+      </w:r>
+    </w:p>
+    <w:p>
+      <w:pPr>
+        <w:pStyle w:val="ListParagraph"/>
+        <w:numPr>
+          <w:ilvl w:val="0"/>
+          <w:numId w:val="4"/>
+        </w:numPr>
+        <w:rPr>
+          <w:lang w:val="en-US"/>
+        </w:rPr>
+      </w:pPr>
+      <w:r>
+        <w:rPr>
+          <w:lang w:val="en-US"/>
+        </w:rPr>
+        <w:t>Numerical Solution?</w:t>
+      </w:r>
+    </w:p>
+    <w:p>
+      <w:pPr>
+        <w:pStyle w:val="ListParagraph"/>
+        <w:numPr>
+          <w:ilvl w:val="0"/>
+          <w:numId w:val="2"/>
+        </w:numPr>
+        <w:rPr>
+          <w:lang w:val="en-US"/>
+        </w:rPr>
+      </w:pPr>
+      <w:r>
+        <w:rPr>
+          <w:lang w:val="en-US"/>
+        </w:rPr>
+        <w:t>Nghiệm ước lượng (= số cụ thể, không phải = Term)</w:t>
+      </w:r>
+    </w:p>
+    <w:p>
+      <w:pPr>
+        <w:pStyle w:val="ListParagraph"/>
+        <w:numPr>
+          <w:ilvl w:val="0"/>
+          <w:numId w:val="4"/>
+        </w:numPr>
+        <w:rPr>
+          <w:lang w:val="en-US"/>
+        </w:rPr>
+      </w:pPr>
+      <w:r>
+        <w:rPr>
+          <w:lang w:val="en-US"/>
+        </w:rPr>
+        <w:t>“Quotient”?</w:t>
+      </w:r>
+    </w:p>
+    <w:p>
+      <w:pPr>
+        <w:pStyle w:val="ListParagraph"/>
+        <w:numPr>
+          <w:ilvl w:val="0"/>
+          <w:numId w:val="2"/>
+        </w:numPr>
+        <w:rPr>
+          <w:lang w:val="en-US"/>
+        </w:rPr>
+      </w:pPr>
+      <w:r>
+        <w:rPr>
+          <w:lang w:val="en-US"/>
+        </w:rPr>
+        <w:t>Thương số (kết quả của phép chia)</w:t>
+      </w:r>
+    </w:p>
+    <w:p>
+      <w:pPr>
+        <w:pStyle w:val="ListParagraph"/>
+        <w:numPr>
+          <w:ilvl w:val="0"/>
+          <w:numId w:val="4"/>
+        </w:numPr>
+        <w:rPr>
+          <w:lang w:val="en-US"/>
+        </w:rPr>
+      </w:pPr>
+      <w:r>
+        <w:rPr>
+          <w:lang w:val="en-US"/>
+        </w:rPr>
+        <w:lastRenderedPageBreak/>
+        <w:t>“Critical Point”?</w:t>
+      </w:r>
+    </w:p>
+    <w:p>
+      <w:pPr>
+        <w:pStyle w:val="ListParagraph"/>
+        <w:numPr>
+          <w:ilvl w:val="0"/>
+          <w:numId w:val="2"/>
+        </w:numPr>
+        <w:rPr>
+          <w:lang w:val="en-US"/>
+        </w:rPr>
+      </w:pPr>
+      <w:r>
+        <w:rPr>
+          <w:lang w:val="en-US"/>
+        </w:rPr>
+        <w:t>Điểm cực trị</w:t>
+      </w:r>
+    </w:p>
+    <w:p>
+      <w:pPr>
+        <w:pStyle w:val="ListParagraph"/>
+        <w:numPr>
+          <w:ilvl w:val="0"/>
+          <w:numId w:val="4"/>
+        </w:numPr>
+        <w:rPr>
+          <w:lang w:val="en-US"/>
+        </w:rPr>
+      </w:pPr>
+      <w:r>
+        <w:rPr>
+          <w:lang w:val="en-US"/>
+        </w:rPr>
+        <w:t>“Concave Up And Down”?</w:t>
+      </w:r>
+    </w:p>
+    <w:p>
+      <w:pPr>
+        <w:pStyle w:val="ListParagraph"/>
+        <w:numPr>
+          <w:ilvl w:val="0"/>
+          <w:numId w:val="2"/>
+        </w:numPr>
+        <w:rPr>
+          <w:lang w:val="en-US"/>
+        </w:rPr>
+      </w:pPr>
+      <w:r>
+        <w:rPr>
+          <w:lang w:val="en-US"/>
+        </w:rPr>
+        <w:t>Ngửa và úp (đồ thị)</w:t>
+      </w:r>
+    </w:p>
+    <w:p>
+      <w:pPr>
+        <w:pStyle w:val="ListParagraph"/>
+        <w:numPr>
+          <w:ilvl w:val="0"/>
+          <w:numId w:val="4"/>
+        </w:numPr>
+        <w:rPr>
+          <w:lang w:val="en-US"/>
+        </w:rPr>
+      </w:pPr>
+      <w:r>
+        <w:rPr>
+          <w:lang w:val="en-US"/>
+        </w:rPr>
+        <w:t>“Quadrant”?</w:t>
+      </w:r>
+    </w:p>
+    <w:p>
+      <w:pPr>
+        <w:pStyle w:val="ListParagraph"/>
+        <w:numPr>
+          <w:ilvl w:val="0"/>
+          <w:numId w:val="2"/>
+        </w:numPr>
+        <w:rPr>
+          <w:lang w:val="en-US"/>
+        </w:rPr>
+      </w:pPr>
+      <w:r>
+        <w:rPr>
+          <w:lang w:val="en-US"/>
+        </w:rPr>
+        <w:t>Góc phần tư</w:t>
+      </w:r>
+    </w:p>
+    <w:p>
+      <w:pPr>
+        <w:pStyle w:val="ListParagraph"/>
+        <w:numPr>
+          <w:ilvl w:val="0"/>
+          <w:numId w:val="4"/>
+        </w:numPr>
+        <w:rPr>
+          <w:lang w:val="en-US"/>
+        </w:rPr>
+      </w:pPr>
+      <w:r>
+        <w:rPr>
+          <w:lang w:val="en-US"/>
+        </w:rPr>
+        <w:t>“Octant”?</w:t>
+      </w:r>
+    </w:p>
+    <w:p>
+      <w:pPr>
+        <w:pStyle w:val="ListParagraph"/>
+        <w:numPr>
+          <w:ilvl w:val="0"/>
+          <w:numId w:val="2"/>
+        </w:numPr>
+        <w:rPr>
+          <w:lang w:val="en-US"/>
+        </w:rPr>
+      </w:pPr>
+      <w:r>
+        <w:rPr>
+          <w:lang w:val="en-US"/>
+        </w:rPr>
+        <w:t>Góc phần tám</w:t>
+      </w:r>
+    </w:p>
+    <w:p>
+      <w:pPr>
+        <w:pStyle w:val="ListParagraph"/>
+        <w:numPr>
+          <w:ilvl w:val="0"/>
+          <w:numId w:val="4"/>
+        </w:numPr>
+        <w:rPr>
+          <w:lang w:val="en-US"/>
+        </w:rPr>
+      </w:pPr>
+      <w:r>
+        <w:rPr>
+          <w:lang w:val="en-US"/>
+        </w:rPr>
+        <w:t>“Objective Function”?</w:t>
+      </w:r>
+    </w:p>
+    <w:p>
+      <w:pPr>
+        <w:pStyle w:val="ListParagraph"/>
+        <w:numPr>
+          <w:ilvl w:val="0"/>
+          <w:numId w:val="2"/>
+        </w:numPr>
+        <w:rPr>
+          <w:lang w:val="en-US"/>
+        </w:rPr>
+      </w:pPr>
+      <w:r>
+        <w:rPr>
+          <w:lang w:val="en-US"/>
+        </w:rPr>
+        <w:t>Hàm mục tiêu (hàm mà bạn muốn tối ưu hóa)</w:t>
+      </w:r>
+    </w:p>
+    <w:p>
+      <w:pPr>
+        <w:pStyle w:val="ListParagraph"/>
+        <w:numPr>
+          <w:ilvl w:val="0"/>
+          <w:numId w:val="4"/>
+        </w:numPr>
+        <w:rPr>
+          <w:lang w:val="en-US"/>
+        </w:rPr>
+      </w:pPr>
+      <w:r>
+        <w:rPr>
+          <w:lang w:val="en-US"/>
+        </w:rPr>
+        <w:t>“Legend”?</w:t>
+      </w:r>
+    </w:p>
+    <w:p>
+      <w:pPr>
+        <w:pStyle w:val="ListParagraph"/>
+        <w:numPr>
+          <w:ilvl w:val="0"/>
+          <w:numId w:val="2"/>
+        </w:numPr>
+        <w:rPr>
+          <w:lang w:val="en-US"/>
+        </w:rPr>
+      </w:pPr>
+      <w:r>
+        <w:rPr>
+          <w:lang w:val="en-US"/>
+        </w:rPr>
+        <w:t>Chú giải (biểu đồ)</w:t>
+      </w:r>
+    </w:p>
+    <w:p>
+      <w:pPr>
+        <w:pStyle w:val="ListParagraph"/>
+        <w:numPr>
+          <w:ilvl w:val="0"/>
+          <w:numId w:val="4"/>
+        </w:numPr>
+        <w:rPr>
+          <w:lang w:val="en-US"/>
+        </w:rPr>
+      </w:pPr>
+      <w:r>
+        <w:rPr>
+          <w:lang w:val="en-US"/>
+        </w:rPr>
+        <w:t>“Pointwise Operation”?</w:t>
+      </w:r>
+    </w:p>
+    <w:p>
+      <w:pPr>
+        <w:pStyle w:val="ListParagraph"/>
+        <w:numPr>
+          <w:ilvl w:val="0"/>
+          <w:numId w:val="2"/>
+        </w:numPr>
+        <w:rPr>
+          <w:lang w:val="en-US"/>
+        </w:rPr>
+      </w:pPr>
+      <w:r>
+        <w:rPr>
+          <w:lang w:val="en-US"/>
+        </w:rPr>
+        <w:t>Toán tử từng điểm (ví dụ</w:t>
+      </w:r>
+      <w:r>
+        <w:rPr>
+          <w:lang w:val="en-US"/>
+        </w:rPr>
+        <w:t xml:space="preserve"> tích Hadamard</w:t>
+      </w:r>
+      <w:r>
+        <w:rPr>
+          <w:lang w:val="en-US"/>
+        </w:rPr>
+        <w:t>)</w:t>
+      </w:r>
+    </w:p>
+    <w:p>
+      <w:pPr>
+        <w:pStyle w:val="ListParagraph"/>
+        <w:numPr>
+          <w:ilvl w:val="0"/>
+          <w:numId w:val="4"/>
+        </w:numPr>
+        <w:rPr>
+          <w:lang w:val="en-US"/>
+        </w:rPr>
+      </w:pPr>
+      <w:r>
+        <w:rPr>
+          <w:lang w:val="en-US"/>
+        </w:rPr>
+        <w:t>“Rectangular”?</w:t>
+      </w:r>
+    </w:p>
+    <w:p>
+      <w:pPr>
+        <w:pStyle w:val="ListParagraph"/>
+        <w:numPr>
+          <w:ilvl w:val="0"/>
+          <w:numId w:val="2"/>
+        </w:numPr>
+        <w:rPr>
+          <w:lang w:val="en-US"/>
+        </w:rPr>
+      </w:pPr>
+      <w:r>
+        <w:rPr>
+          <w:lang w:val="en-US"/>
+        </w:rPr>
+        <w:t>Hình hộp chữ nhật</w:t>
+      </w:r>
+    </w:p>
+    <w:p>
+      <w:pPr>
+        <w:pStyle w:val="ListParagraph"/>
+        <w:numPr>
+          <w:ilvl w:val="0"/>
+          <w:numId w:val="4"/>
+        </w:numPr>
+        <w:rPr>
+          <w:lang w:val="en-US"/>
+        </w:rPr>
+      </w:pPr>
+      <w:r>
+        <w:rPr>
+          <w:lang w:val="en-US"/>
+        </w:rPr>
+        <w:t>“Operand”?</w:t>
+      </w:r>
+    </w:p>
+    <w:p>
+      <w:pPr>
+        <w:pStyle w:val="ListParagraph"/>
+        <w:numPr>
+          <w:ilvl w:val="0"/>
+          <w:numId w:val="2"/>
+        </w:numPr>
+        <w:rPr>
+          <w:lang w:val="en-US"/>
+        </w:rPr>
+      </w:pPr>
+      <w:r>
+        <w:rPr>
+          <w:lang w:val="en-US"/>
+        </w:rPr>
+        <w:t>Toán hạng</w:t>
+      </w:r>
+    </w:p>
+    <w:p>
+      <w:pPr>
+        <w:pStyle w:val="ListParagraph"/>
+        <w:numPr>
+          <w:ilvl w:val="0"/>
+          <w:numId w:val="4"/>
+        </w:numPr>
+        <w:rPr>
+          <w:lang w:val="en-US"/>
+        </w:rPr>
+      </w:pPr>
+      <w:r>
+        <w:rPr>
+          <w:lang w:val="en-US"/>
+        </w:rPr>
+        <w:t>“Induction”?</w:t>
+      </w:r>
+    </w:p>
+    <w:p>
+      <w:pPr>
+        <w:pStyle w:val="ListParagraph"/>
+        <w:numPr>
+          <w:ilvl w:val="0"/>
+          <w:numId w:val="2"/>
+        </w:numPr>
+        <w:rPr>
+          <w:lang w:val="en-US"/>
+        </w:rPr>
+      </w:pPr>
+      <w:r>
+        <w:rPr>
+          <w:lang w:val="en-US"/>
+        </w:rPr>
+        <w:t>Quy nạp</w:t>
+      </w:r>
       <w:bookmarkStart w:id="0" w:name="_GoBack"/>
       <w:bookmarkEnd w:id="0"/>
-    </w:p>
-    <w:p>
-      <w:pPr>
-        <w:rPr>
-          <w:lang w:val="en-US"/>
-        </w:rPr>
-      </w:pPr>
-    </w:p>
-    <w:p>
-      <w:pPr>
-        <w:rPr>
-          <w:lang w:val="en-US"/>
-        </w:rPr>
-      </w:pPr>
-      <w:r>
-        <w:rPr>
-          <w:lang w:val="en-US"/>
-        </w:rPr>
-        <w:t>A</w:t>
-      </w:r>
-      <w:r>
-        <w:t>bbreviation</w:t>
-      </w:r>
-      <w:r>
-        <w:rPr>
-          <w:lang w:val="en-US"/>
-        </w:rPr>
-        <w:t xml:space="preserve"> – Từ Viết Tắt:</w:t>
-      </w:r>
-    </w:p>
-    <w:p>
-      <w:pPr>
-        <w:pStyle w:val="ListParagraph"/>
-        <w:numPr>
-          <w:ilvl w:val="0"/>
-          <w:numId w:val="3"/>
-        </w:numPr>
-        <w:rPr>
-          <w:lang w:val="en-US"/>
-        </w:rPr>
-      </w:pPr>
-      <w:r>
-        <w:rPr>
-          <w:lang w:val="en-US"/>
-        </w:rPr>
-        <w:t>“et al.”</w:t>
-      </w:r>
-      <w:r>
-        <w:rPr>
-          <w:lang w:val="en-US"/>
-        </w:rPr>
-        <w:t>?</w:t>
-      </w:r>
-    </w:p>
-    <w:p>
-      <w:pPr>
-        <w:pStyle w:val="ListParagraph"/>
-        <w:numPr>
-          <w:ilvl w:val="0"/>
-          <w:numId w:val="2"/>
-        </w:numPr>
-        <w:rPr>
-          <w:lang w:val="en-US"/>
-        </w:rPr>
-      </w:pPr>
-      <w:r>
-        <w:rPr>
-          <w:lang w:val="en-US"/>
-        </w:rPr>
-        <w:t>Và các đồng tác giả khác</w:t>
-      </w:r>
-    </w:p>
-    <w:p>
-      <w:pPr>
-        <w:rPr>
-          <w:lang w:val="en-US"/>
-        </w:rPr>
-      </w:pPr>
-    </w:p>
-    <w:p>
-      <w:pPr>
-        <w:rPr>
-          <w:lang w:val="en-US"/>
-        </w:rPr>
-      </w:pPr>
-      <w:r>
-        <w:rPr>
-          <w:lang w:val="en-US"/>
-        </w:rPr>
-        <w:t>Math – Toán:</w:t>
-      </w:r>
-    </w:p>
-    <w:p>
-      <w:pPr>
-        <w:pStyle w:val="ListParagraph"/>
-        <w:numPr>
-          <w:ilvl w:val="0"/>
-          <w:numId w:val="4"/>
-        </w:numPr>
-        <w:rPr>
-          <w:lang w:val="en-US"/>
-        </w:rPr>
-      </w:pPr>
-      <w:r>
-        <w:rPr>
-          <w:lang w:val="en-US"/>
-        </w:rPr>
-        <w:t>“Denominator”?</w:t>
-      </w:r>
-    </w:p>
-    <w:p>
-      <w:pPr>
-        <w:pStyle w:val="ListParagraph"/>
-        <w:numPr>
-          <w:ilvl w:val="0"/>
-          <w:numId w:val="2"/>
-        </w:numPr>
-        <w:rPr>
-          <w:lang w:val="en-US"/>
-        </w:rPr>
-      </w:pPr>
-      <w:r>
-        <w:rPr>
-          <w:lang w:val="en-US"/>
-        </w:rPr>
-        <w:t>Mẫu số</w:t>
-      </w:r>
-    </w:p>
-    <w:p>
-      <w:pPr>
-        <w:pStyle w:val="ListParagraph"/>
-        <w:numPr>
-          <w:ilvl w:val="0"/>
-          <w:numId w:val="4"/>
-        </w:numPr>
-        <w:rPr>
-          <w:lang w:val="en-US"/>
-        </w:rPr>
-      </w:pPr>
-      <w:r>
-        <w:rPr>
-          <w:lang w:val="en-US"/>
-        </w:rPr>
-        <w:t>“Numerator”?</w:t>
-      </w:r>
-    </w:p>
-    <w:p>
-      <w:pPr>
-        <w:pStyle w:val="ListParagraph"/>
-        <w:numPr>
-          <w:ilvl w:val="0"/>
-          <w:numId w:val="2"/>
-        </w:numPr>
-        <w:rPr>
-          <w:lang w:val="en-US"/>
-        </w:rPr>
-      </w:pPr>
-      <w:r>
-        <w:rPr>
-          <w:lang w:val="en-US"/>
-        </w:rPr>
-        <w:t>Tử số</w:t>
-      </w:r>
-    </w:p>
-    <w:p>
-      <w:pPr>
-        <w:pStyle w:val="ListParagraph"/>
-        <w:numPr>
-          <w:ilvl w:val="0"/>
-          <w:numId w:val="4"/>
-        </w:numPr>
-        <w:rPr>
-          <w:lang w:val="en-US"/>
-        </w:rPr>
-      </w:pPr>
-      <w:r>
-        <w:rPr>
-          <w:lang w:val="en-US"/>
-        </w:rPr>
-        <w:t>“Hypothetical Unit”?</w:t>
-      </w:r>
-    </w:p>
-    <w:p>
-      <w:pPr>
-        <w:pStyle w:val="ListParagraph"/>
-        <w:numPr>
-          <w:ilvl w:val="0"/>
-          <w:numId w:val="2"/>
-        </w:numPr>
-        <w:rPr>
-          <w:lang w:val="en-US"/>
-        </w:rPr>
-      </w:pPr>
-      <w:r>
-        <w:rPr>
-          <w:lang w:val="en-US"/>
-        </w:rPr>
-        <w:t>Đơn vị giả tưởng (của giá trị nào đó)</w:t>
-      </w:r>
-    </w:p>
-    <w:p>
-      <w:pPr>
-        <w:pStyle w:val="ListParagraph"/>
-        <w:numPr>
-          <w:ilvl w:val="0"/>
-          <w:numId w:val="4"/>
-        </w:numPr>
-        <w:rPr>
-          <w:lang w:val="en-US"/>
-        </w:rPr>
-      </w:pPr>
-      <w:r>
-        <w:rPr>
-          <w:lang w:val="en-US"/>
-        </w:rPr>
-        <w:t>Numerical Solution?</w:t>
-      </w:r>
-    </w:p>
-    <w:p>
-      <w:pPr>
-        <w:pStyle w:val="ListParagraph"/>
-        <w:numPr>
-          <w:ilvl w:val="0"/>
-          <w:numId w:val="2"/>
-        </w:numPr>
-        <w:rPr>
-          <w:lang w:val="en-US"/>
-        </w:rPr>
-      </w:pPr>
-      <w:r>
-        <w:rPr>
-          <w:lang w:val="en-US"/>
-        </w:rPr>
-        <w:t>Nghiệm ước lượng (= số cụ thể, không phải = Term)</w:t>
-      </w:r>
-    </w:p>
-    <w:p>
-      <w:pPr>
-        <w:pStyle w:val="ListParagraph"/>
-        <w:numPr>
-          <w:ilvl w:val="0"/>
-          <w:numId w:val="4"/>
-        </w:numPr>
-        <w:rPr>
-          <w:lang w:val="en-US"/>
-        </w:rPr>
-      </w:pPr>
-      <w:r>
-        <w:rPr>
-          <w:lang w:val="en-US"/>
-        </w:rPr>
-        <w:t>“Quotient”?</w:t>
-      </w:r>
-    </w:p>
-    <w:p>
-      <w:pPr>
-        <w:pStyle w:val="ListParagraph"/>
-        <w:numPr>
-          <w:ilvl w:val="0"/>
-          <w:numId w:val="2"/>
-        </w:numPr>
-        <w:rPr>
-          <w:lang w:val="en-US"/>
-        </w:rPr>
-      </w:pPr>
-      <w:r>
-        <w:rPr>
-          <w:lang w:val="en-US"/>
-        </w:rPr>
-        <w:t>Thương số (kết quả của phép chia)</w:t>
-      </w:r>
-    </w:p>
-    <w:p>
-      <w:pPr>
-        <w:pStyle w:val="ListParagraph"/>
-        <w:numPr>
-          <w:ilvl w:val="0"/>
-          <w:numId w:val="4"/>
-        </w:numPr>
-        <w:rPr>
-          <w:lang w:val="en-US"/>
-        </w:rPr>
-      </w:pPr>
-      <w:r>
-        <w:rPr>
-          <w:lang w:val="en-US"/>
-        </w:rPr>
-        <w:lastRenderedPageBreak/>
-        <w:t>“Critical Point”?</w:t>
-      </w:r>
-    </w:p>
-    <w:p>
-      <w:pPr>
-        <w:pStyle w:val="ListParagraph"/>
-        <w:numPr>
-          <w:ilvl w:val="0"/>
-          <w:numId w:val="2"/>
-        </w:numPr>
-        <w:rPr>
-          <w:lang w:val="en-US"/>
-        </w:rPr>
-      </w:pPr>
-      <w:r>
-        <w:rPr>
-          <w:lang w:val="en-US"/>
-        </w:rPr>
-        <w:t>Điểm cực trị</w:t>
-      </w:r>
-    </w:p>
-    <w:p>
-      <w:pPr>
-        <w:pStyle w:val="ListParagraph"/>
-        <w:numPr>
-          <w:ilvl w:val="0"/>
-          <w:numId w:val="4"/>
-        </w:numPr>
-        <w:rPr>
-          <w:lang w:val="en-US"/>
-        </w:rPr>
-      </w:pPr>
-      <w:r>
-        <w:rPr>
-          <w:lang w:val="en-US"/>
-        </w:rPr>
-        <w:t>“Concave Up And Down”?</w:t>
-      </w:r>
-    </w:p>
-    <w:p>
-      <w:pPr>
-        <w:pStyle w:val="ListParagraph"/>
-        <w:numPr>
-          <w:ilvl w:val="0"/>
-          <w:numId w:val="2"/>
-        </w:numPr>
-        <w:rPr>
-          <w:lang w:val="en-US"/>
-        </w:rPr>
-      </w:pPr>
-      <w:r>
-        <w:rPr>
-          <w:lang w:val="en-US"/>
-        </w:rPr>
-        <w:t>Ngửa và úp (đồ thị)</w:t>
-      </w:r>
-    </w:p>
-    <w:p>
-      <w:pPr>
-        <w:pStyle w:val="ListParagraph"/>
-        <w:numPr>
-          <w:ilvl w:val="0"/>
-          <w:numId w:val="4"/>
-        </w:numPr>
-        <w:rPr>
-          <w:lang w:val="en-US"/>
-        </w:rPr>
-      </w:pPr>
-      <w:r>
-        <w:rPr>
-          <w:lang w:val="en-US"/>
-        </w:rPr>
-        <w:t>“Quadrant”?</w:t>
-      </w:r>
-    </w:p>
-    <w:p>
-      <w:pPr>
-        <w:pStyle w:val="ListParagraph"/>
-        <w:numPr>
-          <w:ilvl w:val="0"/>
-          <w:numId w:val="2"/>
-        </w:numPr>
-        <w:rPr>
-          <w:lang w:val="en-US"/>
-        </w:rPr>
-      </w:pPr>
-      <w:r>
-        <w:rPr>
-          <w:lang w:val="en-US"/>
-        </w:rPr>
-        <w:t>Góc phần tư</w:t>
-      </w:r>
-    </w:p>
-    <w:p>
-      <w:pPr>
-        <w:pStyle w:val="ListParagraph"/>
-        <w:numPr>
-          <w:ilvl w:val="0"/>
-          <w:numId w:val="4"/>
-        </w:numPr>
-        <w:rPr>
-          <w:lang w:val="en-US"/>
-        </w:rPr>
-      </w:pPr>
-      <w:r>
-        <w:rPr>
-          <w:lang w:val="en-US"/>
-        </w:rPr>
-        <w:t>“Octant”?</w:t>
-      </w:r>
-    </w:p>
-    <w:p>
-      <w:pPr>
-        <w:pStyle w:val="ListParagraph"/>
-        <w:numPr>
-          <w:ilvl w:val="0"/>
-          <w:numId w:val="2"/>
-        </w:numPr>
-        <w:rPr>
-          <w:lang w:val="en-US"/>
-        </w:rPr>
-      </w:pPr>
-      <w:r>
-        <w:rPr>
-          <w:lang w:val="en-US"/>
-        </w:rPr>
-        <w:t>Góc phần tám</w:t>
-      </w:r>
-    </w:p>
-    <w:p>
-      <w:pPr>
-        <w:pStyle w:val="ListParagraph"/>
-        <w:numPr>
-          <w:ilvl w:val="0"/>
-          <w:numId w:val="4"/>
-        </w:numPr>
-        <w:rPr>
-          <w:lang w:val="en-US"/>
-        </w:rPr>
-      </w:pPr>
-      <w:r>
-        <w:rPr>
-          <w:lang w:val="en-US"/>
-        </w:rPr>
-        <w:t>“Objective Function”?</w:t>
-      </w:r>
-    </w:p>
-    <w:p>
-      <w:pPr>
-        <w:pStyle w:val="ListParagraph"/>
-        <w:numPr>
-          <w:ilvl w:val="0"/>
-          <w:numId w:val="2"/>
-        </w:numPr>
-        <w:rPr>
-          <w:lang w:val="en-US"/>
-        </w:rPr>
-      </w:pPr>
-      <w:r>
-        <w:rPr>
-          <w:lang w:val="en-US"/>
-        </w:rPr>
-        <w:t>Hàm mục tiêu (hàm mà bạn muốn tối ưu hóa)</w:t>
-      </w:r>
-    </w:p>
-    <w:p>
-      <w:pPr>
-        <w:pStyle w:val="ListParagraph"/>
-        <w:numPr>
-          <w:ilvl w:val="0"/>
-          <w:numId w:val="4"/>
-        </w:numPr>
-        <w:rPr>
-          <w:lang w:val="en-US"/>
-        </w:rPr>
-      </w:pPr>
-      <w:r>
-        <w:rPr>
-          <w:lang w:val="en-US"/>
-        </w:rPr>
-        <w:t>“Legend”?</w:t>
-      </w:r>
-    </w:p>
-    <w:p>
-      <w:pPr>
-        <w:pStyle w:val="ListParagraph"/>
-        <w:numPr>
-          <w:ilvl w:val="0"/>
-          <w:numId w:val="2"/>
-        </w:numPr>
-        <w:rPr>
-          <w:lang w:val="en-US"/>
-        </w:rPr>
-      </w:pPr>
-      <w:r>
-        <w:rPr>
-          <w:lang w:val="en-US"/>
-        </w:rPr>
-        <w:t>Chú giải (biểu đồ)</w:t>
-      </w:r>
-    </w:p>
-    <w:p>
-      <w:pPr>
-        <w:pStyle w:val="ListParagraph"/>
-        <w:numPr>
-          <w:ilvl w:val="0"/>
-          <w:numId w:val="4"/>
-        </w:numPr>
-        <w:rPr>
-          <w:lang w:val="en-US"/>
-        </w:rPr>
-      </w:pPr>
-      <w:r>
-        <w:rPr>
-          <w:lang w:val="en-US"/>
-        </w:rPr>
-        <w:t>“Pointwise Operation”?</w:t>
-      </w:r>
-    </w:p>
-    <w:p>
-      <w:pPr>
-        <w:pStyle w:val="ListParagraph"/>
-        <w:numPr>
-          <w:ilvl w:val="0"/>
-          <w:numId w:val="2"/>
-        </w:numPr>
-        <w:rPr>
-          <w:lang w:val="en-US"/>
-        </w:rPr>
-      </w:pPr>
-      <w:r>
-        <w:rPr>
-          <w:lang w:val="en-US"/>
-        </w:rPr>
-        <w:t>Toán tử từng điểm (ví dụ</w:t>
-      </w:r>
-      <w:r>
-        <w:rPr>
-          <w:lang w:val="en-US"/>
-        </w:rPr>
-        <w:t xml:space="preserve"> tích Hadamard</w:t>
-      </w:r>
-      <w:r>
-        <w:rPr>
-          <w:lang w:val="en-US"/>
-        </w:rPr>
-        <w:t>)</w:t>
-      </w:r>
-    </w:p>
-    <w:p>
-      <w:pPr>
-        <w:pStyle w:val="ListParagraph"/>
-        <w:numPr>
-          <w:ilvl w:val="0"/>
-          <w:numId w:val="4"/>
-        </w:numPr>
-        <w:rPr>
-          <w:lang w:val="en-US"/>
-        </w:rPr>
-      </w:pPr>
-      <w:r>
-        <w:rPr>
-          <w:lang w:val="en-US"/>
-        </w:rPr>
-        <w:t>“Rectangular”?</w:t>
-      </w:r>
-    </w:p>
-    <w:p>
-      <w:pPr>
-        <w:pStyle w:val="ListParagraph"/>
-        <w:numPr>
-          <w:ilvl w:val="0"/>
-          <w:numId w:val="2"/>
-        </w:numPr>
-        <w:rPr>
-          <w:lang w:val="en-US"/>
-        </w:rPr>
-      </w:pPr>
-      <w:r>
-        <w:rPr>
-          <w:lang w:val="en-US"/>
-        </w:rPr>
-        <w:t>Hình hộp chữ nhật</w:t>
-      </w:r>
-    </w:p>
-    <w:p>
-      <w:pPr>
-        <w:pStyle w:val="ListParagraph"/>
-        <w:numPr>
-          <w:ilvl w:val="0"/>
-          <w:numId w:val="4"/>
-        </w:numPr>
-        <w:rPr>
-          <w:lang w:val="en-US"/>
-        </w:rPr>
-      </w:pPr>
-      <w:r>
-        <w:rPr>
-          <w:lang w:val="en-US"/>
-        </w:rPr>
-        <w:t>“Operand”?</w:t>
-      </w:r>
-    </w:p>
-    <w:p>
-      <w:pPr>
-        <w:pStyle w:val="ListParagraph"/>
-        <w:numPr>
-          <w:ilvl w:val="0"/>
-          <w:numId w:val="2"/>
-        </w:numPr>
-        <w:rPr>
-          <w:lang w:val="en-US"/>
-        </w:rPr>
-      </w:pPr>
-      <w:r>
-        <w:rPr>
-          <w:lang w:val="en-US"/>
-        </w:rPr>
-        <w:t>Toán hạng</w:t>
-      </w:r>
     </w:p>
     <w:p>
       <w:pPr>

--- a/english.docx
+++ b/english.docx
@@ -1274,2657 +1274,2694 @@
     </w:p>
     <w:p>
       <w:pPr>
-        <w:rPr>
-          <w:lang w:val="en-US"/>
-        </w:rPr>
-      </w:pPr>
-    </w:p>
-    <w:p>
-      <w:pPr>
-        <w:rPr>
-          <w:lang w:val="en-US"/>
-        </w:rPr>
-      </w:pPr>
-      <w:r>
-        <w:rPr>
-          <w:lang w:val="en-US"/>
-        </w:rPr>
-        <w:t>Action – Hành Động:</w:t>
-      </w:r>
-    </w:p>
-    <w:p>
-      <w:pPr>
-        <w:pStyle w:val="ListParagraph"/>
-        <w:numPr>
-          <w:ilvl w:val="0"/>
-          <w:numId w:val="11"/>
-        </w:numPr>
-        <w:rPr>
-          <w:lang w:val="en-US"/>
-        </w:rPr>
-      </w:pPr>
-      <w:r>
-        <w:rPr>
-          <w:lang w:val="en-US"/>
-        </w:rPr>
-        <w:t>“Inflict”?</w:t>
-      </w:r>
-    </w:p>
-    <w:p>
-      <w:pPr>
-        <w:pStyle w:val="ListParagraph"/>
-        <w:numPr>
-          <w:ilvl w:val="0"/>
-          <w:numId w:val="2"/>
-        </w:numPr>
-        <w:rPr>
-          <w:lang w:val="en-US"/>
-        </w:rPr>
-      </w:pPr>
-      <w:r>
-        <w:rPr>
-          <w:lang w:val="en-US"/>
-        </w:rPr>
-        <w:t>Gây ra (thiệt hại)</w:t>
-      </w:r>
-    </w:p>
-    <w:p>
-      <w:pPr>
-        <w:pStyle w:val="ListParagraph"/>
-        <w:numPr>
-          <w:ilvl w:val="0"/>
-          <w:numId w:val="11"/>
-        </w:numPr>
-        <w:rPr>
-          <w:lang w:val="en-US"/>
-        </w:rPr>
-      </w:pPr>
-      <w:r>
-        <w:rPr>
-          <w:lang w:val="en-US"/>
-        </w:rPr>
-        <w:t>“Rejuvenate”?</w:t>
-      </w:r>
-    </w:p>
-    <w:p>
-      <w:pPr>
-        <w:pStyle w:val="ListParagraph"/>
-        <w:numPr>
-          <w:ilvl w:val="0"/>
-          <w:numId w:val="2"/>
-        </w:numPr>
-        <w:rPr>
-          <w:lang w:val="en-US"/>
-        </w:rPr>
-      </w:pPr>
-      <w:r>
-        <w:rPr>
-          <w:lang w:val="en-US"/>
-        </w:rPr>
-        <w:t>Làm trẻ lại (1 cái gì đó)</w:t>
-      </w:r>
-    </w:p>
-    <w:p>
-      <w:pPr>
-        <w:pStyle w:val="ListParagraph"/>
-        <w:numPr>
-          <w:ilvl w:val="0"/>
-          <w:numId w:val="11"/>
-        </w:numPr>
-        <w:rPr>
-          <w:lang w:val="en-US"/>
-        </w:rPr>
-      </w:pPr>
-      <w:r>
-        <w:rPr>
-          <w:lang w:val="en-US"/>
-        </w:rPr>
-        <w:t>“Deed”?</w:t>
-      </w:r>
-    </w:p>
-    <w:p>
-      <w:pPr>
-        <w:pStyle w:val="ListParagraph"/>
-        <w:numPr>
-          <w:ilvl w:val="0"/>
-          <w:numId w:val="2"/>
-        </w:numPr>
-        <w:rPr>
-          <w:lang w:val="en-US"/>
-        </w:rPr>
-      </w:pPr>
-      <w:r>
-        <w:rPr>
-          <w:lang w:val="en-US"/>
-        </w:rPr>
-        <w:t>Hành động (tốt xấu)</w:t>
-      </w:r>
-    </w:p>
-    <w:p>
-      <w:pPr>
-        <w:pStyle w:val="ListParagraph"/>
-        <w:numPr>
-          <w:ilvl w:val="0"/>
-          <w:numId w:val="11"/>
-        </w:numPr>
-        <w:rPr>
-          <w:lang w:val="en-US"/>
-        </w:rPr>
-      </w:pPr>
-      <w:r>
-        <w:rPr>
-          <w:lang w:val="en-US"/>
-        </w:rPr>
-        <w:t>“Hypnotize”?</w:t>
-      </w:r>
-    </w:p>
-    <w:p>
-      <w:pPr>
-        <w:pStyle w:val="ListParagraph"/>
-        <w:numPr>
-          <w:ilvl w:val="0"/>
-          <w:numId w:val="2"/>
-        </w:numPr>
-        <w:rPr>
-          <w:lang w:val="en-US"/>
-        </w:rPr>
-      </w:pPr>
-      <w:r>
-        <w:rPr>
-          <w:lang w:val="en-US"/>
-        </w:rPr>
-        <w:t>Thôi miên (ai đó)</w:t>
-      </w:r>
-    </w:p>
-    <w:p>
-      <w:pPr>
-        <w:pStyle w:val="ListParagraph"/>
-        <w:numPr>
-          <w:ilvl w:val="0"/>
-          <w:numId w:val="11"/>
-        </w:numPr>
-        <w:rPr>
-          <w:lang w:val="en-US"/>
-        </w:rPr>
-      </w:pPr>
-      <w:r>
-        <w:rPr>
-          <w:lang w:val="en-US"/>
-        </w:rPr>
-        <w:t>“Retain”?</w:t>
-      </w:r>
-    </w:p>
-    <w:p>
-      <w:pPr>
-        <w:pStyle w:val="ListParagraph"/>
-        <w:numPr>
-          <w:ilvl w:val="0"/>
-          <w:numId w:val="2"/>
-        </w:numPr>
-        <w:rPr>
-          <w:lang w:val="en-US"/>
-        </w:rPr>
-      </w:pPr>
-      <w:r>
-        <w:rPr>
-          <w:lang w:val="en-US"/>
-        </w:rPr>
-        <w:t>Níu giữ (1 cái gì đó để nó không mất đi)</w:t>
-      </w:r>
-    </w:p>
-    <w:p>
-      <w:pPr>
-        <w:pStyle w:val="ListParagraph"/>
-        <w:numPr>
-          <w:ilvl w:val="0"/>
-          <w:numId w:val="11"/>
-        </w:numPr>
-        <w:rPr>
-          <w:lang w:val="en-US"/>
-        </w:rPr>
-      </w:pPr>
-      <w:r>
-        <w:rPr>
-          <w:lang w:val="en-US"/>
-        </w:rPr>
-        <w:lastRenderedPageBreak/>
-        <w:t>“Annotate”?</w:t>
-      </w:r>
-    </w:p>
-    <w:p>
-      <w:pPr>
-        <w:pStyle w:val="ListParagraph"/>
-        <w:numPr>
-          <w:ilvl w:val="0"/>
-          <w:numId w:val="2"/>
-        </w:numPr>
-        <w:rPr>
-          <w:lang w:val="en-US"/>
-        </w:rPr>
-      </w:pPr>
-      <w:r>
-        <w:rPr>
-          <w:lang w:val="en-US"/>
-        </w:rPr>
-        <w:t>Ghi chú</w:t>
-      </w:r>
-    </w:p>
-    <w:p>
-      <w:pPr>
-        <w:pStyle w:val="ListParagraph"/>
-        <w:numPr>
-          <w:ilvl w:val="0"/>
-          <w:numId w:val="11"/>
-        </w:numPr>
-        <w:rPr>
-          <w:lang w:val="en-US"/>
-        </w:rPr>
-      </w:pPr>
-      <w:r>
-        <w:rPr>
-          <w:lang w:val="en-US"/>
-        </w:rPr>
-        <w:t>“Facilitate”?</w:t>
-      </w:r>
-    </w:p>
-    <w:p>
-      <w:pPr>
-        <w:pStyle w:val="ListParagraph"/>
-        <w:numPr>
-          <w:ilvl w:val="0"/>
-          <w:numId w:val="2"/>
-        </w:numPr>
-        <w:rPr>
-          <w:lang w:val="en-US"/>
-        </w:rPr>
-      </w:pPr>
-      <w:r>
-        <w:rPr>
-          <w:lang w:val="en-US"/>
-        </w:rPr>
-        <w:t>Làm cho dễ thở hơn (1 việc gì đó)</w:t>
-      </w:r>
-    </w:p>
-    <w:p>
-      <w:pPr>
-        <w:pStyle w:val="ListParagraph"/>
-        <w:numPr>
-          <w:ilvl w:val="0"/>
-          <w:numId w:val="11"/>
-        </w:numPr>
-        <w:rPr>
-          <w:lang w:val="en-US"/>
-        </w:rPr>
-      </w:pPr>
-      <w:r>
-        <w:rPr>
-          <w:lang w:val="en-US"/>
-        </w:rPr>
-        <w:t>“Grasp”?</w:t>
-      </w:r>
-    </w:p>
-    <w:p>
-      <w:pPr>
-        <w:pStyle w:val="ListParagraph"/>
-        <w:numPr>
-          <w:ilvl w:val="0"/>
-          <w:numId w:val="2"/>
-        </w:numPr>
-        <w:rPr>
-          <w:lang w:val="en-US"/>
-        </w:rPr>
-      </w:pPr>
-      <w:r>
-        <w:rPr>
-          <w:lang w:val="en-US"/>
-        </w:rPr>
-        <w:t>Nắm chặt</w:t>
-      </w:r>
-    </w:p>
-    <w:p>
-      <w:pPr>
-        <w:pStyle w:val="ListParagraph"/>
-        <w:numPr>
-          <w:ilvl w:val="0"/>
-          <w:numId w:val="11"/>
-        </w:numPr>
-        <w:rPr>
-          <w:lang w:val="en-US"/>
-        </w:rPr>
-      </w:pPr>
-      <w:r>
-        <w:rPr>
-          <w:lang w:val="en-US"/>
-        </w:rPr>
-        <w:t>“Plague”?</w:t>
-      </w:r>
-    </w:p>
-    <w:p>
-      <w:pPr>
-        <w:pStyle w:val="ListParagraph"/>
-        <w:numPr>
-          <w:ilvl w:val="0"/>
-          <w:numId w:val="2"/>
-        </w:numPr>
-        <w:rPr>
-          <w:lang w:val="en-US"/>
-        </w:rPr>
-      </w:pPr>
-      <w:r>
-        <w:rPr>
-          <w:lang w:val="en-US"/>
-        </w:rPr>
-        <w:t>Gây đau khổ (cho ai đó)</w:t>
-      </w:r>
-    </w:p>
-    <w:p>
-      <w:pPr>
-        <w:pStyle w:val="ListParagraph"/>
-        <w:numPr>
-          <w:ilvl w:val="0"/>
-          <w:numId w:val="11"/>
-        </w:numPr>
-        <w:rPr>
-          <w:lang w:val="en-US"/>
-        </w:rPr>
-      </w:pPr>
-      <w:r>
-        <w:rPr>
-          <w:lang w:val="en-US"/>
-        </w:rPr>
-        <w:t>“Dictate”?</w:t>
-      </w:r>
-    </w:p>
-    <w:p>
-      <w:pPr>
-        <w:pStyle w:val="ListParagraph"/>
-        <w:numPr>
-          <w:ilvl w:val="0"/>
-          <w:numId w:val="2"/>
-        </w:numPr>
-        <w:rPr>
-          <w:lang w:val="en-US"/>
-        </w:rPr>
-      </w:pPr>
-      <w:r>
-        <w:rPr>
-          <w:lang w:val="en-US"/>
-        </w:rPr>
-        <w:t>Quyết định</w:t>
-      </w:r>
-      <w:r>
-        <w:rPr>
-          <w:lang w:val="en-US"/>
-        </w:rPr>
-        <w:t xml:space="preserve"> (tương lai hay gì đó)</w:t>
-      </w:r>
-    </w:p>
-    <w:p>
-      <w:pPr>
-        <w:rPr>
-          <w:lang w:val="en-US"/>
-        </w:rPr>
-      </w:pPr>
-    </w:p>
-    <w:p>
-      <w:pPr>
-        <w:rPr>
-          <w:lang w:val="en-US"/>
-        </w:rPr>
-      </w:pPr>
-      <w:r>
-        <w:rPr>
-          <w:lang w:val="en-US"/>
-        </w:rPr>
-        <w:t>Position – Vị Trí:</w:t>
-      </w:r>
-    </w:p>
-    <w:p>
-      <w:pPr>
-        <w:pStyle w:val="ListParagraph"/>
-        <w:numPr>
-          <w:ilvl w:val="0"/>
-          <w:numId w:val="18"/>
-        </w:numPr>
-        <w:rPr>
-          <w:lang w:val="en-US"/>
-        </w:rPr>
-      </w:pPr>
-      <w:r>
-        <w:rPr>
-          <w:lang w:val="en-US"/>
-        </w:rPr>
-        <w:t>“Precede”?</w:t>
-      </w:r>
-    </w:p>
-    <w:p>
-      <w:pPr>
-        <w:pStyle w:val="ListParagraph"/>
-        <w:numPr>
-          <w:ilvl w:val="0"/>
-          <w:numId w:val="2"/>
-        </w:numPr>
-        <w:rPr>
-          <w:lang w:val="en-US"/>
-        </w:rPr>
-      </w:pPr>
-      <w:r>
-        <w:rPr>
-          <w:lang w:val="en-US"/>
-        </w:rPr>
-        <w:t>Đứng trước</w:t>
-      </w:r>
-    </w:p>
-    <w:p>
-      <w:pPr>
-        <w:pStyle w:val="ListParagraph"/>
-        <w:numPr>
-          <w:ilvl w:val="0"/>
-          <w:numId w:val="18"/>
-        </w:numPr>
-        <w:rPr>
-          <w:lang w:val="en-US"/>
-        </w:rPr>
-      </w:pPr>
-      <w:r>
-        <w:rPr>
-          <w:lang w:val="en-US"/>
-        </w:rPr>
-        <w:t>“Resident”?</w:t>
-      </w:r>
-    </w:p>
-    <w:p>
-      <w:pPr>
-        <w:pStyle w:val="ListParagraph"/>
-        <w:numPr>
-          <w:ilvl w:val="0"/>
-          <w:numId w:val="2"/>
-        </w:numPr>
-        <w:rPr>
-          <w:lang w:val="en-US"/>
-        </w:rPr>
-      </w:pPr>
-      <w:r>
-        <w:rPr>
-          <w:lang w:val="en-US"/>
-        </w:rPr>
-        <w:t>Ở lâu dài (đâu đó)</w:t>
-      </w:r>
-    </w:p>
-    <w:p>
-      <w:pPr>
-        <w:rPr>
-          <w:lang w:val="en-US"/>
-        </w:rPr>
-      </w:pPr>
-    </w:p>
-    <w:p>
-      <w:pPr>
-        <w:rPr>
-          <w:lang w:val="en-US"/>
-        </w:rPr>
-      </w:pPr>
-      <w:r>
-        <w:rPr>
-          <w:lang w:val="en-US"/>
-        </w:rPr>
-        <w:t>Human – Con Người:</w:t>
-      </w:r>
-    </w:p>
-    <w:p>
-      <w:pPr>
-        <w:pStyle w:val="ListParagraph"/>
-        <w:numPr>
-          <w:ilvl w:val="0"/>
-          <w:numId w:val="9"/>
-        </w:numPr>
-        <w:rPr>
-          <w:lang w:val="en-US"/>
-        </w:rPr>
-      </w:pPr>
-      <w:r>
-        <w:rPr>
-          <w:lang w:val="en-US"/>
-        </w:rPr>
-        <w:t>“Mental”?</w:t>
-      </w:r>
-    </w:p>
-    <w:p>
-      <w:pPr>
-        <w:pStyle w:val="ListParagraph"/>
-        <w:numPr>
-          <w:ilvl w:val="0"/>
-          <w:numId w:val="2"/>
-        </w:numPr>
-        <w:rPr>
-          <w:lang w:val="en-US"/>
-        </w:rPr>
-      </w:pPr>
-      <w:r>
-        <w:rPr>
-          <w:lang w:val="en-US"/>
-        </w:rPr>
-        <w:t>Tinh thần</w:t>
-      </w:r>
-    </w:p>
-    <w:p>
-      <w:pPr>
-        <w:pStyle w:val="ListParagraph"/>
-        <w:numPr>
-          <w:ilvl w:val="0"/>
-          <w:numId w:val="9"/>
-        </w:numPr>
-        <w:rPr>
-          <w:lang w:val="en-US"/>
-        </w:rPr>
-      </w:pPr>
-      <w:r>
-        <w:rPr>
-          <w:lang w:val="en-US"/>
-        </w:rPr>
-        <w:t>“Divine”?</w:t>
-      </w:r>
-    </w:p>
-    <w:p>
-      <w:pPr>
-        <w:pStyle w:val="ListParagraph"/>
-        <w:numPr>
-          <w:ilvl w:val="0"/>
-          <w:numId w:val="2"/>
-        </w:numPr>
-        <w:rPr>
-          <w:lang w:val="en-US"/>
-        </w:rPr>
-      </w:pPr>
-      <w:r>
-        <w:rPr>
-          <w:lang w:val="en-US"/>
-        </w:rPr>
-        <w:t>Thần thánh</w:t>
-      </w:r>
-    </w:p>
-    <w:p>
-      <w:pPr>
-        <w:pStyle w:val="ListParagraph"/>
-        <w:numPr>
-          <w:ilvl w:val="0"/>
-          <w:numId w:val="9"/>
-        </w:numPr>
-        <w:rPr>
-          <w:lang w:val="en-US"/>
-        </w:rPr>
-      </w:pPr>
-      <w:r>
-        <w:rPr>
-          <w:lang w:val="en-US"/>
-        </w:rPr>
-        <w:t>“Solitary”?</w:t>
-      </w:r>
-    </w:p>
-    <w:p>
-      <w:pPr>
-        <w:pStyle w:val="ListParagraph"/>
-        <w:numPr>
-          <w:ilvl w:val="0"/>
-          <w:numId w:val="2"/>
-        </w:numPr>
-        <w:rPr>
-          <w:lang w:val="en-US"/>
-        </w:rPr>
-      </w:pPr>
-      <w:r>
-        <w:rPr>
-          <w:lang w:val="en-US"/>
-        </w:rPr>
-        <w:t>Đơn độc</w:t>
-      </w:r>
-    </w:p>
-    <w:p>
-      <w:pPr>
-        <w:pStyle w:val="ListParagraph"/>
-        <w:numPr>
-          <w:ilvl w:val="0"/>
-          <w:numId w:val="9"/>
-        </w:numPr>
-        <w:rPr>
-          <w:lang w:val="en-US"/>
-        </w:rPr>
-      </w:pPr>
-      <w:r>
-        <w:rPr>
-          <w:lang w:val="en-US"/>
-        </w:rPr>
-        <w:t>“Fortune”?</w:t>
-      </w:r>
-    </w:p>
-    <w:p>
-      <w:pPr>
-        <w:pStyle w:val="ListParagraph"/>
-        <w:numPr>
-          <w:ilvl w:val="0"/>
-          <w:numId w:val="2"/>
-        </w:numPr>
-        <w:rPr>
-          <w:lang w:val="en-US"/>
-        </w:rPr>
-      </w:pPr>
-      <w:r>
-        <w:rPr>
-          <w:lang w:val="en-US"/>
-        </w:rPr>
-        <w:t>Vận mệnh</w:t>
-      </w:r>
-    </w:p>
-    <w:p>
-      <w:pPr>
-        <w:pStyle w:val="ListParagraph"/>
-        <w:numPr>
-          <w:ilvl w:val="0"/>
-          <w:numId w:val="9"/>
-        </w:numPr>
-        <w:rPr>
-          <w:lang w:val="en-US"/>
-        </w:rPr>
-      </w:pPr>
-      <w:r>
-        <w:rPr>
-          <w:lang w:val="en-US"/>
-        </w:rPr>
-        <w:t>“Awareness”?</w:t>
-      </w:r>
-    </w:p>
-    <w:p>
-      <w:pPr>
-        <w:pStyle w:val="ListParagraph"/>
-        <w:numPr>
-          <w:ilvl w:val="0"/>
-          <w:numId w:val="2"/>
-        </w:numPr>
-        <w:rPr>
-          <w:lang w:val="en-US"/>
-        </w:rPr>
-      </w:pPr>
-      <w:r>
-        <w:rPr>
-          <w:lang w:val="en-US"/>
-        </w:rPr>
-        <w:t>Nhận thức</w:t>
-      </w:r>
-    </w:p>
-    <w:p>
-      <w:pPr>
-        <w:pStyle w:val="ListParagraph"/>
-        <w:numPr>
-          <w:ilvl w:val="0"/>
-          <w:numId w:val="9"/>
-        </w:numPr>
-        <w:rPr>
-          <w:lang w:val="en-US"/>
-        </w:rPr>
-      </w:pPr>
-      <w:r>
-        <w:rPr>
-          <w:lang w:val="en-US"/>
-        </w:rPr>
-        <w:t>“Thug”?</w:t>
-      </w:r>
-    </w:p>
-    <w:p>
-      <w:pPr>
-        <w:pStyle w:val="ListParagraph"/>
-        <w:numPr>
-          <w:ilvl w:val="0"/>
-          <w:numId w:val="2"/>
-        </w:numPr>
-        <w:rPr>
-          <w:lang w:val="en-US"/>
-        </w:rPr>
-      </w:pPr>
-      <w:r>
-        <w:rPr>
-          <w:lang w:val="en-US"/>
-        </w:rPr>
-        <w:t>Đầu gấu</w:t>
-      </w:r>
-    </w:p>
-    <w:p>
-      <w:pPr>
-        <w:pStyle w:val="ListParagraph"/>
-        <w:numPr>
-          <w:ilvl w:val="0"/>
-          <w:numId w:val="9"/>
-        </w:numPr>
-        <w:rPr>
-          <w:lang w:val="en-US"/>
-        </w:rPr>
-      </w:pPr>
-      <w:r>
-        <w:rPr>
-          <w:lang w:val="en-US"/>
-        </w:rPr>
-        <w:t>“Heir”?</w:t>
-      </w:r>
-    </w:p>
-    <w:p>
-      <w:pPr>
-        <w:pStyle w:val="ListParagraph"/>
-        <w:numPr>
-          <w:ilvl w:val="0"/>
-          <w:numId w:val="2"/>
-        </w:numPr>
-        <w:rPr>
-          <w:lang w:val="en-US"/>
-        </w:rPr>
-      </w:pPr>
-      <w:r>
-        <w:rPr>
-          <w:lang w:val="en-US"/>
-        </w:rPr>
-        <w:t>Người được thừa kế (tài sản)</w:t>
-      </w:r>
-    </w:p>
-    <w:p>
-      <w:pPr>
-        <w:pStyle w:val="ListParagraph"/>
-        <w:numPr>
-          <w:ilvl w:val="0"/>
-          <w:numId w:val="9"/>
-        </w:numPr>
-        <w:rPr>
-          <w:lang w:val="en-US"/>
-        </w:rPr>
-      </w:pPr>
-      <w:r>
-        <w:rPr>
-          <w:lang w:val="en-US"/>
-        </w:rPr>
-        <w:t>“Burden”?</w:t>
-      </w:r>
-    </w:p>
-    <w:p>
-      <w:pPr>
-        <w:pStyle w:val="ListParagraph"/>
-        <w:numPr>
-          <w:ilvl w:val="0"/>
-          <w:numId w:val="2"/>
-        </w:numPr>
-        <w:rPr>
-          <w:lang w:val="en-US"/>
-        </w:rPr>
-      </w:pPr>
-      <w:r>
-        <w:rPr>
-          <w:lang w:val="en-US"/>
-        </w:rPr>
-        <w:t>Gánh nặng</w:t>
-      </w:r>
-    </w:p>
-    <w:p>
-      <w:pPr>
-        <w:rPr>
-          <w:lang w:val="en-US"/>
-        </w:rPr>
-      </w:pPr>
-    </w:p>
-    <w:p>
-      <w:pPr>
-        <w:rPr>
-          <w:lang w:val="en-US"/>
-        </w:rPr>
-      </w:pPr>
-      <w:r>
-        <w:rPr>
-          <w:lang w:val="en-US"/>
-        </w:rPr>
-        <w:t>Religion – Tôn Giáo:</w:t>
-      </w:r>
-    </w:p>
-    <w:p>
-      <w:pPr>
-        <w:pStyle w:val="ListParagraph"/>
-        <w:numPr>
-          <w:ilvl w:val="0"/>
-          <w:numId w:val="15"/>
-        </w:numPr>
-        <w:rPr>
-          <w:lang w:val="en-US"/>
-        </w:rPr>
-      </w:pPr>
-      <w:r>
-        <w:rPr>
-          <w:lang w:val="en-US"/>
-        </w:rPr>
-        <w:t>“Clergy”?</w:t>
-      </w:r>
-    </w:p>
-    <w:p>
-      <w:pPr>
-        <w:pStyle w:val="ListParagraph"/>
-        <w:numPr>
-          <w:ilvl w:val="0"/>
-          <w:numId w:val="2"/>
-        </w:numPr>
-        <w:rPr>
-          <w:lang w:val="en-US"/>
-        </w:rPr>
-      </w:pPr>
-      <w:r>
-        <w:rPr>
-          <w:lang w:val="en-US"/>
-        </w:rPr>
-        <w:t>Tu sĩ</w:t>
-      </w:r>
-    </w:p>
-    <w:p>
-      <w:pPr>
-        <w:pStyle w:val="ListParagraph"/>
-        <w:numPr>
-          <w:ilvl w:val="0"/>
-          <w:numId w:val="15"/>
-        </w:numPr>
-        <w:rPr>
-          <w:lang w:val="en-US"/>
-        </w:rPr>
-      </w:pPr>
-      <w:r>
-        <w:rPr>
-          <w:lang w:val="en-US"/>
-        </w:rPr>
-        <w:t>“Come To Pass”?</w:t>
-      </w:r>
-    </w:p>
-    <w:p>
-      <w:pPr>
-        <w:pStyle w:val="ListParagraph"/>
-        <w:numPr>
-          <w:ilvl w:val="0"/>
-          <w:numId w:val="2"/>
-        </w:numPr>
-        <w:rPr>
-          <w:lang w:val="en-US"/>
-        </w:rPr>
-      </w:pPr>
-      <w:r>
-        <w:rPr>
-          <w:lang w:val="en-US"/>
-        </w:rPr>
-        <w:t>Xảy ra (1 sự việc trong kinh thánh)</w:t>
-      </w:r>
-    </w:p>
-    <w:p>
-      <w:pPr>
-        <w:rPr>
-          <w:lang w:val="en-US"/>
-        </w:rPr>
-      </w:pPr>
-    </w:p>
-    <w:p>
-      <w:pPr>
-        <w:rPr>
-          <w:lang w:val="en-US"/>
-        </w:rPr>
-      </w:pPr>
-      <w:r>
-        <w:rPr>
-          <w:lang w:val="en-US"/>
-        </w:rPr>
-        <w:lastRenderedPageBreak/>
-        <w:t>War – Chiến Tranh:</w:t>
-      </w:r>
-    </w:p>
-    <w:p>
-      <w:pPr>
-        <w:pStyle w:val="ListParagraph"/>
-        <w:numPr>
-          <w:ilvl w:val="0"/>
-          <w:numId w:val="10"/>
-        </w:numPr>
-        <w:rPr>
-          <w:lang w:val="en-US"/>
-        </w:rPr>
-      </w:pPr>
-      <w:r>
-        <w:rPr>
-          <w:lang w:val="en-US"/>
-        </w:rPr>
-        <w:t>“Sentinal”?</w:t>
-      </w:r>
-    </w:p>
-    <w:p>
-      <w:pPr>
-        <w:pStyle w:val="ListParagraph"/>
-        <w:numPr>
-          <w:ilvl w:val="0"/>
-          <w:numId w:val="2"/>
-        </w:numPr>
-        <w:rPr>
-          <w:lang w:val="en-US"/>
-        </w:rPr>
-      </w:pPr>
-      <w:r>
-        <w:rPr>
-          <w:lang w:val="en-US"/>
-        </w:rPr>
-        <w:t>Lính gác</w:t>
-      </w:r>
-    </w:p>
-    <w:p>
-      <w:pPr>
-        <w:pStyle w:val="ListParagraph"/>
-        <w:numPr>
-          <w:ilvl w:val="0"/>
-          <w:numId w:val="10"/>
-        </w:numPr>
-        <w:rPr>
-          <w:lang w:val="en-US"/>
-        </w:rPr>
-      </w:pPr>
-      <w:r>
-        <w:rPr>
-          <w:lang w:val="en-US"/>
-        </w:rPr>
-        <w:t>“Sentry”?</w:t>
-      </w:r>
-    </w:p>
-    <w:p>
-      <w:pPr>
-        <w:pStyle w:val="ListParagraph"/>
-        <w:numPr>
-          <w:ilvl w:val="0"/>
-          <w:numId w:val="2"/>
-        </w:numPr>
-        <w:rPr>
-          <w:lang w:val="en-US"/>
-        </w:rPr>
-      </w:pPr>
-      <w:r>
-        <w:rPr>
-          <w:lang w:val="en-US"/>
-        </w:rPr>
-        <w:t>Lính canh</w:t>
-      </w:r>
-    </w:p>
-    <w:p>
-      <w:pPr>
-        <w:pStyle w:val="ListParagraph"/>
-        <w:numPr>
-          <w:ilvl w:val="0"/>
-          <w:numId w:val="10"/>
-        </w:numPr>
-        <w:rPr>
-          <w:lang w:val="en-US"/>
-        </w:rPr>
-      </w:pPr>
-      <w:r>
-        <w:rPr>
-          <w:lang w:val="en-US"/>
-        </w:rPr>
-        <w:t>“Banish”?</w:t>
-      </w:r>
-    </w:p>
-    <w:p>
-      <w:pPr>
-        <w:pStyle w:val="ListParagraph"/>
-        <w:numPr>
-          <w:ilvl w:val="0"/>
-          <w:numId w:val="2"/>
-        </w:numPr>
-        <w:rPr>
-          <w:lang w:val="en-US"/>
-        </w:rPr>
-      </w:pPr>
-      <w:r>
-        <w:rPr>
-          <w:lang w:val="en-US"/>
-        </w:rPr>
-        <w:t>Trục xuất</w:t>
-      </w:r>
-    </w:p>
-    <w:p>
-      <w:pPr>
-        <w:pStyle w:val="ListParagraph"/>
-        <w:numPr>
-          <w:ilvl w:val="0"/>
-          <w:numId w:val="10"/>
-        </w:numPr>
-        <w:rPr>
-          <w:lang w:val="en-US"/>
-        </w:rPr>
-      </w:pPr>
-      <w:r>
-        <w:rPr>
-          <w:lang w:val="en-US"/>
-        </w:rPr>
-        <w:t>“Triumphant”?</w:t>
-      </w:r>
-    </w:p>
-    <w:p>
-      <w:pPr>
-        <w:pStyle w:val="ListParagraph"/>
-        <w:numPr>
-          <w:ilvl w:val="0"/>
-          <w:numId w:val="2"/>
-        </w:numPr>
-        <w:rPr>
-          <w:lang w:val="en-US"/>
-        </w:rPr>
-      </w:pPr>
-      <w:r>
-        <w:rPr>
-          <w:lang w:val="en-US"/>
-        </w:rPr>
-        <w:t>Cảm giác chiến thắng</w:t>
-      </w:r>
-    </w:p>
-    <w:p>
-      <w:pPr>
-        <w:pStyle w:val="ListParagraph"/>
-        <w:numPr>
-          <w:ilvl w:val="0"/>
-          <w:numId w:val="10"/>
-        </w:numPr>
-        <w:rPr>
-          <w:lang w:val="en-US"/>
-        </w:rPr>
-      </w:pPr>
-      <w:r>
-        <w:rPr>
-          <w:lang w:val="en-US"/>
-        </w:rPr>
-        <w:t>“Mercenary”?</w:t>
-      </w:r>
-    </w:p>
-    <w:p>
-      <w:pPr>
-        <w:pStyle w:val="ListParagraph"/>
-        <w:numPr>
-          <w:ilvl w:val="0"/>
-          <w:numId w:val="2"/>
-        </w:numPr>
-        <w:rPr>
-          <w:lang w:val="en-US"/>
-        </w:rPr>
-      </w:pPr>
-      <w:r>
-        <w:rPr>
-          <w:lang w:val="en-US"/>
-        </w:rPr>
-        <w:t>Lính đánh thuê</w:t>
-      </w:r>
-    </w:p>
-    <w:p>
-      <w:pPr>
-        <w:pStyle w:val="ListParagraph"/>
-        <w:numPr>
-          <w:ilvl w:val="0"/>
-          <w:numId w:val="10"/>
-        </w:numPr>
-        <w:rPr>
-          <w:lang w:val="en-US"/>
-        </w:rPr>
-      </w:pPr>
-      <w:r>
-        <w:rPr>
-          <w:lang w:val="en-US"/>
-        </w:rPr>
-        <w:t>“Enlist”?</w:t>
-      </w:r>
-    </w:p>
-    <w:p>
-      <w:pPr>
-        <w:pStyle w:val="ListParagraph"/>
-        <w:numPr>
-          <w:ilvl w:val="0"/>
-          <w:numId w:val="2"/>
-        </w:numPr>
-        <w:rPr>
-          <w:lang w:val="en-US"/>
-        </w:rPr>
-      </w:pPr>
-      <w:r>
-        <w:rPr>
-          <w:lang w:val="en-US"/>
-        </w:rPr>
-        <w:t>Nhập ngũ</w:t>
-      </w:r>
-    </w:p>
-    <w:p>
-      <w:pPr>
-        <w:pStyle w:val="ListParagraph"/>
-        <w:numPr>
-          <w:ilvl w:val="0"/>
-          <w:numId w:val="10"/>
-        </w:numPr>
-        <w:rPr>
-          <w:lang w:val="en-US"/>
-        </w:rPr>
-      </w:pPr>
-      <w:r>
-        <w:rPr>
-          <w:lang w:val="en-US"/>
-        </w:rPr>
-        <w:t>“Crumble”?</w:t>
-      </w:r>
-    </w:p>
-    <w:p>
-      <w:pPr>
-        <w:pStyle w:val="ListParagraph"/>
-        <w:numPr>
-          <w:ilvl w:val="0"/>
-          <w:numId w:val="2"/>
-        </w:numPr>
-        <w:rPr>
-          <w:lang w:val="en-US"/>
-        </w:rPr>
-      </w:pPr>
-      <w:r>
-        <w:rPr>
-          <w:lang w:val="en-US"/>
-        </w:rPr>
-        <w:t>Tan rã (nhóm người)</w:t>
-      </w:r>
-    </w:p>
-    <w:p>
-      <w:pPr>
-        <w:pStyle w:val="ListParagraph"/>
-        <w:numPr>
-          <w:ilvl w:val="0"/>
-          <w:numId w:val="10"/>
-        </w:numPr>
-        <w:rPr>
-          <w:lang w:val="en-US"/>
-        </w:rPr>
-      </w:pPr>
-      <w:r>
-        <w:rPr>
-          <w:lang w:val="en-US"/>
-        </w:rPr>
-        <w:t>“Outpost”?</w:t>
-      </w:r>
-    </w:p>
-    <w:p>
-      <w:pPr>
-        <w:pStyle w:val="ListParagraph"/>
-        <w:numPr>
-          <w:ilvl w:val="0"/>
-          <w:numId w:val="2"/>
-        </w:numPr>
-        <w:rPr>
-          <w:lang w:val="en-US"/>
-        </w:rPr>
-      </w:pPr>
-      <w:r>
-        <w:rPr>
-          <w:lang w:val="en-US"/>
-        </w:rPr>
-        <w:t>Trại quân sự</w:t>
-      </w:r>
-    </w:p>
-    <w:p>
-      <w:pPr>
-        <w:rPr>
-          <w:lang w:val="en-US"/>
-        </w:rPr>
-      </w:pPr>
-    </w:p>
-    <w:p>
-      <w:pPr>
-        <w:rPr>
-          <w:lang w:val="en-US"/>
-        </w:rPr>
-      </w:pPr>
-      <w:r>
-        <w:rPr>
-          <w:lang w:val="en-US"/>
-        </w:rPr>
-        <w:t>Time – Thời Gian:</w:t>
-      </w:r>
-    </w:p>
-    <w:p>
-      <w:pPr>
-        <w:pStyle w:val="ListParagraph"/>
-        <w:numPr>
-          <w:ilvl w:val="0"/>
-          <w:numId w:val="19"/>
-        </w:numPr>
-        <w:rPr>
-          <w:lang w:val="en-US"/>
-        </w:rPr>
-      </w:pPr>
-      <w:r>
-        <w:rPr>
-          <w:lang w:val="en-US"/>
-        </w:rPr>
-        <w:t>“Elapse”?</w:t>
-      </w:r>
-    </w:p>
-    <w:p>
-      <w:pPr>
-        <w:pStyle w:val="ListParagraph"/>
-        <w:numPr>
-          <w:ilvl w:val="0"/>
-          <w:numId w:val="2"/>
-        </w:numPr>
-        <w:rPr>
-          <w:lang w:val="en-US"/>
-        </w:rPr>
-      </w:pPr>
-      <w:r>
-        <w:rPr>
-          <w:lang w:val="en-US"/>
-        </w:rPr>
-        <w:t>Trôi qua</w:t>
-      </w:r>
-    </w:p>
-    <w:p>
-      <w:pPr>
-        <w:rPr>
-          <w:lang w:val="en-US"/>
-        </w:rPr>
-      </w:pPr>
-    </w:p>
-    <w:p>
-      <w:pPr>
-        <w:rPr>
-          <w:lang w:val="en-US"/>
-        </w:rPr>
-      </w:pPr>
-      <w:r>
-        <w:rPr>
-          <w:lang w:val="en-US"/>
-        </w:rPr>
-        <w:t>Elemental – Nguyên Tố:</w:t>
-      </w:r>
-    </w:p>
-    <w:p>
-      <w:pPr>
-        <w:pStyle w:val="ListParagraph"/>
-        <w:numPr>
-          <w:ilvl w:val="0"/>
-          <w:numId w:val="12"/>
-        </w:numPr>
-        <w:rPr>
-          <w:lang w:val="en-US"/>
-        </w:rPr>
-      </w:pPr>
-      <w:r>
-        <w:rPr>
-          <w:lang w:val="en-US"/>
-        </w:rPr>
-        <w:t>“Scorch”?</w:t>
-      </w:r>
-    </w:p>
-    <w:p>
-      <w:pPr>
-        <w:pStyle w:val="ListParagraph"/>
-        <w:numPr>
-          <w:ilvl w:val="0"/>
-          <w:numId w:val="2"/>
-        </w:numPr>
-        <w:rPr>
-          <w:lang w:val="en-US"/>
-        </w:rPr>
-      </w:pPr>
-      <w:r>
-        <w:rPr>
-          <w:lang w:val="en-US"/>
-        </w:rPr>
-        <w:t>Thiêu đốt</w:t>
-      </w:r>
-    </w:p>
-    <w:p>
-      <w:pPr>
-        <w:pStyle w:val="ListParagraph"/>
-        <w:numPr>
-          <w:ilvl w:val="0"/>
-          <w:numId w:val="12"/>
-        </w:numPr>
-        <w:rPr>
-          <w:lang w:val="en-US"/>
-        </w:rPr>
-      </w:pPr>
-      <w:r>
-        <w:rPr>
-          <w:lang w:val="en-US"/>
-        </w:rPr>
-        <w:t>“Enchant”?</w:t>
-      </w:r>
-    </w:p>
-    <w:p>
-      <w:pPr>
-        <w:pStyle w:val="ListParagraph"/>
-        <w:numPr>
-          <w:ilvl w:val="0"/>
-          <w:numId w:val="2"/>
-        </w:numPr>
-        <w:rPr>
-          <w:lang w:val="en-US"/>
-        </w:rPr>
-      </w:pPr>
-      <w:r>
-        <w:rPr>
-          <w:lang w:val="en-US"/>
-        </w:rPr>
-        <w:t>Tác động ma thuật (lên 1 món đồ)</w:t>
-      </w:r>
-    </w:p>
-    <w:p>
-      <w:pPr>
-        <w:rPr>
-          <w:lang w:val="en-US"/>
-        </w:rPr>
-      </w:pPr>
-    </w:p>
-    <w:p>
-      <w:pPr>
-        <w:rPr>
-          <w:lang w:val="en-US"/>
-        </w:rPr>
-      </w:pPr>
-      <w:r>
-        <w:rPr>
-          <w:lang w:val="en-US"/>
-        </w:rPr>
-        <w:t>Animal – Động Vật:</w:t>
-      </w:r>
-    </w:p>
-    <w:p>
-      <w:pPr>
-        <w:pStyle w:val="ListParagraph"/>
-        <w:numPr>
-          <w:ilvl w:val="0"/>
-          <w:numId w:val="13"/>
-        </w:numPr>
-        <w:rPr>
-          <w:lang w:val="en-US"/>
-        </w:rPr>
-      </w:pPr>
-      <w:r>
-        <w:rPr>
-          <w:lang w:val="en-US"/>
-        </w:rPr>
-        <w:t>“Peck”?</w:t>
-      </w:r>
-    </w:p>
-    <w:p>
-      <w:pPr>
-        <w:pStyle w:val="ListParagraph"/>
-        <w:numPr>
-          <w:ilvl w:val="0"/>
-          <w:numId w:val="2"/>
-        </w:numPr>
-        <w:rPr>
-          <w:lang w:val="en-US"/>
-        </w:rPr>
-      </w:pPr>
-      <w:r>
-        <w:rPr>
-          <w:lang w:val="en-US"/>
-        </w:rPr>
-        <w:t>Mổ</w:t>
-      </w:r>
-    </w:p>
-    <w:p>
-      <w:pPr>
-        <w:pStyle w:val="ListParagraph"/>
-        <w:numPr>
-          <w:ilvl w:val="0"/>
-          <w:numId w:val="13"/>
-        </w:numPr>
-        <w:rPr>
-          <w:lang w:val="en-US"/>
-        </w:rPr>
-      </w:pPr>
-      <w:r>
-        <w:rPr>
-          <w:lang w:val="en-US"/>
-        </w:rPr>
-        <w:t>“Carrion”?</w:t>
-      </w:r>
-    </w:p>
-    <w:p>
-      <w:pPr>
-        <w:pStyle w:val="ListParagraph"/>
-        <w:numPr>
-          <w:ilvl w:val="0"/>
-          <w:numId w:val="2"/>
-        </w:numPr>
-        <w:rPr>
-          <w:lang w:val="en-US"/>
-        </w:rPr>
-      </w:pPr>
-      <w:r>
-        <w:rPr>
-          <w:lang w:val="en-US"/>
-        </w:rPr>
-        <w:t>Xác thối</w:t>
-      </w:r>
-    </w:p>
-    <w:p>
-      <w:pPr>
-        <w:rPr>
-          <w:lang w:val="en-US"/>
-        </w:rPr>
-      </w:pPr>
-    </w:p>
-    <w:p>
-      <w:pPr>
-        <w:rPr>
-          <w:lang w:val="en-US"/>
-        </w:rPr>
-      </w:pPr>
-      <w:r>
-        <w:rPr>
-          <w:lang w:val="en-US"/>
-        </w:rPr>
-        <w:t>Plant – Thực Vật:</w:t>
-      </w:r>
-    </w:p>
-    <w:p>
-      <w:pPr>
-        <w:pStyle w:val="ListParagraph"/>
-        <w:numPr>
-          <w:ilvl w:val="0"/>
-          <w:numId w:val="14"/>
-        </w:numPr>
-        <w:rPr>
-          <w:lang w:val="en-US"/>
-        </w:rPr>
-      </w:pPr>
-      <w:r>
-        <w:rPr>
-          <w:lang w:val="en-US"/>
-        </w:rPr>
-        <w:t>“Vine”?</w:t>
-      </w:r>
-    </w:p>
-    <w:p>
-      <w:pPr>
-        <w:pStyle w:val="ListParagraph"/>
-        <w:numPr>
-          <w:ilvl w:val="0"/>
-          <w:numId w:val="2"/>
-        </w:numPr>
-        <w:rPr>
-          <w:lang w:val="en-US"/>
-        </w:rPr>
-      </w:pPr>
-      <w:r>
-        <w:rPr>
-          <w:lang w:val="en-US"/>
-        </w:rPr>
-        <w:t>Cây leo</w:t>
-      </w:r>
-    </w:p>
-    <w:p>
-      <w:pPr>
-        <w:pStyle w:val="ListParagraph"/>
-        <w:numPr>
-          <w:ilvl w:val="0"/>
-          <w:numId w:val="14"/>
-        </w:numPr>
-        <w:rPr>
-          <w:lang w:val="en-US"/>
-        </w:rPr>
-      </w:pPr>
-      <w:r>
-        <w:rPr>
-          <w:lang w:val="en-US"/>
-        </w:rPr>
-        <w:t>“Oak”?</w:t>
-      </w:r>
-    </w:p>
-    <w:p>
-      <w:pPr>
-        <w:pStyle w:val="ListParagraph"/>
-        <w:numPr>
-          <w:ilvl w:val="0"/>
-          <w:numId w:val="2"/>
-        </w:numPr>
-        <w:rPr>
-          <w:lang w:val="en-US"/>
-        </w:rPr>
-      </w:pPr>
-      <w:r>
-        <w:rPr>
-          <w:lang w:val="en-US"/>
-        </w:rPr>
-        <w:t>Sồi</w:t>
-      </w:r>
-    </w:p>
-    <w:p>
-      <w:pPr>
-        <w:rPr>
-          <w:lang w:val="en-US"/>
-        </w:rPr>
-      </w:pPr>
-    </w:p>
-    <w:p>
-      <w:pPr>
-        <w:rPr>
-          <w:lang w:val="en-US"/>
-        </w:rPr>
-      </w:pPr>
-      <w:r>
-        <w:rPr>
-          <w:lang w:val="en-US"/>
-        </w:rPr>
-        <w:t>Code – Mã:</w:t>
-      </w:r>
-    </w:p>
-    <w:p>
-      <w:pPr>
-        <w:pStyle w:val="ListParagraph"/>
-        <w:numPr>
-          <w:ilvl w:val="0"/>
-          <w:numId w:val="17"/>
-        </w:numPr>
-        <w:rPr>
-          <w:lang w:val="en-US"/>
-        </w:rPr>
-      </w:pPr>
-      <w:r>
-        <w:rPr>
-          <w:lang w:val="en-US"/>
-        </w:rPr>
-        <w:t>“Boilerplate”?</w:t>
-      </w:r>
-    </w:p>
-    <w:p>
-      <w:pPr>
-        <w:pStyle w:val="ListParagraph"/>
-        <w:numPr>
-          <w:ilvl w:val="0"/>
-          <w:numId w:val="2"/>
-        </w:numPr>
-        <w:rPr>
-          <w:lang w:val="en-US"/>
-        </w:rPr>
-      </w:pPr>
-      <w:r>
-        <w:rPr>
-          <w:lang w:val="en-US"/>
-        </w:rPr>
-        <w:t>Soạn sẵn</w:t>
-      </w:r>
-    </w:p>
-    <w:p>
-      <w:pPr>
-        <w:pStyle w:val="ListParagraph"/>
-        <w:numPr>
-          <w:ilvl w:val="0"/>
-          <w:numId w:val="17"/>
-        </w:numPr>
-        <w:rPr>
-          <w:lang w:val="en-US"/>
-        </w:rPr>
-      </w:pPr>
-      <w:r>
-        <w:rPr>
-          <w:lang w:val="en-US"/>
-        </w:rPr>
-        <w:t>“Data Augmentation”?</w:t>
-      </w:r>
-    </w:p>
-    <w:p>
-      <w:pPr>
-        <w:pStyle w:val="ListParagraph"/>
-        <w:numPr>
-          <w:ilvl w:val="0"/>
-          <w:numId w:val="2"/>
-        </w:numPr>
-        <w:rPr>
-          <w:lang w:val="en-US"/>
-        </w:rPr>
-      </w:pPr>
-      <w:r>
-        <w:rPr>
-          <w:lang w:val="en-US"/>
-        </w:rPr>
-        <w:t>Việc tăng lượng dữ liệu</w:t>
-      </w:r>
-    </w:p>
-    <w:p>
-      <w:pPr>
-        <w:pStyle w:val="ListParagraph"/>
-        <w:numPr>
-          <w:ilvl w:val="0"/>
-          <w:numId w:val="17"/>
-        </w:numPr>
-        <w:rPr>
-          <w:lang w:val="en-US"/>
-        </w:rPr>
-      </w:pPr>
-      <w:r>
-        <w:rPr>
-          <w:lang w:val="en-US"/>
-        </w:rPr>
-        <w:t>“Localization”?</w:t>
-      </w:r>
-    </w:p>
-    <w:p>
-      <w:pPr>
-        <w:pStyle w:val="ListParagraph"/>
-        <w:numPr>
-          <w:ilvl w:val="0"/>
-          <w:numId w:val="2"/>
-        </w:numPr>
-        <w:rPr>
-          <w:lang w:val="en-US"/>
-        </w:rPr>
-      </w:pPr>
-      <w:r>
-        <w:rPr>
-          <w:lang w:val="en-US"/>
-        </w:rPr>
-        <w:t>Việc khoan</w:t>
-      </w:r>
-      <w:r>
-        <w:rPr>
-          <w:lang w:val="en-US"/>
-        </w:rPr>
-        <w:t>h</w:t>
-      </w:r>
-      <w:r>
-        <w:rPr>
-          <w:lang w:val="en-US"/>
-        </w:rPr>
-        <w:t xml:space="preserve"> vùng</w:t>
-      </w:r>
-    </w:p>
-    <w:p>
-      <w:pPr>
-        <w:pStyle w:val="ListParagraph"/>
-        <w:numPr>
-          <w:ilvl w:val="0"/>
-          <w:numId w:val="17"/>
-        </w:numPr>
-        <w:rPr>
-          <w:lang w:val="en-US"/>
-        </w:rPr>
-      </w:pPr>
-      <w:r>
-        <w:rPr>
-          <w:lang w:val="en-US"/>
-        </w:rPr>
-        <w:t>“End To End Training”?</w:t>
-      </w:r>
-    </w:p>
-    <w:p>
-      <w:pPr>
-        <w:pStyle w:val="ListParagraph"/>
-        <w:numPr>
-          <w:ilvl w:val="0"/>
-          <w:numId w:val="2"/>
-        </w:numPr>
-        <w:rPr>
-          <w:lang w:val="en-US"/>
-        </w:rPr>
-      </w:pPr>
-      <w:r>
-        <w:rPr>
-          <w:lang w:val="en-US"/>
-        </w:rPr>
-        <w:t>Train một mạch</w:t>
-      </w:r>
-      <w:r>
-        <w:rPr>
-          <w:lang w:val="en-US"/>
-        </w:rPr>
-        <w:t>, không cần xử lí trước dữ liệu</w:t>
-      </w:r>
-    </w:p>
-    <w:p>
-      <w:pPr>
-        <w:pStyle w:val="ListParagraph"/>
-        <w:numPr>
-          <w:ilvl w:val="0"/>
-          <w:numId w:val="17"/>
-        </w:numPr>
-        <w:rPr>
-          <w:lang w:val="en-US"/>
-        </w:rPr>
-      </w:pPr>
-      <w:r>
-        <w:rPr>
-          <w:lang w:val="en-US"/>
-        </w:rPr>
-        <w:t>“Energy Function”?</w:t>
-      </w:r>
-    </w:p>
-    <w:p>
-      <w:pPr>
-        <w:pStyle w:val="ListParagraph"/>
-        <w:numPr>
-          <w:ilvl w:val="0"/>
-          <w:numId w:val="2"/>
-        </w:numPr>
-        <w:rPr>
-          <w:lang w:val="en-US"/>
-        </w:rPr>
-      </w:pPr>
-      <w:r>
-        <w:rPr>
-          <w:lang w:val="en-US"/>
-        </w:rPr>
-        <w:t>Hàm cần tối ưu hóa</w:t>
-      </w:r>
-    </w:p>
-    <w:p>
-      <w:pPr>
-        <w:pStyle w:val="ListParagraph"/>
-        <w:numPr>
-          <w:ilvl w:val="0"/>
-          <w:numId w:val="17"/>
-        </w:numPr>
-        <w:rPr>
-          <w:lang w:val="en-US"/>
-        </w:rPr>
-      </w:pPr>
-      <w:r>
-        <w:rPr>
-          <w:lang w:val="en-US"/>
-        </w:rPr>
-        <w:t>“Is Deprecated”?</w:t>
-      </w:r>
-    </w:p>
-    <w:p>
-      <w:pPr>
-        <w:pStyle w:val="ListParagraph"/>
-        <w:numPr>
-          <w:ilvl w:val="0"/>
-          <w:numId w:val="2"/>
-        </w:numPr>
-        <w:rPr>
-          <w:lang w:val="en-US"/>
-        </w:rPr>
-      </w:pPr>
-      <w:r>
-        <w:rPr>
-          <w:lang w:val="en-US"/>
-        </w:rPr>
-        <w:t>Sắp không được dùng nữa</w:t>
-      </w:r>
-      <w:r>
-        <w:rPr>
-          <w:lang w:val="en-US"/>
-        </w:rPr>
-        <w:t xml:space="preserve"> (</w:t>
-      </w:r>
-      <w:r>
-        <w:rPr>
-          <w:lang w:val="en-US"/>
-        </w:rPr>
-        <w:t>1 phần mềm</w:t>
-      </w:r>
-      <w:r>
-        <w:rPr>
-          <w:lang w:val="en-US"/>
-        </w:rPr>
-        <w:t>)</w:t>
-      </w:r>
-    </w:p>
-    <w:p>
-      <w:pPr>
-        <w:pStyle w:val="ListParagraph"/>
-        <w:numPr>
-          <w:ilvl w:val="0"/>
-          <w:numId w:val="17"/>
-        </w:numPr>
-        <w:rPr>
-          <w:lang w:val="en-US"/>
-        </w:rPr>
-      </w:pPr>
-      <w:r>
-        <w:rPr>
-          <w:lang w:val="en-US"/>
-        </w:rPr>
-        <w:t>“Ground Truth”?</w:t>
-      </w:r>
-    </w:p>
-    <w:p>
-      <w:pPr>
-        <w:pStyle w:val="ListParagraph"/>
-        <w:numPr>
-          <w:ilvl w:val="0"/>
-          <w:numId w:val="2"/>
-        </w:numPr>
-        <w:rPr>
-          <w:lang w:val="en-US"/>
-        </w:rPr>
-      </w:pPr>
-      <w:r>
-        <w:rPr>
-          <w:lang w:val="en-US"/>
-        </w:rPr>
-        <w:t>Target trong Machine Learning</w:t>
-      </w:r>
-    </w:p>
-    <w:p>
-      <w:pPr>
-        <w:pStyle w:val="ListParagraph"/>
-        <w:numPr>
-          <w:ilvl w:val="0"/>
-          <w:numId w:val="17"/>
-        </w:numPr>
-        <w:rPr>
-          <w:lang w:val="en-US"/>
-        </w:rPr>
-      </w:pPr>
-      <w:r>
-        <w:rPr>
-          <w:lang w:val="en-US"/>
-        </w:rPr>
-        <w:t>“Profiling”?</w:t>
-      </w:r>
-    </w:p>
-    <w:p>
-      <w:pPr>
-        <w:pStyle w:val="ListParagraph"/>
-        <w:numPr>
-          <w:ilvl w:val="0"/>
-          <w:numId w:val="2"/>
-        </w:numPr>
-        <w:rPr>
-          <w:lang w:val="en-US"/>
-        </w:rPr>
-      </w:pPr>
-      <w:r>
-        <w:rPr>
-          <w:lang w:val="en-US"/>
-        </w:rPr>
-        <w:t>Quá trình phân tích và tối ưu hóa hiệu suất</w:t>
-      </w:r>
-    </w:p>
-    <w:p>
-      <w:pPr>
-        <w:pStyle w:val="ListParagraph"/>
-        <w:numPr>
-          <w:ilvl w:val="0"/>
-          <w:numId w:val="17"/>
-        </w:numPr>
-        <w:rPr>
-          <w:lang w:val="en-US"/>
-        </w:rPr>
-      </w:pPr>
-      <w:r>
-        <w:rPr>
-          <w:lang w:val="en-US"/>
-        </w:rPr>
-        <w:t>“Prototype”?</w:t>
-      </w:r>
-    </w:p>
-    <w:p>
-      <w:pPr>
-        <w:pStyle w:val="ListParagraph"/>
-        <w:numPr>
-          <w:ilvl w:val="0"/>
-          <w:numId w:val="2"/>
-        </w:numPr>
-        <w:rPr>
-          <w:lang w:val="en-US"/>
-        </w:rPr>
-      </w:pPr>
-      <w:r>
-        <w:rPr>
-          <w:lang w:val="en-US"/>
-        </w:rPr>
-        <w:t>Tạo bản đầu tiên</w:t>
-      </w:r>
-    </w:p>
-    <w:p>
-      <w:pPr>
-        <w:pStyle w:val="ListParagraph"/>
-        <w:numPr>
-          <w:ilvl w:val="0"/>
-          <w:numId w:val="17"/>
-        </w:numPr>
-        <w:rPr>
-          <w:lang w:val="en-US"/>
-        </w:rPr>
-      </w:pPr>
-      <w:r>
-        <w:rPr>
-          <w:lang w:val="en-US"/>
-        </w:rPr>
-        <w:t>“Benchmark”?</w:t>
-      </w:r>
-    </w:p>
-    <w:p>
-      <w:pPr>
-        <w:pStyle w:val="ListParagraph"/>
-        <w:numPr>
-          <w:ilvl w:val="0"/>
-          <w:numId w:val="2"/>
-        </w:numPr>
-        <w:rPr>
-          <w:lang w:val="en-US"/>
-        </w:rPr>
-      </w:pPr>
-      <w:r>
-        <w:rPr>
-          <w:lang w:val="en-US"/>
-        </w:rPr>
-        <w:t>Đánh giá hiệu suất của 1 mô hình (so với 1 tiêu chuẩn nào đó)</w:t>
-      </w:r>
-    </w:p>
-    <w:p>
-      <w:pPr>
-        <w:pStyle w:val="ListParagraph"/>
-        <w:numPr>
-          <w:ilvl w:val="0"/>
-          <w:numId w:val="17"/>
-        </w:numPr>
-        <w:rPr>
-          <w:lang w:val="en-US"/>
-        </w:rPr>
-      </w:pPr>
-      <w:r>
-        <w:rPr>
-          <w:lang w:val="en-US"/>
-        </w:rPr>
-        <w:t>“Cumbersome”?</w:t>
-      </w:r>
-    </w:p>
-    <w:p>
-      <w:pPr>
-        <w:pStyle w:val="ListParagraph"/>
-        <w:numPr>
-          <w:ilvl w:val="0"/>
-          <w:numId w:val="2"/>
-        </w:numPr>
-        <w:rPr>
-          <w:lang w:val="en-US"/>
-        </w:rPr>
-      </w:pPr>
-      <w:r>
-        <w:rPr>
-          <w:lang w:val="en-US"/>
-        </w:rPr>
-        <w:t>Cồng kềnh</w:t>
-      </w:r>
-    </w:p>
-    <w:p>
-      <w:pPr>
-        <w:pStyle w:val="ListParagraph"/>
-        <w:numPr>
-          <w:ilvl w:val="0"/>
-          <w:numId w:val="17"/>
-        </w:numPr>
-        <w:rPr>
-          <w:lang w:val="en-US"/>
-        </w:rPr>
-      </w:pPr>
-      <w:r>
-        <w:rPr>
-          <w:lang w:val="en-US"/>
-        </w:rPr>
-        <w:t>“Admissible”?</w:t>
-      </w:r>
-    </w:p>
-    <w:p>
-      <w:pPr>
-        <w:pStyle w:val="ListParagraph"/>
-        <w:numPr>
-          <w:ilvl w:val="0"/>
-          <w:numId w:val="2"/>
-        </w:numPr>
-        <w:rPr>
-          <w:lang w:val="en-US"/>
-        </w:rPr>
-      </w:pPr>
-      <w:r>
-        <w:rPr>
-          <w:lang w:val="en-US"/>
-        </w:rPr>
-        <w:t>Chấp nhận được</w:t>
-      </w:r>
-    </w:p>
-    <w:p>
-      <w:pPr>
-        <w:rPr>
-          <w:lang w:val="en-US"/>
-        </w:rPr>
-      </w:pPr>
-    </w:p>
-    <w:p>
-      <w:pPr>
-        <w:rPr>
-          <w:lang w:val="en-US"/>
-        </w:rPr>
-      </w:pPr>
-      <w:r>
-        <w:rPr>
-          <w:lang w:val="en-US"/>
-        </w:rPr>
-        <w:t>A</w:t>
-      </w:r>
-      <w:r>
-        <w:t>bbreviation</w:t>
-      </w:r>
-      <w:r>
-        <w:rPr>
-          <w:lang w:val="en-US"/>
-        </w:rPr>
-        <w:t xml:space="preserve"> – Từ Viết Tắt:</w:t>
-      </w:r>
-    </w:p>
-    <w:p>
-      <w:pPr>
-        <w:pStyle w:val="ListParagraph"/>
-        <w:numPr>
-          <w:ilvl w:val="0"/>
-          <w:numId w:val="3"/>
-        </w:numPr>
-        <w:rPr>
-          <w:lang w:val="en-US"/>
-        </w:rPr>
-      </w:pPr>
-      <w:r>
-        <w:rPr>
-          <w:lang w:val="en-US"/>
-        </w:rPr>
-        <w:t>“et al.”</w:t>
-      </w:r>
-      <w:r>
-        <w:rPr>
-          <w:lang w:val="en-US"/>
-        </w:rPr>
-        <w:t>?</w:t>
-      </w:r>
-    </w:p>
-    <w:p>
-      <w:pPr>
-        <w:pStyle w:val="ListParagraph"/>
-        <w:numPr>
-          <w:ilvl w:val="0"/>
-          <w:numId w:val="2"/>
-        </w:numPr>
-        <w:rPr>
-          <w:lang w:val="en-US"/>
-        </w:rPr>
-      </w:pPr>
-      <w:r>
-        <w:rPr>
-          <w:lang w:val="en-US"/>
-        </w:rPr>
-        <w:t>Và các đồng tác giả khác</w:t>
-      </w:r>
-    </w:p>
-    <w:p>
-      <w:pPr>
-        <w:rPr>
-          <w:lang w:val="en-US"/>
-        </w:rPr>
-      </w:pPr>
-    </w:p>
-    <w:p>
-      <w:pPr>
-        <w:rPr>
-          <w:lang w:val="en-US"/>
-        </w:rPr>
-      </w:pPr>
-      <w:r>
-        <w:rPr>
-          <w:lang w:val="en-US"/>
-        </w:rPr>
-        <w:t>Math – Toán:</w:t>
-      </w:r>
-    </w:p>
-    <w:p>
-      <w:pPr>
-        <w:pStyle w:val="ListParagraph"/>
-        <w:numPr>
-          <w:ilvl w:val="0"/>
-          <w:numId w:val="4"/>
-        </w:numPr>
-        <w:rPr>
-          <w:lang w:val="en-US"/>
-        </w:rPr>
-      </w:pPr>
-      <w:r>
-        <w:rPr>
-          <w:lang w:val="en-US"/>
-        </w:rPr>
-        <w:t>“Denominator”?</w:t>
-      </w:r>
-    </w:p>
-    <w:p>
-      <w:pPr>
-        <w:pStyle w:val="ListParagraph"/>
-        <w:numPr>
-          <w:ilvl w:val="0"/>
-          <w:numId w:val="2"/>
-        </w:numPr>
-        <w:rPr>
-          <w:lang w:val="en-US"/>
-        </w:rPr>
-      </w:pPr>
-      <w:r>
-        <w:rPr>
-          <w:lang w:val="en-US"/>
-        </w:rPr>
-        <w:t>Mẫu số</w:t>
-      </w:r>
-    </w:p>
-    <w:p>
-      <w:pPr>
-        <w:pStyle w:val="ListParagraph"/>
-        <w:numPr>
-          <w:ilvl w:val="0"/>
-          <w:numId w:val="4"/>
-        </w:numPr>
-        <w:rPr>
-          <w:lang w:val="en-US"/>
-        </w:rPr>
-      </w:pPr>
-      <w:r>
-        <w:rPr>
-          <w:lang w:val="en-US"/>
-        </w:rPr>
-        <w:t>“Numerator”?</w:t>
-      </w:r>
-    </w:p>
-    <w:p>
-      <w:pPr>
-        <w:pStyle w:val="ListParagraph"/>
-        <w:numPr>
-          <w:ilvl w:val="0"/>
-          <w:numId w:val="2"/>
-        </w:numPr>
-        <w:rPr>
-          <w:lang w:val="en-US"/>
-        </w:rPr>
-      </w:pPr>
-      <w:r>
-        <w:rPr>
-          <w:lang w:val="en-US"/>
-        </w:rPr>
-        <w:t>Tử số</w:t>
-      </w:r>
-    </w:p>
-    <w:p>
-      <w:pPr>
-        <w:pStyle w:val="ListParagraph"/>
-        <w:numPr>
-          <w:ilvl w:val="0"/>
-          <w:numId w:val="4"/>
-        </w:numPr>
-        <w:rPr>
-          <w:lang w:val="en-US"/>
-        </w:rPr>
-      </w:pPr>
-      <w:r>
-        <w:rPr>
-          <w:lang w:val="en-US"/>
-        </w:rPr>
-        <w:t>“Hypothetical Unit”?</w:t>
-      </w:r>
-    </w:p>
-    <w:p>
-      <w:pPr>
-        <w:pStyle w:val="ListParagraph"/>
-        <w:numPr>
-          <w:ilvl w:val="0"/>
-          <w:numId w:val="2"/>
-        </w:numPr>
-        <w:rPr>
-          <w:lang w:val="en-US"/>
-        </w:rPr>
-      </w:pPr>
-      <w:r>
-        <w:rPr>
-          <w:lang w:val="en-US"/>
-        </w:rPr>
-        <w:t>Đơn vị giả tưởng (của giá trị nào đó)</w:t>
-      </w:r>
-    </w:p>
-    <w:p>
-      <w:pPr>
-        <w:pStyle w:val="ListParagraph"/>
-        <w:numPr>
-          <w:ilvl w:val="0"/>
-          <w:numId w:val="4"/>
-        </w:numPr>
-        <w:rPr>
-          <w:lang w:val="en-US"/>
-        </w:rPr>
-      </w:pPr>
-      <w:r>
-        <w:rPr>
-          <w:lang w:val="en-US"/>
-        </w:rPr>
-        <w:t>Numerical Solution?</w:t>
-      </w:r>
-    </w:p>
-    <w:p>
-      <w:pPr>
-        <w:pStyle w:val="ListParagraph"/>
-        <w:numPr>
-          <w:ilvl w:val="0"/>
-          <w:numId w:val="2"/>
-        </w:numPr>
-        <w:rPr>
-          <w:lang w:val="en-US"/>
-        </w:rPr>
-      </w:pPr>
-      <w:r>
-        <w:rPr>
-          <w:lang w:val="en-US"/>
-        </w:rPr>
-        <w:t>Nghiệm ước lượng (= số cụ thể, không phải = Term)</w:t>
-      </w:r>
-    </w:p>
-    <w:p>
-      <w:pPr>
-        <w:pStyle w:val="ListParagraph"/>
-        <w:numPr>
-          <w:ilvl w:val="0"/>
-          <w:numId w:val="4"/>
-        </w:numPr>
-        <w:rPr>
-          <w:lang w:val="en-US"/>
-        </w:rPr>
-      </w:pPr>
-      <w:r>
-        <w:rPr>
-          <w:lang w:val="en-US"/>
-        </w:rPr>
-        <w:t>“Quotient”?</w:t>
-      </w:r>
-    </w:p>
-    <w:p>
-      <w:pPr>
-        <w:pStyle w:val="ListParagraph"/>
-        <w:numPr>
-          <w:ilvl w:val="0"/>
-          <w:numId w:val="2"/>
-        </w:numPr>
-        <w:rPr>
-          <w:lang w:val="en-US"/>
-        </w:rPr>
-      </w:pPr>
-      <w:r>
-        <w:rPr>
-          <w:lang w:val="en-US"/>
-        </w:rPr>
-        <w:t>Thương số (kết quả của phép chia)</w:t>
-      </w:r>
-    </w:p>
-    <w:p>
-      <w:pPr>
-        <w:pStyle w:val="ListParagraph"/>
-        <w:numPr>
-          <w:ilvl w:val="0"/>
-          <w:numId w:val="4"/>
-        </w:numPr>
-        <w:rPr>
-          <w:lang w:val="en-US"/>
-        </w:rPr>
-      </w:pPr>
-      <w:r>
-        <w:rPr>
-          <w:lang w:val="en-US"/>
-        </w:rPr>
-        <w:lastRenderedPageBreak/>
-        <w:t>“Critical Point”?</w:t>
-      </w:r>
-    </w:p>
-    <w:p>
-      <w:pPr>
-        <w:pStyle w:val="ListParagraph"/>
-        <w:numPr>
-          <w:ilvl w:val="0"/>
-          <w:numId w:val="2"/>
-        </w:numPr>
-        <w:rPr>
-          <w:lang w:val="en-US"/>
-        </w:rPr>
-      </w:pPr>
-      <w:r>
-        <w:rPr>
-          <w:lang w:val="en-US"/>
-        </w:rPr>
-        <w:t>Điểm cực trị</w:t>
-      </w:r>
-    </w:p>
-    <w:p>
-      <w:pPr>
-        <w:pStyle w:val="ListParagraph"/>
-        <w:numPr>
-          <w:ilvl w:val="0"/>
-          <w:numId w:val="4"/>
-        </w:numPr>
-        <w:rPr>
-          <w:lang w:val="en-US"/>
-        </w:rPr>
-      </w:pPr>
-      <w:r>
-        <w:rPr>
-          <w:lang w:val="en-US"/>
-        </w:rPr>
-        <w:t>“Concave Up And Down”?</w:t>
-      </w:r>
-    </w:p>
-    <w:p>
-      <w:pPr>
-        <w:pStyle w:val="ListParagraph"/>
-        <w:numPr>
-          <w:ilvl w:val="0"/>
-          <w:numId w:val="2"/>
-        </w:numPr>
-        <w:rPr>
-          <w:lang w:val="en-US"/>
-        </w:rPr>
-      </w:pPr>
-      <w:r>
-        <w:rPr>
-          <w:lang w:val="en-US"/>
-        </w:rPr>
-        <w:t>Ngửa và úp (đồ thị)</w:t>
-      </w:r>
-    </w:p>
-    <w:p>
-      <w:pPr>
-        <w:pStyle w:val="ListParagraph"/>
-        <w:numPr>
-          <w:ilvl w:val="0"/>
-          <w:numId w:val="4"/>
-        </w:numPr>
-        <w:rPr>
-          <w:lang w:val="en-US"/>
-        </w:rPr>
-      </w:pPr>
-      <w:r>
-        <w:rPr>
-          <w:lang w:val="en-US"/>
-        </w:rPr>
-        <w:t>“Quadrant”?</w:t>
-      </w:r>
-    </w:p>
-    <w:p>
-      <w:pPr>
-        <w:pStyle w:val="ListParagraph"/>
-        <w:numPr>
-          <w:ilvl w:val="0"/>
-          <w:numId w:val="2"/>
-        </w:numPr>
-        <w:rPr>
-          <w:lang w:val="en-US"/>
-        </w:rPr>
-      </w:pPr>
-      <w:r>
-        <w:rPr>
-          <w:lang w:val="en-US"/>
-        </w:rPr>
-        <w:t>Góc phần tư</w:t>
-      </w:r>
-    </w:p>
-    <w:p>
-      <w:pPr>
-        <w:pStyle w:val="ListParagraph"/>
-        <w:numPr>
-          <w:ilvl w:val="0"/>
-          <w:numId w:val="4"/>
-        </w:numPr>
-        <w:rPr>
-          <w:lang w:val="en-US"/>
-        </w:rPr>
-      </w:pPr>
-      <w:r>
-        <w:rPr>
-          <w:lang w:val="en-US"/>
-        </w:rPr>
-        <w:t>“Octant”?</w:t>
-      </w:r>
-    </w:p>
-    <w:p>
-      <w:pPr>
-        <w:pStyle w:val="ListParagraph"/>
-        <w:numPr>
-          <w:ilvl w:val="0"/>
-          <w:numId w:val="2"/>
-        </w:numPr>
-        <w:rPr>
-          <w:lang w:val="en-US"/>
-        </w:rPr>
-      </w:pPr>
-      <w:r>
-        <w:rPr>
-          <w:lang w:val="en-US"/>
-        </w:rPr>
-        <w:t>Góc phần tám</w:t>
-      </w:r>
-    </w:p>
-    <w:p>
-      <w:pPr>
-        <w:pStyle w:val="ListParagraph"/>
-        <w:numPr>
-          <w:ilvl w:val="0"/>
-          <w:numId w:val="4"/>
-        </w:numPr>
-        <w:rPr>
-          <w:lang w:val="en-US"/>
-        </w:rPr>
-      </w:pPr>
-      <w:r>
-        <w:rPr>
-          <w:lang w:val="en-US"/>
-        </w:rPr>
-        <w:t>“Objective Function”?</w:t>
-      </w:r>
-    </w:p>
-    <w:p>
-      <w:pPr>
-        <w:pStyle w:val="ListParagraph"/>
-        <w:numPr>
-          <w:ilvl w:val="0"/>
-          <w:numId w:val="2"/>
-        </w:numPr>
-        <w:rPr>
-          <w:lang w:val="en-US"/>
-        </w:rPr>
-      </w:pPr>
-      <w:r>
-        <w:rPr>
-          <w:lang w:val="en-US"/>
-        </w:rPr>
-        <w:t>Hàm mục tiêu (hàm mà bạn muốn tối ưu hóa)</w:t>
-      </w:r>
-    </w:p>
-    <w:p>
-      <w:pPr>
-        <w:pStyle w:val="ListParagraph"/>
-        <w:numPr>
-          <w:ilvl w:val="0"/>
-          <w:numId w:val="4"/>
-        </w:numPr>
-        <w:rPr>
-          <w:lang w:val="en-US"/>
-        </w:rPr>
-      </w:pPr>
-      <w:r>
-        <w:rPr>
-          <w:lang w:val="en-US"/>
-        </w:rPr>
-        <w:t>“Legend”?</w:t>
-      </w:r>
-    </w:p>
-    <w:p>
-      <w:pPr>
-        <w:pStyle w:val="ListParagraph"/>
-        <w:numPr>
-          <w:ilvl w:val="0"/>
-          <w:numId w:val="2"/>
-        </w:numPr>
-        <w:rPr>
-          <w:lang w:val="en-US"/>
-        </w:rPr>
-      </w:pPr>
-      <w:r>
-        <w:rPr>
-          <w:lang w:val="en-US"/>
-        </w:rPr>
-        <w:t>Chú giải (biểu đồ)</w:t>
-      </w:r>
-    </w:p>
-    <w:p>
-      <w:pPr>
-        <w:pStyle w:val="ListParagraph"/>
-        <w:numPr>
-          <w:ilvl w:val="0"/>
-          <w:numId w:val="4"/>
-        </w:numPr>
-        <w:rPr>
-          <w:lang w:val="en-US"/>
-        </w:rPr>
-      </w:pPr>
-      <w:r>
-        <w:rPr>
-          <w:lang w:val="en-US"/>
-        </w:rPr>
-        <w:t>“Pointwise Operation”?</w:t>
-      </w:r>
-    </w:p>
-    <w:p>
-      <w:pPr>
-        <w:pStyle w:val="ListParagraph"/>
-        <w:numPr>
-          <w:ilvl w:val="0"/>
-          <w:numId w:val="2"/>
-        </w:numPr>
-        <w:rPr>
-          <w:lang w:val="en-US"/>
-        </w:rPr>
-      </w:pPr>
-      <w:r>
-        <w:rPr>
-          <w:lang w:val="en-US"/>
-        </w:rPr>
-        <w:t>Toán tử từng điểm (ví dụ</w:t>
-      </w:r>
-      <w:r>
-        <w:rPr>
-          <w:lang w:val="en-US"/>
-        </w:rPr>
-        <w:t xml:space="preserve"> tích Hadamard</w:t>
-      </w:r>
-      <w:r>
-        <w:rPr>
-          <w:lang w:val="en-US"/>
-        </w:rPr>
-        <w:t>)</w:t>
-      </w:r>
-    </w:p>
-    <w:p>
-      <w:pPr>
-        <w:pStyle w:val="ListParagraph"/>
-        <w:numPr>
-          <w:ilvl w:val="0"/>
-          <w:numId w:val="4"/>
-        </w:numPr>
-        <w:rPr>
-          <w:lang w:val="en-US"/>
-        </w:rPr>
-      </w:pPr>
-      <w:r>
-        <w:rPr>
-          <w:lang w:val="en-US"/>
-        </w:rPr>
-        <w:t>“Rectangular”?</w:t>
-      </w:r>
-    </w:p>
-    <w:p>
-      <w:pPr>
-        <w:pStyle w:val="ListParagraph"/>
-        <w:numPr>
-          <w:ilvl w:val="0"/>
-          <w:numId w:val="2"/>
-        </w:numPr>
-        <w:rPr>
-          <w:lang w:val="en-US"/>
-        </w:rPr>
-      </w:pPr>
-      <w:r>
-        <w:rPr>
-          <w:lang w:val="en-US"/>
-        </w:rPr>
-        <w:t>Hình hộp chữ nhật</w:t>
-      </w:r>
-    </w:p>
-    <w:p>
-      <w:pPr>
-        <w:pStyle w:val="ListParagraph"/>
-        <w:numPr>
-          <w:ilvl w:val="0"/>
-          <w:numId w:val="4"/>
-        </w:numPr>
-        <w:rPr>
-          <w:lang w:val="en-US"/>
-        </w:rPr>
-      </w:pPr>
-      <w:r>
-        <w:rPr>
-          <w:lang w:val="en-US"/>
-        </w:rPr>
-        <w:t>“Operand”?</w:t>
-      </w:r>
-    </w:p>
-    <w:p>
-      <w:pPr>
-        <w:pStyle w:val="ListParagraph"/>
-        <w:numPr>
-          <w:ilvl w:val="0"/>
-          <w:numId w:val="2"/>
-        </w:numPr>
-        <w:rPr>
-          <w:lang w:val="en-US"/>
-        </w:rPr>
-      </w:pPr>
-      <w:r>
-        <w:rPr>
-          <w:lang w:val="en-US"/>
-        </w:rPr>
-        <w:t>Toán hạng</w:t>
-      </w:r>
-    </w:p>
-    <w:p>
-      <w:pPr>
-        <w:pStyle w:val="ListParagraph"/>
-        <w:numPr>
-          <w:ilvl w:val="0"/>
-          <w:numId w:val="4"/>
-        </w:numPr>
-        <w:rPr>
-          <w:lang w:val="en-US"/>
-        </w:rPr>
-      </w:pPr>
-      <w:r>
-        <w:rPr>
-          <w:lang w:val="en-US"/>
-        </w:rPr>
-        <w:t>“Induction”?</w:t>
-      </w:r>
-    </w:p>
-    <w:p>
-      <w:pPr>
-        <w:pStyle w:val="ListParagraph"/>
-        <w:numPr>
-          <w:ilvl w:val="0"/>
-          <w:numId w:val="2"/>
-        </w:numPr>
-        <w:rPr>
-          <w:lang w:val="en-US"/>
-        </w:rPr>
-      </w:pPr>
-      <w:r>
-        <w:rPr>
-          <w:lang w:val="en-US"/>
-        </w:rPr>
-        <w:t>Quy nạp</w:t>
+        <w:pStyle w:val="ListParagraph"/>
+        <w:numPr>
+          <w:ilvl w:val="0"/>
+          <w:numId w:val="8"/>
+        </w:numPr>
+        <w:rPr>
+          <w:lang w:val="en-US"/>
+        </w:rPr>
+      </w:pPr>
+      <w:r>
+        <w:rPr>
+          <w:lang w:val="en-US"/>
+        </w:rPr>
+        <w:t>“Compromise”?</w:t>
+      </w:r>
+    </w:p>
+    <w:p>
+      <w:pPr>
+        <w:pStyle w:val="ListParagraph"/>
+        <w:numPr>
+          <w:ilvl w:val="0"/>
+          <w:numId w:val="2"/>
+        </w:numPr>
+        <w:rPr>
+          <w:lang w:val="en-US"/>
+        </w:rPr>
+      </w:pPr>
+      <w:r>
+        <w:rPr>
+          <w:lang w:val="en-US"/>
+        </w:rPr>
+        <w:t>Thỏa hiệp</w:t>
       </w:r>
       <w:bookmarkStart w:id="0" w:name="_GoBack"/>
       <w:bookmarkEnd w:id="0"/>
+    </w:p>
+    <w:p>
+      <w:pPr>
+        <w:rPr>
+          <w:lang w:val="en-US"/>
+        </w:rPr>
+      </w:pPr>
+    </w:p>
+    <w:p>
+      <w:pPr>
+        <w:rPr>
+          <w:lang w:val="en-US"/>
+        </w:rPr>
+      </w:pPr>
+      <w:r>
+        <w:rPr>
+          <w:lang w:val="en-US"/>
+        </w:rPr>
+        <w:t>Action – Hành Động:</w:t>
+      </w:r>
+    </w:p>
+    <w:p>
+      <w:pPr>
+        <w:pStyle w:val="ListParagraph"/>
+        <w:numPr>
+          <w:ilvl w:val="0"/>
+          <w:numId w:val="11"/>
+        </w:numPr>
+        <w:rPr>
+          <w:lang w:val="en-US"/>
+        </w:rPr>
+      </w:pPr>
+      <w:r>
+        <w:rPr>
+          <w:lang w:val="en-US"/>
+        </w:rPr>
+        <w:t>“Inflict”?</w:t>
+      </w:r>
+    </w:p>
+    <w:p>
+      <w:pPr>
+        <w:pStyle w:val="ListParagraph"/>
+        <w:numPr>
+          <w:ilvl w:val="0"/>
+          <w:numId w:val="2"/>
+        </w:numPr>
+        <w:rPr>
+          <w:lang w:val="en-US"/>
+        </w:rPr>
+      </w:pPr>
+      <w:r>
+        <w:rPr>
+          <w:lang w:val="en-US"/>
+        </w:rPr>
+        <w:t>Gây ra (thiệt hại)</w:t>
+      </w:r>
+    </w:p>
+    <w:p>
+      <w:pPr>
+        <w:pStyle w:val="ListParagraph"/>
+        <w:numPr>
+          <w:ilvl w:val="0"/>
+          <w:numId w:val="11"/>
+        </w:numPr>
+        <w:rPr>
+          <w:lang w:val="en-US"/>
+        </w:rPr>
+      </w:pPr>
+      <w:r>
+        <w:rPr>
+          <w:lang w:val="en-US"/>
+        </w:rPr>
+        <w:t>“Rejuvenate”?</w:t>
+      </w:r>
+    </w:p>
+    <w:p>
+      <w:pPr>
+        <w:pStyle w:val="ListParagraph"/>
+        <w:numPr>
+          <w:ilvl w:val="0"/>
+          <w:numId w:val="2"/>
+        </w:numPr>
+        <w:rPr>
+          <w:lang w:val="en-US"/>
+        </w:rPr>
+      </w:pPr>
+      <w:r>
+        <w:rPr>
+          <w:lang w:val="en-US"/>
+        </w:rPr>
+        <w:t>Làm trẻ lại (1 cái gì đó)</w:t>
+      </w:r>
+    </w:p>
+    <w:p>
+      <w:pPr>
+        <w:pStyle w:val="ListParagraph"/>
+        <w:numPr>
+          <w:ilvl w:val="0"/>
+          <w:numId w:val="11"/>
+        </w:numPr>
+        <w:rPr>
+          <w:lang w:val="en-US"/>
+        </w:rPr>
+      </w:pPr>
+      <w:r>
+        <w:rPr>
+          <w:lang w:val="en-US"/>
+        </w:rPr>
+        <w:t>“Deed”?</w:t>
+      </w:r>
+    </w:p>
+    <w:p>
+      <w:pPr>
+        <w:pStyle w:val="ListParagraph"/>
+        <w:numPr>
+          <w:ilvl w:val="0"/>
+          <w:numId w:val="2"/>
+        </w:numPr>
+        <w:rPr>
+          <w:lang w:val="en-US"/>
+        </w:rPr>
+      </w:pPr>
+      <w:r>
+        <w:rPr>
+          <w:lang w:val="en-US"/>
+        </w:rPr>
+        <w:t>Hành động (tốt xấu)</w:t>
+      </w:r>
+    </w:p>
+    <w:p>
+      <w:pPr>
+        <w:pStyle w:val="ListParagraph"/>
+        <w:numPr>
+          <w:ilvl w:val="0"/>
+          <w:numId w:val="11"/>
+        </w:numPr>
+        <w:rPr>
+          <w:lang w:val="en-US"/>
+        </w:rPr>
+      </w:pPr>
+      <w:r>
+        <w:rPr>
+          <w:lang w:val="en-US"/>
+        </w:rPr>
+        <w:t>“Hypnotize”?</w:t>
+      </w:r>
+    </w:p>
+    <w:p>
+      <w:pPr>
+        <w:pStyle w:val="ListParagraph"/>
+        <w:numPr>
+          <w:ilvl w:val="0"/>
+          <w:numId w:val="2"/>
+        </w:numPr>
+        <w:rPr>
+          <w:lang w:val="en-US"/>
+        </w:rPr>
+      </w:pPr>
+      <w:r>
+        <w:rPr>
+          <w:lang w:val="en-US"/>
+        </w:rPr>
+        <w:t>Thôi miên (ai đó)</w:t>
+      </w:r>
+    </w:p>
+    <w:p>
+      <w:pPr>
+        <w:pStyle w:val="ListParagraph"/>
+        <w:numPr>
+          <w:ilvl w:val="0"/>
+          <w:numId w:val="11"/>
+        </w:numPr>
+        <w:rPr>
+          <w:lang w:val="en-US"/>
+        </w:rPr>
+      </w:pPr>
+      <w:r>
+        <w:rPr>
+          <w:lang w:val="en-US"/>
+        </w:rPr>
+        <w:lastRenderedPageBreak/>
+        <w:t>“Retain”?</w:t>
+      </w:r>
+    </w:p>
+    <w:p>
+      <w:pPr>
+        <w:pStyle w:val="ListParagraph"/>
+        <w:numPr>
+          <w:ilvl w:val="0"/>
+          <w:numId w:val="2"/>
+        </w:numPr>
+        <w:rPr>
+          <w:lang w:val="en-US"/>
+        </w:rPr>
+      </w:pPr>
+      <w:r>
+        <w:rPr>
+          <w:lang w:val="en-US"/>
+        </w:rPr>
+        <w:t>Níu giữ (1 cái gì đó để nó không mất đi)</w:t>
+      </w:r>
+    </w:p>
+    <w:p>
+      <w:pPr>
+        <w:pStyle w:val="ListParagraph"/>
+        <w:numPr>
+          <w:ilvl w:val="0"/>
+          <w:numId w:val="11"/>
+        </w:numPr>
+        <w:rPr>
+          <w:lang w:val="en-US"/>
+        </w:rPr>
+      </w:pPr>
+      <w:r>
+        <w:rPr>
+          <w:lang w:val="en-US"/>
+        </w:rPr>
+        <w:t>“Annotate”?</w:t>
+      </w:r>
+    </w:p>
+    <w:p>
+      <w:pPr>
+        <w:pStyle w:val="ListParagraph"/>
+        <w:numPr>
+          <w:ilvl w:val="0"/>
+          <w:numId w:val="2"/>
+        </w:numPr>
+        <w:rPr>
+          <w:lang w:val="en-US"/>
+        </w:rPr>
+      </w:pPr>
+      <w:r>
+        <w:rPr>
+          <w:lang w:val="en-US"/>
+        </w:rPr>
+        <w:t>Ghi chú</w:t>
+      </w:r>
+    </w:p>
+    <w:p>
+      <w:pPr>
+        <w:pStyle w:val="ListParagraph"/>
+        <w:numPr>
+          <w:ilvl w:val="0"/>
+          <w:numId w:val="11"/>
+        </w:numPr>
+        <w:rPr>
+          <w:lang w:val="en-US"/>
+        </w:rPr>
+      </w:pPr>
+      <w:r>
+        <w:rPr>
+          <w:lang w:val="en-US"/>
+        </w:rPr>
+        <w:t>“Facilitate”?</w:t>
+      </w:r>
+    </w:p>
+    <w:p>
+      <w:pPr>
+        <w:pStyle w:val="ListParagraph"/>
+        <w:numPr>
+          <w:ilvl w:val="0"/>
+          <w:numId w:val="2"/>
+        </w:numPr>
+        <w:rPr>
+          <w:lang w:val="en-US"/>
+        </w:rPr>
+      </w:pPr>
+      <w:r>
+        <w:rPr>
+          <w:lang w:val="en-US"/>
+        </w:rPr>
+        <w:t>Làm cho dễ thở hơn (1 việc gì đó)</w:t>
+      </w:r>
+    </w:p>
+    <w:p>
+      <w:pPr>
+        <w:pStyle w:val="ListParagraph"/>
+        <w:numPr>
+          <w:ilvl w:val="0"/>
+          <w:numId w:val="11"/>
+        </w:numPr>
+        <w:rPr>
+          <w:lang w:val="en-US"/>
+        </w:rPr>
+      </w:pPr>
+      <w:r>
+        <w:rPr>
+          <w:lang w:val="en-US"/>
+        </w:rPr>
+        <w:t>“Grasp”?</w:t>
+      </w:r>
+    </w:p>
+    <w:p>
+      <w:pPr>
+        <w:pStyle w:val="ListParagraph"/>
+        <w:numPr>
+          <w:ilvl w:val="0"/>
+          <w:numId w:val="2"/>
+        </w:numPr>
+        <w:rPr>
+          <w:lang w:val="en-US"/>
+        </w:rPr>
+      </w:pPr>
+      <w:r>
+        <w:rPr>
+          <w:lang w:val="en-US"/>
+        </w:rPr>
+        <w:t>Nắm chặt</w:t>
+      </w:r>
+    </w:p>
+    <w:p>
+      <w:pPr>
+        <w:pStyle w:val="ListParagraph"/>
+        <w:numPr>
+          <w:ilvl w:val="0"/>
+          <w:numId w:val="11"/>
+        </w:numPr>
+        <w:rPr>
+          <w:lang w:val="en-US"/>
+        </w:rPr>
+      </w:pPr>
+      <w:r>
+        <w:rPr>
+          <w:lang w:val="en-US"/>
+        </w:rPr>
+        <w:t>“Plague”?</w:t>
+      </w:r>
+    </w:p>
+    <w:p>
+      <w:pPr>
+        <w:pStyle w:val="ListParagraph"/>
+        <w:numPr>
+          <w:ilvl w:val="0"/>
+          <w:numId w:val="2"/>
+        </w:numPr>
+        <w:rPr>
+          <w:lang w:val="en-US"/>
+        </w:rPr>
+      </w:pPr>
+      <w:r>
+        <w:rPr>
+          <w:lang w:val="en-US"/>
+        </w:rPr>
+        <w:t>Gây đau khổ (cho ai đó)</w:t>
+      </w:r>
+    </w:p>
+    <w:p>
+      <w:pPr>
+        <w:pStyle w:val="ListParagraph"/>
+        <w:numPr>
+          <w:ilvl w:val="0"/>
+          <w:numId w:val="11"/>
+        </w:numPr>
+        <w:rPr>
+          <w:lang w:val="en-US"/>
+        </w:rPr>
+      </w:pPr>
+      <w:r>
+        <w:rPr>
+          <w:lang w:val="en-US"/>
+        </w:rPr>
+        <w:t>“Dictate”?</w:t>
+      </w:r>
+    </w:p>
+    <w:p>
+      <w:pPr>
+        <w:pStyle w:val="ListParagraph"/>
+        <w:numPr>
+          <w:ilvl w:val="0"/>
+          <w:numId w:val="2"/>
+        </w:numPr>
+        <w:rPr>
+          <w:lang w:val="en-US"/>
+        </w:rPr>
+      </w:pPr>
+      <w:r>
+        <w:rPr>
+          <w:lang w:val="en-US"/>
+        </w:rPr>
+        <w:t>Quyết định</w:t>
+      </w:r>
+      <w:r>
+        <w:rPr>
+          <w:lang w:val="en-US"/>
+        </w:rPr>
+        <w:t xml:space="preserve"> (tương lai hay gì đó)</w:t>
+      </w:r>
+    </w:p>
+    <w:p>
+      <w:pPr>
+        <w:rPr>
+          <w:lang w:val="en-US"/>
+        </w:rPr>
+      </w:pPr>
+    </w:p>
+    <w:p>
+      <w:pPr>
+        <w:rPr>
+          <w:lang w:val="en-US"/>
+        </w:rPr>
+      </w:pPr>
+      <w:r>
+        <w:rPr>
+          <w:lang w:val="en-US"/>
+        </w:rPr>
+        <w:t>Position – Vị Trí:</w:t>
+      </w:r>
+    </w:p>
+    <w:p>
+      <w:pPr>
+        <w:pStyle w:val="ListParagraph"/>
+        <w:numPr>
+          <w:ilvl w:val="0"/>
+          <w:numId w:val="18"/>
+        </w:numPr>
+        <w:rPr>
+          <w:lang w:val="en-US"/>
+        </w:rPr>
+      </w:pPr>
+      <w:r>
+        <w:rPr>
+          <w:lang w:val="en-US"/>
+        </w:rPr>
+        <w:t>“Precede”?</w:t>
+      </w:r>
+    </w:p>
+    <w:p>
+      <w:pPr>
+        <w:pStyle w:val="ListParagraph"/>
+        <w:numPr>
+          <w:ilvl w:val="0"/>
+          <w:numId w:val="2"/>
+        </w:numPr>
+        <w:rPr>
+          <w:lang w:val="en-US"/>
+        </w:rPr>
+      </w:pPr>
+      <w:r>
+        <w:rPr>
+          <w:lang w:val="en-US"/>
+        </w:rPr>
+        <w:t>Đứng trước</w:t>
+      </w:r>
+    </w:p>
+    <w:p>
+      <w:pPr>
+        <w:pStyle w:val="ListParagraph"/>
+        <w:numPr>
+          <w:ilvl w:val="0"/>
+          <w:numId w:val="18"/>
+        </w:numPr>
+        <w:rPr>
+          <w:lang w:val="en-US"/>
+        </w:rPr>
+      </w:pPr>
+      <w:r>
+        <w:rPr>
+          <w:lang w:val="en-US"/>
+        </w:rPr>
+        <w:t>“Resident”?</w:t>
+      </w:r>
+    </w:p>
+    <w:p>
+      <w:pPr>
+        <w:pStyle w:val="ListParagraph"/>
+        <w:numPr>
+          <w:ilvl w:val="0"/>
+          <w:numId w:val="2"/>
+        </w:numPr>
+        <w:rPr>
+          <w:lang w:val="en-US"/>
+        </w:rPr>
+      </w:pPr>
+      <w:r>
+        <w:rPr>
+          <w:lang w:val="en-US"/>
+        </w:rPr>
+        <w:t>Ở lâu dài (đâu đó)</w:t>
+      </w:r>
+    </w:p>
+    <w:p>
+      <w:pPr>
+        <w:rPr>
+          <w:lang w:val="en-US"/>
+        </w:rPr>
+      </w:pPr>
+    </w:p>
+    <w:p>
+      <w:pPr>
+        <w:rPr>
+          <w:lang w:val="en-US"/>
+        </w:rPr>
+      </w:pPr>
+      <w:r>
+        <w:rPr>
+          <w:lang w:val="en-US"/>
+        </w:rPr>
+        <w:t>Human – Con Người:</w:t>
+      </w:r>
+    </w:p>
+    <w:p>
+      <w:pPr>
+        <w:pStyle w:val="ListParagraph"/>
+        <w:numPr>
+          <w:ilvl w:val="0"/>
+          <w:numId w:val="9"/>
+        </w:numPr>
+        <w:rPr>
+          <w:lang w:val="en-US"/>
+        </w:rPr>
+      </w:pPr>
+      <w:r>
+        <w:rPr>
+          <w:lang w:val="en-US"/>
+        </w:rPr>
+        <w:t>“Mental”?</w:t>
+      </w:r>
+    </w:p>
+    <w:p>
+      <w:pPr>
+        <w:pStyle w:val="ListParagraph"/>
+        <w:numPr>
+          <w:ilvl w:val="0"/>
+          <w:numId w:val="2"/>
+        </w:numPr>
+        <w:rPr>
+          <w:lang w:val="en-US"/>
+        </w:rPr>
+      </w:pPr>
+      <w:r>
+        <w:rPr>
+          <w:lang w:val="en-US"/>
+        </w:rPr>
+        <w:t>Tinh thần</w:t>
+      </w:r>
+    </w:p>
+    <w:p>
+      <w:pPr>
+        <w:pStyle w:val="ListParagraph"/>
+        <w:numPr>
+          <w:ilvl w:val="0"/>
+          <w:numId w:val="9"/>
+        </w:numPr>
+        <w:rPr>
+          <w:lang w:val="en-US"/>
+        </w:rPr>
+      </w:pPr>
+      <w:r>
+        <w:rPr>
+          <w:lang w:val="en-US"/>
+        </w:rPr>
+        <w:t>“Divine”?</w:t>
+      </w:r>
+    </w:p>
+    <w:p>
+      <w:pPr>
+        <w:pStyle w:val="ListParagraph"/>
+        <w:numPr>
+          <w:ilvl w:val="0"/>
+          <w:numId w:val="2"/>
+        </w:numPr>
+        <w:rPr>
+          <w:lang w:val="en-US"/>
+        </w:rPr>
+      </w:pPr>
+      <w:r>
+        <w:rPr>
+          <w:lang w:val="en-US"/>
+        </w:rPr>
+        <w:t>Thần thánh</w:t>
+      </w:r>
+    </w:p>
+    <w:p>
+      <w:pPr>
+        <w:pStyle w:val="ListParagraph"/>
+        <w:numPr>
+          <w:ilvl w:val="0"/>
+          <w:numId w:val="9"/>
+        </w:numPr>
+        <w:rPr>
+          <w:lang w:val="en-US"/>
+        </w:rPr>
+      </w:pPr>
+      <w:r>
+        <w:rPr>
+          <w:lang w:val="en-US"/>
+        </w:rPr>
+        <w:t>“Solitary”?</w:t>
+      </w:r>
+    </w:p>
+    <w:p>
+      <w:pPr>
+        <w:pStyle w:val="ListParagraph"/>
+        <w:numPr>
+          <w:ilvl w:val="0"/>
+          <w:numId w:val="2"/>
+        </w:numPr>
+        <w:rPr>
+          <w:lang w:val="en-US"/>
+        </w:rPr>
+      </w:pPr>
+      <w:r>
+        <w:rPr>
+          <w:lang w:val="en-US"/>
+        </w:rPr>
+        <w:t>Đơn độc</w:t>
+      </w:r>
+    </w:p>
+    <w:p>
+      <w:pPr>
+        <w:pStyle w:val="ListParagraph"/>
+        <w:numPr>
+          <w:ilvl w:val="0"/>
+          <w:numId w:val="9"/>
+        </w:numPr>
+        <w:rPr>
+          <w:lang w:val="en-US"/>
+        </w:rPr>
+      </w:pPr>
+      <w:r>
+        <w:rPr>
+          <w:lang w:val="en-US"/>
+        </w:rPr>
+        <w:t>“Fortune”?</w:t>
+      </w:r>
+    </w:p>
+    <w:p>
+      <w:pPr>
+        <w:pStyle w:val="ListParagraph"/>
+        <w:numPr>
+          <w:ilvl w:val="0"/>
+          <w:numId w:val="2"/>
+        </w:numPr>
+        <w:rPr>
+          <w:lang w:val="en-US"/>
+        </w:rPr>
+      </w:pPr>
+      <w:r>
+        <w:rPr>
+          <w:lang w:val="en-US"/>
+        </w:rPr>
+        <w:t>Vận mệnh</w:t>
+      </w:r>
+    </w:p>
+    <w:p>
+      <w:pPr>
+        <w:pStyle w:val="ListParagraph"/>
+        <w:numPr>
+          <w:ilvl w:val="0"/>
+          <w:numId w:val="9"/>
+        </w:numPr>
+        <w:rPr>
+          <w:lang w:val="en-US"/>
+        </w:rPr>
+      </w:pPr>
+      <w:r>
+        <w:rPr>
+          <w:lang w:val="en-US"/>
+        </w:rPr>
+        <w:t>“Awareness”?</w:t>
+      </w:r>
+    </w:p>
+    <w:p>
+      <w:pPr>
+        <w:pStyle w:val="ListParagraph"/>
+        <w:numPr>
+          <w:ilvl w:val="0"/>
+          <w:numId w:val="2"/>
+        </w:numPr>
+        <w:rPr>
+          <w:lang w:val="en-US"/>
+        </w:rPr>
+      </w:pPr>
+      <w:r>
+        <w:rPr>
+          <w:lang w:val="en-US"/>
+        </w:rPr>
+        <w:t>Nhận thức</w:t>
+      </w:r>
+    </w:p>
+    <w:p>
+      <w:pPr>
+        <w:pStyle w:val="ListParagraph"/>
+        <w:numPr>
+          <w:ilvl w:val="0"/>
+          <w:numId w:val="9"/>
+        </w:numPr>
+        <w:rPr>
+          <w:lang w:val="en-US"/>
+        </w:rPr>
+      </w:pPr>
+      <w:r>
+        <w:rPr>
+          <w:lang w:val="en-US"/>
+        </w:rPr>
+        <w:t>“Thug”?</w:t>
+      </w:r>
+    </w:p>
+    <w:p>
+      <w:pPr>
+        <w:pStyle w:val="ListParagraph"/>
+        <w:numPr>
+          <w:ilvl w:val="0"/>
+          <w:numId w:val="2"/>
+        </w:numPr>
+        <w:rPr>
+          <w:lang w:val="en-US"/>
+        </w:rPr>
+      </w:pPr>
+      <w:r>
+        <w:rPr>
+          <w:lang w:val="en-US"/>
+        </w:rPr>
+        <w:t>Đầu gấu</w:t>
+      </w:r>
+    </w:p>
+    <w:p>
+      <w:pPr>
+        <w:pStyle w:val="ListParagraph"/>
+        <w:numPr>
+          <w:ilvl w:val="0"/>
+          <w:numId w:val="9"/>
+        </w:numPr>
+        <w:rPr>
+          <w:lang w:val="en-US"/>
+        </w:rPr>
+      </w:pPr>
+      <w:r>
+        <w:rPr>
+          <w:lang w:val="en-US"/>
+        </w:rPr>
+        <w:t>“Heir”?</w:t>
+      </w:r>
+    </w:p>
+    <w:p>
+      <w:pPr>
+        <w:pStyle w:val="ListParagraph"/>
+        <w:numPr>
+          <w:ilvl w:val="0"/>
+          <w:numId w:val="2"/>
+        </w:numPr>
+        <w:rPr>
+          <w:lang w:val="en-US"/>
+        </w:rPr>
+      </w:pPr>
+      <w:r>
+        <w:rPr>
+          <w:lang w:val="en-US"/>
+        </w:rPr>
+        <w:t>Người được thừa kế (tài sản)</w:t>
+      </w:r>
+    </w:p>
+    <w:p>
+      <w:pPr>
+        <w:pStyle w:val="ListParagraph"/>
+        <w:numPr>
+          <w:ilvl w:val="0"/>
+          <w:numId w:val="9"/>
+        </w:numPr>
+        <w:rPr>
+          <w:lang w:val="en-US"/>
+        </w:rPr>
+      </w:pPr>
+      <w:r>
+        <w:rPr>
+          <w:lang w:val="en-US"/>
+        </w:rPr>
+        <w:t>“Burden”?</w:t>
+      </w:r>
+    </w:p>
+    <w:p>
+      <w:pPr>
+        <w:pStyle w:val="ListParagraph"/>
+        <w:numPr>
+          <w:ilvl w:val="0"/>
+          <w:numId w:val="2"/>
+        </w:numPr>
+        <w:rPr>
+          <w:lang w:val="en-US"/>
+        </w:rPr>
+      </w:pPr>
+      <w:r>
+        <w:rPr>
+          <w:lang w:val="en-US"/>
+        </w:rPr>
+        <w:t>Gánh nặng</w:t>
+      </w:r>
+    </w:p>
+    <w:p>
+      <w:pPr>
+        <w:rPr>
+          <w:lang w:val="en-US"/>
+        </w:rPr>
+      </w:pPr>
+    </w:p>
+    <w:p>
+      <w:pPr>
+        <w:rPr>
+          <w:lang w:val="en-US"/>
+        </w:rPr>
+      </w:pPr>
+      <w:r>
+        <w:rPr>
+          <w:lang w:val="en-US"/>
+        </w:rPr>
+        <w:t>Religion – Tôn Giáo:</w:t>
+      </w:r>
+    </w:p>
+    <w:p>
+      <w:pPr>
+        <w:pStyle w:val="ListParagraph"/>
+        <w:numPr>
+          <w:ilvl w:val="0"/>
+          <w:numId w:val="15"/>
+        </w:numPr>
+        <w:rPr>
+          <w:lang w:val="en-US"/>
+        </w:rPr>
+      </w:pPr>
+      <w:r>
+        <w:rPr>
+          <w:lang w:val="en-US"/>
+        </w:rPr>
+        <w:t>“Clergy”?</w:t>
+      </w:r>
+    </w:p>
+    <w:p>
+      <w:pPr>
+        <w:pStyle w:val="ListParagraph"/>
+        <w:numPr>
+          <w:ilvl w:val="0"/>
+          <w:numId w:val="2"/>
+        </w:numPr>
+        <w:rPr>
+          <w:lang w:val="en-US"/>
+        </w:rPr>
+      </w:pPr>
+      <w:r>
+        <w:rPr>
+          <w:lang w:val="en-US"/>
+        </w:rPr>
+        <w:t>Tu sĩ</w:t>
+      </w:r>
+    </w:p>
+    <w:p>
+      <w:pPr>
+        <w:pStyle w:val="ListParagraph"/>
+        <w:numPr>
+          <w:ilvl w:val="0"/>
+          <w:numId w:val="15"/>
+        </w:numPr>
+        <w:rPr>
+          <w:lang w:val="en-US"/>
+        </w:rPr>
+      </w:pPr>
+      <w:r>
+        <w:rPr>
+          <w:lang w:val="en-US"/>
+        </w:rPr>
+        <w:t>“Come To Pass”?</w:t>
+      </w:r>
+    </w:p>
+    <w:p>
+      <w:pPr>
+        <w:pStyle w:val="ListParagraph"/>
+        <w:numPr>
+          <w:ilvl w:val="0"/>
+          <w:numId w:val="2"/>
+        </w:numPr>
+        <w:rPr>
+          <w:lang w:val="en-US"/>
+        </w:rPr>
+      </w:pPr>
+      <w:r>
+        <w:rPr>
+          <w:lang w:val="en-US"/>
+        </w:rPr>
+        <w:lastRenderedPageBreak/>
+        <w:t>Xảy ra (1 sự việc trong kinh thánh)</w:t>
+      </w:r>
+    </w:p>
+    <w:p>
+      <w:pPr>
+        <w:rPr>
+          <w:lang w:val="en-US"/>
+        </w:rPr>
+      </w:pPr>
+    </w:p>
+    <w:p>
+      <w:pPr>
+        <w:rPr>
+          <w:lang w:val="en-US"/>
+        </w:rPr>
+      </w:pPr>
+      <w:r>
+        <w:rPr>
+          <w:lang w:val="en-US"/>
+        </w:rPr>
+        <w:t>War – Chiến Tranh:</w:t>
+      </w:r>
+    </w:p>
+    <w:p>
+      <w:pPr>
+        <w:pStyle w:val="ListParagraph"/>
+        <w:numPr>
+          <w:ilvl w:val="0"/>
+          <w:numId w:val="10"/>
+        </w:numPr>
+        <w:rPr>
+          <w:lang w:val="en-US"/>
+        </w:rPr>
+      </w:pPr>
+      <w:r>
+        <w:rPr>
+          <w:lang w:val="en-US"/>
+        </w:rPr>
+        <w:t>“Sentinal”?</w:t>
+      </w:r>
+    </w:p>
+    <w:p>
+      <w:pPr>
+        <w:pStyle w:val="ListParagraph"/>
+        <w:numPr>
+          <w:ilvl w:val="0"/>
+          <w:numId w:val="2"/>
+        </w:numPr>
+        <w:rPr>
+          <w:lang w:val="en-US"/>
+        </w:rPr>
+      </w:pPr>
+      <w:r>
+        <w:rPr>
+          <w:lang w:val="en-US"/>
+        </w:rPr>
+        <w:t>Lính gác</w:t>
+      </w:r>
+    </w:p>
+    <w:p>
+      <w:pPr>
+        <w:pStyle w:val="ListParagraph"/>
+        <w:numPr>
+          <w:ilvl w:val="0"/>
+          <w:numId w:val="10"/>
+        </w:numPr>
+        <w:rPr>
+          <w:lang w:val="en-US"/>
+        </w:rPr>
+      </w:pPr>
+      <w:r>
+        <w:rPr>
+          <w:lang w:val="en-US"/>
+        </w:rPr>
+        <w:t>“Sentry”?</w:t>
+      </w:r>
+    </w:p>
+    <w:p>
+      <w:pPr>
+        <w:pStyle w:val="ListParagraph"/>
+        <w:numPr>
+          <w:ilvl w:val="0"/>
+          <w:numId w:val="2"/>
+        </w:numPr>
+        <w:rPr>
+          <w:lang w:val="en-US"/>
+        </w:rPr>
+      </w:pPr>
+      <w:r>
+        <w:rPr>
+          <w:lang w:val="en-US"/>
+        </w:rPr>
+        <w:t>Lính canh</w:t>
+      </w:r>
+    </w:p>
+    <w:p>
+      <w:pPr>
+        <w:pStyle w:val="ListParagraph"/>
+        <w:numPr>
+          <w:ilvl w:val="0"/>
+          <w:numId w:val="10"/>
+        </w:numPr>
+        <w:rPr>
+          <w:lang w:val="en-US"/>
+        </w:rPr>
+      </w:pPr>
+      <w:r>
+        <w:rPr>
+          <w:lang w:val="en-US"/>
+        </w:rPr>
+        <w:t>“Banish”?</w:t>
+      </w:r>
+    </w:p>
+    <w:p>
+      <w:pPr>
+        <w:pStyle w:val="ListParagraph"/>
+        <w:numPr>
+          <w:ilvl w:val="0"/>
+          <w:numId w:val="2"/>
+        </w:numPr>
+        <w:rPr>
+          <w:lang w:val="en-US"/>
+        </w:rPr>
+      </w:pPr>
+      <w:r>
+        <w:rPr>
+          <w:lang w:val="en-US"/>
+        </w:rPr>
+        <w:t>Trục xuất</w:t>
+      </w:r>
+    </w:p>
+    <w:p>
+      <w:pPr>
+        <w:pStyle w:val="ListParagraph"/>
+        <w:numPr>
+          <w:ilvl w:val="0"/>
+          <w:numId w:val="10"/>
+        </w:numPr>
+        <w:rPr>
+          <w:lang w:val="en-US"/>
+        </w:rPr>
+      </w:pPr>
+      <w:r>
+        <w:rPr>
+          <w:lang w:val="en-US"/>
+        </w:rPr>
+        <w:t>“Triumphant”?</w:t>
+      </w:r>
+    </w:p>
+    <w:p>
+      <w:pPr>
+        <w:pStyle w:val="ListParagraph"/>
+        <w:numPr>
+          <w:ilvl w:val="0"/>
+          <w:numId w:val="2"/>
+        </w:numPr>
+        <w:rPr>
+          <w:lang w:val="en-US"/>
+        </w:rPr>
+      </w:pPr>
+      <w:r>
+        <w:rPr>
+          <w:lang w:val="en-US"/>
+        </w:rPr>
+        <w:t>Cảm giác chiến thắng</w:t>
+      </w:r>
+    </w:p>
+    <w:p>
+      <w:pPr>
+        <w:pStyle w:val="ListParagraph"/>
+        <w:numPr>
+          <w:ilvl w:val="0"/>
+          <w:numId w:val="10"/>
+        </w:numPr>
+        <w:rPr>
+          <w:lang w:val="en-US"/>
+        </w:rPr>
+      </w:pPr>
+      <w:r>
+        <w:rPr>
+          <w:lang w:val="en-US"/>
+        </w:rPr>
+        <w:t>“Mercenary”?</w:t>
+      </w:r>
+    </w:p>
+    <w:p>
+      <w:pPr>
+        <w:pStyle w:val="ListParagraph"/>
+        <w:numPr>
+          <w:ilvl w:val="0"/>
+          <w:numId w:val="2"/>
+        </w:numPr>
+        <w:rPr>
+          <w:lang w:val="en-US"/>
+        </w:rPr>
+      </w:pPr>
+      <w:r>
+        <w:rPr>
+          <w:lang w:val="en-US"/>
+        </w:rPr>
+        <w:t>Lính đánh thuê</w:t>
+      </w:r>
+    </w:p>
+    <w:p>
+      <w:pPr>
+        <w:pStyle w:val="ListParagraph"/>
+        <w:numPr>
+          <w:ilvl w:val="0"/>
+          <w:numId w:val="10"/>
+        </w:numPr>
+        <w:rPr>
+          <w:lang w:val="en-US"/>
+        </w:rPr>
+      </w:pPr>
+      <w:r>
+        <w:rPr>
+          <w:lang w:val="en-US"/>
+        </w:rPr>
+        <w:t>“Enlist”?</w:t>
+      </w:r>
+    </w:p>
+    <w:p>
+      <w:pPr>
+        <w:pStyle w:val="ListParagraph"/>
+        <w:numPr>
+          <w:ilvl w:val="0"/>
+          <w:numId w:val="2"/>
+        </w:numPr>
+        <w:rPr>
+          <w:lang w:val="en-US"/>
+        </w:rPr>
+      </w:pPr>
+      <w:r>
+        <w:rPr>
+          <w:lang w:val="en-US"/>
+        </w:rPr>
+        <w:t>Nhập ngũ</w:t>
+      </w:r>
+    </w:p>
+    <w:p>
+      <w:pPr>
+        <w:pStyle w:val="ListParagraph"/>
+        <w:numPr>
+          <w:ilvl w:val="0"/>
+          <w:numId w:val="10"/>
+        </w:numPr>
+        <w:rPr>
+          <w:lang w:val="en-US"/>
+        </w:rPr>
+      </w:pPr>
+      <w:r>
+        <w:rPr>
+          <w:lang w:val="en-US"/>
+        </w:rPr>
+        <w:t>“Crumble”?</w:t>
+      </w:r>
+    </w:p>
+    <w:p>
+      <w:pPr>
+        <w:pStyle w:val="ListParagraph"/>
+        <w:numPr>
+          <w:ilvl w:val="0"/>
+          <w:numId w:val="2"/>
+        </w:numPr>
+        <w:rPr>
+          <w:lang w:val="en-US"/>
+        </w:rPr>
+      </w:pPr>
+      <w:r>
+        <w:rPr>
+          <w:lang w:val="en-US"/>
+        </w:rPr>
+        <w:t>Tan rã (nhóm người)</w:t>
+      </w:r>
+    </w:p>
+    <w:p>
+      <w:pPr>
+        <w:pStyle w:val="ListParagraph"/>
+        <w:numPr>
+          <w:ilvl w:val="0"/>
+          <w:numId w:val="10"/>
+        </w:numPr>
+        <w:rPr>
+          <w:lang w:val="en-US"/>
+        </w:rPr>
+      </w:pPr>
+      <w:r>
+        <w:rPr>
+          <w:lang w:val="en-US"/>
+        </w:rPr>
+        <w:t>“Outpost”?</w:t>
+      </w:r>
+    </w:p>
+    <w:p>
+      <w:pPr>
+        <w:pStyle w:val="ListParagraph"/>
+        <w:numPr>
+          <w:ilvl w:val="0"/>
+          <w:numId w:val="2"/>
+        </w:numPr>
+        <w:rPr>
+          <w:lang w:val="en-US"/>
+        </w:rPr>
+      </w:pPr>
+      <w:r>
+        <w:rPr>
+          <w:lang w:val="en-US"/>
+        </w:rPr>
+        <w:t>Trại quân sự</w:t>
+      </w:r>
+    </w:p>
+    <w:p>
+      <w:pPr>
+        <w:rPr>
+          <w:lang w:val="en-US"/>
+        </w:rPr>
+      </w:pPr>
+    </w:p>
+    <w:p>
+      <w:pPr>
+        <w:rPr>
+          <w:lang w:val="en-US"/>
+        </w:rPr>
+      </w:pPr>
+      <w:r>
+        <w:rPr>
+          <w:lang w:val="en-US"/>
+        </w:rPr>
+        <w:t>Time – Thời Gian:</w:t>
+      </w:r>
+    </w:p>
+    <w:p>
+      <w:pPr>
+        <w:pStyle w:val="ListParagraph"/>
+        <w:numPr>
+          <w:ilvl w:val="0"/>
+          <w:numId w:val="19"/>
+        </w:numPr>
+        <w:rPr>
+          <w:lang w:val="en-US"/>
+        </w:rPr>
+      </w:pPr>
+      <w:r>
+        <w:rPr>
+          <w:lang w:val="en-US"/>
+        </w:rPr>
+        <w:t>“Elapse”?</w:t>
+      </w:r>
+    </w:p>
+    <w:p>
+      <w:pPr>
+        <w:pStyle w:val="ListParagraph"/>
+        <w:numPr>
+          <w:ilvl w:val="0"/>
+          <w:numId w:val="2"/>
+        </w:numPr>
+        <w:rPr>
+          <w:lang w:val="en-US"/>
+        </w:rPr>
+      </w:pPr>
+      <w:r>
+        <w:rPr>
+          <w:lang w:val="en-US"/>
+        </w:rPr>
+        <w:t>Trôi qua</w:t>
+      </w:r>
+    </w:p>
+    <w:p>
+      <w:pPr>
+        <w:rPr>
+          <w:lang w:val="en-US"/>
+        </w:rPr>
+      </w:pPr>
+    </w:p>
+    <w:p>
+      <w:pPr>
+        <w:rPr>
+          <w:lang w:val="en-US"/>
+        </w:rPr>
+      </w:pPr>
+      <w:r>
+        <w:rPr>
+          <w:lang w:val="en-US"/>
+        </w:rPr>
+        <w:t>Elemental – Nguyên Tố:</w:t>
+      </w:r>
+    </w:p>
+    <w:p>
+      <w:pPr>
+        <w:pStyle w:val="ListParagraph"/>
+        <w:numPr>
+          <w:ilvl w:val="0"/>
+          <w:numId w:val="12"/>
+        </w:numPr>
+        <w:rPr>
+          <w:lang w:val="en-US"/>
+        </w:rPr>
+      </w:pPr>
+      <w:r>
+        <w:rPr>
+          <w:lang w:val="en-US"/>
+        </w:rPr>
+        <w:t>“Scorch”?</w:t>
+      </w:r>
+    </w:p>
+    <w:p>
+      <w:pPr>
+        <w:pStyle w:val="ListParagraph"/>
+        <w:numPr>
+          <w:ilvl w:val="0"/>
+          <w:numId w:val="2"/>
+        </w:numPr>
+        <w:rPr>
+          <w:lang w:val="en-US"/>
+        </w:rPr>
+      </w:pPr>
+      <w:r>
+        <w:rPr>
+          <w:lang w:val="en-US"/>
+        </w:rPr>
+        <w:t>Thiêu đốt</w:t>
+      </w:r>
+    </w:p>
+    <w:p>
+      <w:pPr>
+        <w:pStyle w:val="ListParagraph"/>
+        <w:numPr>
+          <w:ilvl w:val="0"/>
+          <w:numId w:val="12"/>
+        </w:numPr>
+        <w:rPr>
+          <w:lang w:val="en-US"/>
+        </w:rPr>
+      </w:pPr>
+      <w:r>
+        <w:rPr>
+          <w:lang w:val="en-US"/>
+        </w:rPr>
+        <w:t>“Enchant”?</w:t>
+      </w:r>
+    </w:p>
+    <w:p>
+      <w:pPr>
+        <w:pStyle w:val="ListParagraph"/>
+        <w:numPr>
+          <w:ilvl w:val="0"/>
+          <w:numId w:val="2"/>
+        </w:numPr>
+        <w:rPr>
+          <w:lang w:val="en-US"/>
+        </w:rPr>
+      </w:pPr>
+      <w:r>
+        <w:rPr>
+          <w:lang w:val="en-US"/>
+        </w:rPr>
+        <w:t>Tác động ma thuật (lên 1 món đồ)</w:t>
+      </w:r>
+    </w:p>
+    <w:p>
+      <w:pPr>
+        <w:rPr>
+          <w:lang w:val="en-US"/>
+        </w:rPr>
+      </w:pPr>
+    </w:p>
+    <w:p>
+      <w:pPr>
+        <w:rPr>
+          <w:lang w:val="en-US"/>
+        </w:rPr>
+      </w:pPr>
+      <w:r>
+        <w:rPr>
+          <w:lang w:val="en-US"/>
+        </w:rPr>
+        <w:t>Animal – Động Vật:</w:t>
+      </w:r>
+    </w:p>
+    <w:p>
+      <w:pPr>
+        <w:pStyle w:val="ListParagraph"/>
+        <w:numPr>
+          <w:ilvl w:val="0"/>
+          <w:numId w:val="13"/>
+        </w:numPr>
+        <w:rPr>
+          <w:lang w:val="en-US"/>
+        </w:rPr>
+      </w:pPr>
+      <w:r>
+        <w:rPr>
+          <w:lang w:val="en-US"/>
+        </w:rPr>
+        <w:t>“Peck”?</w:t>
+      </w:r>
+    </w:p>
+    <w:p>
+      <w:pPr>
+        <w:pStyle w:val="ListParagraph"/>
+        <w:numPr>
+          <w:ilvl w:val="0"/>
+          <w:numId w:val="2"/>
+        </w:numPr>
+        <w:rPr>
+          <w:lang w:val="en-US"/>
+        </w:rPr>
+      </w:pPr>
+      <w:r>
+        <w:rPr>
+          <w:lang w:val="en-US"/>
+        </w:rPr>
+        <w:t>Mổ</w:t>
+      </w:r>
+    </w:p>
+    <w:p>
+      <w:pPr>
+        <w:pStyle w:val="ListParagraph"/>
+        <w:numPr>
+          <w:ilvl w:val="0"/>
+          <w:numId w:val="13"/>
+        </w:numPr>
+        <w:rPr>
+          <w:lang w:val="en-US"/>
+        </w:rPr>
+      </w:pPr>
+      <w:r>
+        <w:rPr>
+          <w:lang w:val="en-US"/>
+        </w:rPr>
+        <w:t>“Carrion”?</w:t>
+      </w:r>
+    </w:p>
+    <w:p>
+      <w:pPr>
+        <w:pStyle w:val="ListParagraph"/>
+        <w:numPr>
+          <w:ilvl w:val="0"/>
+          <w:numId w:val="2"/>
+        </w:numPr>
+        <w:rPr>
+          <w:lang w:val="en-US"/>
+        </w:rPr>
+      </w:pPr>
+      <w:r>
+        <w:rPr>
+          <w:lang w:val="en-US"/>
+        </w:rPr>
+        <w:t>Xác thối</w:t>
+      </w:r>
+    </w:p>
+    <w:p>
+      <w:pPr>
+        <w:rPr>
+          <w:lang w:val="en-US"/>
+        </w:rPr>
+      </w:pPr>
+    </w:p>
+    <w:p>
+      <w:pPr>
+        <w:rPr>
+          <w:lang w:val="en-US"/>
+        </w:rPr>
+      </w:pPr>
+      <w:r>
+        <w:rPr>
+          <w:lang w:val="en-US"/>
+        </w:rPr>
+        <w:t>Plant – Thực Vật:</w:t>
+      </w:r>
+    </w:p>
+    <w:p>
+      <w:pPr>
+        <w:pStyle w:val="ListParagraph"/>
+        <w:numPr>
+          <w:ilvl w:val="0"/>
+          <w:numId w:val="14"/>
+        </w:numPr>
+        <w:rPr>
+          <w:lang w:val="en-US"/>
+        </w:rPr>
+      </w:pPr>
+      <w:r>
+        <w:rPr>
+          <w:lang w:val="en-US"/>
+        </w:rPr>
+        <w:lastRenderedPageBreak/>
+        <w:t>“Vine”?</w:t>
+      </w:r>
+    </w:p>
+    <w:p>
+      <w:pPr>
+        <w:pStyle w:val="ListParagraph"/>
+        <w:numPr>
+          <w:ilvl w:val="0"/>
+          <w:numId w:val="2"/>
+        </w:numPr>
+        <w:rPr>
+          <w:lang w:val="en-US"/>
+        </w:rPr>
+      </w:pPr>
+      <w:r>
+        <w:rPr>
+          <w:lang w:val="en-US"/>
+        </w:rPr>
+        <w:t>Cây leo</w:t>
+      </w:r>
+    </w:p>
+    <w:p>
+      <w:pPr>
+        <w:pStyle w:val="ListParagraph"/>
+        <w:numPr>
+          <w:ilvl w:val="0"/>
+          <w:numId w:val="14"/>
+        </w:numPr>
+        <w:rPr>
+          <w:lang w:val="en-US"/>
+        </w:rPr>
+      </w:pPr>
+      <w:r>
+        <w:rPr>
+          <w:lang w:val="en-US"/>
+        </w:rPr>
+        <w:t>“Oak”?</w:t>
+      </w:r>
+    </w:p>
+    <w:p>
+      <w:pPr>
+        <w:pStyle w:val="ListParagraph"/>
+        <w:numPr>
+          <w:ilvl w:val="0"/>
+          <w:numId w:val="2"/>
+        </w:numPr>
+        <w:rPr>
+          <w:lang w:val="en-US"/>
+        </w:rPr>
+      </w:pPr>
+      <w:r>
+        <w:rPr>
+          <w:lang w:val="en-US"/>
+        </w:rPr>
+        <w:t>Sồi</w:t>
+      </w:r>
+    </w:p>
+    <w:p>
+      <w:pPr>
+        <w:rPr>
+          <w:lang w:val="en-US"/>
+        </w:rPr>
+      </w:pPr>
+    </w:p>
+    <w:p>
+      <w:pPr>
+        <w:rPr>
+          <w:lang w:val="en-US"/>
+        </w:rPr>
+      </w:pPr>
+      <w:r>
+        <w:rPr>
+          <w:lang w:val="en-US"/>
+        </w:rPr>
+        <w:t>Code – Mã:</w:t>
+      </w:r>
+    </w:p>
+    <w:p>
+      <w:pPr>
+        <w:pStyle w:val="ListParagraph"/>
+        <w:numPr>
+          <w:ilvl w:val="0"/>
+          <w:numId w:val="17"/>
+        </w:numPr>
+        <w:rPr>
+          <w:lang w:val="en-US"/>
+        </w:rPr>
+      </w:pPr>
+      <w:r>
+        <w:rPr>
+          <w:lang w:val="en-US"/>
+        </w:rPr>
+        <w:t>“Boilerplate”?</w:t>
+      </w:r>
+    </w:p>
+    <w:p>
+      <w:pPr>
+        <w:pStyle w:val="ListParagraph"/>
+        <w:numPr>
+          <w:ilvl w:val="0"/>
+          <w:numId w:val="2"/>
+        </w:numPr>
+        <w:rPr>
+          <w:lang w:val="en-US"/>
+        </w:rPr>
+      </w:pPr>
+      <w:r>
+        <w:rPr>
+          <w:lang w:val="en-US"/>
+        </w:rPr>
+        <w:t>Soạn sẵn</w:t>
+      </w:r>
+    </w:p>
+    <w:p>
+      <w:pPr>
+        <w:pStyle w:val="ListParagraph"/>
+        <w:numPr>
+          <w:ilvl w:val="0"/>
+          <w:numId w:val="17"/>
+        </w:numPr>
+        <w:rPr>
+          <w:lang w:val="en-US"/>
+        </w:rPr>
+      </w:pPr>
+      <w:r>
+        <w:rPr>
+          <w:lang w:val="en-US"/>
+        </w:rPr>
+        <w:t>“Data Augmentation”?</w:t>
+      </w:r>
+    </w:p>
+    <w:p>
+      <w:pPr>
+        <w:pStyle w:val="ListParagraph"/>
+        <w:numPr>
+          <w:ilvl w:val="0"/>
+          <w:numId w:val="2"/>
+        </w:numPr>
+        <w:rPr>
+          <w:lang w:val="en-US"/>
+        </w:rPr>
+      </w:pPr>
+      <w:r>
+        <w:rPr>
+          <w:lang w:val="en-US"/>
+        </w:rPr>
+        <w:t>Việc tăng lượng dữ liệu</w:t>
+      </w:r>
+    </w:p>
+    <w:p>
+      <w:pPr>
+        <w:pStyle w:val="ListParagraph"/>
+        <w:numPr>
+          <w:ilvl w:val="0"/>
+          <w:numId w:val="17"/>
+        </w:numPr>
+        <w:rPr>
+          <w:lang w:val="en-US"/>
+        </w:rPr>
+      </w:pPr>
+      <w:r>
+        <w:rPr>
+          <w:lang w:val="en-US"/>
+        </w:rPr>
+        <w:t>“Localization”?</w:t>
+      </w:r>
+    </w:p>
+    <w:p>
+      <w:pPr>
+        <w:pStyle w:val="ListParagraph"/>
+        <w:numPr>
+          <w:ilvl w:val="0"/>
+          <w:numId w:val="2"/>
+        </w:numPr>
+        <w:rPr>
+          <w:lang w:val="en-US"/>
+        </w:rPr>
+      </w:pPr>
+      <w:r>
+        <w:rPr>
+          <w:lang w:val="en-US"/>
+        </w:rPr>
+        <w:t>Việc khoan</w:t>
+      </w:r>
+      <w:r>
+        <w:rPr>
+          <w:lang w:val="en-US"/>
+        </w:rPr>
+        <w:t>h</w:t>
+      </w:r>
+      <w:r>
+        <w:rPr>
+          <w:lang w:val="en-US"/>
+        </w:rPr>
+        <w:t xml:space="preserve"> vùng</w:t>
+      </w:r>
+    </w:p>
+    <w:p>
+      <w:pPr>
+        <w:pStyle w:val="ListParagraph"/>
+        <w:numPr>
+          <w:ilvl w:val="0"/>
+          <w:numId w:val="17"/>
+        </w:numPr>
+        <w:rPr>
+          <w:lang w:val="en-US"/>
+        </w:rPr>
+      </w:pPr>
+      <w:r>
+        <w:rPr>
+          <w:lang w:val="en-US"/>
+        </w:rPr>
+        <w:t>“End To End Training”?</w:t>
+      </w:r>
+    </w:p>
+    <w:p>
+      <w:pPr>
+        <w:pStyle w:val="ListParagraph"/>
+        <w:numPr>
+          <w:ilvl w:val="0"/>
+          <w:numId w:val="2"/>
+        </w:numPr>
+        <w:rPr>
+          <w:lang w:val="en-US"/>
+        </w:rPr>
+      </w:pPr>
+      <w:r>
+        <w:rPr>
+          <w:lang w:val="en-US"/>
+        </w:rPr>
+        <w:t>Train một mạch</w:t>
+      </w:r>
+      <w:r>
+        <w:rPr>
+          <w:lang w:val="en-US"/>
+        </w:rPr>
+        <w:t>, không cần xử lí trước dữ liệu</w:t>
+      </w:r>
+    </w:p>
+    <w:p>
+      <w:pPr>
+        <w:pStyle w:val="ListParagraph"/>
+        <w:numPr>
+          <w:ilvl w:val="0"/>
+          <w:numId w:val="17"/>
+        </w:numPr>
+        <w:rPr>
+          <w:lang w:val="en-US"/>
+        </w:rPr>
+      </w:pPr>
+      <w:r>
+        <w:rPr>
+          <w:lang w:val="en-US"/>
+        </w:rPr>
+        <w:t>“Energy Function”?</w:t>
+      </w:r>
+    </w:p>
+    <w:p>
+      <w:pPr>
+        <w:pStyle w:val="ListParagraph"/>
+        <w:numPr>
+          <w:ilvl w:val="0"/>
+          <w:numId w:val="2"/>
+        </w:numPr>
+        <w:rPr>
+          <w:lang w:val="en-US"/>
+        </w:rPr>
+      </w:pPr>
+      <w:r>
+        <w:rPr>
+          <w:lang w:val="en-US"/>
+        </w:rPr>
+        <w:t>Hàm cần tối ưu hóa</w:t>
+      </w:r>
+    </w:p>
+    <w:p>
+      <w:pPr>
+        <w:pStyle w:val="ListParagraph"/>
+        <w:numPr>
+          <w:ilvl w:val="0"/>
+          <w:numId w:val="17"/>
+        </w:numPr>
+        <w:rPr>
+          <w:lang w:val="en-US"/>
+        </w:rPr>
+      </w:pPr>
+      <w:r>
+        <w:rPr>
+          <w:lang w:val="en-US"/>
+        </w:rPr>
+        <w:t>“Is Deprecated”?</w:t>
+      </w:r>
+    </w:p>
+    <w:p>
+      <w:pPr>
+        <w:pStyle w:val="ListParagraph"/>
+        <w:numPr>
+          <w:ilvl w:val="0"/>
+          <w:numId w:val="2"/>
+        </w:numPr>
+        <w:rPr>
+          <w:lang w:val="en-US"/>
+        </w:rPr>
+      </w:pPr>
+      <w:r>
+        <w:rPr>
+          <w:lang w:val="en-US"/>
+        </w:rPr>
+        <w:t>Sắp không được dùng nữa</w:t>
+      </w:r>
+      <w:r>
+        <w:rPr>
+          <w:lang w:val="en-US"/>
+        </w:rPr>
+        <w:t xml:space="preserve"> (</w:t>
+      </w:r>
+      <w:r>
+        <w:rPr>
+          <w:lang w:val="en-US"/>
+        </w:rPr>
+        <w:t>1 phần mềm</w:t>
+      </w:r>
+      <w:r>
+        <w:rPr>
+          <w:lang w:val="en-US"/>
+        </w:rPr>
+        <w:t>)</w:t>
+      </w:r>
+    </w:p>
+    <w:p>
+      <w:pPr>
+        <w:pStyle w:val="ListParagraph"/>
+        <w:numPr>
+          <w:ilvl w:val="0"/>
+          <w:numId w:val="17"/>
+        </w:numPr>
+        <w:rPr>
+          <w:lang w:val="en-US"/>
+        </w:rPr>
+      </w:pPr>
+      <w:r>
+        <w:rPr>
+          <w:lang w:val="en-US"/>
+        </w:rPr>
+        <w:t>“Ground Truth”?</w:t>
+      </w:r>
+    </w:p>
+    <w:p>
+      <w:pPr>
+        <w:pStyle w:val="ListParagraph"/>
+        <w:numPr>
+          <w:ilvl w:val="0"/>
+          <w:numId w:val="2"/>
+        </w:numPr>
+        <w:rPr>
+          <w:lang w:val="en-US"/>
+        </w:rPr>
+      </w:pPr>
+      <w:r>
+        <w:rPr>
+          <w:lang w:val="en-US"/>
+        </w:rPr>
+        <w:t>Target trong Machine Learning</w:t>
+      </w:r>
+    </w:p>
+    <w:p>
+      <w:pPr>
+        <w:pStyle w:val="ListParagraph"/>
+        <w:numPr>
+          <w:ilvl w:val="0"/>
+          <w:numId w:val="17"/>
+        </w:numPr>
+        <w:rPr>
+          <w:lang w:val="en-US"/>
+        </w:rPr>
+      </w:pPr>
+      <w:r>
+        <w:rPr>
+          <w:lang w:val="en-US"/>
+        </w:rPr>
+        <w:t>“Profiling”?</w:t>
+      </w:r>
+    </w:p>
+    <w:p>
+      <w:pPr>
+        <w:pStyle w:val="ListParagraph"/>
+        <w:numPr>
+          <w:ilvl w:val="0"/>
+          <w:numId w:val="2"/>
+        </w:numPr>
+        <w:rPr>
+          <w:lang w:val="en-US"/>
+        </w:rPr>
+      </w:pPr>
+      <w:r>
+        <w:rPr>
+          <w:lang w:val="en-US"/>
+        </w:rPr>
+        <w:t>Quá trình phân tích và tối ưu hóa hiệu suất</w:t>
+      </w:r>
+    </w:p>
+    <w:p>
+      <w:pPr>
+        <w:pStyle w:val="ListParagraph"/>
+        <w:numPr>
+          <w:ilvl w:val="0"/>
+          <w:numId w:val="17"/>
+        </w:numPr>
+        <w:rPr>
+          <w:lang w:val="en-US"/>
+        </w:rPr>
+      </w:pPr>
+      <w:r>
+        <w:rPr>
+          <w:lang w:val="en-US"/>
+        </w:rPr>
+        <w:t>“Prototype”?</w:t>
+      </w:r>
+    </w:p>
+    <w:p>
+      <w:pPr>
+        <w:pStyle w:val="ListParagraph"/>
+        <w:numPr>
+          <w:ilvl w:val="0"/>
+          <w:numId w:val="2"/>
+        </w:numPr>
+        <w:rPr>
+          <w:lang w:val="en-US"/>
+        </w:rPr>
+      </w:pPr>
+      <w:r>
+        <w:rPr>
+          <w:lang w:val="en-US"/>
+        </w:rPr>
+        <w:t>Tạo bản đầu tiên</w:t>
+      </w:r>
+    </w:p>
+    <w:p>
+      <w:pPr>
+        <w:pStyle w:val="ListParagraph"/>
+        <w:numPr>
+          <w:ilvl w:val="0"/>
+          <w:numId w:val="17"/>
+        </w:numPr>
+        <w:rPr>
+          <w:lang w:val="en-US"/>
+        </w:rPr>
+      </w:pPr>
+      <w:r>
+        <w:rPr>
+          <w:lang w:val="en-US"/>
+        </w:rPr>
+        <w:t>“Benchmark”?</w:t>
+      </w:r>
+    </w:p>
+    <w:p>
+      <w:pPr>
+        <w:pStyle w:val="ListParagraph"/>
+        <w:numPr>
+          <w:ilvl w:val="0"/>
+          <w:numId w:val="2"/>
+        </w:numPr>
+        <w:rPr>
+          <w:lang w:val="en-US"/>
+        </w:rPr>
+      </w:pPr>
+      <w:r>
+        <w:rPr>
+          <w:lang w:val="en-US"/>
+        </w:rPr>
+        <w:t>Đánh giá hiệu suất của 1 mô hình (so với 1 tiêu chuẩn nào đó)</w:t>
+      </w:r>
+    </w:p>
+    <w:p>
+      <w:pPr>
+        <w:pStyle w:val="ListParagraph"/>
+        <w:numPr>
+          <w:ilvl w:val="0"/>
+          <w:numId w:val="17"/>
+        </w:numPr>
+        <w:rPr>
+          <w:lang w:val="en-US"/>
+        </w:rPr>
+      </w:pPr>
+      <w:r>
+        <w:rPr>
+          <w:lang w:val="en-US"/>
+        </w:rPr>
+        <w:t>“Cumbersome”?</w:t>
+      </w:r>
+    </w:p>
+    <w:p>
+      <w:pPr>
+        <w:pStyle w:val="ListParagraph"/>
+        <w:numPr>
+          <w:ilvl w:val="0"/>
+          <w:numId w:val="2"/>
+        </w:numPr>
+        <w:rPr>
+          <w:lang w:val="en-US"/>
+        </w:rPr>
+      </w:pPr>
+      <w:r>
+        <w:rPr>
+          <w:lang w:val="en-US"/>
+        </w:rPr>
+        <w:t>Cồng kềnh</w:t>
+      </w:r>
+    </w:p>
+    <w:p>
+      <w:pPr>
+        <w:pStyle w:val="ListParagraph"/>
+        <w:numPr>
+          <w:ilvl w:val="0"/>
+          <w:numId w:val="17"/>
+        </w:numPr>
+        <w:rPr>
+          <w:lang w:val="en-US"/>
+        </w:rPr>
+      </w:pPr>
+      <w:r>
+        <w:rPr>
+          <w:lang w:val="en-US"/>
+        </w:rPr>
+        <w:t>“Admissible”?</w:t>
+      </w:r>
+    </w:p>
+    <w:p>
+      <w:pPr>
+        <w:pStyle w:val="ListParagraph"/>
+        <w:numPr>
+          <w:ilvl w:val="0"/>
+          <w:numId w:val="2"/>
+        </w:numPr>
+        <w:rPr>
+          <w:lang w:val="en-US"/>
+        </w:rPr>
+      </w:pPr>
+      <w:r>
+        <w:rPr>
+          <w:lang w:val="en-US"/>
+        </w:rPr>
+        <w:t>Chấp nhận được</w:t>
+      </w:r>
+    </w:p>
+    <w:p>
+      <w:pPr>
+        <w:rPr>
+          <w:lang w:val="en-US"/>
+        </w:rPr>
+      </w:pPr>
+    </w:p>
+    <w:p>
+      <w:pPr>
+        <w:rPr>
+          <w:lang w:val="en-US"/>
+        </w:rPr>
+      </w:pPr>
+      <w:r>
+        <w:rPr>
+          <w:lang w:val="en-US"/>
+        </w:rPr>
+        <w:t>A</w:t>
+      </w:r>
+      <w:r>
+        <w:t>bbreviation</w:t>
+      </w:r>
+      <w:r>
+        <w:rPr>
+          <w:lang w:val="en-US"/>
+        </w:rPr>
+        <w:t xml:space="preserve"> – Từ Viết Tắt:</w:t>
+      </w:r>
+    </w:p>
+    <w:p>
+      <w:pPr>
+        <w:pStyle w:val="ListParagraph"/>
+        <w:numPr>
+          <w:ilvl w:val="0"/>
+          <w:numId w:val="3"/>
+        </w:numPr>
+        <w:rPr>
+          <w:lang w:val="en-US"/>
+        </w:rPr>
+      </w:pPr>
+      <w:r>
+        <w:rPr>
+          <w:lang w:val="en-US"/>
+        </w:rPr>
+        <w:t>“et al.”</w:t>
+      </w:r>
+      <w:r>
+        <w:rPr>
+          <w:lang w:val="en-US"/>
+        </w:rPr>
+        <w:t>?</w:t>
+      </w:r>
+    </w:p>
+    <w:p>
+      <w:pPr>
+        <w:pStyle w:val="ListParagraph"/>
+        <w:numPr>
+          <w:ilvl w:val="0"/>
+          <w:numId w:val="2"/>
+        </w:numPr>
+        <w:rPr>
+          <w:lang w:val="en-US"/>
+        </w:rPr>
+      </w:pPr>
+      <w:r>
+        <w:rPr>
+          <w:lang w:val="en-US"/>
+        </w:rPr>
+        <w:t>Và các đồng tác giả khác</w:t>
+      </w:r>
+    </w:p>
+    <w:p>
+      <w:pPr>
+        <w:rPr>
+          <w:lang w:val="en-US"/>
+        </w:rPr>
+      </w:pPr>
+    </w:p>
+    <w:p>
+      <w:pPr>
+        <w:rPr>
+          <w:lang w:val="en-US"/>
+        </w:rPr>
+      </w:pPr>
+      <w:r>
+        <w:rPr>
+          <w:lang w:val="en-US"/>
+        </w:rPr>
+        <w:t>Math – Toán:</w:t>
+      </w:r>
+    </w:p>
+    <w:p>
+      <w:pPr>
+        <w:pStyle w:val="ListParagraph"/>
+        <w:numPr>
+          <w:ilvl w:val="0"/>
+          <w:numId w:val="4"/>
+        </w:numPr>
+        <w:rPr>
+          <w:lang w:val="en-US"/>
+        </w:rPr>
+      </w:pPr>
+      <w:r>
+        <w:rPr>
+          <w:lang w:val="en-US"/>
+        </w:rPr>
+        <w:t>“Denominator”?</w:t>
+      </w:r>
+    </w:p>
+    <w:p>
+      <w:pPr>
+        <w:pStyle w:val="ListParagraph"/>
+        <w:numPr>
+          <w:ilvl w:val="0"/>
+          <w:numId w:val="2"/>
+        </w:numPr>
+        <w:rPr>
+          <w:lang w:val="en-US"/>
+        </w:rPr>
+      </w:pPr>
+      <w:r>
+        <w:rPr>
+          <w:lang w:val="en-US"/>
+        </w:rPr>
+        <w:t>Mẫu số</w:t>
+      </w:r>
+    </w:p>
+    <w:p>
+      <w:pPr>
+        <w:pStyle w:val="ListParagraph"/>
+        <w:numPr>
+          <w:ilvl w:val="0"/>
+          <w:numId w:val="4"/>
+        </w:numPr>
+        <w:rPr>
+          <w:lang w:val="en-US"/>
+        </w:rPr>
+      </w:pPr>
+      <w:r>
+        <w:rPr>
+          <w:lang w:val="en-US"/>
+        </w:rPr>
+        <w:t>“Numerator”?</w:t>
+      </w:r>
+    </w:p>
+    <w:p>
+      <w:pPr>
+        <w:pStyle w:val="ListParagraph"/>
+        <w:numPr>
+          <w:ilvl w:val="0"/>
+          <w:numId w:val="2"/>
+        </w:numPr>
+        <w:rPr>
+          <w:lang w:val="en-US"/>
+        </w:rPr>
+      </w:pPr>
+      <w:r>
+        <w:rPr>
+          <w:lang w:val="en-US"/>
+        </w:rPr>
+        <w:t>Tử số</w:t>
+      </w:r>
+    </w:p>
+    <w:p>
+      <w:pPr>
+        <w:pStyle w:val="ListParagraph"/>
+        <w:numPr>
+          <w:ilvl w:val="0"/>
+          <w:numId w:val="4"/>
+        </w:numPr>
+        <w:rPr>
+          <w:lang w:val="en-US"/>
+        </w:rPr>
+      </w:pPr>
+      <w:r>
+        <w:rPr>
+          <w:lang w:val="en-US"/>
+        </w:rPr>
+        <w:t>“Hypothetical Unit”?</w:t>
+      </w:r>
+    </w:p>
+    <w:p>
+      <w:pPr>
+        <w:pStyle w:val="ListParagraph"/>
+        <w:numPr>
+          <w:ilvl w:val="0"/>
+          <w:numId w:val="2"/>
+        </w:numPr>
+        <w:rPr>
+          <w:lang w:val="en-US"/>
+        </w:rPr>
+      </w:pPr>
+      <w:r>
+        <w:rPr>
+          <w:lang w:val="en-US"/>
+        </w:rPr>
+        <w:lastRenderedPageBreak/>
+        <w:t>Đơn vị giả tưởng (của giá trị nào đó)</w:t>
+      </w:r>
+    </w:p>
+    <w:p>
+      <w:pPr>
+        <w:pStyle w:val="ListParagraph"/>
+        <w:numPr>
+          <w:ilvl w:val="0"/>
+          <w:numId w:val="4"/>
+        </w:numPr>
+        <w:rPr>
+          <w:lang w:val="en-US"/>
+        </w:rPr>
+      </w:pPr>
+      <w:r>
+        <w:rPr>
+          <w:lang w:val="en-US"/>
+        </w:rPr>
+        <w:t>Numerical Solution?</w:t>
+      </w:r>
+    </w:p>
+    <w:p>
+      <w:pPr>
+        <w:pStyle w:val="ListParagraph"/>
+        <w:numPr>
+          <w:ilvl w:val="0"/>
+          <w:numId w:val="2"/>
+        </w:numPr>
+        <w:rPr>
+          <w:lang w:val="en-US"/>
+        </w:rPr>
+      </w:pPr>
+      <w:r>
+        <w:rPr>
+          <w:lang w:val="en-US"/>
+        </w:rPr>
+        <w:t>Nghiệm ước lượng (= số cụ thể, không phải = Term)</w:t>
+      </w:r>
+    </w:p>
+    <w:p>
+      <w:pPr>
+        <w:pStyle w:val="ListParagraph"/>
+        <w:numPr>
+          <w:ilvl w:val="0"/>
+          <w:numId w:val="4"/>
+        </w:numPr>
+        <w:rPr>
+          <w:lang w:val="en-US"/>
+        </w:rPr>
+      </w:pPr>
+      <w:r>
+        <w:rPr>
+          <w:lang w:val="en-US"/>
+        </w:rPr>
+        <w:t>“Quotient”?</w:t>
+      </w:r>
+    </w:p>
+    <w:p>
+      <w:pPr>
+        <w:pStyle w:val="ListParagraph"/>
+        <w:numPr>
+          <w:ilvl w:val="0"/>
+          <w:numId w:val="2"/>
+        </w:numPr>
+        <w:rPr>
+          <w:lang w:val="en-US"/>
+        </w:rPr>
+      </w:pPr>
+      <w:r>
+        <w:rPr>
+          <w:lang w:val="en-US"/>
+        </w:rPr>
+        <w:t>Thương số (kết quả của phép chia)</w:t>
+      </w:r>
+    </w:p>
+    <w:p>
+      <w:pPr>
+        <w:pStyle w:val="ListParagraph"/>
+        <w:numPr>
+          <w:ilvl w:val="0"/>
+          <w:numId w:val="4"/>
+        </w:numPr>
+        <w:rPr>
+          <w:lang w:val="en-US"/>
+        </w:rPr>
+      </w:pPr>
+      <w:r>
+        <w:rPr>
+          <w:lang w:val="en-US"/>
+        </w:rPr>
+        <w:t>“Critical Point”?</w:t>
+      </w:r>
+    </w:p>
+    <w:p>
+      <w:pPr>
+        <w:pStyle w:val="ListParagraph"/>
+        <w:numPr>
+          <w:ilvl w:val="0"/>
+          <w:numId w:val="2"/>
+        </w:numPr>
+        <w:rPr>
+          <w:lang w:val="en-US"/>
+        </w:rPr>
+      </w:pPr>
+      <w:r>
+        <w:rPr>
+          <w:lang w:val="en-US"/>
+        </w:rPr>
+        <w:t>Điểm cực trị</w:t>
+      </w:r>
+    </w:p>
+    <w:p>
+      <w:pPr>
+        <w:pStyle w:val="ListParagraph"/>
+        <w:numPr>
+          <w:ilvl w:val="0"/>
+          <w:numId w:val="4"/>
+        </w:numPr>
+        <w:rPr>
+          <w:lang w:val="en-US"/>
+        </w:rPr>
+      </w:pPr>
+      <w:r>
+        <w:rPr>
+          <w:lang w:val="en-US"/>
+        </w:rPr>
+        <w:t>“Concave Up And Down”?</w:t>
+      </w:r>
+    </w:p>
+    <w:p>
+      <w:pPr>
+        <w:pStyle w:val="ListParagraph"/>
+        <w:numPr>
+          <w:ilvl w:val="0"/>
+          <w:numId w:val="2"/>
+        </w:numPr>
+        <w:rPr>
+          <w:lang w:val="en-US"/>
+        </w:rPr>
+      </w:pPr>
+      <w:r>
+        <w:rPr>
+          <w:lang w:val="en-US"/>
+        </w:rPr>
+        <w:t>Ngửa và úp (đồ thị)</w:t>
+      </w:r>
+    </w:p>
+    <w:p>
+      <w:pPr>
+        <w:pStyle w:val="ListParagraph"/>
+        <w:numPr>
+          <w:ilvl w:val="0"/>
+          <w:numId w:val="4"/>
+        </w:numPr>
+        <w:rPr>
+          <w:lang w:val="en-US"/>
+        </w:rPr>
+      </w:pPr>
+      <w:r>
+        <w:rPr>
+          <w:lang w:val="en-US"/>
+        </w:rPr>
+        <w:t>“Quadrant”?</w:t>
+      </w:r>
+    </w:p>
+    <w:p>
+      <w:pPr>
+        <w:pStyle w:val="ListParagraph"/>
+        <w:numPr>
+          <w:ilvl w:val="0"/>
+          <w:numId w:val="2"/>
+        </w:numPr>
+        <w:rPr>
+          <w:lang w:val="en-US"/>
+        </w:rPr>
+      </w:pPr>
+      <w:r>
+        <w:rPr>
+          <w:lang w:val="en-US"/>
+        </w:rPr>
+        <w:t>Góc phần tư</w:t>
+      </w:r>
+    </w:p>
+    <w:p>
+      <w:pPr>
+        <w:pStyle w:val="ListParagraph"/>
+        <w:numPr>
+          <w:ilvl w:val="0"/>
+          <w:numId w:val="4"/>
+        </w:numPr>
+        <w:rPr>
+          <w:lang w:val="en-US"/>
+        </w:rPr>
+      </w:pPr>
+      <w:r>
+        <w:rPr>
+          <w:lang w:val="en-US"/>
+        </w:rPr>
+        <w:t>“Octant”?</w:t>
+      </w:r>
+    </w:p>
+    <w:p>
+      <w:pPr>
+        <w:pStyle w:val="ListParagraph"/>
+        <w:numPr>
+          <w:ilvl w:val="0"/>
+          <w:numId w:val="2"/>
+        </w:numPr>
+        <w:rPr>
+          <w:lang w:val="en-US"/>
+        </w:rPr>
+      </w:pPr>
+      <w:r>
+        <w:rPr>
+          <w:lang w:val="en-US"/>
+        </w:rPr>
+        <w:t>Góc phần tám</w:t>
+      </w:r>
+    </w:p>
+    <w:p>
+      <w:pPr>
+        <w:pStyle w:val="ListParagraph"/>
+        <w:numPr>
+          <w:ilvl w:val="0"/>
+          <w:numId w:val="4"/>
+        </w:numPr>
+        <w:rPr>
+          <w:lang w:val="en-US"/>
+        </w:rPr>
+      </w:pPr>
+      <w:r>
+        <w:rPr>
+          <w:lang w:val="en-US"/>
+        </w:rPr>
+        <w:t>“Objective Function”?</w:t>
+      </w:r>
+    </w:p>
+    <w:p>
+      <w:pPr>
+        <w:pStyle w:val="ListParagraph"/>
+        <w:numPr>
+          <w:ilvl w:val="0"/>
+          <w:numId w:val="2"/>
+        </w:numPr>
+        <w:rPr>
+          <w:lang w:val="en-US"/>
+        </w:rPr>
+      </w:pPr>
+      <w:r>
+        <w:rPr>
+          <w:lang w:val="en-US"/>
+        </w:rPr>
+        <w:t>Hàm mục tiêu (hàm mà bạn muốn tối ưu hóa)</w:t>
+      </w:r>
+    </w:p>
+    <w:p>
+      <w:pPr>
+        <w:pStyle w:val="ListParagraph"/>
+        <w:numPr>
+          <w:ilvl w:val="0"/>
+          <w:numId w:val="4"/>
+        </w:numPr>
+        <w:rPr>
+          <w:lang w:val="en-US"/>
+        </w:rPr>
+      </w:pPr>
+      <w:r>
+        <w:rPr>
+          <w:lang w:val="en-US"/>
+        </w:rPr>
+        <w:t>“Legend”?</w:t>
+      </w:r>
+    </w:p>
+    <w:p>
+      <w:pPr>
+        <w:pStyle w:val="ListParagraph"/>
+        <w:numPr>
+          <w:ilvl w:val="0"/>
+          <w:numId w:val="2"/>
+        </w:numPr>
+        <w:rPr>
+          <w:lang w:val="en-US"/>
+        </w:rPr>
+      </w:pPr>
+      <w:r>
+        <w:rPr>
+          <w:lang w:val="en-US"/>
+        </w:rPr>
+        <w:t>Chú giải (biểu đồ)</w:t>
+      </w:r>
+    </w:p>
+    <w:p>
+      <w:pPr>
+        <w:pStyle w:val="ListParagraph"/>
+        <w:numPr>
+          <w:ilvl w:val="0"/>
+          <w:numId w:val="4"/>
+        </w:numPr>
+        <w:rPr>
+          <w:lang w:val="en-US"/>
+        </w:rPr>
+      </w:pPr>
+      <w:r>
+        <w:rPr>
+          <w:lang w:val="en-US"/>
+        </w:rPr>
+        <w:t>“Pointwise Operation”?</w:t>
+      </w:r>
+    </w:p>
+    <w:p>
+      <w:pPr>
+        <w:pStyle w:val="ListParagraph"/>
+        <w:numPr>
+          <w:ilvl w:val="0"/>
+          <w:numId w:val="2"/>
+        </w:numPr>
+        <w:rPr>
+          <w:lang w:val="en-US"/>
+        </w:rPr>
+      </w:pPr>
+      <w:r>
+        <w:rPr>
+          <w:lang w:val="en-US"/>
+        </w:rPr>
+        <w:t>Toán tử từng điểm (ví dụ</w:t>
+      </w:r>
+      <w:r>
+        <w:rPr>
+          <w:lang w:val="en-US"/>
+        </w:rPr>
+        <w:t xml:space="preserve"> tích Hadamard</w:t>
+      </w:r>
+      <w:r>
+        <w:rPr>
+          <w:lang w:val="en-US"/>
+        </w:rPr>
+        <w:t>)</w:t>
+      </w:r>
+    </w:p>
+    <w:p>
+      <w:pPr>
+        <w:pStyle w:val="ListParagraph"/>
+        <w:numPr>
+          <w:ilvl w:val="0"/>
+          <w:numId w:val="4"/>
+        </w:numPr>
+        <w:rPr>
+          <w:lang w:val="en-US"/>
+        </w:rPr>
+      </w:pPr>
+      <w:r>
+        <w:rPr>
+          <w:lang w:val="en-US"/>
+        </w:rPr>
+        <w:t>“Rectangular”?</w:t>
+      </w:r>
+    </w:p>
+    <w:p>
+      <w:pPr>
+        <w:pStyle w:val="ListParagraph"/>
+        <w:numPr>
+          <w:ilvl w:val="0"/>
+          <w:numId w:val="2"/>
+        </w:numPr>
+        <w:rPr>
+          <w:lang w:val="en-US"/>
+        </w:rPr>
+      </w:pPr>
+      <w:r>
+        <w:rPr>
+          <w:lang w:val="en-US"/>
+        </w:rPr>
+        <w:t>Hình hộp chữ nhật</w:t>
+      </w:r>
+    </w:p>
+    <w:p>
+      <w:pPr>
+        <w:pStyle w:val="ListParagraph"/>
+        <w:numPr>
+          <w:ilvl w:val="0"/>
+          <w:numId w:val="4"/>
+        </w:numPr>
+        <w:rPr>
+          <w:lang w:val="en-US"/>
+        </w:rPr>
+      </w:pPr>
+      <w:r>
+        <w:rPr>
+          <w:lang w:val="en-US"/>
+        </w:rPr>
+        <w:t>“Operand”?</w:t>
+      </w:r>
+    </w:p>
+    <w:p>
+      <w:pPr>
+        <w:pStyle w:val="ListParagraph"/>
+        <w:numPr>
+          <w:ilvl w:val="0"/>
+          <w:numId w:val="2"/>
+        </w:numPr>
+        <w:rPr>
+          <w:lang w:val="en-US"/>
+        </w:rPr>
+      </w:pPr>
+      <w:r>
+        <w:rPr>
+          <w:lang w:val="en-US"/>
+        </w:rPr>
+        <w:t>Toán hạng</w:t>
+      </w:r>
+    </w:p>
+    <w:p>
+      <w:pPr>
+        <w:pStyle w:val="ListParagraph"/>
+        <w:numPr>
+          <w:ilvl w:val="0"/>
+          <w:numId w:val="4"/>
+        </w:numPr>
+        <w:rPr>
+          <w:lang w:val="en-US"/>
+        </w:rPr>
+      </w:pPr>
+      <w:r>
+        <w:rPr>
+          <w:lang w:val="en-US"/>
+        </w:rPr>
+        <w:t>“Induction”?</w:t>
+      </w:r>
+    </w:p>
+    <w:p>
+      <w:pPr>
+        <w:pStyle w:val="ListParagraph"/>
+        <w:numPr>
+          <w:ilvl w:val="0"/>
+          <w:numId w:val="2"/>
+        </w:numPr>
+        <w:rPr>
+          <w:lang w:val="en-US"/>
+        </w:rPr>
+      </w:pPr>
+      <w:r>
+        <w:rPr>
+          <w:lang w:val="en-US"/>
+        </w:rPr>
+        <w:t>Quy nạp</w:t>
+      </w:r>
     </w:p>
     <w:p>
       <w:pPr>

--- a/english.docx
+++ b/english.docx
@@ -984,328 +984,38 @@
     </w:p>
     <w:p>
       <w:pPr>
-        <w:rPr>
-          <w:lang w:val="en-US"/>
-        </w:rPr>
-      </w:pPr>
-    </w:p>
-    <w:p>
-      <w:pPr>
-        <w:rPr>
-          <w:lang w:val="en-US"/>
-        </w:rPr>
-      </w:pPr>
-      <w:r>
-        <w:rPr>
-          <w:lang w:val="en-US"/>
-        </w:rPr>
-        <w:t>Status</w:t>
-      </w:r>
-      <w:r>
-        <w:rPr>
-          <w:lang w:val="en-US"/>
-        </w:rPr>
-        <w:t xml:space="preserve"> –</w:t>
-      </w:r>
-      <w:r>
-        <w:rPr>
-          <w:lang w:val="en-US"/>
-        </w:rPr>
-        <w:t xml:space="preserve"> Thái Độ</w:t>
-      </w:r>
-      <w:r>
-        <w:rPr>
-          <w:lang w:val="en-US"/>
-        </w:rPr>
-        <w:t>:</w:t>
-      </w:r>
-    </w:p>
-    <w:p>
-      <w:pPr>
-        <w:pStyle w:val="ListParagraph"/>
-        <w:numPr>
-          <w:ilvl w:val="0"/>
-          <w:numId w:val="8"/>
-        </w:numPr>
-        <w:rPr>
-          <w:lang w:val="en-US"/>
-        </w:rPr>
-      </w:pPr>
-      <w:r>
-        <w:rPr>
-          <w:lang w:val="en-US"/>
-        </w:rPr>
-        <w:t>“Implore”?</w:t>
-      </w:r>
-    </w:p>
-    <w:p>
-      <w:pPr>
-        <w:pStyle w:val="ListParagraph"/>
-        <w:numPr>
-          <w:ilvl w:val="0"/>
-          <w:numId w:val="2"/>
-        </w:numPr>
-        <w:rPr>
-          <w:lang w:val="en-US"/>
-        </w:rPr>
-      </w:pPr>
-      <w:r>
-        <w:rPr>
-          <w:lang w:val="en-US"/>
-        </w:rPr>
-        <w:t>Van xin (ai đó một cách chân thành)</w:t>
-      </w:r>
-    </w:p>
-    <w:p>
-      <w:pPr>
-        <w:pStyle w:val="ListParagraph"/>
-        <w:numPr>
-          <w:ilvl w:val="0"/>
-          <w:numId w:val="8"/>
-        </w:numPr>
-        <w:rPr>
-          <w:lang w:val="en-US"/>
-        </w:rPr>
-      </w:pPr>
-      <w:r>
-        <w:rPr>
-          <w:lang w:val="en-US"/>
-        </w:rPr>
-        <w:t>“Sincere”?</w:t>
-      </w:r>
-    </w:p>
-    <w:p>
-      <w:pPr>
-        <w:pStyle w:val="ListParagraph"/>
-        <w:numPr>
-          <w:ilvl w:val="0"/>
-          <w:numId w:val="2"/>
-        </w:numPr>
-        <w:rPr>
-          <w:lang w:val="en-US"/>
-        </w:rPr>
-      </w:pPr>
-      <w:r>
-        <w:rPr>
-          <w:lang w:val="en-US"/>
-        </w:rPr>
-        <w:t>Chân thành (không lừa lọc)</w:t>
-      </w:r>
-    </w:p>
-    <w:p>
-      <w:pPr>
-        <w:pStyle w:val="ListParagraph"/>
-        <w:numPr>
-          <w:ilvl w:val="0"/>
-          <w:numId w:val="8"/>
-        </w:numPr>
-        <w:rPr>
-          <w:lang w:val="en-US"/>
-        </w:rPr>
-      </w:pPr>
-      <w:r>
-        <w:rPr>
-          <w:lang w:val="en-US"/>
-        </w:rPr>
-        <w:t>“Allegiance”?</w:t>
-      </w:r>
-    </w:p>
-    <w:p>
-      <w:pPr>
-        <w:pStyle w:val="ListParagraph"/>
-        <w:numPr>
-          <w:ilvl w:val="0"/>
-          <w:numId w:val="2"/>
-        </w:numPr>
-        <w:rPr>
-          <w:lang w:val="en-US"/>
-        </w:rPr>
-      </w:pPr>
-      <w:r>
-        <w:rPr>
-          <w:lang w:val="en-US"/>
-        </w:rPr>
-        <w:t>Lòng trung thành (với cấp trên)</w:t>
-      </w:r>
-    </w:p>
-    <w:p>
-      <w:pPr>
-        <w:pStyle w:val="ListParagraph"/>
-        <w:numPr>
-          <w:ilvl w:val="0"/>
-          <w:numId w:val="8"/>
-        </w:numPr>
-        <w:rPr>
-          <w:lang w:val="en-US"/>
-        </w:rPr>
-      </w:pPr>
-      <w:r>
-        <w:rPr>
-          <w:lang w:val="en-US"/>
-        </w:rPr>
-        <w:t>“Consent”?</w:t>
-      </w:r>
-    </w:p>
-    <w:p>
-      <w:pPr>
-        <w:pStyle w:val="ListParagraph"/>
-        <w:numPr>
-          <w:ilvl w:val="0"/>
-          <w:numId w:val="2"/>
-        </w:numPr>
-        <w:rPr>
-          <w:lang w:val="en-US"/>
-        </w:rPr>
-      </w:pPr>
-      <w:r>
-        <w:rPr>
-          <w:lang w:val="en-US"/>
-        </w:rPr>
-        <w:t>Sự đồng ý</w:t>
-      </w:r>
-    </w:p>
-    <w:p>
-      <w:pPr>
-        <w:pStyle w:val="ListParagraph"/>
-        <w:numPr>
-          <w:ilvl w:val="0"/>
-          <w:numId w:val="8"/>
-        </w:numPr>
-        <w:rPr>
-          <w:lang w:val="en-US"/>
-        </w:rPr>
-      </w:pPr>
-      <w:r>
-        <w:rPr>
-          <w:lang w:val="en-US"/>
-        </w:rPr>
-        <w:t>“Ruthless”?</w:t>
-      </w:r>
-    </w:p>
-    <w:p>
-      <w:pPr>
-        <w:pStyle w:val="ListParagraph"/>
-        <w:numPr>
-          <w:ilvl w:val="0"/>
-          <w:numId w:val="2"/>
-        </w:numPr>
-        <w:rPr>
-          <w:lang w:val="en-US"/>
-        </w:rPr>
-      </w:pPr>
-      <w:r>
-        <w:rPr>
-          <w:lang w:val="en-US"/>
-        </w:rPr>
-        <w:t>Tàn nhẫn</w:t>
-      </w:r>
-    </w:p>
-    <w:p>
-      <w:pPr>
-        <w:pStyle w:val="ListParagraph"/>
-        <w:numPr>
-          <w:ilvl w:val="0"/>
-          <w:numId w:val="8"/>
-        </w:numPr>
-        <w:rPr>
-          <w:lang w:val="en-US"/>
-        </w:rPr>
-      </w:pPr>
-      <w:r>
-        <w:rPr>
-          <w:lang w:val="en-US"/>
-        </w:rPr>
-        <w:t>“Woefully”?</w:t>
-      </w:r>
-    </w:p>
-    <w:p>
-      <w:pPr>
-        <w:pStyle w:val="ListParagraph"/>
-        <w:numPr>
-          <w:ilvl w:val="0"/>
-          <w:numId w:val="2"/>
-        </w:numPr>
-        <w:rPr>
-          <w:lang w:val="en-US"/>
-        </w:rPr>
-      </w:pPr>
-      <w:r>
-        <w:rPr>
-          <w:lang w:val="en-US"/>
-        </w:rPr>
-        <w:t>Một cách tệ hại</w:t>
-      </w:r>
-    </w:p>
-    <w:p>
-      <w:pPr>
-        <w:pStyle w:val="ListParagraph"/>
-        <w:numPr>
-          <w:ilvl w:val="0"/>
-          <w:numId w:val="8"/>
-        </w:numPr>
-        <w:rPr>
-          <w:lang w:val="en-US"/>
-        </w:rPr>
-      </w:pPr>
-      <w:r>
-        <w:rPr>
-          <w:lang w:val="en-US"/>
-        </w:rPr>
-        <w:t>“Underprepared”?</w:t>
-      </w:r>
-    </w:p>
-    <w:p>
-      <w:pPr>
-        <w:pStyle w:val="ListParagraph"/>
-        <w:numPr>
-          <w:ilvl w:val="0"/>
-          <w:numId w:val="2"/>
-        </w:numPr>
-        <w:rPr>
-          <w:lang w:val="en-US"/>
-        </w:rPr>
-      </w:pPr>
-      <w:r>
-        <w:rPr>
-          <w:lang w:val="en-US"/>
-        </w:rPr>
-        <w:t>Chưa chuẩn bị trước</w:t>
-      </w:r>
-    </w:p>
-    <w:p>
-      <w:pPr>
-        <w:pStyle w:val="ListParagraph"/>
-        <w:numPr>
-          <w:ilvl w:val="0"/>
-          <w:numId w:val="8"/>
-        </w:numPr>
-        <w:rPr>
-          <w:lang w:val="en-US"/>
-        </w:rPr>
-      </w:pPr>
-      <w:r>
-        <w:rPr>
-          <w:lang w:val="en-US"/>
-        </w:rPr>
-        <w:t>“Compromise”?</w:t>
-      </w:r>
-    </w:p>
-    <w:p>
-      <w:pPr>
-        <w:pStyle w:val="ListParagraph"/>
-        <w:numPr>
-          <w:ilvl w:val="0"/>
-          <w:numId w:val="2"/>
-        </w:numPr>
-        <w:rPr>
-          <w:lang w:val="en-US"/>
-        </w:rPr>
-      </w:pPr>
-      <w:r>
-        <w:rPr>
-          <w:lang w:val="en-US"/>
-        </w:rPr>
-        <w:t>Thỏa hiệp</w:t>
+        <w:pStyle w:val="ListParagraph"/>
+        <w:numPr>
+          <w:ilvl w:val="0"/>
+          <w:numId w:val="7"/>
+        </w:numPr>
+        <w:rPr>
+          <w:lang w:val="en-US"/>
+        </w:rPr>
+      </w:pPr>
+      <w:r>
+        <w:rPr>
+          <w:lang w:val="en-US"/>
+        </w:rPr>
+        <w:t>“Supermarket”?</w:t>
+      </w:r>
+    </w:p>
+    <w:p>
+      <w:pPr>
+        <w:pStyle w:val="ListParagraph"/>
+        <w:numPr>
+          <w:ilvl w:val="0"/>
+          <w:numId w:val="2"/>
+        </w:numPr>
+        <w:rPr>
+          <w:lang w:val="en-US"/>
+        </w:rPr>
+      </w:pPr>
+      <w:r>
+        <w:rPr>
+          <w:lang w:val="en-US"/>
+        </w:rPr>
+        <w:t>Siêu thị</w:t>
       </w:r>
       <w:bookmarkStart w:id="0" w:name="_GoBack"/>
       <w:bookmarkEnd w:id="0"/>
@@ -1327,6 +1037,332 @@
         <w:rPr>
           <w:lang w:val="en-US"/>
         </w:rPr>
+        <w:t>Status</w:t>
+      </w:r>
+      <w:r>
+        <w:rPr>
+          <w:lang w:val="en-US"/>
+        </w:rPr>
+        <w:t xml:space="preserve"> –</w:t>
+      </w:r>
+      <w:r>
+        <w:rPr>
+          <w:lang w:val="en-US"/>
+        </w:rPr>
+        <w:t xml:space="preserve"> Thái Độ</w:t>
+      </w:r>
+      <w:r>
+        <w:rPr>
+          <w:lang w:val="en-US"/>
+        </w:rPr>
+        <w:t>:</w:t>
+      </w:r>
+    </w:p>
+    <w:p>
+      <w:pPr>
+        <w:pStyle w:val="ListParagraph"/>
+        <w:numPr>
+          <w:ilvl w:val="0"/>
+          <w:numId w:val="8"/>
+        </w:numPr>
+        <w:rPr>
+          <w:lang w:val="en-US"/>
+        </w:rPr>
+      </w:pPr>
+      <w:r>
+        <w:rPr>
+          <w:lang w:val="en-US"/>
+        </w:rPr>
+        <w:t>“Implore”?</w:t>
+      </w:r>
+    </w:p>
+    <w:p>
+      <w:pPr>
+        <w:pStyle w:val="ListParagraph"/>
+        <w:numPr>
+          <w:ilvl w:val="0"/>
+          <w:numId w:val="2"/>
+        </w:numPr>
+        <w:rPr>
+          <w:lang w:val="en-US"/>
+        </w:rPr>
+      </w:pPr>
+      <w:r>
+        <w:rPr>
+          <w:lang w:val="en-US"/>
+        </w:rPr>
+        <w:t>Van xin (ai đó một cách chân thành)</w:t>
+      </w:r>
+    </w:p>
+    <w:p>
+      <w:pPr>
+        <w:pStyle w:val="ListParagraph"/>
+        <w:numPr>
+          <w:ilvl w:val="0"/>
+          <w:numId w:val="8"/>
+        </w:numPr>
+        <w:rPr>
+          <w:lang w:val="en-US"/>
+        </w:rPr>
+      </w:pPr>
+      <w:r>
+        <w:rPr>
+          <w:lang w:val="en-US"/>
+        </w:rPr>
+        <w:t>“Sincere”?</w:t>
+      </w:r>
+    </w:p>
+    <w:p>
+      <w:pPr>
+        <w:pStyle w:val="ListParagraph"/>
+        <w:numPr>
+          <w:ilvl w:val="0"/>
+          <w:numId w:val="2"/>
+        </w:numPr>
+        <w:rPr>
+          <w:lang w:val="en-US"/>
+        </w:rPr>
+      </w:pPr>
+      <w:r>
+        <w:rPr>
+          <w:lang w:val="en-US"/>
+        </w:rPr>
+        <w:t>Chân thành (không lừa lọc)</w:t>
+      </w:r>
+    </w:p>
+    <w:p>
+      <w:pPr>
+        <w:pStyle w:val="ListParagraph"/>
+        <w:numPr>
+          <w:ilvl w:val="0"/>
+          <w:numId w:val="8"/>
+        </w:numPr>
+        <w:rPr>
+          <w:lang w:val="en-US"/>
+        </w:rPr>
+      </w:pPr>
+      <w:r>
+        <w:rPr>
+          <w:lang w:val="en-US"/>
+        </w:rPr>
+        <w:t>“Allegiance”?</w:t>
+      </w:r>
+    </w:p>
+    <w:p>
+      <w:pPr>
+        <w:pStyle w:val="ListParagraph"/>
+        <w:numPr>
+          <w:ilvl w:val="0"/>
+          <w:numId w:val="2"/>
+        </w:numPr>
+        <w:rPr>
+          <w:lang w:val="en-US"/>
+        </w:rPr>
+      </w:pPr>
+      <w:r>
+        <w:rPr>
+          <w:lang w:val="en-US"/>
+        </w:rPr>
+        <w:t>Lòng trung thành (với cấp trên)</w:t>
+      </w:r>
+    </w:p>
+    <w:p>
+      <w:pPr>
+        <w:pStyle w:val="ListParagraph"/>
+        <w:numPr>
+          <w:ilvl w:val="0"/>
+          <w:numId w:val="8"/>
+        </w:numPr>
+        <w:rPr>
+          <w:lang w:val="en-US"/>
+        </w:rPr>
+      </w:pPr>
+      <w:r>
+        <w:rPr>
+          <w:lang w:val="en-US"/>
+        </w:rPr>
+        <w:t>“Consent”?</w:t>
+      </w:r>
+    </w:p>
+    <w:p>
+      <w:pPr>
+        <w:pStyle w:val="ListParagraph"/>
+        <w:numPr>
+          <w:ilvl w:val="0"/>
+          <w:numId w:val="2"/>
+        </w:numPr>
+        <w:rPr>
+          <w:lang w:val="en-US"/>
+        </w:rPr>
+      </w:pPr>
+      <w:r>
+        <w:rPr>
+          <w:lang w:val="en-US"/>
+        </w:rPr>
+        <w:t>Sự đồng ý</w:t>
+      </w:r>
+    </w:p>
+    <w:p>
+      <w:pPr>
+        <w:pStyle w:val="ListParagraph"/>
+        <w:numPr>
+          <w:ilvl w:val="0"/>
+          <w:numId w:val="8"/>
+        </w:numPr>
+        <w:rPr>
+          <w:lang w:val="en-US"/>
+        </w:rPr>
+      </w:pPr>
+      <w:r>
+        <w:rPr>
+          <w:lang w:val="en-US"/>
+        </w:rPr>
+        <w:t>“Ruthless”?</w:t>
+      </w:r>
+    </w:p>
+    <w:p>
+      <w:pPr>
+        <w:pStyle w:val="ListParagraph"/>
+        <w:numPr>
+          <w:ilvl w:val="0"/>
+          <w:numId w:val="2"/>
+        </w:numPr>
+        <w:rPr>
+          <w:lang w:val="en-US"/>
+        </w:rPr>
+      </w:pPr>
+      <w:r>
+        <w:rPr>
+          <w:lang w:val="en-US"/>
+        </w:rPr>
+        <w:t>Tàn nhẫn</w:t>
+      </w:r>
+    </w:p>
+    <w:p>
+      <w:pPr>
+        <w:pStyle w:val="ListParagraph"/>
+        <w:numPr>
+          <w:ilvl w:val="0"/>
+          <w:numId w:val="8"/>
+        </w:numPr>
+        <w:rPr>
+          <w:lang w:val="en-US"/>
+        </w:rPr>
+      </w:pPr>
+      <w:r>
+        <w:rPr>
+          <w:lang w:val="en-US"/>
+        </w:rPr>
+        <w:t>“Woefully”?</w:t>
+      </w:r>
+    </w:p>
+    <w:p>
+      <w:pPr>
+        <w:pStyle w:val="ListParagraph"/>
+        <w:numPr>
+          <w:ilvl w:val="0"/>
+          <w:numId w:val="2"/>
+        </w:numPr>
+        <w:rPr>
+          <w:lang w:val="en-US"/>
+        </w:rPr>
+      </w:pPr>
+      <w:r>
+        <w:rPr>
+          <w:lang w:val="en-US"/>
+        </w:rPr>
+        <w:t>Một cách tệ hại</w:t>
+      </w:r>
+    </w:p>
+    <w:p>
+      <w:pPr>
+        <w:pStyle w:val="ListParagraph"/>
+        <w:numPr>
+          <w:ilvl w:val="0"/>
+          <w:numId w:val="8"/>
+        </w:numPr>
+        <w:rPr>
+          <w:lang w:val="en-US"/>
+        </w:rPr>
+      </w:pPr>
+      <w:r>
+        <w:rPr>
+          <w:lang w:val="en-US"/>
+        </w:rPr>
+        <w:t>“Underprepared”?</w:t>
+      </w:r>
+    </w:p>
+    <w:p>
+      <w:pPr>
+        <w:pStyle w:val="ListParagraph"/>
+        <w:numPr>
+          <w:ilvl w:val="0"/>
+          <w:numId w:val="2"/>
+        </w:numPr>
+        <w:rPr>
+          <w:lang w:val="en-US"/>
+        </w:rPr>
+      </w:pPr>
+      <w:r>
+        <w:rPr>
+          <w:lang w:val="en-US"/>
+        </w:rPr>
+        <w:t>Chưa chuẩn bị trước</w:t>
+      </w:r>
+    </w:p>
+    <w:p>
+      <w:pPr>
+        <w:pStyle w:val="ListParagraph"/>
+        <w:numPr>
+          <w:ilvl w:val="0"/>
+          <w:numId w:val="8"/>
+        </w:numPr>
+        <w:rPr>
+          <w:lang w:val="en-US"/>
+        </w:rPr>
+      </w:pPr>
+      <w:r>
+        <w:rPr>
+          <w:lang w:val="en-US"/>
+        </w:rPr>
+        <w:t>“Compromise”?</w:t>
+      </w:r>
+    </w:p>
+    <w:p>
+      <w:pPr>
+        <w:pStyle w:val="ListParagraph"/>
+        <w:numPr>
+          <w:ilvl w:val="0"/>
+          <w:numId w:val="2"/>
+        </w:numPr>
+        <w:rPr>
+          <w:lang w:val="en-US"/>
+        </w:rPr>
+      </w:pPr>
+      <w:r>
+        <w:rPr>
+          <w:lang w:val="en-US"/>
+        </w:rPr>
+        <w:t>Thỏa hiệp</w:t>
+      </w:r>
+    </w:p>
+    <w:p>
+      <w:pPr>
+        <w:rPr>
+          <w:lang w:val="en-US"/>
+        </w:rPr>
+      </w:pPr>
+    </w:p>
+    <w:p>
+      <w:pPr>
+        <w:rPr>
+          <w:lang w:val="en-US"/>
+        </w:rPr>
+      </w:pPr>
+      <w:r>
+        <w:rPr>
+          <w:lang w:val="en-US"/>
+        </w:rPr>
         <w:t>Action – Hành Động:</w:t>
       </w:r>
     </w:p>
@@ -1453,6 +1489,7 @@
         <w:rPr>
           <w:lang w:val="en-US"/>
         </w:rPr>
+        <w:lastRenderedPageBreak/>
         <w:t>“Hypnotize”?</w:t>
       </w:r>
     </w:p>
@@ -1489,632 +1526,668 @@
         <w:rPr>
           <w:lang w:val="en-US"/>
         </w:rPr>
+        <w:t>“Retain”?</w:t>
+      </w:r>
+    </w:p>
+    <w:p>
+      <w:pPr>
+        <w:pStyle w:val="ListParagraph"/>
+        <w:numPr>
+          <w:ilvl w:val="0"/>
+          <w:numId w:val="2"/>
+        </w:numPr>
+        <w:rPr>
+          <w:lang w:val="en-US"/>
+        </w:rPr>
+      </w:pPr>
+      <w:r>
+        <w:rPr>
+          <w:lang w:val="en-US"/>
+        </w:rPr>
+        <w:t>Níu giữ (1 cái gì đó để nó không mất đi)</w:t>
+      </w:r>
+    </w:p>
+    <w:p>
+      <w:pPr>
+        <w:pStyle w:val="ListParagraph"/>
+        <w:numPr>
+          <w:ilvl w:val="0"/>
+          <w:numId w:val="11"/>
+        </w:numPr>
+        <w:rPr>
+          <w:lang w:val="en-US"/>
+        </w:rPr>
+      </w:pPr>
+      <w:r>
+        <w:rPr>
+          <w:lang w:val="en-US"/>
+        </w:rPr>
+        <w:t>“Annotate”?</w:t>
+      </w:r>
+    </w:p>
+    <w:p>
+      <w:pPr>
+        <w:pStyle w:val="ListParagraph"/>
+        <w:numPr>
+          <w:ilvl w:val="0"/>
+          <w:numId w:val="2"/>
+        </w:numPr>
+        <w:rPr>
+          <w:lang w:val="en-US"/>
+        </w:rPr>
+      </w:pPr>
+      <w:r>
+        <w:rPr>
+          <w:lang w:val="en-US"/>
+        </w:rPr>
+        <w:t>Ghi chú</w:t>
+      </w:r>
+    </w:p>
+    <w:p>
+      <w:pPr>
+        <w:pStyle w:val="ListParagraph"/>
+        <w:numPr>
+          <w:ilvl w:val="0"/>
+          <w:numId w:val="11"/>
+        </w:numPr>
+        <w:rPr>
+          <w:lang w:val="en-US"/>
+        </w:rPr>
+      </w:pPr>
+      <w:r>
+        <w:rPr>
+          <w:lang w:val="en-US"/>
+        </w:rPr>
+        <w:t>“Facilitate”?</w:t>
+      </w:r>
+    </w:p>
+    <w:p>
+      <w:pPr>
+        <w:pStyle w:val="ListParagraph"/>
+        <w:numPr>
+          <w:ilvl w:val="0"/>
+          <w:numId w:val="2"/>
+        </w:numPr>
+        <w:rPr>
+          <w:lang w:val="en-US"/>
+        </w:rPr>
+      </w:pPr>
+      <w:r>
+        <w:rPr>
+          <w:lang w:val="en-US"/>
+        </w:rPr>
+        <w:t>Làm cho dễ thở hơn (1 việc gì đó)</w:t>
+      </w:r>
+    </w:p>
+    <w:p>
+      <w:pPr>
+        <w:pStyle w:val="ListParagraph"/>
+        <w:numPr>
+          <w:ilvl w:val="0"/>
+          <w:numId w:val="11"/>
+        </w:numPr>
+        <w:rPr>
+          <w:lang w:val="en-US"/>
+        </w:rPr>
+      </w:pPr>
+      <w:r>
+        <w:rPr>
+          <w:lang w:val="en-US"/>
+        </w:rPr>
+        <w:t>“Grasp”?</w:t>
+      </w:r>
+    </w:p>
+    <w:p>
+      <w:pPr>
+        <w:pStyle w:val="ListParagraph"/>
+        <w:numPr>
+          <w:ilvl w:val="0"/>
+          <w:numId w:val="2"/>
+        </w:numPr>
+        <w:rPr>
+          <w:lang w:val="en-US"/>
+        </w:rPr>
+      </w:pPr>
+      <w:r>
+        <w:rPr>
+          <w:lang w:val="en-US"/>
+        </w:rPr>
+        <w:t>Nắm chặt</w:t>
+      </w:r>
+    </w:p>
+    <w:p>
+      <w:pPr>
+        <w:pStyle w:val="ListParagraph"/>
+        <w:numPr>
+          <w:ilvl w:val="0"/>
+          <w:numId w:val="11"/>
+        </w:numPr>
+        <w:rPr>
+          <w:lang w:val="en-US"/>
+        </w:rPr>
+      </w:pPr>
+      <w:r>
+        <w:rPr>
+          <w:lang w:val="en-US"/>
+        </w:rPr>
+        <w:t>“Plague”?</w:t>
+      </w:r>
+    </w:p>
+    <w:p>
+      <w:pPr>
+        <w:pStyle w:val="ListParagraph"/>
+        <w:numPr>
+          <w:ilvl w:val="0"/>
+          <w:numId w:val="2"/>
+        </w:numPr>
+        <w:rPr>
+          <w:lang w:val="en-US"/>
+        </w:rPr>
+      </w:pPr>
+      <w:r>
+        <w:rPr>
+          <w:lang w:val="en-US"/>
+        </w:rPr>
+        <w:t>Gây đau khổ (cho ai đó)</w:t>
+      </w:r>
+    </w:p>
+    <w:p>
+      <w:pPr>
+        <w:pStyle w:val="ListParagraph"/>
+        <w:numPr>
+          <w:ilvl w:val="0"/>
+          <w:numId w:val="11"/>
+        </w:numPr>
+        <w:rPr>
+          <w:lang w:val="en-US"/>
+        </w:rPr>
+      </w:pPr>
+      <w:r>
+        <w:rPr>
+          <w:lang w:val="en-US"/>
+        </w:rPr>
+        <w:t>“Dictate”?</w:t>
+      </w:r>
+    </w:p>
+    <w:p>
+      <w:pPr>
+        <w:pStyle w:val="ListParagraph"/>
+        <w:numPr>
+          <w:ilvl w:val="0"/>
+          <w:numId w:val="2"/>
+        </w:numPr>
+        <w:rPr>
+          <w:lang w:val="en-US"/>
+        </w:rPr>
+      </w:pPr>
+      <w:r>
+        <w:rPr>
+          <w:lang w:val="en-US"/>
+        </w:rPr>
+        <w:t>Quyết định</w:t>
+      </w:r>
+      <w:r>
+        <w:rPr>
+          <w:lang w:val="en-US"/>
+        </w:rPr>
+        <w:t xml:space="preserve"> (tương lai hay gì đó)</w:t>
+      </w:r>
+    </w:p>
+    <w:p>
+      <w:pPr>
+        <w:rPr>
+          <w:lang w:val="en-US"/>
+        </w:rPr>
+      </w:pPr>
+    </w:p>
+    <w:p>
+      <w:pPr>
+        <w:rPr>
+          <w:lang w:val="en-US"/>
+        </w:rPr>
+      </w:pPr>
+      <w:r>
+        <w:rPr>
+          <w:lang w:val="en-US"/>
+        </w:rPr>
+        <w:t>Position – Vị Trí:</w:t>
+      </w:r>
+    </w:p>
+    <w:p>
+      <w:pPr>
+        <w:pStyle w:val="ListParagraph"/>
+        <w:numPr>
+          <w:ilvl w:val="0"/>
+          <w:numId w:val="18"/>
+        </w:numPr>
+        <w:rPr>
+          <w:lang w:val="en-US"/>
+        </w:rPr>
+      </w:pPr>
+      <w:r>
+        <w:rPr>
+          <w:lang w:val="en-US"/>
+        </w:rPr>
+        <w:t>“Precede”?</w:t>
+      </w:r>
+    </w:p>
+    <w:p>
+      <w:pPr>
+        <w:pStyle w:val="ListParagraph"/>
+        <w:numPr>
+          <w:ilvl w:val="0"/>
+          <w:numId w:val="2"/>
+        </w:numPr>
+        <w:rPr>
+          <w:lang w:val="en-US"/>
+        </w:rPr>
+      </w:pPr>
+      <w:r>
+        <w:rPr>
+          <w:lang w:val="en-US"/>
+        </w:rPr>
+        <w:t>Đứng trước</w:t>
+      </w:r>
+    </w:p>
+    <w:p>
+      <w:pPr>
+        <w:pStyle w:val="ListParagraph"/>
+        <w:numPr>
+          <w:ilvl w:val="0"/>
+          <w:numId w:val="18"/>
+        </w:numPr>
+        <w:rPr>
+          <w:lang w:val="en-US"/>
+        </w:rPr>
+      </w:pPr>
+      <w:r>
+        <w:rPr>
+          <w:lang w:val="en-US"/>
+        </w:rPr>
+        <w:t>“Resident”?</w:t>
+      </w:r>
+    </w:p>
+    <w:p>
+      <w:pPr>
+        <w:pStyle w:val="ListParagraph"/>
+        <w:numPr>
+          <w:ilvl w:val="0"/>
+          <w:numId w:val="2"/>
+        </w:numPr>
+        <w:rPr>
+          <w:lang w:val="en-US"/>
+        </w:rPr>
+      </w:pPr>
+      <w:r>
+        <w:rPr>
+          <w:lang w:val="en-US"/>
+        </w:rPr>
+        <w:t>Ở lâu dài (đâu đó)</w:t>
+      </w:r>
+    </w:p>
+    <w:p>
+      <w:pPr>
+        <w:rPr>
+          <w:lang w:val="en-US"/>
+        </w:rPr>
+      </w:pPr>
+    </w:p>
+    <w:p>
+      <w:pPr>
+        <w:rPr>
+          <w:lang w:val="en-US"/>
+        </w:rPr>
+      </w:pPr>
+      <w:r>
+        <w:rPr>
+          <w:lang w:val="en-US"/>
+        </w:rPr>
+        <w:t>Human – Con Người:</w:t>
+      </w:r>
+    </w:p>
+    <w:p>
+      <w:pPr>
+        <w:pStyle w:val="ListParagraph"/>
+        <w:numPr>
+          <w:ilvl w:val="0"/>
+          <w:numId w:val="9"/>
+        </w:numPr>
+        <w:rPr>
+          <w:lang w:val="en-US"/>
+        </w:rPr>
+      </w:pPr>
+      <w:r>
+        <w:rPr>
+          <w:lang w:val="en-US"/>
+        </w:rPr>
+        <w:t>“Mental”?</w:t>
+      </w:r>
+    </w:p>
+    <w:p>
+      <w:pPr>
+        <w:pStyle w:val="ListParagraph"/>
+        <w:numPr>
+          <w:ilvl w:val="0"/>
+          <w:numId w:val="2"/>
+        </w:numPr>
+        <w:rPr>
+          <w:lang w:val="en-US"/>
+        </w:rPr>
+      </w:pPr>
+      <w:r>
+        <w:rPr>
+          <w:lang w:val="en-US"/>
+        </w:rPr>
+        <w:t>Tinh thần</w:t>
+      </w:r>
+    </w:p>
+    <w:p>
+      <w:pPr>
+        <w:pStyle w:val="ListParagraph"/>
+        <w:numPr>
+          <w:ilvl w:val="0"/>
+          <w:numId w:val="9"/>
+        </w:numPr>
+        <w:rPr>
+          <w:lang w:val="en-US"/>
+        </w:rPr>
+      </w:pPr>
+      <w:r>
+        <w:rPr>
+          <w:lang w:val="en-US"/>
+        </w:rPr>
+        <w:t>“Divine”?</w:t>
+      </w:r>
+    </w:p>
+    <w:p>
+      <w:pPr>
+        <w:pStyle w:val="ListParagraph"/>
+        <w:numPr>
+          <w:ilvl w:val="0"/>
+          <w:numId w:val="2"/>
+        </w:numPr>
+        <w:rPr>
+          <w:lang w:val="en-US"/>
+        </w:rPr>
+      </w:pPr>
+      <w:r>
+        <w:rPr>
+          <w:lang w:val="en-US"/>
+        </w:rPr>
+        <w:t>Thần thánh</w:t>
+      </w:r>
+    </w:p>
+    <w:p>
+      <w:pPr>
+        <w:pStyle w:val="ListParagraph"/>
+        <w:numPr>
+          <w:ilvl w:val="0"/>
+          <w:numId w:val="9"/>
+        </w:numPr>
+        <w:rPr>
+          <w:lang w:val="en-US"/>
+        </w:rPr>
+      </w:pPr>
+      <w:r>
+        <w:rPr>
+          <w:lang w:val="en-US"/>
+        </w:rPr>
+        <w:t>“Solitary”?</w:t>
+      </w:r>
+    </w:p>
+    <w:p>
+      <w:pPr>
+        <w:pStyle w:val="ListParagraph"/>
+        <w:numPr>
+          <w:ilvl w:val="0"/>
+          <w:numId w:val="2"/>
+        </w:numPr>
+        <w:rPr>
+          <w:lang w:val="en-US"/>
+        </w:rPr>
+      </w:pPr>
+      <w:r>
+        <w:rPr>
+          <w:lang w:val="en-US"/>
+        </w:rPr>
+        <w:t>Đơn độc</w:t>
+      </w:r>
+    </w:p>
+    <w:p>
+      <w:pPr>
+        <w:pStyle w:val="ListParagraph"/>
+        <w:numPr>
+          <w:ilvl w:val="0"/>
+          <w:numId w:val="9"/>
+        </w:numPr>
+        <w:rPr>
+          <w:lang w:val="en-US"/>
+        </w:rPr>
+      </w:pPr>
+      <w:r>
+        <w:rPr>
+          <w:lang w:val="en-US"/>
+        </w:rPr>
+        <w:t>“Fortune”?</w:t>
+      </w:r>
+    </w:p>
+    <w:p>
+      <w:pPr>
+        <w:pStyle w:val="ListParagraph"/>
+        <w:numPr>
+          <w:ilvl w:val="0"/>
+          <w:numId w:val="2"/>
+        </w:numPr>
+        <w:rPr>
+          <w:lang w:val="en-US"/>
+        </w:rPr>
+      </w:pPr>
+      <w:r>
+        <w:rPr>
+          <w:lang w:val="en-US"/>
+        </w:rPr>
+        <w:t>Vận mệnh</w:t>
+      </w:r>
+    </w:p>
+    <w:p>
+      <w:pPr>
+        <w:pStyle w:val="ListParagraph"/>
+        <w:numPr>
+          <w:ilvl w:val="0"/>
+          <w:numId w:val="9"/>
+        </w:numPr>
+        <w:rPr>
+          <w:lang w:val="en-US"/>
+        </w:rPr>
+      </w:pPr>
+      <w:r>
+        <w:rPr>
+          <w:lang w:val="en-US"/>
+        </w:rPr>
+        <w:t>“Awareness”?</w:t>
+      </w:r>
+    </w:p>
+    <w:p>
+      <w:pPr>
+        <w:pStyle w:val="ListParagraph"/>
+        <w:numPr>
+          <w:ilvl w:val="0"/>
+          <w:numId w:val="2"/>
+        </w:numPr>
+        <w:rPr>
+          <w:lang w:val="en-US"/>
+        </w:rPr>
+      </w:pPr>
+      <w:r>
+        <w:rPr>
+          <w:lang w:val="en-US"/>
+        </w:rPr>
+        <w:t>Nhận thức</w:t>
+      </w:r>
+    </w:p>
+    <w:p>
+      <w:pPr>
+        <w:pStyle w:val="ListParagraph"/>
+        <w:numPr>
+          <w:ilvl w:val="0"/>
+          <w:numId w:val="9"/>
+        </w:numPr>
+        <w:rPr>
+          <w:lang w:val="en-US"/>
+        </w:rPr>
+      </w:pPr>
+      <w:r>
+        <w:rPr>
+          <w:lang w:val="en-US"/>
+        </w:rPr>
+        <w:t>“Thug”?</w:t>
+      </w:r>
+    </w:p>
+    <w:p>
+      <w:pPr>
+        <w:pStyle w:val="ListParagraph"/>
+        <w:numPr>
+          <w:ilvl w:val="0"/>
+          <w:numId w:val="2"/>
+        </w:numPr>
+        <w:rPr>
+          <w:lang w:val="en-US"/>
+        </w:rPr>
+      </w:pPr>
+      <w:r>
+        <w:rPr>
+          <w:lang w:val="en-US"/>
+        </w:rPr>
+        <w:t>Đầu gấu</w:t>
+      </w:r>
+    </w:p>
+    <w:p>
+      <w:pPr>
+        <w:pStyle w:val="ListParagraph"/>
+        <w:numPr>
+          <w:ilvl w:val="0"/>
+          <w:numId w:val="9"/>
+        </w:numPr>
+        <w:rPr>
+          <w:lang w:val="en-US"/>
+        </w:rPr>
+      </w:pPr>
+      <w:r>
+        <w:rPr>
+          <w:lang w:val="en-US"/>
+        </w:rPr>
+        <w:t>“Heir”?</w:t>
+      </w:r>
+    </w:p>
+    <w:p>
+      <w:pPr>
+        <w:pStyle w:val="ListParagraph"/>
+        <w:numPr>
+          <w:ilvl w:val="0"/>
+          <w:numId w:val="2"/>
+        </w:numPr>
+        <w:rPr>
+          <w:lang w:val="en-US"/>
+        </w:rPr>
+      </w:pPr>
+      <w:r>
+        <w:rPr>
+          <w:lang w:val="en-US"/>
+        </w:rPr>
+        <w:t>Người được thừa kế (tài sản)</w:t>
+      </w:r>
+    </w:p>
+    <w:p>
+      <w:pPr>
+        <w:pStyle w:val="ListParagraph"/>
+        <w:numPr>
+          <w:ilvl w:val="0"/>
+          <w:numId w:val="9"/>
+        </w:numPr>
+        <w:rPr>
+          <w:lang w:val="en-US"/>
+        </w:rPr>
+      </w:pPr>
+      <w:r>
+        <w:rPr>
+          <w:lang w:val="en-US"/>
+        </w:rPr>
+        <w:t>“Burden”?</w:t>
+      </w:r>
+    </w:p>
+    <w:p>
+      <w:pPr>
+        <w:pStyle w:val="ListParagraph"/>
+        <w:numPr>
+          <w:ilvl w:val="0"/>
+          <w:numId w:val="2"/>
+        </w:numPr>
+        <w:rPr>
+          <w:lang w:val="en-US"/>
+        </w:rPr>
+      </w:pPr>
+      <w:r>
+        <w:rPr>
+          <w:lang w:val="en-US"/>
+        </w:rPr>
+        <w:t>Gánh nặng</w:t>
+      </w:r>
+    </w:p>
+    <w:p>
+      <w:pPr>
+        <w:rPr>
+          <w:lang w:val="en-US"/>
+        </w:rPr>
+      </w:pPr>
+    </w:p>
+    <w:p>
+      <w:pPr>
+        <w:rPr>
+          <w:lang w:val="en-US"/>
+        </w:rPr>
+      </w:pPr>
+      <w:r>
+        <w:rPr>
+          <w:lang w:val="en-US"/>
+        </w:rPr>
+        <w:t>Religion – Tôn Giáo:</w:t>
+      </w:r>
+    </w:p>
+    <w:p>
+      <w:pPr>
+        <w:pStyle w:val="ListParagraph"/>
+        <w:numPr>
+          <w:ilvl w:val="0"/>
+          <w:numId w:val="15"/>
+        </w:numPr>
+        <w:rPr>
+          <w:lang w:val="en-US"/>
+        </w:rPr>
+      </w:pPr>
+      <w:r>
+        <w:rPr>
+          <w:lang w:val="en-US"/>
+        </w:rPr>
+        <w:t>“Clergy”?</w:t>
+      </w:r>
+    </w:p>
+    <w:p>
+      <w:pPr>
+        <w:pStyle w:val="ListParagraph"/>
+        <w:numPr>
+          <w:ilvl w:val="0"/>
+          <w:numId w:val="2"/>
+        </w:numPr>
+        <w:rPr>
+          <w:lang w:val="en-US"/>
+        </w:rPr>
+      </w:pPr>
+      <w:r>
+        <w:rPr>
+          <w:lang w:val="en-US"/>
+        </w:rPr>
         <w:lastRenderedPageBreak/>
-        <w:t>“Retain”?</w:t>
-      </w:r>
-    </w:p>
-    <w:p>
-      <w:pPr>
-        <w:pStyle w:val="ListParagraph"/>
-        <w:numPr>
-          <w:ilvl w:val="0"/>
-          <w:numId w:val="2"/>
-        </w:numPr>
-        <w:rPr>
-          <w:lang w:val="en-US"/>
-        </w:rPr>
-      </w:pPr>
-      <w:r>
-        <w:rPr>
-          <w:lang w:val="en-US"/>
-        </w:rPr>
-        <w:t>Níu giữ (1 cái gì đó để nó không mất đi)</w:t>
-      </w:r>
-    </w:p>
-    <w:p>
-      <w:pPr>
-        <w:pStyle w:val="ListParagraph"/>
-        <w:numPr>
-          <w:ilvl w:val="0"/>
-          <w:numId w:val="11"/>
-        </w:numPr>
-        <w:rPr>
-          <w:lang w:val="en-US"/>
-        </w:rPr>
-      </w:pPr>
-      <w:r>
-        <w:rPr>
-          <w:lang w:val="en-US"/>
-        </w:rPr>
-        <w:t>“Annotate”?</w:t>
-      </w:r>
-    </w:p>
-    <w:p>
-      <w:pPr>
-        <w:pStyle w:val="ListParagraph"/>
-        <w:numPr>
-          <w:ilvl w:val="0"/>
-          <w:numId w:val="2"/>
-        </w:numPr>
-        <w:rPr>
-          <w:lang w:val="en-US"/>
-        </w:rPr>
-      </w:pPr>
-      <w:r>
-        <w:rPr>
-          <w:lang w:val="en-US"/>
-        </w:rPr>
-        <w:t>Ghi chú</w:t>
-      </w:r>
-    </w:p>
-    <w:p>
-      <w:pPr>
-        <w:pStyle w:val="ListParagraph"/>
-        <w:numPr>
-          <w:ilvl w:val="0"/>
-          <w:numId w:val="11"/>
-        </w:numPr>
-        <w:rPr>
-          <w:lang w:val="en-US"/>
-        </w:rPr>
-      </w:pPr>
-      <w:r>
-        <w:rPr>
-          <w:lang w:val="en-US"/>
-        </w:rPr>
-        <w:t>“Facilitate”?</w:t>
-      </w:r>
-    </w:p>
-    <w:p>
-      <w:pPr>
-        <w:pStyle w:val="ListParagraph"/>
-        <w:numPr>
-          <w:ilvl w:val="0"/>
-          <w:numId w:val="2"/>
-        </w:numPr>
-        <w:rPr>
-          <w:lang w:val="en-US"/>
-        </w:rPr>
-      </w:pPr>
-      <w:r>
-        <w:rPr>
-          <w:lang w:val="en-US"/>
-        </w:rPr>
-        <w:t>Làm cho dễ thở hơn (1 việc gì đó)</w:t>
-      </w:r>
-    </w:p>
-    <w:p>
-      <w:pPr>
-        <w:pStyle w:val="ListParagraph"/>
-        <w:numPr>
-          <w:ilvl w:val="0"/>
-          <w:numId w:val="11"/>
-        </w:numPr>
-        <w:rPr>
-          <w:lang w:val="en-US"/>
-        </w:rPr>
-      </w:pPr>
-      <w:r>
-        <w:rPr>
-          <w:lang w:val="en-US"/>
-        </w:rPr>
-        <w:t>“Grasp”?</w:t>
-      </w:r>
-    </w:p>
-    <w:p>
-      <w:pPr>
-        <w:pStyle w:val="ListParagraph"/>
-        <w:numPr>
-          <w:ilvl w:val="0"/>
-          <w:numId w:val="2"/>
-        </w:numPr>
-        <w:rPr>
-          <w:lang w:val="en-US"/>
-        </w:rPr>
-      </w:pPr>
-      <w:r>
-        <w:rPr>
-          <w:lang w:val="en-US"/>
-        </w:rPr>
-        <w:t>Nắm chặt</w:t>
-      </w:r>
-    </w:p>
-    <w:p>
-      <w:pPr>
-        <w:pStyle w:val="ListParagraph"/>
-        <w:numPr>
-          <w:ilvl w:val="0"/>
-          <w:numId w:val="11"/>
-        </w:numPr>
-        <w:rPr>
-          <w:lang w:val="en-US"/>
-        </w:rPr>
-      </w:pPr>
-      <w:r>
-        <w:rPr>
-          <w:lang w:val="en-US"/>
-        </w:rPr>
-        <w:t>“Plague”?</w:t>
-      </w:r>
-    </w:p>
-    <w:p>
-      <w:pPr>
-        <w:pStyle w:val="ListParagraph"/>
-        <w:numPr>
-          <w:ilvl w:val="0"/>
-          <w:numId w:val="2"/>
-        </w:numPr>
-        <w:rPr>
-          <w:lang w:val="en-US"/>
-        </w:rPr>
-      </w:pPr>
-      <w:r>
-        <w:rPr>
-          <w:lang w:val="en-US"/>
-        </w:rPr>
-        <w:t>Gây đau khổ (cho ai đó)</w:t>
-      </w:r>
-    </w:p>
-    <w:p>
-      <w:pPr>
-        <w:pStyle w:val="ListParagraph"/>
-        <w:numPr>
-          <w:ilvl w:val="0"/>
-          <w:numId w:val="11"/>
-        </w:numPr>
-        <w:rPr>
-          <w:lang w:val="en-US"/>
-        </w:rPr>
-      </w:pPr>
-      <w:r>
-        <w:rPr>
-          <w:lang w:val="en-US"/>
-        </w:rPr>
-        <w:t>“Dictate”?</w:t>
-      </w:r>
-    </w:p>
-    <w:p>
-      <w:pPr>
-        <w:pStyle w:val="ListParagraph"/>
-        <w:numPr>
-          <w:ilvl w:val="0"/>
-          <w:numId w:val="2"/>
-        </w:numPr>
-        <w:rPr>
-          <w:lang w:val="en-US"/>
-        </w:rPr>
-      </w:pPr>
-      <w:r>
-        <w:rPr>
-          <w:lang w:val="en-US"/>
-        </w:rPr>
-        <w:t>Quyết định</w:t>
-      </w:r>
-      <w:r>
-        <w:rPr>
-          <w:lang w:val="en-US"/>
-        </w:rPr>
-        <w:t xml:space="preserve"> (tương lai hay gì đó)</w:t>
-      </w:r>
-    </w:p>
-    <w:p>
-      <w:pPr>
-        <w:rPr>
-          <w:lang w:val="en-US"/>
-        </w:rPr>
-      </w:pPr>
-    </w:p>
-    <w:p>
-      <w:pPr>
-        <w:rPr>
-          <w:lang w:val="en-US"/>
-        </w:rPr>
-      </w:pPr>
-      <w:r>
-        <w:rPr>
-          <w:lang w:val="en-US"/>
-        </w:rPr>
-        <w:t>Position – Vị Trí:</w:t>
-      </w:r>
-    </w:p>
-    <w:p>
-      <w:pPr>
-        <w:pStyle w:val="ListParagraph"/>
-        <w:numPr>
-          <w:ilvl w:val="0"/>
-          <w:numId w:val="18"/>
-        </w:numPr>
-        <w:rPr>
-          <w:lang w:val="en-US"/>
-        </w:rPr>
-      </w:pPr>
-      <w:r>
-        <w:rPr>
-          <w:lang w:val="en-US"/>
-        </w:rPr>
-        <w:t>“Precede”?</w:t>
-      </w:r>
-    </w:p>
-    <w:p>
-      <w:pPr>
-        <w:pStyle w:val="ListParagraph"/>
-        <w:numPr>
-          <w:ilvl w:val="0"/>
-          <w:numId w:val="2"/>
-        </w:numPr>
-        <w:rPr>
-          <w:lang w:val="en-US"/>
-        </w:rPr>
-      </w:pPr>
-      <w:r>
-        <w:rPr>
-          <w:lang w:val="en-US"/>
-        </w:rPr>
-        <w:t>Đứng trước</w:t>
-      </w:r>
-    </w:p>
-    <w:p>
-      <w:pPr>
-        <w:pStyle w:val="ListParagraph"/>
-        <w:numPr>
-          <w:ilvl w:val="0"/>
-          <w:numId w:val="18"/>
-        </w:numPr>
-        <w:rPr>
-          <w:lang w:val="en-US"/>
-        </w:rPr>
-      </w:pPr>
-      <w:r>
-        <w:rPr>
-          <w:lang w:val="en-US"/>
-        </w:rPr>
-        <w:t>“Resident”?</w:t>
-      </w:r>
-    </w:p>
-    <w:p>
-      <w:pPr>
-        <w:pStyle w:val="ListParagraph"/>
-        <w:numPr>
-          <w:ilvl w:val="0"/>
-          <w:numId w:val="2"/>
-        </w:numPr>
-        <w:rPr>
-          <w:lang w:val="en-US"/>
-        </w:rPr>
-      </w:pPr>
-      <w:r>
-        <w:rPr>
-          <w:lang w:val="en-US"/>
-        </w:rPr>
-        <w:t>Ở lâu dài (đâu đó)</w:t>
-      </w:r>
-    </w:p>
-    <w:p>
-      <w:pPr>
-        <w:rPr>
-          <w:lang w:val="en-US"/>
-        </w:rPr>
-      </w:pPr>
-    </w:p>
-    <w:p>
-      <w:pPr>
-        <w:rPr>
-          <w:lang w:val="en-US"/>
-        </w:rPr>
-      </w:pPr>
-      <w:r>
-        <w:rPr>
-          <w:lang w:val="en-US"/>
-        </w:rPr>
-        <w:t>Human – Con Người:</w:t>
-      </w:r>
-    </w:p>
-    <w:p>
-      <w:pPr>
-        <w:pStyle w:val="ListParagraph"/>
-        <w:numPr>
-          <w:ilvl w:val="0"/>
-          <w:numId w:val="9"/>
-        </w:numPr>
-        <w:rPr>
-          <w:lang w:val="en-US"/>
-        </w:rPr>
-      </w:pPr>
-      <w:r>
-        <w:rPr>
-          <w:lang w:val="en-US"/>
-        </w:rPr>
-        <w:t>“Mental”?</w:t>
-      </w:r>
-    </w:p>
-    <w:p>
-      <w:pPr>
-        <w:pStyle w:val="ListParagraph"/>
-        <w:numPr>
-          <w:ilvl w:val="0"/>
-          <w:numId w:val="2"/>
-        </w:numPr>
-        <w:rPr>
-          <w:lang w:val="en-US"/>
-        </w:rPr>
-      </w:pPr>
-      <w:r>
-        <w:rPr>
-          <w:lang w:val="en-US"/>
-        </w:rPr>
-        <w:t>Tinh thần</w:t>
-      </w:r>
-    </w:p>
-    <w:p>
-      <w:pPr>
-        <w:pStyle w:val="ListParagraph"/>
-        <w:numPr>
-          <w:ilvl w:val="0"/>
-          <w:numId w:val="9"/>
-        </w:numPr>
-        <w:rPr>
-          <w:lang w:val="en-US"/>
-        </w:rPr>
-      </w:pPr>
-      <w:r>
-        <w:rPr>
-          <w:lang w:val="en-US"/>
-        </w:rPr>
-        <w:t>“Divine”?</w:t>
-      </w:r>
-    </w:p>
-    <w:p>
-      <w:pPr>
-        <w:pStyle w:val="ListParagraph"/>
-        <w:numPr>
-          <w:ilvl w:val="0"/>
-          <w:numId w:val="2"/>
-        </w:numPr>
-        <w:rPr>
-          <w:lang w:val="en-US"/>
-        </w:rPr>
-      </w:pPr>
-      <w:r>
-        <w:rPr>
-          <w:lang w:val="en-US"/>
-        </w:rPr>
-        <w:t>Thần thánh</w:t>
-      </w:r>
-    </w:p>
-    <w:p>
-      <w:pPr>
-        <w:pStyle w:val="ListParagraph"/>
-        <w:numPr>
-          <w:ilvl w:val="0"/>
-          <w:numId w:val="9"/>
-        </w:numPr>
-        <w:rPr>
-          <w:lang w:val="en-US"/>
-        </w:rPr>
-      </w:pPr>
-      <w:r>
-        <w:rPr>
-          <w:lang w:val="en-US"/>
-        </w:rPr>
-        <w:t>“Solitary”?</w:t>
-      </w:r>
-    </w:p>
-    <w:p>
-      <w:pPr>
-        <w:pStyle w:val="ListParagraph"/>
-        <w:numPr>
-          <w:ilvl w:val="0"/>
-          <w:numId w:val="2"/>
-        </w:numPr>
-        <w:rPr>
-          <w:lang w:val="en-US"/>
-        </w:rPr>
-      </w:pPr>
-      <w:r>
-        <w:rPr>
-          <w:lang w:val="en-US"/>
-        </w:rPr>
-        <w:t>Đơn độc</w:t>
-      </w:r>
-    </w:p>
-    <w:p>
-      <w:pPr>
-        <w:pStyle w:val="ListParagraph"/>
-        <w:numPr>
-          <w:ilvl w:val="0"/>
-          <w:numId w:val="9"/>
-        </w:numPr>
-        <w:rPr>
-          <w:lang w:val="en-US"/>
-        </w:rPr>
-      </w:pPr>
-      <w:r>
-        <w:rPr>
-          <w:lang w:val="en-US"/>
-        </w:rPr>
-        <w:t>“Fortune”?</w:t>
-      </w:r>
-    </w:p>
-    <w:p>
-      <w:pPr>
-        <w:pStyle w:val="ListParagraph"/>
-        <w:numPr>
-          <w:ilvl w:val="0"/>
-          <w:numId w:val="2"/>
-        </w:numPr>
-        <w:rPr>
-          <w:lang w:val="en-US"/>
-        </w:rPr>
-      </w:pPr>
-      <w:r>
-        <w:rPr>
-          <w:lang w:val="en-US"/>
-        </w:rPr>
-        <w:t>Vận mệnh</w:t>
-      </w:r>
-    </w:p>
-    <w:p>
-      <w:pPr>
-        <w:pStyle w:val="ListParagraph"/>
-        <w:numPr>
-          <w:ilvl w:val="0"/>
-          <w:numId w:val="9"/>
-        </w:numPr>
-        <w:rPr>
-          <w:lang w:val="en-US"/>
-        </w:rPr>
-      </w:pPr>
-      <w:r>
-        <w:rPr>
-          <w:lang w:val="en-US"/>
-        </w:rPr>
-        <w:t>“Awareness”?</w:t>
-      </w:r>
-    </w:p>
-    <w:p>
-      <w:pPr>
-        <w:pStyle w:val="ListParagraph"/>
-        <w:numPr>
-          <w:ilvl w:val="0"/>
-          <w:numId w:val="2"/>
-        </w:numPr>
-        <w:rPr>
-          <w:lang w:val="en-US"/>
-        </w:rPr>
-      </w:pPr>
-      <w:r>
-        <w:rPr>
-          <w:lang w:val="en-US"/>
-        </w:rPr>
-        <w:t>Nhận thức</w:t>
-      </w:r>
-    </w:p>
-    <w:p>
-      <w:pPr>
-        <w:pStyle w:val="ListParagraph"/>
-        <w:numPr>
-          <w:ilvl w:val="0"/>
-          <w:numId w:val="9"/>
-        </w:numPr>
-        <w:rPr>
-          <w:lang w:val="en-US"/>
-        </w:rPr>
-      </w:pPr>
-      <w:r>
-        <w:rPr>
-          <w:lang w:val="en-US"/>
-        </w:rPr>
-        <w:t>“Thug”?</w:t>
-      </w:r>
-    </w:p>
-    <w:p>
-      <w:pPr>
-        <w:pStyle w:val="ListParagraph"/>
-        <w:numPr>
-          <w:ilvl w:val="0"/>
-          <w:numId w:val="2"/>
-        </w:numPr>
-        <w:rPr>
-          <w:lang w:val="en-US"/>
-        </w:rPr>
-      </w:pPr>
-      <w:r>
-        <w:rPr>
-          <w:lang w:val="en-US"/>
-        </w:rPr>
-        <w:t>Đầu gấu</w:t>
-      </w:r>
-    </w:p>
-    <w:p>
-      <w:pPr>
-        <w:pStyle w:val="ListParagraph"/>
-        <w:numPr>
-          <w:ilvl w:val="0"/>
-          <w:numId w:val="9"/>
-        </w:numPr>
-        <w:rPr>
-          <w:lang w:val="en-US"/>
-        </w:rPr>
-      </w:pPr>
-      <w:r>
-        <w:rPr>
-          <w:lang w:val="en-US"/>
-        </w:rPr>
-        <w:t>“Heir”?</w:t>
-      </w:r>
-    </w:p>
-    <w:p>
-      <w:pPr>
-        <w:pStyle w:val="ListParagraph"/>
-        <w:numPr>
-          <w:ilvl w:val="0"/>
-          <w:numId w:val="2"/>
-        </w:numPr>
-        <w:rPr>
-          <w:lang w:val="en-US"/>
-        </w:rPr>
-      </w:pPr>
-      <w:r>
-        <w:rPr>
-          <w:lang w:val="en-US"/>
-        </w:rPr>
-        <w:t>Người được thừa kế (tài sản)</w:t>
-      </w:r>
-    </w:p>
-    <w:p>
-      <w:pPr>
-        <w:pStyle w:val="ListParagraph"/>
-        <w:numPr>
-          <w:ilvl w:val="0"/>
-          <w:numId w:val="9"/>
-        </w:numPr>
-        <w:rPr>
-          <w:lang w:val="en-US"/>
-        </w:rPr>
-      </w:pPr>
-      <w:r>
-        <w:rPr>
-          <w:lang w:val="en-US"/>
-        </w:rPr>
-        <w:t>“Burden”?</w:t>
-      </w:r>
-    </w:p>
-    <w:p>
-      <w:pPr>
-        <w:pStyle w:val="ListParagraph"/>
-        <w:numPr>
-          <w:ilvl w:val="0"/>
-          <w:numId w:val="2"/>
-        </w:numPr>
-        <w:rPr>
-          <w:lang w:val="en-US"/>
-        </w:rPr>
-      </w:pPr>
-      <w:r>
-        <w:rPr>
-          <w:lang w:val="en-US"/>
-        </w:rPr>
-        <w:t>Gánh nặng</w:t>
-      </w:r>
-    </w:p>
-    <w:p>
-      <w:pPr>
-        <w:rPr>
-          <w:lang w:val="en-US"/>
-        </w:rPr>
-      </w:pPr>
-    </w:p>
-    <w:p>
-      <w:pPr>
-        <w:rPr>
-          <w:lang w:val="en-US"/>
-        </w:rPr>
-      </w:pPr>
-      <w:r>
-        <w:rPr>
-          <w:lang w:val="en-US"/>
-        </w:rPr>
-        <w:t>Religion – Tôn Giáo:</w:t>
+        <w:t>Tu sĩ</w:t>
       </w:r>
     </w:p>
     <w:p>
@@ -2132,42 +2205,6 @@
         <w:rPr>
           <w:lang w:val="en-US"/>
         </w:rPr>
-        <w:t>“Clergy”?</w:t>
-      </w:r>
-    </w:p>
-    <w:p>
-      <w:pPr>
-        <w:pStyle w:val="ListParagraph"/>
-        <w:numPr>
-          <w:ilvl w:val="0"/>
-          <w:numId w:val="2"/>
-        </w:numPr>
-        <w:rPr>
-          <w:lang w:val="en-US"/>
-        </w:rPr>
-      </w:pPr>
-      <w:r>
-        <w:rPr>
-          <w:lang w:val="en-US"/>
-        </w:rPr>
-        <w:t>Tu sĩ</w:t>
-      </w:r>
-    </w:p>
-    <w:p>
-      <w:pPr>
-        <w:pStyle w:val="ListParagraph"/>
-        <w:numPr>
-          <w:ilvl w:val="0"/>
-          <w:numId w:val="15"/>
-        </w:numPr>
-        <w:rPr>
-          <w:lang w:val="en-US"/>
-        </w:rPr>
-      </w:pPr>
-      <w:r>
-        <w:rPr>
-          <w:lang w:val="en-US"/>
-        </w:rPr>
         <w:t>“Come To Pass”?</w:t>
       </w:r>
     </w:p>
@@ -2186,575 +2223,575 @@
         <w:rPr>
           <w:lang w:val="en-US"/>
         </w:rPr>
+        <w:t>Xảy ra (1 sự việc trong kinh thánh)</w:t>
+      </w:r>
+    </w:p>
+    <w:p>
+      <w:pPr>
+        <w:rPr>
+          <w:lang w:val="en-US"/>
+        </w:rPr>
+      </w:pPr>
+    </w:p>
+    <w:p>
+      <w:pPr>
+        <w:rPr>
+          <w:lang w:val="en-US"/>
+        </w:rPr>
+      </w:pPr>
+      <w:r>
+        <w:rPr>
+          <w:lang w:val="en-US"/>
+        </w:rPr>
+        <w:t>War – Chiến Tranh:</w:t>
+      </w:r>
+    </w:p>
+    <w:p>
+      <w:pPr>
+        <w:pStyle w:val="ListParagraph"/>
+        <w:numPr>
+          <w:ilvl w:val="0"/>
+          <w:numId w:val="10"/>
+        </w:numPr>
+        <w:rPr>
+          <w:lang w:val="en-US"/>
+        </w:rPr>
+      </w:pPr>
+      <w:r>
+        <w:rPr>
+          <w:lang w:val="en-US"/>
+        </w:rPr>
+        <w:t>“Sentinal”?</w:t>
+      </w:r>
+    </w:p>
+    <w:p>
+      <w:pPr>
+        <w:pStyle w:val="ListParagraph"/>
+        <w:numPr>
+          <w:ilvl w:val="0"/>
+          <w:numId w:val="2"/>
+        </w:numPr>
+        <w:rPr>
+          <w:lang w:val="en-US"/>
+        </w:rPr>
+      </w:pPr>
+      <w:r>
+        <w:rPr>
+          <w:lang w:val="en-US"/>
+        </w:rPr>
+        <w:t>Lính gác</w:t>
+      </w:r>
+    </w:p>
+    <w:p>
+      <w:pPr>
+        <w:pStyle w:val="ListParagraph"/>
+        <w:numPr>
+          <w:ilvl w:val="0"/>
+          <w:numId w:val="10"/>
+        </w:numPr>
+        <w:rPr>
+          <w:lang w:val="en-US"/>
+        </w:rPr>
+      </w:pPr>
+      <w:r>
+        <w:rPr>
+          <w:lang w:val="en-US"/>
+        </w:rPr>
+        <w:t>“Sentry”?</w:t>
+      </w:r>
+    </w:p>
+    <w:p>
+      <w:pPr>
+        <w:pStyle w:val="ListParagraph"/>
+        <w:numPr>
+          <w:ilvl w:val="0"/>
+          <w:numId w:val="2"/>
+        </w:numPr>
+        <w:rPr>
+          <w:lang w:val="en-US"/>
+        </w:rPr>
+      </w:pPr>
+      <w:r>
+        <w:rPr>
+          <w:lang w:val="en-US"/>
+        </w:rPr>
+        <w:t>Lính canh</w:t>
+      </w:r>
+    </w:p>
+    <w:p>
+      <w:pPr>
+        <w:pStyle w:val="ListParagraph"/>
+        <w:numPr>
+          <w:ilvl w:val="0"/>
+          <w:numId w:val="10"/>
+        </w:numPr>
+        <w:rPr>
+          <w:lang w:val="en-US"/>
+        </w:rPr>
+      </w:pPr>
+      <w:r>
+        <w:rPr>
+          <w:lang w:val="en-US"/>
+        </w:rPr>
+        <w:t>“Banish”?</w:t>
+      </w:r>
+    </w:p>
+    <w:p>
+      <w:pPr>
+        <w:pStyle w:val="ListParagraph"/>
+        <w:numPr>
+          <w:ilvl w:val="0"/>
+          <w:numId w:val="2"/>
+        </w:numPr>
+        <w:rPr>
+          <w:lang w:val="en-US"/>
+        </w:rPr>
+      </w:pPr>
+      <w:r>
+        <w:rPr>
+          <w:lang w:val="en-US"/>
+        </w:rPr>
+        <w:t>Trục xuất</w:t>
+      </w:r>
+    </w:p>
+    <w:p>
+      <w:pPr>
+        <w:pStyle w:val="ListParagraph"/>
+        <w:numPr>
+          <w:ilvl w:val="0"/>
+          <w:numId w:val="10"/>
+        </w:numPr>
+        <w:rPr>
+          <w:lang w:val="en-US"/>
+        </w:rPr>
+      </w:pPr>
+      <w:r>
+        <w:rPr>
+          <w:lang w:val="en-US"/>
+        </w:rPr>
+        <w:t>“Triumphant”?</w:t>
+      </w:r>
+    </w:p>
+    <w:p>
+      <w:pPr>
+        <w:pStyle w:val="ListParagraph"/>
+        <w:numPr>
+          <w:ilvl w:val="0"/>
+          <w:numId w:val="2"/>
+        </w:numPr>
+        <w:rPr>
+          <w:lang w:val="en-US"/>
+        </w:rPr>
+      </w:pPr>
+      <w:r>
+        <w:rPr>
+          <w:lang w:val="en-US"/>
+        </w:rPr>
+        <w:t>Cảm giác chiến thắng</w:t>
+      </w:r>
+    </w:p>
+    <w:p>
+      <w:pPr>
+        <w:pStyle w:val="ListParagraph"/>
+        <w:numPr>
+          <w:ilvl w:val="0"/>
+          <w:numId w:val="10"/>
+        </w:numPr>
+        <w:rPr>
+          <w:lang w:val="en-US"/>
+        </w:rPr>
+      </w:pPr>
+      <w:r>
+        <w:rPr>
+          <w:lang w:val="en-US"/>
+        </w:rPr>
+        <w:t>“Mercenary”?</w:t>
+      </w:r>
+    </w:p>
+    <w:p>
+      <w:pPr>
+        <w:pStyle w:val="ListParagraph"/>
+        <w:numPr>
+          <w:ilvl w:val="0"/>
+          <w:numId w:val="2"/>
+        </w:numPr>
+        <w:rPr>
+          <w:lang w:val="en-US"/>
+        </w:rPr>
+      </w:pPr>
+      <w:r>
+        <w:rPr>
+          <w:lang w:val="en-US"/>
+        </w:rPr>
+        <w:t>Lính đánh thuê</w:t>
+      </w:r>
+    </w:p>
+    <w:p>
+      <w:pPr>
+        <w:pStyle w:val="ListParagraph"/>
+        <w:numPr>
+          <w:ilvl w:val="0"/>
+          <w:numId w:val="10"/>
+        </w:numPr>
+        <w:rPr>
+          <w:lang w:val="en-US"/>
+        </w:rPr>
+      </w:pPr>
+      <w:r>
+        <w:rPr>
+          <w:lang w:val="en-US"/>
+        </w:rPr>
+        <w:t>“Enlist”?</w:t>
+      </w:r>
+    </w:p>
+    <w:p>
+      <w:pPr>
+        <w:pStyle w:val="ListParagraph"/>
+        <w:numPr>
+          <w:ilvl w:val="0"/>
+          <w:numId w:val="2"/>
+        </w:numPr>
+        <w:rPr>
+          <w:lang w:val="en-US"/>
+        </w:rPr>
+      </w:pPr>
+      <w:r>
+        <w:rPr>
+          <w:lang w:val="en-US"/>
+        </w:rPr>
+        <w:t>Nhập ngũ</w:t>
+      </w:r>
+    </w:p>
+    <w:p>
+      <w:pPr>
+        <w:pStyle w:val="ListParagraph"/>
+        <w:numPr>
+          <w:ilvl w:val="0"/>
+          <w:numId w:val="10"/>
+        </w:numPr>
+        <w:rPr>
+          <w:lang w:val="en-US"/>
+        </w:rPr>
+      </w:pPr>
+      <w:r>
+        <w:rPr>
+          <w:lang w:val="en-US"/>
+        </w:rPr>
+        <w:t>“Crumble”?</w:t>
+      </w:r>
+    </w:p>
+    <w:p>
+      <w:pPr>
+        <w:pStyle w:val="ListParagraph"/>
+        <w:numPr>
+          <w:ilvl w:val="0"/>
+          <w:numId w:val="2"/>
+        </w:numPr>
+        <w:rPr>
+          <w:lang w:val="en-US"/>
+        </w:rPr>
+      </w:pPr>
+      <w:r>
+        <w:rPr>
+          <w:lang w:val="en-US"/>
+        </w:rPr>
+        <w:t>Tan rã (nhóm người)</w:t>
+      </w:r>
+    </w:p>
+    <w:p>
+      <w:pPr>
+        <w:pStyle w:val="ListParagraph"/>
+        <w:numPr>
+          <w:ilvl w:val="0"/>
+          <w:numId w:val="10"/>
+        </w:numPr>
+        <w:rPr>
+          <w:lang w:val="en-US"/>
+        </w:rPr>
+      </w:pPr>
+      <w:r>
+        <w:rPr>
+          <w:lang w:val="en-US"/>
+        </w:rPr>
+        <w:t>“Outpost”?</w:t>
+      </w:r>
+    </w:p>
+    <w:p>
+      <w:pPr>
+        <w:pStyle w:val="ListParagraph"/>
+        <w:numPr>
+          <w:ilvl w:val="0"/>
+          <w:numId w:val="2"/>
+        </w:numPr>
+        <w:rPr>
+          <w:lang w:val="en-US"/>
+        </w:rPr>
+      </w:pPr>
+      <w:r>
+        <w:rPr>
+          <w:lang w:val="en-US"/>
+        </w:rPr>
+        <w:t>Trại quân sự</w:t>
+      </w:r>
+    </w:p>
+    <w:p>
+      <w:pPr>
+        <w:rPr>
+          <w:lang w:val="en-US"/>
+        </w:rPr>
+      </w:pPr>
+    </w:p>
+    <w:p>
+      <w:pPr>
+        <w:rPr>
+          <w:lang w:val="en-US"/>
+        </w:rPr>
+      </w:pPr>
+      <w:r>
+        <w:rPr>
+          <w:lang w:val="en-US"/>
+        </w:rPr>
+        <w:t>Time – Thời Gian:</w:t>
+      </w:r>
+    </w:p>
+    <w:p>
+      <w:pPr>
+        <w:pStyle w:val="ListParagraph"/>
+        <w:numPr>
+          <w:ilvl w:val="0"/>
+          <w:numId w:val="19"/>
+        </w:numPr>
+        <w:rPr>
+          <w:lang w:val="en-US"/>
+        </w:rPr>
+      </w:pPr>
+      <w:r>
+        <w:rPr>
+          <w:lang w:val="en-US"/>
+        </w:rPr>
+        <w:t>“Elapse”?</w:t>
+      </w:r>
+    </w:p>
+    <w:p>
+      <w:pPr>
+        <w:pStyle w:val="ListParagraph"/>
+        <w:numPr>
+          <w:ilvl w:val="0"/>
+          <w:numId w:val="2"/>
+        </w:numPr>
+        <w:rPr>
+          <w:lang w:val="en-US"/>
+        </w:rPr>
+      </w:pPr>
+      <w:r>
+        <w:rPr>
+          <w:lang w:val="en-US"/>
+        </w:rPr>
+        <w:t>Trôi qua</w:t>
+      </w:r>
+    </w:p>
+    <w:p>
+      <w:pPr>
+        <w:rPr>
+          <w:lang w:val="en-US"/>
+        </w:rPr>
+      </w:pPr>
+    </w:p>
+    <w:p>
+      <w:pPr>
+        <w:rPr>
+          <w:lang w:val="en-US"/>
+        </w:rPr>
+      </w:pPr>
+      <w:r>
+        <w:rPr>
+          <w:lang w:val="en-US"/>
+        </w:rPr>
+        <w:t>Elemental – Nguyên Tố:</w:t>
+      </w:r>
+    </w:p>
+    <w:p>
+      <w:pPr>
+        <w:pStyle w:val="ListParagraph"/>
+        <w:numPr>
+          <w:ilvl w:val="0"/>
+          <w:numId w:val="12"/>
+        </w:numPr>
+        <w:rPr>
+          <w:lang w:val="en-US"/>
+        </w:rPr>
+      </w:pPr>
+      <w:r>
+        <w:rPr>
+          <w:lang w:val="en-US"/>
+        </w:rPr>
+        <w:t>“Scorch”?</w:t>
+      </w:r>
+    </w:p>
+    <w:p>
+      <w:pPr>
+        <w:pStyle w:val="ListParagraph"/>
+        <w:numPr>
+          <w:ilvl w:val="0"/>
+          <w:numId w:val="2"/>
+        </w:numPr>
+        <w:rPr>
+          <w:lang w:val="en-US"/>
+        </w:rPr>
+      </w:pPr>
+      <w:r>
+        <w:rPr>
+          <w:lang w:val="en-US"/>
+        </w:rPr>
+        <w:t>Thiêu đốt</w:t>
+      </w:r>
+    </w:p>
+    <w:p>
+      <w:pPr>
+        <w:pStyle w:val="ListParagraph"/>
+        <w:numPr>
+          <w:ilvl w:val="0"/>
+          <w:numId w:val="12"/>
+        </w:numPr>
+        <w:rPr>
+          <w:lang w:val="en-US"/>
+        </w:rPr>
+      </w:pPr>
+      <w:r>
+        <w:rPr>
+          <w:lang w:val="en-US"/>
+        </w:rPr>
+        <w:t>“Enchant”?</w:t>
+      </w:r>
+    </w:p>
+    <w:p>
+      <w:pPr>
+        <w:pStyle w:val="ListParagraph"/>
+        <w:numPr>
+          <w:ilvl w:val="0"/>
+          <w:numId w:val="2"/>
+        </w:numPr>
+        <w:rPr>
+          <w:lang w:val="en-US"/>
+        </w:rPr>
+      </w:pPr>
+      <w:r>
+        <w:rPr>
+          <w:lang w:val="en-US"/>
+        </w:rPr>
+        <w:t>Tác động ma thuật (lên 1 món đồ)</w:t>
+      </w:r>
+    </w:p>
+    <w:p>
+      <w:pPr>
+        <w:rPr>
+          <w:lang w:val="en-US"/>
+        </w:rPr>
+      </w:pPr>
+    </w:p>
+    <w:p>
+      <w:pPr>
+        <w:rPr>
+          <w:lang w:val="en-US"/>
+        </w:rPr>
+      </w:pPr>
+      <w:r>
+        <w:rPr>
+          <w:lang w:val="en-US"/>
+        </w:rPr>
+        <w:t>Animal – Động Vật:</w:t>
+      </w:r>
+    </w:p>
+    <w:p>
+      <w:pPr>
+        <w:pStyle w:val="ListParagraph"/>
+        <w:numPr>
+          <w:ilvl w:val="0"/>
+          <w:numId w:val="13"/>
+        </w:numPr>
+        <w:rPr>
+          <w:lang w:val="en-US"/>
+        </w:rPr>
+      </w:pPr>
+      <w:r>
+        <w:rPr>
+          <w:lang w:val="en-US"/>
+        </w:rPr>
+        <w:t>“Peck”?</w:t>
+      </w:r>
+    </w:p>
+    <w:p>
+      <w:pPr>
+        <w:pStyle w:val="ListParagraph"/>
+        <w:numPr>
+          <w:ilvl w:val="0"/>
+          <w:numId w:val="2"/>
+        </w:numPr>
+        <w:rPr>
+          <w:lang w:val="en-US"/>
+        </w:rPr>
+      </w:pPr>
+      <w:r>
+        <w:rPr>
+          <w:lang w:val="en-US"/>
+        </w:rPr>
+        <w:t>Mổ</w:t>
+      </w:r>
+    </w:p>
+    <w:p>
+      <w:pPr>
+        <w:pStyle w:val="ListParagraph"/>
+        <w:numPr>
+          <w:ilvl w:val="0"/>
+          <w:numId w:val="13"/>
+        </w:numPr>
+        <w:rPr>
+          <w:lang w:val="en-US"/>
+        </w:rPr>
+      </w:pPr>
+      <w:r>
+        <w:rPr>
+          <w:lang w:val="en-US"/>
+        </w:rPr>
+        <w:t>“Carrion”?</w:t>
+      </w:r>
+    </w:p>
+    <w:p>
+      <w:pPr>
+        <w:pStyle w:val="ListParagraph"/>
+        <w:numPr>
+          <w:ilvl w:val="0"/>
+          <w:numId w:val="2"/>
+        </w:numPr>
+        <w:rPr>
+          <w:lang w:val="en-US"/>
+        </w:rPr>
+      </w:pPr>
+      <w:r>
+        <w:rPr>
+          <w:lang w:val="en-US"/>
+        </w:rPr>
+        <w:t>Xác thối</w:t>
+      </w:r>
+    </w:p>
+    <w:p>
+      <w:pPr>
+        <w:rPr>
+          <w:lang w:val="en-US"/>
+        </w:rPr>
+      </w:pPr>
+    </w:p>
+    <w:p>
+      <w:pPr>
+        <w:rPr>
+          <w:lang w:val="en-US"/>
+        </w:rPr>
+      </w:pPr>
+      <w:r>
+        <w:rPr>
+          <w:lang w:val="en-US"/>
+        </w:rPr>
         <w:lastRenderedPageBreak/>
-        <w:t>Xảy ra (1 sự việc trong kinh thánh)</w:t>
-      </w:r>
-    </w:p>
-    <w:p>
-      <w:pPr>
-        <w:rPr>
-          <w:lang w:val="en-US"/>
-        </w:rPr>
-      </w:pPr>
-    </w:p>
-    <w:p>
-      <w:pPr>
-        <w:rPr>
-          <w:lang w:val="en-US"/>
-        </w:rPr>
-      </w:pPr>
-      <w:r>
-        <w:rPr>
-          <w:lang w:val="en-US"/>
-        </w:rPr>
-        <w:t>War – Chiến Tranh:</w:t>
-      </w:r>
-    </w:p>
-    <w:p>
-      <w:pPr>
-        <w:pStyle w:val="ListParagraph"/>
-        <w:numPr>
-          <w:ilvl w:val="0"/>
-          <w:numId w:val="10"/>
-        </w:numPr>
-        <w:rPr>
-          <w:lang w:val="en-US"/>
-        </w:rPr>
-      </w:pPr>
-      <w:r>
-        <w:rPr>
-          <w:lang w:val="en-US"/>
-        </w:rPr>
-        <w:t>“Sentinal”?</w:t>
-      </w:r>
-    </w:p>
-    <w:p>
-      <w:pPr>
-        <w:pStyle w:val="ListParagraph"/>
-        <w:numPr>
-          <w:ilvl w:val="0"/>
-          <w:numId w:val="2"/>
-        </w:numPr>
-        <w:rPr>
-          <w:lang w:val="en-US"/>
-        </w:rPr>
-      </w:pPr>
-      <w:r>
-        <w:rPr>
-          <w:lang w:val="en-US"/>
-        </w:rPr>
-        <w:t>Lính gác</w:t>
-      </w:r>
-    </w:p>
-    <w:p>
-      <w:pPr>
-        <w:pStyle w:val="ListParagraph"/>
-        <w:numPr>
-          <w:ilvl w:val="0"/>
-          <w:numId w:val="10"/>
-        </w:numPr>
-        <w:rPr>
-          <w:lang w:val="en-US"/>
-        </w:rPr>
-      </w:pPr>
-      <w:r>
-        <w:rPr>
-          <w:lang w:val="en-US"/>
-        </w:rPr>
-        <w:t>“Sentry”?</w:t>
-      </w:r>
-    </w:p>
-    <w:p>
-      <w:pPr>
-        <w:pStyle w:val="ListParagraph"/>
-        <w:numPr>
-          <w:ilvl w:val="0"/>
-          <w:numId w:val="2"/>
-        </w:numPr>
-        <w:rPr>
-          <w:lang w:val="en-US"/>
-        </w:rPr>
-      </w:pPr>
-      <w:r>
-        <w:rPr>
-          <w:lang w:val="en-US"/>
-        </w:rPr>
-        <w:t>Lính canh</w:t>
-      </w:r>
-    </w:p>
-    <w:p>
-      <w:pPr>
-        <w:pStyle w:val="ListParagraph"/>
-        <w:numPr>
-          <w:ilvl w:val="0"/>
-          <w:numId w:val="10"/>
-        </w:numPr>
-        <w:rPr>
-          <w:lang w:val="en-US"/>
-        </w:rPr>
-      </w:pPr>
-      <w:r>
-        <w:rPr>
-          <w:lang w:val="en-US"/>
-        </w:rPr>
-        <w:t>“Banish”?</w:t>
-      </w:r>
-    </w:p>
-    <w:p>
-      <w:pPr>
-        <w:pStyle w:val="ListParagraph"/>
-        <w:numPr>
-          <w:ilvl w:val="0"/>
-          <w:numId w:val="2"/>
-        </w:numPr>
-        <w:rPr>
-          <w:lang w:val="en-US"/>
-        </w:rPr>
-      </w:pPr>
-      <w:r>
-        <w:rPr>
-          <w:lang w:val="en-US"/>
-        </w:rPr>
-        <w:t>Trục xuất</w:t>
-      </w:r>
-    </w:p>
-    <w:p>
-      <w:pPr>
-        <w:pStyle w:val="ListParagraph"/>
-        <w:numPr>
-          <w:ilvl w:val="0"/>
-          <w:numId w:val="10"/>
-        </w:numPr>
-        <w:rPr>
-          <w:lang w:val="en-US"/>
-        </w:rPr>
-      </w:pPr>
-      <w:r>
-        <w:rPr>
-          <w:lang w:val="en-US"/>
-        </w:rPr>
-        <w:t>“Triumphant”?</w:t>
-      </w:r>
-    </w:p>
-    <w:p>
-      <w:pPr>
-        <w:pStyle w:val="ListParagraph"/>
-        <w:numPr>
-          <w:ilvl w:val="0"/>
-          <w:numId w:val="2"/>
-        </w:numPr>
-        <w:rPr>
-          <w:lang w:val="en-US"/>
-        </w:rPr>
-      </w:pPr>
-      <w:r>
-        <w:rPr>
-          <w:lang w:val="en-US"/>
-        </w:rPr>
-        <w:t>Cảm giác chiến thắng</w:t>
-      </w:r>
-    </w:p>
-    <w:p>
-      <w:pPr>
-        <w:pStyle w:val="ListParagraph"/>
-        <w:numPr>
-          <w:ilvl w:val="0"/>
-          <w:numId w:val="10"/>
-        </w:numPr>
-        <w:rPr>
-          <w:lang w:val="en-US"/>
-        </w:rPr>
-      </w:pPr>
-      <w:r>
-        <w:rPr>
-          <w:lang w:val="en-US"/>
-        </w:rPr>
-        <w:t>“Mercenary”?</w:t>
-      </w:r>
-    </w:p>
-    <w:p>
-      <w:pPr>
-        <w:pStyle w:val="ListParagraph"/>
-        <w:numPr>
-          <w:ilvl w:val="0"/>
-          <w:numId w:val="2"/>
-        </w:numPr>
-        <w:rPr>
-          <w:lang w:val="en-US"/>
-        </w:rPr>
-      </w:pPr>
-      <w:r>
-        <w:rPr>
-          <w:lang w:val="en-US"/>
-        </w:rPr>
-        <w:t>Lính đánh thuê</w:t>
-      </w:r>
-    </w:p>
-    <w:p>
-      <w:pPr>
-        <w:pStyle w:val="ListParagraph"/>
-        <w:numPr>
-          <w:ilvl w:val="0"/>
-          <w:numId w:val="10"/>
-        </w:numPr>
-        <w:rPr>
-          <w:lang w:val="en-US"/>
-        </w:rPr>
-      </w:pPr>
-      <w:r>
-        <w:rPr>
-          <w:lang w:val="en-US"/>
-        </w:rPr>
-        <w:t>“Enlist”?</w:t>
-      </w:r>
-    </w:p>
-    <w:p>
-      <w:pPr>
-        <w:pStyle w:val="ListParagraph"/>
-        <w:numPr>
-          <w:ilvl w:val="0"/>
-          <w:numId w:val="2"/>
-        </w:numPr>
-        <w:rPr>
-          <w:lang w:val="en-US"/>
-        </w:rPr>
-      </w:pPr>
-      <w:r>
-        <w:rPr>
-          <w:lang w:val="en-US"/>
-        </w:rPr>
-        <w:t>Nhập ngũ</w:t>
-      </w:r>
-    </w:p>
-    <w:p>
-      <w:pPr>
-        <w:pStyle w:val="ListParagraph"/>
-        <w:numPr>
-          <w:ilvl w:val="0"/>
-          <w:numId w:val="10"/>
-        </w:numPr>
-        <w:rPr>
-          <w:lang w:val="en-US"/>
-        </w:rPr>
-      </w:pPr>
-      <w:r>
-        <w:rPr>
-          <w:lang w:val="en-US"/>
-        </w:rPr>
-        <w:t>“Crumble”?</w:t>
-      </w:r>
-    </w:p>
-    <w:p>
-      <w:pPr>
-        <w:pStyle w:val="ListParagraph"/>
-        <w:numPr>
-          <w:ilvl w:val="0"/>
-          <w:numId w:val="2"/>
-        </w:numPr>
-        <w:rPr>
-          <w:lang w:val="en-US"/>
-        </w:rPr>
-      </w:pPr>
-      <w:r>
-        <w:rPr>
-          <w:lang w:val="en-US"/>
-        </w:rPr>
-        <w:t>Tan rã (nhóm người)</w:t>
-      </w:r>
-    </w:p>
-    <w:p>
-      <w:pPr>
-        <w:pStyle w:val="ListParagraph"/>
-        <w:numPr>
-          <w:ilvl w:val="0"/>
-          <w:numId w:val="10"/>
-        </w:numPr>
-        <w:rPr>
-          <w:lang w:val="en-US"/>
-        </w:rPr>
-      </w:pPr>
-      <w:r>
-        <w:rPr>
-          <w:lang w:val="en-US"/>
-        </w:rPr>
-        <w:t>“Outpost”?</w:t>
-      </w:r>
-    </w:p>
-    <w:p>
-      <w:pPr>
-        <w:pStyle w:val="ListParagraph"/>
-        <w:numPr>
-          <w:ilvl w:val="0"/>
-          <w:numId w:val="2"/>
-        </w:numPr>
-        <w:rPr>
-          <w:lang w:val="en-US"/>
-        </w:rPr>
-      </w:pPr>
-      <w:r>
-        <w:rPr>
-          <w:lang w:val="en-US"/>
-        </w:rPr>
-        <w:t>Trại quân sự</w:t>
-      </w:r>
-    </w:p>
-    <w:p>
-      <w:pPr>
-        <w:rPr>
-          <w:lang w:val="en-US"/>
-        </w:rPr>
-      </w:pPr>
-    </w:p>
-    <w:p>
-      <w:pPr>
-        <w:rPr>
-          <w:lang w:val="en-US"/>
-        </w:rPr>
-      </w:pPr>
-      <w:r>
-        <w:rPr>
-          <w:lang w:val="en-US"/>
-        </w:rPr>
-        <w:t>Time – Thời Gian:</w:t>
-      </w:r>
-    </w:p>
-    <w:p>
-      <w:pPr>
-        <w:pStyle w:val="ListParagraph"/>
-        <w:numPr>
-          <w:ilvl w:val="0"/>
-          <w:numId w:val="19"/>
-        </w:numPr>
-        <w:rPr>
-          <w:lang w:val="en-US"/>
-        </w:rPr>
-      </w:pPr>
-      <w:r>
-        <w:rPr>
-          <w:lang w:val="en-US"/>
-        </w:rPr>
-        <w:t>“Elapse”?</w:t>
-      </w:r>
-    </w:p>
-    <w:p>
-      <w:pPr>
-        <w:pStyle w:val="ListParagraph"/>
-        <w:numPr>
-          <w:ilvl w:val="0"/>
-          <w:numId w:val="2"/>
-        </w:numPr>
-        <w:rPr>
-          <w:lang w:val="en-US"/>
-        </w:rPr>
-      </w:pPr>
-      <w:r>
-        <w:rPr>
-          <w:lang w:val="en-US"/>
-        </w:rPr>
-        <w:t>Trôi qua</w:t>
-      </w:r>
-    </w:p>
-    <w:p>
-      <w:pPr>
-        <w:rPr>
-          <w:lang w:val="en-US"/>
-        </w:rPr>
-      </w:pPr>
-    </w:p>
-    <w:p>
-      <w:pPr>
-        <w:rPr>
-          <w:lang w:val="en-US"/>
-        </w:rPr>
-      </w:pPr>
-      <w:r>
-        <w:rPr>
-          <w:lang w:val="en-US"/>
-        </w:rPr>
-        <w:t>Elemental – Nguyên Tố:</w:t>
-      </w:r>
-    </w:p>
-    <w:p>
-      <w:pPr>
-        <w:pStyle w:val="ListParagraph"/>
-        <w:numPr>
-          <w:ilvl w:val="0"/>
-          <w:numId w:val="12"/>
-        </w:numPr>
-        <w:rPr>
-          <w:lang w:val="en-US"/>
-        </w:rPr>
-      </w:pPr>
-      <w:r>
-        <w:rPr>
-          <w:lang w:val="en-US"/>
-        </w:rPr>
-        <w:t>“Scorch”?</w:t>
-      </w:r>
-    </w:p>
-    <w:p>
-      <w:pPr>
-        <w:pStyle w:val="ListParagraph"/>
-        <w:numPr>
-          <w:ilvl w:val="0"/>
-          <w:numId w:val="2"/>
-        </w:numPr>
-        <w:rPr>
-          <w:lang w:val="en-US"/>
-        </w:rPr>
-      </w:pPr>
-      <w:r>
-        <w:rPr>
-          <w:lang w:val="en-US"/>
-        </w:rPr>
-        <w:t>Thiêu đốt</w:t>
-      </w:r>
-    </w:p>
-    <w:p>
-      <w:pPr>
-        <w:pStyle w:val="ListParagraph"/>
-        <w:numPr>
-          <w:ilvl w:val="0"/>
-          <w:numId w:val="12"/>
-        </w:numPr>
-        <w:rPr>
-          <w:lang w:val="en-US"/>
-        </w:rPr>
-      </w:pPr>
-      <w:r>
-        <w:rPr>
-          <w:lang w:val="en-US"/>
-        </w:rPr>
-        <w:t>“Enchant”?</w:t>
-      </w:r>
-    </w:p>
-    <w:p>
-      <w:pPr>
-        <w:pStyle w:val="ListParagraph"/>
-        <w:numPr>
-          <w:ilvl w:val="0"/>
-          <w:numId w:val="2"/>
-        </w:numPr>
-        <w:rPr>
-          <w:lang w:val="en-US"/>
-        </w:rPr>
-      </w:pPr>
-      <w:r>
-        <w:rPr>
-          <w:lang w:val="en-US"/>
-        </w:rPr>
-        <w:t>Tác động ma thuật (lên 1 món đồ)</w:t>
-      </w:r>
-    </w:p>
-    <w:p>
-      <w:pPr>
-        <w:rPr>
-          <w:lang w:val="en-US"/>
-        </w:rPr>
-      </w:pPr>
-    </w:p>
-    <w:p>
-      <w:pPr>
-        <w:rPr>
-          <w:lang w:val="en-US"/>
-        </w:rPr>
-      </w:pPr>
-      <w:r>
-        <w:rPr>
-          <w:lang w:val="en-US"/>
-        </w:rPr>
-        <w:t>Animal – Động Vật:</w:t>
-      </w:r>
-    </w:p>
-    <w:p>
-      <w:pPr>
-        <w:pStyle w:val="ListParagraph"/>
-        <w:numPr>
-          <w:ilvl w:val="0"/>
-          <w:numId w:val="13"/>
-        </w:numPr>
-        <w:rPr>
-          <w:lang w:val="en-US"/>
-        </w:rPr>
-      </w:pPr>
-      <w:r>
-        <w:rPr>
-          <w:lang w:val="en-US"/>
-        </w:rPr>
-        <w:t>“Peck”?</w:t>
-      </w:r>
-    </w:p>
-    <w:p>
-      <w:pPr>
-        <w:pStyle w:val="ListParagraph"/>
-        <w:numPr>
-          <w:ilvl w:val="0"/>
-          <w:numId w:val="2"/>
-        </w:numPr>
-        <w:rPr>
-          <w:lang w:val="en-US"/>
-        </w:rPr>
-      </w:pPr>
-      <w:r>
-        <w:rPr>
-          <w:lang w:val="en-US"/>
-        </w:rPr>
-        <w:t>Mổ</w:t>
-      </w:r>
-    </w:p>
-    <w:p>
-      <w:pPr>
-        <w:pStyle w:val="ListParagraph"/>
-        <w:numPr>
-          <w:ilvl w:val="0"/>
-          <w:numId w:val="13"/>
-        </w:numPr>
-        <w:rPr>
-          <w:lang w:val="en-US"/>
-        </w:rPr>
-      </w:pPr>
-      <w:r>
-        <w:rPr>
-          <w:lang w:val="en-US"/>
-        </w:rPr>
-        <w:t>“Carrion”?</w:t>
-      </w:r>
-    </w:p>
-    <w:p>
-      <w:pPr>
-        <w:pStyle w:val="ListParagraph"/>
-        <w:numPr>
-          <w:ilvl w:val="0"/>
-          <w:numId w:val="2"/>
-        </w:numPr>
-        <w:rPr>
-          <w:lang w:val="en-US"/>
-        </w:rPr>
-      </w:pPr>
-      <w:r>
-        <w:rPr>
-          <w:lang w:val="en-US"/>
-        </w:rPr>
-        <w:t>Xác thối</w:t>
-      </w:r>
-    </w:p>
-    <w:p>
-      <w:pPr>
-        <w:rPr>
-          <w:lang w:val="en-US"/>
-        </w:rPr>
-      </w:pPr>
-    </w:p>
-    <w:p>
-      <w:pPr>
-        <w:rPr>
-          <w:lang w:val="en-US"/>
-        </w:rPr>
-      </w:pPr>
-      <w:r>
-        <w:rPr>
-          <w:lang w:val="en-US"/>
-        </w:rPr>
         <w:t>Plant – Thực Vật:</w:t>
       </w:r>
     </w:p>
@@ -2773,640 +2810,696 @@
         <w:rPr>
           <w:lang w:val="en-US"/>
         </w:rPr>
+        <w:t>“Vine”?</w:t>
+      </w:r>
+    </w:p>
+    <w:p>
+      <w:pPr>
+        <w:pStyle w:val="ListParagraph"/>
+        <w:numPr>
+          <w:ilvl w:val="0"/>
+          <w:numId w:val="2"/>
+        </w:numPr>
+        <w:rPr>
+          <w:lang w:val="en-US"/>
+        </w:rPr>
+      </w:pPr>
+      <w:r>
+        <w:rPr>
+          <w:lang w:val="en-US"/>
+        </w:rPr>
+        <w:t>Cây leo</w:t>
+      </w:r>
+    </w:p>
+    <w:p>
+      <w:pPr>
+        <w:pStyle w:val="ListParagraph"/>
+        <w:numPr>
+          <w:ilvl w:val="0"/>
+          <w:numId w:val="14"/>
+        </w:numPr>
+        <w:rPr>
+          <w:lang w:val="en-US"/>
+        </w:rPr>
+      </w:pPr>
+      <w:r>
+        <w:rPr>
+          <w:lang w:val="en-US"/>
+        </w:rPr>
+        <w:t>“Oak”?</w:t>
+      </w:r>
+    </w:p>
+    <w:p>
+      <w:pPr>
+        <w:pStyle w:val="ListParagraph"/>
+        <w:numPr>
+          <w:ilvl w:val="0"/>
+          <w:numId w:val="2"/>
+        </w:numPr>
+        <w:rPr>
+          <w:lang w:val="en-US"/>
+        </w:rPr>
+      </w:pPr>
+      <w:r>
+        <w:rPr>
+          <w:lang w:val="en-US"/>
+        </w:rPr>
+        <w:t>Sồi</w:t>
+      </w:r>
+    </w:p>
+    <w:p>
+      <w:pPr>
+        <w:rPr>
+          <w:lang w:val="en-US"/>
+        </w:rPr>
+      </w:pPr>
+    </w:p>
+    <w:p>
+      <w:pPr>
+        <w:rPr>
+          <w:lang w:val="en-US"/>
+        </w:rPr>
+      </w:pPr>
+      <w:r>
+        <w:rPr>
+          <w:lang w:val="en-US"/>
+        </w:rPr>
+        <w:t>Work – Công Việc:</w:t>
+      </w:r>
+    </w:p>
+    <w:p>
+      <w:pPr>
+        <w:pStyle w:val="ListParagraph"/>
+        <w:numPr>
+          <w:ilvl w:val="0"/>
+          <w:numId w:val="20"/>
+        </w:numPr>
+        <w:rPr>
+          <w:lang w:val="en-US"/>
+        </w:rPr>
+      </w:pPr>
+      <w:r>
+        <w:rPr>
+          <w:lang w:val="en-US"/>
+        </w:rPr>
+        <w:t>“Workload”?</w:t>
+      </w:r>
+    </w:p>
+    <w:p>
+      <w:pPr>
+        <w:pStyle w:val="ListParagraph"/>
+        <w:numPr>
+          <w:ilvl w:val="0"/>
+          <w:numId w:val="2"/>
+        </w:numPr>
+        <w:rPr>
+          <w:lang w:val="en-US"/>
+        </w:rPr>
+      </w:pPr>
+      <w:r>
+        <w:rPr>
+          <w:lang w:val="en-US"/>
+        </w:rPr>
+        <w:t>Khối lượng công việc</w:t>
+      </w:r>
+    </w:p>
+    <w:p>
+      <w:pPr>
+        <w:rPr>
+          <w:lang w:val="en-US"/>
+        </w:rPr>
+      </w:pPr>
+    </w:p>
+    <w:p>
+      <w:pPr>
+        <w:rPr>
+          <w:lang w:val="en-US"/>
+        </w:rPr>
+      </w:pPr>
+      <w:r>
+        <w:rPr>
+          <w:lang w:val="en-US"/>
+        </w:rPr>
+        <w:t>Code – Mã:</w:t>
+      </w:r>
+    </w:p>
+    <w:p>
+      <w:pPr>
+        <w:pStyle w:val="ListParagraph"/>
+        <w:numPr>
+          <w:ilvl w:val="0"/>
+          <w:numId w:val="17"/>
+        </w:numPr>
+        <w:rPr>
+          <w:lang w:val="en-US"/>
+        </w:rPr>
+      </w:pPr>
+      <w:r>
+        <w:rPr>
+          <w:lang w:val="en-US"/>
+        </w:rPr>
+        <w:t>“Boilerplate”?</w:t>
+      </w:r>
+    </w:p>
+    <w:p>
+      <w:pPr>
+        <w:pStyle w:val="ListParagraph"/>
+        <w:numPr>
+          <w:ilvl w:val="0"/>
+          <w:numId w:val="2"/>
+        </w:numPr>
+        <w:rPr>
+          <w:lang w:val="en-US"/>
+        </w:rPr>
+      </w:pPr>
+      <w:r>
+        <w:rPr>
+          <w:lang w:val="en-US"/>
+        </w:rPr>
+        <w:t>Soạn sẵn</w:t>
+      </w:r>
+    </w:p>
+    <w:p>
+      <w:pPr>
+        <w:pStyle w:val="ListParagraph"/>
+        <w:numPr>
+          <w:ilvl w:val="0"/>
+          <w:numId w:val="17"/>
+        </w:numPr>
+        <w:rPr>
+          <w:lang w:val="en-US"/>
+        </w:rPr>
+      </w:pPr>
+      <w:r>
+        <w:rPr>
+          <w:lang w:val="en-US"/>
+        </w:rPr>
+        <w:t>“Data Augmentation”?</w:t>
+      </w:r>
+    </w:p>
+    <w:p>
+      <w:pPr>
+        <w:pStyle w:val="ListParagraph"/>
+        <w:numPr>
+          <w:ilvl w:val="0"/>
+          <w:numId w:val="2"/>
+        </w:numPr>
+        <w:rPr>
+          <w:lang w:val="en-US"/>
+        </w:rPr>
+      </w:pPr>
+      <w:r>
+        <w:rPr>
+          <w:lang w:val="en-US"/>
+        </w:rPr>
+        <w:t>Việc tăng lượng dữ liệu</w:t>
+      </w:r>
+    </w:p>
+    <w:p>
+      <w:pPr>
+        <w:pStyle w:val="ListParagraph"/>
+        <w:numPr>
+          <w:ilvl w:val="0"/>
+          <w:numId w:val="17"/>
+        </w:numPr>
+        <w:rPr>
+          <w:lang w:val="en-US"/>
+        </w:rPr>
+      </w:pPr>
+      <w:r>
+        <w:rPr>
+          <w:lang w:val="en-US"/>
+        </w:rPr>
+        <w:t>“Localization”?</w:t>
+      </w:r>
+    </w:p>
+    <w:p>
+      <w:pPr>
+        <w:pStyle w:val="ListParagraph"/>
+        <w:numPr>
+          <w:ilvl w:val="0"/>
+          <w:numId w:val="2"/>
+        </w:numPr>
+        <w:rPr>
+          <w:lang w:val="en-US"/>
+        </w:rPr>
+      </w:pPr>
+      <w:r>
+        <w:rPr>
+          <w:lang w:val="en-US"/>
+        </w:rPr>
+        <w:t>Việc khoan</w:t>
+      </w:r>
+      <w:r>
+        <w:rPr>
+          <w:lang w:val="en-US"/>
+        </w:rPr>
+        <w:t>h</w:t>
+      </w:r>
+      <w:r>
+        <w:rPr>
+          <w:lang w:val="en-US"/>
+        </w:rPr>
+        <w:t xml:space="preserve"> vùng</w:t>
+      </w:r>
+    </w:p>
+    <w:p>
+      <w:pPr>
+        <w:pStyle w:val="ListParagraph"/>
+        <w:numPr>
+          <w:ilvl w:val="0"/>
+          <w:numId w:val="17"/>
+        </w:numPr>
+        <w:rPr>
+          <w:lang w:val="en-US"/>
+        </w:rPr>
+      </w:pPr>
+      <w:r>
+        <w:rPr>
+          <w:lang w:val="en-US"/>
+        </w:rPr>
+        <w:t>“End To End Training”?</w:t>
+      </w:r>
+    </w:p>
+    <w:p>
+      <w:pPr>
+        <w:pStyle w:val="ListParagraph"/>
+        <w:numPr>
+          <w:ilvl w:val="0"/>
+          <w:numId w:val="2"/>
+        </w:numPr>
+        <w:rPr>
+          <w:lang w:val="en-US"/>
+        </w:rPr>
+      </w:pPr>
+      <w:r>
+        <w:rPr>
+          <w:lang w:val="en-US"/>
+        </w:rPr>
+        <w:t>Train một mạch</w:t>
+      </w:r>
+      <w:r>
+        <w:rPr>
+          <w:lang w:val="en-US"/>
+        </w:rPr>
+        <w:t>, không cần xử lí trước dữ liệu</w:t>
+      </w:r>
+    </w:p>
+    <w:p>
+      <w:pPr>
+        <w:pStyle w:val="ListParagraph"/>
+        <w:numPr>
+          <w:ilvl w:val="0"/>
+          <w:numId w:val="17"/>
+        </w:numPr>
+        <w:rPr>
+          <w:lang w:val="en-US"/>
+        </w:rPr>
+      </w:pPr>
+      <w:r>
+        <w:rPr>
+          <w:lang w:val="en-US"/>
+        </w:rPr>
+        <w:t>“Energy Function”?</w:t>
+      </w:r>
+    </w:p>
+    <w:p>
+      <w:pPr>
+        <w:pStyle w:val="ListParagraph"/>
+        <w:numPr>
+          <w:ilvl w:val="0"/>
+          <w:numId w:val="2"/>
+        </w:numPr>
+        <w:rPr>
+          <w:lang w:val="en-US"/>
+        </w:rPr>
+      </w:pPr>
+      <w:r>
+        <w:rPr>
+          <w:lang w:val="en-US"/>
+        </w:rPr>
+        <w:t>Hàm cần tối ưu hóa</w:t>
+      </w:r>
+    </w:p>
+    <w:p>
+      <w:pPr>
+        <w:pStyle w:val="ListParagraph"/>
+        <w:numPr>
+          <w:ilvl w:val="0"/>
+          <w:numId w:val="17"/>
+        </w:numPr>
+        <w:rPr>
+          <w:lang w:val="en-US"/>
+        </w:rPr>
+      </w:pPr>
+      <w:r>
+        <w:rPr>
+          <w:lang w:val="en-US"/>
+        </w:rPr>
+        <w:t>“Is Deprecated”?</w:t>
+      </w:r>
+    </w:p>
+    <w:p>
+      <w:pPr>
+        <w:pStyle w:val="ListParagraph"/>
+        <w:numPr>
+          <w:ilvl w:val="0"/>
+          <w:numId w:val="2"/>
+        </w:numPr>
+        <w:rPr>
+          <w:lang w:val="en-US"/>
+        </w:rPr>
+      </w:pPr>
+      <w:r>
+        <w:rPr>
+          <w:lang w:val="en-US"/>
+        </w:rPr>
+        <w:t>Sắp không được dùng nữa</w:t>
+      </w:r>
+      <w:r>
+        <w:rPr>
+          <w:lang w:val="en-US"/>
+        </w:rPr>
+        <w:t xml:space="preserve"> (</w:t>
+      </w:r>
+      <w:r>
+        <w:rPr>
+          <w:lang w:val="en-US"/>
+        </w:rPr>
+        <w:t>1 phần mềm</w:t>
+      </w:r>
+      <w:r>
+        <w:rPr>
+          <w:lang w:val="en-US"/>
+        </w:rPr>
+        <w:t>)</w:t>
+      </w:r>
+    </w:p>
+    <w:p>
+      <w:pPr>
+        <w:pStyle w:val="ListParagraph"/>
+        <w:numPr>
+          <w:ilvl w:val="0"/>
+          <w:numId w:val="17"/>
+        </w:numPr>
+        <w:rPr>
+          <w:lang w:val="en-US"/>
+        </w:rPr>
+      </w:pPr>
+      <w:r>
+        <w:rPr>
+          <w:lang w:val="en-US"/>
+        </w:rPr>
+        <w:t>“Ground Truth”?</w:t>
+      </w:r>
+    </w:p>
+    <w:p>
+      <w:pPr>
+        <w:pStyle w:val="ListParagraph"/>
+        <w:numPr>
+          <w:ilvl w:val="0"/>
+          <w:numId w:val="2"/>
+        </w:numPr>
+        <w:rPr>
+          <w:lang w:val="en-US"/>
+        </w:rPr>
+      </w:pPr>
+      <w:r>
+        <w:rPr>
+          <w:lang w:val="en-US"/>
+        </w:rPr>
+        <w:t>Target trong Machine Learning</w:t>
+      </w:r>
+    </w:p>
+    <w:p>
+      <w:pPr>
+        <w:pStyle w:val="ListParagraph"/>
+        <w:numPr>
+          <w:ilvl w:val="0"/>
+          <w:numId w:val="17"/>
+        </w:numPr>
+        <w:rPr>
+          <w:lang w:val="en-US"/>
+        </w:rPr>
+      </w:pPr>
+      <w:r>
+        <w:rPr>
+          <w:lang w:val="en-US"/>
+        </w:rPr>
+        <w:t>“Profiling”?</w:t>
+      </w:r>
+    </w:p>
+    <w:p>
+      <w:pPr>
+        <w:pStyle w:val="ListParagraph"/>
+        <w:numPr>
+          <w:ilvl w:val="0"/>
+          <w:numId w:val="2"/>
+        </w:numPr>
+        <w:rPr>
+          <w:lang w:val="en-US"/>
+        </w:rPr>
+      </w:pPr>
+      <w:r>
+        <w:rPr>
+          <w:lang w:val="en-US"/>
+        </w:rPr>
+        <w:t>Quá trình phân tích và tối ưu hóa hiệu suất</w:t>
+      </w:r>
+    </w:p>
+    <w:p>
+      <w:pPr>
+        <w:pStyle w:val="ListParagraph"/>
+        <w:numPr>
+          <w:ilvl w:val="0"/>
+          <w:numId w:val="17"/>
+        </w:numPr>
+        <w:rPr>
+          <w:lang w:val="en-US"/>
+        </w:rPr>
+      </w:pPr>
+      <w:r>
+        <w:rPr>
+          <w:lang w:val="en-US"/>
+        </w:rPr>
+        <w:t>“Prototype”?</w:t>
+      </w:r>
+    </w:p>
+    <w:p>
+      <w:pPr>
+        <w:pStyle w:val="ListParagraph"/>
+        <w:numPr>
+          <w:ilvl w:val="0"/>
+          <w:numId w:val="2"/>
+        </w:numPr>
+        <w:rPr>
+          <w:lang w:val="en-US"/>
+        </w:rPr>
+      </w:pPr>
+      <w:r>
+        <w:rPr>
+          <w:lang w:val="en-US"/>
+        </w:rPr>
+        <w:t>Tạo bản đầu tiên</w:t>
+      </w:r>
+    </w:p>
+    <w:p>
+      <w:pPr>
+        <w:pStyle w:val="ListParagraph"/>
+        <w:numPr>
+          <w:ilvl w:val="0"/>
+          <w:numId w:val="17"/>
+        </w:numPr>
+        <w:rPr>
+          <w:lang w:val="en-US"/>
+        </w:rPr>
+      </w:pPr>
+      <w:r>
+        <w:rPr>
+          <w:lang w:val="en-US"/>
+        </w:rPr>
+        <w:t>“Benchmark”?</w:t>
+      </w:r>
+    </w:p>
+    <w:p>
+      <w:pPr>
+        <w:pStyle w:val="ListParagraph"/>
+        <w:numPr>
+          <w:ilvl w:val="0"/>
+          <w:numId w:val="2"/>
+        </w:numPr>
+        <w:rPr>
+          <w:lang w:val="en-US"/>
+        </w:rPr>
+      </w:pPr>
+      <w:r>
+        <w:rPr>
+          <w:lang w:val="en-US"/>
+        </w:rPr>
+        <w:t>Đánh giá hiệu suất của 1 mô hình (so với 1 tiêu chuẩn nào đó)</w:t>
+      </w:r>
+    </w:p>
+    <w:p>
+      <w:pPr>
+        <w:pStyle w:val="ListParagraph"/>
+        <w:numPr>
+          <w:ilvl w:val="0"/>
+          <w:numId w:val="17"/>
+        </w:numPr>
+        <w:rPr>
+          <w:lang w:val="en-US"/>
+        </w:rPr>
+      </w:pPr>
+      <w:r>
+        <w:rPr>
+          <w:lang w:val="en-US"/>
+        </w:rPr>
+        <w:t>“Cumbersome”?</w:t>
+      </w:r>
+    </w:p>
+    <w:p>
+      <w:pPr>
+        <w:pStyle w:val="ListParagraph"/>
+        <w:numPr>
+          <w:ilvl w:val="0"/>
+          <w:numId w:val="2"/>
+        </w:numPr>
+        <w:rPr>
+          <w:lang w:val="en-US"/>
+        </w:rPr>
+      </w:pPr>
+      <w:r>
+        <w:rPr>
+          <w:lang w:val="en-US"/>
+        </w:rPr>
+        <w:t>Cồng kềnh</w:t>
+      </w:r>
+    </w:p>
+    <w:p>
+      <w:pPr>
+        <w:pStyle w:val="ListParagraph"/>
+        <w:numPr>
+          <w:ilvl w:val="0"/>
+          <w:numId w:val="17"/>
+        </w:numPr>
+        <w:rPr>
+          <w:lang w:val="en-US"/>
+        </w:rPr>
+      </w:pPr>
+      <w:r>
+        <w:rPr>
+          <w:lang w:val="en-US"/>
+        </w:rPr>
+        <w:t>“Admissible”?</w:t>
+      </w:r>
+    </w:p>
+    <w:p>
+      <w:pPr>
+        <w:pStyle w:val="ListParagraph"/>
+        <w:numPr>
+          <w:ilvl w:val="0"/>
+          <w:numId w:val="2"/>
+        </w:numPr>
+        <w:rPr>
+          <w:lang w:val="en-US"/>
+        </w:rPr>
+      </w:pPr>
+      <w:r>
+        <w:rPr>
+          <w:lang w:val="en-US"/>
+        </w:rPr>
+        <w:t>Chấp nhận được</w:t>
+      </w:r>
+    </w:p>
+    <w:p>
+      <w:pPr>
+        <w:rPr>
+          <w:lang w:val="en-US"/>
+        </w:rPr>
+      </w:pPr>
+    </w:p>
+    <w:p>
+      <w:pPr>
+        <w:rPr>
+          <w:lang w:val="en-US"/>
+        </w:rPr>
+      </w:pPr>
+      <w:r>
+        <w:rPr>
+          <w:lang w:val="en-US"/>
+        </w:rPr>
+        <w:t>A</w:t>
+      </w:r>
+      <w:r>
+        <w:t>bbreviation</w:t>
+      </w:r>
+      <w:r>
+        <w:rPr>
+          <w:lang w:val="en-US"/>
+        </w:rPr>
+        <w:t xml:space="preserve"> – Từ Viết Tắt:</w:t>
+      </w:r>
+    </w:p>
+    <w:p>
+      <w:pPr>
+        <w:pStyle w:val="ListParagraph"/>
+        <w:numPr>
+          <w:ilvl w:val="0"/>
+          <w:numId w:val="3"/>
+        </w:numPr>
+        <w:rPr>
+          <w:lang w:val="en-US"/>
+        </w:rPr>
+      </w:pPr>
+      <w:r>
+        <w:rPr>
+          <w:lang w:val="en-US"/>
+        </w:rPr>
+        <w:t>“et al.”</w:t>
+      </w:r>
+      <w:r>
+        <w:rPr>
+          <w:lang w:val="en-US"/>
+        </w:rPr>
+        <w:t>?</w:t>
+      </w:r>
+    </w:p>
+    <w:p>
+      <w:pPr>
+        <w:pStyle w:val="ListParagraph"/>
+        <w:numPr>
+          <w:ilvl w:val="0"/>
+          <w:numId w:val="2"/>
+        </w:numPr>
+        <w:rPr>
+          <w:lang w:val="en-US"/>
+        </w:rPr>
+      </w:pPr>
+      <w:r>
+        <w:rPr>
+          <w:lang w:val="en-US"/>
+        </w:rPr>
+        <w:t>Và các đồng tác giả khác</w:t>
+      </w:r>
+    </w:p>
+    <w:p>
+      <w:pPr>
+        <w:rPr>
+          <w:lang w:val="en-US"/>
+        </w:rPr>
+      </w:pPr>
+    </w:p>
+    <w:p>
+      <w:pPr>
+        <w:rPr>
+          <w:lang w:val="en-US"/>
+        </w:rPr>
+      </w:pPr>
+      <w:r>
+        <w:rPr>
+          <w:lang w:val="en-US"/>
+        </w:rPr>
         <w:lastRenderedPageBreak/>
-        <w:t>“Vine”?</w:t>
-      </w:r>
-    </w:p>
-    <w:p>
-      <w:pPr>
-        <w:pStyle w:val="ListParagraph"/>
-        <w:numPr>
-          <w:ilvl w:val="0"/>
-          <w:numId w:val="2"/>
-        </w:numPr>
-        <w:rPr>
-          <w:lang w:val="en-US"/>
-        </w:rPr>
-      </w:pPr>
-      <w:r>
-        <w:rPr>
-          <w:lang w:val="en-US"/>
-        </w:rPr>
-        <w:t>Cây leo</w:t>
-      </w:r>
-    </w:p>
-    <w:p>
-      <w:pPr>
-        <w:pStyle w:val="ListParagraph"/>
-        <w:numPr>
-          <w:ilvl w:val="0"/>
-          <w:numId w:val="14"/>
-        </w:numPr>
-        <w:rPr>
-          <w:lang w:val="en-US"/>
-        </w:rPr>
-      </w:pPr>
-      <w:r>
-        <w:rPr>
-          <w:lang w:val="en-US"/>
-        </w:rPr>
-        <w:t>“Oak”?</w:t>
-      </w:r>
-    </w:p>
-    <w:p>
-      <w:pPr>
-        <w:pStyle w:val="ListParagraph"/>
-        <w:numPr>
-          <w:ilvl w:val="0"/>
-          <w:numId w:val="2"/>
-        </w:numPr>
-        <w:rPr>
-          <w:lang w:val="en-US"/>
-        </w:rPr>
-      </w:pPr>
-      <w:r>
-        <w:rPr>
-          <w:lang w:val="en-US"/>
-        </w:rPr>
-        <w:t>Sồi</w:t>
-      </w:r>
-    </w:p>
-    <w:p>
-      <w:pPr>
-        <w:rPr>
-          <w:lang w:val="en-US"/>
-        </w:rPr>
-      </w:pPr>
-    </w:p>
-    <w:p>
-      <w:pPr>
-        <w:rPr>
-          <w:lang w:val="en-US"/>
-        </w:rPr>
-      </w:pPr>
-      <w:r>
-        <w:rPr>
-          <w:lang w:val="en-US"/>
-        </w:rPr>
-        <w:t>Code – Mã:</w:t>
-      </w:r>
-    </w:p>
-    <w:p>
-      <w:pPr>
-        <w:pStyle w:val="ListParagraph"/>
-        <w:numPr>
-          <w:ilvl w:val="0"/>
-          <w:numId w:val="17"/>
-        </w:numPr>
-        <w:rPr>
-          <w:lang w:val="en-US"/>
-        </w:rPr>
-      </w:pPr>
-      <w:r>
-        <w:rPr>
-          <w:lang w:val="en-US"/>
-        </w:rPr>
-        <w:t>“Boilerplate”?</w:t>
-      </w:r>
-    </w:p>
-    <w:p>
-      <w:pPr>
-        <w:pStyle w:val="ListParagraph"/>
-        <w:numPr>
-          <w:ilvl w:val="0"/>
-          <w:numId w:val="2"/>
-        </w:numPr>
-        <w:rPr>
-          <w:lang w:val="en-US"/>
-        </w:rPr>
-      </w:pPr>
-      <w:r>
-        <w:rPr>
-          <w:lang w:val="en-US"/>
-        </w:rPr>
-        <w:t>Soạn sẵn</w:t>
-      </w:r>
-    </w:p>
-    <w:p>
-      <w:pPr>
-        <w:pStyle w:val="ListParagraph"/>
-        <w:numPr>
-          <w:ilvl w:val="0"/>
-          <w:numId w:val="17"/>
-        </w:numPr>
-        <w:rPr>
-          <w:lang w:val="en-US"/>
-        </w:rPr>
-      </w:pPr>
-      <w:r>
-        <w:rPr>
-          <w:lang w:val="en-US"/>
-        </w:rPr>
-        <w:t>“Data Augmentation”?</w:t>
-      </w:r>
-    </w:p>
-    <w:p>
-      <w:pPr>
-        <w:pStyle w:val="ListParagraph"/>
-        <w:numPr>
-          <w:ilvl w:val="0"/>
-          <w:numId w:val="2"/>
-        </w:numPr>
-        <w:rPr>
-          <w:lang w:val="en-US"/>
-        </w:rPr>
-      </w:pPr>
-      <w:r>
-        <w:rPr>
-          <w:lang w:val="en-US"/>
-        </w:rPr>
-        <w:t>Việc tăng lượng dữ liệu</w:t>
-      </w:r>
-    </w:p>
-    <w:p>
-      <w:pPr>
-        <w:pStyle w:val="ListParagraph"/>
-        <w:numPr>
-          <w:ilvl w:val="0"/>
-          <w:numId w:val="17"/>
-        </w:numPr>
-        <w:rPr>
-          <w:lang w:val="en-US"/>
-        </w:rPr>
-      </w:pPr>
-      <w:r>
-        <w:rPr>
-          <w:lang w:val="en-US"/>
-        </w:rPr>
-        <w:t>“Localization”?</w:t>
-      </w:r>
-    </w:p>
-    <w:p>
-      <w:pPr>
-        <w:pStyle w:val="ListParagraph"/>
-        <w:numPr>
-          <w:ilvl w:val="0"/>
-          <w:numId w:val="2"/>
-        </w:numPr>
-        <w:rPr>
-          <w:lang w:val="en-US"/>
-        </w:rPr>
-      </w:pPr>
-      <w:r>
-        <w:rPr>
-          <w:lang w:val="en-US"/>
-        </w:rPr>
-        <w:t>Việc khoan</w:t>
-      </w:r>
-      <w:r>
-        <w:rPr>
-          <w:lang w:val="en-US"/>
-        </w:rPr>
-        <w:t>h</w:t>
-      </w:r>
-      <w:r>
-        <w:rPr>
-          <w:lang w:val="en-US"/>
-        </w:rPr>
-        <w:t xml:space="preserve"> vùng</w:t>
-      </w:r>
-    </w:p>
-    <w:p>
-      <w:pPr>
-        <w:pStyle w:val="ListParagraph"/>
-        <w:numPr>
-          <w:ilvl w:val="0"/>
-          <w:numId w:val="17"/>
-        </w:numPr>
-        <w:rPr>
-          <w:lang w:val="en-US"/>
-        </w:rPr>
-      </w:pPr>
-      <w:r>
-        <w:rPr>
-          <w:lang w:val="en-US"/>
-        </w:rPr>
-        <w:t>“End To End Training”?</w:t>
-      </w:r>
-    </w:p>
-    <w:p>
-      <w:pPr>
-        <w:pStyle w:val="ListParagraph"/>
-        <w:numPr>
-          <w:ilvl w:val="0"/>
-          <w:numId w:val="2"/>
-        </w:numPr>
-        <w:rPr>
-          <w:lang w:val="en-US"/>
-        </w:rPr>
-      </w:pPr>
-      <w:r>
-        <w:rPr>
-          <w:lang w:val="en-US"/>
-        </w:rPr>
-        <w:t>Train một mạch</w:t>
-      </w:r>
-      <w:r>
-        <w:rPr>
-          <w:lang w:val="en-US"/>
-        </w:rPr>
-        <w:t>, không cần xử lí trước dữ liệu</w:t>
-      </w:r>
-    </w:p>
-    <w:p>
-      <w:pPr>
-        <w:pStyle w:val="ListParagraph"/>
-        <w:numPr>
-          <w:ilvl w:val="0"/>
-          <w:numId w:val="17"/>
-        </w:numPr>
-        <w:rPr>
-          <w:lang w:val="en-US"/>
-        </w:rPr>
-      </w:pPr>
-      <w:r>
-        <w:rPr>
-          <w:lang w:val="en-US"/>
-        </w:rPr>
-        <w:t>“Energy Function”?</w:t>
-      </w:r>
-    </w:p>
-    <w:p>
-      <w:pPr>
-        <w:pStyle w:val="ListParagraph"/>
-        <w:numPr>
-          <w:ilvl w:val="0"/>
-          <w:numId w:val="2"/>
-        </w:numPr>
-        <w:rPr>
-          <w:lang w:val="en-US"/>
-        </w:rPr>
-      </w:pPr>
-      <w:r>
-        <w:rPr>
-          <w:lang w:val="en-US"/>
-        </w:rPr>
-        <w:t>Hàm cần tối ưu hóa</w:t>
-      </w:r>
-    </w:p>
-    <w:p>
-      <w:pPr>
-        <w:pStyle w:val="ListParagraph"/>
-        <w:numPr>
-          <w:ilvl w:val="0"/>
-          <w:numId w:val="17"/>
-        </w:numPr>
-        <w:rPr>
-          <w:lang w:val="en-US"/>
-        </w:rPr>
-      </w:pPr>
-      <w:r>
-        <w:rPr>
-          <w:lang w:val="en-US"/>
-        </w:rPr>
-        <w:t>“Is Deprecated”?</w:t>
-      </w:r>
-    </w:p>
-    <w:p>
-      <w:pPr>
-        <w:pStyle w:val="ListParagraph"/>
-        <w:numPr>
-          <w:ilvl w:val="0"/>
-          <w:numId w:val="2"/>
-        </w:numPr>
-        <w:rPr>
-          <w:lang w:val="en-US"/>
-        </w:rPr>
-      </w:pPr>
-      <w:r>
-        <w:rPr>
-          <w:lang w:val="en-US"/>
-        </w:rPr>
-        <w:t>Sắp không được dùng nữa</w:t>
-      </w:r>
-      <w:r>
-        <w:rPr>
-          <w:lang w:val="en-US"/>
-        </w:rPr>
-        <w:t xml:space="preserve"> (</w:t>
-      </w:r>
-      <w:r>
-        <w:rPr>
-          <w:lang w:val="en-US"/>
-        </w:rPr>
-        <w:t>1 phần mềm</w:t>
-      </w:r>
-      <w:r>
-        <w:rPr>
-          <w:lang w:val="en-US"/>
-        </w:rPr>
-        <w:t>)</w:t>
-      </w:r>
-    </w:p>
-    <w:p>
-      <w:pPr>
-        <w:pStyle w:val="ListParagraph"/>
-        <w:numPr>
-          <w:ilvl w:val="0"/>
-          <w:numId w:val="17"/>
-        </w:numPr>
-        <w:rPr>
-          <w:lang w:val="en-US"/>
-        </w:rPr>
-      </w:pPr>
-      <w:r>
-        <w:rPr>
-          <w:lang w:val="en-US"/>
-        </w:rPr>
-        <w:t>“Ground Truth”?</w:t>
-      </w:r>
-    </w:p>
-    <w:p>
-      <w:pPr>
-        <w:pStyle w:val="ListParagraph"/>
-        <w:numPr>
-          <w:ilvl w:val="0"/>
-          <w:numId w:val="2"/>
-        </w:numPr>
-        <w:rPr>
-          <w:lang w:val="en-US"/>
-        </w:rPr>
-      </w:pPr>
-      <w:r>
-        <w:rPr>
-          <w:lang w:val="en-US"/>
-        </w:rPr>
-        <w:t>Target trong Machine Learning</w:t>
-      </w:r>
-    </w:p>
-    <w:p>
-      <w:pPr>
-        <w:pStyle w:val="ListParagraph"/>
-        <w:numPr>
-          <w:ilvl w:val="0"/>
-          <w:numId w:val="17"/>
-        </w:numPr>
-        <w:rPr>
-          <w:lang w:val="en-US"/>
-        </w:rPr>
-      </w:pPr>
-      <w:r>
-        <w:rPr>
-          <w:lang w:val="en-US"/>
-        </w:rPr>
-        <w:t>“Profiling”?</w:t>
-      </w:r>
-    </w:p>
-    <w:p>
-      <w:pPr>
-        <w:pStyle w:val="ListParagraph"/>
-        <w:numPr>
-          <w:ilvl w:val="0"/>
-          <w:numId w:val="2"/>
-        </w:numPr>
-        <w:rPr>
-          <w:lang w:val="en-US"/>
-        </w:rPr>
-      </w:pPr>
-      <w:r>
-        <w:rPr>
-          <w:lang w:val="en-US"/>
-        </w:rPr>
-        <w:t>Quá trình phân tích và tối ưu hóa hiệu suất</w:t>
-      </w:r>
-    </w:p>
-    <w:p>
-      <w:pPr>
-        <w:pStyle w:val="ListParagraph"/>
-        <w:numPr>
-          <w:ilvl w:val="0"/>
-          <w:numId w:val="17"/>
-        </w:numPr>
-        <w:rPr>
-          <w:lang w:val="en-US"/>
-        </w:rPr>
-      </w:pPr>
-      <w:r>
-        <w:rPr>
-          <w:lang w:val="en-US"/>
-        </w:rPr>
-        <w:t>“Prototype”?</w:t>
-      </w:r>
-    </w:p>
-    <w:p>
-      <w:pPr>
-        <w:pStyle w:val="ListParagraph"/>
-        <w:numPr>
-          <w:ilvl w:val="0"/>
-          <w:numId w:val="2"/>
-        </w:numPr>
-        <w:rPr>
-          <w:lang w:val="en-US"/>
-        </w:rPr>
-      </w:pPr>
-      <w:r>
-        <w:rPr>
-          <w:lang w:val="en-US"/>
-        </w:rPr>
-        <w:t>Tạo bản đầu tiên</w:t>
-      </w:r>
-    </w:p>
-    <w:p>
-      <w:pPr>
-        <w:pStyle w:val="ListParagraph"/>
-        <w:numPr>
-          <w:ilvl w:val="0"/>
-          <w:numId w:val="17"/>
-        </w:numPr>
-        <w:rPr>
-          <w:lang w:val="en-US"/>
-        </w:rPr>
-      </w:pPr>
-      <w:r>
-        <w:rPr>
-          <w:lang w:val="en-US"/>
-        </w:rPr>
-        <w:t>“Benchmark”?</w:t>
-      </w:r>
-    </w:p>
-    <w:p>
-      <w:pPr>
-        <w:pStyle w:val="ListParagraph"/>
-        <w:numPr>
-          <w:ilvl w:val="0"/>
-          <w:numId w:val="2"/>
-        </w:numPr>
-        <w:rPr>
-          <w:lang w:val="en-US"/>
-        </w:rPr>
-      </w:pPr>
-      <w:r>
-        <w:rPr>
-          <w:lang w:val="en-US"/>
-        </w:rPr>
-        <w:t>Đánh giá hiệu suất của 1 mô hình (so với 1 tiêu chuẩn nào đó)</w:t>
-      </w:r>
-    </w:p>
-    <w:p>
-      <w:pPr>
-        <w:pStyle w:val="ListParagraph"/>
-        <w:numPr>
-          <w:ilvl w:val="0"/>
-          <w:numId w:val="17"/>
-        </w:numPr>
-        <w:rPr>
-          <w:lang w:val="en-US"/>
-        </w:rPr>
-      </w:pPr>
-      <w:r>
-        <w:rPr>
-          <w:lang w:val="en-US"/>
-        </w:rPr>
-        <w:t>“Cumbersome”?</w:t>
-      </w:r>
-    </w:p>
-    <w:p>
-      <w:pPr>
-        <w:pStyle w:val="ListParagraph"/>
-        <w:numPr>
-          <w:ilvl w:val="0"/>
-          <w:numId w:val="2"/>
-        </w:numPr>
-        <w:rPr>
-          <w:lang w:val="en-US"/>
-        </w:rPr>
-      </w:pPr>
-      <w:r>
-        <w:rPr>
-          <w:lang w:val="en-US"/>
-        </w:rPr>
-        <w:t>Cồng kềnh</w:t>
-      </w:r>
-    </w:p>
-    <w:p>
-      <w:pPr>
-        <w:pStyle w:val="ListParagraph"/>
-        <w:numPr>
-          <w:ilvl w:val="0"/>
-          <w:numId w:val="17"/>
-        </w:numPr>
-        <w:rPr>
-          <w:lang w:val="en-US"/>
-        </w:rPr>
-      </w:pPr>
-      <w:r>
-        <w:rPr>
-          <w:lang w:val="en-US"/>
-        </w:rPr>
-        <w:t>“Admissible”?</w:t>
-      </w:r>
-    </w:p>
-    <w:p>
-      <w:pPr>
-        <w:pStyle w:val="ListParagraph"/>
-        <w:numPr>
-          <w:ilvl w:val="0"/>
-          <w:numId w:val="2"/>
-        </w:numPr>
-        <w:rPr>
-          <w:lang w:val="en-US"/>
-        </w:rPr>
-      </w:pPr>
-      <w:r>
-        <w:rPr>
-          <w:lang w:val="en-US"/>
-        </w:rPr>
-        <w:t>Chấp nhận được</w:t>
-      </w:r>
-    </w:p>
-    <w:p>
-      <w:pPr>
-        <w:rPr>
-          <w:lang w:val="en-US"/>
-        </w:rPr>
-      </w:pPr>
-    </w:p>
-    <w:p>
-      <w:pPr>
-        <w:rPr>
-          <w:lang w:val="en-US"/>
-        </w:rPr>
-      </w:pPr>
-      <w:r>
-        <w:rPr>
-          <w:lang w:val="en-US"/>
-        </w:rPr>
-        <w:t>A</w:t>
-      </w:r>
-      <w:r>
-        <w:t>bbreviation</w:t>
-      </w:r>
-      <w:r>
-        <w:rPr>
-          <w:lang w:val="en-US"/>
-        </w:rPr>
-        <w:t xml:space="preserve"> – Từ Viết Tắt:</w:t>
-      </w:r>
-    </w:p>
-    <w:p>
-      <w:pPr>
-        <w:pStyle w:val="ListParagraph"/>
-        <w:numPr>
-          <w:ilvl w:val="0"/>
-          <w:numId w:val="3"/>
-        </w:numPr>
-        <w:rPr>
-          <w:lang w:val="en-US"/>
-        </w:rPr>
-      </w:pPr>
-      <w:r>
-        <w:rPr>
-          <w:lang w:val="en-US"/>
-        </w:rPr>
-        <w:t>“et al.”</w:t>
-      </w:r>
-      <w:r>
-        <w:rPr>
-          <w:lang w:val="en-US"/>
-        </w:rPr>
-        <w:t>?</w:t>
-      </w:r>
-    </w:p>
-    <w:p>
-      <w:pPr>
-        <w:pStyle w:val="ListParagraph"/>
-        <w:numPr>
-          <w:ilvl w:val="0"/>
-          <w:numId w:val="2"/>
-        </w:numPr>
-        <w:rPr>
-          <w:lang w:val="en-US"/>
-        </w:rPr>
-      </w:pPr>
-      <w:r>
-        <w:rPr>
-          <w:lang w:val="en-US"/>
-        </w:rPr>
-        <w:t>Và các đồng tác giả khác</w:t>
-      </w:r>
-    </w:p>
-    <w:p>
-      <w:pPr>
-        <w:rPr>
-          <w:lang w:val="en-US"/>
-        </w:rPr>
-      </w:pPr>
-    </w:p>
-    <w:p>
-      <w:pPr>
-        <w:rPr>
-          <w:lang w:val="en-US"/>
-        </w:rPr>
-      </w:pPr>
-      <w:r>
-        <w:rPr>
-          <w:lang w:val="en-US"/>
-        </w:rPr>
         <w:t>Math – Toán:</w:t>
       </w:r>
     </w:p>
@@ -3515,7 +3608,6 @@
         <w:rPr>
           <w:lang w:val="en-US"/>
         </w:rPr>
-        <w:lastRenderedPageBreak/>
         <w:t>Đơn vị giả tưởng (của giá trị nào đó)</w:t>
       </w:r>
     </w:p>
@@ -4032,6 +4124,95 @@
 <file path=word/numbering.xml><?xml version="1.0" encoding="utf-8"?>
 <w:numbering xmlns:wpc="http://schemas.microsoft.com/office/word/2010/wordprocessingCanvas" xmlns:mc="http://schemas.openxmlformats.org/markup-compatibility/2006" xmlns:o="urn:schemas-microsoft-com:office:office" xmlns:r="http://schemas.openxmlformats.org/officeDocument/2006/relationships" xmlns:m="http://schemas.openxmlformats.org/officeDocument/2006/math" xmlns:v="urn:schemas-microsoft-com:vml" xmlns:wp14="http://schemas.microsoft.com/office/word/2010/wordprocessingDrawing" xmlns:wp="http://schemas.openxmlformats.org/drawingml/2006/wordprocessingDrawing" xmlns:w10="urn:schemas-microsoft-com:office:word" xmlns:w="http://schemas.openxmlformats.org/wordprocessingml/2006/main" xmlns:w14="http://schemas.microsoft.com/office/word/2010/wordml" xmlns:wpg="http://schemas.microsoft.com/office/word/2010/wordprocessingGroup" xmlns:wpi="http://schemas.microsoft.com/office/word/2010/wordprocessingInk" xmlns:wne="http://schemas.microsoft.com/office/word/2006/wordml" xmlns:wps="http://schemas.microsoft.com/office/word/2010/wordprocessingShape" mc:Ignorable="w14 wp14">
   <w:abstractNum w:abstractNumId="0">
+    <w:nsid w:val="097B6981"/>
+    <w:multiLevelType w:val="hybridMultilevel"/>
+    <w:tmpl w:val="25C08BF8"/>
+    <w:lvl w:ilvl="0" w:tplc="58E60C4C">
+      <w:start w:val="1"/>
+      <w:numFmt w:val="decimal"/>
+      <w:lvlText w:val="%1."/>
+      <w:lvlJc w:val="left"/>
+      <w:pPr>
+        <w:ind w:left="1080" w:hanging="360"/>
+      </w:pPr>
+      <w:rPr>
+        <w:rFonts w:hint="default"/>
+      </w:rPr>
+    </w:lvl>
+    <w:lvl w:ilvl="1" w:tplc="042A0019" w:tentative="1">
+      <w:start w:val="1"/>
+      <w:numFmt w:val="lowerLetter"/>
+      <w:lvlText w:val="%2."/>
+      <w:lvlJc w:val="left"/>
+      <w:pPr>
+        <w:ind w:left="1800" w:hanging="360"/>
+      </w:pPr>
+    </w:lvl>
+    <w:lvl w:ilvl="2" w:tplc="042A001B" w:tentative="1">
+      <w:start w:val="1"/>
+      <w:numFmt w:val="lowerRoman"/>
+      <w:lvlText w:val="%3."/>
+      <w:lvlJc w:val="right"/>
+      <w:pPr>
+        <w:ind w:left="2520" w:hanging="180"/>
+      </w:pPr>
+    </w:lvl>
+    <w:lvl w:ilvl="3" w:tplc="042A000F" w:tentative="1">
+      <w:start w:val="1"/>
+      <w:numFmt w:val="decimal"/>
+      <w:lvlText w:val="%4."/>
+      <w:lvlJc w:val="left"/>
+      <w:pPr>
+        <w:ind w:left="3240" w:hanging="360"/>
+      </w:pPr>
+    </w:lvl>
+    <w:lvl w:ilvl="4" w:tplc="042A0019" w:tentative="1">
+      <w:start w:val="1"/>
+      <w:numFmt w:val="lowerLetter"/>
+      <w:lvlText w:val="%5."/>
+      <w:lvlJc w:val="left"/>
+      <w:pPr>
+        <w:ind w:left="3960" w:hanging="360"/>
+      </w:pPr>
+    </w:lvl>
+    <w:lvl w:ilvl="5" w:tplc="042A001B" w:tentative="1">
+      <w:start w:val="1"/>
+      <w:numFmt w:val="lowerRoman"/>
+      <w:lvlText w:val="%6."/>
+      <w:lvlJc w:val="right"/>
+      <w:pPr>
+        <w:ind w:left="4680" w:hanging="180"/>
+      </w:pPr>
+    </w:lvl>
+    <w:lvl w:ilvl="6" w:tplc="042A000F" w:tentative="1">
+      <w:start w:val="1"/>
+      <w:numFmt w:val="decimal"/>
+      <w:lvlText w:val="%7."/>
+      <w:lvlJc w:val="left"/>
+      <w:pPr>
+        <w:ind w:left="5400" w:hanging="360"/>
+      </w:pPr>
+    </w:lvl>
+    <w:lvl w:ilvl="7" w:tplc="042A0019" w:tentative="1">
+      <w:start w:val="1"/>
+      <w:numFmt w:val="lowerLetter"/>
+      <w:lvlText w:val="%8."/>
+      <w:lvlJc w:val="left"/>
+      <w:pPr>
+        <w:ind w:left="6120" w:hanging="360"/>
+      </w:pPr>
+    </w:lvl>
+    <w:lvl w:ilvl="8" w:tplc="042A001B" w:tentative="1">
+      <w:start w:val="1"/>
+      <w:numFmt w:val="lowerRoman"/>
+      <w:lvlText w:val="%9."/>
+      <w:lvlJc w:val="right"/>
+      <w:pPr>
+        <w:ind w:left="6840" w:hanging="180"/>
+      </w:pPr>
+    </w:lvl>
+  </w:abstractNum>
+  <w:abstractNum w:abstractNumId="1">
     <w:nsid w:val="166A1430"/>
     <w:multiLevelType w:val="hybridMultilevel"/>
     <w:tmpl w:val="4058F88C"/>
@@ -4120,7 +4301,7 @@
       </w:pPr>
     </w:lvl>
   </w:abstractNum>
-  <w:abstractNum w:abstractNumId="1">
+  <w:abstractNum w:abstractNumId="2">
     <w:nsid w:val="18342D87"/>
     <w:multiLevelType w:val="hybridMultilevel"/>
     <w:tmpl w:val="0178AE54"/>
@@ -4209,7 +4390,7 @@
       </w:pPr>
     </w:lvl>
   </w:abstractNum>
-  <w:abstractNum w:abstractNumId="2">
+  <w:abstractNum w:abstractNumId="3">
     <w:nsid w:val="1BB53658"/>
     <w:multiLevelType w:val="hybridMultilevel"/>
     <w:tmpl w:val="BB02CAB0"/>
@@ -4298,7 +4479,7 @@
       </w:pPr>
     </w:lvl>
   </w:abstractNum>
-  <w:abstractNum w:abstractNumId="3">
+  <w:abstractNum w:abstractNumId="4">
     <w:nsid w:val="228345C0"/>
     <w:multiLevelType w:val="hybridMultilevel"/>
     <w:tmpl w:val="D05CCFC4"/>
@@ -4387,7 +4568,7 @@
       </w:pPr>
     </w:lvl>
   </w:abstractNum>
-  <w:abstractNum w:abstractNumId="4">
+  <w:abstractNum w:abstractNumId="5">
     <w:nsid w:val="2E0A7B9A"/>
     <w:multiLevelType w:val="hybridMultilevel"/>
     <w:tmpl w:val="55F620F4"/>
@@ -4476,7 +4657,7 @@
       </w:pPr>
     </w:lvl>
   </w:abstractNum>
-  <w:abstractNum w:abstractNumId="5">
+  <w:abstractNum w:abstractNumId="6">
     <w:nsid w:val="2F4645EB"/>
     <w:multiLevelType w:val="hybridMultilevel"/>
     <w:tmpl w:val="D48EFB8E"/>
@@ -4565,7 +4746,7 @@
       </w:pPr>
     </w:lvl>
   </w:abstractNum>
-  <w:abstractNum w:abstractNumId="6">
+  <w:abstractNum w:abstractNumId="7">
     <w:nsid w:val="33A040A6"/>
     <w:multiLevelType w:val="hybridMultilevel"/>
     <w:tmpl w:val="530C4B62"/>
@@ -4654,7 +4835,7 @@
       </w:pPr>
     </w:lvl>
   </w:abstractNum>
-  <w:abstractNum w:abstractNumId="7">
+  <w:abstractNum w:abstractNumId="8">
     <w:nsid w:val="4645092C"/>
     <w:multiLevelType w:val="hybridMultilevel"/>
     <w:tmpl w:val="2EAE2C52"/>
@@ -4743,7 +4924,7 @@
       </w:pPr>
     </w:lvl>
   </w:abstractNum>
-  <w:abstractNum w:abstractNumId="8">
+  <w:abstractNum w:abstractNumId="9">
     <w:nsid w:val="50AD5632"/>
     <w:multiLevelType w:val="hybridMultilevel"/>
     <w:tmpl w:val="51DCF262"/>
@@ -4832,7 +5013,7 @@
       </w:pPr>
     </w:lvl>
   </w:abstractNum>
-  <w:abstractNum w:abstractNumId="9">
+  <w:abstractNum w:abstractNumId="10">
     <w:nsid w:val="52996CBC"/>
     <w:multiLevelType w:val="hybridMultilevel"/>
     <w:tmpl w:val="670A86DA"/>
@@ -4921,7 +5102,7 @@
       </w:pPr>
     </w:lvl>
   </w:abstractNum>
-  <w:abstractNum w:abstractNumId="10">
+  <w:abstractNum w:abstractNumId="11">
     <w:nsid w:val="56582533"/>
     <w:multiLevelType w:val="hybridMultilevel"/>
     <w:tmpl w:val="D2DE19F2"/>
@@ -5034,7 +5215,7 @@
       </w:rPr>
     </w:lvl>
   </w:abstractNum>
-  <w:abstractNum w:abstractNumId="11">
+  <w:abstractNum w:abstractNumId="12">
     <w:nsid w:val="575D4638"/>
     <w:multiLevelType w:val="hybridMultilevel"/>
     <w:tmpl w:val="0A804172"/>
@@ -5123,7 +5304,7 @@
       </w:pPr>
     </w:lvl>
   </w:abstractNum>
-  <w:abstractNum w:abstractNumId="12">
+  <w:abstractNum w:abstractNumId="13">
     <w:nsid w:val="5A7D3A48"/>
     <w:multiLevelType w:val="hybridMultilevel"/>
     <w:tmpl w:val="37A291C4"/>
@@ -5212,7 +5393,7 @@
       </w:pPr>
     </w:lvl>
   </w:abstractNum>
-  <w:abstractNum w:abstractNumId="13">
+  <w:abstractNum w:abstractNumId="14">
     <w:nsid w:val="62AF2E9F"/>
     <w:multiLevelType w:val="hybridMultilevel"/>
     <w:tmpl w:val="12242B98"/>
@@ -5301,7 +5482,7 @@
       </w:pPr>
     </w:lvl>
   </w:abstractNum>
-  <w:abstractNum w:abstractNumId="14">
+  <w:abstractNum w:abstractNumId="15">
     <w:nsid w:val="68695F0C"/>
     <w:multiLevelType w:val="hybridMultilevel"/>
     <w:tmpl w:val="E0944F3C"/>
@@ -5390,7 +5571,7 @@
       </w:pPr>
     </w:lvl>
   </w:abstractNum>
-  <w:abstractNum w:abstractNumId="15">
+  <w:abstractNum w:abstractNumId="16">
     <w:nsid w:val="6C62378D"/>
     <w:multiLevelType w:val="hybridMultilevel"/>
     <w:tmpl w:val="6B0C3F86"/>
@@ -5479,7 +5660,7 @@
       </w:pPr>
     </w:lvl>
   </w:abstractNum>
-  <w:abstractNum w:abstractNumId="16">
+  <w:abstractNum w:abstractNumId="17">
     <w:nsid w:val="74FD50E2"/>
     <w:multiLevelType w:val="hybridMultilevel"/>
     <w:tmpl w:val="2F86794C"/>
@@ -5568,7 +5749,7 @@
       </w:pPr>
     </w:lvl>
   </w:abstractNum>
-  <w:abstractNum w:abstractNumId="17">
+  <w:abstractNum w:abstractNumId="18">
     <w:nsid w:val="796C6536"/>
     <w:multiLevelType w:val="hybridMultilevel"/>
     <w:tmpl w:val="B7BAE2D8"/>
@@ -5657,7 +5838,7 @@
       </w:pPr>
     </w:lvl>
   </w:abstractNum>
-  <w:abstractNum w:abstractNumId="18">
+  <w:abstractNum w:abstractNumId="19">
     <w:nsid w:val="7EA00B10"/>
     <w:multiLevelType w:val="hybridMultilevel"/>
     <w:tmpl w:val="EACE9F7A"/>
@@ -5747,61 +5928,64 @@
     </w:lvl>
   </w:abstractNum>
   <w:num w:numId="1">
+    <w:abstractNumId w:val="10"/>
+  </w:num>
+  <w:num w:numId="2">
+    <w:abstractNumId w:val="11"/>
+  </w:num>
+  <w:num w:numId="3">
+    <w:abstractNumId w:val="19"/>
+  </w:num>
+  <w:num w:numId="4">
+    <w:abstractNumId w:val="15"/>
+  </w:num>
+  <w:num w:numId="5">
+    <w:abstractNumId w:val="14"/>
+  </w:num>
+  <w:num w:numId="6">
+    <w:abstractNumId w:val="12"/>
+  </w:num>
+  <w:num w:numId="7">
+    <w:abstractNumId w:val="5"/>
+  </w:num>
+  <w:num w:numId="8">
+    <w:abstractNumId w:val="7"/>
+  </w:num>
+  <w:num w:numId="9">
+    <w:abstractNumId w:val="17"/>
+  </w:num>
+  <w:num w:numId="10">
+    <w:abstractNumId w:val="2"/>
+  </w:num>
+  <w:num w:numId="11">
+    <w:abstractNumId w:val="13"/>
+  </w:num>
+  <w:num w:numId="12">
+    <w:abstractNumId w:val="1"/>
+  </w:num>
+  <w:num w:numId="13">
+    <w:abstractNumId w:val="3"/>
+  </w:num>
+  <w:num w:numId="14">
+    <w:abstractNumId w:val="18"/>
+  </w:num>
+  <w:num w:numId="15">
     <w:abstractNumId w:val="9"/>
   </w:num>
-  <w:num w:numId="2">
-    <w:abstractNumId w:val="10"/>
+  <w:num w:numId="16">
+    <w:abstractNumId w:val="8"/>
   </w:num>
-  <w:num w:numId="3">
-    <w:abstractNumId w:val="18"/>
-  </w:num>
-  <w:num w:numId="4">
-    <w:abstractNumId w:val="14"/>
-  </w:num>
-  <w:num w:numId="5">
-    <w:abstractNumId w:val="13"/>
-  </w:num>
-  <w:num w:numId="6">
-    <w:abstractNumId w:val="11"/>
-  </w:num>
-  <w:num w:numId="7">
+  <w:num w:numId="17">
     <w:abstractNumId w:val="4"/>
   </w:num>
-  <w:num w:numId="8">
+  <w:num w:numId="18">
+    <w:abstractNumId w:val="16"/>
+  </w:num>
+  <w:num w:numId="19">
     <w:abstractNumId w:val="6"/>
   </w:num>
-  <w:num w:numId="9">
-    <w:abstractNumId w:val="16"/>
-  </w:num>
-  <w:num w:numId="10">
-    <w:abstractNumId w:val="1"/>
-  </w:num>
-  <w:num w:numId="11">
-    <w:abstractNumId w:val="12"/>
-  </w:num>
-  <w:num w:numId="12">
+  <w:num w:numId="20">
     <w:abstractNumId w:val="0"/>
-  </w:num>
-  <w:num w:numId="13">
-    <w:abstractNumId w:val="2"/>
-  </w:num>
-  <w:num w:numId="14">
-    <w:abstractNumId w:val="17"/>
-  </w:num>
-  <w:num w:numId="15">
-    <w:abstractNumId w:val="8"/>
-  </w:num>
-  <w:num w:numId="16">
-    <w:abstractNumId w:val="7"/>
-  </w:num>
-  <w:num w:numId="17">
-    <w:abstractNumId w:val="3"/>
-  </w:num>
-  <w:num w:numId="18">
-    <w:abstractNumId w:val="15"/>
-  </w:num>
-  <w:num w:numId="19">
-    <w:abstractNumId w:val="5"/>
   </w:num>
 </w:numbering>
 </file>

--- a/english.docx
+++ b/english.docx
@@ -12,1010 +12,745 @@
         <w:rPr>
           <w:lang w:val="en-US"/>
         </w:rPr>
-        <w:t>Phrase – Cụm Từ:</w:t>
-      </w:r>
-    </w:p>
-    <w:p>
-      <w:pPr>
-        <w:pStyle w:val="ListParagraph"/>
-        <w:numPr>
-          <w:ilvl w:val="0"/>
-          <w:numId w:val="1"/>
-        </w:numPr>
-        <w:rPr>
-          <w:lang w:val="en-US"/>
-        </w:rPr>
-      </w:pPr>
-      <w:r>
-        <w:rPr>
-          <w:lang w:val="en-US"/>
-        </w:rPr>
-        <w:t>“In Order To”?</w:t>
-      </w:r>
-    </w:p>
-    <w:p>
-      <w:pPr>
-        <w:pStyle w:val="ListParagraph"/>
-        <w:numPr>
-          <w:ilvl w:val="0"/>
-          <w:numId w:val="2"/>
-        </w:numPr>
-        <w:rPr>
-          <w:lang w:val="en-US"/>
-        </w:rPr>
-      </w:pPr>
-      <w:r>
-        <w:rPr>
-          <w:lang w:val="en-US"/>
-        </w:rPr>
-        <w:t>Để (làm được một cái gì đó)</w:t>
-      </w:r>
-    </w:p>
-    <w:p>
-      <w:pPr>
-        <w:pStyle w:val="ListParagraph"/>
-        <w:numPr>
-          <w:ilvl w:val="0"/>
-          <w:numId w:val="1"/>
-        </w:numPr>
-        <w:rPr>
-          <w:lang w:val="en-US"/>
-        </w:rPr>
-      </w:pPr>
-      <w:r>
-        <w:rPr>
-          <w:lang w:val="en-US"/>
-        </w:rPr>
-        <w:t>“Improve Upon”?</w:t>
-      </w:r>
-    </w:p>
-    <w:p>
-      <w:pPr>
-        <w:pStyle w:val="ListParagraph"/>
-        <w:numPr>
-          <w:ilvl w:val="0"/>
-          <w:numId w:val="2"/>
-        </w:numPr>
-        <w:rPr>
-          <w:lang w:val="en-US"/>
-        </w:rPr>
-      </w:pPr>
-      <w:r>
-        <w:rPr>
-          <w:lang w:val="en-US"/>
-        </w:rPr>
-        <w:t>Cải thiện (cái điều gì đó tồi tệ)</w:t>
-      </w:r>
-    </w:p>
-    <w:p>
-      <w:pPr>
-        <w:pStyle w:val="ListParagraph"/>
-        <w:numPr>
-          <w:ilvl w:val="0"/>
-          <w:numId w:val="1"/>
-        </w:numPr>
-        <w:rPr>
-          <w:lang w:val="en-US"/>
-        </w:rPr>
-      </w:pPr>
-      <w:r>
-        <w:rPr>
-          <w:lang w:val="en-US"/>
-        </w:rPr>
-        <w:t>“Draw–Backs”?</w:t>
-      </w:r>
-    </w:p>
-    <w:p>
-      <w:pPr>
-        <w:pStyle w:val="ListParagraph"/>
-        <w:numPr>
-          <w:ilvl w:val="0"/>
-          <w:numId w:val="2"/>
-        </w:numPr>
-        <w:rPr>
-          <w:lang w:val="en-US"/>
-        </w:rPr>
-      </w:pPr>
-      <w:r>
-        <w:rPr>
-          <w:lang w:val="en-US"/>
-        </w:rPr>
-        <w:t>Những hạn chế (của 1 cái gì đó)</w:t>
-      </w:r>
-    </w:p>
-    <w:p>
-      <w:pPr>
-        <w:pStyle w:val="ListParagraph"/>
-        <w:numPr>
-          <w:ilvl w:val="0"/>
-          <w:numId w:val="1"/>
-        </w:numPr>
-        <w:rPr>
-          <w:lang w:val="en-US"/>
-        </w:rPr>
-      </w:pPr>
-      <w:r>
-        <w:rPr>
-          <w:lang w:val="en-US"/>
-        </w:rPr>
-        <w:t>“As In”?</w:t>
-      </w:r>
-    </w:p>
-    <w:p>
-      <w:pPr>
-        <w:pStyle w:val="ListParagraph"/>
-        <w:numPr>
-          <w:ilvl w:val="0"/>
-          <w:numId w:val="2"/>
-        </w:numPr>
-        <w:rPr>
-          <w:lang w:val="en-US"/>
-        </w:rPr>
-      </w:pPr>
-      <w:r>
-        <w:rPr>
-          <w:lang w:val="en-US"/>
-        </w:rPr>
-        <w:t>Như trong (cái nào đó)</w:t>
-      </w:r>
-    </w:p>
-    <w:p>
-      <w:pPr>
-        <w:pStyle w:val="ListParagraph"/>
-        <w:numPr>
-          <w:ilvl w:val="0"/>
-          <w:numId w:val="1"/>
-        </w:numPr>
-        <w:rPr>
-          <w:lang w:val="en-US"/>
-        </w:rPr>
-      </w:pPr>
-      <w:r>
-        <w:rPr>
-          <w:lang w:val="en-US"/>
-        </w:rPr>
-        <w:t>“Not The Case”?</w:t>
-      </w:r>
-    </w:p>
-    <w:p>
-      <w:pPr>
-        <w:pStyle w:val="ListParagraph"/>
-        <w:numPr>
-          <w:ilvl w:val="0"/>
-          <w:numId w:val="2"/>
-        </w:numPr>
-        <w:rPr>
-          <w:lang w:val="en-US"/>
-        </w:rPr>
-      </w:pPr>
-      <w:r>
-        <w:rPr>
-          <w:lang w:val="en-US"/>
-        </w:rPr>
-        <w:t>Không đúng</w:t>
-      </w:r>
-    </w:p>
-    <w:p>
-      <w:pPr>
-        <w:pStyle w:val="ListParagraph"/>
-        <w:numPr>
-          <w:ilvl w:val="0"/>
-          <w:numId w:val="1"/>
-        </w:numPr>
-        <w:rPr>
-          <w:lang w:val="en-US"/>
-        </w:rPr>
-      </w:pPr>
-      <w:r>
-        <w:rPr>
-          <w:lang w:val="en-US"/>
-        </w:rPr>
-        <w:t>“High Fidelity”?</w:t>
-      </w:r>
-    </w:p>
-    <w:p>
-      <w:pPr>
-        <w:pStyle w:val="ListParagraph"/>
-        <w:numPr>
-          <w:ilvl w:val="0"/>
-          <w:numId w:val="2"/>
-        </w:numPr>
-        <w:rPr>
-          <w:lang w:val="en-US"/>
-        </w:rPr>
-      </w:pPr>
-      <w:r>
-        <w:rPr>
-          <w:lang w:val="en-US"/>
-        </w:rPr>
-        <w:t>Tính chân thực cao</w:t>
-      </w:r>
-      <w:r>
-        <w:rPr>
-          <w:lang w:val="en-US"/>
-        </w:rPr>
-        <w:t xml:space="preserve"> (âm thanh, hình ảnh)</w:t>
-      </w:r>
-    </w:p>
-    <w:p>
-      <w:pPr>
-        <w:pStyle w:val="ListParagraph"/>
-        <w:numPr>
-          <w:ilvl w:val="0"/>
-          <w:numId w:val="1"/>
-        </w:numPr>
-        <w:rPr>
-          <w:lang w:val="en-US"/>
-        </w:rPr>
-      </w:pPr>
-      <w:r>
-        <w:rPr>
-          <w:lang w:val="en-US"/>
-        </w:rPr>
-        <w:t>“Emerge Out”?</w:t>
-      </w:r>
-    </w:p>
-    <w:p>
-      <w:pPr>
-        <w:pStyle w:val="ListParagraph"/>
-        <w:numPr>
-          <w:ilvl w:val="0"/>
-          <w:numId w:val="2"/>
-        </w:numPr>
-        <w:rPr>
-          <w:lang w:val="en-US"/>
-        </w:rPr>
-      </w:pPr>
-      <w:r>
-        <w:rPr>
-          <w:lang w:val="en-US"/>
-        </w:rPr>
-        <w:t>Nổi lên (1 cái gì đó trong quá trình nghiên cứu)</w:t>
-      </w:r>
-    </w:p>
-    <w:p>
-      <w:pPr>
-        <w:pStyle w:val="ListParagraph"/>
-        <w:numPr>
-          <w:ilvl w:val="0"/>
-          <w:numId w:val="1"/>
-        </w:numPr>
-        <w:rPr>
-          <w:lang w:val="en-US"/>
-        </w:rPr>
-      </w:pPr>
-      <w:r>
-        <w:rPr>
-          <w:lang w:val="en-US"/>
-        </w:rPr>
-        <w:t>“At Each Instant”?</w:t>
-      </w:r>
-    </w:p>
-    <w:p>
-      <w:pPr>
-        <w:pStyle w:val="ListParagraph"/>
-        <w:numPr>
-          <w:ilvl w:val="0"/>
-          <w:numId w:val="2"/>
-        </w:numPr>
-        <w:rPr>
-          <w:lang w:val="en-US"/>
-        </w:rPr>
-      </w:pPr>
-      <w:r>
-        <w:rPr>
-          <w:lang w:val="en-US"/>
-        </w:rPr>
-        <w:t>Tại mỗi thời điểm</w:t>
-      </w:r>
-    </w:p>
-    <w:p>
-      <w:pPr>
-        <w:pStyle w:val="ListParagraph"/>
-        <w:numPr>
-          <w:ilvl w:val="0"/>
-          <w:numId w:val="1"/>
-        </w:numPr>
-        <w:rPr>
-          <w:lang w:val="en-US"/>
-        </w:rPr>
-      </w:pPr>
-      <w:r>
-        <w:rPr>
-          <w:lang w:val="en-US"/>
-        </w:rPr>
-        <w:t>“For ease of”?</w:t>
-      </w:r>
-    </w:p>
-    <w:p>
-      <w:pPr>
-        <w:pStyle w:val="ListParagraph"/>
-        <w:numPr>
-          <w:ilvl w:val="0"/>
-          <w:numId w:val="2"/>
-        </w:numPr>
-        <w:rPr>
-          <w:lang w:val="en-US"/>
-        </w:rPr>
-      </w:pPr>
-      <w:r>
-        <w:rPr>
-          <w:lang w:val="en-US"/>
-        </w:rPr>
-        <w:t>Để cho dễ thực hiện (việc gì đó)</w:t>
-      </w:r>
-    </w:p>
-    <w:p>
-      <w:pPr>
-        <w:pStyle w:val="ListParagraph"/>
-        <w:numPr>
-          <w:ilvl w:val="0"/>
-          <w:numId w:val="1"/>
-        </w:numPr>
-        <w:rPr>
-          <w:lang w:val="en-US"/>
-        </w:rPr>
-      </w:pPr>
-      <w:r>
-        <w:rPr>
-          <w:lang w:val="en-US"/>
-        </w:rPr>
-        <w:t>“Is Eligible”?</w:t>
-      </w:r>
-    </w:p>
-    <w:p>
-      <w:pPr>
-        <w:pStyle w:val="ListParagraph"/>
-        <w:numPr>
-          <w:ilvl w:val="0"/>
-          <w:numId w:val="2"/>
-        </w:numPr>
-        <w:rPr>
-          <w:lang w:val="en-US"/>
-        </w:rPr>
-      </w:pPr>
-      <w:r>
-        <w:rPr>
-          <w:lang w:val="en-US"/>
-        </w:rPr>
-        <w:t>Đủ điều kiện (để tham gia cái gì đó)</w:t>
-      </w:r>
-    </w:p>
-    <w:p>
-      <w:pPr>
-        <w:rPr>
-          <w:lang w:val="en-US"/>
-        </w:rPr>
-      </w:pPr>
-    </w:p>
-    <w:p>
-      <w:pPr>
-        <w:rPr>
-          <w:lang w:val="en-US"/>
-        </w:rPr>
-      </w:pPr>
-      <w:r>
-        <w:rPr>
-          <w:lang w:val="en-US"/>
-        </w:rPr>
-        <w:t>Word – Từ:</w:t>
-      </w:r>
-    </w:p>
-    <w:p>
-      <w:pPr>
-        <w:pStyle w:val="ListParagraph"/>
-        <w:numPr>
-          <w:ilvl w:val="0"/>
-          <w:numId w:val="5"/>
-        </w:numPr>
-        <w:rPr>
-          <w:lang w:val="en-US"/>
-        </w:rPr>
-      </w:pPr>
-      <w:r>
-        <w:rPr>
-          <w:lang w:val="en-US"/>
-        </w:rPr>
-        <w:t>“Since”?</w:t>
-      </w:r>
-    </w:p>
-    <w:p>
-      <w:pPr>
-        <w:pStyle w:val="ListParagraph"/>
-        <w:numPr>
-          <w:ilvl w:val="0"/>
-          <w:numId w:val="2"/>
-        </w:numPr>
-        <w:rPr>
-          <w:lang w:val="en-US"/>
-        </w:rPr>
-      </w:pPr>
-      <w:r>
-        <w:rPr>
-          <w:lang w:val="en-US"/>
-        </w:rPr>
-        <w:t>Bởi vì</w:t>
-      </w:r>
-    </w:p>
-    <w:p>
-      <w:pPr>
-        <w:pStyle w:val="ListParagraph"/>
-        <w:numPr>
-          <w:ilvl w:val="0"/>
-          <w:numId w:val="5"/>
-        </w:numPr>
-        <w:rPr>
-          <w:lang w:val="en-US"/>
-        </w:rPr>
-      </w:pPr>
-      <w:r>
-        <w:rPr>
-          <w:lang w:val="en-US"/>
-        </w:rPr>
-        <w:t>“Rearrange”?</w:t>
-      </w:r>
-    </w:p>
-    <w:p>
-      <w:pPr>
-        <w:pStyle w:val="ListParagraph"/>
-        <w:numPr>
-          <w:ilvl w:val="0"/>
-          <w:numId w:val="2"/>
-        </w:numPr>
-        <w:rPr>
-          <w:lang w:val="en-US"/>
-        </w:rPr>
-      </w:pPr>
-      <w:r>
-        <w:rPr>
-          <w:lang w:val="en-US"/>
-        </w:rPr>
-        <w:t>Sắp xếp lại (1 biểu thức, …)</w:t>
-      </w:r>
-    </w:p>
-    <w:p>
-      <w:pPr>
-        <w:pStyle w:val="ListParagraph"/>
-        <w:numPr>
-          <w:ilvl w:val="0"/>
-          <w:numId w:val="5"/>
-        </w:numPr>
-        <w:rPr>
-          <w:lang w:val="en-US"/>
-        </w:rPr>
-      </w:pPr>
-      <w:r>
-        <w:rPr>
-          <w:lang w:val="en-US"/>
-        </w:rPr>
-        <w:t>“Ego”?</w:t>
-      </w:r>
-    </w:p>
-    <w:p>
-      <w:pPr>
-        <w:pStyle w:val="ListParagraph"/>
-        <w:numPr>
-          <w:ilvl w:val="0"/>
-          <w:numId w:val="2"/>
-        </w:numPr>
-        <w:rPr>
-          <w:lang w:val="en-US"/>
-        </w:rPr>
-      </w:pPr>
-      <w:r>
-        <w:rPr>
-          <w:lang w:val="en-US"/>
-        </w:rPr>
-        <w:t>Cái tôi</w:t>
-      </w:r>
-    </w:p>
-    <w:p>
-      <w:pPr>
-        <w:pStyle w:val="ListParagraph"/>
-        <w:numPr>
-          <w:ilvl w:val="0"/>
-          <w:numId w:val="5"/>
-        </w:numPr>
-        <w:rPr>
-          <w:lang w:val="en-US"/>
-        </w:rPr>
-      </w:pPr>
-      <w:r>
-        <w:rPr>
-          <w:lang w:val="en-US"/>
-        </w:rPr>
-        <w:t>“Excessively”?</w:t>
-      </w:r>
-    </w:p>
-    <w:p>
-      <w:pPr>
-        <w:pStyle w:val="ListParagraph"/>
-        <w:numPr>
-          <w:ilvl w:val="0"/>
-          <w:numId w:val="2"/>
-        </w:numPr>
-        <w:rPr>
-          <w:lang w:val="en-US"/>
-        </w:rPr>
-      </w:pPr>
-      <w:r>
-        <w:rPr>
-          <w:lang w:val="en-US"/>
-        </w:rPr>
-        <w:t>Một cách quá trớn (1 hành động gì đó)</w:t>
-      </w:r>
-    </w:p>
-    <w:p>
-      <w:pPr>
-        <w:pStyle w:val="ListParagraph"/>
-        <w:numPr>
-          <w:ilvl w:val="0"/>
-          <w:numId w:val="5"/>
-        </w:numPr>
-        <w:rPr>
-          <w:lang w:val="en-US"/>
-        </w:rPr>
-      </w:pPr>
-      <w:r>
-        <w:rPr>
-          <w:lang w:val="en-US"/>
-        </w:rPr>
-        <w:t>“Explicitly”?</w:t>
-      </w:r>
-    </w:p>
-    <w:p>
-      <w:pPr>
-        <w:pStyle w:val="ListParagraph"/>
-        <w:numPr>
-          <w:ilvl w:val="0"/>
-          <w:numId w:val="2"/>
-        </w:numPr>
-        <w:rPr>
-          <w:lang w:val="en-US"/>
-        </w:rPr>
-      </w:pPr>
-      <w:r>
-        <w:rPr>
-          <w:lang w:val="en-US"/>
-        </w:rPr>
-        <w:t>Một cách rõ ràng</w:t>
-      </w:r>
-    </w:p>
-    <w:p>
-      <w:pPr>
-        <w:pStyle w:val="ListParagraph"/>
-        <w:numPr>
-          <w:ilvl w:val="0"/>
-          <w:numId w:val="5"/>
-        </w:numPr>
-        <w:rPr>
-          <w:lang w:val="en-US"/>
-        </w:rPr>
-      </w:pPr>
-      <w:r>
-        <w:rPr>
-          <w:lang w:val="en-US"/>
-        </w:rPr>
-        <w:t>“Utilize”?</w:t>
-      </w:r>
-    </w:p>
-    <w:p>
-      <w:pPr>
-        <w:pStyle w:val="ListParagraph"/>
-        <w:numPr>
-          <w:ilvl w:val="0"/>
-          <w:numId w:val="2"/>
-        </w:numPr>
-        <w:rPr>
-          <w:lang w:val="en-US"/>
-        </w:rPr>
-      </w:pPr>
-      <w:r>
-        <w:rPr>
-          <w:lang w:val="en-US"/>
-        </w:rPr>
-        <w:t>Tận dụng</w:t>
-      </w:r>
-    </w:p>
-    <w:p>
-      <w:pPr>
-        <w:pStyle w:val="ListParagraph"/>
-        <w:numPr>
-          <w:ilvl w:val="0"/>
-          <w:numId w:val="5"/>
-        </w:numPr>
-        <w:rPr>
-          <w:lang w:val="en-US"/>
-        </w:rPr>
-      </w:pPr>
-      <w:r>
-        <w:rPr>
-          <w:lang w:val="en-US"/>
-        </w:rPr>
-        <w:t>“Formulation”?</w:t>
-      </w:r>
-    </w:p>
-    <w:p>
-      <w:pPr>
-        <w:pStyle w:val="ListParagraph"/>
-        <w:numPr>
-          <w:ilvl w:val="0"/>
-          <w:numId w:val="2"/>
-        </w:numPr>
-        <w:rPr>
-          <w:lang w:val="en-US"/>
-        </w:rPr>
-      </w:pPr>
-      <w:r>
-        <w:rPr>
-          <w:lang w:val="en-US"/>
-        </w:rPr>
-        <w:t>Quá trình tạo ra Formular</w:t>
-      </w:r>
-    </w:p>
-    <w:p>
-      <w:pPr>
-        <w:pStyle w:val="ListParagraph"/>
-        <w:numPr>
-          <w:ilvl w:val="0"/>
-          <w:numId w:val="5"/>
-        </w:numPr>
-        <w:rPr>
-          <w:lang w:val="en-US"/>
-        </w:rPr>
-      </w:pPr>
-      <w:r>
-        <w:rPr>
-          <w:lang w:val="en-US"/>
-        </w:rPr>
-        <w:t>“Versatile”?</w:t>
-      </w:r>
-    </w:p>
-    <w:p>
-      <w:pPr>
-        <w:pStyle w:val="ListParagraph"/>
-        <w:numPr>
-          <w:ilvl w:val="0"/>
-          <w:numId w:val="2"/>
-        </w:numPr>
-        <w:rPr>
-          <w:lang w:val="en-US"/>
-        </w:rPr>
-      </w:pPr>
-      <w:r>
-        <w:rPr>
-          <w:lang w:val="en-US"/>
-        </w:rPr>
-        <w:t>Có khả năng ứng biến linh hoạt (1 người nào đó)</w:t>
-      </w:r>
-    </w:p>
-    <w:p>
-      <w:pPr>
-        <w:pStyle w:val="ListParagraph"/>
-        <w:numPr>
-          <w:ilvl w:val="0"/>
-          <w:numId w:val="5"/>
-        </w:numPr>
-        <w:rPr>
-          <w:lang w:val="en-US"/>
-        </w:rPr>
-      </w:pPr>
-      <w:r>
-        <w:rPr>
-          <w:lang w:val="en-US"/>
-        </w:rPr>
-        <w:t>“Tragedy”?</w:t>
-      </w:r>
-    </w:p>
-    <w:p>
-      <w:pPr>
-        <w:pStyle w:val="ListParagraph"/>
-        <w:numPr>
-          <w:ilvl w:val="0"/>
-          <w:numId w:val="2"/>
-        </w:numPr>
-        <w:rPr>
-          <w:lang w:val="en-US"/>
-        </w:rPr>
-      </w:pPr>
-      <w:r>
-        <w:rPr>
-          <w:lang w:val="en-US"/>
-        </w:rPr>
-        <w:t>Thảm kịch</w:t>
-      </w:r>
-    </w:p>
-    <w:p>
-      <w:pPr>
-        <w:pStyle w:val="ListParagraph"/>
-        <w:numPr>
-          <w:ilvl w:val="0"/>
-          <w:numId w:val="5"/>
-        </w:numPr>
-        <w:rPr>
-          <w:lang w:val="en-US"/>
-        </w:rPr>
-      </w:pPr>
-      <w:r>
-        <w:rPr>
-          <w:lang w:val="en-US"/>
-        </w:rPr>
-        <w:t>“Ravage”?</w:t>
-      </w:r>
-    </w:p>
-    <w:p>
-      <w:pPr>
-        <w:pStyle w:val="ListParagraph"/>
-        <w:numPr>
-          <w:ilvl w:val="0"/>
-          <w:numId w:val="2"/>
-        </w:numPr>
-        <w:rPr>
-          <w:lang w:val="en-US"/>
-        </w:rPr>
-      </w:pPr>
-      <w:r>
-        <w:rPr>
-          <w:lang w:val="en-US"/>
-        </w:rPr>
-        <w:t>Tàn phá</w:t>
-      </w:r>
-    </w:p>
-    <w:p>
-      <w:pPr>
-        <w:rPr>
-          <w:lang w:val="en-US"/>
-        </w:rPr>
-      </w:pPr>
-    </w:p>
-    <w:p>
-      <w:pPr>
-        <w:rPr>
-          <w:lang w:val="en-US"/>
-        </w:rPr>
-      </w:pPr>
-      <w:r>
-        <w:rPr>
-          <w:lang w:val="en-US"/>
-        </w:rPr>
-        <w:lastRenderedPageBreak/>
-        <w:t>Weapon – Vũ Khí:</w:t>
-      </w:r>
-    </w:p>
-    <w:p>
-      <w:pPr>
-        <w:pStyle w:val="ListParagraph"/>
-        <w:numPr>
-          <w:ilvl w:val="0"/>
-          <w:numId w:val="6"/>
-        </w:numPr>
-        <w:rPr>
-          <w:lang w:val="en-US"/>
-        </w:rPr>
-      </w:pPr>
-      <w:r>
-        <w:rPr>
-          <w:lang w:val="en-US"/>
-        </w:rPr>
-        <w:t>“Spare Weapon”?</w:t>
-      </w:r>
-    </w:p>
-    <w:p>
-      <w:pPr>
-        <w:pStyle w:val="ListParagraph"/>
-        <w:numPr>
-          <w:ilvl w:val="0"/>
-          <w:numId w:val="2"/>
-        </w:numPr>
-        <w:rPr>
-          <w:lang w:val="en-US"/>
-        </w:rPr>
-      </w:pPr>
-      <w:r>
-        <w:rPr>
-          <w:lang w:val="en-US"/>
-        </w:rPr>
-        <w:t>Vũ khí dự phòng</w:t>
-      </w:r>
-    </w:p>
-    <w:p>
-      <w:pPr>
-        <w:rPr>
-          <w:lang w:val="en-US"/>
-        </w:rPr>
-      </w:pPr>
-    </w:p>
-    <w:p>
-      <w:pPr>
-        <w:rPr>
-          <w:lang w:val="en-US"/>
-        </w:rPr>
-      </w:pPr>
-      <w:r>
-        <w:rPr>
-          <w:lang w:val="en-US"/>
-        </w:rPr>
-        <w:t>Economics – Kinh Tế:</w:t>
-      </w:r>
-    </w:p>
-    <w:p>
-      <w:pPr>
-        <w:pStyle w:val="ListParagraph"/>
-        <w:numPr>
-          <w:ilvl w:val="0"/>
-          <w:numId w:val="7"/>
-        </w:numPr>
-        <w:rPr>
-          <w:lang w:val="en-US"/>
-        </w:rPr>
-      </w:pPr>
-      <w:r>
-        <w:rPr>
-          <w:lang w:val="en-US"/>
-        </w:rPr>
-        <w:t>“Make A Fortune”?</w:t>
-      </w:r>
-    </w:p>
-    <w:p>
-      <w:pPr>
-        <w:pStyle w:val="ListParagraph"/>
-        <w:numPr>
-          <w:ilvl w:val="0"/>
-          <w:numId w:val="2"/>
-        </w:numPr>
-        <w:rPr>
-          <w:lang w:val="en-US"/>
-        </w:rPr>
-      </w:pPr>
-      <w:r>
-        <w:rPr>
-          <w:lang w:val="en-US"/>
-        </w:rPr>
-        <w:t>Kiếm 1 khoản tiền lớn (= kinh doanh)</w:t>
-      </w:r>
-    </w:p>
-    <w:p>
-      <w:pPr>
-        <w:pStyle w:val="ListParagraph"/>
-        <w:numPr>
-          <w:ilvl w:val="0"/>
-          <w:numId w:val="7"/>
-        </w:numPr>
-        <w:rPr>
-          <w:lang w:val="en-US"/>
-        </w:rPr>
-      </w:pPr>
-      <w:r>
-        <w:rPr>
-          <w:lang w:val="en-US"/>
-        </w:rPr>
-        <w:t>“Dire”?</w:t>
-      </w:r>
-    </w:p>
-    <w:p>
-      <w:pPr>
-        <w:pStyle w:val="ListParagraph"/>
-        <w:numPr>
-          <w:ilvl w:val="0"/>
-          <w:numId w:val="2"/>
-        </w:numPr>
-        <w:rPr>
-          <w:lang w:val="en-US"/>
-        </w:rPr>
-      </w:pPr>
-      <w:r>
-        <w:rPr>
-          <w:lang w:val="en-US"/>
-        </w:rPr>
-        <w:t>Khó khăn (tình huống)</w:t>
-      </w:r>
-    </w:p>
-    <w:p>
-      <w:pPr>
-        <w:pStyle w:val="ListParagraph"/>
-        <w:numPr>
-          <w:ilvl w:val="0"/>
-          <w:numId w:val="7"/>
-        </w:numPr>
-        <w:rPr>
-          <w:lang w:val="en-US"/>
-        </w:rPr>
-      </w:pPr>
-      <w:r>
-        <w:rPr>
-          <w:lang w:val="en-US"/>
-        </w:rPr>
-        <w:t>“Valid”?</w:t>
-      </w:r>
-    </w:p>
-    <w:p>
-      <w:pPr>
-        <w:pStyle w:val="ListParagraph"/>
-        <w:numPr>
-          <w:ilvl w:val="0"/>
-          <w:numId w:val="2"/>
-        </w:numPr>
-        <w:rPr>
-          <w:lang w:val="en-US"/>
-        </w:rPr>
-      </w:pPr>
-      <w:r>
-        <w:rPr>
-          <w:lang w:val="en-US"/>
-        </w:rPr>
-        <w:t>Hợp lệ</w:t>
-      </w:r>
-    </w:p>
-    <w:p>
-      <w:pPr>
-        <w:pStyle w:val="ListParagraph"/>
-        <w:numPr>
-          <w:ilvl w:val="0"/>
-          <w:numId w:val="7"/>
-        </w:numPr>
-        <w:rPr>
-          <w:lang w:val="en-US"/>
-        </w:rPr>
-      </w:pPr>
-      <w:r>
-        <w:rPr>
-          <w:lang w:val="en-US"/>
-        </w:rPr>
-        <w:t>“Work Around”?</w:t>
-      </w:r>
-    </w:p>
-    <w:p>
-      <w:pPr>
-        <w:pStyle w:val="ListParagraph"/>
-        <w:numPr>
-          <w:ilvl w:val="0"/>
-          <w:numId w:val="2"/>
-        </w:numPr>
-        <w:rPr>
-          <w:lang w:val="en-US"/>
-        </w:rPr>
-      </w:pPr>
-      <w:r>
-        <w:rPr>
-          <w:lang w:val="en-US"/>
-        </w:rPr>
-        <w:t>Giải pháp tạm thời</w:t>
-      </w:r>
-    </w:p>
-    <w:p>
-      <w:pPr>
-        <w:pStyle w:val="ListParagraph"/>
-        <w:numPr>
-          <w:ilvl w:val="0"/>
-          <w:numId w:val="7"/>
-        </w:numPr>
-        <w:rPr>
-          <w:lang w:val="en-US"/>
-        </w:rPr>
-      </w:pPr>
-      <w:r>
-        <w:rPr>
-          <w:lang w:val="en-US"/>
-        </w:rPr>
-        <w:t>“Supermarket”?</w:t>
-      </w:r>
-    </w:p>
-    <w:p>
-      <w:pPr>
-        <w:pStyle w:val="ListParagraph"/>
-        <w:numPr>
-          <w:ilvl w:val="0"/>
-          <w:numId w:val="2"/>
-        </w:numPr>
-        <w:rPr>
-          <w:lang w:val="en-US"/>
-        </w:rPr>
-      </w:pPr>
-      <w:r>
-        <w:rPr>
-          <w:lang w:val="en-US"/>
-        </w:rPr>
-        <w:t>Siêu thị</w:t>
+        <w:t>TOEIC – Test Of English For International Communication:</w:t>
+      </w:r>
+    </w:p>
+    <w:p>
+      <w:pPr>
+        <w:pStyle w:val="ListParagraph"/>
+        <w:numPr>
+          <w:ilvl w:val="0"/>
+          <w:numId w:val="21"/>
+        </w:numPr>
+        <w:rPr>
+          <w:lang w:val="en-US"/>
+        </w:rPr>
+      </w:pPr>
+      <w:r>
+        <w:rPr>
+          <w:lang w:val="en-US"/>
+        </w:rPr>
+        <w:t xml:space="preserve">Cách </w:t>
+      </w:r>
+      <w:r>
+        <w:rPr>
+          <w:lang w:val="en-US"/>
+        </w:rPr>
+        <w:t>Tính Điểm?</w:t>
+      </w:r>
+    </w:p>
+    <w:p>
+      <w:pPr>
+        <w:pStyle w:val="ListParagraph"/>
+        <w:numPr>
+          <w:ilvl w:val="0"/>
+          <w:numId w:val="23"/>
+        </w:numPr>
+        <w:rPr>
+          <w:lang w:val="en-US"/>
+        </w:rPr>
+      </w:pPr>
+      <w:r>
+        <w:rPr>
+          <w:lang w:val="en-US"/>
+        </w:rPr>
+        <w:t>100 câu phần nghe và 100 câu phần đọc, mỗi phần tính như sau</w:t>
+      </w:r>
+    </w:p>
+    <w:p>
+      <w:pPr>
+        <w:pStyle w:val="ListParagraph"/>
+        <w:numPr>
+          <w:ilvl w:val="0"/>
+          <w:numId w:val="23"/>
+        </w:numPr>
+        <w:rPr>
+          <w:lang w:val="en-US"/>
+        </w:rPr>
+      </w:pPr>
+      <w:r>
+        <w:rPr>
+          <w:lang w:val="en-US"/>
+        </w:rPr>
+        <w:t>Đéo trả lời được câu nào được 5 điểm</w:t>
+      </w:r>
+    </w:p>
+    <w:p>
+      <w:pPr>
+        <w:pStyle w:val="ListParagraph"/>
+        <w:numPr>
+          <w:ilvl w:val="0"/>
+          <w:numId w:val="23"/>
+        </w:numPr>
+        <w:rPr>
+          <w:lang w:val="en-US"/>
+        </w:rPr>
+      </w:pPr>
+      <w:r>
+        <w:rPr>
+          <w:lang w:val="en-US"/>
+        </w:rPr>
+        <w:t xml:space="preserve">Trả lời đúng x câu, 1 </w:t>
+      </w:r>
+      <w:r>
+        <w:rPr>
+          <w:lang w:val="en-US"/>
+        </w:rPr>
+        <w:sym w:font="Symbol" w:char="F0A3"/>
+      </w:r>
+      <w:r>
+        <w:rPr>
+          <w:lang w:val="en-US"/>
+        </w:rPr>
+        <w:t xml:space="preserve"> x </w:t>
+      </w:r>
+      <w:r>
+        <w:rPr>
+          <w:lang w:val="en-US"/>
+        </w:rPr>
+        <w:sym w:font="Symbol" w:char="F0A3"/>
+      </w:r>
+      <w:r>
+        <w:rPr>
+          <w:lang w:val="en-US"/>
+        </w:rPr>
+        <w:t xml:space="preserve"> 75</w:t>
+      </w:r>
+      <w:r>
+        <w:rPr>
+          <w:lang w:val="en-US"/>
+        </w:rPr>
+        <w:t>, được 10 + 5x điểm</w:t>
+      </w:r>
+      <w:r>
+        <w:rPr>
+          <w:lang w:val="en-US"/>
+        </w:rPr>
+        <w:t xml:space="preserve">, 76 </w:t>
+      </w:r>
+      <w:r>
+        <w:rPr>
+          <w:lang w:val="en-US"/>
+        </w:rPr>
+        <w:sym w:font="Symbol" w:char="F0A3"/>
+      </w:r>
+      <w:r>
+        <w:rPr>
+          <w:lang w:val="en-US"/>
+        </w:rPr>
+        <w:t xml:space="preserve"> x </w:t>
+      </w:r>
+      <w:r>
+        <w:rPr>
+          <w:lang w:val="en-US"/>
+        </w:rPr>
+        <w:sym w:font="Symbol" w:char="F0A3"/>
+      </w:r>
+      <w:r>
+        <w:rPr>
+          <w:lang w:val="en-US"/>
+        </w:rPr>
+        <w:t xml:space="preserve"> 96, được 15 + 5x điểm, 97 </w:t>
+      </w:r>
+      <w:r>
+        <w:rPr>
+          <w:lang w:val="en-US"/>
+        </w:rPr>
+        <w:sym w:font="Symbol" w:char="F0A3"/>
+      </w:r>
+      <w:r>
+        <w:rPr>
+          <w:lang w:val="en-US"/>
+        </w:rPr>
+        <w:t xml:space="preserve"> x </w:t>
+      </w:r>
+      <w:r>
+        <w:rPr>
+          <w:lang w:val="en-US"/>
+        </w:rPr>
+        <w:sym w:font="Symbol" w:char="F0A3"/>
+      </w:r>
+      <w:r>
+        <w:rPr>
+          <w:lang w:val="en-US"/>
+        </w:rPr>
+        <w:t xml:space="preserve"> 100, được 495 điểm</w:t>
+      </w:r>
+    </w:p>
+    <w:p>
+      <w:pPr>
+        <w:pStyle w:val="ListParagraph"/>
+        <w:numPr>
+          <w:ilvl w:val="0"/>
+          <w:numId w:val="23"/>
+        </w:numPr>
+        <w:rPr>
+          <w:lang w:val="en-US"/>
+        </w:rPr>
+      </w:pPr>
+      <w:r>
+        <w:rPr>
+          <w:lang w:val="en-US"/>
+        </w:rPr>
+        <w:t>Tổng cộng 2 phần 990 điểm</w:t>
+      </w:r>
+    </w:p>
+    <w:p>
+      <w:pPr>
+        <w:pStyle w:val="ListParagraph"/>
+        <w:numPr>
+          <w:ilvl w:val="0"/>
+          <w:numId w:val="21"/>
+        </w:numPr>
+        <w:rPr>
+          <w:lang w:val="en-US"/>
+        </w:rPr>
+      </w:pPr>
+      <w:r>
+        <w:rPr>
+          <w:lang w:val="en-US"/>
+        </w:rPr>
+        <w:t>Thời Gian?</w:t>
+      </w:r>
+    </w:p>
+    <w:p>
+      <w:pPr>
+        <w:pStyle w:val="ListParagraph"/>
+        <w:numPr>
+          <w:ilvl w:val="0"/>
+          <w:numId w:val="23"/>
+        </w:numPr>
+        <w:rPr>
+          <w:lang w:val="en-US"/>
+        </w:rPr>
+      </w:pPr>
+      <w:r>
+        <w:rPr>
+          <w:lang w:val="en-US"/>
+        </w:rPr>
+        <w:t>Phần nghe 45 phút</w:t>
+      </w:r>
+    </w:p>
+    <w:p>
+      <w:pPr>
+        <w:pStyle w:val="ListParagraph"/>
+        <w:numPr>
+          <w:ilvl w:val="0"/>
+          <w:numId w:val="23"/>
+        </w:numPr>
+        <w:rPr>
+          <w:lang w:val="en-US"/>
+        </w:rPr>
+      </w:pPr>
+      <w:r>
+        <w:rPr>
+          <w:lang w:val="en-US"/>
+        </w:rPr>
+        <w:t>Phàn đọc 75 phút</w:t>
+      </w:r>
+    </w:p>
+    <w:p>
+      <w:pPr>
+        <w:pStyle w:val="ListParagraph"/>
+        <w:numPr>
+          <w:ilvl w:val="0"/>
+          <w:numId w:val="21"/>
+        </w:numPr>
+        <w:rPr>
+          <w:lang w:val="en-US"/>
+        </w:rPr>
+      </w:pPr>
+      <w:r>
+        <w:rPr>
+          <w:lang w:val="en-US"/>
+        </w:rPr>
+        <w:t xml:space="preserve">Mức </w:t>
+      </w:r>
+      <w:r>
+        <w:rPr>
+          <w:lang w:val="en-US"/>
+        </w:rPr>
+        <w:t>Anh Văn?</w:t>
+      </w:r>
+    </w:p>
+    <w:p>
+      <w:pPr>
+        <w:pStyle w:val="ListParagraph"/>
+        <w:numPr>
+          <w:ilvl w:val="0"/>
+          <w:numId w:val="23"/>
+        </w:numPr>
+        <w:rPr>
+          <w:lang w:val="en-US"/>
+        </w:rPr>
+      </w:pPr>
+      <w:r>
+        <w:rPr>
+          <w:lang w:val="en-US"/>
+        </w:rPr>
+        <w:t>Mức cơ bản = 400 điểm</w:t>
+      </w:r>
+    </w:p>
+    <w:p>
+      <w:pPr>
+        <w:pStyle w:val="ListParagraph"/>
+        <w:numPr>
+          <w:ilvl w:val="0"/>
+          <w:numId w:val="23"/>
+        </w:numPr>
+        <w:rPr>
+          <w:lang w:val="en-US"/>
+        </w:rPr>
+      </w:pPr>
+      <w:r>
+        <w:rPr>
+          <w:lang w:val="en-US"/>
+        </w:rPr>
+        <w:t>Mức 1 = 450 điểm</w:t>
+      </w:r>
+    </w:p>
+    <w:p>
+      <w:pPr>
+        <w:pStyle w:val="ListParagraph"/>
+        <w:numPr>
+          <w:ilvl w:val="0"/>
+          <w:numId w:val="23"/>
+        </w:numPr>
+        <w:rPr>
+          <w:lang w:val="en-US"/>
+        </w:rPr>
+      </w:pPr>
+      <w:r>
+        <w:rPr>
+          <w:lang w:val="en-US"/>
+        </w:rPr>
+        <w:t>Mức 2 = 500 điểm</w:t>
+      </w:r>
+    </w:p>
+    <w:p>
+      <w:pPr>
+        <w:pStyle w:val="ListParagraph"/>
+        <w:numPr>
+          <w:ilvl w:val="0"/>
+          <w:numId w:val="23"/>
+        </w:numPr>
+        <w:rPr>
+          <w:lang w:val="en-US"/>
+        </w:rPr>
+      </w:pPr>
+      <w:r>
+        <w:rPr>
+          <w:lang w:val="en-US"/>
+        </w:rPr>
+        <w:t>Mức 3 = 550 điểm</w:t>
+      </w:r>
+    </w:p>
+    <w:p>
+      <w:pPr>
+        <w:pStyle w:val="ListParagraph"/>
+        <w:numPr>
+          <w:ilvl w:val="0"/>
+          <w:numId w:val="23"/>
+        </w:numPr>
+        <w:rPr>
+          <w:lang w:val="en-US"/>
+        </w:rPr>
+      </w:pPr>
+      <w:r>
+        <w:rPr>
+          <w:lang w:val="en-US"/>
+        </w:rPr>
+        <w:t>Mức 4 = 600 điểm</w:t>
+      </w:r>
+    </w:p>
+    <w:p>
+      <w:pPr>
+        <w:pStyle w:val="ListParagraph"/>
+        <w:numPr>
+          <w:ilvl w:val="0"/>
+          <w:numId w:val="21"/>
+        </w:numPr>
+        <w:rPr>
+          <w:lang w:val="en-US"/>
+        </w:rPr>
+      </w:pPr>
+      <w:r>
+        <w:rPr>
+          <w:lang w:val="en-US"/>
+        </w:rPr>
+        <w:t>Photograph</w:t>
+      </w:r>
+      <w:r>
+        <w:rPr>
+          <w:lang w:val="en-US"/>
+        </w:rPr>
+        <w:t>?</w:t>
+      </w:r>
+    </w:p>
+    <w:p>
+      <w:pPr>
+        <w:pStyle w:val="ListParagraph"/>
+        <w:numPr>
+          <w:ilvl w:val="0"/>
+          <w:numId w:val="22"/>
+        </w:numPr>
+        <w:rPr>
+          <w:lang w:val="en-US"/>
+        </w:rPr>
+      </w:pPr>
+      <w:r>
+        <w:rPr>
+          <w:lang w:val="en-US"/>
+        </w:rPr>
+        <w:t>Nó cho mày cái ảnh, và 4 câu nói, chọn câu nói diễn tả đúng nhất bức ảnh</w:t>
+      </w:r>
+    </w:p>
+    <w:p>
+      <w:pPr>
+        <w:pStyle w:val="ListParagraph"/>
+        <w:numPr>
+          <w:ilvl w:val="0"/>
+          <w:numId w:val="22"/>
+        </w:numPr>
+        <w:rPr>
+          <w:lang w:val="en-US"/>
+        </w:rPr>
+      </w:pPr>
+      <w:r>
+        <w:rPr>
+          <w:lang w:val="en-US"/>
+        </w:rPr>
+        <w:t>10 câu</w:t>
+      </w:r>
+    </w:p>
+    <w:p>
+      <w:pPr>
+        <w:pStyle w:val="ListParagraph"/>
+        <w:numPr>
+          <w:ilvl w:val="0"/>
+          <w:numId w:val="21"/>
+        </w:numPr>
+        <w:rPr>
+          <w:lang w:val="en-US"/>
+        </w:rPr>
+      </w:pPr>
+      <w:r>
+        <w:rPr>
+          <w:lang w:val="en-US"/>
+        </w:rPr>
+        <w:t>Question – Response?</w:t>
+      </w:r>
+    </w:p>
+    <w:p>
+      <w:pPr>
+        <w:pStyle w:val="ListParagraph"/>
+        <w:numPr>
+          <w:ilvl w:val="0"/>
+          <w:numId w:val="22"/>
+        </w:numPr>
+        <w:rPr>
+          <w:lang w:val="en-US"/>
+        </w:rPr>
+      </w:pPr>
+      <w:r>
+        <w:rPr>
+          <w:lang w:val="en-US"/>
+        </w:rPr>
+        <w:t>Có 2 người, 1 người hỏi, người kia trả lời 3 lần, chọn câu trả lời phù hợp nhất</w:t>
+      </w:r>
+    </w:p>
+    <w:p>
+      <w:pPr>
+        <w:pStyle w:val="ListParagraph"/>
+        <w:numPr>
+          <w:ilvl w:val="0"/>
+          <w:numId w:val="22"/>
+        </w:numPr>
+        <w:rPr>
+          <w:lang w:val="en-US"/>
+        </w:rPr>
+      </w:pPr>
+      <w:r>
+        <w:rPr>
+          <w:lang w:val="en-US"/>
+        </w:rPr>
+        <w:t>30 câu</w:t>
+      </w:r>
+    </w:p>
+    <w:p>
+      <w:pPr>
+        <w:pStyle w:val="ListParagraph"/>
+        <w:numPr>
+          <w:ilvl w:val="0"/>
+          <w:numId w:val="21"/>
+        </w:numPr>
+        <w:rPr>
+          <w:lang w:val="en-US"/>
+        </w:rPr>
+      </w:pPr>
+      <w:r>
+        <w:rPr>
+          <w:lang w:val="en-US"/>
+        </w:rPr>
+        <w:t>Conversation?</w:t>
+      </w:r>
+    </w:p>
+    <w:p>
+      <w:pPr>
+        <w:pStyle w:val="ListParagraph"/>
+        <w:numPr>
+          <w:ilvl w:val="0"/>
+          <w:numId w:val="22"/>
+        </w:numPr>
+        <w:rPr>
+          <w:lang w:val="en-US"/>
+        </w:rPr>
+      </w:pPr>
+      <w:r>
+        <w:rPr>
+          <w:lang w:val="en-US"/>
+        </w:rPr>
+        <w:t>Nó đọc 1 lèo 1 cuộc hội thoại, sau khi nó đọc xong, nó cho bạn thời gian trả lời 3 câu hỏi tiếp theo liên quan tới cuộc hội thoại đó</w:t>
+      </w:r>
+    </w:p>
+    <w:p>
+      <w:pPr>
+        <w:pStyle w:val="ListParagraph"/>
+        <w:numPr>
+          <w:ilvl w:val="0"/>
+          <w:numId w:val="22"/>
+        </w:numPr>
+        <w:rPr>
+          <w:lang w:val="en-US"/>
+        </w:rPr>
+      </w:pPr>
+      <w:r>
+        <w:rPr>
+          <w:lang w:val="en-US"/>
+        </w:rPr>
+        <w:t>30 câu, tương ứng 10 cuộc hội thoại</w:t>
+      </w:r>
+    </w:p>
+    <w:p>
+      <w:pPr>
+        <w:pStyle w:val="ListParagraph"/>
+        <w:numPr>
+          <w:ilvl w:val="0"/>
+          <w:numId w:val="21"/>
+        </w:numPr>
+        <w:rPr>
+          <w:lang w:val="en-US"/>
+        </w:rPr>
+      </w:pPr>
+      <w:r>
+        <w:rPr>
+          <w:lang w:val="en-US"/>
+        </w:rPr>
+        <w:t>Talk?</w:t>
+      </w:r>
+    </w:p>
+    <w:p>
+      <w:pPr>
+        <w:pStyle w:val="ListParagraph"/>
+        <w:numPr>
+          <w:ilvl w:val="0"/>
+          <w:numId w:val="22"/>
+        </w:numPr>
+        <w:rPr>
+          <w:lang w:val="en-US"/>
+        </w:rPr>
+      </w:pPr>
+      <w:r>
+        <w:rPr>
+          <w:lang w:val="en-US"/>
+        </w:rPr>
+        <w:t>1 người đọc 1 lèo, sau khi nó đọc xong, nó cho bạn thời gian trả lời 3 câu hỏi tiếp theo liên quan đến thông tin người này đọc</w:t>
+      </w:r>
+    </w:p>
+    <w:p>
+      <w:pPr>
+        <w:pStyle w:val="ListParagraph"/>
+        <w:numPr>
+          <w:ilvl w:val="0"/>
+          <w:numId w:val="22"/>
+        </w:numPr>
+        <w:rPr>
+          <w:lang w:val="en-US"/>
+        </w:rPr>
+      </w:pPr>
+      <w:r>
+        <w:rPr>
+          <w:lang w:val="en-US"/>
+        </w:rPr>
+        <w:t>30 câu, tương ứng 10 người đọc</w:t>
+      </w:r>
+    </w:p>
+    <w:p>
+      <w:pPr>
+        <w:pStyle w:val="ListParagraph"/>
+        <w:numPr>
+          <w:ilvl w:val="0"/>
+          <w:numId w:val="21"/>
+        </w:numPr>
+        <w:rPr>
+          <w:lang w:val="en-US"/>
+        </w:rPr>
+      </w:pPr>
+      <w:r>
+        <w:rPr>
+          <w:lang w:val="en-US"/>
+        </w:rPr>
+        <w:t>Incomplete Sentence?</w:t>
+      </w:r>
+    </w:p>
+    <w:p>
+      <w:pPr>
+        <w:pStyle w:val="ListParagraph"/>
+        <w:numPr>
+          <w:ilvl w:val="0"/>
+          <w:numId w:val="22"/>
+        </w:numPr>
+        <w:rPr>
+          <w:lang w:val="en-US"/>
+        </w:rPr>
+      </w:pPr>
+      <w:r>
+        <w:rPr>
+          <w:lang w:val="en-US"/>
+        </w:rPr>
+        <w:t>Cho 1 câu, bị thiếu mất 1 từ hoặc 1 cụm từ, chọn 1 trong 4 đáp án để điền vào</w:t>
+      </w:r>
+    </w:p>
+    <w:p>
+      <w:pPr>
+        <w:pStyle w:val="ListParagraph"/>
+        <w:numPr>
+          <w:ilvl w:val="0"/>
+          <w:numId w:val="22"/>
+        </w:numPr>
+        <w:rPr>
+          <w:lang w:val="en-US"/>
+        </w:rPr>
+      </w:pPr>
+      <w:r>
+        <w:rPr>
+          <w:lang w:val="en-US"/>
+        </w:rPr>
+        <w:t>40 câu</w:t>
+      </w:r>
+    </w:p>
+    <w:p>
+      <w:pPr>
+        <w:pStyle w:val="ListParagraph"/>
+        <w:numPr>
+          <w:ilvl w:val="0"/>
+          <w:numId w:val="21"/>
+        </w:numPr>
+        <w:rPr>
+          <w:lang w:val="en-US"/>
+        </w:rPr>
+      </w:pPr>
+      <w:r>
+        <w:rPr>
+          <w:lang w:val="en-US"/>
+        </w:rPr>
+        <w:t>Text Completion</w:t>
+      </w:r>
+      <w:r>
+        <w:rPr>
+          <w:lang w:val="en-US"/>
+        </w:rPr>
+        <w:t>?</w:t>
+      </w:r>
+    </w:p>
+    <w:p>
+      <w:pPr>
+        <w:pStyle w:val="ListParagraph"/>
+        <w:numPr>
+          <w:ilvl w:val="0"/>
+          <w:numId w:val="22"/>
+        </w:numPr>
+        <w:rPr>
+          <w:lang w:val="en-US"/>
+        </w:rPr>
+      </w:pPr>
+      <w:r>
+        <w:rPr>
+          <w:lang w:val="en-US"/>
+        </w:rPr>
+        <w:t>Cho 1 đoạn văn dài, có 4 chỗ trống, 1 chỗ trống có 4 sự lựa chọn để điền</w:t>
+      </w:r>
+    </w:p>
+    <w:p>
+      <w:pPr>
+        <w:pStyle w:val="ListParagraph"/>
+        <w:numPr>
+          <w:ilvl w:val="0"/>
+          <w:numId w:val="22"/>
+        </w:numPr>
+        <w:rPr>
+          <w:lang w:val="en-US"/>
+        </w:rPr>
+      </w:pPr>
+      <w:r>
+        <w:rPr>
+          <w:lang w:val="en-US"/>
+        </w:rPr>
+        <w:t>12 câu, tương ứng 12 chỗ trống, hay 3 đoạn văn</w:t>
+      </w:r>
+    </w:p>
+    <w:p>
+      <w:pPr>
+        <w:pStyle w:val="ListParagraph"/>
+        <w:numPr>
+          <w:ilvl w:val="0"/>
+          <w:numId w:val="21"/>
+        </w:numPr>
+        <w:rPr>
+          <w:lang w:val="en-US"/>
+        </w:rPr>
+      </w:pPr>
+      <w:r>
+        <w:rPr>
+          <w:lang w:val="en-US"/>
+        </w:rPr>
+        <w:t>Reading Comprehension?</w:t>
+      </w:r>
+    </w:p>
+    <w:p>
+      <w:pPr>
+        <w:pStyle w:val="ListParagraph"/>
+        <w:numPr>
+          <w:ilvl w:val="0"/>
+          <w:numId w:val="22"/>
+        </w:numPr>
+        <w:rPr>
+          <w:lang w:val="en-US"/>
+        </w:rPr>
+      </w:pPr>
+      <w:r>
+        <w:rPr>
+          <w:lang w:val="en-US"/>
+        </w:rPr>
+        <w:t>Cho 1 đoạn văn dài, đọc nó rồi trả lời vài câu hỏi tiếp theo</w:t>
+      </w:r>
+    </w:p>
+    <w:p>
+      <w:pPr>
+        <w:pStyle w:val="ListParagraph"/>
+        <w:numPr>
+          <w:ilvl w:val="0"/>
+          <w:numId w:val="22"/>
+        </w:numPr>
+        <w:rPr>
+          <w:lang w:val="en-US"/>
+        </w:rPr>
+      </w:pPr>
+      <w:r>
+        <w:rPr>
+          <w:lang w:val="en-US"/>
+        </w:rPr>
+        <w:t>Số lượng câu hỏi mỗi đoạn không giống nhau, tổng cộng 48 câu</w:t>
       </w:r>
       <w:bookmarkStart w:id="0" w:name="_GoBack"/>
       <w:bookmarkEnd w:id="0"/>
@@ -1037,6 +772,1030 @@
         <w:rPr>
           <w:lang w:val="en-US"/>
         </w:rPr>
+        <w:t>Phrase – Cụm Từ:</w:t>
+      </w:r>
+    </w:p>
+    <w:p>
+      <w:pPr>
+        <w:pStyle w:val="ListParagraph"/>
+        <w:numPr>
+          <w:ilvl w:val="0"/>
+          <w:numId w:val="1"/>
+        </w:numPr>
+        <w:rPr>
+          <w:lang w:val="en-US"/>
+        </w:rPr>
+      </w:pPr>
+      <w:r>
+        <w:rPr>
+          <w:lang w:val="en-US"/>
+        </w:rPr>
+        <w:t>“In Order To”?</w:t>
+      </w:r>
+    </w:p>
+    <w:p>
+      <w:pPr>
+        <w:pStyle w:val="ListParagraph"/>
+        <w:numPr>
+          <w:ilvl w:val="0"/>
+          <w:numId w:val="2"/>
+        </w:numPr>
+        <w:rPr>
+          <w:lang w:val="en-US"/>
+        </w:rPr>
+      </w:pPr>
+      <w:r>
+        <w:rPr>
+          <w:lang w:val="en-US"/>
+        </w:rPr>
+        <w:t>Để (làm được một cái gì đó)</w:t>
+      </w:r>
+    </w:p>
+    <w:p>
+      <w:pPr>
+        <w:pStyle w:val="ListParagraph"/>
+        <w:numPr>
+          <w:ilvl w:val="0"/>
+          <w:numId w:val="1"/>
+        </w:numPr>
+        <w:rPr>
+          <w:lang w:val="en-US"/>
+        </w:rPr>
+      </w:pPr>
+      <w:r>
+        <w:rPr>
+          <w:lang w:val="en-US"/>
+        </w:rPr>
+        <w:t>“Improve Upon”?</w:t>
+      </w:r>
+    </w:p>
+    <w:p>
+      <w:pPr>
+        <w:pStyle w:val="ListParagraph"/>
+        <w:numPr>
+          <w:ilvl w:val="0"/>
+          <w:numId w:val="2"/>
+        </w:numPr>
+        <w:rPr>
+          <w:lang w:val="en-US"/>
+        </w:rPr>
+      </w:pPr>
+      <w:r>
+        <w:rPr>
+          <w:lang w:val="en-US"/>
+        </w:rPr>
+        <w:t>Cải thiện (cái điều gì đó tồi tệ)</w:t>
+      </w:r>
+    </w:p>
+    <w:p>
+      <w:pPr>
+        <w:pStyle w:val="ListParagraph"/>
+        <w:numPr>
+          <w:ilvl w:val="0"/>
+          <w:numId w:val="1"/>
+        </w:numPr>
+        <w:rPr>
+          <w:lang w:val="en-US"/>
+        </w:rPr>
+      </w:pPr>
+      <w:r>
+        <w:rPr>
+          <w:lang w:val="en-US"/>
+        </w:rPr>
+        <w:lastRenderedPageBreak/>
+        <w:t>“Draw–Backs”?</w:t>
+      </w:r>
+    </w:p>
+    <w:p>
+      <w:pPr>
+        <w:pStyle w:val="ListParagraph"/>
+        <w:numPr>
+          <w:ilvl w:val="0"/>
+          <w:numId w:val="2"/>
+        </w:numPr>
+        <w:rPr>
+          <w:lang w:val="en-US"/>
+        </w:rPr>
+      </w:pPr>
+      <w:r>
+        <w:rPr>
+          <w:lang w:val="en-US"/>
+        </w:rPr>
+        <w:t>Những hạn chế (của 1 cái gì đó)</w:t>
+      </w:r>
+    </w:p>
+    <w:p>
+      <w:pPr>
+        <w:pStyle w:val="ListParagraph"/>
+        <w:numPr>
+          <w:ilvl w:val="0"/>
+          <w:numId w:val="1"/>
+        </w:numPr>
+        <w:rPr>
+          <w:lang w:val="en-US"/>
+        </w:rPr>
+      </w:pPr>
+      <w:r>
+        <w:rPr>
+          <w:lang w:val="en-US"/>
+        </w:rPr>
+        <w:t>“As In”?</w:t>
+      </w:r>
+    </w:p>
+    <w:p>
+      <w:pPr>
+        <w:pStyle w:val="ListParagraph"/>
+        <w:numPr>
+          <w:ilvl w:val="0"/>
+          <w:numId w:val="2"/>
+        </w:numPr>
+        <w:rPr>
+          <w:lang w:val="en-US"/>
+        </w:rPr>
+      </w:pPr>
+      <w:r>
+        <w:rPr>
+          <w:lang w:val="en-US"/>
+        </w:rPr>
+        <w:t>Như trong (cái nào đó)</w:t>
+      </w:r>
+    </w:p>
+    <w:p>
+      <w:pPr>
+        <w:pStyle w:val="ListParagraph"/>
+        <w:numPr>
+          <w:ilvl w:val="0"/>
+          <w:numId w:val="1"/>
+        </w:numPr>
+        <w:rPr>
+          <w:lang w:val="en-US"/>
+        </w:rPr>
+      </w:pPr>
+      <w:r>
+        <w:rPr>
+          <w:lang w:val="en-US"/>
+        </w:rPr>
+        <w:t>“Not The Case”?</w:t>
+      </w:r>
+    </w:p>
+    <w:p>
+      <w:pPr>
+        <w:pStyle w:val="ListParagraph"/>
+        <w:numPr>
+          <w:ilvl w:val="0"/>
+          <w:numId w:val="2"/>
+        </w:numPr>
+        <w:rPr>
+          <w:lang w:val="en-US"/>
+        </w:rPr>
+      </w:pPr>
+      <w:r>
+        <w:rPr>
+          <w:lang w:val="en-US"/>
+        </w:rPr>
+        <w:t>Không đúng</w:t>
+      </w:r>
+    </w:p>
+    <w:p>
+      <w:pPr>
+        <w:pStyle w:val="ListParagraph"/>
+        <w:numPr>
+          <w:ilvl w:val="0"/>
+          <w:numId w:val="1"/>
+        </w:numPr>
+        <w:rPr>
+          <w:lang w:val="en-US"/>
+        </w:rPr>
+      </w:pPr>
+      <w:r>
+        <w:rPr>
+          <w:lang w:val="en-US"/>
+        </w:rPr>
+        <w:t>“High Fidelity”?</w:t>
+      </w:r>
+    </w:p>
+    <w:p>
+      <w:pPr>
+        <w:pStyle w:val="ListParagraph"/>
+        <w:numPr>
+          <w:ilvl w:val="0"/>
+          <w:numId w:val="2"/>
+        </w:numPr>
+        <w:rPr>
+          <w:lang w:val="en-US"/>
+        </w:rPr>
+      </w:pPr>
+      <w:r>
+        <w:rPr>
+          <w:lang w:val="en-US"/>
+        </w:rPr>
+        <w:t>Tính chân thực cao</w:t>
+      </w:r>
+      <w:r>
+        <w:rPr>
+          <w:lang w:val="en-US"/>
+        </w:rPr>
+        <w:t xml:space="preserve"> (âm thanh, hình ảnh)</w:t>
+      </w:r>
+    </w:p>
+    <w:p>
+      <w:pPr>
+        <w:pStyle w:val="ListParagraph"/>
+        <w:numPr>
+          <w:ilvl w:val="0"/>
+          <w:numId w:val="1"/>
+        </w:numPr>
+        <w:rPr>
+          <w:lang w:val="en-US"/>
+        </w:rPr>
+      </w:pPr>
+      <w:r>
+        <w:rPr>
+          <w:lang w:val="en-US"/>
+        </w:rPr>
+        <w:t>“Emerge Out”?</w:t>
+      </w:r>
+    </w:p>
+    <w:p>
+      <w:pPr>
+        <w:pStyle w:val="ListParagraph"/>
+        <w:numPr>
+          <w:ilvl w:val="0"/>
+          <w:numId w:val="2"/>
+        </w:numPr>
+        <w:rPr>
+          <w:lang w:val="en-US"/>
+        </w:rPr>
+      </w:pPr>
+      <w:r>
+        <w:rPr>
+          <w:lang w:val="en-US"/>
+        </w:rPr>
+        <w:t>Nổi lên (1 cái gì đó trong quá trình nghiên cứu)</w:t>
+      </w:r>
+    </w:p>
+    <w:p>
+      <w:pPr>
+        <w:pStyle w:val="ListParagraph"/>
+        <w:numPr>
+          <w:ilvl w:val="0"/>
+          <w:numId w:val="1"/>
+        </w:numPr>
+        <w:rPr>
+          <w:lang w:val="en-US"/>
+        </w:rPr>
+      </w:pPr>
+      <w:r>
+        <w:rPr>
+          <w:lang w:val="en-US"/>
+        </w:rPr>
+        <w:t>“At Each Instant”?</w:t>
+      </w:r>
+    </w:p>
+    <w:p>
+      <w:pPr>
+        <w:pStyle w:val="ListParagraph"/>
+        <w:numPr>
+          <w:ilvl w:val="0"/>
+          <w:numId w:val="2"/>
+        </w:numPr>
+        <w:rPr>
+          <w:lang w:val="en-US"/>
+        </w:rPr>
+      </w:pPr>
+      <w:r>
+        <w:rPr>
+          <w:lang w:val="en-US"/>
+        </w:rPr>
+        <w:t>Tại mỗi thời điểm</w:t>
+      </w:r>
+    </w:p>
+    <w:p>
+      <w:pPr>
+        <w:pStyle w:val="ListParagraph"/>
+        <w:numPr>
+          <w:ilvl w:val="0"/>
+          <w:numId w:val="1"/>
+        </w:numPr>
+        <w:rPr>
+          <w:lang w:val="en-US"/>
+        </w:rPr>
+      </w:pPr>
+      <w:r>
+        <w:rPr>
+          <w:lang w:val="en-US"/>
+        </w:rPr>
+        <w:t>“For ease of”?</w:t>
+      </w:r>
+    </w:p>
+    <w:p>
+      <w:pPr>
+        <w:pStyle w:val="ListParagraph"/>
+        <w:numPr>
+          <w:ilvl w:val="0"/>
+          <w:numId w:val="2"/>
+        </w:numPr>
+        <w:rPr>
+          <w:lang w:val="en-US"/>
+        </w:rPr>
+      </w:pPr>
+      <w:r>
+        <w:rPr>
+          <w:lang w:val="en-US"/>
+        </w:rPr>
+        <w:t>Để cho dễ thực hiện (việc gì đó)</w:t>
+      </w:r>
+    </w:p>
+    <w:p>
+      <w:pPr>
+        <w:pStyle w:val="ListParagraph"/>
+        <w:numPr>
+          <w:ilvl w:val="0"/>
+          <w:numId w:val="1"/>
+        </w:numPr>
+        <w:rPr>
+          <w:lang w:val="en-US"/>
+        </w:rPr>
+      </w:pPr>
+      <w:r>
+        <w:rPr>
+          <w:lang w:val="en-US"/>
+        </w:rPr>
+        <w:t>“Is Eligible”?</w:t>
+      </w:r>
+    </w:p>
+    <w:p>
+      <w:pPr>
+        <w:pStyle w:val="ListParagraph"/>
+        <w:numPr>
+          <w:ilvl w:val="0"/>
+          <w:numId w:val="2"/>
+        </w:numPr>
+        <w:rPr>
+          <w:lang w:val="en-US"/>
+        </w:rPr>
+      </w:pPr>
+      <w:r>
+        <w:rPr>
+          <w:lang w:val="en-US"/>
+        </w:rPr>
+        <w:t>Đủ điều kiện (để tham gia cái gì đó)</w:t>
+      </w:r>
+    </w:p>
+    <w:p>
+      <w:pPr>
+        <w:rPr>
+          <w:lang w:val="en-US"/>
+        </w:rPr>
+      </w:pPr>
+    </w:p>
+    <w:p>
+      <w:pPr>
+        <w:rPr>
+          <w:lang w:val="en-US"/>
+        </w:rPr>
+      </w:pPr>
+      <w:r>
+        <w:rPr>
+          <w:lang w:val="en-US"/>
+        </w:rPr>
+        <w:t>Word – Từ:</w:t>
+      </w:r>
+    </w:p>
+    <w:p>
+      <w:pPr>
+        <w:pStyle w:val="ListParagraph"/>
+        <w:numPr>
+          <w:ilvl w:val="0"/>
+          <w:numId w:val="5"/>
+        </w:numPr>
+        <w:rPr>
+          <w:lang w:val="en-US"/>
+        </w:rPr>
+      </w:pPr>
+      <w:r>
+        <w:rPr>
+          <w:lang w:val="en-US"/>
+        </w:rPr>
+        <w:t>“Since”?</w:t>
+      </w:r>
+    </w:p>
+    <w:p>
+      <w:pPr>
+        <w:pStyle w:val="ListParagraph"/>
+        <w:numPr>
+          <w:ilvl w:val="0"/>
+          <w:numId w:val="2"/>
+        </w:numPr>
+        <w:rPr>
+          <w:lang w:val="en-US"/>
+        </w:rPr>
+      </w:pPr>
+      <w:r>
+        <w:rPr>
+          <w:lang w:val="en-US"/>
+        </w:rPr>
+        <w:t>Bởi vì</w:t>
+      </w:r>
+    </w:p>
+    <w:p>
+      <w:pPr>
+        <w:pStyle w:val="ListParagraph"/>
+        <w:numPr>
+          <w:ilvl w:val="0"/>
+          <w:numId w:val="5"/>
+        </w:numPr>
+        <w:rPr>
+          <w:lang w:val="en-US"/>
+        </w:rPr>
+      </w:pPr>
+      <w:r>
+        <w:rPr>
+          <w:lang w:val="en-US"/>
+        </w:rPr>
+        <w:t>“Rearrange”?</w:t>
+      </w:r>
+    </w:p>
+    <w:p>
+      <w:pPr>
+        <w:pStyle w:val="ListParagraph"/>
+        <w:numPr>
+          <w:ilvl w:val="0"/>
+          <w:numId w:val="2"/>
+        </w:numPr>
+        <w:rPr>
+          <w:lang w:val="en-US"/>
+        </w:rPr>
+      </w:pPr>
+      <w:r>
+        <w:rPr>
+          <w:lang w:val="en-US"/>
+        </w:rPr>
+        <w:t>Sắp xếp lại (1 biểu thức, …)</w:t>
+      </w:r>
+    </w:p>
+    <w:p>
+      <w:pPr>
+        <w:pStyle w:val="ListParagraph"/>
+        <w:numPr>
+          <w:ilvl w:val="0"/>
+          <w:numId w:val="5"/>
+        </w:numPr>
+        <w:rPr>
+          <w:lang w:val="en-US"/>
+        </w:rPr>
+      </w:pPr>
+      <w:r>
+        <w:rPr>
+          <w:lang w:val="en-US"/>
+        </w:rPr>
+        <w:t>“Ego”?</w:t>
+      </w:r>
+    </w:p>
+    <w:p>
+      <w:pPr>
+        <w:pStyle w:val="ListParagraph"/>
+        <w:numPr>
+          <w:ilvl w:val="0"/>
+          <w:numId w:val="2"/>
+        </w:numPr>
+        <w:rPr>
+          <w:lang w:val="en-US"/>
+        </w:rPr>
+      </w:pPr>
+      <w:r>
+        <w:rPr>
+          <w:lang w:val="en-US"/>
+        </w:rPr>
+        <w:t>Cái tôi</w:t>
+      </w:r>
+    </w:p>
+    <w:p>
+      <w:pPr>
+        <w:pStyle w:val="ListParagraph"/>
+        <w:numPr>
+          <w:ilvl w:val="0"/>
+          <w:numId w:val="5"/>
+        </w:numPr>
+        <w:rPr>
+          <w:lang w:val="en-US"/>
+        </w:rPr>
+      </w:pPr>
+      <w:r>
+        <w:rPr>
+          <w:lang w:val="en-US"/>
+        </w:rPr>
+        <w:t>“Excessively”?</w:t>
+      </w:r>
+    </w:p>
+    <w:p>
+      <w:pPr>
+        <w:pStyle w:val="ListParagraph"/>
+        <w:numPr>
+          <w:ilvl w:val="0"/>
+          <w:numId w:val="2"/>
+        </w:numPr>
+        <w:rPr>
+          <w:lang w:val="en-US"/>
+        </w:rPr>
+      </w:pPr>
+      <w:r>
+        <w:rPr>
+          <w:lang w:val="en-US"/>
+        </w:rPr>
+        <w:t>Một cách quá trớn (1 hành động gì đó)</w:t>
+      </w:r>
+    </w:p>
+    <w:p>
+      <w:pPr>
+        <w:pStyle w:val="ListParagraph"/>
+        <w:numPr>
+          <w:ilvl w:val="0"/>
+          <w:numId w:val="5"/>
+        </w:numPr>
+        <w:rPr>
+          <w:lang w:val="en-US"/>
+        </w:rPr>
+      </w:pPr>
+      <w:r>
+        <w:rPr>
+          <w:lang w:val="en-US"/>
+        </w:rPr>
+        <w:t>“Explicitly”?</w:t>
+      </w:r>
+    </w:p>
+    <w:p>
+      <w:pPr>
+        <w:pStyle w:val="ListParagraph"/>
+        <w:numPr>
+          <w:ilvl w:val="0"/>
+          <w:numId w:val="2"/>
+        </w:numPr>
+        <w:rPr>
+          <w:lang w:val="en-US"/>
+        </w:rPr>
+      </w:pPr>
+      <w:r>
+        <w:rPr>
+          <w:lang w:val="en-US"/>
+        </w:rPr>
+        <w:t>Một cách rõ ràng</w:t>
+      </w:r>
+    </w:p>
+    <w:p>
+      <w:pPr>
+        <w:pStyle w:val="ListParagraph"/>
+        <w:numPr>
+          <w:ilvl w:val="0"/>
+          <w:numId w:val="5"/>
+        </w:numPr>
+        <w:rPr>
+          <w:lang w:val="en-US"/>
+        </w:rPr>
+      </w:pPr>
+      <w:r>
+        <w:rPr>
+          <w:lang w:val="en-US"/>
+        </w:rPr>
+        <w:t>“Utilize”?</w:t>
+      </w:r>
+    </w:p>
+    <w:p>
+      <w:pPr>
+        <w:pStyle w:val="ListParagraph"/>
+        <w:numPr>
+          <w:ilvl w:val="0"/>
+          <w:numId w:val="2"/>
+        </w:numPr>
+        <w:rPr>
+          <w:lang w:val="en-US"/>
+        </w:rPr>
+      </w:pPr>
+      <w:r>
+        <w:rPr>
+          <w:lang w:val="en-US"/>
+        </w:rPr>
+        <w:t>Tận dụng</w:t>
+      </w:r>
+    </w:p>
+    <w:p>
+      <w:pPr>
+        <w:pStyle w:val="ListParagraph"/>
+        <w:numPr>
+          <w:ilvl w:val="0"/>
+          <w:numId w:val="5"/>
+        </w:numPr>
+        <w:rPr>
+          <w:lang w:val="en-US"/>
+        </w:rPr>
+      </w:pPr>
+      <w:r>
+        <w:rPr>
+          <w:lang w:val="en-US"/>
+        </w:rPr>
+        <w:t>“Formulation”?</w:t>
+      </w:r>
+    </w:p>
+    <w:p>
+      <w:pPr>
+        <w:pStyle w:val="ListParagraph"/>
+        <w:numPr>
+          <w:ilvl w:val="0"/>
+          <w:numId w:val="2"/>
+        </w:numPr>
+        <w:rPr>
+          <w:lang w:val="en-US"/>
+        </w:rPr>
+      </w:pPr>
+      <w:r>
+        <w:rPr>
+          <w:lang w:val="en-US"/>
+        </w:rPr>
+        <w:t>Quá trình tạo ra Formular</w:t>
+      </w:r>
+    </w:p>
+    <w:p>
+      <w:pPr>
+        <w:pStyle w:val="ListParagraph"/>
+        <w:numPr>
+          <w:ilvl w:val="0"/>
+          <w:numId w:val="5"/>
+        </w:numPr>
+        <w:rPr>
+          <w:lang w:val="en-US"/>
+        </w:rPr>
+      </w:pPr>
+      <w:r>
+        <w:rPr>
+          <w:lang w:val="en-US"/>
+        </w:rPr>
+        <w:t>“Versatile”?</w:t>
+      </w:r>
+    </w:p>
+    <w:p>
+      <w:pPr>
+        <w:pStyle w:val="ListParagraph"/>
+        <w:numPr>
+          <w:ilvl w:val="0"/>
+          <w:numId w:val="2"/>
+        </w:numPr>
+        <w:rPr>
+          <w:lang w:val="en-US"/>
+        </w:rPr>
+      </w:pPr>
+      <w:r>
+        <w:rPr>
+          <w:lang w:val="en-US"/>
+        </w:rPr>
+        <w:t>Có khả năng ứng biến linh hoạt (1 người nào đó)</w:t>
+      </w:r>
+    </w:p>
+    <w:p>
+      <w:pPr>
+        <w:pStyle w:val="ListParagraph"/>
+        <w:numPr>
+          <w:ilvl w:val="0"/>
+          <w:numId w:val="5"/>
+        </w:numPr>
+        <w:rPr>
+          <w:lang w:val="en-US"/>
+        </w:rPr>
+      </w:pPr>
+      <w:r>
+        <w:rPr>
+          <w:lang w:val="en-US"/>
+        </w:rPr>
+        <w:t>“Tragedy”?</w:t>
+      </w:r>
+    </w:p>
+    <w:p>
+      <w:pPr>
+        <w:pStyle w:val="ListParagraph"/>
+        <w:numPr>
+          <w:ilvl w:val="0"/>
+          <w:numId w:val="2"/>
+        </w:numPr>
+        <w:rPr>
+          <w:lang w:val="en-US"/>
+        </w:rPr>
+      </w:pPr>
+      <w:r>
+        <w:rPr>
+          <w:lang w:val="en-US"/>
+        </w:rPr>
+        <w:t>Thảm kịch</w:t>
+      </w:r>
+    </w:p>
+    <w:p>
+      <w:pPr>
+        <w:pStyle w:val="ListParagraph"/>
+        <w:numPr>
+          <w:ilvl w:val="0"/>
+          <w:numId w:val="5"/>
+        </w:numPr>
+        <w:rPr>
+          <w:lang w:val="en-US"/>
+        </w:rPr>
+      </w:pPr>
+      <w:r>
+        <w:rPr>
+          <w:lang w:val="en-US"/>
+        </w:rPr>
+        <w:t>“Ravage”?</w:t>
+      </w:r>
+    </w:p>
+    <w:p>
+      <w:pPr>
+        <w:pStyle w:val="ListParagraph"/>
+        <w:numPr>
+          <w:ilvl w:val="0"/>
+          <w:numId w:val="2"/>
+        </w:numPr>
+        <w:rPr>
+          <w:lang w:val="en-US"/>
+        </w:rPr>
+      </w:pPr>
+      <w:r>
+        <w:rPr>
+          <w:lang w:val="en-US"/>
+        </w:rPr>
+        <w:t>Tàn phá</w:t>
+      </w:r>
+    </w:p>
+    <w:p>
+      <w:pPr>
+        <w:rPr>
+          <w:lang w:val="en-US"/>
+        </w:rPr>
+      </w:pPr>
+    </w:p>
+    <w:p>
+      <w:pPr>
+        <w:rPr>
+          <w:lang w:val="en-US"/>
+        </w:rPr>
+      </w:pPr>
+      <w:r>
+        <w:rPr>
+          <w:lang w:val="en-US"/>
+        </w:rPr>
+        <w:t>Weapon – Vũ Khí:</w:t>
+      </w:r>
+    </w:p>
+    <w:p>
+      <w:pPr>
+        <w:pStyle w:val="ListParagraph"/>
+        <w:numPr>
+          <w:ilvl w:val="0"/>
+          <w:numId w:val="6"/>
+        </w:numPr>
+        <w:rPr>
+          <w:lang w:val="en-US"/>
+        </w:rPr>
+      </w:pPr>
+      <w:r>
+        <w:rPr>
+          <w:lang w:val="en-US"/>
+        </w:rPr>
+        <w:t>“Spare Weapon”?</w:t>
+      </w:r>
+    </w:p>
+    <w:p>
+      <w:pPr>
+        <w:pStyle w:val="ListParagraph"/>
+        <w:numPr>
+          <w:ilvl w:val="0"/>
+          <w:numId w:val="2"/>
+        </w:numPr>
+        <w:rPr>
+          <w:lang w:val="en-US"/>
+        </w:rPr>
+      </w:pPr>
+      <w:r>
+        <w:rPr>
+          <w:lang w:val="en-US"/>
+        </w:rPr>
+        <w:t>Vũ khí dự phòng</w:t>
+      </w:r>
+    </w:p>
+    <w:p>
+      <w:pPr>
+        <w:rPr>
+          <w:lang w:val="en-US"/>
+        </w:rPr>
+      </w:pPr>
+    </w:p>
+    <w:p>
+      <w:pPr>
+        <w:rPr>
+          <w:lang w:val="en-US"/>
+        </w:rPr>
+      </w:pPr>
+      <w:r>
+        <w:rPr>
+          <w:lang w:val="en-US"/>
+        </w:rPr>
+        <w:lastRenderedPageBreak/>
+        <w:t>Economics – Kinh Tế:</w:t>
+      </w:r>
+    </w:p>
+    <w:p>
+      <w:pPr>
+        <w:pStyle w:val="ListParagraph"/>
+        <w:numPr>
+          <w:ilvl w:val="0"/>
+          <w:numId w:val="7"/>
+        </w:numPr>
+        <w:rPr>
+          <w:lang w:val="en-US"/>
+        </w:rPr>
+      </w:pPr>
+      <w:r>
+        <w:rPr>
+          <w:lang w:val="en-US"/>
+        </w:rPr>
+        <w:t>“Make A Fortune”?</w:t>
+      </w:r>
+    </w:p>
+    <w:p>
+      <w:pPr>
+        <w:pStyle w:val="ListParagraph"/>
+        <w:numPr>
+          <w:ilvl w:val="0"/>
+          <w:numId w:val="2"/>
+        </w:numPr>
+        <w:rPr>
+          <w:lang w:val="en-US"/>
+        </w:rPr>
+      </w:pPr>
+      <w:r>
+        <w:rPr>
+          <w:lang w:val="en-US"/>
+        </w:rPr>
+        <w:t>Kiếm 1 khoản tiền lớn (= kinh doanh)</w:t>
+      </w:r>
+    </w:p>
+    <w:p>
+      <w:pPr>
+        <w:pStyle w:val="ListParagraph"/>
+        <w:numPr>
+          <w:ilvl w:val="0"/>
+          <w:numId w:val="7"/>
+        </w:numPr>
+        <w:rPr>
+          <w:lang w:val="en-US"/>
+        </w:rPr>
+      </w:pPr>
+      <w:r>
+        <w:rPr>
+          <w:lang w:val="en-US"/>
+        </w:rPr>
+        <w:t>“Dire”?</w:t>
+      </w:r>
+    </w:p>
+    <w:p>
+      <w:pPr>
+        <w:pStyle w:val="ListParagraph"/>
+        <w:numPr>
+          <w:ilvl w:val="0"/>
+          <w:numId w:val="2"/>
+        </w:numPr>
+        <w:rPr>
+          <w:lang w:val="en-US"/>
+        </w:rPr>
+      </w:pPr>
+      <w:r>
+        <w:rPr>
+          <w:lang w:val="en-US"/>
+        </w:rPr>
+        <w:t>Khó khăn (tình huống)</w:t>
+      </w:r>
+    </w:p>
+    <w:p>
+      <w:pPr>
+        <w:pStyle w:val="ListParagraph"/>
+        <w:numPr>
+          <w:ilvl w:val="0"/>
+          <w:numId w:val="7"/>
+        </w:numPr>
+        <w:rPr>
+          <w:lang w:val="en-US"/>
+        </w:rPr>
+      </w:pPr>
+      <w:r>
+        <w:rPr>
+          <w:lang w:val="en-US"/>
+        </w:rPr>
+        <w:t>“Valid”?</w:t>
+      </w:r>
+    </w:p>
+    <w:p>
+      <w:pPr>
+        <w:pStyle w:val="ListParagraph"/>
+        <w:numPr>
+          <w:ilvl w:val="0"/>
+          <w:numId w:val="2"/>
+        </w:numPr>
+        <w:rPr>
+          <w:lang w:val="en-US"/>
+        </w:rPr>
+      </w:pPr>
+      <w:r>
+        <w:rPr>
+          <w:lang w:val="en-US"/>
+        </w:rPr>
+        <w:t>Hợp lệ</w:t>
+      </w:r>
+    </w:p>
+    <w:p>
+      <w:pPr>
+        <w:pStyle w:val="ListParagraph"/>
+        <w:numPr>
+          <w:ilvl w:val="0"/>
+          <w:numId w:val="7"/>
+        </w:numPr>
+        <w:rPr>
+          <w:lang w:val="en-US"/>
+        </w:rPr>
+      </w:pPr>
+      <w:r>
+        <w:rPr>
+          <w:lang w:val="en-US"/>
+        </w:rPr>
+        <w:t>“Work Around”?</w:t>
+      </w:r>
+    </w:p>
+    <w:p>
+      <w:pPr>
+        <w:pStyle w:val="ListParagraph"/>
+        <w:numPr>
+          <w:ilvl w:val="0"/>
+          <w:numId w:val="2"/>
+        </w:numPr>
+        <w:rPr>
+          <w:lang w:val="en-US"/>
+        </w:rPr>
+      </w:pPr>
+      <w:r>
+        <w:rPr>
+          <w:lang w:val="en-US"/>
+        </w:rPr>
+        <w:t>Giải pháp tạm thời</w:t>
+      </w:r>
+    </w:p>
+    <w:p>
+      <w:pPr>
+        <w:pStyle w:val="ListParagraph"/>
+        <w:numPr>
+          <w:ilvl w:val="0"/>
+          <w:numId w:val="7"/>
+        </w:numPr>
+        <w:rPr>
+          <w:lang w:val="en-US"/>
+        </w:rPr>
+      </w:pPr>
+      <w:r>
+        <w:rPr>
+          <w:lang w:val="en-US"/>
+        </w:rPr>
+        <w:t>“Supermarket”?</w:t>
+      </w:r>
+    </w:p>
+    <w:p>
+      <w:pPr>
+        <w:pStyle w:val="ListParagraph"/>
+        <w:numPr>
+          <w:ilvl w:val="0"/>
+          <w:numId w:val="2"/>
+        </w:numPr>
+        <w:rPr>
+          <w:lang w:val="en-US"/>
+        </w:rPr>
+      </w:pPr>
+      <w:r>
+        <w:rPr>
+          <w:lang w:val="en-US"/>
+        </w:rPr>
+        <w:t>Siêu thị</w:t>
+      </w:r>
+    </w:p>
+    <w:p>
+      <w:pPr>
+        <w:rPr>
+          <w:lang w:val="en-US"/>
+        </w:rPr>
+      </w:pPr>
+    </w:p>
+    <w:p>
+      <w:pPr>
+        <w:rPr>
+          <w:lang w:val="en-US"/>
+        </w:rPr>
+      </w:pPr>
+      <w:r>
+        <w:rPr>
+          <w:lang w:val="en-US"/>
+        </w:rPr>
         <w:t>Status</w:t>
       </w:r>
       <w:r>
@@ -1489,26 +2248,134 @@
         <w:rPr>
           <w:lang w:val="en-US"/>
         </w:rPr>
+        <w:t>“Hypnotize”?</w:t>
+      </w:r>
+    </w:p>
+    <w:p>
+      <w:pPr>
+        <w:pStyle w:val="ListParagraph"/>
+        <w:numPr>
+          <w:ilvl w:val="0"/>
+          <w:numId w:val="2"/>
+        </w:numPr>
+        <w:rPr>
+          <w:lang w:val="en-US"/>
+        </w:rPr>
+      </w:pPr>
+      <w:r>
+        <w:rPr>
+          <w:lang w:val="en-US"/>
+        </w:rPr>
+        <w:t>Thôi miên (ai đó)</w:t>
+      </w:r>
+    </w:p>
+    <w:p>
+      <w:pPr>
+        <w:pStyle w:val="ListParagraph"/>
+        <w:numPr>
+          <w:ilvl w:val="0"/>
+          <w:numId w:val="11"/>
+        </w:numPr>
+        <w:rPr>
+          <w:lang w:val="en-US"/>
+        </w:rPr>
+      </w:pPr>
+      <w:r>
+        <w:rPr>
+          <w:lang w:val="en-US"/>
+        </w:rPr>
+        <w:t>“Retain”?</w:t>
+      </w:r>
+    </w:p>
+    <w:p>
+      <w:pPr>
+        <w:pStyle w:val="ListParagraph"/>
+        <w:numPr>
+          <w:ilvl w:val="0"/>
+          <w:numId w:val="2"/>
+        </w:numPr>
+        <w:rPr>
+          <w:lang w:val="en-US"/>
+        </w:rPr>
+      </w:pPr>
+      <w:r>
+        <w:rPr>
+          <w:lang w:val="en-US"/>
+        </w:rPr>
+        <w:t>Níu giữ (1 cái gì đó để nó không mất đi)</w:t>
+      </w:r>
+    </w:p>
+    <w:p>
+      <w:pPr>
+        <w:pStyle w:val="ListParagraph"/>
+        <w:numPr>
+          <w:ilvl w:val="0"/>
+          <w:numId w:val="11"/>
+        </w:numPr>
+        <w:rPr>
+          <w:lang w:val="en-US"/>
+        </w:rPr>
+      </w:pPr>
+      <w:r>
+        <w:rPr>
+          <w:lang w:val="en-US"/>
+        </w:rPr>
+        <w:t>“Annotate”?</w:t>
+      </w:r>
+    </w:p>
+    <w:p>
+      <w:pPr>
+        <w:pStyle w:val="ListParagraph"/>
+        <w:numPr>
+          <w:ilvl w:val="0"/>
+          <w:numId w:val="2"/>
+        </w:numPr>
+        <w:rPr>
+          <w:lang w:val="en-US"/>
+        </w:rPr>
+      </w:pPr>
+      <w:r>
+        <w:rPr>
+          <w:lang w:val="en-US"/>
+        </w:rPr>
+        <w:t>Ghi chú</w:t>
+      </w:r>
+    </w:p>
+    <w:p>
+      <w:pPr>
+        <w:pStyle w:val="ListParagraph"/>
+        <w:numPr>
+          <w:ilvl w:val="0"/>
+          <w:numId w:val="11"/>
+        </w:numPr>
+        <w:rPr>
+          <w:lang w:val="en-US"/>
+        </w:rPr>
+      </w:pPr>
+      <w:r>
+        <w:rPr>
+          <w:lang w:val="en-US"/>
+        </w:rPr>
         <w:lastRenderedPageBreak/>
-        <w:t>“Hypnotize”?</w:t>
-      </w:r>
-    </w:p>
-    <w:p>
-      <w:pPr>
-        <w:pStyle w:val="ListParagraph"/>
-        <w:numPr>
-          <w:ilvl w:val="0"/>
-          <w:numId w:val="2"/>
-        </w:numPr>
-        <w:rPr>
-          <w:lang w:val="en-US"/>
-        </w:rPr>
-      </w:pPr>
-      <w:r>
-        <w:rPr>
-          <w:lang w:val="en-US"/>
-        </w:rPr>
-        <w:t>Thôi miên (ai đó)</w:t>
+        <w:t>“Facilitate”?</w:t>
+      </w:r>
+    </w:p>
+    <w:p>
+      <w:pPr>
+        <w:pStyle w:val="ListParagraph"/>
+        <w:numPr>
+          <w:ilvl w:val="0"/>
+          <w:numId w:val="2"/>
+        </w:numPr>
+        <w:rPr>
+          <w:lang w:val="en-US"/>
+        </w:rPr>
+      </w:pPr>
+      <w:r>
+        <w:rPr>
+          <w:lang w:val="en-US"/>
+        </w:rPr>
+        <w:t>Làm cho dễ thở hơn (1 việc gì đó)</w:t>
       </w:r>
     </w:p>
     <w:p>
@@ -1526,25 +2393,25 @@
         <w:rPr>
           <w:lang w:val="en-US"/>
         </w:rPr>
-        <w:t>“Retain”?</w:t>
-      </w:r>
-    </w:p>
-    <w:p>
-      <w:pPr>
-        <w:pStyle w:val="ListParagraph"/>
-        <w:numPr>
-          <w:ilvl w:val="0"/>
-          <w:numId w:val="2"/>
-        </w:numPr>
-        <w:rPr>
-          <w:lang w:val="en-US"/>
-        </w:rPr>
-      </w:pPr>
-      <w:r>
-        <w:rPr>
-          <w:lang w:val="en-US"/>
-        </w:rPr>
-        <w:t>Níu giữ (1 cái gì đó để nó không mất đi)</w:t>
+        <w:t>“Grasp”?</w:t>
+      </w:r>
+    </w:p>
+    <w:p>
+      <w:pPr>
+        <w:pStyle w:val="ListParagraph"/>
+        <w:numPr>
+          <w:ilvl w:val="0"/>
+          <w:numId w:val="2"/>
+        </w:numPr>
+        <w:rPr>
+          <w:lang w:val="en-US"/>
+        </w:rPr>
+      </w:pPr>
+      <w:r>
+        <w:rPr>
+          <w:lang w:val="en-US"/>
+        </w:rPr>
+        <w:t>Nắm chặt</w:t>
       </w:r>
     </w:p>
     <w:p>
@@ -1562,25 +2429,25 @@
         <w:rPr>
           <w:lang w:val="en-US"/>
         </w:rPr>
-        <w:t>“Annotate”?</w:t>
-      </w:r>
-    </w:p>
-    <w:p>
-      <w:pPr>
-        <w:pStyle w:val="ListParagraph"/>
-        <w:numPr>
-          <w:ilvl w:val="0"/>
-          <w:numId w:val="2"/>
-        </w:numPr>
-        <w:rPr>
-          <w:lang w:val="en-US"/>
-        </w:rPr>
-      </w:pPr>
-      <w:r>
-        <w:rPr>
-          <w:lang w:val="en-US"/>
-        </w:rPr>
-        <w:t>Ghi chú</w:t>
+        <w:t>“Plague”?</w:t>
+      </w:r>
+    </w:p>
+    <w:p>
+      <w:pPr>
+        <w:pStyle w:val="ListParagraph"/>
+        <w:numPr>
+          <w:ilvl w:val="0"/>
+          <w:numId w:val="2"/>
+        </w:numPr>
+        <w:rPr>
+          <w:lang w:val="en-US"/>
+        </w:rPr>
+      </w:pPr>
+      <w:r>
+        <w:rPr>
+          <w:lang w:val="en-US"/>
+        </w:rPr>
+        <w:t>Gây đau khổ (cho ai đó)</w:t>
       </w:r>
     </w:p>
     <w:p>
@@ -1598,114 +2465,6 @@
         <w:rPr>
           <w:lang w:val="en-US"/>
         </w:rPr>
-        <w:t>“Facilitate”?</w:t>
-      </w:r>
-    </w:p>
-    <w:p>
-      <w:pPr>
-        <w:pStyle w:val="ListParagraph"/>
-        <w:numPr>
-          <w:ilvl w:val="0"/>
-          <w:numId w:val="2"/>
-        </w:numPr>
-        <w:rPr>
-          <w:lang w:val="en-US"/>
-        </w:rPr>
-      </w:pPr>
-      <w:r>
-        <w:rPr>
-          <w:lang w:val="en-US"/>
-        </w:rPr>
-        <w:t>Làm cho dễ thở hơn (1 việc gì đó)</w:t>
-      </w:r>
-    </w:p>
-    <w:p>
-      <w:pPr>
-        <w:pStyle w:val="ListParagraph"/>
-        <w:numPr>
-          <w:ilvl w:val="0"/>
-          <w:numId w:val="11"/>
-        </w:numPr>
-        <w:rPr>
-          <w:lang w:val="en-US"/>
-        </w:rPr>
-      </w:pPr>
-      <w:r>
-        <w:rPr>
-          <w:lang w:val="en-US"/>
-        </w:rPr>
-        <w:t>“Grasp”?</w:t>
-      </w:r>
-    </w:p>
-    <w:p>
-      <w:pPr>
-        <w:pStyle w:val="ListParagraph"/>
-        <w:numPr>
-          <w:ilvl w:val="0"/>
-          <w:numId w:val="2"/>
-        </w:numPr>
-        <w:rPr>
-          <w:lang w:val="en-US"/>
-        </w:rPr>
-      </w:pPr>
-      <w:r>
-        <w:rPr>
-          <w:lang w:val="en-US"/>
-        </w:rPr>
-        <w:t>Nắm chặt</w:t>
-      </w:r>
-    </w:p>
-    <w:p>
-      <w:pPr>
-        <w:pStyle w:val="ListParagraph"/>
-        <w:numPr>
-          <w:ilvl w:val="0"/>
-          <w:numId w:val="11"/>
-        </w:numPr>
-        <w:rPr>
-          <w:lang w:val="en-US"/>
-        </w:rPr>
-      </w:pPr>
-      <w:r>
-        <w:rPr>
-          <w:lang w:val="en-US"/>
-        </w:rPr>
-        <w:t>“Plague”?</w:t>
-      </w:r>
-    </w:p>
-    <w:p>
-      <w:pPr>
-        <w:pStyle w:val="ListParagraph"/>
-        <w:numPr>
-          <w:ilvl w:val="0"/>
-          <w:numId w:val="2"/>
-        </w:numPr>
-        <w:rPr>
-          <w:lang w:val="en-US"/>
-        </w:rPr>
-      </w:pPr>
-      <w:r>
-        <w:rPr>
-          <w:lang w:val="en-US"/>
-        </w:rPr>
-        <w:t>Gây đau khổ (cho ai đó)</w:t>
-      </w:r>
-    </w:p>
-    <w:p>
-      <w:pPr>
-        <w:pStyle w:val="ListParagraph"/>
-        <w:numPr>
-          <w:ilvl w:val="0"/>
-          <w:numId w:val="11"/>
-        </w:numPr>
-        <w:rPr>
-          <w:lang w:val="en-US"/>
-        </w:rPr>
-      </w:pPr>
-      <w:r>
-        <w:rPr>
-          <w:lang w:val="en-US"/>
-        </w:rPr>
         <w:t>“Dictate”?</w:t>
       </w:r>
     </w:p>
@@ -2186,64 +2945,100 @@
         <w:rPr>
           <w:lang w:val="en-US"/>
         </w:rPr>
+        <w:t>Tu sĩ</w:t>
+      </w:r>
+    </w:p>
+    <w:p>
+      <w:pPr>
+        <w:pStyle w:val="ListParagraph"/>
+        <w:numPr>
+          <w:ilvl w:val="0"/>
+          <w:numId w:val="15"/>
+        </w:numPr>
+        <w:rPr>
+          <w:lang w:val="en-US"/>
+        </w:rPr>
+      </w:pPr>
+      <w:r>
+        <w:rPr>
+          <w:lang w:val="en-US"/>
+        </w:rPr>
+        <w:t>“Come To Pass”?</w:t>
+      </w:r>
+    </w:p>
+    <w:p>
+      <w:pPr>
+        <w:pStyle w:val="ListParagraph"/>
+        <w:numPr>
+          <w:ilvl w:val="0"/>
+          <w:numId w:val="2"/>
+        </w:numPr>
+        <w:rPr>
+          <w:lang w:val="en-US"/>
+        </w:rPr>
+      </w:pPr>
+      <w:r>
+        <w:rPr>
+          <w:lang w:val="en-US"/>
+        </w:rPr>
+        <w:t>Xảy ra (1 sự việc trong kinh thánh)</w:t>
+      </w:r>
+    </w:p>
+    <w:p>
+      <w:pPr>
+        <w:rPr>
+          <w:lang w:val="en-US"/>
+        </w:rPr>
+      </w:pPr>
+    </w:p>
+    <w:p>
+      <w:pPr>
+        <w:rPr>
+          <w:lang w:val="en-US"/>
+        </w:rPr>
+      </w:pPr>
+      <w:r>
+        <w:rPr>
+          <w:lang w:val="en-US"/>
+        </w:rPr>
+        <w:t>War – Chiến Tranh:</w:t>
+      </w:r>
+    </w:p>
+    <w:p>
+      <w:pPr>
+        <w:pStyle w:val="ListParagraph"/>
+        <w:numPr>
+          <w:ilvl w:val="0"/>
+          <w:numId w:val="10"/>
+        </w:numPr>
+        <w:rPr>
+          <w:lang w:val="en-US"/>
+        </w:rPr>
+      </w:pPr>
+      <w:r>
+        <w:rPr>
+          <w:lang w:val="en-US"/>
+        </w:rPr>
         <w:lastRenderedPageBreak/>
-        <w:t>Tu sĩ</w:t>
-      </w:r>
-    </w:p>
-    <w:p>
-      <w:pPr>
-        <w:pStyle w:val="ListParagraph"/>
-        <w:numPr>
-          <w:ilvl w:val="0"/>
-          <w:numId w:val="15"/>
-        </w:numPr>
-        <w:rPr>
-          <w:lang w:val="en-US"/>
-        </w:rPr>
-      </w:pPr>
-      <w:r>
-        <w:rPr>
-          <w:lang w:val="en-US"/>
-        </w:rPr>
-        <w:t>“Come To Pass”?</w:t>
-      </w:r>
-    </w:p>
-    <w:p>
-      <w:pPr>
-        <w:pStyle w:val="ListParagraph"/>
-        <w:numPr>
-          <w:ilvl w:val="0"/>
-          <w:numId w:val="2"/>
-        </w:numPr>
-        <w:rPr>
-          <w:lang w:val="en-US"/>
-        </w:rPr>
-      </w:pPr>
-      <w:r>
-        <w:rPr>
-          <w:lang w:val="en-US"/>
-        </w:rPr>
-        <w:t>Xảy ra (1 sự việc trong kinh thánh)</w:t>
-      </w:r>
-    </w:p>
-    <w:p>
-      <w:pPr>
-        <w:rPr>
-          <w:lang w:val="en-US"/>
-        </w:rPr>
-      </w:pPr>
-    </w:p>
-    <w:p>
-      <w:pPr>
-        <w:rPr>
-          <w:lang w:val="en-US"/>
-        </w:rPr>
-      </w:pPr>
-      <w:r>
-        <w:rPr>
-          <w:lang w:val="en-US"/>
-        </w:rPr>
-        <w:t>War – Chiến Tranh:</w:t>
+        <w:t>“Sentinal”?</w:t>
+      </w:r>
+    </w:p>
+    <w:p>
+      <w:pPr>
+        <w:pStyle w:val="ListParagraph"/>
+        <w:numPr>
+          <w:ilvl w:val="0"/>
+          <w:numId w:val="2"/>
+        </w:numPr>
+        <w:rPr>
+          <w:lang w:val="en-US"/>
+        </w:rPr>
+      </w:pPr>
+      <w:r>
+        <w:rPr>
+          <w:lang w:val="en-US"/>
+        </w:rPr>
+        <w:t>Lính gác</w:t>
       </w:r>
     </w:p>
     <w:p>
@@ -2261,25 +3056,25 @@
         <w:rPr>
           <w:lang w:val="en-US"/>
         </w:rPr>
-        <w:t>“Sentinal”?</w:t>
-      </w:r>
-    </w:p>
-    <w:p>
-      <w:pPr>
-        <w:pStyle w:val="ListParagraph"/>
-        <w:numPr>
-          <w:ilvl w:val="0"/>
-          <w:numId w:val="2"/>
-        </w:numPr>
-        <w:rPr>
-          <w:lang w:val="en-US"/>
-        </w:rPr>
-      </w:pPr>
-      <w:r>
-        <w:rPr>
-          <w:lang w:val="en-US"/>
-        </w:rPr>
-        <w:t>Lính gác</w:t>
+        <w:t>“Sentry”?</w:t>
+      </w:r>
+    </w:p>
+    <w:p>
+      <w:pPr>
+        <w:pStyle w:val="ListParagraph"/>
+        <w:numPr>
+          <w:ilvl w:val="0"/>
+          <w:numId w:val="2"/>
+        </w:numPr>
+        <w:rPr>
+          <w:lang w:val="en-US"/>
+        </w:rPr>
+      </w:pPr>
+      <w:r>
+        <w:rPr>
+          <w:lang w:val="en-US"/>
+        </w:rPr>
+        <w:t>Lính canh</w:t>
       </w:r>
     </w:p>
     <w:p>
@@ -2297,25 +3092,25 @@
         <w:rPr>
           <w:lang w:val="en-US"/>
         </w:rPr>
-        <w:t>“Sentry”?</w:t>
-      </w:r>
-    </w:p>
-    <w:p>
-      <w:pPr>
-        <w:pStyle w:val="ListParagraph"/>
-        <w:numPr>
-          <w:ilvl w:val="0"/>
-          <w:numId w:val="2"/>
-        </w:numPr>
-        <w:rPr>
-          <w:lang w:val="en-US"/>
-        </w:rPr>
-      </w:pPr>
-      <w:r>
-        <w:rPr>
-          <w:lang w:val="en-US"/>
-        </w:rPr>
-        <w:t>Lính canh</w:t>
+        <w:t>“Banish”?</w:t>
+      </w:r>
+    </w:p>
+    <w:p>
+      <w:pPr>
+        <w:pStyle w:val="ListParagraph"/>
+        <w:numPr>
+          <w:ilvl w:val="0"/>
+          <w:numId w:val="2"/>
+        </w:numPr>
+        <w:rPr>
+          <w:lang w:val="en-US"/>
+        </w:rPr>
+      </w:pPr>
+      <w:r>
+        <w:rPr>
+          <w:lang w:val="en-US"/>
+        </w:rPr>
+        <w:t>Trục xuất</w:t>
       </w:r>
     </w:p>
     <w:p>
@@ -2333,25 +3128,25 @@
         <w:rPr>
           <w:lang w:val="en-US"/>
         </w:rPr>
-        <w:t>“Banish”?</w:t>
-      </w:r>
-    </w:p>
-    <w:p>
-      <w:pPr>
-        <w:pStyle w:val="ListParagraph"/>
-        <w:numPr>
-          <w:ilvl w:val="0"/>
-          <w:numId w:val="2"/>
-        </w:numPr>
-        <w:rPr>
-          <w:lang w:val="en-US"/>
-        </w:rPr>
-      </w:pPr>
-      <w:r>
-        <w:rPr>
-          <w:lang w:val="en-US"/>
-        </w:rPr>
-        <w:t>Trục xuất</w:t>
+        <w:t>“Triumphant”?</w:t>
+      </w:r>
+    </w:p>
+    <w:p>
+      <w:pPr>
+        <w:pStyle w:val="ListParagraph"/>
+        <w:numPr>
+          <w:ilvl w:val="0"/>
+          <w:numId w:val="2"/>
+        </w:numPr>
+        <w:rPr>
+          <w:lang w:val="en-US"/>
+        </w:rPr>
+      </w:pPr>
+      <w:r>
+        <w:rPr>
+          <w:lang w:val="en-US"/>
+        </w:rPr>
+        <w:t>Cảm giác chiến thắng</w:t>
       </w:r>
     </w:p>
     <w:p>
@@ -2369,25 +3164,25 @@
         <w:rPr>
           <w:lang w:val="en-US"/>
         </w:rPr>
-        <w:t>“Triumphant”?</w:t>
-      </w:r>
-    </w:p>
-    <w:p>
-      <w:pPr>
-        <w:pStyle w:val="ListParagraph"/>
-        <w:numPr>
-          <w:ilvl w:val="0"/>
-          <w:numId w:val="2"/>
-        </w:numPr>
-        <w:rPr>
-          <w:lang w:val="en-US"/>
-        </w:rPr>
-      </w:pPr>
-      <w:r>
-        <w:rPr>
-          <w:lang w:val="en-US"/>
-        </w:rPr>
-        <w:t>Cảm giác chiến thắng</w:t>
+        <w:t>“Mercenary”?</w:t>
+      </w:r>
+    </w:p>
+    <w:p>
+      <w:pPr>
+        <w:pStyle w:val="ListParagraph"/>
+        <w:numPr>
+          <w:ilvl w:val="0"/>
+          <w:numId w:val="2"/>
+        </w:numPr>
+        <w:rPr>
+          <w:lang w:val="en-US"/>
+        </w:rPr>
+      </w:pPr>
+      <w:r>
+        <w:rPr>
+          <w:lang w:val="en-US"/>
+        </w:rPr>
+        <w:t>Lính đánh thuê</w:t>
       </w:r>
     </w:p>
     <w:p>
@@ -2405,25 +3200,25 @@
         <w:rPr>
           <w:lang w:val="en-US"/>
         </w:rPr>
-        <w:t>“Mercenary”?</w:t>
-      </w:r>
-    </w:p>
-    <w:p>
-      <w:pPr>
-        <w:pStyle w:val="ListParagraph"/>
-        <w:numPr>
-          <w:ilvl w:val="0"/>
-          <w:numId w:val="2"/>
-        </w:numPr>
-        <w:rPr>
-          <w:lang w:val="en-US"/>
-        </w:rPr>
-      </w:pPr>
-      <w:r>
-        <w:rPr>
-          <w:lang w:val="en-US"/>
-        </w:rPr>
-        <w:t>Lính đánh thuê</w:t>
+        <w:t>“Enlist”?</w:t>
+      </w:r>
+    </w:p>
+    <w:p>
+      <w:pPr>
+        <w:pStyle w:val="ListParagraph"/>
+        <w:numPr>
+          <w:ilvl w:val="0"/>
+          <w:numId w:val="2"/>
+        </w:numPr>
+        <w:rPr>
+          <w:lang w:val="en-US"/>
+        </w:rPr>
+      </w:pPr>
+      <w:r>
+        <w:rPr>
+          <w:lang w:val="en-US"/>
+        </w:rPr>
+        <w:t>Nhập ngũ</w:t>
       </w:r>
     </w:p>
     <w:p>
@@ -2441,25 +3236,25 @@
         <w:rPr>
           <w:lang w:val="en-US"/>
         </w:rPr>
-        <w:t>“Enlist”?</w:t>
-      </w:r>
-    </w:p>
-    <w:p>
-      <w:pPr>
-        <w:pStyle w:val="ListParagraph"/>
-        <w:numPr>
-          <w:ilvl w:val="0"/>
-          <w:numId w:val="2"/>
-        </w:numPr>
-        <w:rPr>
-          <w:lang w:val="en-US"/>
-        </w:rPr>
-      </w:pPr>
-      <w:r>
-        <w:rPr>
-          <w:lang w:val="en-US"/>
-        </w:rPr>
-        <w:t>Nhập ngũ</w:t>
+        <w:t>“Crumble”?</w:t>
+      </w:r>
+    </w:p>
+    <w:p>
+      <w:pPr>
+        <w:pStyle w:val="ListParagraph"/>
+        <w:numPr>
+          <w:ilvl w:val="0"/>
+          <w:numId w:val="2"/>
+        </w:numPr>
+        <w:rPr>
+          <w:lang w:val="en-US"/>
+        </w:rPr>
+      </w:pPr>
+      <w:r>
+        <w:rPr>
+          <w:lang w:val="en-US"/>
+        </w:rPr>
+        <w:t>Tan rã (nhóm người)</w:t>
       </w:r>
     </w:p>
     <w:p>
@@ -2477,42 +3272,6 @@
         <w:rPr>
           <w:lang w:val="en-US"/>
         </w:rPr>
-        <w:t>“Crumble”?</w:t>
-      </w:r>
-    </w:p>
-    <w:p>
-      <w:pPr>
-        <w:pStyle w:val="ListParagraph"/>
-        <w:numPr>
-          <w:ilvl w:val="0"/>
-          <w:numId w:val="2"/>
-        </w:numPr>
-        <w:rPr>
-          <w:lang w:val="en-US"/>
-        </w:rPr>
-      </w:pPr>
-      <w:r>
-        <w:rPr>
-          <w:lang w:val="en-US"/>
-        </w:rPr>
-        <w:t>Tan rã (nhóm người)</w:t>
-      </w:r>
-    </w:p>
-    <w:p>
-      <w:pPr>
-        <w:pStyle w:val="ListParagraph"/>
-        <w:numPr>
-          <w:ilvl w:val="0"/>
-          <w:numId w:val="10"/>
-        </w:numPr>
-        <w:rPr>
-          <w:lang w:val="en-US"/>
-        </w:rPr>
-      </w:pPr>
-      <w:r>
-        <w:rPr>
-          <w:lang w:val="en-US"/>
-        </w:rPr>
         <w:t>“Outpost”?</w:t>
       </w:r>
     </w:p>
@@ -2791,99 +3550,99 @@
         <w:rPr>
           <w:lang w:val="en-US"/>
         </w:rPr>
+        <w:t>Plant – Thực Vật:</w:t>
+      </w:r>
+    </w:p>
+    <w:p>
+      <w:pPr>
+        <w:pStyle w:val="ListParagraph"/>
+        <w:numPr>
+          <w:ilvl w:val="0"/>
+          <w:numId w:val="14"/>
+        </w:numPr>
+        <w:rPr>
+          <w:lang w:val="en-US"/>
+        </w:rPr>
+      </w:pPr>
+      <w:r>
+        <w:rPr>
+          <w:lang w:val="en-US"/>
+        </w:rPr>
+        <w:t>“Vine”?</w:t>
+      </w:r>
+    </w:p>
+    <w:p>
+      <w:pPr>
+        <w:pStyle w:val="ListParagraph"/>
+        <w:numPr>
+          <w:ilvl w:val="0"/>
+          <w:numId w:val="2"/>
+        </w:numPr>
+        <w:rPr>
+          <w:lang w:val="en-US"/>
+        </w:rPr>
+      </w:pPr>
+      <w:r>
+        <w:rPr>
+          <w:lang w:val="en-US"/>
+        </w:rPr>
+        <w:t>Cây leo</w:t>
+      </w:r>
+    </w:p>
+    <w:p>
+      <w:pPr>
+        <w:pStyle w:val="ListParagraph"/>
+        <w:numPr>
+          <w:ilvl w:val="0"/>
+          <w:numId w:val="14"/>
+        </w:numPr>
+        <w:rPr>
+          <w:lang w:val="en-US"/>
+        </w:rPr>
+      </w:pPr>
+      <w:r>
+        <w:rPr>
+          <w:lang w:val="en-US"/>
+        </w:rPr>
+        <w:t>“Oak”?</w:t>
+      </w:r>
+    </w:p>
+    <w:p>
+      <w:pPr>
+        <w:pStyle w:val="ListParagraph"/>
+        <w:numPr>
+          <w:ilvl w:val="0"/>
+          <w:numId w:val="2"/>
+        </w:numPr>
+        <w:rPr>
+          <w:lang w:val="en-US"/>
+        </w:rPr>
+      </w:pPr>
+      <w:r>
+        <w:rPr>
+          <w:lang w:val="en-US"/>
+        </w:rPr>
+        <w:t>Sồi</w:t>
+      </w:r>
+    </w:p>
+    <w:p>
+      <w:pPr>
+        <w:rPr>
+          <w:lang w:val="en-US"/>
+        </w:rPr>
+      </w:pPr>
+    </w:p>
+    <w:p>
+      <w:pPr>
+        <w:rPr>
+          <w:lang w:val="en-US"/>
+        </w:rPr>
+      </w:pPr>
+      <w:r>
+        <w:rPr>
+          <w:lang w:val="en-US"/>
+        </w:rPr>
         <w:lastRenderedPageBreak/>
-        <w:t>Plant – Thực Vật:</w:t>
-      </w:r>
-    </w:p>
-    <w:p>
-      <w:pPr>
-        <w:pStyle w:val="ListParagraph"/>
-        <w:numPr>
-          <w:ilvl w:val="0"/>
-          <w:numId w:val="14"/>
-        </w:numPr>
-        <w:rPr>
-          <w:lang w:val="en-US"/>
-        </w:rPr>
-      </w:pPr>
-      <w:r>
-        <w:rPr>
-          <w:lang w:val="en-US"/>
-        </w:rPr>
-        <w:t>“Vine”?</w:t>
-      </w:r>
-    </w:p>
-    <w:p>
-      <w:pPr>
-        <w:pStyle w:val="ListParagraph"/>
-        <w:numPr>
-          <w:ilvl w:val="0"/>
-          <w:numId w:val="2"/>
-        </w:numPr>
-        <w:rPr>
-          <w:lang w:val="en-US"/>
-        </w:rPr>
-      </w:pPr>
-      <w:r>
-        <w:rPr>
-          <w:lang w:val="en-US"/>
-        </w:rPr>
-        <w:t>Cây leo</w:t>
-      </w:r>
-    </w:p>
-    <w:p>
-      <w:pPr>
-        <w:pStyle w:val="ListParagraph"/>
-        <w:numPr>
-          <w:ilvl w:val="0"/>
-          <w:numId w:val="14"/>
-        </w:numPr>
-        <w:rPr>
-          <w:lang w:val="en-US"/>
-        </w:rPr>
-      </w:pPr>
-      <w:r>
-        <w:rPr>
-          <w:lang w:val="en-US"/>
-        </w:rPr>
-        <w:t>“Oak”?</w:t>
-      </w:r>
-    </w:p>
-    <w:p>
-      <w:pPr>
-        <w:pStyle w:val="ListParagraph"/>
-        <w:numPr>
-          <w:ilvl w:val="0"/>
-          <w:numId w:val="2"/>
-        </w:numPr>
-        <w:rPr>
-          <w:lang w:val="en-US"/>
-        </w:rPr>
-      </w:pPr>
-      <w:r>
-        <w:rPr>
-          <w:lang w:val="en-US"/>
-        </w:rPr>
-        <w:t>Sồi</w:t>
-      </w:r>
-    </w:p>
-    <w:p>
-      <w:pPr>
-        <w:rPr>
-          <w:lang w:val="en-US"/>
-        </w:rPr>
-      </w:pPr>
-    </w:p>
-    <w:p>
-      <w:pPr>
-        <w:rPr>
-          <w:lang w:val="en-US"/>
-        </w:rPr>
-      </w:pPr>
-      <w:r>
-        <w:rPr>
-          <w:lang w:val="en-US"/>
-        </w:rPr>
         <w:t>Work – Công Việc:</w:t>
       </w:r>
     </w:p>
@@ -2925,6 +3684,114 @@
     </w:p>
     <w:p>
       <w:pPr>
+        <w:pStyle w:val="ListParagraph"/>
+        <w:numPr>
+          <w:ilvl w:val="0"/>
+          <w:numId w:val="20"/>
+        </w:numPr>
+        <w:rPr>
+          <w:lang w:val="en-US"/>
+        </w:rPr>
+      </w:pPr>
+      <w:r>
+        <w:rPr>
+          <w:lang w:val="en-US"/>
+        </w:rPr>
+        <w:t>“Harness”?</w:t>
+      </w:r>
+    </w:p>
+    <w:p>
+      <w:pPr>
+        <w:pStyle w:val="ListParagraph"/>
+        <w:numPr>
+          <w:ilvl w:val="0"/>
+          <w:numId w:val="2"/>
+        </w:numPr>
+        <w:rPr>
+          <w:lang w:val="en-US"/>
+        </w:rPr>
+      </w:pPr>
+      <w:r>
+        <w:rPr>
+          <w:lang w:val="en-US"/>
+        </w:rPr>
+        <w:t>Dây an toàn buộc bụng khi làm việc trên độ cao</w:t>
+      </w:r>
+    </w:p>
+    <w:p>
+      <w:pPr>
+        <w:pStyle w:val="ListParagraph"/>
+        <w:numPr>
+          <w:ilvl w:val="0"/>
+          <w:numId w:val="20"/>
+        </w:numPr>
+        <w:rPr>
+          <w:lang w:val="en-US"/>
+        </w:rPr>
+      </w:pPr>
+      <w:r>
+        <w:rPr>
+          <w:lang w:val="en-US"/>
+        </w:rPr>
+        <w:t>“Resign”?</w:t>
+      </w:r>
+    </w:p>
+    <w:p>
+      <w:pPr>
+        <w:pStyle w:val="ListParagraph"/>
+        <w:numPr>
+          <w:ilvl w:val="0"/>
+          <w:numId w:val="2"/>
+        </w:numPr>
+        <w:rPr>
+          <w:lang w:val="en-US"/>
+        </w:rPr>
+      </w:pPr>
+      <w:r>
+        <w:rPr>
+          <w:lang w:val="en-US"/>
+        </w:rPr>
+        <w:t>Từ chức</w:t>
+      </w:r>
+    </w:p>
+    <w:p>
+      <w:pPr>
+        <w:pStyle w:val="ListParagraph"/>
+        <w:numPr>
+          <w:ilvl w:val="0"/>
+          <w:numId w:val="20"/>
+        </w:numPr>
+        <w:rPr>
+          <w:lang w:val="en-US"/>
+        </w:rPr>
+      </w:pPr>
+      <w:r>
+        <w:rPr>
+          <w:lang w:val="en-US"/>
+        </w:rPr>
+        <w:t>“Accounting”?</w:t>
+      </w:r>
+    </w:p>
+    <w:p>
+      <w:pPr>
+        <w:pStyle w:val="ListParagraph"/>
+        <w:numPr>
+          <w:ilvl w:val="0"/>
+          <w:numId w:val="2"/>
+        </w:numPr>
+        <w:rPr>
+          <w:lang w:val="en-US"/>
+        </w:rPr>
+      </w:pPr>
+      <w:r>
+        <w:rPr>
+          <w:lang w:val="en-US"/>
+        </w:rPr>
+        <w:t>Công việc kế toán</w:t>
+      </w:r>
+    </w:p>
+    <w:p>
+      <w:pPr>
         <w:rPr>
           <w:lang w:val="en-US"/>
         </w:rPr>
@@ -3499,25 +4366,25 @@
         <w:rPr>
           <w:lang w:val="en-US"/>
         </w:rPr>
+        <w:t>Math – Toán:</w:t>
+      </w:r>
+    </w:p>
+    <w:p>
+      <w:pPr>
+        <w:pStyle w:val="ListParagraph"/>
+        <w:numPr>
+          <w:ilvl w:val="0"/>
+          <w:numId w:val="4"/>
+        </w:numPr>
+        <w:rPr>
+          <w:lang w:val="en-US"/>
+        </w:rPr>
+      </w:pPr>
+      <w:r>
+        <w:rPr>
+          <w:lang w:val="en-US"/>
+        </w:rPr>
         <w:lastRenderedPageBreak/>
-        <w:t>Math – Toán:</w:t>
-      </w:r>
-    </w:p>
-    <w:p>
-      <w:pPr>
-        <w:pStyle w:val="ListParagraph"/>
-        <w:numPr>
-          <w:ilvl w:val="0"/>
-          <w:numId w:val="4"/>
-        </w:numPr>
-        <w:rPr>
-          <w:lang w:val="en-US"/>
-        </w:rPr>
-      </w:pPr>
-      <w:r>
-        <w:rPr>
-          <w:lang w:val="en-US"/>
-        </w:rPr>
         <w:t>“Denominator”?</w:t>
       </w:r>
     </w:p>
@@ -4480,6 +5347,208 @@
     </w:lvl>
   </w:abstractNum>
   <w:abstractNum w:abstractNumId="4">
+    <w:nsid w:val="1CF80A16"/>
+    <w:multiLevelType w:val="hybridMultilevel"/>
+    <w:tmpl w:val="1846A982"/>
+    <w:lvl w:ilvl="0" w:tplc="21926A9A">
+      <w:start w:val="1"/>
+      <w:numFmt w:val="bullet"/>
+      <w:lvlText w:val=""/>
+      <w:lvlJc w:val="left"/>
+      <w:pPr>
+        <w:ind w:left="1080" w:hanging="360"/>
+      </w:pPr>
+      <w:rPr>
+        <w:rFonts w:ascii="Wingdings" w:eastAsiaTheme="minorHAnsi" w:hAnsi="Wingdings" w:cstheme="minorBidi" w:hint="default"/>
+      </w:rPr>
+    </w:lvl>
+    <w:lvl w:ilvl="1" w:tplc="042A0003" w:tentative="1">
+      <w:start w:val="1"/>
+      <w:numFmt w:val="bullet"/>
+      <w:lvlText w:val="o"/>
+      <w:lvlJc w:val="left"/>
+      <w:pPr>
+        <w:ind w:left="1800" w:hanging="360"/>
+      </w:pPr>
+      <w:rPr>
+        <w:rFonts w:ascii="Courier New" w:hAnsi="Courier New" w:cs="Courier New" w:hint="default"/>
+      </w:rPr>
+    </w:lvl>
+    <w:lvl w:ilvl="2" w:tplc="042A0005" w:tentative="1">
+      <w:start w:val="1"/>
+      <w:numFmt w:val="bullet"/>
+      <w:lvlText w:val=""/>
+      <w:lvlJc w:val="left"/>
+      <w:pPr>
+        <w:ind w:left="2520" w:hanging="360"/>
+      </w:pPr>
+      <w:rPr>
+        <w:rFonts w:ascii="Wingdings" w:hAnsi="Wingdings" w:hint="default"/>
+      </w:rPr>
+    </w:lvl>
+    <w:lvl w:ilvl="3" w:tplc="042A0001" w:tentative="1">
+      <w:start w:val="1"/>
+      <w:numFmt w:val="bullet"/>
+      <w:lvlText w:val=""/>
+      <w:lvlJc w:val="left"/>
+      <w:pPr>
+        <w:ind w:left="3240" w:hanging="360"/>
+      </w:pPr>
+      <w:rPr>
+        <w:rFonts w:ascii="Symbol" w:hAnsi="Symbol" w:hint="default"/>
+      </w:rPr>
+    </w:lvl>
+    <w:lvl w:ilvl="4" w:tplc="042A0003" w:tentative="1">
+      <w:start w:val="1"/>
+      <w:numFmt w:val="bullet"/>
+      <w:lvlText w:val="o"/>
+      <w:lvlJc w:val="left"/>
+      <w:pPr>
+        <w:ind w:left="3960" w:hanging="360"/>
+      </w:pPr>
+      <w:rPr>
+        <w:rFonts w:ascii="Courier New" w:hAnsi="Courier New" w:cs="Courier New" w:hint="default"/>
+      </w:rPr>
+    </w:lvl>
+    <w:lvl w:ilvl="5" w:tplc="042A0005" w:tentative="1">
+      <w:start w:val="1"/>
+      <w:numFmt w:val="bullet"/>
+      <w:lvlText w:val=""/>
+      <w:lvlJc w:val="left"/>
+      <w:pPr>
+        <w:ind w:left="4680" w:hanging="360"/>
+      </w:pPr>
+      <w:rPr>
+        <w:rFonts w:ascii="Wingdings" w:hAnsi="Wingdings" w:hint="default"/>
+      </w:rPr>
+    </w:lvl>
+    <w:lvl w:ilvl="6" w:tplc="042A0001" w:tentative="1">
+      <w:start w:val="1"/>
+      <w:numFmt w:val="bullet"/>
+      <w:lvlText w:val=""/>
+      <w:lvlJc w:val="left"/>
+      <w:pPr>
+        <w:ind w:left="5400" w:hanging="360"/>
+      </w:pPr>
+      <w:rPr>
+        <w:rFonts w:ascii="Symbol" w:hAnsi="Symbol" w:hint="default"/>
+      </w:rPr>
+    </w:lvl>
+    <w:lvl w:ilvl="7" w:tplc="042A0003" w:tentative="1">
+      <w:start w:val="1"/>
+      <w:numFmt w:val="bullet"/>
+      <w:lvlText w:val="o"/>
+      <w:lvlJc w:val="left"/>
+      <w:pPr>
+        <w:ind w:left="6120" w:hanging="360"/>
+      </w:pPr>
+      <w:rPr>
+        <w:rFonts w:ascii="Courier New" w:hAnsi="Courier New" w:cs="Courier New" w:hint="default"/>
+      </w:rPr>
+    </w:lvl>
+    <w:lvl w:ilvl="8" w:tplc="042A0005" w:tentative="1">
+      <w:start w:val="1"/>
+      <w:numFmt w:val="bullet"/>
+      <w:lvlText w:val=""/>
+      <w:lvlJc w:val="left"/>
+      <w:pPr>
+        <w:ind w:left="6840" w:hanging="360"/>
+      </w:pPr>
+      <w:rPr>
+        <w:rFonts w:ascii="Wingdings" w:hAnsi="Wingdings" w:hint="default"/>
+      </w:rPr>
+    </w:lvl>
+  </w:abstractNum>
+  <w:abstractNum w:abstractNumId="5">
+    <w:nsid w:val="1F070C6E"/>
+    <w:multiLevelType w:val="hybridMultilevel"/>
+    <w:tmpl w:val="C7742260"/>
+    <w:lvl w:ilvl="0" w:tplc="80A24C76">
+      <w:start w:val="1"/>
+      <w:numFmt w:val="decimal"/>
+      <w:lvlText w:val="%1."/>
+      <w:lvlJc w:val="left"/>
+      <w:pPr>
+        <w:ind w:left="1080" w:hanging="360"/>
+      </w:pPr>
+      <w:rPr>
+        <w:rFonts w:hint="default"/>
+      </w:rPr>
+    </w:lvl>
+    <w:lvl w:ilvl="1" w:tplc="042A0019" w:tentative="1">
+      <w:start w:val="1"/>
+      <w:numFmt w:val="lowerLetter"/>
+      <w:lvlText w:val="%2."/>
+      <w:lvlJc w:val="left"/>
+      <w:pPr>
+        <w:ind w:left="1800" w:hanging="360"/>
+      </w:pPr>
+    </w:lvl>
+    <w:lvl w:ilvl="2" w:tplc="042A001B" w:tentative="1">
+      <w:start w:val="1"/>
+      <w:numFmt w:val="lowerRoman"/>
+      <w:lvlText w:val="%3."/>
+      <w:lvlJc w:val="right"/>
+      <w:pPr>
+        <w:ind w:left="2520" w:hanging="180"/>
+      </w:pPr>
+    </w:lvl>
+    <w:lvl w:ilvl="3" w:tplc="042A000F" w:tentative="1">
+      <w:start w:val="1"/>
+      <w:numFmt w:val="decimal"/>
+      <w:lvlText w:val="%4."/>
+      <w:lvlJc w:val="left"/>
+      <w:pPr>
+        <w:ind w:left="3240" w:hanging="360"/>
+      </w:pPr>
+    </w:lvl>
+    <w:lvl w:ilvl="4" w:tplc="042A0019" w:tentative="1">
+      <w:start w:val="1"/>
+      <w:numFmt w:val="lowerLetter"/>
+      <w:lvlText w:val="%5."/>
+      <w:lvlJc w:val="left"/>
+      <w:pPr>
+        <w:ind w:left="3960" w:hanging="360"/>
+      </w:pPr>
+    </w:lvl>
+    <w:lvl w:ilvl="5" w:tplc="042A001B" w:tentative="1">
+      <w:start w:val="1"/>
+      <w:numFmt w:val="lowerRoman"/>
+      <w:lvlText w:val="%6."/>
+      <w:lvlJc w:val="right"/>
+      <w:pPr>
+        <w:ind w:left="4680" w:hanging="180"/>
+      </w:pPr>
+    </w:lvl>
+    <w:lvl w:ilvl="6" w:tplc="042A000F" w:tentative="1">
+      <w:start w:val="1"/>
+      <w:numFmt w:val="decimal"/>
+      <w:lvlText w:val="%7."/>
+      <w:lvlJc w:val="left"/>
+      <w:pPr>
+        <w:ind w:left="5400" w:hanging="360"/>
+      </w:pPr>
+    </w:lvl>
+    <w:lvl w:ilvl="7" w:tplc="042A0019" w:tentative="1">
+      <w:start w:val="1"/>
+      <w:numFmt w:val="lowerLetter"/>
+      <w:lvlText w:val="%8."/>
+      <w:lvlJc w:val="left"/>
+      <w:pPr>
+        <w:ind w:left="6120" w:hanging="360"/>
+      </w:pPr>
+    </w:lvl>
+    <w:lvl w:ilvl="8" w:tplc="042A001B" w:tentative="1">
+      <w:start w:val="1"/>
+      <w:numFmt w:val="lowerRoman"/>
+      <w:lvlText w:val="%9."/>
+      <w:lvlJc w:val="right"/>
+      <w:pPr>
+        <w:ind w:left="6840" w:hanging="180"/>
+      </w:pPr>
+    </w:lvl>
+  </w:abstractNum>
+  <w:abstractNum w:abstractNumId="6">
     <w:nsid w:val="228345C0"/>
     <w:multiLevelType w:val="hybridMultilevel"/>
     <w:tmpl w:val="D05CCFC4"/>
@@ -4568,7 +5637,7 @@
       </w:pPr>
     </w:lvl>
   </w:abstractNum>
-  <w:abstractNum w:abstractNumId="5">
+  <w:abstractNum w:abstractNumId="7">
     <w:nsid w:val="2E0A7B9A"/>
     <w:multiLevelType w:val="hybridMultilevel"/>
     <w:tmpl w:val="55F620F4"/>
@@ -4657,7 +5726,7 @@
       </w:pPr>
     </w:lvl>
   </w:abstractNum>
-  <w:abstractNum w:abstractNumId="6">
+  <w:abstractNum w:abstractNumId="8">
     <w:nsid w:val="2F4645EB"/>
     <w:multiLevelType w:val="hybridMultilevel"/>
     <w:tmpl w:val="D48EFB8E"/>
@@ -4746,7 +5815,7 @@
       </w:pPr>
     </w:lvl>
   </w:abstractNum>
-  <w:abstractNum w:abstractNumId="7">
+  <w:abstractNum w:abstractNumId="9">
     <w:nsid w:val="33A040A6"/>
     <w:multiLevelType w:val="hybridMultilevel"/>
     <w:tmpl w:val="530C4B62"/>
@@ -4835,7 +5904,7 @@
       </w:pPr>
     </w:lvl>
   </w:abstractNum>
-  <w:abstractNum w:abstractNumId="8">
+  <w:abstractNum w:abstractNumId="10">
     <w:nsid w:val="4645092C"/>
     <w:multiLevelType w:val="hybridMultilevel"/>
     <w:tmpl w:val="2EAE2C52"/>
@@ -4924,7 +5993,120 @@
       </w:pPr>
     </w:lvl>
   </w:abstractNum>
-  <w:abstractNum w:abstractNumId="9">
+  <w:abstractNum w:abstractNumId="11">
+    <w:nsid w:val="498F30FB"/>
+    <w:multiLevelType w:val="hybridMultilevel"/>
+    <w:tmpl w:val="A9F24BBA"/>
+    <w:lvl w:ilvl="0" w:tplc="E92CBF34">
+      <w:start w:val="1"/>
+      <w:numFmt w:val="bullet"/>
+      <w:lvlText w:val=""/>
+      <w:lvlJc w:val="left"/>
+      <w:pPr>
+        <w:ind w:left="1080" w:hanging="360"/>
+      </w:pPr>
+      <w:rPr>
+        <w:rFonts w:ascii="Wingdings" w:eastAsiaTheme="minorHAnsi" w:hAnsi="Wingdings" w:cstheme="minorBidi" w:hint="default"/>
+      </w:rPr>
+    </w:lvl>
+    <w:lvl w:ilvl="1" w:tplc="042A0003" w:tentative="1">
+      <w:start w:val="1"/>
+      <w:numFmt w:val="bullet"/>
+      <w:lvlText w:val="o"/>
+      <w:lvlJc w:val="left"/>
+      <w:pPr>
+        <w:ind w:left="1800" w:hanging="360"/>
+      </w:pPr>
+      <w:rPr>
+        <w:rFonts w:ascii="Courier New" w:hAnsi="Courier New" w:cs="Courier New" w:hint="default"/>
+      </w:rPr>
+    </w:lvl>
+    <w:lvl w:ilvl="2" w:tplc="042A0005" w:tentative="1">
+      <w:start w:val="1"/>
+      <w:numFmt w:val="bullet"/>
+      <w:lvlText w:val=""/>
+      <w:lvlJc w:val="left"/>
+      <w:pPr>
+        <w:ind w:left="2520" w:hanging="360"/>
+      </w:pPr>
+      <w:rPr>
+        <w:rFonts w:ascii="Wingdings" w:hAnsi="Wingdings" w:hint="default"/>
+      </w:rPr>
+    </w:lvl>
+    <w:lvl w:ilvl="3" w:tplc="042A0001" w:tentative="1">
+      <w:start w:val="1"/>
+      <w:numFmt w:val="bullet"/>
+      <w:lvlText w:val=""/>
+      <w:lvlJc w:val="left"/>
+      <w:pPr>
+        <w:ind w:left="3240" w:hanging="360"/>
+      </w:pPr>
+      <w:rPr>
+        <w:rFonts w:ascii="Symbol" w:hAnsi="Symbol" w:hint="default"/>
+      </w:rPr>
+    </w:lvl>
+    <w:lvl w:ilvl="4" w:tplc="042A0003" w:tentative="1">
+      <w:start w:val="1"/>
+      <w:numFmt w:val="bullet"/>
+      <w:lvlText w:val="o"/>
+      <w:lvlJc w:val="left"/>
+      <w:pPr>
+        <w:ind w:left="3960" w:hanging="360"/>
+      </w:pPr>
+      <w:rPr>
+        <w:rFonts w:ascii="Courier New" w:hAnsi="Courier New" w:cs="Courier New" w:hint="default"/>
+      </w:rPr>
+    </w:lvl>
+    <w:lvl w:ilvl="5" w:tplc="042A0005" w:tentative="1">
+      <w:start w:val="1"/>
+      <w:numFmt w:val="bullet"/>
+      <w:lvlText w:val=""/>
+      <w:lvlJc w:val="left"/>
+      <w:pPr>
+        <w:ind w:left="4680" w:hanging="360"/>
+      </w:pPr>
+      <w:rPr>
+        <w:rFonts w:ascii="Wingdings" w:hAnsi="Wingdings" w:hint="default"/>
+      </w:rPr>
+    </w:lvl>
+    <w:lvl w:ilvl="6" w:tplc="042A0001" w:tentative="1">
+      <w:start w:val="1"/>
+      <w:numFmt w:val="bullet"/>
+      <w:lvlText w:val=""/>
+      <w:lvlJc w:val="left"/>
+      <w:pPr>
+        <w:ind w:left="5400" w:hanging="360"/>
+      </w:pPr>
+      <w:rPr>
+        <w:rFonts w:ascii="Symbol" w:hAnsi="Symbol" w:hint="default"/>
+      </w:rPr>
+    </w:lvl>
+    <w:lvl w:ilvl="7" w:tplc="042A0003" w:tentative="1">
+      <w:start w:val="1"/>
+      <w:numFmt w:val="bullet"/>
+      <w:lvlText w:val="o"/>
+      <w:lvlJc w:val="left"/>
+      <w:pPr>
+        <w:ind w:left="6120" w:hanging="360"/>
+      </w:pPr>
+      <w:rPr>
+        <w:rFonts w:ascii="Courier New" w:hAnsi="Courier New" w:cs="Courier New" w:hint="default"/>
+      </w:rPr>
+    </w:lvl>
+    <w:lvl w:ilvl="8" w:tplc="042A0005" w:tentative="1">
+      <w:start w:val="1"/>
+      <w:numFmt w:val="bullet"/>
+      <w:lvlText w:val=""/>
+      <w:lvlJc w:val="left"/>
+      <w:pPr>
+        <w:ind w:left="6840" w:hanging="360"/>
+      </w:pPr>
+      <w:rPr>
+        <w:rFonts w:ascii="Wingdings" w:hAnsi="Wingdings" w:hint="default"/>
+      </w:rPr>
+    </w:lvl>
+  </w:abstractNum>
+  <w:abstractNum w:abstractNumId="12">
     <w:nsid w:val="50AD5632"/>
     <w:multiLevelType w:val="hybridMultilevel"/>
     <w:tmpl w:val="51DCF262"/>
@@ -5013,7 +6195,7 @@
       </w:pPr>
     </w:lvl>
   </w:abstractNum>
-  <w:abstractNum w:abstractNumId="10">
+  <w:abstractNum w:abstractNumId="13">
     <w:nsid w:val="52996CBC"/>
     <w:multiLevelType w:val="hybridMultilevel"/>
     <w:tmpl w:val="670A86DA"/>
@@ -5102,7 +6284,7 @@
       </w:pPr>
     </w:lvl>
   </w:abstractNum>
-  <w:abstractNum w:abstractNumId="11">
+  <w:abstractNum w:abstractNumId="14">
     <w:nsid w:val="56582533"/>
     <w:multiLevelType w:val="hybridMultilevel"/>
     <w:tmpl w:val="D2DE19F2"/>
@@ -5215,7 +6397,7 @@
       </w:rPr>
     </w:lvl>
   </w:abstractNum>
-  <w:abstractNum w:abstractNumId="12">
+  <w:abstractNum w:abstractNumId="15">
     <w:nsid w:val="575D4638"/>
     <w:multiLevelType w:val="hybridMultilevel"/>
     <w:tmpl w:val="0A804172"/>
@@ -5304,7 +6486,7 @@
       </w:pPr>
     </w:lvl>
   </w:abstractNum>
-  <w:abstractNum w:abstractNumId="13">
+  <w:abstractNum w:abstractNumId="16">
     <w:nsid w:val="5A7D3A48"/>
     <w:multiLevelType w:val="hybridMultilevel"/>
     <w:tmpl w:val="37A291C4"/>
@@ -5393,7 +6575,7 @@
       </w:pPr>
     </w:lvl>
   </w:abstractNum>
-  <w:abstractNum w:abstractNumId="14">
+  <w:abstractNum w:abstractNumId="17">
     <w:nsid w:val="62AF2E9F"/>
     <w:multiLevelType w:val="hybridMultilevel"/>
     <w:tmpl w:val="12242B98"/>
@@ -5482,7 +6664,7 @@
       </w:pPr>
     </w:lvl>
   </w:abstractNum>
-  <w:abstractNum w:abstractNumId="15">
+  <w:abstractNum w:abstractNumId="18">
     <w:nsid w:val="68695F0C"/>
     <w:multiLevelType w:val="hybridMultilevel"/>
     <w:tmpl w:val="E0944F3C"/>
@@ -5571,7 +6753,7 @@
       </w:pPr>
     </w:lvl>
   </w:abstractNum>
-  <w:abstractNum w:abstractNumId="16">
+  <w:abstractNum w:abstractNumId="19">
     <w:nsid w:val="6C62378D"/>
     <w:multiLevelType w:val="hybridMultilevel"/>
     <w:tmpl w:val="6B0C3F86"/>
@@ -5660,7 +6842,7 @@
       </w:pPr>
     </w:lvl>
   </w:abstractNum>
-  <w:abstractNum w:abstractNumId="17">
+  <w:abstractNum w:abstractNumId="20">
     <w:nsid w:val="74FD50E2"/>
     <w:multiLevelType w:val="hybridMultilevel"/>
     <w:tmpl w:val="2F86794C"/>
@@ -5749,7 +6931,7 @@
       </w:pPr>
     </w:lvl>
   </w:abstractNum>
-  <w:abstractNum w:abstractNumId="18">
+  <w:abstractNum w:abstractNumId="21">
     <w:nsid w:val="796C6536"/>
     <w:multiLevelType w:val="hybridMultilevel"/>
     <w:tmpl w:val="B7BAE2D8"/>
@@ -5838,7 +7020,7 @@
       </w:pPr>
     </w:lvl>
   </w:abstractNum>
-  <w:abstractNum w:abstractNumId="19">
+  <w:abstractNum w:abstractNumId="22">
     <w:nsid w:val="7EA00B10"/>
     <w:multiLevelType w:val="hybridMultilevel"/>
     <w:tmpl w:val="EACE9F7A"/>
@@ -5928,37 +7110,37 @@
     </w:lvl>
   </w:abstractNum>
   <w:num w:numId="1">
-    <w:abstractNumId w:val="10"/>
+    <w:abstractNumId w:val="13"/>
   </w:num>
   <w:num w:numId="2">
-    <w:abstractNumId w:val="11"/>
+    <w:abstractNumId w:val="14"/>
   </w:num>
   <w:num w:numId="3">
-    <w:abstractNumId w:val="19"/>
+    <w:abstractNumId w:val="22"/>
   </w:num>
   <w:num w:numId="4">
+    <w:abstractNumId w:val="18"/>
+  </w:num>
+  <w:num w:numId="5">
+    <w:abstractNumId w:val="17"/>
+  </w:num>
+  <w:num w:numId="6">
     <w:abstractNumId w:val="15"/>
   </w:num>
-  <w:num w:numId="5">
-    <w:abstractNumId w:val="14"/>
-  </w:num>
-  <w:num w:numId="6">
-    <w:abstractNumId w:val="12"/>
-  </w:num>
   <w:num w:numId="7">
-    <w:abstractNumId w:val="5"/>
+    <w:abstractNumId w:val="7"/>
   </w:num>
   <w:num w:numId="8">
-    <w:abstractNumId w:val="7"/>
+    <w:abstractNumId w:val="9"/>
   </w:num>
   <w:num w:numId="9">
-    <w:abstractNumId w:val="17"/>
+    <w:abstractNumId w:val="20"/>
   </w:num>
   <w:num w:numId="10">
     <w:abstractNumId w:val="2"/>
   </w:num>
   <w:num w:numId="11">
-    <w:abstractNumId w:val="13"/>
+    <w:abstractNumId w:val="16"/>
   </w:num>
   <w:num w:numId="12">
     <w:abstractNumId w:val="1"/>
@@ -5967,25 +7149,34 @@
     <w:abstractNumId w:val="3"/>
   </w:num>
   <w:num w:numId="14">
-    <w:abstractNumId w:val="18"/>
+    <w:abstractNumId w:val="21"/>
   </w:num>
   <w:num w:numId="15">
-    <w:abstractNumId w:val="9"/>
+    <w:abstractNumId w:val="12"/>
   </w:num>
   <w:num w:numId="16">
-    <w:abstractNumId w:val="8"/>
+    <w:abstractNumId w:val="10"/>
   </w:num>
   <w:num w:numId="17">
-    <w:abstractNumId w:val="4"/>
+    <w:abstractNumId w:val="6"/>
   </w:num>
   <w:num w:numId="18">
-    <w:abstractNumId w:val="16"/>
+    <w:abstractNumId w:val="19"/>
   </w:num>
   <w:num w:numId="19">
-    <w:abstractNumId w:val="6"/>
+    <w:abstractNumId w:val="8"/>
   </w:num>
   <w:num w:numId="20">
     <w:abstractNumId w:val="0"/>
+  </w:num>
+  <w:num w:numId="21">
+    <w:abstractNumId w:val="5"/>
+  </w:num>
+  <w:num w:numId="22">
+    <w:abstractNumId w:val="11"/>
+  </w:num>
+  <w:num w:numId="23">
+    <w:abstractNumId w:val="4"/>
   </w:num>
 </w:numbering>
 </file>

--- a/english.docx
+++ b/english.docx
@@ -536,6 +536,24 @@
         <w:pStyle w:val="ListParagraph"/>
         <w:numPr>
           <w:ilvl w:val="0"/>
+          <w:numId w:val="22"/>
+        </w:numPr>
+        <w:rPr>
+          <w:lang w:val="en-US"/>
+        </w:rPr>
+      </w:pPr>
+      <w:r>
+        <w:rPr>
+          <w:lang w:val="en-US"/>
+        </w:rPr>
+        <w:t>Trick = quy tắc bàn tay trái, ban đầu đặt 3 ngón tay trái vào 3 đáp án A, sau đó cùng lúc nó đọc, thấy đáp án câu nào thì di chuyển ngón tay tới đáp án đó, tiết kiệm thời gian</w:t>
+      </w:r>
+    </w:p>
+    <w:p>
+      <w:pPr>
+        <w:pStyle w:val="ListParagraph"/>
+        <w:numPr>
+          <w:ilvl w:val="0"/>
           <w:numId w:val="21"/>
         </w:numPr>
         <w:rPr>
@@ -590,6 +608,24 @@
         <w:pStyle w:val="ListParagraph"/>
         <w:numPr>
           <w:ilvl w:val="0"/>
+          <w:numId w:val="22"/>
+        </w:numPr>
+        <w:rPr>
+          <w:lang w:val="en-US"/>
+        </w:rPr>
+      </w:pPr>
+      <w:r>
+        <w:rPr>
+          <w:lang w:val="en-US"/>
+        </w:rPr>
+        <w:t>Trick = quy tắc bàn tay trái</w:t>
+      </w:r>
+    </w:p>
+    <w:p>
+      <w:pPr>
+        <w:pStyle w:val="ListParagraph"/>
+        <w:numPr>
+          <w:ilvl w:val="0"/>
           <w:numId w:val="21"/>
         </w:numPr>
         <w:rPr>
@@ -788,6 +824,7 @@
         <w:rPr>
           <w:lang w:val="en-US"/>
         </w:rPr>
+        <w:lastRenderedPageBreak/>
         <w:t>“In Order To”?</w:t>
       </w:r>
     </w:p>
@@ -860,701 +897,701 @@
         <w:rPr>
           <w:lang w:val="en-US"/>
         </w:rPr>
+        <w:t>“Draw–Backs”?</w:t>
+      </w:r>
+    </w:p>
+    <w:p>
+      <w:pPr>
+        <w:pStyle w:val="ListParagraph"/>
+        <w:numPr>
+          <w:ilvl w:val="0"/>
+          <w:numId w:val="2"/>
+        </w:numPr>
+        <w:rPr>
+          <w:lang w:val="en-US"/>
+        </w:rPr>
+      </w:pPr>
+      <w:r>
+        <w:rPr>
+          <w:lang w:val="en-US"/>
+        </w:rPr>
+        <w:t>Những hạn chế (của 1 cái gì đó)</w:t>
+      </w:r>
+    </w:p>
+    <w:p>
+      <w:pPr>
+        <w:pStyle w:val="ListParagraph"/>
+        <w:numPr>
+          <w:ilvl w:val="0"/>
+          <w:numId w:val="1"/>
+        </w:numPr>
+        <w:rPr>
+          <w:lang w:val="en-US"/>
+        </w:rPr>
+      </w:pPr>
+      <w:r>
+        <w:rPr>
+          <w:lang w:val="en-US"/>
+        </w:rPr>
+        <w:t>“As In”?</w:t>
+      </w:r>
+    </w:p>
+    <w:p>
+      <w:pPr>
+        <w:pStyle w:val="ListParagraph"/>
+        <w:numPr>
+          <w:ilvl w:val="0"/>
+          <w:numId w:val="2"/>
+        </w:numPr>
+        <w:rPr>
+          <w:lang w:val="en-US"/>
+        </w:rPr>
+      </w:pPr>
+      <w:r>
+        <w:rPr>
+          <w:lang w:val="en-US"/>
+        </w:rPr>
+        <w:t>Như trong (cái nào đó)</w:t>
+      </w:r>
+    </w:p>
+    <w:p>
+      <w:pPr>
+        <w:pStyle w:val="ListParagraph"/>
+        <w:numPr>
+          <w:ilvl w:val="0"/>
+          <w:numId w:val="1"/>
+        </w:numPr>
+        <w:rPr>
+          <w:lang w:val="en-US"/>
+        </w:rPr>
+      </w:pPr>
+      <w:r>
+        <w:rPr>
+          <w:lang w:val="en-US"/>
+        </w:rPr>
+        <w:t>“Not The Case”?</w:t>
+      </w:r>
+    </w:p>
+    <w:p>
+      <w:pPr>
+        <w:pStyle w:val="ListParagraph"/>
+        <w:numPr>
+          <w:ilvl w:val="0"/>
+          <w:numId w:val="2"/>
+        </w:numPr>
+        <w:rPr>
+          <w:lang w:val="en-US"/>
+        </w:rPr>
+      </w:pPr>
+      <w:r>
+        <w:rPr>
+          <w:lang w:val="en-US"/>
+        </w:rPr>
+        <w:t>Không đúng</w:t>
+      </w:r>
+    </w:p>
+    <w:p>
+      <w:pPr>
+        <w:pStyle w:val="ListParagraph"/>
+        <w:numPr>
+          <w:ilvl w:val="0"/>
+          <w:numId w:val="1"/>
+        </w:numPr>
+        <w:rPr>
+          <w:lang w:val="en-US"/>
+        </w:rPr>
+      </w:pPr>
+      <w:r>
+        <w:rPr>
+          <w:lang w:val="en-US"/>
+        </w:rPr>
+        <w:t>“High Fidelity”?</w:t>
+      </w:r>
+    </w:p>
+    <w:p>
+      <w:pPr>
+        <w:pStyle w:val="ListParagraph"/>
+        <w:numPr>
+          <w:ilvl w:val="0"/>
+          <w:numId w:val="2"/>
+        </w:numPr>
+        <w:rPr>
+          <w:lang w:val="en-US"/>
+        </w:rPr>
+      </w:pPr>
+      <w:r>
+        <w:rPr>
+          <w:lang w:val="en-US"/>
+        </w:rPr>
+        <w:t>Tính chân thực cao</w:t>
+      </w:r>
+      <w:r>
+        <w:rPr>
+          <w:lang w:val="en-US"/>
+        </w:rPr>
+        <w:t xml:space="preserve"> (âm thanh, hình ảnh)</w:t>
+      </w:r>
+    </w:p>
+    <w:p>
+      <w:pPr>
+        <w:pStyle w:val="ListParagraph"/>
+        <w:numPr>
+          <w:ilvl w:val="0"/>
+          <w:numId w:val="1"/>
+        </w:numPr>
+        <w:rPr>
+          <w:lang w:val="en-US"/>
+        </w:rPr>
+      </w:pPr>
+      <w:r>
+        <w:rPr>
+          <w:lang w:val="en-US"/>
+        </w:rPr>
+        <w:t>“Emerge Out”?</w:t>
+      </w:r>
+    </w:p>
+    <w:p>
+      <w:pPr>
+        <w:pStyle w:val="ListParagraph"/>
+        <w:numPr>
+          <w:ilvl w:val="0"/>
+          <w:numId w:val="2"/>
+        </w:numPr>
+        <w:rPr>
+          <w:lang w:val="en-US"/>
+        </w:rPr>
+      </w:pPr>
+      <w:r>
+        <w:rPr>
+          <w:lang w:val="en-US"/>
+        </w:rPr>
+        <w:t>Nổi lên (1 cái gì đó trong quá trình nghiên cứu)</w:t>
+      </w:r>
+    </w:p>
+    <w:p>
+      <w:pPr>
+        <w:pStyle w:val="ListParagraph"/>
+        <w:numPr>
+          <w:ilvl w:val="0"/>
+          <w:numId w:val="1"/>
+        </w:numPr>
+        <w:rPr>
+          <w:lang w:val="en-US"/>
+        </w:rPr>
+      </w:pPr>
+      <w:r>
+        <w:rPr>
+          <w:lang w:val="en-US"/>
+        </w:rPr>
+        <w:t>“At Each Instant”?</w:t>
+      </w:r>
+    </w:p>
+    <w:p>
+      <w:pPr>
+        <w:pStyle w:val="ListParagraph"/>
+        <w:numPr>
+          <w:ilvl w:val="0"/>
+          <w:numId w:val="2"/>
+        </w:numPr>
+        <w:rPr>
+          <w:lang w:val="en-US"/>
+        </w:rPr>
+      </w:pPr>
+      <w:r>
+        <w:rPr>
+          <w:lang w:val="en-US"/>
+        </w:rPr>
+        <w:t>Tại mỗi thời điểm</w:t>
+      </w:r>
+    </w:p>
+    <w:p>
+      <w:pPr>
+        <w:pStyle w:val="ListParagraph"/>
+        <w:numPr>
+          <w:ilvl w:val="0"/>
+          <w:numId w:val="1"/>
+        </w:numPr>
+        <w:rPr>
+          <w:lang w:val="en-US"/>
+        </w:rPr>
+      </w:pPr>
+      <w:r>
+        <w:rPr>
+          <w:lang w:val="en-US"/>
+        </w:rPr>
+        <w:t>“For ease of”?</w:t>
+      </w:r>
+    </w:p>
+    <w:p>
+      <w:pPr>
+        <w:pStyle w:val="ListParagraph"/>
+        <w:numPr>
+          <w:ilvl w:val="0"/>
+          <w:numId w:val="2"/>
+        </w:numPr>
+        <w:rPr>
+          <w:lang w:val="en-US"/>
+        </w:rPr>
+      </w:pPr>
+      <w:r>
+        <w:rPr>
+          <w:lang w:val="en-US"/>
+        </w:rPr>
+        <w:t>Để cho dễ thực hiện (việc gì đó)</w:t>
+      </w:r>
+    </w:p>
+    <w:p>
+      <w:pPr>
+        <w:pStyle w:val="ListParagraph"/>
+        <w:numPr>
+          <w:ilvl w:val="0"/>
+          <w:numId w:val="1"/>
+        </w:numPr>
+        <w:rPr>
+          <w:lang w:val="en-US"/>
+        </w:rPr>
+      </w:pPr>
+      <w:r>
+        <w:rPr>
+          <w:lang w:val="en-US"/>
+        </w:rPr>
+        <w:t>“Is Eligible”?</w:t>
+      </w:r>
+    </w:p>
+    <w:p>
+      <w:pPr>
+        <w:pStyle w:val="ListParagraph"/>
+        <w:numPr>
+          <w:ilvl w:val="0"/>
+          <w:numId w:val="2"/>
+        </w:numPr>
+        <w:rPr>
+          <w:lang w:val="en-US"/>
+        </w:rPr>
+      </w:pPr>
+      <w:r>
+        <w:rPr>
+          <w:lang w:val="en-US"/>
+        </w:rPr>
+        <w:t>Đủ điều kiện (để tham gia cái gì đó)</w:t>
+      </w:r>
+    </w:p>
+    <w:p>
+      <w:pPr>
+        <w:rPr>
+          <w:lang w:val="en-US"/>
+        </w:rPr>
+      </w:pPr>
+    </w:p>
+    <w:p>
+      <w:pPr>
+        <w:rPr>
+          <w:lang w:val="en-US"/>
+        </w:rPr>
+      </w:pPr>
+      <w:r>
+        <w:rPr>
+          <w:lang w:val="en-US"/>
+        </w:rPr>
+        <w:t>Word – Từ:</w:t>
+      </w:r>
+    </w:p>
+    <w:p>
+      <w:pPr>
+        <w:pStyle w:val="ListParagraph"/>
+        <w:numPr>
+          <w:ilvl w:val="0"/>
+          <w:numId w:val="5"/>
+        </w:numPr>
+        <w:rPr>
+          <w:lang w:val="en-US"/>
+        </w:rPr>
+      </w:pPr>
+      <w:r>
+        <w:rPr>
+          <w:lang w:val="en-US"/>
+        </w:rPr>
+        <w:t>“Since”?</w:t>
+      </w:r>
+    </w:p>
+    <w:p>
+      <w:pPr>
+        <w:pStyle w:val="ListParagraph"/>
+        <w:numPr>
+          <w:ilvl w:val="0"/>
+          <w:numId w:val="2"/>
+        </w:numPr>
+        <w:rPr>
+          <w:lang w:val="en-US"/>
+        </w:rPr>
+      </w:pPr>
+      <w:r>
+        <w:rPr>
+          <w:lang w:val="en-US"/>
+        </w:rPr>
+        <w:t>Bởi vì</w:t>
+      </w:r>
+    </w:p>
+    <w:p>
+      <w:pPr>
+        <w:pStyle w:val="ListParagraph"/>
+        <w:numPr>
+          <w:ilvl w:val="0"/>
+          <w:numId w:val="5"/>
+        </w:numPr>
+        <w:rPr>
+          <w:lang w:val="en-US"/>
+        </w:rPr>
+      </w:pPr>
+      <w:r>
+        <w:rPr>
+          <w:lang w:val="en-US"/>
+        </w:rPr>
+        <w:t>“Rearrange”?</w:t>
+      </w:r>
+    </w:p>
+    <w:p>
+      <w:pPr>
+        <w:pStyle w:val="ListParagraph"/>
+        <w:numPr>
+          <w:ilvl w:val="0"/>
+          <w:numId w:val="2"/>
+        </w:numPr>
+        <w:rPr>
+          <w:lang w:val="en-US"/>
+        </w:rPr>
+      </w:pPr>
+      <w:r>
+        <w:rPr>
+          <w:lang w:val="en-US"/>
+        </w:rPr>
+        <w:t>Sắp xếp lại (1 biểu thức, …)</w:t>
+      </w:r>
+    </w:p>
+    <w:p>
+      <w:pPr>
+        <w:pStyle w:val="ListParagraph"/>
+        <w:numPr>
+          <w:ilvl w:val="0"/>
+          <w:numId w:val="5"/>
+        </w:numPr>
+        <w:rPr>
+          <w:lang w:val="en-US"/>
+        </w:rPr>
+      </w:pPr>
+      <w:r>
+        <w:rPr>
+          <w:lang w:val="en-US"/>
+        </w:rPr>
+        <w:t>“Ego”?</w:t>
+      </w:r>
+    </w:p>
+    <w:p>
+      <w:pPr>
+        <w:pStyle w:val="ListParagraph"/>
+        <w:numPr>
+          <w:ilvl w:val="0"/>
+          <w:numId w:val="2"/>
+        </w:numPr>
+        <w:rPr>
+          <w:lang w:val="en-US"/>
+        </w:rPr>
+      </w:pPr>
+      <w:r>
+        <w:rPr>
+          <w:lang w:val="en-US"/>
+        </w:rPr>
+        <w:t>Cái tôi</w:t>
+      </w:r>
+    </w:p>
+    <w:p>
+      <w:pPr>
+        <w:pStyle w:val="ListParagraph"/>
+        <w:numPr>
+          <w:ilvl w:val="0"/>
+          <w:numId w:val="5"/>
+        </w:numPr>
+        <w:rPr>
+          <w:lang w:val="en-US"/>
+        </w:rPr>
+      </w:pPr>
+      <w:r>
+        <w:rPr>
+          <w:lang w:val="en-US"/>
+        </w:rPr>
+        <w:t>“Excessively”?</w:t>
+      </w:r>
+    </w:p>
+    <w:p>
+      <w:pPr>
+        <w:pStyle w:val="ListParagraph"/>
+        <w:numPr>
+          <w:ilvl w:val="0"/>
+          <w:numId w:val="2"/>
+        </w:numPr>
+        <w:rPr>
+          <w:lang w:val="en-US"/>
+        </w:rPr>
+      </w:pPr>
+      <w:r>
+        <w:rPr>
+          <w:lang w:val="en-US"/>
+        </w:rPr>
+        <w:t>Một cách quá trớn (1 hành động gì đó)</w:t>
+      </w:r>
+    </w:p>
+    <w:p>
+      <w:pPr>
+        <w:pStyle w:val="ListParagraph"/>
+        <w:numPr>
+          <w:ilvl w:val="0"/>
+          <w:numId w:val="5"/>
+        </w:numPr>
+        <w:rPr>
+          <w:lang w:val="en-US"/>
+        </w:rPr>
+      </w:pPr>
+      <w:r>
+        <w:rPr>
+          <w:lang w:val="en-US"/>
+        </w:rPr>
+        <w:t>“Explicitly”?</w:t>
+      </w:r>
+    </w:p>
+    <w:p>
+      <w:pPr>
+        <w:pStyle w:val="ListParagraph"/>
+        <w:numPr>
+          <w:ilvl w:val="0"/>
+          <w:numId w:val="2"/>
+        </w:numPr>
+        <w:rPr>
+          <w:lang w:val="en-US"/>
+        </w:rPr>
+      </w:pPr>
+      <w:r>
+        <w:rPr>
+          <w:lang w:val="en-US"/>
+        </w:rPr>
+        <w:t>Một cách rõ ràng</w:t>
+      </w:r>
+    </w:p>
+    <w:p>
+      <w:pPr>
+        <w:pStyle w:val="ListParagraph"/>
+        <w:numPr>
+          <w:ilvl w:val="0"/>
+          <w:numId w:val="5"/>
+        </w:numPr>
+        <w:rPr>
+          <w:lang w:val="en-US"/>
+        </w:rPr>
+      </w:pPr>
+      <w:r>
+        <w:rPr>
+          <w:lang w:val="en-US"/>
+        </w:rPr>
+        <w:t>“Utilize”?</w:t>
+      </w:r>
+    </w:p>
+    <w:p>
+      <w:pPr>
+        <w:pStyle w:val="ListParagraph"/>
+        <w:numPr>
+          <w:ilvl w:val="0"/>
+          <w:numId w:val="2"/>
+        </w:numPr>
+        <w:rPr>
+          <w:lang w:val="en-US"/>
+        </w:rPr>
+      </w:pPr>
+      <w:r>
+        <w:rPr>
+          <w:lang w:val="en-US"/>
+        </w:rPr>
+        <w:t>Tận dụng</w:t>
+      </w:r>
+    </w:p>
+    <w:p>
+      <w:pPr>
+        <w:pStyle w:val="ListParagraph"/>
+        <w:numPr>
+          <w:ilvl w:val="0"/>
+          <w:numId w:val="5"/>
+        </w:numPr>
+        <w:rPr>
+          <w:lang w:val="en-US"/>
+        </w:rPr>
+      </w:pPr>
+      <w:r>
+        <w:rPr>
+          <w:lang w:val="en-US"/>
+        </w:rPr>
+        <w:t>“Formulation”?</w:t>
+      </w:r>
+    </w:p>
+    <w:p>
+      <w:pPr>
+        <w:pStyle w:val="ListParagraph"/>
+        <w:numPr>
+          <w:ilvl w:val="0"/>
+          <w:numId w:val="2"/>
+        </w:numPr>
+        <w:rPr>
+          <w:lang w:val="en-US"/>
+        </w:rPr>
+      </w:pPr>
+      <w:r>
+        <w:rPr>
+          <w:lang w:val="en-US"/>
+        </w:rPr>
+        <w:t>Quá trình tạo ra Formular</w:t>
+      </w:r>
+    </w:p>
+    <w:p>
+      <w:pPr>
+        <w:pStyle w:val="ListParagraph"/>
+        <w:numPr>
+          <w:ilvl w:val="0"/>
+          <w:numId w:val="5"/>
+        </w:numPr>
+        <w:rPr>
+          <w:lang w:val="en-US"/>
+        </w:rPr>
+      </w:pPr>
+      <w:r>
+        <w:rPr>
+          <w:lang w:val="en-US"/>
+        </w:rPr>
+        <w:t>“Versatile”?</w:t>
+      </w:r>
+    </w:p>
+    <w:p>
+      <w:pPr>
+        <w:pStyle w:val="ListParagraph"/>
+        <w:numPr>
+          <w:ilvl w:val="0"/>
+          <w:numId w:val="2"/>
+        </w:numPr>
+        <w:rPr>
+          <w:lang w:val="en-US"/>
+        </w:rPr>
+      </w:pPr>
+      <w:r>
+        <w:rPr>
+          <w:lang w:val="en-US"/>
+        </w:rPr>
+        <w:t>Có khả năng ứng biến linh hoạt (1 người nào đó)</w:t>
+      </w:r>
+    </w:p>
+    <w:p>
+      <w:pPr>
+        <w:pStyle w:val="ListParagraph"/>
+        <w:numPr>
+          <w:ilvl w:val="0"/>
+          <w:numId w:val="5"/>
+        </w:numPr>
+        <w:rPr>
+          <w:lang w:val="en-US"/>
+        </w:rPr>
+      </w:pPr>
+      <w:r>
+        <w:rPr>
+          <w:lang w:val="en-US"/>
+        </w:rPr>
+        <w:t>“Tragedy”?</w:t>
+      </w:r>
+    </w:p>
+    <w:p>
+      <w:pPr>
+        <w:pStyle w:val="ListParagraph"/>
+        <w:numPr>
+          <w:ilvl w:val="0"/>
+          <w:numId w:val="2"/>
+        </w:numPr>
+        <w:rPr>
+          <w:lang w:val="en-US"/>
+        </w:rPr>
+      </w:pPr>
+      <w:r>
+        <w:rPr>
+          <w:lang w:val="en-US"/>
+        </w:rPr>
+        <w:t>Thảm kịch</w:t>
+      </w:r>
+    </w:p>
+    <w:p>
+      <w:pPr>
+        <w:pStyle w:val="ListParagraph"/>
+        <w:numPr>
+          <w:ilvl w:val="0"/>
+          <w:numId w:val="5"/>
+        </w:numPr>
+        <w:rPr>
+          <w:lang w:val="en-US"/>
+        </w:rPr>
+      </w:pPr>
+      <w:r>
+        <w:rPr>
+          <w:lang w:val="en-US"/>
+        </w:rPr>
+        <w:t>“Ravage”?</w:t>
+      </w:r>
+    </w:p>
+    <w:p>
+      <w:pPr>
+        <w:pStyle w:val="ListParagraph"/>
+        <w:numPr>
+          <w:ilvl w:val="0"/>
+          <w:numId w:val="2"/>
+        </w:numPr>
+        <w:rPr>
+          <w:lang w:val="en-US"/>
+        </w:rPr>
+      </w:pPr>
+      <w:r>
+        <w:rPr>
+          <w:lang w:val="en-US"/>
+        </w:rPr>
+        <w:t>Tàn phá</w:t>
+      </w:r>
+    </w:p>
+    <w:p>
+      <w:pPr>
+        <w:rPr>
+          <w:lang w:val="en-US"/>
+        </w:rPr>
+      </w:pPr>
+    </w:p>
+    <w:p>
+      <w:pPr>
+        <w:rPr>
+          <w:lang w:val="en-US"/>
+        </w:rPr>
+      </w:pPr>
+      <w:r>
+        <w:rPr>
+          <w:lang w:val="en-US"/>
+        </w:rPr>
+        <w:t>Weapon – Vũ Khí:</w:t>
+      </w:r>
+    </w:p>
+    <w:p>
+      <w:pPr>
+        <w:pStyle w:val="ListParagraph"/>
+        <w:numPr>
+          <w:ilvl w:val="0"/>
+          <w:numId w:val="6"/>
+        </w:numPr>
+        <w:rPr>
+          <w:lang w:val="en-US"/>
+        </w:rPr>
+      </w:pPr>
+      <w:r>
+        <w:rPr>
+          <w:lang w:val="en-US"/>
+        </w:rPr>
         <w:lastRenderedPageBreak/>
-        <w:t>“Draw–Backs”?</w:t>
-      </w:r>
-    </w:p>
-    <w:p>
-      <w:pPr>
-        <w:pStyle w:val="ListParagraph"/>
-        <w:numPr>
-          <w:ilvl w:val="0"/>
-          <w:numId w:val="2"/>
-        </w:numPr>
-        <w:rPr>
-          <w:lang w:val="en-US"/>
-        </w:rPr>
-      </w:pPr>
-      <w:r>
-        <w:rPr>
-          <w:lang w:val="en-US"/>
-        </w:rPr>
-        <w:t>Những hạn chế (của 1 cái gì đó)</w:t>
-      </w:r>
-    </w:p>
-    <w:p>
-      <w:pPr>
-        <w:pStyle w:val="ListParagraph"/>
-        <w:numPr>
-          <w:ilvl w:val="0"/>
-          <w:numId w:val="1"/>
-        </w:numPr>
-        <w:rPr>
-          <w:lang w:val="en-US"/>
-        </w:rPr>
-      </w:pPr>
-      <w:r>
-        <w:rPr>
-          <w:lang w:val="en-US"/>
-        </w:rPr>
-        <w:t>“As In”?</w:t>
-      </w:r>
-    </w:p>
-    <w:p>
-      <w:pPr>
-        <w:pStyle w:val="ListParagraph"/>
-        <w:numPr>
-          <w:ilvl w:val="0"/>
-          <w:numId w:val="2"/>
-        </w:numPr>
-        <w:rPr>
-          <w:lang w:val="en-US"/>
-        </w:rPr>
-      </w:pPr>
-      <w:r>
-        <w:rPr>
-          <w:lang w:val="en-US"/>
-        </w:rPr>
-        <w:t>Như trong (cái nào đó)</w:t>
-      </w:r>
-    </w:p>
-    <w:p>
-      <w:pPr>
-        <w:pStyle w:val="ListParagraph"/>
-        <w:numPr>
-          <w:ilvl w:val="0"/>
-          <w:numId w:val="1"/>
-        </w:numPr>
-        <w:rPr>
-          <w:lang w:val="en-US"/>
-        </w:rPr>
-      </w:pPr>
-      <w:r>
-        <w:rPr>
-          <w:lang w:val="en-US"/>
-        </w:rPr>
-        <w:t>“Not The Case”?</w:t>
-      </w:r>
-    </w:p>
-    <w:p>
-      <w:pPr>
-        <w:pStyle w:val="ListParagraph"/>
-        <w:numPr>
-          <w:ilvl w:val="0"/>
-          <w:numId w:val="2"/>
-        </w:numPr>
-        <w:rPr>
-          <w:lang w:val="en-US"/>
-        </w:rPr>
-      </w:pPr>
-      <w:r>
-        <w:rPr>
-          <w:lang w:val="en-US"/>
-        </w:rPr>
-        <w:t>Không đúng</w:t>
-      </w:r>
-    </w:p>
-    <w:p>
-      <w:pPr>
-        <w:pStyle w:val="ListParagraph"/>
-        <w:numPr>
-          <w:ilvl w:val="0"/>
-          <w:numId w:val="1"/>
-        </w:numPr>
-        <w:rPr>
-          <w:lang w:val="en-US"/>
-        </w:rPr>
-      </w:pPr>
-      <w:r>
-        <w:rPr>
-          <w:lang w:val="en-US"/>
-        </w:rPr>
-        <w:t>“High Fidelity”?</w:t>
-      </w:r>
-    </w:p>
-    <w:p>
-      <w:pPr>
-        <w:pStyle w:val="ListParagraph"/>
-        <w:numPr>
-          <w:ilvl w:val="0"/>
-          <w:numId w:val="2"/>
-        </w:numPr>
-        <w:rPr>
-          <w:lang w:val="en-US"/>
-        </w:rPr>
-      </w:pPr>
-      <w:r>
-        <w:rPr>
-          <w:lang w:val="en-US"/>
-        </w:rPr>
-        <w:t>Tính chân thực cao</w:t>
-      </w:r>
-      <w:r>
-        <w:rPr>
-          <w:lang w:val="en-US"/>
-        </w:rPr>
-        <w:t xml:space="preserve"> (âm thanh, hình ảnh)</w:t>
-      </w:r>
-    </w:p>
-    <w:p>
-      <w:pPr>
-        <w:pStyle w:val="ListParagraph"/>
-        <w:numPr>
-          <w:ilvl w:val="0"/>
-          <w:numId w:val="1"/>
-        </w:numPr>
-        <w:rPr>
-          <w:lang w:val="en-US"/>
-        </w:rPr>
-      </w:pPr>
-      <w:r>
-        <w:rPr>
-          <w:lang w:val="en-US"/>
-        </w:rPr>
-        <w:t>“Emerge Out”?</w:t>
-      </w:r>
-    </w:p>
-    <w:p>
-      <w:pPr>
-        <w:pStyle w:val="ListParagraph"/>
-        <w:numPr>
-          <w:ilvl w:val="0"/>
-          <w:numId w:val="2"/>
-        </w:numPr>
-        <w:rPr>
-          <w:lang w:val="en-US"/>
-        </w:rPr>
-      </w:pPr>
-      <w:r>
-        <w:rPr>
-          <w:lang w:val="en-US"/>
-        </w:rPr>
-        <w:t>Nổi lên (1 cái gì đó trong quá trình nghiên cứu)</w:t>
-      </w:r>
-    </w:p>
-    <w:p>
-      <w:pPr>
-        <w:pStyle w:val="ListParagraph"/>
-        <w:numPr>
-          <w:ilvl w:val="0"/>
-          <w:numId w:val="1"/>
-        </w:numPr>
-        <w:rPr>
-          <w:lang w:val="en-US"/>
-        </w:rPr>
-      </w:pPr>
-      <w:r>
-        <w:rPr>
-          <w:lang w:val="en-US"/>
-        </w:rPr>
-        <w:t>“At Each Instant”?</w:t>
-      </w:r>
-    </w:p>
-    <w:p>
-      <w:pPr>
-        <w:pStyle w:val="ListParagraph"/>
-        <w:numPr>
-          <w:ilvl w:val="0"/>
-          <w:numId w:val="2"/>
-        </w:numPr>
-        <w:rPr>
-          <w:lang w:val="en-US"/>
-        </w:rPr>
-      </w:pPr>
-      <w:r>
-        <w:rPr>
-          <w:lang w:val="en-US"/>
-        </w:rPr>
-        <w:t>Tại mỗi thời điểm</w:t>
-      </w:r>
-    </w:p>
-    <w:p>
-      <w:pPr>
-        <w:pStyle w:val="ListParagraph"/>
-        <w:numPr>
-          <w:ilvl w:val="0"/>
-          <w:numId w:val="1"/>
-        </w:numPr>
-        <w:rPr>
-          <w:lang w:val="en-US"/>
-        </w:rPr>
-      </w:pPr>
-      <w:r>
-        <w:rPr>
-          <w:lang w:val="en-US"/>
-        </w:rPr>
-        <w:t>“For ease of”?</w:t>
-      </w:r>
-    </w:p>
-    <w:p>
-      <w:pPr>
-        <w:pStyle w:val="ListParagraph"/>
-        <w:numPr>
-          <w:ilvl w:val="0"/>
-          <w:numId w:val="2"/>
-        </w:numPr>
-        <w:rPr>
-          <w:lang w:val="en-US"/>
-        </w:rPr>
-      </w:pPr>
-      <w:r>
-        <w:rPr>
-          <w:lang w:val="en-US"/>
-        </w:rPr>
-        <w:t>Để cho dễ thực hiện (việc gì đó)</w:t>
-      </w:r>
-    </w:p>
-    <w:p>
-      <w:pPr>
-        <w:pStyle w:val="ListParagraph"/>
-        <w:numPr>
-          <w:ilvl w:val="0"/>
-          <w:numId w:val="1"/>
-        </w:numPr>
-        <w:rPr>
-          <w:lang w:val="en-US"/>
-        </w:rPr>
-      </w:pPr>
-      <w:r>
-        <w:rPr>
-          <w:lang w:val="en-US"/>
-        </w:rPr>
-        <w:t>“Is Eligible”?</w:t>
-      </w:r>
-    </w:p>
-    <w:p>
-      <w:pPr>
-        <w:pStyle w:val="ListParagraph"/>
-        <w:numPr>
-          <w:ilvl w:val="0"/>
-          <w:numId w:val="2"/>
-        </w:numPr>
-        <w:rPr>
-          <w:lang w:val="en-US"/>
-        </w:rPr>
-      </w:pPr>
-      <w:r>
-        <w:rPr>
-          <w:lang w:val="en-US"/>
-        </w:rPr>
-        <w:t>Đủ điều kiện (để tham gia cái gì đó)</w:t>
-      </w:r>
-    </w:p>
-    <w:p>
-      <w:pPr>
-        <w:rPr>
-          <w:lang w:val="en-US"/>
-        </w:rPr>
-      </w:pPr>
-    </w:p>
-    <w:p>
-      <w:pPr>
-        <w:rPr>
-          <w:lang w:val="en-US"/>
-        </w:rPr>
-      </w:pPr>
-      <w:r>
-        <w:rPr>
-          <w:lang w:val="en-US"/>
-        </w:rPr>
-        <w:t>Word – Từ:</w:t>
-      </w:r>
-    </w:p>
-    <w:p>
-      <w:pPr>
-        <w:pStyle w:val="ListParagraph"/>
-        <w:numPr>
-          <w:ilvl w:val="0"/>
-          <w:numId w:val="5"/>
-        </w:numPr>
-        <w:rPr>
-          <w:lang w:val="en-US"/>
-        </w:rPr>
-      </w:pPr>
-      <w:r>
-        <w:rPr>
-          <w:lang w:val="en-US"/>
-        </w:rPr>
-        <w:t>“Since”?</w:t>
-      </w:r>
-    </w:p>
-    <w:p>
-      <w:pPr>
-        <w:pStyle w:val="ListParagraph"/>
-        <w:numPr>
-          <w:ilvl w:val="0"/>
-          <w:numId w:val="2"/>
-        </w:numPr>
-        <w:rPr>
-          <w:lang w:val="en-US"/>
-        </w:rPr>
-      </w:pPr>
-      <w:r>
-        <w:rPr>
-          <w:lang w:val="en-US"/>
-        </w:rPr>
-        <w:t>Bởi vì</w:t>
-      </w:r>
-    </w:p>
-    <w:p>
-      <w:pPr>
-        <w:pStyle w:val="ListParagraph"/>
-        <w:numPr>
-          <w:ilvl w:val="0"/>
-          <w:numId w:val="5"/>
-        </w:numPr>
-        <w:rPr>
-          <w:lang w:val="en-US"/>
-        </w:rPr>
-      </w:pPr>
-      <w:r>
-        <w:rPr>
-          <w:lang w:val="en-US"/>
-        </w:rPr>
-        <w:t>“Rearrange”?</w:t>
-      </w:r>
-    </w:p>
-    <w:p>
-      <w:pPr>
-        <w:pStyle w:val="ListParagraph"/>
-        <w:numPr>
-          <w:ilvl w:val="0"/>
-          <w:numId w:val="2"/>
-        </w:numPr>
-        <w:rPr>
-          <w:lang w:val="en-US"/>
-        </w:rPr>
-      </w:pPr>
-      <w:r>
-        <w:rPr>
-          <w:lang w:val="en-US"/>
-        </w:rPr>
-        <w:t>Sắp xếp lại (1 biểu thức, …)</w:t>
-      </w:r>
-    </w:p>
-    <w:p>
-      <w:pPr>
-        <w:pStyle w:val="ListParagraph"/>
-        <w:numPr>
-          <w:ilvl w:val="0"/>
-          <w:numId w:val="5"/>
-        </w:numPr>
-        <w:rPr>
-          <w:lang w:val="en-US"/>
-        </w:rPr>
-      </w:pPr>
-      <w:r>
-        <w:rPr>
-          <w:lang w:val="en-US"/>
-        </w:rPr>
-        <w:t>“Ego”?</w:t>
-      </w:r>
-    </w:p>
-    <w:p>
-      <w:pPr>
-        <w:pStyle w:val="ListParagraph"/>
-        <w:numPr>
-          <w:ilvl w:val="0"/>
-          <w:numId w:val="2"/>
-        </w:numPr>
-        <w:rPr>
-          <w:lang w:val="en-US"/>
-        </w:rPr>
-      </w:pPr>
-      <w:r>
-        <w:rPr>
-          <w:lang w:val="en-US"/>
-        </w:rPr>
-        <w:t>Cái tôi</w:t>
-      </w:r>
-    </w:p>
-    <w:p>
-      <w:pPr>
-        <w:pStyle w:val="ListParagraph"/>
-        <w:numPr>
-          <w:ilvl w:val="0"/>
-          <w:numId w:val="5"/>
-        </w:numPr>
-        <w:rPr>
-          <w:lang w:val="en-US"/>
-        </w:rPr>
-      </w:pPr>
-      <w:r>
-        <w:rPr>
-          <w:lang w:val="en-US"/>
-        </w:rPr>
-        <w:t>“Excessively”?</w:t>
-      </w:r>
-    </w:p>
-    <w:p>
-      <w:pPr>
-        <w:pStyle w:val="ListParagraph"/>
-        <w:numPr>
-          <w:ilvl w:val="0"/>
-          <w:numId w:val="2"/>
-        </w:numPr>
-        <w:rPr>
-          <w:lang w:val="en-US"/>
-        </w:rPr>
-      </w:pPr>
-      <w:r>
-        <w:rPr>
-          <w:lang w:val="en-US"/>
-        </w:rPr>
-        <w:t>Một cách quá trớn (1 hành động gì đó)</w:t>
-      </w:r>
-    </w:p>
-    <w:p>
-      <w:pPr>
-        <w:pStyle w:val="ListParagraph"/>
-        <w:numPr>
-          <w:ilvl w:val="0"/>
-          <w:numId w:val="5"/>
-        </w:numPr>
-        <w:rPr>
-          <w:lang w:val="en-US"/>
-        </w:rPr>
-      </w:pPr>
-      <w:r>
-        <w:rPr>
-          <w:lang w:val="en-US"/>
-        </w:rPr>
-        <w:t>“Explicitly”?</w:t>
-      </w:r>
-    </w:p>
-    <w:p>
-      <w:pPr>
-        <w:pStyle w:val="ListParagraph"/>
-        <w:numPr>
-          <w:ilvl w:val="0"/>
-          <w:numId w:val="2"/>
-        </w:numPr>
-        <w:rPr>
-          <w:lang w:val="en-US"/>
-        </w:rPr>
-      </w:pPr>
-      <w:r>
-        <w:rPr>
-          <w:lang w:val="en-US"/>
-        </w:rPr>
-        <w:t>Một cách rõ ràng</w:t>
-      </w:r>
-    </w:p>
-    <w:p>
-      <w:pPr>
-        <w:pStyle w:val="ListParagraph"/>
-        <w:numPr>
-          <w:ilvl w:val="0"/>
-          <w:numId w:val="5"/>
-        </w:numPr>
-        <w:rPr>
-          <w:lang w:val="en-US"/>
-        </w:rPr>
-      </w:pPr>
-      <w:r>
-        <w:rPr>
-          <w:lang w:val="en-US"/>
-        </w:rPr>
-        <w:t>“Utilize”?</w:t>
-      </w:r>
-    </w:p>
-    <w:p>
-      <w:pPr>
-        <w:pStyle w:val="ListParagraph"/>
-        <w:numPr>
-          <w:ilvl w:val="0"/>
-          <w:numId w:val="2"/>
-        </w:numPr>
-        <w:rPr>
-          <w:lang w:val="en-US"/>
-        </w:rPr>
-      </w:pPr>
-      <w:r>
-        <w:rPr>
-          <w:lang w:val="en-US"/>
-        </w:rPr>
-        <w:t>Tận dụng</w:t>
-      </w:r>
-    </w:p>
-    <w:p>
-      <w:pPr>
-        <w:pStyle w:val="ListParagraph"/>
-        <w:numPr>
-          <w:ilvl w:val="0"/>
-          <w:numId w:val="5"/>
-        </w:numPr>
-        <w:rPr>
-          <w:lang w:val="en-US"/>
-        </w:rPr>
-      </w:pPr>
-      <w:r>
-        <w:rPr>
-          <w:lang w:val="en-US"/>
-        </w:rPr>
-        <w:t>“Formulation”?</w:t>
-      </w:r>
-    </w:p>
-    <w:p>
-      <w:pPr>
-        <w:pStyle w:val="ListParagraph"/>
-        <w:numPr>
-          <w:ilvl w:val="0"/>
-          <w:numId w:val="2"/>
-        </w:numPr>
-        <w:rPr>
-          <w:lang w:val="en-US"/>
-        </w:rPr>
-      </w:pPr>
-      <w:r>
-        <w:rPr>
-          <w:lang w:val="en-US"/>
-        </w:rPr>
-        <w:t>Quá trình tạo ra Formular</w:t>
-      </w:r>
-    </w:p>
-    <w:p>
-      <w:pPr>
-        <w:pStyle w:val="ListParagraph"/>
-        <w:numPr>
-          <w:ilvl w:val="0"/>
-          <w:numId w:val="5"/>
-        </w:numPr>
-        <w:rPr>
-          <w:lang w:val="en-US"/>
-        </w:rPr>
-      </w:pPr>
-      <w:r>
-        <w:rPr>
-          <w:lang w:val="en-US"/>
-        </w:rPr>
-        <w:t>“Versatile”?</w:t>
-      </w:r>
-    </w:p>
-    <w:p>
-      <w:pPr>
-        <w:pStyle w:val="ListParagraph"/>
-        <w:numPr>
-          <w:ilvl w:val="0"/>
-          <w:numId w:val="2"/>
-        </w:numPr>
-        <w:rPr>
-          <w:lang w:val="en-US"/>
-        </w:rPr>
-      </w:pPr>
-      <w:r>
-        <w:rPr>
-          <w:lang w:val="en-US"/>
-        </w:rPr>
-        <w:t>Có khả năng ứng biến linh hoạt (1 người nào đó)</w:t>
-      </w:r>
-    </w:p>
-    <w:p>
-      <w:pPr>
-        <w:pStyle w:val="ListParagraph"/>
-        <w:numPr>
-          <w:ilvl w:val="0"/>
-          <w:numId w:val="5"/>
-        </w:numPr>
-        <w:rPr>
-          <w:lang w:val="en-US"/>
-        </w:rPr>
-      </w:pPr>
-      <w:r>
-        <w:rPr>
-          <w:lang w:val="en-US"/>
-        </w:rPr>
-        <w:t>“Tragedy”?</w:t>
-      </w:r>
-    </w:p>
-    <w:p>
-      <w:pPr>
-        <w:pStyle w:val="ListParagraph"/>
-        <w:numPr>
-          <w:ilvl w:val="0"/>
-          <w:numId w:val="2"/>
-        </w:numPr>
-        <w:rPr>
-          <w:lang w:val="en-US"/>
-        </w:rPr>
-      </w:pPr>
-      <w:r>
-        <w:rPr>
-          <w:lang w:val="en-US"/>
-        </w:rPr>
-        <w:t>Thảm kịch</w:t>
-      </w:r>
-    </w:p>
-    <w:p>
-      <w:pPr>
-        <w:pStyle w:val="ListParagraph"/>
-        <w:numPr>
-          <w:ilvl w:val="0"/>
-          <w:numId w:val="5"/>
-        </w:numPr>
-        <w:rPr>
-          <w:lang w:val="en-US"/>
-        </w:rPr>
-      </w:pPr>
-      <w:r>
-        <w:rPr>
-          <w:lang w:val="en-US"/>
-        </w:rPr>
-        <w:t>“Ravage”?</w:t>
-      </w:r>
-    </w:p>
-    <w:p>
-      <w:pPr>
-        <w:pStyle w:val="ListParagraph"/>
-        <w:numPr>
-          <w:ilvl w:val="0"/>
-          <w:numId w:val="2"/>
-        </w:numPr>
-        <w:rPr>
-          <w:lang w:val="en-US"/>
-        </w:rPr>
-      </w:pPr>
-      <w:r>
-        <w:rPr>
-          <w:lang w:val="en-US"/>
-        </w:rPr>
-        <w:t>Tàn phá</w:t>
-      </w:r>
-    </w:p>
-    <w:p>
-      <w:pPr>
-        <w:rPr>
-          <w:lang w:val="en-US"/>
-        </w:rPr>
-      </w:pPr>
-    </w:p>
-    <w:p>
-      <w:pPr>
-        <w:rPr>
-          <w:lang w:val="en-US"/>
-        </w:rPr>
-      </w:pPr>
-      <w:r>
-        <w:rPr>
-          <w:lang w:val="en-US"/>
-        </w:rPr>
-        <w:t>Weapon – Vũ Khí:</w:t>
-      </w:r>
-    </w:p>
-    <w:p>
-      <w:pPr>
-        <w:pStyle w:val="ListParagraph"/>
-        <w:numPr>
-          <w:ilvl w:val="0"/>
-          <w:numId w:val="6"/>
-        </w:numPr>
-        <w:rPr>
-          <w:lang w:val="en-US"/>
-        </w:rPr>
-      </w:pPr>
-      <w:r>
-        <w:rPr>
-          <w:lang w:val="en-US"/>
-        </w:rPr>
         <w:t>“Spare Weapon”?</w:t>
       </w:r>
     </w:p>
@@ -1593,540 +1630,684 @@
         <w:rPr>
           <w:lang w:val="en-US"/>
         </w:rPr>
+        <w:t>Economics – Kinh Tế:</w:t>
+      </w:r>
+    </w:p>
+    <w:p>
+      <w:pPr>
+        <w:pStyle w:val="ListParagraph"/>
+        <w:numPr>
+          <w:ilvl w:val="0"/>
+          <w:numId w:val="7"/>
+        </w:numPr>
+        <w:rPr>
+          <w:lang w:val="en-US"/>
+        </w:rPr>
+      </w:pPr>
+      <w:r>
+        <w:rPr>
+          <w:lang w:val="en-US"/>
+        </w:rPr>
+        <w:t>“Make A Fortune”?</w:t>
+      </w:r>
+    </w:p>
+    <w:p>
+      <w:pPr>
+        <w:pStyle w:val="ListParagraph"/>
+        <w:numPr>
+          <w:ilvl w:val="0"/>
+          <w:numId w:val="2"/>
+        </w:numPr>
+        <w:rPr>
+          <w:lang w:val="en-US"/>
+        </w:rPr>
+      </w:pPr>
+      <w:r>
+        <w:rPr>
+          <w:lang w:val="en-US"/>
+        </w:rPr>
+        <w:t>Kiếm 1 khoản tiền lớn (= kinh doanh)</w:t>
+      </w:r>
+    </w:p>
+    <w:p>
+      <w:pPr>
+        <w:pStyle w:val="ListParagraph"/>
+        <w:numPr>
+          <w:ilvl w:val="0"/>
+          <w:numId w:val="7"/>
+        </w:numPr>
+        <w:rPr>
+          <w:lang w:val="en-US"/>
+        </w:rPr>
+      </w:pPr>
+      <w:r>
+        <w:rPr>
+          <w:lang w:val="en-US"/>
+        </w:rPr>
+        <w:t>“Dire”?</w:t>
+      </w:r>
+    </w:p>
+    <w:p>
+      <w:pPr>
+        <w:pStyle w:val="ListParagraph"/>
+        <w:numPr>
+          <w:ilvl w:val="0"/>
+          <w:numId w:val="2"/>
+        </w:numPr>
+        <w:rPr>
+          <w:lang w:val="en-US"/>
+        </w:rPr>
+      </w:pPr>
+      <w:r>
+        <w:rPr>
+          <w:lang w:val="en-US"/>
+        </w:rPr>
+        <w:t>Khó khăn (tình huống)</w:t>
+      </w:r>
+    </w:p>
+    <w:p>
+      <w:pPr>
+        <w:pStyle w:val="ListParagraph"/>
+        <w:numPr>
+          <w:ilvl w:val="0"/>
+          <w:numId w:val="7"/>
+        </w:numPr>
+        <w:rPr>
+          <w:lang w:val="en-US"/>
+        </w:rPr>
+      </w:pPr>
+      <w:r>
+        <w:rPr>
+          <w:lang w:val="en-US"/>
+        </w:rPr>
+        <w:t>“Valid”?</w:t>
+      </w:r>
+    </w:p>
+    <w:p>
+      <w:pPr>
+        <w:pStyle w:val="ListParagraph"/>
+        <w:numPr>
+          <w:ilvl w:val="0"/>
+          <w:numId w:val="2"/>
+        </w:numPr>
+        <w:rPr>
+          <w:lang w:val="en-US"/>
+        </w:rPr>
+      </w:pPr>
+      <w:r>
+        <w:rPr>
+          <w:lang w:val="en-US"/>
+        </w:rPr>
+        <w:t>Hợp lệ</w:t>
+      </w:r>
+    </w:p>
+    <w:p>
+      <w:pPr>
+        <w:pStyle w:val="ListParagraph"/>
+        <w:numPr>
+          <w:ilvl w:val="0"/>
+          <w:numId w:val="7"/>
+        </w:numPr>
+        <w:rPr>
+          <w:lang w:val="en-US"/>
+        </w:rPr>
+      </w:pPr>
+      <w:r>
+        <w:rPr>
+          <w:lang w:val="en-US"/>
+        </w:rPr>
+        <w:t>“Work Around”?</w:t>
+      </w:r>
+    </w:p>
+    <w:p>
+      <w:pPr>
+        <w:pStyle w:val="ListParagraph"/>
+        <w:numPr>
+          <w:ilvl w:val="0"/>
+          <w:numId w:val="2"/>
+        </w:numPr>
+        <w:rPr>
+          <w:lang w:val="en-US"/>
+        </w:rPr>
+      </w:pPr>
+      <w:r>
+        <w:rPr>
+          <w:lang w:val="en-US"/>
+        </w:rPr>
+        <w:t>Giải pháp tạm thời</w:t>
+      </w:r>
+    </w:p>
+    <w:p>
+      <w:pPr>
+        <w:pStyle w:val="ListParagraph"/>
+        <w:numPr>
+          <w:ilvl w:val="0"/>
+          <w:numId w:val="7"/>
+        </w:numPr>
+        <w:rPr>
+          <w:lang w:val="en-US"/>
+        </w:rPr>
+      </w:pPr>
+      <w:r>
+        <w:rPr>
+          <w:lang w:val="en-US"/>
+        </w:rPr>
+        <w:t>“Supermarket”?</w:t>
+      </w:r>
+    </w:p>
+    <w:p>
+      <w:pPr>
+        <w:pStyle w:val="ListParagraph"/>
+        <w:numPr>
+          <w:ilvl w:val="0"/>
+          <w:numId w:val="2"/>
+        </w:numPr>
+        <w:rPr>
+          <w:lang w:val="en-US"/>
+        </w:rPr>
+      </w:pPr>
+      <w:r>
+        <w:rPr>
+          <w:lang w:val="en-US"/>
+        </w:rPr>
+        <w:t>Siêu thị</w:t>
+      </w:r>
+    </w:p>
+    <w:p>
+      <w:pPr>
+        <w:pStyle w:val="ListParagraph"/>
+        <w:numPr>
+          <w:ilvl w:val="0"/>
+          <w:numId w:val="7"/>
+        </w:numPr>
+        <w:rPr>
+          <w:lang w:val="en-US"/>
+        </w:rPr>
+      </w:pPr>
+      <w:r>
+        <w:rPr>
+          <w:lang w:val="en-US"/>
+        </w:rPr>
+        <w:t>“Contract”?</w:t>
+      </w:r>
+    </w:p>
+    <w:p>
+      <w:pPr>
+        <w:pStyle w:val="ListParagraph"/>
+        <w:numPr>
+          <w:ilvl w:val="0"/>
+          <w:numId w:val="2"/>
+        </w:numPr>
+        <w:rPr>
+          <w:lang w:val="en-US"/>
+        </w:rPr>
+      </w:pPr>
+      <w:r>
+        <w:rPr>
+          <w:lang w:val="en-US"/>
+        </w:rPr>
+        <w:t>Hợp đồng</w:t>
+      </w:r>
+    </w:p>
+    <w:p>
+      <w:pPr>
+        <w:pStyle w:val="ListParagraph"/>
+        <w:numPr>
+          <w:ilvl w:val="0"/>
+          <w:numId w:val="7"/>
+        </w:numPr>
+        <w:rPr>
+          <w:lang w:val="en-US"/>
+        </w:rPr>
+      </w:pPr>
+      <w:r>
+        <w:rPr>
+          <w:lang w:val="en-US"/>
+        </w:rPr>
+        <w:t>“Refund”?</w:t>
+      </w:r>
+    </w:p>
+    <w:p>
+      <w:pPr>
+        <w:pStyle w:val="ListParagraph"/>
+        <w:numPr>
+          <w:ilvl w:val="0"/>
+          <w:numId w:val="2"/>
+        </w:numPr>
+        <w:rPr>
+          <w:lang w:val="en-US"/>
+        </w:rPr>
+      </w:pPr>
+      <w:r>
+        <w:rPr>
+          <w:lang w:val="en-US"/>
+        </w:rPr>
+        <w:t>Hoàn tiền (cho khách hàng không thỏa mãn)</w:t>
+      </w:r>
+    </w:p>
+    <w:p>
+      <w:pPr>
+        <w:pStyle w:val="ListParagraph"/>
+        <w:numPr>
+          <w:ilvl w:val="0"/>
+          <w:numId w:val="7"/>
+        </w:numPr>
+        <w:rPr>
+          <w:lang w:val="en-US"/>
+        </w:rPr>
+      </w:pPr>
+      <w:r>
+        <w:rPr>
+          <w:lang w:val="en-US"/>
+        </w:rPr>
+        <w:t>“Facility”?</w:t>
+      </w:r>
+    </w:p>
+    <w:p>
+      <w:pPr>
+        <w:pStyle w:val="ListParagraph"/>
+        <w:numPr>
+          <w:ilvl w:val="0"/>
+          <w:numId w:val="2"/>
+        </w:numPr>
+        <w:rPr>
+          <w:lang w:val="en-US"/>
+        </w:rPr>
+      </w:pPr>
+      <w:r>
+        <w:rPr>
+          <w:lang w:val="en-US"/>
+        </w:rPr>
+        <w:t>Chỗ cung cấp (thứ gì đó để tiện sử dụng)</w:t>
+      </w:r>
+    </w:p>
+    <w:p>
+      <w:pPr>
+        <w:pStyle w:val="ListParagraph"/>
+        <w:numPr>
+          <w:ilvl w:val="0"/>
+          <w:numId w:val="7"/>
+        </w:numPr>
+        <w:rPr>
+          <w:lang w:val="en-US"/>
+        </w:rPr>
+      </w:pPr>
+      <w:r>
+        <w:rPr>
+          <w:lang w:val="en-US"/>
+        </w:rPr>
+        <w:t>“Merchandise”?</w:t>
+      </w:r>
+    </w:p>
+    <w:p>
+      <w:pPr>
+        <w:pStyle w:val="ListParagraph"/>
+        <w:numPr>
+          <w:ilvl w:val="0"/>
+          <w:numId w:val="2"/>
+        </w:numPr>
+        <w:rPr>
+          <w:lang w:val="en-US"/>
+        </w:rPr>
+      </w:pPr>
+      <w:r>
+        <w:rPr>
+          <w:lang w:val="en-US"/>
+        </w:rPr>
+        <w:t>Hàng hóa</w:t>
+      </w:r>
+    </w:p>
+    <w:p>
+      <w:pPr>
+        <w:pStyle w:val="ListParagraph"/>
+        <w:numPr>
+          <w:ilvl w:val="0"/>
+          <w:numId w:val="7"/>
+        </w:numPr>
+        <w:rPr>
+          <w:lang w:val="en-US"/>
+        </w:rPr>
+      </w:pPr>
+      <w:r>
+        <w:rPr>
+          <w:lang w:val="en-US"/>
+        </w:rPr>
+        <w:t>“Vendor”?</w:t>
+      </w:r>
+    </w:p>
+    <w:p>
+      <w:pPr>
+        <w:pStyle w:val="ListParagraph"/>
+        <w:numPr>
+          <w:ilvl w:val="0"/>
+          <w:numId w:val="2"/>
+        </w:numPr>
+        <w:rPr>
+          <w:lang w:val="en-US"/>
+        </w:rPr>
+      </w:pPr>
+      <w:r>
+        <w:rPr>
+          <w:lang w:val="en-US"/>
+        </w:rPr>
+        <w:t>Nhà cung cấp (các thiết bị, dịch vụ)</w:t>
+      </w:r>
+    </w:p>
+    <w:p>
+      <w:pPr>
+        <w:pStyle w:val="ListParagraph"/>
+        <w:numPr>
+          <w:ilvl w:val="0"/>
+          <w:numId w:val="7"/>
+        </w:numPr>
+        <w:rPr>
+          <w:lang w:val="en-US"/>
+        </w:rPr>
+      </w:pPr>
+      <w:r>
+        <w:rPr>
+          <w:lang w:val="en-US"/>
+        </w:rPr>
+        <w:t>“Fee”?</w:t>
+      </w:r>
+    </w:p>
+    <w:p>
+      <w:pPr>
+        <w:pStyle w:val="ListParagraph"/>
+        <w:numPr>
+          <w:ilvl w:val="0"/>
+          <w:numId w:val="2"/>
+        </w:numPr>
+        <w:rPr>
+          <w:lang w:val="en-US"/>
+        </w:rPr>
+      </w:pPr>
+      <w:r>
+        <w:rPr>
+          <w:lang w:val="en-US"/>
+        </w:rPr>
+        <w:t>Lệ</w:t>
+      </w:r>
+      <w:r>
+        <w:rPr>
+          <w:lang w:val="en-US"/>
+        </w:rPr>
+        <w:t xml:space="preserve"> phí</w:t>
+      </w:r>
+    </w:p>
+    <w:p>
+      <w:pPr>
+        <w:pStyle w:val="ListParagraph"/>
+        <w:numPr>
+          <w:ilvl w:val="0"/>
+          <w:numId w:val="7"/>
+        </w:numPr>
+        <w:rPr>
+          <w:lang w:val="en-US"/>
+        </w:rPr>
+      </w:pPr>
+      <w:r>
+        <w:rPr>
+          <w:lang w:val="en-US"/>
+        </w:rPr>
+        <w:t>“Charge”?</w:t>
+      </w:r>
+    </w:p>
+    <w:p>
+      <w:pPr>
+        <w:pStyle w:val="ListParagraph"/>
+        <w:numPr>
+          <w:ilvl w:val="0"/>
+          <w:numId w:val="2"/>
+        </w:numPr>
+        <w:rPr>
+          <w:lang w:val="en-US"/>
+        </w:rPr>
+      </w:pPr>
+      <w:r>
+        <w:rPr>
+          <w:lang w:val="en-US"/>
+        </w:rPr>
+        <w:t>Khoản phí</w:t>
+      </w:r>
+    </w:p>
+    <w:p>
+      <w:pPr>
+        <w:rPr>
+          <w:lang w:val="en-US"/>
+        </w:rPr>
+      </w:pPr>
+    </w:p>
+    <w:p>
+      <w:pPr>
+        <w:rPr>
+          <w:lang w:val="en-US"/>
+        </w:rPr>
+      </w:pPr>
+      <w:r>
+        <w:rPr>
+          <w:lang w:val="en-US"/>
+        </w:rPr>
+        <w:t>Graphic – Đồ Họa:</w:t>
+      </w:r>
+    </w:p>
+    <w:p>
+      <w:pPr>
+        <w:pStyle w:val="ListParagraph"/>
+        <w:numPr>
+          <w:ilvl w:val="0"/>
+          <w:numId w:val="30"/>
+        </w:numPr>
+        <w:rPr>
+          <w:lang w:val="en-US"/>
+        </w:rPr>
+      </w:pPr>
+      <w:r>
+        <w:rPr>
+          <w:lang w:val="en-US"/>
+        </w:rPr>
+        <w:t>“Film Screening”?</w:t>
+      </w:r>
+    </w:p>
+    <w:p>
+      <w:pPr>
+        <w:pStyle w:val="ListParagraph"/>
+        <w:numPr>
+          <w:ilvl w:val="0"/>
+          <w:numId w:val="2"/>
+        </w:numPr>
+        <w:rPr>
+          <w:lang w:val="en-US"/>
+        </w:rPr>
+      </w:pPr>
+      <w:r>
+        <w:rPr>
+          <w:lang w:val="en-US"/>
+        </w:rPr>
+        <w:t>Buổi chiếu phim</w:t>
+      </w:r>
+    </w:p>
+    <w:p>
+      <w:pPr>
+        <w:rPr>
+          <w:lang w:val="en-US"/>
+        </w:rPr>
+      </w:pPr>
+    </w:p>
+    <w:p>
+      <w:pPr>
+        <w:rPr>
+          <w:lang w:val="en-US"/>
+        </w:rPr>
+      </w:pPr>
+      <w:r>
+        <w:rPr>
+          <w:lang w:val="en-US"/>
+        </w:rPr>
+        <w:t>Status</w:t>
+      </w:r>
+      <w:r>
+        <w:rPr>
+          <w:lang w:val="en-US"/>
+        </w:rPr>
+        <w:t xml:space="preserve"> –</w:t>
+      </w:r>
+      <w:r>
+        <w:rPr>
+          <w:lang w:val="en-US"/>
+        </w:rPr>
+        <w:t xml:space="preserve"> Thái Độ</w:t>
+      </w:r>
+      <w:r>
+        <w:rPr>
+          <w:lang w:val="en-US"/>
+        </w:rPr>
+        <w:t>:</w:t>
+      </w:r>
+    </w:p>
+    <w:p>
+      <w:pPr>
+        <w:pStyle w:val="ListParagraph"/>
+        <w:numPr>
+          <w:ilvl w:val="0"/>
+          <w:numId w:val="8"/>
+        </w:numPr>
+        <w:rPr>
+          <w:lang w:val="en-US"/>
+        </w:rPr>
+      </w:pPr>
+      <w:r>
+        <w:rPr>
+          <w:lang w:val="en-US"/>
+        </w:rPr>
+        <w:t>“Implore”?</w:t>
+      </w:r>
+    </w:p>
+    <w:p>
+      <w:pPr>
+        <w:pStyle w:val="ListParagraph"/>
+        <w:numPr>
+          <w:ilvl w:val="0"/>
+          <w:numId w:val="2"/>
+        </w:numPr>
+        <w:rPr>
+          <w:lang w:val="en-US"/>
+        </w:rPr>
+      </w:pPr>
+      <w:r>
+        <w:rPr>
+          <w:lang w:val="en-US"/>
+        </w:rPr>
+        <w:t>Van xin (ai đó một cách chân thành)</w:t>
+      </w:r>
+    </w:p>
+    <w:p>
+      <w:pPr>
+        <w:pStyle w:val="ListParagraph"/>
+        <w:numPr>
+          <w:ilvl w:val="0"/>
+          <w:numId w:val="8"/>
+        </w:numPr>
+        <w:rPr>
+          <w:lang w:val="en-US"/>
+        </w:rPr>
+      </w:pPr>
+      <w:r>
+        <w:rPr>
+          <w:lang w:val="en-US"/>
+        </w:rPr>
+        <w:t>“Sincere”?</w:t>
+      </w:r>
+    </w:p>
+    <w:p>
+      <w:pPr>
+        <w:pStyle w:val="ListParagraph"/>
+        <w:numPr>
+          <w:ilvl w:val="0"/>
+          <w:numId w:val="2"/>
+        </w:numPr>
+        <w:rPr>
+          <w:lang w:val="en-US"/>
+        </w:rPr>
+      </w:pPr>
+      <w:r>
+        <w:rPr>
+          <w:lang w:val="en-US"/>
+        </w:rPr>
+        <w:t>Chân thành (không lừa lọc)</w:t>
+      </w:r>
+    </w:p>
+    <w:p>
+      <w:pPr>
+        <w:pStyle w:val="ListParagraph"/>
+        <w:numPr>
+          <w:ilvl w:val="0"/>
+          <w:numId w:val="8"/>
+        </w:numPr>
+        <w:rPr>
+          <w:lang w:val="en-US"/>
+        </w:rPr>
+      </w:pPr>
+      <w:r>
+        <w:rPr>
+          <w:lang w:val="en-US"/>
+        </w:rPr>
+        <w:t>“Allegiance”?</w:t>
+      </w:r>
+    </w:p>
+    <w:p>
+      <w:pPr>
+        <w:pStyle w:val="ListParagraph"/>
+        <w:numPr>
+          <w:ilvl w:val="0"/>
+          <w:numId w:val="2"/>
+        </w:numPr>
+        <w:rPr>
+          <w:lang w:val="en-US"/>
+        </w:rPr>
+      </w:pPr>
+      <w:r>
+        <w:rPr>
+          <w:lang w:val="en-US"/>
+        </w:rPr>
+        <w:t>Lòng trung thành (với cấp trên)</w:t>
+      </w:r>
+    </w:p>
+    <w:p>
+      <w:pPr>
+        <w:pStyle w:val="ListParagraph"/>
+        <w:numPr>
+          <w:ilvl w:val="0"/>
+          <w:numId w:val="8"/>
+        </w:numPr>
+        <w:rPr>
+          <w:lang w:val="en-US"/>
+        </w:rPr>
+      </w:pPr>
+      <w:r>
+        <w:rPr>
+          <w:lang w:val="en-US"/>
+        </w:rPr>
+        <w:t>“Consent”?</w:t>
+      </w:r>
+    </w:p>
+    <w:p>
+      <w:pPr>
+        <w:pStyle w:val="ListParagraph"/>
+        <w:numPr>
+          <w:ilvl w:val="0"/>
+          <w:numId w:val="2"/>
+        </w:numPr>
+        <w:rPr>
+          <w:lang w:val="en-US"/>
+        </w:rPr>
+      </w:pPr>
+      <w:r>
+        <w:rPr>
+          <w:lang w:val="en-US"/>
+        </w:rPr>
         <w:lastRenderedPageBreak/>
-        <w:t>Economics – Kinh Tế:</w:t>
-      </w:r>
-    </w:p>
-    <w:p>
-      <w:pPr>
-        <w:pStyle w:val="ListParagraph"/>
-        <w:numPr>
-          <w:ilvl w:val="0"/>
-          <w:numId w:val="7"/>
-        </w:numPr>
-        <w:rPr>
-          <w:lang w:val="en-US"/>
-        </w:rPr>
-      </w:pPr>
-      <w:r>
-        <w:rPr>
-          <w:lang w:val="en-US"/>
-        </w:rPr>
-        <w:t>“Make A Fortune”?</w:t>
-      </w:r>
-    </w:p>
-    <w:p>
-      <w:pPr>
-        <w:pStyle w:val="ListParagraph"/>
-        <w:numPr>
-          <w:ilvl w:val="0"/>
-          <w:numId w:val="2"/>
-        </w:numPr>
-        <w:rPr>
-          <w:lang w:val="en-US"/>
-        </w:rPr>
-      </w:pPr>
-      <w:r>
-        <w:rPr>
-          <w:lang w:val="en-US"/>
-        </w:rPr>
-        <w:t>Kiếm 1 khoản tiền lớn (= kinh doanh)</w:t>
-      </w:r>
-    </w:p>
-    <w:p>
-      <w:pPr>
-        <w:pStyle w:val="ListParagraph"/>
-        <w:numPr>
-          <w:ilvl w:val="0"/>
-          <w:numId w:val="7"/>
-        </w:numPr>
-        <w:rPr>
-          <w:lang w:val="en-US"/>
-        </w:rPr>
-      </w:pPr>
-      <w:r>
-        <w:rPr>
-          <w:lang w:val="en-US"/>
-        </w:rPr>
-        <w:t>“Dire”?</w:t>
-      </w:r>
-    </w:p>
-    <w:p>
-      <w:pPr>
-        <w:pStyle w:val="ListParagraph"/>
-        <w:numPr>
-          <w:ilvl w:val="0"/>
-          <w:numId w:val="2"/>
-        </w:numPr>
-        <w:rPr>
-          <w:lang w:val="en-US"/>
-        </w:rPr>
-      </w:pPr>
-      <w:r>
-        <w:rPr>
-          <w:lang w:val="en-US"/>
-        </w:rPr>
-        <w:t>Khó khăn (tình huống)</w:t>
-      </w:r>
-    </w:p>
-    <w:p>
-      <w:pPr>
-        <w:pStyle w:val="ListParagraph"/>
-        <w:numPr>
-          <w:ilvl w:val="0"/>
-          <w:numId w:val="7"/>
-        </w:numPr>
-        <w:rPr>
-          <w:lang w:val="en-US"/>
-        </w:rPr>
-      </w:pPr>
-      <w:r>
-        <w:rPr>
-          <w:lang w:val="en-US"/>
-        </w:rPr>
-        <w:t>“Valid”?</w:t>
-      </w:r>
-    </w:p>
-    <w:p>
-      <w:pPr>
-        <w:pStyle w:val="ListParagraph"/>
-        <w:numPr>
-          <w:ilvl w:val="0"/>
-          <w:numId w:val="2"/>
-        </w:numPr>
-        <w:rPr>
-          <w:lang w:val="en-US"/>
-        </w:rPr>
-      </w:pPr>
-      <w:r>
-        <w:rPr>
-          <w:lang w:val="en-US"/>
-        </w:rPr>
-        <w:t>Hợp lệ</w:t>
-      </w:r>
-    </w:p>
-    <w:p>
-      <w:pPr>
-        <w:pStyle w:val="ListParagraph"/>
-        <w:numPr>
-          <w:ilvl w:val="0"/>
-          <w:numId w:val="7"/>
-        </w:numPr>
-        <w:rPr>
-          <w:lang w:val="en-US"/>
-        </w:rPr>
-      </w:pPr>
-      <w:r>
-        <w:rPr>
-          <w:lang w:val="en-US"/>
-        </w:rPr>
-        <w:t>“Work Around”?</w:t>
-      </w:r>
-    </w:p>
-    <w:p>
-      <w:pPr>
-        <w:pStyle w:val="ListParagraph"/>
-        <w:numPr>
-          <w:ilvl w:val="0"/>
-          <w:numId w:val="2"/>
-        </w:numPr>
-        <w:rPr>
-          <w:lang w:val="en-US"/>
-        </w:rPr>
-      </w:pPr>
-      <w:r>
-        <w:rPr>
-          <w:lang w:val="en-US"/>
-        </w:rPr>
-        <w:t>Giải pháp tạm thời</w:t>
-      </w:r>
-    </w:p>
-    <w:p>
-      <w:pPr>
-        <w:pStyle w:val="ListParagraph"/>
-        <w:numPr>
-          <w:ilvl w:val="0"/>
-          <w:numId w:val="7"/>
-        </w:numPr>
-        <w:rPr>
-          <w:lang w:val="en-US"/>
-        </w:rPr>
-      </w:pPr>
-      <w:r>
-        <w:rPr>
-          <w:lang w:val="en-US"/>
-        </w:rPr>
-        <w:t>“Supermarket”?</w:t>
-      </w:r>
-    </w:p>
-    <w:p>
-      <w:pPr>
-        <w:pStyle w:val="ListParagraph"/>
-        <w:numPr>
-          <w:ilvl w:val="0"/>
-          <w:numId w:val="2"/>
-        </w:numPr>
-        <w:rPr>
-          <w:lang w:val="en-US"/>
-        </w:rPr>
-      </w:pPr>
-      <w:r>
-        <w:rPr>
-          <w:lang w:val="en-US"/>
-        </w:rPr>
-        <w:t>Siêu thị</w:t>
-      </w:r>
-    </w:p>
-    <w:p>
-      <w:pPr>
-        <w:pStyle w:val="ListParagraph"/>
-        <w:numPr>
-          <w:ilvl w:val="0"/>
-          <w:numId w:val="7"/>
-        </w:numPr>
-        <w:rPr>
-          <w:lang w:val="en-US"/>
-        </w:rPr>
-      </w:pPr>
-      <w:r>
-        <w:rPr>
-          <w:lang w:val="en-US"/>
-        </w:rPr>
-        <w:t>“Contract”?</w:t>
-      </w:r>
-    </w:p>
-    <w:p>
-      <w:pPr>
-        <w:pStyle w:val="ListParagraph"/>
-        <w:numPr>
-          <w:ilvl w:val="0"/>
-          <w:numId w:val="2"/>
-        </w:numPr>
-        <w:rPr>
-          <w:lang w:val="en-US"/>
-        </w:rPr>
-      </w:pPr>
-      <w:r>
-        <w:rPr>
-          <w:lang w:val="en-US"/>
-        </w:rPr>
-        <w:t>Hợp đồng</w:t>
-      </w:r>
-    </w:p>
-    <w:p>
-      <w:pPr>
-        <w:pStyle w:val="ListParagraph"/>
-        <w:numPr>
-          <w:ilvl w:val="0"/>
-          <w:numId w:val="7"/>
-        </w:numPr>
-        <w:rPr>
-          <w:lang w:val="en-US"/>
-        </w:rPr>
-      </w:pPr>
-      <w:r>
-        <w:rPr>
-          <w:lang w:val="en-US"/>
-        </w:rPr>
-        <w:t>“Refund”?</w:t>
-      </w:r>
-    </w:p>
-    <w:p>
-      <w:pPr>
-        <w:pStyle w:val="ListParagraph"/>
-        <w:numPr>
-          <w:ilvl w:val="0"/>
-          <w:numId w:val="2"/>
-        </w:numPr>
-        <w:rPr>
-          <w:lang w:val="en-US"/>
-        </w:rPr>
-      </w:pPr>
-      <w:r>
-        <w:rPr>
-          <w:lang w:val="en-US"/>
-        </w:rPr>
-        <w:t>Hoàn tiền (cho khách hàng không thỏa mãn)</w:t>
-      </w:r>
-    </w:p>
-    <w:p>
-      <w:pPr>
-        <w:pStyle w:val="ListParagraph"/>
-        <w:numPr>
-          <w:ilvl w:val="0"/>
-          <w:numId w:val="7"/>
-        </w:numPr>
-        <w:rPr>
-          <w:lang w:val="en-US"/>
-        </w:rPr>
-      </w:pPr>
-      <w:r>
-        <w:rPr>
-          <w:lang w:val="en-US"/>
-        </w:rPr>
-        <w:t>“Facility”?</w:t>
-      </w:r>
-    </w:p>
-    <w:p>
-      <w:pPr>
-        <w:pStyle w:val="ListParagraph"/>
-        <w:numPr>
-          <w:ilvl w:val="0"/>
-          <w:numId w:val="2"/>
-        </w:numPr>
-        <w:rPr>
-          <w:lang w:val="en-US"/>
-        </w:rPr>
-      </w:pPr>
-      <w:r>
-        <w:rPr>
-          <w:lang w:val="en-US"/>
-        </w:rPr>
-        <w:t>Chỗ cung cấp (thứ gì đó để tiện sử dụng)</w:t>
-      </w:r>
-    </w:p>
-    <w:p>
-      <w:pPr>
-        <w:pStyle w:val="ListParagraph"/>
-        <w:numPr>
-          <w:ilvl w:val="0"/>
-          <w:numId w:val="7"/>
-        </w:numPr>
-        <w:rPr>
-          <w:lang w:val="en-US"/>
-        </w:rPr>
-      </w:pPr>
-      <w:r>
-        <w:rPr>
-          <w:lang w:val="en-US"/>
-        </w:rPr>
-        <w:t>“Merchandise”?</w:t>
-      </w:r>
-    </w:p>
-    <w:p>
-      <w:pPr>
-        <w:pStyle w:val="ListParagraph"/>
-        <w:numPr>
-          <w:ilvl w:val="0"/>
-          <w:numId w:val="2"/>
-        </w:numPr>
-        <w:rPr>
-          <w:lang w:val="en-US"/>
-        </w:rPr>
-      </w:pPr>
-      <w:r>
-        <w:rPr>
-          <w:lang w:val="en-US"/>
-        </w:rPr>
-        <w:t>Hàng hóa</w:t>
-      </w:r>
-    </w:p>
-    <w:p>
-      <w:pPr>
-        <w:pStyle w:val="ListParagraph"/>
-        <w:numPr>
-          <w:ilvl w:val="0"/>
-          <w:numId w:val="7"/>
-        </w:numPr>
-        <w:rPr>
-          <w:lang w:val="en-US"/>
-        </w:rPr>
-      </w:pPr>
-      <w:r>
-        <w:rPr>
-          <w:lang w:val="en-US"/>
-        </w:rPr>
-        <w:t>“Vendor”?</w:t>
-      </w:r>
-    </w:p>
-    <w:p>
-      <w:pPr>
-        <w:pStyle w:val="ListParagraph"/>
-        <w:numPr>
-          <w:ilvl w:val="0"/>
-          <w:numId w:val="2"/>
-        </w:numPr>
-        <w:rPr>
-          <w:lang w:val="en-US"/>
-        </w:rPr>
-      </w:pPr>
-      <w:r>
-        <w:rPr>
-          <w:lang w:val="en-US"/>
-        </w:rPr>
-        <w:t>Nhà cung cấp (các thiết bị, dịch vụ)</w:t>
-      </w:r>
-    </w:p>
-    <w:p>
-      <w:pPr>
-        <w:pStyle w:val="ListParagraph"/>
-        <w:numPr>
-          <w:ilvl w:val="0"/>
-          <w:numId w:val="7"/>
-        </w:numPr>
-        <w:rPr>
-          <w:lang w:val="en-US"/>
-        </w:rPr>
-      </w:pPr>
-      <w:r>
-        <w:rPr>
-          <w:lang w:val="en-US"/>
-        </w:rPr>
-        <w:t>“Fee”?</w:t>
-      </w:r>
-    </w:p>
-    <w:p>
-      <w:pPr>
-        <w:pStyle w:val="ListParagraph"/>
-        <w:numPr>
-          <w:ilvl w:val="0"/>
-          <w:numId w:val="2"/>
-        </w:numPr>
-        <w:rPr>
-          <w:lang w:val="en-US"/>
-        </w:rPr>
-      </w:pPr>
-      <w:r>
-        <w:rPr>
-          <w:lang w:val="en-US"/>
-        </w:rPr>
-        <w:t>Lệ</w:t>
-      </w:r>
-      <w:r>
-        <w:rPr>
-          <w:lang w:val="en-US"/>
-        </w:rPr>
-        <w:t xml:space="preserve"> phí</w:t>
-      </w:r>
-    </w:p>
-    <w:p>
-      <w:pPr>
-        <w:pStyle w:val="ListParagraph"/>
-        <w:numPr>
-          <w:ilvl w:val="0"/>
-          <w:numId w:val="7"/>
-        </w:numPr>
-        <w:rPr>
-          <w:lang w:val="en-US"/>
-        </w:rPr>
-      </w:pPr>
-      <w:r>
-        <w:rPr>
-          <w:lang w:val="en-US"/>
-        </w:rPr>
-        <w:t>“Charge”?</w:t>
-      </w:r>
-    </w:p>
-    <w:p>
-      <w:pPr>
-        <w:pStyle w:val="ListParagraph"/>
-        <w:numPr>
-          <w:ilvl w:val="0"/>
-          <w:numId w:val="2"/>
-        </w:numPr>
-        <w:rPr>
-          <w:lang w:val="en-US"/>
-        </w:rPr>
-      </w:pPr>
-      <w:r>
-        <w:rPr>
-          <w:lang w:val="en-US"/>
-        </w:rPr>
-        <w:t>Khoản phí</w:t>
-      </w:r>
-    </w:p>
-    <w:p>
-      <w:pPr>
-        <w:rPr>
-          <w:lang w:val="en-US"/>
-        </w:rPr>
-      </w:pPr>
-    </w:p>
-    <w:p>
-      <w:pPr>
-        <w:rPr>
-          <w:lang w:val="en-US"/>
-        </w:rPr>
-      </w:pPr>
-      <w:r>
-        <w:rPr>
-          <w:lang w:val="en-US"/>
-        </w:rPr>
-        <w:t>Graphic – Đồ Họa:</w:t>
-      </w:r>
-    </w:p>
-    <w:p>
-      <w:pPr>
-        <w:pStyle w:val="ListParagraph"/>
-        <w:numPr>
-          <w:ilvl w:val="0"/>
-          <w:numId w:val="30"/>
-        </w:numPr>
-        <w:rPr>
-          <w:lang w:val="en-US"/>
-        </w:rPr>
-      </w:pPr>
-      <w:r>
-        <w:rPr>
-          <w:lang w:val="en-US"/>
-        </w:rPr>
-        <w:t>“Film Screening”?</w:t>
-      </w:r>
-    </w:p>
-    <w:p>
-      <w:pPr>
-        <w:pStyle w:val="ListParagraph"/>
-        <w:numPr>
-          <w:ilvl w:val="0"/>
-          <w:numId w:val="2"/>
-        </w:numPr>
-        <w:rPr>
-          <w:lang w:val="en-US"/>
-        </w:rPr>
-      </w:pPr>
-      <w:r>
-        <w:rPr>
-          <w:lang w:val="en-US"/>
-        </w:rPr>
-        <w:t>Buổi chiếu phim</w:t>
-      </w:r>
-    </w:p>
-    <w:p>
-      <w:pPr>
-        <w:rPr>
-          <w:lang w:val="en-US"/>
-        </w:rPr>
-      </w:pPr>
-    </w:p>
-    <w:p>
-      <w:pPr>
-        <w:rPr>
-          <w:lang w:val="en-US"/>
-        </w:rPr>
-      </w:pPr>
-      <w:r>
-        <w:rPr>
-          <w:lang w:val="en-US"/>
-        </w:rPr>
-        <w:t>Status</w:t>
-      </w:r>
-      <w:r>
-        <w:rPr>
-          <w:lang w:val="en-US"/>
-        </w:rPr>
-        <w:t xml:space="preserve"> –</w:t>
-      </w:r>
-      <w:r>
-        <w:rPr>
-          <w:lang w:val="en-US"/>
-        </w:rPr>
-        <w:t xml:space="preserve"> Thái Độ</w:t>
-      </w:r>
-      <w:r>
-        <w:rPr>
-          <w:lang w:val="en-US"/>
-        </w:rPr>
-        <w:t>:</w:t>
+        <w:t>Sự đồng ý</w:t>
       </w:r>
     </w:p>
     <w:p>
@@ -2144,25 +2325,25 @@
         <w:rPr>
           <w:lang w:val="en-US"/>
         </w:rPr>
-        <w:t>“Implore”?</w:t>
-      </w:r>
-    </w:p>
-    <w:p>
-      <w:pPr>
-        <w:pStyle w:val="ListParagraph"/>
-        <w:numPr>
-          <w:ilvl w:val="0"/>
-          <w:numId w:val="2"/>
-        </w:numPr>
-        <w:rPr>
-          <w:lang w:val="en-US"/>
-        </w:rPr>
-      </w:pPr>
-      <w:r>
-        <w:rPr>
-          <w:lang w:val="en-US"/>
-        </w:rPr>
-        <w:t>Van xin (ai đó một cách chân thành)</w:t>
+        <w:t>“Ruthless”?</w:t>
+      </w:r>
+    </w:p>
+    <w:p>
+      <w:pPr>
+        <w:pStyle w:val="ListParagraph"/>
+        <w:numPr>
+          <w:ilvl w:val="0"/>
+          <w:numId w:val="2"/>
+        </w:numPr>
+        <w:rPr>
+          <w:lang w:val="en-US"/>
+        </w:rPr>
+      </w:pPr>
+      <w:r>
+        <w:rPr>
+          <w:lang w:val="en-US"/>
+        </w:rPr>
+        <w:t>Tàn nhẫn</w:t>
       </w:r>
     </w:p>
     <w:p>
@@ -2180,25 +2361,25 @@
         <w:rPr>
           <w:lang w:val="en-US"/>
         </w:rPr>
-        <w:t>“Sincere”?</w:t>
-      </w:r>
-    </w:p>
-    <w:p>
-      <w:pPr>
-        <w:pStyle w:val="ListParagraph"/>
-        <w:numPr>
-          <w:ilvl w:val="0"/>
-          <w:numId w:val="2"/>
-        </w:numPr>
-        <w:rPr>
-          <w:lang w:val="en-US"/>
-        </w:rPr>
-      </w:pPr>
-      <w:r>
-        <w:rPr>
-          <w:lang w:val="en-US"/>
-        </w:rPr>
-        <w:t>Chân thành (không lừa lọc)</w:t>
+        <w:t>“Woefully”?</w:t>
+      </w:r>
+    </w:p>
+    <w:p>
+      <w:pPr>
+        <w:pStyle w:val="ListParagraph"/>
+        <w:numPr>
+          <w:ilvl w:val="0"/>
+          <w:numId w:val="2"/>
+        </w:numPr>
+        <w:rPr>
+          <w:lang w:val="en-US"/>
+        </w:rPr>
+      </w:pPr>
+      <w:r>
+        <w:rPr>
+          <w:lang w:val="en-US"/>
+        </w:rPr>
+        <w:t>Một cách tệ hại</w:t>
       </w:r>
     </w:p>
     <w:p>
@@ -2216,25 +2397,25 @@
         <w:rPr>
           <w:lang w:val="en-US"/>
         </w:rPr>
-        <w:t>“Allegiance”?</w:t>
-      </w:r>
-    </w:p>
-    <w:p>
-      <w:pPr>
-        <w:pStyle w:val="ListParagraph"/>
-        <w:numPr>
-          <w:ilvl w:val="0"/>
-          <w:numId w:val="2"/>
-        </w:numPr>
-        <w:rPr>
-          <w:lang w:val="en-US"/>
-        </w:rPr>
-      </w:pPr>
-      <w:r>
-        <w:rPr>
-          <w:lang w:val="en-US"/>
-        </w:rPr>
-        <w:t>Lòng trung thành (với cấp trên)</w:t>
+        <w:t>“Underprepared”?</w:t>
+      </w:r>
+    </w:p>
+    <w:p>
+      <w:pPr>
+        <w:pStyle w:val="ListParagraph"/>
+        <w:numPr>
+          <w:ilvl w:val="0"/>
+          <w:numId w:val="2"/>
+        </w:numPr>
+        <w:rPr>
+          <w:lang w:val="en-US"/>
+        </w:rPr>
+      </w:pPr>
+      <w:r>
+        <w:rPr>
+          <w:lang w:val="en-US"/>
+        </w:rPr>
+        <w:t>Chưa chuẩn bị trước</w:t>
       </w:r>
     </w:p>
     <w:p>
@@ -2252,25 +2433,25 @@
         <w:rPr>
           <w:lang w:val="en-US"/>
         </w:rPr>
-        <w:t>“Consent”?</w:t>
-      </w:r>
-    </w:p>
-    <w:p>
-      <w:pPr>
-        <w:pStyle w:val="ListParagraph"/>
-        <w:numPr>
-          <w:ilvl w:val="0"/>
-          <w:numId w:val="2"/>
-        </w:numPr>
-        <w:rPr>
-          <w:lang w:val="en-US"/>
-        </w:rPr>
-      </w:pPr>
-      <w:r>
-        <w:rPr>
-          <w:lang w:val="en-US"/>
-        </w:rPr>
-        <w:t>Sự đồng ý</w:t>
+        <w:t>“Compromise”?</w:t>
+      </w:r>
+    </w:p>
+    <w:p>
+      <w:pPr>
+        <w:pStyle w:val="ListParagraph"/>
+        <w:numPr>
+          <w:ilvl w:val="0"/>
+          <w:numId w:val="2"/>
+        </w:numPr>
+        <w:rPr>
+          <w:lang w:val="en-US"/>
+        </w:rPr>
+      </w:pPr>
+      <w:r>
+        <w:rPr>
+          <w:lang w:val="en-US"/>
+        </w:rPr>
+        <w:t>Thỏa hiệp</w:t>
       </w:r>
     </w:p>
     <w:p>
@@ -2288,25 +2469,25 @@
         <w:rPr>
           <w:lang w:val="en-US"/>
         </w:rPr>
-        <w:t>“Ruthless”?</w:t>
-      </w:r>
-    </w:p>
-    <w:p>
-      <w:pPr>
-        <w:pStyle w:val="ListParagraph"/>
-        <w:numPr>
-          <w:ilvl w:val="0"/>
-          <w:numId w:val="2"/>
-        </w:numPr>
-        <w:rPr>
-          <w:lang w:val="en-US"/>
-        </w:rPr>
-      </w:pPr>
-      <w:r>
-        <w:rPr>
-          <w:lang w:val="en-US"/>
-        </w:rPr>
-        <w:t>Tàn nhẫn</w:t>
+        <w:t>“Assure”?</w:t>
+      </w:r>
+    </w:p>
+    <w:p>
+      <w:pPr>
+        <w:pStyle w:val="ListParagraph"/>
+        <w:numPr>
+          <w:ilvl w:val="0"/>
+          <w:numId w:val="2"/>
+        </w:numPr>
+        <w:rPr>
+          <w:lang w:val="en-US"/>
+        </w:rPr>
+      </w:pPr>
+      <w:r>
+        <w:rPr>
+          <w:lang w:val="en-US"/>
+        </w:rPr>
+        <w:t>Khẳng định</w:t>
       </w:r>
     </w:p>
     <w:p>
@@ -2324,25 +2505,37 @@
         <w:rPr>
           <w:lang w:val="en-US"/>
         </w:rPr>
-        <w:t>“Woefully”?</w:t>
-      </w:r>
-    </w:p>
-    <w:p>
-      <w:pPr>
-        <w:pStyle w:val="ListParagraph"/>
-        <w:numPr>
-          <w:ilvl w:val="0"/>
-          <w:numId w:val="2"/>
-        </w:numPr>
-        <w:rPr>
-          <w:lang w:val="en-US"/>
-        </w:rPr>
-      </w:pPr>
-      <w:r>
-        <w:rPr>
-          <w:lang w:val="en-US"/>
-        </w:rPr>
-        <w:t>Một cách tệ hại</w:t>
+        <w:t>“Abide By”?</w:t>
+      </w:r>
+    </w:p>
+    <w:p>
+      <w:pPr>
+        <w:pStyle w:val="ListParagraph"/>
+        <w:numPr>
+          <w:ilvl w:val="0"/>
+          <w:numId w:val="2"/>
+        </w:numPr>
+        <w:rPr>
+          <w:lang w:val="en-US"/>
+        </w:rPr>
+      </w:pPr>
+      <w:r>
+        <w:rPr>
+          <w:lang w:val="en-US"/>
+        </w:rPr>
+        <w:t>Chịu những quy tắc của (trườ</w:t>
+      </w:r>
+      <w:r>
+        <w:rPr>
+          <w:lang w:val="en-US"/>
+        </w:rPr>
+        <w:t>ng</w:t>
+      </w:r>
+      <w:r>
+        <w:rPr>
+          <w:lang w:val="en-US"/>
+        </w:rPr>
+        <w:t>)</w:t>
       </w:r>
     </w:p>
     <w:p>
@@ -2360,202 +2553,592 @@
         <w:rPr>
           <w:lang w:val="en-US"/>
         </w:rPr>
+        <w:t>“Compelling”?</w:t>
+      </w:r>
+    </w:p>
+    <w:p>
+      <w:pPr>
+        <w:pStyle w:val="ListParagraph"/>
+        <w:numPr>
+          <w:ilvl w:val="0"/>
+          <w:numId w:val="2"/>
+        </w:numPr>
+        <w:rPr>
+          <w:lang w:val="en-US"/>
+        </w:rPr>
+      </w:pPr>
+      <w:r>
+        <w:rPr>
+          <w:lang w:val="en-US"/>
+        </w:rPr>
+        <w:t>Cực hấp dẫn</w:t>
+      </w:r>
+    </w:p>
+    <w:p>
+      <w:pPr>
+        <w:pStyle w:val="ListParagraph"/>
+        <w:numPr>
+          <w:ilvl w:val="0"/>
+          <w:numId w:val="8"/>
+        </w:numPr>
+        <w:rPr>
+          <w:lang w:val="en-US"/>
+        </w:rPr>
+      </w:pPr>
+      <w:r>
+        <w:rPr>
+          <w:lang w:val="en-US"/>
+        </w:rPr>
+        <w:t>“Vague”?</w:t>
+      </w:r>
+    </w:p>
+    <w:p>
+      <w:pPr>
+        <w:pStyle w:val="ListParagraph"/>
+        <w:numPr>
+          <w:ilvl w:val="0"/>
+          <w:numId w:val="2"/>
+        </w:numPr>
+        <w:rPr>
+          <w:lang w:val="en-US"/>
+        </w:rPr>
+      </w:pPr>
+      <w:r>
+        <w:rPr>
+          <w:lang w:val="en-US"/>
+        </w:rPr>
+        <w:t>Mơ hồ</w:t>
+      </w:r>
+    </w:p>
+    <w:p>
+      <w:pPr>
+        <w:pStyle w:val="ListParagraph"/>
+        <w:numPr>
+          <w:ilvl w:val="0"/>
+          <w:numId w:val="8"/>
+        </w:numPr>
+        <w:rPr>
+          <w:lang w:val="en-US"/>
+        </w:rPr>
+      </w:pPr>
+      <w:r>
+        <w:rPr>
+          <w:lang w:val="en-US"/>
+        </w:rPr>
+        <w:t>“Confidential”?</w:t>
+      </w:r>
+    </w:p>
+    <w:p>
+      <w:pPr>
+        <w:pStyle w:val="ListParagraph"/>
+        <w:numPr>
+          <w:ilvl w:val="0"/>
+          <w:numId w:val="2"/>
+        </w:numPr>
+        <w:rPr>
+          <w:lang w:val="en-US"/>
+        </w:rPr>
+      </w:pPr>
+      <w:r>
+        <w:rPr>
+          <w:lang w:val="en-US"/>
+        </w:rPr>
+        <w:t>Bí mật (tài khoản)</w:t>
+      </w:r>
+    </w:p>
+    <w:p>
+      <w:pPr>
+        <w:pStyle w:val="ListParagraph"/>
+        <w:numPr>
+          <w:ilvl w:val="0"/>
+          <w:numId w:val="8"/>
+        </w:numPr>
+        <w:rPr>
+          <w:lang w:val="en-US"/>
+        </w:rPr>
+      </w:pPr>
+      <w:r>
+        <w:rPr>
+          <w:lang w:val="en-US"/>
+        </w:rPr>
+        <w:t>“Decent”?</w:t>
+      </w:r>
+    </w:p>
+    <w:p>
+      <w:pPr>
+        <w:pStyle w:val="ListParagraph"/>
+        <w:numPr>
+          <w:ilvl w:val="0"/>
+          <w:numId w:val="2"/>
+        </w:numPr>
+        <w:rPr>
+          <w:lang w:val="en-US"/>
+        </w:rPr>
+      </w:pPr>
+      <w:r>
+        <w:rPr>
+          <w:lang w:val="en-US"/>
+        </w:rPr>
+        <w:t>Lịch sự</w:t>
+      </w:r>
+    </w:p>
+    <w:p>
+      <w:pPr>
+        <w:pStyle w:val="ListParagraph"/>
+        <w:numPr>
+          <w:ilvl w:val="0"/>
+          <w:numId w:val="8"/>
+        </w:numPr>
+        <w:rPr>
+          <w:lang w:val="en-US"/>
+        </w:rPr>
+      </w:pPr>
+      <w:r>
+        <w:rPr>
+          <w:lang w:val="en-US"/>
+        </w:rPr>
+        <w:t>“Uplifting”?</w:t>
+      </w:r>
+    </w:p>
+    <w:p>
+      <w:pPr>
+        <w:pStyle w:val="ListParagraph"/>
+        <w:numPr>
+          <w:ilvl w:val="0"/>
+          <w:numId w:val="2"/>
+        </w:numPr>
+        <w:rPr>
+          <w:lang w:val="en-US"/>
+        </w:rPr>
+      </w:pPr>
+      <w:r>
+        <w:rPr>
+          <w:lang w:val="en-US"/>
+        </w:rPr>
+        <w:t>Truyền cảm hứng (1 câu chuyện)</w:t>
+      </w:r>
+    </w:p>
+    <w:p>
+      <w:pPr>
+        <w:rPr>
+          <w:lang w:val="en-US"/>
+        </w:rPr>
+      </w:pPr>
+    </w:p>
+    <w:p>
+      <w:pPr>
+        <w:rPr>
+          <w:lang w:val="en-US"/>
+        </w:rPr>
+      </w:pPr>
+      <w:r>
+        <w:rPr>
+          <w:lang w:val="en-US"/>
+        </w:rPr>
+        <w:t>Action – Hành Động:</w:t>
+      </w:r>
+    </w:p>
+    <w:p>
+      <w:pPr>
+        <w:pStyle w:val="ListParagraph"/>
+        <w:numPr>
+          <w:ilvl w:val="0"/>
+          <w:numId w:val="11"/>
+        </w:numPr>
+        <w:rPr>
+          <w:lang w:val="en-US"/>
+        </w:rPr>
+      </w:pPr>
+      <w:r>
+        <w:rPr>
+          <w:lang w:val="en-US"/>
+        </w:rPr>
+        <w:t>“Inflict”?</w:t>
+      </w:r>
+    </w:p>
+    <w:p>
+      <w:pPr>
+        <w:pStyle w:val="ListParagraph"/>
+        <w:numPr>
+          <w:ilvl w:val="0"/>
+          <w:numId w:val="2"/>
+        </w:numPr>
+        <w:rPr>
+          <w:lang w:val="en-US"/>
+        </w:rPr>
+      </w:pPr>
+      <w:r>
+        <w:rPr>
+          <w:lang w:val="en-US"/>
+        </w:rPr>
+        <w:t>Gây ra (thiệt hại)</w:t>
+      </w:r>
+    </w:p>
+    <w:p>
+      <w:pPr>
+        <w:pStyle w:val="ListParagraph"/>
+        <w:numPr>
+          <w:ilvl w:val="0"/>
+          <w:numId w:val="11"/>
+        </w:numPr>
+        <w:rPr>
+          <w:lang w:val="en-US"/>
+        </w:rPr>
+      </w:pPr>
+      <w:r>
+        <w:rPr>
+          <w:lang w:val="en-US"/>
+        </w:rPr>
+        <w:t>“Rejuvenate”?</w:t>
+      </w:r>
+    </w:p>
+    <w:p>
+      <w:pPr>
+        <w:pStyle w:val="ListParagraph"/>
+        <w:numPr>
+          <w:ilvl w:val="0"/>
+          <w:numId w:val="2"/>
+        </w:numPr>
+        <w:rPr>
+          <w:lang w:val="en-US"/>
+        </w:rPr>
+      </w:pPr>
+      <w:r>
+        <w:rPr>
+          <w:lang w:val="en-US"/>
+        </w:rPr>
+        <w:t>Làm trẻ lại (1 cái gì đó)</w:t>
+      </w:r>
+    </w:p>
+    <w:p>
+      <w:pPr>
+        <w:pStyle w:val="ListParagraph"/>
+        <w:numPr>
+          <w:ilvl w:val="0"/>
+          <w:numId w:val="11"/>
+        </w:numPr>
+        <w:rPr>
+          <w:lang w:val="en-US"/>
+        </w:rPr>
+      </w:pPr>
+      <w:r>
+        <w:rPr>
+          <w:lang w:val="en-US"/>
+        </w:rPr>
+        <w:t>“Deed”?</w:t>
+      </w:r>
+    </w:p>
+    <w:p>
+      <w:pPr>
+        <w:pStyle w:val="ListParagraph"/>
+        <w:numPr>
+          <w:ilvl w:val="0"/>
+          <w:numId w:val="2"/>
+        </w:numPr>
+        <w:rPr>
+          <w:lang w:val="en-US"/>
+        </w:rPr>
+      </w:pPr>
+      <w:r>
+        <w:rPr>
+          <w:lang w:val="en-US"/>
+        </w:rPr>
+        <w:t>Hành động (tốt xấu)</w:t>
+      </w:r>
+    </w:p>
+    <w:p>
+      <w:pPr>
+        <w:pStyle w:val="ListParagraph"/>
+        <w:numPr>
+          <w:ilvl w:val="0"/>
+          <w:numId w:val="11"/>
+        </w:numPr>
+        <w:rPr>
+          <w:lang w:val="en-US"/>
+        </w:rPr>
+      </w:pPr>
+      <w:r>
+        <w:rPr>
+          <w:lang w:val="en-US"/>
+        </w:rPr>
+        <w:t>“Hypnotize”?</w:t>
+      </w:r>
+    </w:p>
+    <w:p>
+      <w:pPr>
+        <w:pStyle w:val="ListParagraph"/>
+        <w:numPr>
+          <w:ilvl w:val="0"/>
+          <w:numId w:val="2"/>
+        </w:numPr>
+        <w:rPr>
+          <w:lang w:val="en-US"/>
+        </w:rPr>
+      </w:pPr>
+      <w:r>
+        <w:rPr>
+          <w:lang w:val="en-US"/>
+        </w:rPr>
+        <w:t>Thôi miên (ai đó)</w:t>
+      </w:r>
+    </w:p>
+    <w:p>
+      <w:pPr>
+        <w:pStyle w:val="ListParagraph"/>
+        <w:numPr>
+          <w:ilvl w:val="0"/>
+          <w:numId w:val="11"/>
+        </w:numPr>
+        <w:rPr>
+          <w:lang w:val="en-US"/>
+        </w:rPr>
+      </w:pPr>
+      <w:r>
+        <w:rPr>
+          <w:lang w:val="en-US"/>
+        </w:rPr>
+        <w:t>“Retain”?</w:t>
+      </w:r>
+    </w:p>
+    <w:p>
+      <w:pPr>
+        <w:pStyle w:val="ListParagraph"/>
+        <w:numPr>
+          <w:ilvl w:val="0"/>
+          <w:numId w:val="2"/>
+        </w:numPr>
+        <w:rPr>
+          <w:lang w:val="en-US"/>
+        </w:rPr>
+      </w:pPr>
+      <w:r>
+        <w:rPr>
+          <w:lang w:val="en-US"/>
+        </w:rPr>
+        <w:t>Níu giữ (1 cái gì đó để nó không mất đi)</w:t>
+      </w:r>
+    </w:p>
+    <w:p>
+      <w:pPr>
+        <w:pStyle w:val="ListParagraph"/>
+        <w:numPr>
+          <w:ilvl w:val="0"/>
+          <w:numId w:val="11"/>
+        </w:numPr>
+        <w:rPr>
+          <w:lang w:val="en-US"/>
+        </w:rPr>
+      </w:pPr>
+      <w:r>
+        <w:rPr>
+          <w:lang w:val="en-US"/>
+        </w:rPr>
+        <w:t>“Annotate”?</w:t>
+      </w:r>
+    </w:p>
+    <w:p>
+      <w:pPr>
+        <w:pStyle w:val="ListParagraph"/>
+        <w:numPr>
+          <w:ilvl w:val="0"/>
+          <w:numId w:val="2"/>
+        </w:numPr>
+        <w:rPr>
+          <w:lang w:val="en-US"/>
+        </w:rPr>
+      </w:pPr>
+      <w:r>
+        <w:rPr>
+          <w:lang w:val="en-US"/>
+        </w:rPr>
+        <w:t>Ghi chú</w:t>
+      </w:r>
+    </w:p>
+    <w:p>
+      <w:pPr>
+        <w:pStyle w:val="ListParagraph"/>
+        <w:numPr>
+          <w:ilvl w:val="0"/>
+          <w:numId w:val="11"/>
+        </w:numPr>
+        <w:rPr>
+          <w:lang w:val="en-US"/>
+        </w:rPr>
+      </w:pPr>
+      <w:r>
+        <w:rPr>
+          <w:lang w:val="en-US"/>
+        </w:rPr>
+        <w:t>“Facilitate”?</w:t>
+      </w:r>
+    </w:p>
+    <w:p>
+      <w:pPr>
+        <w:pStyle w:val="ListParagraph"/>
+        <w:numPr>
+          <w:ilvl w:val="0"/>
+          <w:numId w:val="2"/>
+        </w:numPr>
+        <w:rPr>
+          <w:lang w:val="en-US"/>
+        </w:rPr>
+      </w:pPr>
+      <w:r>
+        <w:rPr>
+          <w:lang w:val="en-US"/>
+        </w:rPr>
+        <w:t>Làm cho dễ thở hơn (1 việc gì đó)</w:t>
+      </w:r>
+    </w:p>
+    <w:p>
+      <w:pPr>
+        <w:pStyle w:val="ListParagraph"/>
+        <w:numPr>
+          <w:ilvl w:val="0"/>
+          <w:numId w:val="11"/>
+        </w:numPr>
+        <w:rPr>
+          <w:lang w:val="en-US"/>
+        </w:rPr>
+      </w:pPr>
+      <w:r>
+        <w:rPr>
+          <w:lang w:val="en-US"/>
+        </w:rPr>
+        <w:t>“Grasp”?</w:t>
+      </w:r>
+    </w:p>
+    <w:p>
+      <w:pPr>
+        <w:pStyle w:val="ListParagraph"/>
+        <w:numPr>
+          <w:ilvl w:val="0"/>
+          <w:numId w:val="2"/>
+        </w:numPr>
+        <w:rPr>
+          <w:lang w:val="en-US"/>
+        </w:rPr>
+      </w:pPr>
+      <w:r>
+        <w:rPr>
+          <w:lang w:val="en-US"/>
+        </w:rPr>
+        <w:t>Nắm chặt</w:t>
+      </w:r>
+    </w:p>
+    <w:p>
+      <w:pPr>
+        <w:pStyle w:val="ListParagraph"/>
+        <w:numPr>
+          <w:ilvl w:val="0"/>
+          <w:numId w:val="11"/>
+        </w:numPr>
+        <w:rPr>
+          <w:lang w:val="en-US"/>
+        </w:rPr>
+      </w:pPr>
+      <w:r>
+        <w:rPr>
+          <w:lang w:val="en-US"/>
+        </w:rPr>
+        <w:t>“Plague”?</w:t>
+      </w:r>
+    </w:p>
+    <w:p>
+      <w:pPr>
+        <w:pStyle w:val="ListParagraph"/>
+        <w:numPr>
+          <w:ilvl w:val="0"/>
+          <w:numId w:val="2"/>
+        </w:numPr>
+        <w:rPr>
+          <w:lang w:val="en-US"/>
+        </w:rPr>
+      </w:pPr>
+      <w:r>
+        <w:rPr>
+          <w:lang w:val="en-US"/>
+        </w:rPr>
+        <w:t>Gây đau khổ (cho ai đó)</w:t>
+      </w:r>
+    </w:p>
+    <w:p>
+      <w:pPr>
+        <w:pStyle w:val="ListParagraph"/>
+        <w:numPr>
+          <w:ilvl w:val="0"/>
+          <w:numId w:val="11"/>
+        </w:numPr>
+        <w:rPr>
+          <w:lang w:val="en-US"/>
+        </w:rPr>
+      </w:pPr>
+      <w:r>
+        <w:rPr>
+          <w:lang w:val="en-US"/>
+        </w:rPr>
+        <w:t>“Dictate”?</w:t>
+      </w:r>
+    </w:p>
+    <w:p>
+      <w:pPr>
+        <w:pStyle w:val="ListParagraph"/>
+        <w:numPr>
+          <w:ilvl w:val="0"/>
+          <w:numId w:val="2"/>
+        </w:numPr>
+        <w:rPr>
+          <w:lang w:val="en-US"/>
+        </w:rPr>
+      </w:pPr>
+      <w:r>
+        <w:rPr>
+          <w:lang w:val="en-US"/>
+        </w:rPr>
+        <w:t>Quyết định</w:t>
+      </w:r>
+      <w:r>
+        <w:rPr>
+          <w:lang w:val="en-US"/>
+        </w:rPr>
+        <w:t xml:space="preserve"> (tương lai hay gì đó)</w:t>
+      </w:r>
+    </w:p>
+    <w:p>
+      <w:pPr>
+        <w:pStyle w:val="ListParagraph"/>
+        <w:numPr>
+          <w:ilvl w:val="0"/>
+          <w:numId w:val="11"/>
+        </w:numPr>
+        <w:rPr>
+          <w:lang w:val="en-US"/>
+        </w:rPr>
+      </w:pPr>
+      <w:r>
+        <w:rPr>
+          <w:lang w:val="en-US"/>
+        </w:rPr>
+        <w:t>“Reservation”?</w:t>
+      </w:r>
+    </w:p>
+    <w:p>
+      <w:pPr>
+        <w:pStyle w:val="ListParagraph"/>
+        <w:numPr>
+          <w:ilvl w:val="0"/>
+          <w:numId w:val="2"/>
+        </w:numPr>
+        <w:rPr>
+          <w:lang w:val="en-US"/>
+        </w:rPr>
+      </w:pPr>
+      <w:r>
+        <w:rPr>
+          <w:lang w:val="en-US"/>
+        </w:rPr>
         <w:lastRenderedPageBreak/>
-        <w:t>“Underprepared”?</w:t>
-      </w:r>
-    </w:p>
-    <w:p>
-      <w:pPr>
-        <w:pStyle w:val="ListParagraph"/>
-        <w:numPr>
-          <w:ilvl w:val="0"/>
-          <w:numId w:val="2"/>
-        </w:numPr>
-        <w:rPr>
-          <w:lang w:val="en-US"/>
-        </w:rPr>
-      </w:pPr>
-      <w:r>
-        <w:rPr>
-          <w:lang w:val="en-US"/>
-        </w:rPr>
-        <w:t>Chưa chuẩn bị trước</w:t>
-      </w:r>
-    </w:p>
-    <w:p>
-      <w:pPr>
-        <w:pStyle w:val="ListParagraph"/>
-        <w:numPr>
-          <w:ilvl w:val="0"/>
-          <w:numId w:val="8"/>
-        </w:numPr>
-        <w:rPr>
-          <w:lang w:val="en-US"/>
-        </w:rPr>
-      </w:pPr>
-      <w:r>
-        <w:rPr>
-          <w:lang w:val="en-US"/>
-        </w:rPr>
-        <w:t>“Compromise”?</w:t>
-      </w:r>
-    </w:p>
-    <w:p>
-      <w:pPr>
-        <w:pStyle w:val="ListParagraph"/>
-        <w:numPr>
-          <w:ilvl w:val="0"/>
-          <w:numId w:val="2"/>
-        </w:numPr>
-        <w:rPr>
-          <w:lang w:val="en-US"/>
-        </w:rPr>
-      </w:pPr>
-      <w:r>
-        <w:rPr>
-          <w:lang w:val="en-US"/>
-        </w:rPr>
-        <w:t>Thỏa hiệp</w:t>
-      </w:r>
-    </w:p>
-    <w:p>
-      <w:pPr>
-        <w:pStyle w:val="ListParagraph"/>
-        <w:numPr>
-          <w:ilvl w:val="0"/>
-          <w:numId w:val="8"/>
-        </w:numPr>
-        <w:rPr>
-          <w:lang w:val="en-US"/>
-        </w:rPr>
-      </w:pPr>
-      <w:r>
-        <w:rPr>
-          <w:lang w:val="en-US"/>
-        </w:rPr>
-        <w:t>“Assure”?</w:t>
-      </w:r>
-    </w:p>
-    <w:p>
-      <w:pPr>
-        <w:pStyle w:val="ListParagraph"/>
-        <w:numPr>
-          <w:ilvl w:val="0"/>
-          <w:numId w:val="2"/>
-        </w:numPr>
-        <w:rPr>
-          <w:lang w:val="en-US"/>
-        </w:rPr>
-      </w:pPr>
-      <w:r>
-        <w:rPr>
-          <w:lang w:val="en-US"/>
-        </w:rPr>
-        <w:t>Khẳng định</w:t>
-      </w:r>
-    </w:p>
-    <w:p>
-      <w:pPr>
-        <w:pStyle w:val="ListParagraph"/>
-        <w:numPr>
-          <w:ilvl w:val="0"/>
-          <w:numId w:val="8"/>
-        </w:numPr>
-        <w:rPr>
-          <w:lang w:val="en-US"/>
-        </w:rPr>
-      </w:pPr>
-      <w:r>
-        <w:rPr>
-          <w:lang w:val="en-US"/>
-        </w:rPr>
-        <w:t>“Abide By”?</w:t>
-      </w:r>
-    </w:p>
-    <w:p>
-      <w:pPr>
-        <w:pStyle w:val="ListParagraph"/>
-        <w:numPr>
-          <w:ilvl w:val="0"/>
-          <w:numId w:val="2"/>
-        </w:numPr>
-        <w:rPr>
-          <w:lang w:val="en-US"/>
-        </w:rPr>
-      </w:pPr>
-      <w:r>
-        <w:rPr>
-          <w:lang w:val="en-US"/>
-        </w:rPr>
-        <w:t>Chịu những quy tắc của (trườ</w:t>
-      </w:r>
-      <w:r>
-        <w:rPr>
-          <w:lang w:val="en-US"/>
-        </w:rPr>
-        <w:t>ng</w:t>
-      </w:r>
-      <w:r>
-        <w:rPr>
-          <w:lang w:val="en-US"/>
-        </w:rPr>
-        <w:t>)</w:t>
-      </w:r>
-    </w:p>
-    <w:p>
-      <w:pPr>
-        <w:pStyle w:val="ListParagraph"/>
-        <w:numPr>
-          <w:ilvl w:val="0"/>
-          <w:numId w:val="8"/>
-        </w:numPr>
-        <w:rPr>
-          <w:lang w:val="en-US"/>
-        </w:rPr>
-      </w:pPr>
-      <w:r>
-        <w:rPr>
-          <w:lang w:val="en-US"/>
-        </w:rPr>
-        <w:t>“Compelling”?</w:t>
-      </w:r>
-    </w:p>
-    <w:p>
-      <w:pPr>
-        <w:pStyle w:val="ListParagraph"/>
-        <w:numPr>
-          <w:ilvl w:val="0"/>
-          <w:numId w:val="2"/>
-        </w:numPr>
-        <w:rPr>
-          <w:lang w:val="en-US"/>
-        </w:rPr>
-      </w:pPr>
-      <w:r>
-        <w:rPr>
-          <w:lang w:val="en-US"/>
-        </w:rPr>
-        <w:t>Cực hấp dẫn</w:t>
-      </w:r>
-    </w:p>
-    <w:p>
-      <w:pPr>
-        <w:rPr>
-          <w:lang w:val="en-US"/>
-        </w:rPr>
-      </w:pPr>
-    </w:p>
-    <w:p>
-      <w:pPr>
-        <w:rPr>
-          <w:lang w:val="en-US"/>
-        </w:rPr>
-      </w:pPr>
-      <w:r>
-        <w:rPr>
-          <w:lang w:val="en-US"/>
-        </w:rPr>
-        <w:t>Action – Hành Động:</w:t>
+        <w:t>Sự đặt (phòng, bữa tối)</w:t>
       </w:r>
     </w:p>
     <w:p>
@@ -2573,25 +3156,25 @@
         <w:rPr>
           <w:lang w:val="en-US"/>
         </w:rPr>
-        <w:t>“Inflict”?</w:t>
-      </w:r>
-    </w:p>
-    <w:p>
-      <w:pPr>
-        <w:pStyle w:val="ListParagraph"/>
-        <w:numPr>
-          <w:ilvl w:val="0"/>
-          <w:numId w:val="2"/>
-        </w:numPr>
-        <w:rPr>
-          <w:lang w:val="en-US"/>
-        </w:rPr>
-      </w:pPr>
-      <w:r>
-        <w:rPr>
-          <w:lang w:val="en-US"/>
-        </w:rPr>
-        <w:t>Gây ra (thiệt hại)</w:t>
+        <w:t>“Engage”?</w:t>
+      </w:r>
+    </w:p>
+    <w:p>
+      <w:pPr>
+        <w:pStyle w:val="ListParagraph"/>
+        <w:numPr>
+          <w:ilvl w:val="0"/>
+          <w:numId w:val="2"/>
+        </w:numPr>
+        <w:rPr>
+          <w:lang w:val="en-US"/>
+        </w:rPr>
+      </w:pPr>
+      <w:r>
+        <w:rPr>
+          <w:lang w:val="en-US"/>
+        </w:rPr>
+        <w:t>Có mặt (tại công việc nào đó)</w:t>
       </w:r>
     </w:p>
     <w:p>
@@ -2609,25 +3192,25 @@
         <w:rPr>
           <w:lang w:val="en-US"/>
         </w:rPr>
-        <w:t>“Rejuvenate”?</w:t>
-      </w:r>
-    </w:p>
-    <w:p>
-      <w:pPr>
-        <w:pStyle w:val="ListParagraph"/>
-        <w:numPr>
-          <w:ilvl w:val="0"/>
-          <w:numId w:val="2"/>
-        </w:numPr>
-        <w:rPr>
-          <w:lang w:val="en-US"/>
-        </w:rPr>
-      </w:pPr>
-      <w:r>
-        <w:rPr>
-          <w:lang w:val="en-US"/>
-        </w:rPr>
-        <w:t>Làm trẻ lại (1 cái gì đó)</w:t>
+        <w:t>“Dispute”?</w:t>
+      </w:r>
+    </w:p>
+    <w:p>
+      <w:pPr>
+        <w:pStyle w:val="ListParagraph"/>
+        <w:numPr>
+          <w:ilvl w:val="0"/>
+          <w:numId w:val="2"/>
+        </w:numPr>
+        <w:rPr>
+          <w:lang w:val="en-US"/>
+        </w:rPr>
+      </w:pPr>
+      <w:r>
+        <w:rPr>
+          <w:lang w:val="en-US"/>
+        </w:rPr>
+        <w:t>Tranh luận gay gắt</w:t>
       </w:r>
     </w:p>
     <w:p>
@@ -2645,25 +3228,25 @@
         <w:rPr>
           <w:lang w:val="en-US"/>
         </w:rPr>
-        <w:t>“Deed”?</w:t>
-      </w:r>
-    </w:p>
-    <w:p>
-      <w:pPr>
-        <w:pStyle w:val="ListParagraph"/>
-        <w:numPr>
-          <w:ilvl w:val="0"/>
-          <w:numId w:val="2"/>
-        </w:numPr>
-        <w:rPr>
-          <w:lang w:val="en-US"/>
-        </w:rPr>
-      </w:pPr>
-      <w:r>
-        <w:rPr>
-          <w:lang w:val="en-US"/>
-        </w:rPr>
-        <w:t>Hành động (tốt xấu)</w:t>
+        <w:t>“Promote”?</w:t>
+      </w:r>
+    </w:p>
+    <w:p>
+      <w:pPr>
+        <w:pStyle w:val="ListParagraph"/>
+        <w:numPr>
+          <w:ilvl w:val="0"/>
+          <w:numId w:val="2"/>
+        </w:numPr>
+        <w:rPr>
+          <w:lang w:val="en-US"/>
+        </w:rPr>
+      </w:pPr>
+      <w:r>
+        <w:rPr>
+          <w:lang w:val="en-US"/>
+        </w:rPr>
+        <w:t>Cổ động</w:t>
       </w:r>
     </w:p>
     <w:p>
@@ -2681,355 +3264,25 @@
         <w:rPr>
           <w:lang w:val="en-US"/>
         </w:rPr>
-        <w:t>“Hypnotize”?</w:t>
-      </w:r>
-    </w:p>
-    <w:p>
-      <w:pPr>
-        <w:pStyle w:val="ListParagraph"/>
-        <w:numPr>
-          <w:ilvl w:val="0"/>
-          <w:numId w:val="2"/>
-        </w:numPr>
-        <w:rPr>
-          <w:lang w:val="en-US"/>
-        </w:rPr>
-      </w:pPr>
-      <w:r>
-        <w:rPr>
-          <w:lang w:val="en-US"/>
-        </w:rPr>
-        <w:t>Thôi miên (ai đó)</w:t>
-      </w:r>
-    </w:p>
-    <w:p>
-      <w:pPr>
-        <w:pStyle w:val="ListParagraph"/>
-        <w:numPr>
-          <w:ilvl w:val="0"/>
-          <w:numId w:val="11"/>
-        </w:numPr>
-        <w:rPr>
-          <w:lang w:val="en-US"/>
-        </w:rPr>
-      </w:pPr>
-      <w:r>
-        <w:rPr>
-          <w:lang w:val="en-US"/>
-        </w:rPr>
-        <w:t>“Retain”?</w:t>
-      </w:r>
-    </w:p>
-    <w:p>
-      <w:pPr>
-        <w:pStyle w:val="ListParagraph"/>
-        <w:numPr>
-          <w:ilvl w:val="0"/>
-          <w:numId w:val="2"/>
-        </w:numPr>
-        <w:rPr>
-          <w:lang w:val="en-US"/>
-        </w:rPr>
-      </w:pPr>
-      <w:r>
-        <w:rPr>
-          <w:lang w:val="en-US"/>
-        </w:rPr>
-        <w:t>Níu giữ (1 cái gì đó để nó không mất đi)</w:t>
-      </w:r>
-    </w:p>
-    <w:p>
-      <w:pPr>
-        <w:pStyle w:val="ListParagraph"/>
-        <w:numPr>
-          <w:ilvl w:val="0"/>
-          <w:numId w:val="11"/>
-        </w:numPr>
-        <w:rPr>
-          <w:lang w:val="en-US"/>
-        </w:rPr>
-      </w:pPr>
-      <w:r>
-        <w:rPr>
-          <w:lang w:val="en-US"/>
-        </w:rPr>
-        <w:t>“Annotate”?</w:t>
-      </w:r>
-    </w:p>
-    <w:p>
-      <w:pPr>
-        <w:pStyle w:val="ListParagraph"/>
-        <w:numPr>
-          <w:ilvl w:val="0"/>
-          <w:numId w:val="2"/>
-        </w:numPr>
-        <w:rPr>
-          <w:lang w:val="en-US"/>
-        </w:rPr>
-      </w:pPr>
-      <w:r>
-        <w:rPr>
-          <w:lang w:val="en-US"/>
-        </w:rPr>
-        <w:t>Ghi chú</w:t>
-      </w:r>
-    </w:p>
-    <w:p>
-      <w:pPr>
-        <w:pStyle w:val="ListParagraph"/>
-        <w:numPr>
-          <w:ilvl w:val="0"/>
-          <w:numId w:val="11"/>
-        </w:numPr>
-        <w:rPr>
-          <w:lang w:val="en-US"/>
-        </w:rPr>
-      </w:pPr>
-      <w:r>
-        <w:rPr>
-          <w:lang w:val="en-US"/>
-        </w:rPr>
-        <w:t>“Facilitate”?</w:t>
-      </w:r>
-    </w:p>
-    <w:p>
-      <w:pPr>
-        <w:pStyle w:val="ListParagraph"/>
-        <w:numPr>
-          <w:ilvl w:val="0"/>
-          <w:numId w:val="2"/>
-        </w:numPr>
-        <w:rPr>
-          <w:lang w:val="en-US"/>
-        </w:rPr>
-      </w:pPr>
-      <w:r>
-        <w:rPr>
-          <w:lang w:val="en-US"/>
-        </w:rPr>
-        <w:t>Làm cho dễ thở hơn (1 việc gì đó)</w:t>
-      </w:r>
-    </w:p>
-    <w:p>
-      <w:pPr>
-        <w:pStyle w:val="ListParagraph"/>
-        <w:numPr>
-          <w:ilvl w:val="0"/>
-          <w:numId w:val="11"/>
-        </w:numPr>
-        <w:rPr>
-          <w:lang w:val="en-US"/>
-        </w:rPr>
-      </w:pPr>
-      <w:r>
-        <w:rPr>
-          <w:lang w:val="en-US"/>
-        </w:rPr>
-        <w:t>“Grasp”?</w:t>
-      </w:r>
-    </w:p>
-    <w:p>
-      <w:pPr>
-        <w:pStyle w:val="ListParagraph"/>
-        <w:numPr>
-          <w:ilvl w:val="0"/>
-          <w:numId w:val="2"/>
-        </w:numPr>
-        <w:rPr>
-          <w:lang w:val="en-US"/>
-        </w:rPr>
-      </w:pPr>
-      <w:r>
-        <w:rPr>
-          <w:lang w:val="en-US"/>
-        </w:rPr>
-        <w:t>Nắm chặt</w:t>
-      </w:r>
-    </w:p>
-    <w:p>
-      <w:pPr>
-        <w:pStyle w:val="ListParagraph"/>
-        <w:numPr>
-          <w:ilvl w:val="0"/>
-          <w:numId w:val="11"/>
-        </w:numPr>
-        <w:rPr>
-          <w:lang w:val="en-US"/>
-        </w:rPr>
-      </w:pPr>
-      <w:r>
-        <w:rPr>
-          <w:lang w:val="en-US"/>
-        </w:rPr>
-        <w:t>“Plague”?</w:t>
-      </w:r>
-    </w:p>
-    <w:p>
-      <w:pPr>
-        <w:pStyle w:val="ListParagraph"/>
-        <w:numPr>
-          <w:ilvl w:val="0"/>
-          <w:numId w:val="2"/>
-        </w:numPr>
-        <w:rPr>
-          <w:lang w:val="en-US"/>
-        </w:rPr>
-      </w:pPr>
-      <w:r>
-        <w:rPr>
-          <w:lang w:val="en-US"/>
-        </w:rPr>
-        <w:t>Gây đau khổ (cho ai đó)</w:t>
-      </w:r>
-    </w:p>
-    <w:p>
-      <w:pPr>
-        <w:pStyle w:val="ListParagraph"/>
-        <w:numPr>
-          <w:ilvl w:val="0"/>
-          <w:numId w:val="11"/>
-        </w:numPr>
-        <w:rPr>
-          <w:lang w:val="en-US"/>
-        </w:rPr>
-      </w:pPr>
-      <w:r>
-        <w:rPr>
-          <w:lang w:val="en-US"/>
-        </w:rPr>
-        <w:t>“Dictate”?</w:t>
-      </w:r>
-    </w:p>
-    <w:p>
-      <w:pPr>
-        <w:pStyle w:val="ListParagraph"/>
-        <w:numPr>
-          <w:ilvl w:val="0"/>
-          <w:numId w:val="2"/>
-        </w:numPr>
-        <w:rPr>
-          <w:lang w:val="en-US"/>
-        </w:rPr>
-      </w:pPr>
-      <w:r>
-        <w:rPr>
-          <w:lang w:val="en-US"/>
-        </w:rPr>
-        <w:t>Quyết định</w:t>
-      </w:r>
-      <w:r>
-        <w:rPr>
-          <w:lang w:val="en-US"/>
-        </w:rPr>
-        <w:t xml:space="preserve"> (tương lai hay gì đó)</w:t>
-      </w:r>
-    </w:p>
-    <w:p>
-      <w:pPr>
-        <w:pStyle w:val="ListParagraph"/>
-        <w:numPr>
-          <w:ilvl w:val="0"/>
-          <w:numId w:val="11"/>
-        </w:numPr>
-        <w:rPr>
-          <w:lang w:val="en-US"/>
-        </w:rPr>
-      </w:pPr>
-      <w:r>
-        <w:rPr>
-          <w:lang w:val="en-US"/>
-        </w:rPr>
-        <w:t>“Reservation”?</w:t>
-      </w:r>
-    </w:p>
-    <w:p>
-      <w:pPr>
-        <w:pStyle w:val="ListParagraph"/>
-        <w:numPr>
-          <w:ilvl w:val="0"/>
-          <w:numId w:val="2"/>
-        </w:numPr>
-        <w:rPr>
-          <w:lang w:val="en-US"/>
-        </w:rPr>
-      </w:pPr>
-      <w:r>
-        <w:rPr>
-          <w:lang w:val="en-US"/>
-        </w:rPr>
-        <w:t>Sự đặt (phòng, bữa tối)</w:t>
-      </w:r>
-    </w:p>
-    <w:p>
-      <w:pPr>
-        <w:pStyle w:val="ListParagraph"/>
-        <w:numPr>
-          <w:ilvl w:val="0"/>
-          <w:numId w:val="11"/>
-        </w:numPr>
-        <w:rPr>
-          <w:lang w:val="en-US"/>
-        </w:rPr>
-      </w:pPr>
-      <w:r>
-        <w:rPr>
-          <w:lang w:val="en-US"/>
-        </w:rPr>
-        <w:t>“Engage”?</w:t>
-      </w:r>
-    </w:p>
-    <w:p>
-      <w:pPr>
-        <w:pStyle w:val="ListParagraph"/>
-        <w:numPr>
-          <w:ilvl w:val="0"/>
-          <w:numId w:val="2"/>
-        </w:numPr>
-        <w:rPr>
-          <w:lang w:val="en-US"/>
-        </w:rPr>
-      </w:pPr>
-      <w:r>
-        <w:rPr>
-          <w:lang w:val="en-US"/>
-        </w:rPr>
-        <w:t>Có mặt (tại công việc nào đó)</w:t>
-      </w:r>
-    </w:p>
-    <w:p>
-      <w:pPr>
-        <w:pStyle w:val="ListParagraph"/>
-        <w:numPr>
-          <w:ilvl w:val="0"/>
-          <w:numId w:val="11"/>
-        </w:numPr>
-        <w:rPr>
-          <w:lang w:val="en-US"/>
-        </w:rPr>
-      </w:pPr>
-      <w:r>
-        <w:rPr>
-          <w:lang w:val="en-US"/>
-        </w:rPr>
-        <w:t>“Dispute”?</w:t>
-      </w:r>
-    </w:p>
-    <w:p>
-      <w:pPr>
-        <w:pStyle w:val="ListParagraph"/>
-        <w:numPr>
-          <w:ilvl w:val="0"/>
-          <w:numId w:val="2"/>
-        </w:numPr>
-        <w:rPr>
-          <w:lang w:val="en-US"/>
-        </w:rPr>
-      </w:pPr>
-      <w:r>
-        <w:rPr>
-          <w:lang w:val="en-US"/>
-        </w:rPr>
-        <w:t>Tranh luận gay gắt</w:t>
+        <w:t>“Complement”?</w:t>
+      </w:r>
+    </w:p>
+    <w:p>
+      <w:pPr>
+        <w:pStyle w:val="ListParagraph"/>
+        <w:numPr>
+          <w:ilvl w:val="0"/>
+          <w:numId w:val="2"/>
+        </w:numPr>
+        <w:rPr>
+          <w:lang w:val="en-US"/>
+        </w:rPr>
+      </w:pPr>
+      <w:r>
+        <w:rPr>
+          <w:lang w:val="en-US"/>
+        </w:rPr>
+        <w:t>Tô điểm (làm thứ gì đó tốt hơn)</w:t>
       </w:r>
     </w:p>
     <w:p>
@@ -3121,324 +3374,602 @@
         <w:rPr>
           <w:lang w:val="en-US"/>
         </w:rPr>
+        <w:t>Ở lâu dài (đâu đó)</w:t>
+      </w:r>
+    </w:p>
+    <w:p>
+      <w:pPr>
+        <w:rPr>
+          <w:lang w:val="en-US"/>
+        </w:rPr>
+      </w:pPr>
+    </w:p>
+    <w:p>
+      <w:pPr>
+        <w:rPr>
+          <w:lang w:val="en-US"/>
+        </w:rPr>
+      </w:pPr>
+      <w:r>
+        <w:rPr>
+          <w:lang w:val="en-US"/>
+        </w:rPr>
+        <w:t>Human – Con Người:</w:t>
+      </w:r>
+    </w:p>
+    <w:p>
+      <w:pPr>
+        <w:pStyle w:val="ListParagraph"/>
+        <w:numPr>
+          <w:ilvl w:val="0"/>
+          <w:numId w:val="9"/>
+        </w:numPr>
+        <w:rPr>
+          <w:lang w:val="en-US"/>
+        </w:rPr>
+      </w:pPr>
+      <w:r>
+        <w:rPr>
+          <w:lang w:val="en-US"/>
+        </w:rPr>
+        <w:t>“Mental”?</w:t>
+      </w:r>
+    </w:p>
+    <w:p>
+      <w:pPr>
+        <w:pStyle w:val="ListParagraph"/>
+        <w:numPr>
+          <w:ilvl w:val="0"/>
+          <w:numId w:val="2"/>
+        </w:numPr>
+        <w:rPr>
+          <w:lang w:val="en-US"/>
+        </w:rPr>
+      </w:pPr>
+      <w:r>
+        <w:rPr>
+          <w:lang w:val="en-US"/>
+        </w:rPr>
+        <w:t>Tinh thần</w:t>
+      </w:r>
+    </w:p>
+    <w:p>
+      <w:pPr>
+        <w:pStyle w:val="ListParagraph"/>
+        <w:numPr>
+          <w:ilvl w:val="0"/>
+          <w:numId w:val="9"/>
+        </w:numPr>
+        <w:rPr>
+          <w:lang w:val="en-US"/>
+        </w:rPr>
+      </w:pPr>
+      <w:r>
+        <w:rPr>
+          <w:lang w:val="en-US"/>
+        </w:rPr>
+        <w:t>“Divine”?</w:t>
+      </w:r>
+    </w:p>
+    <w:p>
+      <w:pPr>
+        <w:pStyle w:val="ListParagraph"/>
+        <w:numPr>
+          <w:ilvl w:val="0"/>
+          <w:numId w:val="2"/>
+        </w:numPr>
+        <w:rPr>
+          <w:lang w:val="en-US"/>
+        </w:rPr>
+      </w:pPr>
+      <w:r>
+        <w:rPr>
+          <w:lang w:val="en-US"/>
+        </w:rPr>
+        <w:t>Thần thánh</w:t>
+      </w:r>
+    </w:p>
+    <w:p>
+      <w:pPr>
+        <w:pStyle w:val="ListParagraph"/>
+        <w:numPr>
+          <w:ilvl w:val="0"/>
+          <w:numId w:val="9"/>
+        </w:numPr>
+        <w:rPr>
+          <w:lang w:val="en-US"/>
+        </w:rPr>
+      </w:pPr>
+      <w:r>
+        <w:rPr>
+          <w:lang w:val="en-US"/>
+        </w:rPr>
+        <w:t>“Solitary”?</w:t>
+      </w:r>
+    </w:p>
+    <w:p>
+      <w:pPr>
+        <w:pStyle w:val="ListParagraph"/>
+        <w:numPr>
+          <w:ilvl w:val="0"/>
+          <w:numId w:val="2"/>
+        </w:numPr>
+        <w:rPr>
+          <w:lang w:val="en-US"/>
+        </w:rPr>
+      </w:pPr>
+      <w:r>
+        <w:rPr>
+          <w:lang w:val="en-US"/>
+        </w:rPr>
+        <w:t>Đơn độc</w:t>
+      </w:r>
+    </w:p>
+    <w:p>
+      <w:pPr>
+        <w:pStyle w:val="ListParagraph"/>
+        <w:numPr>
+          <w:ilvl w:val="0"/>
+          <w:numId w:val="9"/>
+        </w:numPr>
+        <w:rPr>
+          <w:lang w:val="en-US"/>
+        </w:rPr>
+      </w:pPr>
+      <w:r>
+        <w:rPr>
+          <w:lang w:val="en-US"/>
+        </w:rPr>
+        <w:t>“Fortune”?</w:t>
+      </w:r>
+    </w:p>
+    <w:p>
+      <w:pPr>
+        <w:pStyle w:val="ListParagraph"/>
+        <w:numPr>
+          <w:ilvl w:val="0"/>
+          <w:numId w:val="2"/>
+        </w:numPr>
+        <w:rPr>
+          <w:lang w:val="en-US"/>
+        </w:rPr>
+      </w:pPr>
+      <w:r>
+        <w:rPr>
+          <w:lang w:val="en-US"/>
+        </w:rPr>
+        <w:t>Vận mệnh</w:t>
+      </w:r>
+    </w:p>
+    <w:p>
+      <w:pPr>
+        <w:pStyle w:val="ListParagraph"/>
+        <w:numPr>
+          <w:ilvl w:val="0"/>
+          <w:numId w:val="9"/>
+        </w:numPr>
+        <w:rPr>
+          <w:lang w:val="en-US"/>
+        </w:rPr>
+      </w:pPr>
+      <w:r>
+        <w:rPr>
+          <w:lang w:val="en-US"/>
+        </w:rPr>
+        <w:t>“Awareness”?</w:t>
+      </w:r>
+    </w:p>
+    <w:p>
+      <w:pPr>
+        <w:pStyle w:val="ListParagraph"/>
+        <w:numPr>
+          <w:ilvl w:val="0"/>
+          <w:numId w:val="2"/>
+        </w:numPr>
+        <w:rPr>
+          <w:lang w:val="en-US"/>
+        </w:rPr>
+      </w:pPr>
+      <w:r>
+        <w:rPr>
+          <w:lang w:val="en-US"/>
+        </w:rPr>
+        <w:t>Nhận thức</w:t>
+      </w:r>
+    </w:p>
+    <w:p>
+      <w:pPr>
+        <w:pStyle w:val="ListParagraph"/>
+        <w:numPr>
+          <w:ilvl w:val="0"/>
+          <w:numId w:val="9"/>
+        </w:numPr>
+        <w:rPr>
+          <w:lang w:val="en-US"/>
+        </w:rPr>
+      </w:pPr>
+      <w:r>
+        <w:rPr>
+          <w:lang w:val="en-US"/>
+        </w:rPr>
+        <w:t>“Thug”?</w:t>
+      </w:r>
+    </w:p>
+    <w:p>
+      <w:pPr>
+        <w:pStyle w:val="ListParagraph"/>
+        <w:numPr>
+          <w:ilvl w:val="0"/>
+          <w:numId w:val="2"/>
+        </w:numPr>
+        <w:rPr>
+          <w:lang w:val="en-US"/>
+        </w:rPr>
+      </w:pPr>
+      <w:r>
+        <w:rPr>
+          <w:lang w:val="en-US"/>
+        </w:rPr>
+        <w:t>Đầu gấu</w:t>
+      </w:r>
+    </w:p>
+    <w:p>
+      <w:pPr>
+        <w:pStyle w:val="ListParagraph"/>
+        <w:numPr>
+          <w:ilvl w:val="0"/>
+          <w:numId w:val="9"/>
+        </w:numPr>
+        <w:rPr>
+          <w:lang w:val="en-US"/>
+        </w:rPr>
+      </w:pPr>
+      <w:r>
+        <w:rPr>
+          <w:lang w:val="en-US"/>
+        </w:rPr>
+        <w:t>“Heir”?</w:t>
+      </w:r>
+    </w:p>
+    <w:p>
+      <w:pPr>
+        <w:pStyle w:val="ListParagraph"/>
+        <w:numPr>
+          <w:ilvl w:val="0"/>
+          <w:numId w:val="2"/>
+        </w:numPr>
+        <w:rPr>
+          <w:lang w:val="en-US"/>
+        </w:rPr>
+      </w:pPr>
+      <w:r>
+        <w:rPr>
+          <w:lang w:val="en-US"/>
+        </w:rPr>
+        <w:t>Người được thừa kế (tài sản)</w:t>
+      </w:r>
+    </w:p>
+    <w:p>
+      <w:pPr>
+        <w:pStyle w:val="ListParagraph"/>
+        <w:numPr>
+          <w:ilvl w:val="0"/>
+          <w:numId w:val="9"/>
+        </w:numPr>
+        <w:rPr>
+          <w:lang w:val="en-US"/>
+        </w:rPr>
+      </w:pPr>
+      <w:r>
+        <w:rPr>
+          <w:lang w:val="en-US"/>
+        </w:rPr>
+        <w:t>“Burden”?</w:t>
+      </w:r>
+    </w:p>
+    <w:p>
+      <w:pPr>
+        <w:pStyle w:val="ListParagraph"/>
+        <w:numPr>
+          <w:ilvl w:val="0"/>
+          <w:numId w:val="2"/>
+        </w:numPr>
+        <w:rPr>
+          <w:lang w:val="en-US"/>
+        </w:rPr>
+      </w:pPr>
+      <w:r>
+        <w:rPr>
+          <w:lang w:val="en-US"/>
+        </w:rPr>
+        <w:t>Gánh nặng</w:t>
+      </w:r>
+    </w:p>
+    <w:p>
+      <w:pPr>
+        <w:pStyle w:val="ListParagraph"/>
+        <w:numPr>
+          <w:ilvl w:val="0"/>
+          <w:numId w:val="9"/>
+        </w:numPr>
+        <w:rPr>
+          <w:lang w:val="en-US"/>
+        </w:rPr>
+      </w:pPr>
+      <w:r>
+        <w:rPr>
+          <w:lang w:val="en-US"/>
+        </w:rPr>
+        <w:t>“</w:t>
+      </w:r>
+      <w:r>
+        <w:rPr>
+          <w:lang w:val="en-US"/>
+        </w:rPr>
+        <w:t>Recipient”?</w:t>
+      </w:r>
+    </w:p>
+    <w:p>
+      <w:pPr>
+        <w:pStyle w:val="ListParagraph"/>
+        <w:numPr>
+          <w:ilvl w:val="0"/>
+          <w:numId w:val="2"/>
+        </w:numPr>
+        <w:rPr>
+          <w:lang w:val="en-US"/>
+        </w:rPr>
+      </w:pPr>
+      <w:r>
+        <w:rPr>
+          <w:lang w:val="en-US"/>
+        </w:rPr>
+        <w:t>Người nhận (thư)</w:t>
+      </w:r>
+    </w:p>
+    <w:p>
+      <w:pPr>
+        <w:rPr>
+          <w:lang w:val="en-US"/>
+        </w:rPr>
+      </w:pPr>
+    </w:p>
+    <w:p>
+      <w:pPr>
+        <w:rPr>
+          <w:lang w:val="en-US"/>
+        </w:rPr>
+      </w:pPr>
+      <w:r>
+        <w:rPr>
+          <w:lang w:val="en-US"/>
+        </w:rPr>
+        <w:t>Job – Nghề:</w:t>
+      </w:r>
+    </w:p>
+    <w:p>
+      <w:pPr>
+        <w:pStyle w:val="ListParagraph"/>
+        <w:numPr>
+          <w:ilvl w:val="0"/>
+          <w:numId w:val="31"/>
+        </w:numPr>
+        <w:rPr>
+          <w:lang w:val="en-US"/>
+        </w:rPr>
+      </w:pPr>
+      <w:r>
+        <w:rPr>
+          <w:lang w:val="en-US"/>
+        </w:rPr>
+        <w:t>“Consultant”?</w:t>
+      </w:r>
+    </w:p>
+    <w:p>
+      <w:pPr>
+        <w:pStyle w:val="ListParagraph"/>
+        <w:numPr>
+          <w:ilvl w:val="0"/>
+          <w:numId w:val="2"/>
+        </w:numPr>
+        <w:rPr>
+          <w:lang w:val="en-US"/>
+        </w:rPr>
+      </w:pPr>
+      <w:r>
+        <w:rPr>
+          <w:lang w:val="en-US"/>
+        </w:rPr>
+        <w:t>Chuyên gia tư vấn</w:t>
+      </w:r>
+    </w:p>
+    <w:p>
+      <w:pPr>
+        <w:pStyle w:val="ListParagraph"/>
+        <w:numPr>
+          <w:ilvl w:val="0"/>
+          <w:numId w:val="31"/>
+        </w:numPr>
+        <w:rPr>
+          <w:lang w:val="en-US"/>
+        </w:rPr>
+      </w:pPr>
+      <w:r>
+        <w:rPr>
+          <w:lang w:val="en-US"/>
+        </w:rPr>
+        <w:t>“Guest Speaker”?</w:t>
+      </w:r>
+    </w:p>
+    <w:p>
+      <w:pPr>
+        <w:pStyle w:val="ListParagraph"/>
+        <w:numPr>
+          <w:ilvl w:val="0"/>
+          <w:numId w:val="2"/>
+        </w:numPr>
+        <w:rPr>
+          <w:lang w:val="en-US"/>
+        </w:rPr>
+      </w:pPr>
+      <w:r>
+        <w:rPr>
+          <w:lang w:val="en-US"/>
+        </w:rPr>
         <w:lastRenderedPageBreak/>
-        <w:t>Ở lâu dài (đâu đó)</w:t>
-      </w:r>
-    </w:p>
-    <w:p>
-      <w:pPr>
-        <w:rPr>
-          <w:lang w:val="en-US"/>
-        </w:rPr>
-      </w:pPr>
-    </w:p>
-    <w:p>
-      <w:pPr>
-        <w:rPr>
-          <w:lang w:val="en-US"/>
-        </w:rPr>
-      </w:pPr>
-      <w:r>
-        <w:rPr>
-          <w:lang w:val="en-US"/>
-        </w:rPr>
-        <w:t>Human – Con Người:</w:t>
-      </w:r>
-    </w:p>
-    <w:p>
-      <w:pPr>
-        <w:pStyle w:val="ListParagraph"/>
-        <w:numPr>
-          <w:ilvl w:val="0"/>
-          <w:numId w:val="9"/>
-        </w:numPr>
-        <w:rPr>
-          <w:lang w:val="en-US"/>
-        </w:rPr>
-      </w:pPr>
-      <w:r>
-        <w:rPr>
-          <w:lang w:val="en-US"/>
-        </w:rPr>
-        <w:t>“Mental”?</w:t>
-      </w:r>
-    </w:p>
-    <w:p>
-      <w:pPr>
-        <w:pStyle w:val="ListParagraph"/>
-        <w:numPr>
-          <w:ilvl w:val="0"/>
-          <w:numId w:val="2"/>
-        </w:numPr>
-        <w:rPr>
-          <w:lang w:val="en-US"/>
-        </w:rPr>
-      </w:pPr>
-      <w:r>
-        <w:rPr>
-          <w:lang w:val="en-US"/>
-        </w:rPr>
-        <w:t>Tinh thần</w:t>
-      </w:r>
-    </w:p>
-    <w:p>
-      <w:pPr>
-        <w:pStyle w:val="ListParagraph"/>
-        <w:numPr>
-          <w:ilvl w:val="0"/>
-          <w:numId w:val="9"/>
-        </w:numPr>
-        <w:rPr>
-          <w:lang w:val="en-US"/>
-        </w:rPr>
-      </w:pPr>
-      <w:r>
-        <w:rPr>
-          <w:lang w:val="en-US"/>
-        </w:rPr>
-        <w:t>“Divine”?</w:t>
-      </w:r>
-    </w:p>
-    <w:p>
-      <w:pPr>
-        <w:pStyle w:val="ListParagraph"/>
-        <w:numPr>
-          <w:ilvl w:val="0"/>
-          <w:numId w:val="2"/>
-        </w:numPr>
-        <w:rPr>
-          <w:lang w:val="en-US"/>
-        </w:rPr>
-      </w:pPr>
-      <w:r>
-        <w:rPr>
-          <w:lang w:val="en-US"/>
-        </w:rPr>
-        <w:t>Thần thánh</w:t>
-      </w:r>
-    </w:p>
-    <w:p>
-      <w:pPr>
-        <w:pStyle w:val="ListParagraph"/>
-        <w:numPr>
-          <w:ilvl w:val="0"/>
-          <w:numId w:val="9"/>
-        </w:numPr>
-        <w:rPr>
-          <w:lang w:val="en-US"/>
-        </w:rPr>
-      </w:pPr>
-      <w:r>
-        <w:rPr>
-          <w:lang w:val="en-US"/>
-        </w:rPr>
-        <w:t>“Solitary”?</w:t>
-      </w:r>
-    </w:p>
-    <w:p>
-      <w:pPr>
-        <w:pStyle w:val="ListParagraph"/>
-        <w:numPr>
-          <w:ilvl w:val="0"/>
-          <w:numId w:val="2"/>
-        </w:numPr>
-        <w:rPr>
-          <w:lang w:val="en-US"/>
-        </w:rPr>
-      </w:pPr>
-      <w:r>
-        <w:rPr>
-          <w:lang w:val="en-US"/>
-        </w:rPr>
-        <w:t>Đơn độc</w:t>
-      </w:r>
-    </w:p>
-    <w:p>
-      <w:pPr>
-        <w:pStyle w:val="ListParagraph"/>
-        <w:numPr>
-          <w:ilvl w:val="0"/>
-          <w:numId w:val="9"/>
-        </w:numPr>
-        <w:rPr>
-          <w:lang w:val="en-US"/>
-        </w:rPr>
-      </w:pPr>
-      <w:r>
-        <w:rPr>
-          <w:lang w:val="en-US"/>
-        </w:rPr>
-        <w:t>“Fortune”?</w:t>
-      </w:r>
-    </w:p>
-    <w:p>
-      <w:pPr>
-        <w:pStyle w:val="ListParagraph"/>
-        <w:numPr>
-          <w:ilvl w:val="0"/>
-          <w:numId w:val="2"/>
-        </w:numPr>
-        <w:rPr>
-          <w:lang w:val="en-US"/>
-        </w:rPr>
-      </w:pPr>
-      <w:r>
-        <w:rPr>
-          <w:lang w:val="en-US"/>
-        </w:rPr>
-        <w:t>Vận mệnh</w:t>
-      </w:r>
-    </w:p>
-    <w:p>
-      <w:pPr>
-        <w:pStyle w:val="ListParagraph"/>
-        <w:numPr>
-          <w:ilvl w:val="0"/>
-          <w:numId w:val="9"/>
-        </w:numPr>
-        <w:rPr>
-          <w:lang w:val="en-US"/>
-        </w:rPr>
-      </w:pPr>
-      <w:r>
-        <w:rPr>
-          <w:lang w:val="en-US"/>
-        </w:rPr>
-        <w:t>“Awareness”?</w:t>
-      </w:r>
-    </w:p>
-    <w:p>
-      <w:pPr>
-        <w:pStyle w:val="ListParagraph"/>
-        <w:numPr>
-          <w:ilvl w:val="0"/>
-          <w:numId w:val="2"/>
-        </w:numPr>
-        <w:rPr>
-          <w:lang w:val="en-US"/>
-        </w:rPr>
-      </w:pPr>
-      <w:r>
-        <w:rPr>
-          <w:lang w:val="en-US"/>
-        </w:rPr>
-        <w:t>Nhận thức</w:t>
-      </w:r>
-    </w:p>
-    <w:p>
-      <w:pPr>
-        <w:pStyle w:val="ListParagraph"/>
-        <w:numPr>
-          <w:ilvl w:val="0"/>
-          <w:numId w:val="9"/>
-        </w:numPr>
-        <w:rPr>
-          <w:lang w:val="en-US"/>
-        </w:rPr>
-      </w:pPr>
-      <w:r>
-        <w:rPr>
-          <w:lang w:val="en-US"/>
-        </w:rPr>
-        <w:t>“Thug”?</w:t>
-      </w:r>
-    </w:p>
-    <w:p>
-      <w:pPr>
-        <w:pStyle w:val="ListParagraph"/>
-        <w:numPr>
-          <w:ilvl w:val="0"/>
-          <w:numId w:val="2"/>
-        </w:numPr>
-        <w:rPr>
-          <w:lang w:val="en-US"/>
-        </w:rPr>
-      </w:pPr>
-      <w:r>
-        <w:rPr>
-          <w:lang w:val="en-US"/>
-        </w:rPr>
-        <w:t>Đầu gấu</w:t>
-      </w:r>
-    </w:p>
-    <w:p>
-      <w:pPr>
-        <w:pStyle w:val="ListParagraph"/>
-        <w:numPr>
-          <w:ilvl w:val="0"/>
-          <w:numId w:val="9"/>
-        </w:numPr>
-        <w:rPr>
-          <w:lang w:val="en-US"/>
-        </w:rPr>
-      </w:pPr>
-      <w:r>
-        <w:rPr>
-          <w:lang w:val="en-US"/>
-        </w:rPr>
-        <w:t>“Heir”?</w:t>
-      </w:r>
-    </w:p>
-    <w:p>
-      <w:pPr>
-        <w:pStyle w:val="ListParagraph"/>
-        <w:numPr>
-          <w:ilvl w:val="0"/>
-          <w:numId w:val="2"/>
-        </w:numPr>
-        <w:rPr>
-          <w:lang w:val="en-US"/>
-        </w:rPr>
-      </w:pPr>
-      <w:r>
-        <w:rPr>
-          <w:lang w:val="en-US"/>
-        </w:rPr>
-        <w:t>Người được thừa kế (tài sản)</w:t>
-      </w:r>
-    </w:p>
-    <w:p>
-      <w:pPr>
-        <w:pStyle w:val="ListParagraph"/>
-        <w:numPr>
-          <w:ilvl w:val="0"/>
-          <w:numId w:val="9"/>
-        </w:numPr>
-        <w:rPr>
-          <w:lang w:val="en-US"/>
-        </w:rPr>
-      </w:pPr>
-      <w:r>
-        <w:rPr>
-          <w:lang w:val="en-US"/>
-        </w:rPr>
-        <w:t>“Burden”?</w:t>
-      </w:r>
-    </w:p>
-    <w:p>
-      <w:pPr>
-        <w:pStyle w:val="ListParagraph"/>
-        <w:numPr>
-          <w:ilvl w:val="0"/>
-          <w:numId w:val="2"/>
-        </w:numPr>
-        <w:rPr>
-          <w:lang w:val="en-US"/>
-        </w:rPr>
-      </w:pPr>
-      <w:r>
-        <w:rPr>
-          <w:lang w:val="en-US"/>
-        </w:rPr>
-        <w:t>Gánh nặng</w:t>
-      </w:r>
-    </w:p>
-    <w:p>
-      <w:pPr>
-        <w:pStyle w:val="ListParagraph"/>
-        <w:numPr>
-          <w:ilvl w:val="0"/>
-          <w:numId w:val="9"/>
+        <w:t>Khách mời (là 1 chuyên gia có nhiệm vụ giải thích những vấn đề do chương trình đặt ra)</w:t>
+      </w:r>
+    </w:p>
+    <w:p>
+      <w:pPr>
+        <w:pStyle w:val="ListParagraph"/>
+        <w:numPr>
+          <w:ilvl w:val="0"/>
+          <w:numId w:val="31"/>
+        </w:numPr>
+        <w:rPr>
+          <w:lang w:val="en-US"/>
+        </w:rPr>
+      </w:pPr>
+      <w:r>
+        <w:rPr>
+          <w:lang w:val="en-US"/>
+        </w:rPr>
+        <w:t>“Job Fair”?</w:t>
+      </w:r>
+    </w:p>
+    <w:p>
+      <w:pPr>
+        <w:pStyle w:val="ListParagraph"/>
+        <w:numPr>
+          <w:ilvl w:val="0"/>
+          <w:numId w:val="2"/>
+        </w:numPr>
+        <w:rPr>
+          <w:lang w:val="en-US"/>
+        </w:rPr>
+      </w:pPr>
+      <w:r>
+        <w:rPr>
+          <w:lang w:val="en-US"/>
+        </w:rPr>
+        <w:t>Ngày hội việc làm (cho sinh viên)</w:t>
+      </w:r>
+    </w:p>
+    <w:p>
+      <w:pPr>
+        <w:pStyle w:val="ListParagraph"/>
+        <w:numPr>
+          <w:ilvl w:val="0"/>
+          <w:numId w:val="31"/>
+        </w:numPr>
+        <w:rPr>
+          <w:lang w:val="en-US"/>
+        </w:rPr>
+      </w:pPr>
+      <w:r>
+        <w:rPr>
+          <w:lang w:val="en-US"/>
+        </w:rPr>
+        <w:t>“Real Estate Agent”?</w:t>
+      </w:r>
+    </w:p>
+    <w:p>
+      <w:pPr>
+        <w:pStyle w:val="ListParagraph"/>
+        <w:numPr>
+          <w:ilvl w:val="0"/>
+          <w:numId w:val="2"/>
+        </w:numPr>
+        <w:rPr>
+          <w:lang w:val="en-US"/>
+        </w:rPr>
+      </w:pPr>
+      <w:r>
+        <w:rPr>
+          <w:lang w:val="en-US"/>
+        </w:rPr>
+        <w:t>Nhà môi giới bất động sản</w:t>
+      </w:r>
+    </w:p>
+    <w:p>
+      <w:pPr>
+        <w:pStyle w:val="ListParagraph"/>
+        <w:numPr>
+          <w:ilvl w:val="0"/>
+          <w:numId w:val="31"/>
+        </w:numPr>
+        <w:rPr>
+          <w:lang w:val="en-US"/>
+        </w:rPr>
+      </w:pPr>
+      <w:r>
+        <w:rPr>
+          <w:lang w:val="en-US"/>
+        </w:rPr>
+        <w:t>“Applicant”?</w:t>
+      </w:r>
+    </w:p>
+    <w:p>
+      <w:pPr>
+        <w:pStyle w:val="ListParagraph"/>
+        <w:numPr>
+          <w:ilvl w:val="0"/>
+          <w:numId w:val="2"/>
+        </w:numPr>
+        <w:rPr>
+          <w:lang w:val="en-US"/>
+        </w:rPr>
+      </w:pPr>
+      <w:r>
+        <w:rPr>
+          <w:lang w:val="en-US"/>
+        </w:rPr>
+        <w:t>Người nộp đơn xin việc</w:t>
+      </w:r>
+    </w:p>
+    <w:p>
+      <w:pPr>
+        <w:pStyle w:val="ListParagraph"/>
+        <w:numPr>
+          <w:ilvl w:val="0"/>
+          <w:numId w:val="31"/>
+        </w:numPr>
+        <w:rPr>
+          <w:lang w:val="en-US"/>
+        </w:rPr>
+      </w:pPr>
+      <w:r>
+        <w:rPr>
+          <w:lang w:val="en-US"/>
+        </w:rPr>
+        <w:t>“Sales Staff”?</w:t>
+      </w:r>
+    </w:p>
+    <w:p>
+      <w:pPr>
+        <w:pStyle w:val="ListParagraph"/>
+        <w:numPr>
+          <w:ilvl w:val="0"/>
+          <w:numId w:val="2"/>
+        </w:numPr>
+        <w:rPr>
+          <w:lang w:val="en-US"/>
+        </w:rPr>
+      </w:pPr>
+      <w:r>
+        <w:rPr>
+          <w:lang w:val="en-US"/>
+        </w:rPr>
+        <w:t>Nhân viên bán hàng</w:t>
+      </w:r>
+    </w:p>
+    <w:p>
+      <w:pPr>
+        <w:pStyle w:val="ListParagraph"/>
+        <w:numPr>
+          <w:ilvl w:val="0"/>
+          <w:numId w:val="31"/>
         </w:numPr>
         <w:rPr>
           <w:lang w:val="en-US"/>
@@ -3454,45 +3985,31 @@
         <w:rPr>
           <w:lang w:val="en-US"/>
         </w:rPr>
-        <w:t>Recipient”?</w:t>
-      </w:r>
-    </w:p>
-    <w:p>
-      <w:pPr>
-        <w:pStyle w:val="ListParagraph"/>
-        <w:numPr>
-          <w:ilvl w:val="0"/>
-          <w:numId w:val="2"/>
-        </w:numPr>
-        <w:rPr>
-          <w:lang w:val="en-US"/>
-        </w:rPr>
-      </w:pPr>
-      <w:r>
-        <w:rPr>
-          <w:lang w:val="en-US"/>
-        </w:rPr>
-        <w:t>Người nhận (thư)</w:t>
-      </w:r>
-    </w:p>
-    <w:p>
-      <w:pPr>
-        <w:rPr>
-          <w:lang w:val="en-US"/>
-        </w:rPr>
-      </w:pPr>
-    </w:p>
-    <w:p>
-      <w:pPr>
-        <w:rPr>
-          <w:lang w:val="en-US"/>
-        </w:rPr>
-      </w:pPr>
-      <w:r>
-        <w:rPr>
-          <w:lang w:val="en-US"/>
-        </w:rPr>
-        <w:t>Job – Nghề:</w:t>
+        <w:t>Qualified</w:t>
+      </w:r>
+      <w:r>
+        <w:rPr>
+          <w:lang w:val="en-US"/>
+        </w:rPr>
+        <w:t>”?</w:t>
+      </w:r>
+    </w:p>
+    <w:p>
+      <w:pPr>
+        <w:pStyle w:val="ListParagraph"/>
+        <w:numPr>
+          <w:ilvl w:val="0"/>
+          <w:numId w:val="2"/>
+        </w:numPr>
+        <w:rPr>
+          <w:lang w:val="en-US"/>
+        </w:rPr>
+      </w:pPr>
+      <w:r>
+        <w:rPr>
+          <w:lang w:val="en-US"/>
+        </w:rPr>
+        <w:t>Đủ tiêu chuẩn</w:t>
       </w:r>
     </w:p>
     <w:p>
@@ -3510,25 +4027,25 @@
         <w:rPr>
           <w:lang w:val="en-US"/>
         </w:rPr>
-        <w:t>“Consultant”?</w:t>
-      </w:r>
-    </w:p>
-    <w:p>
-      <w:pPr>
-        <w:pStyle w:val="ListParagraph"/>
-        <w:numPr>
-          <w:ilvl w:val="0"/>
-          <w:numId w:val="2"/>
-        </w:numPr>
-        <w:rPr>
-          <w:lang w:val="en-US"/>
-        </w:rPr>
-      </w:pPr>
-      <w:r>
-        <w:rPr>
-          <w:lang w:val="en-US"/>
-        </w:rPr>
-        <w:t>Chuyên gia tư vấn</w:t>
+        <w:t>“Presenter”?</w:t>
+      </w:r>
+    </w:p>
+    <w:p>
+      <w:pPr>
+        <w:pStyle w:val="ListParagraph"/>
+        <w:numPr>
+          <w:ilvl w:val="0"/>
+          <w:numId w:val="2"/>
+        </w:numPr>
+        <w:rPr>
+          <w:lang w:val="en-US"/>
+        </w:rPr>
+      </w:pPr>
+      <w:r>
+        <w:rPr>
+          <w:lang w:val="en-US"/>
+        </w:rPr>
+        <w:t>Người trao giải</w:t>
       </w:r>
     </w:p>
     <w:p>
@@ -3546,31 +4063,25 @@
         <w:rPr>
           <w:lang w:val="en-US"/>
         </w:rPr>
-        <w:t>“Guest Speaker”?</w:t>
-      </w:r>
-    </w:p>
-    <w:p>
-      <w:pPr>
-        <w:pStyle w:val="ListParagraph"/>
-        <w:numPr>
-          <w:ilvl w:val="0"/>
-          <w:numId w:val="2"/>
-        </w:numPr>
-        <w:rPr>
-          <w:lang w:val="en-US"/>
-        </w:rPr>
-      </w:pPr>
-      <w:r>
-        <w:rPr>
-          <w:lang w:val="en-US"/>
-        </w:rPr>
-        <w:t>Khách mời (là 1 chuyên gia có nhiệm vụ giải thích những vấn đề do chương trình đặt ra</w:t>
-      </w:r>
-      <w:r>
-        <w:rPr>
-          <w:lang w:val="en-US"/>
-        </w:rPr>
-        <w:t>)</w:t>
+        <w:t>“Personnel Department”?</w:t>
+      </w:r>
+    </w:p>
+    <w:p>
+      <w:pPr>
+        <w:pStyle w:val="ListParagraph"/>
+        <w:numPr>
+          <w:ilvl w:val="0"/>
+          <w:numId w:val="2"/>
+        </w:numPr>
+        <w:rPr>
+          <w:lang w:val="en-US"/>
+        </w:rPr>
+      </w:pPr>
+      <w:r>
+        <w:rPr>
+          <w:lang w:val="en-US"/>
+        </w:rPr>
+        <w:t>Bộ phận nhân sự</w:t>
       </w:r>
     </w:p>
     <w:p>
@@ -3588,25 +4099,25 @@
         <w:rPr>
           <w:lang w:val="en-US"/>
         </w:rPr>
-        <w:t>“Job Fair”?</w:t>
-      </w:r>
-    </w:p>
-    <w:p>
-      <w:pPr>
-        <w:pStyle w:val="ListParagraph"/>
-        <w:numPr>
-          <w:ilvl w:val="0"/>
-          <w:numId w:val="2"/>
-        </w:numPr>
-        <w:rPr>
-          <w:lang w:val="en-US"/>
-        </w:rPr>
-      </w:pPr>
-      <w:r>
-        <w:rPr>
-          <w:lang w:val="en-US"/>
-        </w:rPr>
-        <w:t>Ngày hội việc làm (cho sinh viên)</w:t>
+        <w:t>“Executive”?</w:t>
+      </w:r>
+    </w:p>
+    <w:p>
+      <w:pPr>
+        <w:pStyle w:val="ListParagraph"/>
+        <w:numPr>
+          <w:ilvl w:val="0"/>
+          <w:numId w:val="2"/>
+        </w:numPr>
+        <w:rPr>
+          <w:lang w:val="en-US"/>
+        </w:rPr>
+      </w:pPr>
+      <w:r>
+        <w:rPr>
+          <w:lang w:val="en-US"/>
+        </w:rPr>
+        <w:t>Giám đốc điều hành</w:t>
       </w:r>
     </w:p>
     <w:p>
@@ -3624,662 +4135,25 @@
         <w:rPr>
           <w:lang w:val="en-US"/>
         </w:rPr>
-        <w:t>“Real Estate Agent”?</w:t>
-      </w:r>
-    </w:p>
-    <w:p>
-      <w:pPr>
-        <w:pStyle w:val="ListParagraph"/>
-        <w:numPr>
-          <w:ilvl w:val="0"/>
-          <w:numId w:val="2"/>
-        </w:numPr>
-        <w:rPr>
-          <w:lang w:val="en-US"/>
-        </w:rPr>
-      </w:pPr>
-      <w:r>
-        <w:rPr>
-          <w:lang w:val="en-US"/>
-        </w:rPr>
-        <w:t>Nhà môi giới bất động sản</w:t>
-      </w:r>
-    </w:p>
-    <w:p>
-      <w:pPr>
-        <w:pStyle w:val="ListParagraph"/>
-        <w:numPr>
-          <w:ilvl w:val="0"/>
-          <w:numId w:val="31"/>
-        </w:numPr>
-        <w:rPr>
-          <w:lang w:val="en-US"/>
-        </w:rPr>
-      </w:pPr>
-      <w:r>
-        <w:rPr>
-          <w:lang w:val="en-US"/>
-        </w:rPr>
-        <w:t>“Applicant”?</w:t>
-      </w:r>
-    </w:p>
-    <w:p>
-      <w:pPr>
-        <w:pStyle w:val="ListParagraph"/>
-        <w:numPr>
-          <w:ilvl w:val="0"/>
-          <w:numId w:val="2"/>
-        </w:numPr>
-        <w:rPr>
-          <w:lang w:val="en-US"/>
-        </w:rPr>
-      </w:pPr>
-      <w:r>
-        <w:rPr>
-          <w:lang w:val="en-US"/>
-        </w:rPr>
-        <w:t>Người nộp đơn xin việc</w:t>
-      </w:r>
-    </w:p>
-    <w:p>
-      <w:pPr>
-        <w:rPr>
-          <w:lang w:val="en-US"/>
-        </w:rPr>
-      </w:pPr>
-    </w:p>
-    <w:p>
-      <w:pPr>
-        <w:rPr>
-          <w:lang w:val="en-US"/>
-        </w:rPr>
-      </w:pPr>
-      <w:r>
-        <w:rPr>
-          <w:lang w:val="en-US"/>
-        </w:rPr>
-        <w:t>Religion – Tôn Giáo:</w:t>
-      </w:r>
-    </w:p>
-    <w:p>
-      <w:pPr>
-        <w:pStyle w:val="ListParagraph"/>
-        <w:numPr>
-          <w:ilvl w:val="0"/>
-          <w:numId w:val="15"/>
-        </w:numPr>
-        <w:rPr>
-          <w:lang w:val="en-US"/>
-        </w:rPr>
-      </w:pPr>
-      <w:r>
-        <w:rPr>
-          <w:lang w:val="en-US"/>
-        </w:rPr>
-        <w:t>“Clergy”?</w:t>
-      </w:r>
-    </w:p>
-    <w:p>
-      <w:pPr>
-        <w:pStyle w:val="ListParagraph"/>
-        <w:numPr>
-          <w:ilvl w:val="0"/>
-          <w:numId w:val="2"/>
-        </w:numPr>
-        <w:rPr>
-          <w:lang w:val="en-US"/>
-        </w:rPr>
-      </w:pPr>
-      <w:r>
-        <w:rPr>
-          <w:lang w:val="en-US"/>
-        </w:rPr>
-        <w:t>Tu sĩ</w:t>
-      </w:r>
-    </w:p>
-    <w:p>
-      <w:pPr>
-        <w:pStyle w:val="ListParagraph"/>
-        <w:numPr>
-          <w:ilvl w:val="0"/>
-          <w:numId w:val="15"/>
-        </w:numPr>
-        <w:rPr>
-          <w:lang w:val="en-US"/>
-        </w:rPr>
-      </w:pPr>
-      <w:r>
-        <w:rPr>
-          <w:lang w:val="en-US"/>
-        </w:rPr>
-        <w:t>“Come To Pass”?</w:t>
-      </w:r>
-    </w:p>
-    <w:p>
-      <w:pPr>
-        <w:pStyle w:val="ListParagraph"/>
-        <w:numPr>
-          <w:ilvl w:val="0"/>
-          <w:numId w:val="2"/>
-        </w:numPr>
-        <w:rPr>
-          <w:lang w:val="en-US"/>
-        </w:rPr>
-      </w:pPr>
-      <w:r>
-        <w:rPr>
-          <w:lang w:val="en-US"/>
-        </w:rPr>
-        <w:t>Xảy ra (1 sự việc trong kinh thánh)</w:t>
-      </w:r>
-    </w:p>
-    <w:p>
-      <w:pPr>
-        <w:pStyle w:val="ListParagraph"/>
-        <w:numPr>
-          <w:ilvl w:val="0"/>
-          <w:numId w:val="15"/>
-        </w:numPr>
-        <w:rPr>
-          <w:lang w:val="en-US"/>
-        </w:rPr>
-      </w:pPr>
-      <w:r>
-        <w:rPr>
-          <w:lang w:val="en-US"/>
-        </w:rPr>
-        <w:t>“Ceremony”?</w:t>
-      </w:r>
-    </w:p>
-    <w:p>
-      <w:pPr>
-        <w:pStyle w:val="ListParagraph"/>
-        <w:numPr>
-          <w:ilvl w:val="0"/>
-          <w:numId w:val="2"/>
-        </w:numPr>
-        <w:rPr>
-          <w:lang w:val="en-US"/>
-        </w:rPr>
-      </w:pPr>
-      <w:r>
-        <w:rPr>
-          <w:lang w:val="en-US"/>
-        </w:rPr>
-        <w:lastRenderedPageBreak/>
-        <w:t>Buổi lễ (trao giải)</w:t>
-      </w:r>
-    </w:p>
-    <w:p>
-      <w:pPr>
-        <w:rPr>
-          <w:lang w:val="en-US"/>
-        </w:rPr>
-      </w:pPr>
-    </w:p>
-    <w:p>
-      <w:pPr>
-        <w:rPr>
-          <w:lang w:val="en-US"/>
-        </w:rPr>
-      </w:pPr>
-      <w:r>
-        <w:rPr>
-          <w:lang w:val="en-US"/>
-        </w:rPr>
-        <w:t>War – Chiến Tranh:</w:t>
-      </w:r>
-    </w:p>
-    <w:p>
-      <w:pPr>
-        <w:pStyle w:val="ListParagraph"/>
-        <w:numPr>
-          <w:ilvl w:val="0"/>
-          <w:numId w:val="10"/>
-        </w:numPr>
-        <w:rPr>
-          <w:lang w:val="en-US"/>
-        </w:rPr>
-      </w:pPr>
-      <w:r>
-        <w:rPr>
-          <w:lang w:val="en-US"/>
-        </w:rPr>
-        <w:t>“Sentinal”?</w:t>
-      </w:r>
-    </w:p>
-    <w:p>
-      <w:pPr>
-        <w:pStyle w:val="ListParagraph"/>
-        <w:numPr>
-          <w:ilvl w:val="0"/>
-          <w:numId w:val="2"/>
-        </w:numPr>
-        <w:rPr>
-          <w:lang w:val="en-US"/>
-        </w:rPr>
-      </w:pPr>
-      <w:r>
-        <w:rPr>
-          <w:lang w:val="en-US"/>
-        </w:rPr>
-        <w:t>Lính gác</w:t>
-      </w:r>
-    </w:p>
-    <w:p>
-      <w:pPr>
-        <w:pStyle w:val="ListParagraph"/>
-        <w:numPr>
-          <w:ilvl w:val="0"/>
-          <w:numId w:val="10"/>
-        </w:numPr>
-        <w:rPr>
-          <w:lang w:val="en-US"/>
-        </w:rPr>
-      </w:pPr>
-      <w:r>
-        <w:rPr>
-          <w:lang w:val="en-US"/>
-        </w:rPr>
-        <w:t>“Sentry”?</w:t>
-      </w:r>
-    </w:p>
-    <w:p>
-      <w:pPr>
-        <w:pStyle w:val="ListParagraph"/>
-        <w:numPr>
-          <w:ilvl w:val="0"/>
-          <w:numId w:val="2"/>
-        </w:numPr>
-        <w:rPr>
-          <w:lang w:val="en-US"/>
-        </w:rPr>
-      </w:pPr>
-      <w:r>
-        <w:rPr>
-          <w:lang w:val="en-US"/>
-        </w:rPr>
-        <w:t>Lính canh</w:t>
-      </w:r>
-    </w:p>
-    <w:p>
-      <w:pPr>
-        <w:pStyle w:val="ListParagraph"/>
-        <w:numPr>
-          <w:ilvl w:val="0"/>
-          <w:numId w:val="10"/>
-        </w:numPr>
-        <w:rPr>
-          <w:lang w:val="en-US"/>
-        </w:rPr>
-      </w:pPr>
-      <w:r>
-        <w:rPr>
-          <w:lang w:val="en-US"/>
-        </w:rPr>
-        <w:t>“Banish”?</w:t>
-      </w:r>
-    </w:p>
-    <w:p>
-      <w:pPr>
-        <w:pStyle w:val="ListParagraph"/>
-        <w:numPr>
-          <w:ilvl w:val="0"/>
-          <w:numId w:val="2"/>
-        </w:numPr>
-        <w:rPr>
-          <w:lang w:val="en-US"/>
-        </w:rPr>
-      </w:pPr>
-      <w:r>
-        <w:rPr>
-          <w:lang w:val="en-US"/>
-        </w:rPr>
-        <w:t>Trục xuất</w:t>
-      </w:r>
-    </w:p>
-    <w:p>
-      <w:pPr>
-        <w:pStyle w:val="ListParagraph"/>
-        <w:numPr>
-          <w:ilvl w:val="0"/>
-          <w:numId w:val="10"/>
-        </w:numPr>
-        <w:rPr>
-          <w:lang w:val="en-US"/>
-        </w:rPr>
-      </w:pPr>
-      <w:r>
-        <w:rPr>
-          <w:lang w:val="en-US"/>
-        </w:rPr>
-        <w:t>“Triumphant”?</w:t>
-      </w:r>
-    </w:p>
-    <w:p>
-      <w:pPr>
-        <w:pStyle w:val="ListParagraph"/>
-        <w:numPr>
-          <w:ilvl w:val="0"/>
-          <w:numId w:val="2"/>
-        </w:numPr>
-        <w:rPr>
-          <w:lang w:val="en-US"/>
-        </w:rPr>
-      </w:pPr>
-      <w:r>
-        <w:rPr>
-          <w:lang w:val="en-US"/>
-        </w:rPr>
-        <w:t>Cảm giác chiến thắng</w:t>
-      </w:r>
-    </w:p>
-    <w:p>
-      <w:pPr>
-        <w:pStyle w:val="ListParagraph"/>
-        <w:numPr>
-          <w:ilvl w:val="0"/>
-          <w:numId w:val="10"/>
-        </w:numPr>
-        <w:rPr>
-          <w:lang w:val="en-US"/>
-        </w:rPr>
-      </w:pPr>
-      <w:r>
-        <w:rPr>
-          <w:lang w:val="en-US"/>
-        </w:rPr>
-        <w:t>“Mercenary”?</w:t>
-      </w:r>
-    </w:p>
-    <w:p>
-      <w:pPr>
-        <w:pStyle w:val="ListParagraph"/>
-        <w:numPr>
-          <w:ilvl w:val="0"/>
-          <w:numId w:val="2"/>
-        </w:numPr>
-        <w:rPr>
-          <w:lang w:val="en-US"/>
-        </w:rPr>
-      </w:pPr>
-      <w:r>
-        <w:rPr>
-          <w:lang w:val="en-US"/>
-        </w:rPr>
-        <w:t>Lính đánh thuê</w:t>
-      </w:r>
-    </w:p>
-    <w:p>
-      <w:pPr>
-        <w:pStyle w:val="ListParagraph"/>
-        <w:numPr>
-          <w:ilvl w:val="0"/>
-          <w:numId w:val="10"/>
-        </w:numPr>
-        <w:rPr>
-          <w:lang w:val="en-US"/>
-        </w:rPr>
-      </w:pPr>
-      <w:r>
-        <w:rPr>
-          <w:lang w:val="en-US"/>
-        </w:rPr>
-        <w:t>“Enlist”?</w:t>
-      </w:r>
-    </w:p>
-    <w:p>
-      <w:pPr>
-        <w:pStyle w:val="ListParagraph"/>
-        <w:numPr>
-          <w:ilvl w:val="0"/>
-          <w:numId w:val="2"/>
-        </w:numPr>
-        <w:rPr>
-          <w:lang w:val="en-US"/>
-        </w:rPr>
-      </w:pPr>
-      <w:r>
-        <w:rPr>
-          <w:lang w:val="en-US"/>
-        </w:rPr>
-        <w:t>Nhập ngũ</w:t>
-      </w:r>
-    </w:p>
-    <w:p>
-      <w:pPr>
-        <w:pStyle w:val="ListParagraph"/>
-        <w:numPr>
-          <w:ilvl w:val="0"/>
-          <w:numId w:val="10"/>
-        </w:numPr>
-        <w:rPr>
-          <w:lang w:val="en-US"/>
-        </w:rPr>
-      </w:pPr>
-      <w:r>
-        <w:rPr>
-          <w:lang w:val="en-US"/>
-        </w:rPr>
-        <w:t>“Crumble”?</w:t>
-      </w:r>
-    </w:p>
-    <w:p>
-      <w:pPr>
-        <w:pStyle w:val="ListParagraph"/>
-        <w:numPr>
-          <w:ilvl w:val="0"/>
-          <w:numId w:val="2"/>
-        </w:numPr>
-        <w:rPr>
-          <w:lang w:val="en-US"/>
-        </w:rPr>
-      </w:pPr>
-      <w:r>
-        <w:rPr>
-          <w:lang w:val="en-US"/>
-        </w:rPr>
-        <w:t>Tan rã (nhóm người)</w:t>
-      </w:r>
-    </w:p>
-    <w:p>
-      <w:pPr>
-        <w:pStyle w:val="ListParagraph"/>
-        <w:numPr>
-          <w:ilvl w:val="0"/>
-          <w:numId w:val="10"/>
-        </w:numPr>
-        <w:rPr>
-          <w:lang w:val="en-US"/>
-        </w:rPr>
-      </w:pPr>
-      <w:r>
-        <w:rPr>
-          <w:lang w:val="en-US"/>
-        </w:rPr>
-        <w:t>“Outpost”?</w:t>
-      </w:r>
-    </w:p>
-    <w:p>
-      <w:pPr>
-        <w:pStyle w:val="ListParagraph"/>
-        <w:numPr>
-          <w:ilvl w:val="0"/>
-          <w:numId w:val="2"/>
-        </w:numPr>
-        <w:rPr>
-          <w:lang w:val="en-US"/>
-        </w:rPr>
-      </w:pPr>
-      <w:r>
-        <w:rPr>
-          <w:lang w:val="en-US"/>
-        </w:rPr>
-        <w:t>Trại quân sự</w:t>
-      </w:r>
-    </w:p>
-    <w:p>
-      <w:pPr>
-        <w:pStyle w:val="ListParagraph"/>
-        <w:numPr>
-          <w:ilvl w:val="0"/>
-          <w:numId w:val="10"/>
-        </w:numPr>
-        <w:rPr>
-          <w:lang w:val="en-US"/>
-        </w:rPr>
-      </w:pPr>
-      <w:r>
-        <w:rPr>
-          <w:lang w:val="en-US"/>
-        </w:rPr>
-        <w:t>“Negotiation”?</w:t>
-      </w:r>
-    </w:p>
-    <w:p>
-      <w:pPr>
-        <w:pStyle w:val="ListParagraph"/>
-        <w:numPr>
-          <w:ilvl w:val="0"/>
-          <w:numId w:val="2"/>
-        </w:numPr>
-        <w:rPr>
-          <w:lang w:val="en-US"/>
-        </w:rPr>
-      </w:pPr>
-      <w:r>
-        <w:rPr>
-          <w:lang w:val="en-US"/>
-        </w:rPr>
-        <w:t>Cuộc đàm phán</w:t>
-      </w:r>
-    </w:p>
-    <w:p>
-      <w:pPr>
-        <w:pStyle w:val="ListParagraph"/>
-        <w:numPr>
-          <w:ilvl w:val="0"/>
-          <w:numId w:val="10"/>
-        </w:numPr>
-        <w:rPr>
-          <w:lang w:val="en-US"/>
-        </w:rPr>
-      </w:pPr>
-      <w:r>
-        <w:rPr>
-          <w:lang w:val="en-US"/>
-        </w:rPr>
-        <w:t>“Headquarters”?</w:t>
-      </w:r>
-    </w:p>
-    <w:p>
-      <w:pPr>
-        <w:pStyle w:val="ListParagraph"/>
-        <w:numPr>
-          <w:ilvl w:val="0"/>
-          <w:numId w:val="2"/>
-        </w:numPr>
-        <w:rPr>
-          <w:lang w:val="en-US"/>
-        </w:rPr>
-      </w:pPr>
-      <w:r>
-        <w:rPr>
-          <w:lang w:val="en-US"/>
-        </w:rPr>
-        <w:t>Trụ sở chính</w:t>
-      </w:r>
-    </w:p>
-    <w:p>
-      <w:pPr>
-        <w:rPr>
-          <w:lang w:val="en-US"/>
-        </w:rPr>
-      </w:pPr>
-    </w:p>
-    <w:p>
-      <w:pPr>
-        <w:rPr>
-          <w:lang w:val="en-US"/>
-        </w:rPr>
-      </w:pPr>
-      <w:r>
-        <w:rPr>
-          <w:lang w:val="en-US"/>
-        </w:rPr>
-        <w:t>Time – Thời Gian:</w:t>
-      </w:r>
-    </w:p>
-    <w:p>
-      <w:pPr>
-        <w:pStyle w:val="ListParagraph"/>
-        <w:numPr>
-          <w:ilvl w:val="0"/>
-          <w:numId w:val="19"/>
-        </w:numPr>
-        <w:rPr>
-          <w:lang w:val="en-US"/>
-        </w:rPr>
-      </w:pPr>
-      <w:r>
-        <w:rPr>
-          <w:lang w:val="en-US"/>
-        </w:rPr>
-        <w:t>“Elapse”?</w:t>
-      </w:r>
-    </w:p>
-    <w:p>
-      <w:pPr>
-        <w:pStyle w:val="ListParagraph"/>
-        <w:numPr>
-          <w:ilvl w:val="0"/>
-          <w:numId w:val="2"/>
-        </w:numPr>
-        <w:rPr>
-          <w:lang w:val="en-US"/>
-        </w:rPr>
-      </w:pPr>
-      <w:r>
-        <w:rPr>
-          <w:lang w:val="en-US"/>
-        </w:rPr>
-        <w:t>Trôi qua</w:t>
-      </w:r>
-    </w:p>
-    <w:p>
-      <w:pPr>
-        <w:pStyle w:val="ListParagraph"/>
-        <w:numPr>
-          <w:ilvl w:val="0"/>
-          <w:numId w:val="19"/>
-        </w:numPr>
-        <w:rPr>
-          <w:lang w:val="en-US"/>
-        </w:rPr>
-      </w:pPr>
-      <w:r>
-        <w:rPr>
-          <w:lang w:val="en-US"/>
-        </w:rPr>
-        <w:t>“Intended”?</w:t>
-      </w:r>
-    </w:p>
-    <w:p>
-      <w:pPr>
-        <w:pStyle w:val="ListParagraph"/>
-        <w:numPr>
-          <w:ilvl w:val="0"/>
-          <w:numId w:val="2"/>
-        </w:numPr>
-        <w:rPr>
-          <w:lang w:val="en-US"/>
-        </w:rPr>
-      </w:pPr>
-      <w:r>
-        <w:rPr>
-          <w:lang w:val="en-US"/>
-        </w:rPr>
-        <w:t>Như dự tính</w:t>
+        <w:t>“Proposed”?</w:t>
+      </w:r>
+    </w:p>
+    <w:p>
+      <w:pPr>
+        <w:pStyle w:val="ListParagraph"/>
+        <w:numPr>
+          <w:ilvl w:val="0"/>
+          <w:numId w:val="2"/>
+        </w:numPr>
+        <w:rPr>
+          <w:lang w:val="en-US"/>
+        </w:rPr>
+      </w:pPr>
+      <w:r>
+        <w:rPr>
+          <w:lang w:val="en-US"/>
+        </w:rPr>
+        <w:t>Như đã đề xuất</w:t>
       </w:r>
     </w:p>
     <w:p>
@@ -4318,7 +4192,13 @@
         <w:rPr>
           <w:lang w:val="en-US"/>
         </w:rPr>
-        <w:t>I received the intended gift</w:t>
+        <w:t>The proposed merger</w:t>
+      </w:r>
+      <w:r>
+        <w:rPr>
+          <w:lang w:val="en-US"/>
+        </w:rPr>
+        <w:t xml:space="preserve"> of three smaller branches into one large branch</w:t>
       </w:r>
     </w:p>
     <w:p>
@@ -4339,638 +4219,1457 @@
         <w:rPr>
           <w:lang w:val="en-US"/>
         </w:rPr>
-        <w:t>Tôi đã nhận được món quà như dự tính</w:t>
-      </w:r>
-    </w:p>
-    <w:p>
-      <w:pPr>
-        <w:rPr>
-          <w:lang w:val="en-US"/>
-        </w:rPr>
-      </w:pPr>
-    </w:p>
-    <w:p>
-      <w:pPr>
-        <w:rPr>
-          <w:lang w:val="en-US"/>
-        </w:rPr>
-      </w:pPr>
-      <w:r>
-        <w:rPr>
-          <w:lang w:val="en-US"/>
-        </w:rPr>
-        <w:t>Elemental – Nguyên Tố:</w:t>
-      </w:r>
-    </w:p>
-    <w:p>
-      <w:pPr>
-        <w:pStyle w:val="ListParagraph"/>
-        <w:numPr>
-          <w:ilvl w:val="0"/>
-          <w:numId w:val="12"/>
-        </w:numPr>
-        <w:rPr>
-          <w:lang w:val="en-US"/>
-        </w:rPr>
-      </w:pPr>
-      <w:r>
-        <w:rPr>
-          <w:lang w:val="en-US"/>
-        </w:rPr>
-        <w:t>“Scorch”?</w:t>
-      </w:r>
-    </w:p>
-    <w:p>
-      <w:pPr>
-        <w:pStyle w:val="ListParagraph"/>
-        <w:numPr>
-          <w:ilvl w:val="0"/>
-          <w:numId w:val="2"/>
-        </w:numPr>
-        <w:rPr>
-          <w:lang w:val="en-US"/>
-        </w:rPr>
-      </w:pPr>
-      <w:r>
-        <w:rPr>
-          <w:lang w:val="en-US"/>
-        </w:rPr>
-        <w:t>Thiêu đốt</w:t>
-      </w:r>
-    </w:p>
-    <w:p>
-      <w:pPr>
-        <w:pStyle w:val="ListParagraph"/>
-        <w:numPr>
-          <w:ilvl w:val="0"/>
-          <w:numId w:val="12"/>
-        </w:numPr>
-        <w:rPr>
-          <w:lang w:val="en-US"/>
-        </w:rPr>
-      </w:pPr>
-      <w:r>
-        <w:rPr>
-          <w:lang w:val="en-US"/>
-        </w:rPr>
-        <w:t>“Enchant”?</w:t>
-      </w:r>
-    </w:p>
-    <w:p>
-      <w:pPr>
-        <w:pStyle w:val="ListParagraph"/>
-        <w:numPr>
-          <w:ilvl w:val="0"/>
-          <w:numId w:val="2"/>
-        </w:numPr>
-        <w:rPr>
-          <w:lang w:val="en-US"/>
-        </w:rPr>
-      </w:pPr>
-      <w:r>
-        <w:rPr>
-          <w:lang w:val="en-US"/>
-        </w:rPr>
-        <w:t>Tác động ma thuật (lên 1 món đồ)</w:t>
-      </w:r>
-    </w:p>
-    <w:p>
-      <w:pPr>
-        <w:rPr>
-          <w:lang w:val="en-US"/>
-        </w:rPr>
-      </w:pPr>
-    </w:p>
-    <w:p>
-      <w:pPr>
-        <w:rPr>
-          <w:lang w:val="en-US"/>
-        </w:rPr>
-      </w:pPr>
-      <w:r>
-        <w:rPr>
-          <w:lang w:val="en-US"/>
-        </w:rPr>
-        <w:t>Animal – Động Vật:</w:t>
-      </w:r>
-    </w:p>
-    <w:p>
-      <w:pPr>
-        <w:pStyle w:val="ListParagraph"/>
-        <w:numPr>
-          <w:ilvl w:val="0"/>
-          <w:numId w:val="13"/>
-        </w:numPr>
-        <w:rPr>
-          <w:lang w:val="en-US"/>
-        </w:rPr>
-      </w:pPr>
-      <w:r>
-        <w:rPr>
-          <w:lang w:val="en-US"/>
-        </w:rPr>
-        <w:lastRenderedPageBreak/>
-        <w:t>“Peck”?</w:t>
-      </w:r>
-    </w:p>
-    <w:p>
-      <w:pPr>
-        <w:pStyle w:val="ListParagraph"/>
-        <w:numPr>
-          <w:ilvl w:val="0"/>
-          <w:numId w:val="2"/>
-        </w:numPr>
-        <w:rPr>
-          <w:lang w:val="en-US"/>
-        </w:rPr>
-      </w:pPr>
-      <w:r>
-        <w:rPr>
-          <w:lang w:val="en-US"/>
-        </w:rPr>
-        <w:t>Mổ</w:t>
-      </w:r>
-    </w:p>
-    <w:p>
-      <w:pPr>
-        <w:pStyle w:val="ListParagraph"/>
-        <w:numPr>
-          <w:ilvl w:val="0"/>
-          <w:numId w:val="13"/>
-        </w:numPr>
-        <w:rPr>
-          <w:lang w:val="en-US"/>
-        </w:rPr>
-      </w:pPr>
-      <w:r>
-        <w:rPr>
-          <w:lang w:val="en-US"/>
-        </w:rPr>
-        <w:t>“Carrion”?</w:t>
-      </w:r>
-    </w:p>
-    <w:p>
-      <w:pPr>
-        <w:pStyle w:val="ListParagraph"/>
-        <w:numPr>
-          <w:ilvl w:val="0"/>
-          <w:numId w:val="2"/>
-        </w:numPr>
-        <w:rPr>
-          <w:lang w:val="en-US"/>
-        </w:rPr>
-      </w:pPr>
-      <w:r>
-        <w:rPr>
-          <w:lang w:val="en-US"/>
-        </w:rPr>
-        <w:t>Xác thối</w:t>
-      </w:r>
-    </w:p>
-    <w:p>
-      <w:pPr>
-        <w:rPr>
-          <w:lang w:val="en-US"/>
-        </w:rPr>
-      </w:pPr>
-    </w:p>
-    <w:p>
-      <w:pPr>
-        <w:rPr>
-          <w:lang w:val="en-US"/>
-        </w:rPr>
-      </w:pPr>
-      <w:r>
-        <w:rPr>
-          <w:lang w:val="en-US"/>
-        </w:rPr>
-        <w:t>Plant – Thực Vật:</w:t>
-      </w:r>
-    </w:p>
-    <w:p>
-      <w:pPr>
-        <w:pStyle w:val="ListParagraph"/>
-        <w:numPr>
-          <w:ilvl w:val="0"/>
-          <w:numId w:val="14"/>
-        </w:numPr>
-        <w:rPr>
-          <w:lang w:val="en-US"/>
-        </w:rPr>
-      </w:pPr>
-      <w:r>
-        <w:rPr>
-          <w:lang w:val="en-US"/>
-        </w:rPr>
-        <w:t>“Vine”?</w:t>
-      </w:r>
-    </w:p>
-    <w:p>
-      <w:pPr>
-        <w:pStyle w:val="ListParagraph"/>
-        <w:numPr>
-          <w:ilvl w:val="0"/>
-          <w:numId w:val="2"/>
-        </w:numPr>
-        <w:rPr>
-          <w:lang w:val="en-US"/>
-        </w:rPr>
-      </w:pPr>
-      <w:r>
-        <w:rPr>
-          <w:lang w:val="en-US"/>
-        </w:rPr>
-        <w:t>Cây leo</w:t>
-      </w:r>
-    </w:p>
-    <w:p>
-      <w:pPr>
-        <w:pStyle w:val="ListParagraph"/>
-        <w:numPr>
-          <w:ilvl w:val="0"/>
-          <w:numId w:val="14"/>
-        </w:numPr>
-        <w:rPr>
-          <w:lang w:val="en-US"/>
-        </w:rPr>
-      </w:pPr>
-      <w:r>
-        <w:rPr>
-          <w:lang w:val="en-US"/>
-        </w:rPr>
-        <w:t>“Oak”?</w:t>
-      </w:r>
-    </w:p>
-    <w:p>
-      <w:pPr>
-        <w:pStyle w:val="ListParagraph"/>
-        <w:numPr>
-          <w:ilvl w:val="0"/>
-          <w:numId w:val="2"/>
-        </w:numPr>
-        <w:rPr>
-          <w:lang w:val="en-US"/>
-        </w:rPr>
-      </w:pPr>
-      <w:r>
-        <w:rPr>
-          <w:lang w:val="en-US"/>
-        </w:rPr>
-        <w:t>Sồi</w:t>
-      </w:r>
-    </w:p>
-    <w:p>
-      <w:pPr>
-        <w:rPr>
-          <w:lang w:val="en-US"/>
-        </w:rPr>
-      </w:pPr>
-    </w:p>
-    <w:p>
-      <w:pPr>
-        <w:rPr>
-          <w:lang w:val="en-US"/>
-        </w:rPr>
-      </w:pPr>
-      <w:r>
-        <w:rPr>
-          <w:lang w:val="en-US"/>
-        </w:rPr>
-        <w:t>House – Nhà:</w:t>
-      </w:r>
-    </w:p>
-    <w:p>
-      <w:pPr>
-        <w:pStyle w:val="ListParagraph"/>
-        <w:numPr>
-          <w:ilvl w:val="0"/>
-          <w:numId w:val="27"/>
-        </w:numPr>
-        <w:rPr>
-          <w:lang w:val="en-US"/>
-        </w:rPr>
-      </w:pPr>
-      <w:r>
-        <w:rPr>
-          <w:lang w:val="en-US"/>
-        </w:rPr>
-        <w:t>“Porch”?</w:t>
-      </w:r>
-    </w:p>
-    <w:p>
-      <w:pPr>
-        <w:pStyle w:val="ListParagraph"/>
-        <w:numPr>
-          <w:ilvl w:val="0"/>
-          <w:numId w:val="2"/>
-        </w:numPr>
-        <w:rPr>
-          <w:lang w:val="en-US"/>
-        </w:rPr>
-      </w:pPr>
-      <w:r>
-        <w:rPr>
-          <w:lang w:val="en-US"/>
-        </w:rPr>
-        <w:t>Hiên nhà (phần không gian được che bởi cái mái đằng trước nhà)</w:t>
-      </w:r>
-    </w:p>
-    <w:p>
-      <w:pPr>
-        <w:rPr>
-          <w:lang w:val="en-US"/>
-        </w:rPr>
-      </w:pPr>
-    </w:p>
-    <w:p>
-      <w:pPr>
-        <w:rPr>
-          <w:lang w:val="en-US"/>
-        </w:rPr>
-      </w:pPr>
-      <w:r>
-        <w:rPr>
-          <w:lang w:val="en-US"/>
-        </w:rPr>
-        <w:t>Work – Công Việc:</w:t>
-      </w:r>
-    </w:p>
-    <w:p>
-      <w:pPr>
-        <w:pStyle w:val="ListParagraph"/>
-        <w:numPr>
-          <w:ilvl w:val="0"/>
-          <w:numId w:val="20"/>
-        </w:numPr>
-        <w:rPr>
-          <w:lang w:val="en-US"/>
-        </w:rPr>
-      </w:pPr>
-      <w:r>
-        <w:rPr>
-          <w:lang w:val="en-US"/>
-        </w:rPr>
-        <w:t>“Workload”?</w:t>
-      </w:r>
-    </w:p>
-    <w:p>
-      <w:pPr>
-        <w:pStyle w:val="ListParagraph"/>
-        <w:numPr>
-          <w:ilvl w:val="0"/>
-          <w:numId w:val="2"/>
-        </w:numPr>
-        <w:rPr>
-          <w:lang w:val="en-US"/>
-        </w:rPr>
-      </w:pPr>
-      <w:r>
-        <w:rPr>
-          <w:lang w:val="en-US"/>
-        </w:rPr>
-        <w:t>Khối lượng công việc</w:t>
-      </w:r>
-    </w:p>
-    <w:p>
-      <w:pPr>
-        <w:pStyle w:val="ListParagraph"/>
-        <w:numPr>
-          <w:ilvl w:val="0"/>
-          <w:numId w:val="20"/>
-        </w:numPr>
-        <w:rPr>
-          <w:lang w:val="en-US"/>
-        </w:rPr>
-      </w:pPr>
-      <w:r>
-        <w:rPr>
-          <w:lang w:val="en-US"/>
-        </w:rPr>
-        <w:t>“Harness”?</w:t>
-      </w:r>
-    </w:p>
-    <w:p>
-      <w:pPr>
-        <w:pStyle w:val="ListParagraph"/>
-        <w:numPr>
-          <w:ilvl w:val="0"/>
-          <w:numId w:val="2"/>
-        </w:numPr>
-        <w:rPr>
-          <w:lang w:val="en-US"/>
-        </w:rPr>
-      </w:pPr>
-      <w:r>
-        <w:rPr>
-          <w:lang w:val="en-US"/>
-        </w:rPr>
-        <w:t>Dây an toàn buộc bụng khi làm việc trên độ cao</w:t>
-      </w:r>
-    </w:p>
-    <w:p>
-      <w:pPr>
-        <w:pStyle w:val="ListParagraph"/>
-        <w:numPr>
-          <w:ilvl w:val="0"/>
-          <w:numId w:val="20"/>
-        </w:numPr>
-        <w:rPr>
-          <w:lang w:val="en-US"/>
-        </w:rPr>
-      </w:pPr>
-      <w:r>
-        <w:rPr>
-          <w:lang w:val="en-US"/>
-        </w:rPr>
-        <w:t>“Resign”?</w:t>
-      </w:r>
-    </w:p>
-    <w:p>
-      <w:pPr>
-        <w:pStyle w:val="ListParagraph"/>
-        <w:numPr>
-          <w:ilvl w:val="0"/>
-          <w:numId w:val="2"/>
-        </w:numPr>
-        <w:rPr>
-          <w:lang w:val="en-US"/>
-        </w:rPr>
-      </w:pPr>
-      <w:r>
-        <w:rPr>
-          <w:lang w:val="en-US"/>
-        </w:rPr>
-        <w:t>Từ chức</w:t>
-      </w:r>
-    </w:p>
-    <w:p>
-      <w:pPr>
-        <w:pStyle w:val="ListParagraph"/>
-        <w:numPr>
-          <w:ilvl w:val="0"/>
-          <w:numId w:val="20"/>
-        </w:numPr>
-        <w:rPr>
-          <w:lang w:val="en-US"/>
-        </w:rPr>
-      </w:pPr>
-      <w:r>
-        <w:rPr>
-          <w:lang w:val="en-US"/>
-        </w:rPr>
-        <w:t>“Retire”?</w:t>
-      </w:r>
-    </w:p>
-    <w:p>
-      <w:pPr>
-        <w:pStyle w:val="ListParagraph"/>
-        <w:numPr>
-          <w:ilvl w:val="0"/>
-          <w:numId w:val="2"/>
-        </w:numPr>
-        <w:rPr>
-          <w:lang w:val="en-US"/>
-        </w:rPr>
-      </w:pPr>
-      <w:r>
-        <w:rPr>
-          <w:lang w:val="en-US"/>
-        </w:rPr>
-        <w:t>Nghỉ việc</w:t>
-      </w:r>
-      <w:r>
-        <w:rPr>
-          <w:lang w:val="en-US"/>
-        </w:rPr>
-        <w:t xml:space="preserve"> (cút ra khỏi ngành)</w:t>
-      </w:r>
-    </w:p>
-    <w:p>
-      <w:pPr>
-        <w:pStyle w:val="ListParagraph"/>
-        <w:numPr>
-          <w:ilvl w:val="0"/>
-          <w:numId w:val="20"/>
-        </w:numPr>
-        <w:rPr>
-          <w:lang w:val="en-US"/>
-        </w:rPr>
-      </w:pPr>
-      <w:r>
-        <w:rPr>
-          <w:lang w:val="en-US"/>
-        </w:rPr>
-        <w:t>“Accounting”?</w:t>
-      </w:r>
-    </w:p>
-    <w:p>
-      <w:pPr>
-        <w:pStyle w:val="ListParagraph"/>
-        <w:numPr>
-          <w:ilvl w:val="0"/>
-          <w:numId w:val="2"/>
-        </w:numPr>
-        <w:rPr>
-          <w:lang w:val="en-US"/>
-        </w:rPr>
-      </w:pPr>
-      <w:r>
-        <w:rPr>
-          <w:lang w:val="en-US"/>
-        </w:rPr>
-        <w:t>Công việc kế toán</w:t>
-      </w:r>
-    </w:p>
-    <w:p>
-      <w:pPr>
-        <w:pStyle w:val="ListParagraph"/>
-        <w:numPr>
-          <w:ilvl w:val="0"/>
-          <w:numId w:val="20"/>
-        </w:numPr>
-        <w:rPr>
-          <w:lang w:val="en-US"/>
-        </w:rPr>
-      </w:pPr>
-      <w:r>
-        <w:rPr>
-          <w:lang w:val="en-US"/>
-        </w:rPr>
-        <w:t>“Approval”?</w:t>
-      </w:r>
-    </w:p>
-    <w:p>
-      <w:pPr>
-        <w:pStyle w:val="ListParagraph"/>
-        <w:numPr>
-          <w:ilvl w:val="0"/>
-          <w:numId w:val="2"/>
-        </w:numPr>
-        <w:rPr>
-          <w:lang w:val="en-US"/>
-        </w:rPr>
-      </w:pPr>
-      <w:r>
-        <w:rPr>
-          <w:lang w:val="en-US"/>
-        </w:rPr>
-        <w:t>Việc phê duyệt</w:t>
-      </w:r>
-      <w:r>
-        <w:rPr>
-          <w:lang w:val="en-US"/>
-        </w:rPr>
-        <w:t xml:space="preserve"> (sản phẩm)</w:t>
-      </w:r>
-    </w:p>
-    <w:p>
-      <w:pPr>
-        <w:pStyle w:val="ListParagraph"/>
-        <w:numPr>
-          <w:ilvl w:val="0"/>
-          <w:numId w:val="20"/>
-        </w:numPr>
-        <w:rPr>
-          <w:lang w:val="en-US"/>
-        </w:rPr>
-      </w:pPr>
-      <w:r>
-        <w:rPr>
-          <w:lang w:val="en-US"/>
-        </w:rPr>
-        <w:t>“Workshop”?</w:t>
-      </w:r>
-    </w:p>
-    <w:p>
-      <w:pPr>
-        <w:pStyle w:val="ListParagraph"/>
-        <w:numPr>
-          <w:ilvl w:val="0"/>
-          <w:numId w:val="2"/>
-        </w:numPr>
-        <w:rPr>
-          <w:lang w:val="en-US"/>
-        </w:rPr>
-      </w:pPr>
-      <w:r>
-        <w:rPr>
-          <w:lang w:val="en-US"/>
-        </w:rPr>
-        <w:t>Nhà máy</w:t>
-      </w:r>
-      <w:r>
-        <w:rPr>
-          <w:lang w:val="en-US"/>
-        </w:rPr>
-        <w:t xml:space="preserve"> (chế tạo và sửa chữa</w:t>
+        <w:t>Sự sáp nhập 3 chi nhánh nhỏ thành 1 chi nhánh lớn như đã đề xuất</w:t>
+      </w:r>
+    </w:p>
+    <w:p>
+      <w:pPr>
+        <w:pStyle w:val="ListParagraph"/>
+        <w:numPr>
+          <w:ilvl w:val="0"/>
+          <w:numId w:val="31"/>
+        </w:numPr>
+        <w:rPr>
+          <w:lang w:val="en-US"/>
+        </w:rPr>
+      </w:pPr>
+      <w:r>
+        <w:rPr>
+          <w:lang w:val="en-US"/>
+        </w:rPr>
+        <w:t>“Lease”?</w:t>
+      </w:r>
+    </w:p>
+    <w:p>
+      <w:pPr>
+        <w:pStyle w:val="ListParagraph"/>
+        <w:numPr>
+          <w:ilvl w:val="0"/>
+          <w:numId w:val="2"/>
+        </w:numPr>
+        <w:rPr>
+          <w:lang w:val="en-US"/>
+        </w:rPr>
+      </w:pPr>
+      <w:r>
+        <w:rPr>
+          <w:lang w:val="en-US"/>
+        </w:rPr>
+        <w:t>Cho thuê (cái gì đó)</w:t>
+      </w:r>
+    </w:p>
+    <w:p>
+      <w:pPr>
+        <w:pStyle w:val="ListParagraph"/>
+        <w:numPr>
+          <w:ilvl w:val="0"/>
+          <w:numId w:val="31"/>
+        </w:numPr>
+        <w:rPr>
+          <w:lang w:val="en-US"/>
+        </w:rPr>
+      </w:pPr>
+      <w:r>
+        <w:rPr>
+          <w:lang w:val="en-US"/>
+        </w:rPr>
+        <w:t>“Trainee”?</w:t>
+      </w:r>
+    </w:p>
+    <w:p>
+      <w:pPr>
+        <w:pStyle w:val="ListParagraph"/>
+        <w:numPr>
+          <w:ilvl w:val="0"/>
+          <w:numId w:val="2"/>
+        </w:numPr>
+        <w:rPr>
+          <w:lang w:val="en-US"/>
+        </w:rPr>
+      </w:pPr>
+      <w:r>
+        <w:rPr>
+          <w:lang w:val="en-US"/>
+        </w:rPr>
+        <w:t>Tập sự</w:t>
       </w:r>
       <w:bookmarkStart w:id="0" w:name="_GoBack"/>
       <w:bookmarkEnd w:id="0"/>
-      <w:r>
-        <w:rPr>
-          <w:lang w:val="en-US"/>
-        </w:rPr>
-        <w:t>)</w:t>
+    </w:p>
+    <w:p>
+      <w:pPr>
+        <w:rPr>
+          <w:lang w:val="en-US"/>
+        </w:rPr>
+      </w:pPr>
+    </w:p>
+    <w:p>
+      <w:pPr>
+        <w:rPr>
+          <w:lang w:val="en-US"/>
+        </w:rPr>
+      </w:pPr>
+      <w:r>
+        <w:rPr>
+          <w:lang w:val="en-US"/>
+        </w:rPr>
+        <w:t>Religion – Tôn Giáo:</w:t>
+      </w:r>
+    </w:p>
+    <w:p>
+      <w:pPr>
+        <w:pStyle w:val="ListParagraph"/>
+        <w:numPr>
+          <w:ilvl w:val="0"/>
+          <w:numId w:val="15"/>
+        </w:numPr>
+        <w:rPr>
+          <w:lang w:val="en-US"/>
+        </w:rPr>
+      </w:pPr>
+      <w:r>
+        <w:rPr>
+          <w:lang w:val="en-US"/>
+        </w:rPr>
+        <w:t>“Clergy”?</w:t>
+      </w:r>
+    </w:p>
+    <w:p>
+      <w:pPr>
+        <w:pStyle w:val="ListParagraph"/>
+        <w:numPr>
+          <w:ilvl w:val="0"/>
+          <w:numId w:val="2"/>
+        </w:numPr>
+        <w:rPr>
+          <w:lang w:val="en-US"/>
+        </w:rPr>
+      </w:pPr>
+      <w:r>
+        <w:rPr>
+          <w:lang w:val="en-US"/>
+        </w:rPr>
+        <w:t>Tu sĩ</w:t>
+      </w:r>
+    </w:p>
+    <w:p>
+      <w:pPr>
+        <w:pStyle w:val="ListParagraph"/>
+        <w:numPr>
+          <w:ilvl w:val="0"/>
+          <w:numId w:val="15"/>
+        </w:numPr>
+        <w:rPr>
+          <w:lang w:val="en-US"/>
+        </w:rPr>
+      </w:pPr>
+      <w:r>
+        <w:rPr>
+          <w:lang w:val="en-US"/>
+        </w:rPr>
+        <w:t>“Come To Pass”?</w:t>
+      </w:r>
+    </w:p>
+    <w:p>
+      <w:pPr>
+        <w:pStyle w:val="ListParagraph"/>
+        <w:numPr>
+          <w:ilvl w:val="0"/>
+          <w:numId w:val="2"/>
+        </w:numPr>
+        <w:rPr>
+          <w:lang w:val="en-US"/>
+        </w:rPr>
+      </w:pPr>
+      <w:r>
+        <w:rPr>
+          <w:lang w:val="en-US"/>
+        </w:rPr>
+        <w:t>Xảy ra (1 sự việc trong kinh thánh)</w:t>
+      </w:r>
+    </w:p>
+    <w:p>
+      <w:pPr>
+        <w:pStyle w:val="ListParagraph"/>
+        <w:numPr>
+          <w:ilvl w:val="0"/>
+          <w:numId w:val="15"/>
+        </w:numPr>
+        <w:rPr>
+          <w:lang w:val="en-US"/>
+        </w:rPr>
+      </w:pPr>
+      <w:r>
+        <w:rPr>
+          <w:lang w:val="en-US"/>
+        </w:rPr>
+        <w:t>“Ceremony”?</w:t>
+      </w:r>
+    </w:p>
+    <w:p>
+      <w:pPr>
+        <w:pStyle w:val="ListParagraph"/>
+        <w:numPr>
+          <w:ilvl w:val="0"/>
+          <w:numId w:val="2"/>
+        </w:numPr>
+        <w:rPr>
+          <w:lang w:val="en-US"/>
+        </w:rPr>
+      </w:pPr>
+      <w:r>
+        <w:rPr>
+          <w:lang w:val="en-US"/>
+        </w:rPr>
+        <w:t>Buổi lễ (trao giải)</w:t>
+      </w:r>
+    </w:p>
+    <w:p>
+      <w:pPr>
+        <w:rPr>
+          <w:lang w:val="en-US"/>
+        </w:rPr>
+      </w:pPr>
+    </w:p>
+    <w:p>
+      <w:pPr>
+        <w:rPr>
+          <w:lang w:val="en-US"/>
+        </w:rPr>
+      </w:pPr>
+      <w:r>
+        <w:rPr>
+          <w:lang w:val="en-US"/>
+        </w:rPr>
+        <w:t>War – Chiến Tranh:</w:t>
+      </w:r>
+    </w:p>
+    <w:p>
+      <w:pPr>
+        <w:pStyle w:val="ListParagraph"/>
+        <w:numPr>
+          <w:ilvl w:val="0"/>
+          <w:numId w:val="10"/>
+        </w:numPr>
+        <w:rPr>
+          <w:lang w:val="en-US"/>
+        </w:rPr>
+      </w:pPr>
+      <w:r>
+        <w:rPr>
+          <w:lang w:val="en-US"/>
+        </w:rPr>
+        <w:t>“Sentinal”?</w:t>
+      </w:r>
+    </w:p>
+    <w:p>
+      <w:pPr>
+        <w:pStyle w:val="ListParagraph"/>
+        <w:numPr>
+          <w:ilvl w:val="0"/>
+          <w:numId w:val="2"/>
+        </w:numPr>
+        <w:rPr>
+          <w:lang w:val="en-US"/>
+        </w:rPr>
+      </w:pPr>
+      <w:r>
+        <w:rPr>
+          <w:lang w:val="en-US"/>
+        </w:rPr>
+        <w:t>Lính gác</w:t>
+      </w:r>
+    </w:p>
+    <w:p>
+      <w:pPr>
+        <w:pStyle w:val="ListParagraph"/>
+        <w:numPr>
+          <w:ilvl w:val="0"/>
+          <w:numId w:val="10"/>
+        </w:numPr>
+        <w:rPr>
+          <w:lang w:val="en-US"/>
+        </w:rPr>
+      </w:pPr>
+      <w:r>
+        <w:rPr>
+          <w:lang w:val="en-US"/>
+        </w:rPr>
+        <w:t>“Sentry”?</w:t>
+      </w:r>
+    </w:p>
+    <w:p>
+      <w:pPr>
+        <w:pStyle w:val="ListParagraph"/>
+        <w:numPr>
+          <w:ilvl w:val="0"/>
+          <w:numId w:val="2"/>
+        </w:numPr>
+        <w:rPr>
+          <w:lang w:val="en-US"/>
+        </w:rPr>
+      </w:pPr>
+      <w:r>
+        <w:rPr>
+          <w:lang w:val="en-US"/>
+        </w:rPr>
+        <w:t>Lính canh</w:t>
+      </w:r>
+    </w:p>
+    <w:p>
+      <w:pPr>
+        <w:pStyle w:val="ListParagraph"/>
+        <w:numPr>
+          <w:ilvl w:val="0"/>
+          <w:numId w:val="10"/>
+        </w:numPr>
+        <w:rPr>
+          <w:lang w:val="en-US"/>
+        </w:rPr>
+      </w:pPr>
+      <w:r>
+        <w:rPr>
+          <w:lang w:val="en-US"/>
+        </w:rPr>
+        <w:t>“Banish”?</w:t>
+      </w:r>
+    </w:p>
+    <w:p>
+      <w:pPr>
+        <w:pStyle w:val="ListParagraph"/>
+        <w:numPr>
+          <w:ilvl w:val="0"/>
+          <w:numId w:val="2"/>
+        </w:numPr>
+        <w:rPr>
+          <w:lang w:val="en-US"/>
+        </w:rPr>
+      </w:pPr>
+      <w:r>
+        <w:rPr>
+          <w:lang w:val="en-US"/>
+        </w:rPr>
+        <w:t>Trục xuất</w:t>
+      </w:r>
+    </w:p>
+    <w:p>
+      <w:pPr>
+        <w:pStyle w:val="ListParagraph"/>
+        <w:numPr>
+          <w:ilvl w:val="0"/>
+          <w:numId w:val="10"/>
+        </w:numPr>
+        <w:rPr>
+          <w:lang w:val="en-US"/>
+        </w:rPr>
+      </w:pPr>
+      <w:r>
+        <w:rPr>
+          <w:lang w:val="en-US"/>
+        </w:rPr>
+        <w:lastRenderedPageBreak/>
+        <w:t>“Triumphant”?</w:t>
+      </w:r>
+    </w:p>
+    <w:p>
+      <w:pPr>
+        <w:pStyle w:val="ListParagraph"/>
+        <w:numPr>
+          <w:ilvl w:val="0"/>
+          <w:numId w:val="2"/>
+        </w:numPr>
+        <w:rPr>
+          <w:lang w:val="en-US"/>
+        </w:rPr>
+      </w:pPr>
+      <w:r>
+        <w:rPr>
+          <w:lang w:val="en-US"/>
+        </w:rPr>
+        <w:t>Cảm giác chiến thắng</w:t>
+      </w:r>
+    </w:p>
+    <w:p>
+      <w:pPr>
+        <w:pStyle w:val="ListParagraph"/>
+        <w:numPr>
+          <w:ilvl w:val="0"/>
+          <w:numId w:val="10"/>
+        </w:numPr>
+        <w:rPr>
+          <w:lang w:val="en-US"/>
+        </w:rPr>
+      </w:pPr>
+      <w:r>
+        <w:rPr>
+          <w:lang w:val="en-US"/>
+        </w:rPr>
+        <w:t>“Mercenary”?</w:t>
+      </w:r>
+    </w:p>
+    <w:p>
+      <w:pPr>
+        <w:pStyle w:val="ListParagraph"/>
+        <w:numPr>
+          <w:ilvl w:val="0"/>
+          <w:numId w:val="2"/>
+        </w:numPr>
+        <w:rPr>
+          <w:lang w:val="en-US"/>
+        </w:rPr>
+      </w:pPr>
+      <w:r>
+        <w:rPr>
+          <w:lang w:val="en-US"/>
+        </w:rPr>
+        <w:t>Lính đánh thuê</w:t>
+      </w:r>
+    </w:p>
+    <w:p>
+      <w:pPr>
+        <w:pStyle w:val="ListParagraph"/>
+        <w:numPr>
+          <w:ilvl w:val="0"/>
+          <w:numId w:val="10"/>
+        </w:numPr>
+        <w:rPr>
+          <w:lang w:val="en-US"/>
+        </w:rPr>
+      </w:pPr>
+      <w:r>
+        <w:rPr>
+          <w:lang w:val="en-US"/>
+        </w:rPr>
+        <w:t>“Enlist”?</w:t>
+      </w:r>
+    </w:p>
+    <w:p>
+      <w:pPr>
+        <w:pStyle w:val="ListParagraph"/>
+        <w:numPr>
+          <w:ilvl w:val="0"/>
+          <w:numId w:val="2"/>
+        </w:numPr>
+        <w:rPr>
+          <w:lang w:val="en-US"/>
+        </w:rPr>
+      </w:pPr>
+      <w:r>
+        <w:rPr>
+          <w:lang w:val="en-US"/>
+        </w:rPr>
+        <w:t>Nhập ngũ</w:t>
+      </w:r>
+    </w:p>
+    <w:p>
+      <w:pPr>
+        <w:pStyle w:val="ListParagraph"/>
+        <w:numPr>
+          <w:ilvl w:val="0"/>
+          <w:numId w:val="10"/>
+        </w:numPr>
+        <w:rPr>
+          <w:lang w:val="en-US"/>
+        </w:rPr>
+      </w:pPr>
+      <w:r>
+        <w:rPr>
+          <w:lang w:val="en-US"/>
+        </w:rPr>
+        <w:t>“Crumble”?</w:t>
+      </w:r>
+    </w:p>
+    <w:p>
+      <w:pPr>
+        <w:pStyle w:val="ListParagraph"/>
+        <w:numPr>
+          <w:ilvl w:val="0"/>
+          <w:numId w:val="2"/>
+        </w:numPr>
+        <w:rPr>
+          <w:lang w:val="en-US"/>
+        </w:rPr>
+      </w:pPr>
+      <w:r>
+        <w:rPr>
+          <w:lang w:val="en-US"/>
+        </w:rPr>
+        <w:t>Tan rã (nhóm người)</w:t>
+      </w:r>
+    </w:p>
+    <w:p>
+      <w:pPr>
+        <w:pStyle w:val="ListParagraph"/>
+        <w:numPr>
+          <w:ilvl w:val="0"/>
+          <w:numId w:val="10"/>
+        </w:numPr>
+        <w:rPr>
+          <w:lang w:val="en-US"/>
+        </w:rPr>
+      </w:pPr>
+      <w:r>
+        <w:rPr>
+          <w:lang w:val="en-US"/>
+        </w:rPr>
+        <w:t>“Outpost”?</w:t>
+      </w:r>
+    </w:p>
+    <w:p>
+      <w:pPr>
+        <w:pStyle w:val="ListParagraph"/>
+        <w:numPr>
+          <w:ilvl w:val="0"/>
+          <w:numId w:val="2"/>
+        </w:numPr>
+        <w:rPr>
+          <w:lang w:val="en-US"/>
+        </w:rPr>
+      </w:pPr>
+      <w:r>
+        <w:rPr>
+          <w:lang w:val="en-US"/>
+        </w:rPr>
+        <w:t>Trại quân sự</w:t>
+      </w:r>
+    </w:p>
+    <w:p>
+      <w:pPr>
+        <w:pStyle w:val="ListParagraph"/>
+        <w:numPr>
+          <w:ilvl w:val="0"/>
+          <w:numId w:val="10"/>
+        </w:numPr>
+        <w:rPr>
+          <w:lang w:val="en-US"/>
+        </w:rPr>
+      </w:pPr>
+      <w:r>
+        <w:rPr>
+          <w:lang w:val="en-US"/>
+        </w:rPr>
+        <w:t>“Negotiation”?</w:t>
+      </w:r>
+    </w:p>
+    <w:p>
+      <w:pPr>
+        <w:pStyle w:val="ListParagraph"/>
+        <w:numPr>
+          <w:ilvl w:val="0"/>
+          <w:numId w:val="2"/>
+        </w:numPr>
+        <w:rPr>
+          <w:lang w:val="en-US"/>
+        </w:rPr>
+      </w:pPr>
+      <w:r>
+        <w:rPr>
+          <w:lang w:val="en-US"/>
+        </w:rPr>
+        <w:t>Cuộc đàm phán</w:t>
+      </w:r>
+    </w:p>
+    <w:p>
+      <w:pPr>
+        <w:pStyle w:val="ListParagraph"/>
+        <w:numPr>
+          <w:ilvl w:val="0"/>
+          <w:numId w:val="10"/>
+        </w:numPr>
+        <w:rPr>
+          <w:lang w:val="en-US"/>
+        </w:rPr>
+      </w:pPr>
+      <w:r>
+        <w:rPr>
+          <w:lang w:val="en-US"/>
+        </w:rPr>
+        <w:t>“Headquarters”?</w:t>
+      </w:r>
+    </w:p>
+    <w:p>
+      <w:pPr>
+        <w:pStyle w:val="ListParagraph"/>
+        <w:numPr>
+          <w:ilvl w:val="0"/>
+          <w:numId w:val="2"/>
+        </w:numPr>
+        <w:rPr>
+          <w:lang w:val="en-US"/>
+        </w:rPr>
+      </w:pPr>
+      <w:r>
+        <w:rPr>
+          <w:lang w:val="en-US"/>
+        </w:rPr>
+        <w:t>Trụ sở chính</w:t>
+      </w:r>
+    </w:p>
+    <w:p>
+      <w:pPr>
+        <w:rPr>
+          <w:lang w:val="en-US"/>
+        </w:rPr>
+      </w:pPr>
+    </w:p>
+    <w:p>
+      <w:pPr>
+        <w:rPr>
+          <w:lang w:val="en-US"/>
+        </w:rPr>
+      </w:pPr>
+      <w:r>
+        <w:rPr>
+          <w:lang w:val="en-US"/>
+        </w:rPr>
+        <w:t>Time – Thời Gian:</w:t>
+      </w:r>
+    </w:p>
+    <w:p>
+      <w:pPr>
+        <w:pStyle w:val="ListParagraph"/>
+        <w:numPr>
+          <w:ilvl w:val="0"/>
+          <w:numId w:val="19"/>
+        </w:numPr>
+        <w:rPr>
+          <w:lang w:val="en-US"/>
+        </w:rPr>
+      </w:pPr>
+      <w:r>
+        <w:rPr>
+          <w:lang w:val="en-US"/>
+        </w:rPr>
+        <w:t>“Elapse”?</w:t>
+      </w:r>
+    </w:p>
+    <w:p>
+      <w:pPr>
+        <w:pStyle w:val="ListParagraph"/>
+        <w:numPr>
+          <w:ilvl w:val="0"/>
+          <w:numId w:val="2"/>
+        </w:numPr>
+        <w:rPr>
+          <w:lang w:val="en-US"/>
+        </w:rPr>
+      </w:pPr>
+      <w:r>
+        <w:rPr>
+          <w:lang w:val="en-US"/>
+        </w:rPr>
+        <w:t>Trôi qua</w:t>
+      </w:r>
+    </w:p>
+    <w:p>
+      <w:pPr>
+        <w:pStyle w:val="ListParagraph"/>
+        <w:numPr>
+          <w:ilvl w:val="0"/>
+          <w:numId w:val="19"/>
+        </w:numPr>
+        <w:rPr>
+          <w:lang w:val="en-US"/>
+        </w:rPr>
+      </w:pPr>
+      <w:r>
+        <w:rPr>
+          <w:lang w:val="en-US"/>
+        </w:rPr>
+        <w:t>“Intended”?</w:t>
+      </w:r>
+    </w:p>
+    <w:p>
+      <w:pPr>
+        <w:pStyle w:val="ListParagraph"/>
+        <w:numPr>
+          <w:ilvl w:val="0"/>
+          <w:numId w:val="2"/>
+        </w:numPr>
+        <w:rPr>
+          <w:lang w:val="en-US"/>
+        </w:rPr>
+      </w:pPr>
+      <w:r>
+        <w:rPr>
+          <w:lang w:val="en-US"/>
+        </w:rPr>
+        <w:t>Như dự tính</w:t>
+      </w:r>
+    </w:p>
+    <w:p>
+      <w:pPr>
+        <w:pStyle w:val="ListParagraph"/>
+        <w:numPr>
+          <w:ilvl w:val="0"/>
+          <w:numId w:val="2"/>
+        </w:numPr>
+        <w:rPr>
+          <w:lang w:val="en-US"/>
+        </w:rPr>
+      </w:pPr>
+      <w:r>
+        <w:rPr>
+          <w:lang w:val="en-US"/>
+        </w:rPr>
+        <w:t>Ví dụ</w:t>
+      </w:r>
+    </w:p>
+    <w:p>
+      <w:pPr>
+        <w:pStyle w:val="ListParagraph"/>
+        <w:pBdr>
+          <w:top w:val="single" w:sz="4" w:space="1" w:color="auto"/>
+          <w:left w:val="single" w:sz="4" w:space="4" w:color="auto"/>
+          <w:bottom w:val="single" w:sz="4" w:space="1" w:color="auto"/>
+          <w:right w:val="single" w:sz="4" w:space="4" w:color="auto"/>
+        </w:pBdr>
+        <w:ind w:left="1080"/>
+        <w:rPr>
+          <w:lang w:val="en-US"/>
+        </w:rPr>
+      </w:pPr>
+      <w:r>
+        <w:rPr>
+          <w:lang w:val="en-US"/>
+        </w:rPr>
+        <w:t>I received the intended gift</w:t>
+      </w:r>
+    </w:p>
+    <w:p>
+      <w:pPr>
+        <w:pStyle w:val="ListParagraph"/>
+        <w:pBdr>
+          <w:top w:val="single" w:sz="4" w:space="1" w:color="auto"/>
+          <w:left w:val="single" w:sz="4" w:space="4" w:color="auto"/>
+          <w:bottom w:val="single" w:sz="4" w:space="1" w:color="auto"/>
+          <w:right w:val="single" w:sz="4" w:space="4" w:color="auto"/>
+        </w:pBdr>
+        <w:ind w:left="1080"/>
+        <w:rPr>
+          <w:lang w:val="en-US"/>
+        </w:rPr>
+      </w:pPr>
+      <w:r>
+        <w:rPr>
+          <w:lang w:val="en-US"/>
+        </w:rPr>
+        <w:t>Tôi đã nhận được món quà như dự tính</w:t>
+      </w:r>
+    </w:p>
+    <w:p>
+      <w:pPr>
+        <w:pStyle w:val="ListParagraph"/>
+        <w:numPr>
+          <w:ilvl w:val="0"/>
+          <w:numId w:val="19"/>
+        </w:numPr>
+        <w:rPr>
+          <w:lang w:val="en-US"/>
+        </w:rPr>
+      </w:pPr>
+      <w:r>
+        <w:rPr>
+          <w:lang w:val="en-US"/>
+        </w:rPr>
+        <w:t>“Quarter”?</w:t>
+      </w:r>
+    </w:p>
+    <w:p>
+      <w:pPr>
+        <w:pStyle w:val="ListParagraph"/>
+        <w:numPr>
+          <w:ilvl w:val="0"/>
+          <w:numId w:val="2"/>
+        </w:numPr>
+        <w:rPr>
+          <w:lang w:val="en-US"/>
+        </w:rPr>
+      </w:pPr>
+      <w:r>
+        <w:rPr>
+          <w:lang w:val="en-US"/>
+        </w:rPr>
+        <w:t>Quý</w:t>
+      </w:r>
+    </w:p>
+    <w:p>
+      <w:pPr>
+        <w:rPr>
+          <w:lang w:val="en-US"/>
+        </w:rPr>
+      </w:pPr>
+    </w:p>
+    <w:p>
+      <w:pPr>
+        <w:rPr>
+          <w:lang w:val="en-US"/>
+        </w:rPr>
+      </w:pPr>
+      <w:r>
+        <w:rPr>
+          <w:lang w:val="en-US"/>
+        </w:rPr>
+        <w:t>Elemental – Nguyên Tố:</w:t>
+      </w:r>
+    </w:p>
+    <w:p>
+      <w:pPr>
+        <w:pStyle w:val="ListParagraph"/>
+        <w:numPr>
+          <w:ilvl w:val="0"/>
+          <w:numId w:val="12"/>
+        </w:numPr>
+        <w:rPr>
+          <w:lang w:val="en-US"/>
+        </w:rPr>
+      </w:pPr>
+      <w:r>
+        <w:rPr>
+          <w:lang w:val="en-US"/>
+        </w:rPr>
+        <w:t>“Scorch”?</w:t>
+      </w:r>
+    </w:p>
+    <w:p>
+      <w:pPr>
+        <w:pStyle w:val="ListParagraph"/>
+        <w:numPr>
+          <w:ilvl w:val="0"/>
+          <w:numId w:val="2"/>
+        </w:numPr>
+        <w:rPr>
+          <w:lang w:val="en-US"/>
+        </w:rPr>
+      </w:pPr>
+      <w:r>
+        <w:rPr>
+          <w:lang w:val="en-US"/>
+        </w:rPr>
+        <w:t>Thiêu đốt</w:t>
+      </w:r>
+    </w:p>
+    <w:p>
+      <w:pPr>
+        <w:pStyle w:val="ListParagraph"/>
+        <w:numPr>
+          <w:ilvl w:val="0"/>
+          <w:numId w:val="12"/>
+        </w:numPr>
+        <w:rPr>
+          <w:lang w:val="en-US"/>
+        </w:rPr>
+      </w:pPr>
+      <w:r>
+        <w:rPr>
+          <w:lang w:val="en-US"/>
+        </w:rPr>
+        <w:t>“Enchant”?</w:t>
+      </w:r>
+    </w:p>
+    <w:p>
+      <w:pPr>
+        <w:pStyle w:val="ListParagraph"/>
+        <w:numPr>
+          <w:ilvl w:val="0"/>
+          <w:numId w:val="2"/>
+        </w:numPr>
+        <w:rPr>
+          <w:lang w:val="en-US"/>
+        </w:rPr>
+      </w:pPr>
+      <w:r>
+        <w:rPr>
+          <w:lang w:val="en-US"/>
+        </w:rPr>
+        <w:t>Tác động ma thuật (lên 1 món đồ)</w:t>
+      </w:r>
+    </w:p>
+    <w:p>
+      <w:pPr>
+        <w:rPr>
+          <w:lang w:val="en-US"/>
+        </w:rPr>
+      </w:pPr>
+    </w:p>
+    <w:p>
+      <w:pPr>
+        <w:rPr>
+          <w:lang w:val="en-US"/>
+        </w:rPr>
+      </w:pPr>
+      <w:r>
+        <w:rPr>
+          <w:lang w:val="en-US"/>
+        </w:rPr>
+        <w:t>Animal – Động Vật:</w:t>
+      </w:r>
+    </w:p>
+    <w:p>
+      <w:pPr>
+        <w:pStyle w:val="ListParagraph"/>
+        <w:numPr>
+          <w:ilvl w:val="0"/>
+          <w:numId w:val="13"/>
+        </w:numPr>
+        <w:rPr>
+          <w:lang w:val="en-US"/>
+        </w:rPr>
+      </w:pPr>
+      <w:r>
+        <w:rPr>
+          <w:lang w:val="en-US"/>
+        </w:rPr>
+        <w:t>“Peck”?</w:t>
+      </w:r>
+    </w:p>
+    <w:p>
+      <w:pPr>
+        <w:pStyle w:val="ListParagraph"/>
+        <w:numPr>
+          <w:ilvl w:val="0"/>
+          <w:numId w:val="2"/>
+        </w:numPr>
+        <w:rPr>
+          <w:lang w:val="en-US"/>
+        </w:rPr>
+      </w:pPr>
+      <w:r>
+        <w:rPr>
+          <w:lang w:val="en-US"/>
+        </w:rPr>
+        <w:t>Mổ</w:t>
+      </w:r>
+    </w:p>
+    <w:p>
+      <w:pPr>
+        <w:pStyle w:val="ListParagraph"/>
+        <w:numPr>
+          <w:ilvl w:val="0"/>
+          <w:numId w:val="13"/>
+        </w:numPr>
+        <w:rPr>
+          <w:lang w:val="en-US"/>
+        </w:rPr>
+      </w:pPr>
+      <w:r>
+        <w:rPr>
+          <w:lang w:val="en-US"/>
+        </w:rPr>
+        <w:t>“Carrion”?</w:t>
+      </w:r>
+    </w:p>
+    <w:p>
+      <w:pPr>
+        <w:pStyle w:val="ListParagraph"/>
+        <w:numPr>
+          <w:ilvl w:val="0"/>
+          <w:numId w:val="2"/>
+        </w:numPr>
+        <w:rPr>
+          <w:lang w:val="en-US"/>
+        </w:rPr>
+      </w:pPr>
+      <w:r>
+        <w:rPr>
+          <w:lang w:val="en-US"/>
+        </w:rPr>
+        <w:t>Xác thối</w:t>
+      </w:r>
+    </w:p>
+    <w:p>
+      <w:pPr>
+        <w:rPr>
+          <w:lang w:val="en-US"/>
+        </w:rPr>
+      </w:pPr>
+    </w:p>
+    <w:p>
+      <w:pPr>
+        <w:rPr>
+          <w:lang w:val="en-US"/>
+        </w:rPr>
+      </w:pPr>
+      <w:r>
+        <w:rPr>
+          <w:lang w:val="en-US"/>
+        </w:rPr>
+        <w:t>Plant – Thực Vật:</w:t>
+      </w:r>
+    </w:p>
+    <w:p>
+      <w:pPr>
+        <w:pStyle w:val="ListParagraph"/>
+        <w:numPr>
+          <w:ilvl w:val="0"/>
+          <w:numId w:val="14"/>
+        </w:numPr>
+        <w:rPr>
+          <w:lang w:val="en-US"/>
+        </w:rPr>
+      </w:pPr>
+      <w:r>
+        <w:rPr>
+          <w:lang w:val="en-US"/>
+        </w:rPr>
+        <w:lastRenderedPageBreak/>
+        <w:t>“Vine”?</w:t>
+      </w:r>
+    </w:p>
+    <w:p>
+      <w:pPr>
+        <w:pStyle w:val="ListParagraph"/>
+        <w:numPr>
+          <w:ilvl w:val="0"/>
+          <w:numId w:val="2"/>
+        </w:numPr>
+        <w:rPr>
+          <w:lang w:val="en-US"/>
+        </w:rPr>
+      </w:pPr>
+      <w:r>
+        <w:rPr>
+          <w:lang w:val="en-US"/>
+        </w:rPr>
+        <w:t>Cây leo</w:t>
+      </w:r>
+    </w:p>
+    <w:p>
+      <w:pPr>
+        <w:pStyle w:val="ListParagraph"/>
+        <w:numPr>
+          <w:ilvl w:val="0"/>
+          <w:numId w:val="14"/>
+        </w:numPr>
+        <w:rPr>
+          <w:lang w:val="en-US"/>
+        </w:rPr>
+      </w:pPr>
+      <w:r>
+        <w:rPr>
+          <w:lang w:val="en-US"/>
+        </w:rPr>
+        <w:t>“Oak”?</w:t>
+      </w:r>
+    </w:p>
+    <w:p>
+      <w:pPr>
+        <w:pStyle w:val="ListParagraph"/>
+        <w:numPr>
+          <w:ilvl w:val="0"/>
+          <w:numId w:val="2"/>
+        </w:numPr>
+        <w:rPr>
+          <w:lang w:val="en-US"/>
+        </w:rPr>
+      </w:pPr>
+      <w:r>
+        <w:rPr>
+          <w:lang w:val="en-US"/>
+        </w:rPr>
+        <w:t>Sồi</w:t>
+      </w:r>
+    </w:p>
+    <w:p>
+      <w:pPr>
+        <w:rPr>
+          <w:lang w:val="en-US"/>
+        </w:rPr>
+      </w:pPr>
+    </w:p>
+    <w:p>
+      <w:pPr>
+        <w:rPr>
+          <w:lang w:val="en-US"/>
+        </w:rPr>
+      </w:pPr>
+      <w:r>
+        <w:rPr>
+          <w:lang w:val="en-US"/>
+        </w:rPr>
+        <w:t>House – Nhà:</w:t>
+      </w:r>
+    </w:p>
+    <w:p>
+      <w:pPr>
+        <w:pStyle w:val="ListParagraph"/>
+        <w:numPr>
+          <w:ilvl w:val="0"/>
+          <w:numId w:val="27"/>
+        </w:numPr>
+        <w:rPr>
+          <w:lang w:val="en-US"/>
+        </w:rPr>
+      </w:pPr>
+      <w:r>
+        <w:rPr>
+          <w:lang w:val="en-US"/>
+        </w:rPr>
+        <w:t>“Porch”?</w:t>
+      </w:r>
+    </w:p>
+    <w:p>
+      <w:pPr>
+        <w:pStyle w:val="ListParagraph"/>
+        <w:numPr>
+          <w:ilvl w:val="0"/>
+          <w:numId w:val="2"/>
+        </w:numPr>
+        <w:rPr>
+          <w:lang w:val="en-US"/>
+        </w:rPr>
+      </w:pPr>
+      <w:r>
+        <w:rPr>
+          <w:lang w:val="en-US"/>
+        </w:rPr>
+        <w:t>Hiên nhà (phần không gian được che bởi cái mái đằng trước nhà)</w:t>
+      </w:r>
+    </w:p>
+    <w:p>
+      <w:pPr>
+        <w:rPr>
+          <w:lang w:val="en-US"/>
+        </w:rPr>
+      </w:pPr>
+    </w:p>
+    <w:p>
+      <w:pPr>
+        <w:rPr>
+          <w:lang w:val="en-US"/>
+        </w:rPr>
+      </w:pPr>
+      <w:r>
+        <w:rPr>
+          <w:lang w:val="en-US"/>
+        </w:rPr>
+        <w:t>Work – Công Việc:</w:t>
+      </w:r>
+    </w:p>
+    <w:p>
+      <w:pPr>
+        <w:pStyle w:val="ListParagraph"/>
+        <w:numPr>
+          <w:ilvl w:val="0"/>
+          <w:numId w:val="20"/>
+        </w:numPr>
+        <w:rPr>
+          <w:lang w:val="en-US"/>
+        </w:rPr>
+      </w:pPr>
+      <w:r>
+        <w:rPr>
+          <w:lang w:val="en-US"/>
+        </w:rPr>
+        <w:t>“Workload”?</w:t>
+      </w:r>
+    </w:p>
+    <w:p>
+      <w:pPr>
+        <w:pStyle w:val="ListParagraph"/>
+        <w:numPr>
+          <w:ilvl w:val="0"/>
+          <w:numId w:val="2"/>
+        </w:numPr>
+        <w:rPr>
+          <w:lang w:val="en-US"/>
+        </w:rPr>
+      </w:pPr>
+      <w:r>
+        <w:rPr>
+          <w:lang w:val="en-US"/>
+        </w:rPr>
+        <w:t>Khối lượng công việc</w:t>
+      </w:r>
+    </w:p>
+    <w:p>
+      <w:pPr>
+        <w:pStyle w:val="ListParagraph"/>
+        <w:numPr>
+          <w:ilvl w:val="0"/>
+          <w:numId w:val="20"/>
+        </w:numPr>
+        <w:rPr>
+          <w:lang w:val="en-US"/>
+        </w:rPr>
+      </w:pPr>
+      <w:r>
+        <w:rPr>
+          <w:lang w:val="en-US"/>
+        </w:rPr>
+        <w:t>“Harness”?</w:t>
+      </w:r>
+    </w:p>
+    <w:p>
+      <w:pPr>
+        <w:pStyle w:val="ListParagraph"/>
+        <w:numPr>
+          <w:ilvl w:val="0"/>
+          <w:numId w:val="2"/>
+        </w:numPr>
+        <w:rPr>
+          <w:lang w:val="en-US"/>
+        </w:rPr>
+      </w:pPr>
+      <w:r>
+        <w:rPr>
+          <w:lang w:val="en-US"/>
+        </w:rPr>
+        <w:t>Dây an toàn buộc bụng khi làm việc trên độ cao</w:t>
+      </w:r>
+    </w:p>
+    <w:p>
+      <w:pPr>
+        <w:pStyle w:val="ListParagraph"/>
+        <w:numPr>
+          <w:ilvl w:val="0"/>
+          <w:numId w:val="20"/>
+        </w:numPr>
+        <w:rPr>
+          <w:lang w:val="en-US"/>
+        </w:rPr>
+      </w:pPr>
+      <w:r>
+        <w:rPr>
+          <w:lang w:val="en-US"/>
+        </w:rPr>
+        <w:t>“Resign”?</w:t>
+      </w:r>
+    </w:p>
+    <w:p>
+      <w:pPr>
+        <w:pStyle w:val="ListParagraph"/>
+        <w:numPr>
+          <w:ilvl w:val="0"/>
+          <w:numId w:val="2"/>
+        </w:numPr>
+        <w:rPr>
+          <w:lang w:val="en-US"/>
+        </w:rPr>
+      </w:pPr>
+      <w:r>
+        <w:rPr>
+          <w:lang w:val="en-US"/>
+        </w:rPr>
+        <w:t>Từ chức</w:t>
+      </w:r>
+    </w:p>
+    <w:p>
+      <w:pPr>
+        <w:pStyle w:val="ListParagraph"/>
+        <w:numPr>
+          <w:ilvl w:val="0"/>
+          <w:numId w:val="20"/>
+        </w:numPr>
+        <w:rPr>
+          <w:lang w:val="en-US"/>
+        </w:rPr>
+      </w:pPr>
+      <w:r>
+        <w:rPr>
+          <w:lang w:val="en-US"/>
+        </w:rPr>
+        <w:t>“Retire”?</w:t>
+      </w:r>
+    </w:p>
+    <w:p>
+      <w:pPr>
+        <w:pStyle w:val="ListParagraph"/>
+        <w:numPr>
+          <w:ilvl w:val="0"/>
+          <w:numId w:val="2"/>
+        </w:numPr>
+        <w:rPr>
+          <w:lang w:val="en-US"/>
+        </w:rPr>
+      </w:pPr>
+      <w:r>
+        <w:rPr>
+          <w:lang w:val="en-US"/>
+        </w:rPr>
+        <w:t>Nghỉ việc</w:t>
+      </w:r>
+      <w:r>
+        <w:rPr>
+          <w:lang w:val="en-US"/>
+        </w:rPr>
+        <w:t xml:space="preserve"> (cút ra khỏi ngành)</w:t>
+      </w:r>
+    </w:p>
+    <w:p>
+      <w:pPr>
+        <w:pStyle w:val="ListParagraph"/>
+        <w:numPr>
+          <w:ilvl w:val="0"/>
+          <w:numId w:val="20"/>
+        </w:numPr>
+        <w:rPr>
+          <w:lang w:val="en-US"/>
+        </w:rPr>
+      </w:pPr>
+      <w:r>
+        <w:rPr>
+          <w:lang w:val="en-US"/>
+        </w:rPr>
+        <w:t>“Accounting”?</w:t>
+      </w:r>
+    </w:p>
+    <w:p>
+      <w:pPr>
+        <w:pStyle w:val="ListParagraph"/>
+        <w:numPr>
+          <w:ilvl w:val="0"/>
+          <w:numId w:val="2"/>
+        </w:numPr>
+        <w:rPr>
+          <w:lang w:val="en-US"/>
+        </w:rPr>
+      </w:pPr>
+      <w:r>
+        <w:rPr>
+          <w:lang w:val="en-US"/>
+        </w:rPr>
+        <w:t>Công việc kế toán</w:t>
+      </w:r>
+    </w:p>
+    <w:p>
+      <w:pPr>
+        <w:pStyle w:val="ListParagraph"/>
+        <w:numPr>
+          <w:ilvl w:val="0"/>
+          <w:numId w:val="20"/>
+        </w:numPr>
+        <w:rPr>
+          <w:lang w:val="en-US"/>
+        </w:rPr>
+      </w:pPr>
+      <w:r>
+        <w:rPr>
+          <w:lang w:val="en-US"/>
+        </w:rPr>
+        <w:t>“Approval”?</w:t>
+      </w:r>
+    </w:p>
+    <w:p>
+      <w:pPr>
+        <w:pStyle w:val="ListParagraph"/>
+        <w:numPr>
+          <w:ilvl w:val="0"/>
+          <w:numId w:val="2"/>
+        </w:numPr>
+        <w:rPr>
+          <w:lang w:val="en-US"/>
+        </w:rPr>
+      </w:pPr>
+      <w:r>
+        <w:rPr>
+          <w:lang w:val="en-US"/>
+        </w:rPr>
+        <w:t>Việc phê duyệt</w:t>
+      </w:r>
+      <w:r>
+        <w:rPr>
+          <w:lang w:val="en-US"/>
+        </w:rPr>
+        <w:t xml:space="preserve"> (sản phẩm)</w:t>
+      </w:r>
+    </w:p>
+    <w:p>
+      <w:pPr>
+        <w:pStyle w:val="ListParagraph"/>
+        <w:numPr>
+          <w:ilvl w:val="0"/>
+          <w:numId w:val="20"/>
+        </w:numPr>
+        <w:rPr>
+          <w:lang w:val="en-US"/>
+        </w:rPr>
+      </w:pPr>
+      <w:r>
+        <w:rPr>
+          <w:lang w:val="en-US"/>
+        </w:rPr>
+        <w:t>“Workshop”?</w:t>
+      </w:r>
+    </w:p>
+    <w:p>
+      <w:pPr>
+        <w:pStyle w:val="ListParagraph"/>
+        <w:numPr>
+          <w:ilvl w:val="0"/>
+          <w:numId w:val="2"/>
+        </w:numPr>
+        <w:rPr>
+          <w:lang w:val="en-US"/>
+        </w:rPr>
+      </w:pPr>
+      <w:r>
+        <w:rPr>
+          <w:lang w:val="en-US"/>
+        </w:rPr>
+        <w:t>Nhà máy</w:t>
+      </w:r>
+      <w:r>
+        <w:rPr>
+          <w:lang w:val="en-US"/>
+        </w:rPr>
+        <w:t xml:space="preserve"> (chế tạo và sửa chữa)</w:t>
+      </w:r>
+    </w:p>
+    <w:p>
+      <w:pPr>
+        <w:rPr>
+          <w:lang w:val="en-US"/>
+        </w:rPr>
+      </w:pPr>
+    </w:p>
+    <w:p>
+      <w:pPr>
+        <w:rPr>
+          <w:lang w:val="en-US"/>
+        </w:rPr>
+      </w:pPr>
+      <w:r>
+        <w:rPr>
+          <w:lang w:val="en-US"/>
+        </w:rPr>
+        <w:t>Literature – Văn:</w:t>
+      </w:r>
+    </w:p>
+    <w:p>
+      <w:pPr>
+        <w:pStyle w:val="ListParagraph"/>
+        <w:numPr>
+          <w:ilvl w:val="0"/>
+          <w:numId w:val="32"/>
+        </w:numPr>
+        <w:rPr>
+          <w:lang w:val="en-US"/>
+        </w:rPr>
+      </w:pPr>
+      <w:r>
+        <w:rPr>
+          <w:lang w:val="en-US"/>
+        </w:rPr>
+        <w:t>“Memoir”?</w:t>
+      </w:r>
+    </w:p>
+    <w:p>
+      <w:pPr>
+        <w:pStyle w:val="ListParagraph"/>
+        <w:numPr>
+          <w:ilvl w:val="0"/>
+          <w:numId w:val="2"/>
+        </w:numPr>
+        <w:rPr>
+          <w:lang w:val="en-US"/>
+        </w:rPr>
+      </w:pPr>
+      <w:r>
+        <w:rPr>
+          <w:lang w:val="en-US"/>
+        </w:rPr>
+        <w:t>Hồi kí</w:t>
       </w:r>
     </w:p>
     <w:p>
@@ -5134,8 +5833,44 @@
         <w:rPr>
           <w:lang w:val="en-US"/>
         </w:rPr>
+        <w:t>Thụy Sĩ</w:t>
+      </w:r>
+    </w:p>
+    <w:p>
+      <w:pPr>
+        <w:pStyle w:val="ListParagraph"/>
+        <w:numPr>
+          <w:ilvl w:val="0"/>
+          <w:numId w:val="25"/>
+        </w:numPr>
+        <w:rPr>
+          <w:lang w:val="en-US"/>
+        </w:rPr>
+      </w:pPr>
+      <w:r>
+        <w:rPr>
+          <w:lang w:val="en-US"/>
+        </w:rPr>
+        <w:t>“Sweden”?</w:t>
+      </w:r>
+    </w:p>
+    <w:p>
+      <w:pPr>
+        <w:pStyle w:val="ListParagraph"/>
+        <w:numPr>
+          <w:ilvl w:val="0"/>
+          <w:numId w:val="2"/>
+        </w:numPr>
+        <w:rPr>
+          <w:lang w:val="en-US"/>
+        </w:rPr>
+      </w:pPr>
+      <w:r>
+        <w:rPr>
+          <w:lang w:val="en-US"/>
+        </w:rPr>
         <w:lastRenderedPageBreak/>
-        <w:t>Thụy Sĩ</w:t>
+        <w:t>Thụy Điển</w:t>
       </w:r>
     </w:p>
     <w:p>
@@ -5153,25 +5888,25 @@
         <w:rPr>
           <w:lang w:val="en-US"/>
         </w:rPr>
-        <w:t>“Sweden”?</w:t>
-      </w:r>
-    </w:p>
-    <w:p>
-      <w:pPr>
-        <w:pStyle w:val="ListParagraph"/>
-        <w:numPr>
-          <w:ilvl w:val="0"/>
-          <w:numId w:val="2"/>
-        </w:numPr>
-        <w:rPr>
-          <w:lang w:val="en-US"/>
-        </w:rPr>
-      </w:pPr>
-      <w:r>
-        <w:rPr>
-          <w:lang w:val="en-US"/>
-        </w:rPr>
-        <w:t>Thụy Điển</w:t>
+        <w:t>“Spanish”?</w:t>
+      </w:r>
+    </w:p>
+    <w:p>
+      <w:pPr>
+        <w:pStyle w:val="ListParagraph"/>
+        <w:numPr>
+          <w:ilvl w:val="0"/>
+          <w:numId w:val="2"/>
+        </w:numPr>
+        <w:rPr>
+          <w:lang w:val="en-US"/>
+        </w:rPr>
+      </w:pPr>
+      <w:r>
+        <w:rPr>
+          <w:lang w:val="en-US"/>
+        </w:rPr>
+        <w:t>Tây Ban Nha</w:t>
       </w:r>
     </w:p>
     <w:p>
@@ -5189,25 +5924,25 @@
         <w:rPr>
           <w:lang w:val="en-US"/>
         </w:rPr>
-        <w:t>“Spanish”?</w:t>
-      </w:r>
-    </w:p>
-    <w:p>
-      <w:pPr>
-        <w:pStyle w:val="ListParagraph"/>
-        <w:numPr>
-          <w:ilvl w:val="0"/>
-          <w:numId w:val="2"/>
-        </w:numPr>
-        <w:rPr>
-          <w:lang w:val="en-US"/>
-        </w:rPr>
-      </w:pPr>
-      <w:r>
-        <w:rPr>
-          <w:lang w:val="en-US"/>
-        </w:rPr>
-        <w:t>Tây Ban Nha</w:t>
+        <w:t>“Portugal”?</w:t>
+      </w:r>
+    </w:p>
+    <w:p>
+      <w:pPr>
+        <w:pStyle w:val="ListParagraph"/>
+        <w:numPr>
+          <w:ilvl w:val="0"/>
+          <w:numId w:val="2"/>
+        </w:numPr>
+        <w:rPr>
+          <w:lang w:val="en-US"/>
+        </w:rPr>
+      </w:pPr>
+      <w:r>
+        <w:rPr>
+          <w:lang w:val="en-US"/>
+        </w:rPr>
+        <w:t>Bồ Đào Nha</w:t>
       </w:r>
     </w:p>
     <w:p>
@@ -5225,25 +5960,25 @@
         <w:rPr>
           <w:lang w:val="en-US"/>
         </w:rPr>
-        <w:t>“Portugal”?</w:t>
-      </w:r>
-    </w:p>
-    <w:p>
-      <w:pPr>
-        <w:pStyle w:val="ListParagraph"/>
-        <w:numPr>
-          <w:ilvl w:val="0"/>
-          <w:numId w:val="2"/>
-        </w:numPr>
-        <w:rPr>
-          <w:lang w:val="en-US"/>
-        </w:rPr>
-      </w:pPr>
-      <w:r>
-        <w:rPr>
-          <w:lang w:val="en-US"/>
-        </w:rPr>
-        <w:t>Bồ Đào Nha</w:t>
+        <w:t>“Denmark”?</w:t>
+      </w:r>
+    </w:p>
+    <w:p>
+      <w:pPr>
+        <w:pStyle w:val="ListParagraph"/>
+        <w:numPr>
+          <w:ilvl w:val="0"/>
+          <w:numId w:val="2"/>
+        </w:numPr>
+        <w:rPr>
+          <w:lang w:val="en-US"/>
+        </w:rPr>
+      </w:pPr>
+      <w:r>
+        <w:rPr>
+          <w:lang w:val="en-US"/>
+        </w:rPr>
+        <w:t>Đan Mạch</w:t>
       </w:r>
     </w:p>
     <w:p>
@@ -5261,42 +5996,6 @@
         <w:rPr>
           <w:lang w:val="en-US"/>
         </w:rPr>
-        <w:t>“Denmark”?</w:t>
-      </w:r>
-    </w:p>
-    <w:p>
-      <w:pPr>
-        <w:pStyle w:val="ListParagraph"/>
-        <w:numPr>
-          <w:ilvl w:val="0"/>
-          <w:numId w:val="2"/>
-        </w:numPr>
-        <w:rPr>
-          <w:lang w:val="en-US"/>
-        </w:rPr>
-      </w:pPr>
-      <w:r>
-        <w:rPr>
-          <w:lang w:val="en-US"/>
-        </w:rPr>
-        <w:t>Đan Mạch</w:t>
-      </w:r>
-    </w:p>
-    <w:p>
-      <w:pPr>
-        <w:pStyle w:val="ListParagraph"/>
-        <w:numPr>
-          <w:ilvl w:val="0"/>
-          <w:numId w:val="25"/>
-        </w:numPr>
-        <w:rPr>
-          <w:lang w:val="en-US"/>
-        </w:rPr>
-      </w:pPr>
-      <w:r>
-        <w:rPr>
-          <w:lang w:val="en-US"/>
-        </w:rPr>
         <w:t>“Turkey”?</w:t>
       </w:r>
     </w:p>
@@ -5500,6 +6199,42 @@
           <w:lang w:val="en-US"/>
         </w:rPr>
         <w:t>Hành lí</w:t>
+      </w:r>
+    </w:p>
+    <w:p>
+      <w:pPr>
+        <w:pStyle w:val="ListParagraph"/>
+        <w:numPr>
+          <w:ilvl w:val="0"/>
+          <w:numId w:val="24"/>
+        </w:numPr>
+        <w:rPr>
+          <w:lang w:val="en-US"/>
+        </w:rPr>
+      </w:pPr>
+      <w:r>
+        <w:rPr>
+          <w:lang w:val="en-US"/>
+        </w:rPr>
+        <w:t>“Malfunction”?</w:t>
+      </w:r>
+    </w:p>
+    <w:p>
+      <w:pPr>
+        <w:pStyle w:val="ListParagraph"/>
+        <w:numPr>
+          <w:ilvl w:val="0"/>
+          <w:numId w:val="2"/>
+        </w:numPr>
+        <w:rPr>
+          <w:lang w:val="en-US"/>
+        </w:rPr>
+      </w:pPr>
+      <w:r>
+        <w:rPr>
+          <w:lang w:val="en-US"/>
+        </w:rPr>
+        <w:t>Hoạt động lỗi (máy)</w:t>
       </w:r>
     </w:p>
     <w:p>
@@ -6705,6 +7440,42 @@
           <w:lang w:val="en-US"/>
         </w:rPr>
         <w:t>Giải quyết (1 vấn đề)</w:t>
+      </w:r>
+    </w:p>
+    <w:p>
+      <w:pPr>
+        <w:pStyle w:val="ListParagraph"/>
+        <w:numPr>
+          <w:ilvl w:val="0"/>
+          <w:numId w:val="4"/>
+        </w:numPr>
+        <w:rPr>
+          <w:lang w:val="en-US"/>
+        </w:rPr>
+      </w:pPr>
+      <w:r>
+        <w:rPr>
+          <w:lang w:val="en-US"/>
+        </w:rPr>
+        <w:t>“Descent”?</w:t>
+      </w:r>
+    </w:p>
+    <w:p>
+      <w:pPr>
+        <w:pStyle w:val="ListParagraph"/>
+        <w:numPr>
+          <w:ilvl w:val="0"/>
+          <w:numId w:val="2"/>
+        </w:numPr>
+        <w:rPr>
+          <w:lang w:val="en-US"/>
+        </w:rPr>
+      </w:pPr>
+      <w:r>
+        <w:rPr>
+          <w:lang w:val="en-US"/>
+        </w:rPr>
+        <w:t>Giảm</w:t>
       </w:r>
     </w:p>
     <w:p>
@@ -8984,6 +9755,95 @@
     </w:lvl>
   </w:abstractNum>
   <w:abstractNum w:abstractNumId="24">
+    <w:nsid w:val="64933ABF"/>
+    <w:multiLevelType w:val="hybridMultilevel"/>
+    <w:tmpl w:val="943C2786"/>
+    <w:lvl w:ilvl="0" w:tplc="C5BE8068">
+      <w:start w:val="1"/>
+      <w:numFmt w:val="decimal"/>
+      <w:lvlText w:val="%1."/>
+      <w:lvlJc w:val="left"/>
+      <w:pPr>
+        <w:ind w:left="1080" w:hanging="360"/>
+      </w:pPr>
+      <w:rPr>
+        <w:rFonts w:hint="default"/>
+      </w:rPr>
+    </w:lvl>
+    <w:lvl w:ilvl="1" w:tplc="042A0019" w:tentative="1">
+      <w:start w:val="1"/>
+      <w:numFmt w:val="lowerLetter"/>
+      <w:lvlText w:val="%2."/>
+      <w:lvlJc w:val="left"/>
+      <w:pPr>
+        <w:ind w:left="1800" w:hanging="360"/>
+      </w:pPr>
+    </w:lvl>
+    <w:lvl w:ilvl="2" w:tplc="042A001B" w:tentative="1">
+      <w:start w:val="1"/>
+      <w:numFmt w:val="lowerRoman"/>
+      <w:lvlText w:val="%3."/>
+      <w:lvlJc w:val="right"/>
+      <w:pPr>
+        <w:ind w:left="2520" w:hanging="180"/>
+      </w:pPr>
+    </w:lvl>
+    <w:lvl w:ilvl="3" w:tplc="042A000F" w:tentative="1">
+      <w:start w:val="1"/>
+      <w:numFmt w:val="decimal"/>
+      <w:lvlText w:val="%4."/>
+      <w:lvlJc w:val="left"/>
+      <w:pPr>
+        <w:ind w:left="3240" w:hanging="360"/>
+      </w:pPr>
+    </w:lvl>
+    <w:lvl w:ilvl="4" w:tplc="042A0019" w:tentative="1">
+      <w:start w:val="1"/>
+      <w:numFmt w:val="lowerLetter"/>
+      <w:lvlText w:val="%5."/>
+      <w:lvlJc w:val="left"/>
+      <w:pPr>
+        <w:ind w:left="3960" w:hanging="360"/>
+      </w:pPr>
+    </w:lvl>
+    <w:lvl w:ilvl="5" w:tplc="042A001B" w:tentative="1">
+      <w:start w:val="1"/>
+      <w:numFmt w:val="lowerRoman"/>
+      <w:lvlText w:val="%6."/>
+      <w:lvlJc w:val="right"/>
+      <w:pPr>
+        <w:ind w:left="4680" w:hanging="180"/>
+      </w:pPr>
+    </w:lvl>
+    <w:lvl w:ilvl="6" w:tplc="042A000F" w:tentative="1">
+      <w:start w:val="1"/>
+      <w:numFmt w:val="decimal"/>
+      <w:lvlText w:val="%7."/>
+      <w:lvlJc w:val="left"/>
+      <w:pPr>
+        <w:ind w:left="5400" w:hanging="360"/>
+      </w:pPr>
+    </w:lvl>
+    <w:lvl w:ilvl="7" w:tplc="042A0019" w:tentative="1">
+      <w:start w:val="1"/>
+      <w:numFmt w:val="lowerLetter"/>
+      <w:lvlText w:val="%8."/>
+      <w:lvlJc w:val="left"/>
+      <w:pPr>
+        <w:ind w:left="6120" w:hanging="360"/>
+      </w:pPr>
+    </w:lvl>
+    <w:lvl w:ilvl="8" w:tplc="042A001B" w:tentative="1">
+      <w:start w:val="1"/>
+      <w:numFmt w:val="lowerRoman"/>
+      <w:lvlText w:val="%9."/>
+      <w:lvlJc w:val="right"/>
+      <w:pPr>
+        <w:ind w:left="6840" w:hanging="180"/>
+      </w:pPr>
+    </w:lvl>
+  </w:abstractNum>
+  <w:abstractNum w:abstractNumId="25">
     <w:nsid w:val="68625569"/>
     <w:multiLevelType w:val="hybridMultilevel"/>
     <w:tmpl w:val="C6E6E8FE"/>
@@ -9072,7 +9932,7 @@
       </w:pPr>
     </w:lvl>
   </w:abstractNum>
-  <w:abstractNum w:abstractNumId="25">
+  <w:abstractNum w:abstractNumId="26">
     <w:nsid w:val="68695F0C"/>
     <w:multiLevelType w:val="hybridMultilevel"/>
     <w:tmpl w:val="E0944F3C"/>
@@ -9161,7 +10021,7 @@
       </w:pPr>
     </w:lvl>
   </w:abstractNum>
-  <w:abstractNum w:abstractNumId="26">
+  <w:abstractNum w:abstractNumId="27">
     <w:nsid w:val="6BE62517"/>
     <w:multiLevelType w:val="hybridMultilevel"/>
     <w:tmpl w:val="0F4AE412"/>
@@ -9274,7 +10134,7 @@
       </w:rPr>
     </w:lvl>
   </w:abstractNum>
-  <w:abstractNum w:abstractNumId="27">
+  <w:abstractNum w:abstractNumId="28">
     <w:nsid w:val="6C62378D"/>
     <w:multiLevelType w:val="hybridMultilevel"/>
     <w:tmpl w:val="6B0C3F86"/>
@@ -9363,7 +10223,7 @@
       </w:pPr>
     </w:lvl>
   </w:abstractNum>
-  <w:abstractNum w:abstractNumId="28">
+  <w:abstractNum w:abstractNumId="29">
     <w:nsid w:val="74FD50E2"/>
     <w:multiLevelType w:val="hybridMultilevel"/>
     <w:tmpl w:val="2F86794C"/>
@@ -9452,7 +10312,7 @@
       </w:pPr>
     </w:lvl>
   </w:abstractNum>
-  <w:abstractNum w:abstractNumId="29">
+  <w:abstractNum w:abstractNumId="30">
     <w:nsid w:val="796C6536"/>
     <w:multiLevelType w:val="hybridMultilevel"/>
     <w:tmpl w:val="B7BAE2D8"/>
@@ -9541,7 +10401,7 @@
       </w:pPr>
     </w:lvl>
   </w:abstractNum>
-  <w:abstractNum w:abstractNumId="30">
+  <w:abstractNum w:abstractNumId="31">
     <w:nsid w:val="7EA00B10"/>
     <w:multiLevelType w:val="hybridMultilevel"/>
     <w:tmpl w:val="EACE9F7A"/>
@@ -9637,10 +10497,10 @@
     <w:abstractNumId w:val="20"/>
   </w:num>
   <w:num w:numId="3">
-    <w:abstractNumId w:val="30"/>
+    <w:abstractNumId w:val="31"/>
   </w:num>
   <w:num w:numId="4">
-    <w:abstractNumId w:val="25"/>
+    <w:abstractNumId w:val="26"/>
   </w:num>
   <w:num w:numId="5">
     <w:abstractNumId w:val="23"/>
@@ -9655,7 +10515,7 @@
     <w:abstractNumId w:val="12"/>
   </w:num>
   <w:num w:numId="9">
-    <w:abstractNumId w:val="28"/>
+    <w:abstractNumId w:val="29"/>
   </w:num>
   <w:num w:numId="10">
     <w:abstractNumId w:val="3"/>
@@ -9670,7 +10530,7 @@
     <w:abstractNumId w:val="4"/>
   </w:num>
   <w:num w:numId="14">
-    <w:abstractNumId w:val="29"/>
+    <w:abstractNumId w:val="30"/>
   </w:num>
   <w:num w:numId="15">
     <w:abstractNumId w:val="18"/>
@@ -9682,7 +10542,7 @@
     <w:abstractNumId w:val="7"/>
   </w:num>
   <w:num w:numId="18">
-    <w:abstractNumId w:val="27"/>
+    <w:abstractNumId w:val="28"/>
   </w:num>
   <w:num w:numId="19">
     <w:abstractNumId w:val="11"/>
@@ -9709,19 +10569,22 @@
     <w:abstractNumId w:val="1"/>
   </w:num>
   <w:num w:numId="27">
-    <w:abstractNumId w:val="24"/>
+    <w:abstractNumId w:val="25"/>
   </w:num>
   <w:num w:numId="28">
     <w:abstractNumId w:val="15"/>
   </w:num>
   <w:num w:numId="29">
-    <w:abstractNumId w:val="26"/>
+    <w:abstractNumId w:val="27"/>
   </w:num>
   <w:num w:numId="30">
     <w:abstractNumId w:val="8"/>
   </w:num>
   <w:num w:numId="31">
     <w:abstractNumId w:val="14"/>
+  </w:num>
+  <w:num w:numId="32">
+    <w:abstractNumId w:val="24"/>
   </w:num>
 </w:numbering>
 </file>

--- a/english.docx
+++ b/english.docx
@@ -2073,6 +2073,54 @@
     </w:p>
     <w:p>
       <w:pPr>
+        <w:pStyle w:val="ListParagraph"/>
+        <w:numPr>
+          <w:ilvl w:val="0"/>
+          <w:numId w:val="7"/>
+        </w:numPr>
+        <w:rPr>
+          <w:lang w:val="en-US"/>
+        </w:rPr>
+      </w:pPr>
+      <w:r>
+        <w:rPr>
+          <w:lang w:val="en-US"/>
+        </w:rPr>
+        <w:t>“Exchange”?</w:t>
+      </w:r>
+    </w:p>
+    <w:p>
+      <w:pPr>
+        <w:pStyle w:val="ListParagraph"/>
+        <w:numPr>
+          <w:ilvl w:val="0"/>
+          <w:numId w:val="2"/>
+        </w:numPr>
+        <w:rPr>
+          <w:lang w:val="en-US"/>
+        </w:rPr>
+      </w:pPr>
+      <w:r>
+        <w:rPr>
+          <w:lang w:val="en-US"/>
+        </w:rPr>
+        <w:t>Trao đổi (địa chỉ</w:t>
+      </w:r>
+      <w:r>
+        <w:rPr>
+          <w:lang w:val="en-US"/>
+        </w:rPr>
+        <w:t>, quà cáp, …</w:t>
+      </w:r>
+      <w:r>
+        <w:rPr>
+          <w:lang w:val="en-US"/>
+        </w:rPr>
+        <w:t>)</w:t>
+      </w:r>
+    </w:p>
+    <w:p>
+      <w:pPr>
         <w:rPr>
           <w:lang w:val="en-US"/>
         </w:rPr>
@@ -2129,6 +2177,42 @@
     </w:p>
     <w:p>
       <w:pPr>
+        <w:pStyle w:val="ListParagraph"/>
+        <w:numPr>
+          <w:ilvl w:val="0"/>
+          <w:numId w:val="30"/>
+        </w:numPr>
+        <w:rPr>
+          <w:lang w:val="en-US"/>
+        </w:rPr>
+      </w:pPr>
+      <w:r>
+        <w:rPr>
+          <w:lang w:val="en-US"/>
+        </w:rPr>
+        <w:t>“Display”?</w:t>
+      </w:r>
+    </w:p>
+    <w:p>
+      <w:pPr>
+        <w:pStyle w:val="ListParagraph"/>
+        <w:numPr>
+          <w:ilvl w:val="0"/>
+          <w:numId w:val="2"/>
+        </w:numPr>
+        <w:rPr>
+          <w:lang w:val="en-US"/>
+        </w:rPr>
+      </w:pPr>
+      <w:r>
+        <w:rPr>
+          <w:lang w:val="en-US"/>
+        </w:rPr>
+        <w:t>Màn (biểu diễn pháo hoa, trưng bày triển lãm)</w:t>
+      </w:r>
+    </w:p>
+    <w:p>
+      <w:pPr>
         <w:rPr>
           <w:lang w:val="en-US"/>
         </w:rPr>
@@ -2234,6 +2318,7 @@
         <w:rPr>
           <w:lang w:val="en-US"/>
         </w:rPr>
+        <w:lastRenderedPageBreak/>
         <w:t>Chân thành (không lừa lọc)</w:t>
       </w:r>
     </w:p>
@@ -2306,436 +2391,760 @@
         <w:rPr>
           <w:lang w:val="en-US"/>
         </w:rPr>
+        <w:t>Sự đồng ý</w:t>
+      </w:r>
+    </w:p>
+    <w:p>
+      <w:pPr>
+        <w:pStyle w:val="ListParagraph"/>
+        <w:numPr>
+          <w:ilvl w:val="0"/>
+          <w:numId w:val="8"/>
+        </w:numPr>
+        <w:rPr>
+          <w:lang w:val="en-US"/>
+        </w:rPr>
+      </w:pPr>
+      <w:r>
+        <w:rPr>
+          <w:lang w:val="en-US"/>
+        </w:rPr>
+        <w:t>“Ruthless”?</w:t>
+      </w:r>
+    </w:p>
+    <w:p>
+      <w:pPr>
+        <w:pStyle w:val="ListParagraph"/>
+        <w:numPr>
+          <w:ilvl w:val="0"/>
+          <w:numId w:val="2"/>
+        </w:numPr>
+        <w:rPr>
+          <w:lang w:val="en-US"/>
+        </w:rPr>
+      </w:pPr>
+      <w:r>
+        <w:rPr>
+          <w:lang w:val="en-US"/>
+        </w:rPr>
+        <w:t>Tàn nhẫn</w:t>
+      </w:r>
+    </w:p>
+    <w:p>
+      <w:pPr>
+        <w:pStyle w:val="ListParagraph"/>
+        <w:numPr>
+          <w:ilvl w:val="0"/>
+          <w:numId w:val="8"/>
+        </w:numPr>
+        <w:rPr>
+          <w:lang w:val="en-US"/>
+        </w:rPr>
+      </w:pPr>
+      <w:r>
+        <w:rPr>
+          <w:lang w:val="en-US"/>
+        </w:rPr>
+        <w:t>“Woefully”?</w:t>
+      </w:r>
+    </w:p>
+    <w:p>
+      <w:pPr>
+        <w:pStyle w:val="ListParagraph"/>
+        <w:numPr>
+          <w:ilvl w:val="0"/>
+          <w:numId w:val="2"/>
+        </w:numPr>
+        <w:rPr>
+          <w:lang w:val="en-US"/>
+        </w:rPr>
+      </w:pPr>
+      <w:r>
+        <w:rPr>
+          <w:lang w:val="en-US"/>
+        </w:rPr>
+        <w:t>Một cách tệ hại</w:t>
+      </w:r>
+    </w:p>
+    <w:p>
+      <w:pPr>
+        <w:pStyle w:val="ListParagraph"/>
+        <w:numPr>
+          <w:ilvl w:val="0"/>
+          <w:numId w:val="8"/>
+        </w:numPr>
+        <w:rPr>
+          <w:lang w:val="en-US"/>
+        </w:rPr>
+      </w:pPr>
+      <w:r>
+        <w:rPr>
+          <w:lang w:val="en-US"/>
+        </w:rPr>
+        <w:t>“Underprepared”?</w:t>
+      </w:r>
+    </w:p>
+    <w:p>
+      <w:pPr>
+        <w:pStyle w:val="ListParagraph"/>
+        <w:numPr>
+          <w:ilvl w:val="0"/>
+          <w:numId w:val="2"/>
+        </w:numPr>
+        <w:rPr>
+          <w:lang w:val="en-US"/>
+        </w:rPr>
+      </w:pPr>
+      <w:r>
+        <w:rPr>
+          <w:lang w:val="en-US"/>
+        </w:rPr>
+        <w:t>Chưa chuẩn bị trước</w:t>
+      </w:r>
+    </w:p>
+    <w:p>
+      <w:pPr>
+        <w:pStyle w:val="ListParagraph"/>
+        <w:numPr>
+          <w:ilvl w:val="0"/>
+          <w:numId w:val="8"/>
+        </w:numPr>
+        <w:rPr>
+          <w:lang w:val="en-US"/>
+        </w:rPr>
+      </w:pPr>
+      <w:r>
+        <w:rPr>
+          <w:lang w:val="en-US"/>
+        </w:rPr>
+        <w:t>“Compromise”?</w:t>
+      </w:r>
+    </w:p>
+    <w:p>
+      <w:pPr>
+        <w:pStyle w:val="ListParagraph"/>
+        <w:numPr>
+          <w:ilvl w:val="0"/>
+          <w:numId w:val="2"/>
+        </w:numPr>
+        <w:rPr>
+          <w:lang w:val="en-US"/>
+        </w:rPr>
+      </w:pPr>
+      <w:r>
+        <w:rPr>
+          <w:lang w:val="en-US"/>
+        </w:rPr>
+        <w:t>Thỏa hiệp</w:t>
+      </w:r>
+    </w:p>
+    <w:p>
+      <w:pPr>
+        <w:pStyle w:val="ListParagraph"/>
+        <w:numPr>
+          <w:ilvl w:val="0"/>
+          <w:numId w:val="8"/>
+        </w:numPr>
+        <w:rPr>
+          <w:lang w:val="en-US"/>
+        </w:rPr>
+      </w:pPr>
+      <w:r>
+        <w:rPr>
+          <w:lang w:val="en-US"/>
+        </w:rPr>
+        <w:t>“Assure”?</w:t>
+      </w:r>
+    </w:p>
+    <w:p>
+      <w:pPr>
+        <w:pStyle w:val="ListParagraph"/>
+        <w:numPr>
+          <w:ilvl w:val="0"/>
+          <w:numId w:val="2"/>
+        </w:numPr>
+        <w:rPr>
+          <w:lang w:val="en-US"/>
+        </w:rPr>
+      </w:pPr>
+      <w:r>
+        <w:rPr>
+          <w:lang w:val="en-US"/>
+        </w:rPr>
+        <w:t>Khẳng định</w:t>
+      </w:r>
+    </w:p>
+    <w:p>
+      <w:pPr>
+        <w:pStyle w:val="ListParagraph"/>
+        <w:numPr>
+          <w:ilvl w:val="0"/>
+          <w:numId w:val="8"/>
+        </w:numPr>
+        <w:rPr>
+          <w:lang w:val="en-US"/>
+        </w:rPr>
+      </w:pPr>
+      <w:r>
+        <w:rPr>
+          <w:lang w:val="en-US"/>
+        </w:rPr>
+        <w:t>“Abide By”?</w:t>
+      </w:r>
+    </w:p>
+    <w:p>
+      <w:pPr>
+        <w:pStyle w:val="ListParagraph"/>
+        <w:numPr>
+          <w:ilvl w:val="0"/>
+          <w:numId w:val="2"/>
+        </w:numPr>
+        <w:rPr>
+          <w:lang w:val="en-US"/>
+        </w:rPr>
+      </w:pPr>
+      <w:r>
+        <w:rPr>
+          <w:lang w:val="en-US"/>
+        </w:rPr>
+        <w:t>Chịu những quy tắc của (trườ</w:t>
+      </w:r>
+      <w:r>
+        <w:rPr>
+          <w:lang w:val="en-US"/>
+        </w:rPr>
+        <w:t>ng</w:t>
+      </w:r>
+      <w:r>
+        <w:rPr>
+          <w:lang w:val="en-US"/>
+        </w:rPr>
+        <w:t>)</w:t>
+      </w:r>
+    </w:p>
+    <w:p>
+      <w:pPr>
+        <w:pStyle w:val="ListParagraph"/>
+        <w:numPr>
+          <w:ilvl w:val="0"/>
+          <w:numId w:val="8"/>
+        </w:numPr>
+        <w:rPr>
+          <w:lang w:val="en-US"/>
+        </w:rPr>
+      </w:pPr>
+      <w:r>
+        <w:rPr>
+          <w:lang w:val="en-US"/>
+        </w:rPr>
+        <w:t>“Compelling”?</w:t>
+      </w:r>
+    </w:p>
+    <w:p>
+      <w:pPr>
+        <w:pStyle w:val="ListParagraph"/>
+        <w:numPr>
+          <w:ilvl w:val="0"/>
+          <w:numId w:val="2"/>
+        </w:numPr>
+        <w:rPr>
+          <w:lang w:val="en-US"/>
+        </w:rPr>
+      </w:pPr>
+      <w:r>
+        <w:rPr>
+          <w:lang w:val="en-US"/>
+        </w:rPr>
+        <w:t>Cực hấp dẫn</w:t>
+      </w:r>
+    </w:p>
+    <w:p>
+      <w:pPr>
+        <w:pStyle w:val="ListParagraph"/>
+        <w:numPr>
+          <w:ilvl w:val="0"/>
+          <w:numId w:val="8"/>
+        </w:numPr>
+        <w:rPr>
+          <w:lang w:val="en-US"/>
+        </w:rPr>
+      </w:pPr>
+      <w:r>
+        <w:rPr>
+          <w:lang w:val="en-US"/>
+        </w:rPr>
+        <w:t>“Vague”?</w:t>
+      </w:r>
+    </w:p>
+    <w:p>
+      <w:pPr>
+        <w:pStyle w:val="ListParagraph"/>
+        <w:numPr>
+          <w:ilvl w:val="0"/>
+          <w:numId w:val="2"/>
+        </w:numPr>
+        <w:rPr>
+          <w:lang w:val="en-US"/>
+        </w:rPr>
+      </w:pPr>
+      <w:r>
+        <w:rPr>
+          <w:lang w:val="en-US"/>
+        </w:rPr>
+        <w:t>Mơ hồ</w:t>
+      </w:r>
+    </w:p>
+    <w:p>
+      <w:pPr>
+        <w:pStyle w:val="ListParagraph"/>
+        <w:numPr>
+          <w:ilvl w:val="0"/>
+          <w:numId w:val="8"/>
+        </w:numPr>
+        <w:rPr>
+          <w:lang w:val="en-US"/>
+        </w:rPr>
+      </w:pPr>
+      <w:r>
+        <w:rPr>
+          <w:lang w:val="en-US"/>
+        </w:rPr>
+        <w:t>“Confidential”?</w:t>
+      </w:r>
+    </w:p>
+    <w:p>
+      <w:pPr>
+        <w:pStyle w:val="ListParagraph"/>
+        <w:numPr>
+          <w:ilvl w:val="0"/>
+          <w:numId w:val="2"/>
+        </w:numPr>
+        <w:rPr>
+          <w:lang w:val="en-US"/>
+        </w:rPr>
+      </w:pPr>
+      <w:r>
+        <w:rPr>
+          <w:lang w:val="en-US"/>
+        </w:rPr>
+        <w:t>Bí mật (tài khoản)</w:t>
+      </w:r>
+    </w:p>
+    <w:p>
+      <w:pPr>
+        <w:pStyle w:val="ListParagraph"/>
+        <w:numPr>
+          <w:ilvl w:val="0"/>
+          <w:numId w:val="8"/>
+        </w:numPr>
+        <w:rPr>
+          <w:lang w:val="en-US"/>
+        </w:rPr>
+      </w:pPr>
+      <w:r>
+        <w:rPr>
+          <w:lang w:val="en-US"/>
+        </w:rPr>
+        <w:t>“Decent”?</w:t>
+      </w:r>
+    </w:p>
+    <w:p>
+      <w:pPr>
+        <w:pStyle w:val="ListParagraph"/>
+        <w:numPr>
+          <w:ilvl w:val="0"/>
+          <w:numId w:val="2"/>
+        </w:numPr>
+        <w:rPr>
+          <w:lang w:val="en-US"/>
+        </w:rPr>
+      </w:pPr>
+      <w:r>
+        <w:rPr>
+          <w:lang w:val="en-US"/>
+        </w:rPr>
+        <w:t>Lịch sự</w:t>
+      </w:r>
+    </w:p>
+    <w:p>
+      <w:pPr>
+        <w:pStyle w:val="ListParagraph"/>
+        <w:numPr>
+          <w:ilvl w:val="0"/>
+          <w:numId w:val="8"/>
+        </w:numPr>
+        <w:rPr>
+          <w:lang w:val="en-US"/>
+        </w:rPr>
+      </w:pPr>
+      <w:r>
+        <w:rPr>
+          <w:lang w:val="en-US"/>
+        </w:rPr>
+        <w:t>“Uplifting”?</w:t>
+      </w:r>
+    </w:p>
+    <w:p>
+      <w:pPr>
+        <w:pStyle w:val="ListParagraph"/>
+        <w:numPr>
+          <w:ilvl w:val="0"/>
+          <w:numId w:val="2"/>
+        </w:numPr>
+        <w:rPr>
+          <w:lang w:val="en-US"/>
+        </w:rPr>
+      </w:pPr>
+      <w:r>
+        <w:rPr>
+          <w:lang w:val="en-US"/>
+        </w:rPr>
+        <w:t>Truyền cảm hứng (1 câu chuyện)</w:t>
+      </w:r>
+    </w:p>
+    <w:p>
+      <w:pPr>
+        <w:rPr>
+          <w:lang w:val="en-US"/>
+        </w:rPr>
+      </w:pPr>
+    </w:p>
+    <w:p>
+      <w:pPr>
+        <w:rPr>
+          <w:lang w:val="en-US"/>
+        </w:rPr>
+      </w:pPr>
+      <w:r>
+        <w:rPr>
+          <w:lang w:val="en-US"/>
+        </w:rPr>
+        <w:t>Action – Hành Động:</w:t>
+      </w:r>
+    </w:p>
+    <w:p>
+      <w:pPr>
+        <w:pStyle w:val="ListParagraph"/>
+        <w:numPr>
+          <w:ilvl w:val="0"/>
+          <w:numId w:val="11"/>
+        </w:numPr>
+        <w:rPr>
+          <w:lang w:val="en-US"/>
+        </w:rPr>
+      </w:pPr>
+      <w:r>
+        <w:rPr>
+          <w:lang w:val="en-US"/>
+        </w:rPr>
+        <w:t>“Inflict”?</w:t>
+      </w:r>
+    </w:p>
+    <w:p>
+      <w:pPr>
+        <w:pStyle w:val="ListParagraph"/>
+        <w:numPr>
+          <w:ilvl w:val="0"/>
+          <w:numId w:val="2"/>
+        </w:numPr>
+        <w:rPr>
+          <w:lang w:val="en-US"/>
+        </w:rPr>
+      </w:pPr>
+      <w:r>
+        <w:rPr>
+          <w:lang w:val="en-US"/>
+        </w:rPr>
+        <w:t>Gây ra (thiệt hại)</w:t>
+      </w:r>
+    </w:p>
+    <w:p>
+      <w:pPr>
+        <w:pStyle w:val="ListParagraph"/>
+        <w:numPr>
+          <w:ilvl w:val="0"/>
+          <w:numId w:val="11"/>
+        </w:numPr>
+        <w:rPr>
+          <w:lang w:val="en-US"/>
+        </w:rPr>
+      </w:pPr>
+      <w:r>
+        <w:rPr>
+          <w:lang w:val="en-US"/>
+        </w:rPr>
+        <w:t>“Rejuvenate”?</w:t>
+      </w:r>
+    </w:p>
+    <w:p>
+      <w:pPr>
+        <w:pStyle w:val="ListParagraph"/>
+        <w:numPr>
+          <w:ilvl w:val="0"/>
+          <w:numId w:val="2"/>
+        </w:numPr>
+        <w:rPr>
+          <w:lang w:val="en-US"/>
+        </w:rPr>
+      </w:pPr>
+      <w:r>
+        <w:rPr>
+          <w:lang w:val="en-US"/>
+        </w:rPr>
+        <w:t>Làm trẻ lại (1 cái gì đó)</w:t>
+      </w:r>
+    </w:p>
+    <w:p>
+      <w:pPr>
+        <w:pStyle w:val="ListParagraph"/>
+        <w:numPr>
+          <w:ilvl w:val="0"/>
+          <w:numId w:val="11"/>
+        </w:numPr>
+        <w:rPr>
+          <w:lang w:val="en-US"/>
+        </w:rPr>
+      </w:pPr>
+      <w:r>
+        <w:rPr>
+          <w:lang w:val="en-US"/>
+        </w:rPr>
+        <w:t>“Deed”?</w:t>
+      </w:r>
+    </w:p>
+    <w:p>
+      <w:pPr>
+        <w:pStyle w:val="ListParagraph"/>
+        <w:numPr>
+          <w:ilvl w:val="0"/>
+          <w:numId w:val="2"/>
+        </w:numPr>
+        <w:rPr>
+          <w:lang w:val="en-US"/>
+        </w:rPr>
+      </w:pPr>
+      <w:r>
+        <w:rPr>
+          <w:lang w:val="en-US"/>
+        </w:rPr>
+        <w:t>Hành động (tốt xấu)</w:t>
+      </w:r>
+    </w:p>
+    <w:p>
+      <w:pPr>
+        <w:pStyle w:val="ListParagraph"/>
+        <w:numPr>
+          <w:ilvl w:val="0"/>
+          <w:numId w:val="11"/>
+        </w:numPr>
+        <w:rPr>
+          <w:lang w:val="en-US"/>
+        </w:rPr>
+      </w:pPr>
+      <w:r>
+        <w:rPr>
+          <w:lang w:val="en-US"/>
+        </w:rPr>
+        <w:t>“Hypnotize”?</w:t>
+      </w:r>
+    </w:p>
+    <w:p>
+      <w:pPr>
+        <w:pStyle w:val="ListParagraph"/>
+        <w:numPr>
+          <w:ilvl w:val="0"/>
+          <w:numId w:val="2"/>
+        </w:numPr>
+        <w:rPr>
+          <w:lang w:val="en-US"/>
+        </w:rPr>
+      </w:pPr>
+      <w:r>
+        <w:rPr>
+          <w:lang w:val="en-US"/>
+        </w:rPr>
+        <w:t>Thôi miên (ai đó)</w:t>
+      </w:r>
+    </w:p>
+    <w:p>
+      <w:pPr>
+        <w:pStyle w:val="ListParagraph"/>
+        <w:numPr>
+          <w:ilvl w:val="0"/>
+          <w:numId w:val="11"/>
+        </w:numPr>
+        <w:rPr>
+          <w:lang w:val="en-US"/>
+        </w:rPr>
+      </w:pPr>
+      <w:r>
+        <w:rPr>
+          <w:lang w:val="en-US"/>
+        </w:rPr>
+        <w:t>“Retain”?</w:t>
+      </w:r>
+    </w:p>
+    <w:p>
+      <w:pPr>
+        <w:pStyle w:val="ListParagraph"/>
+        <w:numPr>
+          <w:ilvl w:val="0"/>
+          <w:numId w:val="2"/>
+        </w:numPr>
+        <w:rPr>
+          <w:lang w:val="en-US"/>
+        </w:rPr>
+      </w:pPr>
+      <w:r>
+        <w:rPr>
+          <w:lang w:val="en-US"/>
+        </w:rPr>
+        <w:t>Níu giữ (1 cái gì đó để nó không mất đi)</w:t>
+      </w:r>
+    </w:p>
+    <w:p>
+      <w:pPr>
+        <w:pStyle w:val="ListParagraph"/>
+        <w:numPr>
+          <w:ilvl w:val="0"/>
+          <w:numId w:val="11"/>
+        </w:numPr>
+        <w:rPr>
+          <w:lang w:val="en-US"/>
+        </w:rPr>
+      </w:pPr>
+      <w:r>
+        <w:rPr>
+          <w:lang w:val="en-US"/>
+        </w:rPr>
+        <w:t>“Annotate”?</w:t>
+      </w:r>
+    </w:p>
+    <w:p>
+      <w:pPr>
+        <w:pStyle w:val="ListParagraph"/>
+        <w:numPr>
+          <w:ilvl w:val="0"/>
+          <w:numId w:val="2"/>
+        </w:numPr>
+        <w:rPr>
+          <w:lang w:val="en-US"/>
+        </w:rPr>
+      </w:pPr>
+      <w:r>
+        <w:rPr>
+          <w:lang w:val="en-US"/>
+        </w:rPr>
+        <w:t>Ghi chú</w:t>
+      </w:r>
+    </w:p>
+    <w:p>
+      <w:pPr>
+        <w:pStyle w:val="ListParagraph"/>
+        <w:numPr>
+          <w:ilvl w:val="0"/>
+          <w:numId w:val="11"/>
+        </w:numPr>
+        <w:rPr>
+          <w:lang w:val="en-US"/>
+        </w:rPr>
+      </w:pPr>
+      <w:r>
+        <w:rPr>
+          <w:lang w:val="en-US"/>
+        </w:rPr>
+        <w:t>“Facilitate”?</w:t>
+      </w:r>
+    </w:p>
+    <w:p>
+      <w:pPr>
+        <w:pStyle w:val="ListParagraph"/>
+        <w:numPr>
+          <w:ilvl w:val="0"/>
+          <w:numId w:val="2"/>
+        </w:numPr>
+        <w:rPr>
+          <w:lang w:val="en-US"/>
+        </w:rPr>
+      </w:pPr>
+      <w:r>
+        <w:rPr>
+          <w:lang w:val="en-US"/>
+        </w:rPr>
+        <w:t>Làm cho dễ thở hơn (1 việc gì đó)</w:t>
+      </w:r>
+    </w:p>
+    <w:p>
+      <w:pPr>
+        <w:pStyle w:val="ListParagraph"/>
+        <w:numPr>
+          <w:ilvl w:val="0"/>
+          <w:numId w:val="11"/>
+        </w:numPr>
+        <w:rPr>
+          <w:lang w:val="en-US"/>
+        </w:rPr>
+      </w:pPr>
+      <w:r>
+        <w:rPr>
+          <w:lang w:val="en-US"/>
+        </w:rPr>
+        <w:t>“Grasp”?</w:t>
+      </w:r>
+    </w:p>
+    <w:p>
+      <w:pPr>
+        <w:pStyle w:val="ListParagraph"/>
+        <w:numPr>
+          <w:ilvl w:val="0"/>
+          <w:numId w:val="2"/>
+        </w:numPr>
+        <w:rPr>
+          <w:lang w:val="en-US"/>
+        </w:rPr>
+      </w:pPr>
+      <w:r>
+        <w:rPr>
+          <w:lang w:val="en-US"/>
+        </w:rPr>
+        <w:t>Nắm chặt</w:t>
+      </w:r>
+    </w:p>
+    <w:p>
+      <w:pPr>
+        <w:pStyle w:val="ListParagraph"/>
+        <w:numPr>
+          <w:ilvl w:val="0"/>
+          <w:numId w:val="11"/>
+        </w:numPr>
+        <w:rPr>
+          <w:lang w:val="en-US"/>
+        </w:rPr>
+      </w:pPr>
+      <w:r>
+        <w:rPr>
+          <w:lang w:val="en-US"/>
+        </w:rPr>
+        <w:t>“Plague”?</w:t>
+      </w:r>
+    </w:p>
+    <w:p>
+      <w:pPr>
+        <w:pStyle w:val="ListParagraph"/>
+        <w:numPr>
+          <w:ilvl w:val="0"/>
+          <w:numId w:val="2"/>
+        </w:numPr>
+        <w:rPr>
+          <w:lang w:val="en-US"/>
+        </w:rPr>
+      </w:pPr>
+      <w:r>
+        <w:rPr>
+          <w:lang w:val="en-US"/>
+        </w:rPr>
         <w:lastRenderedPageBreak/>
-        <w:t>Sự đồng ý</w:t>
-      </w:r>
-    </w:p>
-    <w:p>
-      <w:pPr>
-        <w:pStyle w:val="ListParagraph"/>
-        <w:numPr>
-          <w:ilvl w:val="0"/>
-          <w:numId w:val="8"/>
-        </w:numPr>
-        <w:rPr>
-          <w:lang w:val="en-US"/>
-        </w:rPr>
-      </w:pPr>
-      <w:r>
-        <w:rPr>
-          <w:lang w:val="en-US"/>
-        </w:rPr>
-        <w:t>“Ruthless”?</w:t>
-      </w:r>
-    </w:p>
-    <w:p>
-      <w:pPr>
-        <w:pStyle w:val="ListParagraph"/>
-        <w:numPr>
-          <w:ilvl w:val="0"/>
-          <w:numId w:val="2"/>
-        </w:numPr>
-        <w:rPr>
-          <w:lang w:val="en-US"/>
-        </w:rPr>
-      </w:pPr>
-      <w:r>
-        <w:rPr>
-          <w:lang w:val="en-US"/>
-        </w:rPr>
-        <w:t>Tàn nhẫn</w:t>
-      </w:r>
-    </w:p>
-    <w:p>
-      <w:pPr>
-        <w:pStyle w:val="ListParagraph"/>
-        <w:numPr>
-          <w:ilvl w:val="0"/>
-          <w:numId w:val="8"/>
-        </w:numPr>
-        <w:rPr>
-          <w:lang w:val="en-US"/>
-        </w:rPr>
-      </w:pPr>
-      <w:r>
-        <w:rPr>
-          <w:lang w:val="en-US"/>
-        </w:rPr>
-        <w:t>“Woefully”?</w:t>
-      </w:r>
-    </w:p>
-    <w:p>
-      <w:pPr>
-        <w:pStyle w:val="ListParagraph"/>
-        <w:numPr>
-          <w:ilvl w:val="0"/>
-          <w:numId w:val="2"/>
-        </w:numPr>
-        <w:rPr>
-          <w:lang w:val="en-US"/>
-        </w:rPr>
-      </w:pPr>
-      <w:r>
-        <w:rPr>
-          <w:lang w:val="en-US"/>
-        </w:rPr>
-        <w:t>Một cách tệ hại</w:t>
-      </w:r>
-    </w:p>
-    <w:p>
-      <w:pPr>
-        <w:pStyle w:val="ListParagraph"/>
-        <w:numPr>
-          <w:ilvl w:val="0"/>
-          <w:numId w:val="8"/>
-        </w:numPr>
-        <w:rPr>
-          <w:lang w:val="en-US"/>
-        </w:rPr>
-      </w:pPr>
-      <w:r>
-        <w:rPr>
-          <w:lang w:val="en-US"/>
-        </w:rPr>
-        <w:t>“Underprepared”?</w:t>
-      </w:r>
-    </w:p>
-    <w:p>
-      <w:pPr>
-        <w:pStyle w:val="ListParagraph"/>
-        <w:numPr>
-          <w:ilvl w:val="0"/>
-          <w:numId w:val="2"/>
-        </w:numPr>
-        <w:rPr>
-          <w:lang w:val="en-US"/>
-        </w:rPr>
-      </w:pPr>
-      <w:r>
-        <w:rPr>
-          <w:lang w:val="en-US"/>
-        </w:rPr>
-        <w:t>Chưa chuẩn bị trước</w:t>
-      </w:r>
-    </w:p>
-    <w:p>
-      <w:pPr>
-        <w:pStyle w:val="ListParagraph"/>
-        <w:numPr>
-          <w:ilvl w:val="0"/>
-          <w:numId w:val="8"/>
-        </w:numPr>
-        <w:rPr>
-          <w:lang w:val="en-US"/>
-        </w:rPr>
-      </w:pPr>
-      <w:r>
-        <w:rPr>
-          <w:lang w:val="en-US"/>
-        </w:rPr>
-        <w:t>“Compromise”?</w:t>
-      </w:r>
-    </w:p>
-    <w:p>
-      <w:pPr>
-        <w:pStyle w:val="ListParagraph"/>
-        <w:numPr>
-          <w:ilvl w:val="0"/>
-          <w:numId w:val="2"/>
-        </w:numPr>
-        <w:rPr>
-          <w:lang w:val="en-US"/>
-        </w:rPr>
-      </w:pPr>
-      <w:r>
-        <w:rPr>
-          <w:lang w:val="en-US"/>
-        </w:rPr>
-        <w:t>Thỏa hiệp</w:t>
-      </w:r>
-    </w:p>
-    <w:p>
-      <w:pPr>
-        <w:pStyle w:val="ListParagraph"/>
-        <w:numPr>
-          <w:ilvl w:val="0"/>
-          <w:numId w:val="8"/>
-        </w:numPr>
-        <w:rPr>
-          <w:lang w:val="en-US"/>
-        </w:rPr>
-      </w:pPr>
-      <w:r>
-        <w:rPr>
-          <w:lang w:val="en-US"/>
-        </w:rPr>
-        <w:t>“Assure”?</w:t>
-      </w:r>
-    </w:p>
-    <w:p>
-      <w:pPr>
-        <w:pStyle w:val="ListParagraph"/>
-        <w:numPr>
-          <w:ilvl w:val="0"/>
-          <w:numId w:val="2"/>
-        </w:numPr>
-        <w:rPr>
-          <w:lang w:val="en-US"/>
-        </w:rPr>
-      </w:pPr>
-      <w:r>
-        <w:rPr>
-          <w:lang w:val="en-US"/>
-        </w:rPr>
-        <w:t>Khẳng định</w:t>
-      </w:r>
-    </w:p>
-    <w:p>
-      <w:pPr>
-        <w:pStyle w:val="ListParagraph"/>
-        <w:numPr>
-          <w:ilvl w:val="0"/>
-          <w:numId w:val="8"/>
-        </w:numPr>
-        <w:rPr>
-          <w:lang w:val="en-US"/>
-        </w:rPr>
-      </w:pPr>
-      <w:r>
-        <w:rPr>
-          <w:lang w:val="en-US"/>
-        </w:rPr>
-        <w:t>“Abide By”?</w:t>
-      </w:r>
-    </w:p>
-    <w:p>
-      <w:pPr>
-        <w:pStyle w:val="ListParagraph"/>
-        <w:numPr>
-          <w:ilvl w:val="0"/>
-          <w:numId w:val="2"/>
-        </w:numPr>
-        <w:rPr>
-          <w:lang w:val="en-US"/>
-        </w:rPr>
-      </w:pPr>
-      <w:r>
-        <w:rPr>
-          <w:lang w:val="en-US"/>
-        </w:rPr>
-        <w:t>Chịu những quy tắc của (trườ</w:t>
-      </w:r>
-      <w:r>
-        <w:rPr>
-          <w:lang w:val="en-US"/>
-        </w:rPr>
-        <w:t>ng</w:t>
-      </w:r>
-      <w:r>
-        <w:rPr>
-          <w:lang w:val="en-US"/>
-        </w:rPr>
-        <w:t>)</w:t>
-      </w:r>
-    </w:p>
-    <w:p>
-      <w:pPr>
-        <w:pStyle w:val="ListParagraph"/>
-        <w:numPr>
-          <w:ilvl w:val="0"/>
-          <w:numId w:val="8"/>
-        </w:numPr>
-        <w:rPr>
-          <w:lang w:val="en-US"/>
-        </w:rPr>
-      </w:pPr>
-      <w:r>
-        <w:rPr>
-          <w:lang w:val="en-US"/>
-        </w:rPr>
-        <w:t>“Compelling”?</w:t>
-      </w:r>
-    </w:p>
-    <w:p>
-      <w:pPr>
-        <w:pStyle w:val="ListParagraph"/>
-        <w:numPr>
-          <w:ilvl w:val="0"/>
-          <w:numId w:val="2"/>
-        </w:numPr>
-        <w:rPr>
-          <w:lang w:val="en-US"/>
-        </w:rPr>
-      </w:pPr>
-      <w:r>
-        <w:rPr>
-          <w:lang w:val="en-US"/>
-        </w:rPr>
-        <w:t>Cực hấp dẫn</w:t>
-      </w:r>
-    </w:p>
-    <w:p>
-      <w:pPr>
-        <w:pStyle w:val="ListParagraph"/>
-        <w:numPr>
-          <w:ilvl w:val="0"/>
-          <w:numId w:val="8"/>
-        </w:numPr>
-        <w:rPr>
-          <w:lang w:val="en-US"/>
-        </w:rPr>
-      </w:pPr>
-      <w:r>
-        <w:rPr>
-          <w:lang w:val="en-US"/>
-        </w:rPr>
-        <w:t>“Vague”?</w:t>
-      </w:r>
-    </w:p>
-    <w:p>
-      <w:pPr>
-        <w:pStyle w:val="ListParagraph"/>
-        <w:numPr>
-          <w:ilvl w:val="0"/>
-          <w:numId w:val="2"/>
-        </w:numPr>
-        <w:rPr>
-          <w:lang w:val="en-US"/>
-        </w:rPr>
-      </w:pPr>
-      <w:r>
-        <w:rPr>
-          <w:lang w:val="en-US"/>
-        </w:rPr>
-        <w:t>Mơ hồ</w:t>
-      </w:r>
-    </w:p>
-    <w:p>
-      <w:pPr>
-        <w:pStyle w:val="ListParagraph"/>
-        <w:numPr>
-          <w:ilvl w:val="0"/>
-          <w:numId w:val="8"/>
-        </w:numPr>
-        <w:rPr>
-          <w:lang w:val="en-US"/>
-        </w:rPr>
-      </w:pPr>
-      <w:r>
-        <w:rPr>
-          <w:lang w:val="en-US"/>
-        </w:rPr>
-        <w:t>“Confidential”?</w:t>
-      </w:r>
-    </w:p>
-    <w:p>
-      <w:pPr>
-        <w:pStyle w:val="ListParagraph"/>
-        <w:numPr>
-          <w:ilvl w:val="0"/>
-          <w:numId w:val="2"/>
-        </w:numPr>
-        <w:rPr>
-          <w:lang w:val="en-US"/>
-        </w:rPr>
-      </w:pPr>
-      <w:r>
-        <w:rPr>
-          <w:lang w:val="en-US"/>
-        </w:rPr>
-        <w:t>Bí mật (tài khoản)</w:t>
-      </w:r>
-    </w:p>
-    <w:p>
-      <w:pPr>
-        <w:pStyle w:val="ListParagraph"/>
-        <w:numPr>
-          <w:ilvl w:val="0"/>
-          <w:numId w:val="8"/>
-        </w:numPr>
-        <w:rPr>
-          <w:lang w:val="en-US"/>
-        </w:rPr>
-      </w:pPr>
-      <w:r>
-        <w:rPr>
-          <w:lang w:val="en-US"/>
-        </w:rPr>
-        <w:t>“Decent”?</w:t>
-      </w:r>
-    </w:p>
-    <w:p>
-      <w:pPr>
-        <w:pStyle w:val="ListParagraph"/>
-        <w:numPr>
-          <w:ilvl w:val="0"/>
-          <w:numId w:val="2"/>
-        </w:numPr>
-        <w:rPr>
-          <w:lang w:val="en-US"/>
-        </w:rPr>
-      </w:pPr>
-      <w:r>
-        <w:rPr>
-          <w:lang w:val="en-US"/>
-        </w:rPr>
-        <w:t>Lịch sự</w:t>
-      </w:r>
-    </w:p>
-    <w:p>
-      <w:pPr>
-        <w:pStyle w:val="ListParagraph"/>
-        <w:numPr>
-          <w:ilvl w:val="0"/>
-          <w:numId w:val="8"/>
-        </w:numPr>
-        <w:rPr>
-          <w:lang w:val="en-US"/>
-        </w:rPr>
-      </w:pPr>
-      <w:r>
-        <w:rPr>
-          <w:lang w:val="en-US"/>
-        </w:rPr>
-        <w:t>“Uplifting”?</w:t>
-      </w:r>
-    </w:p>
-    <w:p>
-      <w:pPr>
-        <w:pStyle w:val="ListParagraph"/>
-        <w:numPr>
-          <w:ilvl w:val="0"/>
-          <w:numId w:val="2"/>
-        </w:numPr>
-        <w:rPr>
-          <w:lang w:val="en-US"/>
-        </w:rPr>
-      </w:pPr>
-      <w:r>
-        <w:rPr>
-          <w:lang w:val="en-US"/>
-        </w:rPr>
-        <w:t>Truyền cảm hứng (1 câu chuyện)</w:t>
-      </w:r>
-    </w:p>
-    <w:p>
-      <w:pPr>
-        <w:rPr>
-          <w:lang w:val="en-US"/>
-        </w:rPr>
-      </w:pPr>
-    </w:p>
-    <w:p>
-      <w:pPr>
-        <w:rPr>
-          <w:lang w:val="en-US"/>
-        </w:rPr>
-      </w:pPr>
-      <w:r>
-        <w:rPr>
-          <w:lang w:val="en-US"/>
-        </w:rPr>
-        <w:t>Action – Hành Động:</w:t>
+        <w:t>Gây đau khổ (cho ai đó)</w:t>
       </w:r>
     </w:p>
     <w:p>
@@ -2753,25 +3162,31 @@
         <w:rPr>
           <w:lang w:val="en-US"/>
         </w:rPr>
-        <w:t>“Inflict”?</w:t>
-      </w:r>
-    </w:p>
-    <w:p>
-      <w:pPr>
-        <w:pStyle w:val="ListParagraph"/>
-        <w:numPr>
-          <w:ilvl w:val="0"/>
-          <w:numId w:val="2"/>
-        </w:numPr>
-        <w:rPr>
-          <w:lang w:val="en-US"/>
-        </w:rPr>
-      </w:pPr>
-      <w:r>
-        <w:rPr>
-          <w:lang w:val="en-US"/>
-        </w:rPr>
-        <w:t>Gây ra (thiệt hại)</w:t>
+        <w:t>“Dictate”?</w:t>
+      </w:r>
+    </w:p>
+    <w:p>
+      <w:pPr>
+        <w:pStyle w:val="ListParagraph"/>
+        <w:numPr>
+          <w:ilvl w:val="0"/>
+          <w:numId w:val="2"/>
+        </w:numPr>
+        <w:rPr>
+          <w:lang w:val="en-US"/>
+        </w:rPr>
+      </w:pPr>
+      <w:r>
+        <w:rPr>
+          <w:lang w:val="en-US"/>
+        </w:rPr>
+        <w:t>Quyết định</w:t>
+      </w:r>
+      <w:r>
+        <w:rPr>
+          <w:lang w:val="en-US"/>
+        </w:rPr>
+        <w:t xml:space="preserve"> (tương lai hay gì đó)</w:t>
       </w:r>
     </w:p>
     <w:p>
@@ -2789,25 +3204,25 @@
         <w:rPr>
           <w:lang w:val="en-US"/>
         </w:rPr>
-        <w:t>“Rejuvenate”?</w:t>
-      </w:r>
-    </w:p>
-    <w:p>
-      <w:pPr>
-        <w:pStyle w:val="ListParagraph"/>
-        <w:numPr>
-          <w:ilvl w:val="0"/>
-          <w:numId w:val="2"/>
-        </w:numPr>
-        <w:rPr>
-          <w:lang w:val="en-US"/>
-        </w:rPr>
-      </w:pPr>
-      <w:r>
-        <w:rPr>
-          <w:lang w:val="en-US"/>
-        </w:rPr>
-        <w:t>Làm trẻ lại (1 cái gì đó)</w:t>
+        <w:t>“Reservation”?</w:t>
+      </w:r>
+    </w:p>
+    <w:p>
+      <w:pPr>
+        <w:pStyle w:val="ListParagraph"/>
+        <w:numPr>
+          <w:ilvl w:val="0"/>
+          <w:numId w:val="2"/>
+        </w:numPr>
+        <w:rPr>
+          <w:lang w:val="en-US"/>
+        </w:rPr>
+      </w:pPr>
+      <w:r>
+        <w:rPr>
+          <w:lang w:val="en-US"/>
+        </w:rPr>
+        <w:t>Sự đặt (phòng, bữa tối)</w:t>
       </w:r>
     </w:p>
     <w:p>
@@ -2825,25 +3240,25 @@
         <w:rPr>
           <w:lang w:val="en-US"/>
         </w:rPr>
-        <w:t>“Deed”?</w:t>
-      </w:r>
-    </w:p>
-    <w:p>
-      <w:pPr>
-        <w:pStyle w:val="ListParagraph"/>
-        <w:numPr>
-          <w:ilvl w:val="0"/>
-          <w:numId w:val="2"/>
-        </w:numPr>
-        <w:rPr>
-          <w:lang w:val="en-US"/>
-        </w:rPr>
-      </w:pPr>
-      <w:r>
-        <w:rPr>
-          <w:lang w:val="en-US"/>
-        </w:rPr>
-        <w:t>Hành động (tốt xấu)</w:t>
+        <w:t>“Engage”?</w:t>
+      </w:r>
+    </w:p>
+    <w:p>
+      <w:pPr>
+        <w:pStyle w:val="ListParagraph"/>
+        <w:numPr>
+          <w:ilvl w:val="0"/>
+          <w:numId w:val="2"/>
+        </w:numPr>
+        <w:rPr>
+          <w:lang w:val="en-US"/>
+        </w:rPr>
+      </w:pPr>
+      <w:r>
+        <w:rPr>
+          <w:lang w:val="en-US"/>
+        </w:rPr>
+        <w:t>Có mặt (tại công việc nào đó)</w:t>
       </w:r>
     </w:p>
     <w:p>
@@ -2861,25 +3276,25 @@
         <w:rPr>
           <w:lang w:val="en-US"/>
         </w:rPr>
-        <w:t>“Hypnotize”?</w:t>
-      </w:r>
-    </w:p>
-    <w:p>
-      <w:pPr>
-        <w:pStyle w:val="ListParagraph"/>
-        <w:numPr>
-          <w:ilvl w:val="0"/>
-          <w:numId w:val="2"/>
-        </w:numPr>
-        <w:rPr>
-          <w:lang w:val="en-US"/>
-        </w:rPr>
-      </w:pPr>
-      <w:r>
-        <w:rPr>
-          <w:lang w:val="en-US"/>
-        </w:rPr>
-        <w:t>Thôi miên (ai đó)</w:t>
+        <w:t>“Dispute”?</w:t>
+      </w:r>
+    </w:p>
+    <w:p>
+      <w:pPr>
+        <w:pStyle w:val="ListParagraph"/>
+        <w:numPr>
+          <w:ilvl w:val="0"/>
+          <w:numId w:val="2"/>
+        </w:numPr>
+        <w:rPr>
+          <w:lang w:val="en-US"/>
+        </w:rPr>
+      </w:pPr>
+      <w:r>
+        <w:rPr>
+          <w:lang w:val="en-US"/>
+        </w:rPr>
+        <w:t>Tranh luận gay gắt</w:t>
       </w:r>
     </w:p>
     <w:p>
@@ -2897,25 +3312,25 @@
         <w:rPr>
           <w:lang w:val="en-US"/>
         </w:rPr>
-        <w:t>“Retain”?</w:t>
-      </w:r>
-    </w:p>
-    <w:p>
-      <w:pPr>
-        <w:pStyle w:val="ListParagraph"/>
-        <w:numPr>
-          <w:ilvl w:val="0"/>
-          <w:numId w:val="2"/>
-        </w:numPr>
-        <w:rPr>
-          <w:lang w:val="en-US"/>
-        </w:rPr>
-      </w:pPr>
-      <w:r>
-        <w:rPr>
-          <w:lang w:val="en-US"/>
-        </w:rPr>
-        <w:t>Níu giữ (1 cái gì đó để nó không mất đi)</w:t>
+        <w:t>“Promote”?</w:t>
+      </w:r>
+    </w:p>
+    <w:p>
+      <w:pPr>
+        <w:pStyle w:val="ListParagraph"/>
+        <w:numPr>
+          <w:ilvl w:val="0"/>
+          <w:numId w:val="2"/>
+        </w:numPr>
+        <w:rPr>
+          <w:lang w:val="en-US"/>
+        </w:rPr>
+      </w:pPr>
+      <w:r>
+        <w:rPr>
+          <w:lang w:val="en-US"/>
+        </w:rPr>
+        <w:t>Cổ động</w:t>
       </w:r>
     </w:p>
     <w:p>
@@ -2933,25 +3348,25 @@
         <w:rPr>
           <w:lang w:val="en-US"/>
         </w:rPr>
-        <w:t>“Annotate”?</w:t>
-      </w:r>
-    </w:p>
-    <w:p>
-      <w:pPr>
-        <w:pStyle w:val="ListParagraph"/>
-        <w:numPr>
-          <w:ilvl w:val="0"/>
-          <w:numId w:val="2"/>
-        </w:numPr>
-        <w:rPr>
-          <w:lang w:val="en-US"/>
-        </w:rPr>
-      </w:pPr>
-      <w:r>
-        <w:rPr>
-          <w:lang w:val="en-US"/>
-        </w:rPr>
-        <w:t>Ghi chú</w:t>
+        <w:t>“Complement”?</w:t>
+      </w:r>
+    </w:p>
+    <w:p>
+      <w:pPr>
+        <w:pStyle w:val="ListParagraph"/>
+        <w:numPr>
+          <w:ilvl w:val="0"/>
+          <w:numId w:val="2"/>
+        </w:numPr>
+        <w:rPr>
+          <w:lang w:val="en-US"/>
+        </w:rPr>
+      </w:pPr>
+      <w:r>
+        <w:rPr>
+          <w:lang w:val="en-US"/>
+        </w:rPr>
+        <w:t>Tô điểm (làm thứ gì đó tốt hơn)</w:t>
       </w:r>
     </w:p>
     <w:p>
@@ -2969,25 +3384,25 @@
         <w:rPr>
           <w:lang w:val="en-US"/>
         </w:rPr>
-        <w:t>“Facilitate”?</w:t>
-      </w:r>
-    </w:p>
-    <w:p>
-      <w:pPr>
-        <w:pStyle w:val="ListParagraph"/>
-        <w:numPr>
-          <w:ilvl w:val="0"/>
-          <w:numId w:val="2"/>
-        </w:numPr>
-        <w:rPr>
-          <w:lang w:val="en-US"/>
-        </w:rPr>
-      </w:pPr>
-      <w:r>
-        <w:rPr>
-          <w:lang w:val="en-US"/>
-        </w:rPr>
-        <w:t>Làm cho dễ thở hơn (1 việc gì đó)</w:t>
+        <w:t>“Consolidate”?</w:t>
+      </w:r>
+    </w:p>
+    <w:p>
+      <w:pPr>
+        <w:pStyle w:val="ListParagraph"/>
+        <w:numPr>
+          <w:ilvl w:val="0"/>
+          <w:numId w:val="2"/>
+        </w:numPr>
+        <w:rPr>
+          <w:lang w:val="en-US"/>
+        </w:rPr>
+      </w:pPr>
+      <w:r>
+        <w:rPr>
+          <w:lang w:val="en-US"/>
+        </w:rPr>
+        <w:t>Củng cố (thứ gì đó = cách hợp nhiều cái lại)</w:t>
       </w:r>
     </w:p>
     <w:p>
@@ -3005,284 +3420,25 @@
         <w:rPr>
           <w:lang w:val="en-US"/>
         </w:rPr>
-        <w:t>“Grasp”?</w:t>
-      </w:r>
-    </w:p>
-    <w:p>
-      <w:pPr>
-        <w:pStyle w:val="ListParagraph"/>
-        <w:numPr>
-          <w:ilvl w:val="0"/>
-          <w:numId w:val="2"/>
-        </w:numPr>
-        <w:rPr>
-          <w:lang w:val="en-US"/>
-        </w:rPr>
-      </w:pPr>
-      <w:r>
-        <w:rPr>
-          <w:lang w:val="en-US"/>
-        </w:rPr>
-        <w:t>Nắm chặt</w:t>
-      </w:r>
-    </w:p>
-    <w:p>
-      <w:pPr>
-        <w:pStyle w:val="ListParagraph"/>
-        <w:numPr>
-          <w:ilvl w:val="0"/>
-          <w:numId w:val="11"/>
-        </w:numPr>
-        <w:rPr>
-          <w:lang w:val="en-US"/>
-        </w:rPr>
-      </w:pPr>
-      <w:r>
-        <w:rPr>
-          <w:lang w:val="en-US"/>
-        </w:rPr>
-        <w:t>“Plague”?</w:t>
-      </w:r>
-    </w:p>
-    <w:p>
-      <w:pPr>
-        <w:pStyle w:val="ListParagraph"/>
-        <w:numPr>
-          <w:ilvl w:val="0"/>
-          <w:numId w:val="2"/>
-        </w:numPr>
-        <w:rPr>
-          <w:lang w:val="en-US"/>
-        </w:rPr>
-      </w:pPr>
-      <w:r>
-        <w:rPr>
-          <w:lang w:val="en-US"/>
-        </w:rPr>
-        <w:t>Gây đau khổ (cho ai đó)</w:t>
-      </w:r>
-    </w:p>
-    <w:p>
-      <w:pPr>
-        <w:pStyle w:val="ListParagraph"/>
-        <w:numPr>
-          <w:ilvl w:val="0"/>
-          <w:numId w:val="11"/>
-        </w:numPr>
-        <w:rPr>
-          <w:lang w:val="en-US"/>
-        </w:rPr>
-      </w:pPr>
-      <w:r>
-        <w:rPr>
-          <w:lang w:val="en-US"/>
-        </w:rPr>
-        <w:t>“Dictate”?</w:t>
-      </w:r>
-    </w:p>
-    <w:p>
-      <w:pPr>
-        <w:pStyle w:val="ListParagraph"/>
-        <w:numPr>
-          <w:ilvl w:val="0"/>
-          <w:numId w:val="2"/>
-        </w:numPr>
-        <w:rPr>
-          <w:lang w:val="en-US"/>
-        </w:rPr>
-      </w:pPr>
-      <w:r>
-        <w:rPr>
-          <w:lang w:val="en-US"/>
-        </w:rPr>
-        <w:t>Quyết định</w:t>
-      </w:r>
-      <w:r>
-        <w:rPr>
-          <w:lang w:val="en-US"/>
-        </w:rPr>
-        <w:t xml:space="preserve"> (tương lai hay gì đó)</w:t>
-      </w:r>
-    </w:p>
-    <w:p>
-      <w:pPr>
-        <w:pStyle w:val="ListParagraph"/>
-        <w:numPr>
-          <w:ilvl w:val="0"/>
-          <w:numId w:val="11"/>
-        </w:numPr>
-        <w:rPr>
-          <w:lang w:val="en-US"/>
-        </w:rPr>
-      </w:pPr>
-      <w:r>
-        <w:rPr>
-          <w:lang w:val="en-US"/>
-        </w:rPr>
-        <w:t>“Reservation”?</w:t>
-      </w:r>
-    </w:p>
-    <w:p>
-      <w:pPr>
-        <w:pStyle w:val="ListParagraph"/>
-        <w:numPr>
-          <w:ilvl w:val="0"/>
-          <w:numId w:val="2"/>
-        </w:numPr>
-        <w:rPr>
-          <w:lang w:val="en-US"/>
-        </w:rPr>
-      </w:pPr>
-      <w:r>
-        <w:rPr>
-          <w:lang w:val="en-US"/>
-        </w:rPr>
-        <w:lastRenderedPageBreak/>
-        <w:t>Sự đặt (phòng, bữa tối)</w:t>
-      </w:r>
-    </w:p>
-    <w:p>
-      <w:pPr>
-        <w:pStyle w:val="ListParagraph"/>
-        <w:numPr>
-          <w:ilvl w:val="0"/>
-          <w:numId w:val="11"/>
-        </w:numPr>
-        <w:rPr>
-          <w:lang w:val="en-US"/>
-        </w:rPr>
-      </w:pPr>
-      <w:r>
-        <w:rPr>
-          <w:lang w:val="en-US"/>
-        </w:rPr>
-        <w:t>“Engage”?</w:t>
-      </w:r>
-    </w:p>
-    <w:p>
-      <w:pPr>
-        <w:pStyle w:val="ListParagraph"/>
-        <w:numPr>
-          <w:ilvl w:val="0"/>
-          <w:numId w:val="2"/>
-        </w:numPr>
-        <w:rPr>
-          <w:lang w:val="en-US"/>
-        </w:rPr>
-      </w:pPr>
-      <w:r>
-        <w:rPr>
-          <w:lang w:val="en-US"/>
-        </w:rPr>
-        <w:t>Có mặt (tại công việc nào đó)</w:t>
-      </w:r>
-    </w:p>
-    <w:p>
-      <w:pPr>
-        <w:pStyle w:val="ListParagraph"/>
-        <w:numPr>
-          <w:ilvl w:val="0"/>
-          <w:numId w:val="11"/>
-        </w:numPr>
-        <w:rPr>
-          <w:lang w:val="en-US"/>
-        </w:rPr>
-      </w:pPr>
-      <w:r>
-        <w:rPr>
-          <w:lang w:val="en-US"/>
-        </w:rPr>
-        <w:t>“Dispute”?</w:t>
-      </w:r>
-    </w:p>
-    <w:p>
-      <w:pPr>
-        <w:pStyle w:val="ListParagraph"/>
-        <w:numPr>
-          <w:ilvl w:val="0"/>
-          <w:numId w:val="2"/>
-        </w:numPr>
-        <w:rPr>
-          <w:lang w:val="en-US"/>
-        </w:rPr>
-      </w:pPr>
-      <w:r>
-        <w:rPr>
-          <w:lang w:val="en-US"/>
-        </w:rPr>
-        <w:t>Tranh luận gay gắt</w:t>
-      </w:r>
-    </w:p>
-    <w:p>
-      <w:pPr>
-        <w:pStyle w:val="ListParagraph"/>
-        <w:numPr>
-          <w:ilvl w:val="0"/>
-          <w:numId w:val="11"/>
-        </w:numPr>
-        <w:rPr>
-          <w:lang w:val="en-US"/>
-        </w:rPr>
-      </w:pPr>
-      <w:r>
-        <w:rPr>
-          <w:lang w:val="en-US"/>
-        </w:rPr>
-        <w:t>“Promote”?</w:t>
-      </w:r>
-    </w:p>
-    <w:p>
-      <w:pPr>
-        <w:pStyle w:val="ListParagraph"/>
-        <w:numPr>
-          <w:ilvl w:val="0"/>
-          <w:numId w:val="2"/>
-        </w:numPr>
-        <w:rPr>
-          <w:lang w:val="en-US"/>
-        </w:rPr>
-      </w:pPr>
-      <w:r>
-        <w:rPr>
-          <w:lang w:val="en-US"/>
-        </w:rPr>
-        <w:t>Cổ động</w:t>
-      </w:r>
-    </w:p>
-    <w:p>
-      <w:pPr>
-        <w:pStyle w:val="ListParagraph"/>
-        <w:numPr>
-          <w:ilvl w:val="0"/>
-          <w:numId w:val="11"/>
-        </w:numPr>
-        <w:rPr>
-          <w:lang w:val="en-US"/>
-        </w:rPr>
-      </w:pPr>
-      <w:r>
-        <w:rPr>
-          <w:lang w:val="en-US"/>
-        </w:rPr>
-        <w:t>“Complement”?</w:t>
-      </w:r>
-    </w:p>
-    <w:p>
-      <w:pPr>
-        <w:pStyle w:val="ListParagraph"/>
-        <w:numPr>
-          <w:ilvl w:val="0"/>
-          <w:numId w:val="2"/>
-        </w:numPr>
-        <w:rPr>
-          <w:lang w:val="en-US"/>
-        </w:rPr>
-      </w:pPr>
-      <w:r>
-        <w:rPr>
-          <w:lang w:val="en-US"/>
-        </w:rPr>
-        <w:t>Tô điểm (làm thứ gì đó tốt hơn)</w:t>
+        <w:t>“Prop Open”?</w:t>
+      </w:r>
+    </w:p>
+    <w:p>
+      <w:pPr>
+        <w:pStyle w:val="ListParagraph"/>
+        <w:numPr>
+          <w:ilvl w:val="0"/>
+          <w:numId w:val="2"/>
+        </w:numPr>
+        <w:rPr>
+          <w:lang w:val="en-US"/>
+        </w:rPr>
+      </w:pPr>
+      <w:r>
+        <w:rPr>
+          <w:lang w:val="en-US"/>
+        </w:rPr>
+        <w:t>Giữ mở (đặt thứ gì đó chặn cửa để nó khỏi đóng lại)</w:t>
       </w:r>
     </w:p>
     <w:p>
@@ -3816,7 +3972,6 @@
         <w:rPr>
           <w:lang w:val="en-US"/>
         </w:rPr>
-        <w:lastRenderedPageBreak/>
         <w:t>Khách mời (là 1 chuyên gia có nhiệm vụ giải thích những vấn đề do chương trình đặt ra)</w:t>
       </w:r>
     </w:p>
@@ -4293,8 +4448,6 @@
         </w:rPr>
         <w:t>Tập sự</w:t>
       </w:r>
-      <w:bookmarkStart w:id="0" w:name="_GoBack"/>
-      <w:bookmarkEnd w:id="0"/>
     </w:p>
     <w:p>
       <w:pPr>
@@ -4459,6 +4612,7 @@
         <w:rPr>
           <w:lang w:val="en-US"/>
         </w:rPr>
+        <w:lastRenderedPageBreak/>
         <w:t>“Sentinal”?</w:t>
       </w:r>
     </w:p>
@@ -4567,7 +4721,6 @@
         <w:rPr>
           <w:lang w:val="en-US"/>
         </w:rPr>
-        <w:lastRenderedPageBreak/>
         <w:t>“Triumphant”?</w:t>
       </w:r>
     </w:p>
@@ -5156,6 +5309,7 @@
         <w:rPr>
           <w:lang w:val="en-US"/>
         </w:rPr>
+        <w:lastRenderedPageBreak/>
         <w:t>“Carrion”?</w:t>
       </w:r>
     </w:p>
@@ -5212,401 +5366,621 @@
         <w:rPr>
           <w:lang w:val="en-US"/>
         </w:rPr>
+        <w:t>“Vine”?</w:t>
+      </w:r>
+    </w:p>
+    <w:p>
+      <w:pPr>
+        <w:pStyle w:val="ListParagraph"/>
+        <w:numPr>
+          <w:ilvl w:val="0"/>
+          <w:numId w:val="2"/>
+        </w:numPr>
+        <w:rPr>
+          <w:lang w:val="en-US"/>
+        </w:rPr>
+      </w:pPr>
+      <w:r>
+        <w:rPr>
+          <w:lang w:val="en-US"/>
+        </w:rPr>
+        <w:t>Cây leo</w:t>
+      </w:r>
+    </w:p>
+    <w:p>
+      <w:pPr>
+        <w:pStyle w:val="ListParagraph"/>
+        <w:numPr>
+          <w:ilvl w:val="0"/>
+          <w:numId w:val="14"/>
+        </w:numPr>
+        <w:rPr>
+          <w:lang w:val="en-US"/>
+        </w:rPr>
+      </w:pPr>
+      <w:r>
+        <w:rPr>
+          <w:lang w:val="en-US"/>
+        </w:rPr>
+        <w:t>“Oak”?</w:t>
+      </w:r>
+    </w:p>
+    <w:p>
+      <w:pPr>
+        <w:pStyle w:val="ListParagraph"/>
+        <w:numPr>
+          <w:ilvl w:val="0"/>
+          <w:numId w:val="2"/>
+        </w:numPr>
+        <w:rPr>
+          <w:lang w:val="en-US"/>
+        </w:rPr>
+      </w:pPr>
+      <w:r>
+        <w:rPr>
+          <w:lang w:val="en-US"/>
+        </w:rPr>
+        <w:t>Sồi</w:t>
+      </w:r>
+    </w:p>
+    <w:p>
+      <w:pPr>
+        <w:pStyle w:val="ListParagraph"/>
+        <w:numPr>
+          <w:ilvl w:val="0"/>
+          <w:numId w:val="14"/>
+        </w:numPr>
+        <w:rPr>
+          <w:lang w:val="en-US"/>
+        </w:rPr>
+      </w:pPr>
+      <w:r>
+        <w:rPr>
+          <w:lang w:val="en-US"/>
+        </w:rPr>
+        <w:t>“Pot”?</w:t>
+      </w:r>
+    </w:p>
+    <w:p>
+      <w:pPr>
+        <w:pStyle w:val="ListParagraph"/>
+        <w:numPr>
+          <w:ilvl w:val="0"/>
+          <w:numId w:val="2"/>
+        </w:numPr>
+        <w:rPr>
+          <w:lang w:val="en-US"/>
+        </w:rPr>
+      </w:pPr>
+      <w:r>
+        <w:rPr>
+          <w:lang w:val="en-US"/>
+        </w:rPr>
+        <w:t>Cái chậu</w:t>
+      </w:r>
+    </w:p>
+    <w:p>
+      <w:pPr>
+        <w:pStyle w:val="ListParagraph"/>
+        <w:numPr>
+          <w:ilvl w:val="0"/>
+          <w:numId w:val="14"/>
+        </w:numPr>
+        <w:rPr>
+          <w:lang w:val="en-US"/>
+        </w:rPr>
+      </w:pPr>
+      <w:r>
+        <w:rPr>
+          <w:lang w:val="en-US"/>
+        </w:rPr>
+        <w:t>“Bush”?</w:t>
+      </w:r>
+    </w:p>
+    <w:p>
+      <w:pPr>
+        <w:pStyle w:val="ListParagraph"/>
+        <w:numPr>
+          <w:ilvl w:val="0"/>
+          <w:numId w:val="2"/>
+        </w:numPr>
+        <w:rPr>
+          <w:lang w:val="en-US"/>
+        </w:rPr>
+      </w:pPr>
+      <w:r>
+        <w:rPr>
+          <w:lang w:val="en-US"/>
+        </w:rPr>
+        <w:t>Lùm cây (cảnh)</w:t>
+      </w:r>
+    </w:p>
+    <w:p>
+      <w:pPr>
+        <w:rPr>
+          <w:lang w:val="en-US"/>
+        </w:rPr>
+      </w:pPr>
+    </w:p>
+    <w:p>
+      <w:pPr>
+        <w:rPr>
+          <w:lang w:val="en-US"/>
+        </w:rPr>
+      </w:pPr>
+      <w:r>
+        <w:rPr>
+          <w:lang w:val="en-US"/>
+        </w:rPr>
+        <w:t>House – Nhà:</w:t>
+      </w:r>
+    </w:p>
+    <w:p>
+      <w:pPr>
+        <w:pStyle w:val="ListParagraph"/>
+        <w:numPr>
+          <w:ilvl w:val="0"/>
+          <w:numId w:val="27"/>
+        </w:numPr>
+        <w:rPr>
+          <w:lang w:val="en-US"/>
+        </w:rPr>
+      </w:pPr>
+      <w:r>
+        <w:rPr>
+          <w:lang w:val="en-US"/>
+        </w:rPr>
+        <w:t>“Porch”?</w:t>
+      </w:r>
+    </w:p>
+    <w:p>
+      <w:pPr>
+        <w:pStyle w:val="ListParagraph"/>
+        <w:numPr>
+          <w:ilvl w:val="0"/>
+          <w:numId w:val="2"/>
+        </w:numPr>
+        <w:rPr>
+          <w:lang w:val="en-US"/>
+        </w:rPr>
+      </w:pPr>
+      <w:r>
+        <w:rPr>
+          <w:lang w:val="en-US"/>
+        </w:rPr>
+        <w:t>Hiên nhà (phần không gian được che bởi cái mái đằng trước nhà)</w:t>
+      </w:r>
+    </w:p>
+    <w:p>
+      <w:pPr>
+        <w:pStyle w:val="ListParagraph"/>
+        <w:numPr>
+          <w:ilvl w:val="0"/>
+          <w:numId w:val="27"/>
+        </w:numPr>
+        <w:rPr>
+          <w:lang w:val="en-US"/>
+        </w:rPr>
+      </w:pPr>
+      <w:r>
+        <w:rPr>
+          <w:lang w:val="en-US"/>
+        </w:rPr>
+        <w:t>“Hallway”?</w:t>
+      </w:r>
+    </w:p>
+    <w:p>
+      <w:pPr>
+        <w:pStyle w:val="ListParagraph"/>
+        <w:numPr>
+          <w:ilvl w:val="0"/>
+          <w:numId w:val="2"/>
+        </w:numPr>
+        <w:rPr>
+          <w:lang w:val="en-US"/>
+        </w:rPr>
+      </w:pPr>
+      <w:r>
+        <w:rPr>
+          <w:lang w:val="en-US"/>
+        </w:rPr>
+        <w:t>Hành lang (ví dụ có 2 dãy phòng, thì lối đi giữa 2 dãy là hành lang)</w:t>
+      </w:r>
+    </w:p>
+    <w:p>
+      <w:pPr>
+        <w:pStyle w:val="ListParagraph"/>
+        <w:numPr>
+          <w:ilvl w:val="0"/>
+          <w:numId w:val="27"/>
+        </w:numPr>
+        <w:rPr>
+          <w:lang w:val="en-US"/>
+        </w:rPr>
+      </w:pPr>
+      <w:r>
+        <w:rPr>
+          <w:lang w:val="en-US"/>
+        </w:rPr>
+        <w:t>“Cabinet”?</w:t>
+      </w:r>
+    </w:p>
+    <w:p>
+      <w:pPr>
+        <w:pStyle w:val="ListParagraph"/>
+        <w:numPr>
+          <w:ilvl w:val="0"/>
+          <w:numId w:val="2"/>
+        </w:numPr>
+        <w:rPr>
+          <w:lang w:val="en-US"/>
+        </w:rPr>
+      </w:pPr>
+      <w:r>
+        <w:rPr>
+          <w:lang w:val="en-US"/>
+        </w:rPr>
+        <w:t>Tủ kệ (để trưng bày)</w:t>
+      </w:r>
+    </w:p>
+    <w:p>
+      <w:pPr>
+        <w:tabs>
+          <w:tab w:val="left" w:pos="2377"/>
+        </w:tabs>
+        <w:rPr>
+          <w:lang w:val="en-US"/>
+        </w:rPr>
+      </w:pPr>
+      <w:r>
+        <w:rPr>
+          <w:lang w:val="en-US"/>
+        </w:rPr>
+        <w:tab/>
+      </w:r>
+    </w:p>
+    <w:p>
+      <w:pPr>
+        <w:tabs>
+          <w:tab w:val="left" w:pos="2377"/>
+        </w:tabs>
+        <w:rPr>
+          <w:lang w:val="en-US"/>
+        </w:rPr>
+      </w:pPr>
+      <w:r>
+        <w:rPr>
+          <w:lang w:val="en-US"/>
+        </w:rPr>
+        <w:t>Street – Đường:</w:t>
+      </w:r>
+    </w:p>
+    <w:p>
+      <w:pPr>
+        <w:pStyle w:val="ListParagraph"/>
+        <w:numPr>
+          <w:ilvl w:val="0"/>
+          <w:numId w:val="33"/>
+        </w:numPr>
+        <w:rPr>
+          <w:lang w:val="en-US"/>
+        </w:rPr>
+      </w:pPr>
+      <w:r>
+        <w:rPr>
+          <w:lang w:val="en-US"/>
+        </w:rPr>
+        <w:t>“Avenue”?</w:t>
+      </w:r>
+    </w:p>
+    <w:p>
+      <w:pPr>
+        <w:pStyle w:val="ListParagraph"/>
+        <w:numPr>
+          <w:ilvl w:val="0"/>
+          <w:numId w:val="2"/>
+        </w:numPr>
+        <w:rPr>
+          <w:lang w:val="en-US"/>
+        </w:rPr>
+      </w:pPr>
+      <w:r>
+        <w:rPr>
+          <w:lang w:val="en-US"/>
+        </w:rPr>
+        <w:t>Đại lộ</w:t>
+      </w:r>
+    </w:p>
+    <w:p>
+      <w:pPr>
+        <w:rPr>
+          <w:lang w:val="en-US"/>
+        </w:rPr>
+      </w:pPr>
+    </w:p>
+    <w:p>
+      <w:pPr>
+        <w:rPr>
+          <w:lang w:val="en-US"/>
+        </w:rPr>
+      </w:pPr>
+      <w:r>
+        <w:rPr>
+          <w:lang w:val="en-US"/>
+        </w:rPr>
+        <w:t>Work – Công Việc:</w:t>
+      </w:r>
+    </w:p>
+    <w:p>
+      <w:pPr>
+        <w:pStyle w:val="ListParagraph"/>
+        <w:numPr>
+          <w:ilvl w:val="0"/>
+          <w:numId w:val="20"/>
+        </w:numPr>
+        <w:rPr>
+          <w:lang w:val="en-US"/>
+        </w:rPr>
+      </w:pPr>
+      <w:r>
+        <w:rPr>
+          <w:lang w:val="en-US"/>
+        </w:rPr>
+        <w:t>“Workload”?</w:t>
+      </w:r>
+    </w:p>
+    <w:p>
+      <w:pPr>
+        <w:pStyle w:val="ListParagraph"/>
+        <w:numPr>
+          <w:ilvl w:val="0"/>
+          <w:numId w:val="2"/>
+        </w:numPr>
+        <w:rPr>
+          <w:lang w:val="en-US"/>
+        </w:rPr>
+      </w:pPr>
+      <w:r>
+        <w:rPr>
+          <w:lang w:val="en-US"/>
+        </w:rPr>
+        <w:t>Khối lượng công việc</w:t>
+      </w:r>
+    </w:p>
+    <w:p>
+      <w:pPr>
+        <w:pStyle w:val="ListParagraph"/>
+        <w:numPr>
+          <w:ilvl w:val="0"/>
+          <w:numId w:val="20"/>
+        </w:numPr>
+        <w:rPr>
+          <w:lang w:val="en-US"/>
+        </w:rPr>
+      </w:pPr>
+      <w:r>
+        <w:rPr>
+          <w:lang w:val="en-US"/>
+        </w:rPr>
+        <w:t>“Harness”?</w:t>
+      </w:r>
+    </w:p>
+    <w:p>
+      <w:pPr>
+        <w:pStyle w:val="ListParagraph"/>
+        <w:numPr>
+          <w:ilvl w:val="0"/>
+          <w:numId w:val="2"/>
+        </w:numPr>
+        <w:rPr>
+          <w:lang w:val="en-US"/>
+        </w:rPr>
+      </w:pPr>
+      <w:r>
+        <w:rPr>
+          <w:lang w:val="en-US"/>
+        </w:rPr>
+        <w:t>Dây an toàn buộc bụng khi làm việc trên độ cao</w:t>
+      </w:r>
+    </w:p>
+    <w:p>
+      <w:pPr>
+        <w:pStyle w:val="ListParagraph"/>
+        <w:numPr>
+          <w:ilvl w:val="0"/>
+          <w:numId w:val="20"/>
+        </w:numPr>
+        <w:rPr>
+          <w:lang w:val="en-US"/>
+        </w:rPr>
+      </w:pPr>
+      <w:r>
+        <w:rPr>
+          <w:lang w:val="en-US"/>
+        </w:rPr>
+        <w:t>“Resign”?</w:t>
+      </w:r>
+    </w:p>
+    <w:p>
+      <w:pPr>
+        <w:pStyle w:val="ListParagraph"/>
+        <w:numPr>
+          <w:ilvl w:val="0"/>
+          <w:numId w:val="2"/>
+        </w:numPr>
+        <w:rPr>
+          <w:lang w:val="en-US"/>
+        </w:rPr>
+      </w:pPr>
+      <w:r>
+        <w:rPr>
+          <w:lang w:val="en-US"/>
+        </w:rPr>
+        <w:t>Từ chức</w:t>
+      </w:r>
+    </w:p>
+    <w:p>
+      <w:pPr>
+        <w:pStyle w:val="ListParagraph"/>
+        <w:numPr>
+          <w:ilvl w:val="0"/>
+          <w:numId w:val="20"/>
+        </w:numPr>
+        <w:rPr>
+          <w:lang w:val="en-US"/>
+        </w:rPr>
+      </w:pPr>
+      <w:r>
+        <w:rPr>
+          <w:lang w:val="en-US"/>
+        </w:rPr>
+        <w:t>“Retire”?</w:t>
+      </w:r>
+    </w:p>
+    <w:p>
+      <w:pPr>
+        <w:pStyle w:val="ListParagraph"/>
+        <w:numPr>
+          <w:ilvl w:val="0"/>
+          <w:numId w:val="2"/>
+        </w:numPr>
+        <w:rPr>
+          <w:lang w:val="en-US"/>
+        </w:rPr>
+      </w:pPr>
+      <w:r>
+        <w:rPr>
+          <w:lang w:val="en-US"/>
+        </w:rPr>
+        <w:t>Nghỉ việc</w:t>
+      </w:r>
+      <w:r>
+        <w:rPr>
+          <w:lang w:val="en-US"/>
+        </w:rPr>
+        <w:t xml:space="preserve"> (cút ra khỏi ngành)</w:t>
+      </w:r>
+    </w:p>
+    <w:p>
+      <w:pPr>
+        <w:pStyle w:val="ListParagraph"/>
+        <w:numPr>
+          <w:ilvl w:val="0"/>
+          <w:numId w:val="20"/>
+        </w:numPr>
+        <w:rPr>
+          <w:lang w:val="en-US"/>
+        </w:rPr>
+      </w:pPr>
+      <w:r>
+        <w:rPr>
+          <w:lang w:val="en-US"/>
+        </w:rPr>
+        <w:t>“Accounting”?</w:t>
+      </w:r>
+    </w:p>
+    <w:p>
+      <w:pPr>
+        <w:pStyle w:val="ListParagraph"/>
+        <w:numPr>
+          <w:ilvl w:val="0"/>
+          <w:numId w:val="2"/>
+        </w:numPr>
+        <w:rPr>
+          <w:lang w:val="en-US"/>
+        </w:rPr>
+      </w:pPr>
+      <w:r>
+        <w:rPr>
+          <w:lang w:val="en-US"/>
+        </w:rPr>
+        <w:t>Công việc kế toán</w:t>
+      </w:r>
+    </w:p>
+    <w:p>
+      <w:pPr>
+        <w:pStyle w:val="ListParagraph"/>
+        <w:numPr>
+          <w:ilvl w:val="0"/>
+          <w:numId w:val="20"/>
+        </w:numPr>
+        <w:rPr>
+          <w:lang w:val="en-US"/>
+        </w:rPr>
+      </w:pPr>
+      <w:r>
+        <w:rPr>
+          <w:lang w:val="en-US"/>
+        </w:rPr>
+        <w:t>“Approval”?</w:t>
+      </w:r>
+    </w:p>
+    <w:p>
+      <w:pPr>
+        <w:pStyle w:val="ListParagraph"/>
+        <w:numPr>
+          <w:ilvl w:val="0"/>
+          <w:numId w:val="2"/>
+        </w:numPr>
+        <w:rPr>
+          <w:lang w:val="en-US"/>
+        </w:rPr>
+      </w:pPr>
+      <w:r>
+        <w:rPr>
+          <w:lang w:val="en-US"/>
+        </w:rPr>
+        <w:t>Sự</w:t>
+      </w:r>
+      <w:bookmarkStart w:id="0" w:name="_GoBack"/>
+      <w:bookmarkEnd w:id="0"/>
+      <w:r>
+        <w:rPr>
+          <w:lang w:val="en-US"/>
+        </w:rPr>
+        <w:t xml:space="preserve"> phê duyệt</w:t>
+      </w:r>
+      <w:r>
+        <w:rPr>
+          <w:lang w:val="en-US"/>
+        </w:rPr>
+        <w:t xml:space="preserve"> (sản phẩm)</w:t>
+      </w:r>
+    </w:p>
+    <w:p>
+      <w:pPr>
+        <w:pStyle w:val="ListParagraph"/>
+        <w:numPr>
+          <w:ilvl w:val="0"/>
+          <w:numId w:val="20"/>
+        </w:numPr>
+        <w:rPr>
+          <w:lang w:val="en-US"/>
+        </w:rPr>
+      </w:pPr>
+      <w:r>
+        <w:rPr>
+          <w:lang w:val="en-US"/>
+        </w:rPr>
+        <w:t>“Workshop”?</w:t>
+      </w:r>
+    </w:p>
+    <w:p>
+      <w:pPr>
+        <w:pStyle w:val="ListParagraph"/>
+        <w:numPr>
+          <w:ilvl w:val="0"/>
+          <w:numId w:val="2"/>
+        </w:numPr>
+        <w:rPr>
+          <w:lang w:val="en-US"/>
+        </w:rPr>
+      </w:pPr>
+      <w:r>
+        <w:rPr>
+          <w:lang w:val="en-US"/>
+        </w:rPr>
         <w:lastRenderedPageBreak/>
-        <w:t>“Vine”?</w:t>
-      </w:r>
-    </w:p>
-    <w:p>
-      <w:pPr>
-        <w:pStyle w:val="ListParagraph"/>
-        <w:numPr>
-          <w:ilvl w:val="0"/>
-          <w:numId w:val="2"/>
-        </w:numPr>
-        <w:rPr>
-          <w:lang w:val="en-US"/>
-        </w:rPr>
-      </w:pPr>
-      <w:r>
-        <w:rPr>
-          <w:lang w:val="en-US"/>
-        </w:rPr>
-        <w:t>Cây leo</w:t>
-      </w:r>
-    </w:p>
-    <w:p>
-      <w:pPr>
-        <w:pStyle w:val="ListParagraph"/>
-        <w:numPr>
-          <w:ilvl w:val="0"/>
-          <w:numId w:val="14"/>
-        </w:numPr>
-        <w:rPr>
-          <w:lang w:val="en-US"/>
-        </w:rPr>
-      </w:pPr>
-      <w:r>
-        <w:rPr>
-          <w:lang w:val="en-US"/>
-        </w:rPr>
-        <w:t>“Oak”?</w:t>
-      </w:r>
-    </w:p>
-    <w:p>
-      <w:pPr>
-        <w:pStyle w:val="ListParagraph"/>
-        <w:numPr>
-          <w:ilvl w:val="0"/>
-          <w:numId w:val="2"/>
-        </w:numPr>
-        <w:rPr>
-          <w:lang w:val="en-US"/>
-        </w:rPr>
-      </w:pPr>
-      <w:r>
-        <w:rPr>
-          <w:lang w:val="en-US"/>
-        </w:rPr>
-        <w:t>Sồi</w:t>
-      </w:r>
-    </w:p>
-    <w:p>
-      <w:pPr>
-        <w:rPr>
-          <w:lang w:val="en-US"/>
-        </w:rPr>
-      </w:pPr>
-    </w:p>
-    <w:p>
-      <w:pPr>
-        <w:rPr>
-          <w:lang w:val="en-US"/>
-        </w:rPr>
-      </w:pPr>
-      <w:r>
-        <w:rPr>
-          <w:lang w:val="en-US"/>
-        </w:rPr>
-        <w:t>House – Nhà:</w:t>
-      </w:r>
-    </w:p>
-    <w:p>
-      <w:pPr>
-        <w:pStyle w:val="ListParagraph"/>
-        <w:numPr>
-          <w:ilvl w:val="0"/>
-          <w:numId w:val="27"/>
-        </w:numPr>
-        <w:rPr>
-          <w:lang w:val="en-US"/>
-        </w:rPr>
-      </w:pPr>
-      <w:r>
-        <w:rPr>
-          <w:lang w:val="en-US"/>
-        </w:rPr>
-        <w:t>“Porch”?</w:t>
-      </w:r>
-    </w:p>
-    <w:p>
-      <w:pPr>
-        <w:pStyle w:val="ListParagraph"/>
-        <w:numPr>
-          <w:ilvl w:val="0"/>
-          <w:numId w:val="2"/>
-        </w:numPr>
-        <w:rPr>
-          <w:lang w:val="en-US"/>
-        </w:rPr>
-      </w:pPr>
-      <w:r>
-        <w:rPr>
-          <w:lang w:val="en-US"/>
-        </w:rPr>
-        <w:t>Hiên nhà (phần không gian được che bởi cái mái đằng trước nhà)</w:t>
-      </w:r>
-    </w:p>
-    <w:p>
-      <w:pPr>
-        <w:rPr>
-          <w:lang w:val="en-US"/>
-        </w:rPr>
-      </w:pPr>
-    </w:p>
-    <w:p>
-      <w:pPr>
-        <w:rPr>
-          <w:lang w:val="en-US"/>
-        </w:rPr>
-      </w:pPr>
-      <w:r>
-        <w:rPr>
-          <w:lang w:val="en-US"/>
-        </w:rPr>
-        <w:t>Work – Công Việc:</w:t>
-      </w:r>
-    </w:p>
-    <w:p>
-      <w:pPr>
-        <w:pStyle w:val="ListParagraph"/>
-        <w:numPr>
-          <w:ilvl w:val="0"/>
-          <w:numId w:val="20"/>
-        </w:numPr>
-        <w:rPr>
-          <w:lang w:val="en-US"/>
-        </w:rPr>
-      </w:pPr>
-      <w:r>
-        <w:rPr>
-          <w:lang w:val="en-US"/>
-        </w:rPr>
-        <w:t>“Workload”?</w:t>
-      </w:r>
-    </w:p>
-    <w:p>
-      <w:pPr>
-        <w:pStyle w:val="ListParagraph"/>
-        <w:numPr>
-          <w:ilvl w:val="0"/>
-          <w:numId w:val="2"/>
-        </w:numPr>
-        <w:rPr>
-          <w:lang w:val="en-US"/>
-        </w:rPr>
-      </w:pPr>
-      <w:r>
-        <w:rPr>
-          <w:lang w:val="en-US"/>
-        </w:rPr>
-        <w:t>Khối lượng công việc</w:t>
-      </w:r>
-    </w:p>
-    <w:p>
-      <w:pPr>
-        <w:pStyle w:val="ListParagraph"/>
-        <w:numPr>
-          <w:ilvl w:val="0"/>
-          <w:numId w:val="20"/>
-        </w:numPr>
-        <w:rPr>
-          <w:lang w:val="en-US"/>
-        </w:rPr>
-      </w:pPr>
-      <w:r>
-        <w:rPr>
-          <w:lang w:val="en-US"/>
-        </w:rPr>
-        <w:t>“Harness”?</w:t>
-      </w:r>
-    </w:p>
-    <w:p>
-      <w:pPr>
-        <w:pStyle w:val="ListParagraph"/>
-        <w:numPr>
-          <w:ilvl w:val="0"/>
-          <w:numId w:val="2"/>
-        </w:numPr>
-        <w:rPr>
-          <w:lang w:val="en-US"/>
-        </w:rPr>
-      </w:pPr>
-      <w:r>
-        <w:rPr>
-          <w:lang w:val="en-US"/>
-        </w:rPr>
-        <w:t>Dây an toàn buộc bụng khi làm việc trên độ cao</w:t>
-      </w:r>
-    </w:p>
-    <w:p>
-      <w:pPr>
-        <w:pStyle w:val="ListParagraph"/>
-        <w:numPr>
-          <w:ilvl w:val="0"/>
-          <w:numId w:val="20"/>
-        </w:numPr>
-        <w:rPr>
-          <w:lang w:val="en-US"/>
-        </w:rPr>
-      </w:pPr>
-      <w:r>
-        <w:rPr>
-          <w:lang w:val="en-US"/>
-        </w:rPr>
-        <w:t>“Resign”?</w:t>
-      </w:r>
-    </w:p>
-    <w:p>
-      <w:pPr>
-        <w:pStyle w:val="ListParagraph"/>
-        <w:numPr>
-          <w:ilvl w:val="0"/>
-          <w:numId w:val="2"/>
-        </w:numPr>
-        <w:rPr>
-          <w:lang w:val="en-US"/>
-        </w:rPr>
-      </w:pPr>
-      <w:r>
-        <w:rPr>
-          <w:lang w:val="en-US"/>
-        </w:rPr>
-        <w:t>Từ chức</w:t>
-      </w:r>
-    </w:p>
-    <w:p>
-      <w:pPr>
-        <w:pStyle w:val="ListParagraph"/>
-        <w:numPr>
-          <w:ilvl w:val="0"/>
-          <w:numId w:val="20"/>
-        </w:numPr>
-        <w:rPr>
-          <w:lang w:val="en-US"/>
-        </w:rPr>
-      </w:pPr>
-      <w:r>
-        <w:rPr>
-          <w:lang w:val="en-US"/>
-        </w:rPr>
-        <w:t>“Retire”?</w:t>
-      </w:r>
-    </w:p>
-    <w:p>
-      <w:pPr>
-        <w:pStyle w:val="ListParagraph"/>
-        <w:numPr>
-          <w:ilvl w:val="0"/>
-          <w:numId w:val="2"/>
-        </w:numPr>
-        <w:rPr>
-          <w:lang w:val="en-US"/>
-        </w:rPr>
-      </w:pPr>
-      <w:r>
-        <w:rPr>
-          <w:lang w:val="en-US"/>
-        </w:rPr>
-        <w:t>Nghỉ việc</w:t>
-      </w:r>
-      <w:r>
-        <w:rPr>
-          <w:lang w:val="en-US"/>
-        </w:rPr>
-        <w:t xml:space="preserve"> (cút ra khỏi ngành)</w:t>
-      </w:r>
-    </w:p>
-    <w:p>
-      <w:pPr>
-        <w:pStyle w:val="ListParagraph"/>
-        <w:numPr>
-          <w:ilvl w:val="0"/>
-          <w:numId w:val="20"/>
-        </w:numPr>
-        <w:rPr>
-          <w:lang w:val="en-US"/>
-        </w:rPr>
-      </w:pPr>
-      <w:r>
-        <w:rPr>
-          <w:lang w:val="en-US"/>
-        </w:rPr>
-        <w:t>“Accounting”?</w:t>
-      </w:r>
-    </w:p>
-    <w:p>
-      <w:pPr>
-        <w:pStyle w:val="ListParagraph"/>
-        <w:numPr>
-          <w:ilvl w:val="0"/>
-          <w:numId w:val="2"/>
-        </w:numPr>
-        <w:rPr>
-          <w:lang w:val="en-US"/>
-        </w:rPr>
-      </w:pPr>
-      <w:r>
-        <w:rPr>
-          <w:lang w:val="en-US"/>
-        </w:rPr>
-        <w:t>Công việc kế toán</w:t>
-      </w:r>
-    </w:p>
-    <w:p>
-      <w:pPr>
-        <w:pStyle w:val="ListParagraph"/>
-        <w:numPr>
-          <w:ilvl w:val="0"/>
-          <w:numId w:val="20"/>
-        </w:numPr>
-        <w:rPr>
-          <w:lang w:val="en-US"/>
-        </w:rPr>
-      </w:pPr>
-      <w:r>
-        <w:rPr>
-          <w:lang w:val="en-US"/>
-        </w:rPr>
-        <w:t>“Approval”?</w:t>
-      </w:r>
-    </w:p>
-    <w:p>
-      <w:pPr>
-        <w:pStyle w:val="ListParagraph"/>
-        <w:numPr>
-          <w:ilvl w:val="0"/>
-          <w:numId w:val="2"/>
-        </w:numPr>
-        <w:rPr>
-          <w:lang w:val="en-US"/>
-        </w:rPr>
-      </w:pPr>
-      <w:r>
-        <w:rPr>
-          <w:lang w:val="en-US"/>
-        </w:rPr>
-        <w:t>Việc phê duyệt</w:t>
-      </w:r>
-      <w:r>
-        <w:rPr>
-          <w:lang w:val="en-US"/>
-        </w:rPr>
-        <w:t xml:space="preserve"> (sản phẩm)</w:t>
-      </w:r>
-    </w:p>
-    <w:p>
-      <w:pPr>
-        <w:pStyle w:val="ListParagraph"/>
-        <w:numPr>
-          <w:ilvl w:val="0"/>
-          <w:numId w:val="20"/>
-        </w:numPr>
-        <w:rPr>
-          <w:lang w:val="en-US"/>
-        </w:rPr>
-      </w:pPr>
-      <w:r>
-        <w:rPr>
-          <w:lang w:val="en-US"/>
-        </w:rPr>
-        <w:t>“Workshop”?</w:t>
-      </w:r>
-    </w:p>
-    <w:p>
-      <w:pPr>
-        <w:pStyle w:val="ListParagraph"/>
-        <w:numPr>
-          <w:ilvl w:val="0"/>
-          <w:numId w:val="2"/>
-        </w:numPr>
-        <w:rPr>
-          <w:lang w:val="en-US"/>
-        </w:rPr>
-      </w:pPr>
-      <w:r>
-        <w:rPr>
-          <w:lang w:val="en-US"/>
-        </w:rPr>
         <w:t>Nhà máy</w:t>
       </w:r>
       <w:r>
@@ -5869,228 +6243,408 @@
         <w:rPr>
           <w:lang w:val="en-US"/>
         </w:rPr>
+        <w:t>Thụy Điển</w:t>
+      </w:r>
+    </w:p>
+    <w:p>
+      <w:pPr>
+        <w:pStyle w:val="ListParagraph"/>
+        <w:numPr>
+          <w:ilvl w:val="0"/>
+          <w:numId w:val="25"/>
+        </w:numPr>
+        <w:rPr>
+          <w:lang w:val="en-US"/>
+        </w:rPr>
+      </w:pPr>
+      <w:r>
+        <w:rPr>
+          <w:lang w:val="en-US"/>
+        </w:rPr>
+        <w:t>“Spanish”?</w:t>
+      </w:r>
+    </w:p>
+    <w:p>
+      <w:pPr>
+        <w:pStyle w:val="ListParagraph"/>
+        <w:numPr>
+          <w:ilvl w:val="0"/>
+          <w:numId w:val="2"/>
+        </w:numPr>
+        <w:rPr>
+          <w:lang w:val="en-US"/>
+        </w:rPr>
+      </w:pPr>
+      <w:r>
+        <w:rPr>
+          <w:lang w:val="en-US"/>
+        </w:rPr>
+        <w:t>Tây Ban Nha</w:t>
+      </w:r>
+    </w:p>
+    <w:p>
+      <w:pPr>
+        <w:pStyle w:val="ListParagraph"/>
+        <w:numPr>
+          <w:ilvl w:val="0"/>
+          <w:numId w:val="25"/>
+        </w:numPr>
+        <w:rPr>
+          <w:lang w:val="en-US"/>
+        </w:rPr>
+      </w:pPr>
+      <w:r>
+        <w:rPr>
+          <w:lang w:val="en-US"/>
+        </w:rPr>
+        <w:t>“Portugal”?</w:t>
+      </w:r>
+    </w:p>
+    <w:p>
+      <w:pPr>
+        <w:pStyle w:val="ListParagraph"/>
+        <w:numPr>
+          <w:ilvl w:val="0"/>
+          <w:numId w:val="2"/>
+        </w:numPr>
+        <w:rPr>
+          <w:lang w:val="en-US"/>
+        </w:rPr>
+      </w:pPr>
+      <w:r>
+        <w:rPr>
+          <w:lang w:val="en-US"/>
+        </w:rPr>
+        <w:t>Bồ Đào Nha</w:t>
+      </w:r>
+    </w:p>
+    <w:p>
+      <w:pPr>
+        <w:pStyle w:val="ListParagraph"/>
+        <w:numPr>
+          <w:ilvl w:val="0"/>
+          <w:numId w:val="25"/>
+        </w:numPr>
+        <w:rPr>
+          <w:lang w:val="en-US"/>
+        </w:rPr>
+      </w:pPr>
+      <w:r>
+        <w:rPr>
+          <w:lang w:val="en-US"/>
+        </w:rPr>
+        <w:t>“Denmark”?</w:t>
+      </w:r>
+    </w:p>
+    <w:p>
+      <w:pPr>
+        <w:pStyle w:val="ListParagraph"/>
+        <w:numPr>
+          <w:ilvl w:val="0"/>
+          <w:numId w:val="2"/>
+        </w:numPr>
+        <w:rPr>
+          <w:lang w:val="en-US"/>
+        </w:rPr>
+      </w:pPr>
+      <w:r>
+        <w:rPr>
+          <w:lang w:val="en-US"/>
+        </w:rPr>
+        <w:t>Đan Mạch</w:t>
+      </w:r>
+    </w:p>
+    <w:p>
+      <w:pPr>
+        <w:pStyle w:val="ListParagraph"/>
+        <w:numPr>
+          <w:ilvl w:val="0"/>
+          <w:numId w:val="25"/>
+        </w:numPr>
+        <w:rPr>
+          <w:lang w:val="en-US"/>
+        </w:rPr>
+      </w:pPr>
+      <w:r>
+        <w:rPr>
+          <w:lang w:val="en-US"/>
+        </w:rPr>
+        <w:t>“Turkey”?</w:t>
+      </w:r>
+    </w:p>
+    <w:p>
+      <w:pPr>
+        <w:pStyle w:val="ListParagraph"/>
+        <w:numPr>
+          <w:ilvl w:val="0"/>
+          <w:numId w:val="2"/>
+        </w:numPr>
+        <w:rPr>
+          <w:lang w:val="en-US"/>
+        </w:rPr>
+      </w:pPr>
+      <w:r>
+        <w:rPr>
+          <w:lang w:val="en-US"/>
+        </w:rPr>
+        <w:t>Thổ Nhĩ Kì</w:t>
+      </w:r>
+    </w:p>
+    <w:p>
+      <w:pPr>
+        <w:rPr>
+          <w:lang w:val="en-US"/>
+        </w:rPr>
+      </w:pPr>
+    </w:p>
+    <w:p>
+      <w:pPr>
+        <w:rPr>
+          <w:lang w:val="en-US"/>
+        </w:rPr>
+      </w:pPr>
+      <w:r>
+        <w:rPr>
+          <w:lang w:val="en-US"/>
+        </w:rPr>
+        <w:t>Conference – Hội Thảo:</w:t>
+      </w:r>
+    </w:p>
+    <w:p>
+      <w:pPr>
+        <w:pStyle w:val="ListParagraph"/>
+        <w:numPr>
+          <w:ilvl w:val="0"/>
+          <w:numId w:val="26"/>
+        </w:numPr>
+        <w:rPr>
+          <w:lang w:val="en-US"/>
+        </w:rPr>
+      </w:pPr>
+      <w:r>
+        <w:rPr>
+          <w:lang w:val="en-US"/>
+        </w:rPr>
+        <w:t>“Agenda”?</w:t>
+      </w:r>
+    </w:p>
+    <w:p>
+      <w:pPr>
+        <w:pStyle w:val="ListParagraph"/>
+        <w:numPr>
+          <w:ilvl w:val="0"/>
+          <w:numId w:val="2"/>
+        </w:numPr>
+        <w:rPr>
+          <w:lang w:val="en-US"/>
+        </w:rPr>
+      </w:pPr>
+      <w:r>
+        <w:rPr>
+          <w:lang w:val="en-US"/>
+        </w:rPr>
+        <w:t>Dãy các chủ đề cần được thảo luận tại hội thảo</w:t>
+      </w:r>
+    </w:p>
+    <w:p>
+      <w:pPr>
+        <w:rPr>
+          <w:lang w:val="en-US"/>
+        </w:rPr>
+      </w:pPr>
+    </w:p>
+    <w:p>
+      <w:pPr>
+        <w:rPr>
+          <w:lang w:val="en-US"/>
+        </w:rPr>
+      </w:pPr>
+      <w:r>
+        <w:rPr>
+          <w:lang w:val="en-US"/>
+        </w:rPr>
+        <w:t>Device – Thiết Bị:</w:t>
+      </w:r>
+    </w:p>
+    <w:p>
+      <w:pPr>
+        <w:pStyle w:val="ListParagraph"/>
+        <w:numPr>
+          <w:ilvl w:val="0"/>
+          <w:numId w:val="24"/>
+        </w:numPr>
+        <w:rPr>
+          <w:lang w:val="en-US"/>
+        </w:rPr>
+      </w:pPr>
+      <w:r>
+        <w:rPr>
+          <w:lang w:val="en-US"/>
+        </w:rPr>
+        <w:t>“Power Bank”?</w:t>
+      </w:r>
+    </w:p>
+    <w:p>
+      <w:pPr>
+        <w:pStyle w:val="ListParagraph"/>
+        <w:numPr>
+          <w:ilvl w:val="0"/>
+          <w:numId w:val="2"/>
+        </w:numPr>
+        <w:rPr>
+          <w:lang w:val="en-US"/>
+        </w:rPr>
+      </w:pPr>
+      <w:r>
+        <w:rPr>
+          <w:lang w:val="en-US"/>
+        </w:rPr>
+        <w:t>Sạc dự phòng</w:t>
+      </w:r>
+    </w:p>
+    <w:p>
+      <w:pPr>
+        <w:pStyle w:val="ListParagraph"/>
+        <w:numPr>
+          <w:ilvl w:val="0"/>
+          <w:numId w:val="24"/>
+        </w:numPr>
+        <w:rPr>
+          <w:lang w:val="en-US"/>
+        </w:rPr>
+      </w:pPr>
+      <w:r>
+        <w:rPr>
+          <w:lang w:val="en-US"/>
+        </w:rPr>
+        <w:t>“Knob”?</w:t>
+      </w:r>
+    </w:p>
+    <w:p>
+      <w:pPr>
+        <w:pStyle w:val="ListParagraph"/>
+        <w:numPr>
+          <w:ilvl w:val="0"/>
+          <w:numId w:val="2"/>
+        </w:numPr>
+        <w:rPr>
+          <w:lang w:val="en-US"/>
+        </w:rPr>
+      </w:pPr>
+      <w:r>
+        <w:rPr>
+          <w:lang w:val="en-US"/>
+        </w:rPr>
+        <w:t>Núm xoay</w:t>
+      </w:r>
+    </w:p>
+    <w:p>
+      <w:pPr>
+        <w:pStyle w:val="ListParagraph"/>
+        <w:numPr>
+          <w:ilvl w:val="0"/>
+          <w:numId w:val="24"/>
+        </w:numPr>
+        <w:rPr>
+          <w:lang w:val="en-US"/>
+        </w:rPr>
+      </w:pPr>
+      <w:r>
+        <w:rPr>
+          <w:lang w:val="en-US"/>
+        </w:rPr>
+        <w:t>“Luggage”?</w:t>
+      </w:r>
+    </w:p>
+    <w:p>
+      <w:pPr>
+        <w:pStyle w:val="ListParagraph"/>
+        <w:numPr>
+          <w:ilvl w:val="0"/>
+          <w:numId w:val="2"/>
+        </w:numPr>
+        <w:rPr>
+          <w:lang w:val="en-US"/>
+        </w:rPr>
+      </w:pPr>
+      <w:r>
+        <w:rPr>
+          <w:lang w:val="en-US"/>
+        </w:rPr>
+        <w:t>Hành lí</w:t>
+      </w:r>
+    </w:p>
+    <w:p>
+      <w:pPr>
+        <w:pStyle w:val="ListParagraph"/>
+        <w:numPr>
+          <w:ilvl w:val="0"/>
+          <w:numId w:val="24"/>
+        </w:numPr>
+        <w:rPr>
+          <w:lang w:val="en-US"/>
+        </w:rPr>
+      </w:pPr>
+      <w:r>
+        <w:rPr>
+          <w:lang w:val="en-US"/>
+        </w:rPr>
+        <w:t>“Malfunction”?</w:t>
+      </w:r>
+    </w:p>
+    <w:p>
+      <w:pPr>
+        <w:pStyle w:val="ListParagraph"/>
+        <w:numPr>
+          <w:ilvl w:val="0"/>
+          <w:numId w:val="2"/>
+        </w:numPr>
+        <w:rPr>
+          <w:lang w:val="en-US"/>
+        </w:rPr>
+      </w:pPr>
+      <w:r>
+        <w:rPr>
+          <w:lang w:val="en-US"/>
+        </w:rPr>
+        <w:t>Hoạt động lỗi (máy)</w:t>
+      </w:r>
+    </w:p>
+    <w:p>
+      <w:pPr>
+        <w:pStyle w:val="ListParagraph"/>
+        <w:numPr>
+          <w:ilvl w:val="0"/>
+          <w:numId w:val="24"/>
+        </w:numPr>
+        <w:rPr>
+          <w:lang w:val="en-US"/>
+        </w:rPr>
+      </w:pPr>
+      <w:r>
+        <w:rPr>
+          <w:lang w:val="en-US"/>
+        </w:rPr>
         <w:lastRenderedPageBreak/>
-        <w:t>Thụy Điển</w:t>
-      </w:r>
-    </w:p>
-    <w:p>
-      <w:pPr>
-        <w:pStyle w:val="ListParagraph"/>
-        <w:numPr>
-          <w:ilvl w:val="0"/>
-          <w:numId w:val="25"/>
-        </w:numPr>
-        <w:rPr>
-          <w:lang w:val="en-US"/>
-        </w:rPr>
-      </w:pPr>
-      <w:r>
-        <w:rPr>
-          <w:lang w:val="en-US"/>
-        </w:rPr>
-        <w:t>“Spanish”?</w:t>
-      </w:r>
-    </w:p>
-    <w:p>
-      <w:pPr>
-        <w:pStyle w:val="ListParagraph"/>
-        <w:numPr>
-          <w:ilvl w:val="0"/>
-          <w:numId w:val="2"/>
-        </w:numPr>
-        <w:rPr>
-          <w:lang w:val="en-US"/>
-        </w:rPr>
-      </w:pPr>
-      <w:r>
-        <w:rPr>
-          <w:lang w:val="en-US"/>
-        </w:rPr>
-        <w:t>Tây Ban Nha</w:t>
-      </w:r>
-    </w:p>
-    <w:p>
-      <w:pPr>
-        <w:pStyle w:val="ListParagraph"/>
-        <w:numPr>
-          <w:ilvl w:val="0"/>
-          <w:numId w:val="25"/>
-        </w:numPr>
-        <w:rPr>
-          <w:lang w:val="en-US"/>
-        </w:rPr>
-      </w:pPr>
-      <w:r>
-        <w:rPr>
-          <w:lang w:val="en-US"/>
-        </w:rPr>
-        <w:t>“Portugal”?</w:t>
-      </w:r>
-    </w:p>
-    <w:p>
-      <w:pPr>
-        <w:pStyle w:val="ListParagraph"/>
-        <w:numPr>
-          <w:ilvl w:val="0"/>
-          <w:numId w:val="2"/>
-        </w:numPr>
-        <w:rPr>
-          <w:lang w:val="en-US"/>
-        </w:rPr>
-      </w:pPr>
-      <w:r>
-        <w:rPr>
-          <w:lang w:val="en-US"/>
-        </w:rPr>
-        <w:t>Bồ Đào Nha</w:t>
-      </w:r>
-    </w:p>
-    <w:p>
-      <w:pPr>
-        <w:pStyle w:val="ListParagraph"/>
-        <w:numPr>
-          <w:ilvl w:val="0"/>
-          <w:numId w:val="25"/>
-        </w:numPr>
-        <w:rPr>
-          <w:lang w:val="en-US"/>
-        </w:rPr>
-      </w:pPr>
-      <w:r>
-        <w:rPr>
-          <w:lang w:val="en-US"/>
-        </w:rPr>
-        <w:t>“Denmark”?</w:t>
-      </w:r>
-    </w:p>
-    <w:p>
-      <w:pPr>
-        <w:pStyle w:val="ListParagraph"/>
-        <w:numPr>
-          <w:ilvl w:val="0"/>
-          <w:numId w:val="2"/>
-        </w:numPr>
-        <w:rPr>
-          <w:lang w:val="en-US"/>
-        </w:rPr>
-      </w:pPr>
-      <w:r>
-        <w:rPr>
-          <w:lang w:val="en-US"/>
-        </w:rPr>
-        <w:t>Đan Mạch</w:t>
-      </w:r>
-    </w:p>
-    <w:p>
-      <w:pPr>
-        <w:pStyle w:val="ListParagraph"/>
-        <w:numPr>
-          <w:ilvl w:val="0"/>
-          <w:numId w:val="25"/>
-        </w:numPr>
-        <w:rPr>
-          <w:lang w:val="en-US"/>
-        </w:rPr>
-      </w:pPr>
-      <w:r>
-        <w:rPr>
-          <w:lang w:val="en-US"/>
-        </w:rPr>
-        <w:t>“Turkey”?</w:t>
-      </w:r>
-    </w:p>
-    <w:p>
-      <w:pPr>
-        <w:pStyle w:val="ListParagraph"/>
-        <w:numPr>
-          <w:ilvl w:val="0"/>
-          <w:numId w:val="2"/>
-        </w:numPr>
-        <w:rPr>
-          <w:lang w:val="en-US"/>
-        </w:rPr>
-      </w:pPr>
-      <w:r>
-        <w:rPr>
-          <w:lang w:val="en-US"/>
-        </w:rPr>
-        <w:t>Thổ Nhĩ Kì</w:t>
-      </w:r>
-    </w:p>
-    <w:p>
-      <w:pPr>
-        <w:rPr>
-          <w:lang w:val="en-US"/>
-        </w:rPr>
-      </w:pPr>
-    </w:p>
-    <w:p>
-      <w:pPr>
-        <w:rPr>
-          <w:lang w:val="en-US"/>
-        </w:rPr>
-      </w:pPr>
-      <w:r>
-        <w:rPr>
-          <w:lang w:val="en-US"/>
-        </w:rPr>
-        <w:t>Conference – Hội Thảo:</w:t>
-      </w:r>
-    </w:p>
-    <w:p>
-      <w:pPr>
-        <w:pStyle w:val="ListParagraph"/>
-        <w:numPr>
-          <w:ilvl w:val="0"/>
-          <w:numId w:val="26"/>
-        </w:numPr>
-        <w:rPr>
-          <w:lang w:val="en-US"/>
-        </w:rPr>
-      </w:pPr>
-      <w:r>
-        <w:rPr>
-          <w:lang w:val="en-US"/>
-        </w:rPr>
-        <w:t>“Agenda”?</w:t>
-      </w:r>
-    </w:p>
-    <w:p>
-      <w:pPr>
-        <w:pStyle w:val="ListParagraph"/>
-        <w:numPr>
-          <w:ilvl w:val="0"/>
-          <w:numId w:val="2"/>
-        </w:numPr>
-        <w:rPr>
-          <w:lang w:val="en-US"/>
-        </w:rPr>
-      </w:pPr>
-      <w:r>
-        <w:rPr>
-          <w:lang w:val="en-US"/>
-        </w:rPr>
-        <w:t>Dãy các chủ đề cần được thảo luận tại hội thảo</w:t>
-      </w:r>
-    </w:p>
-    <w:p>
-      <w:pPr>
-        <w:rPr>
-          <w:lang w:val="en-US"/>
-        </w:rPr>
-      </w:pPr>
-    </w:p>
-    <w:p>
-      <w:pPr>
-        <w:rPr>
-          <w:lang w:val="en-US"/>
-        </w:rPr>
-      </w:pPr>
-      <w:r>
-        <w:rPr>
-          <w:lang w:val="en-US"/>
-        </w:rPr>
-        <w:t>Device – Thiết Bị:</w:t>
+        <w:t>“Drawer”?</w:t>
+      </w:r>
+    </w:p>
+    <w:p>
+      <w:pPr>
+        <w:pStyle w:val="ListParagraph"/>
+        <w:numPr>
+          <w:ilvl w:val="0"/>
+          <w:numId w:val="2"/>
+        </w:numPr>
+        <w:rPr>
+          <w:lang w:val="en-US"/>
+        </w:rPr>
+      </w:pPr>
+      <w:r>
+        <w:rPr>
+          <w:lang w:val="en-US"/>
+        </w:rPr>
+        <w:t>Ngăn kéo (chứa giấy tờ)</w:t>
       </w:r>
     </w:p>
     <w:p>
@@ -6108,133 +6662,25 @@
         <w:rPr>
           <w:lang w:val="en-US"/>
         </w:rPr>
-        <w:t>“Power Bank”?</w:t>
-      </w:r>
-    </w:p>
-    <w:p>
-      <w:pPr>
-        <w:pStyle w:val="ListParagraph"/>
-        <w:numPr>
-          <w:ilvl w:val="0"/>
-          <w:numId w:val="2"/>
-        </w:numPr>
-        <w:rPr>
-          <w:lang w:val="en-US"/>
-        </w:rPr>
-      </w:pPr>
-      <w:r>
-        <w:rPr>
-          <w:lang w:val="en-US"/>
-        </w:rPr>
-        <w:t>Sạc dự phòng</w:t>
-      </w:r>
-    </w:p>
-    <w:p>
-      <w:pPr>
-        <w:pStyle w:val="ListParagraph"/>
-        <w:numPr>
-          <w:ilvl w:val="0"/>
-          <w:numId w:val="24"/>
-        </w:numPr>
-        <w:rPr>
-          <w:lang w:val="en-US"/>
-        </w:rPr>
-      </w:pPr>
-      <w:r>
-        <w:rPr>
-          <w:lang w:val="en-US"/>
-        </w:rPr>
-        <w:t>“Knob”?</w:t>
-      </w:r>
-    </w:p>
-    <w:p>
-      <w:pPr>
-        <w:pStyle w:val="ListParagraph"/>
-        <w:numPr>
-          <w:ilvl w:val="0"/>
-          <w:numId w:val="2"/>
-        </w:numPr>
-        <w:rPr>
-          <w:lang w:val="en-US"/>
-        </w:rPr>
-      </w:pPr>
-      <w:r>
-        <w:rPr>
-          <w:lang w:val="en-US"/>
-        </w:rPr>
-        <w:t>Núm xoay</w:t>
-      </w:r>
-    </w:p>
-    <w:p>
-      <w:pPr>
-        <w:pStyle w:val="ListParagraph"/>
-        <w:numPr>
-          <w:ilvl w:val="0"/>
-          <w:numId w:val="24"/>
-        </w:numPr>
-        <w:rPr>
-          <w:lang w:val="en-US"/>
-        </w:rPr>
-      </w:pPr>
-      <w:r>
-        <w:rPr>
-          <w:lang w:val="en-US"/>
-        </w:rPr>
-        <w:t>“Luggage”?</w:t>
-      </w:r>
-    </w:p>
-    <w:p>
-      <w:pPr>
-        <w:pStyle w:val="ListParagraph"/>
-        <w:numPr>
-          <w:ilvl w:val="0"/>
-          <w:numId w:val="2"/>
-        </w:numPr>
-        <w:rPr>
-          <w:lang w:val="en-US"/>
-        </w:rPr>
-      </w:pPr>
-      <w:r>
-        <w:rPr>
-          <w:lang w:val="en-US"/>
-        </w:rPr>
-        <w:t>Hành lí</w:t>
-      </w:r>
-    </w:p>
-    <w:p>
-      <w:pPr>
-        <w:pStyle w:val="ListParagraph"/>
-        <w:numPr>
-          <w:ilvl w:val="0"/>
-          <w:numId w:val="24"/>
-        </w:numPr>
-        <w:rPr>
-          <w:lang w:val="en-US"/>
-        </w:rPr>
-      </w:pPr>
-      <w:r>
-        <w:rPr>
-          <w:lang w:val="en-US"/>
-        </w:rPr>
-        <w:t>“Malfunction”?</w:t>
-      </w:r>
-    </w:p>
-    <w:p>
-      <w:pPr>
-        <w:pStyle w:val="ListParagraph"/>
-        <w:numPr>
-          <w:ilvl w:val="0"/>
-          <w:numId w:val="2"/>
-        </w:numPr>
-        <w:rPr>
-          <w:lang w:val="en-US"/>
-        </w:rPr>
-      </w:pPr>
-      <w:r>
-        <w:rPr>
-          <w:lang w:val="en-US"/>
-        </w:rPr>
-        <w:t>Hoạt động lỗi (máy)</w:t>
+        <w:t>“Office Supplies”?</w:t>
+      </w:r>
+    </w:p>
+    <w:p>
+      <w:pPr>
+        <w:pStyle w:val="ListParagraph"/>
+        <w:numPr>
+          <w:ilvl w:val="0"/>
+          <w:numId w:val="2"/>
+        </w:numPr>
+        <w:rPr>
+          <w:lang w:val="en-US"/>
+        </w:rPr>
+      </w:pPr>
+      <w:r>
+        <w:rPr>
+          <w:lang w:val="en-US"/>
+        </w:rPr>
+        <w:t>Văn phòng phẩm</w:t>
       </w:r>
     </w:p>
     <w:p>
@@ -6596,261 +7042,333 @@
         <w:rPr>
           <w:lang w:val="en-US"/>
         </w:rPr>
+        <w:t>“Prototype”?</w:t>
+      </w:r>
+    </w:p>
+    <w:p>
+      <w:pPr>
+        <w:pStyle w:val="ListParagraph"/>
+        <w:numPr>
+          <w:ilvl w:val="0"/>
+          <w:numId w:val="2"/>
+        </w:numPr>
+        <w:rPr>
+          <w:lang w:val="en-US"/>
+        </w:rPr>
+      </w:pPr>
+      <w:r>
+        <w:rPr>
+          <w:lang w:val="en-US"/>
+        </w:rPr>
+        <w:t>Tạo bản đầu tiên</w:t>
+      </w:r>
+    </w:p>
+    <w:p>
+      <w:pPr>
+        <w:pStyle w:val="ListParagraph"/>
+        <w:numPr>
+          <w:ilvl w:val="0"/>
+          <w:numId w:val="17"/>
+        </w:numPr>
+        <w:rPr>
+          <w:lang w:val="en-US"/>
+        </w:rPr>
+      </w:pPr>
+      <w:r>
+        <w:rPr>
+          <w:lang w:val="en-US"/>
+        </w:rPr>
+        <w:t>“Benchmark”?</w:t>
+      </w:r>
+    </w:p>
+    <w:p>
+      <w:pPr>
+        <w:pStyle w:val="ListParagraph"/>
+        <w:numPr>
+          <w:ilvl w:val="0"/>
+          <w:numId w:val="2"/>
+        </w:numPr>
+        <w:rPr>
+          <w:lang w:val="en-US"/>
+        </w:rPr>
+      </w:pPr>
+      <w:r>
+        <w:rPr>
+          <w:lang w:val="en-US"/>
+        </w:rPr>
+        <w:t>Đánh giá hiệu suất của 1 mô hình (so với 1 tiêu chuẩn nào đó)</w:t>
+      </w:r>
+    </w:p>
+    <w:p>
+      <w:pPr>
+        <w:pStyle w:val="ListParagraph"/>
+        <w:numPr>
+          <w:ilvl w:val="0"/>
+          <w:numId w:val="17"/>
+        </w:numPr>
+        <w:rPr>
+          <w:lang w:val="en-US"/>
+        </w:rPr>
+      </w:pPr>
+      <w:r>
+        <w:rPr>
+          <w:lang w:val="en-US"/>
+        </w:rPr>
+        <w:t>“Cumbersome”?</w:t>
+      </w:r>
+    </w:p>
+    <w:p>
+      <w:pPr>
+        <w:pStyle w:val="ListParagraph"/>
+        <w:numPr>
+          <w:ilvl w:val="0"/>
+          <w:numId w:val="2"/>
+        </w:numPr>
+        <w:rPr>
+          <w:lang w:val="en-US"/>
+        </w:rPr>
+      </w:pPr>
+      <w:r>
+        <w:rPr>
+          <w:lang w:val="en-US"/>
+        </w:rPr>
+        <w:t>Cồng kềnh</w:t>
+      </w:r>
+    </w:p>
+    <w:p>
+      <w:pPr>
+        <w:pStyle w:val="ListParagraph"/>
+        <w:numPr>
+          <w:ilvl w:val="0"/>
+          <w:numId w:val="17"/>
+        </w:numPr>
+        <w:rPr>
+          <w:lang w:val="en-US"/>
+        </w:rPr>
+      </w:pPr>
+      <w:r>
+        <w:rPr>
+          <w:lang w:val="en-US"/>
+        </w:rPr>
+        <w:t>“Admissible”?</w:t>
+      </w:r>
+    </w:p>
+    <w:p>
+      <w:pPr>
+        <w:pStyle w:val="ListParagraph"/>
+        <w:numPr>
+          <w:ilvl w:val="0"/>
+          <w:numId w:val="2"/>
+        </w:numPr>
+        <w:rPr>
+          <w:lang w:val="en-US"/>
+        </w:rPr>
+      </w:pPr>
+      <w:r>
+        <w:rPr>
+          <w:lang w:val="en-US"/>
+        </w:rPr>
+        <w:t>Chấp nhận được</w:t>
+      </w:r>
+    </w:p>
+    <w:p>
+      <w:pPr>
+        <w:pStyle w:val="ListParagraph"/>
+        <w:numPr>
+          <w:ilvl w:val="0"/>
+          <w:numId w:val="17"/>
+        </w:numPr>
+        <w:rPr>
+          <w:lang w:val="en-US"/>
+        </w:rPr>
+      </w:pPr>
+      <w:r>
+        <w:rPr>
+          <w:lang w:val="en-US"/>
+        </w:rPr>
+        <w:t>“Nevertheless”, “Nonetheless”?</w:t>
+      </w:r>
+    </w:p>
+    <w:p>
+      <w:pPr>
+        <w:pStyle w:val="ListParagraph"/>
+        <w:numPr>
+          <w:ilvl w:val="0"/>
+          <w:numId w:val="2"/>
+        </w:numPr>
+        <w:rPr>
+          <w:lang w:val="en-US"/>
+        </w:rPr>
+      </w:pPr>
+      <w:r>
+        <w:rPr>
+          <w:lang w:val="en-US"/>
+        </w:rPr>
+        <w:t>Dẫu vậy (mặc dù ta đã làm đủ trò, dẫu vậy nó vẫn đéo giảm)</w:t>
+      </w:r>
+    </w:p>
+    <w:p>
+      <w:pPr>
+        <w:rPr>
+          <w:lang w:val="en-US"/>
+        </w:rPr>
+      </w:pPr>
+    </w:p>
+    <w:p>
+      <w:pPr>
+        <w:rPr>
+          <w:lang w:val="en-US"/>
+        </w:rPr>
+      </w:pPr>
+      <w:r>
+        <w:rPr>
+          <w:lang w:val="en-US"/>
+        </w:rPr>
+        <w:t>A</w:t>
+      </w:r>
+      <w:r>
+        <w:t>bbreviation</w:t>
+      </w:r>
+      <w:r>
+        <w:rPr>
+          <w:lang w:val="en-US"/>
+        </w:rPr>
+        <w:t xml:space="preserve"> – Từ Viết Tắt:</w:t>
+      </w:r>
+    </w:p>
+    <w:p>
+      <w:pPr>
+        <w:pStyle w:val="ListParagraph"/>
+        <w:numPr>
+          <w:ilvl w:val="0"/>
+          <w:numId w:val="3"/>
+        </w:numPr>
+        <w:rPr>
+          <w:lang w:val="en-US"/>
+        </w:rPr>
+      </w:pPr>
+      <w:r>
+        <w:rPr>
+          <w:lang w:val="en-US"/>
+        </w:rPr>
+        <w:t>“et al.”</w:t>
+      </w:r>
+      <w:r>
+        <w:rPr>
+          <w:lang w:val="en-US"/>
+        </w:rPr>
+        <w:t>?</w:t>
+      </w:r>
+    </w:p>
+    <w:p>
+      <w:pPr>
+        <w:pStyle w:val="ListParagraph"/>
+        <w:numPr>
+          <w:ilvl w:val="0"/>
+          <w:numId w:val="2"/>
+        </w:numPr>
+        <w:rPr>
+          <w:lang w:val="en-US"/>
+        </w:rPr>
+      </w:pPr>
+      <w:r>
+        <w:rPr>
+          <w:lang w:val="en-US"/>
+        </w:rPr>
+        <w:t>Và các đồng tác giả khác</w:t>
+      </w:r>
+    </w:p>
+    <w:p>
+      <w:pPr>
+        <w:rPr>
+          <w:lang w:val="en-US"/>
+        </w:rPr>
+      </w:pPr>
+    </w:p>
+    <w:p>
+      <w:pPr>
+        <w:rPr>
+          <w:lang w:val="en-US"/>
+        </w:rPr>
+      </w:pPr>
+      <w:r>
+        <w:rPr>
+          <w:lang w:val="en-US"/>
+        </w:rPr>
+        <w:t>Math – Toán:</w:t>
+      </w:r>
+    </w:p>
+    <w:p>
+      <w:pPr>
+        <w:pStyle w:val="ListParagraph"/>
+        <w:numPr>
+          <w:ilvl w:val="0"/>
+          <w:numId w:val="4"/>
+        </w:numPr>
+        <w:rPr>
+          <w:lang w:val="en-US"/>
+        </w:rPr>
+      </w:pPr>
+      <w:r>
+        <w:rPr>
+          <w:lang w:val="en-US"/>
+        </w:rPr>
+        <w:t>“Denominator”?</w:t>
+      </w:r>
+    </w:p>
+    <w:p>
+      <w:pPr>
+        <w:pStyle w:val="ListParagraph"/>
+        <w:numPr>
+          <w:ilvl w:val="0"/>
+          <w:numId w:val="2"/>
+        </w:numPr>
+        <w:rPr>
+          <w:lang w:val="en-US"/>
+        </w:rPr>
+      </w:pPr>
+      <w:r>
+        <w:rPr>
+          <w:lang w:val="en-US"/>
+        </w:rPr>
+        <w:t>Mẫu số</w:t>
+      </w:r>
+    </w:p>
+    <w:p>
+      <w:pPr>
+        <w:pStyle w:val="ListParagraph"/>
+        <w:numPr>
+          <w:ilvl w:val="0"/>
+          <w:numId w:val="4"/>
+        </w:numPr>
+        <w:rPr>
+          <w:lang w:val="en-US"/>
+        </w:rPr>
+      </w:pPr>
+      <w:r>
+        <w:rPr>
+          <w:lang w:val="en-US"/>
+        </w:rPr>
+        <w:t>“Numerator”?</w:t>
+      </w:r>
+    </w:p>
+    <w:p>
+      <w:pPr>
+        <w:pStyle w:val="ListParagraph"/>
+        <w:numPr>
+          <w:ilvl w:val="0"/>
+          <w:numId w:val="2"/>
+        </w:numPr>
+        <w:rPr>
+          <w:lang w:val="en-US"/>
+        </w:rPr>
+      </w:pPr>
+      <w:r>
+        <w:rPr>
+          <w:lang w:val="en-US"/>
+        </w:rPr>
         <w:lastRenderedPageBreak/>
-        <w:t>“Prototype”?</w:t>
-      </w:r>
-    </w:p>
-    <w:p>
-      <w:pPr>
-        <w:pStyle w:val="ListParagraph"/>
-        <w:numPr>
-          <w:ilvl w:val="0"/>
-          <w:numId w:val="2"/>
-        </w:numPr>
-        <w:rPr>
-          <w:lang w:val="en-US"/>
-        </w:rPr>
-      </w:pPr>
-      <w:r>
-        <w:rPr>
-          <w:lang w:val="en-US"/>
-        </w:rPr>
-        <w:t>Tạo bản đầu tiên</w:t>
-      </w:r>
-    </w:p>
-    <w:p>
-      <w:pPr>
-        <w:pStyle w:val="ListParagraph"/>
-        <w:numPr>
-          <w:ilvl w:val="0"/>
-          <w:numId w:val="17"/>
-        </w:numPr>
-        <w:rPr>
-          <w:lang w:val="en-US"/>
-        </w:rPr>
-      </w:pPr>
-      <w:r>
-        <w:rPr>
-          <w:lang w:val="en-US"/>
-        </w:rPr>
-        <w:t>“Benchmark”?</w:t>
-      </w:r>
-    </w:p>
-    <w:p>
-      <w:pPr>
-        <w:pStyle w:val="ListParagraph"/>
-        <w:numPr>
-          <w:ilvl w:val="0"/>
-          <w:numId w:val="2"/>
-        </w:numPr>
-        <w:rPr>
-          <w:lang w:val="en-US"/>
-        </w:rPr>
-      </w:pPr>
-      <w:r>
-        <w:rPr>
-          <w:lang w:val="en-US"/>
-        </w:rPr>
-        <w:t>Đánh giá hiệu suất của 1 mô hình (so với 1 tiêu chuẩn nào đó)</w:t>
-      </w:r>
-    </w:p>
-    <w:p>
-      <w:pPr>
-        <w:pStyle w:val="ListParagraph"/>
-        <w:numPr>
-          <w:ilvl w:val="0"/>
-          <w:numId w:val="17"/>
-        </w:numPr>
-        <w:rPr>
-          <w:lang w:val="en-US"/>
-        </w:rPr>
-      </w:pPr>
-      <w:r>
-        <w:rPr>
-          <w:lang w:val="en-US"/>
-        </w:rPr>
-        <w:t>“Cumbersome”?</w:t>
-      </w:r>
-    </w:p>
-    <w:p>
-      <w:pPr>
-        <w:pStyle w:val="ListParagraph"/>
-        <w:numPr>
-          <w:ilvl w:val="0"/>
-          <w:numId w:val="2"/>
-        </w:numPr>
-        <w:rPr>
-          <w:lang w:val="en-US"/>
-        </w:rPr>
-      </w:pPr>
-      <w:r>
-        <w:rPr>
-          <w:lang w:val="en-US"/>
-        </w:rPr>
-        <w:t>Cồng kềnh</w:t>
-      </w:r>
-    </w:p>
-    <w:p>
-      <w:pPr>
-        <w:pStyle w:val="ListParagraph"/>
-        <w:numPr>
-          <w:ilvl w:val="0"/>
-          <w:numId w:val="17"/>
-        </w:numPr>
-        <w:rPr>
-          <w:lang w:val="en-US"/>
-        </w:rPr>
-      </w:pPr>
-      <w:r>
-        <w:rPr>
-          <w:lang w:val="en-US"/>
-        </w:rPr>
-        <w:t>“Admissible”?</w:t>
-      </w:r>
-    </w:p>
-    <w:p>
-      <w:pPr>
-        <w:pStyle w:val="ListParagraph"/>
-        <w:numPr>
-          <w:ilvl w:val="0"/>
-          <w:numId w:val="2"/>
-        </w:numPr>
-        <w:rPr>
-          <w:lang w:val="en-US"/>
-        </w:rPr>
-      </w:pPr>
-      <w:r>
-        <w:rPr>
-          <w:lang w:val="en-US"/>
-        </w:rPr>
-        <w:t>Chấp nhận được</w:t>
-      </w:r>
-    </w:p>
-    <w:p>
-      <w:pPr>
-        <w:pStyle w:val="ListParagraph"/>
-        <w:numPr>
-          <w:ilvl w:val="0"/>
-          <w:numId w:val="17"/>
-        </w:numPr>
-        <w:rPr>
-          <w:lang w:val="en-US"/>
-        </w:rPr>
-      </w:pPr>
-      <w:r>
-        <w:rPr>
-          <w:lang w:val="en-US"/>
-        </w:rPr>
-        <w:t>“Nevertheless”, “Nonetheless”?</w:t>
-      </w:r>
-    </w:p>
-    <w:p>
-      <w:pPr>
-        <w:pStyle w:val="ListParagraph"/>
-        <w:numPr>
-          <w:ilvl w:val="0"/>
-          <w:numId w:val="2"/>
-        </w:numPr>
-        <w:rPr>
-          <w:lang w:val="en-US"/>
-        </w:rPr>
-      </w:pPr>
-      <w:r>
-        <w:rPr>
-          <w:lang w:val="en-US"/>
-        </w:rPr>
-        <w:t>Dẫu vậy (mặc dù ta đã làm đủ trò, dẫu vậy nó vẫn đéo giảm)</w:t>
-      </w:r>
-    </w:p>
-    <w:p>
-      <w:pPr>
-        <w:rPr>
-          <w:lang w:val="en-US"/>
-        </w:rPr>
-      </w:pPr>
-    </w:p>
-    <w:p>
-      <w:pPr>
-        <w:rPr>
-          <w:lang w:val="en-US"/>
-        </w:rPr>
-      </w:pPr>
-      <w:r>
-        <w:rPr>
-          <w:lang w:val="en-US"/>
-        </w:rPr>
-        <w:t>A</w:t>
-      </w:r>
-      <w:r>
-        <w:t>bbreviation</w:t>
-      </w:r>
-      <w:r>
-        <w:rPr>
-          <w:lang w:val="en-US"/>
-        </w:rPr>
-        <w:t xml:space="preserve"> – Từ Viết Tắt:</w:t>
-      </w:r>
-    </w:p>
-    <w:p>
-      <w:pPr>
-        <w:pStyle w:val="ListParagraph"/>
-        <w:numPr>
-          <w:ilvl w:val="0"/>
-          <w:numId w:val="3"/>
-        </w:numPr>
-        <w:rPr>
-          <w:lang w:val="en-US"/>
-        </w:rPr>
-      </w:pPr>
-      <w:r>
-        <w:rPr>
-          <w:lang w:val="en-US"/>
-        </w:rPr>
-        <w:t>“et al.”</w:t>
-      </w:r>
-      <w:r>
-        <w:rPr>
-          <w:lang w:val="en-US"/>
-        </w:rPr>
-        <w:t>?</w:t>
-      </w:r>
-    </w:p>
-    <w:p>
-      <w:pPr>
-        <w:pStyle w:val="ListParagraph"/>
-        <w:numPr>
-          <w:ilvl w:val="0"/>
-          <w:numId w:val="2"/>
-        </w:numPr>
-        <w:rPr>
-          <w:lang w:val="en-US"/>
-        </w:rPr>
-      </w:pPr>
-      <w:r>
-        <w:rPr>
-          <w:lang w:val="en-US"/>
-        </w:rPr>
-        <w:t>Và các đồng tác giả khác</w:t>
-      </w:r>
-    </w:p>
-    <w:p>
-      <w:pPr>
-        <w:rPr>
-          <w:lang w:val="en-US"/>
-        </w:rPr>
-      </w:pPr>
-    </w:p>
-    <w:p>
-      <w:pPr>
-        <w:rPr>
-          <w:lang w:val="en-US"/>
-        </w:rPr>
-      </w:pPr>
-      <w:r>
-        <w:rPr>
-          <w:lang w:val="en-US"/>
-        </w:rPr>
-        <w:t>Math – Toán:</w:t>
+        <w:t>Tử số</w:t>
       </w:r>
     </w:p>
     <w:p>
@@ -6868,25 +7386,25 @@
         <w:rPr>
           <w:lang w:val="en-US"/>
         </w:rPr>
-        <w:t>“Denominator”?</w:t>
-      </w:r>
-    </w:p>
-    <w:p>
-      <w:pPr>
-        <w:pStyle w:val="ListParagraph"/>
-        <w:numPr>
-          <w:ilvl w:val="0"/>
-          <w:numId w:val="2"/>
-        </w:numPr>
-        <w:rPr>
-          <w:lang w:val="en-US"/>
-        </w:rPr>
-      </w:pPr>
-      <w:r>
-        <w:rPr>
-          <w:lang w:val="en-US"/>
-        </w:rPr>
-        <w:t>Mẫu số</w:t>
+        <w:t>“Hypothetical Unit”?</w:t>
+      </w:r>
+    </w:p>
+    <w:p>
+      <w:pPr>
+        <w:pStyle w:val="ListParagraph"/>
+        <w:numPr>
+          <w:ilvl w:val="0"/>
+          <w:numId w:val="2"/>
+        </w:numPr>
+        <w:rPr>
+          <w:lang w:val="en-US"/>
+        </w:rPr>
+      </w:pPr>
+      <w:r>
+        <w:rPr>
+          <w:lang w:val="en-US"/>
+        </w:rPr>
+        <w:t>Đơn vị giả tưởng (của giá trị nào đó)</w:t>
       </w:r>
     </w:p>
     <w:p>
@@ -6904,25 +7422,25 @@
         <w:rPr>
           <w:lang w:val="en-US"/>
         </w:rPr>
-        <w:t>“Numerator”?</w:t>
-      </w:r>
-    </w:p>
-    <w:p>
-      <w:pPr>
-        <w:pStyle w:val="ListParagraph"/>
-        <w:numPr>
-          <w:ilvl w:val="0"/>
-          <w:numId w:val="2"/>
-        </w:numPr>
-        <w:rPr>
-          <w:lang w:val="en-US"/>
-        </w:rPr>
-      </w:pPr>
-      <w:r>
-        <w:rPr>
-          <w:lang w:val="en-US"/>
-        </w:rPr>
-        <w:t>Tử số</w:t>
+        <w:t>Numerical Solution?</w:t>
+      </w:r>
+    </w:p>
+    <w:p>
+      <w:pPr>
+        <w:pStyle w:val="ListParagraph"/>
+        <w:numPr>
+          <w:ilvl w:val="0"/>
+          <w:numId w:val="2"/>
+        </w:numPr>
+        <w:rPr>
+          <w:lang w:val="en-US"/>
+        </w:rPr>
+      </w:pPr>
+      <w:r>
+        <w:rPr>
+          <w:lang w:val="en-US"/>
+        </w:rPr>
+        <w:t>Nghiệm ước lượng (= số cụ thể, không phải = Term)</w:t>
       </w:r>
     </w:p>
     <w:p>
@@ -6940,25 +7458,25 @@
         <w:rPr>
           <w:lang w:val="en-US"/>
         </w:rPr>
-        <w:t>“Hypothetical Unit”?</w:t>
-      </w:r>
-    </w:p>
-    <w:p>
-      <w:pPr>
-        <w:pStyle w:val="ListParagraph"/>
-        <w:numPr>
-          <w:ilvl w:val="0"/>
-          <w:numId w:val="2"/>
-        </w:numPr>
-        <w:rPr>
-          <w:lang w:val="en-US"/>
-        </w:rPr>
-      </w:pPr>
-      <w:r>
-        <w:rPr>
-          <w:lang w:val="en-US"/>
-        </w:rPr>
-        <w:t>Đơn vị giả tưởng (của giá trị nào đó)</w:t>
+        <w:t>“Quotient”?</w:t>
+      </w:r>
+    </w:p>
+    <w:p>
+      <w:pPr>
+        <w:pStyle w:val="ListParagraph"/>
+        <w:numPr>
+          <w:ilvl w:val="0"/>
+          <w:numId w:val="2"/>
+        </w:numPr>
+        <w:rPr>
+          <w:lang w:val="en-US"/>
+        </w:rPr>
+      </w:pPr>
+      <w:r>
+        <w:rPr>
+          <w:lang w:val="en-US"/>
+        </w:rPr>
+        <w:t>Thương số (kết quả của phép chia)</w:t>
       </w:r>
     </w:p>
     <w:p>
@@ -6976,25 +7494,25 @@
         <w:rPr>
           <w:lang w:val="en-US"/>
         </w:rPr>
-        <w:t>Numerical Solution?</w:t>
-      </w:r>
-    </w:p>
-    <w:p>
-      <w:pPr>
-        <w:pStyle w:val="ListParagraph"/>
-        <w:numPr>
-          <w:ilvl w:val="0"/>
-          <w:numId w:val="2"/>
-        </w:numPr>
-        <w:rPr>
-          <w:lang w:val="en-US"/>
-        </w:rPr>
-      </w:pPr>
-      <w:r>
-        <w:rPr>
-          <w:lang w:val="en-US"/>
-        </w:rPr>
-        <w:t>Nghiệm ước lượng (= số cụ thể, không phải = Term)</w:t>
+        <w:t>“Critical Point”?</w:t>
+      </w:r>
+    </w:p>
+    <w:p>
+      <w:pPr>
+        <w:pStyle w:val="ListParagraph"/>
+        <w:numPr>
+          <w:ilvl w:val="0"/>
+          <w:numId w:val="2"/>
+        </w:numPr>
+        <w:rPr>
+          <w:lang w:val="en-US"/>
+        </w:rPr>
+      </w:pPr>
+      <w:r>
+        <w:rPr>
+          <w:lang w:val="en-US"/>
+        </w:rPr>
+        <w:t>Điểm cực trị</w:t>
       </w:r>
     </w:p>
     <w:p>
@@ -7012,25 +7530,25 @@
         <w:rPr>
           <w:lang w:val="en-US"/>
         </w:rPr>
-        <w:t>“Quotient”?</w:t>
-      </w:r>
-    </w:p>
-    <w:p>
-      <w:pPr>
-        <w:pStyle w:val="ListParagraph"/>
-        <w:numPr>
-          <w:ilvl w:val="0"/>
-          <w:numId w:val="2"/>
-        </w:numPr>
-        <w:rPr>
-          <w:lang w:val="en-US"/>
-        </w:rPr>
-      </w:pPr>
-      <w:r>
-        <w:rPr>
-          <w:lang w:val="en-US"/>
-        </w:rPr>
-        <w:t>Thương số (kết quả của phép chia)</w:t>
+        <w:t>“Concave Up And Down”?</w:t>
+      </w:r>
+    </w:p>
+    <w:p>
+      <w:pPr>
+        <w:pStyle w:val="ListParagraph"/>
+        <w:numPr>
+          <w:ilvl w:val="0"/>
+          <w:numId w:val="2"/>
+        </w:numPr>
+        <w:rPr>
+          <w:lang w:val="en-US"/>
+        </w:rPr>
+      </w:pPr>
+      <w:r>
+        <w:rPr>
+          <w:lang w:val="en-US"/>
+        </w:rPr>
+        <w:t>Ngửa và úp (đồ thị)</w:t>
       </w:r>
     </w:p>
     <w:p>
@@ -7048,25 +7566,25 @@
         <w:rPr>
           <w:lang w:val="en-US"/>
         </w:rPr>
-        <w:t>“Critical Point”?</w:t>
-      </w:r>
-    </w:p>
-    <w:p>
-      <w:pPr>
-        <w:pStyle w:val="ListParagraph"/>
-        <w:numPr>
-          <w:ilvl w:val="0"/>
-          <w:numId w:val="2"/>
-        </w:numPr>
-        <w:rPr>
-          <w:lang w:val="en-US"/>
-        </w:rPr>
-      </w:pPr>
-      <w:r>
-        <w:rPr>
-          <w:lang w:val="en-US"/>
-        </w:rPr>
-        <w:t>Điểm cực trị</w:t>
+        <w:t>“Quadrant”?</w:t>
+      </w:r>
+    </w:p>
+    <w:p>
+      <w:pPr>
+        <w:pStyle w:val="ListParagraph"/>
+        <w:numPr>
+          <w:ilvl w:val="0"/>
+          <w:numId w:val="2"/>
+        </w:numPr>
+        <w:rPr>
+          <w:lang w:val="en-US"/>
+        </w:rPr>
+      </w:pPr>
+      <w:r>
+        <w:rPr>
+          <w:lang w:val="en-US"/>
+        </w:rPr>
+        <w:t>Góc phần tư</w:t>
       </w:r>
     </w:p>
     <w:p>
@@ -7084,25 +7602,25 @@
         <w:rPr>
           <w:lang w:val="en-US"/>
         </w:rPr>
-        <w:t>“Concave Up And Down”?</w:t>
-      </w:r>
-    </w:p>
-    <w:p>
-      <w:pPr>
-        <w:pStyle w:val="ListParagraph"/>
-        <w:numPr>
-          <w:ilvl w:val="0"/>
-          <w:numId w:val="2"/>
-        </w:numPr>
-        <w:rPr>
-          <w:lang w:val="en-US"/>
-        </w:rPr>
-      </w:pPr>
-      <w:r>
-        <w:rPr>
-          <w:lang w:val="en-US"/>
-        </w:rPr>
-        <w:t>Ngửa và úp (đồ thị)</w:t>
+        <w:t>“Octant”?</w:t>
+      </w:r>
+    </w:p>
+    <w:p>
+      <w:pPr>
+        <w:pStyle w:val="ListParagraph"/>
+        <w:numPr>
+          <w:ilvl w:val="0"/>
+          <w:numId w:val="2"/>
+        </w:numPr>
+        <w:rPr>
+          <w:lang w:val="en-US"/>
+        </w:rPr>
+      </w:pPr>
+      <w:r>
+        <w:rPr>
+          <w:lang w:val="en-US"/>
+        </w:rPr>
+        <w:t>Góc phần tám</w:t>
       </w:r>
     </w:p>
     <w:p>
@@ -7120,25 +7638,25 @@
         <w:rPr>
           <w:lang w:val="en-US"/>
         </w:rPr>
-        <w:t>“Quadrant”?</w:t>
-      </w:r>
-    </w:p>
-    <w:p>
-      <w:pPr>
-        <w:pStyle w:val="ListParagraph"/>
-        <w:numPr>
-          <w:ilvl w:val="0"/>
-          <w:numId w:val="2"/>
-        </w:numPr>
-        <w:rPr>
-          <w:lang w:val="en-US"/>
-        </w:rPr>
-      </w:pPr>
-      <w:r>
-        <w:rPr>
-          <w:lang w:val="en-US"/>
-        </w:rPr>
-        <w:t>Góc phần tư</w:t>
+        <w:t>“Objective Function”?</w:t>
+      </w:r>
+    </w:p>
+    <w:p>
+      <w:pPr>
+        <w:pStyle w:val="ListParagraph"/>
+        <w:numPr>
+          <w:ilvl w:val="0"/>
+          <w:numId w:val="2"/>
+        </w:numPr>
+        <w:rPr>
+          <w:lang w:val="en-US"/>
+        </w:rPr>
+      </w:pPr>
+      <w:r>
+        <w:rPr>
+          <w:lang w:val="en-US"/>
+        </w:rPr>
+        <w:t>Hàm mục tiêu (hàm mà bạn muốn tối ưu hóa)</w:t>
       </w:r>
     </w:p>
     <w:p>
@@ -7156,25 +7674,25 @@
         <w:rPr>
           <w:lang w:val="en-US"/>
         </w:rPr>
-        <w:t>“Octant”?</w:t>
-      </w:r>
-    </w:p>
-    <w:p>
-      <w:pPr>
-        <w:pStyle w:val="ListParagraph"/>
-        <w:numPr>
-          <w:ilvl w:val="0"/>
-          <w:numId w:val="2"/>
-        </w:numPr>
-        <w:rPr>
-          <w:lang w:val="en-US"/>
-        </w:rPr>
-      </w:pPr>
-      <w:r>
-        <w:rPr>
-          <w:lang w:val="en-US"/>
-        </w:rPr>
-        <w:t>Góc phần tám</w:t>
+        <w:t>“Legend”?</w:t>
+      </w:r>
+    </w:p>
+    <w:p>
+      <w:pPr>
+        <w:pStyle w:val="ListParagraph"/>
+        <w:numPr>
+          <w:ilvl w:val="0"/>
+          <w:numId w:val="2"/>
+        </w:numPr>
+        <w:rPr>
+          <w:lang w:val="en-US"/>
+        </w:rPr>
+      </w:pPr>
+      <w:r>
+        <w:rPr>
+          <w:lang w:val="en-US"/>
+        </w:rPr>
+        <w:t>Chú giải (biểu đồ)</w:t>
       </w:r>
     </w:p>
     <w:p>
@@ -7192,25 +7710,37 @@
         <w:rPr>
           <w:lang w:val="en-US"/>
         </w:rPr>
-        <w:t>“Objective Function”?</w:t>
-      </w:r>
-    </w:p>
-    <w:p>
-      <w:pPr>
-        <w:pStyle w:val="ListParagraph"/>
-        <w:numPr>
-          <w:ilvl w:val="0"/>
-          <w:numId w:val="2"/>
-        </w:numPr>
-        <w:rPr>
-          <w:lang w:val="en-US"/>
-        </w:rPr>
-      </w:pPr>
-      <w:r>
-        <w:rPr>
-          <w:lang w:val="en-US"/>
-        </w:rPr>
-        <w:t>Hàm mục tiêu (hàm mà bạn muốn tối ưu hóa)</w:t>
+        <w:t>“Pointwise Operation”?</w:t>
+      </w:r>
+    </w:p>
+    <w:p>
+      <w:pPr>
+        <w:pStyle w:val="ListParagraph"/>
+        <w:numPr>
+          <w:ilvl w:val="0"/>
+          <w:numId w:val="2"/>
+        </w:numPr>
+        <w:rPr>
+          <w:lang w:val="en-US"/>
+        </w:rPr>
+      </w:pPr>
+      <w:r>
+        <w:rPr>
+          <w:lang w:val="en-US"/>
+        </w:rPr>
+        <w:t>Toán tử từng điểm (ví dụ</w:t>
+      </w:r>
+      <w:r>
+        <w:rPr>
+          <w:lang w:val="en-US"/>
+        </w:rPr>
+        <w:t xml:space="preserve"> tích Hadamard</w:t>
+      </w:r>
+      <w:r>
+        <w:rPr>
+          <w:lang w:val="en-US"/>
+        </w:rPr>
+        <w:t>)</w:t>
       </w:r>
     </w:p>
     <w:p>
@@ -7228,25 +7758,25 @@
         <w:rPr>
           <w:lang w:val="en-US"/>
         </w:rPr>
-        <w:t>“Legend”?</w:t>
-      </w:r>
-    </w:p>
-    <w:p>
-      <w:pPr>
-        <w:pStyle w:val="ListParagraph"/>
-        <w:numPr>
-          <w:ilvl w:val="0"/>
-          <w:numId w:val="2"/>
-        </w:numPr>
-        <w:rPr>
-          <w:lang w:val="en-US"/>
-        </w:rPr>
-      </w:pPr>
-      <w:r>
-        <w:rPr>
-          <w:lang w:val="en-US"/>
-        </w:rPr>
-        <w:t>Chú giải (biểu đồ)</w:t>
+        <w:t>“Rectangular”?</w:t>
+      </w:r>
+    </w:p>
+    <w:p>
+      <w:pPr>
+        <w:pStyle w:val="ListParagraph"/>
+        <w:numPr>
+          <w:ilvl w:val="0"/>
+          <w:numId w:val="2"/>
+        </w:numPr>
+        <w:rPr>
+          <w:lang w:val="en-US"/>
+        </w:rPr>
+      </w:pPr>
+      <w:r>
+        <w:rPr>
+          <w:lang w:val="en-US"/>
+        </w:rPr>
+        <w:t>Hình hộp chữ nhật</w:t>
       </w:r>
     </w:p>
     <w:p>
@@ -7264,37 +7794,25 @@
         <w:rPr>
           <w:lang w:val="en-US"/>
         </w:rPr>
-        <w:t>“Pointwise Operation”?</w:t>
-      </w:r>
-    </w:p>
-    <w:p>
-      <w:pPr>
-        <w:pStyle w:val="ListParagraph"/>
-        <w:numPr>
-          <w:ilvl w:val="0"/>
-          <w:numId w:val="2"/>
-        </w:numPr>
-        <w:rPr>
-          <w:lang w:val="en-US"/>
-        </w:rPr>
-      </w:pPr>
-      <w:r>
-        <w:rPr>
-          <w:lang w:val="en-US"/>
-        </w:rPr>
-        <w:t>Toán tử từng điểm (ví dụ</w:t>
-      </w:r>
-      <w:r>
-        <w:rPr>
-          <w:lang w:val="en-US"/>
-        </w:rPr>
-        <w:t xml:space="preserve"> tích Hadamard</w:t>
-      </w:r>
-      <w:r>
-        <w:rPr>
-          <w:lang w:val="en-US"/>
-        </w:rPr>
-        <w:t>)</w:t>
+        <w:t>“Operand”?</w:t>
+      </w:r>
+    </w:p>
+    <w:p>
+      <w:pPr>
+        <w:pStyle w:val="ListParagraph"/>
+        <w:numPr>
+          <w:ilvl w:val="0"/>
+          <w:numId w:val="2"/>
+        </w:numPr>
+        <w:rPr>
+          <w:lang w:val="en-US"/>
+        </w:rPr>
+      </w:pPr>
+      <w:r>
+        <w:rPr>
+          <w:lang w:val="en-US"/>
+        </w:rPr>
+        <w:t>Toán hạng</w:t>
       </w:r>
     </w:p>
     <w:p>
@@ -7312,25 +7830,25 @@
         <w:rPr>
           <w:lang w:val="en-US"/>
         </w:rPr>
-        <w:t>“Rectangular”?</w:t>
-      </w:r>
-    </w:p>
-    <w:p>
-      <w:pPr>
-        <w:pStyle w:val="ListParagraph"/>
-        <w:numPr>
-          <w:ilvl w:val="0"/>
-          <w:numId w:val="2"/>
-        </w:numPr>
-        <w:rPr>
-          <w:lang w:val="en-US"/>
-        </w:rPr>
-      </w:pPr>
-      <w:r>
-        <w:rPr>
-          <w:lang w:val="en-US"/>
-        </w:rPr>
-        <w:t>Hình hộp chữ nhật</w:t>
+        <w:t>“Induction”?</w:t>
+      </w:r>
+    </w:p>
+    <w:p>
+      <w:pPr>
+        <w:pStyle w:val="ListParagraph"/>
+        <w:numPr>
+          <w:ilvl w:val="0"/>
+          <w:numId w:val="2"/>
+        </w:numPr>
+        <w:rPr>
+          <w:lang w:val="en-US"/>
+        </w:rPr>
+      </w:pPr>
+      <w:r>
+        <w:rPr>
+          <w:lang w:val="en-US"/>
+        </w:rPr>
+        <w:t>Quy nạp</w:t>
       </w:r>
     </w:p>
     <w:p>
@@ -7348,26 +7866,25 @@
         <w:rPr>
           <w:lang w:val="en-US"/>
         </w:rPr>
-        <w:t>“Operand”?</w:t>
-      </w:r>
-    </w:p>
-    <w:p>
-      <w:pPr>
-        <w:pStyle w:val="ListParagraph"/>
-        <w:numPr>
-          <w:ilvl w:val="0"/>
-          <w:numId w:val="2"/>
-        </w:numPr>
-        <w:rPr>
-          <w:lang w:val="en-US"/>
-        </w:rPr>
-      </w:pPr>
-      <w:r>
-        <w:rPr>
-          <w:lang w:val="en-US"/>
-        </w:rPr>
-        <w:lastRenderedPageBreak/>
-        <w:t>Toán hạng</w:t>
+        <w:t>“Resolve”?</w:t>
+      </w:r>
+    </w:p>
+    <w:p>
+      <w:pPr>
+        <w:pStyle w:val="ListParagraph"/>
+        <w:numPr>
+          <w:ilvl w:val="0"/>
+          <w:numId w:val="2"/>
+        </w:numPr>
+        <w:rPr>
+          <w:lang w:val="en-US"/>
+        </w:rPr>
+      </w:pPr>
+      <w:r>
+        <w:rPr>
+          <w:lang w:val="en-US"/>
+        </w:rPr>
+        <w:t>Giải quyết (1 vấn đề)</w:t>
       </w:r>
     </w:p>
     <w:p>
@@ -7385,25 +7902,25 @@
         <w:rPr>
           <w:lang w:val="en-US"/>
         </w:rPr>
-        <w:t>“Induction”?</w:t>
-      </w:r>
-    </w:p>
-    <w:p>
-      <w:pPr>
-        <w:pStyle w:val="ListParagraph"/>
-        <w:numPr>
-          <w:ilvl w:val="0"/>
-          <w:numId w:val="2"/>
-        </w:numPr>
-        <w:rPr>
-          <w:lang w:val="en-US"/>
-        </w:rPr>
-      </w:pPr>
-      <w:r>
-        <w:rPr>
-          <w:lang w:val="en-US"/>
-        </w:rPr>
-        <w:t>Quy nạp</w:t>
+        <w:t>“Descent”?</w:t>
+      </w:r>
+    </w:p>
+    <w:p>
+      <w:pPr>
+        <w:pStyle w:val="ListParagraph"/>
+        <w:numPr>
+          <w:ilvl w:val="0"/>
+          <w:numId w:val="2"/>
+        </w:numPr>
+        <w:rPr>
+          <w:lang w:val="en-US"/>
+        </w:rPr>
+      </w:pPr>
+      <w:r>
+        <w:rPr>
+          <w:lang w:val="en-US"/>
+        </w:rPr>
+        <w:t>Giảm</w:t>
       </w:r>
     </w:p>
     <w:p>
@@ -7421,61 +7938,25 @@
         <w:rPr>
           <w:lang w:val="en-US"/>
         </w:rPr>
-        <w:t>“Resolve”?</w:t>
-      </w:r>
-    </w:p>
-    <w:p>
-      <w:pPr>
-        <w:pStyle w:val="ListParagraph"/>
-        <w:numPr>
-          <w:ilvl w:val="0"/>
-          <w:numId w:val="2"/>
-        </w:numPr>
-        <w:rPr>
-          <w:lang w:val="en-US"/>
-        </w:rPr>
-      </w:pPr>
-      <w:r>
-        <w:rPr>
-          <w:lang w:val="en-US"/>
-        </w:rPr>
-        <w:t>Giải quyết (1 vấn đề)</w:t>
-      </w:r>
-    </w:p>
-    <w:p>
-      <w:pPr>
-        <w:pStyle w:val="ListParagraph"/>
-        <w:numPr>
-          <w:ilvl w:val="0"/>
-          <w:numId w:val="4"/>
-        </w:numPr>
-        <w:rPr>
-          <w:lang w:val="en-US"/>
-        </w:rPr>
-      </w:pPr>
-      <w:r>
-        <w:rPr>
-          <w:lang w:val="en-US"/>
-        </w:rPr>
-        <w:t>“Descent”?</w:t>
-      </w:r>
-    </w:p>
-    <w:p>
-      <w:pPr>
-        <w:pStyle w:val="ListParagraph"/>
-        <w:numPr>
-          <w:ilvl w:val="0"/>
-          <w:numId w:val="2"/>
-        </w:numPr>
-        <w:rPr>
-          <w:lang w:val="en-US"/>
-        </w:rPr>
-      </w:pPr>
-      <w:r>
-        <w:rPr>
-          <w:lang w:val="en-US"/>
-        </w:rPr>
-        <w:t>Giảm</w:t>
+        <w:t>“Cone”?</w:t>
+      </w:r>
+    </w:p>
+    <w:p>
+      <w:pPr>
+        <w:pStyle w:val="ListParagraph"/>
+        <w:numPr>
+          <w:ilvl w:val="0"/>
+          <w:numId w:val="2"/>
+        </w:numPr>
+        <w:rPr>
+          <w:lang w:val="en-US"/>
+        </w:rPr>
+      </w:pPr>
+      <w:r>
+        <w:rPr>
+          <w:lang w:val="en-US"/>
+        </w:rPr>
+        <w:t>Hình nón</w:t>
       </w:r>
     </w:p>
     <w:p>
@@ -7547,6 +8028,95 @@
 <file path=word/numbering.xml><?xml version="1.0" encoding="utf-8"?>
 <w:numbering xmlns:wpc="http://schemas.microsoft.com/office/word/2010/wordprocessingCanvas" xmlns:mc="http://schemas.openxmlformats.org/markup-compatibility/2006" xmlns:o="urn:schemas-microsoft-com:office:office" xmlns:r="http://schemas.openxmlformats.org/officeDocument/2006/relationships" xmlns:m="http://schemas.openxmlformats.org/officeDocument/2006/math" xmlns:v="urn:schemas-microsoft-com:vml" xmlns:wp14="http://schemas.microsoft.com/office/word/2010/wordprocessingDrawing" xmlns:wp="http://schemas.openxmlformats.org/drawingml/2006/wordprocessingDrawing" xmlns:w10="urn:schemas-microsoft-com:office:word" xmlns:w="http://schemas.openxmlformats.org/wordprocessingml/2006/main" xmlns:w14="http://schemas.microsoft.com/office/word/2010/wordml" xmlns:wpg="http://schemas.microsoft.com/office/word/2010/wordprocessingGroup" xmlns:wpi="http://schemas.microsoft.com/office/word/2010/wordprocessingInk" xmlns:wne="http://schemas.microsoft.com/office/word/2006/wordml" xmlns:wps="http://schemas.microsoft.com/office/word/2010/wordprocessingShape" mc:Ignorable="w14 wp14">
   <w:abstractNum w:abstractNumId="0">
+    <w:nsid w:val="034E0285"/>
+    <w:multiLevelType w:val="hybridMultilevel"/>
+    <w:tmpl w:val="4208C2AE"/>
+    <w:lvl w:ilvl="0" w:tplc="0F569764">
+      <w:start w:val="1"/>
+      <w:numFmt w:val="decimal"/>
+      <w:lvlText w:val="%1."/>
+      <w:lvlJc w:val="left"/>
+      <w:pPr>
+        <w:ind w:left="1080" w:hanging="360"/>
+      </w:pPr>
+      <w:rPr>
+        <w:rFonts w:hint="default"/>
+      </w:rPr>
+    </w:lvl>
+    <w:lvl w:ilvl="1" w:tplc="042A0019" w:tentative="1">
+      <w:start w:val="1"/>
+      <w:numFmt w:val="lowerLetter"/>
+      <w:lvlText w:val="%2."/>
+      <w:lvlJc w:val="left"/>
+      <w:pPr>
+        <w:ind w:left="1800" w:hanging="360"/>
+      </w:pPr>
+    </w:lvl>
+    <w:lvl w:ilvl="2" w:tplc="042A001B" w:tentative="1">
+      <w:start w:val="1"/>
+      <w:numFmt w:val="lowerRoman"/>
+      <w:lvlText w:val="%3."/>
+      <w:lvlJc w:val="right"/>
+      <w:pPr>
+        <w:ind w:left="2520" w:hanging="180"/>
+      </w:pPr>
+    </w:lvl>
+    <w:lvl w:ilvl="3" w:tplc="042A000F" w:tentative="1">
+      <w:start w:val="1"/>
+      <w:numFmt w:val="decimal"/>
+      <w:lvlText w:val="%4."/>
+      <w:lvlJc w:val="left"/>
+      <w:pPr>
+        <w:ind w:left="3240" w:hanging="360"/>
+      </w:pPr>
+    </w:lvl>
+    <w:lvl w:ilvl="4" w:tplc="042A0019" w:tentative="1">
+      <w:start w:val="1"/>
+      <w:numFmt w:val="lowerLetter"/>
+      <w:lvlText w:val="%5."/>
+      <w:lvlJc w:val="left"/>
+      <w:pPr>
+        <w:ind w:left="3960" w:hanging="360"/>
+      </w:pPr>
+    </w:lvl>
+    <w:lvl w:ilvl="5" w:tplc="042A001B" w:tentative="1">
+      <w:start w:val="1"/>
+      <w:numFmt w:val="lowerRoman"/>
+      <w:lvlText w:val="%6."/>
+      <w:lvlJc w:val="right"/>
+      <w:pPr>
+        <w:ind w:left="4680" w:hanging="180"/>
+      </w:pPr>
+    </w:lvl>
+    <w:lvl w:ilvl="6" w:tplc="042A000F" w:tentative="1">
+      <w:start w:val="1"/>
+      <w:numFmt w:val="decimal"/>
+      <w:lvlText w:val="%7."/>
+      <w:lvlJc w:val="left"/>
+      <w:pPr>
+        <w:ind w:left="5400" w:hanging="360"/>
+      </w:pPr>
+    </w:lvl>
+    <w:lvl w:ilvl="7" w:tplc="042A0019" w:tentative="1">
+      <w:start w:val="1"/>
+      <w:numFmt w:val="lowerLetter"/>
+      <w:lvlText w:val="%8."/>
+      <w:lvlJc w:val="left"/>
+      <w:pPr>
+        <w:ind w:left="6120" w:hanging="360"/>
+      </w:pPr>
+    </w:lvl>
+    <w:lvl w:ilvl="8" w:tplc="042A001B" w:tentative="1">
+      <w:start w:val="1"/>
+      <w:numFmt w:val="lowerRoman"/>
+      <w:lvlText w:val="%9."/>
+      <w:lvlJc w:val="right"/>
+      <w:pPr>
+        <w:ind w:left="6840" w:hanging="180"/>
+      </w:pPr>
+    </w:lvl>
+  </w:abstractNum>
+  <w:abstractNum w:abstractNumId="1">
     <w:nsid w:val="097B6981"/>
     <w:multiLevelType w:val="hybridMultilevel"/>
     <w:tmpl w:val="25C08BF8"/>
@@ -7635,7 +8205,7 @@
       </w:pPr>
     </w:lvl>
   </w:abstractNum>
-  <w:abstractNum w:abstractNumId="1">
+  <w:abstractNum w:abstractNumId="2">
     <w:nsid w:val="15ED5CF4"/>
     <w:multiLevelType w:val="hybridMultilevel"/>
     <w:tmpl w:val="BC942FBA"/>
@@ -7724,7 +8294,7 @@
       </w:pPr>
     </w:lvl>
   </w:abstractNum>
-  <w:abstractNum w:abstractNumId="2">
+  <w:abstractNum w:abstractNumId="3">
     <w:nsid w:val="166A1430"/>
     <w:multiLevelType w:val="hybridMultilevel"/>
     <w:tmpl w:val="4058F88C"/>
@@ -7813,7 +8383,7 @@
       </w:pPr>
     </w:lvl>
   </w:abstractNum>
-  <w:abstractNum w:abstractNumId="3">
+  <w:abstractNum w:abstractNumId="4">
     <w:nsid w:val="18342D87"/>
     <w:multiLevelType w:val="hybridMultilevel"/>
     <w:tmpl w:val="0178AE54"/>
@@ -7902,7 +8472,7 @@
       </w:pPr>
     </w:lvl>
   </w:abstractNum>
-  <w:abstractNum w:abstractNumId="4">
+  <w:abstractNum w:abstractNumId="5">
     <w:nsid w:val="1BB53658"/>
     <w:multiLevelType w:val="hybridMultilevel"/>
     <w:tmpl w:val="BB02CAB0"/>
@@ -7991,7 +8561,7 @@
       </w:pPr>
     </w:lvl>
   </w:abstractNum>
-  <w:abstractNum w:abstractNumId="5">
+  <w:abstractNum w:abstractNumId="6">
     <w:nsid w:val="1CF80A16"/>
     <w:multiLevelType w:val="hybridMultilevel"/>
     <w:tmpl w:val="1846A982"/>
@@ -8104,7 +8674,7 @@
       </w:rPr>
     </w:lvl>
   </w:abstractNum>
-  <w:abstractNum w:abstractNumId="6">
+  <w:abstractNum w:abstractNumId="7">
     <w:nsid w:val="1F070C6E"/>
     <w:multiLevelType w:val="hybridMultilevel"/>
     <w:tmpl w:val="C7742260"/>
@@ -8193,7 +8763,7 @@
       </w:pPr>
     </w:lvl>
   </w:abstractNum>
-  <w:abstractNum w:abstractNumId="7">
+  <w:abstractNum w:abstractNumId="8">
     <w:nsid w:val="228345C0"/>
     <w:multiLevelType w:val="hybridMultilevel"/>
     <w:tmpl w:val="D05CCFC4"/>
@@ -8282,7 +8852,7 @@
       </w:pPr>
     </w:lvl>
   </w:abstractNum>
-  <w:abstractNum w:abstractNumId="8">
+  <w:abstractNum w:abstractNumId="9">
     <w:nsid w:val="27CC7CEF"/>
     <w:multiLevelType w:val="hybridMultilevel"/>
     <w:tmpl w:val="CEFC3A36"/>
@@ -8371,7 +8941,7 @@
       </w:pPr>
     </w:lvl>
   </w:abstractNum>
-  <w:abstractNum w:abstractNumId="9">
+  <w:abstractNum w:abstractNumId="10">
     <w:nsid w:val="2BBE6660"/>
     <w:multiLevelType w:val="hybridMultilevel"/>
     <w:tmpl w:val="9676A776"/>
@@ -8460,7 +9030,7 @@
       </w:pPr>
     </w:lvl>
   </w:abstractNum>
-  <w:abstractNum w:abstractNumId="10">
+  <w:abstractNum w:abstractNumId="11">
     <w:nsid w:val="2E0A7B9A"/>
     <w:multiLevelType w:val="hybridMultilevel"/>
     <w:tmpl w:val="55F620F4"/>
@@ -8549,7 +9119,7 @@
       </w:pPr>
     </w:lvl>
   </w:abstractNum>
-  <w:abstractNum w:abstractNumId="11">
+  <w:abstractNum w:abstractNumId="12">
     <w:nsid w:val="2F4645EB"/>
     <w:multiLevelType w:val="hybridMultilevel"/>
     <w:tmpl w:val="D48EFB8E"/>
@@ -8638,7 +9208,7 @@
       </w:pPr>
     </w:lvl>
   </w:abstractNum>
-  <w:abstractNum w:abstractNumId="12">
+  <w:abstractNum w:abstractNumId="13">
     <w:nsid w:val="33A040A6"/>
     <w:multiLevelType w:val="hybridMultilevel"/>
     <w:tmpl w:val="530C4B62"/>
@@ -8727,7 +9297,7 @@
       </w:pPr>
     </w:lvl>
   </w:abstractNum>
-  <w:abstractNum w:abstractNumId="13">
+  <w:abstractNum w:abstractNumId="14">
     <w:nsid w:val="3D0D6057"/>
     <w:multiLevelType w:val="hybridMultilevel"/>
     <w:tmpl w:val="09763178"/>
@@ -8816,7 +9386,7 @@
       </w:pPr>
     </w:lvl>
   </w:abstractNum>
-  <w:abstractNum w:abstractNumId="14">
+  <w:abstractNum w:abstractNumId="15">
     <w:nsid w:val="40D60162"/>
     <w:multiLevelType w:val="hybridMultilevel"/>
     <w:tmpl w:val="4C364B32"/>
@@ -8905,7 +9475,7 @@
       </w:pPr>
     </w:lvl>
   </w:abstractNum>
-  <w:abstractNum w:abstractNumId="15">
+  <w:abstractNum w:abstractNumId="16">
     <w:nsid w:val="44F10C98"/>
     <w:multiLevelType w:val="hybridMultilevel"/>
     <w:tmpl w:val="129A2296"/>
@@ -8994,7 +9564,7 @@
       </w:pPr>
     </w:lvl>
   </w:abstractNum>
-  <w:abstractNum w:abstractNumId="16">
+  <w:abstractNum w:abstractNumId="17">
     <w:nsid w:val="4645092C"/>
     <w:multiLevelType w:val="hybridMultilevel"/>
     <w:tmpl w:val="2EAE2C52"/>
@@ -9083,7 +9653,7 @@
       </w:pPr>
     </w:lvl>
   </w:abstractNum>
-  <w:abstractNum w:abstractNumId="17">
+  <w:abstractNum w:abstractNumId="18">
     <w:nsid w:val="498F30FB"/>
     <w:multiLevelType w:val="hybridMultilevel"/>
     <w:tmpl w:val="A9F24BBA"/>
@@ -9196,7 +9766,7 @@
       </w:rPr>
     </w:lvl>
   </w:abstractNum>
-  <w:abstractNum w:abstractNumId="18">
+  <w:abstractNum w:abstractNumId="19">
     <w:nsid w:val="50AD5632"/>
     <w:multiLevelType w:val="hybridMultilevel"/>
     <w:tmpl w:val="51DCF262"/>
@@ -9285,7 +9855,7 @@
       </w:pPr>
     </w:lvl>
   </w:abstractNum>
-  <w:abstractNum w:abstractNumId="19">
+  <w:abstractNum w:abstractNumId="20">
     <w:nsid w:val="52996CBC"/>
     <w:multiLevelType w:val="hybridMultilevel"/>
     <w:tmpl w:val="670A86DA"/>
@@ -9374,7 +9944,7 @@
       </w:pPr>
     </w:lvl>
   </w:abstractNum>
-  <w:abstractNum w:abstractNumId="20">
+  <w:abstractNum w:abstractNumId="21">
     <w:nsid w:val="56582533"/>
     <w:multiLevelType w:val="hybridMultilevel"/>
     <w:tmpl w:val="D2DE19F2"/>
@@ -9487,7 +10057,7 @@
       </w:rPr>
     </w:lvl>
   </w:abstractNum>
-  <w:abstractNum w:abstractNumId="21">
+  <w:abstractNum w:abstractNumId="22">
     <w:nsid w:val="575D4638"/>
     <w:multiLevelType w:val="hybridMultilevel"/>
     <w:tmpl w:val="0A804172"/>
@@ -9576,7 +10146,7 @@
       </w:pPr>
     </w:lvl>
   </w:abstractNum>
-  <w:abstractNum w:abstractNumId="22">
+  <w:abstractNum w:abstractNumId="23">
     <w:nsid w:val="5A7D3A48"/>
     <w:multiLevelType w:val="hybridMultilevel"/>
     <w:tmpl w:val="37A291C4"/>
@@ -9665,7 +10235,7 @@
       </w:pPr>
     </w:lvl>
   </w:abstractNum>
-  <w:abstractNum w:abstractNumId="23">
+  <w:abstractNum w:abstractNumId="24">
     <w:nsid w:val="62AF2E9F"/>
     <w:multiLevelType w:val="hybridMultilevel"/>
     <w:tmpl w:val="12242B98"/>
@@ -9754,7 +10324,7 @@
       </w:pPr>
     </w:lvl>
   </w:abstractNum>
-  <w:abstractNum w:abstractNumId="24">
+  <w:abstractNum w:abstractNumId="25">
     <w:nsid w:val="64933ABF"/>
     <w:multiLevelType w:val="hybridMultilevel"/>
     <w:tmpl w:val="943C2786"/>
@@ -9843,7 +10413,7 @@
       </w:pPr>
     </w:lvl>
   </w:abstractNum>
-  <w:abstractNum w:abstractNumId="25">
+  <w:abstractNum w:abstractNumId="26">
     <w:nsid w:val="68625569"/>
     <w:multiLevelType w:val="hybridMultilevel"/>
     <w:tmpl w:val="C6E6E8FE"/>
@@ -9932,7 +10502,7 @@
       </w:pPr>
     </w:lvl>
   </w:abstractNum>
-  <w:abstractNum w:abstractNumId="26">
+  <w:abstractNum w:abstractNumId="27">
     <w:nsid w:val="68695F0C"/>
     <w:multiLevelType w:val="hybridMultilevel"/>
     <w:tmpl w:val="E0944F3C"/>
@@ -10021,7 +10591,7 @@
       </w:pPr>
     </w:lvl>
   </w:abstractNum>
-  <w:abstractNum w:abstractNumId="27">
+  <w:abstractNum w:abstractNumId="28">
     <w:nsid w:val="6BE62517"/>
     <w:multiLevelType w:val="hybridMultilevel"/>
     <w:tmpl w:val="0F4AE412"/>
@@ -10134,7 +10704,7 @@
       </w:rPr>
     </w:lvl>
   </w:abstractNum>
-  <w:abstractNum w:abstractNumId="28">
+  <w:abstractNum w:abstractNumId="29">
     <w:nsid w:val="6C62378D"/>
     <w:multiLevelType w:val="hybridMultilevel"/>
     <w:tmpl w:val="6B0C3F86"/>
@@ -10223,7 +10793,7 @@
       </w:pPr>
     </w:lvl>
   </w:abstractNum>
-  <w:abstractNum w:abstractNumId="29">
+  <w:abstractNum w:abstractNumId="30">
     <w:nsid w:val="74FD50E2"/>
     <w:multiLevelType w:val="hybridMultilevel"/>
     <w:tmpl w:val="2F86794C"/>
@@ -10312,7 +10882,7 @@
       </w:pPr>
     </w:lvl>
   </w:abstractNum>
-  <w:abstractNum w:abstractNumId="30">
+  <w:abstractNum w:abstractNumId="31">
     <w:nsid w:val="796C6536"/>
     <w:multiLevelType w:val="hybridMultilevel"/>
     <w:tmpl w:val="B7BAE2D8"/>
@@ -10401,7 +10971,7 @@
       </w:pPr>
     </w:lvl>
   </w:abstractNum>
-  <w:abstractNum w:abstractNumId="31">
+  <w:abstractNum w:abstractNumId="32">
     <w:nsid w:val="7EA00B10"/>
     <w:multiLevelType w:val="hybridMultilevel"/>
     <w:tmpl w:val="EACE9F7A"/>
@@ -10491,100 +11061,103 @@
     </w:lvl>
   </w:abstractNum>
   <w:num w:numId="1">
+    <w:abstractNumId w:val="20"/>
+  </w:num>
+  <w:num w:numId="2">
+    <w:abstractNumId w:val="21"/>
+  </w:num>
+  <w:num w:numId="3">
+    <w:abstractNumId w:val="32"/>
+  </w:num>
+  <w:num w:numId="4">
+    <w:abstractNumId w:val="27"/>
+  </w:num>
+  <w:num w:numId="5">
+    <w:abstractNumId w:val="24"/>
+  </w:num>
+  <w:num w:numId="6">
+    <w:abstractNumId w:val="22"/>
+  </w:num>
+  <w:num w:numId="7">
+    <w:abstractNumId w:val="11"/>
+  </w:num>
+  <w:num w:numId="8">
+    <w:abstractNumId w:val="13"/>
+  </w:num>
+  <w:num w:numId="9">
+    <w:abstractNumId w:val="30"/>
+  </w:num>
+  <w:num w:numId="10">
+    <w:abstractNumId w:val="4"/>
+  </w:num>
+  <w:num w:numId="11">
+    <w:abstractNumId w:val="23"/>
+  </w:num>
+  <w:num w:numId="12">
+    <w:abstractNumId w:val="3"/>
+  </w:num>
+  <w:num w:numId="13">
+    <w:abstractNumId w:val="5"/>
+  </w:num>
+  <w:num w:numId="14">
+    <w:abstractNumId w:val="31"/>
+  </w:num>
+  <w:num w:numId="15">
     <w:abstractNumId w:val="19"/>
   </w:num>
-  <w:num w:numId="2">
-    <w:abstractNumId w:val="20"/>
+  <w:num w:numId="16">
+    <w:abstractNumId w:val="17"/>
   </w:num>
-  <w:num w:numId="3">
-    <w:abstractNumId w:val="31"/>
+  <w:num w:numId="17">
+    <w:abstractNumId w:val="8"/>
   </w:num>
-  <w:num w:numId="4">
+  <w:num w:numId="18">
+    <w:abstractNumId w:val="29"/>
+  </w:num>
+  <w:num w:numId="19">
+    <w:abstractNumId w:val="12"/>
+  </w:num>
+  <w:num w:numId="20">
+    <w:abstractNumId w:val="1"/>
+  </w:num>
+  <w:num w:numId="21">
+    <w:abstractNumId w:val="7"/>
+  </w:num>
+  <w:num w:numId="22">
+    <w:abstractNumId w:val="18"/>
+  </w:num>
+  <w:num w:numId="23">
+    <w:abstractNumId w:val="6"/>
+  </w:num>
+  <w:num w:numId="24">
+    <w:abstractNumId w:val="14"/>
+  </w:num>
+  <w:num w:numId="25">
+    <w:abstractNumId w:val="10"/>
+  </w:num>
+  <w:num w:numId="26">
+    <w:abstractNumId w:val="2"/>
+  </w:num>
+  <w:num w:numId="27">
     <w:abstractNumId w:val="26"/>
   </w:num>
-  <w:num w:numId="5">
-    <w:abstractNumId w:val="23"/>
-  </w:num>
-  <w:num w:numId="6">
-    <w:abstractNumId w:val="21"/>
-  </w:num>
-  <w:num w:numId="7">
-    <w:abstractNumId w:val="10"/>
-  </w:num>
-  <w:num w:numId="8">
-    <w:abstractNumId w:val="12"/>
-  </w:num>
-  <w:num w:numId="9">
-    <w:abstractNumId w:val="29"/>
-  </w:num>
-  <w:num w:numId="10">
-    <w:abstractNumId w:val="3"/>
-  </w:num>
-  <w:num w:numId="11">
-    <w:abstractNumId w:val="22"/>
-  </w:num>
-  <w:num w:numId="12">
-    <w:abstractNumId w:val="2"/>
-  </w:num>
-  <w:num w:numId="13">
-    <w:abstractNumId w:val="4"/>
-  </w:num>
-  <w:num w:numId="14">
-    <w:abstractNumId w:val="30"/>
-  </w:num>
-  <w:num w:numId="15">
-    <w:abstractNumId w:val="18"/>
-  </w:num>
-  <w:num w:numId="16">
+  <w:num w:numId="28">
     <w:abstractNumId w:val="16"/>
   </w:num>
-  <w:num w:numId="17">
-    <w:abstractNumId w:val="7"/>
-  </w:num>
-  <w:num w:numId="18">
+  <w:num w:numId="29">
     <w:abstractNumId w:val="28"/>
   </w:num>
-  <w:num w:numId="19">
-    <w:abstractNumId w:val="11"/>
-  </w:num>
-  <w:num w:numId="20">
-    <w:abstractNumId w:val="0"/>
-  </w:num>
-  <w:num w:numId="21">
-    <w:abstractNumId w:val="6"/>
-  </w:num>
-  <w:num w:numId="22">
-    <w:abstractNumId w:val="17"/>
-  </w:num>
-  <w:num w:numId="23">
-    <w:abstractNumId w:val="5"/>
-  </w:num>
-  <w:num w:numId="24">
-    <w:abstractNumId w:val="13"/>
-  </w:num>
-  <w:num w:numId="25">
+  <w:num w:numId="30">
     <w:abstractNumId w:val="9"/>
   </w:num>
-  <w:num w:numId="26">
-    <w:abstractNumId w:val="1"/>
+  <w:num w:numId="31">
+    <w:abstractNumId w:val="15"/>
   </w:num>
-  <w:num w:numId="27">
+  <w:num w:numId="32">
     <w:abstractNumId w:val="25"/>
   </w:num>
-  <w:num w:numId="28">
-    <w:abstractNumId w:val="15"/>
-  </w:num>
-  <w:num w:numId="29">
-    <w:abstractNumId w:val="27"/>
-  </w:num>
-  <w:num w:numId="30">
-    <w:abstractNumId w:val="8"/>
-  </w:num>
-  <w:num w:numId="31">
-    <w:abstractNumId w:val="14"/>
-  </w:num>
-  <w:num w:numId="32">
-    <w:abstractNumId w:val="24"/>
+  <w:num w:numId="33">
+    <w:abstractNumId w:val="0"/>
   </w:num>
 </w:numbering>
 </file>

--- a/english.docx
+++ b/english.docx
@@ -3443,6 +3443,42 @@
     </w:p>
     <w:p>
       <w:pPr>
+        <w:pStyle w:val="ListParagraph"/>
+        <w:numPr>
+          <w:ilvl w:val="0"/>
+          <w:numId w:val="11"/>
+        </w:numPr>
+        <w:rPr>
+          <w:lang w:val="en-US"/>
+        </w:rPr>
+      </w:pPr>
+      <w:r>
+        <w:rPr>
+          <w:lang w:val="en-US"/>
+        </w:rPr>
+        <w:t>“Fold”?</w:t>
+      </w:r>
+    </w:p>
+    <w:p>
+      <w:pPr>
+        <w:pStyle w:val="ListParagraph"/>
+        <w:numPr>
+          <w:ilvl w:val="0"/>
+          <w:numId w:val="2"/>
+        </w:numPr>
+        <w:rPr>
+          <w:lang w:val="en-US"/>
+        </w:rPr>
+      </w:pPr>
+      <w:r>
+        <w:rPr>
+          <w:lang w:val="en-US"/>
+        </w:rPr>
+        <w:t>Gấp lại (khăn, giấy)</w:t>
+      </w:r>
+    </w:p>
+    <w:p>
+      <w:pPr>
         <w:rPr>
           <w:lang w:val="en-US"/>
         </w:rPr>
@@ -3856,6 +3892,7 @@
         <w:rPr>
           <w:lang w:val="en-US"/>
         </w:rPr>
+        <w:lastRenderedPageBreak/>
         <w:t>“</w:t>
       </w:r>
       <w:r>
@@ -4594,6 +4631,7 @@
         <w:rPr>
           <w:lang w:val="en-US"/>
         </w:rPr>
+        <w:lastRenderedPageBreak/>
         <w:t>War – Chiến Tranh:</w:t>
       </w:r>
     </w:p>
@@ -4612,7 +4650,6 @@
         <w:rPr>
           <w:lang w:val="en-US"/>
         </w:rPr>
-        <w:lastRenderedPageBreak/>
         <w:t>“Sentinal”?</w:t>
       </w:r>
     </w:p>
@@ -5291,6 +5328,7 @@
         <w:rPr>
           <w:lang w:val="en-US"/>
         </w:rPr>
+        <w:lastRenderedPageBreak/>
         <w:t>Mổ</w:t>
       </w:r>
     </w:p>
@@ -5309,7 +5347,6 @@
         <w:rPr>
           <w:lang w:val="en-US"/>
         </w:rPr>
-        <w:lastRenderedPageBreak/>
         <w:t>“Carrion”?</w:t>
       </w:r>
     </w:p>
@@ -5621,6 +5658,42 @@
           <w:lang w:val="en-US"/>
         </w:rPr>
         <w:t>Tủ kệ (để trưng bày)</w:t>
+      </w:r>
+    </w:p>
+    <w:p>
+      <w:pPr>
+        <w:pStyle w:val="ListParagraph"/>
+        <w:numPr>
+          <w:ilvl w:val="0"/>
+          <w:numId w:val="27"/>
+        </w:numPr>
+        <w:rPr>
+          <w:lang w:val="en-US"/>
+        </w:rPr>
+      </w:pPr>
+      <w:r>
+        <w:rPr>
+          <w:lang w:val="en-US"/>
+        </w:rPr>
+        <w:t>“Tablecloth”?</w:t>
+      </w:r>
+    </w:p>
+    <w:p>
+      <w:pPr>
+        <w:pStyle w:val="ListParagraph"/>
+        <w:numPr>
+          <w:ilvl w:val="0"/>
+          <w:numId w:val="2"/>
+        </w:numPr>
+        <w:rPr>
+          <w:lang w:val="en-US"/>
+        </w:rPr>
+      </w:pPr>
+      <w:r>
+        <w:rPr>
+          <w:lang w:val="en-US"/>
+        </w:rPr>
+        <w:t>Khăn trải bàn</w:t>
       </w:r>
     </w:p>
     <w:p>
@@ -5912,6 +5985,7 @@
         <w:rPr>
           <w:lang w:val="en-US"/>
         </w:rPr>
+        <w:lastRenderedPageBreak/>
         <w:t>“Approval”?</w:t>
       </w:r>
     </w:p>
@@ -5931,757 +6005,834 @@
           <w:lang w:val="en-US"/>
         </w:rPr>
         <w:t>Sự</w:t>
+      </w:r>
+      <w:r>
+        <w:rPr>
+          <w:lang w:val="en-US"/>
+        </w:rPr>
+        <w:t xml:space="preserve"> phê duyệt</w:t>
+      </w:r>
+      <w:r>
+        <w:rPr>
+          <w:lang w:val="en-US"/>
+        </w:rPr>
+        <w:t xml:space="preserve"> (sản phẩm)</w:t>
+      </w:r>
+    </w:p>
+    <w:p>
+      <w:pPr>
+        <w:pStyle w:val="ListParagraph"/>
+        <w:numPr>
+          <w:ilvl w:val="0"/>
+          <w:numId w:val="20"/>
+        </w:numPr>
+        <w:rPr>
+          <w:lang w:val="en-US"/>
+        </w:rPr>
+      </w:pPr>
+      <w:r>
+        <w:rPr>
+          <w:lang w:val="en-US"/>
+        </w:rPr>
+        <w:t>“Workshop”?</w:t>
+      </w:r>
+    </w:p>
+    <w:p>
+      <w:pPr>
+        <w:pStyle w:val="ListParagraph"/>
+        <w:numPr>
+          <w:ilvl w:val="0"/>
+          <w:numId w:val="2"/>
+        </w:numPr>
+        <w:rPr>
+          <w:lang w:val="en-US"/>
+        </w:rPr>
+      </w:pPr>
+      <w:r>
+        <w:rPr>
+          <w:lang w:val="en-US"/>
+        </w:rPr>
+        <w:t>Nhà máy</w:t>
+      </w:r>
+      <w:r>
+        <w:rPr>
+          <w:lang w:val="en-US"/>
+        </w:rPr>
+        <w:t xml:space="preserve"> (chế tạo và sửa chữa)</w:t>
+      </w:r>
+    </w:p>
+    <w:p>
+      <w:pPr>
+        <w:rPr>
+          <w:lang w:val="en-US"/>
+        </w:rPr>
+      </w:pPr>
+    </w:p>
+    <w:p>
+      <w:pPr>
+        <w:rPr>
+          <w:lang w:val="en-US"/>
+        </w:rPr>
+      </w:pPr>
+      <w:r>
+        <w:rPr>
+          <w:lang w:val="en-US"/>
+        </w:rPr>
+        <w:t>Literature – Văn:</w:t>
+      </w:r>
+    </w:p>
+    <w:p>
+      <w:pPr>
+        <w:pStyle w:val="ListParagraph"/>
+        <w:numPr>
+          <w:ilvl w:val="0"/>
+          <w:numId w:val="32"/>
+        </w:numPr>
+        <w:rPr>
+          <w:lang w:val="en-US"/>
+        </w:rPr>
+      </w:pPr>
+      <w:r>
+        <w:rPr>
+          <w:lang w:val="en-US"/>
+        </w:rPr>
+        <w:t>“Memoir”?</w:t>
+      </w:r>
+    </w:p>
+    <w:p>
+      <w:pPr>
+        <w:pStyle w:val="ListParagraph"/>
+        <w:numPr>
+          <w:ilvl w:val="0"/>
+          <w:numId w:val="2"/>
+        </w:numPr>
+        <w:rPr>
+          <w:lang w:val="en-US"/>
+        </w:rPr>
+      </w:pPr>
+      <w:r>
+        <w:rPr>
+          <w:lang w:val="en-US"/>
+        </w:rPr>
+        <w:t>Hồi kí</w:t>
+      </w:r>
+    </w:p>
+    <w:p>
+      <w:pPr>
+        <w:rPr>
+          <w:lang w:val="en-US"/>
+        </w:rPr>
+      </w:pPr>
+    </w:p>
+    <w:p>
+      <w:pPr>
+        <w:rPr>
+          <w:lang w:val="en-US"/>
+        </w:rPr>
+      </w:pPr>
+      <w:r>
+        <w:rPr>
+          <w:lang w:val="en-US"/>
+        </w:rPr>
+        <w:t>Country – Nước:</w:t>
+      </w:r>
+    </w:p>
+    <w:p>
+      <w:pPr>
+        <w:pStyle w:val="ListParagraph"/>
+        <w:numPr>
+          <w:ilvl w:val="0"/>
+          <w:numId w:val="25"/>
+        </w:numPr>
+        <w:rPr>
+          <w:lang w:val="en-US"/>
+        </w:rPr>
+      </w:pPr>
+      <w:r>
+        <w:rPr>
+          <w:lang w:val="en-US"/>
+        </w:rPr>
+        <w:t>“Greece”?</w:t>
+      </w:r>
+    </w:p>
+    <w:p>
+      <w:pPr>
+        <w:pStyle w:val="ListParagraph"/>
+        <w:numPr>
+          <w:ilvl w:val="0"/>
+          <w:numId w:val="2"/>
+        </w:numPr>
+        <w:rPr>
+          <w:lang w:val="en-US"/>
+        </w:rPr>
+      </w:pPr>
+      <w:r>
+        <w:rPr>
+          <w:lang w:val="en-US"/>
+        </w:rPr>
+        <w:t>Hy Lạp</w:t>
+      </w:r>
+    </w:p>
+    <w:p>
+      <w:pPr>
+        <w:pStyle w:val="ListParagraph"/>
+        <w:numPr>
+          <w:ilvl w:val="0"/>
+          <w:numId w:val="25"/>
+        </w:numPr>
+        <w:rPr>
+          <w:lang w:val="en-US"/>
+        </w:rPr>
+      </w:pPr>
+      <w:r>
+        <w:rPr>
+          <w:lang w:val="en-US"/>
+        </w:rPr>
+        <w:t>“Egypt”?</w:t>
+      </w:r>
+    </w:p>
+    <w:p>
+      <w:pPr>
+        <w:pStyle w:val="ListParagraph"/>
+        <w:numPr>
+          <w:ilvl w:val="0"/>
+          <w:numId w:val="2"/>
+        </w:numPr>
+        <w:rPr>
+          <w:lang w:val="en-US"/>
+        </w:rPr>
+      </w:pPr>
+      <w:r>
+        <w:rPr>
+          <w:lang w:val="en-US"/>
+        </w:rPr>
+        <w:t>Ai Cập</w:t>
+      </w:r>
+    </w:p>
+    <w:p>
+      <w:pPr>
+        <w:pStyle w:val="ListParagraph"/>
+        <w:numPr>
+          <w:ilvl w:val="0"/>
+          <w:numId w:val="25"/>
+        </w:numPr>
+        <w:rPr>
+          <w:lang w:val="en-US"/>
+        </w:rPr>
+      </w:pPr>
+      <w:r>
+        <w:rPr>
+          <w:lang w:val="en-US"/>
+        </w:rPr>
+        <w:t>“Mongolia”?</w:t>
+      </w:r>
+    </w:p>
+    <w:p>
+      <w:pPr>
+        <w:pStyle w:val="ListParagraph"/>
+        <w:numPr>
+          <w:ilvl w:val="0"/>
+          <w:numId w:val="2"/>
+        </w:numPr>
+        <w:rPr>
+          <w:lang w:val="en-US"/>
+        </w:rPr>
+      </w:pPr>
+      <w:r>
+        <w:rPr>
+          <w:lang w:val="en-US"/>
+        </w:rPr>
+        <w:t>Mông Cổ</w:t>
+      </w:r>
+    </w:p>
+    <w:p>
+      <w:pPr>
+        <w:pStyle w:val="ListParagraph"/>
+        <w:numPr>
+          <w:ilvl w:val="0"/>
+          <w:numId w:val="25"/>
+        </w:numPr>
+        <w:rPr>
+          <w:lang w:val="en-US"/>
+        </w:rPr>
+      </w:pPr>
+      <w:r>
+        <w:rPr>
+          <w:lang w:val="en-US"/>
+        </w:rPr>
+        <w:t>“Switzerland”?</w:t>
+      </w:r>
+    </w:p>
+    <w:p>
+      <w:pPr>
+        <w:pStyle w:val="ListParagraph"/>
+        <w:numPr>
+          <w:ilvl w:val="0"/>
+          <w:numId w:val="2"/>
+        </w:numPr>
+        <w:rPr>
+          <w:lang w:val="en-US"/>
+        </w:rPr>
+      </w:pPr>
+      <w:r>
+        <w:rPr>
+          <w:lang w:val="en-US"/>
+        </w:rPr>
+        <w:t>Thụy Sĩ</w:t>
+      </w:r>
+    </w:p>
+    <w:p>
+      <w:pPr>
+        <w:pStyle w:val="ListParagraph"/>
+        <w:numPr>
+          <w:ilvl w:val="0"/>
+          <w:numId w:val="25"/>
+        </w:numPr>
+        <w:rPr>
+          <w:lang w:val="en-US"/>
+        </w:rPr>
+      </w:pPr>
+      <w:r>
+        <w:rPr>
+          <w:lang w:val="en-US"/>
+        </w:rPr>
+        <w:t>“Sweden”?</w:t>
+      </w:r>
+    </w:p>
+    <w:p>
+      <w:pPr>
+        <w:pStyle w:val="ListParagraph"/>
+        <w:numPr>
+          <w:ilvl w:val="0"/>
+          <w:numId w:val="2"/>
+        </w:numPr>
+        <w:rPr>
+          <w:lang w:val="en-US"/>
+        </w:rPr>
+      </w:pPr>
+      <w:r>
+        <w:rPr>
+          <w:lang w:val="en-US"/>
+        </w:rPr>
+        <w:t>Thụy Điển</w:t>
+      </w:r>
+    </w:p>
+    <w:p>
+      <w:pPr>
+        <w:pStyle w:val="ListParagraph"/>
+        <w:numPr>
+          <w:ilvl w:val="0"/>
+          <w:numId w:val="25"/>
+        </w:numPr>
+        <w:rPr>
+          <w:lang w:val="en-US"/>
+        </w:rPr>
+      </w:pPr>
+      <w:r>
+        <w:rPr>
+          <w:lang w:val="en-US"/>
+        </w:rPr>
+        <w:t>“Spanish”?</w:t>
+      </w:r>
+    </w:p>
+    <w:p>
+      <w:pPr>
+        <w:pStyle w:val="ListParagraph"/>
+        <w:numPr>
+          <w:ilvl w:val="0"/>
+          <w:numId w:val="2"/>
+        </w:numPr>
+        <w:rPr>
+          <w:lang w:val="en-US"/>
+        </w:rPr>
+      </w:pPr>
+      <w:r>
+        <w:rPr>
+          <w:lang w:val="en-US"/>
+        </w:rPr>
+        <w:t>Tây Ban Nha</w:t>
+      </w:r>
+    </w:p>
+    <w:p>
+      <w:pPr>
+        <w:pStyle w:val="ListParagraph"/>
+        <w:numPr>
+          <w:ilvl w:val="0"/>
+          <w:numId w:val="25"/>
+        </w:numPr>
+        <w:rPr>
+          <w:lang w:val="en-US"/>
+        </w:rPr>
+      </w:pPr>
+      <w:r>
+        <w:rPr>
+          <w:lang w:val="en-US"/>
+        </w:rPr>
+        <w:t>“Portugal”?</w:t>
+      </w:r>
+    </w:p>
+    <w:p>
+      <w:pPr>
+        <w:pStyle w:val="ListParagraph"/>
+        <w:numPr>
+          <w:ilvl w:val="0"/>
+          <w:numId w:val="2"/>
+        </w:numPr>
+        <w:rPr>
+          <w:lang w:val="en-US"/>
+        </w:rPr>
+      </w:pPr>
+      <w:r>
+        <w:rPr>
+          <w:lang w:val="en-US"/>
+        </w:rPr>
+        <w:t>Bồ Đào Nha</w:t>
+      </w:r>
+    </w:p>
+    <w:p>
+      <w:pPr>
+        <w:pStyle w:val="ListParagraph"/>
+        <w:numPr>
+          <w:ilvl w:val="0"/>
+          <w:numId w:val="25"/>
+        </w:numPr>
+        <w:rPr>
+          <w:lang w:val="en-US"/>
+        </w:rPr>
+      </w:pPr>
+      <w:r>
+        <w:rPr>
+          <w:lang w:val="en-US"/>
+        </w:rPr>
+        <w:t>“Denmark”?</w:t>
+      </w:r>
+    </w:p>
+    <w:p>
+      <w:pPr>
+        <w:pStyle w:val="ListParagraph"/>
+        <w:numPr>
+          <w:ilvl w:val="0"/>
+          <w:numId w:val="2"/>
+        </w:numPr>
+        <w:rPr>
+          <w:lang w:val="en-US"/>
+        </w:rPr>
+      </w:pPr>
+      <w:r>
+        <w:rPr>
+          <w:lang w:val="en-US"/>
+        </w:rPr>
+        <w:t>Đan Mạch</w:t>
+      </w:r>
+    </w:p>
+    <w:p>
+      <w:pPr>
+        <w:pStyle w:val="ListParagraph"/>
+        <w:numPr>
+          <w:ilvl w:val="0"/>
+          <w:numId w:val="25"/>
+        </w:numPr>
+        <w:rPr>
+          <w:lang w:val="en-US"/>
+        </w:rPr>
+      </w:pPr>
+      <w:r>
+        <w:rPr>
+          <w:lang w:val="en-US"/>
+        </w:rPr>
+        <w:t>“Turkey”?</w:t>
+      </w:r>
+    </w:p>
+    <w:p>
+      <w:pPr>
+        <w:pStyle w:val="ListParagraph"/>
+        <w:numPr>
+          <w:ilvl w:val="0"/>
+          <w:numId w:val="2"/>
+        </w:numPr>
+        <w:rPr>
+          <w:lang w:val="en-US"/>
+        </w:rPr>
+      </w:pPr>
+      <w:r>
+        <w:rPr>
+          <w:lang w:val="en-US"/>
+        </w:rPr>
+        <w:t>Thổ Nhĩ Kì</w:t>
+      </w:r>
+    </w:p>
+    <w:p>
+      <w:pPr>
+        <w:rPr>
+          <w:lang w:val="en-US"/>
+        </w:rPr>
+      </w:pPr>
+    </w:p>
+    <w:p>
+      <w:pPr>
+        <w:rPr>
+          <w:lang w:val="en-US"/>
+        </w:rPr>
+      </w:pPr>
+      <w:r>
+        <w:rPr>
+          <w:lang w:val="en-US"/>
+        </w:rPr>
+        <w:t>Conference – Hội Thảo:</w:t>
+      </w:r>
+    </w:p>
+    <w:p>
+      <w:pPr>
+        <w:pStyle w:val="ListParagraph"/>
+        <w:numPr>
+          <w:ilvl w:val="0"/>
+          <w:numId w:val="26"/>
+        </w:numPr>
+        <w:rPr>
+          <w:lang w:val="en-US"/>
+        </w:rPr>
+      </w:pPr>
+      <w:r>
+        <w:rPr>
+          <w:lang w:val="en-US"/>
+        </w:rPr>
+        <w:t>“Agenda”?</w:t>
+      </w:r>
+    </w:p>
+    <w:p>
+      <w:pPr>
+        <w:pStyle w:val="ListParagraph"/>
+        <w:numPr>
+          <w:ilvl w:val="0"/>
+          <w:numId w:val="2"/>
+        </w:numPr>
+        <w:rPr>
+          <w:lang w:val="en-US"/>
+        </w:rPr>
+      </w:pPr>
+      <w:r>
+        <w:rPr>
+          <w:lang w:val="en-US"/>
+        </w:rPr>
+        <w:t>Dãy các chủ đề cần được thảo luận tại hội thảo</w:t>
+      </w:r>
+    </w:p>
+    <w:p>
+      <w:pPr>
+        <w:rPr>
+          <w:lang w:val="en-US"/>
+        </w:rPr>
+      </w:pPr>
+    </w:p>
+    <w:p>
+      <w:pPr>
+        <w:rPr>
+          <w:lang w:val="en-US"/>
+        </w:rPr>
+      </w:pPr>
+      <w:r>
+        <w:rPr>
+          <w:lang w:val="en-US"/>
+        </w:rPr>
+        <w:t>Device – Thiết Bị:</w:t>
+      </w:r>
+    </w:p>
+    <w:p>
+      <w:pPr>
+        <w:pStyle w:val="ListParagraph"/>
+        <w:numPr>
+          <w:ilvl w:val="0"/>
+          <w:numId w:val="24"/>
+        </w:numPr>
+        <w:rPr>
+          <w:lang w:val="en-US"/>
+        </w:rPr>
+      </w:pPr>
+      <w:r>
+        <w:rPr>
+          <w:lang w:val="en-US"/>
+        </w:rPr>
+        <w:t>“Power Bank”?</w:t>
+      </w:r>
+    </w:p>
+    <w:p>
+      <w:pPr>
+        <w:pStyle w:val="ListParagraph"/>
+        <w:numPr>
+          <w:ilvl w:val="0"/>
+          <w:numId w:val="2"/>
+        </w:numPr>
+        <w:rPr>
+          <w:lang w:val="en-US"/>
+        </w:rPr>
+      </w:pPr>
+      <w:r>
+        <w:rPr>
+          <w:lang w:val="en-US"/>
+        </w:rPr>
+        <w:t>Sạc dự phòng</w:t>
+      </w:r>
+    </w:p>
+    <w:p>
+      <w:pPr>
+        <w:pStyle w:val="ListParagraph"/>
+        <w:numPr>
+          <w:ilvl w:val="0"/>
+          <w:numId w:val="24"/>
+        </w:numPr>
+        <w:rPr>
+          <w:lang w:val="en-US"/>
+        </w:rPr>
+      </w:pPr>
+      <w:r>
+        <w:rPr>
+          <w:lang w:val="en-US"/>
+        </w:rPr>
+        <w:t>“Knob”?</w:t>
+      </w:r>
+    </w:p>
+    <w:p>
+      <w:pPr>
+        <w:pStyle w:val="ListParagraph"/>
+        <w:numPr>
+          <w:ilvl w:val="0"/>
+          <w:numId w:val="2"/>
+        </w:numPr>
+        <w:rPr>
+          <w:lang w:val="en-US"/>
+        </w:rPr>
+      </w:pPr>
+      <w:r>
+        <w:rPr>
+          <w:lang w:val="en-US"/>
+        </w:rPr>
+        <w:t>Núm xoay</w:t>
+      </w:r>
+    </w:p>
+    <w:p>
+      <w:pPr>
+        <w:pStyle w:val="ListParagraph"/>
+        <w:numPr>
+          <w:ilvl w:val="0"/>
+          <w:numId w:val="24"/>
+        </w:numPr>
+        <w:rPr>
+          <w:lang w:val="en-US"/>
+        </w:rPr>
+      </w:pPr>
+      <w:r>
+        <w:rPr>
+          <w:lang w:val="en-US"/>
+        </w:rPr>
+        <w:t>“Luggage”?</w:t>
+      </w:r>
+    </w:p>
+    <w:p>
+      <w:pPr>
+        <w:pStyle w:val="ListParagraph"/>
+        <w:numPr>
+          <w:ilvl w:val="0"/>
+          <w:numId w:val="2"/>
+        </w:numPr>
+        <w:rPr>
+          <w:lang w:val="en-US"/>
+        </w:rPr>
+      </w:pPr>
+      <w:r>
+        <w:rPr>
+          <w:lang w:val="en-US"/>
+        </w:rPr>
+        <w:lastRenderedPageBreak/>
+        <w:t>Hành lí</w:t>
+      </w:r>
+    </w:p>
+    <w:p>
+      <w:pPr>
+        <w:pStyle w:val="ListParagraph"/>
+        <w:numPr>
+          <w:ilvl w:val="0"/>
+          <w:numId w:val="24"/>
+        </w:numPr>
+        <w:rPr>
+          <w:lang w:val="en-US"/>
+        </w:rPr>
+      </w:pPr>
+      <w:r>
+        <w:rPr>
+          <w:lang w:val="en-US"/>
+        </w:rPr>
+        <w:t>“Malfunction”?</w:t>
+      </w:r>
+    </w:p>
+    <w:p>
+      <w:pPr>
+        <w:pStyle w:val="ListParagraph"/>
+        <w:numPr>
+          <w:ilvl w:val="0"/>
+          <w:numId w:val="2"/>
+        </w:numPr>
+        <w:rPr>
+          <w:lang w:val="en-US"/>
+        </w:rPr>
+      </w:pPr>
+      <w:r>
+        <w:rPr>
+          <w:lang w:val="en-US"/>
+        </w:rPr>
+        <w:t>Hoạt động lỗi (máy)</w:t>
+      </w:r>
+    </w:p>
+    <w:p>
+      <w:pPr>
+        <w:pStyle w:val="ListParagraph"/>
+        <w:numPr>
+          <w:ilvl w:val="0"/>
+          <w:numId w:val="24"/>
+        </w:numPr>
+        <w:rPr>
+          <w:lang w:val="en-US"/>
+        </w:rPr>
+      </w:pPr>
+      <w:r>
+        <w:rPr>
+          <w:lang w:val="en-US"/>
+        </w:rPr>
+        <w:t>“Drawer”?</w:t>
+      </w:r>
+    </w:p>
+    <w:p>
+      <w:pPr>
+        <w:pStyle w:val="ListParagraph"/>
+        <w:numPr>
+          <w:ilvl w:val="0"/>
+          <w:numId w:val="2"/>
+        </w:numPr>
+        <w:rPr>
+          <w:lang w:val="en-US"/>
+        </w:rPr>
+      </w:pPr>
+      <w:r>
+        <w:rPr>
+          <w:lang w:val="en-US"/>
+        </w:rPr>
+        <w:t>Ngăn kéo (chứa giấy tờ)</w:t>
+      </w:r>
+    </w:p>
+    <w:p>
+      <w:pPr>
+        <w:pStyle w:val="ListParagraph"/>
+        <w:numPr>
+          <w:ilvl w:val="0"/>
+          <w:numId w:val="24"/>
+        </w:numPr>
+        <w:rPr>
+          <w:lang w:val="en-US"/>
+        </w:rPr>
+      </w:pPr>
+      <w:r>
+        <w:rPr>
+          <w:lang w:val="en-US"/>
+        </w:rPr>
+        <w:t>“Office Supplies”?</w:t>
+      </w:r>
+    </w:p>
+    <w:p>
+      <w:pPr>
+        <w:pStyle w:val="ListParagraph"/>
+        <w:numPr>
+          <w:ilvl w:val="0"/>
+          <w:numId w:val="2"/>
+        </w:numPr>
+        <w:rPr>
+          <w:lang w:val="en-US"/>
+        </w:rPr>
+      </w:pPr>
+      <w:r>
+        <w:rPr>
+          <w:lang w:val="en-US"/>
+        </w:rPr>
+        <w:t>Văn phòng phẩm</w:t>
+      </w:r>
+    </w:p>
+    <w:p>
+      <w:pPr>
+        <w:pStyle w:val="ListParagraph"/>
+        <w:numPr>
+          <w:ilvl w:val="0"/>
+          <w:numId w:val="24"/>
+        </w:numPr>
+        <w:rPr>
+          <w:lang w:val="en-US"/>
+        </w:rPr>
+      </w:pPr>
+      <w:r>
+        <w:rPr>
+          <w:lang w:val="en-US"/>
+        </w:rPr>
+        <w:t>“Counter”?</w:t>
+      </w:r>
+    </w:p>
+    <w:p>
+      <w:pPr>
+        <w:pStyle w:val="ListParagraph"/>
+        <w:numPr>
+          <w:ilvl w:val="0"/>
+          <w:numId w:val="2"/>
+        </w:numPr>
+        <w:rPr>
+          <w:lang w:val="en-US"/>
+        </w:rPr>
+      </w:pPr>
+      <w:r>
+        <w:rPr>
+          <w:lang w:val="en-US"/>
+        </w:rPr>
+        <w:t>Bàn làm việc</w:t>
+      </w:r>
+      <w:r>
+        <w:rPr>
+          <w:lang w:val="en-US"/>
+        </w:rPr>
+        <w:t xml:space="preserve"> (giữa nhân viên với khách)</w:t>
+      </w:r>
+    </w:p>
+    <w:p>
+      <w:pPr>
+        <w:pStyle w:val="ListParagraph"/>
+        <w:numPr>
+          <w:ilvl w:val="0"/>
+          <w:numId w:val="24"/>
+        </w:numPr>
+        <w:rPr>
+          <w:lang w:val="en-US"/>
+        </w:rPr>
+      </w:pPr>
+      <w:r>
+        <w:rPr>
+          <w:lang w:val="en-US"/>
+        </w:rPr>
+        <w:t>“Headphone”?</w:t>
+      </w:r>
+    </w:p>
+    <w:p>
+      <w:pPr>
+        <w:pStyle w:val="ListParagraph"/>
+        <w:numPr>
+          <w:ilvl w:val="0"/>
+          <w:numId w:val="2"/>
+        </w:numPr>
+        <w:rPr>
+          <w:lang w:val="en-US"/>
+        </w:rPr>
+      </w:pPr>
+      <w:r>
+        <w:rPr>
+          <w:lang w:val="en-US"/>
+        </w:rPr>
+        <w:t>Tai nghe</w:t>
       </w:r>
       <w:bookmarkStart w:id="0" w:name="_GoBack"/>
       <w:bookmarkEnd w:id="0"/>
-      <w:r>
-        <w:rPr>
-          <w:lang w:val="en-US"/>
-        </w:rPr>
-        <w:t xml:space="preserve"> phê duyệt</w:t>
-      </w:r>
-      <w:r>
-        <w:rPr>
-          <w:lang w:val="en-US"/>
-        </w:rPr>
-        <w:t xml:space="preserve"> (sản phẩm)</w:t>
-      </w:r>
-    </w:p>
-    <w:p>
-      <w:pPr>
-        <w:pStyle w:val="ListParagraph"/>
-        <w:numPr>
-          <w:ilvl w:val="0"/>
-          <w:numId w:val="20"/>
-        </w:numPr>
-        <w:rPr>
-          <w:lang w:val="en-US"/>
-        </w:rPr>
-      </w:pPr>
-      <w:r>
-        <w:rPr>
-          <w:lang w:val="en-US"/>
-        </w:rPr>
-        <w:t>“Workshop”?</w:t>
-      </w:r>
-    </w:p>
-    <w:p>
-      <w:pPr>
-        <w:pStyle w:val="ListParagraph"/>
-        <w:numPr>
-          <w:ilvl w:val="0"/>
-          <w:numId w:val="2"/>
-        </w:numPr>
-        <w:rPr>
-          <w:lang w:val="en-US"/>
-        </w:rPr>
-      </w:pPr>
-      <w:r>
-        <w:rPr>
-          <w:lang w:val="en-US"/>
-        </w:rPr>
-        <w:lastRenderedPageBreak/>
-        <w:t>Nhà máy</w:t>
-      </w:r>
-      <w:r>
-        <w:rPr>
-          <w:lang w:val="en-US"/>
-        </w:rPr>
-        <w:t xml:space="preserve"> (chế tạo và sửa chữa)</w:t>
-      </w:r>
-    </w:p>
-    <w:p>
-      <w:pPr>
-        <w:rPr>
-          <w:lang w:val="en-US"/>
-        </w:rPr>
-      </w:pPr>
-    </w:p>
-    <w:p>
-      <w:pPr>
-        <w:rPr>
-          <w:lang w:val="en-US"/>
-        </w:rPr>
-      </w:pPr>
-      <w:r>
-        <w:rPr>
-          <w:lang w:val="en-US"/>
-        </w:rPr>
-        <w:t>Literature – Văn:</w:t>
-      </w:r>
-    </w:p>
-    <w:p>
-      <w:pPr>
-        <w:pStyle w:val="ListParagraph"/>
-        <w:numPr>
-          <w:ilvl w:val="0"/>
-          <w:numId w:val="32"/>
-        </w:numPr>
-        <w:rPr>
-          <w:lang w:val="en-US"/>
-        </w:rPr>
-      </w:pPr>
-      <w:r>
-        <w:rPr>
-          <w:lang w:val="en-US"/>
-        </w:rPr>
-        <w:t>“Memoir”?</w:t>
-      </w:r>
-    </w:p>
-    <w:p>
-      <w:pPr>
-        <w:pStyle w:val="ListParagraph"/>
-        <w:numPr>
-          <w:ilvl w:val="0"/>
-          <w:numId w:val="2"/>
-        </w:numPr>
-        <w:rPr>
-          <w:lang w:val="en-US"/>
-        </w:rPr>
-      </w:pPr>
-      <w:r>
-        <w:rPr>
-          <w:lang w:val="en-US"/>
-        </w:rPr>
-        <w:t>Hồi kí</w:t>
-      </w:r>
-    </w:p>
-    <w:p>
-      <w:pPr>
-        <w:rPr>
-          <w:lang w:val="en-US"/>
-        </w:rPr>
-      </w:pPr>
-    </w:p>
-    <w:p>
-      <w:pPr>
-        <w:rPr>
-          <w:lang w:val="en-US"/>
-        </w:rPr>
-      </w:pPr>
-      <w:r>
-        <w:rPr>
-          <w:lang w:val="en-US"/>
-        </w:rPr>
-        <w:t>Country – Nước:</w:t>
-      </w:r>
-    </w:p>
-    <w:p>
-      <w:pPr>
-        <w:pStyle w:val="ListParagraph"/>
-        <w:numPr>
-          <w:ilvl w:val="0"/>
-          <w:numId w:val="25"/>
-        </w:numPr>
-        <w:rPr>
-          <w:lang w:val="en-US"/>
-        </w:rPr>
-      </w:pPr>
-      <w:r>
-        <w:rPr>
-          <w:lang w:val="en-US"/>
-        </w:rPr>
-        <w:t>“Greece”?</w:t>
-      </w:r>
-    </w:p>
-    <w:p>
-      <w:pPr>
-        <w:pStyle w:val="ListParagraph"/>
-        <w:numPr>
-          <w:ilvl w:val="0"/>
-          <w:numId w:val="2"/>
-        </w:numPr>
-        <w:rPr>
-          <w:lang w:val="en-US"/>
-        </w:rPr>
-      </w:pPr>
-      <w:r>
-        <w:rPr>
-          <w:lang w:val="en-US"/>
-        </w:rPr>
-        <w:t>Hy Lạp</w:t>
-      </w:r>
-    </w:p>
-    <w:p>
-      <w:pPr>
-        <w:pStyle w:val="ListParagraph"/>
-        <w:numPr>
-          <w:ilvl w:val="0"/>
-          <w:numId w:val="25"/>
-        </w:numPr>
-        <w:rPr>
-          <w:lang w:val="en-US"/>
-        </w:rPr>
-      </w:pPr>
-      <w:r>
-        <w:rPr>
-          <w:lang w:val="en-US"/>
-        </w:rPr>
-        <w:t>“Egypt”?</w:t>
-      </w:r>
-    </w:p>
-    <w:p>
-      <w:pPr>
-        <w:pStyle w:val="ListParagraph"/>
-        <w:numPr>
-          <w:ilvl w:val="0"/>
-          <w:numId w:val="2"/>
-        </w:numPr>
-        <w:rPr>
-          <w:lang w:val="en-US"/>
-        </w:rPr>
-      </w:pPr>
-      <w:r>
-        <w:rPr>
-          <w:lang w:val="en-US"/>
-        </w:rPr>
-        <w:t>Ai Cập</w:t>
-      </w:r>
-    </w:p>
-    <w:p>
-      <w:pPr>
-        <w:pStyle w:val="ListParagraph"/>
-        <w:numPr>
-          <w:ilvl w:val="0"/>
-          <w:numId w:val="25"/>
-        </w:numPr>
-        <w:rPr>
-          <w:lang w:val="en-US"/>
-        </w:rPr>
-      </w:pPr>
-      <w:r>
-        <w:rPr>
-          <w:lang w:val="en-US"/>
-        </w:rPr>
-        <w:t>“Mongolia”?</w:t>
-      </w:r>
-    </w:p>
-    <w:p>
-      <w:pPr>
-        <w:pStyle w:val="ListParagraph"/>
-        <w:numPr>
-          <w:ilvl w:val="0"/>
-          <w:numId w:val="2"/>
-        </w:numPr>
-        <w:rPr>
-          <w:lang w:val="en-US"/>
-        </w:rPr>
-      </w:pPr>
-      <w:r>
-        <w:rPr>
-          <w:lang w:val="en-US"/>
-        </w:rPr>
-        <w:t>Mông Cổ</w:t>
-      </w:r>
-    </w:p>
-    <w:p>
-      <w:pPr>
-        <w:pStyle w:val="ListParagraph"/>
-        <w:numPr>
-          <w:ilvl w:val="0"/>
-          <w:numId w:val="25"/>
-        </w:numPr>
-        <w:rPr>
-          <w:lang w:val="en-US"/>
-        </w:rPr>
-      </w:pPr>
-      <w:r>
-        <w:rPr>
-          <w:lang w:val="en-US"/>
-        </w:rPr>
-        <w:t>“Switzerland”?</w:t>
-      </w:r>
-    </w:p>
-    <w:p>
-      <w:pPr>
-        <w:pStyle w:val="ListParagraph"/>
-        <w:numPr>
-          <w:ilvl w:val="0"/>
-          <w:numId w:val="2"/>
-        </w:numPr>
-        <w:rPr>
-          <w:lang w:val="en-US"/>
-        </w:rPr>
-      </w:pPr>
-      <w:r>
-        <w:rPr>
-          <w:lang w:val="en-US"/>
-        </w:rPr>
-        <w:t>Thụy Sĩ</w:t>
-      </w:r>
-    </w:p>
-    <w:p>
-      <w:pPr>
-        <w:pStyle w:val="ListParagraph"/>
-        <w:numPr>
-          <w:ilvl w:val="0"/>
-          <w:numId w:val="25"/>
-        </w:numPr>
-        <w:rPr>
-          <w:lang w:val="en-US"/>
-        </w:rPr>
-      </w:pPr>
-      <w:r>
-        <w:rPr>
-          <w:lang w:val="en-US"/>
-        </w:rPr>
-        <w:t>“Sweden”?</w:t>
-      </w:r>
-    </w:p>
-    <w:p>
-      <w:pPr>
-        <w:pStyle w:val="ListParagraph"/>
-        <w:numPr>
-          <w:ilvl w:val="0"/>
-          <w:numId w:val="2"/>
-        </w:numPr>
-        <w:rPr>
-          <w:lang w:val="en-US"/>
-        </w:rPr>
-      </w:pPr>
-      <w:r>
-        <w:rPr>
-          <w:lang w:val="en-US"/>
-        </w:rPr>
-        <w:t>Thụy Điển</w:t>
-      </w:r>
-    </w:p>
-    <w:p>
-      <w:pPr>
-        <w:pStyle w:val="ListParagraph"/>
-        <w:numPr>
-          <w:ilvl w:val="0"/>
-          <w:numId w:val="25"/>
-        </w:numPr>
-        <w:rPr>
-          <w:lang w:val="en-US"/>
-        </w:rPr>
-      </w:pPr>
-      <w:r>
-        <w:rPr>
-          <w:lang w:val="en-US"/>
-        </w:rPr>
-        <w:t>“Spanish”?</w:t>
-      </w:r>
-    </w:p>
-    <w:p>
-      <w:pPr>
-        <w:pStyle w:val="ListParagraph"/>
-        <w:numPr>
-          <w:ilvl w:val="0"/>
-          <w:numId w:val="2"/>
-        </w:numPr>
-        <w:rPr>
-          <w:lang w:val="en-US"/>
-        </w:rPr>
-      </w:pPr>
-      <w:r>
-        <w:rPr>
-          <w:lang w:val="en-US"/>
-        </w:rPr>
-        <w:t>Tây Ban Nha</w:t>
-      </w:r>
-    </w:p>
-    <w:p>
-      <w:pPr>
-        <w:pStyle w:val="ListParagraph"/>
-        <w:numPr>
-          <w:ilvl w:val="0"/>
-          <w:numId w:val="25"/>
-        </w:numPr>
-        <w:rPr>
-          <w:lang w:val="en-US"/>
-        </w:rPr>
-      </w:pPr>
-      <w:r>
-        <w:rPr>
-          <w:lang w:val="en-US"/>
-        </w:rPr>
-        <w:t>“Portugal”?</w:t>
-      </w:r>
-    </w:p>
-    <w:p>
-      <w:pPr>
-        <w:pStyle w:val="ListParagraph"/>
-        <w:numPr>
-          <w:ilvl w:val="0"/>
-          <w:numId w:val="2"/>
-        </w:numPr>
-        <w:rPr>
-          <w:lang w:val="en-US"/>
-        </w:rPr>
-      </w:pPr>
-      <w:r>
-        <w:rPr>
-          <w:lang w:val="en-US"/>
-        </w:rPr>
-        <w:t>Bồ Đào Nha</w:t>
-      </w:r>
-    </w:p>
-    <w:p>
-      <w:pPr>
-        <w:pStyle w:val="ListParagraph"/>
-        <w:numPr>
-          <w:ilvl w:val="0"/>
-          <w:numId w:val="25"/>
-        </w:numPr>
-        <w:rPr>
-          <w:lang w:val="en-US"/>
-        </w:rPr>
-      </w:pPr>
-      <w:r>
-        <w:rPr>
-          <w:lang w:val="en-US"/>
-        </w:rPr>
-        <w:t>“Denmark”?</w:t>
-      </w:r>
-    </w:p>
-    <w:p>
-      <w:pPr>
-        <w:pStyle w:val="ListParagraph"/>
-        <w:numPr>
-          <w:ilvl w:val="0"/>
-          <w:numId w:val="2"/>
-        </w:numPr>
-        <w:rPr>
-          <w:lang w:val="en-US"/>
-        </w:rPr>
-      </w:pPr>
-      <w:r>
-        <w:rPr>
-          <w:lang w:val="en-US"/>
-        </w:rPr>
-        <w:t>Đan Mạch</w:t>
-      </w:r>
-    </w:p>
-    <w:p>
-      <w:pPr>
-        <w:pStyle w:val="ListParagraph"/>
-        <w:numPr>
-          <w:ilvl w:val="0"/>
-          <w:numId w:val="25"/>
-        </w:numPr>
-        <w:rPr>
-          <w:lang w:val="en-US"/>
-        </w:rPr>
-      </w:pPr>
-      <w:r>
-        <w:rPr>
-          <w:lang w:val="en-US"/>
-        </w:rPr>
-        <w:t>“Turkey”?</w:t>
-      </w:r>
-    </w:p>
-    <w:p>
-      <w:pPr>
-        <w:pStyle w:val="ListParagraph"/>
-        <w:numPr>
-          <w:ilvl w:val="0"/>
-          <w:numId w:val="2"/>
-        </w:numPr>
-        <w:rPr>
-          <w:lang w:val="en-US"/>
-        </w:rPr>
-      </w:pPr>
-      <w:r>
-        <w:rPr>
-          <w:lang w:val="en-US"/>
-        </w:rPr>
-        <w:t>Thổ Nhĩ Kì</w:t>
-      </w:r>
-    </w:p>
-    <w:p>
-      <w:pPr>
-        <w:rPr>
-          <w:lang w:val="en-US"/>
-        </w:rPr>
-      </w:pPr>
-    </w:p>
-    <w:p>
-      <w:pPr>
-        <w:rPr>
-          <w:lang w:val="en-US"/>
-        </w:rPr>
-      </w:pPr>
-      <w:r>
-        <w:rPr>
-          <w:lang w:val="en-US"/>
-        </w:rPr>
-        <w:t>Conference – Hội Thảo:</w:t>
-      </w:r>
-    </w:p>
-    <w:p>
-      <w:pPr>
-        <w:pStyle w:val="ListParagraph"/>
-        <w:numPr>
-          <w:ilvl w:val="0"/>
-          <w:numId w:val="26"/>
-        </w:numPr>
-        <w:rPr>
-          <w:lang w:val="en-US"/>
-        </w:rPr>
-      </w:pPr>
-      <w:r>
-        <w:rPr>
-          <w:lang w:val="en-US"/>
-        </w:rPr>
-        <w:t>“Agenda”?</w:t>
-      </w:r>
-    </w:p>
-    <w:p>
-      <w:pPr>
-        <w:pStyle w:val="ListParagraph"/>
-        <w:numPr>
-          <w:ilvl w:val="0"/>
-          <w:numId w:val="2"/>
-        </w:numPr>
-        <w:rPr>
-          <w:lang w:val="en-US"/>
-        </w:rPr>
-      </w:pPr>
-      <w:r>
-        <w:rPr>
-          <w:lang w:val="en-US"/>
-        </w:rPr>
-        <w:t>Dãy các chủ đề cần được thảo luận tại hội thảo</w:t>
-      </w:r>
-    </w:p>
-    <w:p>
-      <w:pPr>
-        <w:rPr>
-          <w:lang w:val="en-US"/>
-        </w:rPr>
-      </w:pPr>
-    </w:p>
-    <w:p>
-      <w:pPr>
-        <w:rPr>
-          <w:lang w:val="en-US"/>
-        </w:rPr>
-      </w:pPr>
-      <w:r>
-        <w:rPr>
-          <w:lang w:val="en-US"/>
-        </w:rPr>
-        <w:t>Device – Thiết Bị:</w:t>
-      </w:r>
-    </w:p>
-    <w:p>
-      <w:pPr>
-        <w:pStyle w:val="ListParagraph"/>
-        <w:numPr>
-          <w:ilvl w:val="0"/>
-          <w:numId w:val="24"/>
-        </w:numPr>
-        <w:rPr>
-          <w:lang w:val="en-US"/>
-        </w:rPr>
-      </w:pPr>
-      <w:r>
-        <w:rPr>
-          <w:lang w:val="en-US"/>
-        </w:rPr>
-        <w:t>“Power Bank”?</w:t>
-      </w:r>
-    </w:p>
-    <w:p>
-      <w:pPr>
-        <w:pStyle w:val="ListParagraph"/>
-        <w:numPr>
-          <w:ilvl w:val="0"/>
-          <w:numId w:val="2"/>
-        </w:numPr>
-        <w:rPr>
-          <w:lang w:val="en-US"/>
-        </w:rPr>
-      </w:pPr>
-      <w:r>
-        <w:rPr>
-          <w:lang w:val="en-US"/>
-        </w:rPr>
-        <w:t>Sạc dự phòng</w:t>
-      </w:r>
-    </w:p>
-    <w:p>
-      <w:pPr>
-        <w:pStyle w:val="ListParagraph"/>
-        <w:numPr>
-          <w:ilvl w:val="0"/>
-          <w:numId w:val="24"/>
-        </w:numPr>
-        <w:rPr>
-          <w:lang w:val="en-US"/>
-        </w:rPr>
-      </w:pPr>
-      <w:r>
-        <w:rPr>
-          <w:lang w:val="en-US"/>
-        </w:rPr>
-        <w:t>“Knob”?</w:t>
-      </w:r>
-    </w:p>
-    <w:p>
-      <w:pPr>
-        <w:pStyle w:val="ListParagraph"/>
-        <w:numPr>
-          <w:ilvl w:val="0"/>
-          <w:numId w:val="2"/>
-        </w:numPr>
-        <w:rPr>
-          <w:lang w:val="en-US"/>
-        </w:rPr>
-      </w:pPr>
-      <w:r>
-        <w:rPr>
-          <w:lang w:val="en-US"/>
-        </w:rPr>
-        <w:t>Núm xoay</w:t>
-      </w:r>
-    </w:p>
-    <w:p>
-      <w:pPr>
-        <w:pStyle w:val="ListParagraph"/>
-        <w:numPr>
-          <w:ilvl w:val="0"/>
-          <w:numId w:val="24"/>
-        </w:numPr>
-        <w:rPr>
-          <w:lang w:val="en-US"/>
-        </w:rPr>
-      </w:pPr>
-      <w:r>
-        <w:rPr>
-          <w:lang w:val="en-US"/>
-        </w:rPr>
-        <w:t>“Luggage”?</w:t>
-      </w:r>
-    </w:p>
-    <w:p>
-      <w:pPr>
-        <w:pStyle w:val="ListParagraph"/>
-        <w:numPr>
-          <w:ilvl w:val="0"/>
-          <w:numId w:val="2"/>
-        </w:numPr>
-        <w:rPr>
-          <w:lang w:val="en-US"/>
-        </w:rPr>
-      </w:pPr>
-      <w:r>
-        <w:rPr>
-          <w:lang w:val="en-US"/>
-        </w:rPr>
-        <w:t>Hành lí</w:t>
-      </w:r>
-    </w:p>
-    <w:p>
-      <w:pPr>
-        <w:pStyle w:val="ListParagraph"/>
-        <w:numPr>
-          <w:ilvl w:val="0"/>
-          <w:numId w:val="24"/>
-        </w:numPr>
-        <w:rPr>
-          <w:lang w:val="en-US"/>
-        </w:rPr>
-      </w:pPr>
-      <w:r>
-        <w:rPr>
-          <w:lang w:val="en-US"/>
-        </w:rPr>
-        <w:t>“Malfunction”?</w:t>
-      </w:r>
-    </w:p>
-    <w:p>
-      <w:pPr>
-        <w:pStyle w:val="ListParagraph"/>
-        <w:numPr>
-          <w:ilvl w:val="0"/>
-          <w:numId w:val="2"/>
-        </w:numPr>
-        <w:rPr>
-          <w:lang w:val="en-US"/>
-        </w:rPr>
-      </w:pPr>
-      <w:r>
-        <w:rPr>
-          <w:lang w:val="en-US"/>
-        </w:rPr>
-        <w:t>Hoạt động lỗi (máy)</w:t>
-      </w:r>
-    </w:p>
-    <w:p>
-      <w:pPr>
-        <w:pStyle w:val="ListParagraph"/>
-        <w:numPr>
-          <w:ilvl w:val="0"/>
-          <w:numId w:val="24"/>
-        </w:numPr>
-        <w:rPr>
-          <w:lang w:val="en-US"/>
-        </w:rPr>
-      </w:pPr>
-      <w:r>
-        <w:rPr>
-          <w:lang w:val="en-US"/>
-        </w:rPr>
-        <w:lastRenderedPageBreak/>
-        <w:t>“Drawer”?</w:t>
-      </w:r>
-    </w:p>
-    <w:p>
-      <w:pPr>
-        <w:pStyle w:val="ListParagraph"/>
-        <w:numPr>
-          <w:ilvl w:val="0"/>
-          <w:numId w:val="2"/>
-        </w:numPr>
-        <w:rPr>
-          <w:lang w:val="en-US"/>
-        </w:rPr>
-      </w:pPr>
-      <w:r>
-        <w:rPr>
-          <w:lang w:val="en-US"/>
-        </w:rPr>
-        <w:t>Ngăn kéo (chứa giấy tờ)</w:t>
-      </w:r>
-    </w:p>
-    <w:p>
-      <w:pPr>
-        <w:pStyle w:val="ListParagraph"/>
-        <w:numPr>
-          <w:ilvl w:val="0"/>
-          <w:numId w:val="24"/>
-        </w:numPr>
-        <w:rPr>
-          <w:lang w:val="en-US"/>
-        </w:rPr>
-      </w:pPr>
-      <w:r>
-        <w:rPr>
-          <w:lang w:val="en-US"/>
-        </w:rPr>
-        <w:t>“Office Supplies”?</w:t>
-      </w:r>
-    </w:p>
-    <w:p>
-      <w:pPr>
-        <w:pStyle w:val="ListParagraph"/>
-        <w:numPr>
-          <w:ilvl w:val="0"/>
-          <w:numId w:val="2"/>
-        </w:numPr>
-        <w:rPr>
-          <w:lang w:val="en-US"/>
-        </w:rPr>
-      </w:pPr>
-      <w:r>
-        <w:rPr>
-          <w:lang w:val="en-US"/>
-        </w:rPr>
-        <w:t>Văn phòng phẩm</w:t>
-      </w:r>
     </w:p>
     <w:p>
       <w:pPr>
@@ -7367,7 +7518,6 @@
         <w:rPr>
           <w:lang w:val="en-US"/>
         </w:rPr>
-        <w:lastRenderedPageBreak/>
         <w:t>Tử số</w:t>
       </w:r>
     </w:p>

--- a/english.docx
+++ b/english.docx
@@ -2121,6 +2121,42 @@
     </w:p>
     <w:p>
       <w:pPr>
+        <w:pStyle w:val="ListParagraph"/>
+        <w:numPr>
+          <w:ilvl w:val="0"/>
+          <w:numId w:val="7"/>
+        </w:numPr>
+        <w:rPr>
+          <w:lang w:val="en-US"/>
+        </w:rPr>
+      </w:pPr>
+      <w:r>
+        <w:rPr>
+          <w:lang w:val="en-US"/>
+        </w:rPr>
+        <w:t>“Subscription”?</w:t>
+      </w:r>
+    </w:p>
+    <w:p>
+      <w:pPr>
+        <w:pStyle w:val="ListParagraph"/>
+        <w:numPr>
+          <w:ilvl w:val="0"/>
+          <w:numId w:val="2"/>
+        </w:numPr>
+        <w:rPr>
+          <w:lang w:val="en-US"/>
+        </w:rPr>
+      </w:pPr>
+      <w:r>
+        <w:rPr>
+          <w:lang w:val="en-US"/>
+        </w:rPr>
+        <w:t>Tài khoản đăng kí (ví dụ bạn bỏ tiền ra để đăng kí 1 dịch vụ nào đó theo tháng)</w:t>
+      </w:r>
+    </w:p>
+    <w:p>
+      <w:pPr>
         <w:rPr>
           <w:lang w:val="en-US"/>
         </w:rPr>
@@ -2282,6 +2318,7 @@
         <w:rPr>
           <w:lang w:val="en-US"/>
         </w:rPr>
+        <w:lastRenderedPageBreak/>
         <w:t>Van xin (ai đó một cách chân thành)</w:t>
       </w:r>
     </w:p>
@@ -2318,508 +2355,796 @@
         <w:rPr>
           <w:lang w:val="en-US"/>
         </w:rPr>
+        <w:t>Chân thành (không lừa lọc)</w:t>
+      </w:r>
+    </w:p>
+    <w:p>
+      <w:pPr>
+        <w:pStyle w:val="ListParagraph"/>
+        <w:numPr>
+          <w:ilvl w:val="0"/>
+          <w:numId w:val="8"/>
+        </w:numPr>
+        <w:rPr>
+          <w:lang w:val="en-US"/>
+        </w:rPr>
+      </w:pPr>
+      <w:r>
+        <w:rPr>
+          <w:lang w:val="en-US"/>
+        </w:rPr>
+        <w:t>“Allegiance”?</w:t>
+      </w:r>
+    </w:p>
+    <w:p>
+      <w:pPr>
+        <w:pStyle w:val="ListParagraph"/>
+        <w:numPr>
+          <w:ilvl w:val="0"/>
+          <w:numId w:val="2"/>
+        </w:numPr>
+        <w:rPr>
+          <w:lang w:val="en-US"/>
+        </w:rPr>
+      </w:pPr>
+      <w:r>
+        <w:rPr>
+          <w:lang w:val="en-US"/>
+        </w:rPr>
+        <w:t>Lòng trung thành (với cấp trên)</w:t>
+      </w:r>
+    </w:p>
+    <w:p>
+      <w:pPr>
+        <w:pStyle w:val="ListParagraph"/>
+        <w:numPr>
+          <w:ilvl w:val="0"/>
+          <w:numId w:val="8"/>
+        </w:numPr>
+        <w:rPr>
+          <w:lang w:val="en-US"/>
+        </w:rPr>
+      </w:pPr>
+      <w:r>
+        <w:rPr>
+          <w:lang w:val="en-US"/>
+        </w:rPr>
+        <w:t>“Consent”?</w:t>
+      </w:r>
+    </w:p>
+    <w:p>
+      <w:pPr>
+        <w:pStyle w:val="ListParagraph"/>
+        <w:numPr>
+          <w:ilvl w:val="0"/>
+          <w:numId w:val="2"/>
+        </w:numPr>
+        <w:rPr>
+          <w:lang w:val="en-US"/>
+        </w:rPr>
+      </w:pPr>
+      <w:r>
+        <w:rPr>
+          <w:lang w:val="en-US"/>
+        </w:rPr>
+        <w:t>Sự đồng ý</w:t>
+      </w:r>
+    </w:p>
+    <w:p>
+      <w:pPr>
+        <w:pStyle w:val="ListParagraph"/>
+        <w:numPr>
+          <w:ilvl w:val="0"/>
+          <w:numId w:val="8"/>
+        </w:numPr>
+        <w:rPr>
+          <w:lang w:val="en-US"/>
+        </w:rPr>
+      </w:pPr>
+      <w:r>
+        <w:rPr>
+          <w:lang w:val="en-US"/>
+        </w:rPr>
+        <w:t>“Ruthless”?</w:t>
+      </w:r>
+    </w:p>
+    <w:p>
+      <w:pPr>
+        <w:pStyle w:val="ListParagraph"/>
+        <w:numPr>
+          <w:ilvl w:val="0"/>
+          <w:numId w:val="2"/>
+        </w:numPr>
+        <w:rPr>
+          <w:lang w:val="en-US"/>
+        </w:rPr>
+      </w:pPr>
+      <w:r>
+        <w:rPr>
+          <w:lang w:val="en-US"/>
+        </w:rPr>
+        <w:t>Tàn nhẫn</w:t>
+      </w:r>
+    </w:p>
+    <w:p>
+      <w:pPr>
+        <w:pStyle w:val="ListParagraph"/>
+        <w:numPr>
+          <w:ilvl w:val="0"/>
+          <w:numId w:val="8"/>
+        </w:numPr>
+        <w:rPr>
+          <w:lang w:val="en-US"/>
+        </w:rPr>
+      </w:pPr>
+      <w:r>
+        <w:rPr>
+          <w:lang w:val="en-US"/>
+        </w:rPr>
+        <w:t>“Woefully”?</w:t>
+      </w:r>
+    </w:p>
+    <w:p>
+      <w:pPr>
+        <w:pStyle w:val="ListParagraph"/>
+        <w:numPr>
+          <w:ilvl w:val="0"/>
+          <w:numId w:val="2"/>
+        </w:numPr>
+        <w:rPr>
+          <w:lang w:val="en-US"/>
+        </w:rPr>
+      </w:pPr>
+      <w:r>
+        <w:rPr>
+          <w:lang w:val="en-US"/>
+        </w:rPr>
+        <w:t>Một cách tệ hại</w:t>
+      </w:r>
+    </w:p>
+    <w:p>
+      <w:pPr>
+        <w:pStyle w:val="ListParagraph"/>
+        <w:numPr>
+          <w:ilvl w:val="0"/>
+          <w:numId w:val="8"/>
+        </w:numPr>
+        <w:rPr>
+          <w:lang w:val="en-US"/>
+        </w:rPr>
+      </w:pPr>
+      <w:r>
+        <w:rPr>
+          <w:lang w:val="en-US"/>
+        </w:rPr>
+        <w:t>“Underprepared”?</w:t>
+      </w:r>
+    </w:p>
+    <w:p>
+      <w:pPr>
+        <w:pStyle w:val="ListParagraph"/>
+        <w:numPr>
+          <w:ilvl w:val="0"/>
+          <w:numId w:val="2"/>
+        </w:numPr>
+        <w:rPr>
+          <w:lang w:val="en-US"/>
+        </w:rPr>
+      </w:pPr>
+      <w:r>
+        <w:rPr>
+          <w:lang w:val="en-US"/>
+        </w:rPr>
+        <w:t>Chưa chuẩn bị trước</w:t>
+      </w:r>
+    </w:p>
+    <w:p>
+      <w:pPr>
+        <w:pStyle w:val="ListParagraph"/>
+        <w:numPr>
+          <w:ilvl w:val="0"/>
+          <w:numId w:val="8"/>
+        </w:numPr>
+        <w:rPr>
+          <w:lang w:val="en-US"/>
+        </w:rPr>
+      </w:pPr>
+      <w:r>
+        <w:rPr>
+          <w:lang w:val="en-US"/>
+        </w:rPr>
+        <w:t>“Compromise”?</w:t>
+      </w:r>
+    </w:p>
+    <w:p>
+      <w:pPr>
+        <w:pStyle w:val="ListParagraph"/>
+        <w:numPr>
+          <w:ilvl w:val="0"/>
+          <w:numId w:val="2"/>
+        </w:numPr>
+        <w:rPr>
+          <w:lang w:val="en-US"/>
+        </w:rPr>
+      </w:pPr>
+      <w:r>
+        <w:rPr>
+          <w:lang w:val="en-US"/>
+        </w:rPr>
+        <w:t>Thỏa hiệp</w:t>
+      </w:r>
+    </w:p>
+    <w:p>
+      <w:pPr>
+        <w:pStyle w:val="ListParagraph"/>
+        <w:numPr>
+          <w:ilvl w:val="0"/>
+          <w:numId w:val="8"/>
+        </w:numPr>
+        <w:rPr>
+          <w:lang w:val="en-US"/>
+        </w:rPr>
+      </w:pPr>
+      <w:r>
+        <w:rPr>
+          <w:lang w:val="en-US"/>
+        </w:rPr>
+        <w:t>“Assure”?</w:t>
+      </w:r>
+    </w:p>
+    <w:p>
+      <w:pPr>
+        <w:pStyle w:val="ListParagraph"/>
+        <w:numPr>
+          <w:ilvl w:val="0"/>
+          <w:numId w:val="2"/>
+        </w:numPr>
+        <w:rPr>
+          <w:lang w:val="en-US"/>
+        </w:rPr>
+      </w:pPr>
+      <w:r>
+        <w:rPr>
+          <w:lang w:val="en-US"/>
+        </w:rPr>
+        <w:t>Khẳng định</w:t>
+      </w:r>
+    </w:p>
+    <w:p>
+      <w:pPr>
+        <w:pStyle w:val="ListParagraph"/>
+        <w:numPr>
+          <w:ilvl w:val="0"/>
+          <w:numId w:val="8"/>
+        </w:numPr>
+        <w:rPr>
+          <w:lang w:val="en-US"/>
+        </w:rPr>
+      </w:pPr>
+      <w:r>
+        <w:rPr>
+          <w:lang w:val="en-US"/>
+        </w:rPr>
+        <w:t>“Abide By”?</w:t>
+      </w:r>
+    </w:p>
+    <w:p>
+      <w:pPr>
+        <w:pStyle w:val="ListParagraph"/>
+        <w:numPr>
+          <w:ilvl w:val="0"/>
+          <w:numId w:val="2"/>
+        </w:numPr>
+        <w:rPr>
+          <w:lang w:val="en-US"/>
+        </w:rPr>
+      </w:pPr>
+      <w:r>
+        <w:rPr>
+          <w:lang w:val="en-US"/>
+        </w:rPr>
+        <w:t>Chịu những quy tắc của (trườ</w:t>
+      </w:r>
+      <w:r>
+        <w:rPr>
+          <w:lang w:val="en-US"/>
+        </w:rPr>
+        <w:t>ng</w:t>
+      </w:r>
+      <w:r>
+        <w:rPr>
+          <w:lang w:val="en-US"/>
+        </w:rPr>
+        <w:t>)</w:t>
+      </w:r>
+    </w:p>
+    <w:p>
+      <w:pPr>
+        <w:pStyle w:val="ListParagraph"/>
+        <w:numPr>
+          <w:ilvl w:val="0"/>
+          <w:numId w:val="8"/>
+        </w:numPr>
+        <w:rPr>
+          <w:lang w:val="en-US"/>
+        </w:rPr>
+      </w:pPr>
+      <w:r>
+        <w:rPr>
+          <w:lang w:val="en-US"/>
+        </w:rPr>
+        <w:t>“Compelling”?</w:t>
+      </w:r>
+    </w:p>
+    <w:p>
+      <w:pPr>
+        <w:pStyle w:val="ListParagraph"/>
+        <w:numPr>
+          <w:ilvl w:val="0"/>
+          <w:numId w:val="2"/>
+        </w:numPr>
+        <w:rPr>
+          <w:lang w:val="en-US"/>
+        </w:rPr>
+      </w:pPr>
+      <w:r>
+        <w:rPr>
+          <w:lang w:val="en-US"/>
+        </w:rPr>
+        <w:t>Cực hấp dẫn</w:t>
+      </w:r>
+    </w:p>
+    <w:p>
+      <w:pPr>
+        <w:pStyle w:val="ListParagraph"/>
+        <w:numPr>
+          <w:ilvl w:val="0"/>
+          <w:numId w:val="8"/>
+        </w:numPr>
+        <w:rPr>
+          <w:lang w:val="en-US"/>
+        </w:rPr>
+      </w:pPr>
+      <w:r>
+        <w:rPr>
+          <w:lang w:val="en-US"/>
+        </w:rPr>
+        <w:t>“Vague”?</w:t>
+      </w:r>
+    </w:p>
+    <w:p>
+      <w:pPr>
+        <w:pStyle w:val="ListParagraph"/>
+        <w:numPr>
+          <w:ilvl w:val="0"/>
+          <w:numId w:val="2"/>
+        </w:numPr>
+        <w:rPr>
+          <w:lang w:val="en-US"/>
+        </w:rPr>
+      </w:pPr>
+      <w:r>
+        <w:rPr>
+          <w:lang w:val="en-US"/>
+        </w:rPr>
+        <w:t>Mơ hồ</w:t>
+      </w:r>
+    </w:p>
+    <w:p>
+      <w:pPr>
+        <w:pStyle w:val="ListParagraph"/>
+        <w:numPr>
+          <w:ilvl w:val="0"/>
+          <w:numId w:val="8"/>
+        </w:numPr>
+        <w:rPr>
+          <w:lang w:val="en-US"/>
+        </w:rPr>
+      </w:pPr>
+      <w:r>
+        <w:rPr>
+          <w:lang w:val="en-US"/>
+        </w:rPr>
+        <w:t>“Confidential”?</w:t>
+      </w:r>
+    </w:p>
+    <w:p>
+      <w:pPr>
+        <w:pStyle w:val="ListParagraph"/>
+        <w:numPr>
+          <w:ilvl w:val="0"/>
+          <w:numId w:val="2"/>
+        </w:numPr>
+        <w:rPr>
+          <w:lang w:val="en-US"/>
+        </w:rPr>
+      </w:pPr>
+      <w:r>
+        <w:rPr>
+          <w:lang w:val="en-US"/>
+        </w:rPr>
+        <w:t>Bí mật (tài khoản)</w:t>
+      </w:r>
+    </w:p>
+    <w:p>
+      <w:pPr>
+        <w:pStyle w:val="ListParagraph"/>
+        <w:numPr>
+          <w:ilvl w:val="0"/>
+          <w:numId w:val="8"/>
+        </w:numPr>
+        <w:rPr>
+          <w:lang w:val="en-US"/>
+        </w:rPr>
+      </w:pPr>
+      <w:r>
+        <w:rPr>
+          <w:lang w:val="en-US"/>
+        </w:rPr>
+        <w:t>“Decent”?</w:t>
+      </w:r>
+    </w:p>
+    <w:p>
+      <w:pPr>
+        <w:pStyle w:val="ListParagraph"/>
+        <w:numPr>
+          <w:ilvl w:val="0"/>
+          <w:numId w:val="2"/>
+        </w:numPr>
+        <w:rPr>
+          <w:lang w:val="en-US"/>
+        </w:rPr>
+      </w:pPr>
+      <w:r>
+        <w:rPr>
+          <w:lang w:val="en-US"/>
+        </w:rPr>
+        <w:t>Lịch sự</w:t>
+      </w:r>
+    </w:p>
+    <w:p>
+      <w:pPr>
+        <w:pStyle w:val="ListParagraph"/>
+        <w:numPr>
+          <w:ilvl w:val="0"/>
+          <w:numId w:val="8"/>
+        </w:numPr>
+        <w:rPr>
+          <w:lang w:val="en-US"/>
+        </w:rPr>
+      </w:pPr>
+      <w:r>
+        <w:rPr>
+          <w:lang w:val="en-US"/>
+        </w:rPr>
+        <w:t>“Uplifting”?</w:t>
+      </w:r>
+    </w:p>
+    <w:p>
+      <w:pPr>
+        <w:pStyle w:val="ListParagraph"/>
+        <w:numPr>
+          <w:ilvl w:val="0"/>
+          <w:numId w:val="2"/>
+        </w:numPr>
+        <w:rPr>
+          <w:lang w:val="en-US"/>
+        </w:rPr>
+      </w:pPr>
+      <w:r>
+        <w:rPr>
+          <w:lang w:val="en-US"/>
+        </w:rPr>
+        <w:t>Truyền cảm hứng (1 câu chuyện)</w:t>
+      </w:r>
+    </w:p>
+    <w:p>
+      <w:pPr>
+        <w:rPr>
+          <w:lang w:val="en-US"/>
+        </w:rPr>
+      </w:pPr>
+    </w:p>
+    <w:p>
+      <w:pPr>
+        <w:rPr>
+          <w:lang w:val="en-US"/>
+        </w:rPr>
+      </w:pPr>
+      <w:r>
+        <w:rPr>
+          <w:lang w:val="en-US"/>
+        </w:rPr>
+        <w:t>Action – Hành Động:</w:t>
+      </w:r>
+    </w:p>
+    <w:p>
+      <w:pPr>
+        <w:pStyle w:val="ListParagraph"/>
+        <w:numPr>
+          <w:ilvl w:val="0"/>
+          <w:numId w:val="11"/>
+        </w:numPr>
+        <w:rPr>
+          <w:lang w:val="en-US"/>
+        </w:rPr>
+      </w:pPr>
+      <w:r>
+        <w:rPr>
+          <w:lang w:val="en-US"/>
+        </w:rPr>
+        <w:t>“Inflict”?</w:t>
+      </w:r>
+    </w:p>
+    <w:p>
+      <w:pPr>
+        <w:pStyle w:val="ListParagraph"/>
+        <w:numPr>
+          <w:ilvl w:val="0"/>
+          <w:numId w:val="2"/>
+        </w:numPr>
+        <w:rPr>
+          <w:lang w:val="en-US"/>
+        </w:rPr>
+      </w:pPr>
+      <w:r>
+        <w:rPr>
+          <w:lang w:val="en-US"/>
+        </w:rPr>
+        <w:t>Gây ra (thiệt hại)</w:t>
+      </w:r>
+    </w:p>
+    <w:p>
+      <w:pPr>
+        <w:pStyle w:val="ListParagraph"/>
+        <w:numPr>
+          <w:ilvl w:val="0"/>
+          <w:numId w:val="11"/>
+        </w:numPr>
+        <w:rPr>
+          <w:lang w:val="en-US"/>
+        </w:rPr>
+      </w:pPr>
+      <w:r>
+        <w:rPr>
+          <w:lang w:val="en-US"/>
+        </w:rPr>
+        <w:t>“Rejuvenate”?</w:t>
+      </w:r>
+    </w:p>
+    <w:p>
+      <w:pPr>
+        <w:pStyle w:val="ListParagraph"/>
+        <w:numPr>
+          <w:ilvl w:val="0"/>
+          <w:numId w:val="2"/>
+        </w:numPr>
+        <w:rPr>
+          <w:lang w:val="en-US"/>
+        </w:rPr>
+      </w:pPr>
+      <w:r>
+        <w:rPr>
+          <w:lang w:val="en-US"/>
+        </w:rPr>
+        <w:t>Làm trẻ lại (1 cái gì đó)</w:t>
+      </w:r>
+    </w:p>
+    <w:p>
+      <w:pPr>
+        <w:pStyle w:val="ListParagraph"/>
+        <w:numPr>
+          <w:ilvl w:val="0"/>
+          <w:numId w:val="11"/>
+        </w:numPr>
+        <w:rPr>
+          <w:lang w:val="en-US"/>
+        </w:rPr>
+      </w:pPr>
+      <w:r>
+        <w:rPr>
+          <w:lang w:val="en-US"/>
+        </w:rPr>
+        <w:t>“Deed”?</w:t>
+      </w:r>
+    </w:p>
+    <w:p>
+      <w:pPr>
+        <w:pStyle w:val="ListParagraph"/>
+        <w:numPr>
+          <w:ilvl w:val="0"/>
+          <w:numId w:val="2"/>
+        </w:numPr>
+        <w:rPr>
+          <w:lang w:val="en-US"/>
+        </w:rPr>
+      </w:pPr>
+      <w:r>
+        <w:rPr>
+          <w:lang w:val="en-US"/>
+        </w:rPr>
+        <w:t>Hành động (tốt xấu)</w:t>
+      </w:r>
+    </w:p>
+    <w:p>
+      <w:pPr>
+        <w:pStyle w:val="ListParagraph"/>
+        <w:numPr>
+          <w:ilvl w:val="0"/>
+          <w:numId w:val="11"/>
+        </w:numPr>
+        <w:rPr>
+          <w:lang w:val="en-US"/>
+        </w:rPr>
+      </w:pPr>
+      <w:r>
+        <w:rPr>
+          <w:lang w:val="en-US"/>
+        </w:rPr>
+        <w:t>“Hypnotize”?</w:t>
+      </w:r>
+    </w:p>
+    <w:p>
+      <w:pPr>
+        <w:pStyle w:val="ListParagraph"/>
+        <w:numPr>
+          <w:ilvl w:val="0"/>
+          <w:numId w:val="2"/>
+        </w:numPr>
+        <w:rPr>
+          <w:lang w:val="en-US"/>
+        </w:rPr>
+      </w:pPr>
+      <w:r>
+        <w:rPr>
+          <w:lang w:val="en-US"/>
+        </w:rPr>
+        <w:t>Thôi miên (ai đó)</w:t>
+      </w:r>
+    </w:p>
+    <w:p>
+      <w:pPr>
+        <w:pStyle w:val="ListParagraph"/>
+        <w:numPr>
+          <w:ilvl w:val="0"/>
+          <w:numId w:val="11"/>
+        </w:numPr>
+        <w:rPr>
+          <w:lang w:val="en-US"/>
+        </w:rPr>
+      </w:pPr>
+      <w:r>
+        <w:rPr>
+          <w:lang w:val="en-US"/>
+        </w:rPr>
+        <w:t>“Retain”?</w:t>
+      </w:r>
+    </w:p>
+    <w:p>
+      <w:pPr>
+        <w:pStyle w:val="ListParagraph"/>
+        <w:numPr>
+          <w:ilvl w:val="0"/>
+          <w:numId w:val="2"/>
+        </w:numPr>
+        <w:rPr>
+          <w:lang w:val="en-US"/>
+        </w:rPr>
+      </w:pPr>
+      <w:r>
+        <w:rPr>
+          <w:lang w:val="en-US"/>
+        </w:rPr>
+        <w:t>Níu giữ (1 cái gì đó để nó không mất đi)</w:t>
+      </w:r>
+    </w:p>
+    <w:p>
+      <w:pPr>
+        <w:pStyle w:val="ListParagraph"/>
+        <w:numPr>
+          <w:ilvl w:val="0"/>
+          <w:numId w:val="11"/>
+        </w:numPr>
+        <w:rPr>
+          <w:lang w:val="en-US"/>
+        </w:rPr>
+      </w:pPr>
+      <w:r>
+        <w:rPr>
+          <w:lang w:val="en-US"/>
+        </w:rPr>
+        <w:t>“Annotate”?</w:t>
+      </w:r>
+    </w:p>
+    <w:p>
+      <w:pPr>
+        <w:pStyle w:val="ListParagraph"/>
+        <w:numPr>
+          <w:ilvl w:val="0"/>
+          <w:numId w:val="2"/>
+        </w:numPr>
+        <w:rPr>
+          <w:lang w:val="en-US"/>
+        </w:rPr>
+      </w:pPr>
+      <w:r>
+        <w:rPr>
+          <w:lang w:val="en-US"/>
+        </w:rPr>
+        <w:t>Ghi chú</w:t>
+      </w:r>
+    </w:p>
+    <w:p>
+      <w:pPr>
+        <w:pStyle w:val="ListParagraph"/>
+        <w:numPr>
+          <w:ilvl w:val="0"/>
+          <w:numId w:val="11"/>
+        </w:numPr>
+        <w:rPr>
+          <w:lang w:val="en-US"/>
+        </w:rPr>
+      </w:pPr>
+      <w:r>
+        <w:rPr>
+          <w:lang w:val="en-US"/>
+        </w:rPr>
+        <w:t>“Facilitate”?</w:t>
+      </w:r>
+    </w:p>
+    <w:p>
+      <w:pPr>
+        <w:pStyle w:val="ListParagraph"/>
+        <w:numPr>
+          <w:ilvl w:val="0"/>
+          <w:numId w:val="2"/>
+        </w:numPr>
+        <w:rPr>
+          <w:lang w:val="en-US"/>
+        </w:rPr>
+      </w:pPr>
+      <w:r>
+        <w:rPr>
+          <w:lang w:val="en-US"/>
+        </w:rPr>
+        <w:t>Làm cho dễ thở hơn (1 việc gì đó)</w:t>
+      </w:r>
+    </w:p>
+    <w:p>
+      <w:pPr>
+        <w:pStyle w:val="ListParagraph"/>
+        <w:numPr>
+          <w:ilvl w:val="0"/>
+          <w:numId w:val="11"/>
+        </w:numPr>
+        <w:rPr>
+          <w:lang w:val="en-US"/>
+        </w:rPr>
+      </w:pPr>
+      <w:r>
+        <w:rPr>
+          <w:lang w:val="en-US"/>
+        </w:rPr>
+        <w:t>“Grasp”?</w:t>
+      </w:r>
+    </w:p>
+    <w:p>
+      <w:pPr>
+        <w:pStyle w:val="ListParagraph"/>
+        <w:numPr>
+          <w:ilvl w:val="0"/>
+          <w:numId w:val="2"/>
+        </w:numPr>
+        <w:rPr>
+          <w:lang w:val="en-US"/>
+        </w:rPr>
+      </w:pPr>
+      <w:r>
+        <w:rPr>
+          <w:lang w:val="en-US"/>
+        </w:rPr>
         <w:lastRenderedPageBreak/>
-        <w:t>Chân thành (không lừa lọc)</w:t>
-      </w:r>
-    </w:p>
-    <w:p>
-      <w:pPr>
-        <w:pStyle w:val="ListParagraph"/>
-        <w:numPr>
-          <w:ilvl w:val="0"/>
-          <w:numId w:val="8"/>
-        </w:numPr>
-        <w:rPr>
-          <w:lang w:val="en-US"/>
-        </w:rPr>
-      </w:pPr>
-      <w:r>
-        <w:rPr>
-          <w:lang w:val="en-US"/>
-        </w:rPr>
-        <w:t>“Allegiance”?</w:t>
-      </w:r>
-    </w:p>
-    <w:p>
-      <w:pPr>
-        <w:pStyle w:val="ListParagraph"/>
-        <w:numPr>
-          <w:ilvl w:val="0"/>
-          <w:numId w:val="2"/>
-        </w:numPr>
-        <w:rPr>
-          <w:lang w:val="en-US"/>
-        </w:rPr>
-      </w:pPr>
-      <w:r>
-        <w:rPr>
-          <w:lang w:val="en-US"/>
-        </w:rPr>
-        <w:t>Lòng trung thành (với cấp trên)</w:t>
-      </w:r>
-    </w:p>
-    <w:p>
-      <w:pPr>
-        <w:pStyle w:val="ListParagraph"/>
-        <w:numPr>
-          <w:ilvl w:val="0"/>
-          <w:numId w:val="8"/>
-        </w:numPr>
-        <w:rPr>
-          <w:lang w:val="en-US"/>
-        </w:rPr>
-      </w:pPr>
-      <w:r>
-        <w:rPr>
-          <w:lang w:val="en-US"/>
-        </w:rPr>
-        <w:t>“Consent”?</w:t>
-      </w:r>
-    </w:p>
-    <w:p>
-      <w:pPr>
-        <w:pStyle w:val="ListParagraph"/>
-        <w:numPr>
-          <w:ilvl w:val="0"/>
-          <w:numId w:val="2"/>
-        </w:numPr>
-        <w:rPr>
-          <w:lang w:val="en-US"/>
-        </w:rPr>
-      </w:pPr>
-      <w:r>
-        <w:rPr>
-          <w:lang w:val="en-US"/>
-        </w:rPr>
-        <w:t>Sự đồng ý</w:t>
-      </w:r>
-    </w:p>
-    <w:p>
-      <w:pPr>
-        <w:pStyle w:val="ListParagraph"/>
-        <w:numPr>
-          <w:ilvl w:val="0"/>
-          <w:numId w:val="8"/>
-        </w:numPr>
-        <w:rPr>
-          <w:lang w:val="en-US"/>
-        </w:rPr>
-      </w:pPr>
-      <w:r>
-        <w:rPr>
-          <w:lang w:val="en-US"/>
-        </w:rPr>
-        <w:t>“Ruthless”?</w:t>
-      </w:r>
-    </w:p>
-    <w:p>
-      <w:pPr>
-        <w:pStyle w:val="ListParagraph"/>
-        <w:numPr>
-          <w:ilvl w:val="0"/>
-          <w:numId w:val="2"/>
-        </w:numPr>
-        <w:rPr>
-          <w:lang w:val="en-US"/>
-        </w:rPr>
-      </w:pPr>
-      <w:r>
-        <w:rPr>
-          <w:lang w:val="en-US"/>
-        </w:rPr>
-        <w:t>Tàn nhẫn</w:t>
-      </w:r>
-    </w:p>
-    <w:p>
-      <w:pPr>
-        <w:pStyle w:val="ListParagraph"/>
-        <w:numPr>
-          <w:ilvl w:val="0"/>
-          <w:numId w:val="8"/>
-        </w:numPr>
-        <w:rPr>
-          <w:lang w:val="en-US"/>
-        </w:rPr>
-      </w:pPr>
-      <w:r>
-        <w:rPr>
-          <w:lang w:val="en-US"/>
-        </w:rPr>
-        <w:t>“Woefully”?</w:t>
-      </w:r>
-    </w:p>
-    <w:p>
-      <w:pPr>
-        <w:pStyle w:val="ListParagraph"/>
-        <w:numPr>
-          <w:ilvl w:val="0"/>
-          <w:numId w:val="2"/>
-        </w:numPr>
-        <w:rPr>
-          <w:lang w:val="en-US"/>
-        </w:rPr>
-      </w:pPr>
-      <w:r>
-        <w:rPr>
-          <w:lang w:val="en-US"/>
-        </w:rPr>
-        <w:t>Một cách tệ hại</w:t>
-      </w:r>
-    </w:p>
-    <w:p>
-      <w:pPr>
-        <w:pStyle w:val="ListParagraph"/>
-        <w:numPr>
-          <w:ilvl w:val="0"/>
-          <w:numId w:val="8"/>
-        </w:numPr>
-        <w:rPr>
-          <w:lang w:val="en-US"/>
-        </w:rPr>
-      </w:pPr>
-      <w:r>
-        <w:rPr>
-          <w:lang w:val="en-US"/>
-        </w:rPr>
-        <w:t>“Underprepared”?</w:t>
-      </w:r>
-    </w:p>
-    <w:p>
-      <w:pPr>
-        <w:pStyle w:val="ListParagraph"/>
-        <w:numPr>
-          <w:ilvl w:val="0"/>
-          <w:numId w:val="2"/>
-        </w:numPr>
-        <w:rPr>
-          <w:lang w:val="en-US"/>
-        </w:rPr>
-      </w:pPr>
-      <w:r>
-        <w:rPr>
-          <w:lang w:val="en-US"/>
-        </w:rPr>
-        <w:t>Chưa chuẩn bị trước</w:t>
-      </w:r>
-    </w:p>
-    <w:p>
-      <w:pPr>
-        <w:pStyle w:val="ListParagraph"/>
-        <w:numPr>
-          <w:ilvl w:val="0"/>
-          <w:numId w:val="8"/>
-        </w:numPr>
-        <w:rPr>
-          <w:lang w:val="en-US"/>
-        </w:rPr>
-      </w:pPr>
-      <w:r>
-        <w:rPr>
-          <w:lang w:val="en-US"/>
-        </w:rPr>
-        <w:t>“Compromise”?</w:t>
-      </w:r>
-    </w:p>
-    <w:p>
-      <w:pPr>
-        <w:pStyle w:val="ListParagraph"/>
-        <w:numPr>
-          <w:ilvl w:val="0"/>
-          <w:numId w:val="2"/>
-        </w:numPr>
-        <w:rPr>
-          <w:lang w:val="en-US"/>
-        </w:rPr>
-      </w:pPr>
-      <w:r>
-        <w:rPr>
-          <w:lang w:val="en-US"/>
-        </w:rPr>
-        <w:t>Thỏa hiệp</w:t>
-      </w:r>
-    </w:p>
-    <w:p>
-      <w:pPr>
-        <w:pStyle w:val="ListParagraph"/>
-        <w:numPr>
-          <w:ilvl w:val="0"/>
-          <w:numId w:val="8"/>
-        </w:numPr>
-        <w:rPr>
-          <w:lang w:val="en-US"/>
-        </w:rPr>
-      </w:pPr>
-      <w:r>
-        <w:rPr>
-          <w:lang w:val="en-US"/>
-        </w:rPr>
-        <w:t>“Assure”?</w:t>
-      </w:r>
-    </w:p>
-    <w:p>
-      <w:pPr>
-        <w:pStyle w:val="ListParagraph"/>
-        <w:numPr>
-          <w:ilvl w:val="0"/>
-          <w:numId w:val="2"/>
-        </w:numPr>
-        <w:rPr>
-          <w:lang w:val="en-US"/>
-        </w:rPr>
-      </w:pPr>
-      <w:r>
-        <w:rPr>
-          <w:lang w:val="en-US"/>
-        </w:rPr>
-        <w:t>Khẳng định</w:t>
-      </w:r>
-    </w:p>
-    <w:p>
-      <w:pPr>
-        <w:pStyle w:val="ListParagraph"/>
-        <w:numPr>
-          <w:ilvl w:val="0"/>
-          <w:numId w:val="8"/>
-        </w:numPr>
-        <w:rPr>
-          <w:lang w:val="en-US"/>
-        </w:rPr>
-      </w:pPr>
-      <w:r>
-        <w:rPr>
-          <w:lang w:val="en-US"/>
-        </w:rPr>
-        <w:t>“Abide By”?</w:t>
-      </w:r>
-    </w:p>
-    <w:p>
-      <w:pPr>
-        <w:pStyle w:val="ListParagraph"/>
-        <w:numPr>
-          <w:ilvl w:val="0"/>
-          <w:numId w:val="2"/>
-        </w:numPr>
-        <w:rPr>
-          <w:lang w:val="en-US"/>
-        </w:rPr>
-      </w:pPr>
-      <w:r>
-        <w:rPr>
-          <w:lang w:val="en-US"/>
-        </w:rPr>
-        <w:t>Chịu những quy tắc của (trườ</w:t>
-      </w:r>
-      <w:r>
-        <w:rPr>
-          <w:lang w:val="en-US"/>
-        </w:rPr>
-        <w:t>ng</w:t>
-      </w:r>
-      <w:r>
-        <w:rPr>
-          <w:lang w:val="en-US"/>
-        </w:rPr>
-        <w:t>)</w:t>
-      </w:r>
-    </w:p>
-    <w:p>
-      <w:pPr>
-        <w:pStyle w:val="ListParagraph"/>
-        <w:numPr>
-          <w:ilvl w:val="0"/>
-          <w:numId w:val="8"/>
-        </w:numPr>
-        <w:rPr>
-          <w:lang w:val="en-US"/>
-        </w:rPr>
-      </w:pPr>
-      <w:r>
-        <w:rPr>
-          <w:lang w:val="en-US"/>
-        </w:rPr>
-        <w:t>“Compelling”?</w:t>
-      </w:r>
-    </w:p>
-    <w:p>
-      <w:pPr>
-        <w:pStyle w:val="ListParagraph"/>
-        <w:numPr>
-          <w:ilvl w:val="0"/>
-          <w:numId w:val="2"/>
-        </w:numPr>
-        <w:rPr>
-          <w:lang w:val="en-US"/>
-        </w:rPr>
-      </w:pPr>
-      <w:r>
-        <w:rPr>
-          <w:lang w:val="en-US"/>
-        </w:rPr>
-        <w:t>Cực hấp dẫn</w:t>
-      </w:r>
-    </w:p>
-    <w:p>
-      <w:pPr>
-        <w:pStyle w:val="ListParagraph"/>
-        <w:numPr>
-          <w:ilvl w:val="0"/>
-          <w:numId w:val="8"/>
-        </w:numPr>
-        <w:rPr>
-          <w:lang w:val="en-US"/>
-        </w:rPr>
-      </w:pPr>
-      <w:r>
-        <w:rPr>
-          <w:lang w:val="en-US"/>
-        </w:rPr>
-        <w:t>“Vague”?</w:t>
-      </w:r>
-    </w:p>
-    <w:p>
-      <w:pPr>
-        <w:pStyle w:val="ListParagraph"/>
-        <w:numPr>
-          <w:ilvl w:val="0"/>
-          <w:numId w:val="2"/>
-        </w:numPr>
-        <w:rPr>
-          <w:lang w:val="en-US"/>
-        </w:rPr>
-      </w:pPr>
-      <w:r>
-        <w:rPr>
-          <w:lang w:val="en-US"/>
-        </w:rPr>
-        <w:t>Mơ hồ</w:t>
-      </w:r>
-    </w:p>
-    <w:p>
-      <w:pPr>
-        <w:pStyle w:val="ListParagraph"/>
-        <w:numPr>
-          <w:ilvl w:val="0"/>
-          <w:numId w:val="8"/>
-        </w:numPr>
-        <w:rPr>
-          <w:lang w:val="en-US"/>
-        </w:rPr>
-      </w:pPr>
-      <w:r>
-        <w:rPr>
-          <w:lang w:val="en-US"/>
-        </w:rPr>
-        <w:t>“Confidential”?</w:t>
-      </w:r>
-    </w:p>
-    <w:p>
-      <w:pPr>
-        <w:pStyle w:val="ListParagraph"/>
-        <w:numPr>
-          <w:ilvl w:val="0"/>
-          <w:numId w:val="2"/>
-        </w:numPr>
-        <w:rPr>
-          <w:lang w:val="en-US"/>
-        </w:rPr>
-      </w:pPr>
-      <w:r>
-        <w:rPr>
-          <w:lang w:val="en-US"/>
-        </w:rPr>
-        <w:t>Bí mật (tài khoản)</w:t>
-      </w:r>
-    </w:p>
-    <w:p>
-      <w:pPr>
-        <w:pStyle w:val="ListParagraph"/>
-        <w:numPr>
-          <w:ilvl w:val="0"/>
-          <w:numId w:val="8"/>
-        </w:numPr>
-        <w:rPr>
-          <w:lang w:val="en-US"/>
-        </w:rPr>
-      </w:pPr>
-      <w:r>
-        <w:rPr>
-          <w:lang w:val="en-US"/>
-        </w:rPr>
-        <w:t>“Decent”?</w:t>
-      </w:r>
-    </w:p>
-    <w:p>
-      <w:pPr>
-        <w:pStyle w:val="ListParagraph"/>
-        <w:numPr>
-          <w:ilvl w:val="0"/>
-          <w:numId w:val="2"/>
-        </w:numPr>
-        <w:rPr>
-          <w:lang w:val="en-US"/>
-        </w:rPr>
-      </w:pPr>
-      <w:r>
-        <w:rPr>
-          <w:lang w:val="en-US"/>
-        </w:rPr>
-        <w:t>Lịch sự</w:t>
-      </w:r>
-    </w:p>
-    <w:p>
-      <w:pPr>
-        <w:pStyle w:val="ListParagraph"/>
-        <w:numPr>
-          <w:ilvl w:val="0"/>
-          <w:numId w:val="8"/>
-        </w:numPr>
-        <w:rPr>
-          <w:lang w:val="en-US"/>
-        </w:rPr>
-      </w:pPr>
-      <w:r>
-        <w:rPr>
-          <w:lang w:val="en-US"/>
-        </w:rPr>
-        <w:t>“Uplifting”?</w:t>
-      </w:r>
-    </w:p>
-    <w:p>
-      <w:pPr>
-        <w:pStyle w:val="ListParagraph"/>
-        <w:numPr>
-          <w:ilvl w:val="0"/>
-          <w:numId w:val="2"/>
-        </w:numPr>
-        <w:rPr>
-          <w:lang w:val="en-US"/>
-        </w:rPr>
-      </w:pPr>
-      <w:r>
-        <w:rPr>
-          <w:lang w:val="en-US"/>
-        </w:rPr>
-        <w:t>Truyền cảm hứng (1 câu chuyện)</w:t>
-      </w:r>
-    </w:p>
-    <w:p>
-      <w:pPr>
-        <w:rPr>
-          <w:lang w:val="en-US"/>
-        </w:rPr>
-      </w:pPr>
-    </w:p>
-    <w:p>
-      <w:pPr>
-        <w:rPr>
-          <w:lang w:val="en-US"/>
-        </w:rPr>
-      </w:pPr>
-      <w:r>
-        <w:rPr>
-          <w:lang w:val="en-US"/>
-        </w:rPr>
-        <w:t>Action – Hành Động:</w:t>
+        <w:t>Nắm chặt</w:t>
       </w:r>
     </w:p>
     <w:p>
@@ -2837,25 +3162,25 @@
         <w:rPr>
           <w:lang w:val="en-US"/>
         </w:rPr>
-        <w:t>“Inflict”?</w:t>
-      </w:r>
-    </w:p>
-    <w:p>
-      <w:pPr>
-        <w:pStyle w:val="ListParagraph"/>
-        <w:numPr>
-          <w:ilvl w:val="0"/>
-          <w:numId w:val="2"/>
-        </w:numPr>
-        <w:rPr>
-          <w:lang w:val="en-US"/>
-        </w:rPr>
-      </w:pPr>
-      <w:r>
-        <w:rPr>
-          <w:lang w:val="en-US"/>
-        </w:rPr>
-        <w:t>Gây ra (thiệt hại)</w:t>
+        <w:t>“Plague”?</w:t>
+      </w:r>
+    </w:p>
+    <w:p>
+      <w:pPr>
+        <w:pStyle w:val="ListParagraph"/>
+        <w:numPr>
+          <w:ilvl w:val="0"/>
+          <w:numId w:val="2"/>
+        </w:numPr>
+        <w:rPr>
+          <w:lang w:val="en-US"/>
+        </w:rPr>
+      </w:pPr>
+      <w:r>
+        <w:rPr>
+          <w:lang w:val="en-US"/>
+        </w:rPr>
+        <w:t>Gây đau khổ (cho ai đó)</w:t>
       </w:r>
     </w:p>
     <w:p>
@@ -2873,25 +3198,31 @@
         <w:rPr>
           <w:lang w:val="en-US"/>
         </w:rPr>
-        <w:t>“Rejuvenate”?</w:t>
-      </w:r>
-    </w:p>
-    <w:p>
-      <w:pPr>
-        <w:pStyle w:val="ListParagraph"/>
-        <w:numPr>
-          <w:ilvl w:val="0"/>
-          <w:numId w:val="2"/>
-        </w:numPr>
-        <w:rPr>
-          <w:lang w:val="en-US"/>
-        </w:rPr>
-      </w:pPr>
-      <w:r>
-        <w:rPr>
-          <w:lang w:val="en-US"/>
-        </w:rPr>
-        <w:t>Làm trẻ lại (1 cái gì đó)</w:t>
+        <w:t>“Dictate”?</w:t>
+      </w:r>
+    </w:p>
+    <w:p>
+      <w:pPr>
+        <w:pStyle w:val="ListParagraph"/>
+        <w:numPr>
+          <w:ilvl w:val="0"/>
+          <w:numId w:val="2"/>
+        </w:numPr>
+        <w:rPr>
+          <w:lang w:val="en-US"/>
+        </w:rPr>
+      </w:pPr>
+      <w:r>
+        <w:rPr>
+          <w:lang w:val="en-US"/>
+        </w:rPr>
+        <w:t>Quyết định</w:t>
+      </w:r>
+      <w:r>
+        <w:rPr>
+          <w:lang w:val="en-US"/>
+        </w:rPr>
+        <w:t xml:space="preserve"> (tương lai hay gì đó)</w:t>
       </w:r>
     </w:p>
     <w:p>
@@ -2909,25 +3240,25 @@
         <w:rPr>
           <w:lang w:val="en-US"/>
         </w:rPr>
-        <w:t>“Deed”?</w:t>
-      </w:r>
-    </w:p>
-    <w:p>
-      <w:pPr>
-        <w:pStyle w:val="ListParagraph"/>
-        <w:numPr>
-          <w:ilvl w:val="0"/>
-          <w:numId w:val="2"/>
-        </w:numPr>
-        <w:rPr>
-          <w:lang w:val="en-US"/>
-        </w:rPr>
-      </w:pPr>
-      <w:r>
-        <w:rPr>
-          <w:lang w:val="en-US"/>
-        </w:rPr>
-        <w:t>Hành động (tốt xấu)</w:t>
+        <w:t>“Reservation”?</w:t>
+      </w:r>
+    </w:p>
+    <w:p>
+      <w:pPr>
+        <w:pStyle w:val="ListParagraph"/>
+        <w:numPr>
+          <w:ilvl w:val="0"/>
+          <w:numId w:val="2"/>
+        </w:numPr>
+        <w:rPr>
+          <w:lang w:val="en-US"/>
+        </w:rPr>
+      </w:pPr>
+      <w:r>
+        <w:rPr>
+          <w:lang w:val="en-US"/>
+        </w:rPr>
+        <w:t>Sự đặt (phòng, bữa tối)</w:t>
       </w:r>
     </w:p>
     <w:p>
@@ -2945,25 +3276,25 @@
         <w:rPr>
           <w:lang w:val="en-US"/>
         </w:rPr>
-        <w:t>“Hypnotize”?</w:t>
-      </w:r>
-    </w:p>
-    <w:p>
-      <w:pPr>
-        <w:pStyle w:val="ListParagraph"/>
-        <w:numPr>
-          <w:ilvl w:val="0"/>
-          <w:numId w:val="2"/>
-        </w:numPr>
-        <w:rPr>
-          <w:lang w:val="en-US"/>
-        </w:rPr>
-      </w:pPr>
-      <w:r>
-        <w:rPr>
-          <w:lang w:val="en-US"/>
-        </w:rPr>
-        <w:t>Thôi miên (ai đó)</w:t>
+        <w:t>“Engage”?</w:t>
+      </w:r>
+    </w:p>
+    <w:p>
+      <w:pPr>
+        <w:pStyle w:val="ListParagraph"/>
+        <w:numPr>
+          <w:ilvl w:val="0"/>
+          <w:numId w:val="2"/>
+        </w:numPr>
+        <w:rPr>
+          <w:lang w:val="en-US"/>
+        </w:rPr>
+      </w:pPr>
+      <w:r>
+        <w:rPr>
+          <w:lang w:val="en-US"/>
+        </w:rPr>
+        <w:t>Có mặt (tại công việc nào đó)</w:t>
       </w:r>
     </w:p>
     <w:p>
@@ -2981,25 +3312,25 @@
         <w:rPr>
           <w:lang w:val="en-US"/>
         </w:rPr>
-        <w:t>“Retain”?</w:t>
-      </w:r>
-    </w:p>
-    <w:p>
-      <w:pPr>
-        <w:pStyle w:val="ListParagraph"/>
-        <w:numPr>
-          <w:ilvl w:val="0"/>
-          <w:numId w:val="2"/>
-        </w:numPr>
-        <w:rPr>
-          <w:lang w:val="en-US"/>
-        </w:rPr>
-      </w:pPr>
-      <w:r>
-        <w:rPr>
-          <w:lang w:val="en-US"/>
-        </w:rPr>
-        <w:t>Níu giữ (1 cái gì đó để nó không mất đi)</w:t>
+        <w:t>“Dispute”?</w:t>
+      </w:r>
+    </w:p>
+    <w:p>
+      <w:pPr>
+        <w:pStyle w:val="ListParagraph"/>
+        <w:numPr>
+          <w:ilvl w:val="0"/>
+          <w:numId w:val="2"/>
+        </w:numPr>
+        <w:rPr>
+          <w:lang w:val="en-US"/>
+        </w:rPr>
+      </w:pPr>
+      <w:r>
+        <w:rPr>
+          <w:lang w:val="en-US"/>
+        </w:rPr>
+        <w:t>Tranh luận gay gắt</w:t>
       </w:r>
     </w:p>
     <w:p>
@@ -3017,25 +3348,25 @@
         <w:rPr>
           <w:lang w:val="en-US"/>
         </w:rPr>
-        <w:t>“Annotate”?</w:t>
-      </w:r>
-    </w:p>
-    <w:p>
-      <w:pPr>
-        <w:pStyle w:val="ListParagraph"/>
-        <w:numPr>
-          <w:ilvl w:val="0"/>
-          <w:numId w:val="2"/>
-        </w:numPr>
-        <w:rPr>
-          <w:lang w:val="en-US"/>
-        </w:rPr>
-      </w:pPr>
-      <w:r>
-        <w:rPr>
-          <w:lang w:val="en-US"/>
-        </w:rPr>
-        <w:t>Ghi chú</w:t>
+        <w:t>“Promote”?</w:t>
+      </w:r>
+    </w:p>
+    <w:p>
+      <w:pPr>
+        <w:pStyle w:val="ListParagraph"/>
+        <w:numPr>
+          <w:ilvl w:val="0"/>
+          <w:numId w:val="2"/>
+        </w:numPr>
+        <w:rPr>
+          <w:lang w:val="en-US"/>
+        </w:rPr>
+      </w:pPr>
+      <w:r>
+        <w:rPr>
+          <w:lang w:val="en-US"/>
+        </w:rPr>
+        <w:t>Cổ động</w:t>
       </w:r>
     </w:p>
     <w:p>
@@ -3053,25 +3384,25 @@
         <w:rPr>
           <w:lang w:val="en-US"/>
         </w:rPr>
-        <w:t>“Facilitate”?</w:t>
-      </w:r>
-    </w:p>
-    <w:p>
-      <w:pPr>
-        <w:pStyle w:val="ListParagraph"/>
-        <w:numPr>
-          <w:ilvl w:val="0"/>
-          <w:numId w:val="2"/>
-        </w:numPr>
-        <w:rPr>
-          <w:lang w:val="en-US"/>
-        </w:rPr>
-      </w:pPr>
-      <w:r>
-        <w:rPr>
-          <w:lang w:val="en-US"/>
-        </w:rPr>
-        <w:t>Làm cho dễ thở hơn (1 việc gì đó)</w:t>
+        <w:t>“Complement”?</w:t>
+      </w:r>
+    </w:p>
+    <w:p>
+      <w:pPr>
+        <w:pStyle w:val="ListParagraph"/>
+        <w:numPr>
+          <w:ilvl w:val="0"/>
+          <w:numId w:val="2"/>
+        </w:numPr>
+        <w:rPr>
+          <w:lang w:val="en-US"/>
+        </w:rPr>
+      </w:pPr>
+      <w:r>
+        <w:rPr>
+          <w:lang w:val="en-US"/>
+        </w:rPr>
+        <w:t>Tô điểm (làm thứ gì đó tốt hơn)</w:t>
       </w:r>
     </w:p>
     <w:p>
@@ -3089,25 +3420,25 @@
         <w:rPr>
           <w:lang w:val="en-US"/>
         </w:rPr>
-        <w:t>“Grasp”?</w:t>
-      </w:r>
-    </w:p>
-    <w:p>
-      <w:pPr>
-        <w:pStyle w:val="ListParagraph"/>
-        <w:numPr>
-          <w:ilvl w:val="0"/>
-          <w:numId w:val="2"/>
-        </w:numPr>
-        <w:rPr>
-          <w:lang w:val="en-US"/>
-        </w:rPr>
-      </w:pPr>
-      <w:r>
-        <w:rPr>
-          <w:lang w:val="en-US"/>
-        </w:rPr>
-        <w:t>Nắm chặt</w:t>
+        <w:t>“Consolidate”?</w:t>
+      </w:r>
+    </w:p>
+    <w:p>
+      <w:pPr>
+        <w:pStyle w:val="ListParagraph"/>
+        <w:numPr>
+          <w:ilvl w:val="0"/>
+          <w:numId w:val="2"/>
+        </w:numPr>
+        <w:rPr>
+          <w:lang w:val="en-US"/>
+        </w:rPr>
+      </w:pPr>
+      <w:r>
+        <w:rPr>
+          <w:lang w:val="en-US"/>
+        </w:rPr>
+        <w:t>Củng cố (thứ gì đó = cách hợp nhiều cái lại)</w:t>
       </w:r>
     </w:p>
     <w:p>
@@ -3125,15 +3456,433 @@
         <w:rPr>
           <w:lang w:val="en-US"/>
         </w:rPr>
-        <w:t>“Plague”?</w:t>
-      </w:r>
-    </w:p>
-    <w:p>
-      <w:pPr>
-        <w:pStyle w:val="ListParagraph"/>
-        <w:numPr>
-          <w:ilvl w:val="0"/>
-          <w:numId w:val="2"/>
+        <w:t>“Prop Open”?</w:t>
+      </w:r>
+    </w:p>
+    <w:p>
+      <w:pPr>
+        <w:pStyle w:val="ListParagraph"/>
+        <w:numPr>
+          <w:ilvl w:val="0"/>
+          <w:numId w:val="2"/>
+        </w:numPr>
+        <w:rPr>
+          <w:lang w:val="en-US"/>
+        </w:rPr>
+      </w:pPr>
+      <w:r>
+        <w:rPr>
+          <w:lang w:val="en-US"/>
+        </w:rPr>
+        <w:t>Giữ mở (đặt thứ gì đó chặn cửa để nó khỏi đóng lại)</w:t>
+      </w:r>
+    </w:p>
+    <w:p>
+      <w:pPr>
+        <w:pStyle w:val="ListParagraph"/>
+        <w:numPr>
+          <w:ilvl w:val="0"/>
+          <w:numId w:val="11"/>
+        </w:numPr>
+        <w:rPr>
+          <w:lang w:val="en-US"/>
+        </w:rPr>
+      </w:pPr>
+      <w:r>
+        <w:rPr>
+          <w:lang w:val="en-US"/>
+        </w:rPr>
+        <w:t>“Fold”?</w:t>
+      </w:r>
+    </w:p>
+    <w:p>
+      <w:pPr>
+        <w:pStyle w:val="ListParagraph"/>
+        <w:numPr>
+          <w:ilvl w:val="0"/>
+          <w:numId w:val="2"/>
+        </w:numPr>
+        <w:rPr>
+          <w:lang w:val="en-US"/>
+        </w:rPr>
+      </w:pPr>
+      <w:r>
+        <w:rPr>
+          <w:lang w:val="en-US"/>
+        </w:rPr>
+        <w:t>Gấp lại (khăn, giấy)</w:t>
+      </w:r>
+    </w:p>
+    <w:p>
+      <w:pPr>
+        <w:pStyle w:val="ListParagraph"/>
+        <w:numPr>
+          <w:ilvl w:val="0"/>
+          <w:numId w:val="11"/>
+        </w:numPr>
+        <w:rPr>
+          <w:lang w:val="en-US"/>
+        </w:rPr>
+      </w:pPr>
+      <w:r>
+        <w:rPr>
+          <w:lang w:val="en-US"/>
+        </w:rPr>
+        <w:t>“Publish”?</w:t>
+      </w:r>
+    </w:p>
+    <w:p>
+      <w:pPr>
+        <w:pStyle w:val="ListParagraph"/>
+        <w:numPr>
+          <w:ilvl w:val="0"/>
+          <w:numId w:val="2"/>
+        </w:numPr>
+        <w:rPr>
+          <w:lang w:val="en-US"/>
+        </w:rPr>
+      </w:pPr>
+      <w:r>
+        <w:rPr>
+          <w:lang w:val="en-US"/>
+        </w:rPr>
+        <w:t>Xuất bản (sách)</w:t>
+      </w:r>
+    </w:p>
+    <w:p>
+      <w:pPr>
+        <w:pStyle w:val="ListParagraph"/>
+        <w:numPr>
+          <w:ilvl w:val="0"/>
+          <w:numId w:val="11"/>
+        </w:numPr>
+        <w:rPr>
+          <w:lang w:val="en-US"/>
+        </w:rPr>
+      </w:pPr>
+      <w:r>
+        <w:rPr>
+          <w:lang w:val="en-US"/>
+        </w:rPr>
+        <w:t>“Clarify”?</w:t>
+      </w:r>
+    </w:p>
+    <w:p>
+      <w:pPr>
+        <w:pStyle w:val="ListParagraph"/>
+        <w:numPr>
+          <w:ilvl w:val="0"/>
+          <w:numId w:val="2"/>
+        </w:numPr>
+        <w:rPr>
+          <w:lang w:val="en-US"/>
+        </w:rPr>
+      </w:pPr>
+      <w:r>
+        <w:rPr>
+          <w:lang w:val="en-US"/>
+        </w:rPr>
+        <w:t>Đính chính lại (làm cho bớt hoang mang)</w:t>
+      </w:r>
+    </w:p>
+    <w:p>
+      <w:pPr>
+        <w:rPr>
+          <w:lang w:val="en-US"/>
+        </w:rPr>
+      </w:pPr>
+    </w:p>
+    <w:p>
+      <w:pPr>
+        <w:rPr>
+          <w:lang w:val="en-US"/>
+        </w:rPr>
+      </w:pPr>
+      <w:r>
+        <w:rPr>
+          <w:lang w:val="en-US"/>
+        </w:rPr>
+        <w:t>Position – Vị Trí:</w:t>
+      </w:r>
+    </w:p>
+    <w:p>
+      <w:pPr>
+        <w:pStyle w:val="ListParagraph"/>
+        <w:numPr>
+          <w:ilvl w:val="0"/>
+          <w:numId w:val="18"/>
+        </w:numPr>
+        <w:rPr>
+          <w:lang w:val="en-US"/>
+        </w:rPr>
+      </w:pPr>
+      <w:r>
+        <w:rPr>
+          <w:lang w:val="en-US"/>
+        </w:rPr>
+        <w:t>“Precede”?</w:t>
+      </w:r>
+    </w:p>
+    <w:p>
+      <w:pPr>
+        <w:pStyle w:val="ListParagraph"/>
+        <w:numPr>
+          <w:ilvl w:val="0"/>
+          <w:numId w:val="2"/>
+        </w:numPr>
+        <w:rPr>
+          <w:lang w:val="en-US"/>
+        </w:rPr>
+      </w:pPr>
+      <w:r>
+        <w:rPr>
+          <w:lang w:val="en-US"/>
+        </w:rPr>
+        <w:t>Đứng trước</w:t>
+      </w:r>
+    </w:p>
+    <w:p>
+      <w:pPr>
+        <w:pStyle w:val="ListParagraph"/>
+        <w:numPr>
+          <w:ilvl w:val="0"/>
+          <w:numId w:val="18"/>
+        </w:numPr>
+        <w:rPr>
+          <w:lang w:val="en-US"/>
+        </w:rPr>
+      </w:pPr>
+      <w:r>
+        <w:rPr>
+          <w:lang w:val="en-US"/>
+        </w:rPr>
+        <w:t>“Resident”?</w:t>
+      </w:r>
+    </w:p>
+    <w:p>
+      <w:pPr>
+        <w:pStyle w:val="ListParagraph"/>
+        <w:numPr>
+          <w:ilvl w:val="0"/>
+          <w:numId w:val="2"/>
+        </w:numPr>
+        <w:rPr>
+          <w:lang w:val="en-US"/>
+        </w:rPr>
+      </w:pPr>
+      <w:r>
+        <w:rPr>
+          <w:lang w:val="en-US"/>
+        </w:rPr>
+        <w:t>Ở lâu dài (đâu đó)</w:t>
+      </w:r>
+    </w:p>
+    <w:p>
+      <w:pPr>
+        <w:rPr>
+          <w:lang w:val="en-US"/>
+        </w:rPr>
+      </w:pPr>
+    </w:p>
+    <w:p>
+      <w:pPr>
+        <w:rPr>
+          <w:lang w:val="en-US"/>
+        </w:rPr>
+      </w:pPr>
+      <w:r>
+        <w:rPr>
+          <w:lang w:val="en-US"/>
+        </w:rPr>
+        <w:t>Human – Con Người:</w:t>
+      </w:r>
+    </w:p>
+    <w:p>
+      <w:pPr>
+        <w:pStyle w:val="ListParagraph"/>
+        <w:numPr>
+          <w:ilvl w:val="0"/>
+          <w:numId w:val="9"/>
+        </w:numPr>
+        <w:rPr>
+          <w:lang w:val="en-US"/>
+        </w:rPr>
+      </w:pPr>
+      <w:r>
+        <w:rPr>
+          <w:lang w:val="en-US"/>
+        </w:rPr>
+        <w:t>“Mental”?</w:t>
+      </w:r>
+    </w:p>
+    <w:p>
+      <w:pPr>
+        <w:pStyle w:val="ListParagraph"/>
+        <w:numPr>
+          <w:ilvl w:val="0"/>
+          <w:numId w:val="2"/>
+        </w:numPr>
+        <w:rPr>
+          <w:lang w:val="en-US"/>
+        </w:rPr>
+      </w:pPr>
+      <w:r>
+        <w:rPr>
+          <w:lang w:val="en-US"/>
+        </w:rPr>
+        <w:t>Tinh thần</w:t>
+      </w:r>
+    </w:p>
+    <w:p>
+      <w:pPr>
+        <w:pStyle w:val="ListParagraph"/>
+        <w:numPr>
+          <w:ilvl w:val="0"/>
+          <w:numId w:val="9"/>
+        </w:numPr>
+        <w:rPr>
+          <w:lang w:val="en-US"/>
+        </w:rPr>
+      </w:pPr>
+      <w:r>
+        <w:rPr>
+          <w:lang w:val="en-US"/>
+        </w:rPr>
+        <w:t>“Divine”?</w:t>
+      </w:r>
+    </w:p>
+    <w:p>
+      <w:pPr>
+        <w:pStyle w:val="ListParagraph"/>
+        <w:numPr>
+          <w:ilvl w:val="0"/>
+          <w:numId w:val="2"/>
+        </w:numPr>
+        <w:rPr>
+          <w:lang w:val="en-US"/>
+        </w:rPr>
+      </w:pPr>
+      <w:r>
+        <w:rPr>
+          <w:lang w:val="en-US"/>
+        </w:rPr>
+        <w:t>Thần thánh</w:t>
+      </w:r>
+    </w:p>
+    <w:p>
+      <w:pPr>
+        <w:pStyle w:val="ListParagraph"/>
+        <w:numPr>
+          <w:ilvl w:val="0"/>
+          <w:numId w:val="9"/>
+        </w:numPr>
+        <w:rPr>
+          <w:lang w:val="en-US"/>
+        </w:rPr>
+      </w:pPr>
+      <w:r>
+        <w:rPr>
+          <w:lang w:val="en-US"/>
+        </w:rPr>
+        <w:t>“Solitary”?</w:t>
+      </w:r>
+    </w:p>
+    <w:p>
+      <w:pPr>
+        <w:pStyle w:val="ListParagraph"/>
+        <w:numPr>
+          <w:ilvl w:val="0"/>
+          <w:numId w:val="2"/>
+        </w:numPr>
+        <w:rPr>
+          <w:lang w:val="en-US"/>
+        </w:rPr>
+      </w:pPr>
+      <w:r>
+        <w:rPr>
+          <w:lang w:val="en-US"/>
+        </w:rPr>
+        <w:t>Đơn độc</w:t>
+      </w:r>
+    </w:p>
+    <w:p>
+      <w:pPr>
+        <w:pStyle w:val="ListParagraph"/>
+        <w:numPr>
+          <w:ilvl w:val="0"/>
+          <w:numId w:val="9"/>
+        </w:numPr>
+        <w:rPr>
+          <w:lang w:val="en-US"/>
+        </w:rPr>
+      </w:pPr>
+      <w:r>
+        <w:rPr>
+          <w:lang w:val="en-US"/>
+        </w:rPr>
+        <w:t>“Fortune”?</w:t>
+      </w:r>
+    </w:p>
+    <w:p>
+      <w:pPr>
+        <w:pStyle w:val="ListParagraph"/>
+        <w:numPr>
+          <w:ilvl w:val="0"/>
+          <w:numId w:val="2"/>
+        </w:numPr>
+        <w:rPr>
+          <w:lang w:val="en-US"/>
+        </w:rPr>
+      </w:pPr>
+      <w:r>
+        <w:rPr>
+          <w:lang w:val="en-US"/>
+        </w:rPr>
+        <w:t>Vận mệnh</w:t>
+      </w:r>
+    </w:p>
+    <w:p>
+      <w:pPr>
+        <w:pStyle w:val="ListParagraph"/>
+        <w:numPr>
+          <w:ilvl w:val="0"/>
+          <w:numId w:val="9"/>
+        </w:numPr>
+        <w:rPr>
+          <w:lang w:val="en-US"/>
+        </w:rPr>
+      </w:pPr>
+      <w:r>
+        <w:rPr>
+          <w:lang w:val="en-US"/>
+        </w:rPr>
+        <w:t>“Awareness”?</w:t>
+      </w:r>
+    </w:p>
+    <w:p>
+      <w:pPr>
+        <w:pStyle w:val="ListParagraph"/>
+        <w:numPr>
+          <w:ilvl w:val="0"/>
+          <w:numId w:val="2"/>
+        </w:numPr>
+        <w:rPr>
+          <w:lang w:val="en-US"/>
+        </w:rPr>
+      </w:pPr>
+      <w:r>
+        <w:rPr>
+          <w:lang w:val="en-US"/>
+        </w:rPr>
+        <w:t>Nhận thức</w:t>
+      </w:r>
+    </w:p>
+    <w:p>
+      <w:pPr>
+        <w:pStyle w:val="ListParagraph"/>
+        <w:numPr>
+          <w:ilvl w:val="0"/>
+          <w:numId w:val="9"/>
         </w:numPr>
         <w:rPr>
           <w:lang w:val="en-US"/>
@@ -3144,449 +3893,25 @@
           <w:lang w:val="en-US"/>
         </w:rPr>
         <w:lastRenderedPageBreak/>
-        <w:t>Gây đau khổ (cho ai đó)</w:t>
-      </w:r>
-    </w:p>
-    <w:p>
-      <w:pPr>
-        <w:pStyle w:val="ListParagraph"/>
-        <w:numPr>
-          <w:ilvl w:val="0"/>
-          <w:numId w:val="11"/>
-        </w:numPr>
-        <w:rPr>
-          <w:lang w:val="en-US"/>
-        </w:rPr>
-      </w:pPr>
-      <w:r>
-        <w:rPr>
-          <w:lang w:val="en-US"/>
-        </w:rPr>
-        <w:t>“Dictate”?</w:t>
-      </w:r>
-    </w:p>
-    <w:p>
-      <w:pPr>
-        <w:pStyle w:val="ListParagraph"/>
-        <w:numPr>
-          <w:ilvl w:val="0"/>
-          <w:numId w:val="2"/>
-        </w:numPr>
-        <w:rPr>
-          <w:lang w:val="en-US"/>
-        </w:rPr>
-      </w:pPr>
-      <w:r>
-        <w:rPr>
-          <w:lang w:val="en-US"/>
-        </w:rPr>
-        <w:t>Quyết định</w:t>
-      </w:r>
-      <w:r>
-        <w:rPr>
-          <w:lang w:val="en-US"/>
-        </w:rPr>
-        <w:t xml:space="preserve"> (tương lai hay gì đó)</w:t>
-      </w:r>
-    </w:p>
-    <w:p>
-      <w:pPr>
-        <w:pStyle w:val="ListParagraph"/>
-        <w:numPr>
-          <w:ilvl w:val="0"/>
-          <w:numId w:val="11"/>
-        </w:numPr>
-        <w:rPr>
-          <w:lang w:val="en-US"/>
-        </w:rPr>
-      </w:pPr>
-      <w:r>
-        <w:rPr>
-          <w:lang w:val="en-US"/>
-        </w:rPr>
-        <w:t>“Reservation”?</w:t>
-      </w:r>
-    </w:p>
-    <w:p>
-      <w:pPr>
-        <w:pStyle w:val="ListParagraph"/>
-        <w:numPr>
-          <w:ilvl w:val="0"/>
-          <w:numId w:val="2"/>
-        </w:numPr>
-        <w:rPr>
-          <w:lang w:val="en-US"/>
-        </w:rPr>
-      </w:pPr>
-      <w:r>
-        <w:rPr>
-          <w:lang w:val="en-US"/>
-        </w:rPr>
-        <w:t>Sự đặt (phòng, bữa tối)</w:t>
-      </w:r>
-    </w:p>
-    <w:p>
-      <w:pPr>
-        <w:pStyle w:val="ListParagraph"/>
-        <w:numPr>
-          <w:ilvl w:val="0"/>
-          <w:numId w:val="11"/>
-        </w:numPr>
-        <w:rPr>
-          <w:lang w:val="en-US"/>
-        </w:rPr>
-      </w:pPr>
-      <w:r>
-        <w:rPr>
-          <w:lang w:val="en-US"/>
-        </w:rPr>
-        <w:t>“Engage”?</w:t>
-      </w:r>
-    </w:p>
-    <w:p>
-      <w:pPr>
-        <w:pStyle w:val="ListParagraph"/>
-        <w:numPr>
-          <w:ilvl w:val="0"/>
-          <w:numId w:val="2"/>
-        </w:numPr>
-        <w:rPr>
-          <w:lang w:val="en-US"/>
-        </w:rPr>
-      </w:pPr>
-      <w:r>
-        <w:rPr>
-          <w:lang w:val="en-US"/>
-        </w:rPr>
-        <w:t>Có mặt (tại công việc nào đó)</w:t>
-      </w:r>
-    </w:p>
-    <w:p>
-      <w:pPr>
-        <w:pStyle w:val="ListParagraph"/>
-        <w:numPr>
-          <w:ilvl w:val="0"/>
-          <w:numId w:val="11"/>
-        </w:numPr>
-        <w:rPr>
-          <w:lang w:val="en-US"/>
-        </w:rPr>
-      </w:pPr>
-      <w:r>
-        <w:rPr>
-          <w:lang w:val="en-US"/>
-        </w:rPr>
-        <w:t>“Dispute”?</w:t>
-      </w:r>
-    </w:p>
-    <w:p>
-      <w:pPr>
-        <w:pStyle w:val="ListParagraph"/>
-        <w:numPr>
-          <w:ilvl w:val="0"/>
-          <w:numId w:val="2"/>
-        </w:numPr>
-        <w:rPr>
-          <w:lang w:val="en-US"/>
-        </w:rPr>
-      </w:pPr>
-      <w:r>
-        <w:rPr>
-          <w:lang w:val="en-US"/>
-        </w:rPr>
-        <w:t>Tranh luận gay gắt</w:t>
-      </w:r>
-    </w:p>
-    <w:p>
-      <w:pPr>
-        <w:pStyle w:val="ListParagraph"/>
-        <w:numPr>
-          <w:ilvl w:val="0"/>
-          <w:numId w:val="11"/>
-        </w:numPr>
-        <w:rPr>
-          <w:lang w:val="en-US"/>
-        </w:rPr>
-      </w:pPr>
-      <w:r>
-        <w:rPr>
-          <w:lang w:val="en-US"/>
-        </w:rPr>
-        <w:t>“Promote”?</w:t>
-      </w:r>
-    </w:p>
-    <w:p>
-      <w:pPr>
-        <w:pStyle w:val="ListParagraph"/>
-        <w:numPr>
-          <w:ilvl w:val="0"/>
-          <w:numId w:val="2"/>
-        </w:numPr>
-        <w:rPr>
-          <w:lang w:val="en-US"/>
-        </w:rPr>
-      </w:pPr>
-      <w:r>
-        <w:rPr>
-          <w:lang w:val="en-US"/>
-        </w:rPr>
-        <w:t>Cổ động</w:t>
-      </w:r>
-    </w:p>
-    <w:p>
-      <w:pPr>
-        <w:pStyle w:val="ListParagraph"/>
-        <w:numPr>
-          <w:ilvl w:val="0"/>
-          <w:numId w:val="11"/>
-        </w:numPr>
-        <w:rPr>
-          <w:lang w:val="en-US"/>
-        </w:rPr>
-      </w:pPr>
-      <w:r>
-        <w:rPr>
-          <w:lang w:val="en-US"/>
-        </w:rPr>
-        <w:t>“Complement”?</w:t>
-      </w:r>
-    </w:p>
-    <w:p>
-      <w:pPr>
-        <w:pStyle w:val="ListParagraph"/>
-        <w:numPr>
-          <w:ilvl w:val="0"/>
-          <w:numId w:val="2"/>
-        </w:numPr>
-        <w:rPr>
-          <w:lang w:val="en-US"/>
-        </w:rPr>
-      </w:pPr>
-      <w:r>
-        <w:rPr>
-          <w:lang w:val="en-US"/>
-        </w:rPr>
-        <w:t>Tô điểm (làm thứ gì đó tốt hơn)</w:t>
-      </w:r>
-    </w:p>
-    <w:p>
-      <w:pPr>
-        <w:pStyle w:val="ListParagraph"/>
-        <w:numPr>
-          <w:ilvl w:val="0"/>
-          <w:numId w:val="11"/>
-        </w:numPr>
-        <w:rPr>
-          <w:lang w:val="en-US"/>
-        </w:rPr>
-      </w:pPr>
-      <w:r>
-        <w:rPr>
-          <w:lang w:val="en-US"/>
-        </w:rPr>
-        <w:t>“Consolidate”?</w:t>
-      </w:r>
-    </w:p>
-    <w:p>
-      <w:pPr>
-        <w:pStyle w:val="ListParagraph"/>
-        <w:numPr>
-          <w:ilvl w:val="0"/>
-          <w:numId w:val="2"/>
-        </w:numPr>
-        <w:rPr>
-          <w:lang w:val="en-US"/>
-        </w:rPr>
-      </w:pPr>
-      <w:r>
-        <w:rPr>
-          <w:lang w:val="en-US"/>
-        </w:rPr>
-        <w:t>Củng cố (thứ gì đó = cách hợp nhiều cái lại)</w:t>
-      </w:r>
-    </w:p>
-    <w:p>
-      <w:pPr>
-        <w:pStyle w:val="ListParagraph"/>
-        <w:numPr>
-          <w:ilvl w:val="0"/>
-          <w:numId w:val="11"/>
-        </w:numPr>
-        <w:rPr>
-          <w:lang w:val="en-US"/>
-        </w:rPr>
-      </w:pPr>
-      <w:r>
-        <w:rPr>
-          <w:lang w:val="en-US"/>
-        </w:rPr>
-        <w:t>“Prop Open”?</w:t>
-      </w:r>
-    </w:p>
-    <w:p>
-      <w:pPr>
-        <w:pStyle w:val="ListParagraph"/>
-        <w:numPr>
-          <w:ilvl w:val="0"/>
-          <w:numId w:val="2"/>
-        </w:numPr>
-        <w:rPr>
-          <w:lang w:val="en-US"/>
-        </w:rPr>
-      </w:pPr>
-      <w:r>
-        <w:rPr>
-          <w:lang w:val="en-US"/>
-        </w:rPr>
-        <w:t>Giữ mở (đặt thứ gì đó chặn cửa để nó khỏi đóng lại)</w:t>
-      </w:r>
-    </w:p>
-    <w:p>
-      <w:pPr>
-        <w:pStyle w:val="ListParagraph"/>
-        <w:numPr>
-          <w:ilvl w:val="0"/>
-          <w:numId w:val="11"/>
-        </w:numPr>
-        <w:rPr>
-          <w:lang w:val="en-US"/>
-        </w:rPr>
-      </w:pPr>
-      <w:r>
-        <w:rPr>
-          <w:lang w:val="en-US"/>
-        </w:rPr>
-        <w:t>“Fold”?</w:t>
-      </w:r>
-    </w:p>
-    <w:p>
-      <w:pPr>
-        <w:pStyle w:val="ListParagraph"/>
-        <w:numPr>
-          <w:ilvl w:val="0"/>
-          <w:numId w:val="2"/>
-        </w:numPr>
-        <w:rPr>
-          <w:lang w:val="en-US"/>
-        </w:rPr>
-      </w:pPr>
-      <w:r>
-        <w:rPr>
-          <w:lang w:val="en-US"/>
-        </w:rPr>
-        <w:t>Gấp lại (khăn, giấy)</w:t>
-      </w:r>
-    </w:p>
-    <w:p>
-      <w:pPr>
-        <w:rPr>
-          <w:lang w:val="en-US"/>
-        </w:rPr>
-      </w:pPr>
-    </w:p>
-    <w:p>
-      <w:pPr>
-        <w:rPr>
-          <w:lang w:val="en-US"/>
-        </w:rPr>
-      </w:pPr>
-      <w:r>
-        <w:rPr>
-          <w:lang w:val="en-US"/>
-        </w:rPr>
-        <w:t>Position – Vị Trí:</w:t>
-      </w:r>
-    </w:p>
-    <w:p>
-      <w:pPr>
-        <w:pStyle w:val="ListParagraph"/>
-        <w:numPr>
-          <w:ilvl w:val="0"/>
-          <w:numId w:val="18"/>
-        </w:numPr>
-        <w:rPr>
-          <w:lang w:val="en-US"/>
-        </w:rPr>
-      </w:pPr>
-      <w:r>
-        <w:rPr>
-          <w:lang w:val="en-US"/>
-        </w:rPr>
-        <w:t>“Precede”?</w:t>
-      </w:r>
-    </w:p>
-    <w:p>
-      <w:pPr>
-        <w:pStyle w:val="ListParagraph"/>
-        <w:numPr>
-          <w:ilvl w:val="0"/>
-          <w:numId w:val="2"/>
-        </w:numPr>
-        <w:rPr>
-          <w:lang w:val="en-US"/>
-        </w:rPr>
-      </w:pPr>
-      <w:r>
-        <w:rPr>
-          <w:lang w:val="en-US"/>
-        </w:rPr>
-        <w:t>Đứng trước</w:t>
-      </w:r>
-    </w:p>
-    <w:p>
-      <w:pPr>
-        <w:pStyle w:val="ListParagraph"/>
-        <w:numPr>
-          <w:ilvl w:val="0"/>
-          <w:numId w:val="18"/>
-        </w:numPr>
-        <w:rPr>
-          <w:lang w:val="en-US"/>
-        </w:rPr>
-      </w:pPr>
-      <w:r>
-        <w:rPr>
-          <w:lang w:val="en-US"/>
-        </w:rPr>
-        <w:t>“Resident”?</w:t>
-      </w:r>
-    </w:p>
-    <w:p>
-      <w:pPr>
-        <w:pStyle w:val="ListParagraph"/>
-        <w:numPr>
-          <w:ilvl w:val="0"/>
-          <w:numId w:val="2"/>
-        </w:numPr>
-        <w:rPr>
-          <w:lang w:val="en-US"/>
-        </w:rPr>
-      </w:pPr>
-      <w:r>
-        <w:rPr>
-          <w:lang w:val="en-US"/>
-        </w:rPr>
-        <w:t>Ở lâu dài (đâu đó)</w:t>
-      </w:r>
-    </w:p>
-    <w:p>
-      <w:pPr>
-        <w:rPr>
-          <w:lang w:val="en-US"/>
-        </w:rPr>
-      </w:pPr>
-    </w:p>
-    <w:p>
-      <w:pPr>
-        <w:rPr>
-          <w:lang w:val="en-US"/>
-        </w:rPr>
-      </w:pPr>
-      <w:r>
-        <w:rPr>
-          <w:lang w:val="en-US"/>
-        </w:rPr>
-        <w:t>Human – Con Người:</w:t>
+        <w:t>“Thug”?</w:t>
+      </w:r>
+    </w:p>
+    <w:p>
+      <w:pPr>
+        <w:pStyle w:val="ListParagraph"/>
+        <w:numPr>
+          <w:ilvl w:val="0"/>
+          <w:numId w:val="2"/>
+        </w:numPr>
+        <w:rPr>
+          <w:lang w:val="en-US"/>
+        </w:rPr>
+      </w:pPr>
+      <w:r>
+        <w:rPr>
+          <w:lang w:val="en-US"/>
+        </w:rPr>
+        <w:t>Đầu gấu</w:t>
       </w:r>
     </w:p>
     <w:p>
@@ -3604,25 +3929,25 @@
         <w:rPr>
           <w:lang w:val="en-US"/>
         </w:rPr>
-        <w:t>“Mental”?</w:t>
-      </w:r>
-    </w:p>
-    <w:p>
-      <w:pPr>
-        <w:pStyle w:val="ListParagraph"/>
-        <w:numPr>
-          <w:ilvl w:val="0"/>
-          <w:numId w:val="2"/>
-        </w:numPr>
-        <w:rPr>
-          <w:lang w:val="en-US"/>
-        </w:rPr>
-      </w:pPr>
-      <w:r>
-        <w:rPr>
-          <w:lang w:val="en-US"/>
-        </w:rPr>
-        <w:t>Tinh thần</w:t>
+        <w:t>“Heir”?</w:t>
+      </w:r>
+    </w:p>
+    <w:p>
+      <w:pPr>
+        <w:pStyle w:val="ListParagraph"/>
+        <w:numPr>
+          <w:ilvl w:val="0"/>
+          <w:numId w:val="2"/>
+        </w:numPr>
+        <w:rPr>
+          <w:lang w:val="en-US"/>
+        </w:rPr>
+      </w:pPr>
+      <w:r>
+        <w:rPr>
+          <w:lang w:val="en-US"/>
+        </w:rPr>
+        <w:t>Người được thừa kế (tài sản)</w:t>
       </w:r>
     </w:p>
     <w:p>
@@ -3640,25 +3965,25 @@
         <w:rPr>
           <w:lang w:val="en-US"/>
         </w:rPr>
-        <w:t>“Divine”?</w:t>
-      </w:r>
-    </w:p>
-    <w:p>
-      <w:pPr>
-        <w:pStyle w:val="ListParagraph"/>
-        <w:numPr>
-          <w:ilvl w:val="0"/>
-          <w:numId w:val="2"/>
-        </w:numPr>
-        <w:rPr>
-          <w:lang w:val="en-US"/>
-        </w:rPr>
-      </w:pPr>
-      <w:r>
-        <w:rPr>
-          <w:lang w:val="en-US"/>
-        </w:rPr>
-        <w:t>Thần thánh</w:t>
+        <w:t>“Burden”?</w:t>
+      </w:r>
+    </w:p>
+    <w:p>
+      <w:pPr>
+        <w:pStyle w:val="ListParagraph"/>
+        <w:numPr>
+          <w:ilvl w:val="0"/>
+          <w:numId w:val="2"/>
+        </w:numPr>
+        <w:rPr>
+          <w:lang w:val="en-US"/>
+        </w:rPr>
+      </w:pPr>
+      <w:r>
+        <w:rPr>
+          <w:lang w:val="en-US"/>
+        </w:rPr>
+        <w:t>Gánh nặng</w:t>
       </w:r>
     </w:p>
     <w:p>
@@ -3676,223 +4001,6 @@
         <w:rPr>
           <w:lang w:val="en-US"/>
         </w:rPr>
-        <w:t>“Solitary”?</w:t>
-      </w:r>
-    </w:p>
-    <w:p>
-      <w:pPr>
-        <w:pStyle w:val="ListParagraph"/>
-        <w:numPr>
-          <w:ilvl w:val="0"/>
-          <w:numId w:val="2"/>
-        </w:numPr>
-        <w:rPr>
-          <w:lang w:val="en-US"/>
-        </w:rPr>
-      </w:pPr>
-      <w:r>
-        <w:rPr>
-          <w:lang w:val="en-US"/>
-        </w:rPr>
-        <w:t>Đơn độc</w:t>
-      </w:r>
-    </w:p>
-    <w:p>
-      <w:pPr>
-        <w:pStyle w:val="ListParagraph"/>
-        <w:numPr>
-          <w:ilvl w:val="0"/>
-          <w:numId w:val="9"/>
-        </w:numPr>
-        <w:rPr>
-          <w:lang w:val="en-US"/>
-        </w:rPr>
-      </w:pPr>
-      <w:r>
-        <w:rPr>
-          <w:lang w:val="en-US"/>
-        </w:rPr>
-        <w:t>“Fortune”?</w:t>
-      </w:r>
-    </w:p>
-    <w:p>
-      <w:pPr>
-        <w:pStyle w:val="ListParagraph"/>
-        <w:numPr>
-          <w:ilvl w:val="0"/>
-          <w:numId w:val="2"/>
-        </w:numPr>
-        <w:rPr>
-          <w:lang w:val="en-US"/>
-        </w:rPr>
-      </w:pPr>
-      <w:r>
-        <w:rPr>
-          <w:lang w:val="en-US"/>
-        </w:rPr>
-        <w:t>Vận mệnh</w:t>
-      </w:r>
-    </w:p>
-    <w:p>
-      <w:pPr>
-        <w:pStyle w:val="ListParagraph"/>
-        <w:numPr>
-          <w:ilvl w:val="0"/>
-          <w:numId w:val="9"/>
-        </w:numPr>
-        <w:rPr>
-          <w:lang w:val="en-US"/>
-        </w:rPr>
-      </w:pPr>
-      <w:r>
-        <w:rPr>
-          <w:lang w:val="en-US"/>
-        </w:rPr>
-        <w:t>“Awareness”?</w:t>
-      </w:r>
-    </w:p>
-    <w:p>
-      <w:pPr>
-        <w:pStyle w:val="ListParagraph"/>
-        <w:numPr>
-          <w:ilvl w:val="0"/>
-          <w:numId w:val="2"/>
-        </w:numPr>
-        <w:rPr>
-          <w:lang w:val="en-US"/>
-        </w:rPr>
-      </w:pPr>
-      <w:r>
-        <w:rPr>
-          <w:lang w:val="en-US"/>
-        </w:rPr>
-        <w:t>Nhận thức</w:t>
-      </w:r>
-    </w:p>
-    <w:p>
-      <w:pPr>
-        <w:pStyle w:val="ListParagraph"/>
-        <w:numPr>
-          <w:ilvl w:val="0"/>
-          <w:numId w:val="9"/>
-        </w:numPr>
-        <w:rPr>
-          <w:lang w:val="en-US"/>
-        </w:rPr>
-      </w:pPr>
-      <w:r>
-        <w:rPr>
-          <w:lang w:val="en-US"/>
-        </w:rPr>
-        <w:t>“Thug”?</w:t>
-      </w:r>
-    </w:p>
-    <w:p>
-      <w:pPr>
-        <w:pStyle w:val="ListParagraph"/>
-        <w:numPr>
-          <w:ilvl w:val="0"/>
-          <w:numId w:val="2"/>
-        </w:numPr>
-        <w:rPr>
-          <w:lang w:val="en-US"/>
-        </w:rPr>
-      </w:pPr>
-      <w:r>
-        <w:rPr>
-          <w:lang w:val="en-US"/>
-        </w:rPr>
-        <w:t>Đầu gấu</w:t>
-      </w:r>
-    </w:p>
-    <w:p>
-      <w:pPr>
-        <w:pStyle w:val="ListParagraph"/>
-        <w:numPr>
-          <w:ilvl w:val="0"/>
-          <w:numId w:val="9"/>
-        </w:numPr>
-        <w:rPr>
-          <w:lang w:val="en-US"/>
-        </w:rPr>
-      </w:pPr>
-      <w:r>
-        <w:rPr>
-          <w:lang w:val="en-US"/>
-        </w:rPr>
-        <w:t>“Heir”?</w:t>
-      </w:r>
-    </w:p>
-    <w:p>
-      <w:pPr>
-        <w:pStyle w:val="ListParagraph"/>
-        <w:numPr>
-          <w:ilvl w:val="0"/>
-          <w:numId w:val="2"/>
-        </w:numPr>
-        <w:rPr>
-          <w:lang w:val="en-US"/>
-        </w:rPr>
-      </w:pPr>
-      <w:r>
-        <w:rPr>
-          <w:lang w:val="en-US"/>
-        </w:rPr>
-        <w:t>Người được thừa kế (tài sản)</w:t>
-      </w:r>
-    </w:p>
-    <w:p>
-      <w:pPr>
-        <w:pStyle w:val="ListParagraph"/>
-        <w:numPr>
-          <w:ilvl w:val="0"/>
-          <w:numId w:val="9"/>
-        </w:numPr>
-        <w:rPr>
-          <w:lang w:val="en-US"/>
-        </w:rPr>
-      </w:pPr>
-      <w:r>
-        <w:rPr>
-          <w:lang w:val="en-US"/>
-        </w:rPr>
-        <w:t>“Burden”?</w:t>
-      </w:r>
-    </w:p>
-    <w:p>
-      <w:pPr>
-        <w:pStyle w:val="ListParagraph"/>
-        <w:numPr>
-          <w:ilvl w:val="0"/>
-          <w:numId w:val="2"/>
-        </w:numPr>
-        <w:rPr>
-          <w:lang w:val="en-US"/>
-        </w:rPr>
-      </w:pPr>
-      <w:r>
-        <w:rPr>
-          <w:lang w:val="en-US"/>
-        </w:rPr>
-        <w:t>Gánh nặng</w:t>
-      </w:r>
-    </w:p>
-    <w:p>
-      <w:pPr>
-        <w:pStyle w:val="ListParagraph"/>
-        <w:numPr>
-          <w:ilvl w:val="0"/>
-          <w:numId w:val="9"/>
-        </w:numPr>
-        <w:rPr>
-          <w:lang w:val="en-US"/>
-        </w:rPr>
-      </w:pPr>
-      <w:r>
-        <w:rPr>
-          <w:lang w:val="en-US"/>
-        </w:rPr>
-        <w:lastRenderedPageBreak/>
         <w:t>“</w:t>
       </w:r>
       <w:r>
@@ -4488,21 +4596,108 @@
     </w:p>
     <w:p>
       <w:pPr>
-        <w:rPr>
-          <w:lang w:val="en-US"/>
-        </w:rPr>
-      </w:pPr>
-    </w:p>
-    <w:p>
-      <w:pPr>
-        <w:rPr>
-          <w:lang w:val="en-US"/>
-        </w:rPr>
-      </w:pPr>
-      <w:r>
-        <w:rPr>
-          <w:lang w:val="en-US"/>
-        </w:rPr>
+        <w:pStyle w:val="ListParagraph"/>
+        <w:numPr>
+          <w:ilvl w:val="0"/>
+          <w:numId w:val="31"/>
+        </w:numPr>
+        <w:rPr>
+          <w:lang w:val="en-US"/>
+        </w:rPr>
+      </w:pPr>
+      <w:r>
+        <w:rPr>
+          <w:lang w:val="en-US"/>
+        </w:rPr>
+        <w:t>“Supervisor”?</w:t>
+      </w:r>
+    </w:p>
+    <w:p>
+      <w:pPr>
+        <w:pStyle w:val="ListParagraph"/>
+        <w:numPr>
+          <w:ilvl w:val="0"/>
+          <w:numId w:val="2"/>
+        </w:numPr>
+        <w:rPr>
+          <w:lang w:val="en-US"/>
+        </w:rPr>
+      </w:pPr>
+      <w:r>
+        <w:rPr>
+          <w:lang w:val="en-US"/>
+        </w:rPr>
+        <w:t>Người giám sát</w:t>
+      </w:r>
+      <w:r>
+        <w:rPr>
+          <w:lang w:val="en-US"/>
+        </w:rPr>
+        <w:t xml:space="preserve"> (1 hoạt động)</w:t>
+      </w:r>
+    </w:p>
+    <w:p>
+      <w:pPr>
+        <w:pStyle w:val="ListParagraph"/>
+        <w:numPr>
+          <w:ilvl w:val="0"/>
+          <w:numId w:val="31"/>
+        </w:numPr>
+        <w:rPr>
+          <w:lang w:val="en-US"/>
+        </w:rPr>
+      </w:pPr>
+      <w:r>
+        <w:rPr>
+          <w:lang w:val="en-US"/>
+        </w:rPr>
+        <w:t>“Coordinator”?</w:t>
+      </w:r>
+    </w:p>
+    <w:p>
+      <w:pPr>
+        <w:pStyle w:val="ListParagraph"/>
+        <w:numPr>
+          <w:ilvl w:val="0"/>
+          <w:numId w:val="2"/>
+        </w:numPr>
+        <w:rPr>
+          <w:lang w:val="en-US"/>
+        </w:rPr>
+      </w:pPr>
+      <w:r>
+        <w:rPr>
+          <w:lang w:val="en-US"/>
+        </w:rPr>
+        <w:t>Nhân viên hậu cần</w:t>
+      </w:r>
+      <w:bookmarkStart w:id="0" w:name="_GoBack"/>
+      <w:bookmarkEnd w:id="0"/>
+      <w:r>
+        <w:rPr>
+          <w:lang w:val="en-US"/>
+        </w:rPr>
+        <w:t xml:space="preserve"> (người đảm bảo các hoạt động của sự kiện diễn ra suôn sẻ)</w:t>
+      </w:r>
+    </w:p>
+    <w:p>
+      <w:pPr>
+        <w:rPr>
+          <w:lang w:val="en-US"/>
+        </w:rPr>
+      </w:pPr>
+    </w:p>
+    <w:p>
+      <w:pPr>
+        <w:rPr>
+          <w:lang w:val="en-US"/>
+        </w:rPr>
+      </w:pPr>
+      <w:r>
+        <w:rPr>
+          <w:lang w:val="en-US"/>
+        </w:rPr>
+        <w:lastRenderedPageBreak/>
         <w:t>Religion – Tôn Giáo:</w:t>
       </w:r>
     </w:p>
@@ -4631,7 +4826,6 @@
         <w:rPr>
           <w:lang w:val="en-US"/>
         </w:rPr>
-        <w:lastRenderedPageBreak/>
         <w:t>War – Chiến Tranh:</w:t>
       </w:r>
     </w:p>
@@ -5200,6 +5394,7 @@
         <w:rPr>
           <w:lang w:val="en-US"/>
         </w:rPr>
+        <w:lastRenderedPageBreak/>
         <w:t>Elemental – Nguyên Tố:</w:t>
       </w:r>
     </w:p>
@@ -5328,7 +5523,6 @@
         <w:rPr>
           <w:lang w:val="en-US"/>
         </w:rPr>
-        <w:lastRenderedPageBreak/>
         <w:t>Mổ</w:t>
       </w:r>
     </w:p>
@@ -5766,21 +5960,58 @@
     </w:p>
     <w:p>
       <w:pPr>
-        <w:rPr>
-          <w:lang w:val="en-US"/>
-        </w:rPr>
-      </w:pPr>
-    </w:p>
-    <w:p>
-      <w:pPr>
-        <w:rPr>
-          <w:lang w:val="en-US"/>
-        </w:rPr>
-      </w:pPr>
-      <w:r>
-        <w:rPr>
-          <w:lang w:val="en-US"/>
-        </w:rPr>
+        <w:pStyle w:val="ListParagraph"/>
+        <w:numPr>
+          <w:ilvl w:val="0"/>
+          <w:numId w:val="33"/>
+        </w:numPr>
+        <w:rPr>
+          <w:lang w:val="en-US"/>
+        </w:rPr>
+      </w:pPr>
+      <w:r>
+        <w:rPr>
+          <w:lang w:val="en-US"/>
+        </w:rPr>
+        <w:t>“Downtown”?</w:t>
+      </w:r>
+    </w:p>
+    <w:p>
+      <w:pPr>
+        <w:pStyle w:val="ListParagraph"/>
+        <w:numPr>
+          <w:ilvl w:val="0"/>
+          <w:numId w:val="2"/>
+        </w:numPr>
+        <w:rPr>
+          <w:lang w:val="en-US"/>
+        </w:rPr>
+      </w:pPr>
+      <w:r>
+        <w:rPr>
+          <w:lang w:val="en-US"/>
+        </w:rPr>
+        <w:t>Trung tâm thành phố</w:t>
+      </w:r>
+    </w:p>
+    <w:p>
+      <w:pPr>
+        <w:rPr>
+          <w:lang w:val="en-US"/>
+        </w:rPr>
+      </w:pPr>
+    </w:p>
+    <w:p>
+      <w:pPr>
+        <w:rPr>
+          <w:lang w:val="en-US"/>
+        </w:rPr>
+      </w:pPr>
+      <w:r>
+        <w:rPr>
+          <w:lang w:val="en-US"/>
+        </w:rPr>
+        <w:lastRenderedPageBreak/>
         <w:t>Work – Công Việc:</w:t>
       </w:r>
     </w:p>
@@ -5985,517 +6216,517 @@
         <w:rPr>
           <w:lang w:val="en-US"/>
         </w:rPr>
+        <w:t>“Approval”?</w:t>
+      </w:r>
+    </w:p>
+    <w:p>
+      <w:pPr>
+        <w:pStyle w:val="ListParagraph"/>
+        <w:numPr>
+          <w:ilvl w:val="0"/>
+          <w:numId w:val="2"/>
+        </w:numPr>
+        <w:rPr>
+          <w:lang w:val="en-US"/>
+        </w:rPr>
+      </w:pPr>
+      <w:r>
+        <w:rPr>
+          <w:lang w:val="en-US"/>
+        </w:rPr>
+        <w:t>Sự</w:t>
+      </w:r>
+      <w:r>
+        <w:rPr>
+          <w:lang w:val="en-US"/>
+        </w:rPr>
+        <w:t xml:space="preserve"> phê duyệt</w:t>
+      </w:r>
+      <w:r>
+        <w:rPr>
+          <w:lang w:val="en-US"/>
+        </w:rPr>
+        <w:t xml:space="preserve"> (sản phẩm)</w:t>
+      </w:r>
+    </w:p>
+    <w:p>
+      <w:pPr>
+        <w:pStyle w:val="ListParagraph"/>
+        <w:numPr>
+          <w:ilvl w:val="0"/>
+          <w:numId w:val="20"/>
+        </w:numPr>
+        <w:rPr>
+          <w:lang w:val="en-US"/>
+        </w:rPr>
+      </w:pPr>
+      <w:r>
+        <w:rPr>
+          <w:lang w:val="en-US"/>
+        </w:rPr>
+        <w:t>“Workshop”?</w:t>
+      </w:r>
+    </w:p>
+    <w:p>
+      <w:pPr>
+        <w:pStyle w:val="ListParagraph"/>
+        <w:numPr>
+          <w:ilvl w:val="0"/>
+          <w:numId w:val="2"/>
+        </w:numPr>
+        <w:rPr>
+          <w:lang w:val="en-US"/>
+        </w:rPr>
+      </w:pPr>
+      <w:r>
+        <w:rPr>
+          <w:lang w:val="en-US"/>
+        </w:rPr>
+        <w:t>Nhà máy</w:t>
+      </w:r>
+      <w:r>
+        <w:rPr>
+          <w:lang w:val="en-US"/>
+        </w:rPr>
+        <w:t xml:space="preserve"> (chế tạo và sửa chữa)</w:t>
+      </w:r>
+    </w:p>
+    <w:p>
+      <w:pPr>
+        <w:rPr>
+          <w:lang w:val="en-US"/>
+        </w:rPr>
+      </w:pPr>
+    </w:p>
+    <w:p>
+      <w:pPr>
+        <w:rPr>
+          <w:lang w:val="en-US"/>
+        </w:rPr>
+      </w:pPr>
+      <w:r>
+        <w:rPr>
+          <w:lang w:val="en-US"/>
+        </w:rPr>
+        <w:t>Literature – Văn:</w:t>
+      </w:r>
+    </w:p>
+    <w:p>
+      <w:pPr>
+        <w:pStyle w:val="ListParagraph"/>
+        <w:numPr>
+          <w:ilvl w:val="0"/>
+          <w:numId w:val="32"/>
+        </w:numPr>
+        <w:rPr>
+          <w:lang w:val="en-US"/>
+        </w:rPr>
+      </w:pPr>
+      <w:r>
+        <w:rPr>
+          <w:lang w:val="en-US"/>
+        </w:rPr>
+        <w:t>“Memoir”?</w:t>
+      </w:r>
+    </w:p>
+    <w:p>
+      <w:pPr>
+        <w:pStyle w:val="ListParagraph"/>
+        <w:numPr>
+          <w:ilvl w:val="0"/>
+          <w:numId w:val="2"/>
+        </w:numPr>
+        <w:rPr>
+          <w:lang w:val="en-US"/>
+        </w:rPr>
+      </w:pPr>
+      <w:r>
+        <w:rPr>
+          <w:lang w:val="en-US"/>
+        </w:rPr>
+        <w:t>Hồi kí</w:t>
+      </w:r>
+    </w:p>
+    <w:p>
+      <w:pPr>
+        <w:rPr>
+          <w:lang w:val="en-US"/>
+        </w:rPr>
+      </w:pPr>
+    </w:p>
+    <w:p>
+      <w:pPr>
+        <w:rPr>
+          <w:lang w:val="en-US"/>
+        </w:rPr>
+      </w:pPr>
+      <w:r>
+        <w:rPr>
+          <w:lang w:val="en-US"/>
+        </w:rPr>
+        <w:t>Country – Nước:</w:t>
+      </w:r>
+    </w:p>
+    <w:p>
+      <w:pPr>
+        <w:pStyle w:val="ListParagraph"/>
+        <w:numPr>
+          <w:ilvl w:val="0"/>
+          <w:numId w:val="25"/>
+        </w:numPr>
+        <w:rPr>
+          <w:lang w:val="en-US"/>
+        </w:rPr>
+      </w:pPr>
+      <w:r>
+        <w:rPr>
+          <w:lang w:val="en-US"/>
+        </w:rPr>
+        <w:t>“Greece”?</w:t>
+      </w:r>
+    </w:p>
+    <w:p>
+      <w:pPr>
+        <w:pStyle w:val="ListParagraph"/>
+        <w:numPr>
+          <w:ilvl w:val="0"/>
+          <w:numId w:val="2"/>
+        </w:numPr>
+        <w:rPr>
+          <w:lang w:val="en-US"/>
+        </w:rPr>
+      </w:pPr>
+      <w:r>
+        <w:rPr>
+          <w:lang w:val="en-US"/>
+        </w:rPr>
+        <w:t>Hy Lạp</w:t>
+      </w:r>
+    </w:p>
+    <w:p>
+      <w:pPr>
+        <w:pStyle w:val="ListParagraph"/>
+        <w:numPr>
+          <w:ilvl w:val="0"/>
+          <w:numId w:val="25"/>
+        </w:numPr>
+        <w:rPr>
+          <w:lang w:val="en-US"/>
+        </w:rPr>
+      </w:pPr>
+      <w:r>
+        <w:rPr>
+          <w:lang w:val="en-US"/>
+        </w:rPr>
+        <w:t>“Egypt”?</w:t>
+      </w:r>
+    </w:p>
+    <w:p>
+      <w:pPr>
+        <w:pStyle w:val="ListParagraph"/>
+        <w:numPr>
+          <w:ilvl w:val="0"/>
+          <w:numId w:val="2"/>
+        </w:numPr>
+        <w:rPr>
+          <w:lang w:val="en-US"/>
+        </w:rPr>
+      </w:pPr>
+      <w:r>
+        <w:rPr>
+          <w:lang w:val="en-US"/>
+        </w:rPr>
+        <w:t>Ai Cập</w:t>
+      </w:r>
+    </w:p>
+    <w:p>
+      <w:pPr>
+        <w:pStyle w:val="ListParagraph"/>
+        <w:numPr>
+          <w:ilvl w:val="0"/>
+          <w:numId w:val="25"/>
+        </w:numPr>
+        <w:rPr>
+          <w:lang w:val="en-US"/>
+        </w:rPr>
+      </w:pPr>
+      <w:r>
+        <w:rPr>
+          <w:lang w:val="en-US"/>
+        </w:rPr>
+        <w:t>“Mongolia”?</w:t>
+      </w:r>
+    </w:p>
+    <w:p>
+      <w:pPr>
+        <w:pStyle w:val="ListParagraph"/>
+        <w:numPr>
+          <w:ilvl w:val="0"/>
+          <w:numId w:val="2"/>
+        </w:numPr>
+        <w:rPr>
+          <w:lang w:val="en-US"/>
+        </w:rPr>
+      </w:pPr>
+      <w:r>
+        <w:rPr>
+          <w:lang w:val="en-US"/>
+        </w:rPr>
+        <w:t>Mông Cổ</w:t>
+      </w:r>
+    </w:p>
+    <w:p>
+      <w:pPr>
+        <w:pStyle w:val="ListParagraph"/>
+        <w:numPr>
+          <w:ilvl w:val="0"/>
+          <w:numId w:val="25"/>
+        </w:numPr>
+        <w:rPr>
+          <w:lang w:val="en-US"/>
+        </w:rPr>
+      </w:pPr>
+      <w:r>
+        <w:rPr>
+          <w:lang w:val="en-US"/>
+        </w:rPr>
+        <w:t>“Switzerland”?</w:t>
+      </w:r>
+    </w:p>
+    <w:p>
+      <w:pPr>
+        <w:pStyle w:val="ListParagraph"/>
+        <w:numPr>
+          <w:ilvl w:val="0"/>
+          <w:numId w:val="2"/>
+        </w:numPr>
+        <w:rPr>
+          <w:lang w:val="en-US"/>
+        </w:rPr>
+      </w:pPr>
+      <w:r>
+        <w:rPr>
+          <w:lang w:val="en-US"/>
+        </w:rPr>
+        <w:t>Thụy Sĩ</w:t>
+      </w:r>
+    </w:p>
+    <w:p>
+      <w:pPr>
+        <w:pStyle w:val="ListParagraph"/>
+        <w:numPr>
+          <w:ilvl w:val="0"/>
+          <w:numId w:val="25"/>
+        </w:numPr>
+        <w:rPr>
+          <w:lang w:val="en-US"/>
+        </w:rPr>
+      </w:pPr>
+      <w:r>
+        <w:rPr>
+          <w:lang w:val="en-US"/>
+        </w:rPr>
+        <w:t>“Sweden”?</w:t>
+      </w:r>
+    </w:p>
+    <w:p>
+      <w:pPr>
+        <w:pStyle w:val="ListParagraph"/>
+        <w:numPr>
+          <w:ilvl w:val="0"/>
+          <w:numId w:val="2"/>
+        </w:numPr>
+        <w:rPr>
+          <w:lang w:val="en-US"/>
+        </w:rPr>
+      </w:pPr>
+      <w:r>
+        <w:rPr>
+          <w:lang w:val="en-US"/>
+        </w:rPr>
+        <w:t>Thụy Điển</w:t>
+      </w:r>
+    </w:p>
+    <w:p>
+      <w:pPr>
+        <w:pStyle w:val="ListParagraph"/>
+        <w:numPr>
+          <w:ilvl w:val="0"/>
+          <w:numId w:val="25"/>
+        </w:numPr>
+        <w:rPr>
+          <w:lang w:val="en-US"/>
+        </w:rPr>
+      </w:pPr>
+      <w:r>
+        <w:rPr>
+          <w:lang w:val="en-US"/>
+        </w:rPr>
+        <w:t>“Spanish”?</w:t>
+      </w:r>
+    </w:p>
+    <w:p>
+      <w:pPr>
+        <w:pStyle w:val="ListParagraph"/>
+        <w:numPr>
+          <w:ilvl w:val="0"/>
+          <w:numId w:val="2"/>
+        </w:numPr>
+        <w:rPr>
+          <w:lang w:val="en-US"/>
+        </w:rPr>
+      </w:pPr>
+      <w:r>
+        <w:rPr>
+          <w:lang w:val="en-US"/>
+        </w:rPr>
+        <w:t>Tây Ban Nha</w:t>
+      </w:r>
+    </w:p>
+    <w:p>
+      <w:pPr>
+        <w:pStyle w:val="ListParagraph"/>
+        <w:numPr>
+          <w:ilvl w:val="0"/>
+          <w:numId w:val="25"/>
+        </w:numPr>
+        <w:rPr>
+          <w:lang w:val="en-US"/>
+        </w:rPr>
+      </w:pPr>
+      <w:r>
+        <w:rPr>
+          <w:lang w:val="en-US"/>
+        </w:rPr>
+        <w:t>“Portugal”?</w:t>
+      </w:r>
+    </w:p>
+    <w:p>
+      <w:pPr>
+        <w:pStyle w:val="ListParagraph"/>
+        <w:numPr>
+          <w:ilvl w:val="0"/>
+          <w:numId w:val="2"/>
+        </w:numPr>
+        <w:rPr>
+          <w:lang w:val="en-US"/>
+        </w:rPr>
+      </w:pPr>
+      <w:r>
+        <w:rPr>
+          <w:lang w:val="en-US"/>
+        </w:rPr>
+        <w:t>Bồ Đào Nha</w:t>
+      </w:r>
+    </w:p>
+    <w:p>
+      <w:pPr>
+        <w:pStyle w:val="ListParagraph"/>
+        <w:numPr>
+          <w:ilvl w:val="0"/>
+          <w:numId w:val="25"/>
+        </w:numPr>
+        <w:rPr>
+          <w:lang w:val="en-US"/>
+        </w:rPr>
+      </w:pPr>
+      <w:r>
+        <w:rPr>
+          <w:lang w:val="en-US"/>
+        </w:rPr>
+        <w:t>“Denmark”?</w:t>
+      </w:r>
+    </w:p>
+    <w:p>
+      <w:pPr>
+        <w:pStyle w:val="ListParagraph"/>
+        <w:numPr>
+          <w:ilvl w:val="0"/>
+          <w:numId w:val="2"/>
+        </w:numPr>
+        <w:rPr>
+          <w:lang w:val="en-US"/>
+        </w:rPr>
+      </w:pPr>
+      <w:r>
+        <w:rPr>
+          <w:lang w:val="en-US"/>
+        </w:rPr>
+        <w:t>Đan Mạch</w:t>
+      </w:r>
+    </w:p>
+    <w:p>
+      <w:pPr>
+        <w:pStyle w:val="ListParagraph"/>
+        <w:numPr>
+          <w:ilvl w:val="0"/>
+          <w:numId w:val="25"/>
+        </w:numPr>
+        <w:rPr>
+          <w:lang w:val="en-US"/>
+        </w:rPr>
+      </w:pPr>
+      <w:r>
+        <w:rPr>
+          <w:lang w:val="en-US"/>
+        </w:rPr>
+        <w:t>“Turkey”?</w:t>
+      </w:r>
+    </w:p>
+    <w:p>
+      <w:pPr>
+        <w:pStyle w:val="ListParagraph"/>
+        <w:numPr>
+          <w:ilvl w:val="0"/>
+          <w:numId w:val="2"/>
+        </w:numPr>
+        <w:rPr>
+          <w:lang w:val="en-US"/>
+        </w:rPr>
+      </w:pPr>
+      <w:r>
+        <w:rPr>
+          <w:lang w:val="en-US"/>
+        </w:rPr>
+        <w:t>Thổ Nhĩ Kì</w:t>
+      </w:r>
+    </w:p>
+    <w:p>
+      <w:pPr>
+        <w:rPr>
+          <w:lang w:val="en-US"/>
+        </w:rPr>
+      </w:pPr>
+    </w:p>
+    <w:p>
+      <w:pPr>
+        <w:rPr>
+          <w:lang w:val="en-US"/>
+        </w:rPr>
+      </w:pPr>
+      <w:r>
+        <w:rPr>
+          <w:lang w:val="en-US"/>
+        </w:rPr>
+        <w:t>Conference – Hội Thảo:</w:t>
+      </w:r>
+    </w:p>
+    <w:p>
+      <w:pPr>
+        <w:pStyle w:val="ListParagraph"/>
+        <w:numPr>
+          <w:ilvl w:val="0"/>
+          <w:numId w:val="26"/>
+        </w:numPr>
+        <w:rPr>
+          <w:lang w:val="en-US"/>
+        </w:rPr>
+      </w:pPr>
+      <w:r>
+        <w:rPr>
+          <w:lang w:val="en-US"/>
+        </w:rPr>
         <w:lastRenderedPageBreak/>
-        <w:t>“Approval”?</w:t>
-      </w:r>
-    </w:p>
-    <w:p>
-      <w:pPr>
-        <w:pStyle w:val="ListParagraph"/>
-        <w:numPr>
-          <w:ilvl w:val="0"/>
-          <w:numId w:val="2"/>
-        </w:numPr>
-        <w:rPr>
-          <w:lang w:val="en-US"/>
-        </w:rPr>
-      </w:pPr>
-      <w:r>
-        <w:rPr>
-          <w:lang w:val="en-US"/>
-        </w:rPr>
-        <w:t>Sự</w:t>
-      </w:r>
-      <w:r>
-        <w:rPr>
-          <w:lang w:val="en-US"/>
-        </w:rPr>
-        <w:t xml:space="preserve"> phê duyệt</w:t>
-      </w:r>
-      <w:r>
-        <w:rPr>
-          <w:lang w:val="en-US"/>
-        </w:rPr>
-        <w:t xml:space="preserve"> (sản phẩm)</w:t>
-      </w:r>
-    </w:p>
-    <w:p>
-      <w:pPr>
-        <w:pStyle w:val="ListParagraph"/>
-        <w:numPr>
-          <w:ilvl w:val="0"/>
-          <w:numId w:val="20"/>
-        </w:numPr>
-        <w:rPr>
-          <w:lang w:val="en-US"/>
-        </w:rPr>
-      </w:pPr>
-      <w:r>
-        <w:rPr>
-          <w:lang w:val="en-US"/>
-        </w:rPr>
-        <w:t>“Workshop”?</w:t>
-      </w:r>
-    </w:p>
-    <w:p>
-      <w:pPr>
-        <w:pStyle w:val="ListParagraph"/>
-        <w:numPr>
-          <w:ilvl w:val="0"/>
-          <w:numId w:val="2"/>
-        </w:numPr>
-        <w:rPr>
-          <w:lang w:val="en-US"/>
-        </w:rPr>
-      </w:pPr>
-      <w:r>
-        <w:rPr>
-          <w:lang w:val="en-US"/>
-        </w:rPr>
-        <w:t>Nhà máy</w:t>
-      </w:r>
-      <w:r>
-        <w:rPr>
-          <w:lang w:val="en-US"/>
-        </w:rPr>
-        <w:t xml:space="preserve"> (chế tạo và sửa chữa)</w:t>
-      </w:r>
-    </w:p>
-    <w:p>
-      <w:pPr>
-        <w:rPr>
-          <w:lang w:val="en-US"/>
-        </w:rPr>
-      </w:pPr>
-    </w:p>
-    <w:p>
-      <w:pPr>
-        <w:rPr>
-          <w:lang w:val="en-US"/>
-        </w:rPr>
-      </w:pPr>
-      <w:r>
-        <w:rPr>
-          <w:lang w:val="en-US"/>
-        </w:rPr>
-        <w:t>Literature – Văn:</w:t>
-      </w:r>
-    </w:p>
-    <w:p>
-      <w:pPr>
-        <w:pStyle w:val="ListParagraph"/>
-        <w:numPr>
-          <w:ilvl w:val="0"/>
-          <w:numId w:val="32"/>
-        </w:numPr>
-        <w:rPr>
-          <w:lang w:val="en-US"/>
-        </w:rPr>
-      </w:pPr>
-      <w:r>
-        <w:rPr>
-          <w:lang w:val="en-US"/>
-        </w:rPr>
-        <w:t>“Memoir”?</w:t>
-      </w:r>
-    </w:p>
-    <w:p>
-      <w:pPr>
-        <w:pStyle w:val="ListParagraph"/>
-        <w:numPr>
-          <w:ilvl w:val="0"/>
-          <w:numId w:val="2"/>
-        </w:numPr>
-        <w:rPr>
-          <w:lang w:val="en-US"/>
-        </w:rPr>
-      </w:pPr>
-      <w:r>
-        <w:rPr>
-          <w:lang w:val="en-US"/>
-        </w:rPr>
-        <w:t>Hồi kí</w:t>
-      </w:r>
-    </w:p>
-    <w:p>
-      <w:pPr>
-        <w:rPr>
-          <w:lang w:val="en-US"/>
-        </w:rPr>
-      </w:pPr>
-    </w:p>
-    <w:p>
-      <w:pPr>
-        <w:rPr>
-          <w:lang w:val="en-US"/>
-        </w:rPr>
-      </w:pPr>
-      <w:r>
-        <w:rPr>
-          <w:lang w:val="en-US"/>
-        </w:rPr>
-        <w:t>Country – Nước:</w:t>
-      </w:r>
-    </w:p>
-    <w:p>
-      <w:pPr>
-        <w:pStyle w:val="ListParagraph"/>
-        <w:numPr>
-          <w:ilvl w:val="0"/>
-          <w:numId w:val="25"/>
-        </w:numPr>
-        <w:rPr>
-          <w:lang w:val="en-US"/>
-        </w:rPr>
-      </w:pPr>
-      <w:r>
-        <w:rPr>
-          <w:lang w:val="en-US"/>
-        </w:rPr>
-        <w:t>“Greece”?</w:t>
-      </w:r>
-    </w:p>
-    <w:p>
-      <w:pPr>
-        <w:pStyle w:val="ListParagraph"/>
-        <w:numPr>
-          <w:ilvl w:val="0"/>
-          <w:numId w:val="2"/>
-        </w:numPr>
-        <w:rPr>
-          <w:lang w:val="en-US"/>
-        </w:rPr>
-      </w:pPr>
-      <w:r>
-        <w:rPr>
-          <w:lang w:val="en-US"/>
-        </w:rPr>
-        <w:t>Hy Lạp</w:t>
-      </w:r>
-    </w:p>
-    <w:p>
-      <w:pPr>
-        <w:pStyle w:val="ListParagraph"/>
-        <w:numPr>
-          <w:ilvl w:val="0"/>
-          <w:numId w:val="25"/>
-        </w:numPr>
-        <w:rPr>
-          <w:lang w:val="en-US"/>
-        </w:rPr>
-      </w:pPr>
-      <w:r>
-        <w:rPr>
-          <w:lang w:val="en-US"/>
-        </w:rPr>
-        <w:t>“Egypt”?</w:t>
-      </w:r>
-    </w:p>
-    <w:p>
-      <w:pPr>
-        <w:pStyle w:val="ListParagraph"/>
-        <w:numPr>
-          <w:ilvl w:val="0"/>
-          <w:numId w:val="2"/>
-        </w:numPr>
-        <w:rPr>
-          <w:lang w:val="en-US"/>
-        </w:rPr>
-      </w:pPr>
-      <w:r>
-        <w:rPr>
-          <w:lang w:val="en-US"/>
-        </w:rPr>
-        <w:t>Ai Cập</w:t>
-      </w:r>
-    </w:p>
-    <w:p>
-      <w:pPr>
-        <w:pStyle w:val="ListParagraph"/>
-        <w:numPr>
-          <w:ilvl w:val="0"/>
-          <w:numId w:val="25"/>
-        </w:numPr>
-        <w:rPr>
-          <w:lang w:val="en-US"/>
-        </w:rPr>
-      </w:pPr>
-      <w:r>
-        <w:rPr>
-          <w:lang w:val="en-US"/>
-        </w:rPr>
-        <w:t>“Mongolia”?</w:t>
-      </w:r>
-    </w:p>
-    <w:p>
-      <w:pPr>
-        <w:pStyle w:val="ListParagraph"/>
-        <w:numPr>
-          <w:ilvl w:val="0"/>
-          <w:numId w:val="2"/>
-        </w:numPr>
-        <w:rPr>
-          <w:lang w:val="en-US"/>
-        </w:rPr>
-      </w:pPr>
-      <w:r>
-        <w:rPr>
-          <w:lang w:val="en-US"/>
-        </w:rPr>
-        <w:t>Mông Cổ</w:t>
-      </w:r>
-    </w:p>
-    <w:p>
-      <w:pPr>
-        <w:pStyle w:val="ListParagraph"/>
-        <w:numPr>
-          <w:ilvl w:val="0"/>
-          <w:numId w:val="25"/>
-        </w:numPr>
-        <w:rPr>
-          <w:lang w:val="en-US"/>
-        </w:rPr>
-      </w:pPr>
-      <w:r>
-        <w:rPr>
-          <w:lang w:val="en-US"/>
-        </w:rPr>
-        <w:t>“Switzerland”?</w:t>
-      </w:r>
-    </w:p>
-    <w:p>
-      <w:pPr>
-        <w:pStyle w:val="ListParagraph"/>
-        <w:numPr>
-          <w:ilvl w:val="0"/>
-          <w:numId w:val="2"/>
-        </w:numPr>
-        <w:rPr>
-          <w:lang w:val="en-US"/>
-        </w:rPr>
-      </w:pPr>
-      <w:r>
-        <w:rPr>
-          <w:lang w:val="en-US"/>
-        </w:rPr>
-        <w:t>Thụy Sĩ</w:t>
-      </w:r>
-    </w:p>
-    <w:p>
-      <w:pPr>
-        <w:pStyle w:val="ListParagraph"/>
-        <w:numPr>
-          <w:ilvl w:val="0"/>
-          <w:numId w:val="25"/>
-        </w:numPr>
-        <w:rPr>
-          <w:lang w:val="en-US"/>
-        </w:rPr>
-      </w:pPr>
-      <w:r>
-        <w:rPr>
-          <w:lang w:val="en-US"/>
-        </w:rPr>
-        <w:t>“Sweden”?</w:t>
-      </w:r>
-    </w:p>
-    <w:p>
-      <w:pPr>
-        <w:pStyle w:val="ListParagraph"/>
-        <w:numPr>
-          <w:ilvl w:val="0"/>
-          <w:numId w:val="2"/>
-        </w:numPr>
-        <w:rPr>
-          <w:lang w:val="en-US"/>
-        </w:rPr>
-      </w:pPr>
-      <w:r>
-        <w:rPr>
-          <w:lang w:val="en-US"/>
-        </w:rPr>
-        <w:t>Thụy Điển</w:t>
-      </w:r>
-    </w:p>
-    <w:p>
-      <w:pPr>
-        <w:pStyle w:val="ListParagraph"/>
-        <w:numPr>
-          <w:ilvl w:val="0"/>
-          <w:numId w:val="25"/>
-        </w:numPr>
-        <w:rPr>
-          <w:lang w:val="en-US"/>
-        </w:rPr>
-      </w:pPr>
-      <w:r>
-        <w:rPr>
-          <w:lang w:val="en-US"/>
-        </w:rPr>
-        <w:t>“Spanish”?</w:t>
-      </w:r>
-    </w:p>
-    <w:p>
-      <w:pPr>
-        <w:pStyle w:val="ListParagraph"/>
-        <w:numPr>
-          <w:ilvl w:val="0"/>
-          <w:numId w:val="2"/>
-        </w:numPr>
-        <w:rPr>
-          <w:lang w:val="en-US"/>
-        </w:rPr>
-      </w:pPr>
-      <w:r>
-        <w:rPr>
-          <w:lang w:val="en-US"/>
-        </w:rPr>
-        <w:t>Tây Ban Nha</w:t>
-      </w:r>
-    </w:p>
-    <w:p>
-      <w:pPr>
-        <w:pStyle w:val="ListParagraph"/>
-        <w:numPr>
-          <w:ilvl w:val="0"/>
-          <w:numId w:val="25"/>
-        </w:numPr>
-        <w:rPr>
-          <w:lang w:val="en-US"/>
-        </w:rPr>
-      </w:pPr>
-      <w:r>
-        <w:rPr>
-          <w:lang w:val="en-US"/>
-        </w:rPr>
-        <w:t>“Portugal”?</w:t>
-      </w:r>
-    </w:p>
-    <w:p>
-      <w:pPr>
-        <w:pStyle w:val="ListParagraph"/>
-        <w:numPr>
-          <w:ilvl w:val="0"/>
-          <w:numId w:val="2"/>
-        </w:numPr>
-        <w:rPr>
-          <w:lang w:val="en-US"/>
-        </w:rPr>
-      </w:pPr>
-      <w:r>
-        <w:rPr>
-          <w:lang w:val="en-US"/>
-        </w:rPr>
-        <w:t>Bồ Đào Nha</w:t>
-      </w:r>
-    </w:p>
-    <w:p>
-      <w:pPr>
-        <w:pStyle w:val="ListParagraph"/>
-        <w:numPr>
-          <w:ilvl w:val="0"/>
-          <w:numId w:val="25"/>
-        </w:numPr>
-        <w:rPr>
-          <w:lang w:val="en-US"/>
-        </w:rPr>
-      </w:pPr>
-      <w:r>
-        <w:rPr>
-          <w:lang w:val="en-US"/>
-        </w:rPr>
-        <w:t>“Denmark”?</w:t>
-      </w:r>
-    </w:p>
-    <w:p>
-      <w:pPr>
-        <w:pStyle w:val="ListParagraph"/>
-        <w:numPr>
-          <w:ilvl w:val="0"/>
-          <w:numId w:val="2"/>
-        </w:numPr>
-        <w:rPr>
-          <w:lang w:val="en-US"/>
-        </w:rPr>
-      </w:pPr>
-      <w:r>
-        <w:rPr>
-          <w:lang w:val="en-US"/>
-        </w:rPr>
-        <w:t>Đan Mạch</w:t>
-      </w:r>
-    </w:p>
-    <w:p>
-      <w:pPr>
-        <w:pStyle w:val="ListParagraph"/>
-        <w:numPr>
-          <w:ilvl w:val="0"/>
-          <w:numId w:val="25"/>
-        </w:numPr>
-        <w:rPr>
-          <w:lang w:val="en-US"/>
-        </w:rPr>
-      </w:pPr>
-      <w:r>
-        <w:rPr>
-          <w:lang w:val="en-US"/>
-        </w:rPr>
-        <w:t>“Turkey”?</w:t>
-      </w:r>
-    </w:p>
-    <w:p>
-      <w:pPr>
-        <w:pStyle w:val="ListParagraph"/>
-        <w:numPr>
-          <w:ilvl w:val="0"/>
-          <w:numId w:val="2"/>
-        </w:numPr>
-        <w:rPr>
-          <w:lang w:val="en-US"/>
-        </w:rPr>
-      </w:pPr>
-      <w:r>
-        <w:rPr>
-          <w:lang w:val="en-US"/>
-        </w:rPr>
-        <w:t>Thổ Nhĩ Kì</w:t>
-      </w:r>
-    </w:p>
-    <w:p>
-      <w:pPr>
-        <w:rPr>
-          <w:lang w:val="en-US"/>
-        </w:rPr>
-      </w:pPr>
-    </w:p>
-    <w:p>
-      <w:pPr>
-        <w:rPr>
-          <w:lang w:val="en-US"/>
-        </w:rPr>
-      </w:pPr>
-      <w:r>
-        <w:rPr>
-          <w:lang w:val="en-US"/>
-        </w:rPr>
-        <w:t>Conference – Hội Thảo:</w:t>
-      </w:r>
-    </w:p>
-    <w:p>
-      <w:pPr>
-        <w:pStyle w:val="ListParagraph"/>
-        <w:numPr>
-          <w:ilvl w:val="0"/>
-          <w:numId w:val="26"/>
-        </w:numPr>
-        <w:rPr>
-          <w:lang w:val="en-US"/>
-        </w:rPr>
-      </w:pPr>
-      <w:r>
-        <w:rPr>
-          <w:lang w:val="en-US"/>
-        </w:rPr>
         <w:t>“Agenda”?</w:t>
       </w:r>
     </w:p>
@@ -6642,216 +6873,646 @@
         <w:rPr>
           <w:lang w:val="en-US"/>
         </w:rPr>
+        <w:t>Hành lí</w:t>
+      </w:r>
+    </w:p>
+    <w:p>
+      <w:pPr>
+        <w:pStyle w:val="ListParagraph"/>
+        <w:numPr>
+          <w:ilvl w:val="0"/>
+          <w:numId w:val="24"/>
+        </w:numPr>
+        <w:rPr>
+          <w:lang w:val="en-US"/>
+        </w:rPr>
+      </w:pPr>
+      <w:r>
+        <w:rPr>
+          <w:lang w:val="en-US"/>
+        </w:rPr>
+        <w:t>“Malfunction”?</w:t>
+      </w:r>
+    </w:p>
+    <w:p>
+      <w:pPr>
+        <w:pStyle w:val="ListParagraph"/>
+        <w:numPr>
+          <w:ilvl w:val="0"/>
+          <w:numId w:val="2"/>
+        </w:numPr>
+        <w:rPr>
+          <w:lang w:val="en-US"/>
+        </w:rPr>
+      </w:pPr>
+      <w:r>
+        <w:rPr>
+          <w:lang w:val="en-US"/>
+        </w:rPr>
+        <w:t>Hoạt động lỗi (máy)</w:t>
+      </w:r>
+    </w:p>
+    <w:p>
+      <w:pPr>
+        <w:pStyle w:val="ListParagraph"/>
+        <w:numPr>
+          <w:ilvl w:val="0"/>
+          <w:numId w:val="24"/>
+        </w:numPr>
+        <w:rPr>
+          <w:lang w:val="en-US"/>
+        </w:rPr>
+      </w:pPr>
+      <w:r>
+        <w:rPr>
+          <w:lang w:val="en-US"/>
+        </w:rPr>
+        <w:t>“Drawer”?</w:t>
+      </w:r>
+    </w:p>
+    <w:p>
+      <w:pPr>
+        <w:pStyle w:val="ListParagraph"/>
+        <w:numPr>
+          <w:ilvl w:val="0"/>
+          <w:numId w:val="2"/>
+        </w:numPr>
+        <w:rPr>
+          <w:lang w:val="en-US"/>
+        </w:rPr>
+      </w:pPr>
+      <w:r>
+        <w:rPr>
+          <w:lang w:val="en-US"/>
+        </w:rPr>
+        <w:t>Ngăn kéo (chứa giấy tờ)</w:t>
+      </w:r>
+    </w:p>
+    <w:p>
+      <w:pPr>
+        <w:pStyle w:val="ListParagraph"/>
+        <w:numPr>
+          <w:ilvl w:val="0"/>
+          <w:numId w:val="24"/>
+        </w:numPr>
+        <w:rPr>
+          <w:lang w:val="en-US"/>
+        </w:rPr>
+      </w:pPr>
+      <w:r>
+        <w:rPr>
+          <w:lang w:val="en-US"/>
+        </w:rPr>
+        <w:t>“Office Supplies”?</w:t>
+      </w:r>
+    </w:p>
+    <w:p>
+      <w:pPr>
+        <w:pStyle w:val="ListParagraph"/>
+        <w:numPr>
+          <w:ilvl w:val="0"/>
+          <w:numId w:val="2"/>
+        </w:numPr>
+        <w:rPr>
+          <w:lang w:val="en-US"/>
+        </w:rPr>
+      </w:pPr>
+      <w:r>
+        <w:rPr>
+          <w:lang w:val="en-US"/>
+        </w:rPr>
+        <w:t>Văn phòng phẩm</w:t>
+      </w:r>
+    </w:p>
+    <w:p>
+      <w:pPr>
+        <w:pStyle w:val="ListParagraph"/>
+        <w:numPr>
+          <w:ilvl w:val="0"/>
+          <w:numId w:val="24"/>
+        </w:numPr>
+        <w:rPr>
+          <w:lang w:val="en-US"/>
+        </w:rPr>
+      </w:pPr>
+      <w:r>
+        <w:rPr>
+          <w:lang w:val="en-US"/>
+        </w:rPr>
+        <w:t>“Counter”?</w:t>
+      </w:r>
+    </w:p>
+    <w:p>
+      <w:pPr>
+        <w:pStyle w:val="ListParagraph"/>
+        <w:numPr>
+          <w:ilvl w:val="0"/>
+          <w:numId w:val="2"/>
+        </w:numPr>
+        <w:rPr>
+          <w:lang w:val="en-US"/>
+        </w:rPr>
+      </w:pPr>
+      <w:r>
+        <w:rPr>
+          <w:lang w:val="en-US"/>
+        </w:rPr>
+        <w:t>Bàn làm việc</w:t>
+      </w:r>
+      <w:r>
+        <w:rPr>
+          <w:lang w:val="en-US"/>
+        </w:rPr>
+        <w:t xml:space="preserve"> (giữa nhân viên với khách)</w:t>
+      </w:r>
+    </w:p>
+    <w:p>
+      <w:pPr>
+        <w:pStyle w:val="ListParagraph"/>
+        <w:numPr>
+          <w:ilvl w:val="0"/>
+          <w:numId w:val="24"/>
+        </w:numPr>
+        <w:rPr>
+          <w:lang w:val="en-US"/>
+        </w:rPr>
+      </w:pPr>
+      <w:r>
+        <w:rPr>
+          <w:lang w:val="en-US"/>
+        </w:rPr>
+        <w:t>“Headphone”?</w:t>
+      </w:r>
+    </w:p>
+    <w:p>
+      <w:pPr>
+        <w:pStyle w:val="ListParagraph"/>
+        <w:numPr>
+          <w:ilvl w:val="0"/>
+          <w:numId w:val="2"/>
+        </w:numPr>
+        <w:rPr>
+          <w:lang w:val="en-US"/>
+        </w:rPr>
+      </w:pPr>
+      <w:r>
+        <w:rPr>
+          <w:lang w:val="en-US"/>
+        </w:rPr>
+        <w:t>Tai nghe</w:t>
+      </w:r>
+    </w:p>
+    <w:p>
+      <w:pPr>
+        <w:pStyle w:val="ListParagraph"/>
+        <w:numPr>
+          <w:ilvl w:val="0"/>
+          <w:numId w:val="24"/>
+        </w:numPr>
+        <w:rPr>
+          <w:lang w:val="en-US"/>
+        </w:rPr>
+      </w:pPr>
+      <w:r>
+        <w:rPr>
+          <w:lang w:val="en-US"/>
+        </w:rPr>
+        <w:t>“Cash Register”?</w:t>
+      </w:r>
+    </w:p>
+    <w:p>
+      <w:pPr>
+        <w:pStyle w:val="ListParagraph"/>
+        <w:numPr>
+          <w:ilvl w:val="0"/>
+          <w:numId w:val="2"/>
+        </w:numPr>
+        <w:rPr>
+          <w:lang w:val="en-US"/>
+        </w:rPr>
+      </w:pPr>
+      <w:r>
+        <w:rPr>
+          <w:lang w:val="en-US"/>
+        </w:rPr>
+        <w:t>Máy thu ngân (ở ngân hàng)</w:t>
+      </w:r>
+    </w:p>
+    <w:p>
+      <w:pPr>
+        <w:rPr>
+          <w:lang w:val="en-US"/>
+        </w:rPr>
+      </w:pPr>
+    </w:p>
+    <w:p>
+      <w:pPr>
+        <w:rPr>
+          <w:lang w:val="en-US"/>
+        </w:rPr>
+      </w:pPr>
+      <w:r>
+        <w:rPr>
+          <w:lang w:val="en-US"/>
+        </w:rPr>
+        <w:t>Code – Mã:</w:t>
+      </w:r>
+    </w:p>
+    <w:p>
+      <w:pPr>
+        <w:pStyle w:val="ListParagraph"/>
+        <w:numPr>
+          <w:ilvl w:val="0"/>
+          <w:numId w:val="17"/>
+        </w:numPr>
+        <w:rPr>
+          <w:lang w:val="en-US"/>
+        </w:rPr>
+      </w:pPr>
+      <w:r>
+        <w:rPr>
+          <w:lang w:val="en-US"/>
+        </w:rPr>
+        <w:t>“Boilerplate”?</w:t>
+      </w:r>
+    </w:p>
+    <w:p>
+      <w:pPr>
+        <w:pStyle w:val="ListParagraph"/>
+        <w:numPr>
+          <w:ilvl w:val="0"/>
+          <w:numId w:val="2"/>
+        </w:numPr>
+        <w:rPr>
+          <w:lang w:val="en-US"/>
+        </w:rPr>
+      </w:pPr>
+      <w:r>
+        <w:rPr>
+          <w:lang w:val="en-US"/>
+        </w:rPr>
+        <w:t>Soạn sẵn</w:t>
+      </w:r>
+    </w:p>
+    <w:p>
+      <w:pPr>
+        <w:pStyle w:val="ListParagraph"/>
+        <w:numPr>
+          <w:ilvl w:val="0"/>
+          <w:numId w:val="17"/>
+        </w:numPr>
+        <w:rPr>
+          <w:lang w:val="en-US"/>
+        </w:rPr>
+      </w:pPr>
+      <w:r>
+        <w:rPr>
+          <w:lang w:val="en-US"/>
+        </w:rPr>
+        <w:t>“Data Augmentation”?</w:t>
+      </w:r>
+    </w:p>
+    <w:p>
+      <w:pPr>
+        <w:pStyle w:val="ListParagraph"/>
+        <w:numPr>
+          <w:ilvl w:val="0"/>
+          <w:numId w:val="2"/>
+        </w:numPr>
+        <w:rPr>
+          <w:lang w:val="en-US"/>
+        </w:rPr>
+      </w:pPr>
+      <w:r>
+        <w:rPr>
+          <w:lang w:val="en-US"/>
+        </w:rPr>
+        <w:t>Việc tăng lượng dữ liệu</w:t>
+      </w:r>
+    </w:p>
+    <w:p>
+      <w:pPr>
+        <w:pStyle w:val="ListParagraph"/>
+        <w:numPr>
+          <w:ilvl w:val="0"/>
+          <w:numId w:val="17"/>
+        </w:numPr>
+        <w:rPr>
+          <w:lang w:val="en-US"/>
+        </w:rPr>
+      </w:pPr>
+      <w:r>
+        <w:rPr>
+          <w:lang w:val="en-US"/>
+        </w:rPr>
+        <w:t>“Localization”?</w:t>
+      </w:r>
+    </w:p>
+    <w:p>
+      <w:pPr>
+        <w:pStyle w:val="ListParagraph"/>
+        <w:numPr>
+          <w:ilvl w:val="0"/>
+          <w:numId w:val="2"/>
+        </w:numPr>
+        <w:rPr>
+          <w:lang w:val="en-US"/>
+        </w:rPr>
+      </w:pPr>
+      <w:r>
+        <w:rPr>
+          <w:lang w:val="en-US"/>
+        </w:rPr>
+        <w:t>Việc khoan</w:t>
+      </w:r>
+      <w:r>
+        <w:rPr>
+          <w:lang w:val="en-US"/>
+        </w:rPr>
+        <w:t>h</w:t>
+      </w:r>
+      <w:r>
+        <w:rPr>
+          <w:lang w:val="en-US"/>
+        </w:rPr>
+        <w:t xml:space="preserve"> vùng</w:t>
+      </w:r>
+    </w:p>
+    <w:p>
+      <w:pPr>
+        <w:pStyle w:val="ListParagraph"/>
+        <w:numPr>
+          <w:ilvl w:val="0"/>
+          <w:numId w:val="17"/>
+        </w:numPr>
+        <w:rPr>
+          <w:lang w:val="en-US"/>
+        </w:rPr>
+      </w:pPr>
+      <w:r>
+        <w:rPr>
+          <w:lang w:val="en-US"/>
+        </w:rPr>
+        <w:t>“End To End Training”?</w:t>
+      </w:r>
+    </w:p>
+    <w:p>
+      <w:pPr>
+        <w:pStyle w:val="ListParagraph"/>
+        <w:numPr>
+          <w:ilvl w:val="0"/>
+          <w:numId w:val="2"/>
+        </w:numPr>
+        <w:rPr>
+          <w:lang w:val="en-US"/>
+        </w:rPr>
+      </w:pPr>
+      <w:r>
+        <w:rPr>
+          <w:lang w:val="en-US"/>
+        </w:rPr>
+        <w:t>Train một mạch</w:t>
+      </w:r>
+      <w:r>
+        <w:rPr>
+          <w:lang w:val="en-US"/>
+        </w:rPr>
+        <w:t>, không cần xử lí trước dữ liệu</w:t>
+      </w:r>
+    </w:p>
+    <w:p>
+      <w:pPr>
+        <w:pStyle w:val="ListParagraph"/>
+        <w:numPr>
+          <w:ilvl w:val="0"/>
+          <w:numId w:val="17"/>
+        </w:numPr>
+        <w:rPr>
+          <w:lang w:val="en-US"/>
+        </w:rPr>
+      </w:pPr>
+      <w:r>
+        <w:rPr>
+          <w:lang w:val="en-US"/>
+        </w:rPr>
+        <w:t>“Energy Function”?</w:t>
+      </w:r>
+    </w:p>
+    <w:p>
+      <w:pPr>
+        <w:pStyle w:val="ListParagraph"/>
+        <w:numPr>
+          <w:ilvl w:val="0"/>
+          <w:numId w:val="2"/>
+        </w:numPr>
+        <w:rPr>
+          <w:lang w:val="en-US"/>
+        </w:rPr>
+      </w:pPr>
+      <w:r>
+        <w:rPr>
+          <w:lang w:val="en-US"/>
+        </w:rPr>
+        <w:t>Hàm cần tối ưu hóa</w:t>
+      </w:r>
+    </w:p>
+    <w:p>
+      <w:pPr>
+        <w:pStyle w:val="ListParagraph"/>
+        <w:numPr>
+          <w:ilvl w:val="0"/>
+          <w:numId w:val="17"/>
+        </w:numPr>
+        <w:rPr>
+          <w:lang w:val="en-US"/>
+        </w:rPr>
+      </w:pPr>
+      <w:r>
+        <w:rPr>
+          <w:lang w:val="en-US"/>
+        </w:rPr>
+        <w:t>“Is Deprecated”?</w:t>
+      </w:r>
+    </w:p>
+    <w:p>
+      <w:pPr>
+        <w:pStyle w:val="ListParagraph"/>
+        <w:numPr>
+          <w:ilvl w:val="0"/>
+          <w:numId w:val="2"/>
+        </w:numPr>
+        <w:rPr>
+          <w:lang w:val="en-US"/>
+        </w:rPr>
+      </w:pPr>
+      <w:r>
+        <w:rPr>
+          <w:lang w:val="en-US"/>
+        </w:rPr>
+        <w:t>Sắp không được dùng nữa</w:t>
+      </w:r>
+      <w:r>
+        <w:rPr>
+          <w:lang w:val="en-US"/>
+        </w:rPr>
+        <w:t xml:space="preserve"> (</w:t>
+      </w:r>
+      <w:r>
+        <w:rPr>
+          <w:lang w:val="en-US"/>
+        </w:rPr>
+        <w:t>1 phần mềm</w:t>
+      </w:r>
+      <w:r>
+        <w:rPr>
+          <w:lang w:val="en-US"/>
+        </w:rPr>
+        <w:t>)</w:t>
+      </w:r>
+    </w:p>
+    <w:p>
+      <w:pPr>
+        <w:pStyle w:val="ListParagraph"/>
+        <w:numPr>
+          <w:ilvl w:val="0"/>
+          <w:numId w:val="17"/>
+        </w:numPr>
+        <w:rPr>
+          <w:lang w:val="en-US"/>
+        </w:rPr>
+      </w:pPr>
+      <w:r>
+        <w:rPr>
+          <w:lang w:val="en-US"/>
+        </w:rPr>
+        <w:t>“Ground Truth”?</w:t>
+      </w:r>
+    </w:p>
+    <w:p>
+      <w:pPr>
+        <w:pStyle w:val="ListParagraph"/>
+        <w:numPr>
+          <w:ilvl w:val="0"/>
+          <w:numId w:val="2"/>
+        </w:numPr>
+        <w:rPr>
+          <w:lang w:val="en-US"/>
+        </w:rPr>
+      </w:pPr>
+      <w:r>
+        <w:rPr>
+          <w:lang w:val="en-US"/>
+        </w:rPr>
+        <w:t>Target trong Machine Learning</w:t>
+      </w:r>
+    </w:p>
+    <w:p>
+      <w:pPr>
+        <w:pStyle w:val="ListParagraph"/>
+        <w:numPr>
+          <w:ilvl w:val="0"/>
+          <w:numId w:val="17"/>
+        </w:numPr>
+        <w:rPr>
+          <w:lang w:val="en-US"/>
+        </w:rPr>
+      </w:pPr>
+      <w:r>
+        <w:rPr>
+          <w:lang w:val="en-US"/>
+        </w:rPr>
+        <w:t>“Profiling”?</w:t>
+      </w:r>
+    </w:p>
+    <w:p>
+      <w:pPr>
+        <w:pStyle w:val="ListParagraph"/>
+        <w:numPr>
+          <w:ilvl w:val="0"/>
+          <w:numId w:val="2"/>
+        </w:numPr>
+        <w:rPr>
+          <w:lang w:val="en-US"/>
+        </w:rPr>
+      </w:pPr>
+      <w:r>
+        <w:rPr>
+          <w:lang w:val="en-US"/>
+        </w:rPr>
+        <w:t>Quá trình phân tích và tối ưu hóa hiệu suất</w:t>
+      </w:r>
+    </w:p>
+    <w:p>
+      <w:pPr>
+        <w:pStyle w:val="ListParagraph"/>
+        <w:numPr>
+          <w:ilvl w:val="0"/>
+          <w:numId w:val="17"/>
+        </w:numPr>
+        <w:rPr>
+          <w:lang w:val="en-US"/>
+        </w:rPr>
+      </w:pPr>
+      <w:r>
+        <w:rPr>
+          <w:lang w:val="en-US"/>
+        </w:rPr>
+        <w:t>“Prototype”?</w:t>
+      </w:r>
+    </w:p>
+    <w:p>
+      <w:pPr>
+        <w:pStyle w:val="ListParagraph"/>
+        <w:numPr>
+          <w:ilvl w:val="0"/>
+          <w:numId w:val="2"/>
+        </w:numPr>
+        <w:rPr>
+          <w:lang w:val="en-US"/>
+        </w:rPr>
+      </w:pPr>
+      <w:r>
+        <w:rPr>
+          <w:lang w:val="en-US"/>
+        </w:rPr>
+        <w:t>Tạo bản đầu tiên</w:t>
+      </w:r>
+    </w:p>
+    <w:p>
+      <w:pPr>
+        <w:pStyle w:val="ListParagraph"/>
+        <w:numPr>
+          <w:ilvl w:val="0"/>
+          <w:numId w:val="17"/>
+        </w:numPr>
+        <w:rPr>
+          <w:lang w:val="en-US"/>
+        </w:rPr>
+      </w:pPr>
+      <w:r>
+        <w:rPr>
+          <w:lang w:val="en-US"/>
+        </w:rPr>
+        <w:t>“Benchmark”?</w:t>
+      </w:r>
+    </w:p>
+    <w:p>
+      <w:pPr>
+        <w:pStyle w:val="ListParagraph"/>
+        <w:numPr>
+          <w:ilvl w:val="0"/>
+          <w:numId w:val="2"/>
+        </w:numPr>
+        <w:rPr>
+          <w:lang w:val="en-US"/>
+        </w:rPr>
+      </w:pPr>
+      <w:r>
+        <w:rPr>
+          <w:lang w:val="en-US"/>
+        </w:rPr>
         <w:lastRenderedPageBreak/>
-        <w:t>Hành lí</w:t>
-      </w:r>
-    </w:p>
-    <w:p>
-      <w:pPr>
-        <w:pStyle w:val="ListParagraph"/>
-        <w:numPr>
-          <w:ilvl w:val="0"/>
-          <w:numId w:val="24"/>
-        </w:numPr>
-        <w:rPr>
-          <w:lang w:val="en-US"/>
-        </w:rPr>
-      </w:pPr>
-      <w:r>
-        <w:rPr>
-          <w:lang w:val="en-US"/>
-        </w:rPr>
-        <w:t>“Malfunction”?</w:t>
-      </w:r>
-    </w:p>
-    <w:p>
-      <w:pPr>
-        <w:pStyle w:val="ListParagraph"/>
-        <w:numPr>
-          <w:ilvl w:val="0"/>
-          <w:numId w:val="2"/>
-        </w:numPr>
-        <w:rPr>
-          <w:lang w:val="en-US"/>
-        </w:rPr>
-      </w:pPr>
-      <w:r>
-        <w:rPr>
-          <w:lang w:val="en-US"/>
-        </w:rPr>
-        <w:t>Hoạt động lỗi (máy)</w:t>
-      </w:r>
-    </w:p>
-    <w:p>
-      <w:pPr>
-        <w:pStyle w:val="ListParagraph"/>
-        <w:numPr>
-          <w:ilvl w:val="0"/>
-          <w:numId w:val="24"/>
-        </w:numPr>
-        <w:rPr>
-          <w:lang w:val="en-US"/>
-        </w:rPr>
-      </w:pPr>
-      <w:r>
-        <w:rPr>
-          <w:lang w:val="en-US"/>
-        </w:rPr>
-        <w:t>“Drawer”?</w:t>
-      </w:r>
-    </w:p>
-    <w:p>
-      <w:pPr>
-        <w:pStyle w:val="ListParagraph"/>
-        <w:numPr>
-          <w:ilvl w:val="0"/>
-          <w:numId w:val="2"/>
-        </w:numPr>
-        <w:rPr>
-          <w:lang w:val="en-US"/>
-        </w:rPr>
-      </w:pPr>
-      <w:r>
-        <w:rPr>
-          <w:lang w:val="en-US"/>
-        </w:rPr>
-        <w:t>Ngăn kéo (chứa giấy tờ)</w:t>
-      </w:r>
-    </w:p>
-    <w:p>
-      <w:pPr>
-        <w:pStyle w:val="ListParagraph"/>
-        <w:numPr>
-          <w:ilvl w:val="0"/>
-          <w:numId w:val="24"/>
-        </w:numPr>
-        <w:rPr>
-          <w:lang w:val="en-US"/>
-        </w:rPr>
-      </w:pPr>
-      <w:r>
-        <w:rPr>
-          <w:lang w:val="en-US"/>
-        </w:rPr>
-        <w:t>“Office Supplies”?</w:t>
-      </w:r>
-    </w:p>
-    <w:p>
-      <w:pPr>
-        <w:pStyle w:val="ListParagraph"/>
-        <w:numPr>
-          <w:ilvl w:val="0"/>
-          <w:numId w:val="2"/>
-        </w:numPr>
-        <w:rPr>
-          <w:lang w:val="en-US"/>
-        </w:rPr>
-      </w:pPr>
-      <w:r>
-        <w:rPr>
-          <w:lang w:val="en-US"/>
-        </w:rPr>
-        <w:t>Văn phòng phẩm</w:t>
-      </w:r>
-    </w:p>
-    <w:p>
-      <w:pPr>
-        <w:pStyle w:val="ListParagraph"/>
-        <w:numPr>
-          <w:ilvl w:val="0"/>
-          <w:numId w:val="24"/>
-        </w:numPr>
-        <w:rPr>
-          <w:lang w:val="en-US"/>
-        </w:rPr>
-      </w:pPr>
-      <w:r>
-        <w:rPr>
-          <w:lang w:val="en-US"/>
-        </w:rPr>
-        <w:t>“Counter”?</w:t>
-      </w:r>
-    </w:p>
-    <w:p>
-      <w:pPr>
-        <w:pStyle w:val="ListParagraph"/>
-        <w:numPr>
-          <w:ilvl w:val="0"/>
-          <w:numId w:val="2"/>
-        </w:numPr>
-        <w:rPr>
-          <w:lang w:val="en-US"/>
-        </w:rPr>
-      </w:pPr>
-      <w:r>
-        <w:rPr>
-          <w:lang w:val="en-US"/>
-        </w:rPr>
-        <w:t>Bàn làm việc</w:t>
-      </w:r>
-      <w:r>
-        <w:rPr>
-          <w:lang w:val="en-US"/>
-        </w:rPr>
-        <w:t xml:space="preserve"> (giữa nhân viên với khách)</w:t>
-      </w:r>
-    </w:p>
-    <w:p>
-      <w:pPr>
-        <w:pStyle w:val="ListParagraph"/>
-        <w:numPr>
-          <w:ilvl w:val="0"/>
-          <w:numId w:val="24"/>
-        </w:numPr>
-        <w:rPr>
-          <w:lang w:val="en-US"/>
-        </w:rPr>
-      </w:pPr>
-      <w:r>
-        <w:rPr>
-          <w:lang w:val="en-US"/>
-        </w:rPr>
-        <w:t>“Headphone”?</w:t>
-      </w:r>
-    </w:p>
-    <w:p>
-      <w:pPr>
-        <w:pStyle w:val="ListParagraph"/>
-        <w:numPr>
-          <w:ilvl w:val="0"/>
-          <w:numId w:val="2"/>
-        </w:numPr>
-        <w:rPr>
-          <w:lang w:val="en-US"/>
-        </w:rPr>
-      </w:pPr>
-      <w:r>
-        <w:rPr>
-          <w:lang w:val="en-US"/>
-        </w:rPr>
-        <w:t>Tai nghe</w:t>
-      </w:r>
-      <w:bookmarkStart w:id="0" w:name="_GoBack"/>
-      <w:bookmarkEnd w:id="0"/>
-    </w:p>
-    <w:p>
-      <w:pPr>
-        <w:rPr>
-          <w:lang w:val="en-US"/>
-        </w:rPr>
-      </w:pPr>
-    </w:p>
-    <w:p>
-      <w:pPr>
-        <w:rPr>
-          <w:lang w:val="en-US"/>
-        </w:rPr>
-      </w:pPr>
-      <w:r>
-        <w:rPr>
-          <w:lang w:val="en-US"/>
-        </w:rPr>
-        <w:t>Code – Mã:</w:t>
+        <w:t>Đánh giá hiệu suất của 1 mô hình (so với 1 tiêu chuẩn nào đó)</w:t>
       </w:r>
     </w:p>
     <w:p>
@@ -6869,25 +7530,25 @@
         <w:rPr>
           <w:lang w:val="en-US"/>
         </w:rPr>
-        <w:t>“Boilerplate”?</w:t>
-      </w:r>
-    </w:p>
-    <w:p>
-      <w:pPr>
-        <w:pStyle w:val="ListParagraph"/>
-        <w:numPr>
-          <w:ilvl w:val="0"/>
-          <w:numId w:val="2"/>
-        </w:numPr>
-        <w:rPr>
-          <w:lang w:val="en-US"/>
-        </w:rPr>
-      </w:pPr>
-      <w:r>
-        <w:rPr>
-          <w:lang w:val="en-US"/>
-        </w:rPr>
-        <w:t>Soạn sẵn</w:t>
+        <w:t>“Cumbersome”?</w:t>
+      </w:r>
+    </w:p>
+    <w:p>
+      <w:pPr>
+        <w:pStyle w:val="ListParagraph"/>
+        <w:numPr>
+          <w:ilvl w:val="0"/>
+          <w:numId w:val="2"/>
+        </w:numPr>
+        <w:rPr>
+          <w:lang w:val="en-US"/>
+        </w:rPr>
+      </w:pPr>
+      <w:r>
+        <w:rPr>
+          <w:lang w:val="en-US"/>
+        </w:rPr>
+        <w:t>Cồng kềnh</w:t>
       </w:r>
     </w:p>
     <w:p>
@@ -6905,25 +7566,25 @@
         <w:rPr>
           <w:lang w:val="en-US"/>
         </w:rPr>
-        <w:t>“Data Augmentation”?</w:t>
-      </w:r>
-    </w:p>
-    <w:p>
-      <w:pPr>
-        <w:pStyle w:val="ListParagraph"/>
-        <w:numPr>
-          <w:ilvl w:val="0"/>
-          <w:numId w:val="2"/>
-        </w:numPr>
-        <w:rPr>
-          <w:lang w:val="en-US"/>
-        </w:rPr>
-      </w:pPr>
-      <w:r>
-        <w:rPr>
-          <w:lang w:val="en-US"/>
-        </w:rPr>
-        <w:t>Việc tăng lượng dữ liệu</w:t>
+        <w:t>“Admissible”?</w:t>
+      </w:r>
+    </w:p>
+    <w:p>
+      <w:pPr>
+        <w:pStyle w:val="ListParagraph"/>
+        <w:numPr>
+          <w:ilvl w:val="0"/>
+          <w:numId w:val="2"/>
+        </w:numPr>
+        <w:rPr>
+          <w:lang w:val="en-US"/>
+        </w:rPr>
+      </w:pPr>
+      <w:r>
+        <w:rPr>
+          <w:lang w:val="en-US"/>
+        </w:rPr>
+        <w:t>Chấp nhận được</w:t>
       </w:r>
     </w:p>
     <w:p>
@@ -6941,163 +7602,554 @@
         <w:rPr>
           <w:lang w:val="en-US"/>
         </w:rPr>
-        <w:t>“Localization”?</w:t>
-      </w:r>
-    </w:p>
-    <w:p>
-      <w:pPr>
-        <w:pStyle w:val="ListParagraph"/>
-        <w:numPr>
-          <w:ilvl w:val="0"/>
-          <w:numId w:val="2"/>
-        </w:numPr>
-        <w:rPr>
-          <w:lang w:val="en-US"/>
-        </w:rPr>
-      </w:pPr>
-      <w:r>
-        <w:rPr>
-          <w:lang w:val="en-US"/>
-        </w:rPr>
-        <w:t>Việc khoan</w:t>
-      </w:r>
-      <w:r>
-        <w:rPr>
-          <w:lang w:val="en-US"/>
-        </w:rPr>
-        <w:t>h</w:t>
-      </w:r>
-      <w:r>
-        <w:rPr>
-          <w:lang w:val="en-US"/>
-        </w:rPr>
-        <w:t xml:space="preserve"> vùng</w:t>
-      </w:r>
-    </w:p>
-    <w:p>
-      <w:pPr>
-        <w:pStyle w:val="ListParagraph"/>
-        <w:numPr>
-          <w:ilvl w:val="0"/>
-          <w:numId w:val="17"/>
-        </w:numPr>
-        <w:rPr>
-          <w:lang w:val="en-US"/>
-        </w:rPr>
-      </w:pPr>
-      <w:r>
-        <w:rPr>
-          <w:lang w:val="en-US"/>
-        </w:rPr>
-        <w:t>“End To End Training”?</w:t>
-      </w:r>
-    </w:p>
-    <w:p>
-      <w:pPr>
-        <w:pStyle w:val="ListParagraph"/>
-        <w:numPr>
-          <w:ilvl w:val="0"/>
-          <w:numId w:val="2"/>
-        </w:numPr>
-        <w:rPr>
-          <w:lang w:val="en-US"/>
-        </w:rPr>
-      </w:pPr>
-      <w:r>
-        <w:rPr>
-          <w:lang w:val="en-US"/>
-        </w:rPr>
-        <w:t>Train một mạch</w:t>
-      </w:r>
-      <w:r>
-        <w:rPr>
-          <w:lang w:val="en-US"/>
-        </w:rPr>
-        <w:t>, không cần xử lí trước dữ liệu</w:t>
-      </w:r>
-    </w:p>
-    <w:p>
-      <w:pPr>
-        <w:pStyle w:val="ListParagraph"/>
-        <w:numPr>
-          <w:ilvl w:val="0"/>
-          <w:numId w:val="17"/>
-        </w:numPr>
-        <w:rPr>
-          <w:lang w:val="en-US"/>
-        </w:rPr>
-      </w:pPr>
-      <w:r>
-        <w:rPr>
-          <w:lang w:val="en-US"/>
-        </w:rPr>
-        <w:t>“Energy Function”?</w:t>
-      </w:r>
-    </w:p>
-    <w:p>
-      <w:pPr>
-        <w:pStyle w:val="ListParagraph"/>
-        <w:numPr>
-          <w:ilvl w:val="0"/>
-          <w:numId w:val="2"/>
-        </w:numPr>
-        <w:rPr>
-          <w:lang w:val="en-US"/>
-        </w:rPr>
-      </w:pPr>
-      <w:r>
-        <w:rPr>
-          <w:lang w:val="en-US"/>
-        </w:rPr>
-        <w:t>Hàm cần tối ưu hóa</w:t>
-      </w:r>
-    </w:p>
-    <w:p>
-      <w:pPr>
-        <w:pStyle w:val="ListParagraph"/>
-        <w:numPr>
-          <w:ilvl w:val="0"/>
-          <w:numId w:val="17"/>
-        </w:numPr>
-        <w:rPr>
-          <w:lang w:val="en-US"/>
-        </w:rPr>
-      </w:pPr>
-      <w:r>
-        <w:rPr>
-          <w:lang w:val="en-US"/>
-        </w:rPr>
-        <w:t>“Is Deprecated”?</w:t>
-      </w:r>
-    </w:p>
-    <w:p>
-      <w:pPr>
-        <w:pStyle w:val="ListParagraph"/>
-        <w:numPr>
-          <w:ilvl w:val="0"/>
-          <w:numId w:val="2"/>
-        </w:numPr>
-        <w:rPr>
-          <w:lang w:val="en-US"/>
-        </w:rPr>
-      </w:pPr>
-      <w:r>
-        <w:rPr>
-          <w:lang w:val="en-US"/>
-        </w:rPr>
-        <w:t>Sắp không được dùng nữa</w:t>
-      </w:r>
-      <w:r>
-        <w:rPr>
-          <w:lang w:val="en-US"/>
-        </w:rPr>
-        <w:t xml:space="preserve"> (</w:t>
-      </w:r>
-      <w:r>
-        <w:rPr>
-          <w:lang w:val="en-US"/>
-        </w:rPr>
-        <w:t>1 phần mềm</w:t>
+        <w:t>“Nevertheless”, “Nonetheless”?</w:t>
+      </w:r>
+    </w:p>
+    <w:p>
+      <w:pPr>
+        <w:pStyle w:val="ListParagraph"/>
+        <w:numPr>
+          <w:ilvl w:val="0"/>
+          <w:numId w:val="2"/>
+        </w:numPr>
+        <w:rPr>
+          <w:lang w:val="en-US"/>
+        </w:rPr>
+      </w:pPr>
+      <w:r>
+        <w:rPr>
+          <w:lang w:val="en-US"/>
+        </w:rPr>
+        <w:t>Dẫu vậy (mặc dù ta đã làm đủ trò, dẫu vậy nó vẫn đéo giảm)</w:t>
+      </w:r>
+    </w:p>
+    <w:p>
+      <w:pPr>
+        <w:rPr>
+          <w:lang w:val="en-US"/>
+        </w:rPr>
+      </w:pPr>
+    </w:p>
+    <w:p>
+      <w:pPr>
+        <w:rPr>
+          <w:lang w:val="en-US"/>
+        </w:rPr>
+      </w:pPr>
+      <w:r>
+        <w:rPr>
+          <w:lang w:val="en-US"/>
+        </w:rPr>
+        <w:t>A</w:t>
+      </w:r>
+      <w:r>
+        <w:t>bbreviation</w:t>
+      </w:r>
+      <w:r>
+        <w:rPr>
+          <w:lang w:val="en-US"/>
+        </w:rPr>
+        <w:t xml:space="preserve"> – Từ Viết Tắt:</w:t>
+      </w:r>
+    </w:p>
+    <w:p>
+      <w:pPr>
+        <w:pStyle w:val="ListParagraph"/>
+        <w:numPr>
+          <w:ilvl w:val="0"/>
+          <w:numId w:val="3"/>
+        </w:numPr>
+        <w:rPr>
+          <w:lang w:val="en-US"/>
+        </w:rPr>
+      </w:pPr>
+      <w:r>
+        <w:rPr>
+          <w:lang w:val="en-US"/>
+        </w:rPr>
+        <w:t>“et al.”</w:t>
+      </w:r>
+      <w:r>
+        <w:rPr>
+          <w:lang w:val="en-US"/>
+        </w:rPr>
+        <w:t>?</w:t>
+      </w:r>
+    </w:p>
+    <w:p>
+      <w:pPr>
+        <w:pStyle w:val="ListParagraph"/>
+        <w:numPr>
+          <w:ilvl w:val="0"/>
+          <w:numId w:val="2"/>
+        </w:numPr>
+        <w:rPr>
+          <w:lang w:val="en-US"/>
+        </w:rPr>
+      </w:pPr>
+      <w:r>
+        <w:rPr>
+          <w:lang w:val="en-US"/>
+        </w:rPr>
+        <w:t>Và các đồng tác giả khác</w:t>
+      </w:r>
+    </w:p>
+    <w:p>
+      <w:pPr>
+        <w:rPr>
+          <w:lang w:val="en-US"/>
+        </w:rPr>
+      </w:pPr>
+    </w:p>
+    <w:p>
+      <w:pPr>
+        <w:rPr>
+          <w:lang w:val="en-US"/>
+        </w:rPr>
+      </w:pPr>
+      <w:r>
+        <w:rPr>
+          <w:lang w:val="en-US"/>
+        </w:rPr>
+        <w:t>Math – Toán:</w:t>
+      </w:r>
+    </w:p>
+    <w:p>
+      <w:pPr>
+        <w:pStyle w:val="ListParagraph"/>
+        <w:numPr>
+          <w:ilvl w:val="0"/>
+          <w:numId w:val="4"/>
+        </w:numPr>
+        <w:rPr>
+          <w:lang w:val="en-US"/>
+        </w:rPr>
+      </w:pPr>
+      <w:r>
+        <w:rPr>
+          <w:lang w:val="en-US"/>
+        </w:rPr>
+        <w:t>“Denominator”?</w:t>
+      </w:r>
+    </w:p>
+    <w:p>
+      <w:pPr>
+        <w:pStyle w:val="ListParagraph"/>
+        <w:numPr>
+          <w:ilvl w:val="0"/>
+          <w:numId w:val="2"/>
+        </w:numPr>
+        <w:rPr>
+          <w:lang w:val="en-US"/>
+        </w:rPr>
+      </w:pPr>
+      <w:r>
+        <w:rPr>
+          <w:lang w:val="en-US"/>
+        </w:rPr>
+        <w:t>Mẫu số</w:t>
+      </w:r>
+    </w:p>
+    <w:p>
+      <w:pPr>
+        <w:pStyle w:val="ListParagraph"/>
+        <w:numPr>
+          <w:ilvl w:val="0"/>
+          <w:numId w:val="4"/>
+        </w:numPr>
+        <w:rPr>
+          <w:lang w:val="en-US"/>
+        </w:rPr>
+      </w:pPr>
+      <w:r>
+        <w:rPr>
+          <w:lang w:val="en-US"/>
+        </w:rPr>
+        <w:t>“Numerator”?</w:t>
+      </w:r>
+    </w:p>
+    <w:p>
+      <w:pPr>
+        <w:pStyle w:val="ListParagraph"/>
+        <w:numPr>
+          <w:ilvl w:val="0"/>
+          <w:numId w:val="2"/>
+        </w:numPr>
+        <w:rPr>
+          <w:lang w:val="en-US"/>
+        </w:rPr>
+      </w:pPr>
+      <w:r>
+        <w:rPr>
+          <w:lang w:val="en-US"/>
+        </w:rPr>
+        <w:t>Tử số</w:t>
+      </w:r>
+    </w:p>
+    <w:p>
+      <w:pPr>
+        <w:pStyle w:val="ListParagraph"/>
+        <w:numPr>
+          <w:ilvl w:val="0"/>
+          <w:numId w:val="4"/>
+        </w:numPr>
+        <w:rPr>
+          <w:lang w:val="en-US"/>
+        </w:rPr>
+      </w:pPr>
+      <w:r>
+        <w:rPr>
+          <w:lang w:val="en-US"/>
+        </w:rPr>
+        <w:t>“Hypothetical Unit”?</w:t>
+      </w:r>
+    </w:p>
+    <w:p>
+      <w:pPr>
+        <w:pStyle w:val="ListParagraph"/>
+        <w:numPr>
+          <w:ilvl w:val="0"/>
+          <w:numId w:val="2"/>
+        </w:numPr>
+        <w:rPr>
+          <w:lang w:val="en-US"/>
+        </w:rPr>
+      </w:pPr>
+      <w:r>
+        <w:rPr>
+          <w:lang w:val="en-US"/>
+        </w:rPr>
+        <w:t>Đơn vị giả tưởng (của giá trị nào đó)</w:t>
+      </w:r>
+    </w:p>
+    <w:p>
+      <w:pPr>
+        <w:pStyle w:val="ListParagraph"/>
+        <w:numPr>
+          <w:ilvl w:val="0"/>
+          <w:numId w:val="4"/>
+        </w:numPr>
+        <w:rPr>
+          <w:lang w:val="en-US"/>
+        </w:rPr>
+      </w:pPr>
+      <w:r>
+        <w:rPr>
+          <w:lang w:val="en-US"/>
+        </w:rPr>
+        <w:t>Numerical Solution?</w:t>
+      </w:r>
+    </w:p>
+    <w:p>
+      <w:pPr>
+        <w:pStyle w:val="ListParagraph"/>
+        <w:numPr>
+          <w:ilvl w:val="0"/>
+          <w:numId w:val="2"/>
+        </w:numPr>
+        <w:rPr>
+          <w:lang w:val="en-US"/>
+        </w:rPr>
+      </w:pPr>
+      <w:r>
+        <w:rPr>
+          <w:lang w:val="en-US"/>
+        </w:rPr>
+        <w:t>Nghiệm ước lượng (= số cụ thể, không phải = Term)</w:t>
+      </w:r>
+    </w:p>
+    <w:p>
+      <w:pPr>
+        <w:pStyle w:val="ListParagraph"/>
+        <w:numPr>
+          <w:ilvl w:val="0"/>
+          <w:numId w:val="4"/>
+        </w:numPr>
+        <w:rPr>
+          <w:lang w:val="en-US"/>
+        </w:rPr>
+      </w:pPr>
+      <w:r>
+        <w:rPr>
+          <w:lang w:val="en-US"/>
+        </w:rPr>
+        <w:t>“Quotient”?</w:t>
+      </w:r>
+    </w:p>
+    <w:p>
+      <w:pPr>
+        <w:pStyle w:val="ListParagraph"/>
+        <w:numPr>
+          <w:ilvl w:val="0"/>
+          <w:numId w:val="2"/>
+        </w:numPr>
+        <w:rPr>
+          <w:lang w:val="en-US"/>
+        </w:rPr>
+      </w:pPr>
+      <w:r>
+        <w:rPr>
+          <w:lang w:val="en-US"/>
+        </w:rPr>
+        <w:t>Thương số (kết quả của phép chia)</w:t>
+      </w:r>
+    </w:p>
+    <w:p>
+      <w:pPr>
+        <w:pStyle w:val="ListParagraph"/>
+        <w:numPr>
+          <w:ilvl w:val="0"/>
+          <w:numId w:val="4"/>
+        </w:numPr>
+        <w:rPr>
+          <w:lang w:val="en-US"/>
+        </w:rPr>
+      </w:pPr>
+      <w:r>
+        <w:rPr>
+          <w:lang w:val="en-US"/>
+        </w:rPr>
+        <w:t>“Critical Point”?</w:t>
+      </w:r>
+    </w:p>
+    <w:p>
+      <w:pPr>
+        <w:pStyle w:val="ListParagraph"/>
+        <w:numPr>
+          <w:ilvl w:val="0"/>
+          <w:numId w:val="2"/>
+        </w:numPr>
+        <w:rPr>
+          <w:lang w:val="en-US"/>
+        </w:rPr>
+      </w:pPr>
+      <w:r>
+        <w:rPr>
+          <w:lang w:val="en-US"/>
+        </w:rPr>
+        <w:t>Điểm cực trị</w:t>
+      </w:r>
+    </w:p>
+    <w:p>
+      <w:pPr>
+        <w:pStyle w:val="ListParagraph"/>
+        <w:numPr>
+          <w:ilvl w:val="0"/>
+          <w:numId w:val="4"/>
+        </w:numPr>
+        <w:rPr>
+          <w:lang w:val="en-US"/>
+        </w:rPr>
+      </w:pPr>
+      <w:r>
+        <w:rPr>
+          <w:lang w:val="en-US"/>
+        </w:rPr>
+        <w:t>“Concave Up And Down”?</w:t>
+      </w:r>
+    </w:p>
+    <w:p>
+      <w:pPr>
+        <w:pStyle w:val="ListParagraph"/>
+        <w:numPr>
+          <w:ilvl w:val="0"/>
+          <w:numId w:val="2"/>
+        </w:numPr>
+        <w:rPr>
+          <w:lang w:val="en-US"/>
+        </w:rPr>
+      </w:pPr>
+      <w:r>
+        <w:rPr>
+          <w:lang w:val="en-US"/>
+        </w:rPr>
+        <w:t>Ngửa và úp (đồ thị)</w:t>
+      </w:r>
+    </w:p>
+    <w:p>
+      <w:pPr>
+        <w:pStyle w:val="ListParagraph"/>
+        <w:numPr>
+          <w:ilvl w:val="0"/>
+          <w:numId w:val="4"/>
+        </w:numPr>
+        <w:rPr>
+          <w:lang w:val="en-US"/>
+        </w:rPr>
+      </w:pPr>
+      <w:r>
+        <w:rPr>
+          <w:lang w:val="en-US"/>
+        </w:rPr>
+        <w:t>“Quadrant”?</w:t>
+      </w:r>
+    </w:p>
+    <w:p>
+      <w:pPr>
+        <w:pStyle w:val="ListParagraph"/>
+        <w:numPr>
+          <w:ilvl w:val="0"/>
+          <w:numId w:val="2"/>
+        </w:numPr>
+        <w:rPr>
+          <w:lang w:val="en-US"/>
+        </w:rPr>
+      </w:pPr>
+      <w:r>
+        <w:rPr>
+          <w:lang w:val="en-US"/>
+        </w:rPr>
+        <w:t>Góc phần tư</w:t>
+      </w:r>
+    </w:p>
+    <w:p>
+      <w:pPr>
+        <w:pStyle w:val="ListParagraph"/>
+        <w:numPr>
+          <w:ilvl w:val="0"/>
+          <w:numId w:val="4"/>
+        </w:numPr>
+        <w:rPr>
+          <w:lang w:val="en-US"/>
+        </w:rPr>
+      </w:pPr>
+      <w:r>
+        <w:rPr>
+          <w:lang w:val="en-US"/>
+        </w:rPr>
+        <w:t>“Octant”?</w:t>
+      </w:r>
+    </w:p>
+    <w:p>
+      <w:pPr>
+        <w:pStyle w:val="ListParagraph"/>
+        <w:numPr>
+          <w:ilvl w:val="0"/>
+          <w:numId w:val="2"/>
+        </w:numPr>
+        <w:rPr>
+          <w:lang w:val="en-US"/>
+        </w:rPr>
+      </w:pPr>
+      <w:r>
+        <w:rPr>
+          <w:lang w:val="en-US"/>
+        </w:rPr>
+        <w:t>Góc phần tám</w:t>
+      </w:r>
+    </w:p>
+    <w:p>
+      <w:pPr>
+        <w:pStyle w:val="ListParagraph"/>
+        <w:numPr>
+          <w:ilvl w:val="0"/>
+          <w:numId w:val="4"/>
+        </w:numPr>
+        <w:rPr>
+          <w:lang w:val="en-US"/>
+        </w:rPr>
+      </w:pPr>
+      <w:r>
+        <w:rPr>
+          <w:lang w:val="en-US"/>
+        </w:rPr>
+        <w:t>“Objective Function”?</w:t>
+      </w:r>
+    </w:p>
+    <w:p>
+      <w:pPr>
+        <w:pStyle w:val="ListParagraph"/>
+        <w:numPr>
+          <w:ilvl w:val="0"/>
+          <w:numId w:val="2"/>
+        </w:numPr>
+        <w:rPr>
+          <w:lang w:val="en-US"/>
+        </w:rPr>
+      </w:pPr>
+      <w:r>
+        <w:rPr>
+          <w:lang w:val="en-US"/>
+        </w:rPr>
+        <w:t>Hàm mục tiêu (hàm mà bạn muốn tối ưu hóa)</w:t>
+      </w:r>
+    </w:p>
+    <w:p>
+      <w:pPr>
+        <w:pStyle w:val="ListParagraph"/>
+        <w:numPr>
+          <w:ilvl w:val="0"/>
+          <w:numId w:val="4"/>
+        </w:numPr>
+        <w:rPr>
+          <w:lang w:val="en-US"/>
+        </w:rPr>
+      </w:pPr>
+      <w:r>
+        <w:rPr>
+          <w:lang w:val="en-US"/>
+        </w:rPr>
+        <w:t>“Legend”?</w:t>
+      </w:r>
+    </w:p>
+    <w:p>
+      <w:pPr>
+        <w:pStyle w:val="ListParagraph"/>
+        <w:numPr>
+          <w:ilvl w:val="0"/>
+          <w:numId w:val="2"/>
+        </w:numPr>
+        <w:rPr>
+          <w:lang w:val="en-US"/>
+        </w:rPr>
+      </w:pPr>
+      <w:r>
+        <w:rPr>
+          <w:lang w:val="en-US"/>
+        </w:rPr>
+        <w:t>Chú giải (biểu đồ)</w:t>
+      </w:r>
+    </w:p>
+    <w:p>
+      <w:pPr>
+        <w:pStyle w:val="ListParagraph"/>
+        <w:numPr>
+          <w:ilvl w:val="0"/>
+          <w:numId w:val="4"/>
+        </w:numPr>
+        <w:rPr>
+          <w:lang w:val="en-US"/>
+        </w:rPr>
+      </w:pPr>
+      <w:r>
+        <w:rPr>
+          <w:lang w:val="en-US"/>
+        </w:rPr>
+        <w:t>“Pointwise Operation”?</w:t>
+      </w:r>
+    </w:p>
+    <w:p>
+      <w:pPr>
+        <w:pStyle w:val="ListParagraph"/>
+        <w:numPr>
+          <w:ilvl w:val="0"/>
+          <w:numId w:val="2"/>
+        </w:numPr>
+        <w:rPr>
+          <w:lang w:val="en-US"/>
+        </w:rPr>
+      </w:pPr>
+      <w:r>
+        <w:rPr>
+          <w:lang w:val="en-US"/>
+        </w:rPr>
+        <w:t>Toán tử từng điểm (ví dụ</w:t>
+      </w:r>
+      <w:r>
+        <w:rPr>
+          <w:lang w:val="en-US"/>
+        </w:rPr>
+        <w:t xml:space="preserve"> tích Hadamard</w:t>
       </w:r>
       <w:r>
         <w:rPr>
@@ -7111,349 +8163,6 @@
         <w:pStyle w:val="ListParagraph"/>
         <w:numPr>
           <w:ilvl w:val="0"/>
-          <w:numId w:val="17"/>
-        </w:numPr>
-        <w:rPr>
-          <w:lang w:val="en-US"/>
-        </w:rPr>
-      </w:pPr>
-      <w:r>
-        <w:rPr>
-          <w:lang w:val="en-US"/>
-        </w:rPr>
-        <w:t>“Ground Truth”?</w:t>
-      </w:r>
-    </w:p>
-    <w:p>
-      <w:pPr>
-        <w:pStyle w:val="ListParagraph"/>
-        <w:numPr>
-          <w:ilvl w:val="0"/>
-          <w:numId w:val="2"/>
-        </w:numPr>
-        <w:rPr>
-          <w:lang w:val="en-US"/>
-        </w:rPr>
-      </w:pPr>
-      <w:r>
-        <w:rPr>
-          <w:lang w:val="en-US"/>
-        </w:rPr>
-        <w:t>Target trong Machine Learning</w:t>
-      </w:r>
-    </w:p>
-    <w:p>
-      <w:pPr>
-        <w:pStyle w:val="ListParagraph"/>
-        <w:numPr>
-          <w:ilvl w:val="0"/>
-          <w:numId w:val="17"/>
-        </w:numPr>
-        <w:rPr>
-          <w:lang w:val="en-US"/>
-        </w:rPr>
-      </w:pPr>
-      <w:r>
-        <w:rPr>
-          <w:lang w:val="en-US"/>
-        </w:rPr>
-        <w:t>“Profiling”?</w:t>
-      </w:r>
-    </w:p>
-    <w:p>
-      <w:pPr>
-        <w:pStyle w:val="ListParagraph"/>
-        <w:numPr>
-          <w:ilvl w:val="0"/>
-          <w:numId w:val="2"/>
-        </w:numPr>
-        <w:rPr>
-          <w:lang w:val="en-US"/>
-        </w:rPr>
-      </w:pPr>
-      <w:r>
-        <w:rPr>
-          <w:lang w:val="en-US"/>
-        </w:rPr>
-        <w:t>Quá trình phân tích và tối ưu hóa hiệu suất</w:t>
-      </w:r>
-    </w:p>
-    <w:p>
-      <w:pPr>
-        <w:pStyle w:val="ListParagraph"/>
-        <w:numPr>
-          <w:ilvl w:val="0"/>
-          <w:numId w:val="17"/>
-        </w:numPr>
-        <w:rPr>
-          <w:lang w:val="en-US"/>
-        </w:rPr>
-      </w:pPr>
-      <w:r>
-        <w:rPr>
-          <w:lang w:val="en-US"/>
-        </w:rPr>
-        <w:t>“Prototype”?</w:t>
-      </w:r>
-    </w:p>
-    <w:p>
-      <w:pPr>
-        <w:pStyle w:val="ListParagraph"/>
-        <w:numPr>
-          <w:ilvl w:val="0"/>
-          <w:numId w:val="2"/>
-        </w:numPr>
-        <w:rPr>
-          <w:lang w:val="en-US"/>
-        </w:rPr>
-      </w:pPr>
-      <w:r>
-        <w:rPr>
-          <w:lang w:val="en-US"/>
-        </w:rPr>
-        <w:t>Tạo bản đầu tiên</w:t>
-      </w:r>
-    </w:p>
-    <w:p>
-      <w:pPr>
-        <w:pStyle w:val="ListParagraph"/>
-        <w:numPr>
-          <w:ilvl w:val="0"/>
-          <w:numId w:val="17"/>
-        </w:numPr>
-        <w:rPr>
-          <w:lang w:val="en-US"/>
-        </w:rPr>
-      </w:pPr>
-      <w:r>
-        <w:rPr>
-          <w:lang w:val="en-US"/>
-        </w:rPr>
-        <w:t>“Benchmark”?</w:t>
-      </w:r>
-    </w:p>
-    <w:p>
-      <w:pPr>
-        <w:pStyle w:val="ListParagraph"/>
-        <w:numPr>
-          <w:ilvl w:val="0"/>
-          <w:numId w:val="2"/>
-        </w:numPr>
-        <w:rPr>
-          <w:lang w:val="en-US"/>
-        </w:rPr>
-      </w:pPr>
-      <w:r>
-        <w:rPr>
-          <w:lang w:val="en-US"/>
-        </w:rPr>
-        <w:t>Đánh giá hiệu suất của 1 mô hình (so với 1 tiêu chuẩn nào đó)</w:t>
-      </w:r>
-    </w:p>
-    <w:p>
-      <w:pPr>
-        <w:pStyle w:val="ListParagraph"/>
-        <w:numPr>
-          <w:ilvl w:val="0"/>
-          <w:numId w:val="17"/>
-        </w:numPr>
-        <w:rPr>
-          <w:lang w:val="en-US"/>
-        </w:rPr>
-      </w:pPr>
-      <w:r>
-        <w:rPr>
-          <w:lang w:val="en-US"/>
-        </w:rPr>
-        <w:t>“Cumbersome”?</w:t>
-      </w:r>
-    </w:p>
-    <w:p>
-      <w:pPr>
-        <w:pStyle w:val="ListParagraph"/>
-        <w:numPr>
-          <w:ilvl w:val="0"/>
-          <w:numId w:val="2"/>
-        </w:numPr>
-        <w:rPr>
-          <w:lang w:val="en-US"/>
-        </w:rPr>
-      </w:pPr>
-      <w:r>
-        <w:rPr>
-          <w:lang w:val="en-US"/>
-        </w:rPr>
-        <w:t>Cồng kềnh</w:t>
-      </w:r>
-    </w:p>
-    <w:p>
-      <w:pPr>
-        <w:pStyle w:val="ListParagraph"/>
-        <w:numPr>
-          <w:ilvl w:val="0"/>
-          <w:numId w:val="17"/>
-        </w:numPr>
-        <w:rPr>
-          <w:lang w:val="en-US"/>
-        </w:rPr>
-      </w:pPr>
-      <w:r>
-        <w:rPr>
-          <w:lang w:val="en-US"/>
-        </w:rPr>
-        <w:t>“Admissible”?</w:t>
-      </w:r>
-    </w:p>
-    <w:p>
-      <w:pPr>
-        <w:pStyle w:val="ListParagraph"/>
-        <w:numPr>
-          <w:ilvl w:val="0"/>
-          <w:numId w:val="2"/>
-        </w:numPr>
-        <w:rPr>
-          <w:lang w:val="en-US"/>
-        </w:rPr>
-      </w:pPr>
-      <w:r>
-        <w:rPr>
-          <w:lang w:val="en-US"/>
-        </w:rPr>
-        <w:t>Chấp nhận được</w:t>
-      </w:r>
-    </w:p>
-    <w:p>
-      <w:pPr>
-        <w:pStyle w:val="ListParagraph"/>
-        <w:numPr>
-          <w:ilvl w:val="0"/>
-          <w:numId w:val="17"/>
-        </w:numPr>
-        <w:rPr>
-          <w:lang w:val="en-US"/>
-        </w:rPr>
-      </w:pPr>
-      <w:r>
-        <w:rPr>
-          <w:lang w:val="en-US"/>
-        </w:rPr>
-        <w:t>“Nevertheless”, “Nonetheless”?</w:t>
-      </w:r>
-    </w:p>
-    <w:p>
-      <w:pPr>
-        <w:pStyle w:val="ListParagraph"/>
-        <w:numPr>
-          <w:ilvl w:val="0"/>
-          <w:numId w:val="2"/>
-        </w:numPr>
-        <w:rPr>
-          <w:lang w:val="en-US"/>
-        </w:rPr>
-      </w:pPr>
-      <w:r>
-        <w:rPr>
-          <w:lang w:val="en-US"/>
-        </w:rPr>
-        <w:t>Dẫu vậy (mặc dù ta đã làm đủ trò, dẫu vậy nó vẫn đéo giảm)</w:t>
-      </w:r>
-    </w:p>
-    <w:p>
-      <w:pPr>
-        <w:rPr>
-          <w:lang w:val="en-US"/>
-        </w:rPr>
-      </w:pPr>
-    </w:p>
-    <w:p>
-      <w:pPr>
-        <w:rPr>
-          <w:lang w:val="en-US"/>
-        </w:rPr>
-      </w:pPr>
-      <w:r>
-        <w:rPr>
-          <w:lang w:val="en-US"/>
-        </w:rPr>
-        <w:t>A</w:t>
-      </w:r>
-      <w:r>
-        <w:t>bbreviation</w:t>
-      </w:r>
-      <w:r>
-        <w:rPr>
-          <w:lang w:val="en-US"/>
-        </w:rPr>
-        <w:t xml:space="preserve"> – Từ Viết Tắt:</w:t>
-      </w:r>
-    </w:p>
-    <w:p>
-      <w:pPr>
-        <w:pStyle w:val="ListParagraph"/>
-        <w:numPr>
-          <w:ilvl w:val="0"/>
-          <w:numId w:val="3"/>
-        </w:numPr>
-        <w:rPr>
-          <w:lang w:val="en-US"/>
-        </w:rPr>
-      </w:pPr>
-      <w:r>
-        <w:rPr>
-          <w:lang w:val="en-US"/>
-        </w:rPr>
-        <w:t>“et al.”</w:t>
-      </w:r>
-      <w:r>
-        <w:rPr>
-          <w:lang w:val="en-US"/>
-        </w:rPr>
-        <w:t>?</w:t>
-      </w:r>
-    </w:p>
-    <w:p>
-      <w:pPr>
-        <w:pStyle w:val="ListParagraph"/>
-        <w:numPr>
-          <w:ilvl w:val="0"/>
-          <w:numId w:val="2"/>
-        </w:numPr>
-        <w:rPr>
-          <w:lang w:val="en-US"/>
-        </w:rPr>
-      </w:pPr>
-      <w:r>
-        <w:rPr>
-          <w:lang w:val="en-US"/>
-        </w:rPr>
-        <w:t>Và các đồng tác giả khác</w:t>
-      </w:r>
-    </w:p>
-    <w:p>
-      <w:pPr>
-        <w:rPr>
-          <w:lang w:val="en-US"/>
-        </w:rPr>
-      </w:pPr>
-    </w:p>
-    <w:p>
-      <w:pPr>
-        <w:rPr>
-          <w:lang w:val="en-US"/>
-        </w:rPr>
-      </w:pPr>
-      <w:r>
-        <w:rPr>
-          <w:lang w:val="en-US"/>
-        </w:rPr>
-        <w:t>Math – Toán:</w:t>
-      </w:r>
-    </w:p>
-    <w:p>
-      <w:pPr>
-        <w:pStyle w:val="ListParagraph"/>
-        <w:numPr>
-          <w:ilvl w:val="0"/>
           <w:numId w:val="4"/>
         </w:numPr>
         <w:rPr>
@@ -7464,25 +8173,25 @@
         <w:rPr>
           <w:lang w:val="en-US"/>
         </w:rPr>
-        <w:t>“Denominator”?</w:t>
-      </w:r>
-    </w:p>
-    <w:p>
-      <w:pPr>
-        <w:pStyle w:val="ListParagraph"/>
-        <w:numPr>
-          <w:ilvl w:val="0"/>
-          <w:numId w:val="2"/>
-        </w:numPr>
-        <w:rPr>
-          <w:lang w:val="en-US"/>
-        </w:rPr>
-      </w:pPr>
-      <w:r>
-        <w:rPr>
-          <w:lang w:val="en-US"/>
-        </w:rPr>
-        <w:t>Mẫu số</w:t>
+        <w:t>“Rectangular”?</w:t>
+      </w:r>
+    </w:p>
+    <w:p>
+      <w:pPr>
+        <w:pStyle w:val="ListParagraph"/>
+        <w:numPr>
+          <w:ilvl w:val="0"/>
+          <w:numId w:val="2"/>
+        </w:numPr>
+        <w:rPr>
+          <w:lang w:val="en-US"/>
+        </w:rPr>
+      </w:pPr>
+      <w:r>
+        <w:rPr>
+          <w:lang w:val="en-US"/>
+        </w:rPr>
+        <w:t>Hình hộp chữ nhật</w:t>
       </w:r>
     </w:p>
     <w:p>
@@ -7500,25 +8209,25 @@
         <w:rPr>
           <w:lang w:val="en-US"/>
         </w:rPr>
-        <w:t>“Numerator”?</w:t>
-      </w:r>
-    </w:p>
-    <w:p>
-      <w:pPr>
-        <w:pStyle w:val="ListParagraph"/>
-        <w:numPr>
-          <w:ilvl w:val="0"/>
-          <w:numId w:val="2"/>
-        </w:numPr>
-        <w:rPr>
-          <w:lang w:val="en-US"/>
-        </w:rPr>
-      </w:pPr>
-      <w:r>
-        <w:rPr>
-          <w:lang w:val="en-US"/>
-        </w:rPr>
-        <w:t>Tử số</w:t>
+        <w:t>“Operand”?</w:t>
+      </w:r>
+    </w:p>
+    <w:p>
+      <w:pPr>
+        <w:pStyle w:val="ListParagraph"/>
+        <w:numPr>
+          <w:ilvl w:val="0"/>
+          <w:numId w:val="2"/>
+        </w:numPr>
+        <w:rPr>
+          <w:lang w:val="en-US"/>
+        </w:rPr>
+      </w:pPr>
+      <w:r>
+        <w:rPr>
+          <w:lang w:val="en-US"/>
+        </w:rPr>
+        <w:t>Toán hạng</w:t>
       </w:r>
     </w:p>
     <w:p>
@@ -7536,25 +8245,25 @@
         <w:rPr>
           <w:lang w:val="en-US"/>
         </w:rPr>
-        <w:t>“Hypothetical Unit”?</w:t>
-      </w:r>
-    </w:p>
-    <w:p>
-      <w:pPr>
-        <w:pStyle w:val="ListParagraph"/>
-        <w:numPr>
-          <w:ilvl w:val="0"/>
-          <w:numId w:val="2"/>
-        </w:numPr>
-        <w:rPr>
-          <w:lang w:val="en-US"/>
-        </w:rPr>
-      </w:pPr>
-      <w:r>
-        <w:rPr>
-          <w:lang w:val="en-US"/>
-        </w:rPr>
-        <w:t>Đơn vị giả tưởng (của giá trị nào đó)</w:t>
+        <w:t>“Induction”?</w:t>
+      </w:r>
+    </w:p>
+    <w:p>
+      <w:pPr>
+        <w:pStyle w:val="ListParagraph"/>
+        <w:numPr>
+          <w:ilvl w:val="0"/>
+          <w:numId w:val="2"/>
+        </w:numPr>
+        <w:rPr>
+          <w:lang w:val="en-US"/>
+        </w:rPr>
+      </w:pPr>
+      <w:r>
+        <w:rPr>
+          <w:lang w:val="en-US"/>
+        </w:rPr>
+        <w:t>Quy nạp</w:t>
       </w:r>
     </w:p>
     <w:p>
@@ -7572,450 +8281,7 @@
         <w:rPr>
           <w:lang w:val="en-US"/>
         </w:rPr>
-        <w:t>Numerical Solution?</w:t>
-      </w:r>
-    </w:p>
-    <w:p>
-      <w:pPr>
-        <w:pStyle w:val="ListParagraph"/>
-        <w:numPr>
-          <w:ilvl w:val="0"/>
-          <w:numId w:val="2"/>
-        </w:numPr>
-        <w:rPr>
-          <w:lang w:val="en-US"/>
-        </w:rPr>
-      </w:pPr>
-      <w:r>
-        <w:rPr>
-          <w:lang w:val="en-US"/>
-        </w:rPr>
-        <w:t>Nghiệm ước lượng (= số cụ thể, không phải = Term)</w:t>
-      </w:r>
-    </w:p>
-    <w:p>
-      <w:pPr>
-        <w:pStyle w:val="ListParagraph"/>
-        <w:numPr>
-          <w:ilvl w:val="0"/>
-          <w:numId w:val="4"/>
-        </w:numPr>
-        <w:rPr>
-          <w:lang w:val="en-US"/>
-        </w:rPr>
-      </w:pPr>
-      <w:r>
-        <w:rPr>
-          <w:lang w:val="en-US"/>
-        </w:rPr>
-        <w:t>“Quotient”?</w:t>
-      </w:r>
-    </w:p>
-    <w:p>
-      <w:pPr>
-        <w:pStyle w:val="ListParagraph"/>
-        <w:numPr>
-          <w:ilvl w:val="0"/>
-          <w:numId w:val="2"/>
-        </w:numPr>
-        <w:rPr>
-          <w:lang w:val="en-US"/>
-        </w:rPr>
-      </w:pPr>
-      <w:r>
-        <w:rPr>
-          <w:lang w:val="en-US"/>
-        </w:rPr>
-        <w:t>Thương số (kết quả của phép chia)</w:t>
-      </w:r>
-    </w:p>
-    <w:p>
-      <w:pPr>
-        <w:pStyle w:val="ListParagraph"/>
-        <w:numPr>
-          <w:ilvl w:val="0"/>
-          <w:numId w:val="4"/>
-        </w:numPr>
-        <w:rPr>
-          <w:lang w:val="en-US"/>
-        </w:rPr>
-      </w:pPr>
-      <w:r>
-        <w:rPr>
-          <w:lang w:val="en-US"/>
-        </w:rPr>
-        <w:t>“Critical Point”?</w:t>
-      </w:r>
-    </w:p>
-    <w:p>
-      <w:pPr>
-        <w:pStyle w:val="ListParagraph"/>
-        <w:numPr>
-          <w:ilvl w:val="0"/>
-          <w:numId w:val="2"/>
-        </w:numPr>
-        <w:rPr>
-          <w:lang w:val="en-US"/>
-        </w:rPr>
-      </w:pPr>
-      <w:r>
-        <w:rPr>
-          <w:lang w:val="en-US"/>
-        </w:rPr>
-        <w:t>Điểm cực trị</w:t>
-      </w:r>
-    </w:p>
-    <w:p>
-      <w:pPr>
-        <w:pStyle w:val="ListParagraph"/>
-        <w:numPr>
-          <w:ilvl w:val="0"/>
-          <w:numId w:val="4"/>
-        </w:numPr>
-        <w:rPr>
-          <w:lang w:val="en-US"/>
-        </w:rPr>
-      </w:pPr>
-      <w:r>
-        <w:rPr>
-          <w:lang w:val="en-US"/>
-        </w:rPr>
-        <w:t>“Concave Up And Down”?</w:t>
-      </w:r>
-    </w:p>
-    <w:p>
-      <w:pPr>
-        <w:pStyle w:val="ListParagraph"/>
-        <w:numPr>
-          <w:ilvl w:val="0"/>
-          <w:numId w:val="2"/>
-        </w:numPr>
-        <w:rPr>
-          <w:lang w:val="en-US"/>
-        </w:rPr>
-      </w:pPr>
-      <w:r>
-        <w:rPr>
-          <w:lang w:val="en-US"/>
-        </w:rPr>
-        <w:t>Ngửa và úp (đồ thị)</w:t>
-      </w:r>
-    </w:p>
-    <w:p>
-      <w:pPr>
-        <w:pStyle w:val="ListParagraph"/>
-        <w:numPr>
-          <w:ilvl w:val="0"/>
-          <w:numId w:val="4"/>
-        </w:numPr>
-        <w:rPr>
-          <w:lang w:val="en-US"/>
-        </w:rPr>
-      </w:pPr>
-      <w:r>
-        <w:rPr>
-          <w:lang w:val="en-US"/>
-        </w:rPr>
-        <w:t>“Quadrant”?</w:t>
-      </w:r>
-    </w:p>
-    <w:p>
-      <w:pPr>
-        <w:pStyle w:val="ListParagraph"/>
-        <w:numPr>
-          <w:ilvl w:val="0"/>
-          <w:numId w:val="2"/>
-        </w:numPr>
-        <w:rPr>
-          <w:lang w:val="en-US"/>
-        </w:rPr>
-      </w:pPr>
-      <w:r>
-        <w:rPr>
-          <w:lang w:val="en-US"/>
-        </w:rPr>
-        <w:t>Góc phần tư</w:t>
-      </w:r>
-    </w:p>
-    <w:p>
-      <w:pPr>
-        <w:pStyle w:val="ListParagraph"/>
-        <w:numPr>
-          <w:ilvl w:val="0"/>
-          <w:numId w:val="4"/>
-        </w:numPr>
-        <w:rPr>
-          <w:lang w:val="en-US"/>
-        </w:rPr>
-      </w:pPr>
-      <w:r>
-        <w:rPr>
-          <w:lang w:val="en-US"/>
-        </w:rPr>
-        <w:t>“Octant”?</w:t>
-      </w:r>
-    </w:p>
-    <w:p>
-      <w:pPr>
-        <w:pStyle w:val="ListParagraph"/>
-        <w:numPr>
-          <w:ilvl w:val="0"/>
-          <w:numId w:val="2"/>
-        </w:numPr>
-        <w:rPr>
-          <w:lang w:val="en-US"/>
-        </w:rPr>
-      </w:pPr>
-      <w:r>
-        <w:rPr>
-          <w:lang w:val="en-US"/>
-        </w:rPr>
-        <w:t>Góc phần tám</w:t>
-      </w:r>
-    </w:p>
-    <w:p>
-      <w:pPr>
-        <w:pStyle w:val="ListParagraph"/>
-        <w:numPr>
-          <w:ilvl w:val="0"/>
-          <w:numId w:val="4"/>
-        </w:numPr>
-        <w:rPr>
-          <w:lang w:val="en-US"/>
-        </w:rPr>
-      </w:pPr>
-      <w:r>
-        <w:rPr>
-          <w:lang w:val="en-US"/>
-        </w:rPr>
-        <w:t>“Objective Function”?</w:t>
-      </w:r>
-    </w:p>
-    <w:p>
-      <w:pPr>
-        <w:pStyle w:val="ListParagraph"/>
-        <w:numPr>
-          <w:ilvl w:val="0"/>
-          <w:numId w:val="2"/>
-        </w:numPr>
-        <w:rPr>
-          <w:lang w:val="en-US"/>
-        </w:rPr>
-      </w:pPr>
-      <w:r>
-        <w:rPr>
-          <w:lang w:val="en-US"/>
-        </w:rPr>
-        <w:t>Hàm mục tiêu (hàm mà bạn muốn tối ưu hóa)</w:t>
-      </w:r>
-    </w:p>
-    <w:p>
-      <w:pPr>
-        <w:pStyle w:val="ListParagraph"/>
-        <w:numPr>
-          <w:ilvl w:val="0"/>
-          <w:numId w:val="4"/>
-        </w:numPr>
-        <w:rPr>
-          <w:lang w:val="en-US"/>
-        </w:rPr>
-      </w:pPr>
-      <w:r>
-        <w:rPr>
-          <w:lang w:val="en-US"/>
-        </w:rPr>
-        <w:t>“Legend”?</w:t>
-      </w:r>
-    </w:p>
-    <w:p>
-      <w:pPr>
-        <w:pStyle w:val="ListParagraph"/>
-        <w:numPr>
-          <w:ilvl w:val="0"/>
-          <w:numId w:val="2"/>
-        </w:numPr>
-        <w:rPr>
-          <w:lang w:val="en-US"/>
-        </w:rPr>
-      </w:pPr>
-      <w:r>
-        <w:rPr>
-          <w:lang w:val="en-US"/>
-        </w:rPr>
-        <w:t>Chú giải (biểu đồ)</w:t>
-      </w:r>
-    </w:p>
-    <w:p>
-      <w:pPr>
-        <w:pStyle w:val="ListParagraph"/>
-        <w:numPr>
-          <w:ilvl w:val="0"/>
-          <w:numId w:val="4"/>
-        </w:numPr>
-        <w:rPr>
-          <w:lang w:val="en-US"/>
-        </w:rPr>
-      </w:pPr>
-      <w:r>
-        <w:rPr>
-          <w:lang w:val="en-US"/>
-        </w:rPr>
-        <w:t>“Pointwise Operation”?</w:t>
-      </w:r>
-    </w:p>
-    <w:p>
-      <w:pPr>
-        <w:pStyle w:val="ListParagraph"/>
-        <w:numPr>
-          <w:ilvl w:val="0"/>
-          <w:numId w:val="2"/>
-        </w:numPr>
-        <w:rPr>
-          <w:lang w:val="en-US"/>
-        </w:rPr>
-      </w:pPr>
-      <w:r>
-        <w:rPr>
-          <w:lang w:val="en-US"/>
-        </w:rPr>
-        <w:t>Toán tử từng điểm (ví dụ</w:t>
-      </w:r>
-      <w:r>
-        <w:rPr>
-          <w:lang w:val="en-US"/>
-        </w:rPr>
-        <w:t xml:space="preserve"> tích Hadamard</w:t>
-      </w:r>
-      <w:r>
-        <w:rPr>
-          <w:lang w:val="en-US"/>
-        </w:rPr>
-        <w:t>)</w:t>
-      </w:r>
-    </w:p>
-    <w:p>
-      <w:pPr>
-        <w:pStyle w:val="ListParagraph"/>
-        <w:numPr>
-          <w:ilvl w:val="0"/>
-          <w:numId w:val="4"/>
-        </w:numPr>
-        <w:rPr>
-          <w:lang w:val="en-US"/>
-        </w:rPr>
-      </w:pPr>
-      <w:r>
-        <w:rPr>
-          <w:lang w:val="en-US"/>
-        </w:rPr>
-        <w:t>“Rectangular”?</w:t>
-      </w:r>
-    </w:p>
-    <w:p>
-      <w:pPr>
-        <w:pStyle w:val="ListParagraph"/>
-        <w:numPr>
-          <w:ilvl w:val="0"/>
-          <w:numId w:val="2"/>
-        </w:numPr>
-        <w:rPr>
-          <w:lang w:val="en-US"/>
-        </w:rPr>
-      </w:pPr>
-      <w:r>
-        <w:rPr>
-          <w:lang w:val="en-US"/>
-        </w:rPr>
-        <w:t>Hình hộp chữ nhật</w:t>
-      </w:r>
-    </w:p>
-    <w:p>
-      <w:pPr>
-        <w:pStyle w:val="ListParagraph"/>
-        <w:numPr>
-          <w:ilvl w:val="0"/>
-          <w:numId w:val="4"/>
-        </w:numPr>
-        <w:rPr>
-          <w:lang w:val="en-US"/>
-        </w:rPr>
-      </w:pPr>
-      <w:r>
-        <w:rPr>
-          <w:lang w:val="en-US"/>
-        </w:rPr>
-        <w:t>“Operand”?</w:t>
-      </w:r>
-    </w:p>
-    <w:p>
-      <w:pPr>
-        <w:pStyle w:val="ListParagraph"/>
-        <w:numPr>
-          <w:ilvl w:val="0"/>
-          <w:numId w:val="2"/>
-        </w:numPr>
-        <w:rPr>
-          <w:lang w:val="en-US"/>
-        </w:rPr>
-      </w:pPr>
-      <w:r>
-        <w:rPr>
-          <w:lang w:val="en-US"/>
-        </w:rPr>
-        <w:t>Toán hạng</w:t>
-      </w:r>
-    </w:p>
-    <w:p>
-      <w:pPr>
-        <w:pStyle w:val="ListParagraph"/>
-        <w:numPr>
-          <w:ilvl w:val="0"/>
-          <w:numId w:val="4"/>
-        </w:numPr>
-        <w:rPr>
-          <w:lang w:val="en-US"/>
-        </w:rPr>
-      </w:pPr>
-      <w:r>
-        <w:rPr>
-          <w:lang w:val="en-US"/>
-        </w:rPr>
-        <w:t>“Induction”?</w:t>
-      </w:r>
-    </w:p>
-    <w:p>
-      <w:pPr>
-        <w:pStyle w:val="ListParagraph"/>
-        <w:numPr>
-          <w:ilvl w:val="0"/>
-          <w:numId w:val="2"/>
-        </w:numPr>
-        <w:rPr>
-          <w:lang w:val="en-US"/>
-        </w:rPr>
-      </w:pPr>
-      <w:r>
-        <w:rPr>
-          <w:lang w:val="en-US"/>
-        </w:rPr>
-        <w:t>Quy nạp</w:t>
-      </w:r>
-    </w:p>
-    <w:p>
-      <w:pPr>
-        <w:pStyle w:val="ListParagraph"/>
-        <w:numPr>
-          <w:ilvl w:val="0"/>
-          <w:numId w:val="4"/>
-        </w:numPr>
-        <w:rPr>
-          <w:lang w:val="en-US"/>
-        </w:rPr>
-      </w:pPr>
-      <w:r>
-        <w:rPr>
-          <w:lang w:val="en-US"/>
-        </w:rPr>
+        <w:lastRenderedPageBreak/>
         <w:t>“Resolve”?</w:t>
       </w:r>
     </w:p>

--- a/english.docx
+++ b/english.docx
@@ -536,6 +536,24 @@
         <w:pStyle w:val="ListParagraph"/>
         <w:numPr>
           <w:ilvl w:val="0"/>
+          <w:numId w:val="21"/>
+        </w:numPr>
+        <w:rPr>
+          <w:lang w:val="en-US"/>
+        </w:rPr>
+      </w:pPr>
+      <w:r>
+        <w:rPr>
+          <w:lang w:val="en-US"/>
+        </w:rPr>
+        <w:t>Talk?</w:t>
+      </w:r>
+    </w:p>
+    <w:p>
+      <w:pPr>
+        <w:pStyle w:val="ListParagraph"/>
+        <w:numPr>
+          <w:ilvl w:val="0"/>
           <w:numId w:val="22"/>
         </w:numPr>
         <w:rPr>
@@ -546,7 +564,25 @@
         <w:rPr>
           <w:lang w:val="en-US"/>
         </w:rPr>
-        <w:t>Trick = quy tắc bàn tay trái, ban đầu đặt 3 ngón tay trái vào 3 đáp án A, sau đó cùng lúc nó đọc, thấy đáp án câu nào thì di chuyển ngón tay tới đáp án đó, tiết kiệm thời gian</w:t>
+        <w:t>1 người đọc 1 lèo, sau khi nó đọc xong, nó cho bạn thời gian trả lời 3 câu hỏi tiếp theo liên quan đến thông tin người này đọc</w:t>
+      </w:r>
+    </w:p>
+    <w:p>
+      <w:pPr>
+        <w:pStyle w:val="ListParagraph"/>
+        <w:numPr>
+          <w:ilvl w:val="0"/>
+          <w:numId w:val="22"/>
+        </w:numPr>
+        <w:rPr>
+          <w:lang w:val="en-US"/>
+        </w:rPr>
+      </w:pPr>
+      <w:r>
+        <w:rPr>
+          <w:lang w:val="en-US"/>
+        </w:rPr>
+        <w:t>30 câu, tương ứng 10 người đọc</w:t>
       </w:r>
     </w:p>
     <w:p>
@@ -564,7 +600,7 @@
         <w:rPr>
           <w:lang w:val="en-US"/>
         </w:rPr>
-        <w:t>Talk?</w:t>
+        <w:t>Incomplete Sentence?</w:t>
       </w:r>
     </w:p>
     <w:p>
@@ -582,7 +618,7 @@
         <w:rPr>
           <w:lang w:val="en-US"/>
         </w:rPr>
-        <w:t>1 người đọc 1 lèo, sau khi nó đọc xong, nó cho bạn thời gian trả lời 3 câu hỏi tiếp theo liên quan đến thông tin người này đọc</w:t>
+        <w:t>Cho 1 câu, bị thiếu mất 1 từ hoặc 1 cụm từ, chọn 1 trong 4 đáp án để điền vào</w:t>
       </w:r>
     </w:p>
     <w:p>
@@ -600,7 +636,31 @@
         <w:rPr>
           <w:lang w:val="en-US"/>
         </w:rPr>
-        <w:t>30 câu, tương ứng 10 người đọc</w:t>
+        <w:t>40 câu</w:t>
+      </w:r>
+    </w:p>
+    <w:p>
+      <w:pPr>
+        <w:pStyle w:val="ListParagraph"/>
+        <w:numPr>
+          <w:ilvl w:val="0"/>
+          <w:numId w:val="21"/>
+        </w:numPr>
+        <w:rPr>
+          <w:lang w:val="en-US"/>
+        </w:rPr>
+      </w:pPr>
+      <w:r>
+        <w:rPr>
+          <w:lang w:val="en-US"/>
+        </w:rPr>
+        <w:t>Text Completion</w:t>
+      </w:r>
+      <w:r>
+        <w:rPr>
+          <w:lang w:val="en-US"/>
+        </w:rPr>
+        <w:t>?</w:t>
       </w:r>
     </w:p>
     <w:p>
@@ -618,7 +678,25 @@
         <w:rPr>
           <w:lang w:val="en-US"/>
         </w:rPr>
-        <w:t>Trick = quy tắc bàn tay trái</w:t>
+        <w:t>Cho 1 đoạn văn dài, có 4 chỗ trống, 1 chỗ trống có 4 sự lựa chọn để điền</w:t>
+      </w:r>
+    </w:p>
+    <w:p>
+      <w:pPr>
+        <w:pStyle w:val="ListParagraph"/>
+        <w:numPr>
+          <w:ilvl w:val="0"/>
+          <w:numId w:val="22"/>
+        </w:numPr>
+        <w:rPr>
+          <w:lang w:val="en-US"/>
+        </w:rPr>
+      </w:pPr>
+      <w:r>
+        <w:rPr>
+          <w:lang w:val="en-US"/>
+        </w:rPr>
+        <w:t>12 câu, tương ứng 12 chỗ trống, hay 3 đoạn văn</w:t>
       </w:r>
     </w:p>
     <w:p>
@@ -636,7 +714,7 @@
         <w:rPr>
           <w:lang w:val="en-US"/>
         </w:rPr>
-        <w:t>Incomplete Sentence?</w:t>
+        <w:t>Reading Comprehension?</w:t>
       </w:r>
     </w:p>
     <w:p>
@@ -654,7 +732,7 @@
         <w:rPr>
           <w:lang w:val="en-US"/>
         </w:rPr>
-        <w:t>Cho 1 câu, bị thiếu mất 1 từ hoặc 1 cụm từ, chọn 1 trong 4 đáp án để điền vào</w:t>
+        <w:t>Cho 1 đoạn văn dài, đọc nó rồi trả lời vài câu hỏi tiếp theo</w:t>
       </w:r>
     </w:p>
     <w:p>
@@ -672,120 +750,6 @@
         <w:rPr>
           <w:lang w:val="en-US"/>
         </w:rPr>
-        <w:t>40 câu</w:t>
-      </w:r>
-    </w:p>
-    <w:p>
-      <w:pPr>
-        <w:pStyle w:val="ListParagraph"/>
-        <w:numPr>
-          <w:ilvl w:val="0"/>
-          <w:numId w:val="21"/>
-        </w:numPr>
-        <w:rPr>
-          <w:lang w:val="en-US"/>
-        </w:rPr>
-      </w:pPr>
-      <w:r>
-        <w:rPr>
-          <w:lang w:val="en-US"/>
-        </w:rPr>
-        <w:t>Text Completion</w:t>
-      </w:r>
-      <w:r>
-        <w:rPr>
-          <w:lang w:val="en-US"/>
-        </w:rPr>
-        <w:t>?</w:t>
-      </w:r>
-    </w:p>
-    <w:p>
-      <w:pPr>
-        <w:pStyle w:val="ListParagraph"/>
-        <w:numPr>
-          <w:ilvl w:val="0"/>
-          <w:numId w:val="22"/>
-        </w:numPr>
-        <w:rPr>
-          <w:lang w:val="en-US"/>
-        </w:rPr>
-      </w:pPr>
-      <w:r>
-        <w:rPr>
-          <w:lang w:val="en-US"/>
-        </w:rPr>
-        <w:t>Cho 1 đoạn văn dài, có 4 chỗ trống, 1 chỗ trống có 4 sự lựa chọn để điền</w:t>
-      </w:r>
-    </w:p>
-    <w:p>
-      <w:pPr>
-        <w:pStyle w:val="ListParagraph"/>
-        <w:numPr>
-          <w:ilvl w:val="0"/>
-          <w:numId w:val="22"/>
-        </w:numPr>
-        <w:rPr>
-          <w:lang w:val="en-US"/>
-        </w:rPr>
-      </w:pPr>
-      <w:r>
-        <w:rPr>
-          <w:lang w:val="en-US"/>
-        </w:rPr>
-        <w:t>12 câu, tương ứng 12 chỗ trống, hay 3 đoạn văn</w:t>
-      </w:r>
-    </w:p>
-    <w:p>
-      <w:pPr>
-        <w:pStyle w:val="ListParagraph"/>
-        <w:numPr>
-          <w:ilvl w:val="0"/>
-          <w:numId w:val="21"/>
-        </w:numPr>
-        <w:rPr>
-          <w:lang w:val="en-US"/>
-        </w:rPr>
-      </w:pPr>
-      <w:r>
-        <w:rPr>
-          <w:lang w:val="en-US"/>
-        </w:rPr>
-        <w:t>Reading Comprehension?</w:t>
-      </w:r>
-    </w:p>
-    <w:p>
-      <w:pPr>
-        <w:pStyle w:val="ListParagraph"/>
-        <w:numPr>
-          <w:ilvl w:val="0"/>
-          <w:numId w:val="22"/>
-        </w:numPr>
-        <w:rPr>
-          <w:lang w:val="en-US"/>
-        </w:rPr>
-      </w:pPr>
-      <w:r>
-        <w:rPr>
-          <w:lang w:val="en-US"/>
-        </w:rPr>
-        <w:t>Cho 1 đoạn văn dài, đọc nó rồi trả lời vài câu hỏi tiếp theo</w:t>
-      </w:r>
-    </w:p>
-    <w:p>
-      <w:pPr>
-        <w:pStyle w:val="ListParagraph"/>
-        <w:numPr>
-          <w:ilvl w:val="0"/>
-          <w:numId w:val="22"/>
-        </w:numPr>
-        <w:rPr>
-          <w:lang w:val="en-US"/>
-        </w:rPr>
-      </w:pPr>
-      <w:r>
-        <w:rPr>
-          <w:lang w:val="en-US"/>
-        </w:rPr>
         <w:t>Số lượng câu hỏi mỗi đoạn không giống nhau, tổng cộng 48 câu</w:t>
       </w:r>
     </w:p>
@@ -824,26 +788,98 @@
         <w:rPr>
           <w:lang w:val="en-US"/>
         </w:rPr>
+        <w:t>“In Order To”?</w:t>
+      </w:r>
+    </w:p>
+    <w:p>
+      <w:pPr>
+        <w:pStyle w:val="ListParagraph"/>
+        <w:numPr>
+          <w:ilvl w:val="0"/>
+          <w:numId w:val="2"/>
+        </w:numPr>
+        <w:rPr>
+          <w:lang w:val="en-US"/>
+        </w:rPr>
+      </w:pPr>
+      <w:r>
+        <w:rPr>
+          <w:lang w:val="en-US"/>
+        </w:rPr>
+        <w:t>Để (làm được một cái gì đó)</w:t>
+      </w:r>
+    </w:p>
+    <w:p>
+      <w:pPr>
+        <w:pStyle w:val="ListParagraph"/>
+        <w:numPr>
+          <w:ilvl w:val="0"/>
+          <w:numId w:val="1"/>
+        </w:numPr>
+        <w:rPr>
+          <w:lang w:val="en-US"/>
+        </w:rPr>
+      </w:pPr>
+      <w:r>
+        <w:rPr>
+          <w:lang w:val="en-US"/>
+        </w:rPr>
+        <w:t>“Improve Upon”?</w:t>
+      </w:r>
+    </w:p>
+    <w:p>
+      <w:pPr>
+        <w:pStyle w:val="ListParagraph"/>
+        <w:numPr>
+          <w:ilvl w:val="0"/>
+          <w:numId w:val="2"/>
+        </w:numPr>
+        <w:rPr>
+          <w:lang w:val="en-US"/>
+        </w:rPr>
+      </w:pPr>
+      <w:r>
+        <w:rPr>
+          <w:lang w:val="en-US"/>
+        </w:rPr>
+        <w:t>Cải thiện (cái điều gì đó tồi tệ)</w:t>
+      </w:r>
+    </w:p>
+    <w:p>
+      <w:pPr>
+        <w:pStyle w:val="ListParagraph"/>
+        <w:numPr>
+          <w:ilvl w:val="0"/>
+          <w:numId w:val="1"/>
+        </w:numPr>
+        <w:rPr>
+          <w:lang w:val="en-US"/>
+        </w:rPr>
+      </w:pPr>
+      <w:r>
+        <w:rPr>
+          <w:lang w:val="en-US"/>
+        </w:rPr>
         <w:lastRenderedPageBreak/>
-        <w:t>“In Order To”?</w:t>
-      </w:r>
-    </w:p>
-    <w:p>
-      <w:pPr>
-        <w:pStyle w:val="ListParagraph"/>
-        <w:numPr>
-          <w:ilvl w:val="0"/>
-          <w:numId w:val="2"/>
-        </w:numPr>
-        <w:rPr>
-          <w:lang w:val="en-US"/>
-        </w:rPr>
-      </w:pPr>
-      <w:r>
-        <w:rPr>
-          <w:lang w:val="en-US"/>
-        </w:rPr>
-        <w:t>Để (làm được một cái gì đó)</w:t>
+        <w:t>“Draw–Backs”?</w:t>
+      </w:r>
+    </w:p>
+    <w:p>
+      <w:pPr>
+        <w:pStyle w:val="ListParagraph"/>
+        <w:numPr>
+          <w:ilvl w:val="0"/>
+          <w:numId w:val="2"/>
+        </w:numPr>
+        <w:rPr>
+          <w:lang w:val="en-US"/>
+        </w:rPr>
+      </w:pPr>
+      <w:r>
+        <w:rPr>
+          <w:lang w:val="en-US"/>
+        </w:rPr>
+        <w:t>Những hạn chế (của 1 cái gì đó)</w:t>
       </w:r>
     </w:p>
     <w:p>
@@ -861,25 +897,25 @@
         <w:rPr>
           <w:lang w:val="en-US"/>
         </w:rPr>
-        <w:t>“Improve Upon”?</w:t>
-      </w:r>
-    </w:p>
-    <w:p>
-      <w:pPr>
-        <w:pStyle w:val="ListParagraph"/>
-        <w:numPr>
-          <w:ilvl w:val="0"/>
-          <w:numId w:val="2"/>
-        </w:numPr>
-        <w:rPr>
-          <w:lang w:val="en-US"/>
-        </w:rPr>
-      </w:pPr>
-      <w:r>
-        <w:rPr>
-          <w:lang w:val="en-US"/>
-        </w:rPr>
-        <w:t>Cải thiện (cái điều gì đó tồi tệ)</w:t>
+        <w:t>“As In”?</w:t>
+      </w:r>
+    </w:p>
+    <w:p>
+      <w:pPr>
+        <w:pStyle w:val="ListParagraph"/>
+        <w:numPr>
+          <w:ilvl w:val="0"/>
+          <w:numId w:val="2"/>
+        </w:numPr>
+        <w:rPr>
+          <w:lang w:val="en-US"/>
+        </w:rPr>
+      </w:pPr>
+      <w:r>
+        <w:rPr>
+          <w:lang w:val="en-US"/>
+        </w:rPr>
+        <w:t>Như trong (cái nào đó)</w:t>
       </w:r>
     </w:p>
     <w:p>
@@ -897,25 +933,25 @@
         <w:rPr>
           <w:lang w:val="en-US"/>
         </w:rPr>
-        <w:t>“Draw–Backs”?</w:t>
-      </w:r>
-    </w:p>
-    <w:p>
-      <w:pPr>
-        <w:pStyle w:val="ListParagraph"/>
-        <w:numPr>
-          <w:ilvl w:val="0"/>
-          <w:numId w:val="2"/>
-        </w:numPr>
-        <w:rPr>
-          <w:lang w:val="en-US"/>
-        </w:rPr>
-      </w:pPr>
-      <w:r>
-        <w:rPr>
-          <w:lang w:val="en-US"/>
-        </w:rPr>
-        <w:t>Những hạn chế (của 1 cái gì đó)</w:t>
+        <w:t>“Not The Case”?</w:t>
+      </w:r>
+    </w:p>
+    <w:p>
+      <w:pPr>
+        <w:pStyle w:val="ListParagraph"/>
+        <w:numPr>
+          <w:ilvl w:val="0"/>
+          <w:numId w:val="2"/>
+        </w:numPr>
+        <w:rPr>
+          <w:lang w:val="en-US"/>
+        </w:rPr>
+      </w:pPr>
+      <w:r>
+        <w:rPr>
+          <w:lang w:val="en-US"/>
+        </w:rPr>
+        <w:t>Không đúng</w:t>
       </w:r>
     </w:p>
     <w:p>
@@ -933,25 +969,31 @@
         <w:rPr>
           <w:lang w:val="en-US"/>
         </w:rPr>
-        <w:t>“As In”?</w:t>
-      </w:r>
-    </w:p>
-    <w:p>
-      <w:pPr>
-        <w:pStyle w:val="ListParagraph"/>
-        <w:numPr>
-          <w:ilvl w:val="0"/>
-          <w:numId w:val="2"/>
-        </w:numPr>
-        <w:rPr>
-          <w:lang w:val="en-US"/>
-        </w:rPr>
-      </w:pPr>
-      <w:r>
-        <w:rPr>
-          <w:lang w:val="en-US"/>
-        </w:rPr>
-        <w:t>Như trong (cái nào đó)</w:t>
+        <w:t>“High Fidelity”?</w:t>
+      </w:r>
+    </w:p>
+    <w:p>
+      <w:pPr>
+        <w:pStyle w:val="ListParagraph"/>
+        <w:numPr>
+          <w:ilvl w:val="0"/>
+          <w:numId w:val="2"/>
+        </w:numPr>
+        <w:rPr>
+          <w:lang w:val="en-US"/>
+        </w:rPr>
+      </w:pPr>
+      <w:r>
+        <w:rPr>
+          <w:lang w:val="en-US"/>
+        </w:rPr>
+        <w:t>Tính chân thực cao</w:t>
+      </w:r>
+      <w:r>
+        <w:rPr>
+          <w:lang w:val="en-US"/>
+        </w:rPr>
+        <w:t xml:space="preserve"> (âm thanh, hình ảnh)</w:t>
       </w:r>
     </w:p>
     <w:p>
@@ -969,25 +1011,25 @@
         <w:rPr>
           <w:lang w:val="en-US"/>
         </w:rPr>
-        <w:t>“Not The Case”?</w:t>
-      </w:r>
-    </w:p>
-    <w:p>
-      <w:pPr>
-        <w:pStyle w:val="ListParagraph"/>
-        <w:numPr>
-          <w:ilvl w:val="0"/>
-          <w:numId w:val="2"/>
-        </w:numPr>
-        <w:rPr>
-          <w:lang w:val="en-US"/>
-        </w:rPr>
-      </w:pPr>
-      <w:r>
-        <w:rPr>
-          <w:lang w:val="en-US"/>
-        </w:rPr>
-        <w:t>Không đúng</w:t>
+        <w:t>“Emerge Out”?</w:t>
+      </w:r>
+    </w:p>
+    <w:p>
+      <w:pPr>
+        <w:pStyle w:val="ListParagraph"/>
+        <w:numPr>
+          <w:ilvl w:val="0"/>
+          <w:numId w:val="2"/>
+        </w:numPr>
+        <w:rPr>
+          <w:lang w:val="en-US"/>
+        </w:rPr>
+      </w:pPr>
+      <w:r>
+        <w:rPr>
+          <w:lang w:val="en-US"/>
+        </w:rPr>
+        <w:t>Nổi lên (1 cái gì đó trong quá trình nghiên cứu)</w:t>
       </w:r>
     </w:p>
     <w:p>
@@ -1005,31 +1047,25 @@
         <w:rPr>
           <w:lang w:val="en-US"/>
         </w:rPr>
-        <w:t>“High Fidelity”?</w:t>
-      </w:r>
-    </w:p>
-    <w:p>
-      <w:pPr>
-        <w:pStyle w:val="ListParagraph"/>
-        <w:numPr>
-          <w:ilvl w:val="0"/>
-          <w:numId w:val="2"/>
-        </w:numPr>
-        <w:rPr>
-          <w:lang w:val="en-US"/>
-        </w:rPr>
-      </w:pPr>
-      <w:r>
-        <w:rPr>
-          <w:lang w:val="en-US"/>
-        </w:rPr>
-        <w:t>Tính chân thực cao</w:t>
-      </w:r>
-      <w:r>
-        <w:rPr>
-          <w:lang w:val="en-US"/>
-        </w:rPr>
-        <w:t xml:space="preserve"> (âm thanh, hình ảnh)</w:t>
+        <w:t>“At Each Instant”?</w:t>
+      </w:r>
+    </w:p>
+    <w:p>
+      <w:pPr>
+        <w:pStyle w:val="ListParagraph"/>
+        <w:numPr>
+          <w:ilvl w:val="0"/>
+          <w:numId w:val="2"/>
+        </w:numPr>
+        <w:rPr>
+          <w:lang w:val="en-US"/>
+        </w:rPr>
+      </w:pPr>
+      <w:r>
+        <w:rPr>
+          <w:lang w:val="en-US"/>
+        </w:rPr>
+        <w:t>Tại mỗi thời điểm</w:t>
       </w:r>
     </w:p>
     <w:p>
@@ -1047,25 +1083,25 @@
         <w:rPr>
           <w:lang w:val="en-US"/>
         </w:rPr>
-        <w:t>“Emerge Out”?</w:t>
-      </w:r>
-    </w:p>
-    <w:p>
-      <w:pPr>
-        <w:pStyle w:val="ListParagraph"/>
-        <w:numPr>
-          <w:ilvl w:val="0"/>
-          <w:numId w:val="2"/>
-        </w:numPr>
-        <w:rPr>
-          <w:lang w:val="en-US"/>
-        </w:rPr>
-      </w:pPr>
-      <w:r>
-        <w:rPr>
-          <w:lang w:val="en-US"/>
-        </w:rPr>
-        <w:t>Nổi lên (1 cái gì đó trong quá trình nghiên cứu)</w:t>
+        <w:t>“For ease of”?</w:t>
+      </w:r>
+    </w:p>
+    <w:p>
+      <w:pPr>
+        <w:pStyle w:val="ListParagraph"/>
+        <w:numPr>
+          <w:ilvl w:val="0"/>
+          <w:numId w:val="2"/>
+        </w:numPr>
+        <w:rPr>
+          <w:lang w:val="en-US"/>
+        </w:rPr>
+      </w:pPr>
+      <w:r>
+        <w:rPr>
+          <w:lang w:val="en-US"/>
+        </w:rPr>
+        <w:t>Để cho dễ thực hiện (việc gì đó)</w:t>
       </w:r>
     </w:p>
     <w:p>
@@ -1083,78 +1119,6 @@
         <w:rPr>
           <w:lang w:val="en-US"/>
         </w:rPr>
-        <w:t>“At Each Instant”?</w:t>
-      </w:r>
-    </w:p>
-    <w:p>
-      <w:pPr>
-        <w:pStyle w:val="ListParagraph"/>
-        <w:numPr>
-          <w:ilvl w:val="0"/>
-          <w:numId w:val="2"/>
-        </w:numPr>
-        <w:rPr>
-          <w:lang w:val="en-US"/>
-        </w:rPr>
-      </w:pPr>
-      <w:r>
-        <w:rPr>
-          <w:lang w:val="en-US"/>
-        </w:rPr>
-        <w:t>Tại mỗi thời điểm</w:t>
-      </w:r>
-    </w:p>
-    <w:p>
-      <w:pPr>
-        <w:pStyle w:val="ListParagraph"/>
-        <w:numPr>
-          <w:ilvl w:val="0"/>
-          <w:numId w:val="1"/>
-        </w:numPr>
-        <w:rPr>
-          <w:lang w:val="en-US"/>
-        </w:rPr>
-      </w:pPr>
-      <w:r>
-        <w:rPr>
-          <w:lang w:val="en-US"/>
-        </w:rPr>
-        <w:t>“For ease of”?</w:t>
-      </w:r>
-    </w:p>
-    <w:p>
-      <w:pPr>
-        <w:pStyle w:val="ListParagraph"/>
-        <w:numPr>
-          <w:ilvl w:val="0"/>
-          <w:numId w:val="2"/>
-        </w:numPr>
-        <w:rPr>
-          <w:lang w:val="en-US"/>
-        </w:rPr>
-      </w:pPr>
-      <w:r>
-        <w:rPr>
-          <w:lang w:val="en-US"/>
-        </w:rPr>
-        <w:t>Để cho dễ thực hiện (việc gì đó)</w:t>
-      </w:r>
-    </w:p>
-    <w:p>
-      <w:pPr>
-        <w:pStyle w:val="ListParagraph"/>
-        <w:numPr>
-          <w:ilvl w:val="0"/>
-          <w:numId w:val="1"/>
-        </w:numPr>
-        <w:rPr>
-          <w:lang w:val="en-US"/>
-        </w:rPr>
-      </w:pPr>
-      <w:r>
-        <w:rPr>
-          <w:lang w:val="en-US"/>
-        </w:rPr>
         <w:t>“Is Eligible”?</w:t>
       </w:r>
     </w:p>
@@ -1591,45 +1555,45 @@
         <w:rPr>
           <w:lang w:val="en-US"/>
         </w:rPr>
+        <w:t>“Spare Weapon”?</w:t>
+      </w:r>
+    </w:p>
+    <w:p>
+      <w:pPr>
+        <w:pStyle w:val="ListParagraph"/>
+        <w:numPr>
+          <w:ilvl w:val="0"/>
+          <w:numId w:val="2"/>
+        </w:numPr>
+        <w:rPr>
+          <w:lang w:val="en-US"/>
+        </w:rPr>
+      </w:pPr>
+      <w:r>
+        <w:rPr>
+          <w:lang w:val="en-US"/>
+        </w:rPr>
+        <w:t>Vũ khí dự phòng</w:t>
+      </w:r>
+    </w:p>
+    <w:p>
+      <w:pPr>
+        <w:rPr>
+          <w:lang w:val="en-US"/>
+        </w:rPr>
+      </w:pPr>
+    </w:p>
+    <w:p>
+      <w:pPr>
+        <w:rPr>
+          <w:lang w:val="en-US"/>
+        </w:rPr>
+      </w:pPr>
+      <w:r>
+        <w:rPr>
+          <w:lang w:val="en-US"/>
+        </w:rPr>
         <w:lastRenderedPageBreak/>
-        <w:t>“Spare Weapon”?</w:t>
-      </w:r>
-    </w:p>
-    <w:p>
-      <w:pPr>
-        <w:pStyle w:val="ListParagraph"/>
-        <w:numPr>
-          <w:ilvl w:val="0"/>
-          <w:numId w:val="2"/>
-        </w:numPr>
-        <w:rPr>
-          <w:lang w:val="en-US"/>
-        </w:rPr>
-      </w:pPr>
-      <w:r>
-        <w:rPr>
-          <w:lang w:val="en-US"/>
-        </w:rPr>
-        <w:t>Vũ khí dự phòng</w:t>
-      </w:r>
-    </w:p>
-    <w:p>
-      <w:pPr>
-        <w:rPr>
-          <w:lang w:val="en-US"/>
-        </w:rPr>
-      </w:pPr>
-    </w:p>
-    <w:p>
-      <w:pPr>
-        <w:rPr>
-          <w:lang w:val="en-US"/>
-        </w:rPr>
-      </w:pPr>
-      <w:r>
-        <w:rPr>
-          <w:lang w:val="en-US"/>
-        </w:rPr>
         <w:t>Economics – Kinh Tế:</w:t>
       </w:r>
     </w:p>
@@ -2157,6 +2121,42 @@
     </w:p>
     <w:p>
       <w:pPr>
+        <w:pStyle w:val="ListParagraph"/>
+        <w:numPr>
+          <w:ilvl w:val="0"/>
+          <w:numId w:val="7"/>
+        </w:numPr>
+        <w:rPr>
+          <w:lang w:val="en-US"/>
+        </w:rPr>
+      </w:pPr>
+      <w:r>
+        <w:rPr>
+          <w:lang w:val="en-US"/>
+        </w:rPr>
+        <w:t>“Delivery”?</w:t>
+      </w:r>
+    </w:p>
+    <w:p>
+      <w:pPr>
+        <w:pStyle w:val="ListParagraph"/>
+        <w:numPr>
+          <w:ilvl w:val="0"/>
+          <w:numId w:val="2"/>
+        </w:numPr>
+        <w:rPr>
+          <w:lang w:val="en-US"/>
+        </w:rPr>
+      </w:pPr>
+      <w:r>
+        <w:rPr>
+          <w:lang w:val="en-US"/>
+        </w:rPr>
+        <w:t>Việc giao hàng</w:t>
+      </w:r>
+    </w:p>
+    <w:p>
+      <w:pPr>
         <w:rPr>
           <w:lang w:val="en-US"/>
         </w:rPr>
@@ -2318,8 +2318,80 @@
         <w:rPr>
           <w:lang w:val="en-US"/>
         </w:rPr>
+        <w:t>Van xin (ai đó một cách chân thành)</w:t>
+      </w:r>
+    </w:p>
+    <w:p>
+      <w:pPr>
+        <w:pStyle w:val="ListParagraph"/>
+        <w:numPr>
+          <w:ilvl w:val="0"/>
+          <w:numId w:val="8"/>
+        </w:numPr>
+        <w:rPr>
+          <w:lang w:val="en-US"/>
+        </w:rPr>
+      </w:pPr>
+      <w:r>
+        <w:rPr>
+          <w:lang w:val="en-US"/>
+        </w:rPr>
+        <w:t>“Sincere”?</w:t>
+      </w:r>
+    </w:p>
+    <w:p>
+      <w:pPr>
+        <w:pStyle w:val="ListParagraph"/>
+        <w:numPr>
+          <w:ilvl w:val="0"/>
+          <w:numId w:val="2"/>
+        </w:numPr>
+        <w:rPr>
+          <w:lang w:val="en-US"/>
+        </w:rPr>
+      </w:pPr>
+      <w:r>
+        <w:rPr>
+          <w:lang w:val="en-US"/>
+        </w:rPr>
+        <w:t>Chân thành (không lừa lọc)</w:t>
+      </w:r>
+    </w:p>
+    <w:p>
+      <w:pPr>
+        <w:pStyle w:val="ListParagraph"/>
+        <w:numPr>
+          <w:ilvl w:val="0"/>
+          <w:numId w:val="8"/>
+        </w:numPr>
+        <w:rPr>
+          <w:lang w:val="en-US"/>
+        </w:rPr>
+      </w:pPr>
+      <w:r>
+        <w:rPr>
+          <w:lang w:val="en-US"/>
+        </w:rPr>
         <w:lastRenderedPageBreak/>
-        <w:t>Van xin (ai đó một cách chân thành)</w:t>
+        <w:t>“Allegiance”?</w:t>
+      </w:r>
+    </w:p>
+    <w:p>
+      <w:pPr>
+        <w:pStyle w:val="ListParagraph"/>
+        <w:numPr>
+          <w:ilvl w:val="0"/>
+          <w:numId w:val="2"/>
+        </w:numPr>
+        <w:rPr>
+          <w:lang w:val="en-US"/>
+        </w:rPr>
+      </w:pPr>
+      <w:r>
+        <w:rPr>
+          <w:lang w:val="en-US"/>
+        </w:rPr>
+        <w:t>Lòng trung thành (với cấp trên)</w:t>
       </w:r>
     </w:p>
     <w:p>
@@ -2337,25 +2409,25 @@
         <w:rPr>
           <w:lang w:val="en-US"/>
         </w:rPr>
-        <w:t>“Sincere”?</w:t>
-      </w:r>
-    </w:p>
-    <w:p>
-      <w:pPr>
-        <w:pStyle w:val="ListParagraph"/>
-        <w:numPr>
-          <w:ilvl w:val="0"/>
-          <w:numId w:val="2"/>
-        </w:numPr>
-        <w:rPr>
-          <w:lang w:val="en-US"/>
-        </w:rPr>
-      </w:pPr>
-      <w:r>
-        <w:rPr>
-          <w:lang w:val="en-US"/>
-        </w:rPr>
-        <w:t>Chân thành (không lừa lọc)</w:t>
+        <w:t>“Consent”?</w:t>
+      </w:r>
+    </w:p>
+    <w:p>
+      <w:pPr>
+        <w:pStyle w:val="ListParagraph"/>
+        <w:numPr>
+          <w:ilvl w:val="0"/>
+          <w:numId w:val="2"/>
+        </w:numPr>
+        <w:rPr>
+          <w:lang w:val="en-US"/>
+        </w:rPr>
+      </w:pPr>
+      <w:r>
+        <w:rPr>
+          <w:lang w:val="en-US"/>
+        </w:rPr>
+        <w:t>Sự đồng ý</w:t>
       </w:r>
     </w:p>
     <w:p>
@@ -2373,25 +2445,25 @@
         <w:rPr>
           <w:lang w:val="en-US"/>
         </w:rPr>
-        <w:t>“Allegiance”?</w:t>
-      </w:r>
-    </w:p>
-    <w:p>
-      <w:pPr>
-        <w:pStyle w:val="ListParagraph"/>
-        <w:numPr>
-          <w:ilvl w:val="0"/>
-          <w:numId w:val="2"/>
-        </w:numPr>
-        <w:rPr>
-          <w:lang w:val="en-US"/>
-        </w:rPr>
-      </w:pPr>
-      <w:r>
-        <w:rPr>
-          <w:lang w:val="en-US"/>
-        </w:rPr>
-        <w:t>Lòng trung thành (với cấp trên)</w:t>
+        <w:t>“Ruthless”?</w:t>
+      </w:r>
+    </w:p>
+    <w:p>
+      <w:pPr>
+        <w:pStyle w:val="ListParagraph"/>
+        <w:numPr>
+          <w:ilvl w:val="0"/>
+          <w:numId w:val="2"/>
+        </w:numPr>
+        <w:rPr>
+          <w:lang w:val="en-US"/>
+        </w:rPr>
+      </w:pPr>
+      <w:r>
+        <w:rPr>
+          <w:lang w:val="en-US"/>
+        </w:rPr>
+        <w:t>Tàn nhẫn</w:t>
       </w:r>
     </w:p>
     <w:p>
@@ -2409,25 +2481,25 @@
         <w:rPr>
           <w:lang w:val="en-US"/>
         </w:rPr>
-        <w:t>“Consent”?</w:t>
-      </w:r>
-    </w:p>
-    <w:p>
-      <w:pPr>
-        <w:pStyle w:val="ListParagraph"/>
-        <w:numPr>
-          <w:ilvl w:val="0"/>
-          <w:numId w:val="2"/>
-        </w:numPr>
-        <w:rPr>
-          <w:lang w:val="en-US"/>
-        </w:rPr>
-      </w:pPr>
-      <w:r>
-        <w:rPr>
-          <w:lang w:val="en-US"/>
-        </w:rPr>
-        <w:t>Sự đồng ý</w:t>
+        <w:t>“Woefully”?</w:t>
+      </w:r>
+    </w:p>
+    <w:p>
+      <w:pPr>
+        <w:pStyle w:val="ListParagraph"/>
+        <w:numPr>
+          <w:ilvl w:val="0"/>
+          <w:numId w:val="2"/>
+        </w:numPr>
+        <w:rPr>
+          <w:lang w:val="en-US"/>
+        </w:rPr>
+      </w:pPr>
+      <w:r>
+        <w:rPr>
+          <w:lang w:val="en-US"/>
+        </w:rPr>
+        <w:t>Một cách tệ hại</w:t>
       </w:r>
     </w:p>
     <w:p>
@@ -2445,25 +2517,25 @@
         <w:rPr>
           <w:lang w:val="en-US"/>
         </w:rPr>
-        <w:t>“Ruthless”?</w:t>
-      </w:r>
-    </w:p>
-    <w:p>
-      <w:pPr>
-        <w:pStyle w:val="ListParagraph"/>
-        <w:numPr>
-          <w:ilvl w:val="0"/>
-          <w:numId w:val="2"/>
-        </w:numPr>
-        <w:rPr>
-          <w:lang w:val="en-US"/>
-        </w:rPr>
-      </w:pPr>
-      <w:r>
-        <w:rPr>
-          <w:lang w:val="en-US"/>
-        </w:rPr>
-        <w:t>Tàn nhẫn</w:t>
+        <w:t>“Underprepared”?</w:t>
+      </w:r>
+    </w:p>
+    <w:p>
+      <w:pPr>
+        <w:pStyle w:val="ListParagraph"/>
+        <w:numPr>
+          <w:ilvl w:val="0"/>
+          <w:numId w:val="2"/>
+        </w:numPr>
+        <w:rPr>
+          <w:lang w:val="en-US"/>
+        </w:rPr>
+      </w:pPr>
+      <w:r>
+        <w:rPr>
+          <w:lang w:val="en-US"/>
+        </w:rPr>
+        <w:t>Chưa chuẩn bị trước</w:t>
       </w:r>
     </w:p>
     <w:p>
@@ -2481,25 +2553,25 @@
         <w:rPr>
           <w:lang w:val="en-US"/>
         </w:rPr>
-        <w:t>“Woefully”?</w:t>
-      </w:r>
-    </w:p>
-    <w:p>
-      <w:pPr>
-        <w:pStyle w:val="ListParagraph"/>
-        <w:numPr>
-          <w:ilvl w:val="0"/>
-          <w:numId w:val="2"/>
-        </w:numPr>
-        <w:rPr>
-          <w:lang w:val="en-US"/>
-        </w:rPr>
-      </w:pPr>
-      <w:r>
-        <w:rPr>
-          <w:lang w:val="en-US"/>
-        </w:rPr>
-        <w:t>Một cách tệ hại</w:t>
+        <w:t>“Compromise”?</w:t>
+      </w:r>
+    </w:p>
+    <w:p>
+      <w:pPr>
+        <w:pStyle w:val="ListParagraph"/>
+        <w:numPr>
+          <w:ilvl w:val="0"/>
+          <w:numId w:val="2"/>
+        </w:numPr>
+        <w:rPr>
+          <w:lang w:val="en-US"/>
+        </w:rPr>
+      </w:pPr>
+      <w:r>
+        <w:rPr>
+          <w:lang w:val="en-US"/>
+        </w:rPr>
+        <w:t>Thỏa hiệp</w:t>
       </w:r>
     </w:p>
     <w:p>
@@ -2517,25 +2589,25 @@
         <w:rPr>
           <w:lang w:val="en-US"/>
         </w:rPr>
-        <w:t>“Underprepared”?</w:t>
-      </w:r>
-    </w:p>
-    <w:p>
-      <w:pPr>
-        <w:pStyle w:val="ListParagraph"/>
-        <w:numPr>
-          <w:ilvl w:val="0"/>
-          <w:numId w:val="2"/>
-        </w:numPr>
-        <w:rPr>
-          <w:lang w:val="en-US"/>
-        </w:rPr>
-      </w:pPr>
-      <w:r>
-        <w:rPr>
-          <w:lang w:val="en-US"/>
-        </w:rPr>
-        <w:t>Chưa chuẩn bị trước</w:t>
+        <w:t>“Assure”?</w:t>
+      </w:r>
+    </w:p>
+    <w:p>
+      <w:pPr>
+        <w:pStyle w:val="ListParagraph"/>
+        <w:numPr>
+          <w:ilvl w:val="0"/>
+          <w:numId w:val="2"/>
+        </w:numPr>
+        <w:rPr>
+          <w:lang w:val="en-US"/>
+        </w:rPr>
+      </w:pPr>
+      <w:r>
+        <w:rPr>
+          <w:lang w:val="en-US"/>
+        </w:rPr>
+        <w:t>Khẳng định</w:t>
       </w:r>
     </w:p>
     <w:p>
@@ -2553,25 +2625,37 @@
         <w:rPr>
           <w:lang w:val="en-US"/>
         </w:rPr>
-        <w:t>“Compromise”?</w:t>
-      </w:r>
-    </w:p>
-    <w:p>
-      <w:pPr>
-        <w:pStyle w:val="ListParagraph"/>
-        <w:numPr>
-          <w:ilvl w:val="0"/>
-          <w:numId w:val="2"/>
-        </w:numPr>
-        <w:rPr>
-          <w:lang w:val="en-US"/>
-        </w:rPr>
-      </w:pPr>
-      <w:r>
-        <w:rPr>
-          <w:lang w:val="en-US"/>
-        </w:rPr>
-        <w:t>Thỏa hiệp</w:t>
+        <w:t>“Abide By”?</w:t>
+      </w:r>
+    </w:p>
+    <w:p>
+      <w:pPr>
+        <w:pStyle w:val="ListParagraph"/>
+        <w:numPr>
+          <w:ilvl w:val="0"/>
+          <w:numId w:val="2"/>
+        </w:numPr>
+        <w:rPr>
+          <w:lang w:val="en-US"/>
+        </w:rPr>
+      </w:pPr>
+      <w:r>
+        <w:rPr>
+          <w:lang w:val="en-US"/>
+        </w:rPr>
+        <w:t>Chịu những quy tắc của (trườ</w:t>
+      </w:r>
+      <w:r>
+        <w:rPr>
+          <w:lang w:val="en-US"/>
+        </w:rPr>
+        <w:t>ng</w:t>
+      </w:r>
+      <w:r>
+        <w:rPr>
+          <w:lang w:val="en-US"/>
+        </w:rPr>
+        <w:t>)</w:t>
       </w:r>
     </w:p>
     <w:p>
@@ -2589,25 +2673,25 @@
         <w:rPr>
           <w:lang w:val="en-US"/>
         </w:rPr>
-        <w:t>“Assure”?</w:t>
-      </w:r>
-    </w:p>
-    <w:p>
-      <w:pPr>
-        <w:pStyle w:val="ListParagraph"/>
-        <w:numPr>
-          <w:ilvl w:val="0"/>
-          <w:numId w:val="2"/>
-        </w:numPr>
-        <w:rPr>
-          <w:lang w:val="en-US"/>
-        </w:rPr>
-      </w:pPr>
-      <w:r>
-        <w:rPr>
-          <w:lang w:val="en-US"/>
-        </w:rPr>
-        <w:t>Khẳng định</w:t>
+        <w:t>“Compelling”?</w:t>
+      </w:r>
+    </w:p>
+    <w:p>
+      <w:pPr>
+        <w:pStyle w:val="ListParagraph"/>
+        <w:numPr>
+          <w:ilvl w:val="0"/>
+          <w:numId w:val="2"/>
+        </w:numPr>
+        <w:rPr>
+          <w:lang w:val="en-US"/>
+        </w:rPr>
+      </w:pPr>
+      <w:r>
+        <w:rPr>
+          <w:lang w:val="en-US"/>
+        </w:rPr>
+        <w:t>Cực hấp dẫn</w:t>
       </w:r>
     </w:p>
     <w:p>
@@ -2625,37 +2709,25 @@
         <w:rPr>
           <w:lang w:val="en-US"/>
         </w:rPr>
-        <w:t>“Abide By”?</w:t>
-      </w:r>
-    </w:p>
-    <w:p>
-      <w:pPr>
-        <w:pStyle w:val="ListParagraph"/>
-        <w:numPr>
-          <w:ilvl w:val="0"/>
-          <w:numId w:val="2"/>
-        </w:numPr>
-        <w:rPr>
-          <w:lang w:val="en-US"/>
-        </w:rPr>
-      </w:pPr>
-      <w:r>
-        <w:rPr>
-          <w:lang w:val="en-US"/>
-        </w:rPr>
-        <w:t>Chịu những quy tắc của (trườ</w:t>
-      </w:r>
-      <w:r>
-        <w:rPr>
-          <w:lang w:val="en-US"/>
-        </w:rPr>
-        <w:t>ng</w:t>
-      </w:r>
-      <w:r>
-        <w:rPr>
-          <w:lang w:val="en-US"/>
-        </w:rPr>
-        <w:t>)</w:t>
+        <w:t>“Vague”?</w:t>
+      </w:r>
+    </w:p>
+    <w:p>
+      <w:pPr>
+        <w:pStyle w:val="ListParagraph"/>
+        <w:numPr>
+          <w:ilvl w:val="0"/>
+          <w:numId w:val="2"/>
+        </w:numPr>
+        <w:rPr>
+          <w:lang w:val="en-US"/>
+        </w:rPr>
+      </w:pPr>
+      <w:r>
+        <w:rPr>
+          <w:lang w:val="en-US"/>
+        </w:rPr>
+        <w:t>Mơ hồ</w:t>
       </w:r>
     </w:p>
     <w:p>
@@ -2673,25 +2745,25 @@
         <w:rPr>
           <w:lang w:val="en-US"/>
         </w:rPr>
-        <w:t>“Compelling”?</w:t>
-      </w:r>
-    </w:p>
-    <w:p>
-      <w:pPr>
-        <w:pStyle w:val="ListParagraph"/>
-        <w:numPr>
-          <w:ilvl w:val="0"/>
-          <w:numId w:val="2"/>
-        </w:numPr>
-        <w:rPr>
-          <w:lang w:val="en-US"/>
-        </w:rPr>
-      </w:pPr>
-      <w:r>
-        <w:rPr>
-          <w:lang w:val="en-US"/>
-        </w:rPr>
-        <w:t>Cực hấp dẫn</w:t>
+        <w:t>“Confidential”?</w:t>
+      </w:r>
+    </w:p>
+    <w:p>
+      <w:pPr>
+        <w:pStyle w:val="ListParagraph"/>
+        <w:numPr>
+          <w:ilvl w:val="0"/>
+          <w:numId w:val="2"/>
+        </w:numPr>
+        <w:rPr>
+          <w:lang w:val="en-US"/>
+        </w:rPr>
+      </w:pPr>
+      <w:r>
+        <w:rPr>
+          <w:lang w:val="en-US"/>
+        </w:rPr>
+        <w:t>Bí mật (tài khoản)</w:t>
       </w:r>
     </w:p>
     <w:p>
@@ -2709,25 +2781,25 @@
         <w:rPr>
           <w:lang w:val="en-US"/>
         </w:rPr>
-        <w:t>“Vague”?</w:t>
-      </w:r>
-    </w:p>
-    <w:p>
-      <w:pPr>
-        <w:pStyle w:val="ListParagraph"/>
-        <w:numPr>
-          <w:ilvl w:val="0"/>
-          <w:numId w:val="2"/>
-        </w:numPr>
-        <w:rPr>
-          <w:lang w:val="en-US"/>
-        </w:rPr>
-      </w:pPr>
-      <w:r>
-        <w:rPr>
-          <w:lang w:val="en-US"/>
-        </w:rPr>
-        <w:t>Mơ hồ</w:t>
+        <w:t>“Decent”?</w:t>
+      </w:r>
+    </w:p>
+    <w:p>
+      <w:pPr>
+        <w:pStyle w:val="ListParagraph"/>
+        <w:numPr>
+          <w:ilvl w:val="0"/>
+          <w:numId w:val="2"/>
+        </w:numPr>
+        <w:rPr>
+          <w:lang w:val="en-US"/>
+        </w:rPr>
+      </w:pPr>
+      <w:r>
+        <w:rPr>
+          <w:lang w:val="en-US"/>
+        </w:rPr>
+        <w:t>Lịch sự</w:t>
       </w:r>
     </w:p>
     <w:p>
@@ -2745,78 +2817,6 @@
         <w:rPr>
           <w:lang w:val="en-US"/>
         </w:rPr>
-        <w:t>“Confidential”?</w:t>
-      </w:r>
-    </w:p>
-    <w:p>
-      <w:pPr>
-        <w:pStyle w:val="ListParagraph"/>
-        <w:numPr>
-          <w:ilvl w:val="0"/>
-          <w:numId w:val="2"/>
-        </w:numPr>
-        <w:rPr>
-          <w:lang w:val="en-US"/>
-        </w:rPr>
-      </w:pPr>
-      <w:r>
-        <w:rPr>
-          <w:lang w:val="en-US"/>
-        </w:rPr>
-        <w:t>Bí mật (tài khoản)</w:t>
-      </w:r>
-    </w:p>
-    <w:p>
-      <w:pPr>
-        <w:pStyle w:val="ListParagraph"/>
-        <w:numPr>
-          <w:ilvl w:val="0"/>
-          <w:numId w:val="8"/>
-        </w:numPr>
-        <w:rPr>
-          <w:lang w:val="en-US"/>
-        </w:rPr>
-      </w:pPr>
-      <w:r>
-        <w:rPr>
-          <w:lang w:val="en-US"/>
-        </w:rPr>
-        <w:t>“Decent”?</w:t>
-      </w:r>
-    </w:p>
-    <w:p>
-      <w:pPr>
-        <w:pStyle w:val="ListParagraph"/>
-        <w:numPr>
-          <w:ilvl w:val="0"/>
-          <w:numId w:val="2"/>
-        </w:numPr>
-        <w:rPr>
-          <w:lang w:val="en-US"/>
-        </w:rPr>
-      </w:pPr>
-      <w:r>
-        <w:rPr>
-          <w:lang w:val="en-US"/>
-        </w:rPr>
-        <w:t>Lịch sự</w:t>
-      </w:r>
-    </w:p>
-    <w:p>
-      <w:pPr>
-        <w:pStyle w:val="ListParagraph"/>
-        <w:numPr>
-          <w:ilvl w:val="0"/>
-          <w:numId w:val="8"/>
-        </w:numPr>
-        <w:rPr>
-          <w:lang w:val="en-US"/>
-        </w:rPr>
-      </w:pPr>
-      <w:r>
-        <w:rPr>
-          <w:lang w:val="en-US"/>
-        </w:rPr>
         <w:t>“Uplifting”?</w:t>
       </w:r>
     </w:p>
@@ -3143,8 +3143,86 @@
         <w:rPr>
           <w:lang w:val="en-US"/>
         </w:rPr>
+        <w:t>Nắm chặt</w:t>
+      </w:r>
+    </w:p>
+    <w:p>
+      <w:pPr>
+        <w:pStyle w:val="ListParagraph"/>
+        <w:numPr>
+          <w:ilvl w:val="0"/>
+          <w:numId w:val="11"/>
+        </w:numPr>
+        <w:rPr>
+          <w:lang w:val="en-US"/>
+        </w:rPr>
+      </w:pPr>
+      <w:r>
+        <w:rPr>
+          <w:lang w:val="en-US"/>
+        </w:rPr>
+        <w:t>“Plague”?</w:t>
+      </w:r>
+    </w:p>
+    <w:p>
+      <w:pPr>
+        <w:pStyle w:val="ListParagraph"/>
+        <w:numPr>
+          <w:ilvl w:val="0"/>
+          <w:numId w:val="2"/>
+        </w:numPr>
+        <w:rPr>
+          <w:lang w:val="en-US"/>
+        </w:rPr>
+      </w:pPr>
+      <w:r>
+        <w:rPr>
+          <w:lang w:val="en-US"/>
+        </w:rPr>
+        <w:t>Gây đau khổ (cho ai đó)</w:t>
+      </w:r>
+    </w:p>
+    <w:p>
+      <w:pPr>
+        <w:pStyle w:val="ListParagraph"/>
+        <w:numPr>
+          <w:ilvl w:val="0"/>
+          <w:numId w:val="11"/>
+        </w:numPr>
+        <w:rPr>
+          <w:lang w:val="en-US"/>
+        </w:rPr>
+      </w:pPr>
+      <w:r>
+        <w:rPr>
+          <w:lang w:val="en-US"/>
+        </w:rPr>
         <w:lastRenderedPageBreak/>
-        <w:t>Nắm chặt</w:t>
+        <w:t>“Dictate”?</w:t>
+      </w:r>
+    </w:p>
+    <w:p>
+      <w:pPr>
+        <w:pStyle w:val="ListParagraph"/>
+        <w:numPr>
+          <w:ilvl w:val="0"/>
+          <w:numId w:val="2"/>
+        </w:numPr>
+        <w:rPr>
+          <w:lang w:val="en-US"/>
+        </w:rPr>
+      </w:pPr>
+      <w:r>
+        <w:rPr>
+          <w:lang w:val="en-US"/>
+        </w:rPr>
+        <w:t>Quyết định</w:t>
+      </w:r>
+      <w:r>
+        <w:rPr>
+          <w:lang w:val="en-US"/>
+        </w:rPr>
+        <w:t xml:space="preserve"> (tương lai hay gì đó)</w:t>
       </w:r>
     </w:p>
     <w:p>
@@ -3162,25 +3240,25 @@
         <w:rPr>
           <w:lang w:val="en-US"/>
         </w:rPr>
-        <w:t>“Plague”?</w:t>
-      </w:r>
-    </w:p>
-    <w:p>
-      <w:pPr>
-        <w:pStyle w:val="ListParagraph"/>
-        <w:numPr>
-          <w:ilvl w:val="0"/>
-          <w:numId w:val="2"/>
-        </w:numPr>
-        <w:rPr>
-          <w:lang w:val="en-US"/>
-        </w:rPr>
-      </w:pPr>
-      <w:r>
-        <w:rPr>
-          <w:lang w:val="en-US"/>
-        </w:rPr>
-        <w:t>Gây đau khổ (cho ai đó)</w:t>
+        <w:t>“Reservation”?</w:t>
+      </w:r>
+    </w:p>
+    <w:p>
+      <w:pPr>
+        <w:pStyle w:val="ListParagraph"/>
+        <w:numPr>
+          <w:ilvl w:val="0"/>
+          <w:numId w:val="2"/>
+        </w:numPr>
+        <w:rPr>
+          <w:lang w:val="en-US"/>
+        </w:rPr>
+      </w:pPr>
+      <w:r>
+        <w:rPr>
+          <w:lang w:val="en-US"/>
+        </w:rPr>
+        <w:t>Sự đặt (phòng, bữa tối)</w:t>
       </w:r>
     </w:p>
     <w:p>
@@ -3198,31 +3276,25 @@
         <w:rPr>
           <w:lang w:val="en-US"/>
         </w:rPr>
-        <w:t>“Dictate”?</w:t>
-      </w:r>
-    </w:p>
-    <w:p>
-      <w:pPr>
-        <w:pStyle w:val="ListParagraph"/>
-        <w:numPr>
-          <w:ilvl w:val="0"/>
-          <w:numId w:val="2"/>
-        </w:numPr>
-        <w:rPr>
-          <w:lang w:val="en-US"/>
-        </w:rPr>
-      </w:pPr>
-      <w:r>
-        <w:rPr>
-          <w:lang w:val="en-US"/>
-        </w:rPr>
-        <w:t>Quyết định</w:t>
-      </w:r>
-      <w:r>
-        <w:rPr>
-          <w:lang w:val="en-US"/>
-        </w:rPr>
-        <w:t xml:space="preserve"> (tương lai hay gì đó)</w:t>
+        <w:t>“Engage”?</w:t>
+      </w:r>
+    </w:p>
+    <w:p>
+      <w:pPr>
+        <w:pStyle w:val="ListParagraph"/>
+        <w:numPr>
+          <w:ilvl w:val="0"/>
+          <w:numId w:val="2"/>
+        </w:numPr>
+        <w:rPr>
+          <w:lang w:val="en-US"/>
+        </w:rPr>
+      </w:pPr>
+      <w:r>
+        <w:rPr>
+          <w:lang w:val="en-US"/>
+        </w:rPr>
+        <w:t>Có mặt (tại công việc nào đó)</w:t>
       </w:r>
     </w:p>
     <w:p>
@@ -3240,25 +3312,25 @@
         <w:rPr>
           <w:lang w:val="en-US"/>
         </w:rPr>
-        <w:t>“Reservation”?</w:t>
-      </w:r>
-    </w:p>
-    <w:p>
-      <w:pPr>
-        <w:pStyle w:val="ListParagraph"/>
-        <w:numPr>
-          <w:ilvl w:val="0"/>
-          <w:numId w:val="2"/>
-        </w:numPr>
-        <w:rPr>
-          <w:lang w:val="en-US"/>
-        </w:rPr>
-      </w:pPr>
-      <w:r>
-        <w:rPr>
-          <w:lang w:val="en-US"/>
-        </w:rPr>
-        <w:t>Sự đặt (phòng, bữa tối)</w:t>
+        <w:t>“Dispute”?</w:t>
+      </w:r>
+    </w:p>
+    <w:p>
+      <w:pPr>
+        <w:pStyle w:val="ListParagraph"/>
+        <w:numPr>
+          <w:ilvl w:val="0"/>
+          <w:numId w:val="2"/>
+        </w:numPr>
+        <w:rPr>
+          <w:lang w:val="en-US"/>
+        </w:rPr>
+      </w:pPr>
+      <w:r>
+        <w:rPr>
+          <w:lang w:val="en-US"/>
+        </w:rPr>
+        <w:t>Tranh luận gay gắt</w:t>
       </w:r>
     </w:p>
     <w:p>
@@ -3276,25 +3348,25 @@
         <w:rPr>
           <w:lang w:val="en-US"/>
         </w:rPr>
-        <w:t>“Engage”?</w:t>
-      </w:r>
-    </w:p>
-    <w:p>
-      <w:pPr>
-        <w:pStyle w:val="ListParagraph"/>
-        <w:numPr>
-          <w:ilvl w:val="0"/>
-          <w:numId w:val="2"/>
-        </w:numPr>
-        <w:rPr>
-          <w:lang w:val="en-US"/>
-        </w:rPr>
-      </w:pPr>
-      <w:r>
-        <w:rPr>
-          <w:lang w:val="en-US"/>
-        </w:rPr>
-        <w:t>Có mặt (tại công việc nào đó)</w:t>
+        <w:t>“Promote”?</w:t>
+      </w:r>
+    </w:p>
+    <w:p>
+      <w:pPr>
+        <w:pStyle w:val="ListParagraph"/>
+        <w:numPr>
+          <w:ilvl w:val="0"/>
+          <w:numId w:val="2"/>
+        </w:numPr>
+        <w:rPr>
+          <w:lang w:val="en-US"/>
+        </w:rPr>
+      </w:pPr>
+      <w:r>
+        <w:rPr>
+          <w:lang w:val="en-US"/>
+        </w:rPr>
+        <w:t>Cổ động</w:t>
       </w:r>
     </w:p>
     <w:p>
@@ -3312,25 +3384,25 @@
         <w:rPr>
           <w:lang w:val="en-US"/>
         </w:rPr>
-        <w:t>“Dispute”?</w:t>
-      </w:r>
-    </w:p>
-    <w:p>
-      <w:pPr>
-        <w:pStyle w:val="ListParagraph"/>
-        <w:numPr>
-          <w:ilvl w:val="0"/>
-          <w:numId w:val="2"/>
-        </w:numPr>
-        <w:rPr>
-          <w:lang w:val="en-US"/>
-        </w:rPr>
-      </w:pPr>
-      <w:r>
-        <w:rPr>
-          <w:lang w:val="en-US"/>
-        </w:rPr>
-        <w:t>Tranh luận gay gắt</w:t>
+        <w:t>“Complement”?</w:t>
+      </w:r>
+    </w:p>
+    <w:p>
+      <w:pPr>
+        <w:pStyle w:val="ListParagraph"/>
+        <w:numPr>
+          <w:ilvl w:val="0"/>
+          <w:numId w:val="2"/>
+        </w:numPr>
+        <w:rPr>
+          <w:lang w:val="en-US"/>
+        </w:rPr>
+      </w:pPr>
+      <w:r>
+        <w:rPr>
+          <w:lang w:val="en-US"/>
+        </w:rPr>
+        <w:t>Tô điểm (làm thứ gì đó tốt hơn)</w:t>
       </w:r>
     </w:p>
     <w:p>
@@ -3348,25 +3420,25 @@
         <w:rPr>
           <w:lang w:val="en-US"/>
         </w:rPr>
-        <w:t>“Promote”?</w:t>
-      </w:r>
-    </w:p>
-    <w:p>
-      <w:pPr>
-        <w:pStyle w:val="ListParagraph"/>
-        <w:numPr>
-          <w:ilvl w:val="0"/>
-          <w:numId w:val="2"/>
-        </w:numPr>
-        <w:rPr>
-          <w:lang w:val="en-US"/>
-        </w:rPr>
-      </w:pPr>
-      <w:r>
-        <w:rPr>
-          <w:lang w:val="en-US"/>
-        </w:rPr>
-        <w:t>Cổ động</w:t>
+        <w:t>“Consolidate”?</w:t>
+      </w:r>
+    </w:p>
+    <w:p>
+      <w:pPr>
+        <w:pStyle w:val="ListParagraph"/>
+        <w:numPr>
+          <w:ilvl w:val="0"/>
+          <w:numId w:val="2"/>
+        </w:numPr>
+        <w:rPr>
+          <w:lang w:val="en-US"/>
+        </w:rPr>
+      </w:pPr>
+      <w:r>
+        <w:rPr>
+          <w:lang w:val="en-US"/>
+        </w:rPr>
+        <w:t>Củng cố (thứ gì đó = cách hợp nhiều cái lại)</w:t>
       </w:r>
     </w:p>
     <w:p>
@@ -3384,25 +3456,25 @@
         <w:rPr>
           <w:lang w:val="en-US"/>
         </w:rPr>
-        <w:t>“Complement”?</w:t>
-      </w:r>
-    </w:p>
-    <w:p>
-      <w:pPr>
-        <w:pStyle w:val="ListParagraph"/>
-        <w:numPr>
-          <w:ilvl w:val="0"/>
-          <w:numId w:val="2"/>
-        </w:numPr>
-        <w:rPr>
-          <w:lang w:val="en-US"/>
-        </w:rPr>
-      </w:pPr>
-      <w:r>
-        <w:rPr>
-          <w:lang w:val="en-US"/>
-        </w:rPr>
-        <w:t>Tô điểm (làm thứ gì đó tốt hơn)</w:t>
+        <w:t>“Prop Open”?</w:t>
+      </w:r>
+    </w:p>
+    <w:p>
+      <w:pPr>
+        <w:pStyle w:val="ListParagraph"/>
+        <w:numPr>
+          <w:ilvl w:val="0"/>
+          <w:numId w:val="2"/>
+        </w:numPr>
+        <w:rPr>
+          <w:lang w:val="en-US"/>
+        </w:rPr>
+      </w:pPr>
+      <w:r>
+        <w:rPr>
+          <w:lang w:val="en-US"/>
+        </w:rPr>
+        <w:t>Giữ mở (đặt thứ gì đó chặn cửa để nó khỏi đóng lại)</w:t>
       </w:r>
     </w:p>
     <w:p>
@@ -3420,25 +3492,25 @@
         <w:rPr>
           <w:lang w:val="en-US"/>
         </w:rPr>
-        <w:t>“Consolidate”?</w:t>
-      </w:r>
-    </w:p>
-    <w:p>
-      <w:pPr>
-        <w:pStyle w:val="ListParagraph"/>
-        <w:numPr>
-          <w:ilvl w:val="0"/>
-          <w:numId w:val="2"/>
-        </w:numPr>
-        <w:rPr>
-          <w:lang w:val="en-US"/>
-        </w:rPr>
-      </w:pPr>
-      <w:r>
-        <w:rPr>
-          <w:lang w:val="en-US"/>
-        </w:rPr>
-        <w:t>Củng cố (thứ gì đó = cách hợp nhiều cái lại)</w:t>
+        <w:t>“Fold”?</w:t>
+      </w:r>
+    </w:p>
+    <w:p>
+      <w:pPr>
+        <w:pStyle w:val="ListParagraph"/>
+        <w:numPr>
+          <w:ilvl w:val="0"/>
+          <w:numId w:val="2"/>
+        </w:numPr>
+        <w:rPr>
+          <w:lang w:val="en-US"/>
+        </w:rPr>
+      </w:pPr>
+      <w:r>
+        <w:rPr>
+          <w:lang w:val="en-US"/>
+        </w:rPr>
+        <w:t>Gấp lại (khăn, giấy)</w:t>
       </w:r>
     </w:p>
     <w:p>
@@ -3456,25 +3528,25 @@
         <w:rPr>
           <w:lang w:val="en-US"/>
         </w:rPr>
-        <w:t>“Prop Open”?</w:t>
-      </w:r>
-    </w:p>
-    <w:p>
-      <w:pPr>
-        <w:pStyle w:val="ListParagraph"/>
-        <w:numPr>
-          <w:ilvl w:val="0"/>
-          <w:numId w:val="2"/>
-        </w:numPr>
-        <w:rPr>
-          <w:lang w:val="en-US"/>
-        </w:rPr>
-      </w:pPr>
-      <w:r>
-        <w:rPr>
-          <w:lang w:val="en-US"/>
-        </w:rPr>
-        <w:t>Giữ mở (đặt thứ gì đó chặn cửa để nó khỏi đóng lại)</w:t>
+        <w:t>“Publish”?</w:t>
+      </w:r>
+    </w:p>
+    <w:p>
+      <w:pPr>
+        <w:pStyle w:val="ListParagraph"/>
+        <w:numPr>
+          <w:ilvl w:val="0"/>
+          <w:numId w:val="2"/>
+        </w:numPr>
+        <w:rPr>
+          <w:lang w:val="en-US"/>
+        </w:rPr>
+      </w:pPr>
+      <w:r>
+        <w:rPr>
+          <w:lang w:val="en-US"/>
+        </w:rPr>
+        <w:t>Xuất bản (sách)</w:t>
       </w:r>
     </w:p>
     <w:p>
@@ -3492,25 +3564,25 @@
         <w:rPr>
           <w:lang w:val="en-US"/>
         </w:rPr>
-        <w:t>“Fold”?</w:t>
-      </w:r>
-    </w:p>
-    <w:p>
-      <w:pPr>
-        <w:pStyle w:val="ListParagraph"/>
-        <w:numPr>
-          <w:ilvl w:val="0"/>
-          <w:numId w:val="2"/>
-        </w:numPr>
-        <w:rPr>
-          <w:lang w:val="en-US"/>
-        </w:rPr>
-      </w:pPr>
-      <w:r>
-        <w:rPr>
-          <w:lang w:val="en-US"/>
-        </w:rPr>
-        <w:t>Gấp lại (khăn, giấy)</w:t>
+        <w:t>“Clarify”?</w:t>
+      </w:r>
+    </w:p>
+    <w:p>
+      <w:pPr>
+        <w:pStyle w:val="ListParagraph"/>
+        <w:numPr>
+          <w:ilvl w:val="0"/>
+          <w:numId w:val="2"/>
+        </w:numPr>
+        <w:rPr>
+          <w:lang w:val="en-US"/>
+        </w:rPr>
+      </w:pPr>
+      <w:r>
+        <w:rPr>
+          <w:lang w:val="en-US"/>
+        </w:rPr>
+        <w:t>Đính chính lại (làm cho bớt hoang mang)</w:t>
       </w:r>
     </w:p>
     <w:p>
@@ -3528,25 +3600,25 @@
         <w:rPr>
           <w:lang w:val="en-US"/>
         </w:rPr>
-        <w:t>“Publish”?</w:t>
-      </w:r>
-    </w:p>
-    <w:p>
-      <w:pPr>
-        <w:pStyle w:val="ListParagraph"/>
-        <w:numPr>
-          <w:ilvl w:val="0"/>
-          <w:numId w:val="2"/>
-        </w:numPr>
-        <w:rPr>
-          <w:lang w:val="en-US"/>
-        </w:rPr>
-      </w:pPr>
-      <w:r>
-        <w:rPr>
-          <w:lang w:val="en-US"/>
-        </w:rPr>
-        <w:t>Xuất bản (sách)</w:t>
+        <w:t>“Sign”?</w:t>
+      </w:r>
+    </w:p>
+    <w:p>
+      <w:pPr>
+        <w:pStyle w:val="ListParagraph"/>
+        <w:numPr>
+          <w:ilvl w:val="0"/>
+          <w:numId w:val="2"/>
+        </w:numPr>
+        <w:rPr>
+          <w:lang w:val="en-US"/>
+        </w:rPr>
+      </w:pPr>
+      <w:r>
+        <w:rPr>
+          <w:lang w:val="en-US"/>
+        </w:rPr>
+        <w:t>Kí tên (nhận hàng)</w:t>
       </w:r>
     </w:p>
     <w:p>
@@ -3564,25 +3636,81 @@
         <w:rPr>
           <w:lang w:val="en-US"/>
         </w:rPr>
-        <w:t>“Clarify”?</w:t>
-      </w:r>
-    </w:p>
-    <w:p>
-      <w:pPr>
-        <w:pStyle w:val="ListParagraph"/>
-        <w:numPr>
-          <w:ilvl w:val="0"/>
-          <w:numId w:val="2"/>
-        </w:numPr>
-        <w:rPr>
-          <w:lang w:val="en-US"/>
-        </w:rPr>
-      </w:pPr>
-      <w:r>
-        <w:rPr>
-          <w:lang w:val="en-US"/>
-        </w:rPr>
-        <w:t>Đính chính lại (làm cho bớt hoang mang)</w:t>
+        <w:t>“Paddle”?</w:t>
+      </w:r>
+    </w:p>
+    <w:p>
+      <w:pPr>
+        <w:pStyle w:val="ListParagraph"/>
+        <w:numPr>
+          <w:ilvl w:val="0"/>
+          <w:numId w:val="2"/>
+        </w:numPr>
+        <w:rPr>
+          <w:lang w:val="en-US"/>
+        </w:rPr>
+      </w:pPr>
+      <w:r>
+        <w:rPr>
+          <w:lang w:val="en-US"/>
+        </w:rPr>
+        <w:t>Chèo thuyền</w:t>
+      </w:r>
+    </w:p>
+    <w:p>
+      <w:pPr>
+        <w:rPr>
+          <w:lang w:val="en-US"/>
+        </w:rPr>
+      </w:pPr>
+    </w:p>
+    <w:p>
+      <w:pPr>
+        <w:rPr>
+          <w:lang w:val="en-US"/>
+        </w:rPr>
+      </w:pPr>
+      <w:r>
+        <w:rPr>
+          <w:lang w:val="en-US"/>
+        </w:rPr>
+        <w:t>Vehicle – Phương Tiện:</w:t>
+      </w:r>
+    </w:p>
+    <w:p>
+      <w:pPr>
+        <w:pStyle w:val="ListParagraph"/>
+        <w:numPr>
+          <w:ilvl w:val="0"/>
+          <w:numId w:val="35"/>
+        </w:numPr>
+        <w:rPr>
+          <w:lang w:val="en-US"/>
+        </w:rPr>
+      </w:pPr>
+      <w:r>
+        <w:rPr>
+          <w:lang w:val="en-US"/>
+        </w:rPr>
+        <w:t>“Canoe”?</w:t>
+      </w:r>
+    </w:p>
+    <w:p>
+      <w:pPr>
+        <w:pStyle w:val="ListParagraph"/>
+        <w:numPr>
+          <w:ilvl w:val="0"/>
+          <w:numId w:val="2"/>
+        </w:numPr>
+        <w:rPr>
+          <w:lang w:val="en-US"/>
+        </w:rPr>
+      </w:pPr>
+      <w:r>
+        <w:rPr>
+          <w:lang w:val="en-US"/>
+        </w:rPr>
+        <w:t>Xuồng (thuyền dài hẹp)</w:t>
       </w:r>
     </w:p>
     <w:p>
@@ -3766,6 +3894,7 @@
         <w:rPr>
           <w:lang w:val="en-US"/>
         </w:rPr>
+        <w:lastRenderedPageBreak/>
         <w:t>Thần thánh</w:t>
       </w:r>
     </w:p>
@@ -3892,7 +4021,6 @@
         <w:rPr>
           <w:lang w:val="en-US"/>
         </w:rPr>
-        <w:lastRenderedPageBreak/>
         <w:t>“Thug”?</w:t>
       </w:r>
     </w:p>
@@ -4573,6 +4701,7 @@
         <w:rPr>
           <w:lang w:val="en-US"/>
         </w:rPr>
+        <w:lastRenderedPageBreak/>
         <w:t>“Trainee”?</w:t>
       </w:r>
     </w:p>
@@ -4671,8 +4800,6 @@
         </w:rPr>
         <w:t>Nhân viên hậu cần</w:t>
       </w:r>
-      <w:bookmarkStart w:id="0" w:name="_GoBack"/>
-      <w:bookmarkEnd w:id="0"/>
       <w:r>
         <w:rPr>
           <w:lang w:val="en-US"/>
@@ -4682,13 +4809,593 @@
     </w:p>
     <w:p>
       <w:pPr>
-        <w:rPr>
-          <w:lang w:val="en-US"/>
-        </w:rPr>
-      </w:pPr>
-    </w:p>
-    <w:p>
-      <w:pPr>
+        <w:pStyle w:val="ListParagraph"/>
+        <w:numPr>
+          <w:ilvl w:val="0"/>
+          <w:numId w:val="31"/>
+        </w:numPr>
+        <w:rPr>
+          <w:lang w:val="en-US"/>
+        </w:rPr>
+      </w:pPr>
+      <w:r>
+        <w:rPr>
+          <w:lang w:val="en-US"/>
+        </w:rPr>
+        <w:t>“Cashier”?</w:t>
+      </w:r>
+    </w:p>
+    <w:p>
+      <w:pPr>
+        <w:pStyle w:val="ListParagraph"/>
+        <w:numPr>
+          <w:ilvl w:val="0"/>
+          <w:numId w:val="2"/>
+        </w:numPr>
+        <w:rPr>
+          <w:lang w:val="en-US"/>
+        </w:rPr>
+      </w:pPr>
+      <w:r>
+        <w:rPr>
+          <w:lang w:val="en-US"/>
+        </w:rPr>
+        <w:t>Nhân viên thu ngân</w:t>
+      </w:r>
+    </w:p>
+    <w:p>
+      <w:pPr>
+        <w:rPr>
+          <w:lang w:val="en-US"/>
+        </w:rPr>
+      </w:pPr>
+    </w:p>
+    <w:p>
+      <w:pPr>
+        <w:rPr>
+          <w:lang w:val="en-US"/>
+        </w:rPr>
+      </w:pPr>
+      <w:r>
+        <w:rPr>
+          <w:lang w:val="en-US"/>
+        </w:rPr>
+        <w:t>Food – Thức Ăn:</w:t>
+      </w:r>
+    </w:p>
+    <w:p>
+      <w:pPr>
+        <w:pStyle w:val="ListParagraph"/>
+        <w:numPr>
+          <w:ilvl w:val="0"/>
+          <w:numId w:val="34"/>
+        </w:numPr>
+        <w:rPr>
+          <w:lang w:val="en-US"/>
+        </w:rPr>
+      </w:pPr>
+      <w:r>
+        <w:rPr>
+          <w:lang w:val="en-US"/>
+        </w:rPr>
+        <w:t>“Special”?</w:t>
+      </w:r>
+    </w:p>
+    <w:p>
+      <w:pPr>
+        <w:pStyle w:val="ListParagraph"/>
+        <w:numPr>
+          <w:ilvl w:val="0"/>
+          <w:numId w:val="2"/>
+        </w:numPr>
+        <w:rPr>
+          <w:lang w:val="en-US"/>
+        </w:rPr>
+      </w:pPr>
+      <w:r>
+        <w:rPr>
+          <w:lang w:val="en-US"/>
+        </w:rPr>
+        <w:t>Món đặc biệt</w:t>
+      </w:r>
+    </w:p>
+    <w:p>
+      <w:pPr>
+        <w:pStyle w:val="ListParagraph"/>
+        <w:numPr>
+          <w:ilvl w:val="0"/>
+          <w:numId w:val="34"/>
+        </w:numPr>
+        <w:rPr>
+          <w:lang w:val="en-US"/>
+        </w:rPr>
+      </w:pPr>
+      <w:r>
+        <w:rPr>
+          <w:lang w:val="en-US"/>
+        </w:rPr>
+        <w:t>“Cafeteria”?</w:t>
+      </w:r>
+    </w:p>
+    <w:p>
+      <w:pPr>
+        <w:pStyle w:val="ListParagraph"/>
+        <w:numPr>
+          <w:ilvl w:val="0"/>
+          <w:numId w:val="2"/>
+        </w:numPr>
+        <w:rPr>
+          <w:lang w:val="en-US"/>
+        </w:rPr>
+      </w:pPr>
+      <w:r>
+        <w:rPr>
+          <w:lang w:val="en-US"/>
+        </w:rPr>
+        <w:t>Quán ăn tự phục vụ</w:t>
+      </w:r>
+    </w:p>
+    <w:p>
+      <w:pPr>
+        <w:rPr>
+          <w:lang w:val="en-US"/>
+        </w:rPr>
+      </w:pPr>
+    </w:p>
+    <w:p>
+      <w:pPr>
+        <w:rPr>
+          <w:lang w:val="en-US"/>
+        </w:rPr>
+      </w:pPr>
+      <w:r>
+        <w:rPr>
+          <w:lang w:val="en-US"/>
+        </w:rPr>
+        <w:t>Religion – Tôn Giáo:</w:t>
+      </w:r>
+    </w:p>
+    <w:p>
+      <w:pPr>
+        <w:pStyle w:val="ListParagraph"/>
+        <w:numPr>
+          <w:ilvl w:val="0"/>
+          <w:numId w:val="15"/>
+        </w:numPr>
+        <w:rPr>
+          <w:lang w:val="en-US"/>
+        </w:rPr>
+      </w:pPr>
+      <w:r>
+        <w:rPr>
+          <w:lang w:val="en-US"/>
+        </w:rPr>
+        <w:t>“Clergy”?</w:t>
+      </w:r>
+    </w:p>
+    <w:p>
+      <w:pPr>
+        <w:pStyle w:val="ListParagraph"/>
+        <w:numPr>
+          <w:ilvl w:val="0"/>
+          <w:numId w:val="2"/>
+        </w:numPr>
+        <w:rPr>
+          <w:lang w:val="en-US"/>
+        </w:rPr>
+      </w:pPr>
+      <w:r>
+        <w:rPr>
+          <w:lang w:val="en-US"/>
+        </w:rPr>
+        <w:t>Tu sĩ</w:t>
+      </w:r>
+    </w:p>
+    <w:p>
+      <w:pPr>
+        <w:pStyle w:val="ListParagraph"/>
+        <w:numPr>
+          <w:ilvl w:val="0"/>
+          <w:numId w:val="15"/>
+        </w:numPr>
+        <w:rPr>
+          <w:lang w:val="en-US"/>
+        </w:rPr>
+      </w:pPr>
+      <w:r>
+        <w:rPr>
+          <w:lang w:val="en-US"/>
+        </w:rPr>
+        <w:t>“Come To Pass”?</w:t>
+      </w:r>
+    </w:p>
+    <w:p>
+      <w:pPr>
+        <w:pStyle w:val="ListParagraph"/>
+        <w:numPr>
+          <w:ilvl w:val="0"/>
+          <w:numId w:val="2"/>
+        </w:numPr>
+        <w:rPr>
+          <w:lang w:val="en-US"/>
+        </w:rPr>
+      </w:pPr>
+      <w:r>
+        <w:rPr>
+          <w:lang w:val="en-US"/>
+        </w:rPr>
+        <w:t>Xảy ra (1 sự việc trong kinh thánh)</w:t>
+      </w:r>
+    </w:p>
+    <w:p>
+      <w:pPr>
+        <w:pStyle w:val="ListParagraph"/>
+        <w:numPr>
+          <w:ilvl w:val="0"/>
+          <w:numId w:val="15"/>
+        </w:numPr>
+        <w:rPr>
+          <w:lang w:val="en-US"/>
+        </w:rPr>
+      </w:pPr>
+      <w:r>
+        <w:rPr>
+          <w:lang w:val="en-US"/>
+        </w:rPr>
+        <w:t>“Ceremony”?</w:t>
+      </w:r>
+    </w:p>
+    <w:p>
+      <w:pPr>
+        <w:pStyle w:val="ListParagraph"/>
+        <w:numPr>
+          <w:ilvl w:val="0"/>
+          <w:numId w:val="2"/>
+        </w:numPr>
+        <w:rPr>
+          <w:lang w:val="en-US"/>
+        </w:rPr>
+      </w:pPr>
+      <w:r>
+        <w:rPr>
+          <w:lang w:val="en-US"/>
+        </w:rPr>
+        <w:t>Buổi lễ (trao giải)</w:t>
+      </w:r>
+    </w:p>
+    <w:p>
+      <w:pPr>
+        <w:rPr>
+          <w:lang w:val="en-US"/>
+        </w:rPr>
+      </w:pPr>
+    </w:p>
+    <w:p>
+      <w:pPr>
+        <w:rPr>
+          <w:lang w:val="en-US"/>
+        </w:rPr>
+      </w:pPr>
+      <w:r>
+        <w:rPr>
+          <w:lang w:val="en-US"/>
+        </w:rPr>
+        <w:t>War – Chiến Tranh:</w:t>
+      </w:r>
+    </w:p>
+    <w:p>
+      <w:pPr>
+        <w:pStyle w:val="ListParagraph"/>
+        <w:numPr>
+          <w:ilvl w:val="0"/>
+          <w:numId w:val="10"/>
+        </w:numPr>
+        <w:rPr>
+          <w:lang w:val="en-US"/>
+        </w:rPr>
+      </w:pPr>
+      <w:r>
+        <w:rPr>
+          <w:lang w:val="en-US"/>
+        </w:rPr>
+        <w:t>“Sentinal”?</w:t>
+      </w:r>
+    </w:p>
+    <w:p>
+      <w:pPr>
+        <w:pStyle w:val="ListParagraph"/>
+        <w:numPr>
+          <w:ilvl w:val="0"/>
+          <w:numId w:val="2"/>
+        </w:numPr>
+        <w:rPr>
+          <w:lang w:val="en-US"/>
+        </w:rPr>
+      </w:pPr>
+      <w:r>
+        <w:rPr>
+          <w:lang w:val="en-US"/>
+        </w:rPr>
+        <w:t>Lính gác</w:t>
+      </w:r>
+    </w:p>
+    <w:p>
+      <w:pPr>
+        <w:pStyle w:val="ListParagraph"/>
+        <w:numPr>
+          <w:ilvl w:val="0"/>
+          <w:numId w:val="10"/>
+        </w:numPr>
+        <w:rPr>
+          <w:lang w:val="en-US"/>
+        </w:rPr>
+      </w:pPr>
+      <w:r>
+        <w:rPr>
+          <w:lang w:val="en-US"/>
+        </w:rPr>
+        <w:t>“Sentry”?</w:t>
+      </w:r>
+    </w:p>
+    <w:p>
+      <w:pPr>
+        <w:pStyle w:val="ListParagraph"/>
+        <w:numPr>
+          <w:ilvl w:val="0"/>
+          <w:numId w:val="2"/>
+        </w:numPr>
+        <w:rPr>
+          <w:lang w:val="en-US"/>
+        </w:rPr>
+      </w:pPr>
+      <w:r>
+        <w:rPr>
+          <w:lang w:val="en-US"/>
+        </w:rPr>
+        <w:t>Lính canh</w:t>
+      </w:r>
+    </w:p>
+    <w:p>
+      <w:pPr>
+        <w:pStyle w:val="ListParagraph"/>
+        <w:numPr>
+          <w:ilvl w:val="0"/>
+          <w:numId w:val="10"/>
+        </w:numPr>
+        <w:rPr>
+          <w:lang w:val="en-US"/>
+        </w:rPr>
+      </w:pPr>
+      <w:r>
+        <w:rPr>
+          <w:lang w:val="en-US"/>
+        </w:rPr>
+        <w:t>“Banish”?</w:t>
+      </w:r>
+    </w:p>
+    <w:p>
+      <w:pPr>
+        <w:pStyle w:val="ListParagraph"/>
+        <w:numPr>
+          <w:ilvl w:val="0"/>
+          <w:numId w:val="2"/>
+        </w:numPr>
+        <w:rPr>
+          <w:lang w:val="en-US"/>
+        </w:rPr>
+      </w:pPr>
+      <w:r>
+        <w:rPr>
+          <w:lang w:val="en-US"/>
+        </w:rPr>
+        <w:t>Trục xuất</w:t>
+      </w:r>
+    </w:p>
+    <w:p>
+      <w:pPr>
+        <w:pStyle w:val="ListParagraph"/>
+        <w:numPr>
+          <w:ilvl w:val="0"/>
+          <w:numId w:val="10"/>
+        </w:numPr>
+        <w:rPr>
+          <w:lang w:val="en-US"/>
+        </w:rPr>
+      </w:pPr>
+      <w:r>
+        <w:rPr>
+          <w:lang w:val="en-US"/>
+        </w:rPr>
+        <w:t>“Triumphant”?</w:t>
+      </w:r>
+    </w:p>
+    <w:p>
+      <w:pPr>
+        <w:pStyle w:val="ListParagraph"/>
+        <w:numPr>
+          <w:ilvl w:val="0"/>
+          <w:numId w:val="2"/>
+        </w:numPr>
+        <w:rPr>
+          <w:lang w:val="en-US"/>
+        </w:rPr>
+      </w:pPr>
+      <w:r>
+        <w:rPr>
+          <w:lang w:val="en-US"/>
+        </w:rPr>
+        <w:t>Cảm giác chiến thắng</w:t>
+      </w:r>
+    </w:p>
+    <w:p>
+      <w:pPr>
+        <w:pStyle w:val="ListParagraph"/>
+        <w:numPr>
+          <w:ilvl w:val="0"/>
+          <w:numId w:val="10"/>
+        </w:numPr>
+        <w:rPr>
+          <w:lang w:val="en-US"/>
+        </w:rPr>
+      </w:pPr>
+      <w:r>
+        <w:rPr>
+          <w:lang w:val="en-US"/>
+        </w:rPr>
+        <w:t>“Mercenary”?</w:t>
+      </w:r>
+    </w:p>
+    <w:p>
+      <w:pPr>
+        <w:pStyle w:val="ListParagraph"/>
+        <w:numPr>
+          <w:ilvl w:val="0"/>
+          <w:numId w:val="2"/>
+        </w:numPr>
+        <w:rPr>
+          <w:lang w:val="en-US"/>
+        </w:rPr>
+      </w:pPr>
+      <w:r>
+        <w:rPr>
+          <w:lang w:val="en-US"/>
+        </w:rPr>
+        <w:t>Lính đánh thuê</w:t>
+      </w:r>
+    </w:p>
+    <w:p>
+      <w:pPr>
+        <w:pStyle w:val="ListParagraph"/>
+        <w:numPr>
+          <w:ilvl w:val="0"/>
+          <w:numId w:val="10"/>
+        </w:numPr>
+        <w:rPr>
+          <w:lang w:val="en-US"/>
+        </w:rPr>
+      </w:pPr>
+      <w:r>
+        <w:rPr>
+          <w:lang w:val="en-US"/>
+        </w:rPr>
+        <w:t>“Enlist”?</w:t>
+      </w:r>
+    </w:p>
+    <w:p>
+      <w:pPr>
+        <w:pStyle w:val="ListParagraph"/>
+        <w:numPr>
+          <w:ilvl w:val="0"/>
+          <w:numId w:val="2"/>
+        </w:numPr>
+        <w:rPr>
+          <w:lang w:val="en-US"/>
+        </w:rPr>
+      </w:pPr>
+      <w:r>
+        <w:rPr>
+          <w:lang w:val="en-US"/>
+        </w:rPr>
+        <w:t>Nhập ngũ</w:t>
+      </w:r>
+    </w:p>
+    <w:p>
+      <w:pPr>
+        <w:pStyle w:val="ListParagraph"/>
+        <w:numPr>
+          <w:ilvl w:val="0"/>
+          <w:numId w:val="10"/>
+        </w:numPr>
+        <w:rPr>
+          <w:lang w:val="en-US"/>
+        </w:rPr>
+      </w:pPr>
+      <w:r>
+        <w:rPr>
+          <w:lang w:val="en-US"/>
+        </w:rPr>
+        <w:t>“Crumble”?</w:t>
+      </w:r>
+    </w:p>
+    <w:p>
+      <w:pPr>
+        <w:pStyle w:val="ListParagraph"/>
+        <w:numPr>
+          <w:ilvl w:val="0"/>
+          <w:numId w:val="2"/>
+        </w:numPr>
+        <w:rPr>
+          <w:lang w:val="en-US"/>
+        </w:rPr>
+      </w:pPr>
+      <w:r>
+        <w:rPr>
+          <w:lang w:val="en-US"/>
+        </w:rPr>
+        <w:t>Tan rã (nhóm người)</w:t>
+      </w:r>
+    </w:p>
+    <w:p>
+      <w:pPr>
+        <w:pStyle w:val="ListParagraph"/>
+        <w:numPr>
+          <w:ilvl w:val="0"/>
+          <w:numId w:val="10"/>
+        </w:numPr>
+        <w:rPr>
+          <w:lang w:val="en-US"/>
+        </w:rPr>
+      </w:pPr>
+      <w:r>
+        <w:rPr>
+          <w:lang w:val="en-US"/>
+        </w:rPr>
+        <w:t>“Outpost”?</w:t>
+      </w:r>
+    </w:p>
+    <w:p>
+      <w:pPr>
+        <w:pStyle w:val="ListParagraph"/>
+        <w:numPr>
+          <w:ilvl w:val="0"/>
+          <w:numId w:val="2"/>
+        </w:numPr>
+        <w:rPr>
+          <w:lang w:val="en-US"/>
+        </w:rPr>
+      </w:pPr>
+      <w:r>
+        <w:rPr>
+          <w:lang w:val="en-US"/>
+        </w:rPr>
+        <w:t>Trại quân sự</w:t>
+      </w:r>
+    </w:p>
+    <w:p>
+      <w:pPr>
+        <w:pStyle w:val="ListParagraph"/>
+        <w:numPr>
+          <w:ilvl w:val="0"/>
+          <w:numId w:val="10"/>
+        </w:numPr>
+        <w:rPr>
+          <w:lang w:val="en-US"/>
+        </w:rPr>
+      </w:pPr>
+      <w:r>
+        <w:rPr>
+          <w:lang w:val="en-US"/>
+        </w:rPr>
+        <w:t>“Negotiation”?</w:t>
+      </w:r>
+    </w:p>
+    <w:p>
+      <w:pPr>
+        <w:pStyle w:val="ListParagraph"/>
+        <w:numPr>
+          <w:ilvl w:val="0"/>
+          <w:numId w:val="2"/>
+        </w:numPr>
         <w:rPr>
           <w:lang w:val="en-US"/>
         </w:rPr>
@@ -4698,458 +5405,6 @@
           <w:lang w:val="en-US"/>
         </w:rPr>
         <w:lastRenderedPageBreak/>
-        <w:t>Religion – Tôn Giáo:</w:t>
-      </w:r>
-    </w:p>
-    <w:p>
-      <w:pPr>
-        <w:pStyle w:val="ListParagraph"/>
-        <w:numPr>
-          <w:ilvl w:val="0"/>
-          <w:numId w:val="15"/>
-        </w:numPr>
-        <w:rPr>
-          <w:lang w:val="en-US"/>
-        </w:rPr>
-      </w:pPr>
-      <w:r>
-        <w:rPr>
-          <w:lang w:val="en-US"/>
-        </w:rPr>
-        <w:t>“Clergy”?</w:t>
-      </w:r>
-    </w:p>
-    <w:p>
-      <w:pPr>
-        <w:pStyle w:val="ListParagraph"/>
-        <w:numPr>
-          <w:ilvl w:val="0"/>
-          <w:numId w:val="2"/>
-        </w:numPr>
-        <w:rPr>
-          <w:lang w:val="en-US"/>
-        </w:rPr>
-      </w:pPr>
-      <w:r>
-        <w:rPr>
-          <w:lang w:val="en-US"/>
-        </w:rPr>
-        <w:t>Tu sĩ</w:t>
-      </w:r>
-    </w:p>
-    <w:p>
-      <w:pPr>
-        <w:pStyle w:val="ListParagraph"/>
-        <w:numPr>
-          <w:ilvl w:val="0"/>
-          <w:numId w:val="15"/>
-        </w:numPr>
-        <w:rPr>
-          <w:lang w:val="en-US"/>
-        </w:rPr>
-      </w:pPr>
-      <w:r>
-        <w:rPr>
-          <w:lang w:val="en-US"/>
-        </w:rPr>
-        <w:t>“Come To Pass”?</w:t>
-      </w:r>
-    </w:p>
-    <w:p>
-      <w:pPr>
-        <w:pStyle w:val="ListParagraph"/>
-        <w:numPr>
-          <w:ilvl w:val="0"/>
-          <w:numId w:val="2"/>
-        </w:numPr>
-        <w:rPr>
-          <w:lang w:val="en-US"/>
-        </w:rPr>
-      </w:pPr>
-      <w:r>
-        <w:rPr>
-          <w:lang w:val="en-US"/>
-        </w:rPr>
-        <w:t>Xảy ra (1 sự việc trong kinh thánh)</w:t>
-      </w:r>
-    </w:p>
-    <w:p>
-      <w:pPr>
-        <w:pStyle w:val="ListParagraph"/>
-        <w:numPr>
-          <w:ilvl w:val="0"/>
-          <w:numId w:val="15"/>
-        </w:numPr>
-        <w:rPr>
-          <w:lang w:val="en-US"/>
-        </w:rPr>
-      </w:pPr>
-      <w:r>
-        <w:rPr>
-          <w:lang w:val="en-US"/>
-        </w:rPr>
-        <w:t>“Ceremony”?</w:t>
-      </w:r>
-    </w:p>
-    <w:p>
-      <w:pPr>
-        <w:pStyle w:val="ListParagraph"/>
-        <w:numPr>
-          <w:ilvl w:val="0"/>
-          <w:numId w:val="2"/>
-        </w:numPr>
-        <w:rPr>
-          <w:lang w:val="en-US"/>
-        </w:rPr>
-      </w:pPr>
-      <w:r>
-        <w:rPr>
-          <w:lang w:val="en-US"/>
-        </w:rPr>
-        <w:t>Buổi lễ (trao giải)</w:t>
-      </w:r>
-    </w:p>
-    <w:p>
-      <w:pPr>
-        <w:rPr>
-          <w:lang w:val="en-US"/>
-        </w:rPr>
-      </w:pPr>
-    </w:p>
-    <w:p>
-      <w:pPr>
-        <w:rPr>
-          <w:lang w:val="en-US"/>
-        </w:rPr>
-      </w:pPr>
-      <w:r>
-        <w:rPr>
-          <w:lang w:val="en-US"/>
-        </w:rPr>
-        <w:t>War – Chiến Tranh:</w:t>
-      </w:r>
-    </w:p>
-    <w:p>
-      <w:pPr>
-        <w:pStyle w:val="ListParagraph"/>
-        <w:numPr>
-          <w:ilvl w:val="0"/>
-          <w:numId w:val="10"/>
-        </w:numPr>
-        <w:rPr>
-          <w:lang w:val="en-US"/>
-        </w:rPr>
-      </w:pPr>
-      <w:r>
-        <w:rPr>
-          <w:lang w:val="en-US"/>
-        </w:rPr>
-        <w:t>“Sentinal”?</w:t>
-      </w:r>
-    </w:p>
-    <w:p>
-      <w:pPr>
-        <w:pStyle w:val="ListParagraph"/>
-        <w:numPr>
-          <w:ilvl w:val="0"/>
-          <w:numId w:val="2"/>
-        </w:numPr>
-        <w:rPr>
-          <w:lang w:val="en-US"/>
-        </w:rPr>
-      </w:pPr>
-      <w:r>
-        <w:rPr>
-          <w:lang w:val="en-US"/>
-        </w:rPr>
-        <w:t>Lính gác</w:t>
-      </w:r>
-    </w:p>
-    <w:p>
-      <w:pPr>
-        <w:pStyle w:val="ListParagraph"/>
-        <w:numPr>
-          <w:ilvl w:val="0"/>
-          <w:numId w:val="10"/>
-        </w:numPr>
-        <w:rPr>
-          <w:lang w:val="en-US"/>
-        </w:rPr>
-      </w:pPr>
-      <w:r>
-        <w:rPr>
-          <w:lang w:val="en-US"/>
-        </w:rPr>
-        <w:t>“Sentry”?</w:t>
-      </w:r>
-    </w:p>
-    <w:p>
-      <w:pPr>
-        <w:pStyle w:val="ListParagraph"/>
-        <w:numPr>
-          <w:ilvl w:val="0"/>
-          <w:numId w:val="2"/>
-        </w:numPr>
-        <w:rPr>
-          <w:lang w:val="en-US"/>
-        </w:rPr>
-      </w:pPr>
-      <w:r>
-        <w:rPr>
-          <w:lang w:val="en-US"/>
-        </w:rPr>
-        <w:t>Lính canh</w:t>
-      </w:r>
-    </w:p>
-    <w:p>
-      <w:pPr>
-        <w:pStyle w:val="ListParagraph"/>
-        <w:numPr>
-          <w:ilvl w:val="0"/>
-          <w:numId w:val="10"/>
-        </w:numPr>
-        <w:rPr>
-          <w:lang w:val="en-US"/>
-        </w:rPr>
-      </w:pPr>
-      <w:r>
-        <w:rPr>
-          <w:lang w:val="en-US"/>
-        </w:rPr>
-        <w:t>“Banish”?</w:t>
-      </w:r>
-    </w:p>
-    <w:p>
-      <w:pPr>
-        <w:pStyle w:val="ListParagraph"/>
-        <w:numPr>
-          <w:ilvl w:val="0"/>
-          <w:numId w:val="2"/>
-        </w:numPr>
-        <w:rPr>
-          <w:lang w:val="en-US"/>
-        </w:rPr>
-      </w:pPr>
-      <w:r>
-        <w:rPr>
-          <w:lang w:val="en-US"/>
-        </w:rPr>
-        <w:t>Trục xuất</w:t>
-      </w:r>
-    </w:p>
-    <w:p>
-      <w:pPr>
-        <w:pStyle w:val="ListParagraph"/>
-        <w:numPr>
-          <w:ilvl w:val="0"/>
-          <w:numId w:val="10"/>
-        </w:numPr>
-        <w:rPr>
-          <w:lang w:val="en-US"/>
-        </w:rPr>
-      </w:pPr>
-      <w:r>
-        <w:rPr>
-          <w:lang w:val="en-US"/>
-        </w:rPr>
-        <w:t>“Triumphant”?</w:t>
-      </w:r>
-    </w:p>
-    <w:p>
-      <w:pPr>
-        <w:pStyle w:val="ListParagraph"/>
-        <w:numPr>
-          <w:ilvl w:val="0"/>
-          <w:numId w:val="2"/>
-        </w:numPr>
-        <w:rPr>
-          <w:lang w:val="en-US"/>
-        </w:rPr>
-      </w:pPr>
-      <w:r>
-        <w:rPr>
-          <w:lang w:val="en-US"/>
-        </w:rPr>
-        <w:t>Cảm giác chiến thắng</w:t>
-      </w:r>
-    </w:p>
-    <w:p>
-      <w:pPr>
-        <w:pStyle w:val="ListParagraph"/>
-        <w:numPr>
-          <w:ilvl w:val="0"/>
-          <w:numId w:val="10"/>
-        </w:numPr>
-        <w:rPr>
-          <w:lang w:val="en-US"/>
-        </w:rPr>
-      </w:pPr>
-      <w:r>
-        <w:rPr>
-          <w:lang w:val="en-US"/>
-        </w:rPr>
-        <w:t>“Mercenary”?</w:t>
-      </w:r>
-    </w:p>
-    <w:p>
-      <w:pPr>
-        <w:pStyle w:val="ListParagraph"/>
-        <w:numPr>
-          <w:ilvl w:val="0"/>
-          <w:numId w:val="2"/>
-        </w:numPr>
-        <w:rPr>
-          <w:lang w:val="en-US"/>
-        </w:rPr>
-      </w:pPr>
-      <w:r>
-        <w:rPr>
-          <w:lang w:val="en-US"/>
-        </w:rPr>
-        <w:t>Lính đánh thuê</w:t>
-      </w:r>
-    </w:p>
-    <w:p>
-      <w:pPr>
-        <w:pStyle w:val="ListParagraph"/>
-        <w:numPr>
-          <w:ilvl w:val="0"/>
-          <w:numId w:val="10"/>
-        </w:numPr>
-        <w:rPr>
-          <w:lang w:val="en-US"/>
-        </w:rPr>
-      </w:pPr>
-      <w:r>
-        <w:rPr>
-          <w:lang w:val="en-US"/>
-        </w:rPr>
-        <w:t>“Enlist”?</w:t>
-      </w:r>
-    </w:p>
-    <w:p>
-      <w:pPr>
-        <w:pStyle w:val="ListParagraph"/>
-        <w:numPr>
-          <w:ilvl w:val="0"/>
-          <w:numId w:val="2"/>
-        </w:numPr>
-        <w:rPr>
-          <w:lang w:val="en-US"/>
-        </w:rPr>
-      </w:pPr>
-      <w:r>
-        <w:rPr>
-          <w:lang w:val="en-US"/>
-        </w:rPr>
-        <w:t>Nhập ngũ</w:t>
-      </w:r>
-    </w:p>
-    <w:p>
-      <w:pPr>
-        <w:pStyle w:val="ListParagraph"/>
-        <w:numPr>
-          <w:ilvl w:val="0"/>
-          <w:numId w:val="10"/>
-        </w:numPr>
-        <w:rPr>
-          <w:lang w:val="en-US"/>
-        </w:rPr>
-      </w:pPr>
-      <w:r>
-        <w:rPr>
-          <w:lang w:val="en-US"/>
-        </w:rPr>
-        <w:t>“Crumble”?</w:t>
-      </w:r>
-    </w:p>
-    <w:p>
-      <w:pPr>
-        <w:pStyle w:val="ListParagraph"/>
-        <w:numPr>
-          <w:ilvl w:val="0"/>
-          <w:numId w:val="2"/>
-        </w:numPr>
-        <w:rPr>
-          <w:lang w:val="en-US"/>
-        </w:rPr>
-      </w:pPr>
-      <w:r>
-        <w:rPr>
-          <w:lang w:val="en-US"/>
-        </w:rPr>
-        <w:t>Tan rã (nhóm người)</w:t>
-      </w:r>
-    </w:p>
-    <w:p>
-      <w:pPr>
-        <w:pStyle w:val="ListParagraph"/>
-        <w:numPr>
-          <w:ilvl w:val="0"/>
-          <w:numId w:val="10"/>
-        </w:numPr>
-        <w:rPr>
-          <w:lang w:val="en-US"/>
-        </w:rPr>
-      </w:pPr>
-      <w:r>
-        <w:rPr>
-          <w:lang w:val="en-US"/>
-        </w:rPr>
-        <w:t>“Outpost”?</w:t>
-      </w:r>
-    </w:p>
-    <w:p>
-      <w:pPr>
-        <w:pStyle w:val="ListParagraph"/>
-        <w:numPr>
-          <w:ilvl w:val="0"/>
-          <w:numId w:val="2"/>
-        </w:numPr>
-        <w:rPr>
-          <w:lang w:val="en-US"/>
-        </w:rPr>
-      </w:pPr>
-      <w:r>
-        <w:rPr>
-          <w:lang w:val="en-US"/>
-        </w:rPr>
-        <w:t>Trại quân sự</w:t>
-      </w:r>
-    </w:p>
-    <w:p>
-      <w:pPr>
-        <w:pStyle w:val="ListParagraph"/>
-        <w:numPr>
-          <w:ilvl w:val="0"/>
-          <w:numId w:val="10"/>
-        </w:numPr>
-        <w:rPr>
-          <w:lang w:val="en-US"/>
-        </w:rPr>
-      </w:pPr>
-      <w:r>
-        <w:rPr>
-          <w:lang w:val="en-US"/>
-        </w:rPr>
-        <w:t>“Negotiation”?</w:t>
-      </w:r>
-    </w:p>
-    <w:p>
-      <w:pPr>
-        <w:pStyle w:val="ListParagraph"/>
-        <w:numPr>
-          <w:ilvl w:val="0"/>
-          <w:numId w:val="2"/>
-        </w:numPr>
-        <w:rPr>
-          <w:lang w:val="en-US"/>
-        </w:rPr>
-      </w:pPr>
-      <w:r>
-        <w:rPr>
-          <w:lang w:val="en-US"/>
-        </w:rPr>
         <w:t>Cuộc đàm phán</w:t>
       </w:r>
     </w:p>
@@ -5379,22 +5634,59 @@
     </w:p>
     <w:p>
       <w:pPr>
-        <w:rPr>
-          <w:lang w:val="en-US"/>
-        </w:rPr>
-      </w:pPr>
-    </w:p>
-    <w:p>
-      <w:pPr>
-        <w:rPr>
-          <w:lang w:val="en-US"/>
-        </w:rPr>
-      </w:pPr>
-      <w:r>
-        <w:rPr>
-          <w:lang w:val="en-US"/>
-        </w:rPr>
-        <w:lastRenderedPageBreak/>
+        <w:pStyle w:val="ListParagraph"/>
+        <w:numPr>
+          <w:ilvl w:val="0"/>
+          <w:numId w:val="19"/>
+        </w:numPr>
+        <w:rPr>
+          <w:lang w:val="en-US"/>
+        </w:rPr>
+      </w:pPr>
+      <w:r>
+        <w:rPr>
+          <w:lang w:val="en-US"/>
+        </w:rPr>
+        <w:t>“Overdue”?</w:t>
+      </w:r>
+    </w:p>
+    <w:p>
+      <w:pPr>
+        <w:pStyle w:val="ListParagraph"/>
+        <w:numPr>
+          <w:ilvl w:val="0"/>
+          <w:numId w:val="2"/>
+        </w:numPr>
+        <w:rPr>
+          <w:lang w:val="en-US"/>
+        </w:rPr>
+      </w:pPr>
+      <w:r>
+        <w:rPr>
+          <w:lang w:val="en-US"/>
+        </w:rPr>
+        <w:t>Quá hạn</w:t>
+      </w:r>
+      <w:bookmarkStart w:id="0" w:name="_GoBack"/>
+      <w:bookmarkEnd w:id="0"/>
+    </w:p>
+    <w:p>
+      <w:pPr>
+        <w:rPr>
+          <w:lang w:val="en-US"/>
+        </w:rPr>
+      </w:pPr>
+    </w:p>
+    <w:p>
+      <w:pPr>
+        <w:rPr>
+          <w:lang w:val="en-US"/>
+        </w:rPr>
+      </w:pPr>
+      <w:r>
+        <w:rPr>
+          <w:lang w:val="en-US"/>
+        </w:rPr>
         <w:t>Elemental – Nguyên Tố:</w:t>
       </w:r>
     </w:p>
@@ -5888,6 +6180,78 @@
           <w:lang w:val="en-US"/>
         </w:rPr>
         <w:t>Khăn trải bàn</w:t>
+      </w:r>
+    </w:p>
+    <w:p>
+      <w:pPr>
+        <w:pStyle w:val="ListParagraph"/>
+        <w:numPr>
+          <w:ilvl w:val="0"/>
+          <w:numId w:val="27"/>
+        </w:numPr>
+        <w:rPr>
+          <w:lang w:val="en-US"/>
+        </w:rPr>
+      </w:pPr>
+      <w:r>
+        <w:rPr>
+          <w:lang w:val="en-US"/>
+        </w:rPr>
+        <w:t>“Post”?</w:t>
+      </w:r>
+    </w:p>
+    <w:p>
+      <w:pPr>
+        <w:pStyle w:val="ListParagraph"/>
+        <w:numPr>
+          <w:ilvl w:val="0"/>
+          <w:numId w:val="2"/>
+        </w:numPr>
+        <w:rPr>
+          <w:lang w:val="en-US"/>
+        </w:rPr>
+      </w:pPr>
+      <w:r>
+        <w:rPr>
+          <w:lang w:val="en-US"/>
+        </w:rPr>
+        <w:t>Cột (đánh dấu)</w:t>
+      </w:r>
+    </w:p>
+    <w:p>
+      <w:pPr>
+        <w:pStyle w:val="ListParagraph"/>
+        <w:numPr>
+          <w:ilvl w:val="0"/>
+          <w:numId w:val="27"/>
+        </w:numPr>
+        <w:rPr>
+          <w:lang w:val="en-US"/>
+        </w:rPr>
+      </w:pPr>
+      <w:r>
+        <w:rPr>
+          <w:lang w:val="en-US"/>
+        </w:rPr>
+        <w:t>“Tent”?</w:t>
+      </w:r>
+    </w:p>
+    <w:p>
+      <w:pPr>
+        <w:pStyle w:val="ListParagraph"/>
+        <w:numPr>
+          <w:ilvl w:val="0"/>
+          <w:numId w:val="2"/>
+        </w:numPr>
+        <w:rPr>
+          <w:lang w:val="en-US"/>
+        </w:rPr>
+      </w:pPr>
+      <w:r>
+        <w:rPr>
+          <w:lang w:val="en-US"/>
+        </w:rPr>
+        <w:t>Tán lều</w:t>
       </w:r>
     </w:p>
     <w:p>
@@ -5996,6 +6360,374 @@
     </w:p>
     <w:p>
       <w:pPr>
+        <w:pStyle w:val="ListParagraph"/>
+        <w:numPr>
+          <w:ilvl w:val="0"/>
+          <w:numId w:val="33"/>
+        </w:numPr>
+        <w:rPr>
+          <w:lang w:val="en-US"/>
+        </w:rPr>
+      </w:pPr>
+      <w:r>
+        <w:rPr>
+          <w:lang w:val="en-US"/>
+        </w:rPr>
+        <w:t>“Café”?</w:t>
+      </w:r>
+    </w:p>
+    <w:p>
+      <w:pPr>
+        <w:pStyle w:val="ListParagraph"/>
+        <w:numPr>
+          <w:ilvl w:val="0"/>
+          <w:numId w:val="2"/>
+        </w:numPr>
+        <w:rPr>
+          <w:lang w:val="en-US"/>
+        </w:rPr>
+      </w:pPr>
+      <w:r>
+        <w:rPr>
+          <w:lang w:val="en-US"/>
+        </w:rPr>
+        <w:t>Quán cà phê</w:t>
+      </w:r>
+    </w:p>
+    <w:p>
+      <w:pPr>
+        <w:pStyle w:val="ListParagraph"/>
+        <w:numPr>
+          <w:ilvl w:val="0"/>
+          <w:numId w:val="33"/>
+        </w:numPr>
+        <w:rPr>
+          <w:lang w:val="en-US"/>
+        </w:rPr>
+      </w:pPr>
+      <w:r>
+        <w:rPr>
+          <w:lang w:val="en-US"/>
+        </w:rPr>
+        <w:t>“Dock”?</w:t>
+      </w:r>
+    </w:p>
+    <w:p>
+      <w:pPr>
+        <w:pStyle w:val="ListParagraph"/>
+        <w:numPr>
+          <w:ilvl w:val="0"/>
+          <w:numId w:val="2"/>
+        </w:numPr>
+        <w:rPr>
+          <w:lang w:val="en-US"/>
+        </w:rPr>
+      </w:pPr>
+      <w:r>
+        <w:rPr>
+          <w:lang w:val="en-US"/>
+        </w:rPr>
+        <w:t>Bến tàu (thủy)</w:t>
+      </w:r>
+    </w:p>
+    <w:p>
+      <w:pPr>
+        <w:rPr>
+          <w:lang w:val="en-US"/>
+        </w:rPr>
+      </w:pPr>
+    </w:p>
+    <w:p>
+      <w:pPr>
+        <w:rPr>
+          <w:lang w:val="en-US"/>
+        </w:rPr>
+      </w:pPr>
+      <w:r>
+        <w:rPr>
+          <w:lang w:val="en-US"/>
+        </w:rPr>
+        <w:t>Work – Công Việc:</w:t>
+      </w:r>
+    </w:p>
+    <w:p>
+      <w:pPr>
+        <w:pStyle w:val="ListParagraph"/>
+        <w:numPr>
+          <w:ilvl w:val="0"/>
+          <w:numId w:val="20"/>
+        </w:numPr>
+        <w:rPr>
+          <w:lang w:val="en-US"/>
+        </w:rPr>
+      </w:pPr>
+      <w:r>
+        <w:rPr>
+          <w:lang w:val="en-US"/>
+        </w:rPr>
+        <w:t>“Workload”?</w:t>
+      </w:r>
+    </w:p>
+    <w:p>
+      <w:pPr>
+        <w:pStyle w:val="ListParagraph"/>
+        <w:numPr>
+          <w:ilvl w:val="0"/>
+          <w:numId w:val="2"/>
+        </w:numPr>
+        <w:rPr>
+          <w:lang w:val="en-US"/>
+        </w:rPr>
+      </w:pPr>
+      <w:r>
+        <w:rPr>
+          <w:lang w:val="en-US"/>
+        </w:rPr>
+        <w:t>Khối lượng công việc</w:t>
+      </w:r>
+    </w:p>
+    <w:p>
+      <w:pPr>
+        <w:pStyle w:val="ListParagraph"/>
+        <w:numPr>
+          <w:ilvl w:val="0"/>
+          <w:numId w:val="20"/>
+        </w:numPr>
+        <w:rPr>
+          <w:lang w:val="en-US"/>
+        </w:rPr>
+      </w:pPr>
+      <w:r>
+        <w:rPr>
+          <w:lang w:val="en-US"/>
+        </w:rPr>
+        <w:t>“Harness”?</w:t>
+      </w:r>
+    </w:p>
+    <w:p>
+      <w:pPr>
+        <w:pStyle w:val="ListParagraph"/>
+        <w:numPr>
+          <w:ilvl w:val="0"/>
+          <w:numId w:val="2"/>
+        </w:numPr>
+        <w:rPr>
+          <w:lang w:val="en-US"/>
+        </w:rPr>
+      </w:pPr>
+      <w:r>
+        <w:rPr>
+          <w:lang w:val="en-US"/>
+        </w:rPr>
+        <w:t>Dây an toàn buộc bụng khi làm việc trên độ cao</w:t>
+      </w:r>
+    </w:p>
+    <w:p>
+      <w:pPr>
+        <w:pStyle w:val="ListParagraph"/>
+        <w:numPr>
+          <w:ilvl w:val="0"/>
+          <w:numId w:val="20"/>
+        </w:numPr>
+        <w:rPr>
+          <w:lang w:val="en-US"/>
+        </w:rPr>
+      </w:pPr>
+      <w:r>
+        <w:rPr>
+          <w:lang w:val="en-US"/>
+        </w:rPr>
+        <w:t>“Resign”?</w:t>
+      </w:r>
+    </w:p>
+    <w:p>
+      <w:pPr>
+        <w:pStyle w:val="ListParagraph"/>
+        <w:numPr>
+          <w:ilvl w:val="0"/>
+          <w:numId w:val="2"/>
+        </w:numPr>
+        <w:rPr>
+          <w:lang w:val="en-US"/>
+        </w:rPr>
+      </w:pPr>
+      <w:r>
+        <w:rPr>
+          <w:lang w:val="en-US"/>
+        </w:rPr>
+        <w:t>Từ chức</w:t>
+      </w:r>
+    </w:p>
+    <w:p>
+      <w:pPr>
+        <w:pStyle w:val="ListParagraph"/>
+        <w:numPr>
+          <w:ilvl w:val="0"/>
+          <w:numId w:val="20"/>
+        </w:numPr>
+        <w:rPr>
+          <w:lang w:val="en-US"/>
+        </w:rPr>
+      </w:pPr>
+      <w:r>
+        <w:rPr>
+          <w:lang w:val="en-US"/>
+        </w:rPr>
+        <w:t>“Retire”?</w:t>
+      </w:r>
+    </w:p>
+    <w:p>
+      <w:pPr>
+        <w:pStyle w:val="ListParagraph"/>
+        <w:numPr>
+          <w:ilvl w:val="0"/>
+          <w:numId w:val="2"/>
+        </w:numPr>
+        <w:rPr>
+          <w:lang w:val="en-US"/>
+        </w:rPr>
+      </w:pPr>
+      <w:r>
+        <w:rPr>
+          <w:lang w:val="en-US"/>
+        </w:rPr>
+        <w:t>Nghỉ việc</w:t>
+      </w:r>
+      <w:r>
+        <w:rPr>
+          <w:lang w:val="en-US"/>
+        </w:rPr>
+        <w:t xml:space="preserve"> (cút ra khỏi ngành)</w:t>
+      </w:r>
+    </w:p>
+    <w:p>
+      <w:pPr>
+        <w:pStyle w:val="ListParagraph"/>
+        <w:numPr>
+          <w:ilvl w:val="0"/>
+          <w:numId w:val="20"/>
+        </w:numPr>
+        <w:rPr>
+          <w:lang w:val="en-US"/>
+        </w:rPr>
+      </w:pPr>
+      <w:r>
+        <w:rPr>
+          <w:lang w:val="en-US"/>
+        </w:rPr>
+        <w:t>“Accounting”?</w:t>
+      </w:r>
+    </w:p>
+    <w:p>
+      <w:pPr>
+        <w:pStyle w:val="ListParagraph"/>
+        <w:numPr>
+          <w:ilvl w:val="0"/>
+          <w:numId w:val="2"/>
+        </w:numPr>
+        <w:rPr>
+          <w:lang w:val="en-US"/>
+        </w:rPr>
+      </w:pPr>
+      <w:r>
+        <w:rPr>
+          <w:lang w:val="en-US"/>
+        </w:rPr>
+        <w:t>Công việc kế toán</w:t>
+      </w:r>
+    </w:p>
+    <w:p>
+      <w:pPr>
+        <w:pStyle w:val="ListParagraph"/>
+        <w:numPr>
+          <w:ilvl w:val="0"/>
+          <w:numId w:val="20"/>
+        </w:numPr>
+        <w:rPr>
+          <w:lang w:val="en-US"/>
+        </w:rPr>
+      </w:pPr>
+      <w:r>
+        <w:rPr>
+          <w:lang w:val="en-US"/>
+        </w:rPr>
+        <w:t>“Approval”?</w:t>
+      </w:r>
+    </w:p>
+    <w:p>
+      <w:pPr>
+        <w:pStyle w:val="ListParagraph"/>
+        <w:numPr>
+          <w:ilvl w:val="0"/>
+          <w:numId w:val="2"/>
+        </w:numPr>
+        <w:rPr>
+          <w:lang w:val="en-US"/>
+        </w:rPr>
+      </w:pPr>
+      <w:r>
+        <w:rPr>
+          <w:lang w:val="en-US"/>
+        </w:rPr>
+        <w:t>Sự</w:t>
+      </w:r>
+      <w:r>
+        <w:rPr>
+          <w:lang w:val="en-US"/>
+        </w:rPr>
+        <w:t xml:space="preserve"> phê duyệt</w:t>
+      </w:r>
+      <w:r>
+        <w:rPr>
+          <w:lang w:val="en-US"/>
+        </w:rPr>
+        <w:t xml:space="preserve"> (sản phẩm)</w:t>
+      </w:r>
+    </w:p>
+    <w:p>
+      <w:pPr>
+        <w:pStyle w:val="ListParagraph"/>
+        <w:numPr>
+          <w:ilvl w:val="0"/>
+          <w:numId w:val="20"/>
+        </w:numPr>
+        <w:rPr>
+          <w:lang w:val="en-US"/>
+        </w:rPr>
+      </w:pPr>
+      <w:r>
+        <w:rPr>
+          <w:lang w:val="en-US"/>
+        </w:rPr>
+        <w:t>“Workshop”?</w:t>
+      </w:r>
+    </w:p>
+    <w:p>
+      <w:pPr>
+        <w:pStyle w:val="ListParagraph"/>
+        <w:numPr>
+          <w:ilvl w:val="0"/>
+          <w:numId w:val="2"/>
+        </w:numPr>
+        <w:rPr>
+          <w:lang w:val="en-US"/>
+        </w:rPr>
+      </w:pPr>
+      <w:r>
+        <w:rPr>
+          <w:lang w:val="en-US"/>
+        </w:rPr>
+        <w:t>Nhà máy</w:t>
+      </w:r>
+      <w:r>
+        <w:rPr>
+          <w:lang w:val="en-US"/>
+        </w:rPr>
+        <w:t xml:space="preserve"> (chế tạo và sửa chữa)</w:t>
+      </w:r>
+    </w:p>
+    <w:p>
+      <w:pPr>
         <w:rPr>
           <w:lang w:val="en-US"/>
         </w:rPr>
@@ -6012,302 +6744,6 @@
           <w:lang w:val="en-US"/>
         </w:rPr>
         <w:lastRenderedPageBreak/>
-        <w:t>Work – Công Việc:</w:t>
-      </w:r>
-    </w:p>
-    <w:p>
-      <w:pPr>
-        <w:pStyle w:val="ListParagraph"/>
-        <w:numPr>
-          <w:ilvl w:val="0"/>
-          <w:numId w:val="20"/>
-        </w:numPr>
-        <w:rPr>
-          <w:lang w:val="en-US"/>
-        </w:rPr>
-      </w:pPr>
-      <w:r>
-        <w:rPr>
-          <w:lang w:val="en-US"/>
-        </w:rPr>
-        <w:t>“Workload”?</w:t>
-      </w:r>
-    </w:p>
-    <w:p>
-      <w:pPr>
-        <w:pStyle w:val="ListParagraph"/>
-        <w:numPr>
-          <w:ilvl w:val="0"/>
-          <w:numId w:val="2"/>
-        </w:numPr>
-        <w:rPr>
-          <w:lang w:val="en-US"/>
-        </w:rPr>
-      </w:pPr>
-      <w:r>
-        <w:rPr>
-          <w:lang w:val="en-US"/>
-        </w:rPr>
-        <w:t>Khối lượng công việc</w:t>
-      </w:r>
-    </w:p>
-    <w:p>
-      <w:pPr>
-        <w:pStyle w:val="ListParagraph"/>
-        <w:numPr>
-          <w:ilvl w:val="0"/>
-          <w:numId w:val="20"/>
-        </w:numPr>
-        <w:rPr>
-          <w:lang w:val="en-US"/>
-        </w:rPr>
-      </w:pPr>
-      <w:r>
-        <w:rPr>
-          <w:lang w:val="en-US"/>
-        </w:rPr>
-        <w:t>“Harness”?</w:t>
-      </w:r>
-    </w:p>
-    <w:p>
-      <w:pPr>
-        <w:pStyle w:val="ListParagraph"/>
-        <w:numPr>
-          <w:ilvl w:val="0"/>
-          <w:numId w:val="2"/>
-        </w:numPr>
-        <w:rPr>
-          <w:lang w:val="en-US"/>
-        </w:rPr>
-      </w:pPr>
-      <w:r>
-        <w:rPr>
-          <w:lang w:val="en-US"/>
-        </w:rPr>
-        <w:t>Dây an toàn buộc bụng khi làm việc trên độ cao</w:t>
-      </w:r>
-    </w:p>
-    <w:p>
-      <w:pPr>
-        <w:pStyle w:val="ListParagraph"/>
-        <w:numPr>
-          <w:ilvl w:val="0"/>
-          <w:numId w:val="20"/>
-        </w:numPr>
-        <w:rPr>
-          <w:lang w:val="en-US"/>
-        </w:rPr>
-      </w:pPr>
-      <w:r>
-        <w:rPr>
-          <w:lang w:val="en-US"/>
-        </w:rPr>
-        <w:t>“Resign”?</w:t>
-      </w:r>
-    </w:p>
-    <w:p>
-      <w:pPr>
-        <w:pStyle w:val="ListParagraph"/>
-        <w:numPr>
-          <w:ilvl w:val="0"/>
-          <w:numId w:val="2"/>
-        </w:numPr>
-        <w:rPr>
-          <w:lang w:val="en-US"/>
-        </w:rPr>
-      </w:pPr>
-      <w:r>
-        <w:rPr>
-          <w:lang w:val="en-US"/>
-        </w:rPr>
-        <w:t>Từ chức</w:t>
-      </w:r>
-    </w:p>
-    <w:p>
-      <w:pPr>
-        <w:pStyle w:val="ListParagraph"/>
-        <w:numPr>
-          <w:ilvl w:val="0"/>
-          <w:numId w:val="20"/>
-        </w:numPr>
-        <w:rPr>
-          <w:lang w:val="en-US"/>
-        </w:rPr>
-      </w:pPr>
-      <w:r>
-        <w:rPr>
-          <w:lang w:val="en-US"/>
-        </w:rPr>
-        <w:t>“Retire”?</w:t>
-      </w:r>
-    </w:p>
-    <w:p>
-      <w:pPr>
-        <w:pStyle w:val="ListParagraph"/>
-        <w:numPr>
-          <w:ilvl w:val="0"/>
-          <w:numId w:val="2"/>
-        </w:numPr>
-        <w:rPr>
-          <w:lang w:val="en-US"/>
-        </w:rPr>
-      </w:pPr>
-      <w:r>
-        <w:rPr>
-          <w:lang w:val="en-US"/>
-        </w:rPr>
-        <w:t>Nghỉ việc</w:t>
-      </w:r>
-      <w:r>
-        <w:rPr>
-          <w:lang w:val="en-US"/>
-        </w:rPr>
-        <w:t xml:space="preserve"> (cút ra khỏi ngành)</w:t>
-      </w:r>
-    </w:p>
-    <w:p>
-      <w:pPr>
-        <w:pStyle w:val="ListParagraph"/>
-        <w:numPr>
-          <w:ilvl w:val="0"/>
-          <w:numId w:val="20"/>
-        </w:numPr>
-        <w:rPr>
-          <w:lang w:val="en-US"/>
-        </w:rPr>
-      </w:pPr>
-      <w:r>
-        <w:rPr>
-          <w:lang w:val="en-US"/>
-        </w:rPr>
-        <w:t>“Accounting”?</w:t>
-      </w:r>
-    </w:p>
-    <w:p>
-      <w:pPr>
-        <w:pStyle w:val="ListParagraph"/>
-        <w:numPr>
-          <w:ilvl w:val="0"/>
-          <w:numId w:val="2"/>
-        </w:numPr>
-        <w:rPr>
-          <w:lang w:val="en-US"/>
-        </w:rPr>
-      </w:pPr>
-      <w:r>
-        <w:rPr>
-          <w:lang w:val="en-US"/>
-        </w:rPr>
-        <w:t>Công việc kế toán</w:t>
-      </w:r>
-    </w:p>
-    <w:p>
-      <w:pPr>
-        <w:pStyle w:val="ListParagraph"/>
-        <w:numPr>
-          <w:ilvl w:val="0"/>
-          <w:numId w:val="20"/>
-        </w:numPr>
-        <w:rPr>
-          <w:lang w:val="en-US"/>
-        </w:rPr>
-      </w:pPr>
-      <w:r>
-        <w:rPr>
-          <w:lang w:val="en-US"/>
-        </w:rPr>
-        <w:t>“Approval”?</w:t>
-      </w:r>
-    </w:p>
-    <w:p>
-      <w:pPr>
-        <w:pStyle w:val="ListParagraph"/>
-        <w:numPr>
-          <w:ilvl w:val="0"/>
-          <w:numId w:val="2"/>
-        </w:numPr>
-        <w:rPr>
-          <w:lang w:val="en-US"/>
-        </w:rPr>
-      </w:pPr>
-      <w:r>
-        <w:rPr>
-          <w:lang w:val="en-US"/>
-        </w:rPr>
-        <w:t>Sự</w:t>
-      </w:r>
-      <w:r>
-        <w:rPr>
-          <w:lang w:val="en-US"/>
-        </w:rPr>
-        <w:t xml:space="preserve"> phê duyệt</w:t>
-      </w:r>
-      <w:r>
-        <w:rPr>
-          <w:lang w:val="en-US"/>
-        </w:rPr>
-        <w:t xml:space="preserve"> (sản phẩm)</w:t>
-      </w:r>
-    </w:p>
-    <w:p>
-      <w:pPr>
-        <w:pStyle w:val="ListParagraph"/>
-        <w:numPr>
-          <w:ilvl w:val="0"/>
-          <w:numId w:val="20"/>
-        </w:numPr>
-        <w:rPr>
-          <w:lang w:val="en-US"/>
-        </w:rPr>
-      </w:pPr>
-      <w:r>
-        <w:rPr>
-          <w:lang w:val="en-US"/>
-        </w:rPr>
-        <w:t>“Workshop”?</w:t>
-      </w:r>
-    </w:p>
-    <w:p>
-      <w:pPr>
-        <w:pStyle w:val="ListParagraph"/>
-        <w:numPr>
-          <w:ilvl w:val="0"/>
-          <w:numId w:val="2"/>
-        </w:numPr>
-        <w:rPr>
-          <w:lang w:val="en-US"/>
-        </w:rPr>
-      </w:pPr>
-      <w:r>
-        <w:rPr>
-          <w:lang w:val="en-US"/>
-        </w:rPr>
-        <w:t>Nhà máy</w:t>
-      </w:r>
-      <w:r>
-        <w:rPr>
-          <w:lang w:val="en-US"/>
-        </w:rPr>
-        <w:t xml:space="preserve"> (chế tạo và sửa chữa)</w:t>
-      </w:r>
-    </w:p>
-    <w:p>
-      <w:pPr>
-        <w:rPr>
-          <w:lang w:val="en-US"/>
-        </w:rPr>
-      </w:pPr>
-    </w:p>
-    <w:p>
-      <w:pPr>
-        <w:rPr>
-          <w:lang w:val="en-US"/>
-        </w:rPr>
-      </w:pPr>
-      <w:r>
-        <w:rPr>
-          <w:lang w:val="en-US"/>
-        </w:rPr>
         <w:t>Literature – Văn:</w:t>
       </w:r>
     </w:p>
@@ -6726,46 +7162,304 @@
         <w:rPr>
           <w:lang w:val="en-US"/>
         </w:rPr>
+        <w:t>“Agenda”?</w:t>
+      </w:r>
+    </w:p>
+    <w:p>
+      <w:pPr>
+        <w:pStyle w:val="ListParagraph"/>
+        <w:numPr>
+          <w:ilvl w:val="0"/>
+          <w:numId w:val="2"/>
+        </w:numPr>
+        <w:rPr>
+          <w:lang w:val="en-US"/>
+        </w:rPr>
+      </w:pPr>
+      <w:r>
+        <w:rPr>
+          <w:lang w:val="en-US"/>
+        </w:rPr>
+        <w:t>Dãy các chủ đề cần được thảo luận tại hội thảo</w:t>
+      </w:r>
+    </w:p>
+    <w:p>
+      <w:pPr>
+        <w:rPr>
+          <w:lang w:val="en-US"/>
+        </w:rPr>
+      </w:pPr>
+    </w:p>
+    <w:p>
+      <w:pPr>
+        <w:rPr>
+          <w:lang w:val="en-US"/>
+        </w:rPr>
+      </w:pPr>
+      <w:r>
+        <w:rPr>
+          <w:lang w:val="en-US"/>
+        </w:rPr>
+        <w:t>Device – Thiết Bị:</w:t>
+      </w:r>
+    </w:p>
+    <w:p>
+      <w:pPr>
+        <w:pStyle w:val="ListParagraph"/>
+        <w:numPr>
+          <w:ilvl w:val="0"/>
+          <w:numId w:val="24"/>
+        </w:numPr>
+        <w:rPr>
+          <w:lang w:val="en-US"/>
+        </w:rPr>
+      </w:pPr>
+      <w:r>
+        <w:rPr>
+          <w:lang w:val="en-US"/>
+        </w:rPr>
+        <w:t>“Power Bank”?</w:t>
+      </w:r>
+    </w:p>
+    <w:p>
+      <w:pPr>
+        <w:pStyle w:val="ListParagraph"/>
+        <w:numPr>
+          <w:ilvl w:val="0"/>
+          <w:numId w:val="2"/>
+        </w:numPr>
+        <w:rPr>
+          <w:lang w:val="en-US"/>
+        </w:rPr>
+      </w:pPr>
+      <w:r>
+        <w:rPr>
+          <w:lang w:val="en-US"/>
+        </w:rPr>
+        <w:t>Sạc dự phòng</w:t>
+      </w:r>
+    </w:p>
+    <w:p>
+      <w:pPr>
+        <w:pStyle w:val="ListParagraph"/>
+        <w:numPr>
+          <w:ilvl w:val="0"/>
+          <w:numId w:val="24"/>
+        </w:numPr>
+        <w:rPr>
+          <w:lang w:val="en-US"/>
+        </w:rPr>
+      </w:pPr>
+      <w:r>
+        <w:rPr>
+          <w:lang w:val="en-US"/>
+        </w:rPr>
+        <w:t>“Knob”?</w:t>
+      </w:r>
+    </w:p>
+    <w:p>
+      <w:pPr>
+        <w:pStyle w:val="ListParagraph"/>
+        <w:numPr>
+          <w:ilvl w:val="0"/>
+          <w:numId w:val="2"/>
+        </w:numPr>
+        <w:rPr>
+          <w:lang w:val="en-US"/>
+        </w:rPr>
+      </w:pPr>
+      <w:r>
+        <w:rPr>
+          <w:lang w:val="en-US"/>
+        </w:rPr>
+        <w:t>Núm xoay</w:t>
+      </w:r>
+    </w:p>
+    <w:p>
+      <w:pPr>
+        <w:pStyle w:val="ListParagraph"/>
+        <w:numPr>
+          <w:ilvl w:val="0"/>
+          <w:numId w:val="24"/>
+        </w:numPr>
+        <w:rPr>
+          <w:lang w:val="en-US"/>
+        </w:rPr>
+      </w:pPr>
+      <w:r>
+        <w:rPr>
+          <w:lang w:val="en-US"/>
+        </w:rPr>
+        <w:t>“Luggage”?</w:t>
+      </w:r>
+    </w:p>
+    <w:p>
+      <w:pPr>
+        <w:pStyle w:val="ListParagraph"/>
+        <w:numPr>
+          <w:ilvl w:val="0"/>
+          <w:numId w:val="2"/>
+        </w:numPr>
+        <w:rPr>
+          <w:lang w:val="en-US"/>
+        </w:rPr>
+      </w:pPr>
+      <w:r>
+        <w:rPr>
+          <w:lang w:val="en-US"/>
+        </w:rPr>
+        <w:t>Hành lí</w:t>
+      </w:r>
+    </w:p>
+    <w:p>
+      <w:pPr>
+        <w:pStyle w:val="ListParagraph"/>
+        <w:numPr>
+          <w:ilvl w:val="0"/>
+          <w:numId w:val="24"/>
+        </w:numPr>
+        <w:rPr>
+          <w:lang w:val="en-US"/>
+        </w:rPr>
+      </w:pPr>
+      <w:r>
+        <w:rPr>
+          <w:lang w:val="en-US"/>
+        </w:rPr>
+        <w:t>“Malfunction”?</w:t>
+      </w:r>
+    </w:p>
+    <w:p>
+      <w:pPr>
+        <w:pStyle w:val="ListParagraph"/>
+        <w:numPr>
+          <w:ilvl w:val="0"/>
+          <w:numId w:val="2"/>
+        </w:numPr>
+        <w:rPr>
+          <w:lang w:val="en-US"/>
+        </w:rPr>
+      </w:pPr>
+      <w:r>
+        <w:rPr>
+          <w:lang w:val="en-US"/>
+        </w:rPr>
+        <w:t>Hoạt động lỗi (máy)</w:t>
+      </w:r>
+    </w:p>
+    <w:p>
+      <w:pPr>
+        <w:pStyle w:val="ListParagraph"/>
+        <w:numPr>
+          <w:ilvl w:val="0"/>
+          <w:numId w:val="24"/>
+        </w:numPr>
+        <w:rPr>
+          <w:lang w:val="en-US"/>
+        </w:rPr>
+      </w:pPr>
+      <w:r>
+        <w:rPr>
+          <w:lang w:val="en-US"/>
+        </w:rPr>
+        <w:t>“Drawer”?</w:t>
+      </w:r>
+    </w:p>
+    <w:p>
+      <w:pPr>
+        <w:pStyle w:val="ListParagraph"/>
+        <w:numPr>
+          <w:ilvl w:val="0"/>
+          <w:numId w:val="2"/>
+        </w:numPr>
+        <w:rPr>
+          <w:lang w:val="en-US"/>
+        </w:rPr>
+      </w:pPr>
+      <w:r>
+        <w:rPr>
+          <w:lang w:val="en-US"/>
+        </w:rPr>
+        <w:t>Ngăn kéo (chứa giấy tờ)</w:t>
+      </w:r>
+    </w:p>
+    <w:p>
+      <w:pPr>
+        <w:pStyle w:val="ListParagraph"/>
+        <w:numPr>
+          <w:ilvl w:val="0"/>
+          <w:numId w:val="24"/>
+        </w:numPr>
+        <w:rPr>
+          <w:lang w:val="en-US"/>
+        </w:rPr>
+      </w:pPr>
+      <w:r>
+        <w:rPr>
+          <w:lang w:val="en-US"/>
+        </w:rPr>
+        <w:t>“Office Supplies”?</w:t>
+      </w:r>
+    </w:p>
+    <w:p>
+      <w:pPr>
+        <w:pStyle w:val="ListParagraph"/>
+        <w:numPr>
+          <w:ilvl w:val="0"/>
+          <w:numId w:val="2"/>
+        </w:numPr>
+        <w:rPr>
+          <w:lang w:val="en-US"/>
+        </w:rPr>
+      </w:pPr>
+      <w:r>
+        <w:rPr>
+          <w:lang w:val="en-US"/>
+        </w:rPr>
+        <w:t>Văn phòng phẩm</w:t>
+      </w:r>
+    </w:p>
+    <w:p>
+      <w:pPr>
+        <w:pStyle w:val="ListParagraph"/>
+        <w:numPr>
+          <w:ilvl w:val="0"/>
+          <w:numId w:val="24"/>
+        </w:numPr>
+        <w:rPr>
+          <w:lang w:val="en-US"/>
+        </w:rPr>
+      </w:pPr>
+      <w:r>
+        <w:rPr>
+          <w:lang w:val="en-US"/>
+        </w:rPr>
         <w:lastRenderedPageBreak/>
-        <w:t>“Agenda”?</w:t>
-      </w:r>
-    </w:p>
-    <w:p>
-      <w:pPr>
-        <w:pStyle w:val="ListParagraph"/>
-        <w:numPr>
-          <w:ilvl w:val="0"/>
-          <w:numId w:val="2"/>
-        </w:numPr>
-        <w:rPr>
-          <w:lang w:val="en-US"/>
-        </w:rPr>
-      </w:pPr>
-      <w:r>
-        <w:rPr>
-          <w:lang w:val="en-US"/>
-        </w:rPr>
-        <w:t>Dãy các chủ đề cần được thảo luận tại hội thảo</w:t>
-      </w:r>
-    </w:p>
-    <w:p>
-      <w:pPr>
-        <w:rPr>
-          <w:lang w:val="en-US"/>
-        </w:rPr>
-      </w:pPr>
-    </w:p>
-    <w:p>
-      <w:pPr>
-        <w:rPr>
-          <w:lang w:val="en-US"/>
-        </w:rPr>
-      </w:pPr>
-      <w:r>
-        <w:rPr>
-          <w:lang w:val="en-US"/>
-        </w:rPr>
-        <w:t>Device – Thiết Bị:</w:t>
+        <w:t>“Counter”?</w:t>
+      </w:r>
+    </w:p>
+    <w:p>
+      <w:pPr>
+        <w:pStyle w:val="ListParagraph"/>
+        <w:numPr>
+          <w:ilvl w:val="0"/>
+          <w:numId w:val="2"/>
+        </w:numPr>
+        <w:rPr>
+          <w:lang w:val="en-US"/>
+        </w:rPr>
+      </w:pPr>
+      <w:r>
+        <w:rPr>
+          <w:lang w:val="en-US"/>
+        </w:rPr>
+        <w:t>Bàn làm việc</w:t>
+      </w:r>
+      <w:r>
+        <w:rPr>
+          <w:lang w:val="en-US"/>
+        </w:rPr>
+        <w:t xml:space="preserve"> (giữa nhân viên với khách)</w:t>
       </w:r>
     </w:p>
     <w:p>
@@ -6783,25 +7477,25 @@
         <w:rPr>
           <w:lang w:val="en-US"/>
         </w:rPr>
-        <w:t>“Power Bank”?</w:t>
-      </w:r>
-    </w:p>
-    <w:p>
-      <w:pPr>
-        <w:pStyle w:val="ListParagraph"/>
-        <w:numPr>
-          <w:ilvl w:val="0"/>
-          <w:numId w:val="2"/>
-        </w:numPr>
-        <w:rPr>
-          <w:lang w:val="en-US"/>
-        </w:rPr>
-      </w:pPr>
-      <w:r>
-        <w:rPr>
-          <w:lang w:val="en-US"/>
-        </w:rPr>
-        <w:t>Sạc dự phòng</w:t>
+        <w:t>“Headphone”?</w:t>
+      </w:r>
+    </w:p>
+    <w:p>
+      <w:pPr>
+        <w:pStyle w:val="ListParagraph"/>
+        <w:numPr>
+          <w:ilvl w:val="0"/>
+          <w:numId w:val="2"/>
+        </w:numPr>
+        <w:rPr>
+          <w:lang w:val="en-US"/>
+        </w:rPr>
+      </w:pPr>
+      <w:r>
+        <w:rPr>
+          <w:lang w:val="en-US"/>
+        </w:rPr>
+        <w:t>Tai nghe</w:t>
       </w:r>
     </w:p>
     <w:p>
@@ -6819,264 +7513,6 @@
         <w:rPr>
           <w:lang w:val="en-US"/>
         </w:rPr>
-        <w:t>“Knob”?</w:t>
-      </w:r>
-    </w:p>
-    <w:p>
-      <w:pPr>
-        <w:pStyle w:val="ListParagraph"/>
-        <w:numPr>
-          <w:ilvl w:val="0"/>
-          <w:numId w:val="2"/>
-        </w:numPr>
-        <w:rPr>
-          <w:lang w:val="en-US"/>
-        </w:rPr>
-      </w:pPr>
-      <w:r>
-        <w:rPr>
-          <w:lang w:val="en-US"/>
-        </w:rPr>
-        <w:t>Núm xoay</w:t>
-      </w:r>
-    </w:p>
-    <w:p>
-      <w:pPr>
-        <w:pStyle w:val="ListParagraph"/>
-        <w:numPr>
-          <w:ilvl w:val="0"/>
-          <w:numId w:val="24"/>
-        </w:numPr>
-        <w:rPr>
-          <w:lang w:val="en-US"/>
-        </w:rPr>
-      </w:pPr>
-      <w:r>
-        <w:rPr>
-          <w:lang w:val="en-US"/>
-        </w:rPr>
-        <w:t>“Luggage”?</w:t>
-      </w:r>
-    </w:p>
-    <w:p>
-      <w:pPr>
-        <w:pStyle w:val="ListParagraph"/>
-        <w:numPr>
-          <w:ilvl w:val="0"/>
-          <w:numId w:val="2"/>
-        </w:numPr>
-        <w:rPr>
-          <w:lang w:val="en-US"/>
-        </w:rPr>
-      </w:pPr>
-      <w:r>
-        <w:rPr>
-          <w:lang w:val="en-US"/>
-        </w:rPr>
-        <w:t>Hành lí</w:t>
-      </w:r>
-    </w:p>
-    <w:p>
-      <w:pPr>
-        <w:pStyle w:val="ListParagraph"/>
-        <w:numPr>
-          <w:ilvl w:val="0"/>
-          <w:numId w:val="24"/>
-        </w:numPr>
-        <w:rPr>
-          <w:lang w:val="en-US"/>
-        </w:rPr>
-      </w:pPr>
-      <w:r>
-        <w:rPr>
-          <w:lang w:val="en-US"/>
-        </w:rPr>
-        <w:t>“Malfunction”?</w:t>
-      </w:r>
-    </w:p>
-    <w:p>
-      <w:pPr>
-        <w:pStyle w:val="ListParagraph"/>
-        <w:numPr>
-          <w:ilvl w:val="0"/>
-          <w:numId w:val="2"/>
-        </w:numPr>
-        <w:rPr>
-          <w:lang w:val="en-US"/>
-        </w:rPr>
-      </w:pPr>
-      <w:r>
-        <w:rPr>
-          <w:lang w:val="en-US"/>
-        </w:rPr>
-        <w:t>Hoạt động lỗi (máy)</w:t>
-      </w:r>
-    </w:p>
-    <w:p>
-      <w:pPr>
-        <w:pStyle w:val="ListParagraph"/>
-        <w:numPr>
-          <w:ilvl w:val="0"/>
-          <w:numId w:val="24"/>
-        </w:numPr>
-        <w:rPr>
-          <w:lang w:val="en-US"/>
-        </w:rPr>
-      </w:pPr>
-      <w:r>
-        <w:rPr>
-          <w:lang w:val="en-US"/>
-        </w:rPr>
-        <w:t>“Drawer”?</w:t>
-      </w:r>
-    </w:p>
-    <w:p>
-      <w:pPr>
-        <w:pStyle w:val="ListParagraph"/>
-        <w:numPr>
-          <w:ilvl w:val="0"/>
-          <w:numId w:val="2"/>
-        </w:numPr>
-        <w:rPr>
-          <w:lang w:val="en-US"/>
-        </w:rPr>
-      </w:pPr>
-      <w:r>
-        <w:rPr>
-          <w:lang w:val="en-US"/>
-        </w:rPr>
-        <w:t>Ngăn kéo (chứa giấy tờ)</w:t>
-      </w:r>
-    </w:p>
-    <w:p>
-      <w:pPr>
-        <w:pStyle w:val="ListParagraph"/>
-        <w:numPr>
-          <w:ilvl w:val="0"/>
-          <w:numId w:val="24"/>
-        </w:numPr>
-        <w:rPr>
-          <w:lang w:val="en-US"/>
-        </w:rPr>
-      </w:pPr>
-      <w:r>
-        <w:rPr>
-          <w:lang w:val="en-US"/>
-        </w:rPr>
-        <w:t>“Office Supplies”?</w:t>
-      </w:r>
-    </w:p>
-    <w:p>
-      <w:pPr>
-        <w:pStyle w:val="ListParagraph"/>
-        <w:numPr>
-          <w:ilvl w:val="0"/>
-          <w:numId w:val="2"/>
-        </w:numPr>
-        <w:rPr>
-          <w:lang w:val="en-US"/>
-        </w:rPr>
-      </w:pPr>
-      <w:r>
-        <w:rPr>
-          <w:lang w:val="en-US"/>
-        </w:rPr>
-        <w:t>Văn phòng phẩm</w:t>
-      </w:r>
-    </w:p>
-    <w:p>
-      <w:pPr>
-        <w:pStyle w:val="ListParagraph"/>
-        <w:numPr>
-          <w:ilvl w:val="0"/>
-          <w:numId w:val="24"/>
-        </w:numPr>
-        <w:rPr>
-          <w:lang w:val="en-US"/>
-        </w:rPr>
-      </w:pPr>
-      <w:r>
-        <w:rPr>
-          <w:lang w:val="en-US"/>
-        </w:rPr>
-        <w:t>“Counter”?</w:t>
-      </w:r>
-    </w:p>
-    <w:p>
-      <w:pPr>
-        <w:pStyle w:val="ListParagraph"/>
-        <w:numPr>
-          <w:ilvl w:val="0"/>
-          <w:numId w:val="2"/>
-        </w:numPr>
-        <w:rPr>
-          <w:lang w:val="en-US"/>
-        </w:rPr>
-      </w:pPr>
-      <w:r>
-        <w:rPr>
-          <w:lang w:val="en-US"/>
-        </w:rPr>
-        <w:t>Bàn làm việc</w:t>
-      </w:r>
-      <w:r>
-        <w:rPr>
-          <w:lang w:val="en-US"/>
-        </w:rPr>
-        <w:t xml:space="preserve"> (giữa nhân viên với khách)</w:t>
-      </w:r>
-    </w:p>
-    <w:p>
-      <w:pPr>
-        <w:pStyle w:val="ListParagraph"/>
-        <w:numPr>
-          <w:ilvl w:val="0"/>
-          <w:numId w:val="24"/>
-        </w:numPr>
-        <w:rPr>
-          <w:lang w:val="en-US"/>
-        </w:rPr>
-      </w:pPr>
-      <w:r>
-        <w:rPr>
-          <w:lang w:val="en-US"/>
-        </w:rPr>
-        <w:t>“Headphone”?</w:t>
-      </w:r>
-    </w:p>
-    <w:p>
-      <w:pPr>
-        <w:pStyle w:val="ListParagraph"/>
-        <w:numPr>
-          <w:ilvl w:val="0"/>
-          <w:numId w:val="2"/>
-        </w:numPr>
-        <w:rPr>
-          <w:lang w:val="en-US"/>
-        </w:rPr>
-      </w:pPr>
-      <w:r>
-        <w:rPr>
-          <w:lang w:val="en-US"/>
-        </w:rPr>
-        <w:t>Tai nghe</w:t>
-      </w:r>
-    </w:p>
-    <w:p>
-      <w:pPr>
-        <w:pStyle w:val="ListParagraph"/>
-        <w:numPr>
-          <w:ilvl w:val="0"/>
-          <w:numId w:val="24"/>
-        </w:numPr>
-        <w:rPr>
-          <w:lang w:val="en-US"/>
-        </w:rPr>
-      </w:pPr>
-      <w:r>
-        <w:rPr>
-          <w:lang w:val="en-US"/>
-        </w:rPr>
         <w:t>“Cash Register”?</w:t>
       </w:r>
     </w:p>
@@ -7511,207 +7947,243 @@
         <w:rPr>
           <w:lang w:val="en-US"/>
         </w:rPr>
+        <w:t>Đánh giá hiệu suất của 1 mô hình (so với 1 tiêu chuẩn nào đó)</w:t>
+      </w:r>
+    </w:p>
+    <w:p>
+      <w:pPr>
+        <w:pStyle w:val="ListParagraph"/>
+        <w:numPr>
+          <w:ilvl w:val="0"/>
+          <w:numId w:val="17"/>
+        </w:numPr>
+        <w:rPr>
+          <w:lang w:val="en-US"/>
+        </w:rPr>
+      </w:pPr>
+      <w:r>
+        <w:rPr>
+          <w:lang w:val="en-US"/>
+        </w:rPr>
+        <w:t>“Cumbersome”?</w:t>
+      </w:r>
+    </w:p>
+    <w:p>
+      <w:pPr>
+        <w:pStyle w:val="ListParagraph"/>
+        <w:numPr>
+          <w:ilvl w:val="0"/>
+          <w:numId w:val="2"/>
+        </w:numPr>
+        <w:rPr>
+          <w:lang w:val="en-US"/>
+        </w:rPr>
+      </w:pPr>
+      <w:r>
+        <w:rPr>
+          <w:lang w:val="en-US"/>
+        </w:rPr>
+        <w:t>Cồng kềnh</w:t>
+      </w:r>
+    </w:p>
+    <w:p>
+      <w:pPr>
+        <w:pStyle w:val="ListParagraph"/>
+        <w:numPr>
+          <w:ilvl w:val="0"/>
+          <w:numId w:val="17"/>
+        </w:numPr>
+        <w:rPr>
+          <w:lang w:val="en-US"/>
+        </w:rPr>
+      </w:pPr>
+      <w:r>
+        <w:rPr>
+          <w:lang w:val="en-US"/>
+        </w:rPr>
+        <w:t>“Admissible”?</w:t>
+      </w:r>
+    </w:p>
+    <w:p>
+      <w:pPr>
+        <w:pStyle w:val="ListParagraph"/>
+        <w:numPr>
+          <w:ilvl w:val="0"/>
+          <w:numId w:val="2"/>
+        </w:numPr>
+        <w:rPr>
+          <w:lang w:val="en-US"/>
+        </w:rPr>
+      </w:pPr>
+      <w:r>
+        <w:rPr>
+          <w:lang w:val="en-US"/>
+        </w:rPr>
+        <w:t>Chấp nhận được</w:t>
+      </w:r>
+    </w:p>
+    <w:p>
+      <w:pPr>
+        <w:pStyle w:val="ListParagraph"/>
+        <w:numPr>
+          <w:ilvl w:val="0"/>
+          <w:numId w:val="17"/>
+        </w:numPr>
+        <w:rPr>
+          <w:lang w:val="en-US"/>
+        </w:rPr>
+      </w:pPr>
+      <w:r>
+        <w:rPr>
+          <w:lang w:val="en-US"/>
+        </w:rPr>
+        <w:t>“Nevertheless”, “Nonetheless”?</w:t>
+      </w:r>
+    </w:p>
+    <w:p>
+      <w:pPr>
+        <w:pStyle w:val="ListParagraph"/>
+        <w:numPr>
+          <w:ilvl w:val="0"/>
+          <w:numId w:val="2"/>
+        </w:numPr>
+        <w:rPr>
+          <w:lang w:val="en-US"/>
+        </w:rPr>
+      </w:pPr>
+      <w:r>
+        <w:rPr>
+          <w:lang w:val="en-US"/>
+        </w:rPr>
+        <w:t>Dẫu vậy (mặc dù ta đã làm đủ trò, dẫu vậy nó vẫn đéo giảm)</w:t>
+      </w:r>
+    </w:p>
+    <w:p>
+      <w:pPr>
+        <w:rPr>
+          <w:lang w:val="en-US"/>
+        </w:rPr>
+      </w:pPr>
+    </w:p>
+    <w:p>
+      <w:pPr>
+        <w:rPr>
+          <w:lang w:val="en-US"/>
+        </w:rPr>
+      </w:pPr>
+      <w:r>
+        <w:rPr>
+          <w:lang w:val="en-US"/>
+        </w:rPr>
+        <w:t>A</w:t>
+      </w:r>
+      <w:r>
+        <w:t>bbreviation</w:t>
+      </w:r>
+      <w:r>
+        <w:rPr>
+          <w:lang w:val="en-US"/>
+        </w:rPr>
+        <w:t xml:space="preserve"> – Từ Viết Tắt:</w:t>
+      </w:r>
+    </w:p>
+    <w:p>
+      <w:pPr>
+        <w:pStyle w:val="ListParagraph"/>
+        <w:numPr>
+          <w:ilvl w:val="0"/>
+          <w:numId w:val="3"/>
+        </w:numPr>
+        <w:rPr>
+          <w:lang w:val="en-US"/>
+        </w:rPr>
+      </w:pPr>
+      <w:r>
+        <w:rPr>
+          <w:lang w:val="en-US"/>
+        </w:rPr>
+        <w:t>“et al.”</w:t>
+      </w:r>
+      <w:r>
+        <w:rPr>
+          <w:lang w:val="en-US"/>
+        </w:rPr>
+        <w:t>?</w:t>
+      </w:r>
+    </w:p>
+    <w:p>
+      <w:pPr>
+        <w:pStyle w:val="ListParagraph"/>
+        <w:numPr>
+          <w:ilvl w:val="0"/>
+          <w:numId w:val="2"/>
+        </w:numPr>
+        <w:rPr>
+          <w:lang w:val="en-US"/>
+        </w:rPr>
+      </w:pPr>
+      <w:r>
+        <w:rPr>
+          <w:lang w:val="en-US"/>
+        </w:rPr>
+        <w:t>Và các đồng tác giả khác</w:t>
+      </w:r>
+    </w:p>
+    <w:p>
+      <w:pPr>
+        <w:rPr>
+          <w:lang w:val="en-US"/>
+        </w:rPr>
+      </w:pPr>
+    </w:p>
+    <w:p>
+      <w:pPr>
+        <w:rPr>
+          <w:lang w:val="en-US"/>
+        </w:rPr>
+      </w:pPr>
+      <w:r>
+        <w:rPr>
+          <w:lang w:val="en-US"/>
+        </w:rPr>
+        <w:t>Math – Toán:</w:t>
+      </w:r>
+    </w:p>
+    <w:p>
+      <w:pPr>
+        <w:pStyle w:val="ListParagraph"/>
+        <w:numPr>
+          <w:ilvl w:val="0"/>
+          <w:numId w:val="4"/>
+        </w:numPr>
+        <w:rPr>
+          <w:lang w:val="en-US"/>
+        </w:rPr>
+      </w:pPr>
+      <w:r>
+        <w:rPr>
+          <w:lang w:val="en-US"/>
+        </w:rPr>
+        <w:t>“Denominator”?</w:t>
+      </w:r>
+    </w:p>
+    <w:p>
+      <w:pPr>
+        <w:pStyle w:val="ListParagraph"/>
+        <w:numPr>
+          <w:ilvl w:val="0"/>
+          <w:numId w:val="2"/>
+        </w:numPr>
+        <w:rPr>
+          <w:lang w:val="en-US"/>
+        </w:rPr>
+      </w:pPr>
+      <w:r>
+        <w:rPr>
+          <w:lang w:val="en-US"/>
+        </w:rPr>
         <w:lastRenderedPageBreak/>
-        <w:t>Đánh giá hiệu suất của 1 mô hình (so với 1 tiêu chuẩn nào đó)</w:t>
-      </w:r>
-    </w:p>
-    <w:p>
-      <w:pPr>
-        <w:pStyle w:val="ListParagraph"/>
-        <w:numPr>
-          <w:ilvl w:val="0"/>
-          <w:numId w:val="17"/>
-        </w:numPr>
-        <w:rPr>
-          <w:lang w:val="en-US"/>
-        </w:rPr>
-      </w:pPr>
-      <w:r>
-        <w:rPr>
-          <w:lang w:val="en-US"/>
-        </w:rPr>
-        <w:t>“Cumbersome”?</w:t>
-      </w:r>
-    </w:p>
-    <w:p>
-      <w:pPr>
-        <w:pStyle w:val="ListParagraph"/>
-        <w:numPr>
-          <w:ilvl w:val="0"/>
-          <w:numId w:val="2"/>
-        </w:numPr>
-        <w:rPr>
-          <w:lang w:val="en-US"/>
-        </w:rPr>
-      </w:pPr>
-      <w:r>
-        <w:rPr>
-          <w:lang w:val="en-US"/>
-        </w:rPr>
-        <w:t>Cồng kềnh</w:t>
-      </w:r>
-    </w:p>
-    <w:p>
-      <w:pPr>
-        <w:pStyle w:val="ListParagraph"/>
-        <w:numPr>
-          <w:ilvl w:val="0"/>
-          <w:numId w:val="17"/>
-        </w:numPr>
-        <w:rPr>
-          <w:lang w:val="en-US"/>
-        </w:rPr>
-      </w:pPr>
-      <w:r>
-        <w:rPr>
-          <w:lang w:val="en-US"/>
-        </w:rPr>
-        <w:t>“Admissible”?</w:t>
-      </w:r>
-    </w:p>
-    <w:p>
-      <w:pPr>
-        <w:pStyle w:val="ListParagraph"/>
-        <w:numPr>
-          <w:ilvl w:val="0"/>
-          <w:numId w:val="2"/>
-        </w:numPr>
-        <w:rPr>
-          <w:lang w:val="en-US"/>
-        </w:rPr>
-      </w:pPr>
-      <w:r>
-        <w:rPr>
-          <w:lang w:val="en-US"/>
-        </w:rPr>
-        <w:t>Chấp nhận được</w:t>
-      </w:r>
-    </w:p>
-    <w:p>
-      <w:pPr>
-        <w:pStyle w:val="ListParagraph"/>
-        <w:numPr>
-          <w:ilvl w:val="0"/>
-          <w:numId w:val="17"/>
-        </w:numPr>
-        <w:rPr>
-          <w:lang w:val="en-US"/>
-        </w:rPr>
-      </w:pPr>
-      <w:r>
-        <w:rPr>
-          <w:lang w:val="en-US"/>
-        </w:rPr>
-        <w:t>“Nevertheless”, “Nonetheless”?</w:t>
-      </w:r>
-    </w:p>
-    <w:p>
-      <w:pPr>
-        <w:pStyle w:val="ListParagraph"/>
-        <w:numPr>
-          <w:ilvl w:val="0"/>
-          <w:numId w:val="2"/>
-        </w:numPr>
-        <w:rPr>
-          <w:lang w:val="en-US"/>
-        </w:rPr>
-      </w:pPr>
-      <w:r>
-        <w:rPr>
-          <w:lang w:val="en-US"/>
-        </w:rPr>
-        <w:t>Dẫu vậy (mặc dù ta đã làm đủ trò, dẫu vậy nó vẫn đéo giảm)</w:t>
-      </w:r>
-    </w:p>
-    <w:p>
-      <w:pPr>
-        <w:rPr>
-          <w:lang w:val="en-US"/>
-        </w:rPr>
-      </w:pPr>
-    </w:p>
-    <w:p>
-      <w:pPr>
-        <w:rPr>
-          <w:lang w:val="en-US"/>
-        </w:rPr>
-      </w:pPr>
-      <w:r>
-        <w:rPr>
-          <w:lang w:val="en-US"/>
-        </w:rPr>
-        <w:t>A</w:t>
-      </w:r>
-      <w:r>
-        <w:t>bbreviation</w:t>
-      </w:r>
-      <w:r>
-        <w:rPr>
-          <w:lang w:val="en-US"/>
-        </w:rPr>
-        <w:t xml:space="preserve"> – Từ Viết Tắt:</w:t>
-      </w:r>
-    </w:p>
-    <w:p>
-      <w:pPr>
-        <w:pStyle w:val="ListParagraph"/>
-        <w:numPr>
-          <w:ilvl w:val="0"/>
-          <w:numId w:val="3"/>
-        </w:numPr>
-        <w:rPr>
-          <w:lang w:val="en-US"/>
-        </w:rPr>
-      </w:pPr>
-      <w:r>
-        <w:rPr>
-          <w:lang w:val="en-US"/>
-        </w:rPr>
-        <w:t>“et al.”</w:t>
-      </w:r>
-      <w:r>
-        <w:rPr>
-          <w:lang w:val="en-US"/>
-        </w:rPr>
-        <w:t>?</w:t>
-      </w:r>
-    </w:p>
-    <w:p>
-      <w:pPr>
-        <w:pStyle w:val="ListParagraph"/>
-        <w:numPr>
-          <w:ilvl w:val="0"/>
-          <w:numId w:val="2"/>
-        </w:numPr>
-        <w:rPr>
-          <w:lang w:val="en-US"/>
-        </w:rPr>
-      </w:pPr>
-      <w:r>
-        <w:rPr>
-          <w:lang w:val="en-US"/>
-        </w:rPr>
-        <w:t>Và các đồng tác giả khác</w:t>
-      </w:r>
-    </w:p>
-    <w:p>
-      <w:pPr>
-        <w:rPr>
-          <w:lang w:val="en-US"/>
-        </w:rPr>
-      </w:pPr>
-    </w:p>
-    <w:p>
-      <w:pPr>
-        <w:rPr>
-          <w:lang w:val="en-US"/>
-        </w:rPr>
-      </w:pPr>
-      <w:r>
-        <w:rPr>
-          <w:lang w:val="en-US"/>
-        </w:rPr>
-        <w:t>Math – Toán:</w:t>
+        <w:t>Mẫu số</w:t>
       </w:r>
     </w:p>
     <w:p>
@@ -7729,25 +8201,25 @@
         <w:rPr>
           <w:lang w:val="en-US"/>
         </w:rPr>
-        <w:t>“Denominator”?</w:t>
-      </w:r>
-    </w:p>
-    <w:p>
-      <w:pPr>
-        <w:pStyle w:val="ListParagraph"/>
-        <w:numPr>
-          <w:ilvl w:val="0"/>
-          <w:numId w:val="2"/>
-        </w:numPr>
-        <w:rPr>
-          <w:lang w:val="en-US"/>
-        </w:rPr>
-      </w:pPr>
-      <w:r>
-        <w:rPr>
-          <w:lang w:val="en-US"/>
-        </w:rPr>
-        <w:t>Mẫu số</w:t>
+        <w:t>“Numerator”?</w:t>
+      </w:r>
+    </w:p>
+    <w:p>
+      <w:pPr>
+        <w:pStyle w:val="ListParagraph"/>
+        <w:numPr>
+          <w:ilvl w:val="0"/>
+          <w:numId w:val="2"/>
+        </w:numPr>
+        <w:rPr>
+          <w:lang w:val="en-US"/>
+        </w:rPr>
+      </w:pPr>
+      <w:r>
+        <w:rPr>
+          <w:lang w:val="en-US"/>
+        </w:rPr>
+        <w:t>Tử số</w:t>
       </w:r>
     </w:p>
     <w:p>
@@ -7765,25 +8237,25 @@
         <w:rPr>
           <w:lang w:val="en-US"/>
         </w:rPr>
-        <w:t>“Numerator”?</w:t>
-      </w:r>
-    </w:p>
-    <w:p>
-      <w:pPr>
-        <w:pStyle w:val="ListParagraph"/>
-        <w:numPr>
-          <w:ilvl w:val="0"/>
-          <w:numId w:val="2"/>
-        </w:numPr>
-        <w:rPr>
-          <w:lang w:val="en-US"/>
-        </w:rPr>
-      </w:pPr>
-      <w:r>
-        <w:rPr>
-          <w:lang w:val="en-US"/>
-        </w:rPr>
-        <w:t>Tử số</w:t>
+        <w:t>“Hypothetical Unit”?</w:t>
+      </w:r>
+    </w:p>
+    <w:p>
+      <w:pPr>
+        <w:pStyle w:val="ListParagraph"/>
+        <w:numPr>
+          <w:ilvl w:val="0"/>
+          <w:numId w:val="2"/>
+        </w:numPr>
+        <w:rPr>
+          <w:lang w:val="en-US"/>
+        </w:rPr>
+      </w:pPr>
+      <w:r>
+        <w:rPr>
+          <w:lang w:val="en-US"/>
+        </w:rPr>
+        <w:t>Đơn vị giả tưởng (của giá trị nào đó)</w:t>
       </w:r>
     </w:p>
     <w:p>
@@ -7801,25 +8273,25 @@
         <w:rPr>
           <w:lang w:val="en-US"/>
         </w:rPr>
-        <w:t>“Hypothetical Unit”?</w:t>
-      </w:r>
-    </w:p>
-    <w:p>
-      <w:pPr>
-        <w:pStyle w:val="ListParagraph"/>
-        <w:numPr>
-          <w:ilvl w:val="0"/>
-          <w:numId w:val="2"/>
-        </w:numPr>
-        <w:rPr>
-          <w:lang w:val="en-US"/>
-        </w:rPr>
-      </w:pPr>
-      <w:r>
-        <w:rPr>
-          <w:lang w:val="en-US"/>
-        </w:rPr>
-        <w:t>Đơn vị giả tưởng (của giá trị nào đó)</w:t>
+        <w:t>Numerical Solution?</w:t>
+      </w:r>
+    </w:p>
+    <w:p>
+      <w:pPr>
+        <w:pStyle w:val="ListParagraph"/>
+        <w:numPr>
+          <w:ilvl w:val="0"/>
+          <w:numId w:val="2"/>
+        </w:numPr>
+        <w:rPr>
+          <w:lang w:val="en-US"/>
+        </w:rPr>
+      </w:pPr>
+      <w:r>
+        <w:rPr>
+          <w:lang w:val="en-US"/>
+        </w:rPr>
+        <w:t>Nghiệm ước lượng (= số cụ thể, không phải = Term)</w:t>
       </w:r>
     </w:p>
     <w:p>
@@ -7837,25 +8309,25 @@
         <w:rPr>
           <w:lang w:val="en-US"/>
         </w:rPr>
-        <w:t>Numerical Solution?</w:t>
-      </w:r>
-    </w:p>
-    <w:p>
-      <w:pPr>
-        <w:pStyle w:val="ListParagraph"/>
-        <w:numPr>
-          <w:ilvl w:val="0"/>
-          <w:numId w:val="2"/>
-        </w:numPr>
-        <w:rPr>
-          <w:lang w:val="en-US"/>
-        </w:rPr>
-      </w:pPr>
-      <w:r>
-        <w:rPr>
-          <w:lang w:val="en-US"/>
-        </w:rPr>
-        <w:t>Nghiệm ước lượng (= số cụ thể, không phải = Term)</w:t>
+        <w:t>“Quotient”?</w:t>
+      </w:r>
+    </w:p>
+    <w:p>
+      <w:pPr>
+        <w:pStyle w:val="ListParagraph"/>
+        <w:numPr>
+          <w:ilvl w:val="0"/>
+          <w:numId w:val="2"/>
+        </w:numPr>
+        <w:rPr>
+          <w:lang w:val="en-US"/>
+        </w:rPr>
+      </w:pPr>
+      <w:r>
+        <w:rPr>
+          <w:lang w:val="en-US"/>
+        </w:rPr>
+        <w:t>Thương số (kết quả của phép chia)</w:t>
       </w:r>
     </w:p>
     <w:p>
@@ -7873,25 +8345,25 @@
         <w:rPr>
           <w:lang w:val="en-US"/>
         </w:rPr>
-        <w:t>“Quotient”?</w:t>
-      </w:r>
-    </w:p>
-    <w:p>
-      <w:pPr>
-        <w:pStyle w:val="ListParagraph"/>
-        <w:numPr>
-          <w:ilvl w:val="0"/>
-          <w:numId w:val="2"/>
-        </w:numPr>
-        <w:rPr>
-          <w:lang w:val="en-US"/>
-        </w:rPr>
-      </w:pPr>
-      <w:r>
-        <w:rPr>
-          <w:lang w:val="en-US"/>
-        </w:rPr>
-        <w:t>Thương số (kết quả của phép chia)</w:t>
+        <w:t>“Critical Point”?</w:t>
+      </w:r>
+    </w:p>
+    <w:p>
+      <w:pPr>
+        <w:pStyle w:val="ListParagraph"/>
+        <w:numPr>
+          <w:ilvl w:val="0"/>
+          <w:numId w:val="2"/>
+        </w:numPr>
+        <w:rPr>
+          <w:lang w:val="en-US"/>
+        </w:rPr>
+      </w:pPr>
+      <w:r>
+        <w:rPr>
+          <w:lang w:val="en-US"/>
+        </w:rPr>
+        <w:t>Điểm cực trị</w:t>
       </w:r>
     </w:p>
     <w:p>
@@ -7909,25 +8381,25 @@
         <w:rPr>
           <w:lang w:val="en-US"/>
         </w:rPr>
-        <w:t>“Critical Point”?</w:t>
-      </w:r>
-    </w:p>
-    <w:p>
-      <w:pPr>
-        <w:pStyle w:val="ListParagraph"/>
-        <w:numPr>
-          <w:ilvl w:val="0"/>
-          <w:numId w:val="2"/>
-        </w:numPr>
-        <w:rPr>
-          <w:lang w:val="en-US"/>
-        </w:rPr>
-      </w:pPr>
-      <w:r>
-        <w:rPr>
-          <w:lang w:val="en-US"/>
-        </w:rPr>
-        <w:t>Điểm cực trị</w:t>
+        <w:t>“Concave Up And Down”?</w:t>
+      </w:r>
+    </w:p>
+    <w:p>
+      <w:pPr>
+        <w:pStyle w:val="ListParagraph"/>
+        <w:numPr>
+          <w:ilvl w:val="0"/>
+          <w:numId w:val="2"/>
+        </w:numPr>
+        <w:rPr>
+          <w:lang w:val="en-US"/>
+        </w:rPr>
+      </w:pPr>
+      <w:r>
+        <w:rPr>
+          <w:lang w:val="en-US"/>
+        </w:rPr>
+        <w:t>Ngửa và úp (đồ thị)</w:t>
       </w:r>
     </w:p>
     <w:p>
@@ -7945,25 +8417,25 @@
         <w:rPr>
           <w:lang w:val="en-US"/>
         </w:rPr>
-        <w:t>“Concave Up And Down”?</w:t>
-      </w:r>
-    </w:p>
-    <w:p>
-      <w:pPr>
-        <w:pStyle w:val="ListParagraph"/>
-        <w:numPr>
-          <w:ilvl w:val="0"/>
-          <w:numId w:val="2"/>
-        </w:numPr>
-        <w:rPr>
-          <w:lang w:val="en-US"/>
-        </w:rPr>
-      </w:pPr>
-      <w:r>
-        <w:rPr>
-          <w:lang w:val="en-US"/>
-        </w:rPr>
-        <w:t>Ngửa và úp (đồ thị)</w:t>
+        <w:t>“Quadrant”?</w:t>
+      </w:r>
+    </w:p>
+    <w:p>
+      <w:pPr>
+        <w:pStyle w:val="ListParagraph"/>
+        <w:numPr>
+          <w:ilvl w:val="0"/>
+          <w:numId w:val="2"/>
+        </w:numPr>
+        <w:rPr>
+          <w:lang w:val="en-US"/>
+        </w:rPr>
+      </w:pPr>
+      <w:r>
+        <w:rPr>
+          <w:lang w:val="en-US"/>
+        </w:rPr>
+        <w:t>Góc phần tư</w:t>
       </w:r>
     </w:p>
     <w:p>
@@ -7981,25 +8453,25 @@
         <w:rPr>
           <w:lang w:val="en-US"/>
         </w:rPr>
-        <w:t>“Quadrant”?</w:t>
-      </w:r>
-    </w:p>
-    <w:p>
-      <w:pPr>
-        <w:pStyle w:val="ListParagraph"/>
-        <w:numPr>
-          <w:ilvl w:val="0"/>
-          <w:numId w:val="2"/>
-        </w:numPr>
-        <w:rPr>
-          <w:lang w:val="en-US"/>
-        </w:rPr>
-      </w:pPr>
-      <w:r>
-        <w:rPr>
-          <w:lang w:val="en-US"/>
-        </w:rPr>
-        <w:t>Góc phần tư</w:t>
+        <w:t>“Octant”?</w:t>
+      </w:r>
+    </w:p>
+    <w:p>
+      <w:pPr>
+        <w:pStyle w:val="ListParagraph"/>
+        <w:numPr>
+          <w:ilvl w:val="0"/>
+          <w:numId w:val="2"/>
+        </w:numPr>
+        <w:rPr>
+          <w:lang w:val="en-US"/>
+        </w:rPr>
+      </w:pPr>
+      <w:r>
+        <w:rPr>
+          <w:lang w:val="en-US"/>
+        </w:rPr>
+        <w:t>Góc phần tám</w:t>
       </w:r>
     </w:p>
     <w:p>
@@ -8017,25 +8489,25 @@
         <w:rPr>
           <w:lang w:val="en-US"/>
         </w:rPr>
-        <w:t>“Octant”?</w:t>
-      </w:r>
-    </w:p>
-    <w:p>
-      <w:pPr>
-        <w:pStyle w:val="ListParagraph"/>
-        <w:numPr>
-          <w:ilvl w:val="0"/>
-          <w:numId w:val="2"/>
-        </w:numPr>
-        <w:rPr>
-          <w:lang w:val="en-US"/>
-        </w:rPr>
-      </w:pPr>
-      <w:r>
-        <w:rPr>
-          <w:lang w:val="en-US"/>
-        </w:rPr>
-        <w:t>Góc phần tám</w:t>
+        <w:t>“Objective Function”?</w:t>
+      </w:r>
+    </w:p>
+    <w:p>
+      <w:pPr>
+        <w:pStyle w:val="ListParagraph"/>
+        <w:numPr>
+          <w:ilvl w:val="0"/>
+          <w:numId w:val="2"/>
+        </w:numPr>
+        <w:rPr>
+          <w:lang w:val="en-US"/>
+        </w:rPr>
+      </w:pPr>
+      <w:r>
+        <w:rPr>
+          <w:lang w:val="en-US"/>
+        </w:rPr>
+        <w:t>Hàm mục tiêu (hàm mà bạn muốn tối ưu hóa)</w:t>
       </w:r>
     </w:p>
     <w:p>
@@ -8053,25 +8525,25 @@
         <w:rPr>
           <w:lang w:val="en-US"/>
         </w:rPr>
-        <w:t>“Objective Function”?</w:t>
-      </w:r>
-    </w:p>
-    <w:p>
-      <w:pPr>
-        <w:pStyle w:val="ListParagraph"/>
-        <w:numPr>
-          <w:ilvl w:val="0"/>
-          <w:numId w:val="2"/>
-        </w:numPr>
-        <w:rPr>
-          <w:lang w:val="en-US"/>
-        </w:rPr>
-      </w:pPr>
-      <w:r>
-        <w:rPr>
-          <w:lang w:val="en-US"/>
-        </w:rPr>
-        <w:t>Hàm mục tiêu (hàm mà bạn muốn tối ưu hóa)</w:t>
+        <w:t>“Legend”?</w:t>
+      </w:r>
+    </w:p>
+    <w:p>
+      <w:pPr>
+        <w:pStyle w:val="ListParagraph"/>
+        <w:numPr>
+          <w:ilvl w:val="0"/>
+          <w:numId w:val="2"/>
+        </w:numPr>
+        <w:rPr>
+          <w:lang w:val="en-US"/>
+        </w:rPr>
+      </w:pPr>
+      <w:r>
+        <w:rPr>
+          <w:lang w:val="en-US"/>
+        </w:rPr>
+        <w:t>Chú giải (biểu đồ)</w:t>
       </w:r>
     </w:p>
     <w:p>
@@ -8089,25 +8561,37 @@
         <w:rPr>
           <w:lang w:val="en-US"/>
         </w:rPr>
-        <w:t>“Legend”?</w:t>
-      </w:r>
-    </w:p>
-    <w:p>
-      <w:pPr>
-        <w:pStyle w:val="ListParagraph"/>
-        <w:numPr>
-          <w:ilvl w:val="0"/>
-          <w:numId w:val="2"/>
-        </w:numPr>
-        <w:rPr>
-          <w:lang w:val="en-US"/>
-        </w:rPr>
-      </w:pPr>
-      <w:r>
-        <w:rPr>
-          <w:lang w:val="en-US"/>
-        </w:rPr>
-        <w:t>Chú giải (biểu đồ)</w:t>
+        <w:t>“Pointwise Operation”?</w:t>
+      </w:r>
+    </w:p>
+    <w:p>
+      <w:pPr>
+        <w:pStyle w:val="ListParagraph"/>
+        <w:numPr>
+          <w:ilvl w:val="0"/>
+          <w:numId w:val="2"/>
+        </w:numPr>
+        <w:rPr>
+          <w:lang w:val="en-US"/>
+        </w:rPr>
+      </w:pPr>
+      <w:r>
+        <w:rPr>
+          <w:lang w:val="en-US"/>
+        </w:rPr>
+        <w:t>Toán tử từng điểm (ví dụ</w:t>
+      </w:r>
+      <w:r>
+        <w:rPr>
+          <w:lang w:val="en-US"/>
+        </w:rPr>
+        <w:t xml:space="preserve"> tích Hadamard</w:t>
+      </w:r>
+      <w:r>
+        <w:rPr>
+          <w:lang w:val="en-US"/>
+        </w:rPr>
+        <w:t>)</w:t>
       </w:r>
     </w:p>
     <w:p>
@@ -8125,37 +8609,25 @@
         <w:rPr>
           <w:lang w:val="en-US"/>
         </w:rPr>
-        <w:t>“Pointwise Operation”?</w:t>
-      </w:r>
-    </w:p>
-    <w:p>
-      <w:pPr>
-        <w:pStyle w:val="ListParagraph"/>
-        <w:numPr>
-          <w:ilvl w:val="0"/>
-          <w:numId w:val="2"/>
-        </w:numPr>
-        <w:rPr>
-          <w:lang w:val="en-US"/>
-        </w:rPr>
-      </w:pPr>
-      <w:r>
-        <w:rPr>
-          <w:lang w:val="en-US"/>
-        </w:rPr>
-        <w:t>Toán tử từng điểm (ví dụ</w:t>
-      </w:r>
-      <w:r>
-        <w:rPr>
-          <w:lang w:val="en-US"/>
-        </w:rPr>
-        <w:t xml:space="preserve"> tích Hadamard</w:t>
-      </w:r>
-      <w:r>
-        <w:rPr>
-          <w:lang w:val="en-US"/>
-        </w:rPr>
-        <w:t>)</w:t>
+        <w:t>“Rectangular”?</w:t>
+      </w:r>
+    </w:p>
+    <w:p>
+      <w:pPr>
+        <w:pStyle w:val="ListParagraph"/>
+        <w:numPr>
+          <w:ilvl w:val="0"/>
+          <w:numId w:val="2"/>
+        </w:numPr>
+        <w:rPr>
+          <w:lang w:val="en-US"/>
+        </w:rPr>
+      </w:pPr>
+      <w:r>
+        <w:rPr>
+          <w:lang w:val="en-US"/>
+        </w:rPr>
+        <w:t>Hình hộp chữ nhật</w:t>
       </w:r>
     </w:p>
     <w:p>
@@ -8173,25 +8645,25 @@
         <w:rPr>
           <w:lang w:val="en-US"/>
         </w:rPr>
-        <w:t>“Rectangular”?</w:t>
-      </w:r>
-    </w:p>
-    <w:p>
-      <w:pPr>
-        <w:pStyle w:val="ListParagraph"/>
-        <w:numPr>
-          <w:ilvl w:val="0"/>
-          <w:numId w:val="2"/>
-        </w:numPr>
-        <w:rPr>
-          <w:lang w:val="en-US"/>
-        </w:rPr>
-      </w:pPr>
-      <w:r>
-        <w:rPr>
-          <w:lang w:val="en-US"/>
-        </w:rPr>
-        <w:t>Hình hộp chữ nhật</w:t>
+        <w:t>“Operand”?</w:t>
+      </w:r>
+    </w:p>
+    <w:p>
+      <w:pPr>
+        <w:pStyle w:val="ListParagraph"/>
+        <w:numPr>
+          <w:ilvl w:val="0"/>
+          <w:numId w:val="2"/>
+        </w:numPr>
+        <w:rPr>
+          <w:lang w:val="en-US"/>
+        </w:rPr>
+      </w:pPr>
+      <w:r>
+        <w:rPr>
+          <w:lang w:val="en-US"/>
+        </w:rPr>
+        <w:t>Toán hạng</w:t>
       </w:r>
     </w:p>
     <w:p>
@@ -8209,25 +8681,25 @@
         <w:rPr>
           <w:lang w:val="en-US"/>
         </w:rPr>
-        <w:t>“Operand”?</w:t>
-      </w:r>
-    </w:p>
-    <w:p>
-      <w:pPr>
-        <w:pStyle w:val="ListParagraph"/>
-        <w:numPr>
-          <w:ilvl w:val="0"/>
-          <w:numId w:val="2"/>
-        </w:numPr>
-        <w:rPr>
-          <w:lang w:val="en-US"/>
-        </w:rPr>
-      </w:pPr>
-      <w:r>
-        <w:rPr>
-          <w:lang w:val="en-US"/>
-        </w:rPr>
-        <w:t>Toán hạng</w:t>
+        <w:t>“Induction”?</w:t>
+      </w:r>
+    </w:p>
+    <w:p>
+      <w:pPr>
+        <w:pStyle w:val="ListParagraph"/>
+        <w:numPr>
+          <w:ilvl w:val="0"/>
+          <w:numId w:val="2"/>
+        </w:numPr>
+        <w:rPr>
+          <w:lang w:val="en-US"/>
+        </w:rPr>
+      </w:pPr>
+      <w:r>
+        <w:rPr>
+          <w:lang w:val="en-US"/>
+        </w:rPr>
+        <w:t>Quy nạp</w:t>
       </w:r>
     </w:p>
     <w:p>
@@ -8245,43 +8717,6 @@
         <w:rPr>
           <w:lang w:val="en-US"/>
         </w:rPr>
-        <w:t>“Induction”?</w:t>
-      </w:r>
-    </w:p>
-    <w:p>
-      <w:pPr>
-        <w:pStyle w:val="ListParagraph"/>
-        <w:numPr>
-          <w:ilvl w:val="0"/>
-          <w:numId w:val="2"/>
-        </w:numPr>
-        <w:rPr>
-          <w:lang w:val="en-US"/>
-        </w:rPr>
-      </w:pPr>
-      <w:r>
-        <w:rPr>
-          <w:lang w:val="en-US"/>
-        </w:rPr>
-        <w:t>Quy nạp</w:t>
-      </w:r>
-    </w:p>
-    <w:p>
-      <w:pPr>
-        <w:pStyle w:val="ListParagraph"/>
-        <w:numPr>
-          <w:ilvl w:val="0"/>
-          <w:numId w:val="4"/>
-        </w:numPr>
-        <w:rPr>
-          <w:lang w:val="en-US"/>
-        </w:rPr>
-      </w:pPr>
-      <w:r>
-        <w:rPr>
-          <w:lang w:val="en-US"/>
-        </w:rPr>
-        <w:lastRenderedPageBreak/>
         <w:t>“Resolve”?</w:t>
       </w:r>
     </w:p>
@@ -8622,6 +9057,95 @@
     </w:lvl>
   </w:abstractNum>
   <w:abstractNum w:abstractNumId="2">
+    <w:nsid w:val="0D965440"/>
+    <w:multiLevelType w:val="hybridMultilevel"/>
+    <w:tmpl w:val="D1E03850"/>
+    <w:lvl w:ilvl="0" w:tplc="E28CA014">
+      <w:start w:val="1"/>
+      <w:numFmt w:val="decimal"/>
+      <w:lvlText w:val="%1."/>
+      <w:lvlJc w:val="left"/>
+      <w:pPr>
+        <w:ind w:left="1080" w:hanging="360"/>
+      </w:pPr>
+      <w:rPr>
+        <w:rFonts w:hint="default"/>
+      </w:rPr>
+    </w:lvl>
+    <w:lvl w:ilvl="1" w:tplc="042A0019" w:tentative="1">
+      <w:start w:val="1"/>
+      <w:numFmt w:val="lowerLetter"/>
+      <w:lvlText w:val="%2."/>
+      <w:lvlJc w:val="left"/>
+      <w:pPr>
+        <w:ind w:left="1800" w:hanging="360"/>
+      </w:pPr>
+    </w:lvl>
+    <w:lvl w:ilvl="2" w:tplc="042A001B" w:tentative="1">
+      <w:start w:val="1"/>
+      <w:numFmt w:val="lowerRoman"/>
+      <w:lvlText w:val="%3."/>
+      <w:lvlJc w:val="right"/>
+      <w:pPr>
+        <w:ind w:left="2520" w:hanging="180"/>
+      </w:pPr>
+    </w:lvl>
+    <w:lvl w:ilvl="3" w:tplc="042A000F" w:tentative="1">
+      <w:start w:val="1"/>
+      <w:numFmt w:val="decimal"/>
+      <w:lvlText w:val="%4."/>
+      <w:lvlJc w:val="left"/>
+      <w:pPr>
+        <w:ind w:left="3240" w:hanging="360"/>
+      </w:pPr>
+    </w:lvl>
+    <w:lvl w:ilvl="4" w:tplc="042A0019" w:tentative="1">
+      <w:start w:val="1"/>
+      <w:numFmt w:val="lowerLetter"/>
+      <w:lvlText w:val="%5."/>
+      <w:lvlJc w:val="left"/>
+      <w:pPr>
+        <w:ind w:left="3960" w:hanging="360"/>
+      </w:pPr>
+    </w:lvl>
+    <w:lvl w:ilvl="5" w:tplc="042A001B" w:tentative="1">
+      <w:start w:val="1"/>
+      <w:numFmt w:val="lowerRoman"/>
+      <w:lvlText w:val="%6."/>
+      <w:lvlJc w:val="right"/>
+      <w:pPr>
+        <w:ind w:left="4680" w:hanging="180"/>
+      </w:pPr>
+    </w:lvl>
+    <w:lvl w:ilvl="6" w:tplc="042A000F" w:tentative="1">
+      <w:start w:val="1"/>
+      <w:numFmt w:val="decimal"/>
+      <w:lvlText w:val="%7."/>
+      <w:lvlJc w:val="left"/>
+      <w:pPr>
+        <w:ind w:left="5400" w:hanging="360"/>
+      </w:pPr>
+    </w:lvl>
+    <w:lvl w:ilvl="7" w:tplc="042A0019" w:tentative="1">
+      <w:start w:val="1"/>
+      <w:numFmt w:val="lowerLetter"/>
+      <w:lvlText w:val="%8."/>
+      <w:lvlJc w:val="left"/>
+      <w:pPr>
+        <w:ind w:left="6120" w:hanging="360"/>
+      </w:pPr>
+    </w:lvl>
+    <w:lvl w:ilvl="8" w:tplc="042A001B" w:tentative="1">
+      <w:start w:val="1"/>
+      <w:numFmt w:val="lowerRoman"/>
+      <w:lvlText w:val="%9."/>
+      <w:lvlJc w:val="right"/>
+      <w:pPr>
+        <w:ind w:left="6840" w:hanging="180"/>
+      </w:pPr>
+    </w:lvl>
+  </w:abstractNum>
+  <w:abstractNum w:abstractNumId="3">
     <w:nsid w:val="15ED5CF4"/>
     <w:multiLevelType w:val="hybridMultilevel"/>
     <w:tmpl w:val="BC942FBA"/>
@@ -8710,7 +9234,7 @@
       </w:pPr>
     </w:lvl>
   </w:abstractNum>
-  <w:abstractNum w:abstractNumId="3">
+  <w:abstractNum w:abstractNumId="4">
     <w:nsid w:val="166A1430"/>
     <w:multiLevelType w:val="hybridMultilevel"/>
     <w:tmpl w:val="4058F88C"/>
@@ -8799,7 +9323,7 @@
       </w:pPr>
     </w:lvl>
   </w:abstractNum>
-  <w:abstractNum w:abstractNumId="4">
+  <w:abstractNum w:abstractNumId="5">
     <w:nsid w:val="18342D87"/>
     <w:multiLevelType w:val="hybridMultilevel"/>
     <w:tmpl w:val="0178AE54"/>
@@ -8888,7 +9412,7 @@
       </w:pPr>
     </w:lvl>
   </w:abstractNum>
-  <w:abstractNum w:abstractNumId="5">
+  <w:abstractNum w:abstractNumId="6">
     <w:nsid w:val="1BB53658"/>
     <w:multiLevelType w:val="hybridMultilevel"/>
     <w:tmpl w:val="BB02CAB0"/>
@@ -8977,7 +9501,7 @@
       </w:pPr>
     </w:lvl>
   </w:abstractNum>
-  <w:abstractNum w:abstractNumId="6">
+  <w:abstractNum w:abstractNumId="7">
     <w:nsid w:val="1CF80A16"/>
     <w:multiLevelType w:val="hybridMultilevel"/>
     <w:tmpl w:val="1846A982"/>
@@ -9090,7 +9614,7 @@
       </w:rPr>
     </w:lvl>
   </w:abstractNum>
-  <w:abstractNum w:abstractNumId="7">
+  <w:abstractNum w:abstractNumId="8">
     <w:nsid w:val="1F070C6E"/>
     <w:multiLevelType w:val="hybridMultilevel"/>
     <w:tmpl w:val="C7742260"/>
@@ -9179,7 +9703,7 @@
       </w:pPr>
     </w:lvl>
   </w:abstractNum>
-  <w:abstractNum w:abstractNumId="8">
+  <w:abstractNum w:abstractNumId="9">
     <w:nsid w:val="228345C0"/>
     <w:multiLevelType w:val="hybridMultilevel"/>
     <w:tmpl w:val="D05CCFC4"/>
@@ -9268,7 +9792,7 @@
       </w:pPr>
     </w:lvl>
   </w:abstractNum>
-  <w:abstractNum w:abstractNumId="9">
+  <w:abstractNum w:abstractNumId="10">
     <w:nsid w:val="27CC7CEF"/>
     <w:multiLevelType w:val="hybridMultilevel"/>
     <w:tmpl w:val="CEFC3A36"/>
@@ -9357,7 +9881,7 @@
       </w:pPr>
     </w:lvl>
   </w:abstractNum>
-  <w:abstractNum w:abstractNumId="10">
+  <w:abstractNum w:abstractNumId="11">
     <w:nsid w:val="2BBE6660"/>
     <w:multiLevelType w:val="hybridMultilevel"/>
     <w:tmpl w:val="9676A776"/>
@@ -9446,7 +9970,7 @@
       </w:pPr>
     </w:lvl>
   </w:abstractNum>
-  <w:abstractNum w:abstractNumId="11">
+  <w:abstractNum w:abstractNumId="12">
     <w:nsid w:val="2E0A7B9A"/>
     <w:multiLevelType w:val="hybridMultilevel"/>
     <w:tmpl w:val="55F620F4"/>
@@ -9535,7 +10059,7 @@
       </w:pPr>
     </w:lvl>
   </w:abstractNum>
-  <w:abstractNum w:abstractNumId="12">
+  <w:abstractNum w:abstractNumId="13">
     <w:nsid w:val="2F4645EB"/>
     <w:multiLevelType w:val="hybridMultilevel"/>
     <w:tmpl w:val="D48EFB8E"/>
@@ -9624,7 +10148,7 @@
       </w:pPr>
     </w:lvl>
   </w:abstractNum>
-  <w:abstractNum w:abstractNumId="13">
+  <w:abstractNum w:abstractNumId="14">
     <w:nsid w:val="33A040A6"/>
     <w:multiLevelType w:val="hybridMultilevel"/>
     <w:tmpl w:val="530C4B62"/>
@@ -9713,7 +10237,7 @@
       </w:pPr>
     </w:lvl>
   </w:abstractNum>
-  <w:abstractNum w:abstractNumId="14">
+  <w:abstractNum w:abstractNumId="15">
     <w:nsid w:val="3D0D6057"/>
     <w:multiLevelType w:val="hybridMultilevel"/>
     <w:tmpl w:val="09763178"/>
@@ -9802,7 +10326,7 @@
       </w:pPr>
     </w:lvl>
   </w:abstractNum>
-  <w:abstractNum w:abstractNumId="15">
+  <w:abstractNum w:abstractNumId="16">
     <w:nsid w:val="40D60162"/>
     <w:multiLevelType w:val="hybridMultilevel"/>
     <w:tmpl w:val="4C364B32"/>
@@ -9891,7 +10415,7 @@
       </w:pPr>
     </w:lvl>
   </w:abstractNum>
-  <w:abstractNum w:abstractNumId="16">
+  <w:abstractNum w:abstractNumId="17">
     <w:nsid w:val="44F10C98"/>
     <w:multiLevelType w:val="hybridMultilevel"/>
     <w:tmpl w:val="129A2296"/>
@@ -9980,7 +10504,7 @@
       </w:pPr>
     </w:lvl>
   </w:abstractNum>
-  <w:abstractNum w:abstractNumId="17">
+  <w:abstractNum w:abstractNumId="18">
     <w:nsid w:val="4645092C"/>
     <w:multiLevelType w:val="hybridMultilevel"/>
     <w:tmpl w:val="2EAE2C52"/>
@@ -10069,7 +10593,7 @@
       </w:pPr>
     </w:lvl>
   </w:abstractNum>
-  <w:abstractNum w:abstractNumId="18">
+  <w:abstractNum w:abstractNumId="19">
     <w:nsid w:val="498F30FB"/>
     <w:multiLevelType w:val="hybridMultilevel"/>
     <w:tmpl w:val="A9F24BBA"/>
@@ -10182,7 +10706,7 @@
       </w:rPr>
     </w:lvl>
   </w:abstractNum>
-  <w:abstractNum w:abstractNumId="19">
+  <w:abstractNum w:abstractNumId="20">
     <w:nsid w:val="50AD5632"/>
     <w:multiLevelType w:val="hybridMultilevel"/>
     <w:tmpl w:val="51DCF262"/>
@@ -10271,7 +10795,7 @@
       </w:pPr>
     </w:lvl>
   </w:abstractNum>
-  <w:abstractNum w:abstractNumId="20">
+  <w:abstractNum w:abstractNumId="21">
     <w:nsid w:val="52996CBC"/>
     <w:multiLevelType w:val="hybridMultilevel"/>
     <w:tmpl w:val="670A86DA"/>
@@ -10360,7 +10884,7 @@
       </w:pPr>
     </w:lvl>
   </w:abstractNum>
-  <w:abstractNum w:abstractNumId="21">
+  <w:abstractNum w:abstractNumId="22">
     <w:nsid w:val="56582533"/>
     <w:multiLevelType w:val="hybridMultilevel"/>
     <w:tmpl w:val="D2DE19F2"/>
@@ -10473,7 +10997,7 @@
       </w:rPr>
     </w:lvl>
   </w:abstractNum>
-  <w:abstractNum w:abstractNumId="22">
+  <w:abstractNum w:abstractNumId="23">
     <w:nsid w:val="575D4638"/>
     <w:multiLevelType w:val="hybridMultilevel"/>
     <w:tmpl w:val="0A804172"/>
@@ -10562,7 +11086,7 @@
       </w:pPr>
     </w:lvl>
   </w:abstractNum>
-  <w:abstractNum w:abstractNumId="23">
+  <w:abstractNum w:abstractNumId="24">
     <w:nsid w:val="5A7D3A48"/>
     <w:multiLevelType w:val="hybridMultilevel"/>
     <w:tmpl w:val="37A291C4"/>
@@ -10651,7 +11175,7 @@
       </w:pPr>
     </w:lvl>
   </w:abstractNum>
-  <w:abstractNum w:abstractNumId="24">
+  <w:abstractNum w:abstractNumId="25">
     <w:nsid w:val="62AF2E9F"/>
     <w:multiLevelType w:val="hybridMultilevel"/>
     <w:tmpl w:val="12242B98"/>
@@ -10740,7 +11264,7 @@
       </w:pPr>
     </w:lvl>
   </w:abstractNum>
-  <w:abstractNum w:abstractNumId="25">
+  <w:abstractNum w:abstractNumId="26">
     <w:nsid w:val="64933ABF"/>
     <w:multiLevelType w:val="hybridMultilevel"/>
     <w:tmpl w:val="943C2786"/>
@@ -10829,7 +11353,7 @@
       </w:pPr>
     </w:lvl>
   </w:abstractNum>
-  <w:abstractNum w:abstractNumId="26">
+  <w:abstractNum w:abstractNumId="27">
     <w:nsid w:val="68625569"/>
     <w:multiLevelType w:val="hybridMultilevel"/>
     <w:tmpl w:val="C6E6E8FE"/>
@@ -10918,7 +11442,7 @@
       </w:pPr>
     </w:lvl>
   </w:abstractNum>
-  <w:abstractNum w:abstractNumId="27">
+  <w:abstractNum w:abstractNumId="28">
     <w:nsid w:val="68695F0C"/>
     <w:multiLevelType w:val="hybridMultilevel"/>
     <w:tmpl w:val="E0944F3C"/>
@@ -11007,7 +11531,7 @@
       </w:pPr>
     </w:lvl>
   </w:abstractNum>
-  <w:abstractNum w:abstractNumId="28">
+  <w:abstractNum w:abstractNumId="29">
     <w:nsid w:val="6BE62517"/>
     <w:multiLevelType w:val="hybridMultilevel"/>
     <w:tmpl w:val="0F4AE412"/>
@@ -11120,7 +11644,7 @@
       </w:rPr>
     </w:lvl>
   </w:abstractNum>
-  <w:abstractNum w:abstractNumId="29">
+  <w:abstractNum w:abstractNumId="30">
     <w:nsid w:val="6C62378D"/>
     <w:multiLevelType w:val="hybridMultilevel"/>
     <w:tmpl w:val="6B0C3F86"/>
@@ -11209,7 +11733,96 @@
       </w:pPr>
     </w:lvl>
   </w:abstractNum>
-  <w:abstractNum w:abstractNumId="30">
+  <w:abstractNum w:abstractNumId="31">
+    <w:nsid w:val="6F21039B"/>
+    <w:multiLevelType w:val="hybridMultilevel"/>
+    <w:tmpl w:val="42C4ABB2"/>
+    <w:lvl w:ilvl="0" w:tplc="ECF06056">
+      <w:start w:val="1"/>
+      <w:numFmt w:val="decimal"/>
+      <w:lvlText w:val="%1."/>
+      <w:lvlJc w:val="left"/>
+      <w:pPr>
+        <w:ind w:left="1080" w:hanging="360"/>
+      </w:pPr>
+      <w:rPr>
+        <w:rFonts w:hint="default"/>
+      </w:rPr>
+    </w:lvl>
+    <w:lvl w:ilvl="1" w:tplc="042A0019" w:tentative="1">
+      <w:start w:val="1"/>
+      <w:numFmt w:val="lowerLetter"/>
+      <w:lvlText w:val="%2."/>
+      <w:lvlJc w:val="left"/>
+      <w:pPr>
+        <w:ind w:left="1800" w:hanging="360"/>
+      </w:pPr>
+    </w:lvl>
+    <w:lvl w:ilvl="2" w:tplc="042A001B" w:tentative="1">
+      <w:start w:val="1"/>
+      <w:numFmt w:val="lowerRoman"/>
+      <w:lvlText w:val="%3."/>
+      <w:lvlJc w:val="right"/>
+      <w:pPr>
+        <w:ind w:left="2520" w:hanging="180"/>
+      </w:pPr>
+    </w:lvl>
+    <w:lvl w:ilvl="3" w:tplc="042A000F" w:tentative="1">
+      <w:start w:val="1"/>
+      <w:numFmt w:val="decimal"/>
+      <w:lvlText w:val="%4."/>
+      <w:lvlJc w:val="left"/>
+      <w:pPr>
+        <w:ind w:left="3240" w:hanging="360"/>
+      </w:pPr>
+    </w:lvl>
+    <w:lvl w:ilvl="4" w:tplc="042A0019" w:tentative="1">
+      <w:start w:val="1"/>
+      <w:numFmt w:val="lowerLetter"/>
+      <w:lvlText w:val="%5."/>
+      <w:lvlJc w:val="left"/>
+      <w:pPr>
+        <w:ind w:left="3960" w:hanging="360"/>
+      </w:pPr>
+    </w:lvl>
+    <w:lvl w:ilvl="5" w:tplc="042A001B" w:tentative="1">
+      <w:start w:val="1"/>
+      <w:numFmt w:val="lowerRoman"/>
+      <w:lvlText w:val="%6."/>
+      <w:lvlJc w:val="right"/>
+      <w:pPr>
+        <w:ind w:left="4680" w:hanging="180"/>
+      </w:pPr>
+    </w:lvl>
+    <w:lvl w:ilvl="6" w:tplc="042A000F" w:tentative="1">
+      <w:start w:val="1"/>
+      <w:numFmt w:val="decimal"/>
+      <w:lvlText w:val="%7."/>
+      <w:lvlJc w:val="left"/>
+      <w:pPr>
+        <w:ind w:left="5400" w:hanging="360"/>
+      </w:pPr>
+    </w:lvl>
+    <w:lvl w:ilvl="7" w:tplc="042A0019" w:tentative="1">
+      <w:start w:val="1"/>
+      <w:numFmt w:val="lowerLetter"/>
+      <w:lvlText w:val="%8."/>
+      <w:lvlJc w:val="left"/>
+      <w:pPr>
+        <w:ind w:left="6120" w:hanging="360"/>
+      </w:pPr>
+    </w:lvl>
+    <w:lvl w:ilvl="8" w:tplc="042A001B" w:tentative="1">
+      <w:start w:val="1"/>
+      <w:numFmt w:val="lowerRoman"/>
+      <w:lvlText w:val="%9."/>
+      <w:lvlJc w:val="right"/>
+      <w:pPr>
+        <w:ind w:left="6840" w:hanging="180"/>
+      </w:pPr>
+    </w:lvl>
+  </w:abstractNum>
+  <w:abstractNum w:abstractNumId="32">
     <w:nsid w:val="74FD50E2"/>
     <w:multiLevelType w:val="hybridMultilevel"/>
     <w:tmpl w:val="2F86794C"/>
@@ -11298,7 +11911,7 @@
       </w:pPr>
     </w:lvl>
   </w:abstractNum>
-  <w:abstractNum w:abstractNumId="31">
+  <w:abstractNum w:abstractNumId="33">
     <w:nsid w:val="796C6536"/>
     <w:multiLevelType w:val="hybridMultilevel"/>
     <w:tmpl w:val="B7BAE2D8"/>
@@ -11387,7 +12000,7 @@
       </w:pPr>
     </w:lvl>
   </w:abstractNum>
-  <w:abstractNum w:abstractNumId="32">
+  <w:abstractNum w:abstractNumId="34">
     <w:nsid w:val="7EA00B10"/>
     <w:multiLevelType w:val="hybridMultilevel"/>
     <w:tmpl w:val="EACE9F7A"/>
@@ -11477,103 +12090,109 @@
     </w:lvl>
   </w:abstractNum>
   <w:num w:numId="1">
+    <w:abstractNumId w:val="21"/>
+  </w:num>
+  <w:num w:numId="2">
+    <w:abstractNumId w:val="22"/>
+  </w:num>
+  <w:num w:numId="3">
+    <w:abstractNumId w:val="34"/>
+  </w:num>
+  <w:num w:numId="4">
+    <w:abstractNumId w:val="28"/>
+  </w:num>
+  <w:num w:numId="5">
+    <w:abstractNumId w:val="25"/>
+  </w:num>
+  <w:num w:numId="6">
+    <w:abstractNumId w:val="23"/>
+  </w:num>
+  <w:num w:numId="7">
+    <w:abstractNumId w:val="12"/>
+  </w:num>
+  <w:num w:numId="8">
+    <w:abstractNumId w:val="14"/>
+  </w:num>
+  <w:num w:numId="9">
+    <w:abstractNumId w:val="32"/>
+  </w:num>
+  <w:num w:numId="10">
+    <w:abstractNumId w:val="5"/>
+  </w:num>
+  <w:num w:numId="11">
+    <w:abstractNumId w:val="24"/>
+  </w:num>
+  <w:num w:numId="12">
+    <w:abstractNumId w:val="4"/>
+  </w:num>
+  <w:num w:numId="13">
+    <w:abstractNumId w:val="6"/>
+  </w:num>
+  <w:num w:numId="14">
+    <w:abstractNumId w:val="33"/>
+  </w:num>
+  <w:num w:numId="15">
     <w:abstractNumId w:val="20"/>
   </w:num>
-  <w:num w:numId="2">
-    <w:abstractNumId w:val="21"/>
+  <w:num w:numId="16">
+    <w:abstractNumId w:val="18"/>
   </w:num>
-  <w:num w:numId="3">
-    <w:abstractNumId w:val="32"/>
+  <w:num w:numId="17">
+    <w:abstractNumId w:val="9"/>
   </w:num>
-  <w:num w:numId="4">
-    <w:abstractNumId w:val="27"/>
-  </w:num>
-  <w:num w:numId="5">
-    <w:abstractNumId w:val="24"/>
-  </w:num>
-  <w:num w:numId="6">
-    <w:abstractNumId w:val="22"/>
-  </w:num>
-  <w:num w:numId="7">
-    <w:abstractNumId w:val="11"/>
-  </w:num>
-  <w:num w:numId="8">
-    <w:abstractNumId w:val="13"/>
-  </w:num>
-  <w:num w:numId="9">
+  <w:num w:numId="18">
     <w:abstractNumId w:val="30"/>
   </w:num>
-  <w:num w:numId="10">
-    <w:abstractNumId w:val="4"/>
-  </w:num>
-  <w:num w:numId="11">
-    <w:abstractNumId w:val="23"/>
-  </w:num>
-  <w:num w:numId="12">
-    <w:abstractNumId w:val="3"/>
-  </w:num>
-  <w:num w:numId="13">
-    <w:abstractNumId w:val="5"/>
-  </w:num>
-  <w:num w:numId="14">
-    <w:abstractNumId w:val="31"/>
-  </w:num>
-  <w:num w:numId="15">
-    <w:abstractNumId w:val="19"/>
-  </w:num>
-  <w:num w:numId="16">
-    <w:abstractNumId w:val="17"/>
-  </w:num>
-  <w:num w:numId="17">
-    <w:abstractNumId w:val="8"/>
-  </w:num>
-  <w:num w:numId="18">
-    <w:abstractNumId w:val="29"/>
-  </w:num>
   <w:num w:numId="19">
-    <w:abstractNumId w:val="12"/>
+    <w:abstractNumId w:val="13"/>
   </w:num>
   <w:num w:numId="20">
     <w:abstractNumId w:val="1"/>
   </w:num>
   <w:num w:numId="21">
+    <w:abstractNumId w:val="8"/>
+  </w:num>
+  <w:num w:numId="22">
+    <w:abstractNumId w:val="19"/>
+  </w:num>
+  <w:num w:numId="23">
     <w:abstractNumId w:val="7"/>
   </w:num>
-  <w:num w:numId="22">
-    <w:abstractNumId w:val="18"/>
-  </w:num>
-  <w:num w:numId="23">
-    <w:abstractNumId w:val="6"/>
-  </w:num>
   <w:num w:numId="24">
-    <w:abstractNumId w:val="14"/>
+    <w:abstractNumId w:val="15"/>
   </w:num>
   <w:num w:numId="25">
+    <w:abstractNumId w:val="11"/>
+  </w:num>
+  <w:num w:numId="26">
+    <w:abstractNumId w:val="3"/>
+  </w:num>
+  <w:num w:numId="27">
+    <w:abstractNumId w:val="27"/>
+  </w:num>
+  <w:num w:numId="28">
+    <w:abstractNumId w:val="17"/>
+  </w:num>
+  <w:num w:numId="29">
+    <w:abstractNumId w:val="29"/>
+  </w:num>
+  <w:num w:numId="30">
     <w:abstractNumId w:val="10"/>
   </w:num>
-  <w:num w:numId="26">
-    <w:abstractNumId w:val="2"/>
-  </w:num>
-  <w:num w:numId="27">
-    <w:abstractNumId w:val="26"/>
-  </w:num>
-  <w:num w:numId="28">
+  <w:num w:numId="31">
     <w:abstractNumId w:val="16"/>
   </w:num>
-  <w:num w:numId="29">
-    <w:abstractNumId w:val="28"/>
-  </w:num>
-  <w:num w:numId="30">
-    <w:abstractNumId w:val="9"/>
-  </w:num>
-  <w:num w:numId="31">
-    <w:abstractNumId w:val="15"/>
-  </w:num>
   <w:num w:numId="32">
-    <w:abstractNumId w:val="25"/>
+    <w:abstractNumId w:val="26"/>
   </w:num>
   <w:num w:numId="33">
     <w:abstractNumId w:val="0"/>
+  </w:num>
+  <w:num w:numId="34">
+    <w:abstractNumId w:val="2"/>
+  </w:num>
+  <w:num w:numId="35">
+    <w:abstractNumId w:val="31"/>
   </w:num>
 </w:numbering>
 </file>

--- a/english.docx
+++ b/english.docx
@@ -2157,6 +2157,42 @@
     </w:p>
     <w:p>
       <w:pPr>
+        <w:pStyle w:val="ListParagraph"/>
+        <w:numPr>
+          <w:ilvl w:val="0"/>
+          <w:numId w:val="7"/>
+        </w:numPr>
+        <w:rPr>
+          <w:lang w:val="en-US"/>
+        </w:rPr>
+      </w:pPr>
+      <w:r>
+        <w:rPr>
+          <w:lang w:val="en-US"/>
+        </w:rPr>
+        <w:t>“Possibility”?</w:t>
+      </w:r>
+    </w:p>
+    <w:p>
+      <w:pPr>
+        <w:pStyle w:val="ListParagraph"/>
+        <w:numPr>
+          <w:ilvl w:val="0"/>
+          <w:numId w:val="2"/>
+        </w:numPr>
+        <w:rPr>
+          <w:lang w:val="en-US"/>
+        </w:rPr>
+      </w:pPr>
+      <w:r>
+        <w:rPr>
+          <w:lang w:val="en-US"/>
+        </w:rPr>
+        <w:t>Sự lựa chọn khả thi</w:t>
+      </w:r>
+    </w:p>
+    <w:p>
+      <w:pPr>
         <w:rPr>
           <w:lang w:val="en-US"/>
         </w:rPr>
@@ -2249,6 +2285,42 @@
     </w:p>
     <w:p>
       <w:pPr>
+        <w:pStyle w:val="ListParagraph"/>
+        <w:numPr>
+          <w:ilvl w:val="0"/>
+          <w:numId w:val="30"/>
+        </w:numPr>
+        <w:rPr>
+          <w:lang w:val="en-US"/>
+        </w:rPr>
+      </w:pPr>
+      <w:r>
+        <w:rPr>
+          <w:lang w:val="en-US"/>
+        </w:rPr>
+        <w:t>“Premier”?</w:t>
+      </w:r>
+    </w:p>
+    <w:p>
+      <w:pPr>
+        <w:pStyle w:val="ListParagraph"/>
+        <w:numPr>
+          <w:ilvl w:val="0"/>
+          <w:numId w:val="2"/>
+        </w:numPr>
+        <w:rPr>
+          <w:lang w:val="en-US"/>
+        </w:rPr>
+      </w:pPr>
+      <w:r>
+        <w:rPr>
+          <w:lang w:val="en-US"/>
+        </w:rPr>
+        <w:t>Công chiếu</w:t>
+      </w:r>
+    </w:p>
+    <w:p>
+      <w:pPr>
         <w:rPr>
           <w:lang w:val="en-US"/>
         </w:rPr>
@@ -2300,6 +2372,7 @@
         <w:rPr>
           <w:lang w:val="en-US"/>
         </w:rPr>
+        <w:lastRenderedPageBreak/>
         <w:t>“Implore”?</w:t>
       </w:r>
     </w:p>
@@ -2372,490 +2445,778 @@
         <w:rPr>
           <w:lang w:val="en-US"/>
         </w:rPr>
+        <w:t>“Allegiance”?</w:t>
+      </w:r>
+    </w:p>
+    <w:p>
+      <w:pPr>
+        <w:pStyle w:val="ListParagraph"/>
+        <w:numPr>
+          <w:ilvl w:val="0"/>
+          <w:numId w:val="2"/>
+        </w:numPr>
+        <w:rPr>
+          <w:lang w:val="en-US"/>
+        </w:rPr>
+      </w:pPr>
+      <w:r>
+        <w:rPr>
+          <w:lang w:val="en-US"/>
+        </w:rPr>
+        <w:t>Lòng trung thành (với cấp trên)</w:t>
+      </w:r>
+    </w:p>
+    <w:p>
+      <w:pPr>
+        <w:pStyle w:val="ListParagraph"/>
+        <w:numPr>
+          <w:ilvl w:val="0"/>
+          <w:numId w:val="8"/>
+        </w:numPr>
+        <w:rPr>
+          <w:lang w:val="en-US"/>
+        </w:rPr>
+      </w:pPr>
+      <w:r>
+        <w:rPr>
+          <w:lang w:val="en-US"/>
+        </w:rPr>
+        <w:t>“Consent”?</w:t>
+      </w:r>
+    </w:p>
+    <w:p>
+      <w:pPr>
+        <w:pStyle w:val="ListParagraph"/>
+        <w:numPr>
+          <w:ilvl w:val="0"/>
+          <w:numId w:val="2"/>
+        </w:numPr>
+        <w:rPr>
+          <w:lang w:val="en-US"/>
+        </w:rPr>
+      </w:pPr>
+      <w:r>
+        <w:rPr>
+          <w:lang w:val="en-US"/>
+        </w:rPr>
+        <w:t>Sự đồng ý</w:t>
+      </w:r>
+    </w:p>
+    <w:p>
+      <w:pPr>
+        <w:pStyle w:val="ListParagraph"/>
+        <w:numPr>
+          <w:ilvl w:val="0"/>
+          <w:numId w:val="8"/>
+        </w:numPr>
+        <w:rPr>
+          <w:lang w:val="en-US"/>
+        </w:rPr>
+      </w:pPr>
+      <w:r>
+        <w:rPr>
+          <w:lang w:val="en-US"/>
+        </w:rPr>
+        <w:t>“Ruthless”?</w:t>
+      </w:r>
+    </w:p>
+    <w:p>
+      <w:pPr>
+        <w:pStyle w:val="ListParagraph"/>
+        <w:numPr>
+          <w:ilvl w:val="0"/>
+          <w:numId w:val="2"/>
+        </w:numPr>
+        <w:rPr>
+          <w:lang w:val="en-US"/>
+        </w:rPr>
+      </w:pPr>
+      <w:r>
+        <w:rPr>
+          <w:lang w:val="en-US"/>
+        </w:rPr>
+        <w:t>Tàn nhẫn</w:t>
+      </w:r>
+    </w:p>
+    <w:p>
+      <w:pPr>
+        <w:pStyle w:val="ListParagraph"/>
+        <w:numPr>
+          <w:ilvl w:val="0"/>
+          <w:numId w:val="8"/>
+        </w:numPr>
+        <w:rPr>
+          <w:lang w:val="en-US"/>
+        </w:rPr>
+      </w:pPr>
+      <w:r>
+        <w:rPr>
+          <w:lang w:val="en-US"/>
+        </w:rPr>
+        <w:t>“Woefully”?</w:t>
+      </w:r>
+    </w:p>
+    <w:p>
+      <w:pPr>
+        <w:pStyle w:val="ListParagraph"/>
+        <w:numPr>
+          <w:ilvl w:val="0"/>
+          <w:numId w:val="2"/>
+        </w:numPr>
+        <w:rPr>
+          <w:lang w:val="en-US"/>
+        </w:rPr>
+      </w:pPr>
+      <w:r>
+        <w:rPr>
+          <w:lang w:val="en-US"/>
+        </w:rPr>
+        <w:t>Một cách tệ hại</w:t>
+      </w:r>
+    </w:p>
+    <w:p>
+      <w:pPr>
+        <w:pStyle w:val="ListParagraph"/>
+        <w:numPr>
+          <w:ilvl w:val="0"/>
+          <w:numId w:val="8"/>
+        </w:numPr>
+        <w:rPr>
+          <w:lang w:val="en-US"/>
+        </w:rPr>
+      </w:pPr>
+      <w:r>
+        <w:rPr>
+          <w:lang w:val="en-US"/>
+        </w:rPr>
+        <w:t>“Underprepared”?</w:t>
+      </w:r>
+    </w:p>
+    <w:p>
+      <w:pPr>
+        <w:pStyle w:val="ListParagraph"/>
+        <w:numPr>
+          <w:ilvl w:val="0"/>
+          <w:numId w:val="2"/>
+        </w:numPr>
+        <w:rPr>
+          <w:lang w:val="en-US"/>
+        </w:rPr>
+      </w:pPr>
+      <w:r>
+        <w:rPr>
+          <w:lang w:val="en-US"/>
+        </w:rPr>
+        <w:t>Chưa chuẩn bị trước</w:t>
+      </w:r>
+    </w:p>
+    <w:p>
+      <w:pPr>
+        <w:pStyle w:val="ListParagraph"/>
+        <w:numPr>
+          <w:ilvl w:val="0"/>
+          <w:numId w:val="8"/>
+        </w:numPr>
+        <w:rPr>
+          <w:lang w:val="en-US"/>
+        </w:rPr>
+      </w:pPr>
+      <w:r>
+        <w:rPr>
+          <w:lang w:val="en-US"/>
+        </w:rPr>
+        <w:t>“Compromise”?</w:t>
+      </w:r>
+    </w:p>
+    <w:p>
+      <w:pPr>
+        <w:pStyle w:val="ListParagraph"/>
+        <w:numPr>
+          <w:ilvl w:val="0"/>
+          <w:numId w:val="2"/>
+        </w:numPr>
+        <w:rPr>
+          <w:lang w:val="en-US"/>
+        </w:rPr>
+      </w:pPr>
+      <w:r>
+        <w:rPr>
+          <w:lang w:val="en-US"/>
+        </w:rPr>
+        <w:t>Thỏa hiệp</w:t>
+      </w:r>
+    </w:p>
+    <w:p>
+      <w:pPr>
+        <w:pStyle w:val="ListParagraph"/>
+        <w:numPr>
+          <w:ilvl w:val="0"/>
+          <w:numId w:val="8"/>
+        </w:numPr>
+        <w:rPr>
+          <w:lang w:val="en-US"/>
+        </w:rPr>
+      </w:pPr>
+      <w:r>
+        <w:rPr>
+          <w:lang w:val="en-US"/>
+        </w:rPr>
+        <w:t>“Assure”?</w:t>
+      </w:r>
+    </w:p>
+    <w:p>
+      <w:pPr>
+        <w:pStyle w:val="ListParagraph"/>
+        <w:numPr>
+          <w:ilvl w:val="0"/>
+          <w:numId w:val="2"/>
+        </w:numPr>
+        <w:rPr>
+          <w:lang w:val="en-US"/>
+        </w:rPr>
+      </w:pPr>
+      <w:r>
+        <w:rPr>
+          <w:lang w:val="en-US"/>
+        </w:rPr>
+        <w:t>Khẳng định</w:t>
+      </w:r>
+    </w:p>
+    <w:p>
+      <w:pPr>
+        <w:pStyle w:val="ListParagraph"/>
+        <w:numPr>
+          <w:ilvl w:val="0"/>
+          <w:numId w:val="8"/>
+        </w:numPr>
+        <w:rPr>
+          <w:lang w:val="en-US"/>
+        </w:rPr>
+      </w:pPr>
+      <w:r>
+        <w:rPr>
+          <w:lang w:val="en-US"/>
+        </w:rPr>
+        <w:t>“Abide By”?</w:t>
+      </w:r>
+    </w:p>
+    <w:p>
+      <w:pPr>
+        <w:pStyle w:val="ListParagraph"/>
+        <w:numPr>
+          <w:ilvl w:val="0"/>
+          <w:numId w:val="2"/>
+        </w:numPr>
+        <w:rPr>
+          <w:lang w:val="en-US"/>
+        </w:rPr>
+      </w:pPr>
+      <w:r>
+        <w:rPr>
+          <w:lang w:val="en-US"/>
+        </w:rPr>
+        <w:t>Chịu những quy tắc của (trườ</w:t>
+      </w:r>
+      <w:r>
+        <w:rPr>
+          <w:lang w:val="en-US"/>
+        </w:rPr>
+        <w:t>ng</w:t>
+      </w:r>
+      <w:r>
+        <w:rPr>
+          <w:lang w:val="en-US"/>
+        </w:rPr>
+        <w:t>)</w:t>
+      </w:r>
+    </w:p>
+    <w:p>
+      <w:pPr>
+        <w:pStyle w:val="ListParagraph"/>
+        <w:numPr>
+          <w:ilvl w:val="0"/>
+          <w:numId w:val="8"/>
+        </w:numPr>
+        <w:rPr>
+          <w:lang w:val="en-US"/>
+        </w:rPr>
+      </w:pPr>
+      <w:r>
+        <w:rPr>
+          <w:lang w:val="en-US"/>
+        </w:rPr>
+        <w:t>“Compelling”?</w:t>
+      </w:r>
+    </w:p>
+    <w:p>
+      <w:pPr>
+        <w:pStyle w:val="ListParagraph"/>
+        <w:numPr>
+          <w:ilvl w:val="0"/>
+          <w:numId w:val="2"/>
+        </w:numPr>
+        <w:rPr>
+          <w:lang w:val="en-US"/>
+        </w:rPr>
+      </w:pPr>
+      <w:r>
+        <w:rPr>
+          <w:lang w:val="en-US"/>
+        </w:rPr>
+        <w:t>Cực hấp dẫn</w:t>
+      </w:r>
+    </w:p>
+    <w:p>
+      <w:pPr>
+        <w:pStyle w:val="ListParagraph"/>
+        <w:numPr>
+          <w:ilvl w:val="0"/>
+          <w:numId w:val="8"/>
+        </w:numPr>
+        <w:rPr>
+          <w:lang w:val="en-US"/>
+        </w:rPr>
+      </w:pPr>
+      <w:r>
+        <w:rPr>
+          <w:lang w:val="en-US"/>
+        </w:rPr>
+        <w:t>“Vague”?</w:t>
+      </w:r>
+    </w:p>
+    <w:p>
+      <w:pPr>
+        <w:pStyle w:val="ListParagraph"/>
+        <w:numPr>
+          <w:ilvl w:val="0"/>
+          <w:numId w:val="2"/>
+        </w:numPr>
+        <w:rPr>
+          <w:lang w:val="en-US"/>
+        </w:rPr>
+      </w:pPr>
+      <w:r>
+        <w:rPr>
+          <w:lang w:val="en-US"/>
+        </w:rPr>
+        <w:t>Mơ hồ</w:t>
+      </w:r>
+    </w:p>
+    <w:p>
+      <w:pPr>
+        <w:pStyle w:val="ListParagraph"/>
+        <w:numPr>
+          <w:ilvl w:val="0"/>
+          <w:numId w:val="8"/>
+        </w:numPr>
+        <w:rPr>
+          <w:lang w:val="en-US"/>
+        </w:rPr>
+      </w:pPr>
+      <w:r>
+        <w:rPr>
+          <w:lang w:val="en-US"/>
+        </w:rPr>
+        <w:t>“Confidential”?</w:t>
+      </w:r>
+    </w:p>
+    <w:p>
+      <w:pPr>
+        <w:pStyle w:val="ListParagraph"/>
+        <w:numPr>
+          <w:ilvl w:val="0"/>
+          <w:numId w:val="2"/>
+        </w:numPr>
+        <w:rPr>
+          <w:lang w:val="en-US"/>
+        </w:rPr>
+      </w:pPr>
+      <w:r>
+        <w:rPr>
+          <w:lang w:val="en-US"/>
+        </w:rPr>
+        <w:t>Bí mật (tài khoản)</w:t>
+      </w:r>
+    </w:p>
+    <w:p>
+      <w:pPr>
+        <w:pStyle w:val="ListParagraph"/>
+        <w:numPr>
+          <w:ilvl w:val="0"/>
+          <w:numId w:val="8"/>
+        </w:numPr>
+        <w:rPr>
+          <w:lang w:val="en-US"/>
+        </w:rPr>
+      </w:pPr>
+      <w:r>
+        <w:rPr>
+          <w:lang w:val="en-US"/>
+        </w:rPr>
+        <w:t>“Decent”?</w:t>
+      </w:r>
+    </w:p>
+    <w:p>
+      <w:pPr>
+        <w:pStyle w:val="ListParagraph"/>
+        <w:numPr>
+          <w:ilvl w:val="0"/>
+          <w:numId w:val="2"/>
+        </w:numPr>
+        <w:rPr>
+          <w:lang w:val="en-US"/>
+        </w:rPr>
+      </w:pPr>
+      <w:r>
+        <w:rPr>
+          <w:lang w:val="en-US"/>
+        </w:rPr>
+        <w:t>Lịch sự</w:t>
+      </w:r>
+    </w:p>
+    <w:p>
+      <w:pPr>
+        <w:pStyle w:val="ListParagraph"/>
+        <w:numPr>
+          <w:ilvl w:val="0"/>
+          <w:numId w:val="8"/>
+        </w:numPr>
+        <w:rPr>
+          <w:lang w:val="en-US"/>
+        </w:rPr>
+      </w:pPr>
+      <w:r>
+        <w:rPr>
+          <w:lang w:val="en-US"/>
+        </w:rPr>
+        <w:t>“Uplifting”?</w:t>
+      </w:r>
+    </w:p>
+    <w:p>
+      <w:pPr>
+        <w:pStyle w:val="ListParagraph"/>
+        <w:numPr>
+          <w:ilvl w:val="0"/>
+          <w:numId w:val="2"/>
+        </w:numPr>
+        <w:rPr>
+          <w:lang w:val="en-US"/>
+        </w:rPr>
+      </w:pPr>
+      <w:r>
+        <w:rPr>
+          <w:lang w:val="en-US"/>
+        </w:rPr>
+        <w:t>Truyền cảm hứng (1 câu chuyện)</w:t>
+      </w:r>
+    </w:p>
+    <w:p>
+      <w:pPr>
+        <w:rPr>
+          <w:lang w:val="en-US"/>
+        </w:rPr>
+      </w:pPr>
+    </w:p>
+    <w:p>
+      <w:pPr>
+        <w:rPr>
+          <w:lang w:val="en-US"/>
+        </w:rPr>
+      </w:pPr>
+      <w:r>
+        <w:rPr>
+          <w:lang w:val="en-US"/>
+        </w:rPr>
+        <w:t>Action – Hành Động:</w:t>
+      </w:r>
+    </w:p>
+    <w:p>
+      <w:pPr>
+        <w:pStyle w:val="ListParagraph"/>
+        <w:numPr>
+          <w:ilvl w:val="0"/>
+          <w:numId w:val="11"/>
+        </w:numPr>
+        <w:rPr>
+          <w:lang w:val="en-US"/>
+        </w:rPr>
+      </w:pPr>
+      <w:r>
+        <w:rPr>
+          <w:lang w:val="en-US"/>
+        </w:rPr>
+        <w:t>“Inflict”?</w:t>
+      </w:r>
+    </w:p>
+    <w:p>
+      <w:pPr>
+        <w:pStyle w:val="ListParagraph"/>
+        <w:numPr>
+          <w:ilvl w:val="0"/>
+          <w:numId w:val="2"/>
+        </w:numPr>
+        <w:rPr>
+          <w:lang w:val="en-US"/>
+        </w:rPr>
+      </w:pPr>
+      <w:r>
+        <w:rPr>
+          <w:lang w:val="en-US"/>
+        </w:rPr>
+        <w:t>Gây ra (thiệt hại)</w:t>
+      </w:r>
+    </w:p>
+    <w:p>
+      <w:pPr>
+        <w:pStyle w:val="ListParagraph"/>
+        <w:numPr>
+          <w:ilvl w:val="0"/>
+          <w:numId w:val="11"/>
+        </w:numPr>
+        <w:rPr>
+          <w:lang w:val="en-US"/>
+        </w:rPr>
+      </w:pPr>
+      <w:r>
+        <w:rPr>
+          <w:lang w:val="en-US"/>
+        </w:rPr>
+        <w:t>“Rejuvenate”?</w:t>
+      </w:r>
+    </w:p>
+    <w:p>
+      <w:pPr>
+        <w:pStyle w:val="ListParagraph"/>
+        <w:numPr>
+          <w:ilvl w:val="0"/>
+          <w:numId w:val="2"/>
+        </w:numPr>
+        <w:rPr>
+          <w:lang w:val="en-US"/>
+        </w:rPr>
+      </w:pPr>
+      <w:r>
+        <w:rPr>
+          <w:lang w:val="en-US"/>
+        </w:rPr>
+        <w:t>Làm trẻ lại (1 cái gì đó)</w:t>
+      </w:r>
+    </w:p>
+    <w:p>
+      <w:pPr>
+        <w:pStyle w:val="ListParagraph"/>
+        <w:numPr>
+          <w:ilvl w:val="0"/>
+          <w:numId w:val="11"